--- a/assets/IsAnaliziForm-template.docx
+++ b/assets/IsAnaliziForm-template.docx
@@ -12004,9 +12004,7 @@
                 <w:lang w:val="tr-TR"/>
               </w:rPr>
             </w:pPr>
-            <w:r>
-              <w:t xml:space="preserve"> {{yuzde_masa}}</w:t>
-            </w:r>
+            <w:r/>
           </w:p>
           <w:p>
             <w:pPr>
@@ -12029,6 +12027,9 @@
               </w:rPr>
               <w:t xml:space="preserve">Ofis Ortamında  Masa Başında            % </w:t>
             </w:r>
+            <w:r>
+              <w:t xml:space="preserve"> {{yuzde_masa}}</w:t>
+            </w:r>
           </w:p>
         </w:tc>
       </w:tr>
@@ -12052,9 +12053,7 @@
                 <w:lang w:val="tr-TR"/>
               </w:rPr>
             </w:pPr>
-            <w:r>
-              <w:t xml:space="preserve"> {{yuzde_bolumler}}</w:t>
-            </w:r>
+            <w:r/>
           </w:p>
           <w:p>
             <w:pPr>
@@ -12077,6 +12076,9 @@
               </w:rPr>
               <w:t xml:space="preserve">Ofis Ortamında Bölümler Arasında     % </w:t>
             </w:r>
+            <w:r>
+              <w:t xml:space="preserve"> {{yuzde_bolumler}}</w:t>
+            </w:r>
           </w:p>
         </w:tc>
       </w:tr>
@@ -12100,9 +12102,7 @@
                 <w:lang w:val="tr-TR"/>
               </w:rPr>
             </w:pPr>
-            <w:r>
-              <w:t xml:space="preserve"> {{yuzde_mobil}}</w:t>
-            </w:r>
+            <w:r/>
           </w:p>
           <w:p>
             <w:pPr>
@@ -12124,6 +12124,9 @@
                 <w:lang w:val="tr-TR"/>
               </w:rPr>
               <w:t xml:space="preserve">Ofis Ortamı Dışında Mobil                  % </w:t>
+            </w:r>
+            <w:r>
+              <w:t xml:space="preserve"> {{yuzde_mobil}}</w:t>
             </w:r>
           </w:p>
         </w:tc>

--- a/assets/IsAnaliziForm-template.docx
+++ b/assets/IsAnaliziForm-template.docx
@@ -2188,7 +2188,8 @@
         <w:t>:</w:t>
       </w:r>
       <w:r>
-        <w:t xml:space="preserve"> {{ayni_unvan_sayisi}}</w:t>
+        <w:br/>
+        <w:t xml:space="preserve">{{ayni_unvan_sayisi}}</w:t>
       </w:r>
     </w:p>
     <w:p>
@@ -2225,7 +2226,8 @@
         <w:t>:</w:t>
       </w:r>
       <w:r>
-        <w:t xml:space="preserve"> {{fazla_mesai}}</w:t>
+        <w:br/>
+        <w:t xml:space="preserve">{{fazla_mesai}}</w:t>
       </w:r>
     </w:p>
     <w:p>
@@ -2262,7 +2264,8 @@
         <w:t>:</w:t>
       </w:r>
       <w:r>
-        <w:t xml:space="preserve"> {{nobet}}</w:t>
+        <w:br/>
+        <w:t xml:space="preserve">{{nobet}}</w:t>
       </w:r>
     </w:p>
     <w:p>
@@ -2299,7 +2302,8 @@
         <w:t>nvanları :</w:t>
       </w:r>
       <w:r>
-        <w:t xml:space="preserve"> {{vekalet_eden}}</w:t>
+        <w:br/>
+        <w:t xml:space="preserve">{{vekalet_eden}}</w:t>
       </w:r>
     </w:p>
     <w:p>
@@ -2341,7 +2345,8 @@
         <w:t>nvanları :</w:t>
       </w:r>
       <w:r>
-        <w:t xml:space="preserve"> {{vekalet_edilen}}</w:t>
+        <w:br/>
+        <w:t xml:space="preserve">{{vekalet_edilen}}</w:t>
       </w:r>
     </w:p>
     <w:p>
@@ -2528,7 +2533,8 @@
         <w:t>Aşağıdaki boş alana bir iki cümle ile özet olarak görevinizin genel amacını açıklayınız.</w:t>
       </w:r>
       <w:r>
-        <w:t xml:space="preserve"> {{rol_amaci}}</w:t>
+        <w:br/>
+        <w:t xml:space="preserve">{{rol_amaci}}</w:t>
       </w:r>
     </w:p>
     <w:p>
@@ -5210,7 +5216,8 @@
         <w:t>Bu faaliyetleri yapmak için hangi girdiler gerekmektedir? Bunları hangi birim/bölüm sağlamaktadır?</w:t>
       </w:r>
       <w:r>
-        <w:t xml:space="preserve"> {{girdiler_birimler}}</w:t>
+        <w:br/>
+        <w:t xml:space="preserve">{{girdiler_birimler}}</w:t>
       </w:r>
     </w:p>
     <w:p>
@@ -5349,7 +5356,8 @@
         <w:t>Bu faaliyetler sonunda hangi çıktılar üretilmektedir ve bunlar nereye gider?</w:t>
       </w:r>
       <w:r>
-        <w:t xml:space="preserve"> {{ciktilar}}</w:t>
+        <w:br/>
+        <w:t xml:space="preserve">{{ciktilar}}</w:t>
       </w:r>
     </w:p>
     <w:p>
@@ -5446,7 +5454,8 @@
         <w:t>Faaliyetleri gerçekleştirirken hangi sistemler kullanılmaktadır?</w:t>
       </w:r>
       <w:r>
-        <w:t xml:space="preserve"> {{sistemler}}</w:t>
+        <w:br/>
+        <w:t xml:space="preserve">{{sistemler}}</w:t>
       </w:r>
     </w:p>
     <w:p>
@@ -5569,7 +5578,8 @@
         <w:t>) nelerdir?</w:t>
       </w:r>
       <w:r>
-        <w:t xml:space="preserve"> {{kullanilan_girdiler}}</w:t>
+        <w:br/>
+        <w:t xml:space="preserve">{{kullanilan_girdiler}}</w:t>
       </w:r>
     </w:p>
     <w:p>
@@ -5690,7 +5700,8 @@
         <w:t xml:space="preserve">Faaliyet sonuçlarınızı (çıktılarınızı) hedefe ulaşma açısından performansınızı ölçüyor musunuz? </w:t>
       </w:r>
       <w:r>
-        <w:t xml:space="preserve"> {{performans_olcum}}</w:t>
+        <w:br/>
+        <w:t xml:space="preserve">{{performans_olcum}}</w:t>
       </w:r>
     </w:p>
     <w:p>
@@ -5752,7 +5763,8 @@
         <w:t xml:space="preserve">Faaliyetlerinizin mevcut performansı nedir? </w:t>
       </w:r>
       <w:r>
-        <w:t xml:space="preserve"> {{mevcut_performans}}</w:t>
+        <w:br/>
+        <w:t xml:space="preserve">{{mevcut_performans}}</w:t>
       </w:r>
     </w:p>
     <w:p>
@@ -5876,7 +5888,8 @@
         <w:t xml:space="preserve">) ölçüyorsunuz.  </w:t>
       </w:r>
       <w:r>
-        <w:t xml:space="preserve"> {{performans_gostergeleri}}</w:t>
+        <w:br/>
+        <w:t xml:space="preserve">{{performans_gostergeleri}}</w:t>
       </w:r>
     </w:p>
     <w:p>
@@ -6038,7 +6051,8 @@
         <w:t xml:space="preserve">İşle ilgili hazırlanan, kontrol edilen veya onaylanan form, doküman ve raporlar nelerdir? </w:t>
       </w:r>
       <w:r>
-        <w:t xml:space="preserve"> {{hazirlanan_dokumanlar}}</w:t>
+        <w:br/>
+        <w:t xml:space="preserve">{{hazirlanan_dokumanlar}}</w:t>
       </w:r>
     </w:p>
     <w:p>
@@ -10926,7 +10940,8 @@
         <w:tab/>
       </w:r>
       <w:r>
-        <w:t xml:space="preserve"> {{y_diger_aciklama}}</w:t>
+        <w:br/>
+        <w:t xml:space="preserve">{{y_diger_aciklama}}</w:t>
       </w:r>
     </w:p>
     <w:p>
@@ -12281,7 +12296,8 @@
         <w:t>önerileriniz nelerdir?</w:t>
       </w:r>
       <w:r>
-        <w:t xml:space="preserve"> {{oturma_duzeni}}</w:t>
+        <w:br/>
+        <w:t xml:space="preserve">{{oturma_duzeni}}</w:t>
       </w:r>
     </w:p>
     <w:p>
@@ -12502,7 +12518,8 @@
         <w:t>düşürme, mobbing vs)</w:t>
       </w:r>
       <w:r>
-        <w:t xml:space="preserve"> {{sosyal_sorunlar}}</w:t>
+        <w:br/>
+        <w:t xml:space="preserve">{{sosyal_sorunlar}}</w:t>
       </w:r>
     </w:p>
     <w:p>
@@ -17655,7 +17672,8 @@
         <w:t>Biriminizde yürütülen faaliyetlerin ve hizmetlerin daha etkili, verimli, kaliteli ve daha az maliyetle gerçekleştirilmesi için önerileriniz nelerdir?</w:t>
       </w:r>
       <w:r>
-        <w:t xml:space="preserve"> {{birim_oneriler}}</w:t>
+        <w:br/>
+        <w:t xml:space="preserve">{{birim_oneriler}}</w:t>
       </w:r>
     </w:p>
     <w:p>
@@ -17741,7 +17759,8 @@
         <w:t>Göreviniz/İşiniz gereği seyahat ediyorsanız, bunun amacı ve sıklığı nedir?</w:t>
       </w:r>
       <w:r>
-        <w:t xml:space="preserve"> {{seyahat}}</w:t>
+        <w:br/>
+        <w:t xml:space="preserve">{{seyahat}}</w:t>
       </w:r>
     </w:p>
     <w:p>
@@ -17818,7 +17837,8 @@
         <w:t>ir?</w:t>
       </w:r>
       <w:r>
-        <w:t xml:space="preserve"> {{aciklama_yararli}}</w:t>
+        <w:br/>
+        <w:t xml:space="preserve">{{aciklama_yararli}}</w:t>
       </w:r>
     </w:p>
     <w:p>
@@ -19056,7 +19076,8 @@
         <w:t>işler var mıdır? Varsa işlerin, yapılmama nedenlerini ve hangi kadro unvanı tarafından yapılması gerektiğini belirtiniz?</w:t>
       </w:r>
       <w:r>
-        <w:t xml:space="preserve"> {{yapilamayan_isler}}</w:t>
+        <w:br/>
+        <w:t xml:space="preserve">{{yapilamayan_isler}}</w:t>
       </w:r>
     </w:p>
     <w:p>
@@ -20895,7 +20916,8 @@
         <w:t>Çok memnunum</w:t>
       </w:r>
       <w:r>
-        <w:t xml:space="preserve">  (İşaretlenen: {{memnuniyet}})</w:t>
+        <w:br/>
+        <w:t xml:space="preserve">(İşaretlenen: {{memnuniyet}})</w:t>
       </w:r>
     </w:p>
     <w:p>
@@ -21002,7 +21024,8 @@
         <w:t>Sizce bu işte kaç kişi çalışmalıdır? Gerekçesini (nedeni) yazınız?</w:t>
       </w:r>
       <w:r>
-        <w:t xml:space="preserve"> {{kac_kisi}}</w:t>
+        <w:br/>
+        <w:t xml:space="preserve">{{kac_kisi}}</w:t>
       </w:r>
     </w:p>
     <w:p>
@@ -21073,7 +21096,8 @@
         <w:t>Faaliyetlerin yapılmasında personel sıkıntısı çekiyor musunuz?  Hangi faaliyetlerde ve kadro unvanlarında sıkıntı çekiyorsunuz. Yeni personel alımına dair öneriniz varsa lütfen yazınız.</w:t>
       </w:r>
       <w:r>
-        <w:t xml:space="preserve"> {{personel_sikintisi}}</w:t>
+        <w:br/>
+        <w:t xml:space="preserve">{{personel_sikintisi}}</w:t>
       </w:r>
     </w:p>
     <w:p>
@@ -21145,7 +21169,8 @@
         <w:t xml:space="preserve">Eleman sayınız yeterli mi? Yeterli olduğu halde az iş çıktığına inanıyorsanız, sebebini yazınız. </w:t>
       </w:r>
       <w:r>
-        <w:t xml:space="preserve"> {{eleman_yeterli_mi}}</w:t>
+        <w:br/>
+        <w:t xml:space="preserve">{{eleman_yeterli_mi}}</w:t>
       </w:r>
     </w:p>
     <w:p>
@@ -21216,7 +21241,8 @@
         <w:t>Kurumunuzdaki faaliyetlerin daha etkili, verimli, kaliteli, daha az maliyetle gerçekleştirilmesi için önerileriniz var mı? Varsa belirtiniz.</w:t>
       </w:r>
       <w:r>
-        <w:t xml:space="preserve"> {{verimlilik_onerileri}}</w:t>
+        <w:br/>
+        <w:t xml:space="preserve">{{verimlilik_onerileri}}</w:t>
       </w:r>
     </w:p>
     <w:p>
@@ -21288,7 +21314,8 @@
         <w:t>Faaliyetlerinizin ya da çalışanlarınızın performansını artırmak için önerileriniz nelerdir?</w:t>
       </w:r>
       <w:r>
-        <w:t xml:space="preserve"> {{performans_artirma}}</w:t>
+        <w:br/>
+        <w:t xml:space="preserve">{{performans_artirma}}</w:t>
       </w:r>
     </w:p>
     <w:p>
@@ -21333,7 +21360,8 @@
         <w:t>Faaliyetlerinizin iyileştirilmesini zorlaştıran engeller var mıdır? Varsa zorlaştıran engelleri belirtiniz.</w:t>
       </w:r>
       <w:r>
-        <w:t xml:space="preserve"> {{iyilestirme_engelleri}}</w:t>
+        <w:br/>
+        <w:t xml:space="preserve">{{iyilestirme_engelleri}}</w:t>
       </w:r>
     </w:p>
     <w:p>
@@ -21423,7 +21451,8 @@
         <w:t>Faaliyetlerinizin daha etkili ve verimli olması için birim organizasyon şemanızda değişikliğe ihtiyaç var mıdır? Varsa değişiklik önerilerinizi belirtiniz.</w:t>
       </w:r>
       <w:r>
-        <w:t xml:space="preserve"> {{org_degisikligi}}</w:t>
+        <w:br/>
+        <w:t xml:space="preserve">{{org_degisikligi}}</w:t>
       </w:r>
     </w:p>
     <w:p>
@@ -26453,7 +26482,8 @@
         <w:tab/>
       </w:r>
       <w:r>
-        <w:t xml:space="preserve"> {{dogrudan_sayi}}</w:t>
+        <w:br/>
+        <w:t xml:space="preserve">{{dogrudan_sayi}}</w:t>
       </w:r>
     </w:p>
     <w:p>
@@ -26496,7 +26526,8 @@
         <w:tab/>
       </w:r>
       <w:r>
-        <w:t xml:space="preserve"> {{dolayli_sayi}}</w:t>
+        <w:br/>
+        <w:t xml:space="preserve">{{dolayli_sayi}}</w:t>
       </w:r>
     </w:p>
     <w:p>

--- a/assets/IsAnaliziForm-template.docx
+++ b/assets/IsAnaliziForm-template.docx
@@ -2965,7 +2965,7 @@
           </w:tcPr>
           <w:p>
             <w:r>
-              <w:t xml:space="preserve">{{g01_gorev}}</w:t>
+              <w:t xml:space="preserve">{{#gorevler}}{{gorev}}</w:t>
             </w:r>
           </w:p>
         </w:tc>
@@ -2976,7 +2976,7 @@
           </w:tcPr>
           <w:p>
             <w:r>
-              <w:t xml:space="preserve">{{g01_yuzde}}</w:t>
+              <w:t xml:space="preserve">{{yuzde}}</w:t>
             </w:r>
           </w:p>
         </w:tc>
@@ -2986,7 +2986,7 @@
           </w:tcPr>
           <w:p>
             <w:r>
-              <w:t xml:space="preserve">{{g01_sa}}</w:t>
+              <w:t xml:space="preserve">{{sa}}</w:t>
             </w:r>
           </w:p>
         </w:tc>
@@ -2996,7 +2996,7 @@
           </w:tcPr>
           <w:p>
             <w:r>
-              <w:t xml:space="preserve">{{g01_gunluk}}</w:t>
+              <w:t xml:space="preserve">{{gunluk}}</w:t>
             </w:r>
           </w:p>
         </w:tc>
@@ -3006,7 +3006,7 @@
           </w:tcPr>
           <w:p>
             <w:r>
-              <w:t xml:space="preserve">{{g01_belirli}}</w:t>
+              <w:t xml:space="preserve">{{belirli}}</w:t>
             </w:r>
           </w:p>
         </w:tc>
@@ -3016,7 +3016,7 @@
           </w:tcPr>
           <w:p>
             <w:r>
-              <w:t xml:space="preserve">{{g01_duzensiz}}</w:t>
+              <w:t xml:space="preserve">{{duzensiz}}</w:t>
             </w:r>
           </w:p>
         </w:tc>
@@ -3026,1473 +3026,7 @@
           </w:tcPr>
           <w:p>
             <w:r>
-              <w:t xml:space="preserve">{{g01_adet}}</w:t>
-            </w:r>
-          </w:p>
-        </w:tc>
-      </w:tr>
-      <w:tr>
-        <w:trPr>
-          <w:trHeight w:val="1060"/>
-        </w:trPr>
-        <w:tc>
-          <w:tcPr>
-            <w:tcW w:w="5735" w:type="dxa"/>
-            <w:vAlign w:val="center"/>
-          </w:tcPr>
-          <w:p>
-            <w:r>
-              <w:t xml:space="preserve">{{g02_gorev}}</w:t>
-            </w:r>
-          </w:p>
-        </w:tc>
-        <w:tc>
-          <w:tcPr>
-            <w:tcW w:w="1525" w:type="dxa"/>
-            <w:vAlign w:val="center"/>
-          </w:tcPr>
-          <w:p>
-            <w:r>
-              <w:t xml:space="preserve">{{g02_yuzde}}</w:t>
-            </w:r>
-          </w:p>
-        </w:tc>
-        <w:tc>
-          <w:tcPr>
-            <w:tcW w:w="1188" w:type="dxa"/>
-          </w:tcPr>
-          <w:p>
-            <w:r>
-              <w:t xml:space="preserve">{{g02_sa}}</w:t>
-            </w:r>
-          </w:p>
-        </w:tc>
-        <w:tc>
-          <w:tcPr>
-            <w:tcW w:w="642" w:type="dxa"/>
-          </w:tcPr>
-          <w:p>
-            <w:r>
-              <w:t xml:space="preserve">{{g02_gunluk}}</w:t>
-            </w:r>
-          </w:p>
-        </w:tc>
-        <w:tc>
-          <w:tcPr>
-            <w:tcW w:w="642" w:type="dxa"/>
-          </w:tcPr>
-          <w:p>
-            <w:r>
-              <w:t xml:space="preserve">{{g02_belirli}}</w:t>
-            </w:r>
-          </w:p>
-        </w:tc>
-        <w:tc>
-          <w:tcPr>
-            <w:tcW w:w="642" w:type="dxa"/>
-          </w:tcPr>
-          <w:p>
-            <w:r>
-              <w:t xml:space="preserve">{{g02_duzensiz}}</w:t>
-            </w:r>
-          </w:p>
-        </w:tc>
-        <w:tc>
-          <w:tcPr>
-            <w:tcW w:w="642" w:type="dxa"/>
-          </w:tcPr>
-          <w:p>
-            <w:r>
-              <w:t xml:space="preserve">{{g02_adet}}</w:t>
-            </w:r>
-          </w:p>
-        </w:tc>
-      </w:tr>
-      <w:tr>
-        <w:trPr>
-          <w:trHeight w:val="1060"/>
-        </w:trPr>
-        <w:tc>
-          <w:tcPr>
-            <w:tcW w:w="5735" w:type="dxa"/>
-            <w:vAlign w:val="center"/>
-          </w:tcPr>
-          <w:p>
-            <w:r>
-              <w:t xml:space="preserve">{{g03_gorev}}</w:t>
-            </w:r>
-          </w:p>
-        </w:tc>
-        <w:tc>
-          <w:tcPr>
-            <w:tcW w:w="1525" w:type="dxa"/>
-            <w:vAlign w:val="center"/>
-          </w:tcPr>
-          <w:p>
-            <w:r>
-              <w:t xml:space="preserve">{{g03_yuzde}}</w:t>
-            </w:r>
-          </w:p>
-        </w:tc>
-        <w:tc>
-          <w:tcPr>
-            <w:tcW w:w="1188" w:type="dxa"/>
-          </w:tcPr>
-          <w:p>
-            <w:r>
-              <w:t xml:space="preserve">{{g03_sa}}</w:t>
-            </w:r>
-          </w:p>
-        </w:tc>
-        <w:tc>
-          <w:tcPr>
-            <w:tcW w:w="642" w:type="dxa"/>
-          </w:tcPr>
-          <w:p>
-            <w:r>
-              <w:t xml:space="preserve">{{g03_gunluk}}</w:t>
-            </w:r>
-          </w:p>
-        </w:tc>
-        <w:tc>
-          <w:tcPr>
-            <w:tcW w:w="642" w:type="dxa"/>
-          </w:tcPr>
-          <w:p>
-            <w:r>
-              <w:t xml:space="preserve">{{g03_belirli}}</w:t>
-            </w:r>
-          </w:p>
-        </w:tc>
-        <w:tc>
-          <w:tcPr>
-            <w:tcW w:w="642" w:type="dxa"/>
-          </w:tcPr>
-          <w:p>
-            <w:r>
-              <w:t xml:space="preserve">{{g03_duzensiz}}</w:t>
-            </w:r>
-          </w:p>
-        </w:tc>
-        <w:tc>
-          <w:tcPr>
-            <w:tcW w:w="642" w:type="dxa"/>
-          </w:tcPr>
-          <w:p>
-            <w:r>
-              <w:t xml:space="preserve">{{g03_adet}}</w:t>
-            </w:r>
-          </w:p>
-        </w:tc>
-      </w:tr>
-      <w:tr>
-        <w:trPr>
-          <w:trHeight w:val="1060"/>
-        </w:trPr>
-        <w:tc>
-          <w:tcPr>
-            <w:tcW w:w="5735" w:type="dxa"/>
-            <w:vAlign w:val="center"/>
-          </w:tcPr>
-          <w:p>
-            <w:r>
-              <w:t xml:space="preserve">{{g04_gorev}}</w:t>
-            </w:r>
-          </w:p>
-        </w:tc>
-        <w:tc>
-          <w:tcPr>
-            <w:tcW w:w="1525" w:type="dxa"/>
-            <w:vAlign w:val="center"/>
-          </w:tcPr>
-          <w:p>
-            <w:r>
-              <w:t xml:space="preserve">{{g04_yuzde}}</w:t>
-            </w:r>
-          </w:p>
-        </w:tc>
-        <w:tc>
-          <w:tcPr>
-            <w:tcW w:w="1188" w:type="dxa"/>
-          </w:tcPr>
-          <w:p>
-            <w:r>
-              <w:t xml:space="preserve">{{g04_sa}}</w:t>
-            </w:r>
-          </w:p>
-        </w:tc>
-        <w:tc>
-          <w:tcPr>
-            <w:tcW w:w="642" w:type="dxa"/>
-          </w:tcPr>
-          <w:p>
-            <w:r>
-              <w:t xml:space="preserve">{{g04_gunluk}}</w:t>
-            </w:r>
-          </w:p>
-        </w:tc>
-        <w:tc>
-          <w:tcPr>
-            <w:tcW w:w="642" w:type="dxa"/>
-          </w:tcPr>
-          <w:p>
-            <w:r>
-              <w:t xml:space="preserve">{{g04_belirli}}</w:t>
-            </w:r>
-          </w:p>
-        </w:tc>
-        <w:tc>
-          <w:tcPr>
-            <w:tcW w:w="642" w:type="dxa"/>
-          </w:tcPr>
-          <w:p>
-            <w:r>
-              <w:t xml:space="preserve">{{g04_duzensiz}}</w:t>
-            </w:r>
-          </w:p>
-        </w:tc>
-        <w:tc>
-          <w:tcPr>
-            <w:tcW w:w="642" w:type="dxa"/>
-          </w:tcPr>
-          <w:p>
-            <w:r>
-              <w:t xml:space="preserve">{{g04_adet}}</w:t>
-            </w:r>
-          </w:p>
-        </w:tc>
-      </w:tr>
-      <w:tr>
-        <w:trPr>
-          <w:trHeight w:val="1060"/>
-        </w:trPr>
-        <w:tc>
-          <w:tcPr>
-            <w:tcW w:w="5735" w:type="dxa"/>
-            <w:vAlign w:val="center"/>
-          </w:tcPr>
-          <w:p>
-            <w:r>
-              <w:t xml:space="preserve">{{g05_gorev}}</w:t>
-            </w:r>
-          </w:p>
-        </w:tc>
-        <w:tc>
-          <w:tcPr>
-            <w:tcW w:w="1525" w:type="dxa"/>
-            <w:vAlign w:val="center"/>
-          </w:tcPr>
-          <w:p>
-            <w:r>
-              <w:t xml:space="preserve">{{g05_yuzde}}</w:t>
-            </w:r>
-          </w:p>
-        </w:tc>
-        <w:tc>
-          <w:tcPr>
-            <w:tcW w:w="1188" w:type="dxa"/>
-          </w:tcPr>
-          <w:p>
-            <w:r>
-              <w:t xml:space="preserve">{{g05_sa}}</w:t>
-            </w:r>
-          </w:p>
-        </w:tc>
-        <w:tc>
-          <w:tcPr>
-            <w:tcW w:w="642" w:type="dxa"/>
-          </w:tcPr>
-          <w:p>
-            <w:r>
-              <w:t xml:space="preserve">{{g05_gunluk}}</w:t>
-            </w:r>
-          </w:p>
-        </w:tc>
-        <w:tc>
-          <w:tcPr>
-            <w:tcW w:w="642" w:type="dxa"/>
-          </w:tcPr>
-          <w:p>
-            <w:r>
-              <w:t xml:space="preserve">{{g05_belirli}}</w:t>
-            </w:r>
-          </w:p>
-        </w:tc>
-        <w:tc>
-          <w:tcPr>
-            <w:tcW w:w="642" w:type="dxa"/>
-          </w:tcPr>
-          <w:p>
-            <w:r>
-              <w:t xml:space="preserve">{{g05_duzensiz}}</w:t>
-            </w:r>
-          </w:p>
-        </w:tc>
-        <w:tc>
-          <w:tcPr>
-            <w:tcW w:w="642" w:type="dxa"/>
-          </w:tcPr>
-          <w:p>
-            <w:r>
-              <w:t xml:space="preserve">{{g05_adet}}</w:t>
-            </w:r>
-          </w:p>
-        </w:tc>
-      </w:tr>
-      <w:tr>
-        <w:trPr>
-          <w:trHeight w:val="1060"/>
-        </w:trPr>
-        <w:tc>
-          <w:tcPr>
-            <w:tcW w:w="5735" w:type="dxa"/>
-            <w:vAlign w:val="center"/>
-          </w:tcPr>
-          <w:p>
-            <w:r>
-              <w:t xml:space="preserve">{{g06_gorev}}</w:t>
-            </w:r>
-          </w:p>
-        </w:tc>
-        <w:tc>
-          <w:tcPr>
-            <w:tcW w:w="1525" w:type="dxa"/>
-            <w:vAlign w:val="center"/>
-          </w:tcPr>
-          <w:p>
-            <w:r>
-              <w:t xml:space="preserve">{{g06_yuzde}}</w:t>
-            </w:r>
-          </w:p>
-        </w:tc>
-        <w:tc>
-          <w:tcPr>
-            <w:tcW w:w="1188" w:type="dxa"/>
-          </w:tcPr>
-          <w:p>
-            <w:r>
-              <w:t xml:space="preserve">{{g06_sa}}</w:t>
-            </w:r>
-          </w:p>
-        </w:tc>
-        <w:tc>
-          <w:tcPr>
-            <w:tcW w:w="642" w:type="dxa"/>
-          </w:tcPr>
-          <w:p>
-            <w:r>
-              <w:t xml:space="preserve">{{g06_gunluk}}</w:t>
-            </w:r>
-          </w:p>
-        </w:tc>
-        <w:tc>
-          <w:tcPr>
-            <w:tcW w:w="642" w:type="dxa"/>
-          </w:tcPr>
-          <w:p>
-            <w:r>
-              <w:t xml:space="preserve">{{g06_belirli}}</w:t>
-            </w:r>
-          </w:p>
-        </w:tc>
-        <w:tc>
-          <w:tcPr>
-            <w:tcW w:w="642" w:type="dxa"/>
-          </w:tcPr>
-          <w:p>
-            <w:r>
-              <w:t xml:space="preserve">{{g06_duzensiz}}</w:t>
-            </w:r>
-          </w:p>
-        </w:tc>
-        <w:tc>
-          <w:tcPr>
-            <w:tcW w:w="642" w:type="dxa"/>
-          </w:tcPr>
-          <w:p>
-            <w:r>
-              <w:t xml:space="preserve">{{g06_adet}}</w:t>
-            </w:r>
-          </w:p>
-        </w:tc>
-      </w:tr>
-      <w:tr>
-        <w:trPr>
-          <w:trHeight w:val="1060"/>
-        </w:trPr>
-        <w:tc>
-          <w:tcPr>
-            <w:tcW w:w="5735" w:type="dxa"/>
-            <w:vAlign w:val="center"/>
-          </w:tcPr>
-          <w:p>
-            <w:r>
-              <w:t xml:space="preserve">{{g07_gorev}}</w:t>
-            </w:r>
-          </w:p>
-        </w:tc>
-        <w:tc>
-          <w:tcPr>
-            <w:tcW w:w="1525" w:type="dxa"/>
-            <w:vAlign w:val="center"/>
-          </w:tcPr>
-          <w:p>
-            <w:r>
-              <w:t xml:space="preserve">{{g07_yuzde}}</w:t>
-            </w:r>
-          </w:p>
-        </w:tc>
-        <w:tc>
-          <w:tcPr>
-            <w:tcW w:w="1188" w:type="dxa"/>
-          </w:tcPr>
-          <w:p>
-            <w:r>
-              <w:t xml:space="preserve">{{g07_sa}}</w:t>
-            </w:r>
-          </w:p>
-        </w:tc>
-        <w:tc>
-          <w:tcPr>
-            <w:tcW w:w="642" w:type="dxa"/>
-          </w:tcPr>
-          <w:p>
-            <w:r>
-              <w:t xml:space="preserve">{{g07_gunluk}}</w:t>
-            </w:r>
-          </w:p>
-        </w:tc>
-        <w:tc>
-          <w:tcPr>
-            <w:tcW w:w="642" w:type="dxa"/>
-          </w:tcPr>
-          <w:p>
-            <w:r>
-              <w:t xml:space="preserve">{{g07_belirli}}</w:t>
-            </w:r>
-          </w:p>
-        </w:tc>
-        <w:tc>
-          <w:tcPr>
-            <w:tcW w:w="642" w:type="dxa"/>
-          </w:tcPr>
-          <w:p>
-            <w:r>
-              <w:t xml:space="preserve">{{g07_duzensiz}}</w:t>
-            </w:r>
-          </w:p>
-        </w:tc>
-        <w:tc>
-          <w:tcPr>
-            <w:tcW w:w="642" w:type="dxa"/>
-          </w:tcPr>
-          <w:p>
-            <w:r>
-              <w:t xml:space="preserve">{{g07_adet}}</w:t>
-            </w:r>
-          </w:p>
-        </w:tc>
-      </w:tr>
-      <w:tr>
-        <w:trPr>
-          <w:trHeight w:val="1060"/>
-        </w:trPr>
-        <w:tc>
-          <w:tcPr>
-            <w:tcW w:w="5735" w:type="dxa"/>
-            <w:vAlign w:val="center"/>
-          </w:tcPr>
-          <w:p>
-            <w:r>
-              <w:t xml:space="preserve">{{g08_gorev}}</w:t>
-            </w:r>
-          </w:p>
-        </w:tc>
-        <w:tc>
-          <w:tcPr>
-            <w:tcW w:w="1525" w:type="dxa"/>
-            <w:vAlign w:val="center"/>
-          </w:tcPr>
-          <w:p>
-            <w:r>
-              <w:t xml:space="preserve">{{g08_yuzde}}</w:t>
-            </w:r>
-          </w:p>
-        </w:tc>
-        <w:tc>
-          <w:tcPr>
-            <w:tcW w:w="1188" w:type="dxa"/>
-          </w:tcPr>
-          <w:p>
-            <w:r>
-              <w:t xml:space="preserve">{{g08_sa}}</w:t>
-            </w:r>
-          </w:p>
-        </w:tc>
-        <w:tc>
-          <w:tcPr>
-            <w:tcW w:w="642" w:type="dxa"/>
-          </w:tcPr>
-          <w:p>
-            <w:r>
-              <w:t xml:space="preserve">{{g08_gunluk}}</w:t>
-            </w:r>
-          </w:p>
-        </w:tc>
-        <w:tc>
-          <w:tcPr>
-            <w:tcW w:w="642" w:type="dxa"/>
-          </w:tcPr>
-          <w:p>
-            <w:r>
-              <w:t xml:space="preserve">{{g08_belirli}}</w:t>
-            </w:r>
-          </w:p>
-        </w:tc>
-        <w:tc>
-          <w:tcPr>
-            <w:tcW w:w="642" w:type="dxa"/>
-          </w:tcPr>
-          <w:p>
-            <w:r>
-              <w:t xml:space="preserve">{{g08_duzensiz}}</w:t>
-            </w:r>
-          </w:p>
-        </w:tc>
-        <w:tc>
-          <w:tcPr>
-            <w:tcW w:w="642" w:type="dxa"/>
-          </w:tcPr>
-          <w:p>
-            <w:r>
-              <w:t xml:space="preserve">{{g08_adet}}</w:t>
-            </w:r>
-          </w:p>
-        </w:tc>
-      </w:tr>
-    </w:tbl>
-    <w:p>
-      <w:pPr>
-        <w:jc w:val="both"/>
-        <w:rPr>
-          <w:rFonts w:ascii="Calibri" w:hAnsi="Calibri" w:cs="Calibri"/>
-          <w:b/>
-          <w:bCs/>
-          <w:noProof/>
-          <w:sz w:val="28"/>
-          <w:szCs w:val="28"/>
-          <w:lang w:val="tr-TR"/>
-        </w:rPr>
-      </w:pPr>
-      <w:r>
-        <w:rPr>
-          <w:rFonts w:ascii="Calibri" w:hAnsi="Calibri" w:cs="Calibri"/>
-          <w:b/>
-          <w:bCs/>
-          <w:noProof/>
-          <w:sz w:val="28"/>
-          <w:szCs w:val="28"/>
-          <w:lang w:val="tr-TR"/>
-        </w:rPr>
-        <w:br w:type="page"/>
-      </w:r>
-      <w:r>
-        <w:rPr>
-          <w:rFonts w:ascii="Calibri" w:hAnsi="Calibri" w:cs="Calibri"/>
-          <w:b/>
-          <w:bCs/>
-          <w:noProof/>
-          <w:sz w:val="28"/>
-          <w:szCs w:val="28"/>
-          <w:lang w:val="tr-TR"/>
-        </w:rPr>
-        <w:tab/>
-        <w:t>GÖREVLER &amp; SORUMLULUKLAR (DEVAM)</w:t>
-      </w:r>
-    </w:p>
-    <w:tbl>
-      <w:tblPr>
-        <w:tblpPr w:leftFromText="180" w:rightFromText="180" w:vertAnchor="text" w:horzAnchor="margin" w:tblpY="43"/>
-        <w:tblW w:w="0" w:type="auto"/>
-        <w:tblBorders>
-          <w:top w:val="single" w:sz="4" w:space="0" w:color="auto"/>
-          <w:left w:val="single" w:sz="4" w:space="0" w:color="auto"/>
-          <w:bottom w:val="single" w:sz="4" w:space="0" w:color="auto"/>
-          <w:right w:val="single" w:sz="4" w:space="0" w:color="auto"/>
-          <w:insideH w:val="single" w:sz="4" w:space="0" w:color="auto"/>
-          <w:insideV w:val="single" w:sz="4" w:space="0" w:color="auto"/>
-        </w:tblBorders>
-        <w:tblLook w:val="01E0" w:firstRow="1" w:lastRow="1" w:firstColumn="1" w:lastColumn="1" w:noHBand="0" w:noVBand="0"/>
-      </w:tblPr>
-      <w:tblGrid>
-        <w:gridCol w:w="5735"/>
-        <w:gridCol w:w="1525"/>
-        <w:gridCol w:w="1188"/>
-        <w:gridCol w:w="642"/>
-        <w:gridCol w:w="642"/>
-        <w:gridCol w:w="642"/>
-        <w:gridCol w:w="642"/>
-      </w:tblGrid>
-      <w:tr>
-        <w:trPr>
-          <w:cantSplit/>
-          <w:trHeight w:val="1134"/>
-        </w:trPr>
-        <w:tc>
-          <w:tcPr>
-            <w:tcW w:w="5735" w:type="dxa"/>
-            <w:vAlign w:val="center"/>
-          </w:tcPr>
-          <w:p>
-            <w:pPr>
-              <w:jc w:val="center"/>
-              <w:rPr>
-                <w:rFonts w:ascii="Calibri" w:hAnsi="Calibri" w:cs="Calibri"/>
-                <w:b/>
-                <w:bCs/>
-                <w:noProof/>
-                <w:sz w:val="28"/>
-                <w:szCs w:val="28"/>
-                <w:u w:val="single"/>
-                <w:lang w:val="tr-TR"/>
-              </w:rPr>
-            </w:pPr>
-            <w:r>
-              <w:rPr>
-                <w:rFonts w:ascii="Calibri" w:hAnsi="Calibri" w:cs="Calibri"/>
-                <w:b/>
-                <w:bCs/>
-                <w:noProof/>
-                <w:sz w:val="28"/>
-                <w:szCs w:val="28"/>
-                <w:u w:val="single"/>
-                <w:lang w:val="tr-TR"/>
-              </w:rPr>
-              <w:t>Görevler &amp; Sorumluluklar</w:t>
-            </w:r>
-          </w:p>
-        </w:tc>
-        <w:tc>
-          <w:tcPr>
-            <w:tcW w:w="1525" w:type="dxa"/>
-            <w:vAlign w:val="center"/>
-          </w:tcPr>
-          <w:p>
-            <w:pPr>
-              <w:jc w:val="center"/>
-              <w:rPr>
-                <w:rFonts w:ascii="Calibri" w:hAnsi="Calibri" w:cs="Calibri"/>
-                <w:b/>
-                <w:bCs/>
-                <w:noProof/>
-                <w:sz w:val="28"/>
-                <w:szCs w:val="28"/>
-                <w:u w:val="single"/>
-                <w:lang w:val="tr-TR"/>
-              </w:rPr>
-            </w:pPr>
-            <w:r>
-              <w:rPr>
-                <w:rFonts w:ascii="Calibri" w:hAnsi="Calibri" w:cs="Calibri"/>
-                <w:b/>
-                <w:bCs/>
-                <w:noProof/>
-                <w:sz w:val="28"/>
-                <w:szCs w:val="28"/>
-                <w:u w:val="single"/>
-                <w:lang w:val="tr-TR"/>
-              </w:rPr>
-              <w:t>% harcanan zaman</w:t>
-            </w:r>
-          </w:p>
-        </w:tc>
-        <w:tc>
-          <w:tcPr>
-            <w:tcW w:w="1188" w:type="dxa"/>
-            <w:vAlign w:val="center"/>
-          </w:tcPr>
-          <w:p>
-            <w:pPr>
-              <w:jc w:val="center"/>
-              <w:rPr>
-                <w:rFonts w:ascii="Calibri" w:hAnsi="Calibri" w:cs="Calibri"/>
-                <w:b/>
-                <w:bCs/>
-                <w:noProof/>
-                <w:sz w:val="28"/>
-                <w:szCs w:val="28"/>
-                <w:u w:val="single"/>
-                <w:lang w:val="tr-TR"/>
-              </w:rPr>
-            </w:pPr>
-            <w:r>
-              <w:rPr>
-                <w:rFonts w:ascii="Calibri" w:hAnsi="Calibri" w:cs="Calibri"/>
-                <w:b/>
-                <w:bCs/>
-                <w:noProof/>
-                <w:sz w:val="28"/>
-                <w:szCs w:val="28"/>
-                <w:u w:val="single"/>
-                <w:lang w:val="tr-TR"/>
-              </w:rPr>
-              <w:t>S/A</w:t>
-            </w:r>
-          </w:p>
-        </w:tc>
-        <w:tc>
-          <w:tcPr>
-            <w:tcW w:w="642" w:type="dxa"/>
-            <w:textDirection w:val="tbRl"/>
-          </w:tcPr>
-          <w:p>
-            <w:pPr>
-              <w:ind w:left="113" w:right="113"/>
-              <w:jc w:val="center"/>
-              <w:rPr>
-                <w:rFonts w:ascii="Calibri" w:hAnsi="Calibri" w:cs="Calibri"/>
-                <w:b/>
-                <w:bCs/>
-                <w:noProof/>
-                <w:sz w:val="22"/>
-                <w:szCs w:val="22"/>
-                <w:u w:val="single"/>
-                <w:lang w:val="tr-TR"/>
-              </w:rPr>
-            </w:pPr>
-            <w:r>
-              <w:rPr>
-                <w:rFonts w:ascii="Calibri" w:hAnsi="Calibri" w:cs="Calibri"/>
-                <w:b/>
-                <w:bCs/>
-                <w:noProof/>
-                <w:sz w:val="22"/>
-                <w:szCs w:val="22"/>
-                <w:u w:val="single"/>
-                <w:lang w:val="tr-TR"/>
-              </w:rPr>
-              <w:t>Günlük</w:t>
-            </w:r>
-          </w:p>
-        </w:tc>
-        <w:tc>
-          <w:tcPr>
-            <w:tcW w:w="642" w:type="dxa"/>
-            <w:textDirection w:val="tbRl"/>
-          </w:tcPr>
-          <w:p>
-            <w:pPr>
-              <w:ind w:left="113" w:right="113"/>
-              <w:jc w:val="center"/>
-              <w:rPr>
-                <w:rFonts w:ascii="Calibri" w:hAnsi="Calibri" w:cs="Calibri"/>
-                <w:b/>
-                <w:bCs/>
-                <w:noProof/>
-                <w:sz w:val="22"/>
-                <w:szCs w:val="22"/>
-                <w:u w:val="single"/>
-                <w:lang w:val="tr-TR"/>
-              </w:rPr>
-            </w:pPr>
-            <w:r>
-              <w:rPr>
-                <w:rFonts w:ascii="Calibri" w:hAnsi="Calibri" w:cs="Calibri"/>
-                <w:b/>
-                <w:bCs/>
-                <w:noProof/>
-                <w:sz w:val="22"/>
-                <w:szCs w:val="22"/>
-                <w:u w:val="single"/>
-                <w:lang w:val="tr-TR"/>
-              </w:rPr>
-              <w:t>Belirli Arlıklarla</w:t>
-            </w:r>
-          </w:p>
-        </w:tc>
-        <w:tc>
-          <w:tcPr>
-            <w:tcW w:w="642" w:type="dxa"/>
-            <w:textDirection w:val="tbRl"/>
-          </w:tcPr>
-          <w:p>
-            <w:pPr>
-              <w:ind w:left="113" w:right="113"/>
-              <w:jc w:val="center"/>
-              <w:rPr>
-                <w:rFonts w:ascii="Calibri" w:hAnsi="Calibri" w:cs="Calibri"/>
-                <w:b/>
-                <w:bCs/>
-                <w:noProof/>
-                <w:sz w:val="22"/>
-                <w:szCs w:val="22"/>
-                <w:u w:val="single"/>
-                <w:lang w:val="tr-TR"/>
-              </w:rPr>
-            </w:pPr>
-            <w:r>
-              <w:rPr>
-                <w:rFonts w:ascii="Calibri" w:hAnsi="Calibri" w:cs="Calibri"/>
-                <w:b/>
-                <w:bCs/>
-                <w:noProof/>
-                <w:sz w:val="22"/>
-                <w:szCs w:val="22"/>
-                <w:u w:val="single"/>
-                <w:lang w:val="tr-TR"/>
-              </w:rPr>
-              <w:t>Düzensiz Aralıklarla</w:t>
-            </w:r>
-          </w:p>
-        </w:tc>
-        <w:tc>
-          <w:tcPr>
-            <w:tcW w:w="642" w:type="dxa"/>
-            <w:textDirection w:val="tbRl"/>
-          </w:tcPr>
-          <w:p>
-            <w:pPr>
-              <w:ind w:left="113" w:right="113"/>
-              <w:jc w:val="center"/>
-              <w:rPr>
-                <w:rFonts w:ascii="Calibri" w:hAnsi="Calibri" w:cs="Calibri"/>
-                <w:b/>
-                <w:bCs/>
-                <w:noProof/>
-                <w:sz w:val="22"/>
-                <w:szCs w:val="22"/>
-                <w:u w:val="single"/>
-                <w:lang w:val="tr-TR"/>
-              </w:rPr>
-            </w:pPr>
-            <w:r>
-              <w:rPr>
-                <w:rFonts w:ascii="Calibri" w:hAnsi="Calibri" w:cs="Calibri"/>
-                <w:b/>
-                <w:bCs/>
-                <w:noProof/>
-                <w:sz w:val="22"/>
-                <w:szCs w:val="22"/>
-                <w:u w:val="single"/>
-                <w:lang w:val="tr-TR"/>
-              </w:rPr>
-              <w:t>Adet</w:t>
-            </w:r>
-          </w:p>
-        </w:tc>
-      </w:tr>
-      <w:tr>
-        <w:trPr>
-          <w:trHeight w:val="1060"/>
-        </w:trPr>
-        <w:tc>
-          <w:tcPr>
-            <w:tcW w:w="5735" w:type="dxa"/>
-            <w:vAlign w:val="center"/>
-          </w:tcPr>
-          <w:p>
-            <w:r>
-              <w:t xml:space="preserve">{{g09_gorev}}</w:t>
-            </w:r>
-          </w:p>
-        </w:tc>
-        <w:tc>
-          <w:tcPr>
-            <w:tcW w:w="1525" w:type="dxa"/>
-            <w:vAlign w:val="center"/>
-          </w:tcPr>
-          <w:p>
-            <w:r>
-              <w:t xml:space="preserve">{{g09_yuzde}}</w:t>
-            </w:r>
-          </w:p>
-        </w:tc>
-        <w:tc>
-          <w:tcPr>
-            <w:tcW w:w="1188" w:type="dxa"/>
-          </w:tcPr>
-          <w:p>
-            <w:r>
-              <w:t xml:space="preserve">{{g09_sa}}</w:t>
-            </w:r>
-          </w:p>
-        </w:tc>
-        <w:tc>
-          <w:tcPr>
-            <w:tcW w:w="642" w:type="dxa"/>
-          </w:tcPr>
-          <w:p>
-            <w:r>
-              <w:t xml:space="preserve">{{g09_gunluk}}</w:t>
-            </w:r>
-          </w:p>
-        </w:tc>
-        <w:tc>
-          <w:tcPr>
-            <w:tcW w:w="642" w:type="dxa"/>
-          </w:tcPr>
-          <w:p>
-            <w:r>
-              <w:t xml:space="preserve">{{g09_belirli}}</w:t>
-            </w:r>
-          </w:p>
-        </w:tc>
-        <w:tc>
-          <w:tcPr>
-            <w:tcW w:w="642" w:type="dxa"/>
-          </w:tcPr>
-          <w:p>
-            <w:r>
-              <w:t xml:space="preserve">{{g09_duzensiz}}</w:t>
-            </w:r>
-          </w:p>
-        </w:tc>
-        <w:tc>
-          <w:tcPr>
-            <w:tcW w:w="642" w:type="dxa"/>
-          </w:tcPr>
-          <w:p>
-            <w:r>
-              <w:t xml:space="preserve">{{g09_adet}}</w:t>
-            </w:r>
-          </w:p>
-        </w:tc>
-      </w:tr>
-      <w:tr>
-        <w:trPr>
-          <w:trHeight w:val="1060"/>
-        </w:trPr>
-        <w:tc>
-          <w:tcPr>
-            <w:tcW w:w="5735" w:type="dxa"/>
-            <w:vAlign w:val="center"/>
-          </w:tcPr>
-          <w:p>
-            <w:r>
-              <w:t xml:space="preserve">{{g10_gorev}}</w:t>
-            </w:r>
-          </w:p>
-        </w:tc>
-        <w:tc>
-          <w:tcPr>
-            <w:tcW w:w="1525" w:type="dxa"/>
-            <w:vAlign w:val="center"/>
-          </w:tcPr>
-          <w:p>
-            <w:r>
-              <w:t xml:space="preserve">{{g10_yuzde}}</w:t>
-            </w:r>
-          </w:p>
-        </w:tc>
-        <w:tc>
-          <w:tcPr>
-            <w:tcW w:w="1188" w:type="dxa"/>
-          </w:tcPr>
-          <w:p>
-            <w:r>
-              <w:t xml:space="preserve">{{g10_sa}}</w:t>
-            </w:r>
-          </w:p>
-        </w:tc>
-        <w:tc>
-          <w:tcPr>
-            <w:tcW w:w="642" w:type="dxa"/>
-          </w:tcPr>
-          <w:p>
-            <w:r>
-              <w:t xml:space="preserve">{{g10_gunluk}}</w:t>
-            </w:r>
-          </w:p>
-        </w:tc>
-        <w:tc>
-          <w:tcPr>
-            <w:tcW w:w="642" w:type="dxa"/>
-          </w:tcPr>
-          <w:p>
-            <w:r>
-              <w:t xml:space="preserve">{{g10_belirli}}</w:t>
-            </w:r>
-          </w:p>
-        </w:tc>
-        <w:tc>
-          <w:tcPr>
-            <w:tcW w:w="642" w:type="dxa"/>
-          </w:tcPr>
-          <w:p>
-            <w:r>
-              <w:t xml:space="preserve">{{g10_duzensiz}}</w:t>
-            </w:r>
-          </w:p>
-        </w:tc>
-        <w:tc>
-          <w:tcPr>
-            <w:tcW w:w="642" w:type="dxa"/>
-          </w:tcPr>
-          <w:p>
-            <w:r>
-              <w:t xml:space="preserve">{{g10_adet}}</w:t>
-            </w:r>
-          </w:p>
-        </w:tc>
-      </w:tr>
-      <w:tr>
-        <w:trPr>
-          <w:trHeight w:val="1060"/>
-        </w:trPr>
-        <w:tc>
-          <w:tcPr>
-            <w:tcW w:w="5735" w:type="dxa"/>
-            <w:vAlign w:val="center"/>
-          </w:tcPr>
-          <w:p>
-            <w:r>
-              <w:t xml:space="preserve">{{g11_gorev}}</w:t>
-            </w:r>
-          </w:p>
-        </w:tc>
-        <w:tc>
-          <w:tcPr>
-            <w:tcW w:w="1525" w:type="dxa"/>
-            <w:vAlign w:val="center"/>
-          </w:tcPr>
-          <w:p>
-            <w:r>
-              <w:t xml:space="preserve">{{g11_yuzde}}</w:t>
-            </w:r>
-          </w:p>
-        </w:tc>
-        <w:tc>
-          <w:tcPr>
-            <w:tcW w:w="1188" w:type="dxa"/>
-          </w:tcPr>
-          <w:p>
-            <w:r>
-              <w:t xml:space="preserve">{{g11_sa}}</w:t>
-            </w:r>
-          </w:p>
-        </w:tc>
-        <w:tc>
-          <w:tcPr>
-            <w:tcW w:w="642" w:type="dxa"/>
-          </w:tcPr>
-          <w:p>
-            <w:r>
-              <w:t xml:space="preserve">{{g11_gunluk}}</w:t>
-            </w:r>
-          </w:p>
-        </w:tc>
-        <w:tc>
-          <w:tcPr>
-            <w:tcW w:w="642" w:type="dxa"/>
-          </w:tcPr>
-          <w:p>
-            <w:r>
-              <w:t xml:space="preserve">{{g11_belirli}}</w:t>
-            </w:r>
-          </w:p>
-        </w:tc>
-        <w:tc>
-          <w:tcPr>
-            <w:tcW w:w="642" w:type="dxa"/>
-          </w:tcPr>
-          <w:p>
-            <w:r>
-              <w:t xml:space="preserve">{{g11_duzensiz}}</w:t>
-            </w:r>
-          </w:p>
-        </w:tc>
-        <w:tc>
-          <w:tcPr>
-            <w:tcW w:w="642" w:type="dxa"/>
-          </w:tcPr>
-          <w:p>
-            <w:r>
-              <w:t xml:space="preserve">{{g11_adet}}</w:t>
-            </w:r>
-          </w:p>
-        </w:tc>
-      </w:tr>
-      <w:tr>
-        <w:trPr>
-          <w:trHeight w:val="1060"/>
-        </w:trPr>
-        <w:tc>
-          <w:tcPr>
-            <w:tcW w:w="5735" w:type="dxa"/>
-            <w:vAlign w:val="center"/>
-          </w:tcPr>
-          <w:p>
-            <w:r>
-              <w:t xml:space="preserve">{{g12_gorev}}</w:t>
-            </w:r>
-          </w:p>
-        </w:tc>
-        <w:tc>
-          <w:tcPr>
-            <w:tcW w:w="1525" w:type="dxa"/>
-            <w:vAlign w:val="center"/>
-          </w:tcPr>
-          <w:p>
-            <w:r>
-              <w:t xml:space="preserve">{{g12_yuzde}}</w:t>
-            </w:r>
-          </w:p>
-        </w:tc>
-        <w:tc>
-          <w:tcPr>
-            <w:tcW w:w="1188" w:type="dxa"/>
-          </w:tcPr>
-          <w:p>
-            <w:r>
-              <w:t xml:space="preserve">{{g12_sa}}</w:t>
-            </w:r>
-          </w:p>
-        </w:tc>
-        <w:tc>
-          <w:tcPr>
-            <w:tcW w:w="642" w:type="dxa"/>
-          </w:tcPr>
-          <w:p>
-            <w:r>
-              <w:t xml:space="preserve">{{g12_gunluk}}</w:t>
-            </w:r>
-          </w:p>
-        </w:tc>
-        <w:tc>
-          <w:tcPr>
-            <w:tcW w:w="642" w:type="dxa"/>
-          </w:tcPr>
-          <w:p>
-            <w:r>
-              <w:t xml:space="preserve">{{g12_belirli}}</w:t>
-            </w:r>
-          </w:p>
-        </w:tc>
-        <w:tc>
-          <w:tcPr>
-            <w:tcW w:w="642" w:type="dxa"/>
-          </w:tcPr>
-          <w:p>
-            <w:r>
-              <w:t xml:space="preserve">{{g12_duzensiz}}</w:t>
-            </w:r>
-          </w:p>
-        </w:tc>
-        <w:tc>
-          <w:tcPr>
-            <w:tcW w:w="642" w:type="dxa"/>
-          </w:tcPr>
-          <w:p>
-            <w:r>
-              <w:t xml:space="preserve">{{g12_adet}}</w:t>
-            </w:r>
-          </w:p>
-        </w:tc>
-      </w:tr>
-      <w:tr>
-        <w:trPr>
-          <w:trHeight w:val="1060"/>
-        </w:trPr>
-        <w:tc>
-          <w:tcPr>
-            <w:tcW w:w="5735" w:type="dxa"/>
-            <w:vAlign w:val="center"/>
-          </w:tcPr>
-          <w:p>
-            <w:r>
-              <w:t xml:space="preserve">{{g13_gorev}}</w:t>
-            </w:r>
-          </w:p>
-        </w:tc>
-        <w:tc>
-          <w:tcPr>
-            <w:tcW w:w="1525" w:type="dxa"/>
-            <w:vAlign w:val="center"/>
-          </w:tcPr>
-          <w:p>
-            <w:r>
-              <w:t xml:space="preserve">{{g13_yuzde}}</w:t>
-            </w:r>
-          </w:p>
-        </w:tc>
-        <w:tc>
-          <w:tcPr>
-            <w:tcW w:w="1188" w:type="dxa"/>
-          </w:tcPr>
-          <w:p>
-            <w:r>
-              <w:t xml:space="preserve">{{g13_sa}}</w:t>
-            </w:r>
-          </w:p>
-        </w:tc>
-        <w:tc>
-          <w:tcPr>
-            <w:tcW w:w="642" w:type="dxa"/>
-          </w:tcPr>
-          <w:p>
-            <w:r>
-              <w:t xml:space="preserve">{{g13_gunluk}}</w:t>
-            </w:r>
-          </w:p>
-        </w:tc>
-        <w:tc>
-          <w:tcPr>
-            <w:tcW w:w="642" w:type="dxa"/>
-          </w:tcPr>
-          <w:p>
-            <w:r>
-              <w:t xml:space="preserve">{{g13_belirli}}</w:t>
-            </w:r>
-          </w:p>
-        </w:tc>
-        <w:tc>
-          <w:tcPr>
-            <w:tcW w:w="642" w:type="dxa"/>
-          </w:tcPr>
-          <w:p>
-            <w:r>
-              <w:t xml:space="preserve">{{g13_duzensiz}}</w:t>
-            </w:r>
-          </w:p>
-        </w:tc>
-        <w:tc>
-          <w:tcPr>
-            <w:tcW w:w="642" w:type="dxa"/>
-          </w:tcPr>
-          <w:p>
-            <w:r>
-              <w:t xml:space="preserve">{{g13_adet}}</w:t>
-            </w:r>
-          </w:p>
-        </w:tc>
-      </w:tr>
-      <w:tr>
-        <w:trPr>
-          <w:trHeight w:val="1060"/>
-        </w:trPr>
-        <w:tc>
-          <w:tcPr>
-            <w:tcW w:w="5735" w:type="dxa"/>
-            <w:vAlign w:val="center"/>
-          </w:tcPr>
-          <w:p>
-            <w:r>
-              <w:t xml:space="preserve">{{g14_gorev}}</w:t>
-            </w:r>
-          </w:p>
-        </w:tc>
-        <w:tc>
-          <w:tcPr>
-            <w:tcW w:w="1525" w:type="dxa"/>
-            <w:vAlign w:val="center"/>
-          </w:tcPr>
-          <w:p>
-            <w:r>
-              <w:t xml:space="preserve">{{g14_yuzde}}</w:t>
-            </w:r>
-          </w:p>
-        </w:tc>
-        <w:tc>
-          <w:tcPr>
-            <w:tcW w:w="1188" w:type="dxa"/>
-          </w:tcPr>
-          <w:p>
-            <w:r>
-              <w:t xml:space="preserve">{{g14_sa}}</w:t>
-            </w:r>
-          </w:p>
-        </w:tc>
-        <w:tc>
-          <w:tcPr>
-            <w:tcW w:w="642" w:type="dxa"/>
-          </w:tcPr>
-          <w:p>
-            <w:r>
-              <w:t xml:space="preserve">{{g14_gunluk}}</w:t>
-            </w:r>
-          </w:p>
-        </w:tc>
-        <w:tc>
-          <w:tcPr>
-            <w:tcW w:w="642" w:type="dxa"/>
-          </w:tcPr>
-          <w:p>
-            <w:r>
-              <w:t xml:space="preserve">{{g14_belirli}}</w:t>
-            </w:r>
-          </w:p>
-        </w:tc>
-        <w:tc>
-          <w:tcPr>
-            <w:tcW w:w="642" w:type="dxa"/>
-          </w:tcPr>
-          <w:p>
-            <w:r>
-              <w:t xml:space="preserve">{{g14_duzensiz}}</w:t>
-            </w:r>
-          </w:p>
-        </w:tc>
-        <w:tc>
-          <w:tcPr>
-            <w:tcW w:w="642" w:type="dxa"/>
-          </w:tcPr>
-          <w:p>
-            <w:r>
-              <w:t xml:space="preserve">{{g14_adet}}</w:t>
-            </w:r>
-          </w:p>
-        </w:tc>
-      </w:tr>
-      <w:tr>
-        <w:trPr>
-          <w:trHeight w:val="1060"/>
-        </w:trPr>
-        <w:tc>
-          <w:tcPr>
-            <w:tcW w:w="5735" w:type="dxa"/>
-            <w:vAlign w:val="center"/>
-          </w:tcPr>
-          <w:p>
-            <w:r>
-              <w:t xml:space="preserve">{{g15_gorev}}</w:t>
-            </w:r>
-          </w:p>
-        </w:tc>
-        <w:tc>
-          <w:tcPr>
-            <w:tcW w:w="1525" w:type="dxa"/>
-            <w:vAlign w:val="center"/>
-          </w:tcPr>
-          <w:p>
-            <w:r>
-              <w:t xml:space="preserve">{{g15_yuzde}}</w:t>
-            </w:r>
-          </w:p>
-        </w:tc>
-        <w:tc>
-          <w:tcPr>
-            <w:tcW w:w="1188" w:type="dxa"/>
-          </w:tcPr>
-          <w:p>
-            <w:r>
-              <w:t xml:space="preserve">{{g15_sa}}</w:t>
-            </w:r>
-          </w:p>
-        </w:tc>
-        <w:tc>
-          <w:tcPr>
-            <w:tcW w:w="642" w:type="dxa"/>
-          </w:tcPr>
-          <w:p>
-            <w:r>
-              <w:t xml:space="preserve">{{g15_gunluk}}</w:t>
-            </w:r>
-          </w:p>
-        </w:tc>
-        <w:tc>
-          <w:tcPr>
-            <w:tcW w:w="642" w:type="dxa"/>
-          </w:tcPr>
-          <w:p>
-            <w:r>
-              <w:t xml:space="preserve">{{g15_belirli}}</w:t>
-            </w:r>
-          </w:p>
-        </w:tc>
-        <w:tc>
-          <w:tcPr>
-            <w:tcW w:w="642" w:type="dxa"/>
-          </w:tcPr>
-          <w:p>
-            <w:r>
-              <w:t xml:space="preserve">{{g15_duzensiz}}</w:t>
-            </w:r>
-          </w:p>
-        </w:tc>
-        <w:tc>
-          <w:tcPr>
-            <w:tcW w:w="642" w:type="dxa"/>
-          </w:tcPr>
-          <w:p>
-            <w:r>
-              <w:t xml:space="preserve">{{g15_adet}}</w:t>
-            </w:r>
-          </w:p>
-        </w:tc>
-      </w:tr>
-      <w:tr>
-        <w:trPr>
-          <w:trHeight w:val="1060"/>
-        </w:trPr>
-        <w:tc>
-          <w:tcPr>
-            <w:tcW w:w="5735" w:type="dxa"/>
-            <w:vAlign w:val="center"/>
-          </w:tcPr>
-          <w:p>
-            <w:r>
-              <w:t xml:space="preserve">{{g16_gorev}}</w:t>
-            </w:r>
-          </w:p>
-        </w:tc>
-        <w:tc>
-          <w:tcPr>
-            <w:tcW w:w="1525" w:type="dxa"/>
-            <w:vAlign w:val="center"/>
-          </w:tcPr>
-          <w:p>
-            <w:r>
-              <w:t xml:space="preserve">{{g16_yuzde}}</w:t>
-            </w:r>
-          </w:p>
-        </w:tc>
-        <w:tc>
-          <w:tcPr>
-            <w:tcW w:w="1188" w:type="dxa"/>
-          </w:tcPr>
-          <w:p>
-            <w:r>
-              <w:t xml:space="preserve">{{g16_sa}}</w:t>
-            </w:r>
-          </w:p>
-        </w:tc>
-        <w:tc>
-          <w:tcPr>
-            <w:tcW w:w="642" w:type="dxa"/>
-          </w:tcPr>
-          <w:p>
-            <w:r>
-              <w:t xml:space="preserve">{{g16_gunluk}}</w:t>
-            </w:r>
-          </w:p>
-        </w:tc>
-        <w:tc>
-          <w:tcPr>
-            <w:tcW w:w="642" w:type="dxa"/>
-          </w:tcPr>
-          <w:p>
-            <w:r>
-              <w:t xml:space="preserve">{{g16_belirli}}</w:t>
-            </w:r>
-          </w:p>
-        </w:tc>
-        <w:tc>
-          <w:tcPr>
-            <w:tcW w:w="642" w:type="dxa"/>
-          </w:tcPr>
-          <w:p>
-            <w:r>
-              <w:t xml:space="preserve">{{g16_duzensiz}}</w:t>
-            </w:r>
-          </w:p>
-        </w:tc>
-        <w:tc>
-          <w:tcPr>
-            <w:tcW w:w="642" w:type="dxa"/>
-          </w:tcPr>
-          <w:p>
-            <w:r>
-              <w:t xml:space="preserve">{{g16_adet}}</w:t>
+              <w:t xml:space="preserve">{{adet}}{{/gorevler}}</w:t>
             </w:r>
           </w:p>
         </w:tc>
@@ -6503,7 +5037,7 @@
           </w:tcPr>
           <w:p>
             <w:r>
-              <w:t xml:space="preserve">{{gb01_belge}}</w:t>
+              <w:t xml:space="preserve">{{#gelen_belgeler}}{{belge}}</w:t>
             </w:r>
           </w:p>
         </w:tc>
@@ -6519,7 +5053,7 @@
           </w:tcPr>
           <w:p>
             <w:r>
-              <w:t xml:space="preserve">{{gb01_bolum}}</w:t>
+              <w:t xml:space="preserve">{{bolum}}</w:t>
             </w:r>
           </w:p>
         </w:tc>
@@ -6535,7 +5069,7 @@
           </w:tcPr>
           <w:p>
             <w:r>
-              <w:t xml:space="preserve">{{gb01_islem}}</w:t>
+              <w:t xml:space="preserve">{{islem}}</w:t>
             </w:r>
           </w:p>
         </w:tc>
@@ -6551,7 +5085,7 @@
           </w:tcPr>
           <w:p>
             <w:r>
-              <w:t xml:space="preserve">{{gb01_siklik}}</w:t>
+              <w:t xml:space="preserve">{{siklik}}</w:t>
             </w:r>
           </w:p>
         </w:tc>
@@ -6567,609 +5101,7 @@
           </w:tcPr>
           <w:p>
             <w:r>
-              <w:t xml:space="preserve">{{gb01_sure}}</w:t>
-            </w:r>
-          </w:p>
-        </w:tc>
-      </w:tr>
-      <w:tr>
-        <w:trPr>
-          <w:cantSplit/>
-          <w:trHeight w:val="441"/>
-        </w:trPr>
-        <w:tc>
-          <w:tcPr>
-            <w:tcW w:w="2764" w:type="dxa"/>
-            <w:tcBorders>
-              <w:top w:val="single" w:sz="4" w:space="0" w:color="auto"/>
-              <w:left w:val="single" w:sz="4" w:space="0" w:color="auto"/>
-              <w:bottom w:val="single" w:sz="4" w:space="0" w:color="auto"/>
-              <w:right w:val="single" w:sz="4" w:space="0" w:color="auto"/>
-            </w:tcBorders>
-          </w:tcPr>
-          <w:p>
-            <w:r>
-              <w:t xml:space="preserve">{{gb02_belge}}</w:t>
-            </w:r>
-          </w:p>
-        </w:tc>
-        <w:tc>
-          <w:tcPr>
-            <w:tcW w:w="1648" w:type="dxa"/>
-            <w:tcBorders>
-              <w:top w:val="single" w:sz="4" w:space="0" w:color="auto"/>
-              <w:left w:val="single" w:sz="4" w:space="0" w:color="auto"/>
-              <w:bottom w:val="single" w:sz="4" w:space="0" w:color="auto"/>
-              <w:right w:val="single" w:sz="4" w:space="0" w:color="auto"/>
-            </w:tcBorders>
-          </w:tcPr>
-          <w:p>
-            <w:r>
-              <w:t xml:space="preserve">{{gb02_bolum}}</w:t>
-            </w:r>
-          </w:p>
-        </w:tc>
-        <w:tc>
-          <w:tcPr>
-            <w:tcW w:w="2321" w:type="dxa"/>
-            <w:tcBorders>
-              <w:top w:val="single" w:sz="4" w:space="0" w:color="auto"/>
-              <w:left w:val="single" w:sz="4" w:space="0" w:color="auto"/>
-              <w:bottom w:val="single" w:sz="4" w:space="0" w:color="auto"/>
-              <w:right w:val="single" w:sz="4" w:space="0" w:color="auto"/>
-            </w:tcBorders>
-          </w:tcPr>
-          <w:p>
-            <w:r>
-              <w:t xml:space="preserve">{{gb02_islem}}</w:t>
-            </w:r>
-          </w:p>
-        </w:tc>
-        <w:tc>
-          <w:tcPr>
-            <w:tcW w:w="1275" w:type="dxa"/>
-            <w:tcBorders>
-              <w:top w:val="single" w:sz="4" w:space="0" w:color="auto"/>
-              <w:left w:val="single" w:sz="4" w:space="0" w:color="auto"/>
-              <w:bottom w:val="single" w:sz="4" w:space="0" w:color="auto"/>
-              <w:right w:val="single" w:sz="4" w:space="0" w:color="auto"/>
-            </w:tcBorders>
-          </w:tcPr>
-          <w:p>
-            <w:r>
-              <w:t xml:space="preserve">{{gb02_siklik}}</w:t>
-            </w:r>
-          </w:p>
-        </w:tc>
-        <w:tc>
-          <w:tcPr>
-            <w:tcW w:w="1843" w:type="dxa"/>
-            <w:tcBorders>
-              <w:top w:val="single" w:sz="4" w:space="0" w:color="auto"/>
-              <w:left w:val="single" w:sz="4" w:space="0" w:color="auto"/>
-              <w:bottom w:val="single" w:sz="4" w:space="0" w:color="auto"/>
-              <w:right w:val="single" w:sz="4" w:space="0" w:color="auto"/>
-            </w:tcBorders>
-          </w:tcPr>
-          <w:p>
-            <w:r>
-              <w:t xml:space="preserve">{{gb02_sure}}</w:t>
-            </w:r>
-          </w:p>
-        </w:tc>
-      </w:tr>
-      <w:tr>
-        <w:trPr>
-          <w:cantSplit/>
-          <w:trHeight w:val="441"/>
-        </w:trPr>
-        <w:tc>
-          <w:tcPr>
-            <w:tcW w:w="2764" w:type="dxa"/>
-            <w:tcBorders>
-              <w:top w:val="single" w:sz="4" w:space="0" w:color="auto"/>
-              <w:left w:val="single" w:sz="4" w:space="0" w:color="auto"/>
-              <w:bottom w:val="single" w:sz="4" w:space="0" w:color="auto"/>
-              <w:right w:val="single" w:sz="4" w:space="0" w:color="auto"/>
-            </w:tcBorders>
-          </w:tcPr>
-          <w:p>
-            <w:r>
-              <w:t xml:space="preserve">{{gb03_belge}}</w:t>
-            </w:r>
-          </w:p>
-        </w:tc>
-        <w:tc>
-          <w:tcPr>
-            <w:tcW w:w="1648" w:type="dxa"/>
-            <w:tcBorders>
-              <w:top w:val="single" w:sz="4" w:space="0" w:color="auto"/>
-              <w:left w:val="single" w:sz="4" w:space="0" w:color="auto"/>
-              <w:bottom w:val="single" w:sz="4" w:space="0" w:color="auto"/>
-              <w:right w:val="single" w:sz="4" w:space="0" w:color="auto"/>
-            </w:tcBorders>
-          </w:tcPr>
-          <w:p>
-            <w:r>
-              <w:t xml:space="preserve">{{gb03_bolum}}</w:t>
-            </w:r>
-          </w:p>
-        </w:tc>
-        <w:tc>
-          <w:tcPr>
-            <w:tcW w:w="2321" w:type="dxa"/>
-            <w:tcBorders>
-              <w:top w:val="single" w:sz="4" w:space="0" w:color="auto"/>
-              <w:left w:val="single" w:sz="4" w:space="0" w:color="auto"/>
-              <w:bottom w:val="single" w:sz="4" w:space="0" w:color="auto"/>
-              <w:right w:val="single" w:sz="4" w:space="0" w:color="auto"/>
-            </w:tcBorders>
-          </w:tcPr>
-          <w:p>
-            <w:r>
-              <w:t xml:space="preserve">{{gb03_islem}}</w:t>
-            </w:r>
-          </w:p>
-        </w:tc>
-        <w:tc>
-          <w:tcPr>
-            <w:tcW w:w="1275" w:type="dxa"/>
-            <w:tcBorders>
-              <w:top w:val="single" w:sz="4" w:space="0" w:color="auto"/>
-              <w:left w:val="single" w:sz="4" w:space="0" w:color="auto"/>
-              <w:bottom w:val="single" w:sz="4" w:space="0" w:color="auto"/>
-              <w:right w:val="single" w:sz="4" w:space="0" w:color="auto"/>
-            </w:tcBorders>
-          </w:tcPr>
-          <w:p>
-            <w:r>
-              <w:t xml:space="preserve">{{gb03_siklik}}</w:t>
-            </w:r>
-          </w:p>
-        </w:tc>
-        <w:tc>
-          <w:tcPr>
-            <w:tcW w:w="1843" w:type="dxa"/>
-            <w:tcBorders>
-              <w:top w:val="single" w:sz="4" w:space="0" w:color="auto"/>
-              <w:left w:val="single" w:sz="4" w:space="0" w:color="auto"/>
-              <w:bottom w:val="single" w:sz="4" w:space="0" w:color="auto"/>
-              <w:right w:val="single" w:sz="4" w:space="0" w:color="auto"/>
-            </w:tcBorders>
-          </w:tcPr>
-          <w:p>
-            <w:r>
-              <w:t xml:space="preserve">{{gb03_sure}}</w:t>
-            </w:r>
-          </w:p>
-        </w:tc>
-      </w:tr>
-      <w:tr>
-        <w:trPr>
-          <w:cantSplit/>
-          <w:trHeight w:val="441"/>
-        </w:trPr>
-        <w:tc>
-          <w:tcPr>
-            <w:tcW w:w="2764" w:type="dxa"/>
-            <w:tcBorders>
-              <w:top w:val="single" w:sz="4" w:space="0" w:color="auto"/>
-              <w:left w:val="single" w:sz="4" w:space="0" w:color="auto"/>
-              <w:bottom w:val="single" w:sz="4" w:space="0" w:color="auto"/>
-              <w:right w:val="single" w:sz="4" w:space="0" w:color="auto"/>
-            </w:tcBorders>
-          </w:tcPr>
-          <w:p>
-            <w:r>
-              <w:t xml:space="preserve">{{gb04_belge}}</w:t>
-            </w:r>
-          </w:p>
-        </w:tc>
-        <w:tc>
-          <w:tcPr>
-            <w:tcW w:w="1648" w:type="dxa"/>
-            <w:tcBorders>
-              <w:top w:val="single" w:sz="4" w:space="0" w:color="auto"/>
-              <w:left w:val="single" w:sz="4" w:space="0" w:color="auto"/>
-              <w:bottom w:val="single" w:sz="4" w:space="0" w:color="auto"/>
-              <w:right w:val="single" w:sz="4" w:space="0" w:color="auto"/>
-            </w:tcBorders>
-          </w:tcPr>
-          <w:p>
-            <w:r>
-              <w:t xml:space="preserve">{{gb04_bolum}}</w:t>
-            </w:r>
-          </w:p>
-        </w:tc>
-        <w:tc>
-          <w:tcPr>
-            <w:tcW w:w="2321" w:type="dxa"/>
-            <w:tcBorders>
-              <w:top w:val="single" w:sz="4" w:space="0" w:color="auto"/>
-              <w:left w:val="single" w:sz="4" w:space="0" w:color="auto"/>
-              <w:bottom w:val="single" w:sz="4" w:space="0" w:color="auto"/>
-              <w:right w:val="single" w:sz="4" w:space="0" w:color="auto"/>
-            </w:tcBorders>
-          </w:tcPr>
-          <w:p>
-            <w:r>
-              <w:t xml:space="preserve">{{gb04_islem}}</w:t>
-            </w:r>
-          </w:p>
-        </w:tc>
-        <w:tc>
-          <w:tcPr>
-            <w:tcW w:w="1275" w:type="dxa"/>
-            <w:tcBorders>
-              <w:top w:val="single" w:sz="4" w:space="0" w:color="auto"/>
-              <w:left w:val="single" w:sz="4" w:space="0" w:color="auto"/>
-              <w:bottom w:val="single" w:sz="4" w:space="0" w:color="auto"/>
-              <w:right w:val="single" w:sz="4" w:space="0" w:color="auto"/>
-            </w:tcBorders>
-          </w:tcPr>
-          <w:p>
-            <w:r>
-              <w:t xml:space="preserve">{{gb04_siklik}}</w:t>
-            </w:r>
-          </w:p>
-        </w:tc>
-        <w:tc>
-          <w:tcPr>
-            <w:tcW w:w="1843" w:type="dxa"/>
-            <w:tcBorders>
-              <w:top w:val="single" w:sz="4" w:space="0" w:color="auto"/>
-              <w:left w:val="single" w:sz="4" w:space="0" w:color="auto"/>
-              <w:bottom w:val="single" w:sz="4" w:space="0" w:color="auto"/>
-              <w:right w:val="single" w:sz="4" w:space="0" w:color="auto"/>
-            </w:tcBorders>
-          </w:tcPr>
-          <w:p>
-            <w:r>
-              <w:t xml:space="preserve">{{gb04_sure}}</w:t>
-            </w:r>
-          </w:p>
-        </w:tc>
-      </w:tr>
-      <w:tr>
-        <w:trPr>
-          <w:cantSplit/>
-          <w:trHeight w:val="441"/>
-        </w:trPr>
-        <w:tc>
-          <w:tcPr>
-            <w:tcW w:w="2764" w:type="dxa"/>
-            <w:tcBorders>
-              <w:top w:val="single" w:sz="4" w:space="0" w:color="auto"/>
-              <w:left w:val="single" w:sz="4" w:space="0" w:color="auto"/>
-              <w:bottom w:val="single" w:sz="4" w:space="0" w:color="auto"/>
-              <w:right w:val="single" w:sz="4" w:space="0" w:color="auto"/>
-            </w:tcBorders>
-          </w:tcPr>
-          <w:p>
-            <w:r>
-              <w:t xml:space="preserve">{{gb05_belge}}</w:t>
-            </w:r>
-          </w:p>
-        </w:tc>
-        <w:tc>
-          <w:tcPr>
-            <w:tcW w:w="1648" w:type="dxa"/>
-            <w:tcBorders>
-              <w:top w:val="single" w:sz="4" w:space="0" w:color="auto"/>
-              <w:left w:val="single" w:sz="4" w:space="0" w:color="auto"/>
-              <w:bottom w:val="single" w:sz="4" w:space="0" w:color="auto"/>
-              <w:right w:val="single" w:sz="4" w:space="0" w:color="auto"/>
-            </w:tcBorders>
-          </w:tcPr>
-          <w:p>
-            <w:r>
-              <w:t xml:space="preserve">{{gb05_bolum}}</w:t>
-            </w:r>
-          </w:p>
-        </w:tc>
-        <w:tc>
-          <w:tcPr>
-            <w:tcW w:w="2321" w:type="dxa"/>
-            <w:tcBorders>
-              <w:top w:val="single" w:sz="4" w:space="0" w:color="auto"/>
-              <w:left w:val="single" w:sz="4" w:space="0" w:color="auto"/>
-              <w:bottom w:val="single" w:sz="4" w:space="0" w:color="auto"/>
-              <w:right w:val="single" w:sz="4" w:space="0" w:color="auto"/>
-            </w:tcBorders>
-          </w:tcPr>
-          <w:p>
-            <w:r>
-              <w:t xml:space="preserve">{{gb05_islem}}</w:t>
-            </w:r>
-          </w:p>
-        </w:tc>
-        <w:tc>
-          <w:tcPr>
-            <w:tcW w:w="1275" w:type="dxa"/>
-            <w:tcBorders>
-              <w:top w:val="single" w:sz="4" w:space="0" w:color="auto"/>
-              <w:left w:val="single" w:sz="4" w:space="0" w:color="auto"/>
-              <w:bottom w:val="single" w:sz="4" w:space="0" w:color="auto"/>
-              <w:right w:val="single" w:sz="4" w:space="0" w:color="auto"/>
-            </w:tcBorders>
-          </w:tcPr>
-          <w:p>
-            <w:r>
-              <w:t xml:space="preserve">{{gb05_siklik}}</w:t>
-            </w:r>
-          </w:p>
-        </w:tc>
-        <w:tc>
-          <w:tcPr>
-            <w:tcW w:w="1843" w:type="dxa"/>
-            <w:tcBorders>
-              <w:top w:val="single" w:sz="4" w:space="0" w:color="auto"/>
-              <w:left w:val="single" w:sz="4" w:space="0" w:color="auto"/>
-              <w:bottom w:val="single" w:sz="4" w:space="0" w:color="auto"/>
-              <w:right w:val="single" w:sz="4" w:space="0" w:color="auto"/>
-            </w:tcBorders>
-          </w:tcPr>
-          <w:p>
-            <w:r>
-              <w:t xml:space="preserve">{{gb05_sure}}</w:t>
-            </w:r>
-          </w:p>
-        </w:tc>
-      </w:tr>
-      <w:tr>
-        <w:trPr>
-          <w:cantSplit/>
-          <w:trHeight w:val="441"/>
-        </w:trPr>
-        <w:tc>
-          <w:tcPr>
-            <w:tcW w:w="2764" w:type="dxa"/>
-            <w:tcBorders>
-              <w:top w:val="single" w:sz="4" w:space="0" w:color="auto"/>
-              <w:left w:val="single" w:sz="4" w:space="0" w:color="auto"/>
-              <w:bottom w:val="single" w:sz="4" w:space="0" w:color="auto"/>
-              <w:right w:val="single" w:sz="4" w:space="0" w:color="auto"/>
-            </w:tcBorders>
-          </w:tcPr>
-          <w:p>
-            <w:r>
-              <w:t xml:space="preserve">{{gb06_belge}}</w:t>
-            </w:r>
-          </w:p>
-        </w:tc>
-        <w:tc>
-          <w:tcPr>
-            <w:tcW w:w="1648" w:type="dxa"/>
-            <w:tcBorders>
-              <w:top w:val="single" w:sz="4" w:space="0" w:color="auto"/>
-              <w:left w:val="single" w:sz="4" w:space="0" w:color="auto"/>
-              <w:bottom w:val="single" w:sz="4" w:space="0" w:color="auto"/>
-              <w:right w:val="single" w:sz="4" w:space="0" w:color="auto"/>
-            </w:tcBorders>
-          </w:tcPr>
-          <w:p>
-            <w:r>
-              <w:t xml:space="preserve">{{gb06_bolum}}</w:t>
-            </w:r>
-          </w:p>
-        </w:tc>
-        <w:tc>
-          <w:tcPr>
-            <w:tcW w:w="2321" w:type="dxa"/>
-            <w:tcBorders>
-              <w:top w:val="single" w:sz="4" w:space="0" w:color="auto"/>
-              <w:left w:val="single" w:sz="4" w:space="0" w:color="auto"/>
-              <w:bottom w:val="single" w:sz="4" w:space="0" w:color="auto"/>
-              <w:right w:val="single" w:sz="4" w:space="0" w:color="auto"/>
-            </w:tcBorders>
-          </w:tcPr>
-          <w:p>
-            <w:r>
-              <w:t xml:space="preserve">{{gb06_islem}}</w:t>
-            </w:r>
-          </w:p>
-        </w:tc>
-        <w:tc>
-          <w:tcPr>
-            <w:tcW w:w="1275" w:type="dxa"/>
-            <w:tcBorders>
-              <w:top w:val="single" w:sz="4" w:space="0" w:color="auto"/>
-              <w:left w:val="single" w:sz="4" w:space="0" w:color="auto"/>
-              <w:bottom w:val="single" w:sz="4" w:space="0" w:color="auto"/>
-              <w:right w:val="single" w:sz="4" w:space="0" w:color="auto"/>
-            </w:tcBorders>
-          </w:tcPr>
-          <w:p>
-            <w:r>
-              <w:t xml:space="preserve">{{gb06_siklik}}</w:t>
-            </w:r>
-          </w:p>
-        </w:tc>
-        <w:tc>
-          <w:tcPr>
-            <w:tcW w:w="1843" w:type="dxa"/>
-            <w:tcBorders>
-              <w:top w:val="single" w:sz="4" w:space="0" w:color="auto"/>
-              <w:left w:val="single" w:sz="4" w:space="0" w:color="auto"/>
-              <w:bottom w:val="single" w:sz="4" w:space="0" w:color="auto"/>
-              <w:right w:val="single" w:sz="4" w:space="0" w:color="auto"/>
-            </w:tcBorders>
-          </w:tcPr>
-          <w:p>
-            <w:r>
-              <w:t xml:space="preserve">{{gb06_sure}}</w:t>
-            </w:r>
-          </w:p>
-        </w:tc>
-      </w:tr>
-      <w:tr>
-        <w:trPr>
-          <w:cantSplit/>
-          <w:trHeight w:val="441"/>
-        </w:trPr>
-        <w:tc>
-          <w:tcPr>
-            <w:tcW w:w="2764" w:type="dxa"/>
-            <w:tcBorders>
-              <w:top w:val="single" w:sz="4" w:space="0" w:color="auto"/>
-              <w:left w:val="single" w:sz="4" w:space="0" w:color="auto"/>
-              <w:bottom w:val="single" w:sz="4" w:space="0" w:color="auto"/>
-              <w:right w:val="single" w:sz="4" w:space="0" w:color="auto"/>
-            </w:tcBorders>
-          </w:tcPr>
-          <w:p>
-            <w:r>
-              <w:t xml:space="preserve">{{gb07_belge}}</w:t>
-            </w:r>
-          </w:p>
-        </w:tc>
-        <w:tc>
-          <w:tcPr>
-            <w:tcW w:w="1648" w:type="dxa"/>
-            <w:tcBorders>
-              <w:top w:val="single" w:sz="4" w:space="0" w:color="auto"/>
-              <w:left w:val="single" w:sz="4" w:space="0" w:color="auto"/>
-              <w:bottom w:val="single" w:sz="4" w:space="0" w:color="auto"/>
-              <w:right w:val="single" w:sz="4" w:space="0" w:color="auto"/>
-            </w:tcBorders>
-          </w:tcPr>
-          <w:p>
-            <w:r>
-              <w:t xml:space="preserve">{{gb07_bolum}}</w:t>
-            </w:r>
-          </w:p>
-        </w:tc>
-        <w:tc>
-          <w:tcPr>
-            <w:tcW w:w="2321" w:type="dxa"/>
-            <w:tcBorders>
-              <w:top w:val="single" w:sz="4" w:space="0" w:color="auto"/>
-              <w:left w:val="single" w:sz="4" w:space="0" w:color="auto"/>
-              <w:bottom w:val="single" w:sz="4" w:space="0" w:color="auto"/>
-              <w:right w:val="single" w:sz="4" w:space="0" w:color="auto"/>
-            </w:tcBorders>
-          </w:tcPr>
-          <w:p>
-            <w:r>
-              <w:t xml:space="preserve">{{gb07_islem}}</w:t>
-            </w:r>
-          </w:p>
-        </w:tc>
-        <w:tc>
-          <w:tcPr>
-            <w:tcW w:w="1275" w:type="dxa"/>
-            <w:tcBorders>
-              <w:top w:val="single" w:sz="4" w:space="0" w:color="auto"/>
-              <w:left w:val="single" w:sz="4" w:space="0" w:color="auto"/>
-              <w:bottom w:val="single" w:sz="4" w:space="0" w:color="auto"/>
-              <w:right w:val="single" w:sz="4" w:space="0" w:color="auto"/>
-            </w:tcBorders>
-          </w:tcPr>
-          <w:p>
-            <w:r>
-              <w:t xml:space="preserve">{{gb07_siklik}}</w:t>
-            </w:r>
-          </w:p>
-        </w:tc>
-        <w:tc>
-          <w:tcPr>
-            <w:tcW w:w="1843" w:type="dxa"/>
-            <w:tcBorders>
-              <w:top w:val="single" w:sz="4" w:space="0" w:color="auto"/>
-              <w:left w:val="single" w:sz="4" w:space="0" w:color="auto"/>
-              <w:bottom w:val="single" w:sz="4" w:space="0" w:color="auto"/>
-              <w:right w:val="single" w:sz="4" w:space="0" w:color="auto"/>
-            </w:tcBorders>
-          </w:tcPr>
-          <w:p>
-            <w:r>
-              <w:t xml:space="preserve">{{gb07_sure}}</w:t>
-            </w:r>
-          </w:p>
-        </w:tc>
-      </w:tr>
-      <w:tr>
-        <w:trPr>
-          <w:cantSplit/>
-          <w:trHeight w:val="441"/>
-        </w:trPr>
-        <w:tc>
-          <w:tcPr>
-            <w:tcW w:w="2764" w:type="dxa"/>
-            <w:tcBorders>
-              <w:top w:val="single" w:sz="4" w:space="0" w:color="auto"/>
-              <w:left w:val="single" w:sz="4" w:space="0" w:color="auto"/>
-              <w:bottom w:val="single" w:sz="4" w:space="0" w:color="auto"/>
-              <w:right w:val="single" w:sz="4" w:space="0" w:color="auto"/>
-            </w:tcBorders>
-          </w:tcPr>
-          <w:p>
-            <w:r>
-              <w:t xml:space="preserve">{{gb08_belge}}</w:t>
-            </w:r>
-          </w:p>
-        </w:tc>
-        <w:tc>
-          <w:tcPr>
-            <w:tcW w:w="1648" w:type="dxa"/>
-            <w:tcBorders>
-              <w:top w:val="single" w:sz="4" w:space="0" w:color="auto"/>
-              <w:left w:val="single" w:sz="4" w:space="0" w:color="auto"/>
-              <w:bottom w:val="single" w:sz="4" w:space="0" w:color="auto"/>
-              <w:right w:val="single" w:sz="4" w:space="0" w:color="auto"/>
-            </w:tcBorders>
-          </w:tcPr>
-          <w:p>
-            <w:r>
-              <w:t xml:space="preserve">{{gb08_bolum}}</w:t>
-            </w:r>
-          </w:p>
-        </w:tc>
-        <w:tc>
-          <w:tcPr>
-            <w:tcW w:w="2321" w:type="dxa"/>
-            <w:tcBorders>
-              <w:top w:val="single" w:sz="4" w:space="0" w:color="auto"/>
-              <w:left w:val="single" w:sz="4" w:space="0" w:color="auto"/>
-              <w:bottom w:val="single" w:sz="4" w:space="0" w:color="auto"/>
-              <w:right w:val="single" w:sz="4" w:space="0" w:color="auto"/>
-            </w:tcBorders>
-          </w:tcPr>
-          <w:p>
-            <w:r>
-              <w:t xml:space="preserve">{{gb08_islem}}</w:t>
-            </w:r>
-          </w:p>
-        </w:tc>
-        <w:tc>
-          <w:tcPr>
-            <w:tcW w:w="1275" w:type="dxa"/>
-            <w:tcBorders>
-              <w:top w:val="single" w:sz="4" w:space="0" w:color="auto"/>
-              <w:left w:val="single" w:sz="4" w:space="0" w:color="auto"/>
-              <w:bottom w:val="single" w:sz="4" w:space="0" w:color="auto"/>
-              <w:right w:val="single" w:sz="4" w:space="0" w:color="auto"/>
-            </w:tcBorders>
-          </w:tcPr>
-          <w:p>
-            <w:r>
-              <w:t xml:space="preserve">{{gb08_siklik}}</w:t>
-            </w:r>
-          </w:p>
-        </w:tc>
-        <w:tc>
-          <w:tcPr>
-            <w:tcW w:w="1843" w:type="dxa"/>
-            <w:tcBorders>
-              <w:top w:val="single" w:sz="4" w:space="0" w:color="auto"/>
-              <w:left w:val="single" w:sz="4" w:space="0" w:color="auto"/>
-              <w:bottom w:val="single" w:sz="4" w:space="0" w:color="auto"/>
-              <w:right w:val="single" w:sz="4" w:space="0" w:color="auto"/>
-            </w:tcBorders>
-          </w:tcPr>
-          <w:p>
-            <w:r>
-              <w:t xml:space="preserve">{{gb08_sure}}</w:t>
+              <w:t xml:space="preserve">{{sure}}{{/gelen_belgeler}}</w:t>
             </w:r>
           </w:p>
         </w:tc>
@@ -7536,7 +5468,7 @@
           </w:tcPr>
           <w:p>
             <w:r>
-              <w:t xml:space="preserve">{{gc01_belge}}</w:t>
+              <w:t xml:space="preserve">{{#giden_belgeler}}{{belge}}</w:t>
             </w:r>
           </w:p>
         </w:tc>
@@ -7552,7 +5484,7 @@
           </w:tcPr>
           <w:p>
             <w:r>
-              <w:t xml:space="preserve">{{gc01_yer_amac}}</w:t>
+              <w:t xml:space="preserve">{{yer_amac}}</w:t>
             </w:r>
           </w:p>
         </w:tc>
@@ -7568,7 +5500,7 @@
           </w:tcPr>
           <w:p>
             <w:r>
-              <w:t xml:space="preserve">{{gc01_siklik}}</w:t>
+              <w:t xml:space="preserve">{{siklik}}</w:t>
             </w:r>
           </w:p>
         </w:tc>
@@ -7584,766 +5516,7 @@
           </w:tcPr>
           <w:p>
             <w:r>
-              <w:t xml:space="preserve">{{gc01_sure}}</w:t>
-            </w:r>
-          </w:p>
-        </w:tc>
-      </w:tr>
-      <w:tr>
-        <w:trPr>
-          <w:cantSplit/>
-        </w:trPr>
-        <w:tc>
-          <w:tcPr>
-            <w:tcW w:w="3153" w:type="dxa"/>
-            <w:tcBorders>
-              <w:top w:val="single" w:sz="4" w:space="0" w:color="auto"/>
-              <w:left w:val="single" w:sz="4" w:space="0" w:color="auto"/>
-              <w:bottom w:val="single" w:sz="4" w:space="0" w:color="auto"/>
-              <w:right w:val="single" w:sz="4" w:space="0" w:color="auto"/>
-            </w:tcBorders>
-          </w:tcPr>
-          <w:p>
-            <w:r>
-              <w:t xml:space="preserve">{{gc02_belge}}</w:t>
-            </w:r>
-          </w:p>
-        </w:tc>
-        <w:tc>
-          <w:tcPr>
-            <w:tcW w:w="3296" w:type="dxa"/>
-            <w:tcBorders>
-              <w:top w:val="single" w:sz="4" w:space="0" w:color="auto"/>
-              <w:left w:val="single" w:sz="4" w:space="0" w:color="auto"/>
-              <w:bottom w:val="single" w:sz="4" w:space="0" w:color="auto"/>
-              <w:right w:val="single" w:sz="4" w:space="0" w:color="auto"/>
-            </w:tcBorders>
-          </w:tcPr>
-          <w:p>
-            <w:r>
-              <w:t xml:space="preserve">{{gc02_yer_amac}}</w:t>
-            </w:r>
-          </w:p>
-        </w:tc>
-        <w:tc>
-          <w:tcPr>
-            <w:tcW w:w="1276" w:type="dxa"/>
-            <w:tcBorders>
-              <w:top w:val="single" w:sz="4" w:space="0" w:color="auto"/>
-              <w:left w:val="single" w:sz="4" w:space="0" w:color="auto"/>
-              <w:bottom w:val="single" w:sz="4" w:space="0" w:color="auto"/>
-              <w:right w:val="single" w:sz="4" w:space="0" w:color="auto"/>
-            </w:tcBorders>
-          </w:tcPr>
-          <w:p>
-            <w:r>
-              <w:t xml:space="preserve">{{gc02_siklik}}</w:t>
-            </w:r>
-          </w:p>
-        </w:tc>
-        <w:tc>
-          <w:tcPr>
-            <w:tcW w:w="2268" w:type="dxa"/>
-            <w:tcBorders>
-              <w:top w:val="single" w:sz="4" w:space="0" w:color="auto"/>
-              <w:left w:val="single" w:sz="4" w:space="0" w:color="auto"/>
-              <w:bottom w:val="single" w:sz="4" w:space="0" w:color="auto"/>
-              <w:right w:val="single" w:sz="4" w:space="0" w:color="auto"/>
-            </w:tcBorders>
-          </w:tcPr>
-          <w:p>
-            <w:r>
-              <w:t xml:space="preserve">{{gc02_sure}}</w:t>
-            </w:r>
-          </w:p>
-        </w:tc>
-      </w:tr>
-      <w:tr>
-        <w:trPr>
-          <w:cantSplit/>
-        </w:trPr>
-        <w:tc>
-          <w:tcPr>
-            <w:tcW w:w="3153" w:type="dxa"/>
-            <w:tcBorders>
-              <w:top w:val="single" w:sz="4" w:space="0" w:color="auto"/>
-              <w:left w:val="single" w:sz="4" w:space="0" w:color="auto"/>
-              <w:bottom w:val="single" w:sz="4" w:space="0" w:color="auto"/>
-              <w:right w:val="single" w:sz="4" w:space="0" w:color="auto"/>
-            </w:tcBorders>
-          </w:tcPr>
-          <w:p>
-            <w:r>
-              <w:t xml:space="preserve">{{gc03_belge}}</w:t>
-            </w:r>
-          </w:p>
-        </w:tc>
-        <w:tc>
-          <w:tcPr>
-            <w:tcW w:w="3296" w:type="dxa"/>
-            <w:tcBorders>
-              <w:top w:val="single" w:sz="4" w:space="0" w:color="auto"/>
-              <w:left w:val="single" w:sz="4" w:space="0" w:color="auto"/>
-              <w:bottom w:val="single" w:sz="4" w:space="0" w:color="auto"/>
-              <w:right w:val="single" w:sz="4" w:space="0" w:color="auto"/>
-            </w:tcBorders>
-          </w:tcPr>
-          <w:p>
-            <w:r>
-              <w:t xml:space="preserve">{{gc03_yer_amac}}</w:t>
-            </w:r>
-          </w:p>
-        </w:tc>
-        <w:tc>
-          <w:tcPr>
-            <w:tcW w:w="1276" w:type="dxa"/>
-            <w:tcBorders>
-              <w:top w:val="single" w:sz="4" w:space="0" w:color="auto"/>
-              <w:left w:val="single" w:sz="4" w:space="0" w:color="auto"/>
-              <w:bottom w:val="single" w:sz="4" w:space="0" w:color="auto"/>
-              <w:right w:val="single" w:sz="4" w:space="0" w:color="auto"/>
-            </w:tcBorders>
-          </w:tcPr>
-          <w:p>
-            <w:r>
-              <w:t xml:space="preserve">{{gc03_siklik}}</w:t>
-            </w:r>
-          </w:p>
-        </w:tc>
-        <w:tc>
-          <w:tcPr>
-            <w:tcW w:w="2268" w:type="dxa"/>
-            <w:tcBorders>
-              <w:top w:val="single" w:sz="4" w:space="0" w:color="auto"/>
-              <w:left w:val="single" w:sz="4" w:space="0" w:color="auto"/>
-              <w:bottom w:val="single" w:sz="4" w:space="0" w:color="auto"/>
-              <w:right w:val="single" w:sz="4" w:space="0" w:color="auto"/>
-            </w:tcBorders>
-          </w:tcPr>
-          <w:p>
-            <w:r>
-              <w:t xml:space="preserve">{{gc03_sure}}</w:t>
-            </w:r>
-          </w:p>
-        </w:tc>
-      </w:tr>
-      <w:tr>
-        <w:trPr>
-          <w:cantSplit/>
-        </w:trPr>
-        <w:tc>
-          <w:tcPr>
-            <w:tcW w:w="3153" w:type="dxa"/>
-            <w:tcBorders>
-              <w:top w:val="single" w:sz="4" w:space="0" w:color="auto"/>
-              <w:left w:val="single" w:sz="4" w:space="0" w:color="auto"/>
-              <w:bottom w:val="single" w:sz="4" w:space="0" w:color="auto"/>
-              <w:right w:val="single" w:sz="4" w:space="0" w:color="auto"/>
-            </w:tcBorders>
-          </w:tcPr>
-          <w:p>
-            <w:r>
-              <w:t xml:space="preserve">{{gc04_belge}}</w:t>
-            </w:r>
-          </w:p>
-        </w:tc>
-        <w:tc>
-          <w:tcPr>
-            <w:tcW w:w="3296" w:type="dxa"/>
-            <w:tcBorders>
-              <w:top w:val="single" w:sz="4" w:space="0" w:color="auto"/>
-              <w:left w:val="single" w:sz="4" w:space="0" w:color="auto"/>
-              <w:bottom w:val="single" w:sz="4" w:space="0" w:color="auto"/>
-              <w:right w:val="single" w:sz="4" w:space="0" w:color="auto"/>
-            </w:tcBorders>
-          </w:tcPr>
-          <w:p>
-            <w:r>
-              <w:t xml:space="preserve">{{gc04_yer_amac}}</w:t>
-            </w:r>
-          </w:p>
-        </w:tc>
-        <w:tc>
-          <w:tcPr>
-            <w:tcW w:w="1276" w:type="dxa"/>
-            <w:tcBorders>
-              <w:top w:val="single" w:sz="4" w:space="0" w:color="auto"/>
-              <w:left w:val="single" w:sz="4" w:space="0" w:color="auto"/>
-              <w:bottom w:val="single" w:sz="4" w:space="0" w:color="auto"/>
-              <w:right w:val="single" w:sz="4" w:space="0" w:color="auto"/>
-            </w:tcBorders>
-          </w:tcPr>
-          <w:p>
-            <w:r>
-              <w:t xml:space="preserve">{{gc04_siklik}}</w:t>
-            </w:r>
-          </w:p>
-        </w:tc>
-        <w:tc>
-          <w:tcPr>
-            <w:tcW w:w="2268" w:type="dxa"/>
-            <w:tcBorders>
-              <w:top w:val="single" w:sz="4" w:space="0" w:color="auto"/>
-              <w:left w:val="single" w:sz="4" w:space="0" w:color="auto"/>
-              <w:bottom w:val="single" w:sz="4" w:space="0" w:color="auto"/>
-              <w:right w:val="single" w:sz="4" w:space="0" w:color="auto"/>
-            </w:tcBorders>
-          </w:tcPr>
-          <w:p>
-            <w:r>
-              <w:t xml:space="preserve">{{gc04_sure}}</w:t>
-            </w:r>
-          </w:p>
-        </w:tc>
-      </w:tr>
-      <w:tr>
-        <w:trPr>
-          <w:cantSplit/>
-        </w:trPr>
-        <w:tc>
-          <w:tcPr>
-            <w:tcW w:w="3153" w:type="dxa"/>
-            <w:tcBorders>
-              <w:top w:val="single" w:sz="4" w:space="0" w:color="auto"/>
-              <w:left w:val="single" w:sz="4" w:space="0" w:color="auto"/>
-              <w:bottom w:val="single" w:sz="4" w:space="0" w:color="auto"/>
-              <w:right w:val="single" w:sz="4" w:space="0" w:color="auto"/>
-            </w:tcBorders>
-          </w:tcPr>
-          <w:p>
-            <w:r>
-              <w:t xml:space="preserve">{{gc05_belge}}</w:t>
-            </w:r>
-          </w:p>
-        </w:tc>
-        <w:tc>
-          <w:tcPr>
-            <w:tcW w:w="3296" w:type="dxa"/>
-            <w:tcBorders>
-              <w:top w:val="single" w:sz="4" w:space="0" w:color="auto"/>
-              <w:left w:val="single" w:sz="4" w:space="0" w:color="auto"/>
-              <w:bottom w:val="single" w:sz="4" w:space="0" w:color="auto"/>
-              <w:right w:val="single" w:sz="4" w:space="0" w:color="auto"/>
-            </w:tcBorders>
-          </w:tcPr>
-          <w:p>
-            <w:r>
-              <w:t xml:space="preserve">{{gc05_yer_amac}}</w:t>
-            </w:r>
-          </w:p>
-        </w:tc>
-        <w:tc>
-          <w:tcPr>
-            <w:tcW w:w="1276" w:type="dxa"/>
-            <w:tcBorders>
-              <w:top w:val="single" w:sz="4" w:space="0" w:color="auto"/>
-              <w:left w:val="single" w:sz="4" w:space="0" w:color="auto"/>
-              <w:bottom w:val="single" w:sz="4" w:space="0" w:color="auto"/>
-              <w:right w:val="single" w:sz="4" w:space="0" w:color="auto"/>
-            </w:tcBorders>
-          </w:tcPr>
-          <w:p>
-            <w:r>
-              <w:t xml:space="preserve">{{gc05_siklik}}</w:t>
-            </w:r>
-          </w:p>
-        </w:tc>
-        <w:tc>
-          <w:tcPr>
-            <w:tcW w:w="2268" w:type="dxa"/>
-            <w:tcBorders>
-              <w:top w:val="single" w:sz="4" w:space="0" w:color="auto"/>
-              <w:left w:val="single" w:sz="4" w:space="0" w:color="auto"/>
-              <w:bottom w:val="single" w:sz="4" w:space="0" w:color="auto"/>
-              <w:right w:val="single" w:sz="4" w:space="0" w:color="auto"/>
-            </w:tcBorders>
-          </w:tcPr>
-          <w:p>
-            <w:r>
-              <w:t xml:space="preserve">{{gc05_sure}}</w:t>
-            </w:r>
-          </w:p>
-        </w:tc>
-      </w:tr>
-      <w:tr>
-        <w:trPr>
-          <w:cantSplit/>
-        </w:trPr>
-        <w:tc>
-          <w:tcPr>
-            <w:tcW w:w="3153" w:type="dxa"/>
-            <w:tcBorders>
-              <w:top w:val="single" w:sz="4" w:space="0" w:color="auto"/>
-              <w:left w:val="single" w:sz="4" w:space="0" w:color="auto"/>
-              <w:bottom w:val="single" w:sz="4" w:space="0" w:color="auto"/>
-              <w:right w:val="single" w:sz="4" w:space="0" w:color="auto"/>
-            </w:tcBorders>
-          </w:tcPr>
-          <w:p>
-            <w:r>
-              <w:t xml:space="preserve">{{gc06_belge}}</w:t>
-            </w:r>
-          </w:p>
-        </w:tc>
-        <w:tc>
-          <w:tcPr>
-            <w:tcW w:w="3296" w:type="dxa"/>
-            <w:tcBorders>
-              <w:top w:val="single" w:sz="4" w:space="0" w:color="auto"/>
-              <w:left w:val="single" w:sz="4" w:space="0" w:color="auto"/>
-              <w:bottom w:val="single" w:sz="4" w:space="0" w:color="auto"/>
-              <w:right w:val="single" w:sz="4" w:space="0" w:color="auto"/>
-            </w:tcBorders>
-          </w:tcPr>
-          <w:p>
-            <w:r>
-              <w:t xml:space="preserve">{{gc06_yer_amac}}</w:t>
-            </w:r>
-          </w:p>
-        </w:tc>
-        <w:tc>
-          <w:tcPr>
-            <w:tcW w:w="1276" w:type="dxa"/>
-            <w:tcBorders>
-              <w:top w:val="single" w:sz="4" w:space="0" w:color="auto"/>
-              <w:left w:val="single" w:sz="4" w:space="0" w:color="auto"/>
-              <w:bottom w:val="single" w:sz="4" w:space="0" w:color="auto"/>
-              <w:right w:val="single" w:sz="4" w:space="0" w:color="auto"/>
-            </w:tcBorders>
-          </w:tcPr>
-          <w:p>
-            <w:r>
-              <w:t xml:space="preserve">{{gc06_siklik}}</w:t>
-            </w:r>
-          </w:p>
-        </w:tc>
-        <w:tc>
-          <w:tcPr>
-            <w:tcW w:w="2268" w:type="dxa"/>
-            <w:tcBorders>
-              <w:top w:val="single" w:sz="4" w:space="0" w:color="auto"/>
-              <w:left w:val="single" w:sz="4" w:space="0" w:color="auto"/>
-              <w:bottom w:val="single" w:sz="4" w:space="0" w:color="auto"/>
-              <w:right w:val="single" w:sz="4" w:space="0" w:color="auto"/>
-            </w:tcBorders>
-          </w:tcPr>
-          <w:p>
-            <w:r>
-              <w:t xml:space="preserve">{{gc06_sure}}</w:t>
-            </w:r>
-          </w:p>
-        </w:tc>
-      </w:tr>
-      <w:tr>
-        <w:trPr>
-          <w:cantSplit/>
-        </w:trPr>
-        <w:tc>
-          <w:tcPr>
-            <w:tcW w:w="3153" w:type="dxa"/>
-            <w:tcBorders>
-              <w:top w:val="single" w:sz="4" w:space="0" w:color="auto"/>
-              <w:left w:val="single" w:sz="4" w:space="0" w:color="auto"/>
-              <w:bottom w:val="single" w:sz="4" w:space="0" w:color="auto"/>
-              <w:right w:val="single" w:sz="4" w:space="0" w:color="auto"/>
-            </w:tcBorders>
-          </w:tcPr>
-          <w:p>
-            <w:r>
-              <w:t xml:space="preserve">{{gc07_belge}}</w:t>
-            </w:r>
-          </w:p>
-        </w:tc>
-        <w:tc>
-          <w:tcPr>
-            <w:tcW w:w="3296" w:type="dxa"/>
-            <w:tcBorders>
-              <w:top w:val="single" w:sz="4" w:space="0" w:color="auto"/>
-              <w:left w:val="single" w:sz="4" w:space="0" w:color="auto"/>
-              <w:bottom w:val="single" w:sz="4" w:space="0" w:color="auto"/>
-              <w:right w:val="single" w:sz="4" w:space="0" w:color="auto"/>
-            </w:tcBorders>
-          </w:tcPr>
-          <w:p>
-            <w:r>
-              <w:t xml:space="preserve">{{gc07_yer_amac}}</w:t>
-            </w:r>
-          </w:p>
-        </w:tc>
-        <w:tc>
-          <w:tcPr>
-            <w:tcW w:w="1276" w:type="dxa"/>
-            <w:tcBorders>
-              <w:top w:val="single" w:sz="4" w:space="0" w:color="auto"/>
-              <w:left w:val="single" w:sz="4" w:space="0" w:color="auto"/>
-              <w:bottom w:val="single" w:sz="4" w:space="0" w:color="auto"/>
-              <w:right w:val="single" w:sz="4" w:space="0" w:color="auto"/>
-            </w:tcBorders>
-          </w:tcPr>
-          <w:p>
-            <w:r>
-              <w:t xml:space="preserve">{{gc07_siklik}}</w:t>
-            </w:r>
-          </w:p>
-        </w:tc>
-        <w:tc>
-          <w:tcPr>
-            <w:tcW w:w="2268" w:type="dxa"/>
-            <w:tcBorders>
-              <w:top w:val="single" w:sz="4" w:space="0" w:color="auto"/>
-              <w:left w:val="single" w:sz="4" w:space="0" w:color="auto"/>
-              <w:bottom w:val="single" w:sz="4" w:space="0" w:color="auto"/>
-              <w:right w:val="single" w:sz="4" w:space="0" w:color="auto"/>
-            </w:tcBorders>
-          </w:tcPr>
-          <w:p>
-            <w:r>
-              <w:t xml:space="preserve">{{gc07_sure}}</w:t>
-            </w:r>
-          </w:p>
-        </w:tc>
-      </w:tr>
-      <w:tr>
-        <w:trPr>
-          <w:cantSplit/>
-        </w:trPr>
-        <w:tc>
-          <w:tcPr>
-            <w:tcW w:w="3153" w:type="dxa"/>
-            <w:tcBorders>
-              <w:top w:val="single" w:sz="4" w:space="0" w:color="auto"/>
-              <w:left w:val="single" w:sz="4" w:space="0" w:color="auto"/>
-              <w:bottom w:val="single" w:sz="4" w:space="0" w:color="auto"/>
-              <w:right w:val="single" w:sz="4" w:space="0" w:color="auto"/>
-            </w:tcBorders>
-          </w:tcPr>
-          <w:p>
-            <w:r>
-              <w:t xml:space="preserve">{{gc08_belge}}</w:t>
-            </w:r>
-          </w:p>
-        </w:tc>
-        <w:tc>
-          <w:tcPr>
-            <w:tcW w:w="3296" w:type="dxa"/>
-            <w:tcBorders>
-              <w:top w:val="single" w:sz="4" w:space="0" w:color="auto"/>
-              <w:left w:val="single" w:sz="4" w:space="0" w:color="auto"/>
-              <w:bottom w:val="single" w:sz="4" w:space="0" w:color="auto"/>
-              <w:right w:val="single" w:sz="4" w:space="0" w:color="auto"/>
-            </w:tcBorders>
-          </w:tcPr>
-          <w:p>
-            <w:r>
-              <w:t xml:space="preserve">{{gc08_yer_amac}}</w:t>
-            </w:r>
-          </w:p>
-        </w:tc>
-        <w:tc>
-          <w:tcPr>
-            <w:tcW w:w="1276" w:type="dxa"/>
-            <w:tcBorders>
-              <w:top w:val="single" w:sz="4" w:space="0" w:color="auto"/>
-              <w:left w:val="single" w:sz="4" w:space="0" w:color="auto"/>
-              <w:bottom w:val="single" w:sz="4" w:space="0" w:color="auto"/>
-              <w:right w:val="single" w:sz="4" w:space="0" w:color="auto"/>
-            </w:tcBorders>
-          </w:tcPr>
-          <w:p>
-            <w:r>
-              <w:t xml:space="preserve">{{gc08_siklik}}</w:t>
-            </w:r>
-          </w:p>
-        </w:tc>
-        <w:tc>
-          <w:tcPr>
-            <w:tcW w:w="2268" w:type="dxa"/>
-            <w:tcBorders>
-              <w:top w:val="single" w:sz="4" w:space="0" w:color="auto"/>
-              <w:left w:val="single" w:sz="4" w:space="0" w:color="auto"/>
-              <w:bottom w:val="single" w:sz="4" w:space="0" w:color="auto"/>
-              <w:right w:val="single" w:sz="4" w:space="0" w:color="auto"/>
-            </w:tcBorders>
-          </w:tcPr>
-          <w:p>
-            <w:r>
-              <w:t xml:space="preserve">{{gc08_sure}}</w:t>
-            </w:r>
-          </w:p>
-        </w:tc>
-      </w:tr>
-      <w:tr>
-        <w:trPr>
-          <w:cantSplit/>
-        </w:trPr>
-        <w:tc>
-          <w:tcPr>
-            <w:tcW w:w="3153" w:type="dxa"/>
-            <w:tcBorders>
-              <w:top w:val="single" w:sz="4" w:space="0" w:color="auto"/>
-              <w:left w:val="single" w:sz="4" w:space="0" w:color="auto"/>
-              <w:bottom w:val="single" w:sz="4" w:space="0" w:color="auto"/>
-              <w:right w:val="single" w:sz="4" w:space="0" w:color="auto"/>
-            </w:tcBorders>
-          </w:tcPr>
-          <w:p>
-            <w:r>
-              <w:t xml:space="preserve">{{gc09_belge}}</w:t>
-            </w:r>
-          </w:p>
-        </w:tc>
-        <w:tc>
-          <w:tcPr>
-            <w:tcW w:w="3296" w:type="dxa"/>
-            <w:tcBorders>
-              <w:top w:val="single" w:sz="4" w:space="0" w:color="auto"/>
-              <w:left w:val="single" w:sz="4" w:space="0" w:color="auto"/>
-              <w:bottom w:val="single" w:sz="4" w:space="0" w:color="auto"/>
-              <w:right w:val="single" w:sz="4" w:space="0" w:color="auto"/>
-            </w:tcBorders>
-          </w:tcPr>
-          <w:p>
-            <w:r>
-              <w:t xml:space="preserve">{{gc09_yer_amac}}</w:t>
-            </w:r>
-          </w:p>
-        </w:tc>
-        <w:tc>
-          <w:tcPr>
-            <w:tcW w:w="1276" w:type="dxa"/>
-            <w:tcBorders>
-              <w:top w:val="single" w:sz="4" w:space="0" w:color="auto"/>
-              <w:left w:val="single" w:sz="4" w:space="0" w:color="auto"/>
-              <w:bottom w:val="single" w:sz="4" w:space="0" w:color="auto"/>
-              <w:right w:val="single" w:sz="4" w:space="0" w:color="auto"/>
-            </w:tcBorders>
-          </w:tcPr>
-          <w:p>
-            <w:r>
-              <w:t xml:space="preserve">{{gc09_siklik}}</w:t>
-            </w:r>
-          </w:p>
-        </w:tc>
-        <w:tc>
-          <w:tcPr>
-            <w:tcW w:w="2268" w:type="dxa"/>
-            <w:tcBorders>
-              <w:top w:val="single" w:sz="4" w:space="0" w:color="auto"/>
-              <w:left w:val="single" w:sz="4" w:space="0" w:color="auto"/>
-              <w:bottom w:val="single" w:sz="4" w:space="0" w:color="auto"/>
-              <w:right w:val="single" w:sz="4" w:space="0" w:color="auto"/>
-            </w:tcBorders>
-          </w:tcPr>
-          <w:p>
-            <w:r>
-              <w:t xml:space="preserve">{{gc09_sure}}</w:t>
-            </w:r>
-          </w:p>
-        </w:tc>
-      </w:tr>
-      <w:tr>
-        <w:trPr>
-          <w:cantSplit/>
-        </w:trPr>
-        <w:tc>
-          <w:tcPr>
-            <w:tcW w:w="3153" w:type="dxa"/>
-            <w:tcBorders>
-              <w:top w:val="single" w:sz="4" w:space="0" w:color="auto"/>
-              <w:left w:val="single" w:sz="4" w:space="0" w:color="auto"/>
-              <w:bottom w:val="single" w:sz="4" w:space="0" w:color="auto"/>
-              <w:right w:val="single" w:sz="4" w:space="0" w:color="auto"/>
-            </w:tcBorders>
-          </w:tcPr>
-          <w:p>
-            <w:r>
-              <w:t xml:space="preserve">{{gc10_belge}}</w:t>
-            </w:r>
-          </w:p>
-        </w:tc>
-        <w:tc>
-          <w:tcPr>
-            <w:tcW w:w="3296" w:type="dxa"/>
-            <w:tcBorders>
-              <w:top w:val="single" w:sz="4" w:space="0" w:color="auto"/>
-              <w:left w:val="single" w:sz="4" w:space="0" w:color="auto"/>
-              <w:bottom w:val="single" w:sz="4" w:space="0" w:color="auto"/>
-              <w:right w:val="single" w:sz="4" w:space="0" w:color="auto"/>
-            </w:tcBorders>
-          </w:tcPr>
-          <w:p>
-            <w:r>
-              <w:t xml:space="preserve">{{gc10_yer_amac}}</w:t>
-            </w:r>
-          </w:p>
-        </w:tc>
-        <w:tc>
-          <w:tcPr>
-            <w:tcW w:w="1276" w:type="dxa"/>
-            <w:tcBorders>
-              <w:top w:val="single" w:sz="4" w:space="0" w:color="auto"/>
-              <w:left w:val="single" w:sz="4" w:space="0" w:color="auto"/>
-              <w:bottom w:val="single" w:sz="4" w:space="0" w:color="auto"/>
-              <w:right w:val="single" w:sz="4" w:space="0" w:color="auto"/>
-            </w:tcBorders>
-          </w:tcPr>
-          <w:p>
-            <w:r>
-              <w:t xml:space="preserve">{{gc10_siklik}}</w:t>
-            </w:r>
-          </w:p>
-        </w:tc>
-        <w:tc>
-          <w:tcPr>
-            <w:tcW w:w="2268" w:type="dxa"/>
-            <w:tcBorders>
-              <w:top w:val="single" w:sz="4" w:space="0" w:color="auto"/>
-              <w:left w:val="single" w:sz="4" w:space="0" w:color="auto"/>
-              <w:bottom w:val="single" w:sz="4" w:space="0" w:color="auto"/>
-              <w:right w:val="single" w:sz="4" w:space="0" w:color="auto"/>
-            </w:tcBorders>
-          </w:tcPr>
-          <w:p>
-            <w:r>
-              <w:t xml:space="preserve">{{gc10_sure}}</w:t>
-            </w:r>
-          </w:p>
-        </w:tc>
-      </w:tr>
-      <w:tr>
-        <w:trPr>
-          <w:cantSplit/>
-        </w:trPr>
-        <w:tc>
-          <w:tcPr>
-            <w:tcW w:w="3153" w:type="dxa"/>
-            <w:tcBorders>
-              <w:top w:val="single" w:sz="4" w:space="0" w:color="auto"/>
-              <w:left w:val="single" w:sz="4" w:space="0" w:color="auto"/>
-              <w:bottom w:val="single" w:sz="4" w:space="0" w:color="auto"/>
-              <w:right w:val="single" w:sz="4" w:space="0" w:color="auto"/>
-            </w:tcBorders>
-          </w:tcPr>
-          <w:p>
-            <w:r>
-              <w:t xml:space="preserve">{{gc11_belge}}</w:t>
-            </w:r>
-          </w:p>
-        </w:tc>
-        <w:tc>
-          <w:tcPr>
-            <w:tcW w:w="3296" w:type="dxa"/>
-            <w:tcBorders>
-              <w:top w:val="single" w:sz="4" w:space="0" w:color="auto"/>
-              <w:left w:val="single" w:sz="4" w:space="0" w:color="auto"/>
-              <w:bottom w:val="single" w:sz="4" w:space="0" w:color="auto"/>
-              <w:right w:val="single" w:sz="4" w:space="0" w:color="auto"/>
-            </w:tcBorders>
-          </w:tcPr>
-          <w:p>
-            <w:r>
-              <w:t xml:space="preserve">{{gc11_yer_amac}}</w:t>
-            </w:r>
-          </w:p>
-        </w:tc>
-        <w:tc>
-          <w:tcPr>
-            <w:tcW w:w="1276" w:type="dxa"/>
-            <w:tcBorders>
-              <w:top w:val="single" w:sz="4" w:space="0" w:color="auto"/>
-              <w:left w:val="single" w:sz="4" w:space="0" w:color="auto"/>
-              <w:bottom w:val="single" w:sz="4" w:space="0" w:color="auto"/>
-              <w:right w:val="single" w:sz="4" w:space="0" w:color="auto"/>
-            </w:tcBorders>
-          </w:tcPr>
-          <w:p>
-            <w:r>
-              <w:t xml:space="preserve">{{gc11_siklik}}</w:t>
-            </w:r>
-          </w:p>
-        </w:tc>
-        <w:tc>
-          <w:tcPr>
-            <w:tcW w:w="2268" w:type="dxa"/>
-            <w:tcBorders>
-              <w:top w:val="single" w:sz="4" w:space="0" w:color="auto"/>
-              <w:left w:val="single" w:sz="4" w:space="0" w:color="auto"/>
-              <w:bottom w:val="single" w:sz="4" w:space="0" w:color="auto"/>
-              <w:right w:val="single" w:sz="4" w:space="0" w:color="auto"/>
-            </w:tcBorders>
-          </w:tcPr>
-          <w:p>
-            <w:r>
-              <w:t xml:space="preserve">{{gc11_sure}}</w:t>
-            </w:r>
-          </w:p>
-        </w:tc>
-      </w:tr>
-      <w:tr>
-        <w:trPr>
-          <w:cantSplit/>
-        </w:trPr>
-        <w:tc>
-          <w:tcPr>
-            <w:tcW w:w="3153" w:type="dxa"/>
-            <w:tcBorders>
-              <w:top w:val="single" w:sz="4" w:space="0" w:color="auto"/>
-              <w:left w:val="single" w:sz="4" w:space="0" w:color="auto"/>
-              <w:bottom w:val="single" w:sz="4" w:space="0" w:color="auto"/>
-              <w:right w:val="single" w:sz="4" w:space="0" w:color="auto"/>
-            </w:tcBorders>
-          </w:tcPr>
-          <w:p>
-            <w:r>
-              <w:t xml:space="preserve">{{gc12_belge}}</w:t>
-            </w:r>
-          </w:p>
-        </w:tc>
-        <w:tc>
-          <w:tcPr>
-            <w:tcW w:w="3296" w:type="dxa"/>
-            <w:tcBorders>
-              <w:top w:val="single" w:sz="4" w:space="0" w:color="auto"/>
-              <w:left w:val="single" w:sz="4" w:space="0" w:color="auto"/>
-              <w:bottom w:val="single" w:sz="4" w:space="0" w:color="auto"/>
-              <w:right w:val="single" w:sz="4" w:space="0" w:color="auto"/>
-            </w:tcBorders>
-          </w:tcPr>
-          <w:p>
-            <w:r>
-              <w:t xml:space="preserve">{{gc12_yer_amac}}</w:t>
-            </w:r>
-          </w:p>
-        </w:tc>
-        <w:tc>
-          <w:tcPr>
-            <w:tcW w:w="1276" w:type="dxa"/>
-            <w:tcBorders>
-              <w:top w:val="single" w:sz="4" w:space="0" w:color="auto"/>
-              <w:left w:val="single" w:sz="4" w:space="0" w:color="auto"/>
-              <w:bottom w:val="single" w:sz="4" w:space="0" w:color="auto"/>
-              <w:right w:val="single" w:sz="4" w:space="0" w:color="auto"/>
-            </w:tcBorders>
-          </w:tcPr>
-          <w:p>
-            <w:r>
-              <w:t xml:space="preserve">{{gc12_siklik}}</w:t>
-            </w:r>
-          </w:p>
-        </w:tc>
-        <w:tc>
-          <w:tcPr>
-            <w:tcW w:w="2268" w:type="dxa"/>
-            <w:tcBorders>
-              <w:top w:val="single" w:sz="4" w:space="0" w:color="auto"/>
-              <w:left w:val="single" w:sz="4" w:space="0" w:color="auto"/>
-              <w:bottom w:val="single" w:sz="4" w:space="0" w:color="auto"/>
-              <w:right w:val="single" w:sz="4" w:space="0" w:color="auto"/>
-            </w:tcBorders>
-          </w:tcPr>
-          <w:p>
-            <w:r>
-              <w:t xml:space="preserve">{{gc12_sure}}</w:t>
+              <w:t xml:space="preserve">{{sure}}{{/giden_belgeler}}</w:t>
             </w:r>
           </w:p>
         </w:tc>
@@ -8593,7 +5766,7 @@
           </w:tcPr>
           <w:p>
             <w:r>
-              <w:t xml:space="preserve">{{kk01_tur}}</w:t>
+              <w:t xml:space="preserve">{{#is_kontrolleri}}{{tur}}</w:t>
             </w:r>
           </w:p>
         </w:tc>
@@ -8609,7 +5782,7 @@
           </w:tcPr>
           <w:p>
             <w:r>
-              <w:t xml:space="preserve">{{kk01_siklik}}</w:t>
+              <w:t xml:space="preserve">{{siklik}}</w:t>
             </w:r>
           </w:p>
         </w:tc>
@@ -8625,432 +5798,7 @@
           </w:tcPr>
           <w:p>
             <w:r>
-              <w:t xml:space="preserve">{{kk01_sure}}</w:t>
-            </w:r>
-          </w:p>
-        </w:tc>
-      </w:tr>
-      <w:tr>
-        <w:trPr>
-          <w:cantSplit/>
-          <w:trHeight w:val="584"/>
-        </w:trPr>
-        <w:tc>
-          <w:tcPr>
-            <w:tcW w:w="3612" w:type="dxa"/>
-            <w:tcBorders>
-              <w:top w:val="single" w:sz="4" w:space="0" w:color="auto"/>
-              <w:left w:val="single" w:sz="4" w:space="0" w:color="auto"/>
-              <w:bottom w:val="single" w:sz="4" w:space="0" w:color="auto"/>
-              <w:right w:val="single" w:sz="4" w:space="0" w:color="auto"/>
-            </w:tcBorders>
-          </w:tcPr>
-          <w:p>
-            <w:r>
-              <w:t xml:space="preserve">{{kk02_tur}}</w:t>
-            </w:r>
-          </w:p>
-        </w:tc>
-        <w:tc>
-          <w:tcPr>
-            <w:tcW w:w="2833" w:type="dxa"/>
-            <w:tcBorders>
-              <w:top w:val="single" w:sz="4" w:space="0" w:color="auto"/>
-              <w:left w:val="single" w:sz="4" w:space="0" w:color="auto"/>
-              <w:bottom w:val="single" w:sz="4" w:space="0" w:color="auto"/>
-              <w:right w:val="single" w:sz="4" w:space="0" w:color="auto"/>
-            </w:tcBorders>
-          </w:tcPr>
-          <w:p>
-            <w:r>
-              <w:t xml:space="preserve">{{kk02_siklik}}</w:t>
-            </w:r>
-          </w:p>
-        </w:tc>
-        <w:tc>
-          <w:tcPr>
-            <w:tcW w:w="2975" w:type="dxa"/>
-            <w:tcBorders>
-              <w:top w:val="single" w:sz="4" w:space="0" w:color="auto"/>
-              <w:left w:val="single" w:sz="4" w:space="0" w:color="auto"/>
-              <w:bottom w:val="single" w:sz="4" w:space="0" w:color="auto"/>
-              <w:right w:val="single" w:sz="4" w:space="0" w:color="auto"/>
-            </w:tcBorders>
-          </w:tcPr>
-          <w:p>
-            <w:r>
-              <w:t xml:space="preserve">{{kk02_sure}}</w:t>
-            </w:r>
-          </w:p>
-        </w:tc>
-      </w:tr>
-      <w:tr>
-        <w:trPr>
-          <w:cantSplit/>
-        </w:trPr>
-        <w:tc>
-          <w:tcPr>
-            <w:tcW w:w="3612" w:type="dxa"/>
-            <w:tcBorders>
-              <w:top w:val="single" w:sz="4" w:space="0" w:color="auto"/>
-              <w:left w:val="single" w:sz="4" w:space="0" w:color="auto"/>
-              <w:bottom w:val="single" w:sz="4" w:space="0" w:color="auto"/>
-              <w:right w:val="single" w:sz="4" w:space="0" w:color="auto"/>
-            </w:tcBorders>
-          </w:tcPr>
-          <w:p>
-            <w:r>
-              <w:t xml:space="preserve">{{kk03_tur}}</w:t>
-            </w:r>
-          </w:p>
-        </w:tc>
-        <w:tc>
-          <w:tcPr>
-            <w:tcW w:w="2833" w:type="dxa"/>
-            <w:tcBorders>
-              <w:top w:val="single" w:sz="4" w:space="0" w:color="auto"/>
-              <w:left w:val="single" w:sz="4" w:space="0" w:color="auto"/>
-              <w:bottom w:val="single" w:sz="4" w:space="0" w:color="auto"/>
-              <w:right w:val="single" w:sz="4" w:space="0" w:color="auto"/>
-            </w:tcBorders>
-          </w:tcPr>
-          <w:p>
-            <w:r>
-              <w:t xml:space="preserve">{{kk03_siklik}}</w:t>
-            </w:r>
-          </w:p>
-        </w:tc>
-        <w:tc>
-          <w:tcPr>
-            <w:tcW w:w="2975" w:type="dxa"/>
-            <w:tcBorders>
-              <w:top w:val="single" w:sz="4" w:space="0" w:color="auto"/>
-              <w:left w:val="single" w:sz="4" w:space="0" w:color="auto"/>
-              <w:bottom w:val="single" w:sz="4" w:space="0" w:color="auto"/>
-              <w:right w:val="single" w:sz="4" w:space="0" w:color="auto"/>
-            </w:tcBorders>
-          </w:tcPr>
-          <w:p>
-            <w:r>
-              <w:t xml:space="preserve">{{kk03_sure}}</w:t>
-            </w:r>
-          </w:p>
-        </w:tc>
-      </w:tr>
-      <w:tr>
-        <w:trPr>
-          <w:cantSplit/>
-        </w:trPr>
-        <w:tc>
-          <w:tcPr>
-            <w:tcW w:w="3612" w:type="dxa"/>
-            <w:tcBorders>
-              <w:top w:val="single" w:sz="4" w:space="0" w:color="auto"/>
-              <w:left w:val="single" w:sz="4" w:space="0" w:color="auto"/>
-              <w:bottom w:val="single" w:sz="4" w:space="0" w:color="auto"/>
-              <w:right w:val="single" w:sz="4" w:space="0" w:color="auto"/>
-            </w:tcBorders>
-          </w:tcPr>
-          <w:p>
-            <w:r>
-              <w:t xml:space="preserve">{{kk04_tur}}</w:t>
-            </w:r>
-          </w:p>
-        </w:tc>
-        <w:tc>
-          <w:tcPr>
-            <w:tcW w:w="2833" w:type="dxa"/>
-            <w:tcBorders>
-              <w:top w:val="single" w:sz="4" w:space="0" w:color="auto"/>
-              <w:left w:val="single" w:sz="4" w:space="0" w:color="auto"/>
-              <w:bottom w:val="single" w:sz="4" w:space="0" w:color="auto"/>
-              <w:right w:val="single" w:sz="4" w:space="0" w:color="auto"/>
-            </w:tcBorders>
-          </w:tcPr>
-          <w:p>
-            <w:r>
-              <w:t xml:space="preserve">{{kk04_siklik}}</w:t>
-            </w:r>
-          </w:p>
-        </w:tc>
-        <w:tc>
-          <w:tcPr>
-            <w:tcW w:w="2975" w:type="dxa"/>
-            <w:tcBorders>
-              <w:top w:val="single" w:sz="4" w:space="0" w:color="auto"/>
-              <w:left w:val="single" w:sz="4" w:space="0" w:color="auto"/>
-              <w:bottom w:val="single" w:sz="4" w:space="0" w:color="auto"/>
-              <w:right w:val="single" w:sz="4" w:space="0" w:color="auto"/>
-            </w:tcBorders>
-          </w:tcPr>
-          <w:p>
-            <w:r>
-              <w:t xml:space="preserve">{{kk04_sure}}</w:t>
-            </w:r>
-          </w:p>
-        </w:tc>
-      </w:tr>
-      <w:tr>
-        <w:trPr>
-          <w:cantSplit/>
-        </w:trPr>
-        <w:tc>
-          <w:tcPr>
-            <w:tcW w:w="3612" w:type="dxa"/>
-            <w:tcBorders>
-              <w:top w:val="single" w:sz="4" w:space="0" w:color="auto"/>
-              <w:left w:val="single" w:sz="4" w:space="0" w:color="auto"/>
-              <w:bottom w:val="single" w:sz="4" w:space="0" w:color="auto"/>
-              <w:right w:val="single" w:sz="4" w:space="0" w:color="auto"/>
-            </w:tcBorders>
-          </w:tcPr>
-          <w:p>
-            <w:r>
-              <w:t xml:space="preserve">{{kk05_tur}}</w:t>
-            </w:r>
-          </w:p>
-        </w:tc>
-        <w:tc>
-          <w:tcPr>
-            <w:tcW w:w="2833" w:type="dxa"/>
-            <w:tcBorders>
-              <w:top w:val="single" w:sz="4" w:space="0" w:color="auto"/>
-              <w:left w:val="single" w:sz="4" w:space="0" w:color="auto"/>
-              <w:bottom w:val="single" w:sz="4" w:space="0" w:color="auto"/>
-              <w:right w:val="single" w:sz="4" w:space="0" w:color="auto"/>
-            </w:tcBorders>
-          </w:tcPr>
-          <w:p>
-            <w:r>
-              <w:t xml:space="preserve">{{kk05_siklik}}</w:t>
-            </w:r>
-          </w:p>
-        </w:tc>
-        <w:tc>
-          <w:tcPr>
-            <w:tcW w:w="2975" w:type="dxa"/>
-            <w:tcBorders>
-              <w:top w:val="single" w:sz="4" w:space="0" w:color="auto"/>
-              <w:left w:val="single" w:sz="4" w:space="0" w:color="auto"/>
-              <w:bottom w:val="single" w:sz="4" w:space="0" w:color="auto"/>
-              <w:right w:val="single" w:sz="4" w:space="0" w:color="auto"/>
-            </w:tcBorders>
-          </w:tcPr>
-          <w:p>
-            <w:r>
-              <w:t xml:space="preserve">{{kk05_sure}}</w:t>
-            </w:r>
-          </w:p>
-        </w:tc>
-      </w:tr>
-      <w:tr>
-        <w:trPr>
-          <w:cantSplit/>
-        </w:trPr>
-        <w:tc>
-          <w:tcPr>
-            <w:tcW w:w="3612" w:type="dxa"/>
-            <w:tcBorders>
-              <w:top w:val="single" w:sz="4" w:space="0" w:color="auto"/>
-              <w:left w:val="single" w:sz="4" w:space="0" w:color="auto"/>
-              <w:bottom w:val="single" w:sz="4" w:space="0" w:color="auto"/>
-              <w:right w:val="single" w:sz="4" w:space="0" w:color="auto"/>
-            </w:tcBorders>
-          </w:tcPr>
-          <w:p>
-            <w:r>
-              <w:t xml:space="preserve">{{kk06_tur}}</w:t>
-            </w:r>
-          </w:p>
-        </w:tc>
-        <w:tc>
-          <w:tcPr>
-            <w:tcW w:w="2833" w:type="dxa"/>
-            <w:tcBorders>
-              <w:top w:val="single" w:sz="4" w:space="0" w:color="auto"/>
-              <w:left w:val="single" w:sz="4" w:space="0" w:color="auto"/>
-              <w:bottom w:val="single" w:sz="4" w:space="0" w:color="auto"/>
-              <w:right w:val="single" w:sz="4" w:space="0" w:color="auto"/>
-            </w:tcBorders>
-          </w:tcPr>
-          <w:p>
-            <w:r>
-              <w:t xml:space="preserve">{{kk06_siklik}}</w:t>
-            </w:r>
-          </w:p>
-        </w:tc>
-        <w:tc>
-          <w:tcPr>
-            <w:tcW w:w="2975" w:type="dxa"/>
-            <w:tcBorders>
-              <w:top w:val="single" w:sz="4" w:space="0" w:color="auto"/>
-              <w:left w:val="single" w:sz="4" w:space="0" w:color="auto"/>
-              <w:bottom w:val="single" w:sz="4" w:space="0" w:color="auto"/>
-              <w:right w:val="single" w:sz="4" w:space="0" w:color="auto"/>
-            </w:tcBorders>
-          </w:tcPr>
-          <w:p>
-            <w:r>
-              <w:t xml:space="preserve">{{kk06_sure}}</w:t>
-            </w:r>
-          </w:p>
-        </w:tc>
-      </w:tr>
-      <w:tr>
-        <w:trPr>
-          <w:cantSplit/>
-        </w:trPr>
-        <w:tc>
-          <w:tcPr>
-            <w:tcW w:w="3612" w:type="dxa"/>
-            <w:tcBorders>
-              <w:top w:val="single" w:sz="4" w:space="0" w:color="auto"/>
-              <w:left w:val="single" w:sz="4" w:space="0" w:color="auto"/>
-              <w:bottom w:val="single" w:sz="4" w:space="0" w:color="auto"/>
-              <w:right w:val="single" w:sz="4" w:space="0" w:color="auto"/>
-            </w:tcBorders>
-          </w:tcPr>
-          <w:p>
-            <w:r>
-              <w:t xml:space="preserve">{{kk07_tur}}</w:t>
-            </w:r>
-          </w:p>
-        </w:tc>
-        <w:tc>
-          <w:tcPr>
-            <w:tcW w:w="2833" w:type="dxa"/>
-            <w:tcBorders>
-              <w:top w:val="single" w:sz="4" w:space="0" w:color="auto"/>
-              <w:left w:val="single" w:sz="4" w:space="0" w:color="auto"/>
-              <w:bottom w:val="single" w:sz="4" w:space="0" w:color="auto"/>
-              <w:right w:val="single" w:sz="4" w:space="0" w:color="auto"/>
-            </w:tcBorders>
-          </w:tcPr>
-          <w:p>
-            <w:r>
-              <w:t xml:space="preserve">{{kk07_siklik}}</w:t>
-            </w:r>
-          </w:p>
-        </w:tc>
-        <w:tc>
-          <w:tcPr>
-            <w:tcW w:w="2975" w:type="dxa"/>
-            <w:tcBorders>
-              <w:top w:val="single" w:sz="4" w:space="0" w:color="auto"/>
-              <w:left w:val="single" w:sz="4" w:space="0" w:color="auto"/>
-              <w:bottom w:val="single" w:sz="4" w:space="0" w:color="auto"/>
-              <w:right w:val="single" w:sz="4" w:space="0" w:color="auto"/>
-            </w:tcBorders>
-          </w:tcPr>
-          <w:p>
-            <w:r>
-              <w:t xml:space="preserve">{{kk07_sure}}</w:t>
-            </w:r>
-          </w:p>
-        </w:tc>
-      </w:tr>
-      <w:tr>
-        <w:trPr>
-          <w:cantSplit/>
-        </w:trPr>
-        <w:tc>
-          <w:tcPr>
-            <w:tcW w:w="3612" w:type="dxa"/>
-            <w:tcBorders>
-              <w:top w:val="single" w:sz="4" w:space="0" w:color="auto"/>
-              <w:left w:val="single" w:sz="4" w:space="0" w:color="auto"/>
-              <w:bottom w:val="single" w:sz="4" w:space="0" w:color="auto"/>
-              <w:right w:val="single" w:sz="4" w:space="0" w:color="auto"/>
-            </w:tcBorders>
-          </w:tcPr>
-          <w:p>
-            <w:r>
-              <w:t xml:space="preserve">{{kk08_tur}}</w:t>
-            </w:r>
-          </w:p>
-        </w:tc>
-        <w:tc>
-          <w:tcPr>
-            <w:tcW w:w="2833" w:type="dxa"/>
-            <w:tcBorders>
-              <w:top w:val="single" w:sz="4" w:space="0" w:color="auto"/>
-              <w:left w:val="single" w:sz="4" w:space="0" w:color="auto"/>
-              <w:bottom w:val="single" w:sz="4" w:space="0" w:color="auto"/>
-              <w:right w:val="single" w:sz="4" w:space="0" w:color="auto"/>
-            </w:tcBorders>
-          </w:tcPr>
-          <w:p>
-            <w:r>
-              <w:t xml:space="preserve">{{kk08_siklik}}</w:t>
-            </w:r>
-          </w:p>
-        </w:tc>
-        <w:tc>
-          <w:tcPr>
-            <w:tcW w:w="2975" w:type="dxa"/>
-            <w:tcBorders>
-              <w:top w:val="single" w:sz="4" w:space="0" w:color="auto"/>
-              <w:left w:val="single" w:sz="4" w:space="0" w:color="auto"/>
-              <w:bottom w:val="single" w:sz="4" w:space="0" w:color="auto"/>
-              <w:right w:val="single" w:sz="4" w:space="0" w:color="auto"/>
-            </w:tcBorders>
-          </w:tcPr>
-          <w:p>
-            <w:r>
-              <w:t xml:space="preserve">{{kk08_sure}}</w:t>
-            </w:r>
-          </w:p>
-        </w:tc>
-      </w:tr>
-      <w:tr>
-        <w:trPr>
-          <w:cantSplit/>
-        </w:trPr>
-        <w:tc>
-          <w:tcPr>
-            <w:tcW w:w="3612" w:type="dxa"/>
-            <w:tcBorders>
-              <w:top w:val="single" w:sz="4" w:space="0" w:color="auto"/>
-              <w:left w:val="single" w:sz="4" w:space="0" w:color="auto"/>
-              <w:bottom w:val="single" w:sz="4" w:space="0" w:color="auto"/>
-              <w:right w:val="single" w:sz="4" w:space="0" w:color="auto"/>
-            </w:tcBorders>
-          </w:tcPr>
-          <w:p>
-            <w:r>
-              <w:t xml:space="preserve">{{kk09_tur}}</w:t>
-            </w:r>
-          </w:p>
-        </w:tc>
-        <w:tc>
-          <w:tcPr>
-            <w:tcW w:w="2833" w:type="dxa"/>
-            <w:tcBorders>
-              <w:top w:val="single" w:sz="4" w:space="0" w:color="auto"/>
-              <w:left w:val="single" w:sz="4" w:space="0" w:color="auto"/>
-              <w:bottom w:val="single" w:sz="4" w:space="0" w:color="auto"/>
-              <w:right w:val="single" w:sz="4" w:space="0" w:color="auto"/>
-            </w:tcBorders>
-          </w:tcPr>
-          <w:p>
-            <w:r>
-              <w:t xml:space="preserve">{{kk09_siklik}}</w:t>
-            </w:r>
-          </w:p>
-        </w:tc>
-        <w:tc>
-          <w:tcPr>
-            <w:tcW w:w="2975" w:type="dxa"/>
-            <w:tcBorders>
-              <w:top w:val="single" w:sz="4" w:space="0" w:color="auto"/>
-              <w:left w:val="single" w:sz="4" w:space="0" w:color="auto"/>
-              <w:bottom w:val="single" w:sz="4" w:space="0" w:color="auto"/>
-              <w:right w:val="single" w:sz="4" w:space="0" w:color="auto"/>
-            </w:tcBorders>
-          </w:tcPr>
-          <w:p>
-            <w:r>
-              <w:t xml:space="preserve">{{kk09_sure}}</w:t>
+              <w:t xml:space="preserve">{{sure}}{{/is_kontrolleri}}</w:t>
             </w:r>
           </w:p>
         </w:tc>
@@ -9836,7 +6584,7 @@
           </w:tcPr>
           <w:p>
             <w:r>
-              <w:t xml:space="preserve">{{k01_is}}</w:t>
+              <w:t xml:space="preserve">{{#kontrol_tablosu}}{{is}}</w:t>
             </w:r>
           </w:p>
         </w:tc>
@@ -9852,7 +6600,7 @@
           </w:tcPr>
           <w:p>
             <w:r>
-              <w:t xml:space="preserve">{{k01_amac}}</w:t>
+              <w:t xml:space="preserve">{{amac}}</w:t>
             </w:r>
           </w:p>
         </w:tc>
@@ -9868,7 +6616,7 @@
           </w:tcPr>
           <w:p>
             <w:r>
-              <w:t xml:space="preserve">{{k01_kontrol}}</w:t>
+              <w:t xml:space="preserve">{{kontrol}}</w:t>
             </w:r>
           </w:p>
         </w:tc>
@@ -9884,7 +6632,7 @@
           </w:tcPr>
           <w:p>
             <w:r>
-              <w:t xml:space="preserve">{{k01_paraf}}</w:t>
+              <w:t xml:space="preserve">{{paraf}}</w:t>
             </w:r>
           </w:p>
         </w:tc>
@@ -9900,7 +6648,7 @@
           </w:tcPr>
           <w:p>
             <w:r>
-              <w:t xml:space="preserve">{{k01_imza}}</w:t>
+              <w:t xml:space="preserve">{{imza}}</w:t>
             </w:r>
           </w:p>
         </w:tc>
@@ -9916,399 +6664,7 @@
           </w:tcPr>
           <w:p>
             <w:r>
-              <w:t xml:space="preserve">{{k01_makam}}</w:t>
-            </w:r>
-          </w:p>
-        </w:tc>
-      </w:tr>
-      <w:tr>
-        <w:tc>
-          <w:tcPr>
-            <w:tcW w:w="3616" w:type="dxa"/>
-            <w:tcBorders>
-              <w:top w:val="single" w:sz="4" w:space="0" w:color="auto"/>
-              <w:left w:val="single" w:sz="4" w:space="0" w:color="auto"/>
-              <w:bottom w:val="single" w:sz="4" w:space="0" w:color="auto"/>
-              <w:right w:val="single" w:sz="4" w:space="0" w:color="auto"/>
-            </w:tcBorders>
-          </w:tcPr>
-          <w:p>
-            <w:r>
-              <w:t xml:space="preserve">{{k02_is}}</w:t>
-            </w:r>
-          </w:p>
-        </w:tc>
-        <w:tc>
-          <w:tcPr>
-            <w:tcW w:w="2269" w:type="dxa"/>
-            <w:tcBorders>
-              <w:top w:val="single" w:sz="4" w:space="0" w:color="auto"/>
-              <w:left w:val="single" w:sz="4" w:space="0" w:color="auto"/>
-              <w:bottom w:val="single" w:sz="4" w:space="0" w:color="auto"/>
-              <w:right w:val="single" w:sz="4" w:space="0" w:color="auto"/>
-            </w:tcBorders>
-          </w:tcPr>
-          <w:p>
-            <w:r>
-              <w:t xml:space="preserve">{{k02_amac}}</w:t>
-            </w:r>
-          </w:p>
-        </w:tc>
-        <w:tc>
-          <w:tcPr>
-            <w:tcW w:w="1131" w:type="dxa"/>
-            <w:tcBorders>
-              <w:top w:val="single" w:sz="4" w:space="0" w:color="auto"/>
-              <w:left w:val="single" w:sz="4" w:space="0" w:color="auto"/>
-              <w:bottom w:val="single" w:sz="4" w:space="0" w:color="auto"/>
-              <w:right w:val="single" w:sz="4" w:space="0" w:color="auto"/>
-            </w:tcBorders>
-          </w:tcPr>
-          <w:p>
-            <w:r>
-              <w:t xml:space="preserve">{{k02_kontrol}}</w:t>
-            </w:r>
-          </w:p>
-        </w:tc>
-        <w:tc>
-          <w:tcPr>
-            <w:tcW w:w="851" w:type="dxa"/>
-            <w:tcBorders>
-              <w:top w:val="single" w:sz="4" w:space="0" w:color="auto"/>
-              <w:left w:val="single" w:sz="4" w:space="0" w:color="auto"/>
-              <w:bottom w:val="single" w:sz="4" w:space="0" w:color="auto"/>
-              <w:right w:val="single" w:sz="4" w:space="0" w:color="auto"/>
-            </w:tcBorders>
-          </w:tcPr>
-          <w:p>
-            <w:r>
-              <w:t xml:space="preserve">{{k02_paraf}}</w:t>
-            </w:r>
-          </w:p>
-        </w:tc>
-        <w:tc>
-          <w:tcPr>
-            <w:tcW w:w="854" w:type="dxa"/>
-            <w:tcBorders>
-              <w:top w:val="single" w:sz="4" w:space="0" w:color="auto"/>
-              <w:left w:val="single" w:sz="4" w:space="0" w:color="auto"/>
-              <w:bottom w:val="single" w:sz="4" w:space="0" w:color="auto"/>
-              <w:right w:val="single" w:sz="4" w:space="0" w:color="auto"/>
-            </w:tcBorders>
-          </w:tcPr>
-          <w:p>
-            <w:r>
-              <w:t xml:space="preserve">{{k02_imza}}</w:t>
-            </w:r>
-          </w:p>
-        </w:tc>
-        <w:tc>
-          <w:tcPr>
-            <w:tcW w:w="1419" w:type="dxa"/>
-            <w:tcBorders>
-              <w:top w:val="single" w:sz="4" w:space="0" w:color="auto"/>
-              <w:left w:val="single" w:sz="4" w:space="0" w:color="auto"/>
-              <w:bottom w:val="single" w:sz="4" w:space="0" w:color="auto"/>
-              <w:right w:val="single" w:sz="4" w:space="0" w:color="auto"/>
-            </w:tcBorders>
-          </w:tcPr>
-          <w:p>
-            <w:r>
-              <w:t xml:space="preserve">{{k02_makam}}</w:t>
-            </w:r>
-          </w:p>
-        </w:tc>
-      </w:tr>
-      <w:tr>
-        <w:tc>
-          <w:tcPr>
-            <w:tcW w:w="3616" w:type="dxa"/>
-            <w:tcBorders>
-              <w:top w:val="single" w:sz="4" w:space="0" w:color="auto"/>
-              <w:left w:val="single" w:sz="4" w:space="0" w:color="auto"/>
-              <w:bottom w:val="single" w:sz="4" w:space="0" w:color="auto"/>
-              <w:right w:val="single" w:sz="4" w:space="0" w:color="auto"/>
-            </w:tcBorders>
-          </w:tcPr>
-          <w:p>
-            <w:r>
-              <w:t xml:space="preserve">{{k03_is}}</w:t>
-            </w:r>
-          </w:p>
-        </w:tc>
-        <w:tc>
-          <w:tcPr>
-            <w:tcW w:w="2269" w:type="dxa"/>
-            <w:tcBorders>
-              <w:top w:val="single" w:sz="4" w:space="0" w:color="auto"/>
-              <w:left w:val="single" w:sz="4" w:space="0" w:color="auto"/>
-              <w:bottom w:val="single" w:sz="4" w:space="0" w:color="auto"/>
-              <w:right w:val="single" w:sz="4" w:space="0" w:color="auto"/>
-            </w:tcBorders>
-          </w:tcPr>
-          <w:p>
-            <w:r>
-              <w:t xml:space="preserve">{{k03_amac}}</w:t>
-            </w:r>
-          </w:p>
-        </w:tc>
-        <w:tc>
-          <w:tcPr>
-            <w:tcW w:w="1131" w:type="dxa"/>
-            <w:tcBorders>
-              <w:top w:val="single" w:sz="4" w:space="0" w:color="auto"/>
-              <w:left w:val="single" w:sz="4" w:space="0" w:color="auto"/>
-              <w:bottom w:val="single" w:sz="4" w:space="0" w:color="auto"/>
-              <w:right w:val="single" w:sz="4" w:space="0" w:color="auto"/>
-            </w:tcBorders>
-          </w:tcPr>
-          <w:p>
-            <w:r>
-              <w:t xml:space="preserve">{{k03_kontrol}}</w:t>
-            </w:r>
-          </w:p>
-        </w:tc>
-        <w:tc>
-          <w:tcPr>
-            <w:tcW w:w="851" w:type="dxa"/>
-            <w:tcBorders>
-              <w:top w:val="single" w:sz="4" w:space="0" w:color="auto"/>
-              <w:left w:val="single" w:sz="4" w:space="0" w:color="auto"/>
-              <w:bottom w:val="single" w:sz="4" w:space="0" w:color="auto"/>
-              <w:right w:val="single" w:sz="4" w:space="0" w:color="auto"/>
-            </w:tcBorders>
-          </w:tcPr>
-          <w:p>
-            <w:r>
-              <w:t xml:space="preserve">{{k03_paraf}}</w:t>
-            </w:r>
-          </w:p>
-        </w:tc>
-        <w:tc>
-          <w:tcPr>
-            <w:tcW w:w="854" w:type="dxa"/>
-            <w:tcBorders>
-              <w:top w:val="single" w:sz="4" w:space="0" w:color="auto"/>
-              <w:left w:val="single" w:sz="4" w:space="0" w:color="auto"/>
-              <w:bottom w:val="single" w:sz="4" w:space="0" w:color="auto"/>
-              <w:right w:val="single" w:sz="4" w:space="0" w:color="auto"/>
-            </w:tcBorders>
-          </w:tcPr>
-          <w:p>
-            <w:r>
-              <w:t xml:space="preserve">{{k03_imza}}</w:t>
-            </w:r>
-          </w:p>
-        </w:tc>
-        <w:tc>
-          <w:tcPr>
-            <w:tcW w:w="1419" w:type="dxa"/>
-            <w:tcBorders>
-              <w:top w:val="single" w:sz="4" w:space="0" w:color="auto"/>
-              <w:left w:val="single" w:sz="4" w:space="0" w:color="auto"/>
-              <w:bottom w:val="single" w:sz="4" w:space="0" w:color="auto"/>
-              <w:right w:val="single" w:sz="4" w:space="0" w:color="auto"/>
-            </w:tcBorders>
-          </w:tcPr>
-          <w:p>
-            <w:r>
-              <w:t xml:space="preserve">{{k03_makam}}</w:t>
-            </w:r>
-          </w:p>
-        </w:tc>
-      </w:tr>
-      <w:tr>
-        <w:tc>
-          <w:tcPr>
-            <w:tcW w:w="3616" w:type="dxa"/>
-            <w:tcBorders>
-              <w:top w:val="single" w:sz="4" w:space="0" w:color="auto"/>
-              <w:left w:val="single" w:sz="4" w:space="0" w:color="auto"/>
-              <w:bottom w:val="single" w:sz="4" w:space="0" w:color="auto"/>
-              <w:right w:val="single" w:sz="4" w:space="0" w:color="auto"/>
-            </w:tcBorders>
-          </w:tcPr>
-          <w:p>
-            <w:r>
-              <w:t xml:space="preserve">{{k04_is}}</w:t>
-            </w:r>
-          </w:p>
-        </w:tc>
-        <w:tc>
-          <w:tcPr>
-            <w:tcW w:w="2269" w:type="dxa"/>
-            <w:tcBorders>
-              <w:top w:val="single" w:sz="4" w:space="0" w:color="auto"/>
-              <w:left w:val="single" w:sz="4" w:space="0" w:color="auto"/>
-              <w:bottom w:val="single" w:sz="4" w:space="0" w:color="auto"/>
-              <w:right w:val="single" w:sz="4" w:space="0" w:color="auto"/>
-            </w:tcBorders>
-          </w:tcPr>
-          <w:p>
-            <w:r>
-              <w:t xml:space="preserve">{{k04_amac}}</w:t>
-            </w:r>
-          </w:p>
-        </w:tc>
-        <w:tc>
-          <w:tcPr>
-            <w:tcW w:w="1131" w:type="dxa"/>
-            <w:tcBorders>
-              <w:top w:val="single" w:sz="4" w:space="0" w:color="auto"/>
-              <w:left w:val="single" w:sz="4" w:space="0" w:color="auto"/>
-              <w:bottom w:val="single" w:sz="4" w:space="0" w:color="auto"/>
-              <w:right w:val="single" w:sz="4" w:space="0" w:color="auto"/>
-            </w:tcBorders>
-          </w:tcPr>
-          <w:p>
-            <w:r>
-              <w:t xml:space="preserve">{{k04_kontrol}}</w:t>
-            </w:r>
-          </w:p>
-        </w:tc>
-        <w:tc>
-          <w:tcPr>
-            <w:tcW w:w="851" w:type="dxa"/>
-            <w:tcBorders>
-              <w:top w:val="single" w:sz="4" w:space="0" w:color="auto"/>
-              <w:left w:val="single" w:sz="4" w:space="0" w:color="auto"/>
-              <w:bottom w:val="single" w:sz="4" w:space="0" w:color="auto"/>
-              <w:right w:val="single" w:sz="4" w:space="0" w:color="auto"/>
-            </w:tcBorders>
-          </w:tcPr>
-          <w:p>
-            <w:r>
-              <w:t xml:space="preserve">{{k04_paraf}}</w:t>
-            </w:r>
-          </w:p>
-        </w:tc>
-        <w:tc>
-          <w:tcPr>
-            <w:tcW w:w="854" w:type="dxa"/>
-            <w:tcBorders>
-              <w:top w:val="single" w:sz="4" w:space="0" w:color="auto"/>
-              <w:left w:val="single" w:sz="4" w:space="0" w:color="auto"/>
-              <w:bottom w:val="single" w:sz="4" w:space="0" w:color="auto"/>
-              <w:right w:val="single" w:sz="4" w:space="0" w:color="auto"/>
-            </w:tcBorders>
-          </w:tcPr>
-          <w:p>
-            <w:r>
-              <w:t xml:space="preserve">{{k04_imza}}</w:t>
-            </w:r>
-          </w:p>
-        </w:tc>
-        <w:tc>
-          <w:tcPr>
-            <w:tcW w:w="1419" w:type="dxa"/>
-            <w:tcBorders>
-              <w:top w:val="single" w:sz="4" w:space="0" w:color="auto"/>
-              <w:left w:val="single" w:sz="4" w:space="0" w:color="auto"/>
-              <w:bottom w:val="single" w:sz="4" w:space="0" w:color="auto"/>
-              <w:right w:val="single" w:sz="4" w:space="0" w:color="auto"/>
-            </w:tcBorders>
-          </w:tcPr>
-          <w:p>
-            <w:r>
-              <w:t xml:space="preserve">{{k04_makam}}</w:t>
-            </w:r>
-          </w:p>
-        </w:tc>
-      </w:tr>
-      <w:tr>
-        <w:tc>
-          <w:tcPr>
-            <w:tcW w:w="3616" w:type="dxa"/>
-            <w:tcBorders>
-              <w:top w:val="single" w:sz="4" w:space="0" w:color="auto"/>
-              <w:left w:val="single" w:sz="4" w:space="0" w:color="auto"/>
-              <w:bottom w:val="single" w:sz="4" w:space="0" w:color="auto"/>
-              <w:right w:val="single" w:sz="4" w:space="0" w:color="auto"/>
-            </w:tcBorders>
-          </w:tcPr>
-          <w:p>
-            <w:r>
-              <w:t xml:space="preserve">{{k05_is}}</w:t>
-            </w:r>
-          </w:p>
-        </w:tc>
-        <w:tc>
-          <w:tcPr>
-            <w:tcW w:w="2269" w:type="dxa"/>
-            <w:tcBorders>
-              <w:top w:val="single" w:sz="4" w:space="0" w:color="auto"/>
-              <w:left w:val="single" w:sz="4" w:space="0" w:color="auto"/>
-              <w:bottom w:val="single" w:sz="4" w:space="0" w:color="auto"/>
-              <w:right w:val="single" w:sz="4" w:space="0" w:color="auto"/>
-            </w:tcBorders>
-          </w:tcPr>
-          <w:p>
-            <w:r>
-              <w:t xml:space="preserve">{{k05_amac}}</w:t>
-            </w:r>
-          </w:p>
-        </w:tc>
-        <w:tc>
-          <w:tcPr>
-            <w:tcW w:w="1131" w:type="dxa"/>
-            <w:tcBorders>
-              <w:top w:val="single" w:sz="4" w:space="0" w:color="auto"/>
-              <w:left w:val="single" w:sz="4" w:space="0" w:color="auto"/>
-              <w:bottom w:val="single" w:sz="4" w:space="0" w:color="auto"/>
-              <w:right w:val="single" w:sz="4" w:space="0" w:color="auto"/>
-            </w:tcBorders>
-          </w:tcPr>
-          <w:p>
-            <w:r>
-              <w:t xml:space="preserve">{{k05_kontrol}}</w:t>
-            </w:r>
-          </w:p>
-        </w:tc>
-        <w:tc>
-          <w:tcPr>
-            <w:tcW w:w="851" w:type="dxa"/>
-            <w:tcBorders>
-              <w:top w:val="single" w:sz="4" w:space="0" w:color="auto"/>
-              <w:left w:val="single" w:sz="4" w:space="0" w:color="auto"/>
-              <w:bottom w:val="single" w:sz="4" w:space="0" w:color="auto"/>
-              <w:right w:val="single" w:sz="4" w:space="0" w:color="auto"/>
-            </w:tcBorders>
-          </w:tcPr>
-          <w:p>
-            <w:r>
-              <w:t xml:space="preserve">{{k05_paraf}}</w:t>
-            </w:r>
-          </w:p>
-        </w:tc>
-        <w:tc>
-          <w:tcPr>
-            <w:tcW w:w="854" w:type="dxa"/>
-            <w:tcBorders>
-              <w:top w:val="single" w:sz="4" w:space="0" w:color="auto"/>
-              <w:left w:val="single" w:sz="4" w:space="0" w:color="auto"/>
-              <w:bottom w:val="single" w:sz="4" w:space="0" w:color="auto"/>
-              <w:right w:val="single" w:sz="4" w:space="0" w:color="auto"/>
-            </w:tcBorders>
-          </w:tcPr>
-          <w:p>
-            <w:r>
-              <w:t xml:space="preserve">{{k05_imza}}</w:t>
-            </w:r>
-          </w:p>
-        </w:tc>
-        <w:tc>
-          <w:tcPr>
-            <w:tcW w:w="1419" w:type="dxa"/>
-            <w:tcBorders>
-              <w:top w:val="single" w:sz="4" w:space="0" w:color="auto"/>
-              <w:left w:val="single" w:sz="4" w:space="0" w:color="auto"/>
-              <w:bottom w:val="single" w:sz="4" w:space="0" w:color="auto"/>
-              <w:right w:val="single" w:sz="4" w:space="0" w:color="auto"/>
-            </w:tcBorders>
-          </w:tcPr>
-          <w:p>
-            <w:r>
-              <w:t xml:space="preserve">{{k05_makam}}</w:t>
+              <w:t xml:space="preserve">{{makam}}{{/kontrol_tablosu}}</w:t>
             </w:r>
           </w:p>
         </w:tc>
@@ -15603,7 +11959,7 @@
           </w:tcPr>
           <w:p>
             <w:r>
-              <w:t xml:space="preserve">{{gz01_konu}}</w:t>
+              <w:t xml:space="preserve">{{#gizli_bilgiler}}{{konu}}</w:t>
             </w:r>
           </w:p>
         </w:tc>
@@ -15619,7 +11975,7 @@
           </w:tcPr>
           <w:p>
             <w:r>
-              <w:t xml:space="preserve">{{gz01_siklik}}</w:t>
+              <w:t xml:space="preserve">{{siklik}}</w:t>
             </w:r>
           </w:p>
         </w:tc>
@@ -15635,307 +11991,7 @@
           </w:tcPr>
           <w:p>
             <w:r>
-              <w:t xml:space="preserve">{{gz01_sakinca}}</w:t>
-            </w:r>
-          </w:p>
-        </w:tc>
-      </w:tr>
-      <w:tr>
-        <w:tc>
-          <w:tcPr>
-            <w:tcW w:w="3353" w:type="dxa"/>
-            <w:tcBorders>
-              <w:top w:val="single" w:sz="4" w:space="0" w:color="auto"/>
-              <w:left w:val="single" w:sz="4" w:space="0" w:color="auto"/>
-              <w:bottom w:val="single" w:sz="4" w:space="0" w:color="auto"/>
-              <w:right w:val="single" w:sz="4" w:space="0" w:color="auto"/>
-            </w:tcBorders>
-          </w:tcPr>
-          <w:p>
-            <w:r>
-              <w:t xml:space="preserve">{{gz02_konu}}</w:t>
-            </w:r>
-          </w:p>
-        </w:tc>
-        <w:tc>
-          <w:tcPr>
-            <w:tcW w:w="3354" w:type="dxa"/>
-            <w:tcBorders>
-              <w:top w:val="single" w:sz="4" w:space="0" w:color="auto"/>
-              <w:left w:val="single" w:sz="4" w:space="0" w:color="auto"/>
-              <w:bottom w:val="single" w:sz="4" w:space="0" w:color="auto"/>
-              <w:right w:val="single" w:sz="4" w:space="0" w:color="auto"/>
-            </w:tcBorders>
-          </w:tcPr>
-          <w:p>
-            <w:r>
-              <w:t xml:space="preserve">{{gz02_siklik}}</w:t>
-            </w:r>
-          </w:p>
-        </w:tc>
-        <w:tc>
-          <w:tcPr>
-            <w:tcW w:w="3354" w:type="dxa"/>
-            <w:tcBorders>
-              <w:top w:val="single" w:sz="4" w:space="0" w:color="auto"/>
-              <w:left w:val="single" w:sz="4" w:space="0" w:color="auto"/>
-              <w:bottom w:val="single" w:sz="4" w:space="0" w:color="auto"/>
-              <w:right w:val="single" w:sz="4" w:space="0" w:color="auto"/>
-            </w:tcBorders>
-          </w:tcPr>
-          <w:p>
-            <w:r>
-              <w:t xml:space="preserve">{{gz02_sakinca}}</w:t>
-            </w:r>
-          </w:p>
-        </w:tc>
-      </w:tr>
-      <w:tr>
-        <w:tc>
-          <w:tcPr>
-            <w:tcW w:w="3353" w:type="dxa"/>
-            <w:tcBorders>
-              <w:top w:val="single" w:sz="4" w:space="0" w:color="auto"/>
-              <w:left w:val="single" w:sz="4" w:space="0" w:color="auto"/>
-              <w:bottom w:val="single" w:sz="4" w:space="0" w:color="auto"/>
-              <w:right w:val="single" w:sz="4" w:space="0" w:color="auto"/>
-            </w:tcBorders>
-          </w:tcPr>
-          <w:p>
-            <w:r>
-              <w:t xml:space="preserve">{{gz03_konu}}</w:t>
-            </w:r>
-          </w:p>
-        </w:tc>
-        <w:tc>
-          <w:tcPr>
-            <w:tcW w:w="3354" w:type="dxa"/>
-            <w:tcBorders>
-              <w:top w:val="single" w:sz="4" w:space="0" w:color="auto"/>
-              <w:left w:val="single" w:sz="4" w:space="0" w:color="auto"/>
-              <w:bottom w:val="single" w:sz="4" w:space="0" w:color="auto"/>
-              <w:right w:val="single" w:sz="4" w:space="0" w:color="auto"/>
-            </w:tcBorders>
-          </w:tcPr>
-          <w:p>
-            <w:r>
-              <w:t xml:space="preserve">{{gz03_siklik}}</w:t>
-            </w:r>
-          </w:p>
-        </w:tc>
-        <w:tc>
-          <w:tcPr>
-            <w:tcW w:w="3354" w:type="dxa"/>
-            <w:tcBorders>
-              <w:top w:val="single" w:sz="4" w:space="0" w:color="auto"/>
-              <w:left w:val="single" w:sz="4" w:space="0" w:color="auto"/>
-              <w:bottom w:val="single" w:sz="4" w:space="0" w:color="auto"/>
-              <w:right w:val="single" w:sz="4" w:space="0" w:color="auto"/>
-            </w:tcBorders>
-          </w:tcPr>
-          <w:p>
-            <w:r>
-              <w:t xml:space="preserve">{{gz03_sakinca}}</w:t>
-            </w:r>
-          </w:p>
-        </w:tc>
-      </w:tr>
-      <w:tr>
-        <w:tc>
-          <w:tcPr>
-            <w:tcW w:w="3353" w:type="dxa"/>
-            <w:tcBorders>
-              <w:top w:val="single" w:sz="4" w:space="0" w:color="auto"/>
-              <w:left w:val="single" w:sz="4" w:space="0" w:color="auto"/>
-              <w:bottom w:val="single" w:sz="4" w:space="0" w:color="auto"/>
-              <w:right w:val="single" w:sz="4" w:space="0" w:color="auto"/>
-            </w:tcBorders>
-          </w:tcPr>
-          <w:p>
-            <w:r>
-              <w:t xml:space="preserve">{{gz04_konu}}</w:t>
-            </w:r>
-          </w:p>
-        </w:tc>
-        <w:tc>
-          <w:tcPr>
-            <w:tcW w:w="3354" w:type="dxa"/>
-            <w:tcBorders>
-              <w:top w:val="single" w:sz="4" w:space="0" w:color="auto"/>
-              <w:left w:val="single" w:sz="4" w:space="0" w:color="auto"/>
-              <w:bottom w:val="single" w:sz="4" w:space="0" w:color="auto"/>
-              <w:right w:val="single" w:sz="4" w:space="0" w:color="auto"/>
-            </w:tcBorders>
-          </w:tcPr>
-          <w:p>
-            <w:r>
-              <w:t xml:space="preserve">{{gz04_siklik}}</w:t>
-            </w:r>
-          </w:p>
-        </w:tc>
-        <w:tc>
-          <w:tcPr>
-            <w:tcW w:w="3354" w:type="dxa"/>
-            <w:tcBorders>
-              <w:top w:val="single" w:sz="4" w:space="0" w:color="auto"/>
-              <w:left w:val="single" w:sz="4" w:space="0" w:color="auto"/>
-              <w:bottom w:val="single" w:sz="4" w:space="0" w:color="auto"/>
-              <w:right w:val="single" w:sz="4" w:space="0" w:color="auto"/>
-            </w:tcBorders>
-          </w:tcPr>
-          <w:p>
-            <w:r>
-              <w:t xml:space="preserve">{{gz04_sakinca}}</w:t>
-            </w:r>
-          </w:p>
-        </w:tc>
-      </w:tr>
-      <w:tr>
-        <w:tc>
-          <w:tcPr>
-            <w:tcW w:w="3353" w:type="dxa"/>
-            <w:tcBorders>
-              <w:top w:val="single" w:sz="4" w:space="0" w:color="auto"/>
-              <w:left w:val="single" w:sz="4" w:space="0" w:color="auto"/>
-              <w:bottom w:val="single" w:sz="4" w:space="0" w:color="auto"/>
-              <w:right w:val="single" w:sz="4" w:space="0" w:color="auto"/>
-            </w:tcBorders>
-          </w:tcPr>
-          <w:p>
-            <w:r>
-              <w:t xml:space="preserve">{{gz05_konu}}</w:t>
-            </w:r>
-          </w:p>
-        </w:tc>
-        <w:tc>
-          <w:tcPr>
-            <w:tcW w:w="3354" w:type="dxa"/>
-            <w:tcBorders>
-              <w:top w:val="single" w:sz="4" w:space="0" w:color="auto"/>
-              <w:left w:val="single" w:sz="4" w:space="0" w:color="auto"/>
-              <w:bottom w:val="single" w:sz="4" w:space="0" w:color="auto"/>
-              <w:right w:val="single" w:sz="4" w:space="0" w:color="auto"/>
-            </w:tcBorders>
-          </w:tcPr>
-          <w:p>
-            <w:r>
-              <w:t xml:space="preserve">{{gz05_siklik}}</w:t>
-            </w:r>
-          </w:p>
-        </w:tc>
-        <w:tc>
-          <w:tcPr>
-            <w:tcW w:w="3354" w:type="dxa"/>
-            <w:tcBorders>
-              <w:top w:val="single" w:sz="4" w:space="0" w:color="auto"/>
-              <w:left w:val="single" w:sz="4" w:space="0" w:color="auto"/>
-              <w:bottom w:val="single" w:sz="4" w:space="0" w:color="auto"/>
-              <w:right w:val="single" w:sz="4" w:space="0" w:color="auto"/>
-            </w:tcBorders>
-          </w:tcPr>
-          <w:p>
-            <w:r>
-              <w:t xml:space="preserve">{{gz05_sakinca}}</w:t>
-            </w:r>
-          </w:p>
-        </w:tc>
-      </w:tr>
-      <w:tr>
-        <w:tc>
-          <w:tcPr>
-            <w:tcW w:w="3353" w:type="dxa"/>
-            <w:tcBorders>
-              <w:top w:val="single" w:sz="4" w:space="0" w:color="auto"/>
-              <w:left w:val="single" w:sz="4" w:space="0" w:color="auto"/>
-              <w:bottom w:val="single" w:sz="4" w:space="0" w:color="auto"/>
-              <w:right w:val="single" w:sz="4" w:space="0" w:color="auto"/>
-            </w:tcBorders>
-          </w:tcPr>
-          <w:p>
-            <w:r>
-              <w:t xml:space="preserve">{{gz06_konu}}</w:t>
-            </w:r>
-          </w:p>
-        </w:tc>
-        <w:tc>
-          <w:tcPr>
-            <w:tcW w:w="3354" w:type="dxa"/>
-            <w:tcBorders>
-              <w:top w:val="single" w:sz="4" w:space="0" w:color="auto"/>
-              <w:left w:val="single" w:sz="4" w:space="0" w:color="auto"/>
-              <w:bottom w:val="single" w:sz="4" w:space="0" w:color="auto"/>
-              <w:right w:val="single" w:sz="4" w:space="0" w:color="auto"/>
-            </w:tcBorders>
-          </w:tcPr>
-          <w:p>
-            <w:r>
-              <w:t xml:space="preserve">{{gz06_siklik}}</w:t>
-            </w:r>
-          </w:p>
-        </w:tc>
-        <w:tc>
-          <w:tcPr>
-            <w:tcW w:w="3354" w:type="dxa"/>
-            <w:tcBorders>
-              <w:top w:val="single" w:sz="4" w:space="0" w:color="auto"/>
-              <w:left w:val="single" w:sz="4" w:space="0" w:color="auto"/>
-              <w:bottom w:val="single" w:sz="4" w:space="0" w:color="auto"/>
-              <w:right w:val="single" w:sz="4" w:space="0" w:color="auto"/>
-            </w:tcBorders>
-          </w:tcPr>
-          <w:p>
-            <w:r>
-              <w:t xml:space="preserve">{{gz06_sakinca}}</w:t>
-            </w:r>
-          </w:p>
-        </w:tc>
-      </w:tr>
-      <w:tr>
-        <w:tc>
-          <w:tcPr>
-            <w:tcW w:w="3353" w:type="dxa"/>
-            <w:tcBorders>
-              <w:top w:val="single" w:sz="4" w:space="0" w:color="auto"/>
-              <w:left w:val="single" w:sz="4" w:space="0" w:color="auto"/>
-              <w:bottom w:val="single" w:sz="4" w:space="0" w:color="auto"/>
-              <w:right w:val="single" w:sz="4" w:space="0" w:color="auto"/>
-            </w:tcBorders>
-          </w:tcPr>
-          <w:p>
-            <w:r>
-              <w:t xml:space="preserve">{{gz07_konu}}</w:t>
-            </w:r>
-          </w:p>
-        </w:tc>
-        <w:tc>
-          <w:tcPr>
-            <w:tcW w:w="3354" w:type="dxa"/>
-            <w:tcBorders>
-              <w:top w:val="single" w:sz="4" w:space="0" w:color="auto"/>
-              <w:left w:val="single" w:sz="4" w:space="0" w:color="auto"/>
-              <w:bottom w:val="single" w:sz="4" w:space="0" w:color="auto"/>
-              <w:right w:val="single" w:sz="4" w:space="0" w:color="auto"/>
-            </w:tcBorders>
-          </w:tcPr>
-          <w:p>
-            <w:r>
-              <w:t xml:space="preserve">{{gz07_siklik}}</w:t>
-            </w:r>
-          </w:p>
-        </w:tc>
-        <w:tc>
-          <w:tcPr>
-            <w:tcW w:w="3354" w:type="dxa"/>
-            <w:tcBorders>
-              <w:top w:val="single" w:sz="4" w:space="0" w:color="auto"/>
-              <w:left w:val="single" w:sz="4" w:space="0" w:color="auto"/>
-              <w:bottom w:val="single" w:sz="4" w:space="0" w:color="auto"/>
-              <w:right w:val="single" w:sz="4" w:space="0" w:color="auto"/>
-            </w:tcBorders>
-          </w:tcPr>
-          <w:p>
-            <w:r>
-              <w:t xml:space="preserve">{{gz07_sakinca}}</w:t>
+              <w:t xml:space="preserve">{{sakinca}}{{/gizli_bilgiler}}</w:t>
             </w:r>
           </w:p>
         </w:tc>
@@ -16983,7 +13039,7 @@
           </w:tcPr>
           <w:p>
             <w:r>
-              <w:t xml:space="preserve">{{h01_hata}}</w:t>
+              <w:t xml:space="preserve">{{#olasi_hatalar}}{{hata}}</w:t>
             </w:r>
           </w:p>
         </w:tc>
@@ -17001,7 +13057,7 @@
           </w:tcPr>
           <w:p>
             <w:r>
-              <w:t xml:space="preserve">{{h01_kendisi}}</w:t>
+              <w:t xml:space="preserve">{{kendisi}}</w:t>
             </w:r>
           </w:p>
         </w:tc>
@@ -17019,7 +13075,7 @@
           </w:tcPr>
           <w:p>
             <w:r>
-              <w:t xml:space="preserve">{{h01_esit}}</w:t>
+              <w:t xml:space="preserve">{{esit}}</w:t>
             </w:r>
           </w:p>
         </w:tc>
@@ -17037,7 +13093,7 @@
           </w:tcPr>
           <w:p>
             <w:r>
-              <w:t xml:space="preserve">{{h01_ust}}</w:t>
+              <w:t xml:space="preserve">{{ust}}</w:t>
             </w:r>
           </w:p>
         </w:tc>
@@ -17055,7 +13111,7 @@
           </w:tcPr>
           <w:p>
             <w:r>
-              <w:t xml:space="preserve">{{h01_birim}}</w:t>
+              <w:t xml:space="preserve">{{birim}}</w:t>
             </w:r>
           </w:p>
         </w:tc>
@@ -17073,7 +13129,7 @@
           </w:tcPr>
           <w:p>
             <w:r>
-              <w:t xml:space="preserve">{{h01_disi}}</w:t>
+              <w:t xml:space="preserve">{{disi}}</w:t>
             </w:r>
           </w:p>
         </w:tc>
@@ -17090,7 +13146,7 @@
           </w:tcPr>
           <w:p>
             <w:r>
-              <w:t xml:space="preserve">{{h01_sorun}}</w:t>
+              <w:t xml:space="preserve">{{sorun}}</w:t>
             </w:r>
           </w:p>
         </w:tc>
@@ -17108,7 +13164,7 @@
           </w:tcPr>
           <w:p>
             <w:r>
-              <w:t xml:space="preserve">{{h01_gevet}}</w:t>
+              <w:t xml:space="preserve">{{gevet}}</w:t>
             </w:r>
           </w:p>
         </w:tc>
@@ -17126,496 +13182,7 @@
           </w:tcPr>
           <w:p>
             <w:r>
-              <w:t xml:space="preserve">{{h01_ghayir}}</w:t>
-            </w:r>
-          </w:p>
-        </w:tc>
-      </w:tr>
-      <w:tr>
-        <w:tc>
-          <w:tcPr>
-            <w:tcW w:w="2126" w:type="dxa"/>
-            <w:tcBorders>
-              <w:top w:val="single" w:sz="4" w:space="0" w:color="auto"/>
-              <w:left w:val="single" w:sz="4" w:space="0" w:color="auto"/>
-              <w:bottom w:val="single" w:sz="4" w:space="0" w:color="auto"/>
-              <w:right w:val="single" w:sz="4" w:space="0" w:color="auto"/>
-            </w:tcBorders>
-            <w:vAlign w:val="center"/>
-          </w:tcPr>
-          <w:p>
-            <w:r>
-              <w:t xml:space="preserve">{{h02_hata}}</w:t>
-            </w:r>
-          </w:p>
-        </w:tc>
-        <w:tc>
-          <w:tcPr>
-            <w:tcW w:w="637" w:type="dxa"/>
-            <w:tcBorders>
-              <w:top w:val="single" w:sz="4" w:space="0" w:color="auto"/>
-              <w:left w:val="single" w:sz="4" w:space="0" w:color="auto"/>
-              <w:bottom w:val="single" w:sz="4" w:space="0" w:color="auto"/>
-              <w:right w:val="single" w:sz="4" w:space="0" w:color="auto"/>
-            </w:tcBorders>
-            <w:vAlign w:val="center"/>
-            <w:hideMark/>
-          </w:tcPr>
-          <w:p>
-            <w:r>
-              <w:t xml:space="preserve">{{h02_kendisi}}</w:t>
-            </w:r>
-          </w:p>
-        </w:tc>
-        <w:tc>
-          <w:tcPr>
-            <w:tcW w:w="709" w:type="dxa"/>
-            <w:tcBorders>
-              <w:top w:val="single" w:sz="4" w:space="0" w:color="auto"/>
-              <w:left w:val="single" w:sz="4" w:space="0" w:color="auto"/>
-              <w:bottom w:val="single" w:sz="4" w:space="0" w:color="auto"/>
-              <w:right w:val="single" w:sz="4" w:space="0" w:color="auto"/>
-            </w:tcBorders>
-            <w:vAlign w:val="center"/>
-            <w:hideMark/>
-          </w:tcPr>
-          <w:p>
-            <w:r>
-              <w:t xml:space="preserve">{{h02_esit}}</w:t>
-            </w:r>
-          </w:p>
-        </w:tc>
-        <w:tc>
-          <w:tcPr>
-            <w:tcW w:w="709" w:type="dxa"/>
-            <w:tcBorders>
-              <w:top w:val="single" w:sz="4" w:space="0" w:color="auto"/>
-              <w:left w:val="single" w:sz="4" w:space="0" w:color="auto"/>
-              <w:bottom w:val="single" w:sz="4" w:space="0" w:color="auto"/>
-              <w:right w:val="single" w:sz="4" w:space="0" w:color="auto"/>
-            </w:tcBorders>
-            <w:vAlign w:val="center"/>
-            <w:hideMark/>
-          </w:tcPr>
-          <w:p>
-            <w:r>
-              <w:t xml:space="preserve">{{h02_ust}}</w:t>
-            </w:r>
-          </w:p>
-        </w:tc>
-        <w:tc>
-          <w:tcPr>
-            <w:tcW w:w="992" w:type="dxa"/>
-            <w:tcBorders>
-              <w:top w:val="single" w:sz="4" w:space="0" w:color="auto"/>
-              <w:left w:val="single" w:sz="4" w:space="0" w:color="auto"/>
-              <w:bottom w:val="single" w:sz="4" w:space="0" w:color="auto"/>
-              <w:right w:val="single" w:sz="4" w:space="0" w:color="auto"/>
-            </w:tcBorders>
-            <w:vAlign w:val="center"/>
-            <w:hideMark/>
-          </w:tcPr>
-          <w:p>
-            <w:r>
-              <w:t xml:space="preserve">{{h02_birim}}</w:t>
-            </w:r>
-          </w:p>
-        </w:tc>
-        <w:tc>
-          <w:tcPr>
-            <w:tcW w:w="851" w:type="dxa"/>
-            <w:tcBorders>
-              <w:top w:val="single" w:sz="4" w:space="0" w:color="auto"/>
-              <w:left w:val="single" w:sz="4" w:space="0" w:color="auto"/>
-              <w:bottom w:val="single" w:sz="4" w:space="0" w:color="auto"/>
-              <w:right w:val="single" w:sz="4" w:space="0" w:color="auto"/>
-            </w:tcBorders>
-            <w:vAlign w:val="center"/>
-            <w:hideMark/>
-          </w:tcPr>
-          <w:p>
-            <w:r>
-              <w:t xml:space="preserve">{{h02_disi}}</w:t>
-            </w:r>
-          </w:p>
-        </w:tc>
-        <w:tc>
-          <w:tcPr>
-            <w:tcW w:w="1489" w:type="dxa"/>
-            <w:tcBorders>
-              <w:top w:val="single" w:sz="4" w:space="0" w:color="auto"/>
-              <w:left w:val="single" w:sz="4" w:space="0" w:color="auto"/>
-              <w:bottom w:val="single" w:sz="4" w:space="0" w:color="auto"/>
-              <w:right w:val="single" w:sz="4" w:space="0" w:color="auto"/>
-            </w:tcBorders>
-            <w:vAlign w:val="center"/>
-          </w:tcPr>
-          <w:p>
-            <w:r>
-              <w:t xml:space="preserve">{{h02_sorun}}</w:t>
-            </w:r>
-          </w:p>
-        </w:tc>
-        <w:tc>
-          <w:tcPr>
-            <w:tcW w:w="1134" w:type="dxa"/>
-            <w:tcBorders>
-              <w:top w:val="single" w:sz="4" w:space="0" w:color="auto"/>
-              <w:left w:val="single" w:sz="4" w:space="0" w:color="auto"/>
-              <w:bottom w:val="single" w:sz="4" w:space="0" w:color="auto"/>
-              <w:right w:val="single" w:sz="4" w:space="0" w:color="auto"/>
-            </w:tcBorders>
-            <w:vAlign w:val="center"/>
-            <w:hideMark/>
-          </w:tcPr>
-          <w:p>
-            <w:r>
-              <w:t xml:space="preserve">{{h02_gevet}}</w:t>
-            </w:r>
-          </w:p>
-        </w:tc>
-        <w:tc>
-          <w:tcPr>
-            <w:tcW w:w="1418" w:type="dxa"/>
-            <w:tcBorders>
-              <w:top w:val="single" w:sz="4" w:space="0" w:color="auto"/>
-              <w:left w:val="single" w:sz="4" w:space="0" w:color="auto"/>
-              <w:bottom w:val="single" w:sz="4" w:space="0" w:color="auto"/>
-              <w:right w:val="single" w:sz="4" w:space="0" w:color="auto"/>
-            </w:tcBorders>
-            <w:vAlign w:val="center"/>
-            <w:hideMark/>
-          </w:tcPr>
-          <w:p>
-            <w:r>
-              <w:t xml:space="preserve">{{h02_ghayir}}</w:t>
-            </w:r>
-          </w:p>
-        </w:tc>
-      </w:tr>
-      <w:tr>
-        <w:tc>
-          <w:tcPr>
-            <w:tcW w:w="2126" w:type="dxa"/>
-            <w:tcBorders>
-              <w:top w:val="single" w:sz="4" w:space="0" w:color="auto"/>
-              <w:left w:val="single" w:sz="4" w:space="0" w:color="auto"/>
-              <w:bottom w:val="single" w:sz="4" w:space="0" w:color="auto"/>
-              <w:right w:val="single" w:sz="4" w:space="0" w:color="auto"/>
-            </w:tcBorders>
-            <w:vAlign w:val="center"/>
-          </w:tcPr>
-          <w:p>
-            <w:r>
-              <w:t xml:space="preserve">{{h03_hata}}</w:t>
-            </w:r>
-          </w:p>
-        </w:tc>
-        <w:tc>
-          <w:tcPr>
-            <w:tcW w:w="637" w:type="dxa"/>
-            <w:tcBorders>
-              <w:top w:val="single" w:sz="4" w:space="0" w:color="auto"/>
-              <w:left w:val="single" w:sz="4" w:space="0" w:color="auto"/>
-              <w:bottom w:val="single" w:sz="4" w:space="0" w:color="auto"/>
-              <w:right w:val="single" w:sz="4" w:space="0" w:color="auto"/>
-            </w:tcBorders>
-            <w:vAlign w:val="center"/>
-            <w:hideMark/>
-          </w:tcPr>
-          <w:p>
-            <w:r>
-              <w:t xml:space="preserve">{{h03_kendisi}}</w:t>
-            </w:r>
-          </w:p>
-        </w:tc>
-        <w:tc>
-          <w:tcPr>
-            <w:tcW w:w="709" w:type="dxa"/>
-            <w:tcBorders>
-              <w:top w:val="single" w:sz="4" w:space="0" w:color="auto"/>
-              <w:left w:val="single" w:sz="4" w:space="0" w:color="auto"/>
-              <w:bottom w:val="single" w:sz="4" w:space="0" w:color="auto"/>
-              <w:right w:val="single" w:sz="4" w:space="0" w:color="auto"/>
-            </w:tcBorders>
-            <w:vAlign w:val="center"/>
-            <w:hideMark/>
-          </w:tcPr>
-          <w:p>
-            <w:r>
-              <w:t xml:space="preserve">{{h03_esit}}</w:t>
-            </w:r>
-          </w:p>
-        </w:tc>
-        <w:tc>
-          <w:tcPr>
-            <w:tcW w:w="709" w:type="dxa"/>
-            <w:tcBorders>
-              <w:top w:val="single" w:sz="4" w:space="0" w:color="auto"/>
-              <w:left w:val="single" w:sz="4" w:space="0" w:color="auto"/>
-              <w:bottom w:val="single" w:sz="4" w:space="0" w:color="auto"/>
-              <w:right w:val="single" w:sz="4" w:space="0" w:color="auto"/>
-            </w:tcBorders>
-            <w:vAlign w:val="center"/>
-            <w:hideMark/>
-          </w:tcPr>
-          <w:p>
-            <w:r>
-              <w:t xml:space="preserve">{{h03_ust}}</w:t>
-            </w:r>
-          </w:p>
-        </w:tc>
-        <w:tc>
-          <w:tcPr>
-            <w:tcW w:w="992" w:type="dxa"/>
-            <w:tcBorders>
-              <w:top w:val="single" w:sz="4" w:space="0" w:color="auto"/>
-              <w:left w:val="single" w:sz="4" w:space="0" w:color="auto"/>
-              <w:bottom w:val="single" w:sz="4" w:space="0" w:color="auto"/>
-              <w:right w:val="single" w:sz="4" w:space="0" w:color="auto"/>
-            </w:tcBorders>
-            <w:vAlign w:val="center"/>
-            <w:hideMark/>
-          </w:tcPr>
-          <w:p>
-            <w:r>
-              <w:t xml:space="preserve">{{h03_birim}}</w:t>
-            </w:r>
-          </w:p>
-        </w:tc>
-        <w:tc>
-          <w:tcPr>
-            <w:tcW w:w="851" w:type="dxa"/>
-            <w:tcBorders>
-              <w:top w:val="single" w:sz="4" w:space="0" w:color="auto"/>
-              <w:left w:val="single" w:sz="4" w:space="0" w:color="auto"/>
-              <w:bottom w:val="single" w:sz="4" w:space="0" w:color="auto"/>
-              <w:right w:val="single" w:sz="4" w:space="0" w:color="auto"/>
-            </w:tcBorders>
-            <w:vAlign w:val="center"/>
-            <w:hideMark/>
-          </w:tcPr>
-          <w:p>
-            <w:r>
-              <w:t xml:space="preserve">{{h03_disi}}</w:t>
-            </w:r>
-          </w:p>
-        </w:tc>
-        <w:tc>
-          <w:tcPr>
-            <w:tcW w:w="1489" w:type="dxa"/>
-            <w:tcBorders>
-              <w:top w:val="single" w:sz="4" w:space="0" w:color="auto"/>
-              <w:left w:val="single" w:sz="4" w:space="0" w:color="auto"/>
-              <w:bottom w:val="single" w:sz="4" w:space="0" w:color="auto"/>
-              <w:right w:val="single" w:sz="4" w:space="0" w:color="auto"/>
-            </w:tcBorders>
-            <w:vAlign w:val="center"/>
-          </w:tcPr>
-          <w:p>
-            <w:r>
-              <w:t xml:space="preserve">{{h03_sorun}}</w:t>
-            </w:r>
-          </w:p>
-        </w:tc>
-        <w:tc>
-          <w:tcPr>
-            <w:tcW w:w="1134" w:type="dxa"/>
-            <w:tcBorders>
-              <w:top w:val="single" w:sz="4" w:space="0" w:color="auto"/>
-              <w:left w:val="single" w:sz="4" w:space="0" w:color="auto"/>
-              <w:bottom w:val="single" w:sz="4" w:space="0" w:color="auto"/>
-              <w:right w:val="single" w:sz="4" w:space="0" w:color="auto"/>
-            </w:tcBorders>
-            <w:vAlign w:val="center"/>
-            <w:hideMark/>
-          </w:tcPr>
-          <w:p>
-            <w:r>
-              <w:t xml:space="preserve">{{h03_gevet}}</w:t>
-            </w:r>
-          </w:p>
-        </w:tc>
-        <w:tc>
-          <w:tcPr>
-            <w:tcW w:w="1418" w:type="dxa"/>
-            <w:tcBorders>
-              <w:top w:val="single" w:sz="4" w:space="0" w:color="auto"/>
-              <w:left w:val="single" w:sz="4" w:space="0" w:color="auto"/>
-              <w:bottom w:val="single" w:sz="4" w:space="0" w:color="auto"/>
-              <w:right w:val="single" w:sz="4" w:space="0" w:color="auto"/>
-            </w:tcBorders>
-            <w:vAlign w:val="center"/>
-            <w:hideMark/>
-          </w:tcPr>
-          <w:p>
-            <w:r>
-              <w:t xml:space="preserve">{{h03_ghayir}}</w:t>
-            </w:r>
-          </w:p>
-        </w:tc>
-      </w:tr>
-      <w:tr>
-        <w:trPr>
-          <w:trHeight w:val="688"/>
-        </w:trPr>
-        <w:tc>
-          <w:tcPr>
-            <w:tcW w:w="2126" w:type="dxa"/>
-            <w:tcBorders>
-              <w:top w:val="single" w:sz="4" w:space="0" w:color="auto"/>
-              <w:left w:val="single" w:sz="4" w:space="0" w:color="auto"/>
-              <w:bottom w:val="single" w:sz="4" w:space="0" w:color="auto"/>
-              <w:right w:val="single" w:sz="4" w:space="0" w:color="auto"/>
-            </w:tcBorders>
-            <w:vAlign w:val="center"/>
-          </w:tcPr>
-          <w:p>
-            <w:r>
-              <w:t xml:space="preserve">{{h04_hata}}</w:t>
-            </w:r>
-          </w:p>
-        </w:tc>
-        <w:tc>
-          <w:tcPr>
-            <w:tcW w:w="637" w:type="dxa"/>
-            <w:tcBorders>
-              <w:top w:val="single" w:sz="4" w:space="0" w:color="auto"/>
-              <w:left w:val="single" w:sz="4" w:space="0" w:color="auto"/>
-              <w:bottom w:val="single" w:sz="4" w:space="0" w:color="auto"/>
-              <w:right w:val="single" w:sz="4" w:space="0" w:color="auto"/>
-            </w:tcBorders>
-            <w:vAlign w:val="center"/>
-            <w:hideMark/>
-          </w:tcPr>
-          <w:p>
-            <w:r>
-              <w:t xml:space="preserve">{{h04_kendisi}}</w:t>
-            </w:r>
-          </w:p>
-        </w:tc>
-        <w:tc>
-          <w:tcPr>
-            <w:tcW w:w="709" w:type="dxa"/>
-            <w:tcBorders>
-              <w:top w:val="single" w:sz="4" w:space="0" w:color="auto"/>
-              <w:left w:val="single" w:sz="4" w:space="0" w:color="auto"/>
-              <w:bottom w:val="single" w:sz="4" w:space="0" w:color="auto"/>
-              <w:right w:val="single" w:sz="4" w:space="0" w:color="auto"/>
-            </w:tcBorders>
-            <w:vAlign w:val="center"/>
-            <w:hideMark/>
-          </w:tcPr>
-          <w:p>
-            <w:r>
-              <w:t xml:space="preserve">{{h04_esit}}</w:t>
-            </w:r>
-          </w:p>
-        </w:tc>
-        <w:tc>
-          <w:tcPr>
-            <w:tcW w:w="709" w:type="dxa"/>
-            <w:tcBorders>
-              <w:top w:val="single" w:sz="4" w:space="0" w:color="auto"/>
-              <w:left w:val="single" w:sz="4" w:space="0" w:color="auto"/>
-              <w:bottom w:val="single" w:sz="4" w:space="0" w:color="auto"/>
-              <w:right w:val="single" w:sz="4" w:space="0" w:color="auto"/>
-            </w:tcBorders>
-            <w:vAlign w:val="center"/>
-            <w:hideMark/>
-          </w:tcPr>
-          <w:p>
-            <w:r>
-              <w:t xml:space="preserve">{{h04_ust}}</w:t>
-            </w:r>
-          </w:p>
-        </w:tc>
-        <w:tc>
-          <w:tcPr>
-            <w:tcW w:w="992" w:type="dxa"/>
-            <w:tcBorders>
-              <w:top w:val="single" w:sz="4" w:space="0" w:color="auto"/>
-              <w:left w:val="single" w:sz="4" w:space="0" w:color="auto"/>
-              <w:bottom w:val="single" w:sz="4" w:space="0" w:color="auto"/>
-              <w:right w:val="single" w:sz="4" w:space="0" w:color="auto"/>
-            </w:tcBorders>
-            <w:vAlign w:val="center"/>
-            <w:hideMark/>
-          </w:tcPr>
-          <w:p>
-            <w:r>
-              <w:t xml:space="preserve">{{h04_birim}}</w:t>
-            </w:r>
-          </w:p>
-        </w:tc>
-        <w:tc>
-          <w:tcPr>
-            <w:tcW w:w="851" w:type="dxa"/>
-            <w:tcBorders>
-              <w:top w:val="single" w:sz="4" w:space="0" w:color="auto"/>
-              <w:left w:val="single" w:sz="4" w:space="0" w:color="auto"/>
-              <w:bottom w:val="single" w:sz="4" w:space="0" w:color="auto"/>
-              <w:right w:val="single" w:sz="4" w:space="0" w:color="auto"/>
-            </w:tcBorders>
-            <w:vAlign w:val="center"/>
-            <w:hideMark/>
-          </w:tcPr>
-          <w:p>
-            <w:r>
-              <w:t xml:space="preserve">{{h04_disi}}</w:t>
-            </w:r>
-          </w:p>
-        </w:tc>
-        <w:tc>
-          <w:tcPr>
-            <w:tcW w:w="1489" w:type="dxa"/>
-            <w:tcBorders>
-              <w:top w:val="single" w:sz="4" w:space="0" w:color="auto"/>
-              <w:left w:val="single" w:sz="4" w:space="0" w:color="auto"/>
-              <w:bottom w:val="single" w:sz="4" w:space="0" w:color="auto"/>
-              <w:right w:val="single" w:sz="4" w:space="0" w:color="auto"/>
-            </w:tcBorders>
-            <w:vAlign w:val="center"/>
-          </w:tcPr>
-          <w:p>
-            <w:r>
-              <w:t xml:space="preserve">{{h04_sorun}}</w:t>
-            </w:r>
-          </w:p>
-        </w:tc>
-        <w:tc>
-          <w:tcPr>
-            <w:tcW w:w="1134" w:type="dxa"/>
-            <w:tcBorders>
-              <w:top w:val="single" w:sz="4" w:space="0" w:color="auto"/>
-              <w:left w:val="single" w:sz="4" w:space="0" w:color="auto"/>
-              <w:bottom w:val="single" w:sz="4" w:space="0" w:color="auto"/>
-              <w:right w:val="single" w:sz="4" w:space="0" w:color="auto"/>
-            </w:tcBorders>
-            <w:vAlign w:val="center"/>
-            <w:hideMark/>
-          </w:tcPr>
-          <w:p>
-            <w:r>
-              <w:t xml:space="preserve">{{h04_gevet}}</w:t>
-            </w:r>
-          </w:p>
-        </w:tc>
-        <w:tc>
-          <w:tcPr>
-            <w:tcW w:w="1418" w:type="dxa"/>
-            <w:tcBorders>
-              <w:top w:val="single" w:sz="4" w:space="0" w:color="auto"/>
-              <w:left w:val="single" w:sz="4" w:space="0" w:color="auto"/>
-              <w:bottom w:val="single" w:sz="4" w:space="0" w:color="auto"/>
-              <w:right w:val="single" w:sz="4" w:space="0" w:color="auto"/>
-            </w:tcBorders>
-            <w:vAlign w:val="center"/>
-            <w:hideMark/>
-          </w:tcPr>
-          <w:p>
-            <w:r>
-              <w:t xml:space="preserve">{{h04_ghayir}}</w:t>
+              <w:t xml:space="preserve">{{ghayir}}{{/olasi_hatalar}}</w:t>
             </w:r>
           </w:p>
         </w:tc>
@@ -18134,7 +13701,7 @@
           </w:tcPr>
           <w:p>
             <w:r>
-              <w:t xml:space="preserve">{{yg01_is}}</w:t>
+              <w:t xml:space="preserve">{{#yapilmamasi}}{{is}}</w:t>
             </w:r>
           </w:p>
         </w:tc>
@@ -18150,7 +13717,7 @@
           </w:tcPr>
           <w:p>
             <w:r>
-              <w:t xml:space="preserve">{{yg01_neden}}</w:t>
+              <w:t xml:space="preserve">{{neden}}</w:t>
             </w:r>
           </w:p>
         </w:tc>
@@ -18166,257 +13733,7 @@
           </w:tcPr>
           <w:p>
             <w:r>
-              <w:t xml:space="preserve">{{yg01_kadro}}</w:t>
-            </w:r>
-          </w:p>
-        </w:tc>
-      </w:tr>
-      <w:tr>
-        <w:tc>
-          <w:tcPr>
-            <w:tcW w:w="3353" w:type="dxa"/>
-            <w:tcBorders>
-              <w:top w:val="single" w:sz="4" w:space="0" w:color="auto"/>
-              <w:left w:val="single" w:sz="4" w:space="0" w:color="auto"/>
-              <w:bottom w:val="single" w:sz="4" w:space="0" w:color="auto"/>
-              <w:right w:val="single" w:sz="4" w:space="0" w:color="auto"/>
-            </w:tcBorders>
-          </w:tcPr>
-          <w:p>
-            <w:r>
-              <w:t xml:space="preserve">{{yg02_is}}</w:t>
-            </w:r>
-          </w:p>
-        </w:tc>
-        <w:tc>
-          <w:tcPr>
-            <w:tcW w:w="3354" w:type="dxa"/>
-            <w:tcBorders>
-              <w:top w:val="single" w:sz="4" w:space="0" w:color="auto"/>
-              <w:left w:val="single" w:sz="4" w:space="0" w:color="auto"/>
-              <w:bottom w:val="single" w:sz="4" w:space="0" w:color="auto"/>
-              <w:right w:val="single" w:sz="4" w:space="0" w:color="auto"/>
-            </w:tcBorders>
-          </w:tcPr>
-          <w:p>
-            <w:r>
-              <w:t xml:space="preserve">{{yg02_neden}}</w:t>
-            </w:r>
-          </w:p>
-        </w:tc>
-        <w:tc>
-          <w:tcPr>
-            <w:tcW w:w="3354" w:type="dxa"/>
-            <w:tcBorders>
-              <w:top w:val="single" w:sz="4" w:space="0" w:color="auto"/>
-              <w:left w:val="single" w:sz="4" w:space="0" w:color="auto"/>
-              <w:bottom w:val="single" w:sz="4" w:space="0" w:color="auto"/>
-              <w:right w:val="single" w:sz="4" w:space="0" w:color="auto"/>
-            </w:tcBorders>
-          </w:tcPr>
-          <w:p>
-            <w:r>
-              <w:t xml:space="preserve">{{yg02_kadro}}</w:t>
-            </w:r>
-          </w:p>
-        </w:tc>
-      </w:tr>
-      <w:tr>
-        <w:tc>
-          <w:tcPr>
-            <w:tcW w:w="3353" w:type="dxa"/>
-            <w:tcBorders>
-              <w:top w:val="single" w:sz="4" w:space="0" w:color="auto"/>
-              <w:left w:val="single" w:sz="4" w:space="0" w:color="auto"/>
-              <w:bottom w:val="single" w:sz="4" w:space="0" w:color="auto"/>
-              <w:right w:val="single" w:sz="4" w:space="0" w:color="auto"/>
-            </w:tcBorders>
-          </w:tcPr>
-          <w:p>
-            <w:r>
-              <w:t xml:space="preserve">{{yg03_is}}</w:t>
-            </w:r>
-          </w:p>
-        </w:tc>
-        <w:tc>
-          <w:tcPr>
-            <w:tcW w:w="3354" w:type="dxa"/>
-            <w:tcBorders>
-              <w:top w:val="single" w:sz="4" w:space="0" w:color="auto"/>
-              <w:left w:val="single" w:sz="4" w:space="0" w:color="auto"/>
-              <w:bottom w:val="single" w:sz="4" w:space="0" w:color="auto"/>
-              <w:right w:val="single" w:sz="4" w:space="0" w:color="auto"/>
-            </w:tcBorders>
-          </w:tcPr>
-          <w:p>
-            <w:r>
-              <w:t xml:space="preserve">{{yg03_neden}}</w:t>
-            </w:r>
-          </w:p>
-        </w:tc>
-        <w:tc>
-          <w:tcPr>
-            <w:tcW w:w="3354" w:type="dxa"/>
-            <w:tcBorders>
-              <w:top w:val="single" w:sz="4" w:space="0" w:color="auto"/>
-              <w:left w:val="single" w:sz="4" w:space="0" w:color="auto"/>
-              <w:bottom w:val="single" w:sz="4" w:space="0" w:color="auto"/>
-              <w:right w:val="single" w:sz="4" w:space="0" w:color="auto"/>
-            </w:tcBorders>
-          </w:tcPr>
-          <w:p>
-            <w:r>
-              <w:t xml:space="preserve">{{yg03_kadro}}</w:t>
-            </w:r>
-          </w:p>
-        </w:tc>
-      </w:tr>
-      <w:tr>
-        <w:tc>
-          <w:tcPr>
-            <w:tcW w:w="3353" w:type="dxa"/>
-            <w:tcBorders>
-              <w:top w:val="single" w:sz="4" w:space="0" w:color="auto"/>
-              <w:left w:val="single" w:sz="4" w:space="0" w:color="auto"/>
-              <w:bottom w:val="single" w:sz="4" w:space="0" w:color="auto"/>
-              <w:right w:val="single" w:sz="4" w:space="0" w:color="auto"/>
-            </w:tcBorders>
-          </w:tcPr>
-          <w:p>
-            <w:r>
-              <w:t xml:space="preserve">{{yg04_is}}</w:t>
-            </w:r>
-          </w:p>
-        </w:tc>
-        <w:tc>
-          <w:tcPr>
-            <w:tcW w:w="3354" w:type="dxa"/>
-            <w:tcBorders>
-              <w:top w:val="single" w:sz="4" w:space="0" w:color="auto"/>
-              <w:left w:val="single" w:sz="4" w:space="0" w:color="auto"/>
-              <w:bottom w:val="single" w:sz="4" w:space="0" w:color="auto"/>
-              <w:right w:val="single" w:sz="4" w:space="0" w:color="auto"/>
-            </w:tcBorders>
-          </w:tcPr>
-          <w:p>
-            <w:r>
-              <w:t xml:space="preserve">{{yg04_neden}}</w:t>
-            </w:r>
-          </w:p>
-        </w:tc>
-        <w:tc>
-          <w:tcPr>
-            <w:tcW w:w="3354" w:type="dxa"/>
-            <w:tcBorders>
-              <w:top w:val="single" w:sz="4" w:space="0" w:color="auto"/>
-              <w:left w:val="single" w:sz="4" w:space="0" w:color="auto"/>
-              <w:bottom w:val="single" w:sz="4" w:space="0" w:color="auto"/>
-              <w:right w:val="single" w:sz="4" w:space="0" w:color="auto"/>
-            </w:tcBorders>
-          </w:tcPr>
-          <w:p>
-            <w:r>
-              <w:t xml:space="preserve">{{yg04_kadro}}</w:t>
-            </w:r>
-          </w:p>
-        </w:tc>
-      </w:tr>
-      <w:tr>
-        <w:tc>
-          <w:tcPr>
-            <w:tcW w:w="3353" w:type="dxa"/>
-            <w:tcBorders>
-              <w:top w:val="single" w:sz="4" w:space="0" w:color="auto"/>
-              <w:left w:val="single" w:sz="4" w:space="0" w:color="auto"/>
-              <w:bottom w:val="single" w:sz="4" w:space="0" w:color="auto"/>
-              <w:right w:val="single" w:sz="4" w:space="0" w:color="auto"/>
-            </w:tcBorders>
-          </w:tcPr>
-          <w:p>
-            <w:r>
-              <w:t xml:space="preserve">{{yg05_is}}</w:t>
-            </w:r>
-          </w:p>
-        </w:tc>
-        <w:tc>
-          <w:tcPr>
-            <w:tcW w:w="3354" w:type="dxa"/>
-            <w:tcBorders>
-              <w:top w:val="single" w:sz="4" w:space="0" w:color="auto"/>
-              <w:left w:val="single" w:sz="4" w:space="0" w:color="auto"/>
-              <w:bottom w:val="single" w:sz="4" w:space="0" w:color="auto"/>
-              <w:right w:val="single" w:sz="4" w:space="0" w:color="auto"/>
-            </w:tcBorders>
-          </w:tcPr>
-          <w:p>
-            <w:r>
-              <w:t xml:space="preserve">{{yg05_neden}}</w:t>
-            </w:r>
-          </w:p>
-        </w:tc>
-        <w:tc>
-          <w:tcPr>
-            <w:tcW w:w="3354" w:type="dxa"/>
-            <w:tcBorders>
-              <w:top w:val="single" w:sz="4" w:space="0" w:color="auto"/>
-              <w:left w:val="single" w:sz="4" w:space="0" w:color="auto"/>
-              <w:bottom w:val="single" w:sz="4" w:space="0" w:color="auto"/>
-              <w:right w:val="single" w:sz="4" w:space="0" w:color="auto"/>
-            </w:tcBorders>
-          </w:tcPr>
-          <w:p>
-            <w:r>
-              <w:t xml:space="preserve">{{yg05_kadro}}</w:t>
-            </w:r>
-          </w:p>
-        </w:tc>
-      </w:tr>
-      <w:tr>
-        <w:tc>
-          <w:tcPr>
-            <w:tcW w:w="3353" w:type="dxa"/>
-            <w:tcBorders>
-              <w:top w:val="single" w:sz="4" w:space="0" w:color="auto"/>
-              <w:left w:val="single" w:sz="4" w:space="0" w:color="auto"/>
-              <w:bottom w:val="single" w:sz="4" w:space="0" w:color="auto"/>
-              <w:right w:val="single" w:sz="4" w:space="0" w:color="auto"/>
-            </w:tcBorders>
-          </w:tcPr>
-          <w:p>
-            <w:r>
-              <w:t xml:space="preserve">{{yg06_is}}</w:t>
-            </w:r>
-          </w:p>
-        </w:tc>
-        <w:tc>
-          <w:tcPr>
-            <w:tcW w:w="3354" w:type="dxa"/>
-            <w:tcBorders>
-              <w:top w:val="single" w:sz="4" w:space="0" w:color="auto"/>
-              <w:left w:val="single" w:sz="4" w:space="0" w:color="auto"/>
-              <w:bottom w:val="single" w:sz="4" w:space="0" w:color="auto"/>
-              <w:right w:val="single" w:sz="4" w:space="0" w:color="auto"/>
-            </w:tcBorders>
-          </w:tcPr>
-          <w:p>
-            <w:r>
-              <w:t xml:space="preserve">{{yg06_neden}}</w:t>
-            </w:r>
-          </w:p>
-        </w:tc>
-        <w:tc>
-          <w:tcPr>
-            <w:tcW w:w="3354" w:type="dxa"/>
-            <w:tcBorders>
-              <w:top w:val="single" w:sz="4" w:space="0" w:color="auto"/>
-              <w:left w:val="single" w:sz="4" w:space="0" w:color="auto"/>
-              <w:bottom w:val="single" w:sz="4" w:space="0" w:color="auto"/>
-              <w:right w:val="single" w:sz="4" w:space="0" w:color="auto"/>
-            </w:tcBorders>
-          </w:tcPr>
-          <w:p>
-            <w:r>
-              <w:t xml:space="preserve">{{yg06_kadro}}</w:t>
+              <w:t xml:space="preserve">{{kadro}}{{/yapilmamasi}}</w:t>
             </w:r>
           </w:p>
         </w:tc>
@@ -19370,7 +14687,7 @@
           </w:tcPr>
           <w:p>
             <w:r>
-              <w:t xml:space="preserve">{{yh01_hizmet}}</w:t>
+              <w:t xml:space="preserve">{{#yeni_hizmetler}}{{hizmet}}</w:t>
             </w:r>
           </w:p>
         </w:tc>
@@ -19386,109 +14703,7 @@
           </w:tcPr>
           <w:p>
             <w:r>
-              <w:t xml:space="preserve">{{yh01_neden}}</w:t>
-            </w:r>
-          </w:p>
-        </w:tc>
-      </w:tr>
-      <w:tr>
-        <w:tc>
-          <w:tcPr>
-            <w:tcW w:w="3369" w:type="dxa"/>
-            <w:tcBorders>
-              <w:top w:val="single" w:sz="4" w:space="0" w:color="auto"/>
-              <w:left w:val="single" w:sz="4" w:space="0" w:color="auto"/>
-              <w:bottom w:val="single" w:sz="4" w:space="0" w:color="auto"/>
-              <w:right w:val="single" w:sz="4" w:space="0" w:color="auto"/>
-            </w:tcBorders>
-          </w:tcPr>
-          <w:p>
-            <w:r>
-              <w:t xml:space="preserve">{{yh02_hizmet}}</w:t>
-            </w:r>
-          </w:p>
-        </w:tc>
-        <w:tc>
-          <w:tcPr>
-            <w:tcW w:w="6692" w:type="dxa"/>
-            <w:tcBorders>
-              <w:top w:val="single" w:sz="4" w:space="0" w:color="auto"/>
-              <w:left w:val="single" w:sz="4" w:space="0" w:color="auto"/>
-              <w:bottom w:val="single" w:sz="4" w:space="0" w:color="auto"/>
-              <w:right w:val="single" w:sz="4" w:space="0" w:color="auto"/>
-            </w:tcBorders>
-          </w:tcPr>
-          <w:p>
-            <w:r>
-              <w:t xml:space="preserve">{{yh02_neden}}</w:t>
-            </w:r>
-          </w:p>
-        </w:tc>
-      </w:tr>
-      <w:tr>
-        <w:tc>
-          <w:tcPr>
-            <w:tcW w:w="3369" w:type="dxa"/>
-            <w:tcBorders>
-              <w:top w:val="single" w:sz="4" w:space="0" w:color="auto"/>
-              <w:left w:val="single" w:sz="4" w:space="0" w:color="auto"/>
-              <w:bottom w:val="single" w:sz="4" w:space="0" w:color="auto"/>
-              <w:right w:val="single" w:sz="4" w:space="0" w:color="auto"/>
-            </w:tcBorders>
-          </w:tcPr>
-          <w:p>
-            <w:r>
-              <w:t xml:space="preserve">{{yh03_hizmet}}</w:t>
-            </w:r>
-          </w:p>
-        </w:tc>
-        <w:tc>
-          <w:tcPr>
-            <w:tcW w:w="6692" w:type="dxa"/>
-            <w:tcBorders>
-              <w:top w:val="single" w:sz="4" w:space="0" w:color="auto"/>
-              <w:left w:val="single" w:sz="4" w:space="0" w:color="auto"/>
-              <w:bottom w:val="single" w:sz="4" w:space="0" w:color="auto"/>
-              <w:right w:val="single" w:sz="4" w:space="0" w:color="auto"/>
-            </w:tcBorders>
-          </w:tcPr>
-          <w:p>
-            <w:r>
-              <w:t xml:space="preserve">{{yh03_neden}}</w:t>
-            </w:r>
-          </w:p>
-        </w:tc>
-      </w:tr>
-      <w:tr>
-        <w:tc>
-          <w:tcPr>
-            <w:tcW w:w="3369" w:type="dxa"/>
-            <w:tcBorders>
-              <w:top w:val="single" w:sz="4" w:space="0" w:color="auto"/>
-              <w:left w:val="single" w:sz="4" w:space="0" w:color="auto"/>
-              <w:bottom w:val="single" w:sz="4" w:space="0" w:color="auto"/>
-              <w:right w:val="single" w:sz="4" w:space="0" w:color="auto"/>
-            </w:tcBorders>
-          </w:tcPr>
-          <w:p>
-            <w:r>
-              <w:t xml:space="preserve">{{yh04_hizmet}}</w:t>
-            </w:r>
-          </w:p>
-        </w:tc>
-        <w:tc>
-          <w:tcPr>
-            <w:tcW w:w="6692" w:type="dxa"/>
-            <w:tcBorders>
-              <w:top w:val="single" w:sz="4" w:space="0" w:color="auto"/>
-              <w:left w:val="single" w:sz="4" w:space="0" w:color="auto"/>
-              <w:bottom w:val="single" w:sz="4" w:space="0" w:color="auto"/>
-              <w:right w:val="single" w:sz="4" w:space="0" w:color="auto"/>
-            </w:tcBorders>
-          </w:tcPr>
-          <w:p>
-            <w:r>
-              <w:t xml:space="preserve">{{yh04_neden}}</w:t>
+              <w:t xml:space="preserve">{{neden}}{{/yeni_hizmetler}}</w:t>
             </w:r>
           </w:p>
         </w:tc>
@@ -19710,7 +14925,7 @@
           </w:tcPr>
           <w:p>
             <w:r>
-              <w:t xml:space="preserve">{{mk01_is}}</w:t>
+              <w:t xml:space="preserve">{{#mevcut_kadro_isleri}}{{is}}</w:t>
             </w:r>
           </w:p>
         </w:tc>
@@ -19726,7 +14941,7 @@
           </w:tcPr>
           <w:p>
             <w:r>
-              <w:t xml:space="preserve">{{mk01_neden}}</w:t>
+              <w:t xml:space="preserve">{{neden}}</w:t>
             </w:r>
           </w:p>
         </w:tc>
@@ -19742,57 +14957,7 @@
           </w:tcPr>
           <w:p>
             <w:r>
-              <w:t xml:space="preserve">{{mk01_kadro}}</w:t>
-            </w:r>
-          </w:p>
-        </w:tc>
-      </w:tr>
-      <w:tr>
-        <w:tc>
-          <w:tcPr>
-            <w:tcW w:w="3353" w:type="dxa"/>
-            <w:tcBorders>
-              <w:top w:val="single" w:sz="4" w:space="0" w:color="auto"/>
-              <w:left w:val="single" w:sz="4" w:space="0" w:color="auto"/>
-              <w:bottom w:val="single" w:sz="4" w:space="0" w:color="auto"/>
-              <w:right w:val="single" w:sz="4" w:space="0" w:color="auto"/>
-            </w:tcBorders>
-          </w:tcPr>
-          <w:p>
-            <w:r>
-              <w:t xml:space="preserve">{{mk02_is}}</w:t>
-            </w:r>
-          </w:p>
-        </w:tc>
-        <w:tc>
-          <w:tcPr>
-            <w:tcW w:w="3354" w:type="dxa"/>
-            <w:tcBorders>
-              <w:top w:val="single" w:sz="4" w:space="0" w:color="auto"/>
-              <w:left w:val="single" w:sz="4" w:space="0" w:color="auto"/>
-              <w:bottom w:val="single" w:sz="4" w:space="0" w:color="auto"/>
-              <w:right w:val="single" w:sz="4" w:space="0" w:color="auto"/>
-            </w:tcBorders>
-          </w:tcPr>
-          <w:p>
-            <w:r>
-              <w:t xml:space="preserve">{{mk02_neden}}</w:t>
-            </w:r>
-          </w:p>
-        </w:tc>
-        <w:tc>
-          <w:tcPr>
-            <w:tcW w:w="3354" w:type="dxa"/>
-            <w:tcBorders>
-              <w:top w:val="single" w:sz="4" w:space="0" w:color="auto"/>
-              <w:left w:val="single" w:sz="4" w:space="0" w:color="auto"/>
-              <w:bottom w:val="single" w:sz="4" w:space="0" w:color="auto"/>
-              <w:right w:val="single" w:sz="4" w:space="0" w:color="auto"/>
-            </w:tcBorders>
-          </w:tcPr>
-          <w:p>
-            <w:r>
-              <w:t xml:space="preserve">{{mk02_kadro}}</w:t>
+              <w:t xml:space="preserve">{{kadro}}{{/mevcut_kadro_isleri}}</w:t>
             </w:r>
           </w:p>
         </w:tc>
@@ -20127,7 +15292,7 @@
           </w:tcPr>
           <w:p>
             <w:r>
-              <w:t xml:space="preserve">{{yb01_hizmet}}</w:t>
+              <w:t xml:space="preserve">{{#birim_yapilmamasi}}{{hizmet}}</w:t>
             </w:r>
           </w:p>
         </w:tc>
@@ -20143,109 +15308,7 @@
           </w:tcPr>
           <w:p>
             <w:r>
-              <w:t xml:space="preserve">{{yb01_neden}}</w:t>
-            </w:r>
-          </w:p>
-        </w:tc>
-      </w:tr>
-      <w:tr>
-        <w:tc>
-          <w:tcPr>
-            <w:tcW w:w="5030" w:type="dxa"/>
-            <w:tcBorders>
-              <w:top w:val="single" w:sz="4" w:space="0" w:color="auto"/>
-              <w:left w:val="single" w:sz="4" w:space="0" w:color="auto"/>
-              <w:bottom w:val="single" w:sz="4" w:space="0" w:color="auto"/>
-              <w:right w:val="single" w:sz="4" w:space="0" w:color="auto"/>
-            </w:tcBorders>
-          </w:tcPr>
-          <w:p>
-            <w:r>
-              <w:t xml:space="preserve">{{yb02_hizmet}}</w:t>
-            </w:r>
-          </w:p>
-        </w:tc>
-        <w:tc>
-          <w:tcPr>
-            <w:tcW w:w="5031" w:type="dxa"/>
-            <w:tcBorders>
-              <w:top w:val="single" w:sz="4" w:space="0" w:color="auto"/>
-              <w:left w:val="single" w:sz="4" w:space="0" w:color="auto"/>
-              <w:bottom w:val="single" w:sz="4" w:space="0" w:color="auto"/>
-              <w:right w:val="single" w:sz="4" w:space="0" w:color="auto"/>
-            </w:tcBorders>
-          </w:tcPr>
-          <w:p>
-            <w:r>
-              <w:t xml:space="preserve">{{yb02_neden}}</w:t>
-            </w:r>
-          </w:p>
-        </w:tc>
-      </w:tr>
-      <w:tr>
-        <w:tc>
-          <w:tcPr>
-            <w:tcW w:w="5030" w:type="dxa"/>
-            <w:tcBorders>
-              <w:top w:val="single" w:sz="4" w:space="0" w:color="auto"/>
-              <w:left w:val="single" w:sz="4" w:space="0" w:color="auto"/>
-              <w:bottom w:val="single" w:sz="4" w:space="0" w:color="auto"/>
-              <w:right w:val="single" w:sz="4" w:space="0" w:color="auto"/>
-            </w:tcBorders>
-          </w:tcPr>
-          <w:p>
-            <w:r>
-              <w:t xml:space="preserve">{{yb03_hizmet}}</w:t>
-            </w:r>
-          </w:p>
-        </w:tc>
-        <w:tc>
-          <w:tcPr>
-            <w:tcW w:w="5031" w:type="dxa"/>
-            <w:tcBorders>
-              <w:top w:val="single" w:sz="4" w:space="0" w:color="auto"/>
-              <w:left w:val="single" w:sz="4" w:space="0" w:color="auto"/>
-              <w:bottom w:val="single" w:sz="4" w:space="0" w:color="auto"/>
-              <w:right w:val="single" w:sz="4" w:space="0" w:color="auto"/>
-            </w:tcBorders>
-          </w:tcPr>
-          <w:p>
-            <w:r>
-              <w:t xml:space="preserve">{{yb03_neden}}</w:t>
-            </w:r>
-          </w:p>
-        </w:tc>
-      </w:tr>
-      <w:tr>
-        <w:tc>
-          <w:tcPr>
-            <w:tcW w:w="5030" w:type="dxa"/>
-            <w:tcBorders>
-              <w:top w:val="single" w:sz="4" w:space="0" w:color="auto"/>
-              <w:left w:val="single" w:sz="4" w:space="0" w:color="auto"/>
-              <w:bottom w:val="single" w:sz="4" w:space="0" w:color="auto"/>
-              <w:right w:val="single" w:sz="4" w:space="0" w:color="auto"/>
-            </w:tcBorders>
-          </w:tcPr>
-          <w:p>
-            <w:r>
-              <w:t xml:space="preserve">{{yb04_hizmet}}</w:t>
-            </w:r>
-          </w:p>
-        </w:tc>
-        <w:tc>
-          <w:tcPr>
-            <w:tcW w:w="5031" w:type="dxa"/>
-            <w:tcBorders>
-              <w:top w:val="single" w:sz="4" w:space="0" w:color="auto"/>
-              <w:left w:val="single" w:sz="4" w:space="0" w:color="auto"/>
-              <w:bottom w:val="single" w:sz="4" w:space="0" w:color="auto"/>
-              <w:right w:val="single" w:sz="4" w:space="0" w:color="auto"/>
-            </w:tcBorders>
-          </w:tcPr>
-          <w:p>
-            <w:r>
-              <w:t xml:space="preserve">{{yb04_neden}}</w:t>
+              <w:t xml:space="preserve">{{neden}}{{/birim_yapilmamasi}}</w:t>
             </w:r>
           </w:p>
         </w:tc>
@@ -20463,7 +15526,7 @@
           </w:tcPr>
           <w:p>
             <w:r>
-              <w:t xml:space="preserve">{{kf01_faaliyet}}</w:t>
+              <w:t xml:space="preserve">{{#koordinasyon}}{{faaliyet}}</w:t>
             </w:r>
           </w:p>
         </w:tc>
@@ -20479,7 +15542,7 @@
           </w:tcPr>
           <w:p>
             <w:r>
-              <w:t xml:space="preserve">{{kf01_neden}}</w:t>
+              <w:t xml:space="preserve">{{neden}}</w:t>
             </w:r>
           </w:p>
         </w:tc>
@@ -20495,107 +15558,7 @@
           </w:tcPr>
           <w:p>
             <w:r>
-              <w:t xml:space="preserve">{{kf01_cozum}}</w:t>
-            </w:r>
-          </w:p>
-        </w:tc>
-      </w:tr>
-      <w:tr>
-        <w:tc>
-          <w:tcPr>
-            <w:tcW w:w="2943" w:type="dxa"/>
-            <w:tcBorders>
-              <w:top w:val="single" w:sz="4" w:space="0" w:color="auto"/>
-              <w:left w:val="single" w:sz="4" w:space="0" w:color="auto"/>
-              <w:bottom w:val="single" w:sz="4" w:space="0" w:color="auto"/>
-              <w:right w:val="single" w:sz="4" w:space="0" w:color="auto"/>
-            </w:tcBorders>
-          </w:tcPr>
-          <w:p>
-            <w:r>
-              <w:t xml:space="preserve">{{kf02_faaliyet}}</w:t>
-            </w:r>
-          </w:p>
-        </w:tc>
-        <w:tc>
-          <w:tcPr>
-            <w:tcW w:w="4035" w:type="dxa"/>
-            <w:tcBorders>
-              <w:top w:val="single" w:sz="4" w:space="0" w:color="auto"/>
-              <w:left w:val="single" w:sz="4" w:space="0" w:color="auto"/>
-              <w:bottom w:val="single" w:sz="4" w:space="0" w:color="auto"/>
-              <w:right w:val="single" w:sz="4" w:space="0" w:color="auto"/>
-            </w:tcBorders>
-          </w:tcPr>
-          <w:p>
-            <w:r>
-              <w:t xml:space="preserve">{{kf02_neden}}</w:t>
-            </w:r>
-          </w:p>
-        </w:tc>
-        <w:tc>
-          <w:tcPr>
-            <w:tcW w:w="3083" w:type="dxa"/>
-            <w:tcBorders>
-              <w:top w:val="single" w:sz="4" w:space="0" w:color="auto"/>
-              <w:left w:val="single" w:sz="4" w:space="0" w:color="auto"/>
-              <w:bottom w:val="single" w:sz="4" w:space="0" w:color="auto"/>
-              <w:right w:val="single" w:sz="4" w:space="0" w:color="auto"/>
-            </w:tcBorders>
-          </w:tcPr>
-          <w:p>
-            <w:r>
-              <w:t xml:space="preserve">{{kf02_cozum}}</w:t>
-            </w:r>
-          </w:p>
-        </w:tc>
-      </w:tr>
-      <w:tr>
-        <w:tc>
-          <w:tcPr>
-            <w:tcW w:w="2943" w:type="dxa"/>
-            <w:tcBorders>
-              <w:top w:val="single" w:sz="4" w:space="0" w:color="auto"/>
-              <w:left w:val="single" w:sz="4" w:space="0" w:color="auto"/>
-              <w:bottom w:val="single" w:sz="4" w:space="0" w:color="auto"/>
-              <w:right w:val="single" w:sz="4" w:space="0" w:color="auto"/>
-            </w:tcBorders>
-          </w:tcPr>
-          <w:p>
-            <w:r>
-              <w:t xml:space="preserve">{{kf03_faaliyet}}</w:t>
-            </w:r>
-          </w:p>
-        </w:tc>
-        <w:tc>
-          <w:tcPr>
-            <w:tcW w:w="4035" w:type="dxa"/>
-            <w:tcBorders>
-              <w:top w:val="single" w:sz="4" w:space="0" w:color="auto"/>
-              <w:left w:val="single" w:sz="4" w:space="0" w:color="auto"/>
-              <w:bottom w:val="single" w:sz="4" w:space="0" w:color="auto"/>
-              <w:right w:val="single" w:sz="4" w:space="0" w:color="auto"/>
-            </w:tcBorders>
-          </w:tcPr>
-          <w:p>
-            <w:r>
-              <w:t xml:space="preserve">{{kf03_neden}}</w:t>
-            </w:r>
-          </w:p>
-        </w:tc>
-        <w:tc>
-          <w:tcPr>
-            <w:tcW w:w="3083" w:type="dxa"/>
-            <w:tcBorders>
-              <w:top w:val="single" w:sz="4" w:space="0" w:color="auto"/>
-              <w:left w:val="single" w:sz="4" w:space="0" w:color="auto"/>
-              <w:bottom w:val="single" w:sz="4" w:space="0" w:color="auto"/>
-              <w:right w:val="single" w:sz="4" w:space="0" w:color="auto"/>
-            </w:tcBorders>
-          </w:tcPr>
-          <w:p>
-            <w:r>
-              <w:t xml:space="preserve">{{kf03_cozum}}</w:t>
+              <w:t xml:space="preserve">{{cozum}}{{/koordinasyon}}</w:t>
             </w:r>
           </w:p>
         </w:tc>
@@ -24271,7 +19234,7 @@
           </w:tcPr>
           <w:p>
             <w:r>
-              <w:t xml:space="preserve">{{ic01_kisi}}</w:t>
+              <w:t xml:space="preserve">{{#ic_kontaklar}}{{kisi}}</w:t>
             </w:r>
           </w:p>
         </w:tc>
@@ -24281,7 +19244,7 @@
           </w:tcPr>
           <w:p>
             <w:r>
-              <w:t xml:space="preserve">{{ic01_konu}}</w:t>
+              <w:t xml:space="preserve">{{konu}}</w:t>
             </w:r>
           </w:p>
         </w:tc>
@@ -24291,167 +19254,7 @@
           </w:tcPr>
           <w:p>
             <w:r>
-              <w:t xml:space="preserve">{{ic01_siklik}}</w:t>
-            </w:r>
-          </w:p>
-        </w:tc>
-      </w:tr>
-      <w:tr>
-        <w:tc>
-          <w:tcPr>
-            <w:tcW w:w="2818" w:type="dxa"/>
-          </w:tcPr>
-          <w:p>
-            <w:r>
-              <w:t xml:space="preserve">{{ic02_kisi}}</w:t>
-            </w:r>
-          </w:p>
-        </w:tc>
-        <w:tc>
-          <w:tcPr>
-            <w:tcW w:w="5102" w:type="dxa"/>
-          </w:tcPr>
-          <w:p>
-            <w:r>
-              <w:t xml:space="preserve">{{ic02_konu}}</w:t>
-            </w:r>
-          </w:p>
-        </w:tc>
-        <w:tc>
-          <w:tcPr>
-            <w:tcW w:w="2192" w:type="dxa"/>
-          </w:tcPr>
-          <w:p>
-            <w:r>
-              <w:t xml:space="preserve">{{ic02_siklik}}</w:t>
-            </w:r>
-          </w:p>
-        </w:tc>
-      </w:tr>
-      <w:tr>
-        <w:tc>
-          <w:tcPr>
-            <w:tcW w:w="2818" w:type="dxa"/>
-          </w:tcPr>
-          <w:p>
-            <w:r>
-              <w:t xml:space="preserve">{{ic03_kisi}}</w:t>
-            </w:r>
-          </w:p>
-        </w:tc>
-        <w:tc>
-          <w:tcPr>
-            <w:tcW w:w="5102" w:type="dxa"/>
-          </w:tcPr>
-          <w:p>
-            <w:r>
-              <w:t xml:space="preserve">{{ic03_konu}}</w:t>
-            </w:r>
-          </w:p>
-        </w:tc>
-        <w:tc>
-          <w:tcPr>
-            <w:tcW w:w="2192" w:type="dxa"/>
-          </w:tcPr>
-          <w:p>
-            <w:r>
-              <w:t xml:space="preserve">{{ic03_siklik}}</w:t>
-            </w:r>
-          </w:p>
-        </w:tc>
-      </w:tr>
-      <w:tr>
-        <w:tc>
-          <w:tcPr>
-            <w:tcW w:w="2818" w:type="dxa"/>
-          </w:tcPr>
-          <w:p>
-            <w:r>
-              <w:t xml:space="preserve">{{ic04_kisi}}</w:t>
-            </w:r>
-          </w:p>
-        </w:tc>
-        <w:tc>
-          <w:tcPr>
-            <w:tcW w:w="5102" w:type="dxa"/>
-          </w:tcPr>
-          <w:p>
-            <w:r>
-              <w:t xml:space="preserve">{{ic04_konu}}</w:t>
-            </w:r>
-          </w:p>
-        </w:tc>
-        <w:tc>
-          <w:tcPr>
-            <w:tcW w:w="2192" w:type="dxa"/>
-          </w:tcPr>
-          <w:p>
-            <w:r>
-              <w:t xml:space="preserve">{{ic04_siklik}}</w:t>
-            </w:r>
-          </w:p>
-        </w:tc>
-      </w:tr>
-      <w:tr>
-        <w:tc>
-          <w:tcPr>
-            <w:tcW w:w="2818" w:type="dxa"/>
-          </w:tcPr>
-          <w:p>
-            <w:r>
-              <w:t xml:space="preserve">{{ic05_kisi}}</w:t>
-            </w:r>
-          </w:p>
-        </w:tc>
-        <w:tc>
-          <w:tcPr>
-            <w:tcW w:w="5102" w:type="dxa"/>
-          </w:tcPr>
-          <w:p>
-            <w:r>
-              <w:t xml:space="preserve">{{ic05_konu}}</w:t>
-            </w:r>
-          </w:p>
-        </w:tc>
-        <w:tc>
-          <w:tcPr>
-            <w:tcW w:w="2192" w:type="dxa"/>
-          </w:tcPr>
-          <w:p>
-            <w:r>
-              <w:t xml:space="preserve">{{ic05_siklik}}</w:t>
-            </w:r>
-          </w:p>
-        </w:tc>
-      </w:tr>
-      <w:tr>
-        <w:tc>
-          <w:tcPr>
-            <w:tcW w:w="2818" w:type="dxa"/>
-          </w:tcPr>
-          <w:p>
-            <w:r>
-              <w:t xml:space="preserve">{{ic06_kisi}}</w:t>
-            </w:r>
-          </w:p>
-        </w:tc>
-        <w:tc>
-          <w:tcPr>
-            <w:tcW w:w="5102" w:type="dxa"/>
-          </w:tcPr>
-          <w:p>
-            <w:r>
-              <w:t xml:space="preserve">{{ic06_konu}}</w:t>
-            </w:r>
-          </w:p>
-        </w:tc>
-        <w:tc>
-          <w:tcPr>
-            <w:tcW w:w="2192" w:type="dxa"/>
-          </w:tcPr>
-          <w:p>
-            <w:r>
-              <w:t xml:space="preserve">{{ic06_siklik}}</w:t>
+              <w:t xml:space="preserve">{{siklik}}{{/ic_kontaklar}}</w:t>
             </w:r>
           </w:p>
         </w:tc>
@@ -24678,7 +19481,7 @@
           </w:tcPr>
           <w:p>
             <w:r>
-              <w:t xml:space="preserve">{{dc01_kisi}}</w:t>
+              <w:t xml:space="preserve">{{#dis_kontaklar}}{{kisi}}</w:t>
             </w:r>
           </w:p>
         </w:tc>
@@ -24688,7 +19491,7 @@
           </w:tcPr>
           <w:p>
             <w:r>
-              <w:t xml:space="preserve">{{dc01_konu}}</w:t>
+              <w:t xml:space="preserve">{{konu}}</w:t>
             </w:r>
           </w:p>
         </w:tc>
@@ -24698,135 +19501,7 @@
           </w:tcPr>
           <w:p>
             <w:r>
-              <w:t xml:space="preserve">{{dc01_siklik}}</w:t>
-            </w:r>
-          </w:p>
-        </w:tc>
-      </w:tr>
-      <w:tr>
-        <w:tc>
-          <w:tcPr>
-            <w:tcW w:w="2818" w:type="dxa"/>
-          </w:tcPr>
-          <w:p>
-            <w:r>
-              <w:t xml:space="preserve">{{dc02_kisi}}</w:t>
-            </w:r>
-          </w:p>
-        </w:tc>
-        <w:tc>
-          <w:tcPr>
-            <w:tcW w:w="5102" w:type="dxa"/>
-          </w:tcPr>
-          <w:p>
-            <w:r>
-              <w:t xml:space="preserve">{{dc02_konu}}</w:t>
-            </w:r>
-          </w:p>
-        </w:tc>
-        <w:tc>
-          <w:tcPr>
-            <w:tcW w:w="2192" w:type="dxa"/>
-          </w:tcPr>
-          <w:p>
-            <w:r>
-              <w:t xml:space="preserve">{{dc02_siklik}}</w:t>
-            </w:r>
-          </w:p>
-        </w:tc>
-      </w:tr>
-      <w:tr>
-        <w:tc>
-          <w:tcPr>
-            <w:tcW w:w="2818" w:type="dxa"/>
-          </w:tcPr>
-          <w:p>
-            <w:r>
-              <w:t xml:space="preserve">{{dc03_kisi}}</w:t>
-            </w:r>
-          </w:p>
-        </w:tc>
-        <w:tc>
-          <w:tcPr>
-            <w:tcW w:w="5102" w:type="dxa"/>
-          </w:tcPr>
-          <w:p>
-            <w:r>
-              <w:t xml:space="preserve">{{dc03_konu}}</w:t>
-            </w:r>
-          </w:p>
-        </w:tc>
-        <w:tc>
-          <w:tcPr>
-            <w:tcW w:w="2192" w:type="dxa"/>
-          </w:tcPr>
-          <w:p>
-            <w:r>
-              <w:t xml:space="preserve">{{dc03_siklik}}</w:t>
-            </w:r>
-          </w:p>
-        </w:tc>
-      </w:tr>
-      <w:tr>
-        <w:tc>
-          <w:tcPr>
-            <w:tcW w:w="2818" w:type="dxa"/>
-          </w:tcPr>
-          <w:p>
-            <w:r>
-              <w:t xml:space="preserve">{{dc04_kisi}}</w:t>
-            </w:r>
-          </w:p>
-        </w:tc>
-        <w:tc>
-          <w:tcPr>
-            <w:tcW w:w="5102" w:type="dxa"/>
-          </w:tcPr>
-          <w:p>
-            <w:r>
-              <w:t xml:space="preserve">{{dc04_konu}}</w:t>
-            </w:r>
-          </w:p>
-        </w:tc>
-        <w:tc>
-          <w:tcPr>
-            <w:tcW w:w="2192" w:type="dxa"/>
-          </w:tcPr>
-          <w:p>
-            <w:r>
-              <w:t xml:space="preserve">{{dc04_siklik}}</w:t>
-            </w:r>
-          </w:p>
-        </w:tc>
-      </w:tr>
-      <w:tr>
-        <w:tc>
-          <w:tcPr>
-            <w:tcW w:w="2818" w:type="dxa"/>
-          </w:tcPr>
-          <w:p>
-            <w:r>
-              <w:t xml:space="preserve">{{dc05_kisi}}</w:t>
-            </w:r>
-          </w:p>
-        </w:tc>
-        <w:tc>
-          <w:tcPr>
-            <w:tcW w:w="5102" w:type="dxa"/>
-          </w:tcPr>
-          <w:p>
-            <w:r>
-              <w:t xml:space="preserve">{{dc05_konu}}</w:t>
-            </w:r>
-          </w:p>
-        </w:tc>
-        <w:tc>
-          <w:tcPr>
-            <w:tcW w:w="2192" w:type="dxa"/>
-          </w:tcPr>
-          <w:p>
-            <w:r>
-              <w:t xml:space="preserve">{{dc05_siklik}}</w:t>
+              <w:t xml:space="preserve">{{siklik}}{{/dis_kontaklar}}</w:t>
             </w:r>
           </w:p>
         </w:tc>
@@ -25151,7 +19826,7 @@
           </w:tcPr>
           <w:p>
             <w:r>
-              <w:t xml:space="preserve">{{bp01_nereden}}</w:t>
+              <w:t xml:space="preserve">{{#bilgi_problemleri}}{{nereden}}</w:t>
             </w:r>
           </w:p>
         </w:tc>
@@ -25161,7 +19836,7 @@
           </w:tcPr>
           <w:p>
             <w:r>
-              <w:t xml:space="preserve">{{bp01_bilgi}}</w:t>
+              <w:t xml:space="preserve">{{bilgi}}</w:t>
             </w:r>
           </w:p>
         </w:tc>
@@ -25171,231 +19846,7 @@
           </w:tcPr>
           <w:p>
             <w:r>
-              <w:t xml:space="preserve">{{bp01_problem}}</w:t>
-            </w:r>
-          </w:p>
-        </w:tc>
-      </w:tr>
-      <w:tr>
-        <w:tc>
-          <w:tcPr>
-            <w:tcW w:w="2818" w:type="dxa"/>
-          </w:tcPr>
-          <w:p>
-            <w:r>
-              <w:t xml:space="preserve">{{bp02_nereden}}</w:t>
-            </w:r>
-          </w:p>
-        </w:tc>
-        <w:tc>
-          <w:tcPr>
-            <w:tcW w:w="4382" w:type="dxa"/>
-          </w:tcPr>
-          <w:p>
-            <w:r>
-              <w:t xml:space="preserve">{{bp02_bilgi}}</w:t>
-            </w:r>
-          </w:p>
-        </w:tc>
-        <w:tc>
-          <w:tcPr>
-            <w:tcW w:w="2912" w:type="dxa"/>
-          </w:tcPr>
-          <w:p>
-            <w:r>
-              <w:t xml:space="preserve">{{bp02_problem}}</w:t>
-            </w:r>
-          </w:p>
-        </w:tc>
-      </w:tr>
-      <w:tr>
-        <w:tc>
-          <w:tcPr>
-            <w:tcW w:w="2818" w:type="dxa"/>
-          </w:tcPr>
-          <w:p>
-            <w:r>
-              <w:t xml:space="preserve">{{bp03_nereden}}</w:t>
-            </w:r>
-          </w:p>
-        </w:tc>
-        <w:tc>
-          <w:tcPr>
-            <w:tcW w:w="4382" w:type="dxa"/>
-          </w:tcPr>
-          <w:p>
-            <w:r>
-              <w:t xml:space="preserve">{{bp03_bilgi}}</w:t>
-            </w:r>
-          </w:p>
-        </w:tc>
-        <w:tc>
-          <w:tcPr>
-            <w:tcW w:w="2912" w:type="dxa"/>
-          </w:tcPr>
-          <w:p>
-            <w:r>
-              <w:t xml:space="preserve">{{bp03_problem}}</w:t>
-            </w:r>
-          </w:p>
-        </w:tc>
-      </w:tr>
-      <w:tr>
-        <w:tc>
-          <w:tcPr>
-            <w:tcW w:w="2818" w:type="dxa"/>
-          </w:tcPr>
-          <w:p>
-            <w:r>
-              <w:t xml:space="preserve">{{bp04_nereden}}</w:t>
-            </w:r>
-          </w:p>
-        </w:tc>
-        <w:tc>
-          <w:tcPr>
-            <w:tcW w:w="4382" w:type="dxa"/>
-          </w:tcPr>
-          <w:p>
-            <w:r>
-              <w:t xml:space="preserve">{{bp04_bilgi}}</w:t>
-            </w:r>
-          </w:p>
-        </w:tc>
-        <w:tc>
-          <w:tcPr>
-            <w:tcW w:w="2912" w:type="dxa"/>
-          </w:tcPr>
-          <w:p>
-            <w:r>
-              <w:t xml:space="preserve">{{bp04_problem}}</w:t>
-            </w:r>
-          </w:p>
-        </w:tc>
-      </w:tr>
-      <w:tr>
-        <w:tc>
-          <w:tcPr>
-            <w:tcW w:w="2818" w:type="dxa"/>
-          </w:tcPr>
-          <w:p>
-            <w:r>
-              <w:t xml:space="preserve">{{bp05_nereden}}</w:t>
-            </w:r>
-          </w:p>
-        </w:tc>
-        <w:tc>
-          <w:tcPr>
-            <w:tcW w:w="4382" w:type="dxa"/>
-          </w:tcPr>
-          <w:p>
-            <w:r>
-              <w:t xml:space="preserve">{{bp05_bilgi}}</w:t>
-            </w:r>
-          </w:p>
-        </w:tc>
-        <w:tc>
-          <w:tcPr>
-            <w:tcW w:w="2912" w:type="dxa"/>
-          </w:tcPr>
-          <w:p>
-            <w:r>
-              <w:t xml:space="preserve">{{bp05_problem}}</w:t>
-            </w:r>
-          </w:p>
-        </w:tc>
-      </w:tr>
-      <w:tr>
-        <w:tc>
-          <w:tcPr>
-            <w:tcW w:w="2818" w:type="dxa"/>
-          </w:tcPr>
-          <w:p>
-            <w:r>
-              <w:t xml:space="preserve">{{bp06_nereden}}</w:t>
-            </w:r>
-          </w:p>
-        </w:tc>
-        <w:tc>
-          <w:tcPr>
-            <w:tcW w:w="4382" w:type="dxa"/>
-          </w:tcPr>
-          <w:p>
-            <w:r>
-              <w:t xml:space="preserve">{{bp06_bilgi}}</w:t>
-            </w:r>
-          </w:p>
-        </w:tc>
-        <w:tc>
-          <w:tcPr>
-            <w:tcW w:w="2912" w:type="dxa"/>
-          </w:tcPr>
-          <w:p>
-            <w:r>
-              <w:t xml:space="preserve">{{bp06_problem}}</w:t>
-            </w:r>
-          </w:p>
-        </w:tc>
-      </w:tr>
-      <w:tr>
-        <w:tc>
-          <w:tcPr>
-            <w:tcW w:w="2818" w:type="dxa"/>
-          </w:tcPr>
-          <w:p>
-            <w:r>
-              <w:t xml:space="preserve">{{bp07_nereden}}</w:t>
-            </w:r>
-          </w:p>
-        </w:tc>
-        <w:tc>
-          <w:tcPr>
-            <w:tcW w:w="4382" w:type="dxa"/>
-          </w:tcPr>
-          <w:p>
-            <w:r>
-              <w:t xml:space="preserve">{{bp07_bilgi}}</w:t>
-            </w:r>
-          </w:p>
-        </w:tc>
-        <w:tc>
-          <w:tcPr>
-            <w:tcW w:w="2912" w:type="dxa"/>
-          </w:tcPr>
-          <w:p>
-            <w:r>
-              <w:t xml:space="preserve">{{bp07_problem}}</w:t>
-            </w:r>
-          </w:p>
-        </w:tc>
-      </w:tr>
-      <w:tr>
-        <w:tc>
-          <w:tcPr>
-            <w:tcW w:w="2818" w:type="dxa"/>
-          </w:tcPr>
-          <w:p>
-            <w:r>
-              <w:t xml:space="preserve">{{bp08_nereden}}</w:t>
-            </w:r>
-          </w:p>
-        </w:tc>
-        <w:tc>
-          <w:tcPr>
-            <w:tcW w:w="4382" w:type="dxa"/>
-          </w:tcPr>
-          <w:p>
-            <w:r>
-              <w:t xml:space="preserve">{{bp08_bilgi}}</w:t>
-            </w:r>
-          </w:p>
-        </w:tc>
-        <w:tc>
-          <w:tcPr>
-            <w:tcW w:w="2912" w:type="dxa"/>
-          </w:tcPr>
-          <w:p>
-            <w:r>
-              <w:t xml:space="preserve">{{bp08_problem}}</w:t>
+              <w:t xml:space="preserve">{{problem}}{{/bilgi_problemleri}}</w:t>
             </w:r>
           </w:p>
         </w:tc>
@@ -25613,7 +20064,7 @@
           </w:tcPr>
           <w:p>
             <w:r>
-              <w:t xml:space="preserve">{{et01_is}}</w:t>
+              <w:t xml:space="preserve">{{#etkilenenler}}{{is}}</w:t>
             </w:r>
           </w:p>
         </w:tc>
@@ -25623,7 +20074,7 @@
           </w:tcPr>
           <w:p>
             <w:r>
-              <w:t xml:space="preserve">{{et01_bolum}}</w:t>
+              <w:t xml:space="preserve">{{bolum}}</w:t>
             </w:r>
           </w:p>
         </w:tc>
@@ -25633,135 +20084,7 @@
           </w:tcPr>
           <w:p>
             <w:r>
-              <w:t xml:space="preserve">{{et01_nasil}}</w:t>
-            </w:r>
-          </w:p>
-        </w:tc>
-      </w:tr>
-      <w:tr>
-        <w:tc>
-          <w:tcPr>
-            <w:tcW w:w="2818" w:type="dxa"/>
-          </w:tcPr>
-          <w:p>
-            <w:r>
-              <w:t xml:space="preserve">{{et02_is}}</w:t>
-            </w:r>
-          </w:p>
-        </w:tc>
-        <w:tc>
-          <w:tcPr>
-            <w:tcW w:w="4382" w:type="dxa"/>
-          </w:tcPr>
-          <w:p>
-            <w:r>
-              <w:t xml:space="preserve">{{et02_bolum}}</w:t>
-            </w:r>
-          </w:p>
-        </w:tc>
-        <w:tc>
-          <w:tcPr>
-            <w:tcW w:w="2912" w:type="dxa"/>
-          </w:tcPr>
-          <w:p>
-            <w:r>
-              <w:t xml:space="preserve">{{et02_nasil}}</w:t>
-            </w:r>
-          </w:p>
-        </w:tc>
-      </w:tr>
-      <w:tr>
-        <w:tc>
-          <w:tcPr>
-            <w:tcW w:w="2818" w:type="dxa"/>
-          </w:tcPr>
-          <w:p>
-            <w:r>
-              <w:t xml:space="preserve">{{et03_is}}</w:t>
-            </w:r>
-          </w:p>
-        </w:tc>
-        <w:tc>
-          <w:tcPr>
-            <w:tcW w:w="4382" w:type="dxa"/>
-          </w:tcPr>
-          <w:p>
-            <w:r>
-              <w:t xml:space="preserve">{{et03_bolum}}</w:t>
-            </w:r>
-          </w:p>
-        </w:tc>
-        <w:tc>
-          <w:tcPr>
-            <w:tcW w:w="2912" w:type="dxa"/>
-          </w:tcPr>
-          <w:p>
-            <w:r>
-              <w:t xml:space="preserve">{{et03_nasil}}</w:t>
-            </w:r>
-          </w:p>
-        </w:tc>
-      </w:tr>
-      <w:tr>
-        <w:tc>
-          <w:tcPr>
-            <w:tcW w:w="2818" w:type="dxa"/>
-          </w:tcPr>
-          <w:p>
-            <w:r>
-              <w:t xml:space="preserve">{{et04_is}}</w:t>
-            </w:r>
-          </w:p>
-        </w:tc>
-        <w:tc>
-          <w:tcPr>
-            <w:tcW w:w="4382" w:type="dxa"/>
-          </w:tcPr>
-          <w:p>
-            <w:r>
-              <w:t xml:space="preserve">{{et04_bolum}}</w:t>
-            </w:r>
-          </w:p>
-        </w:tc>
-        <w:tc>
-          <w:tcPr>
-            <w:tcW w:w="2912" w:type="dxa"/>
-          </w:tcPr>
-          <w:p>
-            <w:r>
-              <w:t xml:space="preserve">{{et04_nasil}}</w:t>
-            </w:r>
-          </w:p>
-        </w:tc>
-      </w:tr>
-      <w:tr>
-        <w:tc>
-          <w:tcPr>
-            <w:tcW w:w="2818" w:type="dxa"/>
-          </w:tcPr>
-          <w:p>
-            <w:r>
-              <w:t xml:space="preserve">{{et05_is}}</w:t>
-            </w:r>
-          </w:p>
-        </w:tc>
-        <w:tc>
-          <w:tcPr>
-            <w:tcW w:w="4382" w:type="dxa"/>
-          </w:tcPr>
-          <w:p>
-            <w:r>
-              <w:t xml:space="preserve">{{et05_bolum}}</w:t>
-            </w:r>
-          </w:p>
-        </w:tc>
-        <w:tc>
-          <w:tcPr>
-            <w:tcW w:w="2912" w:type="dxa"/>
-          </w:tcPr>
-          <w:p>
-            <w:r>
-              <w:t xml:space="preserve">{{et05_nasil}}</w:t>
+              <w:t xml:space="preserve">{{nasil}}{{/etkilenenler}}</w:t>
             </w:r>
           </w:p>
         </w:tc>
@@ -26719,7 +21042,7 @@
           </w:tcPr>
           <w:p>
             <w:r>
-              <w:t xml:space="preserve">{{pu01_unvan}}</w:t>
+              <w:t xml:space="preserve">{{#personel_unvanlar}}{{unvan}}</w:t>
             </w:r>
           </w:p>
         </w:tc>
@@ -26729,139 +21052,7 @@
           </w:tcPr>
           <w:p>
             <w:r>
-              <w:t xml:space="preserve">{{pu01_sayi}}</w:t>
-            </w:r>
-          </w:p>
-        </w:tc>
-      </w:tr>
-      <w:tr>
-        <w:tc>
-          <w:tcPr>
-            <w:tcW w:w="6480" w:type="dxa"/>
-          </w:tcPr>
-          <w:p>
-            <w:r>
-              <w:t xml:space="preserve">{{pu02_unvan}}</w:t>
-            </w:r>
-          </w:p>
-        </w:tc>
-        <w:tc>
-          <w:tcPr>
-            <w:tcW w:w="3632" w:type="dxa"/>
-          </w:tcPr>
-          <w:p>
-            <w:r>
-              <w:t xml:space="preserve">{{pu02_sayi}}</w:t>
-            </w:r>
-          </w:p>
-        </w:tc>
-      </w:tr>
-      <w:tr>
-        <w:tc>
-          <w:tcPr>
-            <w:tcW w:w="6480" w:type="dxa"/>
-          </w:tcPr>
-          <w:p>
-            <w:r>
-              <w:t xml:space="preserve">{{pu03_unvan}}</w:t>
-            </w:r>
-          </w:p>
-        </w:tc>
-        <w:tc>
-          <w:tcPr>
-            <w:tcW w:w="3632" w:type="dxa"/>
-          </w:tcPr>
-          <w:p>
-            <w:r>
-              <w:t xml:space="preserve">{{pu03_sayi}}</w:t>
-            </w:r>
-          </w:p>
-        </w:tc>
-      </w:tr>
-      <w:tr>
-        <w:tc>
-          <w:tcPr>
-            <w:tcW w:w="6480" w:type="dxa"/>
-          </w:tcPr>
-          <w:p>
-            <w:r>
-              <w:t xml:space="preserve">{{pu04_unvan}}</w:t>
-            </w:r>
-          </w:p>
-        </w:tc>
-        <w:tc>
-          <w:tcPr>
-            <w:tcW w:w="3632" w:type="dxa"/>
-          </w:tcPr>
-          <w:p>
-            <w:r>
-              <w:t xml:space="preserve">{{pu04_sayi}}</w:t>
-            </w:r>
-          </w:p>
-        </w:tc>
-      </w:tr>
-      <w:tr>
-        <w:tc>
-          <w:tcPr>
-            <w:tcW w:w="6480" w:type="dxa"/>
-          </w:tcPr>
-          <w:p>
-            <w:r>
-              <w:t xml:space="preserve">{{pu05_unvan}}</w:t>
-            </w:r>
-          </w:p>
-        </w:tc>
-        <w:tc>
-          <w:tcPr>
-            <w:tcW w:w="3632" w:type="dxa"/>
-          </w:tcPr>
-          <w:p>
-            <w:r>
-              <w:t xml:space="preserve">{{pu05_sayi}}</w:t>
-            </w:r>
-          </w:p>
-        </w:tc>
-      </w:tr>
-      <w:tr>
-        <w:tc>
-          <w:tcPr>
-            <w:tcW w:w="6480" w:type="dxa"/>
-          </w:tcPr>
-          <w:p>
-            <w:r>
-              <w:t xml:space="preserve">{{pu06_unvan}}</w:t>
-            </w:r>
-          </w:p>
-        </w:tc>
-        <w:tc>
-          <w:tcPr>
-            <w:tcW w:w="3632" w:type="dxa"/>
-          </w:tcPr>
-          <w:p>
-            <w:r>
-              <w:t xml:space="preserve">{{pu06_sayi}}</w:t>
-            </w:r>
-          </w:p>
-        </w:tc>
-      </w:tr>
-      <w:tr>
-        <w:tc>
-          <w:tcPr>
-            <w:tcW w:w="6480" w:type="dxa"/>
-          </w:tcPr>
-          <w:p>
-            <w:r>
-              <w:t xml:space="preserve">{{pu07_unvan}}</w:t>
-            </w:r>
-          </w:p>
-        </w:tc>
-        <w:tc>
-          <w:tcPr>
-            <w:tcW w:w="3632" w:type="dxa"/>
-          </w:tcPr>
-          <w:p>
-            <w:r>
-              <w:t xml:space="preserve">{{pu07_sayi}}</w:t>
+              <w:t xml:space="preserve">{{sayi}}{{/personel_unvanlar}}</w:t>
             </w:r>
           </w:p>
         </w:tc>

--- a/assets/IsAnaliziForm-template.docx
+++ b/assets/IsAnaliziForm-template.docx
@@ -21563,11 +21563,17 @@
         <w:tblInd w:w="828" w:type="dxa"/>
         <w:tblBorders>
           <w:bottom w:val="single" w:sz="4" w:space="0" w:color="auto"/>
+          <w:top w:val="single" w:sz="4" w:space="0" w:color="auto"/>
+          <w:left w:val="single" w:sz="4" w:space="0" w:color="auto"/>
+          <w:right w:val="single" w:sz="4" w:space="0" w:color="auto"/>
+          <w:insideH w:val="single" w:sz="4" w:space="0" w:color="auto"/>
+          <w:insideV w:val="single" w:sz="4" w:space="0" w:color="auto"/>
         </w:tblBorders>
         <w:tblLook w:val="01E0" w:firstRow="1" w:lastRow="1" w:firstColumn="1" w:lastColumn="1" w:noHBand="0" w:noVBand="0"/>
       </w:tblPr>
       <w:tblGrid>
-        <w:gridCol w:w="10112"/>
+        <w:gridCol w:w="5056"/>
+        <w:gridCol w:w="5056"/>
       </w:tblGrid>
       <w:tr>
         <w:tc>
@@ -21582,10 +21588,11 @@
             <w:r>
               <w:t xml:space="preserve">{{zor_yanlar}}</w:t>
             </w:r>
-          </w:p>
-        </w:tc>
-      </w:tr>
-      <w:tr>
+            <w:r>
+              <w:t xml:space="preserve">{{#zor_yanlar}}{{konu}}</w:t>
+            </w:r>
+          </w:p>
+        </w:tc>
         <w:tc>
           <w:tcPr>
             <w:tcW w:w="10112" w:type="dxa"/>
@@ -21595,213 +21602,9 @@
             </w:tcBorders>
           </w:tcPr>
           <w:p>
-            <w:pPr>
-              <w:spacing w:line="360" w:lineRule="auto"/>
-              <w:jc w:val="both"/>
-              <w:rPr>
-                <w:rFonts w:ascii="Calibri" w:hAnsi="Calibri" w:cs="Calibri"/>
-                <w:noProof/>
-                <w:lang w:val="tr-TR"/>
-              </w:rPr>
-            </w:pPr>
-          </w:p>
-        </w:tc>
-      </w:tr>
-      <w:tr>
-        <w:tc>
-          <w:tcPr>
-            <w:tcW w:w="10112" w:type="dxa"/>
-            <w:tcBorders>
-              <w:top w:val="single" w:sz="4" w:space="0" w:color="auto"/>
-              <w:bottom w:val="single" w:sz="4" w:space="0" w:color="auto"/>
-            </w:tcBorders>
-          </w:tcPr>
-          <w:p>
-            <w:pPr>
-              <w:spacing w:line="360" w:lineRule="auto"/>
-              <w:jc w:val="both"/>
-              <w:rPr>
-                <w:rFonts w:ascii="Calibri" w:hAnsi="Calibri" w:cs="Calibri"/>
-                <w:noProof/>
-                <w:lang w:val="tr-TR"/>
-              </w:rPr>
-            </w:pPr>
-          </w:p>
-        </w:tc>
-      </w:tr>
-      <w:tr>
-        <w:tc>
-          <w:tcPr>
-            <w:tcW w:w="10112" w:type="dxa"/>
-            <w:tcBorders>
-              <w:top w:val="single" w:sz="4" w:space="0" w:color="auto"/>
-              <w:bottom w:val="single" w:sz="4" w:space="0" w:color="auto"/>
-            </w:tcBorders>
-          </w:tcPr>
-          <w:p>
-            <w:pPr>
-              <w:spacing w:line="360" w:lineRule="auto"/>
-              <w:jc w:val="both"/>
-              <w:rPr>
-                <w:rFonts w:ascii="Calibri" w:hAnsi="Calibri" w:cs="Calibri"/>
-                <w:noProof/>
-                <w:lang w:val="tr-TR"/>
-              </w:rPr>
-            </w:pPr>
-          </w:p>
-        </w:tc>
-      </w:tr>
-      <w:tr>
-        <w:tc>
-          <w:tcPr>
-            <w:tcW w:w="10112" w:type="dxa"/>
-            <w:tcBorders>
-              <w:top w:val="single" w:sz="4" w:space="0" w:color="auto"/>
-              <w:bottom w:val="single" w:sz="4" w:space="0" w:color="auto"/>
-            </w:tcBorders>
-          </w:tcPr>
-          <w:p>
-            <w:pPr>
-              <w:spacing w:line="360" w:lineRule="auto"/>
-              <w:jc w:val="both"/>
-              <w:rPr>
-                <w:rFonts w:ascii="Calibri" w:hAnsi="Calibri" w:cs="Calibri"/>
-                <w:noProof/>
-                <w:lang w:val="tr-TR"/>
-              </w:rPr>
-            </w:pPr>
-          </w:p>
-        </w:tc>
-      </w:tr>
-      <w:tr>
-        <w:tc>
-          <w:tcPr>
-            <w:tcW w:w="10112" w:type="dxa"/>
-            <w:tcBorders>
-              <w:top w:val="single" w:sz="4" w:space="0" w:color="auto"/>
-              <w:bottom w:val="single" w:sz="4" w:space="0" w:color="auto"/>
-            </w:tcBorders>
-          </w:tcPr>
-          <w:p>
-            <w:pPr>
-              <w:spacing w:line="360" w:lineRule="auto"/>
-              <w:jc w:val="both"/>
-              <w:rPr>
-                <w:rFonts w:ascii="Calibri" w:hAnsi="Calibri" w:cs="Calibri"/>
-                <w:noProof/>
-                <w:lang w:val="tr-TR"/>
-              </w:rPr>
-            </w:pPr>
-          </w:p>
-        </w:tc>
-      </w:tr>
-      <w:tr>
-        <w:tc>
-          <w:tcPr>
-            <w:tcW w:w="10112" w:type="dxa"/>
-            <w:tcBorders>
-              <w:top w:val="single" w:sz="4" w:space="0" w:color="auto"/>
-              <w:bottom w:val="single" w:sz="4" w:space="0" w:color="auto"/>
-            </w:tcBorders>
-          </w:tcPr>
-          <w:p>
-            <w:pPr>
-              <w:spacing w:line="360" w:lineRule="auto"/>
-              <w:jc w:val="both"/>
-              <w:rPr>
-                <w:rFonts w:ascii="Calibri" w:hAnsi="Calibri" w:cs="Calibri"/>
-                <w:noProof/>
-                <w:lang w:val="tr-TR"/>
-              </w:rPr>
-            </w:pPr>
-          </w:p>
-        </w:tc>
-      </w:tr>
-      <w:tr>
-        <w:tc>
-          <w:tcPr>
-            <w:tcW w:w="10112" w:type="dxa"/>
-            <w:tcBorders>
-              <w:top w:val="single" w:sz="4" w:space="0" w:color="auto"/>
-              <w:bottom w:val="single" w:sz="4" w:space="0" w:color="auto"/>
-            </w:tcBorders>
-          </w:tcPr>
-          <w:p>
-            <w:pPr>
-              <w:spacing w:line="360" w:lineRule="auto"/>
-              <w:jc w:val="both"/>
-              <w:rPr>
-                <w:rFonts w:ascii="Calibri" w:hAnsi="Calibri" w:cs="Calibri"/>
-                <w:noProof/>
-                <w:lang w:val="tr-TR"/>
-              </w:rPr>
-            </w:pPr>
-          </w:p>
-        </w:tc>
-      </w:tr>
-      <w:tr>
-        <w:tc>
-          <w:tcPr>
-            <w:tcW w:w="10112" w:type="dxa"/>
-            <w:tcBorders>
-              <w:top w:val="single" w:sz="4" w:space="0" w:color="auto"/>
-              <w:bottom w:val="single" w:sz="4" w:space="0" w:color="auto"/>
-            </w:tcBorders>
-          </w:tcPr>
-          <w:p>
-            <w:pPr>
-              <w:spacing w:line="360" w:lineRule="auto"/>
-              <w:jc w:val="both"/>
-              <w:rPr>
-                <w:rFonts w:ascii="Calibri" w:hAnsi="Calibri" w:cs="Calibri"/>
-                <w:noProof/>
-                <w:lang w:val="tr-TR"/>
-              </w:rPr>
-            </w:pPr>
-          </w:p>
-        </w:tc>
-      </w:tr>
-      <w:tr>
-        <w:tc>
-          <w:tcPr>
-            <w:tcW w:w="10112" w:type="dxa"/>
-            <w:tcBorders>
-              <w:top w:val="single" w:sz="4" w:space="0" w:color="auto"/>
-              <w:bottom w:val="single" w:sz="4" w:space="0" w:color="auto"/>
-            </w:tcBorders>
-          </w:tcPr>
-          <w:p>
-            <w:pPr>
-              <w:spacing w:line="360" w:lineRule="auto"/>
-              <w:jc w:val="both"/>
-              <w:rPr>
-                <w:rFonts w:ascii="Calibri" w:hAnsi="Calibri" w:cs="Calibri"/>
-                <w:noProof/>
-                <w:lang w:val="tr-TR"/>
-              </w:rPr>
-            </w:pPr>
-          </w:p>
-        </w:tc>
-      </w:tr>
-      <w:tr>
-        <w:tc>
-          <w:tcPr>
-            <w:tcW w:w="10112" w:type="dxa"/>
-            <w:tcBorders>
-              <w:top w:val="single" w:sz="4" w:space="0" w:color="auto"/>
-              <w:bottom w:val="single" w:sz="4" w:space="0" w:color="auto"/>
-            </w:tcBorders>
-          </w:tcPr>
-          <w:p>
-            <w:pPr>
-              <w:spacing w:line="360" w:lineRule="auto"/>
-              <w:jc w:val="both"/>
-              <w:rPr>
-                <w:rFonts w:ascii="Calibri" w:hAnsi="Calibri" w:cs="Calibri"/>
-                <w:noProof/>
-                <w:lang w:val="tr-TR"/>
-              </w:rPr>
-            </w:pPr>
+            <w:r>
+              <w:t xml:space="preserve">{{neden}}{{/zor_yanlar}}</w:t>
+            </w:r>
           </w:p>
         </w:tc>
       </w:tr>

--- a/assets/IsAnaliziForm-template.docx
+++ b/assets/IsAnaliziForm-template.docx
@@ -3268,160 +3268,8 @@
           </w:tcPr>
           <w:p>
             <w:r>
-              <w:t xml:space="preserve">{{mevcut_yetkiler}}</w:t>
-            </w:r>
-          </w:p>
-        </w:tc>
-      </w:tr>
-      <w:tr>
-        <w:tc>
-          <w:tcPr>
-            <w:tcW w:w="10112" w:type="dxa"/>
-            <w:tcBorders>
-              <w:top w:val="single" w:sz="4" w:space="0" w:color="auto"/>
-              <w:bottom w:val="single" w:sz="4" w:space="0" w:color="auto"/>
-            </w:tcBorders>
-          </w:tcPr>
-          <w:p>
-            <w:pPr>
-              <w:jc w:val="both"/>
-              <w:rPr>
-                <w:rFonts w:ascii="Calibri" w:hAnsi="Calibri" w:cs="Calibri"/>
-                <w:noProof/>
-                <w:lang w:val="tr-TR"/>
-              </w:rPr>
-            </w:pPr>
-          </w:p>
-          <w:p>
-            <w:pPr>
-              <w:jc w:val="both"/>
-              <w:rPr>
-                <w:rFonts w:ascii="Calibri" w:hAnsi="Calibri" w:cs="Calibri"/>
-                <w:noProof/>
-                <w:lang w:val="tr-TR"/>
-              </w:rPr>
-            </w:pPr>
-          </w:p>
-        </w:tc>
-      </w:tr>
-      <w:tr>
-        <w:tc>
-          <w:tcPr>
-            <w:tcW w:w="10112" w:type="dxa"/>
-            <w:tcBorders>
-              <w:top w:val="single" w:sz="4" w:space="0" w:color="auto"/>
-              <w:bottom w:val="single" w:sz="4" w:space="0" w:color="auto"/>
-            </w:tcBorders>
-          </w:tcPr>
-          <w:p>
-            <w:pPr>
-              <w:jc w:val="both"/>
-              <w:rPr>
-                <w:rFonts w:ascii="Calibri" w:hAnsi="Calibri" w:cs="Calibri"/>
-                <w:noProof/>
-                <w:lang w:val="tr-TR"/>
-              </w:rPr>
-            </w:pPr>
-          </w:p>
-          <w:p>
-            <w:pPr>
-              <w:jc w:val="both"/>
-              <w:rPr>
-                <w:rFonts w:ascii="Calibri" w:hAnsi="Calibri" w:cs="Calibri"/>
-                <w:noProof/>
-                <w:lang w:val="tr-TR"/>
-              </w:rPr>
-            </w:pPr>
-          </w:p>
-        </w:tc>
-      </w:tr>
-      <w:tr>
-        <w:tc>
-          <w:tcPr>
-            <w:tcW w:w="10112" w:type="dxa"/>
-            <w:tcBorders>
-              <w:top w:val="single" w:sz="4" w:space="0" w:color="auto"/>
-            </w:tcBorders>
-          </w:tcPr>
-          <w:p>
-            <w:pPr>
-              <w:jc w:val="both"/>
-              <w:rPr>
-                <w:rFonts w:ascii="Calibri" w:hAnsi="Calibri" w:cs="Calibri"/>
-                <w:noProof/>
-                <w:lang w:val="tr-TR"/>
-              </w:rPr>
-            </w:pPr>
-          </w:p>
-          <w:p>
-            <w:pPr>
-              <w:jc w:val="both"/>
-              <w:rPr>
-                <w:rFonts w:ascii="Calibri" w:hAnsi="Calibri" w:cs="Calibri"/>
-                <w:noProof/>
-                <w:lang w:val="tr-TR"/>
-              </w:rPr>
-            </w:pPr>
-          </w:p>
-        </w:tc>
-      </w:tr>
-      <w:tr>
-        <w:tc>
-          <w:tcPr>
-            <w:tcW w:w="10112" w:type="dxa"/>
-            <w:tcBorders>
-              <w:top w:val="single" w:sz="4" w:space="0" w:color="auto"/>
-            </w:tcBorders>
-          </w:tcPr>
-          <w:p>
-            <w:pPr>
-              <w:jc w:val="both"/>
-              <w:rPr>
-                <w:rFonts w:ascii="Calibri" w:hAnsi="Calibri" w:cs="Calibri"/>
-                <w:noProof/>
-                <w:lang w:val="tr-TR"/>
-              </w:rPr>
-            </w:pPr>
-          </w:p>
-          <w:p>
-            <w:pPr>
-              <w:jc w:val="both"/>
-              <w:rPr>
-                <w:rFonts w:ascii="Calibri" w:hAnsi="Calibri" w:cs="Calibri"/>
-                <w:noProof/>
-                <w:lang w:val="tr-TR"/>
-              </w:rPr>
-            </w:pPr>
-          </w:p>
-        </w:tc>
-      </w:tr>
-      <w:tr>
-        <w:tc>
-          <w:tcPr>
-            <w:tcW w:w="10112" w:type="dxa"/>
-            <w:tcBorders>
-              <w:top w:val="single" w:sz="4" w:space="0" w:color="auto"/>
-            </w:tcBorders>
-          </w:tcPr>
-          <w:p>
-            <w:pPr>
-              <w:jc w:val="both"/>
-              <w:rPr>
-                <w:rFonts w:ascii="Calibri" w:hAnsi="Calibri" w:cs="Calibri"/>
-                <w:noProof/>
-                <w:lang w:val="tr-TR"/>
-              </w:rPr>
-            </w:pPr>
-          </w:p>
-          <w:p>
-            <w:pPr>
-              <w:jc w:val="both"/>
-              <w:rPr>
-                <w:rFonts w:ascii="Calibri" w:hAnsi="Calibri" w:cs="Calibri"/>
-                <w:noProof/>
-                <w:lang w:val="tr-TR"/>
-              </w:rPr>
-            </w:pPr>
+              <w:t xml:space="preserve">{{#mevcut_yetkiler}}{{satir}}{{/mevcut_yetkiler}}</w:t>
+            </w:r>
           </w:p>
         </w:tc>
       </w:tr>
@@ -3478,221 +3326,8 @@
           </w:tcPr>
           <w:p>
             <w:r>
-              <w:t xml:space="preserve">{{gereken_yetkiler}}</w:t>
-            </w:r>
-          </w:p>
-        </w:tc>
-      </w:tr>
-      <w:tr>
-        <w:tc>
-          <w:tcPr>
-            <w:tcW w:w="10112" w:type="dxa"/>
-            <w:tcBorders>
-              <w:top w:val="single" w:sz="4" w:space="0" w:color="auto"/>
-              <w:bottom w:val="single" w:sz="4" w:space="0" w:color="auto"/>
-            </w:tcBorders>
-          </w:tcPr>
-          <w:p>
-            <w:pPr>
-              <w:jc w:val="both"/>
-              <w:rPr>
-                <w:rFonts w:ascii="Calibri" w:hAnsi="Calibri" w:cs="Calibri"/>
-                <w:noProof/>
-                <w:lang w:val="tr-TR"/>
-              </w:rPr>
-            </w:pPr>
-          </w:p>
-          <w:p>
-            <w:pPr>
-              <w:jc w:val="both"/>
-              <w:rPr>
-                <w:rFonts w:ascii="Calibri" w:hAnsi="Calibri" w:cs="Calibri"/>
-                <w:noProof/>
-                <w:lang w:val="tr-TR"/>
-              </w:rPr>
-            </w:pPr>
-          </w:p>
-        </w:tc>
-      </w:tr>
-      <w:tr>
-        <w:tc>
-          <w:tcPr>
-            <w:tcW w:w="10112" w:type="dxa"/>
-            <w:tcBorders>
-              <w:top w:val="single" w:sz="4" w:space="0" w:color="auto"/>
-              <w:bottom w:val="single" w:sz="4" w:space="0" w:color="auto"/>
-            </w:tcBorders>
-          </w:tcPr>
-          <w:p>
-            <w:pPr>
-              <w:jc w:val="both"/>
-              <w:rPr>
-                <w:rFonts w:ascii="Calibri" w:hAnsi="Calibri" w:cs="Calibri"/>
-                <w:noProof/>
-                <w:lang w:val="tr-TR"/>
-              </w:rPr>
-            </w:pPr>
-          </w:p>
-          <w:p>
-            <w:pPr>
-              <w:jc w:val="both"/>
-              <w:rPr>
-                <w:rFonts w:ascii="Calibri" w:hAnsi="Calibri" w:cs="Calibri"/>
-                <w:noProof/>
-                <w:lang w:val="tr-TR"/>
-              </w:rPr>
-            </w:pPr>
-          </w:p>
-        </w:tc>
-      </w:tr>
-      <w:tr>
-        <w:tc>
-          <w:tcPr>
-            <w:tcW w:w="10112" w:type="dxa"/>
-            <w:tcBorders>
-              <w:top w:val="single" w:sz="4" w:space="0" w:color="auto"/>
-              <w:bottom w:val="single" w:sz="4" w:space="0" w:color="auto"/>
-            </w:tcBorders>
-          </w:tcPr>
-          <w:p>
-            <w:pPr>
-              <w:jc w:val="both"/>
-              <w:rPr>
-                <w:rFonts w:ascii="Calibri" w:hAnsi="Calibri" w:cs="Calibri"/>
-                <w:noProof/>
-                <w:lang w:val="tr-TR"/>
-              </w:rPr>
-            </w:pPr>
-          </w:p>
-          <w:p>
-            <w:pPr>
-              <w:jc w:val="both"/>
-              <w:rPr>
-                <w:rFonts w:ascii="Calibri" w:hAnsi="Calibri" w:cs="Calibri"/>
-                <w:noProof/>
-                <w:lang w:val="tr-TR"/>
-              </w:rPr>
-            </w:pPr>
-          </w:p>
-        </w:tc>
-      </w:tr>
-      <w:tr>
-        <w:tc>
-          <w:tcPr>
-            <w:tcW w:w="10112" w:type="dxa"/>
-            <w:tcBorders>
-              <w:top w:val="single" w:sz="4" w:space="0" w:color="auto"/>
-            </w:tcBorders>
-          </w:tcPr>
-          <w:p>
-            <w:pPr>
-              <w:jc w:val="both"/>
-              <w:rPr>
-                <w:rFonts w:ascii="Calibri" w:hAnsi="Calibri" w:cs="Calibri"/>
-                <w:noProof/>
-                <w:lang w:val="tr-TR"/>
-              </w:rPr>
-            </w:pPr>
-          </w:p>
-          <w:p>
-            <w:pPr>
-              <w:jc w:val="both"/>
-              <w:rPr>
-                <w:rFonts w:ascii="Calibri" w:hAnsi="Calibri" w:cs="Calibri"/>
-                <w:noProof/>
-                <w:lang w:val="tr-TR"/>
-              </w:rPr>
-            </w:pPr>
-          </w:p>
-        </w:tc>
-      </w:tr>
-      <w:tr>
-        <w:tc>
-          <w:tcPr>
-            <w:tcW w:w="10112" w:type="dxa"/>
-            <w:tcBorders>
-              <w:top w:val="single" w:sz="4" w:space="0" w:color="auto"/>
-            </w:tcBorders>
-          </w:tcPr>
-          <w:p>
-            <w:pPr>
-              <w:jc w:val="both"/>
-              <w:rPr>
-                <w:rFonts w:ascii="Calibri" w:hAnsi="Calibri" w:cs="Calibri"/>
-                <w:noProof/>
-                <w:lang w:val="tr-TR"/>
-              </w:rPr>
-            </w:pPr>
-          </w:p>
-          <w:p>
-            <w:pPr>
-              <w:jc w:val="both"/>
-              <w:rPr>
-                <w:rFonts w:ascii="Calibri" w:hAnsi="Calibri" w:cs="Calibri"/>
-                <w:noProof/>
-                <w:lang w:val="tr-TR"/>
-              </w:rPr>
-            </w:pPr>
-          </w:p>
-        </w:tc>
-      </w:tr>
-      <w:tr>
-        <w:tc>
-          <w:tcPr>
-            <w:tcW w:w="10112" w:type="dxa"/>
-            <w:tcBorders>
-              <w:top w:val="single" w:sz="4" w:space="0" w:color="auto"/>
-            </w:tcBorders>
-          </w:tcPr>
-          <w:p>
-            <w:pPr>
-              <w:jc w:val="both"/>
-              <w:rPr>
-                <w:rFonts w:ascii="Calibri" w:hAnsi="Calibri" w:cs="Calibri"/>
-                <w:noProof/>
-                <w:lang w:val="tr-TR"/>
-              </w:rPr>
-            </w:pPr>
-          </w:p>
-          <w:p>
-            <w:pPr>
-              <w:jc w:val="both"/>
-              <w:rPr>
-                <w:rFonts w:ascii="Calibri" w:hAnsi="Calibri" w:cs="Calibri"/>
-                <w:noProof/>
-                <w:lang w:val="tr-TR"/>
-              </w:rPr>
-            </w:pPr>
-          </w:p>
-        </w:tc>
-      </w:tr>
-      <w:tr>
-        <w:tc>
-          <w:tcPr>
-            <w:tcW w:w="10112" w:type="dxa"/>
-            <w:tcBorders>
-              <w:top w:val="single" w:sz="4" w:space="0" w:color="auto"/>
-            </w:tcBorders>
-          </w:tcPr>
-          <w:p>
-            <w:pPr>
-              <w:jc w:val="both"/>
-              <w:rPr>
-                <w:rFonts w:ascii="Calibri" w:hAnsi="Calibri" w:cs="Calibri"/>
-                <w:noProof/>
-                <w:lang w:val="tr-TR"/>
-              </w:rPr>
-            </w:pPr>
-          </w:p>
-          <w:p>
-            <w:pPr>
-              <w:jc w:val="both"/>
-              <w:rPr>
-                <w:rFonts w:ascii="Calibri" w:hAnsi="Calibri" w:cs="Calibri"/>
-                <w:noProof/>
-                <w:lang w:val="tr-TR"/>
-              </w:rPr>
-            </w:pPr>
+              <w:t xml:space="preserve">{{#gereken_yetkiler}}{{satir}}{{/gereken_yetkiler}}</w:t>
+            </w:r>
           </w:p>
         </w:tc>
       </w:tr>
@@ -7407,132 +7042,8 @@
           </w:tcPr>
           <w:p>
             <w:r>
-              <w:t xml:space="preserve">{{egitim}}</w:t>
-            </w:r>
-          </w:p>
-        </w:tc>
-      </w:tr>
-      <w:tr>
-        <w:tc>
-          <w:tcPr>
-            <w:tcW w:w="10112" w:type="dxa"/>
-            <w:tcBorders>
-              <w:top w:val="single" w:sz="4" w:space="0" w:color="auto"/>
-              <w:bottom w:val="single" w:sz="4" w:space="0" w:color="auto"/>
-            </w:tcBorders>
-          </w:tcPr>
-          <w:p>
-            <w:pPr>
-              <w:jc w:val="both"/>
-              <w:rPr>
-                <w:rFonts w:ascii="Calibri" w:hAnsi="Calibri" w:cs="Calibri"/>
-                <w:noProof/>
-                <w:lang w:val="tr-TR"/>
-              </w:rPr>
-            </w:pPr>
-          </w:p>
-          <w:p>
-            <w:pPr>
-              <w:jc w:val="both"/>
-              <w:rPr>
-                <w:rFonts w:ascii="Calibri" w:hAnsi="Calibri" w:cs="Calibri"/>
-                <w:noProof/>
-                <w:lang w:val="tr-TR"/>
-              </w:rPr>
-            </w:pPr>
-          </w:p>
-        </w:tc>
-      </w:tr>
-      <w:tr>
-        <w:tc>
-          <w:tcPr>
-            <w:tcW w:w="10112" w:type="dxa"/>
-            <w:tcBorders>
-              <w:top w:val="single" w:sz="4" w:space="0" w:color="auto"/>
-              <w:bottom w:val="single" w:sz="4" w:space="0" w:color="auto"/>
-            </w:tcBorders>
-          </w:tcPr>
-          <w:p>
-            <w:pPr>
-              <w:jc w:val="both"/>
-              <w:rPr>
-                <w:rFonts w:ascii="Calibri" w:hAnsi="Calibri" w:cs="Calibri"/>
-                <w:noProof/>
-                <w:lang w:val="tr-TR"/>
-              </w:rPr>
-            </w:pPr>
-          </w:p>
-          <w:p>
-            <w:pPr>
-              <w:jc w:val="both"/>
-              <w:rPr>
-                <w:rFonts w:ascii="Calibri" w:hAnsi="Calibri" w:cs="Calibri"/>
-                <w:noProof/>
-                <w:lang w:val="tr-TR"/>
-              </w:rPr>
-            </w:pPr>
-          </w:p>
-        </w:tc>
-      </w:tr>
-      <w:tr>
-        <w:tc>
-          <w:tcPr>
-            <w:tcW w:w="10112" w:type="dxa"/>
-            <w:tcBorders>
-              <w:top w:val="single" w:sz="4" w:space="0" w:color="auto"/>
-              <w:bottom w:val="single" w:sz="4" w:space="0" w:color="auto"/>
-            </w:tcBorders>
-          </w:tcPr>
-          <w:p>
-            <w:pPr>
-              <w:jc w:val="both"/>
-              <w:rPr>
-                <w:rFonts w:ascii="Calibri" w:hAnsi="Calibri" w:cs="Calibri"/>
-                <w:noProof/>
-                <w:lang w:val="tr-TR"/>
-              </w:rPr>
-            </w:pPr>
-          </w:p>
-          <w:p>
-            <w:pPr>
-              <w:jc w:val="both"/>
-              <w:rPr>
-                <w:rFonts w:ascii="Calibri" w:hAnsi="Calibri" w:cs="Calibri"/>
-                <w:noProof/>
-                <w:lang w:val="tr-TR"/>
-              </w:rPr>
-            </w:pPr>
-          </w:p>
-        </w:tc>
-      </w:tr>
-      <w:tr>
-        <w:tc>
-          <w:tcPr>
-            <w:tcW w:w="10112" w:type="dxa"/>
-            <w:tcBorders>
-              <w:top w:val="single" w:sz="4" w:space="0" w:color="auto"/>
-              <w:bottom w:val="single" w:sz="4" w:space="0" w:color="auto"/>
-            </w:tcBorders>
-          </w:tcPr>
-          <w:p>
-            <w:pPr>
-              <w:jc w:val="both"/>
-              <w:rPr>
-                <w:rFonts w:ascii="Calibri" w:hAnsi="Calibri" w:cs="Calibri"/>
-                <w:noProof/>
-                <w:lang w:val="tr-TR"/>
-              </w:rPr>
-            </w:pPr>
-          </w:p>
-          <w:p>
-            <w:pPr>
-              <w:jc w:val="both"/>
-              <w:rPr>
-                <w:rFonts w:ascii="Calibri" w:hAnsi="Calibri" w:cs="Calibri"/>
-                <w:noProof/>
-                <w:lang w:val="tr-TR"/>
-              </w:rPr>
-            </w:pPr>
+              <w:t xml:space="preserve">{{#egitim}}{{satir}}{{/egitim}}</w:t>
+            </w:r>
           </w:p>
         </w:tc>
       </w:tr>
@@ -7636,123 +7147,8 @@
           </w:tcPr>
           <w:p>
             <w:r>
-              <w:t xml:space="preserve">{{lisans_sertifikalar}}</w:t>
-            </w:r>
-          </w:p>
-        </w:tc>
-      </w:tr>
-      <w:tr>
-        <w:tc>
-          <w:tcPr>
-            <w:tcW w:w="10112" w:type="dxa"/>
-            <w:tcBorders>
-              <w:top w:val="single" w:sz="4" w:space="0" w:color="auto"/>
-              <w:bottom w:val="single" w:sz="4" w:space="0" w:color="auto"/>
-            </w:tcBorders>
-          </w:tcPr>
-          <w:p>
-            <w:pPr>
-              <w:jc w:val="both"/>
-              <w:rPr>
-                <w:rFonts w:ascii="Calibri" w:hAnsi="Calibri" w:cs="Calibri"/>
-                <w:noProof/>
-                <w:lang w:val="tr-TR"/>
-              </w:rPr>
-            </w:pPr>
-          </w:p>
-          <w:p>
-            <w:pPr>
-              <w:jc w:val="both"/>
-              <w:rPr>
-                <w:rFonts w:ascii="Calibri" w:hAnsi="Calibri" w:cs="Calibri"/>
-                <w:noProof/>
-                <w:lang w:val="tr-TR"/>
-              </w:rPr>
-            </w:pPr>
-          </w:p>
-        </w:tc>
-      </w:tr>
-      <w:tr>
-        <w:tblPrEx>
-          <w:tblBorders>
-            <w:top w:val="single" w:sz="4" w:space="0" w:color="auto"/>
-            <w:left w:val="single" w:sz="4" w:space="0" w:color="auto"/>
-            <w:right w:val="single" w:sz="4" w:space="0" w:color="auto"/>
-            <w:insideH w:val="single" w:sz="4" w:space="0" w:color="auto"/>
-            <w:insideV w:val="single" w:sz="4" w:space="0" w:color="auto"/>
-          </w:tblBorders>
-        </w:tblPrEx>
-        <w:tc>
-          <w:tcPr>
-            <w:tcW w:w="10112" w:type="dxa"/>
-            <w:tcBorders>
-              <w:top w:val="single" w:sz="4" w:space="0" w:color="auto"/>
-              <w:left w:val="nil"/>
-              <w:bottom w:val="single" w:sz="4" w:space="0" w:color="auto"/>
-              <w:right w:val="nil"/>
-            </w:tcBorders>
-          </w:tcPr>
-          <w:p>
-            <w:pPr>
-              <w:jc w:val="both"/>
-              <w:rPr>
-                <w:rFonts w:ascii="Calibri" w:hAnsi="Calibri" w:cs="Calibri"/>
-                <w:noProof/>
-                <w:lang w:val="tr-TR"/>
-              </w:rPr>
-            </w:pPr>
-          </w:p>
-          <w:p>
-            <w:pPr>
-              <w:jc w:val="both"/>
-              <w:rPr>
-                <w:rFonts w:ascii="Calibri" w:hAnsi="Calibri" w:cs="Calibri"/>
-                <w:noProof/>
-                <w:lang w:val="tr-TR"/>
-              </w:rPr>
-            </w:pPr>
-          </w:p>
-        </w:tc>
-      </w:tr>
-      <w:tr>
-        <w:tblPrEx>
-          <w:tblBorders>
-            <w:top w:val="single" w:sz="4" w:space="0" w:color="auto"/>
-            <w:left w:val="single" w:sz="4" w:space="0" w:color="auto"/>
-            <w:right w:val="single" w:sz="4" w:space="0" w:color="auto"/>
-            <w:insideH w:val="single" w:sz="4" w:space="0" w:color="auto"/>
-            <w:insideV w:val="single" w:sz="4" w:space="0" w:color="auto"/>
-          </w:tblBorders>
-        </w:tblPrEx>
-        <w:tc>
-          <w:tcPr>
-            <w:tcW w:w="10112" w:type="dxa"/>
-            <w:tcBorders>
-              <w:top w:val="single" w:sz="4" w:space="0" w:color="auto"/>
-              <w:left w:val="nil"/>
-              <w:bottom w:val="single" w:sz="4" w:space="0" w:color="auto"/>
-              <w:right w:val="nil"/>
-            </w:tcBorders>
-          </w:tcPr>
-          <w:p>
-            <w:pPr>
-              <w:jc w:val="both"/>
-              <w:rPr>
-                <w:rFonts w:ascii="Calibri" w:hAnsi="Calibri" w:cs="Calibri"/>
-                <w:noProof/>
-                <w:lang w:val="tr-TR"/>
-              </w:rPr>
-            </w:pPr>
-          </w:p>
-          <w:p>
-            <w:pPr>
-              <w:jc w:val="both"/>
-              <w:rPr>
-                <w:rFonts w:ascii="Calibri" w:hAnsi="Calibri" w:cs="Calibri"/>
-                <w:noProof/>
-                <w:lang w:val="tr-TR"/>
-              </w:rPr>
-            </w:pPr>
+              <w:t xml:space="preserve">{{#lisans_sertifikalar}}{{satir}}{{/lisans_sertifikalar}}</w:t>
+            </w:r>
           </w:p>
         </w:tc>
       </w:tr>
@@ -7820,196 +7216,8 @@
           </w:tcPr>
           <w:p>
             <w:r>
-              <w:t xml:space="preserve">{{diger_bilgi_beceri}}</w:t>
-            </w:r>
-          </w:p>
-        </w:tc>
-      </w:tr>
-      <w:tr>
-        <w:tc>
-          <w:tcPr>
-            <w:tcW w:w="10112" w:type="dxa"/>
-            <w:tcBorders>
-              <w:top w:val="single" w:sz="4" w:space="0" w:color="auto"/>
-              <w:bottom w:val="single" w:sz="4" w:space="0" w:color="auto"/>
-            </w:tcBorders>
-          </w:tcPr>
-          <w:p>
-            <w:pPr>
-              <w:jc w:val="both"/>
-              <w:rPr>
-                <w:rFonts w:ascii="Calibri" w:hAnsi="Calibri" w:cs="Calibri"/>
-                <w:noProof/>
-                <w:lang w:val="tr-TR"/>
-              </w:rPr>
-            </w:pPr>
-          </w:p>
-          <w:p>
-            <w:pPr>
-              <w:jc w:val="both"/>
-              <w:rPr>
-                <w:rFonts w:ascii="Calibri" w:hAnsi="Calibri" w:cs="Calibri"/>
-                <w:noProof/>
-                <w:lang w:val="tr-TR"/>
-              </w:rPr>
-            </w:pPr>
-          </w:p>
-        </w:tc>
-      </w:tr>
-      <w:tr>
-        <w:tc>
-          <w:tcPr>
-            <w:tcW w:w="10112" w:type="dxa"/>
-            <w:tcBorders>
-              <w:top w:val="single" w:sz="4" w:space="0" w:color="auto"/>
-              <w:bottom w:val="single" w:sz="4" w:space="0" w:color="auto"/>
-            </w:tcBorders>
-          </w:tcPr>
-          <w:p>
-            <w:pPr>
-              <w:jc w:val="both"/>
-              <w:rPr>
-                <w:rFonts w:ascii="Calibri" w:hAnsi="Calibri" w:cs="Calibri"/>
-                <w:noProof/>
-                <w:lang w:val="tr-TR"/>
-              </w:rPr>
-            </w:pPr>
-          </w:p>
-          <w:p>
-            <w:pPr>
-              <w:jc w:val="both"/>
-              <w:rPr>
-                <w:rFonts w:ascii="Calibri" w:hAnsi="Calibri" w:cs="Calibri"/>
-                <w:noProof/>
-                <w:lang w:val="tr-TR"/>
-              </w:rPr>
-            </w:pPr>
-          </w:p>
-        </w:tc>
-      </w:tr>
-      <w:tr>
-        <w:tblPrEx>
-          <w:tblBorders>
-            <w:top w:val="single" w:sz="4" w:space="0" w:color="auto"/>
-            <w:left w:val="single" w:sz="4" w:space="0" w:color="auto"/>
-            <w:right w:val="single" w:sz="4" w:space="0" w:color="auto"/>
-            <w:insideH w:val="single" w:sz="4" w:space="0" w:color="auto"/>
-            <w:insideV w:val="single" w:sz="4" w:space="0" w:color="auto"/>
-          </w:tblBorders>
-        </w:tblPrEx>
-        <w:tc>
-          <w:tcPr>
-            <w:tcW w:w="10112" w:type="dxa"/>
-            <w:tcBorders>
-              <w:top w:val="single" w:sz="4" w:space="0" w:color="auto"/>
-              <w:left w:val="nil"/>
-              <w:bottom w:val="single" w:sz="4" w:space="0" w:color="auto"/>
-              <w:right w:val="nil"/>
-            </w:tcBorders>
-          </w:tcPr>
-          <w:p>
-            <w:pPr>
-              <w:jc w:val="both"/>
-              <w:rPr>
-                <w:rFonts w:ascii="Calibri" w:hAnsi="Calibri" w:cs="Calibri"/>
-                <w:noProof/>
-                <w:lang w:val="tr-TR"/>
-              </w:rPr>
-            </w:pPr>
-          </w:p>
-          <w:p>
-            <w:pPr>
-              <w:jc w:val="both"/>
-              <w:rPr>
-                <w:rFonts w:ascii="Calibri" w:hAnsi="Calibri" w:cs="Calibri"/>
-                <w:noProof/>
-                <w:lang w:val="tr-TR"/>
-              </w:rPr>
-            </w:pPr>
-          </w:p>
-        </w:tc>
-      </w:tr>
-      <w:tr>
-        <w:tblPrEx>
-          <w:tblBorders>
-            <w:top w:val="single" w:sz="4" w:space="0" w:color="auto"/>
-            <w:left w:val="single" w:sz="4" w:space="0" w:color="auto"/>
-            <w:right w:val="single" w:sz="4" w:space="0" w:color="auto"/>
-            <w:insideH w:val="single" w:sz="4" w:space="0" w:color="auto"/>
-            <w:insideV w:val="single" w:sz="4" w:space="0" w:color="auto"/>
-          </w:tblBorders>
-        </w:tblPrEx>
-        <w:tc>
-          <w:tcPr>
-            <w:tcW w:w="10112" w:type="dxa"/>
-            <w:tcBorders>
-              <w:top w:val="single" w:sz="4" w:space="0" w:color="auto"/>
-              <w:left w:val="nil"/>
-              <w:bottom w:val="single" w:sz="4" w:space="0" w:color="auto"/>
-              <w:right w:val="nil"/>
-            </w:tcBorders>
-          </w:tcPr>
-          <w:p>
-            <w:pPr>
-              <w:jc w:val="both"/>
-              <w:rPr>
-                <w:rFonts w:ascii="Calibri" w:hAnsi="Calibri" w:cs="Calibri"/>
-                <w:noProof/>
-                <w:lang w:val="tr-TR"/>
-              </w:rPr>
-            </w:pPr>
-          </w:p>
-          <w:p>
-            <w:pPr>
-              <w:jc w:val="both"/>
-              <w:rPr>
-                <w:rFonts w:ascii="Calibri" w:hAnsi="Calibri" w:cs="Calibri"/>
-                <w:noProof/>
-                <w:lang w:val="tr-TR"/>
-              </w:rPr>
-            </w:pPr>
-          </w:p>
-        </w:tc>
-      </w:tr>
-      <w:tr>
-        <w:tblPrEx>
-          <w:tblBorders>
-            <w:top w:val="single" w:sz="4" w:space="0" w:color="auto"/>
-            <w:left w:val="single" w:sz="4" w:space="0" w:color="auto"/>
-            <w:right w:val="single" w:sz="4" w:space="0" w:color="auto"/>
-            <w:insideH w:val="single" w:sz="4" w:space="0" w:color="auto"/>
-            <w:insideV w:val="single" w:sz="4" w:space="0" w:color="auto"/>
-          </w:tblBorders>
-        </w:tblPrEx>
-        <w:tc>
-          <w:tcPr>
-            <w:tcW w:w="10112" w:type="dxa"/>
-            <w:tcBorders>
-              <w:top w:val="single" w:sz="4" w:space="0" w:color="auto"/>
-              <w:left w:val="nil"/>
-              <w:bottom w:val="single" w:sz="4" w:space="0" w:color="auto"/>
-              <w:right w:val="nil"/>
-            </w:tcBorders>
-          </w:tcPr>
-          <w:p>
-            <w:pPr>
-              <w:jc w:val="both"/>
-              <w:rPr>
-                <w:rFonts w:ascii="Calibri" w:hAnsi="Calibri" w:cs="Calibri"/>
-                <w:noProof/>
-                <w:lang w:val="tr-TR"/>
-              </w:rPr>
-            </w:pPr>
-          </w:p>
-          <w:p>
-            <w:pPr>
-              <w:jc w:val="both"/>
-              <w:rPr>
-                <w:rFonts w:ascii="Calibri" w:hAnsi="Calibri" w:cs="Calibri"/>
-                <w:noProof/>
-                <w:lang w:val="tr-TR"/>
-              </w:rPr>
-            </w:pPr>
+              <w:t xml:space="preserve">{{#diger_bilgi_beceri}}{{satir}}{{/diger_bilgi_beceri}}</w:t>
+            </w:r>
           </w:p>
         </w:tc>
       </w:tr>
@@ -8098,112 +7306,8 @@
           </w:tcPr>
           <w:p>
             <w:r>
-              <w:t xml:space="preserve">{{araclar}}</w:t>
-            </w:r>
-          </w:p>
-        </w:tc>
-      </w:tr>
-      <w:tr>
-        <w:tc>
-          <w:tcPr>
-            <w:tcW w:w="10112" w:type="dxa"/>
-            <w:tcBorders>
-              <w:top w:val="single" w:sz="4" w:space="0" w:color="auto"/>
-              <w:bottom w:val="single" w:sz="4" w:space="0" w:color="auto"/>
-            </w:tcBorders>
-          </w:tcPr>
-          <w:p>
-            <w:pPr>
-              <w:jc w:val="both"/>
-              <w:rPr>
-                <w:rFonts w:ascii="Calibri" w:hAnsi="Calibri" w:cs="Calibri"/>
-                <w:noProof/>
-                <w:lang w:val="tr-TR"/>
-              </w:rPr>
-            </w:pPr>
-          </w:p>
-          <w:p>
-            <w:pPr>
-              <w:jc w:val="both"/>
-              <w:rPr>
-                <w:rFonts w:ascii="Calibri" w:hAnsi="Calibri" w:cs="Calibri"/>
-                <w:noProof/>
-                <w:lang w:val="tr-TR"/>
-              </w:rPr>
-            </w:pPr>
-          </w:p>
-        </w:tc>
-      </w:tr>
-      <w:tr>
-        <w:tc>
-          <w:tcPr>
-            <w:tcW w:w="10112" w:type="dxa"/>
-            <w:tcBorders>
-              <w:top w:val="single" w:sz="4" w:space="0" w:color="auto"/>
-              <w:bottom w:val="single" w:sz="4" w:space="0" w:color="auto"/>
-            </w:tcBorders>
-          </w:tcPr>
-          <w:p>
-            <w:pPr>
-              <w:jc w:val="both"/>
-              <w:rPr>
-                <w:rFonts w:ascii="Calibri" w:hAnsi="Calibri" w:cs="Calibri"/>
-                <w:noProof/>
-                <w:lang w:val="tr-TR"/>
-              </w:rPr>
-            </w:pPr>
-          </w:p>
-          <w:p>
-            <w:pPr>
-              <w:jc w:val="both"/>
-              <w:rPr>
-                <w:rFonts w:ascii="Calibri" w:hAnsi="Calibri" w:cs="Calibri"/>
-                <w:noProof/>
-                <w:lang w:val="tr-TR"/>
-              </w:rPr>
-            </w:pPr>
-          </w:p>
-        </w:tc>
-      </w:tr>
-      <w:tr>
-        <w:tblPrEx>
-          <w:tblBorders>
-            <w:top w:val="single" w:sz="4" w:space="0" w:color="auto"/>
-            <w:left w:val="single" w:sz="4" w:space="0" w:color="auto"/>
-            <w:right w:val="single" w:sz="4" w:space="0" w:color="auto"/>
-            <w:insideH w:val="single" w:sz="4" w:space="0" w:color="auto"/>
-            <w:insideV w:val="single" w:sz="4" w:space="0" w:color="auto"/>
-          </w:tblBorders>
-        </w:tblPrEx>
-        <w:tc>
-          <w:tcPr>
-            <w:tcW w:w="10112" w:type="dxa"/>
-            <w:tcBorders>
-              <w:top w:val="single" w:sz="4" w:space="0" w:color="auto"/>
-              <w:left w:val="nil"/>
-              <w:bottom w:val="single" w:sz="4" w:space="0" w:color="auto"/>
-              <w:right w:val="nil"/>
-            </w:tcBorders>
-          </w:tcPr>
-          <w:p>
-            <w:pPr>
-              <w:jc w:val="both"/>
-              <w:rPr>
-                <w:rFonts w:ascii="Calibri" w:hAnsi="Calibri" w:cs="Calibri"/>
-                <w:noProof/>
-                <w:lang w:val="tr-TR"/>
-              </w:rPr>
-            </w:pPr>
-          </w:p>
-          <w:p>
-            <w:pPr>
-              <w:jc w:val="both"/>
-              <w:rPr>
-                <w:rFonts w:ascii="Calibri" w:hAnsi="Calibri" w:cs="Calibri"/>
-                <w:noProof/>
-                <w:lang w:val="tr-TR"/>
-              </w:rPr>
-            </w:pPr>
+              <w:t xml:space="preserve">{{#araclar}}{{satir}}{{/araclar}}</w:t>
+            </w:r>
           </w:p>
         </w:tc>
       </w:tr>
@@ -16531,322 +15635,8 @@
           </w:tcPr>
           <w:p>
             <w:r>
-              <w:t xml:space="preserve">{{yeni_deneyim}}</w:t>
-            </w:r>
-          </w:p>
-        </w:tc>
-      </w:tr>
-      <w:tr>
-        <w:tc>
-          <w:tcPr>
-            <w:tcW w:w="10112" w:type="dxa"/>
-            <w:tcBorders>
-              <w:top w:val="single" w:sz="4" w:space="0" w:color="auto"/>
-              <w:bottom w:val="single" w:sz="4" w:space="0" w:color="auto"/>
-            </w:tcBorders>
-          </w:tcPr>
-          <w:p>
-            <w:pPr>
-              <w:jc w:val="both"/>
-              <w:rPr>
-                <w:rFonts w:ascii="Calibri" w:hAnsi="Calibri" w:cs="Calibri"/>
-                <w:noProof/>
-                <w:lang w:val="tr-TR"/>
-              </w:rPr>
-            </w:pPr>
-          </w:p>
-          <w:p>
-            <w:pPr>
-              <w:jc w:val="both"/>
-              <w:rPr>
-                <w:rFonts w:ascii="Calibri" w:hAnsi="Calibri" w:cs="Calibri"/>
-                <w:noProof/>
-                <w:lang w:val="tr-TR"/>
-              </w:rPr>
-            </w:pPr>
-          </w:p>
-        </w:tc>
-      </w:tr>
-      <w:tr>
-        <w:tc>
-          <w:tcPr>
-            <w:tcW w:w="10112" w:type="dxa"/>
-            <w:tcBorders>
-              <w:top w:val="single" w:sz="4" w:space="0" w:color="auto"/>
-              <w:bottom w:val="single" w:sz="4" w:space="0" w:color="auto"/>
-            </w:tcBorders>
-          </w:tcPr>
-          <w:p>
-            <w:pPr>
-              <w:jc w:val="both"/>
-              <w:rPr>
-                <w:rFonts w:ascii="Calibri" w:hAnsi="Calibri" w:cs="Calibri"/>
-                <w:noProof/>
-                <w:lang w:val="tr-TR"/>
-              </w:rPr>
-            </w:pPr>
-          </w:p>
-          <w:p>
-            <w:pPr>
-              <w:jc w:val="both"/>
-              <w:rPr>
-                <w:rFonts w:ascii="Calibri" w:hAnsi="Calibri" w:cs="Calibri"/>
-                <w:noProof/>
-                <w:lang w:val="tr-TR"/>
-              </w:rPr>
-            </w:pPr>
-          </w:p>
-        </w:tc>
-      </w:tr>
-      <w:tr>
-        <w:tblPrEx>
-          <w:tblBorders>
-            <w:top w:val="single" w:sz="4" w:space="0" w:color="auto"/>
-            <w:left w:val="single" w:sz="4" w:space="0" w:color="auto"/>
-            <w:right w:val="single" w:sz="4" w:space="0" w:color="auto"/>
-            <w:insideH w:val="single" w:sz="4" w:space="0" w:color="auto"/>
-            <w:insideV w:val="single" w:sz="4" w:space="0" w:color="auto"/>
-          </w:tblBorders>
-        </w:tblPrEx>
-        <w:tc>
-          <w:tcPr>
-            <w:tcW w:w="10112" w:type="dxa"/>
-            <w:tcBorders>
-              <w:top w:val="single" w:sz="4" w:space="0" w:color="auto"/>
-              <w:left w:val="nil"/>
-              <w:bottom w:val="single" w:sz="4" w:space="0" w:color="auto"/>
-              <w:right w:val="nil"/>
-            </w:tcBorders>
-          </w:tcPr>
-          <w:p>
-            <w:pPr>
-              <w:jc w:val="both"/>
-              <w:rPr>
-                <w:rFonts w:ascii="Calibri" w:hAnsi="Calibri" w:cs="Calibri"/>
-                <w:noProof/>
-                <w:lang w:val="tr-TR"/>
-              </w:rPr>
-            </w:pPr>
-          </w:p>
-          <w:p>
-            <w:pPr>
-              <w:jc w:val="both"/>
-              <w:rPr>
-                <w:rFonts w:ascii="Calibri" w:hAnsi="Calibri" w:cs="Calibri"/>
-                <w:noProof/>
-                <w:lang w:val="tr-TR"/>
-              </w:rPr>
-            </w:pPr>
-          </w:p>
-        </w:tc>
-      </w:tr>
-      <w:tr>
-        <w:tblPrEx>
-          <w:tblBorders>
-            <w:top w:val="single" w:sz="4" w:space="0" w:color="auto"/>
-            <w:left w:val="single" w:sz="4" w:space="0" w:color="auto"/>
-            <w:right w:val="single" w:sz="4" w:space="0" w:color="auto"/>
-            <w:insideH w:val="single" w:sz="4" w:space="0" w:color="auto"/>
-            <w:insideV w:val="single" w:sz="4" w:space="0" w:color="auto"/>
-          </w:tblBorders>
-        </w:tblPrEx>
-        <w:tc>
-          <w:tcPr>
-            <w:tcW w:w="10112" w:type="dxa"/>
-            <w:tcBorders>
-              <w:top w:val="single" w:sz="4" w:space="0" w:color="auto"/>
-              <w:left w:val="nil"/>
-              <w:bottom w:val="single" w:sz="4" w:space="0" w:color="auto"/>
-              <w:right w:val="nil"/>
-            </w:tcBorders>
-          </w:tcPr>
-          <w:p>
-            <w:pPr>
-              <w:jc w:val="both"/>
-              <w:rPr>
-                <w:rFonts w:ascii="Calibri" w:hAnsi="Calibri" w:cs="Calibri"/>
-                <w:noProof/>
-                <w:lang w:val="tr-TR"/>
-              </w:rPr>
-            </w:pPr>
-          </w:p>
-          <w:p>
-            <w:pPr>
-              <w:jc w:val="both"/>
-              <w:rPr>
-                <w:rFonts w:ascii="Calibri" w:hAnsi="Calibri" w:cs="Calibri"/>
-                <w:noProof/>
-                <w:lang w:val="tr-TR"/>
-              </w:rPr>
-            </w:pPr>
-          </w:p>
-        </w:tc>
-      </w:tr>
-      <w:tr>
-        <w:tblPrEx>
-          <w:tblBorders>
-            <w:top w:val="single" w:sz="4" w:space="0" w:color="auto"/>
-            <w:left w:val="single" w:sz="4" w:space="0" w:color="auto"/>
-            <w:right w:val="single" w:sz="4" w:space="0" w:color="auto"/>
-            <w:insideH w:val="single" w:sz="4" w:space="0" w:color="auto"/>
-            <w:insideV w:val="single" w:sz="4" w:space="0" w:color="auto"/>
-          </w:tblBorders>
-        </w:tblPrEx>
-        <w:tc>
-          <w:tcPr>
-            <w:tcW w:w="10112" w:type="dxa"/>
-            <w:tcBorders>
-              <w:top w:val="single" w:sz="4" w:space="0" w:color="auto"/>
-              <w:left w:val="nil"/>
-              <w:bottom w:val="single" w:sz="4" w:space="0" w:color="auto"/>
-              <w:right w:val="nil"/>
-            </w:tcBorders>
-          </w:tcPr>
-          <w:p>
-            <w:pPr>
-              <w:jc w:val="both"/>
-              <w:rPr>
-                <w:rFonts w:ascii="Calibri" w:hAnsi="Calibri" w:cs="Calibri"/>
-                <w:noProof/>
-                <w:lang w:val="tr-TR"/>
-              </w:rPr>
-            </w:pPr>
-          </w:p>
-          <w:p>
-            <w:pPr>
-              <w:jc w:val="both"/>
-              <w:rPr>
-                <w:rFonts w:ascii="Calibri" w:hAnsi="Calibri" w:cs="Calibri"/>
-                <w:noProof/>
-                <w:lang w:val="tr-TR"/>
-              </w:rPr>
-            </w:pPr>
-          </w:p>
-        </w:tc>
-      </w:tr>
-      <w:tr>
-        <w:tblPrEx>
-          <w:tblBorders>
-            <w:top w:val="single" w:sz="4" w:space="0" w:color="auto"/>
-            <w:left w:val="single" w:sz="4" w:space="0" w:color="auto"/>
-            <w:right w:val="single" w:sz="4" w:space="0" w:color="auto"/>
-            <w:insideH w:val="single" w:sz="4" w:space="0" w:color="auto"/>
-            <w:insideV w:val="single" w:sz="4" w:space="0" w:color="auto"/>
-          </w:tblBorders>
-        </w:tblPrEx>
-        <w:tc>
-          <w:tcPr>
-            <w:tcW w:w="10112" w:type="dxa"/>
-            <w:tcBorders>
-              <w:top w:val="single" w:sz="4" w:space="0" w:color="auto"/>
-              <w:left w:val="nil"/>
-              <w:bottom w:val="single" w:sz="4" w:space="0" w:color="auto"/>
-              <w:right w:val="nil"/>
-            </w:tcBorders>
-          </w:tcPr>
-          <w:p>
-            <w:pPr>
-              <w:jc w:val="both"/>
-              <w:rPr>
-                <w:rFonts w:ascii="Calibri" w:hAnsi="Calibri" w:cs="Calibri"/>
-                <w:noProof/>
-                <w:lang w:val="tr-TR"/>
-              </w:rPr>
-            </w:pPr>
-          </w:p>
-          <w:p>
-            <w:pPr>
-              <w:jc w:val="both"/>
-              <w:rPr>
-                <w:rFonts w:ascii="Calibri" w:hAnsi="Calibri" w:cs="Calibri"/>
-                <w:noProof/>
-                <w:lang w:val="tr-TR"/>
-              </w:rPr>
-            </w:pPr>
-          </w:p>
-        </w:tc>
-      </w:tr>
-      <w:tr>
-        <w:tblPrEx>
-          <w:tblBorders>
-            <w:top w:val="single" w:sz="4" w:space="0" w:color="auto"/>
-            <w:left w:val="single" w:sz="4" w:space="0" w:color="auto"/>
-            <w:right w:val="single" w:sz="4" w:space="0" w:color="auto"/>
-            <w:insideH w:val="single" w:sz="4" w:space="0" w:color="auto"/>
-            <w:insideV w:val="single" w:sz="4" w:space="0" w:color="auto"/>
-          </w:tblBorders>
-        </w:tblPrEx>
-        <w:tc>
-          <w:tcPr>
-            <w:tcW w:w="10112" w:type="dxa"/>
-            <w:tcBorders>
-              <w:top w:val="single" w:sz="4" w:space="0" w:color="auto"/>
-              <w:left w:val="nil"/>
-              <w:bottom w:val="single" w:sz="4" w:space="0" w:color="auto"/>
-              <w:right w:val="nil"/>
-            </w:tcBorders>
-          </w:tcPr>
-          <w:p>
-            <w:pPr>
-              <w:jc w:val="both"/>
-              <w:rPr>
-                <w:rFonts w:ascii="Calibri" w:hAnsi="Calibri" w:cs="Calibri"/>
-                <w:noProof/>
-                <w:lang w:val="tr-TR"/>
-              </w:rPr>
-            </w:pPr>
-          </w:p>
-          <w:p>
-            <w:pPr>
-              <w:jc w:val="both"/>
-              <w:rPr>
-                <w:rFonts w:ascii="Calibri" w:hAnsi="Calibri" w:cs="Calibri"/>
-                <w:noProof/>
-                <w:lang w:val="tr-TR"/>
-              </w:rPr>
-            </w:pPr>
-          </w:p>
-        </w:tc>
-      </w:tr>
-      <w:tr>
-        <w:tblPrEx>
-          <w:tblBorders>
-            <w:top w:val="single" w:sz="4" w:space="0" w:color="auto"/>
-            <w:left w:val="single" w:sz="4" w:space="0" w:color="auto"/>
-            <w:right w:val="single" w:sz="4" w:space="0" w:color="auto"/>
-            <w:insideH w:val="single" w:sz="4" w:space="0" w:color="auto"/>
-            <w:insideV w:val="single" w:sz="4" w:space="0" w:color="auto"/>
-          </w:tblBorders>
-        </w:tblPrEx>
-        <w:tc>
-          <w:tcPr>
-            <w:tcW w:w="10112" w:type="dxa"/>
-            <w:tcBorders>
-              <w:top w:val="single" w:sz="4" w:space="0" w:color="auto"/>
-              <w:left w:val="nil"/>
-              <w:bottom w:val="single" w:sz="4" w:space="0" w:color="auto"/>
-              <w:right w:val="nil"/>
-            </w:tcBorders>
-          </w:tcPr>
-          <w:p>
-            <w:pPr>
-              <w:jc w:val="both"/>
-              <w:rPr>
-                <w:rFonts w:ascii="Calibri" w:hAnsi="Calibri" w:cs="Calibri"/>
-                <w:noProof/>
-                <w:lang w:val="tr-TR"/>
-              </w:rPr>
-            </w:pPr>
-          </w:p>
-          <w:p>
-            <w:pPr>
-              <w:jc w:val="both"/>
-              <w:rPr>
-                <w:rFonts w:ascii="Calibri" w:hAnsi="Calibri" w:cs="Calibri"/>
-                <w:noProof/>
-                <w:lang w:val="tr-TR"/>
-              </w:rPr>
-            </w:pPr>
+              <w:t xml:space="preserve">{{#yeni_deneyim}}{{satir}}{{/yeni_deneyim}}</w:t>
+            </w:r>
           </w:p>
         </w:tc>
       </w:tr>
@@ -16914,322 +15704,8 @@
           </w:tcPr>
           <w:p>
             <w:r>
-              <w:t xml:space="preserve">{{yetkinlik_suresi}}</w:t>
-            </w:r>
-          </w:p>
-        </w:tc>
-      </w:tr>
-      <w:tr>
-        <w:tc>
-          <w:tcPr>
-            <w:tcW w:w="10112" w:type="dxa"/>
-            <w:tcBorders>
-              <w:top w:val="single" w:sz="4" w:space="0" w:color="auto"/>
-              <w:bottom w:val="single" w:sz="4" w:space="0" w:color="auto"/>
-            </w:tcBorders>
-          </w:tcPr>
-          <w:p>
-            <w:pPr>
-              <w:jc w:val="both"/>
-              <w:rPr>
-                <w:rFonts w:ascii="Calibri" w:hAnsi="Calibri" w:cs="Calibri"/>
-                <w:noProof/>
-                <w:lang w:val="tr-TR"/>
-              </w:rPr>
-            </w:pPr>
-          </w:p>
-          <w:p>
-            <w:pPr>
-              <w:jc w:val="both"/>
-              <w:rPr>
-                <w:rFonts w:ascii="Calibri" w:hAnsi="Calibri" w:cs="Calibri"/>
-                <w:noProof/>
-                <w:lang w:val="tr-TR"/>
-              </w:rPr>
-            </w:pPr>
-          </w:p>
-        </w:tc>
-      </w:tr>
-      <w:tr>
-        <w:tc>
-          <w:tcPr>
-            <w:tcW w:w="10112" w:type="dxa"/>
-            <w:tcBorders>
-              <w:top w:val="single" w:sz="4" w:space="0" w:color="auto"/>
-              <w:bottom w:val="single" w:sz="4" w:space="0" w:color="auto"/>
-            </w:tcBorders>
-          </w:tcPr>
-          <w:p>
-            <w:pPr>
-              <w:jc w:val="both"/>
-              <w:rPr>
-                <w:rFonts w:ascii="Calibri" w:hAnsi="Calibri" w:cs="Calibri"/>
-                <w:noProof/>
-                <w:lang w:val="tr-TR"/>
-              </w:rPr>
-            </w:pPr>
-          </w:p>
-          <w:p>
-            <w:pPr>
-              <w:jc w:val="both"/>
-              <w:rPr>
-                <w:rFonts w:ascii="Calibri" w:hAnsi="Calibri" w:cs="Calibri"/>
-                <w:noProof/>
-                <w:lang w:val="tr-TR"/>
-              </w:rPr>
-            </w:pPr>
-          </w:p>
-        </w:tc>
-      </w:tr>
-      <w:tr>
-        <w:tblPrEx>
-          <w:tblBorders>
-            <w:top w:val="single" w:sz="4" w:space="0" w:color="auto"/>
-            <w:left w:val="single" w:sz="4" w:space="0" w:color="auto"/>
-            <w:right w:val="single" w:sz="4" w:space="0" w:color="auto"/>
-            <w:insideH w:val="single" w:sz="4" w:space="0" w:color="auto"/>
-            <w:insideV w:val="single" w:sz="4" w:space="0" w:color="auto"/>
-          </w:tblBorders>
-        </w:tblPrEx>
-        <w:tc>
-          <w:tcPr>
-            <w:tcW w:w="10112" w:type="dxa"/>
-            <w:tcBorders>
-              <w:top w:val="single" w:sz="4" w:space="0" w:color="auto"/>
-              <w:left w:val="nil"/>
-              <w:bottom w:val="single" w:sz="4" w:space="0" w:color="auto"/>
-              <w:right w:val="nil"/>
-            </w:tcBorders>
-          </w:tcPr>
-          <w:p>
-            <w:pPr>
-              <w:jc w:val="both"/>
-              <w:rPr>
-                <w:rFonts w:ascii="Calibri" w:hAnsi="Calibri" w:cs="Calibri"/>
-                <w:noProof/>
-                <w:lang w:val="tr-TR"/>
-              </w:rPr>
-            </w:pPr>
-          </w:p>
-          <w:p>
-            <w:pPr>
-              <w:jc w:val="both"/>
-              <w:rPr>
-                <w:rFonts w:ascii="Calibri" w:hAnsi="Calibri" w:cs="Calibri"/>
-                <w:noProof/>
-                <w:lang w:val="tr-TR"/>
-              </w:rPr>
-            </w:pPr>
-          </w:p>
-        </w:tc>
-      </w:tr>
-      <w:tr>
-        <w:tblPrEx>
-          <w:tblBorders>
-            <w:top w:val="single" w:sz="4" w:space="0" w:color="auto"/>
-            <w:left w:val="single" w:sz="4" w:space="0" w:color="auto"/>
-            <w:right w:val="single" w:sz="4" w:space="0" w:color="auto"/>
-            <w:insideH w:val="single" w:sz="4" w:space="0" w:color="auto"/>
-            <w:insideV w:val="single" w:sz="4" w:space="0" w:color="auto"/>
-          </w:tblBorders>
-        </w:tblPrEx>
-        <w:tc>
-          <w:tcPr>
-            <w:tcW w:w="10112" w:type="dxa"/>
-            <w:tcBorders>
-              <w:top w:val="single" w:sz="4" w:space="0" w:color="auto"/>
-              <w:left w:val="nil"/>
-              <w:bottom w:val="single" w:sz="4" w:space="0" w:color="auto"/>
-              <w:right w:val="nil"/>
-            </w:tcBorders>
-          </w:tcPr>
-          <w:p>
-            <w:pPr>
-              <w:jc w:val="both"/>
-              <w:rPr>
-                <w:rFonts w:ascii="Calibri" w:hAnsi="Calibri" w:cs="Calibri"/>
-                <w:noProof/>
-                <w:lang w:val="tr-TR"/>
-              </w:rPr>
-            </w:pPr>
-          </w:p>
-          <w:p>
-            <w:pPr>
-              <w:jc w:val="both"/>
-              <w:rPr>
-                <w:rFonts w:ascii="Calibri" w:hAnsi="Calibri" w:cs="Calibri"/>
-                <w:noProof/>
-                <w:lang w:val="tr-TR"/>
-              </w:rPr>
-            </w:pPr>
-          </w:p>
-        </w:tc>
-      </w:tr>
-      <w:tr>
-        <w:tblPrEx>
-          <w:tblBorders>
-            <w:top w:val="single" w:sz="4" w:space="0" w:color="auto"/>
-            <w:left w:val="single" w:sz="4" w:space="0" w:color="auto"/>
-            <w:right w:val="single" w:sz="4" w:space="0" w:color="auto"/>
-            <w:insideH w:val="single" w:sz="4" w:space="0" w:color="auto"/>
-            <w:insideV w:val="single" w:sz="4" w:space="0" w:color="auto"/>
-          </w:tblBorders>
-        </w:tblPrEx>
-        <w:tc>
-          <w:tcPr>
-            <w:tcW w:w="10112" w:type="dxa"/>
-            <w:tcBorders>
-              <w:top w:val="single" w:sz="4" w:space="0" w:color="auto"/>
-              <w:left w:val="nil"/>
-              <w:bottom w:val="single" w:sz="4" w:space="0" w:color="auto"/>
-              <w:right w:val="nil"/>
-            </w:tcBorders>
-          </w:tcPr>
-          <w:p>
-            <w:pPr>
-              <w:jc w:val="both"/>
-              <w:rPr>
-                <w:rFonts w:ascii="Calibri" w:hAnsi="Calibri" w:cs="Calibri"/>
-                <w:noProof/>
-                <w:lang w:val="tr-TR"/>
-              </w:rPr>
-            </w:pPr>
-          </w:p>
-          <w:p>
-            <w:pPr>
-              <w:jc w:val="both"/>
-              <w:rPr>
-                <w:rFonts w:ascii="Calibri" w:hAnsi="Calibri" w:cs="Calibri"/>
-                <w:noProof/>
-                <w:lang w:val="tr-TR"/>
-              </w:rPr>
-            </w:pPr>
-          </w:p>
-        </w:tc>
-      </w:tr>
-      <w:tr>
-        <w:tblPrEx>
-          <w:tblBorders>
-            <w:top w:val="single" w:sz="4" w:space="0" w:color="auto"/>
-            <w:left w:val="single" w:sz="4" w:space="0" w:color="auto"/>
-            <w:right w:val="single" w:sz="4" w:space="0" w:color="auto"/>
-            <w:insideH w:val="single" w:sz="4" w:space="0" w:color="auto"/>
-            <w:insideV w:val="single" w:sz="4" w:space="0" w:color="auto"/>
-          </w:tblBorders>
-        </w:tblPrEx>
-        <w:tc>
-          <w:tcPr>
-            <w:tcW w:w="10112" w:type="dxa"/>
-            <w:tcBorders>
-              <w:top w:val="single" w:sz="4" w:space="0" w:color="auto"/>
-              <w:left w:val="nil"/>
-              <w:bottom w:val="single" w:sz="4" w:space="0" w:color="auto"/>
-              <w:right w:val="nil"/>
-            </w:tcBorders>
-          </w:tcPr>
-          <w:p>
-            <w:pPr>
-              <w:jc w:val="both"/>
-              <w:rPr>
-                <w:rFonts w:ascii="Calibri" w:hAnsi="Calibri" w:cs="Calibri"/>
-                <w:noProof/>
-                <w:lang w:val="tr-TR"/>
-              </w:rPr>
-            </w:pPr>
-          </w:p>
-          <w:p>
-            <w:pPr>
-              <w:jc w:val="both"/>
-              <w:rPr>
-                <w:rFonts w:ascii="Calibri" w:hAnsi="Calibri" w:cs="Calibri"/>
-                <w:noProof/>
-                <w:lang w:val="tr-TR"/>
-              </w:rPr>
-            </w:pPr>
-          </w:p>
-        </w:tc>
-      </w:tr>
-      <w:tr>
-        <w:tblPrEx>
-          <w:tblBorders>
-            <w:top w:val="single" w:sz="4" w:space="0" w:color="auto"/>
-            <w:left w:val="single" w:sz="4" w:space="0" w:color="auto"/>
-            <w:right w:val="single" w:sz="4" w:space="0" w:color="auto"/>
-            <w:insideH w:val="single" w:sz="4" w:space="0" w:color="auto"/>
-            <w:insideV w:val="single" w:sz="4" w:space="0" w:color="auto"/>
-          </w:tblBorders>
-        </w:tblPrEx>
-        <w:tc>
-          <w:tcPr>
-            <w:tcW w:w="10112" w:type="dxa"/>
-            <w:tcBorders>
-              <w:top w:val="single" w:sz="4" w:space="0" w:color="auto"/>
-              <w:left w:val="nil"/>
-              <w:bottom w:val="single" w:sz="4" w:space="0" w:color="auto"/>
-              <w:right w:val="nil"/>
-            </w:tcBorders>
-          </w:tcPr>
-          <w:p>
-            <w:pPr>
-              <w:jc w:val="both"/>
-              <w:rPr>
-                <w:rFonts w:ascii="Calibri" w:hAnsi="Calibri" w:cs="Calibri"/>
-                <w:noProof/>
-                <w:lang w:val="tr-TR"/>
-              </w:rPr>
-            </w:pPr>
-          </w:p>
-          <w:p>
-            <w:pPr>
-              <w:jc w:val="both"/>
-              <w:rPr>
-                <w:rFonts w:ascii="Calibri" w:hAnsi="Calibri" w:cs="Calibri"/>
-                <w:noProof/>
-                <w:lang w:val="tr-TR"/>
-              </w:rPr>
-            </w:pPr>
-          </w:p>
-        </w:tc>
-      </w:tr>
-      <w:tr>
-        <w:tblPrEx>
-          <w:tblBorders>
-            <w:top w:val="single" w:sz="4" w:space="0" w:color="auto"/>
-            <w:left w:val="single" w:sz="4" w:space="0" w:color="auto"/>
-            <w:right w:val="single" w:sz="4" w:space="0" w:color="auto"/>
-            <w:insideH w:val="single" w:sz="4" w:space="0" w:color="auto"/>
-            <w:insideV w:val="single" w:sz="4" w:space="0" w:color="auto"/>
-          </w:tblBorders>
-        </w:tblPrEx>
-        <w:tc>
-          <w:tcPr>
-            <w:tcW w:w="10112" w:type="dxa"/>
-            <w:tcBorders>
-              <w:top w:val="single" w:sz="4" w:space="0" w:color="auto"/>
-              <w:left w:val="nil"/>
-              <w:bottom w:val="single" w:sz="4" w:space="0" w:color="auto"/>
-              <w:right w:val="nil"/>
-            </w:tcBorders>
-          </w:tcPr>
-          <w:p>
-            <w:pPr>
-              <w:jc w:val="both"/>
-              <w:rPr>
-                <w:rFonts w:ascii="Calibri" w:hAnsi="Calibri" w:cs="Calibri"/>
-                <w:noProof/>
-                <w:lang w:val="tr-TR"/>
-              </w:rPr>
-            </w:pPr>
-          </w:p>
-          <w:p>
-            <w:pPr>
-              <w:jc w:val="both"/>
-              <w:rPr>
-                <w:rFonts w:ascii="Calibri" w:hAnsi="Calibri" w:cs="Calibri"/>
-                <w:noProof/>
-                <w:lang w:val="tr-TR"/>
-              </w:rPr>
-            </w:pPr>
+              <w:t xml:space="preserve">{{#yetkinlik_suresi}}{{satir}}{{/yetkinlik_suresi}}</w:t>
+            </w:r>
           </w:p>
         </w:tc>
       </w:tr>
@@ -17408,658 +15884,8 @@
           </w:tcPr>
           <w:p>
             <w:r>
-              <w:t xml:space="preserve">{{kompleks_ornekler}}</w:t>
-            </w:r>
-          </w:p>
-        </w:tc>
-      </w:tr>
-      <w:tr>
-        <w:tc>
-          <w:tcPr>
-            <w:tcW w:w="10112" w:type="dxa"/>
-            <w:tcBorders>
-              <w:top w:val="single" w:sz="4" w:space="0" w:color="auto"/>
-              <w:bottom w:val="single" w:sz="4" w:space="0" w:color="auto"/>
-            </w:tcBorders>
-          </w:tcPr>
-          <w:p>
-            <w:pPr>
-              <w:jc w:val="both"/>
-              <w:rPr>
-                <w:rFonts w:ascii="Calibri" w:hAnsi="Calibri" w:cs="Calibri"/>
-                <w:noProof/>
-                <w:lang w:val="tr-TR"/>
-              </w:rPr>
-            </w:pPr>
-          </w:p>
-          <w:p>
-            <w:pPr>
-              <w:jc w:val="both"/>
-              <w:rPr>
-                <w:rFonts w:ascii="Calibri" w:hAnsi="Calibri" w:cs="Calibri"/>
-                <w:noProof/>
-                <w:lang w:val="tr-TR"/>
-              </w:rPr>
-            </w:pPr>
-          </w:p>
-        </w:tc>
-      </w:tr>
-      <w:tr>
-        <w:tc>
-          <w:tcPr>
-            <w:tcW w:w="10112" w:type="dxa"/>
-            <w:tcBorders>
-              <w:top w:val="single" w:sz="4" w:space="0" w:color="auto"/>
-              <w:bottom w:val="single" w:sz="4" w:space="0" w:color="auto"/>
-            </w:tcBorders>
-          </w:tcPr>
-          <w:p>
-            <w:pPr>
-              <w:jc w:val="both"/>
-              <w:rPr>
-                <w:rFonts w:ascii="Calibri" w:hAnsi="Calibri" w:cs="Calibri"/>
-                <w:noProof/>
-                <w:lang w:val="tr-TR"/>
-              </w:rPr>
-            </w:pPr>
-          </w:p>
-          <w:p>
-            <w:pPr>
-              <w:jc w:val="both"/>
-              <w:rPr>
-                <w:rFonts w:ascii="Calibri" w:hAnsi="Calibri" w:cs="Calibri"/>
-                <w:noProof/>
-                <w:lang w:val="tr-TR"/>
-              </w:rPr>
-            </w:pPr>
-          </w:p>
-        </w:tc>
-      </w:tr>
-      <w:tr>
-        <w:tblPrEx>
-          <w:tblBorders>
-            <w:top w:val="single" w:sz="4" w:space="0" w:color="auto"/>
-            <w:left w:val="single" w:sz="4" w:space="0" w:color="auto"/>
-            <w:right w:val="single" w:sz="4" w:space="0" w:color="auto"/>
-            <w:insideH w:val="single" w:sz="4" w:space="0" w:color="auto"/>
-            <w:insideV w:val="single" w:sz="4" w:space="0" w:color="auto"/>
-          </w:tblBorders>
-        </w:tblPrEx>
-        <w:tc>
-          <w:tcPr>
-            <w:tcW w:w="10112" w:type="dxa"/>
-            <w:tcBorders>
-              <w:top w:val="single" w:sz="4" w:space="0" w:color="auto"/>
-              <w:left w:val="nil"/>
-              <w:bottom w:val="single" w:sz="4" w:space="0" w:color="auto"/>
-              <w:right w:val="nil"/>
-            </w:tcBorders>
-          </w:tcPr>
-          <w:p>
-            <w:pPr>
-              <w:jc w:val="both"/>
-              <w:rPr>
-                <w:rFonts w:ascii="Calibri" w:hAnsi="Calibri" w:cs="Calibri"/>
-                <w:noProof/>
-                <w:lang w:val="tr-TR"/>
-              </w:rPr>
-            </w:pPr>
-          </w:p>
-          <w:p>
-            <w:pPr>
-              <w:jc w:val="both"/>
-              <w:rPr>
-                <w:rFonts w:ascii="Calibri" w:hAnsi="Calibri" w:cs="Calibri"/>
-                <w:noProof/>
-                <w:lang w:val="tr-TR"/>
-              </w:rPr>
-            </w:pPr>
-          </w:p>
-        </w:tc>
-      </w:tr>
-      <w:tr>
-        <w:tblPrEx>
-          <w:tblBorders>
-            <w:top w:val="single" w:sz="4" w:space="0" w:color="auto"/>
-            <w:left w:val="single" w:sz="4" w:space="0" w:color="auto"/>
-            <w:right w:val="single" w:sz="4" w:space="0" w:color="auto"/>
-            <w:insideH w:val="single" w:sz="4" w:space="0" w:color="auto"/>
-            <w:insideV w:val="single" w:sz="4" w:space="0" w:color="auto"/>
-          </w:tblBorders>
-        </w:tblPrEx>
-        <w:tc>
-          <w:tcPr>
-            <w:tcW w:w="10112" w:type="dxa"/>
-            <w:tcBorders>
-              <w:top w:val="single" w:sz="4" w:space="0" w:color="auto"/>
-              <w:left w:val="nil"/>
-              <w:bottom w:val="single" w:sz="4" w:space="0" w:color="auto"/>
-              <w:right w:val="nil"/>
-            </w:tcBorders>
-          </w:tcPr>
-          <w:p>
-            <w:pPr>
-              <w:jc w:val="both"/>
-              <w:rPr>
-                <w:rFonts w:ascii="Calibri" w:hAnsi="Calibri" w:cs="Calibri"/>
-                <w:noProof/>
-                <w:lang w:val="tr-TR"/>
-              </w:rPr>
-            </w:pPr>
-          </w:p>
-          <w:p>
-            <w:pPr>
-              <w:jc w:val="both"/>
-              <w:rPr>
-                <w:rFonts w:ascii="Calibri" w:hAnsi="Calibri" w:cs="Calibri"/>
-                <w:noProof/>
-                <w:lang w:val="tr-TR"/>
-              </w:rPr>
-            </w:pPr>
-          </w:p>
-        </w:tc>
-      </w:tr>
-      <w:tr>
-        <w:tblPrEx>
-          <w:tblBorders>
-            <w:top w:val="single" w:sz="4" w:space="0" w:color="auto"/>
-            <w:left w:val="single" w:sz="4" w:space="0" w:color="auto"/>
-            <w:right w:val="single" w:sz="4" w:space="0" w:color="auto"/>
-            <w:insideH w:val="single" w:sz="4" w:space="0" w:color="auto"/>
-            <w:insideV w:val="single" w:sz="4" w:space="0" w:color="auto"/>
-          </w:tblBorders>
-        </w:tblPrEx>
-        <w:tc>
-          <w:tcPr>
-            <w:tcW w:w="10112" w:type="dxa"/>
-            <w:tcBorders>
-              <w:top w:val="single" w:sz="4" w:space="0" w:color="auto"/>
-              <w:left w:val="nil"/>
-              <w:bottom w:val="single" w:sz="4" w:space="0" w:color="auto"/>
-              <w:right w:val="nil"/>
-            </w:tcBorders>
-          </w:tcPr>
-          <w:p>
-            <w:pPr>
-              <w:jc w:val="both"/>
-              <w:rPr>
-                <w:rFonts w:ascii="Calibri" w:hAnsi="Calibri" w:cs="Calibri"/>
-                <w:noProof/>
-                <w:lang w:val="tr-TR"/>
-              </w:rPr>
-            </w:pPr>
-          </w:p>
-          <w:p>
-            <w:pPr>
-              <w:jc w:val="both"/>
-              <w:rPr>
-                <w:rFonts w:ascii="Calibri" w:hAnsi="Calibri" w:cs="Calibri"/>
-                <w:noProof/>
-                <w:lang w:val="tr-TR"/>
-              </w:rPr>
-            </w:pPr>
-          </w:p>
-        </w:tc>
-      </w:tr>
-      <w:tr>
-        <w:tblPrEx>
-          <w:tblBorders>
-            <w:top w:val="single" w:sz="4" w:space="0" w:color="auto"/>
-            <w:left w:val="single" w:sz="4" w:space="0" w:color="auto"/>
-            <w:right w:val="single" w:sz="4" w:space="0" w:color="auto"/>
-            <w:insideH w:val="single" w:sz="4" w:space="0" w:color="auto"/>
-            <w:insideV w:val="single" w:sz="4" w:space="0" w:color="auto"/>
-          </w:tblBorders>
-        </w:tblPrEx>
-        <w:tc>
-          <w:tcPr>
-            <w:tcW w:w="10112" w:type="dxa"/>
-            <w:tcBorders>
-              <w:top w:val="single" w:sz="4" w:space="0" w:color="auto"/>
-              <w:left w:val="nil"/>
-              <w:bottom w:val="single" w:sz="4" w:space="0" w:color="auto"/>
-              <w:right w:val="nil"/>
-            </w:tcBorders>
-          </w:tcPr>
-          <w:p>
-            <w:pPr>
-              <w:jc w:val="both"/>
-              <w:rPr>
-                <w:rFonts w:ascii="Calibri" w:hAnsi="Calibri" w:cs="Calibri"/>
-                <w:noProof/>
-                <w:lang w:val="tr-TR"/>
-              </w:rPr>
-            </w:pPr>
-          </w:p>
-          <w:p>
-            <w:pPr>
-              <w:jc w:val="both"/>
-              <w:rPr>
-                <w:rFonts w:ascii="Calibri" w:hAnsi="Calibri" w:cs="Calibri"/>
-                <w:noProof/>
-                <w:lang w:val="tr-TR"/>
-              </w:rPr>
-            </w:pPr>
-          </w:p>
-        </w:tc>
-      </w:tr>
-      <w:tr>
-        <w:tblPrEx>
-          <w:tblBorders>
-            <w:top w:val="single" w:sz="4" w:space="0" w:color="auto"/>
-            <w:left w:val="single" w:sz="4" w:space="0" w:color="auto"/>
-            <w:right w:val="single" w:sz="4" w:space="0" w:color="auto"/>
-            <w:insideH w:val="single" w:sz="4" w:space="0" w:color="auto"/>
-            <w:insideV w:val="single" w:sz="4" w:space="0" w:color="auto"/>
-          </w:tblBorders>
-        </w:tblPrEx>
-        <w:tc>
-          <w:tcPr>
-            <w:tcW w:w="10112" w:type="dxa"/>
-            <w:tcBorders>
-              <w:top w:val="single" w:sz="4" w:space="0" w:color="auto"/>
-              <w:left w:val="nil"/>
-              <w:bottom w:val="single" w:sz="4" w:space="0" w:color="auto"/>
-              <w:right w:val="nil"/>
-            </w:tcBorders>
-          </w:tcPr>
-          <w:p>
-            <w:pPr>
-              <w:jc w:val="both"/>
-              <w:rPr>
-                <w:rFonts w:ascii="Calibri" w:hAnsi="Calibri" w:cs="Calibri"/>
-                <w:noProof/>
-                <w:lang w:val="tr-TR"/>
-              </w:rPr>
-            </w:pPr>
-          </w:p>
-          <w:p>
-            <w:pPr>
-              <w:jc w:val="both"/>
-              <w:rPr>
-                <w:rFonts w:ascii="Calibri" w:hAnsi="Calibri" w:cs="Calibri"/>
-                <w:noProof/>
-                <w:lang w:val="tr-TR"/>
-              </w:rPr>
-            </w:pPr>
-          </w:p>
-        </w:tc>
-      </w:tr>
-      <w:tr>
-        <w:tblPrEx>
-          <w:tblBorders>
-            <w:top w:val="single" w:sz="4" w:space="0" w:color="auto"/>
-            <w:left w:val="single" w:sz="4" w:space="0" w:color="auto"/>
-            <w:right w:val="single" w:sz="4" w:space="0" w:color="auto"/>
-            <w:insideH w:val="single" w:sz="4" w:space="0" w:color="auto"/>
-            <w:insideV w:val="single" w:sz="4" w:space="0" w:color="auto"/>
-          </w:tblBorders>
-        </w:tblPrEx>
-        <w:tc>
-          <w:tcPr>
-            <w:tcW w:w="10112" w:type="dxa"/>
-            <w:tcBorders>
-              <w:top w:val="single" w:sz="4" w:space="0" w:color="auto"/>
-              <w:left w:val="nil"/>
-              <w:bottom w:val="single" w:sz="4" w:space="0" w:color="auto"/>
-              <w:right w:val="nil"/>
-            </w:tcBorders>
-          </w:tcPr>
-          <w:p>
-            <w:pPr>
-              <w:jc w:val="both"/>
-              <w:rPr>
-                <w:rFonts w:ascii="Calibri" w:hAnsi="Calibri" w:cs="Calibri"/>
-                <w:noProof/>
-                <w:lang w:val="tr-TR"/>
-              </w:rPr>
-            </w:pPr>
-          </w:p>
-          <w:p>
-            <w:pPr>
-              <w:jc w:val="both"/>
-              <w:rPr>
-                <w:rFonts w:ascii="Calibri" w:hAnsi="Calibri" w:cs="Calibri"/>
-                <w:noProof/>
-                <w:lang w:val="tr-TR"/>
-              </w:rPr>
-            </w:pPr>
-          </w:p>
-        </w:tc>
-      </w:tr>
-      <w:tr>
-        <w:tblPrEx>
-          <w:tblBorders>
-            <w:top w:val="single" w:sz="4" w:space="0" w:color="auto"/>
-            <w:left w:val="single" w:sz="4" w:space="0" w:color="auto"/>
-            <w:right w:val="single" w:sz="4" w:space="0" w:color="auto"/>
-            <w:insideH w:val="single" w:sz="4" w:space="0" w:color="auto"/>
-            <w:insideV w:val="single" w:sz="4" w:space="0" w:color="auto"/>
-          </w:tblBorders>
-        </w:tblPrEx>
-        <w:tc>
-          <w:tcPr>
-            <w:tcW w:w="10112" w:type="dxa"/>
-            <w:tcBorders>
-              <w:top w:val="single" w:sz="4" w:space="0" w:color="auto"/>
-              <w:left w:val="nil"/>
-              <w:bottom w:val="single" w:sz="4" w:space="0" w:color="auto"/>
-              <w:right w:val="nil"/>
-            </w:tcBorders>
-          </w:tcPr>
-          <w:p>
-            <w:pPr>
-              <w:jc w:val="both"/>
-              <w:rPr>
-                <w:rFonts w:ascii="Calibri" w:hAnsi="Calibri" w:cs="Calibri"/>
-                <w:noProof/>
-                <w:lang w:val="tr-TR"/>
-              </w:rPr>
-            </w:pPr>
-          </w:p>
-          <w:p>
-            <w:pPr>
-              <w:jc w:val="both"/>
-              <w:rPr>
-                <w:rFonts w:ascii="Calibri" w:hAnsi="Calibri" w:cs="Calibri"/>
-                <w:noProof/>
-                <w:lang w:val="tr-TR"/>
-              </w:rPr>
-            </w:pPr>
-          </w:p>
-        </w:tc>
-      </w:tr>
-      <w:tr>
-        <w:tblPrEx>
-          <w:tblBorders>
-            <w:top w:val="single" w:sz="4" w:space="0" w:color="auto"/>
-            <w:left w:val="single" w:sz="4" w:space="0" w:color="auto"/>
-            <w:right w:val="single" w:sz="4" w:space="0" w:color="auto"/>
-            <w:insideH w:val="single" w:sz="4" w:space="0" w:color="auto"/>
-            <w:insideV w:val="single" w:sz="4" w:space="0" w:color="auto"/>
-          </w:tblBorders>
-        </w:tblPrEx>
-        <w:tc>
-          <w:tcPr>
-            <w:tcW w:w="10112" w:type="dxa"/>
-            <w:tcBorders>
-              <w:top w:val="single" w:sz="4" w:space="0" w:color="auto"/>
-              <w:left w:val="nil"/>
-              <w:bottom w:val="single" w:sz="4" w:space="0" w:color="auto"/>
-              <w:right w:val="nil"/>
-            </w:tcBorders>
-          </w:tcPr>
-          <w:p>
-            <w:pPr>
-              <w:jc w:val="both"/>
-              <w:rPr>
-                <w:rFonts w:ascii="Calibri" w:hAnsi="Calibri" w:cs="Calibri"/>
-                <w:noProof/>
-                <w:lang w:val="tr-TR"/>
-              </w:rPr>
-            </w:pPr>
-          </w:p>
-          <w:p>
-            <w:pPr>
-              <w:jc w:val="both"/>
-              <w:rPr>
-                <w:rFonts w:ascii="Calibri" w:hAnsi="Calibri" w:cs="Calibri"/>
-                <w:noProof/>
-                <w:lang w:val="tr-TR"/>
-              </w:rPr>
-            </w:pPr>
-          </w:p>
-        </w:tc>
-      </w:tr>
-      <w:tr>
-        <w:tblPrEx>
-          <w:tblBorders>
-            <w:top w:val="single" w:sz="4" w:space="0" w:color="auto"/>
-            <w:left w:val="single" w:sz="4" w:space="0" w:color="auto"/>
-            <w:right w:val="single" w:sz="4" w:space="0" w:color="auto"/>
-            <w:insideH w:val="single" w:sz="4" w:space="0" w:color="auto"/>
-            <w:insideV w:val="single" w:sz="4" w:space="0" w:color="auto"/>
-          </w:tblBorders>
-        </w:tblPrEx>
-        <w:tc>
-          <w:tcPr>
-            <w:tcW w:w="10112" w:type="dxa"/>
-            <w:tcBorders>
-              <w:top w:val="single" w:sz="4" w:space="0" w:color="auto"/>
-              <w:left w:val="nil"/>
-              <w:bottom w:val="single" w:sz="4" w:space="0" w:color="auto"/>
-              <w:right w:val="nil"/>
-            </w:tcBorders>
-          </w:tcPr>
-          <w:p>
-            <w:pPr>
-              <w:jc w:val="both"/>
-              <w:rPr>
-                <w:rFonts w:ascii="Calibri" w:hAnsi="Calibri" w:cs="Calibri"/>
-                <w:noProof/>
-                <w:lang w:val="tr-TR"/>
-              </w:rPr>
-            </w:pPr>
-          </w:p>
-          <w:p>
-            <w:pPr>
-              <w:jc w:val="both"/>
-              <w:rPr>
-                <w:rFonts w:ascii="Calibri" w:hAnsi="Calibri" w:cs="Calibri"/>
-                <w:noProof/>
-                <w:lang w:val="tr-TR"/>
-              </w:rPr>
-            </w:pPr>
-          </w:p>
-        </w:tc>
-      </w:tr>
-      <w:tr>
-        <w:tblPrEx>
-          <w:tblBorders>
-            <w:top w:val="single" w:sz="4" w:space="0" w:color="auto"/>
-            <w:left w:val="single" w:sz="4" w:space="0" w:color="auto"/>
-            <w:right w:val="single" w:sz="4" w:space="0" w:color="auto"/>
-            <w:insideH w:val="single" w:sz="4" w:space="0" w:color="auto"/>
-            <w:insideV w:val="single" w:sz="4" w:space="0" w:color="auto"/>
-          </w:tblBorders>
-        </w:tblPrEx>
-        <w:tc>
-          <w:tcPr>
-            <w:tcW w:w="10112" w:type="dxa"/>
-            <w:tcBorders>
-              <w:top w:val="single" w:sz="4" w:space="0" w:color="auto"/>
-              <w:left w:val="nil"/>
-              <w:bottom w:val="single" w:sz="4" w:space="0" w:color="auto"/>
-              <w:right w:val="nil"/>
-            </w:tcBorders>
-          </w:tcPr>
-          <w:p>
-            <w:pPr>
-              <w:jc w:val="both"/>
-              <w:rPr>
-                <w:rFonts w:ascii="Calibri" w:hAnsi="Calibri" w:cs="Calibri"/>
-                <w:noProof/>
-                <w:lang w:val="tr-TR"/>
-              </w:rPr>
-            </w:pPr>
-          </w:p>
-          <w:p>
-            <w:pPr>
-              <w:jc w:val="both"/>
-              <w:rPr>
-                <w:rFonts w:ascii="Calibri" w:hAnsi="Calibri" w:cs="Calibri"/>
-                <w:noProof/>
-                <w:lang w:val="tr-TR"/>
-              </w:rPr>
-            </w:pPr>
-          </w:p>
-        </w:tc>
-      </w:tr>
-      <w:tr>
-        <w:tblPrEx>
-          <w:tblBorders>
-            <w:top w:val="single" w:sz="4" w:space="0" w:color="auto"/>
-            <w:left w:val="single" w:sz="4" w:space="0" w:color="auto"/>
-            <w:right w:val="single" w:sz="4" w:space="0" w:color="auto"/>
-            <w:insideH w:val="single" w:sz="4" w:space="0" w:color="auto"/>
-            <w:insideV w:val="single" w:sz="4" w:space="0" w:color="auto"/>
-          </w:tblBorders>
-        </w:tblPrEx>
-        <w:tc>
-          <w:tcPr>
-            <w:tcW w:w="10112" w:type="dxa"/>
-            <w:tcBorders>
-              <w:top w:val="single" w:sz="4" w:space="0" w:color="auto"/>
-              <w:left w:val="nil"/>
-              <w:bottom w:val="single" w:sz="4" w:space="0" w:color="auto"/>
-              <w:right w:val="nil"/>
-            </w:tcBorders>
-          </w:tcPr>
-          <w:p>
-            <w:pPr>
-              <w:jc w:val="both"/>
-              <w:rPr>
-                <w:rFonts w:ascii="Calibri" w:hAnsi="Calibri" w:cs="Calibri"/>
-                <w:noProof/>
-                <w:lang w:val="tr-TR"/>
-              </w:rPr>
-            </w:pPr>
-          </w:p>
-          <w:p>
-            <w:pPr>
-              <w:jc w:val="both"/>
-              <w:rPr>
-                <w:rFonts w:ascii="Calibri" w:hAnsi="Calibri" w:cs="Calibri"/>
-                <w:noProof/>
-                <w:lang w:val="tr-TR"/>
-              </w:rPr>
-            </w:pPr>
-          </w:p>
-        </w:tc>
-      </w:tr>
-      <w:tr>
-        <w:tblPrEx>
-          <w:tblBorders>
-            <w:top w:val="single" w:sz="4" w:space="0" w:color="auto"/>
-            <w:left w:val="single" w:sz="4" w:space="0" w:color="auto"/>
-            <w:right w:val="single" w:sz="4" w:space="0" w:color="auto"/>
-            <w:insideH w:val="single" w:sz="4" w:space="0" w:color="auto"/>
-            <w:insideV w:val="single" w:sz="4" w:space="0" w:color="auto"/>
-          </w:tblBorders>
-        </w:tblPrEx>
-        <w:tc>
-          <w:tcPr>
-            <w:tcW w:w="10112" w:type="dxa"/>
-            <w:tcBorders>
-              <w:top w:val="single" w:sz="4" w:space="0" w:color="auto"/>
-              <w:left w:val="nil"/>
-              <w:bottom w:val="single" w:sz="4" w:space="0" w:color="auto"/>
-              <w:right w:val="nil"/>
-            </w:tcBorders>
-          </w:tcPr>
-          <w:p>
-            <w:pPr>
-              <w:jc w:val="both"/>
-              <w:rPr>
-                <w:rFonts w:ascii="Calibri" w:hAnsi="Calibri" w:cs="Calibri"/>
-                <w:noProof/>
-                <w:lang w:val="tr-TR"/>
-              </w:rPr>
-            </w:pPr>
-          </w:p>
-          <w:p>
-            <w:pPr>
-              <w:jc w:val="both"/>
-              <w:rPr>
-                <w:rFonts w:ascii="Calibri" w:hAnsi="Calibri" w:cs="Calibri"/>
-                <w:noProof/>
-                <w:lang w:val="tr-TR"/>
-              </w:rPr>
-            </w:pPr>
-          </w:p>
-        </w:tc>
-      </w:tr>
-      <w:tr>
-        <w:tblPrEx>
-          <w:tblBorders>
-            <w:top w:val="single" w:sz="4" w:space="0" w:color="auto"/>
-            <w:left w:val="single" w:sz="4" w:space="0" w:color="auto"/>
-            <w:right w:val="single" w:sz="4" w:space="0" w:color="auto"/>
-            <w:insideH w:val="single" w:sz="4" w:space="0" w:color="auto"/>
-            <w:insideV w:val="single" w:sz="4" w:space="0" w:color="auto"/>
-          </w:tblBorders>
-        </w:tblPrEx>
-        <w:tc>
-          <w:tcPr>
-            <w:tcW w:w="10112" w:type="dxa"/>
-            <w:tcBorders>
-              <w:top w:val="single" w:sz="4" w:space="0" w:color="auto"/>
-              <w:left w:val="nil"/>
-              <w:bottom w:val="single" w:sz="4" w:space="0" w:color="auto"/>
-              <w:right w:val="nil"/>
-            </w:tcBorders>
-          </w:tcPr>
-          <w:p>
-            <w:pPr>
-              <w:jc w:val="both"/>
-              <w:rPr>
-                <w:rFonts w:ascii="Calibri" w:hAnsi="Calibri" w:cs="Calibri"/>
-                <w:noProof/>
-                <w:lang w:val="tr-TR"/>
-              </w:rPr>
-            </w:pPr>
-          </w:p>
-          <w:p>
-            <w:pPr>
-              <w:jc w:val="both"/>
-              <w:rPr>
-                <w:rFonts w:ascii="Calibri" w:hAnsi="Calibri" w:cs="Calibri"/>
-                <w:noProof/>
-                <w:lang w:val="tr-TR"/>
-              </w:rPr>
-            </w:pPr>
-          </w:p>
-        </w:tc>
-      </w:tr>
-      <w:tr>
-        <w:tblPrEx>
-          <w:tblBorders>
-            <w:top w:val="single" w:sz="4" w:space="0" w:color="auto"/>
-            <w:left w:val="single" w:sz="4" w:space="0" w:color="auto"/>
-            <w:right w:val="single" w:sz="4" w:space="0" w:color="auto"/>
-            <w:insideH w:val="single" w:sz="4" w:space="0" w:color="auto"/>
-            <w:insideV w:val="single" w:sz="4" w:space="0" w:color="auto"/>
-          </w:tblBorders>
-        </w:tblPrEx>
-        <w:tc>
-          <w:tcPr>
-            <w:tcW w:w="10112" w:type="dxa"/>
-            <w:tcBorders>
-              <w:top w:val="single" w:sz="4" w:space="0" w:color="auto"/>
-              <w:left w:val="nil"/>
-              <w:bottom w:val="single" w:sz="4" w:space="0" w:color="auto"/>
-              <w:right w:val="nil"/>
-            </w:tcBorders>
-          </w:tcPr>
-          <w:p>
-            <w:pPr>
-              <w:jc w:val="both"/>
-              <w:rPr>
-                <w:rFonts w:ascii="Calibri" w:hAnsi="Calibri" w:cs="Calibri"/>
-                <w:noProof/>
-                <w:lang w:val="tr-TR"/>
-              </w:rPr>
-            </w:pPr>
-          </w:p>
-          <w:p>
-            <w:pPr>
-              <w:jc w:val="both"/>
-              <w:rPr>
-                <w:rFonts w:ascii="Calibri" w:hAnsi="Calibri" w:cs="Calibri"/>
-                <w:noProof/>
-                <w:lang w:val="tr-TR"/>
-              </w:rPr>
-            </w:pPr>
+              <w:t xml:space="preserve">{{#kompleks_ornekler}}{{satir}}{{/kompleks_ornekler}}</w:t>
+            </w:r>
           </w:p>
         </w:tc>
       </w:tr>
@@ -18158,280 +15984,8 @@
           </w:tcPr>
           <w:p>
             <w:r>
-              <w:t xml:space="preserve">{{gelistirilen_metotlar}}</w:t>
-            </w:r>
-          </w:p>
-        </w:tc>
-      </w:tr>
-      <w:tr>
-        <w:tc>
-          <w:tcPr>
-            <w:tcW w:w="10112" w:type="dxa"/>
-            <w:tcBorders>
-              <w:top w:val="single" w:sz="4" w:space="0" w:color="auto"/>
-              <w:bottom w:val="single" w:sz="4" w:space="0" w:color="auto"/>
-            </w:tcBorders>
-          </w:tcPr>
-          <w:p>
-            <w:pPr>
-              <w:jc w:val="both"/>
-              <w:rPr>
-                <w:rFonts w:ascii="Calibri" w:hAnsi="Calibri" w:cs="Calibri"/>
-                <w:noProof/>
-                <w:lang w:val="tr-TR"/>
-              </w:rPr>
-            </w:pPr>
-          </w:p>
-          <w:p>
-            <w:pPr>
-              <w:jc w:val="both"/>
-              <w:rPr>
-                <w:rFonts w:ascii="Calibri" w:hAnsi="Calibri" w:cs="Calibri"/>
-                <w:noProof/>
-                <w:lang w:val="tr-TR"/>
-              </w:rPr>
-            </w:pPr>
-          </w:p>
-        </w:tc>
-      </w:tr>
-      <w:tr>
-        <w:tc>
-          <w:tcPr>
-            <w:tcW w:w="10112" w:type="dxa"/>
-            <w:tcBorders>
-              <w:top w:val="single" w:sz="4" w:space="0" w:color="auto"/>
-              <w:bottom w:val="single" w:sz="4" w:space="0" w:color="auto"/>
-            </w:tcBorders>
-          </w:tcPr>
-          <w:p>
-            <w:pPr>
-              <w:jc w:val="both"/>
-              <w:rPr>
-                <w:rFonts w:ascii="Calibri" w:hAnsi="Calibri" w:cs="Calibri"/>
-                <w:noProof/>
-                <w:lang w:val="tr-TR"/>
-              </w:rPr>
-            </w:pPr>
-          </w:p>
-          <w:p>
-            <w:pPr>
-              <w:jc w:val="both"/>
-              <w:rPr>
-                <w:rFonts w:ascii="Calibri" w:hAnsi="Calibri" w:cs="Calibri"/>
-                <w:noProof/>
-                <w:lang w:val="tr-TR"/>
-              </w:rPr>
-            </w:pPr>
-          </w:p>
-        </w:tc>
-      </w:tr>
-      <w:tr>
-        <w:tblPrEx>
-          <w:tblBorders>
-            <w:top w:val="single" w:sz="4" w:space="0" w:color="auto"/>
-            <w:left w:val="single" w:sz="4" w:space="0" w:color="auto"/>
-            <w:right w:val="single" w:sz="4" w:space="0" w:color="auto"/>
-            <w:insideH w:val="single" w:sz="4" w:space="0" w:color="auto"/>
-            <w:insideV w:val="single" w:sz="4" w:space="0" w:color="auto"/>
-          </w:tblBorders>
-        </w:tblPrEx>
-        <w:tc>
-          <w:tcPr>
-            <w:tcW w:w="10112" w:type="dxa"/>
-            <w:tcBorders>
-              <w:top w:val="single" w:sz="4" w:space="0" w:color="auto"/>
-              <w:left w:val="nil"/>
-              <w:bottom w:val="single" w:sz="4" w:space="0" w:color="auto"/>
-              <w:right w:val="nil"/>
-            </w:tcBorders>
-          </w:tcPr>
-          <w:p>
-            <w:pPr>
-              <w:jc w:val="both"/>
-              <w:rPr>
-                <w:rFonts w:ascii="Calibri" w:hAnsi="Calibri" w:cs="Calibri"/>
-                <w:noProof/>
-                <w:lang w:val="tr-TR"/>
-              </w:rPr>
-            </w:pPr>
-          </w:p>
-          <w:p>
-            <w:pPr>
-              <w:jc w:val="both"/>
-              <w:rPr>
-                <w:rFonts w:ascii="Calibri" w:hAnsi="Calibri" w:cs="Calibri"/>
-                <w:noProof/>
-                <w:lang w:val="tr-TR"/>
-              </w:rPr>
-            </w:pPr>
-          </w:p>
-        </w:tc>
-      </w:tr>
-      <w:tr>
-        <w:tblPrEx>
-          <w:tblBorders>
-            <w:top w:val="single" w:sz="4" w:space="0" w:color="auto"/>
-            <w:left w:val="single" w:sz="4" w:space="0" w:color="auto"/>
-            <w:right w:val="single" w:sz="4" w:space="0" w:color="auto"/>
-            <w:insideH w:val="single" w:sz="4" w:space="0" w:color="auto"/>
-            <w:insideV w:val="single" w:sz="4" w:space="0" w:color="auto"/>
-          </w:tblBorders>
-        </w:tblPrEx>
-        <w:tc>
-          <w:tcPr>
-            <w:tcW w:w="10112" w:type="dxa"/>
-            <w:tcBorders>
-              <w:top w:val="single" w:sz="4" w:space="0" w:color="auto"/>
-              <w:left w:val="nil"/>
-              <w:bottom w:val="single" w:sz="4" w:space="0" w:color="auto"/>
-              <w:right w:val="nil"/>
-            </w:tcBorders>
-          </w:tcPr>
-          <w:p>
-            <w:pPr>
-              <w:jc w:val="both"/>
-              <w:rPr>
-                <w:rFonts w:ascii="Calibri" w:hAnsi="Calibri" w:cs="Calibri"/>
-                <w:noProof/>
-                <w:lang w:val="tr-TR"/>
-              </w:rPr>
-            </w:pPr>
-          </w:p>
-          <w:p>
-            <w:pPr>
-              <w:jc w:val="both"/>
-              <w:rPr>
-                <w:rFonts w:ascii="Calibri" w:hAnsi="Calibri" w:cs="Calibri"/>
-                <w:noProof/>
-                <w:lang w:val="tr-TR"/>
-              </w:rPr>
-            </w:pPr>
-          </w:p>
-        </w:tc>
-      </w:tr>
-      <w:tr>
-        <w:tblPrEx>
-          <w:tblBorders>
-            <w:top w:val="single" w:sz="4" w:space="0" w:color="auto"/>
-            <w:left w:val="single" w:sz="4" w:space="0" w:color="auto"/>
-            <w:right w:val="single" w:sz="4" w:space="0" w:color="auto"/>
-            <w:insideH w:val="single" w:sz="4" w:space="0" w:color="auto"/>
-            <w:insideV w:val="single" w:sz="4" w:space="0" w:color="auto"/>
-          </w:tblBorders>
-        </w:tblPrEx>
-        <w:tc>
-          <w:tcPr>
-            <w:tcW w:w="10112" w:type="dxa"/>
-            <w:tcBorders>
-              <w:top w:val="single" w:sz="4" w:space="0" w:color="auto"/>
-              <w:left w:val="nil"/>
-              <w:bottom w:val="single" w:sz="4" w:space="0" w:color="auto"/>
-              <w:right w:val="nil"/>
-            </w:tcBorders>
-          </w:tcPr>
-          <w:p>
-            <w:pPr>
-              <w:jc w:val="both"/>
-              <w:rPr>
-                <w:rFonts w:ascii="Calibri" w:hAnsi="Calibri" w:cs="Calibri"/>
-                <w:noProof/>
-                <w:lang w:val="tr-TR"/>
-              </w:rPr>
-            </w:pPr>
-          </w:p>
-          <w:p>
-            <w:pPr>
-              <w:jc w:val="both"/>
-              <w:rPr>
-                <w:rFonts w:ascii="Calibri" w:hAnsi="Calibri" w:cs="Calibri"/>
-                <w:noProof/>
-                <w:lang w:val="tr-TR"/>
-              </w:rPr>
-            </w:pPr>
-          </w:p>
-        </w:tc>
-      </w:tr>
-      <w:tr>
-        <w:tblPrEx>
-          <w:tblBorders>
-            <w:top w:val="single" w:sz="4" w:space="0" w:color="auto"/>
-            <w:left w:val="single" w:sz="4" w:space="0" w:color="auto"/>
-            <w:right w:val="single" w:sz="4" w:space="0" w:color="auto"/>
-            <w:insideH w:val="single" w:sz="4" w:space="0" w:color="auto"/>
-            <w:insideV w:val="single" w:sz="4" w:space="0" w:color="auto"/>
-          </w:tblBorders>
-        </w:tblPrEx>
-        <w:tc>
-          <w:tcPr>
-            <w:tcW w:w="10112" w:type="dxa"/>
-            <w:tcBorders>
-              <w:top w:val="single" w:sz="4" w:space="0" w:color="auto"/>
-              <w:left w:val="nil"/>
-              <w:bottom w:val="single" w:sz="4" w:space="0" w:color="auto"/>
-              <w:right w:val="nil"/>
-            </w:tcBorders>
-          </w:tcPr>
-          <w:p>
-            <w:pPr>
-              <w:jc w:val="both"/>
-              <w:rPr>
-                <w:rFonts w:ascii="Calibri" w:hAnsi="Calibri" w:cs="Calibri"/>
-                <w:noProof/>
-                <w:lang w:val="tr-TR"/>
-              </w:rPr>
-            </w:pPr>
-          </w:p>
-          <w:p>
-            <w:pPr>
-              <w:jc w:val="both"/>
-              <w:rPr>
-                <w:rFonts w:ascii="Calibri" w:hAnsi="Calibri" w:cs="Calibri"/>
-                <w:noProof/>
-                <w:lang w:val="tr-TR"/>
-              </w:rPr>
-            </w:pPr>
-          </w:p>
-        </w:tc>
-      </w:tr>
-      <w:tr>
-        <w:tblPrEx>
-          <w:tblBorders>
-            <w:top w:val="single" w:sz="4" w:space="0" w:color="auto"/>
-            <w:left w:val="single" w:sz="4" w:space="0" w:color="auto"/>
-            <w:right w:val="single" w:sz="4" w:space="0" w:color="auto"/>
-            <w:insideH w:val="single" w:sz="4" w:space="0" w:color="auto"/>
-            <w:insideV w:val="single" w:sz="4" w:space="0" w:color="auto"/>
-          </w:tblBorders>
-        </w:tblPrEx>
-        <w:tc>
-          <w:tcPr>
-            <w:tcW w:w="10112" w:type="dxa"/>
-            <w:tcBorders>
-              <w:top w:val="single" w:sz="4" w:space="0" w:color="auto"/>
-              <w:left w:val="nil"/>
-              <w:bottom w:val="single" w:sz="4" w:space="0" w:color="auto"/>
-              <w:right w:val="nil"/>
-            </w:tcBorders>
-          </w:tcPr>
-          <w:p>
-            <w:pPr>
-              <w:jc w:val="both"/>
-              <w:rPr>
-                <w:rFonts w:ascii="Calibri" w:hAnsi="Calibri" w:cs="Calibri"/>
-                <w:noProof/>
-                <w:lang w:val="tr-TR"/>
-              </w:rPr>
-            </w:pPr>
-          </w:p>
-          <w:p>
-            <w:pPr>
-              <w:jc w:val="both"/>
-              <w:rPr>
-                <w:rFonts w:ascii="Calibri" w:hAnsi="Calibri" w:cs="Calibri"/>
-                <w:noProof/>
-                <w:lang w:val="tr-TR"/>
-              </w:rPr>
-            </w:pPr>
+              <w:t xml:space="preserve">{{#gelistirilen_metotlar}}{{satir}}{{/gelistirilen_metotlar}}</w:t>
+            </w:r>
           </w:p>
         </w:tc>
       </w:tr>
@@ -18518,406 +16072,8 @@
           </w:tcPr>
           <w:p>
             <w:r>
-              <w:t xml:space="preserve">{{politika_prosedur}}</w:t>
-            </w:r>
-          </w:p>
-        </w:tc>
-      </w:tr>
-      <w:tr>
-        <w:tc>
-          <w:tcPr>
-            <w:tcW w:w="10112" w:type="dxa"/>
-            <w:tcBorders>
-              <w:top w:val="single" w:sz="4" w:space="0" w:color="auto"/>
-              <w:bottom w:val="single" w:sz="4" w:space="0" w:color="auto"/>
-            </w:tcBorders>
-          </w:tcPr>
-          <w:p>
-            <w:pPr>
-              <w:jc w:val="both"/>
-              <w:rPr>
-                <w:rFonts w:ascii="Calibri" w:hAnsi="Calibri" w:cs="Calibri"/>
-                <w:noProof/>
-                <w:lang w:val="tr-TR"/>
-              </w:rPr>
-            </w:pPr>
-          </w:p>
-          <w:p>
-            <w:pPr>
-              <w:jc w:val="both"/>
-              <w:rPr>
-                <w:rFonts w:ascii="Calibri" w:hAnsi="Calibri" w:cs="Calibri"/>
-                <w:noProof/>
-                <w:lang w:val="tr-TR"/>
-              </w:rPr>
-            </w:pPr>
-          </w:p>
-        </w:tc>
-      </w:tr>
-      <w:tr>
-        <w:tc>
-          <w:tcPr>
-            <w:tcW w:w="10112" w:type="dxa"/>
-            <w:tcBorders>
-              <w:top w:val="single" w:sz="4" w:space="0" w:color="auto"/>
-              <w:bottom w:val="single" w:sz="4" w:space="0" w:color="auto"/>
-            </w:tcBorders>
-          </w:tcPr>
-          <w:p>
-            <w:pPr>
-              <w:jc w:val="both"/>
-              <w:rPr>
-                <w:rFonts w:ascii="Calibri" w:hAnsi="Calibri" w:cs="Calibri"/>
-                <w:noProof/>
-                <w:lang w:val="tr-TR"/>
-              </w:rPr>
-            </w:pPr>
-          </w:p>
-          <w:p>
-            <w:pPr>
-              <w:jc w:val="both"/>
-              <w:rPr>
-                <w:rFonts w:ascii="Calibri" w:hAnsi="Calibri" w:cs="Calibri"/>
-                <w:noProof/>
-                <w:lang w:val="tr-TR"/>
-              </w:rPr>
-            </w:pPr>
-          </w:p>
-        </w:tc>
-      </w:tr>
-      <w:tr>
-        <w:tblPrEx>
-          <w:tblBorders>
-            <w:top w:val="single" w:sz="4" w:space="0" w:color="auto"/>
-            <w:left w:val="single" w:sz="4" w:space="0" w:color="auto"/>
-            <w:right w:val="single" w:sz="4" w:space="0" w:color="auto"/>
-            <w:insideH w:val="single" w:sz="4" w:space="0" w:color="auto"/>
-            <w:insideV w:val="single" w:sz="4" w:space="0" w:color="auto"/>
-          </w:tblBorders>
-        </w:tblPrEx>
-        <w:tc>
-          <w:tcPr>
-            <w:tcW w:w="10112" w:type="dxa"/>
-            <w:tcBorders>
-              <w:top w:val="single" w:sz="4" w:space="0" w:color="auto"/>
-              <w:left w:val="nil"/>
-              <w:bottom w:val="single" w:sz="4" w:space="0" w:color="auto"/>
-              <w:right w:val="nil"/>
-            </w:tcBorders>
-          </w:tcPr>
-          <w:p>
-            <w:pPr>
-              <w:jc w:val="both"/>
-              <w:rPr>
-                <w:rFonts w:ascii="Calibri" w:hAnsi="Calibri" w:cs="Calibri"/>
-                <w:noProof/>
-                <w:lang w:val="tr-TR"/>
-              </w:rPr>
-            </w:pPr>
-          </w:p>
-          <w:p>
-            <w:pPr>
-              <w:jc w:val="both"/>
-              <w:rPr>
-                <w:rFonts w:ascii="Calibri" w:hAnsi="Calibri" w:cs="Calibri"/>
-                <w:noProof/>
-                <w:lang w:val="tr-TR"/>
-              </w:rPr>
-            </w:pPr>
-          </w:p>
-        </w:tc>
-      </w:tr>
-      <w:tr>
-        <w:tblPrEx>
-          <w:tblBorders>
-            <w:top w:val="single" w:sz="4" w:space="0" w:color="auto"/>
-            <w:left w:val="single" w:sz="4" w:space="0" w:color="auto"/>
-            <w:right w:val="single" w:sz="4" w:space="0" w:color="auto"/>
-            <w:insideH w:val="single" w:sz="4" w:space="0" w:color="auto"/>
-            <w:insideV w:val="single" w:sz="4" w:space="0" w:color="auto"/>
-          </w:tblBorders>
-        </w:tblPrEx>
-        <w:tc>
-          <w:tcPr>
-            <w:tcW w:w="10112" w:type="dxa"/>
-            <w:tcBorders>
-              <w:top w:val="single" w:sz="4" w:space="0" w:color="auto"/>
-              <w:left w:val="nil"/>
-              <w:bottom w:val="single" w:sz="4" w:space="0" w:color="auto"/>
-              <w:right w:val="nil"/>
-            </w:tcBorders>
-          </w:tcPr>
-          <w:p>
-            <w:pPr>
-              <w:jc w:val="both"/>
-              <w:rPr>
-                <w:rFonts w:ascii="Calibri" w:hAnsi="Calibri" w:cs="Calibri"/>
-                <w:noProof/>
-                <w:lang w:val="tr-TR"/>
-              </w:rPr>
-            </w:pPr>
-          </w:p>
-          <w:p>
-            <w:pPr>
-              <w:jc w:val="both"/>
-              <w:rPr>
-                <w:rFonts w:ascii="Calibri" w:hAnsi="Calibri" w:cs="Calibri"/>
-                <w:noProof/>
-                <w:lang w:val="tr-TR"/>
-              </w:rPr>
-            </w:pPr>
-          </w:p>
-        </w:tc>
-      </w:tr>
-      <w:tr>
-        <w:tblPrEx>
-          <w:tblBorders>
-            <w:top w:val="single" w:sz="4" w:space="0" w:color="auto"/>
-            <w:left w:val="single" w:sz="4" w:space="0" w:color="auto"/>
-            <w:right w:val="single" w:sz="4" w:space="0" w:color="auto"/>
-            <w:insideH w:val="single" w:sz="4" w:space="0" w:color="auto"/>
-            <w:insideV w:val="single" w:sz="4" w:space="0" w:color="auto"/>
-          </w:tblBorders>
-        </w:tblPrEx>
-        <w:tc>
-          <w:tcPr>
-            <w:tcW w:w="10112" w:type="dxa"/>
-            <w:tcBorders>
-              <w:top w:val="single" w:sz="4" w:space="0" w:color="auto"/>
-              <w:left w:val="nil"/>
-              <w:bottom w:val="single" w:sz="4" w:space="0" w:color="auto"/>
-              <w:right w:val="nil"/>
-            </w:tcBorders>
-          </w:tcPr>
-          <w:p>
-            <w:pPr>
-              <w:jc w:val="both"/>
-              <w:rPr>
-                <w:rFonts w:ascii="Calibri" w:hAnsi="Calibri" w:cs="Calibri"/>
-                <w:noProof/>
-                <w:lang w:val="tr-TR"/>
-              </w:rPr>
-            </w:pPr>
-          </w:p>
-          <w:p>
-            <w:pPr>
-              <w:jc w:val="both"/>
-              <w:rPr>
-                <w:rFonts w:ascii="Calibri" w:hAnsi="Calibri" w:cs="Calibri"/>
-                <w:noProof/>
-                <w:lang w:val="tr-TR"/>
-              </w:rPr>
-            </w:pPr>
-          </w:p>
-        </w:tc>
-      </w:tr>
-      <w:tr>
-        <w:tblPrEx>
-          <w:tblBorders>
-            <w:top w:val="single" w:sz="4" w:space="0" w:color="auto"/>
-            <w:left w:val="single" w:sz="4" w:space="0" w:color="auto"/>
-            <w:right w:val="single" w:sz="4" w:space="0" w:color="auto"/>
-            <w:insideH w:val="single" w:sz="4" w:space="0" w:color="auto"/>
-            <w:insideV w:val="single" w:sz="4" w:space="0" w:color="auto"/>
-          </w:tblBorders>
-        </w:tblPrEx>
-        <w:tc>
-          <w:tcPr>
-            <w:tcW w:w="10112" w:type="dxa"/>
-            <w:tcBorders>
-              <w:top w:val="single" w:sz="4" w:space="0" w:color="auto"/>
-              <w:left w:val="nil"/>
-              <w:bottom w:val="single" w:sz="4" w:space="0" w:color="auto"/>
-              <w:right w:val="nil"/>
-            </w:tcBorders>
-          </w:tcPr>
-          <w:p>
-            <w:pPr>
-              <w:jc w:val="both"/>
-              <w:rPr>
-                <w:rFonts w:ascii="Calibri" w:hAnsi="Calibri" w:cs="Calibri"/>
-                <w:noProof/>
-                <w:lang w:val="tr-TR"/>
-              </w:rPr>
-            </w:pPr>
-          </w:p>
-          <w:p>
-            <w:pPr>
-              <w:jc w:val="both"/>
-              <w:rPr>
-                <w:rFonts w:ascii="Calibri" w:hAnsi="Calibri" w:cs="Calibri"/>
-                <w:noProof/>
-                <w:lang w:val="tr-TR"/>
-              </w:rPr>
-            </w:pPr>
-          </w:p>
-        </w:tc>
-      </w:tr>
-      <w:tr>
-        <w:tblPrEx>
-          <w:tblBorders>
-            <w:top w:val="single" w:sz="4" w:space="0" w:color="auto"/>
-            <w:left w:val="single" w:sz="4" w:space="0" w:color="auto"/>
-            <w:right w:val="single" w:sz="4" w:space="0" w:color="auto"/>
-            <w:insideH w:val="single" w:sz="4" w:space="0" w:color="auto"/>
-            <w:insideV w:val="single" w:sz="4" w:space="0" w:color="auto"/>
-          </w:tblBorders>
-        </w:tblPrEx>
-        <w:tc>
-          <w:tcPr>
-            <w:tcW w:w="10112" w:type="dxa"/>
-            <w:tcBorders>
-              <w:top w:val="single" w:sz="4" w:space="0" w:color="auto"/>
-              <w:left w:val="nil"/>
-              <w:bottom w:val="single" w:sz="4" w:space="0" w:color="auto"/>
-              <w:right w:val="nil"/>
-            </w:tcBorders>
-          </w:tcPr>
-          <w:p>
-            <w:pPr>
-              <w:jc w:val="both"/>
-              <w:rPr>
-                <w:rFonts w:ascii="Calibri" w:hAnsi="Calibri" w:cs="Calibri"/>
-                <w:noProof/>
-                <w:lang w:val="tr-TR"/>
-              </w:rPr>
-            </w:pPr>
-          </w:p>
-          <w:p>
-            <w:pPr>
-              <w:jc w:val="both"/>
-              <w:rPr>
-                <w:rFonts w:ascii="Calibri" w:hAnsi="Calibri" w:cs="Calibri"/>
-                <w:noProof/>
-                <w:lang w:val="tr-TR"/>
-              </w:rPr>
-            </w:pPr>
-          </w:p>
-        </w:tc>
-      </w:tr>
-      <w:tr>
-        <w:tblPrEx>
-          <w:tblBorders>
-            <w:top w:val="single" w:sz="4" w:space="0" w:color="auto"/>
-            <w:left w:val="single" w:sz="4" w:space="0" w:color="auto"/>
-            <w:right w:val="single" w:sz="4" w:space="0" w:color="auto"/>
-            <w:insideH w:val="single" w:sz="4" w:space="0" w:color="auto"/>
-            <w:insideV w:val="single" w:sz="4" w:space="0" w:color="auto"/>
-          </w:tblBorders>
-        </w:tblPrEx>
-        <w:tc>
-          <w:tcPr>
-            <w:tcW w:w="10112" w:type="dxa"/>
-            <w:tcBorders>
-              <w:top w:val="single" w:sz="4" w:space="0" w:color="auto"/>
-              <w:left w:val="nil"/>
-              <w:bottom w:val="single" w:sz="4" w:space="0" w:color="auto"/>
-              <w:right w:val="nil"/>
-            </w:tcBorders>
-          </w:tcPr>
-          <w:p>
-            <w:pPr>
-              <w:jc w:val="both"/>
-              <w:rPr>
-                <w:rFonts w:ascii="Calibri" w:hAnsi="Calibri" w:cs="Calibri"/>
-                <w:noProof/>
-                <w:lang w:val="tr-TR"/>
-              </w:rPr>
-            </w:pPr>
-          </w:p>
-          <w:p>
-            <w:pPr>
-              <w:jc w:val="both"/>
-              <w:rPr>
-                <w:rFonts w:ascii="Calibri" w:hAnsi="Calibri" w:cs="Calibri"/>
-                <w:noProof/>
-                <w:lang w:val="tr-TR"/>
-              </w:rPr>
-            </w:pPr>
-          </w:p>
-        </w:tc>
-      </w:tr>
-      <w:tr>
-        <w:tblPrEx>
-          <w:tblBorders>
-            <w:top w:val="single" w:sz="4" w:space="0" w:color="auto"/>
-            <w:left w:val="single" w:sz="4" w:space="0" w:color="auto"/>
-            <w:right w:val="single" w:sz="4" w:space="0" w:color="auto"/>
-            <w:insideH w:val="single" w:sz="4" w:space="0" w:color="auto"/>
-            <w:insideV w:val="single" w:sz="4" w:space="0" w:color="auto"/>
-          </w:tblBorders>
-        </w:tblPrEx>
-        <w:tc>
-          <w:tcPr>
-            <w:tcW w:w="10112" w:type="dxa"/>
-            <w:tcBorders>
-              <w:top w:val="single" w:sz="4" w:space="0" w:color="auto"/>
-              <w:left w:val="nil"/>
-              <w:bottom w:val="single" w:sz="4" w:space="0" w:color="auto"/>
-              <w:right w:val="nil"/>
-            </w:tcBorders>
-          </w:tcPr>
-          <w:p>
-            <w:pPr>
-              <w:jc w:val="both"/>
-              <w:rPr>
-                <w:rFonts w:ascii="Calibri" w:hAnsi="Calibri" w:cs="Calibri"/>
-                <w:noProof/>
-                <w:lang w:val="tr-TR"/>
-              </w:rPr>
-            </w:pPr>
-          </w:p>
-          <w:p>
-            <w:pPr>
-              <w:jc w:val="both"/>
-              <w:rPr>
-                <w:rFonts w:ascii="Calibri" w:hAnsi="Calibri" w:cs="Calibri"/>
-                <w:noProof/>
-                <w:lang w:val="tr-TR"/>
-              </w:rPr>
-            </w:pPr>
-          </w:p>
-        </w:tc>
-      </w:tr>
-      <w:tr>
-        <w:tblPrEx>
-          <w:tblBorders>
-            <w:top w:val="single" w:sz="4" w:space="0" w:color="auto"/>
-            <w:left w:val="single" w:sz="4" w:space="0" w:color="auto"/>
-            <w:right w:val="single" w:sz="4" w:space="0" w:color="auto"/>
-            <w:insideH w:val="single" w:sz="4" w:space="0" w:color="auto"/>
-            <w:insideV w:val="single" w:sz="4" w:space="0" w:color="auto"/>
-          </w:tblBorders>
-        </w:tblPrEx>
-        <w:tc>
-          <w:tcPr>
-            <w:tcW w:w="10112" w:type="dxa"/>
-            <w:tcBorders>
-              <w:top w:val="single" w:sz="4" w:space="0" w:color="auto"/>
-              <w:left w:val="nil"/>
-              <w:bottom w:val="single" w:sz="4" w:space="0" w:color="auto"/>
-              <w:right w:val="nil"/>
-            </w:tcBorders>
-          </w:tcPr>
-          <w:p>
-            <w:pPr>
-              <w:jc w:val="both"/>
-              <w:rPr>
-                <w:rFonts w:ascii="Calibri" w:hAnsi="Calibri" w:cs="Calibri"/>
-                <w:noProof/>
-                <w:lang w:val="tr-TR"/>
-              </w:rPr>
-            </w:pPr>
-          </w:p>
-          <w:p>
-            <w:pPr>
-              <w:jc w:val="both"/>
-              <w:rPr>
-                <w:rFonts w:ascii="Calibri" w:hAnsi="Calibri" w:cs="Calibri"/>
-                <w:noProof/>
-                <w:lang w:val="tr-TR"/>
-              </w:rPr>
-            </w:pPr>
+              <w:t xml:space="preserve">{{#politika_prosedur}}{{satir}}{{/politika_prosedur}}</w:t>
+            </w:r>
           </w:p>
         </w:tc>
       </w:tr>
@@ -20389,316 +17545,8 @@
           </w:tcPr>
           <w:p>
             <w:r>
-              <w:t xml:space="preserve">{{yonetim_sorumlulugu}}</w:t>
-            </w:r>
-          </w:p>
-        </w:tc>
-      </w:tr>
-      <w:tr>
-        <w:tc>
-          <w:tcPr>
-            <w:tcW w:w="10112" w:type="dxa"/>
-            <w:tcBorders>
-              <w:top w:val="single" w:sz="4" w:space="0" w:color="auto"/>
-              <w:bottom w:val="single" w:sz="4" w:space="0" w:color="auto"/>
-            </w:tcBorders>
-          </w:tcPr>
-          <w:p>
-            <w:pPr>
-              <w:spacing w:line="360" w:lineRule="auto"/>
-              <w:jc w:val="both"/>
-              <w:rPr>
-                <w:rFonts w:ascii="Calibri" w:hAnsi="Calibri" w:cs="Calibri"/>
-                <w:noProof/>
-                <w:lang w:val="tr-TR"/>
-              </w:rPr>
-            </w:pPr>
-          </w:p>
-        </w:tc>
-      </w:tr>
-      <w:tr>
-        <w:tc>
-          <w:tcPr>
-            <w:tcW w:w="10112" w:type="dxa"/>
-            <w:tcBorders>
-              <w:top w:val="single" w:sz="4" w:space="0" w:color="auto"/>
-              <w:bottom w:val="single" w:sz="4" w:space="0" w:color="auto"/>
-            </w:tcBorders>
-          </w:tcPr>
-          <w:p>
-            <w:pPr>
-              <w:spacing w:line="360" w:lineRule="auto"/>
-              <w:jc w:val="both"/>
-              <w:rPr>
-                <w:rFonts w:ascii="Calibri" w:hAnsi="Calibri" w:cs="Calibri"/>
-                <w:noProof/>
-                <w:lang w:val="tr-TR"/>
-              </w:rPr>
-            </w:pPr>
-          </w:p>
-        </w:tc>
-      </w:tr>
-      <w:tr>
-        <w:tblPrEx>
-          <w:tblBorders>
-            <w:top w:val="single" w:sz="4" w:space="0" w:color="auto"/>
-            <w:left w:val="single" w:sz="4" w:space="0" w:color="auto"/>
-            <w:right w:val="single" w:sz="4" w:space="0" w:color="auto"/>
-            <w:insideH w:val="single" w:sz="4" w:space="0" w:color="auto"/>
-            <w:insideV w:val="single" w:sz="4" w:space="0" w:color="auto"/>
-          </w:tblBorders>
-        </w:tblPrEx>
-        <w:tc>
-          <w:tcPr>
-            <w:tcW w:w="10112" w:type="dxa"/>
-            <w:tcBorders>
-              <w:top w:val="single" w:sz="4" w:space="0" w:color="auto"/>
-              <w:left w:val="nil"/>
-              <w:bottom w:val="single" w:sz="4" w:space="0" w:color="auto"/>
-              <w:right w:val="nil"/>
-            </w:tcBorders>
-          </w:tcPr>
-          <w:p>
-            <w:pPr>
-              <w:spacing w:line="360" w:lineRule="auto"/>
-              <w:jc w:val="both"/>
-              <w:rPr>
-                <w:rFonts w:ascii="Calibri" w:hAnsi="Calibri" w:cs="Calibri"/>
-                <w:noProof/>
-                <w:lang w:val="tr-TR"/>
-              </w:rPr>
-            </w:pPr>
-          </w:p>
-        </w:tc>
-      </w:tr>
-      <w:tr>
-        <w:tblPrEx>
-          <w:tblBorders>
-            <w:top w:val="single" w:sz="4" w:space="0" w:color="auto"/>
-            <w:left w:val="single" w:sz="4" w:space="0" w:color="auto"/>
-            <w:right w:val="single" w:sz="4" w:space="0" w:color="auto"/>
-            <w:insideH w:val="single" w:sz="4" w:space="0" w:color="auto"/>
-            <w:insideV w:val="single" w:sz="4" w:space="0" w:color="auto"/>
-          </w:tblBorders>
-        </w:tblPrEx>
-        <w:tc>
-          <w:tcPr>
-            <w:tcW w:w="10112" w:type="dxa"/>
-            <w:tcBorders>
-              <w:top w:val="single" w:sz="4" w:space="0" w:color="auto"/>
-              <w:left w:val="nil"/>
-              <w:bottom w:val="single" w:sz="4" w:space="0" w:color="auto"/>
-              <w:right w:val="nil"/>
-            </w:tcBorders>
-          </w:tcPr>
-          <w:p>
-            <w:pPr>
-              <w:spacing w:line="360" w:lineRule="auto"/>
-              <w:jc w:val="both"/>
-              <w:rPr>
-                <w:rFonts w:ascii="Calibri" w:hAnsi="Calibri" w:cs="Calibri"/>
-                <w:noProof/>
-                <w:lang w:val="tr-TR"/>
-              </w:rPr>
-            </w:pPr>
-          </w:p>
-        </w:tc>
-      </w:tr>
-      <w:tr>
-        <w:tblPrEx>
-          <w:tblBorders>
-            <w:top w:val="single" w:sz="4" w:space="0" w:color="auto"/>
-            <w:left w:val="single" w:sz="4" w:space="0" w:color="auto"/>
-            <w:right w:val="single" w:sz="4" w:space="0" w:color="auto"/>
-            <w:insideH w:val="single" w:sz="4" w:space="0" w:color="auto"/>
-            <w:insideV w:val="single" w:sz="4" w:space="0" w:color="auto"/>
-          </w:tblBorders>
-        </w:tblPrEx>
-        <w:tc>
-          <w:tcPr>
-            <w:tcW w:w="10112" w:type="dxa"/>
-            <w:tcBorders>
-              <w:top w:val="single" w:sz="4" w:space="0" w:color="auto"/>
-              <w:left w:val="nil"/>
-              <w:bottom w:val="single" w:sz="4" w:space="0" w:color="auto"/>
-              <w:right w:val="nil"/>
-            </w:tcBorders>
-          </w:tcPr>
-          <w:p>
-            <w:pPr>
-              <w:spacing w:line="360" w:lineRule="auto"/>
-              <w:jc w:val="both"/>
-              <w:rPr>
-                <w:rFonts w:ascii="Calibri" w:hAnsi="Calibri" w:cs="Calibri"/>
-                <w:noProof/>
-                <w:lang w:val="tr-TR"/>
-              </w:rPr>
-            </w:pPr>
-          </w:p>
-        </w:tc>
-      </w:tr>
-      <w:tr>
-        <w:tblPrEx>
-          <w:tblBorders>
-            <w:top w:val="single" w:sz="4" w:space="0" w:color="auto"/>
-            <w:left w:val="single" w:sz="4" w:space="0" w:color="auto"/>
-            <w:right w:val="single" w:sz="4" w:space="0" w:color="auto"/>
-            <w:insideH w:val="single" w:sz="4" w:space="0" w:color="auto"/>
-            <w:insideV w:val="single" w:sz="4" w:space="0" w:color="auto"/>
-          </w:tblBorders>
-        </w:tblPrEx>
-        <w:tc>
-          <w:tcPr>
-            <w:tcW w:w="10112" w:type="dxa"/>
-            <w:tcBorders>
-              <w:top w:val="single" w:sz="4" w:space="0" w:color="auto"/>
-              <w:left w:val="nil"/>
-              <w:bottom w:val="single" w:sz="4" w:space="0" w:color="auto"/>
-              <w:right w:val="nil"/>
-            </w:tcBorders>
-          </w:tcPr>
-          <w:p>
-            <w:pPr>
-              <w:spacing w:line="360" w:lineRule="auto"/>
-              <w:jc w:val="both"/>
-              <w:rPr>
-                <w:rFonts w:ascii="Calibri" w:hAnsi="Calibri" w:cs="Calibri"/>
-                <w:noProof/>
-                <w:lang w:val="tr-TR"/>
-              </w:rPr>
-            </w:pPr>
-          </w:p>
-        </w:tc>
-      </w:tr>
-      <w:tr>
-        <w:tblPrEx>
-          <w:tblBorders>
-            <w:top w:val="single" w:sz="4" w:space="0" w:color="auto"/>
-            <w:left w:val="single" w:sz="4" w:space="0" w:color="auto"/>
-            <w:right w:val="single" w:sz="4" w:space="0" w:color="auto"/>
-            <w:insideH w:val="single" w:sz="4" w:space="0" w:color="auto"/>
-            <w:insideV w:val="single" w:sz="4" w:space="0" w:color="auto"/>
-          </w:tblBorders>
-        </w:tblPrEx>
-        <w:tc>
-          <w:tcPr>
-            <w:tcW w:w="10112" w:type="dxa"/>
-            <w:tcBorders>
-              <w:top w:val="single" w:sz="4" w:space="0" w:color="auto"/>
-              <w:left w:val="nil"/>
-              <w:bottom w:val="single" w:sz="4" w:space="0" w:color="auto"/>
-              <w:right w:val="nil"/>
-            </w:tcBorders>
-          </w:tcPr>
-          <w:p>
-            <w:pPr>
-              <w:spacing w:line="360" w:lineRule="auto"/>
-              <w:jc w:val="both"/>
-              <w:rPr>
-                <w:rFonts w:ascii="Calibri" w:hAnsi="Calibri" w:cs="Calibri"/>
-                <w:noProof/>
-                <w:lang w:val="tr-TR"/>
-              </w:rPr>
-            </w:pPr>
-          </w:p>
-        </w:tc>
-      </w:tr>
-      <w:tr>
-        <w:tblPrEx>
-          <w:tblBorders>
-            <w:top w:val="single" w:sz="4" w:space="0" w:color="auto"/>
-            <w:left w:val="single" w:sz="4" w:space="0" w:color="auto"/>
-            <w:right w:val="single" w:sz="4" w:space="0" w:color="auto"/>
-            <w:insideH w:val="single" w:sz="4" w:space="0" w:color="auto"/>
-            <w:insideV w:val="single" w:sz="4" w:space="0" w:color="auto"/>
-          </w:tblBorders>
-        </w:tblPrEx>
-        <w:tc>
-          <w:tcPr>
-            <w:tcW w:w="10112" w:type="dxa"/>
-            <w:tcBorders>
-              <w:top w:val="single" w:sz="4" w:space="0" w:color="auto"/>
-              <w:left w:val="nil"/>
-              <w:bottom w:val="single" w:sz="4" w:space="0" w:color="auto"/>
-              <w:right w:val="nil"/>
-            </w:tcBorders>
-          </w:tcPr>
-          <w:p>
-            <w:pPr>
-              <w:spacing w:line="360" w:lineRule="auto"/>
-              <w:jc w:val="both"/>
-              <w:rPr>
-                <w:rFonts w:ascii="Calibri" w:hAnsi="Calibri" w:cs="Calibri"/>
-                <w:noProof/>
-                <w:lang w:val="tr-TR"/>
-              </w:rPr>
-            </w:pPr>
-          </w:p>
-        </w:tc>
-      </w:tr>
-      <w:tr>
-        <w:tblPrEx>
-          <w:tblBorders>
-            <w:top w:val="single" w:sz="4" w:space="0" w:color="auto"/>
-            <w:left w:val="single" w:sz="4" w:space="0" w:color="auto"/>
-            <w:right w:val="single" w:sz="4" w:space="0" w:color="auto"/>
-            <w:insideH w:val="single" w:sz="4" w:space="0" w:color="auto"/>
-            <w:insideV w:val="single" w:sz="4" w:space="0" w:color="auto"/>
-          </w:tblBorders>
-        </w:tblPrEx>
-        <w:tc>
-          <w:tcPr>
-            <w:tcW w:w="10112" w:type="dxa"/>
-            <w:tcBorders>
-              <w:top w:val="single" w:sz="4" w:space="0" w:color="auto"/>
-              <w:left w:val="nil"/>
-              <w:bottom w:val="single" w:sz="4" w:space="0" w:color="auto"/>
-              <w:right w:val="nil"/>
-            </w:tcBorders>
-          </w:tcPr>
-          <w:p>
-            <w:pPr>
-              <w:spacing w:line="360" w:lineRule="auto"/>
-              <w:jc w:val="both"/>
-              <w:rPr>
-                <w:rFonts w:ascii="Calibri" w:hAnsi="Calibri" w:cs="Calibri"/>
-                <w:noProof/>
-                <w:lang w:val="tr-TR"/>
-              </w:rPr>
-            </w:pPr>
-          </w:p>
-        </w:tc>
-      </w:tr>
-      <w:tr>
-        <w:tblPrEx>
-          <w:tblBorders>
-            <w:top w:val="single" w:sz="4" w:space="0" w:color="auto"/>
-            <w:left w:val="single" w:sz="4" w:space="0" w:color="auto"/>
-            <w:right w:val="single" w:sz="4" w:space="0" w:color="auto"/>
-            <w:insideH w:val="single" w:sz="4" w:space="0" w:color="auto"/>
-            <w:insideV w:val="single" w:sz="4" w:space="0" w:color="auto"/>
-          </w:tblBorders>
-        </w:tblPrEx>
-        <w:tc>
-          <w:tcPr>
-            <w:tcW w:w="10112" w:type="dxa"/>
-            <w:tcBorders>
-              <w:top w:val="single" w:sz="4" w:space="0" w:color="auto"/>
-              <w:left w:val="nil"/>
-              <w:bottom w:val="single" w:sz="4" w:space="0" w:color="auto"/>
-              <w:right w:val="nil"/>
-            </w:tcBorders>
-          </w:tcPr>
-          <w:p>
-            <w:pPr>
-              <w:spacing w:line="360" w:lineRule="auto"/>
-              <w:jc w:val="both"/>
-              <w:rPr>
-                <w:rFonts w:ascii="Calibri" w:hAnsi="Calibri" w:cs="Calibri"/>
-                <w:noProof/>
-                <w:lang w:val="tr-TR"/>
-              </w:rPr>
-            </w:pPr>
+              <w:t xml:space="preserve">{{#yonetim_sorumlulugu}}{{satir}}{{/yonetim_sorumlulugu}}</w:t>
+            </w:r>
           </w:p>
         </w:tc>
       </w:tr>
@@ -21180,217 +18028,8 @@
           </w:tcPr>
           <w:p>
             <w:r>
-              <w:t xml:space="preserve">{{harici_isler}}</w:t>
-            </w:r>
-          </w:p>
-        </w:tc>
-      </w:tr>
-      <w:tr>
-        <w:tc>
-          <w:tcPr>
-            <w:tcW w:w="10112" w:type="dxa"/>
-            <w:tcBorders>
-              <w:top w:val="single" w:sz="4" w:space="0" w:color="auto"/>
-              <w:bottom w:val="single" w:sz="4" w:space="0" w:color="auto"/>
-            </w:tcBorders>
-          </w:tcPr>
-          <w:p>
-            <w:pPr>
-              <w:spacing w:line="360" w:lineRule="auto"/>
-              <w:jc w:val="both"/>
-              <w:rPr>
-                <w:rFonts w:ascii="Calibri" w:hAnsi="Calibri" w:cs="Calibri"/>
-                <w:noProof/>
-                <w:lang w:val="tr-TR"/>
-              </w:rPr>
-            </w:pPr>
-          </w:p>
-        </w:tc>
-      </w:tr>
-      <w:tr>
-        <w:tc>
-          <w:tcPr>
-            <w:tcW w:w="10112" w:type="dxa"/>
-            <w:tcBorders>
-              <w:top w:val="single" w:sz="4" w:space="0" w:color="auto"/>
-              <w:bottom w:val="single" w:sz="4" w:space="0" w:color="auto"/>
-            </w:tcBorders>
-          </w:tcPr>
-          <w:p>
-            <w:pPr>
-              <w:spacing w:line="360" w:lineRule="auto"/>
-              <w:jc w:val="both"/>
-              <w:rPr>
-                <w:rFonts w:ascii="Calibri" w:hAnsi="Calibri" w:cs="Calibri"/>
-                <w:noProof/>
-                <w:lang w:val="tr-TR"/>
-              </w:rPr>
-            </w:pPr>
-          </w:p>
-        </w:tc>
-      </w:tr>
-      <w:tr>
-        <w:tblPrEx>
-          <w:tblBorders>
-            <w:top w:val="single" w:sz="4" w:space="0" w:color="auto"/>
-            <w:left w:val="single" w:sz="4" w:space="0" w:color="auto"/>
-            <w:right w:val="single" w:sz="4" w:space="0" w:color="auto"/>
-            <w:insideH w:val="single" w:sz="4" w:space="0" w:color="auto"/>
-            <w:insideV w:val="single" w:sz="4" w:space="0" w:color="auto"/>
-          </w:tblBorders>
-        </w:tblPrEx>
-        <w:tc>
-          <w:tcPr>
-            <w:tcW w:w="10112" w:type="dxa"/>
-            <w:tcBorders>
-              <w:top w:val="single" w:sz="4" w:space="0" w:color="auto"/>
-              <w:left w:val="nil"/>
-              <w:bottom w:val="single" w:sz="4" w:space="0" w:color="auto"/>
-              <w:right w:val="nil"/>
-            </w:tcBorders>
-          </w:tcPr>
-          <w:p>
-            <w:pPr>
-              <w:spacing w:line="360" w:lineRule="auto"/>
-              <w:jc w:val="both"/>
-              <w:rPr>
-                <w:rFonts w:ascii="Calibri" w:hAnsi="Calibri" w:cs="Calibri"/>
-                <w:noProof/>
-                <w:lang w:val="tr-TR"/>
-              </w:rPr>
-            </w:pPr>
-          </w:p>
-        </w:tc>
-      </w:tr>
-      <w:tr>
-        <w:tblPrEx>
-          <w:tblBorders>
-            <w:top w:val="single" w:sz="4" w:space="0" w:color="auto"/>
-            <w:left w:val="single" w:sz="4" w:space="0" w:color="auto"/>
-            <w:right w:val="single" w:sz="4" w:space="0" w:color="auto"/>
-            <w:insideH w:val="single" w:sz="4" w:space="0" w:color="auto"/>
-            <w:insideV w:val="single" w:sz="4" w:space="0" w:color="auto"/>
-          </w:tblBorders>
-        </w:tblPrEx>
-        <w:tc>
-          <w:tcPr>
-            <w:tcW w:w="10112" w:type="dxa"/>
-            <w:tcBorders>
-              <w:top w:val="single" w:sz="4" w:space="0" w:color="auto"/>
-              <w:left w:val="nil"/>
-              <w:bottom w:val="single" w:sz="4" w:space="0" w:color="auto"/>
-              <w:right w:val="nil"/>
-            </w:tcBorders>
-          </w:tcPr>
-          <w:p>
-            <w:pPr>
-              <w:spacing w:line="360" w:lineRule="auto"/>
-              <w:jc w:val="both"/>
-              <w:rPr>
-                <w:rFonts w:ascii="Calibri" w:hAnsi="Calibri" w:cs="Calibri"/>
-                <w:noProof/>
-                <w:lang w:val="tr-TR"/>
-              </w:rPr>
-            </w:pPr>
-          </w:p>
-        </w:tc>
-      </w:tr>
-      <w:tr>
-        <w:tblPrEx>
-          <w:tblBorders>
-            <w:top w:val="single" w:sz="4" w:space="0" w:color="auto"/>
-            <w:left w:val="single" w:sz="4" w:space="0" w:color="auto"/>
-            <w:right w:val="single" w:sz="4" w:space="0" w:color="auto"/>
-            <w:insideH w:val="single" w:sz="4" w:space="0" w:color="auto"/>
-            <w:insideV w:val="single" w:sz="4" w:space="0" w:color="auto"/>
-          </w:tblBorders>
-        </w:tblPrEx>
-        <w:tc>
-          <w:tcPr>
-            <w:tcW w:w="10112" w:type="dxa"/>
-            <w:tcBorders>
-              <w:top w:val="single" w:sz="4" w:space="0" w:color="auto"/>
-              <w:left w:val="nil"/>
-              <w:bottom w:val="single" w:sz="4" w:space="0" w:color="auto"/>
-              <w:right w:val="nil"/>
-            </w:tcBorders>
-          </w:tcPr>
-          <w:p>
-            <w:pPr>
-              <w:spacing w:line="360" w:lineRule="auto"/>
-              <w:jc w:val="both"/>
-              <w:rPr>
-                <w:rFonts w:ascii="Calibri" w:hAnsi="Calibri" w:cs="Calibri"/>
-                <w:noProof/>
-                <w:lang w:val="tr-TR"/>
-              </w:rPr>
-            </w:pPr>
-          </w:p>
-        </w:tc>
-      </w:tr>
-      <w:tr>
-        <w:tblPrEx>
-          <w:tblBorders>
-            <w:top w:val="single" w:sz="4" w:space="0" w:color="auto"/>
-            <w:left w:val="single" w:sz="4" w:space="0" w:color="auto"/>
-            <w:right w:val="single" w:sz="4" w:space="0" w:color="auto"/>
-            <w:insideH w:val="single" w:sz="4" w:space="0" w:color="auto"/>
-            <w:insideV w:val="single" w:sz="4" w:space="0" w:color="auto"/>
-          </w:tblBorders>
-        </w:tblPrEx>
-        <w:tc>
-          <w:tcPr>
-            <w:tcW w:w="10112" w:type="dxa"/>
-            <w:tcBorders>
-              <w:top w:val="single" w:sz="4" w:space="0" w:color="auto"/>
-              <w:left w:val="nil"/>
-              <w:bottom w:val="single" w:sz="4" w:space="0" w:color="auto"/>
-              <w:right w:val="nil"/>
-            </w:tcBorders>
-          </w:tcPr>
-          <w:p>
-            <w:pPr>
-              <w:spacing w:line="360" w:lineRule="auto"/>
-              <w:jc w:val="both"/>
-              <w:rPr>
-                <w:rFonts w:ascii="Calibri" w:hAnsi="Calibri" w:cs="Calibri"/>
-                <w:noProof/>
-                <w:lang w:val="tr-TR"/>
-              </w:rPr>
-            </w:pPr>
-          </w:p>
-        </w:tc>
-      </w:tr>
-      <w:tr>
-        <w:tblPrEx>
-          <w:tblBorders>
-            <w:top w:val="single" w:sz="4" w:space="0" w:color="auto"/>
-            <w:left w:val="single" w:sz="4" w:space="0" w:color="auto"/>
-            <w:right w:val="single" w:sz="4" w:space="0" w:color="auto"/>
-            <w:insideH w:val="single" w:sz="4" w:space="0" w:color="auto"/>
-            <w:insideV w:val="single" w:sz="4" w:space="0" w:color="auto"/>
-          </w:tblBorders>
-        </w:tblPrEx>
-        <w:tc>
-          <w:tcPr>
-            <w:tcW w:w="10112" w:type="dxa"/>
-            <w:tcBorders>
-              <w:top w:val="single" w:sz="4" w:space="0" w:color="auto"/>
-              <w:left w:val="nil"/>
-              <w:bottom w:val="single" w:sz="4" w:space="0" w:color="auto"/>
-              <w:right w:val="nil"/>
-            </w:tcBorders>
-          </w:tcPr>
-          <w:p>
-            <w:pPr>
-              <w:spacing w:line="360" w:lineRule="auto"/>
-              <w:jc w:val="both"/>
-              <w:rPr>
-                <w:rFonts w:ascii="Calibri" w:hAnsi="Calibri" w:cs="Calibri"/>
-                <w:noProof/>
-                <w:lang w:val="tr-TR"/>
-              </w:rPr>
-            </w:pPr>
+              <w:t xml:space="preserve">{{#harici_isler}}{{satir}}{{/harici_isler}}</w:t>
+            </w:r>
           </w:p>
         </w:tc>
       </w:tr>

--- a/assets/IsAnaliziForm-template.docx
+++ b/assets/IsAnaliziForm-template.docx
@@ -18292,61 +18292,6 @@
         </w:rPr>
         <w:t>TARİH</w:t>
       </w:r>
-      <w:r>
-        <w:rPr>
-          <w:rFonts w:ascii="Calibri" w:hAnsi="Calibri" w:cs="Calibri"/>
-          <w:noProof/>
-          <w:sz w:val="28"/>
-          <w:lang w:val="tr-TR"/>
-        </w:rPr>
-        <w:tab/>
-      </w:r>
-      <w:r>
-        <w:rPr>
-          <w:rFonts w:ascii="Calibri" w:hAnsi="Calibri" w:cs="Calibri"/>
-          <w:noProof/>
-          <w:sz w:val="28"/>
-          <w:lang w:val="tr-TR"/>
-        </w:rPr>
-        <w:tab/>
-      </w:r>
-      <w:r>
-        <w:rPr>
-          <w:rFonts w:ascii="Calibri" w:hAnsi="Calibri" w:cs="Calibri"/>
-          <w:noProof/>
-          <w:sz w:val="28"/>
-          <w:lang w:val="tr-TR"/>
-        </w:rPr>
-        <w:tab/>
-      </w:r>
-      <w:r>
-        <w:rPr>
-          <w:rFonts w:ascii="Calibri" w:hAnsi="Calibri" w:cs="Calibri"/>
-          <w:noProof/>
-          <w:sz w:val="28"/>
-          <w:lang w:val="tr-TR"/>
-        </w:rPr>
-        <w:tab/>
-      </w:r>
-      <w:r>
-        <w:rPr>
-          <w:rFonts w:ascii="Calibri" w:hAnsi="Calibri" w:cs="Calibri"/>
-          <w:noProof/>
-          <w:sz w:val="28"/>
-          <w:lang w:val="tr-TR"/>
-        </w:rPr>
-        <w:tab/>
-      </w:r>
-      <w:r>
-        <w:rPr>
-          <w:rFonts w:ascii="Calibri" w:hAnsi="Calibri" w:cs="Calibri"/>
-          <w:noProof/>
-          <w:sz w:val="28"/>
-          <w:lang w:val="tr-TR"/>
-        </w:rPr>
-        <w:tab/>
-        <w:t>İMZA</w:t>
-      </w:r>
     </w:p>
     <w:tbl>
       <w:tblPr>
@@ -18363,8 +18308,7 @@
         <w:tblLook w:val="01E0" w:firstRow="1" w:lastRow="1" w:firstColumn="1" w:lastColumn="1" w:noHBand="0" w:noVBand="0"/>
       </w:tblPr>
       <w:tblGrid>
-        <w:gridCol w:w="4642"/>
-        <w:gridCol w:w="5470"/>
+        <w:gridCol w:w="10112"/>
       </w:tblGrid>
       <w:tr>
         <w:tc>
@@ -18374,16 +18318,6 @@
           <w:p>
             <w:r>
               <w:t xml:space="preserve">{{imza_tarih}}</w:t>
-            </w:r>
-          </w:p>
-        </w:tc>
-        <w:tc>
-          <w:tcPr>
-            <w:tcW w:w="5470" w:type="dxa"/>
-          </w:tcPr>
-          <w:p>
-            <w:r>
-              <w:t xml:space="preserve">{{imza}}</w:t>
             </w:r>
           </w:p>
         </w:tc>

--- a/assets/IsAnaliziForm-template.docx
+++ b/assets/IsAnaliziForm-template.docx
@@ -6371,7 +6371,7 @@
         </w:rPr>
       </w:pPr>
       <w:r>
-        <w:t xml:space="preserve">( {{y_is_verme}} ) </w:t>
+        <w:t xml:space="preserve">({{y_is_verme}}) </w:t>
       </w:r>
       <w:r>
         <w:rPr>
@@ -6408,7 +6408,7 @@
         </w:rPr>
       </w:pPr>
       <w:r>
-        <w:t xml:space="preserve">( {{y_kontrol}} ) </w:t>
+        <w:t xml:space="preserve">({{y_kontrol}}) </w:t>
       </w:r>
       <w:r>
         <w:rPr>
@@ -6456,7 +6456,7 @@
         </w:rPr>
       </w:pPr>
       <w:r>
-        <w:t xml:space="preserve">( {{y_vekalet}} ) </w:t>
+        <w:t xml:space="preserve">({{y_vekalet}}) </w:t>
       </w:r>
       <w:r>
         <w:rPr>
@@ -6493,7 +6493,7 @@
         </w:rPr>
       </w:pPr>
       <w:r>
-        <w:t xml:space="preserve">( {{y_ceza}} ) </w:t>
+        <w:t xml:space="preserve">({{y_ceza}}) </w:t>
       </w:r>
       <w:r>
         <w:rPr>
@@ -6530,7 +6530,7 @@
         </w:rPr>
       </w:pPr>
       <w:r>
-        <w:t xml:space="preserve">( {{y_odul}} ) </w:t>
+        <w:t xml:space="preserve">({{y_odul}}) </w:t>
       </w:r>
       <w:r>
         <w:rPr>
@@ -6567,7 +6567,7 @@
         </w:rPr>
       </w:pPr>
       <w:r>
-        <w:t xml:space="preserve">( {{y_gorev_deg}} ) </w:t>
+        <w:t xml:space="preserve">({{y_gorev_deg}}) </w:t>
       </w:r>
       <w:r>
         <w:rPr>
@@ -6604,7 +6604,7 @@
         </w:rPr>
       </w:pPr>
       <w:r>
-        <w:t xml:space="preserve">( {{y_egitim}} ) </w:t>
+        <w:t xml:space="preserve">({{y_egitim}}) </w:t>
       </w:r>
       <w:r>
         <w:rPr>
@@ -6641,7 +6641,7 @@
         </w:rPr>
       </w:pPr>
       <w:r>
-        <w:t xml:space="preserve">( {{y_disiplin}} ) </w:t>
+        <w:t xml:space="preserve">({{y_disiplin}}) </w:t>
       </w:r>
       <w:r>
         <w:rPr>
@@ -6678,7 +6678,7 @@
         </w:rPr>
       </w:pPr>
       <w:r>
-        <w:t xml:space="preserve">( {{y_izin}} ) </w:t>
+        <w:t xml:space="preserve">({{y_izin}}) </w:t>
       </w:r>
       <w:r>
         <w:rPr>
@@ -6715,7 +6715,7 @@
         </w:rPr>
       </w:pPr>
       <w:r>
-        <w:t xml:space="preserve">( {{y_harcama}} ) </w:t>
+        <w:t xml:space="preserve">({{y_harcama}}) </w:t>
       </w:r>
       <w:r>
         <w:rPr>
@@ -6752,7 +6752,7 @@
         </w:rPr>
       </w:pPr>
       <w:r>
-        <w:t xml:space="preserve">( {{y_satinalma}} ) </w:t>
+        <w:t xml:space="preserve">({{y_satinalma}}) </w:t>
       </w:r>
       <w:r>
         <w:rPr>
@@ -6789,7 +6789,7 @@
         </w:rPr>
       </w:pPr>
       <w:r>
-        <w:t xml:space="preserve">( {{y_imza}} ) </w:t>
+        <w:t xml:space="preserve">({{y_imza}}) </w:t>
       </w:r>
       <w:r>
         <w:rPr>
@@ -6826,7 +6826,7 @@
         </w:rPr>
       </w:pPr>
       <w:r>
-        <w:t xml:space="preserve">( {{y_paraf}} ) </w:t>
+        <w:t xml:space="preserve">({{y_paraf}}) </w:t>
       </w:r>
       <w:r>
         <w:rPr>
@@ -6863,7 +6863,7 @@
         </w:rPr>
       </w:pPr>
       <w:r>
-        <w:t xml:space="preserve">( {{y_temsil}} ) </w:t>
+        <w:t xml:space="preserve">({{y_temsil}}) </w:t>
       </w:r>
       <w:r>
         <w:rPr>
@@ -6889,7 +6889,7 @@
         </w:rPr>
       </w:pPr>
       <w:r>
-        <w:t xml:space="preserve">( {{y_diger}} ) </w:t>
+        <w:t xml:space="preserve">({{y_diger}}) </w:t>
       </w:r>
       <w:r>
         <w:rPr>

--- a/assets/IsAnaliziForm-template.docx
+++ b/assets/IsAnaliziForm-template.docx
@@ -1786,7 +1786,7 @@
           </w:tcPr>
           <w:p>
             <w:r>
-              <w:t xml:space="preserve">{{diger_kisi_1}}</w:t>
+              <w:t xml:space="preserve">{#diger_iletisim}{kisi}</w:t>
             </w:r>
           </w:p>
         </w:tc>
@@ -1802,140 +1802,7 @@
           </w:tcPr>
           <w:p>
             <w:r>
-              <w:t xml:space="preserve">{{diger_pozisyon_1}}</w:t>
-            </w:r>
-          </w:p>
-        </w:tc>
-      </w:tr>
-      <w:tr>
-        <w:tblPrEx>
-          <w:tblCellMar>
-            <w:top w:w="0" w:type="dxa"/>
-            <w:bottom w:w="0" w:type="dxa"/>
-          </w:tblCellMar>
-        </w:tblPrEx>
-        <w:trPr>
-          <w:trHeight w:val="445"/>
-        </w:trPr>
-        <w:tc>
-          <w:tcPr>
-            <w:tcW w:w="2760" w:type="dxa"/>
-            <w:gridSpan w:val="2"/>
-            <w:vMerge/>
-            <w:tcBorders>
-              <w:left w:val="nil"/>
-              <w:right w:val="nil"/>
-            </w:tcBorders>
-            <w:vAlign w:val="bottom"/>
-          </w:tcPr>
-          <w:p>
-            <w:pPr>
-              <w:rPr>
-                <w:rFonts w:ascii="Calibri" w:hAnsi="Calibri" w:cs="Calibri"/>
-                <w:noProof/>
-                <w:lang w:val="tr-TR"/>
-              </w:rPr>
-            </w:pPr>
-          </w:p>
-        </w:tc>
-        <w:tc>
-          <w:tcPr>
-            <w:tcW w:w="5040" w:type="dxa"/>
-            <w:gridSpan w:val="6"/>
-            <w:tcBorders>
-              <w:top w:val="single" w:sz="4" w:space="0" w:color="auto"/>
-              <w:left w:val="nil"/>
-              <w:bottom w:val="single" w:sz="4" w:space="0" w:color="auto"/>
-              <w:right w:val="nil"/>
-            </w:tcBorders>
-            <w:vAlign w:val="bottom"/>
-          </w:tcPr>
-          <w:p>
-            <w:r>
-              <w:t xml:space="preserve">{{diger_kisi_2}}</w:t>
-            </w:r>
-          </w:p>
-        </w:tc>
-        <w:tc>
-          <w:tcPr>
-            <w:tcW w:w="2388" w:type="dxa"/>
-            <w:tcBorders>
-              <w:top w:val="single" w:sz="4" w:space="0" w:color="auto"/>
-              <w:left w:val="nil"/>
-              <w:bottom w:val="single" w:sz="4" w:space="0" w:color="auto"/>
-              <w:right w:val="nil"/>
-            </w:tcBorders>
-          </w:tcPr>
-          <w:p>
-            <w:r>
-              <w:t xml:space="preserve">{{diger_pozisyon_2}}</w:t>
-            </w:r>
-          </w:p>
-        </w:tc>
-      </w:tr>
-      <w:tr>
-        <w:tblPrEx>
-          <w:tblCellMar>
-            <w:top w:w="0" w:type="dxa"/>
-            <w:bottom w:w="0" w:type="dxa"/>
-          </w:tblCellMar>
-        </w:tblPrEx>
-        <w:trPr>
-          <w:trHeight w:val="468"/>
-        </w:trPr>
-        <w:tc>
-          <w:tcPr>
-            <w:tcW w:w="2760" w:type="dxa"/>
-            <w:gridSpan w:val="2"/>
-            <w:vMerge/>
-            <w:tcBorders>
-              <w:left w:val="nil"/>
-              <w:right w:val="nil"/>
-            </w:tcBorders>
-            <w:vAlign w:val="bottom"/>
-          </w:tcPr>
-          <w:p>
-            <w:pPr>
-              <w:rPr>
-                <w:rFonts w:ascii="Calibri" w:hAnsi="Calibri" w:cs="Calibri"/>
-                <w:noProof/>
-                <w:lang w:val="tr-TR"/>
-              </w:rPr>
-            </w:pPr>
-          </w:p>
-        </w:tc>
-        <w:tc>
-          <w:tcPr>
-            <w:tcW w:w="5040" w:type="dxa"/>
-            <w:gridSpan w:val="6"/>
-            <w:tcBorders>
-              <w:top w:val="single" w:sz="4" w:space="0" w:color="auto"/>
-              <w:left w:val="nil"/>
-              <w:bottom w:val="single" w:sz="4" w:space="0" w:color="auto"/>
-              <w:right w:val="nil"/>
-            </w:tcBorders>
-            <w:vAlign w:val="bottom"/>
-          </w:tcPr>
-          <w:p>
-            <w:r>
-              <w:t xml:space="preserve">{{diger_kisi_3}}</w:t>
-            </w:r>
-          </w:p>
-        </w:tc>
-        <w:tc>
-          <w:tcPr>
-            <w:tcW w:w="2388" w:type="dxa"/>
-            <w:tcBorders>
-              <w:top w:val="single" w:sz="4" w:space="0" w:color="auto"/>
-              <w:left w:val="nil"/>
-              <w:bottom w:val="single" w:sz="4" w:space="0" w:color="auto"/>
-              <w:right w:val="nil"/>
-            </w:tcBorders>
-            <w:vAlign w:val="bottom"/>
-          </w:tcPr>
-          <w:p>
-            <w:r>
-              <w:t xml:space="preserve">{{diger_pozisyon_3}}</w:t>
+              <w:t xml:space="preserve">{pozisyon}{/diger_iletisim}</w:t>
             </w:r>
           </w:p>
         </w:tc>

--- a/assets/IsAnaliziForm-template.docx
+++ b/assets/IsAnaliziForm-template.docx
@@ -1786,7 +1786,7 @@
           </w:tcPr>
           <w:p>
             <w:r>
-              <w:t xml:space="preserve">{#diger_iletisim}{kisi}</w:t>
+              <w:t xml:space="preserve">{{#diger_iletisim}}{{kisi}}</w:t>
             </w:r>
           </w:p>
         </w:tc>
@@ -1802,7 +1802,7 @@
           </w:tcPr>
           <w:p>
             <w:r>
-              <w:t xml:space="preserve">{pozisyon}{/diger_iletisim}</w:t>
+              <w:t xml:space="preserve">{{pozisyon}}{{/diger_iletisim}}</w:t>
             </w:r>
           </w:p>
         </w:tc>

--- a/assets/IsAnaliziForm-template.docx
+++ b/assets/IsAnaliziForm-template.docx
@@ -3129,9 +3129,7 @@
         <w:tc>
           <w:tcPr>
             <w:tcW w:w="10112" w:type="dxa"/>
-            <w:tcBorders>
-              <w:bottom w:val="single" w:sz="4" w:space="0" w:color="auto"/>
-            </w:tcBorders>
+            <w:tcBorders/>
           </w:tcPr>
           <w:p>
             <w:r>
@@ -3187,9 +3185,7 @@
         <w:tc>
           <w:tcPr>
             <w:tcW w:w="10112" w:type="dxa"/>
-            <w:tcBorders>
-              <w:bottom w:val="single" w:sz="4" w:space="0" w:color="auto"/>
-            </w:tcBorders>
+            <w:tcBorders/>
           </w:tcPr>
           <w:p>
             <w:r>
@@ -6243,17 +6239,6 @@
       <w:r>
         <w:rPr>
           <w:rFonts w:ascii="Calibri" w:hAnsi="Calibri" w:cs="Calibri"/>
-          <w:noProof/>
-          <w:sz w:val="28"/>
-          <w:szCs w:val="28"/>
-        </w:rPr>
-        <w:pict w14:anchorId="397ABDFD">
-          <v:roundrect id="Yuvarlatılmış Dikdörtgen 15" o:spid="_x0000_s1085" style="position:absolute;margin-left:192.8pt;margin-top:2.35pt;width:29.3pt;height:11.7pt;z-index:251651072;visibility:visible" arcsize="10923f" o:gfxdata="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"/>
-        </w:pict>
-      </w:r>
-      <w:r>
-        <w:rPr>
-          <w:rFonts w:ascii="Calibri" w:hAnsi="Calibri" w:cs="Calibri"/>
           <w:color w:val="auto"/>
           <w:sz w:val="28"/>
           <w:szCs w:val="28"/>
@@ -6280,28 +6265,6 @@
       <w:r>
         <w:rPr>
           <w:rFonts w:ascii="Calibri" w:hAnsi="Calibri" w:cs="Calibri"/>
-          <w:noProof/>
-          <w:sz w:val="28"/>
-          <w:szCs w:val="28"/>
-        </w:rPr>
-        <w:pict w14:anchorId="34D76628">
-          <v:roundrect id="Yuvarlatılmış Dikdörtgen 14" o:spid="_x0000_s1084" style="position:absolute;margin-left:192.8pt;margin-top:17.65pt;width:29.3pt;height:11.7pt;z-index:251652096;visibility:visible" arcsize="10923f" o:gfxdata="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"/>
-        </w:pict>
-      </w:r>
-      <w:r>
-        <w:rPr>
-          <w:rFonts w:ascii="Calibri" w:hAnsi="Calibri" w:cs="Calibri"/>
-          <w:noProof/>
-          <w:sz w:val="28"/>
-          <w:szCs w:val="28"/>
-        </w:rPr>
-        <w:pict w14:anchorId="4676DECD">
-          <v:roundrect id="Yuvarlatılmış Dikdörtgen 13" o:spid="_x0000_s1083" style="position:absolute;margin-left:192.8pt;margin-top:.05pt;width:29.3pt;height:11.7pt;z-index:251653120;visibility:visible" arcsize="10923f" o:gfxdata="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"/>
-        </w:pict>
-      </w:r>
-      <w:r>
-        <w:rPr>
-          <w:rFonts w:ascii="Calibri" w:hAnsi="Calibri" w:cs="Calibri"/>
           <w:color w:val="auto"/>
           <w:sz w:val="28"/>
           <w:szCs w:val="28"/>
@@ -6328,17 +6291,6 @@
       <w:r>
         <w:rPr>
           <w:rFonts w:ascii="Calibri" w:hAnsi="Calibri" w:cs="Calibri"/>
-          <w:noProof/>
-          <w:sz w:val="28"/>
-          <w:szCs w:val="28"/>
-        </w:rPr>
-        <w:pict w14:anchorId="594E493F">
-          <v:roundrect id="Yuvarlatılmış Dikdörtgen 12" o:spid="_x0000_s1082" style="position:absolute;margin-left:192.8pt;margin-top:17.85pt;width:29.3pt;height:11.7pt;z-index:251654144;visibility:visible" arcsize="10923f" o:gfxdata="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"/>
-        </w:pict>
-      </w:r>
-      <w:r>
-        <w:rPr>
-          <w:rFonts w:ascii="Calibri" w:hAnsi="Calibri" w:cs="Calibri"/>
           <w:color w:val="auto"/>
           <w:sz w:val="28"/>
           <w:szCs w:val="28"/>
@@ -6365,17 +6317,6 @@
       <w:r>
         <w:rPr>
           <w:rFonts w:ascii="Calibri" w:hAnsi="Calibri" w:cs="Calibri"/>
-          <w:noProof/>
-          <w:sz w:val="28"/>
-          <w:szCs w:val="28"/>
-        </w:rPr>
-        <w:pict w14:anchorId="2B5CC982">
-          <v:roundrect id="Yuvarlatılmış Dikdörtgen 11" o:spid="_x0000_s1081" style="position:absolute;margin-left:192.8pt;margin-top:18.1pt;width:29.3pt;height:11.7pt;z-index:251655168;visibility:visible" arcsize="10923f" o:gfxdata="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"/>
-        </w:pict>
-      </w:r>
-      <w:r>
-        <w:rPr>
-          <w:rFonts w:ascii="Calibri" w:hAnsi="Calibri" w:cs="Calibri"/>
           <w:color w:val="auto"/>
           <w:sz w:val="28"/>
           <w:szCs w:val="28"/>
@@ -6402,17 +6343,6 @@
       <w:r>
         <w:rPr>
           <w:rFonts w:ascii="Calibri" w:hAnsi="Calibri" w:cs="Calibri"/>
-          <w:noProof/>
-          <w:sz w:val="28"/>
-          <w:szCs w:val="28"/>
-        </w:rPr>
-        <w:pict w14:anchorId="21AB4EFA">
-          <v:roundrect id="Yuvarlatılmış Dikdörtgen 10" o:spid="_x0000_s1080" style="position:absolute;margin-left:192.8pt;margin-top:17.8pt;width:29.3pt;height:11.7pt;z-index:251656192;visibility:visible" arcsize="10923f" o:gfxdata="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"/>
-        </w:pict>
-      </w:r>
-      <w:r>
-        <w:rPr>
-          <w:rFonts w:ascii="Calibri" w:hAnsi="Calibri" w:cs="Calibri"/>
           <w:color w:val="auto"/>
           <w:sz w:val="28"/>
           <w:szCs w:val="28"/>
@@ -6439,17 +6369,6 @@
       <w:r>
         <w:rPr>
           <w:rFonts w:ascii="Calibri" w:hAnsi="Calibri" w:cs="Calibri"/>
-          <w:noProof/>
-          <w:sz w:val="28"/>
-          <w:szCs w:val="28"/>
-        </w:rPr>
-        <w:pict w14:anchorId="4401A2FD">
-          <v:roundrect id="Yuvarlatılmış Dikdörtgen 9" o:spid="_x0000_s1079" style="position:absolute;margin-left:192.8pt;margin-top:19.4pt;width:29.3pt;height:11.7pt;z-index:251657216;visibility:visible" arcsize="10923f" o:gfxdata="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"/>
-        </w:pict>
-      </w:r>
-      <w:r>
-        <w:rPr>
-          <w:rFonts w:ascii="Calibri" w:hAnsi="Calibri" w:cs="Calibri"/>
           <w:color w:val="auto"/>
           <w:sz w:val="28"/>
           <w:szCs w:val="28"/>
@@ -6476,17 +6395,6 @@
       <w:r>
         <w:rPr>
           <w:rFonts w:ascii="Calibri" w:hAnsi="Calibri" w:cs="Calibri"/>
-          <w:noProof/>
-          <w:sz w:val="28"/>
-          <w:szCs w:val="28"/>
-        </w:rPr>
-        <w:pict w14:anchorId="0DD69968">
-          <v:roundrect id="Yuvarlatılmış Dikdörtgen 8" o:spid="_x0000_s1078" style="position:absolute;margin-left:192.8pt;margin-top:17.4pt;width:29.3pt;height:11.7pt;z-index:251658240;visibility:visible" arcsize="10923f" o:gfxdata="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"/>
-        </w:pict>
-      </w:r>
-      <w:r>
-        <w:rPr>
-          <w:rFonts w:ascii="Calibri" w:hAnsi="Calibri" w:cs="Calibri"/>
           <w:color w:val="auto"/>
           <w:sz w:val="28"/>
           <w:szCs w:val="28"/>
@@ -6513,17 +6421,6 @@
       <w:r>
         <w:rPr>
           <w:rFonts w:ascii="Calibri" w:hAnsi="Calibri" w:cs="Calibri"/>
-          <w:noProof/>
-          <w:sz w:val="28"/>
-          <w:szCs w:val="28"/>
-        </w:rPr>
-        <w:pict w14:anchorId="7CC7E7EB">
-          <v:roundrect id="Yuvarlatılmış Dikdörtgen 7" o:spid="_x0000_s1077" style="position:absolute;margin-left:192.8pt;margin-top:18.45pt;width:29.3pt;height:11.7pt;z-index:251659264;visibility:visible" arcsize="10923f" o:gfxdata="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"/>
-        </w:pict>
-      </w:r>
-      <w:r>
-        <w:rPr>
-          <w:rFonts w:ascii="Calibri" w:hAnsi="Calibri" w:cs="Calibri"/>
           <w:color w:val="auto"/>
           <w:sz w:val="28"/>
           <w:szCs w:val="28"/>
@@ -6550,17 +6447,6 @@
       <w:r>
         <w:rPr>
           <w:rFonts w:ascii="Calibri" w:hAnsi="Calibri" w:cs="Calibri"/>
-          <w:noProof/>
-          <w:sz w:val="28"/>
-          <w:szCs w:val="28"/>
-        </w:rPr>
-        <w:pict w14:anchorId="1C192AF8">
-          <v:roundrect id="Yuvarlatılmış Dikdörtgen 6" o:spid="_x0000_s1076" style="position:absolute;margin-left:192.8pt;margin-top:17.1pt;width:29.3pt;height:11.7pt;z-index:251660288;visibility:visible" arcsize="10923f" o:gfxdata="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"/>
-        </w:pict>
-      </w:r>
-      <w:r>
-        <w:rPr>
-          <w:rFonts w:ascii="Calibri" w:hAnsi="Calibri" w:cs="Calibri"/>
           <w:color w:val="auto"/>
           <w:sz w:val="28"/>
           <w:szCs w:val="28"/>
@@ -6587,17 +6473,6 @@
       <w:r>
         <w:rPr>
           <w:rFonts w:ascii="Calibri" w:hAnsi="Calibri" w:cs="Calibri"/>
-          <w:noProof/>
-          <w:sz w:val="28"/>
-          <w:szCs w:val="28"/>
-        </w:rPr>
-        <w:pict w14:anchorId="0C9224AB">
-          <v:roundrect id="Yuvarlatılmış Dikdörtgen 5" o:spid="_x0000_s1075" style="position:absolute;margin-left:192.8pt;margin-top:16.45pt;width:29.3pt;height:11.7pt;z-index:251661312;visibility:visible" arcsize="10923f" o:gfxdata="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"/>
-        </w:pict>
-      </w:r>
-      <w:r>
-        <w:rPr>
-          <w:rFonts w:ascii="Calibri" w:hAnsi="Calibri" w:cs="Calibri"/>
           <w:color w:val="auto"/>
           <w:sz w:val="28"/>
           <w:szCs w:val="28"/>
@@ -6624,17 +6499,6 @@
       <w:r>
         <w:rPr>
           <w:rFonts w:ascii="Calibri" w:hAnsi="Calibri" w:cs="Calibri"/>
-          <w:noProof/>
-          <w:sz w:val="28"/>
-          <w:szCs w:val="28"/>
-        </w:rPr>
-        <w:pict w14:anchorId="5D956CEA">
-          <v:roundrect id="Yuvarlatılmış Dikdörtgen 4" o:spid="_x0000_s1074" style="position:absolute;margin-left:192.8pt;margin-top:15.6pt;width:29.3pt;height:11.7pt;z-index:251662336;visibility:visible" arcsize="10923f" o:gfxdata="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"/>
-        </w:pict>
-      </w:r>
-      <w:r>
-        <w:rPr>
-          <w:rFonts w:ascii="Calibri" w:hAnsi="Calibri" w:cs="Calibri"/>
           <w:color w:val="auto"/>
           <w:sz w:val="28"/>
           <w:szCs w:val="28"/>
@@ -6661,17 +6525,6 @@
       <w:r>
         <w:rPr>
           <w:rFonts w:ascii="Calibri" w:hAnsi="Calibri" w:cs="Calibri"/>
-          <w:noProof/>
-          <w:sz w:val="28"/>
-          <w:szCs w:val="28"/>
-        </w:rPr>
-        <w:pict w14:anchorId="48804112">
-          <v:roundrect id="Yuvarlatılmış Dikdörtgen 3" o:spid="_x0000_s1073" style="position:absolute;margin-left:192.8pt;margin-top:18.6pt;width:29.3pt;height:11.7pt;z-index:251663360;visibility:visible" arcsize="10923f" o:gfxdata="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"/>
-        </w:pict>
-      </w:r>
-      <w:r>
-        <w:rPr>
-          <w:rFonts w:ascii="Calibri" w:hAnsi="Calibri" w:cs="Calibri"/>
           <w:color w:val="auto"/>
           <w:sz w:val="28"/>
           <w:szCs w:val="28"/>
@@ -6698,17 +6551,6 @@
       <w:r>
         <w:rPr>
           <w:rFonts w:ascii="Calibri" w:hAnsi="Calibri" w:cs="Calibri"/>
-          <w:noProof/>
-          <w:sz w:val="28"/>
-          <w:szCs w:val="28"/>
-        </w:rPr>
-        <w:pict w14:anchorId="7B4D373D">
-          <v:roundrect id="Yuvarlatılmış Dikdörtgen 2" o:spid="_x0000_s1072" style="position:absolute;margin-left:192.8pt;margin-top:20.5pt;width:29.3pt;height:11.7pt;z-index:251664384;visibility:visible" arcsize="10923f" o:gfxdata="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"/>
-        </w:pict>
-      </w:r>
-      <w:r>
-        <w:rPr>
-          <w:rFonts w:ascii="Calibri" w:hAnsi="Calibri" w:cs="Calibri"/>
           <w:color w:val="auto"/>
           <w:sz w:val="28"/>
           <w:szCs w:val="28"/>
@@ -6757,17 +6599,6 @@
       </w:pPr>
       <w:r>
         <w:t xml:space="preserve">({{y_diger}}) </w:t>
-      </w:r>
-      <w:r>
-        <w:rPr>
-          <w:rFonts w:ascii="Calibri" w:hAnsi="Calibri" w:cs="Calibri"/>
-          <w:noProof/>
-          <w:sz w:val="28"/>
-          <w:szCs w:val="28"/>
-        </w:rPr>
-        <w:pict w14:anchorId="5C4D07FC">
-          <v:roundrect id="Yuvarlatılmış Dikdörtgen 1" o:spid="_x0000_s1071" style="position:absolute;margin-left:192.8pt;margin-top:1.7pt;width:29.3pt;height:11.7pt;z-index:251665408;visibility:visible" arcsize="10923f" o:gfxdata="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"/>
-        </w:pict>
       </w:r>
       <w:r>
         <w:rPr>
@@ -6903,9 +6734,7 @@
         <w:tc>
           <w:tcPr>
             <w:tcW w:w="10112" w:type="dxa"/>
-            <w:tcBorders>
-              <w:bottom w:val="single" w:sz="4" w:space="0" w:color="auto"/>
-            </w:tcBorders>
+            <w:tcBorders/>
           </w:tcPr>
           <w:p>
             <w:r>
@@ -7008,9 +6837,7 @@
         <w:tc>
           <w:tcPr>
             <w:tcW w:w="10112" w:type="dxa"/>
-            <w:tcBorders>
-              <w:bottom w:val="single" w:sz="4" w:space="0" w:color="auto"/>
-            </w:tcBorders>
+            <w:tcBorders/>
           </w:tcPr>
           <w:p>
             <w:r>
@@ -7077,9 +6904,7 @@
         <w:tc>
           <w:tcPr>
             <w:tcW w:w="10112" w:type="dxa"/>
-            <w:tcBorders>
-              <w:bottom w:val="single" w:sz="4" w:space="0" w:color="auto"/>
-            </w:tcBorders>
+            <w:tcBorders/>
           </w:tcPr>
           <w:p>
             <w:r>
@@ -7167,9 +6992,7 @@
         <w:tc>
           <w:tcPr>
             <w:tcW w:w="10112" w:type="dxa"/>
-            <w:tcBorders>
-              <w:bottom w:val="single" w:sz="4" w:space="0" w:color="auto"/>
-            </w:tcBorders>
+            <w:tcBorders/>
           </w:tcPr>
           <w:p>
             <w:r>
@@ -9943,6 +9766,16 @@
           <w:p>
             <w:r>
               <w:t xml:space="preserve">{{m_diger_diger}}</w:t>
+            </w:r>
+          </w:p>
+          <w:p>
+            <w:r>
+              <w:t xml:space="preserve">{{ortam_diger_aciklama}}</w:t>
+            </w:r>
+          </w:p>
+          <w:p>
+            <w:r>
+              <w:t xml:space="preserve">{{faktor_diger_aciklama}}</w:t>
             </w:r>
           </w:p>
         </w:tc>
@@ -15496,9 +15329,7 @@
         <w:tc>
           <w:tcPr>
             <w:tcW w:w="10112" w:type="dxa"/>
-            <w:tcBorders>
-              <w:bottom w:val="single" w:sz="4" w:space="0" w:color="auto"/>
-            </w:tcBorders>
+            <w:tcBorders/>
           </w:tcPr>
           <w:p>
             <w:r>
@@ -15565,9 +15396,7 @@
         <w:tc>
           <w:tcPr>
             <w:tcW w:w="10112" w:type="dxa"/>
-            <w:tcBorders>
-              <w:bottom w:val="single" w:sz="4" w:space="0" w:color="auto"/>
-            </w:tcBorders>
+            <w:tcBorders/>
           </w:tcPr>
           <w:p>
             <w:r>
@@ -15745,9 +15574,7 @@
         <w:tc>
           <w:tcPr>
             <w:tcW w:w="10112" w:type="dxa"/>
-            <w:tcBorders>
-              <w:bottom w:val="single" w:sz="4" w:space="0" w:color="auto"/>
-            </w:tcBorders>
+            <w:tcBorders/>
           </w:tcPr>
           <w:p>
             <w:r>
@@ -15845,9 +15672,7 @@
         <w:tc>
           <w:tcPr>
             <w:tcW w:w="10112" w:type="dxa"/>
-            <w:tcBorders>
-              <w:bottom w:val="single" w:sz="4" w:space="0" w:color="auto"/>
-            </w:tcBorders>
+            <w:tcBorders/>
           </w:tcPr>
           <w:p>
             <w:r>
@@ -15933,9 +15758,7 @@
         <w:tc>
           <w:tcPr>
             <w:tcW w:w="10112" w:type="dxa"/>
-            <w:tcBorders>
-              <w:bottom w:val="single" w:sz="4" w:space="0" w:color="auto"/>
-            </w:tcBorders>
+            <w:tcBorders/>
           </w:tcPr>
           <w:p>
             <w:r>
@@ -17407,7 +17230,6 @@
             <w:tcW w:w="10112" w:type="dxa"/>
             <w:tcBorders>
               <w:top w:val="nil"/>
-              <w:bottom w:val="single" w:sz="4" w:space="0" w:color="auto"/>
             </w:tcBorders>
           </w:tcPr>
           <w:p>
@@ -17890,7 +17712,6 @@
             <w:tcW w:w="10112" w:type="dxa"/>
             <w:tcBorders>
               <w:top w:val="single" w:sz="4" w:space="0" w:color="auto"/>
-              <w:bottom w:val="single" w:sz="4" w:space="0" w:color="auto"/>
             </w:tcBorders>
           </w:tcPr>
           <w:p>

--- a/assets/IsAnaliziForm-template.docx
+++ b/assets/IsAnaliziForm-template.docx
@@ -17912,9 +17912,6 @@
             </w:tcBorders>
           </w:tcPr>
           <w:p>
-            <w:r>
-              <w:t xml:space="preserve">{{zor_yanlar}}</w:t>
-            </w:r>
             <w:r>
               <w:t xml:space="preserve">{{#zor_yanlar}}{{konu}}</w:t>
             </w:r>

--- a/assets/IsAnaliziForm-template.docx
+++ b/assets/IsAnaliziForm-template.docx
@@ -739,11 +739,35 @@
           <w:b/>
           <w:iCs/>
           <w:noProof/>
+          <w:sz w:val="24"/>
+          <w:szCs w:val="24"/>
+          <w:lang w:val="tr-TR"/>
+        </w:rPr>
+        <w:t xml:space="preserve">KILIÇ HOLDİNG </w:t>
+      </w:r>
+      <w:r>
+        <w:rPr>
+          <w:rFonts w:ascii="Times New Roman" w:hAnsi="Times New Roman" w:cs="Times New Roman"/>
+          <w:b/>
+          <w:iCs/>
+          <w:noProof/>
+          <w:sz w:val="24"/>
+          <w:szCs w:val="24"/>
+          <w:lang w:val="tr-TR"/>
+        </w:rPr>
+        <w:t>İnsan Kaynakları Departmanı</w:t>
+      </w:r>
+      <w:r>
+        <w:rPr>
+          <w:rFonts w:ascii="Times New Roman" w:hAnsi="Times New Roman" w:cs="Times New Roman"/>
+          <w:b/>
+          <w:iCs/>
+          <w:noProof/>
           <w:sz w:val="28"/>
           <w:szCs w:val="28"/>
           <w:lang w:val="tr-TR"/>
         </w:rPr>
-        <w:t xml:space="preserve">KILIÇ HOLDİNG </w:t>
+        <w:br w:type="page"/>
       </w:r>
       <w:r>
         <w:rPr>
@@ -755,7 +779,8 @@
           <w:szCs w:val="28"/>
           <w:lang w:val="tr-TR"/>
         </w:rPr>
-        <w:t>İnsan Kaynakları Departmanı</w:t>
+        <w:lastRenderedPageBreak/>
+        <w:t>İŞ</w:t>
       </w:r>
       <w:r>
         <w:rPr>
@@ -767,7 +792,7 @@
           <w:szCs w:val="28"/>
           <w:lang w:val="tr-TR"/>
         </w:rPr>
-        <w:br w:type="page"/>
+        <w:t>/GÖREV</w:t>
       </w:r>
       <w:r>
         <w:rPr>
@@ -779,31 +804,6 @@
           <w:szCs w:val="28"/>
           <w:lang w:val="tr-TR"/>
         </w:rPr>
-        <w:lastRenderedPageBreak/>
-        <w:t>İŞ</w:t>
-      </w:r>
-      <w:r>
-        <w:rPr>
-          <w:rFonts w:ascii="Times New Roman" w:hAnsi="Times New Roman" w:cs="Times New Roman"/>
-          <w:b/>
-          <w:iCs/>
-          <w:noProof/>
-          <w:sz w:val="28"/>
-          <w:szCs w:val="28"/>
-          <w:lang w:val="tr-TR"/>
-        </w:rPr>
-        <w:t>/GÖREV</w:t>
-      </w:r>
-      <w:r>
-        <w:rPr>
-          <w:rFonts w:ascii="Times New Roman" w:hAnsi="Times New Roman" w:cs="Times New Roman"/>
-          <w:b/>
-          <w:iCs/>
-          <w:noProof/>
-          <w:sz w:val="28"/>
-          <w:szCs w:val="28"/>
-          <w:lang w:val="tr-TR"/>
-        </w:rPr>
         <w:t xml:space="preserve"> ANALİZİ SORU FORMU</w:t>
       </w:r>
     </w:p>
@@ -815,7 +815,7 @@
           <w:i/>
           <w:iCs/>
           <w:noProof/>
-          <w:sz w:val="28"/>
+          <w:sz w:val="24"/>
           <w:lang w:val="tr-TR"/>
         </w:rPr>
       </w:pPr>
@@ -828,7 +828,7 @@
           <w:i/>
           <w:iCs/>
           <w:noProof/>
-          <w:sz w:val="28"/>
+          <w:sz w:val="24"/>
           <w:lang w:val="tr-TR"/>
         </w:rPr>
       </w:pPr>
@@ -838,7 +838,7 @@
           <w:i/>
           <w:iCs/>
           <w:noProof/>
-          <w:sz w:val="28"/>
+          <w:sz w:val="24"/>
           <w:lang w:val="tr-TR"/>
         </w:rPr>
         <w:t>Lütfen yukarıdaki hatırlatmaları dikkate alarak formu doldurunuz.</w:t>
@@ -853,7 +853,7 @@
           <w:bCs/>
           <w:iCs/>
           <w:noProof/>
-          <w:sz w:val="28"/>
+          <w:sz w:val="24"/>
           <w:lang w:val="tr-TR"/>
         </w:rPr>
       </w:pPr>
@@ -867,7 +867,7 @@
           <w:bCs/>
           <w:iCs/>
           <w:noProof/>
-          <w:sz w:val="28"/>
+          <w:sz w:val="24"/>
           <w:lang w:val="tr-TR"/>
         </w:rPr>
       </w:pPr>
@@ -888,7 +888,7 @@
           <w:bCs/>
           <w:iCs/>
           <w:noProof/>
-          <w:sz w:val="28"/>
+          <w:sz w:val="24"/>
           <w:lang w:val="tr-TR"/>
         </w:rPr>
         <w:t>___</w:t>
@@ -900,7 +900,7 @@
           <w:bCs/>
           <w:iCs/>
           <w:noProof/>
-          <w:sz w:val="28"/>
+          <w:sz w:val="24"/>
           <w:lang w:val="tr-TR"/>
         </w:rPr>
         <w:t>_</w:t>
@@ -912,7 +912,7 @@
           <w:bCs/>
           <w:iCs/>
           <w:noProof/>
-          <w:sz w:val="28"/>
+          <w:sz w:val="24"/>
           <w:lang w:val="tr-TR"/>
         </w:rPr>
         <w:t>/___</w:t>
@@ -924,7 +924,7 @@
           <w:bCs/>
           <w:iCs/>
           <w:noProof/>
-          <w:sz w:val="28"/>
+          <w:sz w:val="24"/>
           <w:lang w:val="tr-TR"/>
         </w:rPr>
         <w:t>_</w:t>
@@ -936,7 +936,7 @@
           <w:bCs/>
           <w:iCs/>
           <w:noProof/>
-          <w:sz w:val="28"/>
+          <w:sz w:val="24"/>
           <w:lang w:val="tr-TR"/>
         </w:rPr>
         <w:t>/___</w:t>
@@ -948,7 +948,7 @@
           <w:bCs/>
           <w:iCs/>
           <w:noProof/>
-          <w:sz w:val="28"/>
+          <w:sz w:val="24"/>
           <w:lang w:val="tr-TR"/>
         </w:rPr>
         <w:t>____</w:t>
@@ -1016,15 +1016,15 @@
         <w:rPr>
           <w:rFonts w:ascii="Times New Roman" w:hAnsi="Times New Roman" w:cs="Times New Roman"/>
           <w:noProof/>
-          <w:sz w:val="28"/>
-          <w:lang w:val="tr-TR"/>
-        </w:rPr>
-      </w:pPr>
-      <w:r>
-        <w:rPr>
-          <w:rFonts w:ascii="Times New Roman" w:hAnsi="Times New Roman" w:cs="Times New Roman"/>
-          <w:noProof/>
-          <w:sz w:val="28"/>
+          <w:sz w:val="24"/>
+          <w:lang w:val="tr-TR"/>
+        </w:rPr>
+      </w:pPr>
+      <w:r>
+        <w:rPr>
+          <w:rFonts w:ascii="Times New Roman" w:hAnsi="Times New Roman" w:cs="Times New Roman"/>
+          <w:noProof/>
+          <w:sz w:val="24"/>
           <w:lang w:val="tr-TR"/>
         </w:rPr>
         <w:tab/>
@@ -2014,15 +2014,15 @@
         <w:rPr>
           <w:rFonts w:ascii="Times New Roman" w:hAnsi="Times New Roman" w:cs="Times New Roman"/>
           <w:noProof/>
-          <w:sz w:val="28"/>
-          <w:lang w:val="tr-TR"/>
-        </w:rPr>
-      </w:pPr>
-      <w:r>
-        <w:rPr>
-          <w:rFonts w:ascii="Times New Roman" w:hAnsi="Times New Roman" w:cs="Times New Roman"/>
-          <w:noProof/>
-          <w:sz w:val="28"/>
+          <w:sz w:val="24"/>
+          <w:lang w:val="tr-TR"/>
+        </w:rPr>
+      </w:pPr>
+      <w:r>
+        <w:rPr>
+          <w:rFonts w:ascii="Times New Roman" w:hAnsi="Times New Roman" w:cs="Times New Roman"/>
+          <w:noProof/>
+          <w:sz w:val="24"/>
           <w:lang w:val="tr-TR"/>
         </w:rPr>
         <w:tab/>
@@ -2345,8 +2345,8 @@
           <w:b/>
           <w:bCs/>
           <w:noProof/>
-          <w:sz w:val="28"/>
-          <w:szCs w:val="28"/>
+          <w:sz w:val="24"/>
+          <w:szCs w:val="24"/>
           <w:lang w:val="tr-TR"/>
         </w:rPr>
         <w:t>PO</w:t>
@@ -2357,8 +2357,8 @@
           <w:b/>
           <w:bCs/>
           <w:noProof/>
-          <w:sz w:val="28"/>
-          <w:szCs w:val="28"/>
+          <w:sz w:val="24"/>
+          <w:szCs w:val="24"/>
           <w:lang w:val="tr-TR"/>
         </w:rPr>
         <w:t>ZİSYON ÖZETİ</w:t>
@@ -2428,7 +2428,7 @@
           <w:rFonts w:ascii="Times New Roman" w:hAnsi="Times New Roman" w:cs="Times New Roman"/>
           <w:b/>
           <w:noProof/>
-          <w:szCs w:val="28"/>
+          <w:szCs w:val="24"/>
           <w:lang w:val="tr-TR"/>
         </w:rPr>
         <w:t>2.1.</w:t>
@@ -2438,7 +2438,7 @@
           <w:rFonts w:ascii="Times New Roman" w:hAnsi="Times New Roman" w:cs="Times New Roman"/>
           <w:b/>
           <w:noProof/>
-          <w:szCs w:val="28"/>
+          <w:szCs w:val="24"/>
           <w:lang w:val="tr-TR"/>
         </w:rPr>
         <w:t xml:space="preserve">Pozisyonunuzun getirdiği görev ve sorumlulukları önem derecesine göre sıralayınız ve açıklayınız. </w:t>
@@ -2591,8 +2591,8 @@
                 <w:b/>
                 <w:bCs/>
                 <w:noProof/>
-                <w:sz w:val="28"/>
-                <w:szCs w:val="28"/>
+                <w:sz w:val="24"/>
+                <w:szCs w:val="24"/>
                 <w:u w:val="single"/>
                 <w:lang w:val="tr-TR"/>
               </w:rPr>
@@ -2603,8 +2603,8 @@
                 <w:b/>
                 <w:bCs/>
                 <w:noProof/>
-                <w:sz w:val="28"/>
-                <w:szCs w:val="28"/>
+                <w:sz w:val="24"/>
+                <w:szCs w:val="24"/>
                 <w:u w:val="single"/>
                 <w:lang w:val="tr-TR"/>
               </w:rPr>
@@ -2625,8 +2625,8 @@
                 <w:b/>
                 <w:bCs/>
                 <w:noProof/>
-                <w:sz w:val="28"/>
-                <w:szCs w:val="28"/>
+                <w:sz w:val="24"/>
+                <w:szCs w:val="24"/>
                 <w:u w:val="single"/>
                 <w:lang w:val="tr-TR"/>
               </w:rPr>
@@ -2637,8 +2637,8 @@
                 <w:b/>
                 <w:bCs/>
                 <w:noProof/>
-                <w:sz w:val="28"/>
-                <w:szCs w:val="28"/>
+                <w:sz w:val="24"/>
+                <w:szCs w:val="24"/>
                 <w:u w:val="single"/>
                 <w:lang w:val="tr-TR"/>
               </w:rPr>
@@ -2659,8 +2659,8 @@
                 <w:b/>
                 <w:bCs/>
                 <w:noProof/>
-                <w:sz w:val="28"/>
-                <w:szCs w:val="28"/>
+                <w:sz w:val="24"/>
+                <w:szCs w:val="24"/>
                 <w:u w:val="single"/>
                 <w:lang w:val="tr-TR"/>
               </w:rPr>
@@ -2671,8 +2671,8 @@
                 <w:b/>
                 <w:bCs/>
                 <w:noProof/>
-                <w:sz w:val="28"/>
-                <w:szCs w:val="28"/>
+                <w:sz w:val="24"/>
+                <w:szCs w:val="24"/>
                 <w:u w:val="single"/>
                 <w:lang w:val="tr-TR"/>
               </w:rPr>
@@ -3206,8 +3206,8 @@
           <w:rFonts w:ascii="Times New Roman" w:hAnsi="Times New Roman" w:cs="Times New Roman"/>
           <w:b/>
           <w:color w:val="auto"/>
-          <w:sz w:val="28"/>
-          <w:szCs w:val="28"/>
+          <w:sz w:val="24"/>
+          <w:szCs w:val="24"/>
           <w:lang w:val="tr-TR" w:eastAsia="tr-TR"/>
         </w:rPr>
       </w:pPr>
@@ -3222,17 +3222,17 @@
         <w:rPr>
           <w:rFonts w:ascii="Times New Roman" w:hAnsi="Times New Roman" w:cs="Times New Roman"/>
           <w:color w:val="auto"/>
-          <w:sz w:val="28"/>
-          <w:szCs w:val="28"/>
-          <w:lang w:val="tr-TR" w:eastAsia="tr-TR"/>
-        </w:rPr>
-      </w:pPr>
-      <w:r>
-        <w:rPr>
-          <w:rFonts w:ascii="Times New Roman" w:hAnsi="Times New Roman" w:cs="Times New Roman"/>
-          <w:color w:val="auto"/>
-          <w:sz w:val="28"/>
-          <w:szCs w:val="28"/>
+          <w:sz w:val="24"/>
+          <w:szCs w:val="24"/>
+          <w:lang w:val="tr-TR" w:eastAsia="tr-TR"/>
+        </w:rPr>
+      </w:pPr>
+      <w:r>
+        <w:rPr>
+          <w:rFonts w:ascii="Times New Roman" w:hAnsi="Times New Roman" w:cs="Times New Roman"/>
+          <w:color w:val="auto"/>
+          <w:sz w:val="24"/>
+          <w:szCs w:val="24"/>
           <w:lang w:val="tr-TR" w:eastAsia="tr-TR"/>
         </w:rPr>
         <w:t xml:space="preserve"> 2.4.</w:t>
@@ -3241,8 +3241,8 @@
         <w:rPr>
           <w:rFonts w:ascii="Times New Roman" w:hAnsi="Times New Roman" w:cs="Times New Roman"/>
           <w:color w:val="auto"/>
-          <w:sz w:val="28"/>
-          <w:szCs w:val="28"/>
+          <w:sz w:val="24"/>
+          <w:szCs w:val="24"/>
           <w:lang w:val="tr-TR" w:eastAsia="tr-TR"/>
         </w:rPr>
         <w:t>Bu faaliyetleri yapmak için hangi girdiler gerekmektedir? Bunları hangi birim/bölüm sağlamaktadır?</w:t>
@@ -3258,96 +3258,96 @@
           <w:rFonts w:ascii="Times New Roman" w:hAnsi="Times New Roman" w:cs="Times New Roman"/>
           <w:b/>
           <w:color w:val="auto"/>
-          <w:sz w:val="28"/>
-          <w:szCs w:val="28"/>
-          <w:lang w:val="tr-TR" w:eastAsia="tr-TR"/>
-        </w:rPr>
-      </w:pPr>
-    </w:p>
-    <w:p>
-      <w:pPr>
-        <w:rPr>
-          <w:rFonts w:ascii="Times New Roman" w:hAnsi="Times New Roman" w:cs="Times New Roman"/>
-          <w:color w:val="auto"/>
-          <w:sz w:val="28"/>
-          <w:szCs w:val="28"/>
-          <w:lang w:val="tr-TR" w:eastAsia="tr-TR"/>
-        </w:rPr>
-      </w:pPr>
-    </w:p>
-    <w:p>
-      <w:pPr>
-        <w:rPr>
-          <w:rFonts w:ascii="Times New Roman" w:hAnsi="Times New Roman" w:cs="Times New Roman"/>
-          <w:color w:val="auto"/>
-          <w:sz w:val="28"/>
-          <w:szCs w:val="28"/>
-          <w:lang w:val="tr-TR" w:eastAsia="tr-TR"/>
-        </w:rPr>
-      </w:pPr>
-    </w:p>
-    <w:p>
-      <w:pPr>
-        <w:rPr>
-          <w:rFonts w:ascii="Times New Roman" w:hAnsi="Times New Roman" w:cs="Times New Roman"/>
-          <w:color w:val="auto"/>
-          <w:sz w:val="28"/>
-          <w:szCs w:val="28"/>
-          <w:lang w:val="tr-TR" w:eastAsia="tr-TR"/>
-        </w:rPr>
-      </w:pPr>
-    </w:p>
-    <w:p>
-      <w:pPr>
-        <w:rPr>
-          <w:rFonts w:ascii="Times New Roman" w:hAnsi="Times New Roman" w:cs="Times New Roman"/>
-          <w:color w:val="auto"/>
-          <w:sz w:val="28"/>
-          <w:szCs w:val="28"/>
-          <w:lang w:val="tr-TR" w:eastAsia="tr-TR"/>
-        </w:rPr>
-      </w:pPr>
-    </w:p>
-    <w:p>
-      <w:pPr>
-        <w:rPr>
-          <w:rFonts w:ascii="Times New Roman" w:hAnsi="Times New Roman" w:cs="Times New Roman"/>
-          <w:color w:val="auto"/>
-          <w:sz w:val="28"/>
-          <w:szCs w:val="28"/>
-          <w:lang w:val="tr-TR" w:eastAsia="tr-TR"/>
-        </w:rPr>
-      </w:pPr>
-    </w:p>
-    <w:p>
-      <w:pPr>
-        <w:rPr>
-          <w:rFonts w:ascii="Times New Roman" w:hAnsi="Times New Roman" w:cs="Times New Roman"/>
-          <w:color w:val="auto"/>
-          <w:sz w:val="28"/>
-          <w:szCs w:val="28"/>
-          <w:lang w:val="tr-TR" w:eastAsia="tr-TR"/>
-        </w:rPr>
-      </w:pPr>
-    </w:p>
-    <w:p>
-      <w:pPr>
-        <w:rPr>
-          <w:rFonts w:ascii="Times New Roman" w:hAnsi="Times New Roman" w:cs="Times New Roman"/>
-          <w:color w:val="auto"/>
-          <w:sz w:val="28"/>
-          <w:szCs w:val="28"/>
-          <w:lang w:val="tr-TR" w:eastAsia="tr-TR"/>
-        </w:rPr>
-      </w:pPr>
-    </w:p>
-    <w:p>
-      <w:pPr>
-        <w:rPr>
-          <w:rFonts w:ascii="Times New Roman" w:hAnsi="Times New Roman" w:cs="Times New Roman"/>
-          <w:color w:val="auto"/>
-          <w:sz w:val="28"/>
-          <w:szCs w:val="28"/>
+          <w:sz w:val="24"/>
+          <w:szCs w:val="24"/>
+          <w:lang w:val="tr-TR" w:eastAsia="tr-TR"/>
+        </w:rPr>
+      </w:pPr>
+    </w:p>
+    <w:p>
+      <w:pPr>
+        <w:rPr>
+          <w:rFonts w:ascii="Times New Roman" w:hAnsi="Times New Roman" w:cs="Times New Roman"/>
+          <w:color w:val="auto"/>
+          <w:sz w:val="24"/>
+          <w:szCs w:val="24"/>
+          <w:lang w:val="tr-TR" w:eastAsia="tr-TR"/>
+        </w:rPr>
+      </w:pPr>
+    </w:p>
+    <w:p>
+      <w:pPr>
+        <w:rPr>
+          <w:rFonts w:ascii="Times New Roman" w:hAnsi="Times New Roman" w:cs="Times New Roman"/>
+          <w:color w:val="auto"/>
+          <w:sz w:val="24"/>
+          <w:szCs w:val="24"/>
+          <w:lang w:val="tr-TR" w:eastAsia="tr-TR"/>
+        </w:rPr>
+      </w:pPr>
+    </w:p>
+    <w:p>
+      <w:pPr>
+        <w:rPr>
+          <w:rFonts w:ascii="Times New Roman" w:hAnsi="Times New Roman" w:cs="Times New Roman"/>
+          <w:color w:val="auto"/>
+          <w:sz w:val="24"/>
+          <w:szCs w:val="24"/>
+          <w:lang w:val="tr-TR" w:eastAsia="tr-TR"/>
+        </w:rPr>
+      </w:pPr>
+    </w:p>
+    <w:p>
+      <w:pPr>
+        <w:rPr>
+          <w:rFonts w:ascii="Times New Roman" w:hAnsi="Times New Roman" w:cs="Times New Roman"/>
+          <w:color w:val="auto"/>
+          <w:sz w:val="24"/>
+          <w:szCs w:val="24"/>
+          <w:lang w:val="tr-TR" w:eastAsia="tr-TR"/>
+        </w:rPr>
+      </w:pPr>
+    </w:p>
+    <w:p>
+      <w:pPr>
+        <w:rPr>
+          <w:rFonts w:ascii="Times New Roman" w:hAnsi="Times New Roman" w:cs="Times New Roman"/>
+          <w:color w:val="auto"/>
+          <w:sz w:val="24"/>
+          <w:szCs w:val="24"/>
+          <w:lang w:val="tr-TR" w:eastAsia="tr-TR"/>
+        </w:rPr>
+      </w:pPr>
+    </w:p>
+    <w:p>
+      <w:pPr>
+        <w:rPr>
+          <w:rFonts w:ascii="Times New Roman" w:hAnsi="Times New Roman" w:cs="Times New Roman"/>
+          <w:color w:val="auto"/>
+          <w:sz w:val="24"/>
+          <w:szCs w:val="24"/>
+          <w:lang w:val="tr-TR" w:eastAsia="tr-TR"/>
+        </w:rPr>
+      </w:pPr>
+    </w:p>
+    <w:p>
+      <w:pPr>
+        <w:rPr>
+          <w:rFonts w:ascii="Times New Roman" w:hAnsi="Times New Roman" w:cs="Times New Roman"/>
+          <w:color w:val="auto"/>
+          <w:sz w:val="24"/>
+          <w:szCs w:val="24"/>
+          <w:lang w:val="tr-TR" w:eastAsia="tr-TR"/>
+        </w:rPr>
+      </w:pPr>
+    </w:p>
+    <w:p>
+      <w:pPr>
+        <w:rPr>
+          <w:rFonts w:ascii="Times New Roman" w:hAnsi="Times New Roman" w:cs="Times New Roman"/>
+          <w:color w:val="auto"/>
+          <w:sz w:val="24"/>
+          <w:szCs w:val="24"/>
           <w:lang w:val="tr-TR" w:eastAsia="tr-TR"/>
         </w:rPr>
       </w:pPr>
@@ -3362,17 +3362,17 @@
         <w:rPr>
           <w:rFonts w:ascii="Times New Roman" w:hAnsi="Times New Roman" w:cs="Times New Roman"/>
           <w:color w:val="auto"/>
-          <w:sz w:val="28"/>
-          <w:szCs w:val="28"/>
-          <w:lang w:val="tr-TR" w:eastAsia="tr-TR"/>
-        </w:rPr>
-      </w:pPr>
-      <w:r>
-        <w:rPr>
-          <w:rFonts w:ascii="Times New Roman" w:hAnsi="Times New Roman" w:cs="Times New Roman"/>
-          <w:color w:val="auto"/>
-          <w:sz w:val="28"/>
-          <w:szCs w:val="28"/>
+          <w:sz w:val="24"/>
+          <w:szCs w:val="24"/>
+          <w:lang w:val="tr-TR" w:eastAsia="tr-TR"/>
+        </w:rPr>
+      </w:pPr>
+      <w:r>
+        <w:rPr>
+          <w:rFonts w:ascii="Times New Roman" w:hAnsi="Times New Roman" w:cs="Times New Roman"/>
+          <w:color w:val="auto"/>
+          <w:sz w:val="24"/>
+          <w:szCs w:val="24"/>
           <w:lang w:val="tr-TR" w:eastAsia="tr-TR"/>
         </w:rPr>
         <w:t>2.5.</w:t>
@@ -3381,8 +3381,8 @@
         <w:rPr>
           <w:rFonts w:ascii="Times New Roman" w:hAnsi="Times New Roman" w:cs="Times New Roman"/>
           <w:color w:val="auto"/>
-          <w:sz w:val="28"/>
-          <w:szCs w:val="28"/>
+          <w:sz w:val="24"/>
+          <w:szCs w:val="24"/>
           <w:lang w:val="tr-TR" w:eastAsia="tr-TR"/>
         </w:rPr>
         <w:t>Bu faaliyetler sonunda hangi çıktılar üretilmektedir ve bunlar nereye gider?</w:t>
@@ -3397,8 +3397,8 @@
         <w:rPr>
           <w:rFonts w:ascii="Times New Roman" w:hAnsi="Times New Roman" w:cs="Times New Roman"/>
           <w:color w:val="auto"/>
-          <w:sz w:val="28"/>
-          <w:szCs w:val="28"/>
+          <w:sz w:val="24"/>
+          <w:szCs w:val="24"/>
           <w:lang w:val="tr-TR" w:eastAsia="tr-TR"/>
         </w:rPr>
       </w:pPr>
@@ -3409,8 +3409,8 @@
           <w:rFonts w:ascii="Times New Roman" w:hAnsi="Times New Roman" w:cs="Times New Roman"/>
           <w:b/>
           <w:color w:val="auto"/>
-          <w:sz w:val="28"/>
-          <w:szCs w:val="28"/>
+          <w:sz w:val="24"/>
+          <w:szCs w:val="24"/>
           <w:lang w:val="tr-TR" w:eastAsia="tr-TR"/>
         </w:rPr>
       </w:pPr>
@@ -3421,8 +3421,8 @@
           <w:rFonts w:ascii="Times New Roman" w:hAnsi="Times New Roman" w:cs="Times New Roman"/>
           <w:b/>
           <w:color w:val="auto"/>
-          <w:sz w:val="28"/>
-          <w:szCs w:val="28"/>
+          <w:sz w:val="24"/>
+          <w:szCs w:val="24"/>
           <w:lang w:val="tr-TR" w:eastAsia="tr-TR"/>
         </w:rPr>
       </w:pPr>
@@ -3433,19 +3433,19 @@
           <w:rFonts w:ascii="Times New Roman" w:hAnsi="Times New Roman" w:cs="Times New Roman"/>
           <w:b/>
           <w:color w:val="auto"/>
-          <w:sz w:val="28"/>
-          <w:szCs w:val="28"/>
-          <w:lang w:val="tr-TR" w:eastAsia="tr-TR"/>
-        </w:rPr>
-      </w:pPr>
-    </w:p>
-    <w:p>
-      <w:pPr>
-        <w:rPr>
-          <w:rFonts w:ascii="Times New Roman" w:hAnsi="Times New Roman" w:cs="Times New Roman"/>
-          <w:color w:val="auto"/>
-          <w:sz w:val="28"/>
-          <w:szCs w:val="28"/>
+          <w:sz w:val="24"/>
+          <w:szCs w:val="24"/>
+          <w:lang w:val="tr-TR" w:eastAsia="tr-TR"/>
+        </w:rPr>
+      </w:pPr>
+    </w:p>
+    <w:p>
+      <w:pPr>
+        <w:rPr>
+          <w:rFonts w:ascii="Times New Roman" w:hAnsi="Times New Roman" w:cs="Times New Roman"/>
+          <w:color w:val="auto"/>
+          <w:sz w:val="24"/>
+          <w:szCs w:val="24"/>
           <w:lang w:val="tr-TR" w:eastAsia="tr-TR"/>
         </w:rPr>
       </w:pPr>
@@ -3460,17 +3460,17 @@
         <w:rPr>
           <w:rFonts w:ascii="Times New Roman" w:hAnsi="Times New Roman" w:cs="Times New Roman"/>
           <w:color w:val="auto"/>
-          <w:sz w:val="28"/>
-          <w:szCs w:val="28"/>
-          <w:lang w:val="tr-TR" w:eastAsia="tr-TR"/>
-        </w:rPr>
-      </w:pPr>
-      <w:r>
-        <w:rPr>
-          <w:rFonts w:ascii="Times New Roman" w:hAnsi="Times New Roman" w:cs="Times New Roman"/>
-          <w:color w:val="auto"/>
-          <w:sz w:val="28"/>
-          <w:szCs w:val="28"/>
+          <w:sz w:val="24"/>
+          <w:szCs w:val="24"/>
+          <w:lang w:val="tr-TR" w:eastAsia="tr-TR"/>
+        </w:rPr>
+      </w:pPr>
+      <w:r>
+        <w:rPr>
+          <w:rFonts w:ascii="Times New Roman" w:hAnsi="Times New Roman" w:cs="Times New Roman"/>
+          <w:color w:val="auto"/>
+          <w:sz w:val="24"/>
+          <w:szCs w:val="24"/>
           <w:lang w:val="tr-TR" w:eastAsia="tr-TR"/>
         </w:rPr>
         <w:t>2.6.</w:t>
@@ -3479,8 +3479,8 @@
         <w:rPr>
           <w:rFonts w:ascii="Times New Roman" w:hAnsi="Times New Roman" w:cs="Times New Roman"/>
           <w:color w:val="auto"/>
-          <w:sz w:val="28"/>
-          <w:szCs w:val="28"/>
+          <w:sz w:val="24"/>
+          <w:szCs w:val="24"/>
           <w:lang w:val="tr-TR" w:eastAsia="tr-TR"/>
         </w:rPr>
         <w:t>Faaliyetleri gerçekleştirirken hangi sistemler kullanılmaktadır?</w:t>
@@ -3496,8 +3496,8 @@
           <w:rFonts w:ascii="Times New Roman" w:hAnsi="Times New Roman" w:cs="Times New Roman"/>
           <w:b/>
           <w:color w:val="auto"/>
-          <w:sz w:val="28"/>
-          <w:szCs w:val="28"/>
+          <w:sz w:val="24"/>
+          <w:szCs w:val="24"/>
           <w:lang w:val="tr-TR" w:eastAsia="tr-TR"/>
         </w:rPr>
       </w:pPr>
@@ -3508,8 +3508,8 @@
           <w:rFonts w:ascii="Times New Roman" w:hAnsi="Times New Roman" w:cs="Times New Roman"/>
           <w:b/>
           <w:color w:val="auto"/>
-          <w:sz w:val="28"/>
-          <w:szCs w:val="28"/>
+          <w:sz w:val="24"/>
+          <w:szCs w:val="24"/>
           <w:lang w:val="tr-TR" w:eastAsia="tr-TR"/>
         </w:rPr>
       </w:pPr>
@@ -3520,8 +3520,8 @@
           <w:rFonts w:ascii="Times New Roman" w:hAnsi="Times New Roman" w:cs="Times New Roman"/>
           <w:b/>
           <w:color w:val="auto"/>
-          <w:sz w:val="28"/>
-          <w:szCs w:val="28"/>
+          <w:sz w:val="24"/>
+          <w:szCs w:val="24"/>
           <w:lang w:val="tr-TR" w:eastAsia="tr-TR"/>
         </w:rPr>
       </w:pPr>
@@ -3532,8 +3532,8 @@
           <w:rFonts w:ascii="Times New Roman" w:hAnsi="Times New Roman" w:cs="Times New Roman"/>
           <w:b/>
           <w:color w:val="auto"/>
-          <w:sz w:val="28"/>
-          <w:szCs w:val="28"/>
+          <w:sz w:val="24"/>
+          <w:szCs w:val="24"/>
           <w:lang w:val="tr-TR" w:eastAsia="tr-TR"/>
         </w:rPr>
       </w:pPr>
@@ -3544,8 +3544,8 @@
           <w:rFonts w:ascii="Times New Roman" w:hAnsi="Times New Roman" w:cs="Times New Roman"/>
           <w:b/>
           <w:color w:val="auto"/>
-          <w:sz w:val="28"/>
-          <w:szCs w:val="28"/>
+          <w:sz w:val="24"/>
+          <w:szCs w:val="24"/>
           <w:lang w:val="tr-TR" w:eastAsia="tr-TR"/>
         </w:rPr>
       </w:pPr>
@@ -3562,17 +3562,17 @@
         <w:rPr>
           <w:rFonts w:ascii="Times New Roman" w:hAnsi="Times New Roman" w:cs="Times New Roman"/>
           <w:color w:val="auto"/>
-          <w:sz w:val="28"/>
-          <w:szCs w:val="28"/>
-          <w:lang w:val="tr-TR" w:eastAsia="tr-TR"/>
-        </w:rPr>
-      </w:pPr>
-      <w:r>
-        <w:rPr>
-          <w:rFonts w:ascii="Times New Roman" w:hAnsi="Times New Roman" w:cs="Times New Roman"/>
-          <w:color w:val="auto"/>
-          <w:sz w:val="28"/>
-          <w:szCs w:val="28"/>
+          <w:sz w:val="24"/>
+          <w:szCs w:val="24"/>
+          <w:lang w:val="tr-TR" w:eastAsia="tr-TR"/>
+        </w:rPr>
+      </w:pPr>
+      <w:r>
+        <w:rPr>
+          <w:rFonts w:ascii="Times New Roman" w:hAnsi="Times New Roman" w:cs="Times New Roman"/>
+          <w:color w:val="auto"/>
+          <w:sz w:val="24"/>
+          <w:szCs w:val="24"/>
           <w:lang w:val="tr-TR" w:eastAsia="tr-TR"/>
         </w:rPr>
         <w:t>2.7.</w:t>
@@ -3581,8 +3581,8 @@
         <w:rPr>
           <w:rFonts w:ascii="Times New Roman" w:hAnsi="Times New Roman" w:cs="Times New Roman"/>
           <w:color w:val="auto"/>
-          <w:sz w:val="28"/>
-          <w:szCs w:val="28"/>
+          <w:sz w:val="24"/>
+          <w:szCs w:val="24"/>
           <w:lang w:val="tr-TR" w:eastAsia="tr-TR"/>
         </w:rPr>
         <w:t xml:space="preserve">Faaliyetlerinizi gerçekleştirmek için kullandığınız girdiler ( hammadde, bilgi, hedef, malzeme, insan </w:t>
@@ -3592,8 +3592,8 @@
         <w:rPr>
           <w:rFonts w:ascii="Times New Roman" w:hAnsi="Times New Roman" w:cs="Times New Roman"/>
           <w:color w:val="auto"/>
-          <w:sz w:val="28"/>
-          <w:szCs w:val="28"/>
+          <w:sz w:val="24"/>
+          <w:szCs w:val="24"/>
           <w:lang w:val="tr-TR" w:eastAsia="tr-TR"/>
         </w:rPr>
         <w:t>vb</w:t>
@@ -3603,8 +3603,8 @@
         <w:rPr>
           <w:rFonts w:ascii="Times New Roman" w:hAnsi="Times New Roman" w:cs="Times New Roman"/>
           <w:color w:val="auto"/>
-          <w:sz w:val="28"/>
-          <w:szCs w:val="28"/>
+          <w:sz w:val="24"/>
+          <w:szCs w:val="24"/>
           <w:lang w:val="tr-TR" w:eastAsia="tr-TR"/>
         </w:rPr>
         <w:t>) nelerdir?</w:t>
@@ -3628,8 +3628,8 @@
           <w:rFonts w:ascii="Times New Roman" w:hAnsi="Times New Roman" w:cs="Times New Roman"/>
           <w:b/>
           <w:color w:val="auto"/>
-          <w:sz w:val="28"/>
-          <w:szCs w:val="28"/>
+          <w:sz w:val="24"/>
+          <w:szCs w:val="24"/>
           <w:lang w:val="tr-TR" w:eastAsia="tr-TR"/>
         </w:rPr>
       </w:pPr>
@@ -3648,8 +3648,8 @@
           <w:rFonts w:ascii="Times New Roman" w:hAnsi="Times New Roman" w:cs="Times New Roman"/>
           <w:b/>
           <w:color w:val="auto"/>
-          <w:sz w:val="28"/>
-          <w:szCs w:val="28"/>
+          <w:sz w:val="24"/>
+          <w:szCs w:val="24"/>
           <w:lang w:val="tr-TR" w:eastAsia="tr-TR"/>
         </w:rPr>
       </w:pPr>
@@ -3668,8 +3668,8 @@
           <w:rFonts w:ascii="Times New Roman" w:hAnsi="Times New Roman" w:cs="Times New Roman"/>
           <w:b/>
           <w:color w:val="auto"/>
-          <w:sz w:val="28"/>
-          <w:szCs w:val="28"/>
+          <w:sz w:val="24"/>
+          <w:szCs w:val="24"/>
           <w:lang w:val="tr-TR" w:eastAsia="tr-TR"/>
         </w:rPr>
       </w:pPr>
@@ -3688,8 +3688,8 @@
           <w:rFonts w:ascii="Times New Roman" w:hAnsi="Times New Roman" w:cs="Times New Roman"/>
           <w:b/>
           <w:color w:val="auto"/>
-          <w:sz w:val="28"/>
-          <w:szCs w:val="28"/>
+          <w:sz w:val="24"/>
+          <w:szCs w:val="24"/>
           <w:lang w:val="tr-TR" w:eastAsia="tr-TR"/>
         </w:rPr>
       </w:pPr>
@@ -3706,17 +3706,17 @@
         <w:rPr>
           <w:rFonts w:ascii="Times New Roman" w:hAnsi="Times New Roman" w:cs="Times New Roman"/>
           <w:color w:val="auto"/>
-          <w:sz w:val="28"/>
-          <w:szCs w:val="28"/>
-          <w:lang w:val="tr-TR" w:eastAsia="tr-TR"/>
-        </w:rPr>
-      </w:pPr>
-      <w:r>
-        <w:rPr>
-          <w:rFonts w:ascii="Times New Roman" w:hAnsi="Times New Roman" w:cs="Times New Roman"/>
-          <w:color w:val="auto"/>
-          <w:sz w:val="28"/>
-          <w:szCs w:val="28"/>
+          <w:sz w:val="24"/>
+          <w:szCs w:val="24"/>
+          <w:lang w:val="tr-TR" w:eastAsia="tr-TR"/>
+        </w:rPr>
+      </w:pPr>
+      <w:r>
+        <w:rPr>
+          <w:rFonts w:ascii="Times New Roman" w:hAnsi="Times New Roman" w:cs="Times New Roman"/>
+          <w:color w:val="auto"/>
+          <w:sz w:val="24"/>
+          <w:szCs w:val="24"/>
           <w:lang w:val="tr-TR" w:eastAsia="tr-TR"/>
         </w:rPr>
         <w:t>2.8.</w:t>
@@ -3725,8 +3725,8 @@
         <w:rPr>
           <w:rFonts w:ascii="Times New Roman" w:hAnsi="Times New Roman" w:cs="Times New Roman"/>
           <w:color w:val="auto"/>
-          <w:sz w:val="28"/>
-          <w:szCs w:val="28"/>
+          <w:sz w:val="24"/>
+          <w:szCs w:val="24"/>
           <w:lang w:val="tr-TR" w:eastAsia="tr-TR"/>
         </w:rPr>
         <w:t xml:space="preserve">Faaliyet sonuçlarınızı (çıktılarınızı) hedefe ulaşma açısından performansınızı ölçüyor musunuz? </w:t>
@@ -3750,8 +3750,8 @@
           <w:rFonts w:ascii="Times New Roman" w:hAnsi="Times New Roman" w:cs="Times New Roman"/>
           <w:b/>
           <w:color w:val="auto"/>
-          <w:sz w:val="28"/>
-          <w:szCs w:val="28"/>
+          <w:sz w:val="24"/>
+          <w:szCs w:val="24"/>
           <w:lang w:val="tr-TR" w:eastAsia="tr-TR"/>
         </w:rPr>
       </w:pPr>
@@ -3769,17 +3769,17 @@
         <w:rPr>
           <w:rFonts w:ascii="Times New Roman" w:hAnsi="Times New Roman" w:cs="Times New Roman"/>
           <w:color w:val="auto"/>
-          <w:sz w:val="28"/>
-          <w:szCs w:val="28"/>
-          <w:lang w:val="tr-TR" w:eastAsia="tr-TR"/>
-        </w:rPr>
-      </w:pPr>
-      <w:r>
-        <w:rPr>
-          <w:rFonts w:ascii="Times New Roman" w:hAnsi="Times New Roman" w:cs="Times New Roman"/>
-          <w:color w:val="auto"/>
-          <w:sz w:val="28"/>
-          <w:szCs w:val="28"/>
+          <w:sz w:val="24"/>
+          <w:szCs w:val="24"/>
+          <w:lang w:val="tr-TR" w:eastAsia="tr-TR"/>
+        </w:rPr>
+      </w:pPr>
+      <w:r>
+        <w:rPr>
+          <w:rFonts w:ascii="Times New Roman" w:hAnsi="Times New Roman" w:cs="Times New Roman"/>
+          <w:color w:val="auto"/>
+          <w:sz w:val="24"/>
+          <w:szCs w:val="24"/>
           <w:lang w:val="tr-TR" w:eastAsia="tr-TR"/>
         </w:rPr>
         <w:t>2.8.1.</w:t>
@@ -3788,8 +3788,8 @@
         <w:rPr>
           <w:rFonts w:ascii="Times New Roman" w:hAnsi="Times New Roman" w:cs="Times New Roman"/>
           <w:color w:val="auto"/>
-          <w:sz w:val="28"/>
-          <w:szCs w:val="28"/>
+          <w:sz w:val="24"/>
+          <w:szCs w:val="24"/>
           <w:lang w:val="tr-TR" w:eastAsia="tr-TR"/>
         </w:rPr>
         <w:t xml:space="preserve">Faaliyetlerinizin mevcut performansı nedir? </w:t>
@@ -3813,8 +3813,8 @@
           <w:rFonts w:ascii="Times New Roman" w:hAnsi="Times New Roman" w:cs="Times New Roman"/>
           <w:b/>
           <w:color w:val="auto"/>
-          <w:sz w:val="28"/>
-          <w:szCs w:val="28"/>
+          <w:sz w:val="24"/>
+          <w:szCs w:val="24"/>
           <w:lang w:val="tr-TR" w:eastAsia="tr-TR"/>
         </w:rPr>
       </w:pPr>
@@ -3833,8 +3833,8 @@
           <w:rFonts w:ascii="Times New Roman" w:hAnsi="Times New Roman" w:cs="Times New Roman"/>
           <w:b/>
           <w:color w:val="auto"/>
-          <w:sz w:val="28"/>
-          <w:szCs w:val="28"/>
+          <w:sz w:val="24"/>
+          <w:szCs w:val="24"/>
           <w:lang w:val="tr-TR" w:eastAsia="tr-TR"/>
         </w:rPr>
       </w:pPr>
@@ -3853,8 +3853,8 @@
           <w:rFonts w:ascii="Times New Roman" w:hAnsi="Times New Roman" w:cs="Times New Roman"/>
           <w:b/>
           <w:color w:val="auto"/>
-          <w:sz w:val="28"/>
-          <w:szCs w:val="28"/>
+          <w:sz w:val="24"/>
+          <w:szCs w:val="24"/>
           <w:lang w:val="tr-TR" w:eastAsia="tr-TR"/>
         </w:rPr>
       </w:pPr>
@@ -3872,17 +3872,17 @@
         <w:rPr>
           <w:rFonts w:ascii="Times New Roman" w:hAnsi="Times New Roman" w:cs="Times New Roman"/>
           <w:color w:val="auto"/>
-          <w:sz w:val="28"/>
-          <w:szCs w:val="28"/>
-          <w:lang w:val="tr-TR" w:eastAsia="tr-TR"/>
-        </w:rPr>
-      </w:pPr>
-      <w:r>
-        <w:rPr>
-          <w:rFonts w:ascii="Times New Roman" w:hAnsi="Times New Roman" w:cs="Times New Roman"/>
-          <w:color w:val="auto"/>
-          <w:sz w:val="28"/>
-          <w:szCs w:val="28"/>
+          <w:sz w:val="24"/>
+          <w:szCs w:val="24"/>
+          <w:lang w:val="tr-TR" w:eastAsia="tr-TR"/>
+        </w:rPr>
+      </w:pPr>
+      <w:r>
+        <w:rPr>
+          <w:rFonts w:ascii="Times New Roman" w:hAnsi="Times New Roman" w:cs="Times New Roman"/>
+          <w:color w:val="auto"/>
+          <w:sz w:val="24"/>
+          <w:szCs w:val="24"/>
           <w:lang w:val="tr-TR" w:eastAsia="tr-TR"/>
         </w:rPr>
         <w:t>2.8.2.</w:t>
@@ -3891,8 +3891,8 @@
         <w:rPr>
           <w:rFonts w:ascii="Times New Roman" w:hAnsi="Times New Roman" w:cs="Times New Roman"/>
           <w:color w:val="auto"/>
-          <w:sz w:val="28"/>
-          <w:szCs w:val="28"/>
+          <w:sz w:val="24"/>
+          <w:szCs w:val="24"/>
           <w:lang w:val="tr-TR" w:eastAsia="tr-TR"/>
         </w:rPr>
         <w:t xml:space="preserve">Hangi göstergelerle (miktar, sayı, performans, oran, maliyet </w:t>
@@ -3902,8 +3902,8 @@
         <w:rPr>
           <w:rFonts w:ascii="Times New Roman" w:hAnsi="Times New Roman" w:cs="Times New Roman"/>
           <w:color w:val="auto"/>
-          <w:sz w:val="28"/>
-          <w:szCs w:val="28"/>
+          <w:sz w:val="24"/>
+          <w:szCs w:val="24"/>
           <w:lang w:val="tr-TR" w:eastAsia="tr-TR"/>
         </w:rPr>
         <w:t>vb</w:t>
@@ -3913,8 +3913,8 @@
         <w:rPr>
           <w:rFonts w:ascii="Times New Roman" w:hAnsi="Times New Roman" w:cs="Times New Roman"/>
           <w:color w:val="auto"/>
-          <w:sz w:val="28"/>
-          <w:szCs w:val="28"/>
+          <w:sz w:val="24"/>
+          <w:szCs w:val="24"/>
           <w:lang w:val="tr-TR" w:eastAsia="tr-TR"/>
         </w:rPr>
         <w:t xml:space="preserve">) ölçüyorsunuz.  </w:t>
@@ -3929,63 +3929,63 @@
         <w:rPr>
           <w:rFonts w:ascii="Times New Roman" w:hAnsi="Times New Roman" w:cs="Times New Roman"/>
           <w:color w:val="auto"/>
-          <w:sz w:val="28"/>
-          <w:szCs w:val="28"/>
-          <w:lang w:val="tr-TR" w:eastAsia="tr-TR"/>
-        </w:rPr>
-      </w:pPr>
-    </w:p>
-    <w:p>
-      <w:pPr>
-        <w:rPr>
-          <w:rFonts w:ascii="Times New Roman" w:hAnsi="Times New Roman" w:cs="Times New Roman"/>
-          <w:color w:val="auto"/>
-          <w:sz w:val="28"/>
-          <w:szCs w:val="28"/>
-          <w:lang w:val="tr-TR" w:eastAsia="tr-TR"/>
-        </w:rPr>
-      </w:pPr>
-    </w:p>
-    <w:p>
-      <w:pPr>
-        <w:rPr>
-          <w:rFonts w:ascii="Times New Roman" w:hAnsi="Times New Roman" w:cs="Times New Roman"/>
-          <w:color w:val="auto"/>
-          <w:sz w:val="28"/>
-          <w:szCs w:val="28"/>
-          <w:lang w:val="tr-TR" w:eastAsia="tr-TR"/>
-        </w:rPr>
-      </w:pPr>
-    </w:p>
-    <w:p>
-      <w:pPr>
-        <w:rPr>
-          <w:rFonts w:ascii="Times New Roman" w:hAnsi="Times New Roman" w:cs="Times New Roman"/>
-          <w:color w:val="auto"/>
-          <w:sz w:val="28"/>
-          <w:szCs w:val="28"/>
-          <w:lang w:val="tr-TR" w:eastAsia="tr-TR"/>
-        </w:rPr>
-      </w:pPr>
-    </w:p>
-    <w:p>
-      <w:pPr>
-        <w:rPr>
-          <w:rFonts w:ascii="Times New Roman" w:hAnsi="Times New Roman" w:cs="Times New Roman"/>
-          <w:color w:val="auto"/>
-          <w:sz w:val="28"/>
-          <w:szCs w:val="28"/>
-          <w:lang w:val="tr-TR" w:eastAsia="tr-TR"/>
-        </w:rPr>
-      </w:pPr>
-    </w:p>
-    <w:p>
-      <w:pPr>
-        <w:rPr>
-          <w:rFonts w:ascii="Times New Roman" w:hAnsi="Times New Roman" w:cs="Times New Roman"/>
-          <w:color w:val="auto"/>
-          <w:sz w:val="28"/>
-          <w:szCs w:val="28"/>
+          <w:sz w:val="24"/>
+          <w:szCs w:val="24"/>
+          <w:lang w:val="tr-TR" w:eastAsia="tr-TR"/>
+        </w:rPr>
+      </w:pPr>
+    </w:p>
+    <w:p>
+      <w:pPr>
+        <w:rPr>
+          <w:rFonts w:ascii="Times New Roman" w:hAnsi="Times New Roman" w:cs="Times New Roman"/>
+          <w:color w:val="auto"/>
+          <w:sz w:val="24"/>
+          <w:szCs w:val="24"/>
+          <w:lang w:val="tr-TR" w:eastAsia="tr-TR"/>
+        </w:rPr>
+      </w:pPr>
+    </w:p>
+    <w:p>
+      <w:pPr>
+        <w:rPr>
+          <w:rFonts w:ascii="Times New Roman" w:hAnsi="Times New Roman" w:cs="Times New Roman"/>
+          <w:color w:val="auto"/>
+          <w:sz w:val="24"/>
+          <w:szCs w:val="24"/>
+          <w:lang w:val="tr-TR" w:eastAsia="tr-TR"/>
+        </w:rPr>
+      </w:pPr>
+    </w:p>
+    <w:p>
+      <w:pPr>
+        <w:rPr>
+          <w:rFonts w:ascii="Times New Roman" w:hAnsi="Times New Roman" w:cs="Times New Roman"/>
+          <w:color w:val="auto"/>
+          <w:sz w:val="24"/>
+          <w:szCs w:val="24"/>
+          <w:lang w:val="tr-TR" w:eastAsia="tr-TR"/>
+        </w:rPr>
+      </w:pPr>
+    </w:p>
+    <w:p>
+      <w:pPr>
+        <w:rPr>
+          <w:rFonts w:ascii="Times New Roman" w:hAnsi="Times New Roman" w:cs="Times New Roman"/>
+          <w:color w:val="auto"/>
+          <w:sz w:val="24"/>
+          <w:szCs w:val="24"/>
+          <w:lang w:val="tr-TR" w:eastAsia="tr-TR"/>
+        </w:rPr>
+      </w:pPr>
+    </w:p>
+    <w:p>
+      <w:pPr>
+        <w:rPr>
+          <w:rFonts w:ascii="Times New Roman" w:hAnsi="Times New Roman" w:cs="Times New Roman"/>
+          <w:color w:val="auto"/>
+          <w:sz w:val="24"/>
+          <w:szCs w:val="24"/>
           <w:lang w:val="tr-TR" w:eastAsia="tr-TR"/>
         </w:rPr>
       </w:pPr>
@@ -4003,8 +4003,8 @@
           <w:b/>
           <w:iCs/>
           <w:color w:val="auto"/>
-          <w:sz w:val="28"/>
-          <w:szCs w:val="28"/>
+          <w:sz w:val="24"/>
+          <w:szCs w:val="24"/>
           <w:u w:val="single"/>
           <w:lang w:val="tr-TR" w:eastAsia="tr-TR"/>
         </w:rPr>
@@ -4015,8 +4015,8 @@
           <w:b/>
           <w:iCs/>
           <w:color w:val="auto"/>
-          <w:sz w:val="28"/>
-          <w:szCs w:val="28"/>
+          <w:sz w:val="24"/>
+          <w:szCs w:val="24"/>
           <w:u w:val="single"/>
           <w:lang w:val="tr-TR" w:eastAsia="tr-TR"/>
         </w:rPr>
@@ -4028,8 +4028,8 @@
           <w:b/>
           <w:iCs/>
           <w:color w:val="auto"/>
-          <w:sz w:val="28"/>
-          <w:szCs w:val="28"/>
+          <w:sz w:val="24"/>
+          <w:szCs w:val="24"/>
           <w:u w:val="single"/>
           <w:lang w:val="tr-TR" w:eastAsia="tr-TR"/>
         </w:rPr>
@@ -4041,8 +4041,8 @@
         <w:rPr>
           <w:rFonts w:ascii="Times New Roman" w:hAnsi="Times New Roman" w:cs="Times New Roman"/>
           <w:color w:val="auto"/>
-          <w:sz w:val="28"/>
-          <w:szCs w:val="28"/>
+          <w:sz w:val="24"/>
+          <w:szCs w:val="24"/>
           <w:lang w:val="tr-TR" w:eastAsia="tr-TR"/>
         </w:rPr>
       </w:pPr>
@@ -4065,8 +4065,8 @@
           <w:i/>
           <w:iCs/>
           <w:color w:val="auto"/>
-          <w:sz w:val="28"/>
-          <w:szCs w:val="28"/>
+          <w:sz w:val="24"/>
+          <w:szCs w:val="24"/>
           <w:lang w:val="tr-TR" w:eastAsia="tr-TR"/>
         </w:rPr>
       </w:pPr>
@@ -4076,8 +4076,8 @@
           <w:i/>
           <w:iCs/>
           <w:color w:val="auto"/>
-          <w:sz w:val="28"/>
-          <w:szCs w:val="28"/>
+          <w:sz w:val="24"/>
+          <w:szCs w:val="24"/>
           <w:lang w:val="tr-TR" w:eastAsia="tr-TR"/>
         </w:rPr>
         <w:t xml:space="preserve">İşle ilgili hazırlanan, kontrol edilen veya onaylanan form, doküman ve raporlar nelerdir? </w:t>
@@ -4092,8 +4092,8 @@
         <w:rPr>
           <w:rFonts w:ascii="Times New Roman" w:hAnsi="Times New Roman" w:cs="Times New Roman"/>
           <w:color w:val="auto"/>
-          <w:sz w:val="28"/>
-          <w:szCs w:val="28"/>
+          <w:sz w:val="24"/>
+          <w:szCs w:val="24"/>
           <w:lang w:val="tr-TR" w:eastAsia="tr-TR"/>
         </w:rPr>
       </w:pPr>
@@ -4112,8 +4112,8 @@
           <w:bCs/>
           <w:iCs/>
           <w:color w:val="auto"/>
-          <w:sz w:val="28"/>
-          <w:szCs w:val="28"/>
+          <w:sz w:val="24"/>
+          <w:szCs w:val="24"/>
           <w:lang w:val="tr-TR" w:eastAsia="tr-TR"/>
         </w:rPr>
       </w:pPr>
@@ -4123,8 +4123,8 @@
           <w:bCs/>
           <w:iCs/>
           <w:color w:val="auto"/>
-          <w:sz w:val="28"/>
-          <w:szCs w:val="28"/>
+          <w:sz w:val="24"/>
+          <w:szCs w:val="24"/>
           <w:lang w:val="tr-TR" w:eastAsia="tr-TR"/>
         </w:rPr>
         <w:t>Gelen Belgeler ve Sözlü Talimatlar</w:t>
@@ -4135,8 +4135,8 @@
         <w:rPr>
           <w:rFonts w:ascii="Times New Roman" w:hAnsi="Times New Roman" w:cs="Times New Roman"/>
           <w:color w:val="auto"/>
-          <w:sz w:val="28"/>
-          <w:szCs w:val="28"/>
+          <w:sz w:val="24"/>
+          <w:szCs w:val="24"/>
           <w:lang w:val="tr-TR" w:eastAsia="tr-TR"/>
         </w:rPr>
       </w:pPr>
@@ -4190,8 +4190,8 @@
                 <w:rFonts w:ascii="Times New Roman" w:hAnsi="Times New Roman" w:cs="Times New Roman"/>
                 <w:b/>
                 <w:color w:val="auto"/>
-                <w:sz w:val="28"/>
-                <w:szCs w:val="28"/>
+                <w:sz w:val="24"/>
+                <w:szCs w:val="24"/>
                 <w:lang w:val="tr-TR" w:eastAsia="tr-TR"/>
               </w:rPr>
             </w:pPr>
@@ -4200,8 +4200,8 @@
                 <w:rFonts w:ascii="Times New Roman" w:hAnsi="Times New Roman" w:cs="Times New Roman"/>
                 <w:b/>
                 <w:color w:val="auto"/>
-                <w:sz w:val="28"/>
-                <w:szCs w:val="28"/>
+                <w:sz w:val="24"/>
+                <w:szCs w:val="24"/>
                 <w:lang w:val="tr-TR" w:eastAsia="tr-TR"/>
               </w:rPr>
               <w:t>BELGELER ve TALİMATLAR</w:t>
@@ -4229,8 +4229,8 @@
                 <w:b/>
                 <w:bCs/>
                 <w:color w:val="auto"/>
-                <w:sz w:val="28"/>
-                <w:szCs w:val="28"/>
+                <w:sz w:val="24"/>
+                <w:szCs w:val="24"/>
                 <w:lang w:val="tr-TR" w:eastAsia="tr-TR"/>
               </w:rPr>
             </w:pPr>
@@ -4245,8 +4245,8 @@
                 <w:b/>
                 <w:bCs/>
                 <w:color w:val="auto"/>
-                <w:sz w:val="28"/>
-                <w:szCs w:val="28"/>
+                <w:sz w:val="24"/>
+                <w:szCs w:val="24"/>
                 <w:lang w:val="tr-TR" w:eastAsia="tr-TR"/>
               </w:rPr>
             </w:pPr>
@@ -4261,8 +4261,8 @@
                 <w:b/>
                 <w:bCs/>
                 <w:color w:val="auto"/>
-                <w:sz w:val="28"/>
-                <w:szCs w:val="28"/>
+                <w:sz w:val="24"/>
+                <w:szCs w:val="24"/>
                 <w:lang w:val="tr-TR" w:eastAsia="tr-TR"/>
               </w:rPr>
             </w:pPr>
@@ -4272,8 +4272,8 @@
                 <w:b/>
                 <w:bCs/>
                 <w:color w:val="auto"/>
-                <w:sz w:val="28"/>
-                <w:szCs w:val="28"/>
+                <w:sz w:val="24"/>
+                <w:szCs w:val="24"/>
                 <w:lang w:val="tr-TR" w:eastAsia="tr-TR"/>
               </w:rPr>
               <w:t>GELDİĞİ</w:t>
@@ -4289,8 +4289,8 @@
                 <w:b/>
                 <w:bCs/>
                 <w:color w:val="auto"/>
-                <w:sz w:val="28"/>
-                <w:szCs w:val="28"/>
+                <w:sz w:val="24"/>
+                <w:szCs w:val="24"/>
                 <w:lang w:val="tr-TR" w:eastAsia="tr-TR"/>
               </w:rPr>
             </w:pPr>
@@ -4300,8 +4300,8 @@
                 <w:b/>
                 <w:bCs/>
                 <w:color w:val="auto"/>
-                <w:sz w:val="28"/>
-                <w:szCs w:val="28"/>
+                <w:sz w:val="24"/>
+                <w:szCs w:val="24"/>
                 <w:lang w:val="tr-TR" w:eastAsia="tr-TR"/>
               </w:rPr>
               <w:t>BÖLÜM</w:t>
@@ -4314,8 +4314,8 @@
                 <w:rFonts w:ascii="Times New Roman" w:hAnsi="Times New Roman" w:cs="Times New Roman"/>
                 <w:b/>
                 <w:color w:val="auto"/>
-                <w:sz w:val="28"/>
-                <w:szCs w:val="28"/>
+                <w:sz w:val="24"/>
+                <w:szCs w:val="24"/>
                 <w:lang w:val="tr-TR" w:eastAsia="tr-TR"/>
               </w:rPr>
             </w:pPr>
@@ -4343,8 +4343,8 @@
                 <w:b/>
                 <w:bCs/>
                 <w:color w:val="auto"/>
-                <w:sz w:val="28"/>
-                <w:szCs w:val="28"/>
+                <w:sz w:val="24"/>
+                <w:szCs w:val="24"/>
                 <w:lang w:val="tr-TR" w:eastAsia="tr-TR"/>
               </w:rPr>
             </w:pPr>
@@ -4354,8 +4354,8 @@
                 <w:b/>
                 <w:bCs/>
                 <w:color w:val="auto"/>
-                <w:sz w:val="28"/>
-                <w:szCs w:val="28"/>
+                <w:sz w:val="24"/>
+                <w:szCs w:val="24"/>
                 <w:lang w:val="tr-TR" w:eastAsia="tr-TR"/>
               </w:rPr>
               <w:t>YAPILAN</w:t>
@@ -4371,8 +4371,8 @@
                 <w:b/>
                 <w:bCs/>
                 <w:color w:val="auto"/>
-                <w:sz w:val="28"/>
-                <w:szCs w:val="28"/>
+                <w:sz w:val="24"/>
+                <w:szCs w:val="24"/>
                 <w:lang w:val="tr-TR" w:eastAsia="tr-TR"/>
               </w:rPr>
             </w:pPr>
@@ -4382,8 +4382,8 @@
                 <w:b/>
                 <w:bCs/>
                 <w:color w:val="auto"/>
-                <w:sz w:val="28"/>
-                <w:szCs w:val="28"/>
+                <w:sz w:val="24"/>
+                <w:szCs w:val="24"/>
                 <w:lang w:val="tr-TR" w:eastAsia="tr-TR"/>
               </w:rPr>
               <w:t>İŞLEM</w:t>
@@ -4413,8 +4413,8 @@
                 <w:b/>
                 <w:bCs/>
                 <w:color w:val="auto"/>
-                <w:sz w:val="28"/>
-                <w:szCs w:val="28"/>
+                <w:sz w:val="24"/>
+                <w:szCs w:val="24"/>
                 <w:lang w:val="tr-TR" w:eastAsia="tr-TR"/>
               </w:rPr>
             </w:pPr>
@@ -4424,8 +4424,8 @@
                 <w:b/>
                 <w:bCs/>
                 <w:color w:val="auto"/>
-                <w:sz w:val="28"/>
-                <w:szCs w:val="28"/>
+                <w:sz w:val="24"/>
+                <w:szCs w:val="24"/>
                 <w:lang w:val="tr-TR" w:eastAsia="tr-TR"/>
               </w:rPr>
               <w:t>SIKLIK</w:t>
@@ -4438,8 +4438,8 @@
                 <w:rFonts w:ascii="Times New Roman" w:hAnsi="Times New Roman" w:cs="Times New Roman"/>
                 <w:b/>
                 <w:color w:val="auto"/>
-                <w:sz w:val="28"/>
-                <w:szCs w:val="28"/>
+                <w:sz w:val="24"/>
+                <w:szCs w:val="24"/>
                 <w:lang w:val="tr-TR" w:eastAsia="tr-TR"/>
               </w:rPr>
             </w:pPr>
@@ -4448,8 +4448,8 @@
                 <w:rFonts w:ascii="Times New Roman" w:hAnsi="Times New Roman" w:cs="Times New Roman"/>
                 <w:b/>
                 <w:color w:val="auto"/>
-                <w:sz w:val="28"/>
-                <w:szCs w:val="28"/>
+                <w:sz w:val="24"/>
+                <w:szCs w:val="24"/>
                 <w:lang w:val="tr-TR" w:eastAsia="tr-TR"/>
               </w:rPr>
               <w:t>(kez/ay)</w:t>
@@ -4475,8 +4475,8 @@
                 <w:rFonts w:ascii="Times New Roman" w:hAnsi="Times New Roman" w:cs="Times New Roman"/>
                 <w:b/>
                 <w:color w:val="auto"/>
-                <w:sz w:val="28"/>
-                <w:szCs w:val="28"/>
+                <w:sz w:val="24"/>
+                <w:szCs w:val="24"/>
                 <w:lang w:val="tr-TR" w:eastAsia="tr-TR"/>
               </w:rPr>
             </w:pPr>
@@ -4485,8 +4485,8 @@
                 <w:rFonts w:ascii="Times New Roman" w:hAnsi="Times New Roman" w:cs="Times New Roman"/>
                 <w:b/>
                 <w:color w:val="auto"/>
-                <w:sz w:val="28"/>
-                <w:szCs w:val="28"/>
+                <w:sz w:val="24"/>
+                <w:szCs w:val="24"/>
                 <w:lang w:val="tr-TR" w:eastAsia="tr-TR"/>
               </w:rPr>
               <w:t xml:space="preserve">HARCANAN SÜRE </w:t>
@@ -4499,8 +4499,8 @@
                 <w:rFonts w:ascii="Times New Roman" w:hAnsi="Times New Roman" w:cs="Times New Roman"/>
                 <w:b/>
                 <w:color w:val="auto"/>
-                <w:sz w:val="28"/>
-                <w:szCs w:val="28"/>
+                <w:sz w:val="24"/>
+                <w:szCs w:val="24"/>
                 <w:lang w:val="tr-TR" w:eastAsia="tr-TR"/>
               </w:rPr>
             </w:pPr>
@@ -4509,8 +4509,8 @@
                 <w:rFonts w:ascii="Times New Roman" w:hAnsi="Times New Roman" w:cs="Times New Roman"/>
                 <w:b/>
                 <w:color w:val="auto"/>
-                <w:sz w:val="28"/>
-                <w:szCs w:val="28"/>
+                <w:sz w:val="24"/>
+                <w:szCs w:val="24"/>
                 <w:lang w:val="tr-TR" w:eastAsia="tr-TR"/>
               </w:rPr>
               <w:t>(Saat / Dakika)</w:t>
@@ -4691,8 +4691,8 @@
         <w:rPr>
           <w:rFonts w:ascii="Times New Roman" w:hAnsi="Times New Roman" w:cs="Times New Roman"/>
           <w:color w:val="auto"/>
-          <w:sz w:val="28"/>
-          <w:szCs w:val="28"/>
+          <w:sz w:val="24"/>
+          <w:szCs w:val="24"/>
           <w:lang w:val="tr-TR" w:eastAsia="tr-TR"/>
         </w:rPr>
       </w:pPr>
@@ -4707,17 +4707,17 @@
         <w:rPr>
           <w:rFonts w:ascii="Times New Roman" w:hAnsi="Times New Roman" w:cs="Times New Roman"/>
           <w:color w:val="auto"/>
-          <w:sz w:val="28"/>
-          <w:szCs w:val="28"/>
-          <w:lang w:val="tr-TR" w:eastAsia="tr-TR"/>
-        </w:rPr>
-      </w:pPr>
-      <w:r>
-        <w:rPr>
-          <w:rFonts w:ascii="Times New Roman" w:hAnsi="Times New Roman" w:cs="Times New Roman"/>
-          <w:color w:val="auto"/>
-          <w:sz w:val="28"/>
-          <w:szCs w:val="28"/>
+          <w:sz w:val="24"/>
+          <w:szCs w:val="24"/>
+          <w:lang w:val="tr-TR" w:eastAsia="tr-TR"/>
+        </w:rPr>
+      </w:pPr>
+      <w:r>
+        <w:rPr>
+          <w:rFonts w:ascii="Times New Roman" w:hAnsi="Times New Roman" w:cs="Times New Roman"/>
+          <w:color w:val="auto"/>
+          <w:sz w:val="24"/>
+          <w:szCs w:val="24"/>
           <w:lang w:val="tr-TR" w:eastAsia="tr-TR"/>
         </w:rPr>
         <w:t>Giden Belgeler ve Sözlü Talimatlar</w:t>
@@ -4729,8 +4729,8 @@
           <w:rFonts w:ascii="Times New Roman" w:hAnsi="Times New Roman" w:cs="Times New Roman"/>
           <w:b/>
           <w:color w:val="auto"/>
-          <w:sz w:val="28"/>
-          <w:szCs w:val="28"/>
+          <w:sz w:val="24"/>
+          <w:szCs w:val="24"/>
           <w:lang w:val="tr-TR" w:eastAsia="tr-TR"/>
         </w:rPr>
       </w:pPr>
@@ -4783,8 +4783,8 @@
                 <w:rFonts w:ascii="Times New Roman" w:hAnsi="Times New Roman" w:cs="Times New Roman"/>
                 <w:b/>
                 <w:color w:val="auto"/>
-                <w:sz w:val="28"/>
-                <w:szCs w:val="28"/>
+                <w:sz w:val="24"/>
+                <w:szCs w:val="24"/>
                 <w:lang w:val="tr-TR" w:eastAsia="tr-TR"/>
               </w:rPr>
             </w:pPr>
@@ -4793,8 +4793,8 @@
                 <w:rFonts w:ascii="Times New Roman" w:hAnsi="Times New Roman" w:cs="Times New Roman"/>
                 <w:b/>
                 <w:color w:val="auto"/>
-                <w:sz w:val="28"/>
-                <w:szCs w:val="28"/>
+                <w:sz w:val="24"/>
+                <w:szCs w:val="24"/>
                 <w:lang w:val="tr-TR" w:eastAsia="tr-TR"/>
               </w:rPr>
               <w:t>BELGE ADI</w:t>
@@ -4823,8 +4823,8 @@
                 <w:b/>
                 <w:bCs/>
                 <w:color w:val="auto"/>
-                <w:sz w:val="28"/>
-                <w:szCs w:val="28"/>
+                <w:sz w:val="24"/>
+                <w:szCs w:val="24"/>
                 <w:lang w:val="tr-TR" w:eastAsia="tr-TR"/>
               </w:rPr>
             </w:pPr>
@@ -4834,8 +4834,8 @@
                 <w:b/>
                 <w:bCs/>
                 <w:color w:val="auto"/>
-                <w:sz w:val="28"/>
-                <w:szCs w:val="28"/>
+                <w:sz w:val="24"/>
+                <w:szCs w:val="24"/>
                 <w:lang w:val="tr-TR" w:eastAsia="tr-TR"/>
               </w:rPr>
               <w:t>GÖNDERİLDİĞİ YER</w:t>
@@ -4851,8 +4851,8 @@
                 <w:b/>
                 <w:bCs/>
                 <w:color w:val="auto"/>
-                <w:sz w:val="28"/>
-                <w:szCs w:val="28"/>
+                <w:sz w:val="24"/>
+                <w:szCs w:val="24"/>
                 <w:lang w:val="tr-TR" w:eastAsia="tr-TR"/>
               </w:rPr>
             </w:pPr>
@@ -4862,8 +4862,8 @@
                 <w:b/>
                 <w:bCs/>
                 <w:color w:val="auto"/>
-                <w:sz w:val="28"/>
-                <w:szCs w:val="28"/>
+                <w:sz w:val="24"/>
+                <w:szCs w:val="24"/>
                 <w:lang w:val="tr-TR" w:eastAsia="tr-TR"/>
               </w:rPr>
               <w:t>VE AMACI</w:t>
@@ -4893,8 +4893,8 @@
                 <w:b/>
                 <w:bCs/>
                 <w:color w:val="auto"/>
-                <w:sz w:val="28"/>
-                <w:szCs w:val="28"/>
+                <w:sz w:val="24"/>
+                <w:szCs w:val="24"/>
                 <w:lang w:val="tr-TR" w:eastAsia="tr-TR"/>
               </w:rPr>
             </w:pPr>
@@ -4904,8 +4904,8 @@
                 <w:b/>
                 <w:bCs/>
                 <w:color w:val="auto"/>
-                <w:sz w:val="28"/>
-                <w:szCs w:val="28"/>
+                <w:sz w:val="24"/>
+                <w:szCs w:val="24"/>
                 <w:lang w:val="tr-TR" w:eastAsia="tr-TR"/>
               </w:rPr>
               <w:t>SIKLIK</w:t>
@@ -4931,8 +4931,8 @@
                 <w:rFonts w:ascii="Times New Roman" w:hAnsi="Times New Roman" w:cs="Times New Roman"/>
                 <w:b/>
                 <w:color w:val="auto"/>
-                <w:sz w:val="28"/>
-                <w:szCs w:val="28"/>
+                <w:sz w:val="24"/>
+                <w:szCs w:val="24"/>
                 <w:lang w:val="tr-TR" w:eastAsia="tr-TR"/>
               </w:rPr>
             </w:pPr>
@@ -4941,8 +4941,8 @@
                 <w:rFonts w:ascii="Times New Roman" w:hAnsi="Times New Roman" w:cs="Times New Roman"/>
                 <w:b/>
                 <w:color w:val="auto"/>
-                <w:sz w:val="28"/>
-                <w:szCs w:val="28"/>
+                <w:sz w:val="24"/>
+                <w:szCs w:val="24"/>
                 <w:lang w:val="tr-TR" w:eastAsia="tr-TR"/>
               </w:rPr>
               <w:t>HARCANAN SÜRE (Saat / Dakika)</w:t>
@@ -5024,18 +5024,18 @@
       <w:pPr>
         <w:rPr>
           <w:rFonts w:ascii="Times New Roman" w:hAnsi="Times New Roman" w:cs="Times New Roman"/>
-          <w:sz w:val="28"/>
-          <w:szCs w:val="28"/>
-          <w:lang w:val="tr-TR"/>
-        </w:rPr>
-      </w:pPr>
-    </w:p>
-    <w:p>
-      <w:pPr>
-        <w:rPr>
-          <w:rFonts w:ascii="Times New Roman" w:hAnsi="Times New Roman" w:cs="Times New Roman"/>
-          <w:sz w:val="28"/>
-          <w:szCs w:val="28"/>
+          <w:sz w:val="24"/>
+          <w:szCs w:val="24"/>
+          <w:lang w:val="tr-TR"/>
+        </w:rPr>
+      </w:pPr>
+    </w:p>
+    <w:p>
+      <w:pPr>
+        <w:rPr>
+          <w:rFonts w:ascii="Times New Roman" w:hAnsi="Times New Roman" w:cs="Times New Roman"/>
+          <w:sz w:val="24"/>
+          <w:szCs w:val="24"/>
           <w:lang w:val="tr-TR"/>
         </w:rPr>
       </w:pPr>
@@ -5054,8 +5054,8 @@
           <w:rFonts w:ascii="Times New Roman" w:hAnsi="Times New Roman" w:cs="Times New Roman"/>
           <w:b/>
           <w:color w:val="auto"/>
-          <w:sz w:val="28"/>
-          <w:szCs w:val="28"/>
+          <w:sz w:val="24"/>
+          <w:szCs w:val="24"/>
           <w:lang w:val="tr-TR" w:eastAsia="tr-TR"/>
         </w:rPr>
       </w:pPr>
@@ -5064,8 +5064,8 @@
           <w:rFonts w:ascii="Times New Roman" w:hAnsi="Times New Roman" w:cs="Times New Roman"/>
           <w:b/>
           <w:color w:val="auto"/>
-          <w:sz w:val="28"/>
-          <w:szCs w:val="28"/>
+          <w:sz w:val="24"/>
+          <w:szCs w:val="24"/>
           <w:lang w:val="tr-TR" w:eastAsia="tr-TR"/>
         </w:rPr>
         <w:t>İş esnasında sizin tarafınızdan yapılan kontroller nelerdir? Hangi sıklıkta yapılır?</w:t>
@@ -5077,8 +5077,8 @@
           <w:rFonts w:ascii="Times New Roman" w:hAnsi="Times New Roman" w:cs="Times New Roman"/>
           <w:b/>
           <w:color w:val="auto"/>
-          <w:sz w:val="28"/>
-          <w:szCs w:val="28"/>
+          <w:sz w:val="24"/>
+          <w:szCs w:val="24"/>
           <w:lang w:val="tr-TR" w:eastAsia="tr-TR"/>
         </w:rPr>
       </w:pPr>
@@ -5130,8 +5130,8 @@
                 <w:rFonts w:ascii="Times New Roman" w:hAnsi="Times New Roman" w:cs="Times New Roman"/>
                 <w:b/>
                 <w:color w:val="auto"/>
-                <w:sz w:val="28"/>
-                <w:szCs w:val="28"/>
+                <w:sz w:val="24"/>
+                <w:szCs w:val="24"/>
                 <w:lang w:val="tr-TR" w:eastAsia="tr-TR"/>
               </w:rPr>
             </w:pPr>
@@ -5140,8 +5140,8 @@
                 <w:rFonts w:ascii="Times New Roman" w:hAnsi="Times New Roman" w:cs="Times New Roman"/>
                 <w:b/>
                 <w:color w:val="auto"/>
-                <w:sz w:val="28"/>
-                <w:szCs w:val="28"/>
+                <w:sz w:val="24"/>
+                <w:szCs w:val="24"/>
                 <w:lang w:val="tr-TR" w:eastAsia="tr-TR"/>
               </w:rPr>
               <w:t>KONTROL / ONAY TÜRÜ</w:t>
@@ -5167,8 +5167,8 @@
                 <w:rFonts w:ascii="Times New Roman" w:hAnsi="Times New Roman" w:cs="Times New Roman"/>
                 <w:b/>
                 <w:color w:val="auto"/>
-                <w:sz w:val="28"/>
-                <w:szCs w:val="28"/>
+                <w:sz w:val="24"/>
+                <w:szCs w:val="24"/>
                 <w:lang w:val="tr-TR" w:eastAsia="tr-TR"/>
               </w:rPr>
             </w:pPr>
@@ -5177,8 +5177,8 @@
                 <w:rFonts w:ascii="Times New Roman" w:hAnsi="Times New Roman" w:cs="Times New Roman"/>
                 <w:b/>
                 <w:color w:val="auto"/>
-                <w:sz w:val="28"/>
-                <w:szCs w:val="28"/>
+                <w:sz w:val="24"/>
+                <w:szCs w:val="24"/>
                 <w:lang w:val="tr-TR" w:eastAsia="tr-TR"/>
               </w:rPr>
               <w:t>SIKLIK</w:t>
@@ -5204,8 +5204,8 @@
                 <w:rFonts w:ascii="Times New Roman" w:hAnsi="Times New Roman" w:cs="Times New Roman"/>
                 <w:b/>
                 <w:color w:val="auto"/>
-                <w:sz w:val="28"/>
-                <w:szCs w:val="28"/>
+                <w:sz w:val="24"/>
+                <w:szCs w:val="24"/>
                 <w:lang w:val="tr-TR" w:eastAsia="tr-TR"/>
               </w:rPr>
             </w:pPr>
@@ -5214,8 +5214,8 @@
                 <w:rFonts w:ascii="Times New Roman" w:hAnsi="Times New Roman" w:cs="Times New Roman"/>
                 <w:b/>
                 <w:color w:val="auto"/>
-                <w:sz w:val="28"/>
-                <w:szCs w:val="28"/>
+                <w:sz w:val="24"/>
+                <w:szCs w:val="24"/>
                 <w:lang w:val="tr-TR" w:eastAsia="tr-TR"/>
               </w:rPr>
               <w:t>HARCANAN SÜRE (</w:t>
@@ -5226,8 +5226,8 @@
                 <w:rFonts w:ascii="Times New Roman" w:hAnsi="Times New Roman" w:cs="Times New Roman"/>
                 <w:b/>
                 <w:color w:val="auto"/>
-                <w:sz w:val="28"/>
-                <w:szCs w:val="28"/>
+                <w:sz w:val="24"/>
+                <w:szCs w:val="24"/>
                 <w:lang w:val="tr-TR" w:eastAsia="tr-TR"/>
               </w:rPr>
               <w:t>dak</w:t>
@@ -5238,8 +5238,8 @@
                 <w:rFonts w:ascii="Times New Roman" w:hAnsi="Times New Roman" w:cs="Times New Roman"/>
                 <w:b/>
                 <w:color w:val="auto"/>
-                <w:sz w:val="28"/>
-                <w:szCs w:val="28"/>
+                <w:sz w:val="24"/>
+                <w:szCs w:val="24"/>
                 <w:lang w:val="tr-TR" w:eastAsia="tr-TR"/>
               </w:rPr>
               <w:t>.)</w:t>
@@ -5307,8 +5307,8 @@
         <w:rPr>
           <w:rFonts w:ascii="Times New Roman" w:hAnsi="Times New Roman" w:cs="Times New Roman"/>
           <w:color w:val="auto"/>
-          <w:sz w:val="28"/>
-          <w:szCs w:val="28"/>
+          <w:sz w:val="24"/>
+          <w:szCs w:val="24"/>
           <w:lang w:val="tr-TR" w:eastAsia="tr-TR"/>
         </w:rPr>
       </w:pPr>
@@ -5330,8 +5330,8 @@
           <w:rFonts w:ascii="Times New Roman" w:hAnsi="Times New Roman" w:cs="Times New Roman"/>
           <w:b/>
           <w:color w:val="auto"/>
-          <w:sz w:val="28"/>
-          <w:szCs w:val="28"/>
+          <w:sz w:val="24"/>
+          <w:szCs w:val="24"/>
           <w:lang w:val="tr-TR" w:eastAsia="tr-TR"/>
         </w:rPr>
       </w:pPr>
@@ -5340,8 +5340,8 @@
           <w:rFonts w:ascii="Times New Roman" w:hAnsi="Times New Roman" w:cs="Times New Roman"/>
           <w:b/>
           <w:color w:val="auto"/>
-          <w:sz w:val="28"/>
-          <w:szCs w:val="28"/>
+          <w:sz w:val="24"/>
+          <w:szCs w:val="24"/>
           <w:lang w:val="tr-TR" w:eastAsia="tr-TR"/>
         </w:rPr>
         <w:t>Yapılan görev/ işin gerektirdiği ağırlıklı çaba ne kadardır?</w:t>
@@ -5359,8 +5359,8 @@
           <w:rFonts w:ascii="Times New Roman" w:hAnsi="Times New Roman" w:cs="Times New Roman"/>
           <w:b/>
           <w:color w:val="auto"/>
-          <w:sz w:val="28"/>
-          <w:szCs w:val="28"/>
+          <w:sz w:val="24"/>
+          <w:szCs w:val="24"/>
           <w:lang w:val="tr-TR" w:eastAsia="tr-TR"/>
         </w:rPr>
       </w:pPr>
@@ -5415,8 +5415,8 @@
                 <w:b/>
                 <w:bCs/>
                 <w:color w:val="auto"/>
-                <w:sz w:val="28"/>
-                <w:szCs w:val="28"/>
+                <w:sz w:val="24"/>
+                <w:szCs w:val="24"/>
                 <w:lang w:val="tr-TR" w:eastAsia="tr-TR"/>
               </w:rPr>
             </w:pPr>
@@ -5426,8 +5426,8 @@
                 <w:b/>
                 <w:bCs/>
                 <w:color w:val="auto"/>
-                <w:sz w:val="28"/>
-                <w:szCs w:val="28"/>
+                <w:sz w:val="24"/>
+                <w:szCs w:val="24"/>
                 <w:lang w:val="tr-TR" w:eastAsia="tr-TR"/>
               </w:rPr>
               <w:t>AĞIRLIKLI ÇABA TÜRÜ</w:t>
@@ -5457,8 +5457,8 @@
                 <w:b/>
                 <w:bCs/>
                 <w:color w:val="auto"/>
-                <w:sz w:val="28"/>
-                <w:szCs w:val="28"/>
+                <w:sz w:val="24"/>
+                <w:szCs w:val="24"/>
                 <w:lang w:val="tr-TR" w:eastAsia="tr-TR"/>
               </w:rPr>
             </w:pPr>
@@ -5468,8 +5468,8 @@
                 <w:b/>
                 <w:bCs/>
                 <w:color w:val="auto"/>
-                <w:sz w:val="28"/>
-                <w:szCs w:val="28"/>
+                <w:sz w:val="24"/>
+                <w:szCs w:val="24"/>
                 <w:lang w:val="tr-TR" w:eastAsia="tr-TR"/>
               </w:rPr>
               <w:t>%</w:t>
@@ -5496,8 +5496,8 @@
                 <w:rFonts w:ascii="Times New Roman" w:hAnsi="Times New Roman" w:cs="Times New Roman"/>
                 <w:b/>
                 <w:color w:val="auto"/>
-                <w:sz w:val="28"/>
-                <w:szCs w:val="28"/>
+                <w:sz w:val="24"/>
+                <w:szCs w:val="24"/>
                 <w:lang w:val="tr-TR" w:eastAsia="tr-TR"/>
               </w:rPr>
             </w:pPr>
@@ -5506,8 +5506,8 @@
                 <w:rFonts w:ascii="Times New Roman" w:hAnsi="Times New Roman" w:cs="Times New Roman"/>
                 <w:b/>
                 <w:color w:val="auto"/>
-                <w:sz w:val="28"/>
-                <w:szCs w:val="28"/>
+                <w:sz w:val="24"/>
+                <w:szCs w:val="24"/>
                 <w:lang w:val="tr-TR" w:eastAsia="tr-TR"/>
               </w:rPr>
               <w:t>AÇIKLAMA</w:t>
@@ -5536,8 +5536,8 @@
               <w:rPr>
                 <w:rFonts w:ascii="Times New Roman" w:hAnsi="Times New Roman" w:cs="Times New Roman"/>
                 <w:color w:val="auto"/>
-                <w:sz w:val="28"/>
-                <w:szCs w:val="28"/>
+                <w:sz w:val="24"/>
+                <w:szCs w:val="24"/>
                 <w:lang w:val="tr-TR" w:eastAsia="tr-TR"/>
               </w:rPr>
             </w:pPr>
@@ -5545,8 +5545,8 @@
               <w:rPr>
                 <w:rFonts w:ascii="Times New Roman" w:hAnsi="Times New Roman" w:cs="Times New Roman"/>
                 <w:color w:val="auto"/>
-                <w:sz w:val="28"/>
-                <w:szCs w:val="28"/>
+                <w:sz w:val="24"/>
+                <w:szCs w:val="24"/>
                 <w:lang w:val="tr-TR" w:eastAsia="tr-TR"/>
               </w:rPr>
               <w:t xml:space="preserve"> Zihinsel çaba                                       </w:t>
@@ -5607,8 +5607,8 @@
               <w:rPr>
                 <w:rFonts w:ascii="Times New Roman" w:hAnsi="Times New Roman" w:cs="Times New Roman"/>
                 <w:color w:val="auto"/>
-                <w:sz w:val="28"/>
-                <w:szCs w:val="28"/>
+                <w:sz w:val="24"/>
+                <w:szCs w:val="24"/>
                 <w:lang w:val="tr-TR" w:eastAsia="tr-TR"/>
               </w:rPr>
             </w:pPr>
@@ -5616,8 +5616,8 @@
               <w:rPr>
                 <w:rFonts w:ascii="Times New Roman" w:hAnsi="Times New Roman" w:cs="Times New Roman"/>
                 <w:color w:val="auto"/>
-                <w:sz w:val="28"/>
-                <w:szCs w:val="28"/>
+                <w:sz w:val="24"/>
+                <w:szCs w:val="24"/>
                 <w:lang w:val="tr-TR" w:eastAsia="tr-TR"/>
               </w:rPr>
               <w:t xml:space="preserve">Fiziksel çaba                             </w:t>
@@ -5663,19 +5663,19 @@
         <w:rPr>
           <w:rFonts w:ascii="Times New Roman" w:hAnsi="Times New Roman" w:cs="Times New Roman"/>
           <w:color w:val="auto"/>
-          <w:sz w:val="28"/>
-          <w:szCs w:val="28"/>
-          <w:lang w:val="tr-TR" w:eastAsia="tr-TR"/>
-        </w:rPr>
-      </w:pPr>
-    </w:p>
-    <w:p>
-      <w:pPr>
-        <w:rPr>
-          <w:rFonts w:ascii="Times New Roman" w:hAnsi="Times New Roman" w:cs="Times New Roman"/>
-          <w:color w:val="auto"/>
-          <w:sz w:val="28"/>
-          <w:szCs w:val="28"/>
+          <w:sz w:val="24"/>
+          <w:szCs w:val="24"/>
+          <w:lang w:val="tr-TR" w:eastAsia="tr-TR"/>
+        </w:rPr>
+      </w:pPr>
+    </w:p>
+    <w:p>
+      <w:pPr>
+        <w:rPr>
+          <w:rFonts w:ascii="Times New Roman" w:hAnsi="Times New Roman" w:cs="Times New Roman"/>
+          <w:color w:val="auto"/>
+          <w:sz w:val="24"/>
+          <w:szCs w:val="24"/>
           <w:lang w:val="tr-TR" w:eastAsia="tr-TR"/>
         </w:rPr>
       </w:pPr>
@@ -5695,8 +5695,8 @@
           <w:rFonts w:ascii="Times New Roman" w:hAnsi="Times New Roman" w:cs="Times New Roman"/>
           <w:b/>
           <w:color w:val="auto"/>
-          <w:sz w:val="28"/>
-          <w:szCs w:val="28"/>
+          <w:sz w:val="24"/>
+          <w:szCs w:val="24"/>
           <w:lang w:val="tr-TR" w:eastAsia="tr-TR"/>
         </w:rPr>
       </w:pPr>
@@ -5705,8 +5705,8 @@
           <w:rFonts w:ascii="Times New Roman" w:hAnsi="Times New Roman" w:cs="Times New Roman"/>
           <w:b/>
           <w:color w:val="auto"/>
-          <w:sz w:val="28"/>
-          <w:szCs w:val="28"/>
+          <w:sz w:val="24"/>
+          <w:szCs w:val="24"/>
           <w:lang w:val="tr-TR" w:eastAsia="tr-TR"/>
         </w:rPr>
         <w:t>Yaptığınız işler, nasıl ve kim tarafından kontrol ediliyor ya da onaylanıyor?</w:t>
@@ -5717,8 +5717,8 @@
         <w:rPr>
           <w:rFonts w:ascii="Times New Roman" w:hAnsi="Times New Roman" w:cs="Times New Roman"/>
           <w:color w:val="auto"/>
-          <w:sz w:val="28"/>
-          <w:szCs w:val="28"/>
+          <w:sz w:val="24"/>
+          <w:szCs w:val="24"/>
           <w:lang w:val="tr-TR" w:eastAsia="tr-TR"/>
         </w:rPr>
       </w:pPr>
@@ -5776,8 +5776,8 @@
                 <w:b/>
                 <w:bCs/>
                 <w:color w:val="auto"/>
-                <w:sz w:val="28"/>
-                <w:szCs w:val="28"/>
+                <w:sz w:val="24"/>
+                <w:szCs w:val="24"/>
                 <w:lang w:val="tr-TR" w:eastAsia="tr-TR"/>
               </w:rPr>
             </w:pPr>
@@ -5787,8 +5787,8 @@
                 <w:b/>
                 <w:bCs/>
                 <w:color w:val="auto"/>
-                <w:sz w:val="28"/>
-                <w:szCs w:val="28"/>
+                <w:sz w:val="24"/>
+                <w:szCs w:val="24"/>
                 <w:lang w:val="tr-TR" w:eastAsia="tr-TR"/>
               </w:rPr>
               <w:t>YAPILAN İŞ</w:t>
@@ -5815,8 +5815,8 @@
                 <w:rFonts w:ascii="Times New Roman" w:hAnsi="Times New Roman" w:cs="Times New Roman"/>
                 <w:b/>
                 <w:color w:val="auto"/>
-                <w:sz w:val="28"/>
-                <w:szCs w:val="28"/>
+                <w:sz w:val="24"/>
+                <w:szCs w:val="24"/>
                 <w:lang w:val="tr-TR" w:eastAsia="tr-TR"/>
               </w:rPr>
             </w:pPr>
@@ -5825,8 +5825,8 @@
                 <w:rFonts w:ascii="Times New Roman" w:hAnsi="Times New Roman" w:cs="Times New Roman"/>
                 <w:b/>
                 <w:color w:val="auto"/>
-                <w:sz w:val="28"/>
-                <w:szCs w:val="28"/>
+                <w:sz w:val="24"/>
+                <w:szCs w:val="24"/>
                 <w:lang w:val="tr-TR" w:eastAsia="tr-TR"/>
               </w:rPr>
               <w:t>KONTROL AMACI</w:t>
@@ -5853,8 +5853,8 @@
                 <w:rFonts w:ascii="Times New Roman" w:hAnsi="Times New Roman" w:cs="Times New Roman"/>
                 <w:b/>
                 <w:color w:val="auto"/>
-                <w:sz w:val="28"/>
-                <w:szCs w:val="28"/>
+                <w:sz w:val="24"/>
+                <w:szCs w:val="24"/>
                 <w:lang w:val="tr-TR" w:eastAsia="tr-TR"/>
               </w:rPr>
             </w:pPr>
@@ -5863,8 +5863,8 @@
                 <w:rFonts w:ascii="Times New Roman" w:hAnsi="Times New Roman" w:cs="Times New Roman"/>
                 <w:b/>
                 <w:color w:val="auto"/>
-                <w:sz w:val="28"/>
-                <w:szCs w:val="28"/>
+                <w:sz w:val="24"/>
+                <w:szCs w:val="24"/>
                 <w:lang w:val="tr-TR" w:eastAsia="tr-TR"/>
               </w:rPr>
               <w:t>KONTROL EDEN/ONAYLANAN</w:t>
@@ -5891,8 +5891,8 @@
               <w:rPr>
                 <w:rFonts w:ascii="Times New Roman" w:hAnsi="Times New Roman" w:cs="Times New Roman"/>
                 <w:color w:val="auto"/>
-                <w:sz w:val="28"/>
-                <w:szCs w:val="28"/>
+                <w:sz w:val="24"/>
+                <w:szCs w:val="24"/>
                 <w:lang w:val="tr-TR" w:eastAsia="tr-TR"/>
               </w:rPr>
             </w:pPr>
@@ -5917,8 +5917,8 @@
                 <w:rFonts w:ascii="Times New Roman" w:hAnsi="Times New Roman" w:cs="Times New Roman"/>
                 <w:b/>
                 <w:color w:val="auto"/>
-                <w:sz w:val="28"/>
-                <w:szCs w:val="28"/>
+                <w:sz w:val="24"/>
+                <w:szCs w:val="24"/>
                 <w:lang w:val="tr-TR" w:eastAsia="tr-TR"/>
               </w:rPr>
             </w:pPr>
@@ -5942,8 +5942,8 @@
                 <w:rFonts w:ascii="Times New Roman" w:hAnsi="Times New Roman" w:cs="Times New Roman"/>
                 <w:b/>
                 <w:color w:val="auto"/>
-                <w:sz w:val="28"/>
-                <w:szCs w:val="28"/>
+                <w:sz w:val="24"/>
+                <w:szCs w:val="24"/>
                 <w:lang w:val="tr-TR" w:eastAsia="tr-TR"/>
               </w:rPr>
             </w:pPr>
@@ -5952,8 +5952,8 @@
                 <w:rFonts w:ascii="Times New Roman" w:hAnsi="Times New Roman" w:cs="Times New Roman"/>
                 <w:b/>
                 <w:color w:val="auto"/>
-                <w:sz w:val="28"/>
-                <w:szCs w:val="28"/>
+                <w:sz w:val="24"/>
+                <w:szCs w:val="24"/>
                 <w:lang w:val="tr-TR" w:eastAsia="tr-TR"/>
               </w:rPr>
               <w:t>Kontrol</w:t>
@@ -5978,8 +5978,8 @@
                 <w:rFonts w:ascii="Times New Roman" w:hAnsi="Times New Roman" w:cs="Times New Roman"/>
                 <w:b/>
                 <w:color w:val="auto"/>
-                <w:sz w:val="28"/>
-                <w:szCs w:val="28"/>
+                <w:sz w:val="24"/>
+                <w:szCs w:val="24"/>
                 <w:lang w:val="tr-TR" w:eastAsia="tr-TR"/>
               </w:rPr>
             </w:pPr>
@@ -5988,8 +5988,8 @@
                 <w:rFonts w:ascii="Times New Roman" w:hAnsi="Times New Roman" w:cs="Times New Roman"/>
                 <w:b/>
                 <w:color w:val="auto"/>
-                <w:sz w:val="28"/>
-                <w:szCs w:val="28"/>
+                <w:sz w:val="24"/>
+                <w:szCs w:val="24"/>
                 <w:lang w:val="tr-TR" w:eastAsia="tr-TR"/>
               </w:rPr>
               <w:t>Paraf</w:t>
@@ -6014,8 +6014,8 @@
                 <w:rFonts w:ascii="Times New Roman" w:hAnsi="Times New Roman" w:cs="Times New Roman"/>
                 <w:b/>
                 <w:color w:val="auto"/>
-                <w:sz w:val="28"/>
-                <w:szCs w:val="28"/>
+                <w:sz w:val="24"/>
+                <w:szCs w:val="24"/>
                 <w:lang w:val="tr-TR" w:eastAsia="tr-TR"/>
               </w:rPr>
             </w:pPr>
@@ -6024,8 +6024,8 @@
                 <w:rFonts w:ascii="Times New Roman" w:hAnsi="Times New Roman" w:cs="Times New Roman"/>
                 <w:b/>
                 <w:color w:val="auto"/>
-                <w:sz w:val="28"/>
-                <w:szCs w:val="28"/>
+                <w:sz w:val="24"/>
+                <w:szCs w:val="24"/>
                 <w:lang w:val="tr-TR" w:eastAsia="tr-TR"/>
               </w:rPr>
               <w:t>İmza</w:t>
@@ -6050,8 +6050,8 @@
                 <w:rFonts w:ascii="Times New Roman" w:hAnsi="Times New Roman" w:cs="Times New Roman"/>
                 <w:b/>
                 <w:color w:val="auto"/>
-                <w:sz w:val="28"/>
-                <w:szCs w:val="28"/>
+                <w:sz w:val="24"/>
+                <w:szCs w:val="24"/>
                 <w:lang w:val="tr-TR" w:eastAsia="tr-TR"/>
               </w:rPr>
             </w:pPr>
@@ -6060,8 +6060,8 @@
                 <w:rFonts w:ascii="Times New Roman" w:hAnsi="Times New Roman" w:cs="Times New Roman"/>
                 <w:b/>
                 <w:color w:val="auto"/>
-                <w:sz w:val="28"/>
-                <w:szCs w:val="28"/>
+                <w:sz w:val="24"/>
+                <w:szCs w:val="24"/>
                 <w:lang w:val="tr-TR" w:eastAsia="tr-TR"/>
               </w:rPr>
               <w:t>Makam Onay</w:t>
@@ -6174,7 +6174,7 @@
         <w:rPr>
           <w:rFonts w:ascii="Times New Roman" w:hAnsi="Times New Roman" w:cs="Times New Roman"/>
           <w:noProof/>
-          <w:szCs w:val="28"/>
+          <w:szCs w:val="24"/>
           <w:lang w:val="tr-TR"/>
         </w:rPr>
       </w:pPr>
@@ -6194,8 +6194,8 @@
           <w:rFonts w:ascii="Times New Roman" w:hAnsi="Times New Roman" w:cs="Times New Roman"/>
           <w:b/>
           <w:color w:val="auto"/>
-          <w:sz w:val="28"/>
-          <w:szCs w:val="28"/>
+          <w:sz w:val="24"/>
+          <w:szCs w:val="24"/>
           <w:lang w:val="tr-TR" w:eastAsia="tr-TR"/>
         </w:rPr>
       </w:pPr>
@@ -6204,8 +6204,8 @@
           <w:rFonts w:ascii="Times New Roman" w:hAnsi="Times New Roman" w:cs="Times New Roman"/>
           <w:b/>
           <w:color w:val="auto"/>
-          <w:sz w:val="28"/>
-          <w:szCs w:val="28"/>
+          <w:sz w:val="24"/>
+          <w:szCs w:val="24"/>
           <w:lang w:val="tr-TR" w:eastAsia="tr-TR"/>
         </w:rPr>
         <w:t>İş Yapanın Yetkileri Nelerdir?</w:t>
@@ -6216,8 +6216,8 @@
         <w:rPr>
           <w:rFonts w:ascii="Times New Roman" w:hAnsi="Times New Roman" w:cs="Times New Roman"/>
           <w:color w:val="auto"/>
-          <w:sz w:val="28"/>
-          <w:szCs w:val="28"/>
+          <w:sz w:val="24"/>
+          <w:szCs w:val="24"/>
           <w:lang w:val="tr-TR" w:eastAsia="tr-TR"/>
         </w:rPr>
       </w:pPr>
@@ -6228,8 +6228,8 @@
         <w:rPr>
           <w:rFonts w:ascii="Times New Roman" w:hAnsi="Times New Roman" w:cs="Times New Roman"/>
           <w:color w:val="auto"/>
-          <w:sz w:val="28"/>
-          <w:szCs w:val="28"/>
+          <w:sz w:val="24"/>
+          <w:szCs w:val="24"/>
           <w:lang w:val="tr-TR" w:eastAsia="tr-TR"/>
         </w:rPr>
       </w:pPr>
@@ -6240,8 +6240,8 @@
         <w:rPr>
           <w:rFonts w:ascii="Times New Roman" w:hAnsi="Times New Roman" w:cs="Times New Roman"/>
           <w:color w:val="auto"/>
-          <w:sz w:val="28"/>
-          <w:szCs w:val="28"/>
+          <w:sz w:val="24"/>
+          <w:szCs w:val="24"/>
           <w:lang w:val="tr-TR" w:eastAsia="tr-TR"/>
         </w:rPr>
         <w:tab/>
@@ -6254,8 +6254,8 @@
         <w:rPr>
           <w:rFonts w:ascii="Times New Roman" w:hAnsi="Times New Roman" w:cs="Times New Roman"/>
           <w:color w:val="auto"/>
-          <w:sz w:val="28"/>
-          <w:szCs w:val="28"/>
+          <w:sz w:val="24"/>
+          <w:szCs w:val="24"/>
           <w:lang w:val="tr-TR" w:eastAsia="tr-TR"/>
         </w:rPr>
       </w:pPr>
@@ -6266,8 +6266,8 @@
         <w:rPr>
           <w:rFonts w:ascii="Times New Roman" w:hAnsi="Times New Roman" w:cs="Times New Roman"/>
           <w:color w:val="auto"/>
-          <w:sz w:val="28"/>
-          <w:szCs w:val="28"/>
+          <w:sz w:val="24"/>
+          <w:szCs w:val="24"/>
           <w:lang w:val="tr-TR" w:eastAsia="tr-TR"/>
         </w:rPr>
         <w:tab/>
@@ -6280,8 +6280,8 @@
         <w:rPr>
           <w:rFonts w:ascii="Times New Roman" w:hAnsi="Times New Roman" w:cs="Times New Roman"/>
           <w:color w:val="auto"/>
-          <w:sz w:val="28"/>
-          <w:szCs w:val="28"/>
+          <w:sz w:val="24"/>
+          <w:szCs w:val="24"/>
           <w:lang w:val="tr-TR" w:eastAsia="tr-TR"/>
         </w:rPr>
       </w:pPr>
@@ -6292,8 +6292,8 @@
         <w:rPr>
           <w:rFonts w:ascii="Times New Roman" w:hAnsi="Times New Roman" w:cs="Times New Roman"/>
           <w:color w:val="auto"/>
-          <w:sz w:val="28"/>
-          <w:szCs w:val="28"/>
+          <w:sz w:val="24"/>
+          <w:szCs w:val="24"/>
           <w:lang w:val="tr-TR" w:eastAsia="tr-TR"/>
         </w:rPr>
         <w:tab/>
@@ -6306,8 +6306,8 @@
         <w:rPr>
           <w:rFonts w:ascii="Times New Roman" w:hAnsi="Times New Roman" w:cs="Times New Roman"/>
           <w:color w:val="auto"/>
-          <w:sz w:val="28"/>
-          <w:szCs w:val="28"/>
+          <w:sz w:val="24"/>
+          <w:szCs w:val="24"/>
           <w:lang w:val="tr-TR" w:eastAsia="tr-TR"/>
         </w:rPr>
       </w:pPr>
@@ -6318,8 +6318,8 @@
         <w:rPr>
           <w:rFonts w:ascii="Times New Roman" w:hAnsi="Times New Roman" w:cs="Times New Roman"/>
           <w:color w:val="auto"/>
-          <w:sz w:val="28"/>
-          <w:szCs w:val="28"/>
+          <w:sz w:val="24"/>
+          <w:szCs w:val="24"/>
           <w:lang w:val="tr-TR" w:eastAsia="tr-TR"/>
         </w:rPr>
         <w:tab/>
@@ -6332,8 +6332,8 @@
         <w:rPr>
           <w:rFonts w:ascii="Times New Roman" w:hAnsi="Times New Roman" w:cs="Times New Roman"/>
           <w:color w:val="auto"/>
-          <w:sz w:val="28"/>
-          <w:szCs w:val="28"/>
+          <w:sz w:val="24"/>
+          <w:szCs w:val="24"/>
           <w:lang w:val="tr-TR" w:eastAsia="tr-TR"/>
         </w:rPr>
       </w:pPr>
@@ -6344,8 +6344,8 @@
         <w:rPr>
           <w:rFonts w:ascii="Times New Roman" w:hAnsi="Times New Roman" w:cs="Times New Roman"/>
           <w:color w:val="auto"/>
-          <w:sz w:val="28"/>
-          <w:szCs w:val="28"/>
+          <w:sz w:val="24"/>
+          <w:szCs w:val="24"/>
           <w:lang w:val="tr-TR" w:eastAsia="tr-TR"/>
         </w:rPr>
         <w:tab/>
@@ -6358,8 +6358,8 @@
         <w:rPr>
           <w:rFonts w:ascii="Times New Roman" w:hAnsi="Times New Roman" w:cs="Times New Roman"/>
           <w:color w:val="auto"/>
-          <w:sz w:val="28"/>
-          <w:szCs w:val="28"/>
+          <w:sz w:val="24"/>
+          <w:szCs w:val="24"/>
           <w:lang w:val="tr-TR" w:eastAsia="tr-TR"/>
         </w:rPr>
       </w:pPr>
@@ -6370,8 +6370,8 @@
         <w:rPr>
           <w:rFonts w:ascii="Times New Roman" w:hAnsi="Times New Roman" w:cs="Times New Roman"/>
           <w:color w:val="auto"/>
-          <w:sz w:val="28"/>
-          <w:szCs w:val="28"/>
+          <w:sz w:val="24"/>
+          <w:szCs w:val="24"/>
           <w:lang w:val="tr-TR" w:eastAsia="tr-TR"/>
         </w:rPr>
         <w:tab/>
@@ -6384,8 +6384,8 @@
         <w:rPr>
           <w:rFonts w:ascii="Times New Roman" w:hAnsi="Times New Roman" w:cs="Times New Roman"/>
           <w:color w:val="auto"/>
-          <w:sz w:val="28"/>
-          <w:szCs w:val="28"/>
+          <w:sz w:val="24"/>
+          <w:szCs w:val="24"/>
           <w:lang w:val="tr-TR" w:eastAsia="tr-TR"/>
         </w:rPr>
       </w:pPr>
@@ -6396,8 +6396,8 @@
         <w:rPr>
           <w:rFonts w:ascii="Times New Roman" w:hAnsi="Times New Roman" w:cs="Times New Roman"/>
           <w:color w:val="auto"/>
-          <w:sz w:val="28"/>
-          <w:szCs w:val="28"/>
+          <w:sz w:val="24"/>
+          <w:szCs w:val="24"/>
           <w:lang w:val="tr-TR" w:eastAsia="tr-TR"/>
         </w:rPr>
         <w:tab/>
@@ -6410,8 +6410,8 @@
         <w:rPr>
           <w:rFonts w:ascii="Times New Roman" w:hAnsi="Times New Roman" w:cs="Times New Roman"/>
           <w:color w:val="auto"/>
-          <w:sz w:val="28"/>
-          <w:szCs w:val="28"/>
+          <w:sz w:val="24"/>
+          <w:szCs w:val="24"/>
           <w:lang w:val="tr-TR" w:eastAsia="tr-TR"/>
         </w:rPr>
       </w:pPr>
@@ -6422,8 +6422,8 @@
         <w:rPr>
           <w:rFonts w:ascii="Times New Roman" w:hAnsi="Times New Roman" w:cs="Times New Roman"/>
           <w:color w:val="auto"/>
-          <w:sz w:val="28"/>
-          <w:szCs w:val="28"/>
+          <w:sz w:val="24"/>
+          <w:szCs w:val="24"/>
           <w:lang w:val="tr-TR" w:eastAsia="tr-TR"/>
         </w:rPr>
         <w:tab/>
@@ -6436,8 +6436,8 @@
         <w:rPr>
           <w:rFonts w:ascii="Times New Roman" w:hAnsi="Times New Roman" w:cs="Times New Roman"/>
           <w:color w:val="auto"/>
-          <w:sz w:val="28"/>
-          <w:szCs w:val="28"/>
+          <w:sz w:val="24"/>
+          <w:szCs w:val="24"/>
           <w:lang w:val="tr-TR" w:eastAsia="tr-TR"/>
         </w:rPr>
       </w:pPr>
@@ -6448,8 +6448,8 @@
         <w:rPr>
           <w:rFonts w:ascii="Times New Roman" w:hAnsi="Times New Roman" w:cs="Times New Roman"/>
           <w:color w:val="auto"/>
-          <w:sz w:val="28"/>
-          <w:szCs w:val="28"/>
+          <w:sz w:val="24"/>
+          <w:szCs w:val="24"/>
           <w:lang w:val="tr-TR" w:eastAsia="tr-TR"/>
         </w:rPr>
         <w:tab/>
@@ -6462,8 +6462,8 @@
         <w:rPr>
           <w:rFonts w:ascii="Times New Roman" w:hAnsi="Times New Roman" w:cs="Times New Roman"/>
           <w:color w:val="auto"/>
-          <w:sz w:val="28"/>
-          <w:szCs w:val="28"/>
+          <w:sz w:val="24"/>
+          <w:szCs w:val="24"/>
           <w:lang w:val="tr-TR" w:eastAsia="tr-TR"/>
         </w:rPr>
       </w:pPr>
@@ -6474,8 +6474,8 @@
         <w:rPr>
           <w:rFonts w:ascii="Times New Roman" w:hAnsi="Times New Roman" w:cs="Times New Roman"/>
           <w:color w:val="auto"/>
-          <w:sz w:val="28"/>
-          <w:szCs w:val="28"/>
+          <w:sz w:val="24"/>
+          <w:szCs w:val="24"/>
           <w:lang w:val="tr-TR" w:eastAsia="tr-TR"/>
         </w:rPr>
         <w:tab/>
@@ -6488,8 +6488,8 @@
         <w:rPr>
           <w:rFonts w:ascii="Times New Roman" w:hAnsi="Times New Roman" w:cs="Times New Roman"/>
           <w:color w:val="auto"/>
-          <w:sz w:val="28"/>
-          <w:szCs w:val="28"/>
+          <w:sz w:val="24"/>
+          <w:szCs w:val="24"/>
           <w:lang w:val="tr-TR" w:eastAsia="tr-TR"/>
         </w:rPr>
       </w:pPr>
@@ -6500,8 +6500,8 @@
         <w:rPr>
           <w:rFonts w:ascii="Times New Roman" w:hAnsi="Times New Roman" w:cs="Times New Roman"/>
           <w:color w:val="auto"/>
-          <w:sz w:val="28"/>
-          <w:szCs w:val="28"/>
+          <w:sz w:val="24"/>
+          <w:szCs w:val="24"/>
           <w:lang w:val="tr-TR" w:eastAsia="tr-TR"/>
         </w:rPr>
         <w:tab/>
@@ -6514,8 +6514,8 @@
         <w:rPr>
           <w:rFonts w:ascii="Times New Roman" w:hAnsi="Times New Roman" w:cs="Times New Roman"/>
           <w:color w:val="auto"/>
-          <w:sz w:val="28"/>
-          <w:szCs w:val="28"/>
+          <w:sz w:val="24"/>
+          <w:szCs w:val="24"/>
           <w:lang w:val="tr-TR" w:eastAsia="tr-TR"/>
         </w:rPr>
       </w:pPr>
@@ -6526,8 +6526,8 @@
         <w:rPr>
           <w:rFonts w:ascii="Times New Roman" w:hAnsi="Times New Roman" w:cs="Times New Roman"/>
           <w:color w:val="auto"/>
-          <w:sz w:val="28"/>
-          <w:szCs w:val="28"/>
+          <w:sz w:val="24"/>
+          <w:szCs w:val="24"/>
           <w:lang w:val="tr-TR" w:eastAsia="tr-TR"/>
         </w:rPr>
         <w:tab/>
@@ -6540,8 +6540,8 @@
         <w:rPr>
           <w:rFonts w:ascii="Times New Roman" w:hAnsi="Times New Roman" w:cs="Times New Roman"/>
           <w:color w:val="auto"/>
-          <w:sz w:val="28"/>
-          <w:szCs w:val="28"/>
+          <w:sz w:val="24"/>
+          <w:szCs w:val="24"/>
           <w:lang w:val="tr-TR" w:eastAsia="tr-TR"/>
         </w:rPr>
       </w:pPr>
@@ -6552,8 +6552,8 @@
         <w:rPr>
           <w:rFonts w:ascii="Times New Roman" w:hAnsi="Times New Roman" w:cs="Times New Roman"/>
           <w:color w:val="auto"/>
-          <w:sz w:val="28"/>
-          <w:szCs w:val="28"/>
+          <w:sz w:val="24"/>
+          <w:szCs w:val="24"/>
           <w:lang w:val="tr-TR" w:eastAsia="tr-TR"/>
         </w:rPr>
         <w:tab/>
@@ -6566,8 +6566,8 @@
         <w:rPr>
           <w:rFonts w:ascii="Times New Roman" w:hAnsi="Times New Roman" w:cs="Times New Roman"/>
           <w:color w:val="auto"/>
-          <w:sz w:val="28"/>
-          <w:szCs w:val="28"/>
+          <w:sz w:val="24"/>
+          <w:szCs w:val="24"/>
           <w:lang w:val="tr-TR" w:eastAsia="tr-TR"/>
         </w:rPr>
       </w:pPr>
@@ -6578,8 +6578,8 @@
         <w:rPr>
           <w:rFonts w:ascii="Times New Roman" w:hAnsi="Times New Roman" w:cs="Times New Roman"/>
           <w:color w:val="auto"/>
-          <w:sz w:val="28"/>
-          <w:szCs w:val="28"/>
+          <w:sz w:val="24"/>
+          <w:szCs w:val="24"/>
           <w:lang w:val="tr-TR" w:eastAsia="tr-TR"/>
         </w:rPr>
         <w:tab/>
@@ -6592,8 +6592,8 @@
         <w:rPr>
           <w:rFonts w:ascii="Times New Roman" w:hAnsi="Times New Roman" w:cs="Times New Roman"/>
           <w:color w:val="auto"/>
-          <w:sz w:val="28"/>
-          <w:szCs w:val="28"/>
+          <w:sz w:val="24"/>
+          <w:szCs w:val="24"/>
           <w:lang w:val="tr-TR" w:eastAsia="tr-TR"/>
         </w:rPr>
       </w:pPr>
@@ -6604,8 +6604,8 @@
         <w:rPr>
           <w:rFonts w:ascii="Times New Roman" w:hAnsi="Times New Roman" w:cs="Times New Roman"/>
           <w:color w:val="auto"/>
-          <w:sz w:val="28"/>
-          <w:szCs w:val="28"/>
+          <w:sz w:val="24"/>
+          <w:szCs w:val="24"/>
           <w:lang w:val="tr-TR" w:eastAsia="tr-TR"/>
         </w:rPr>
         <w:tab/>
@@ -6615,7 +6615,7 @@
         <w:rPr>
           <w:rFonts w:ascii="Times New Roman" w:hAnsi="Times New Roman" w:cs="Times New Roman"/>
           <w:noProof/>
-          <w:szCs w:val="28"/>
+          <w:szCs w:val="24"/>
           <w:lang w:val="tr-TR"/>
         </w:rPr>
         <w:br w:type="page"/>
@@ -6665,7 +6665,7 @@
         <w:rPr>
           <w:rFonts w:ascii="Times New Roman" w:hAnsi="Times New Roman" w:cs="Times New Roman"/>
           <w:noProof/>
-          <w:sz w:val="28"/>
+          <w:sz w:val="24"/>
           <w:lang w:val="tr-TR"/>
         </w:rPr>
       </w:pPr>
@@ -6677,15 +6677,15 @@
         <w:rPr>
           <w:rFonts w:ascii="Times New Roman" w:hAnsi="Times New Roman" w:cs="Times New Roman"/>
           <w:noProof/>
-          <w:sz w:val="28"/>
-          <w:lang w:val="tr-TR"/>
-        </w:rPr>
-      </w:pPr>
-      <w:r>
-        <w:rPr>
-          <w:rFonts w:ascii="Times New Roman" w:hAnsi="Times New Roman" w:cs="Times New Roman"/>
-          <w:noProof/>
-          <w:sz w:val="28"/>
+          <w:sz w:val="24"/>
+          <w:lang w:val="tr-TR"/>
+        </w:rPr>
+      </w:pPr>
+      <w:r>
+        <w:rPr>
+          <w:rFonts w:ascii="Times New Roman" w:hAnsi="Times New Roman" w:cs="Times New Roman"/>
+          <w:noProof/>
+          <w:sz w:val="24"/>
           <w:lang w:val="tr-TR"/>
         </w:rPr>
         <w:t>4.1.</w:t>
@@ -6694,7 +6694,7 @@
         <w:rPr>
           <w:rFonts w:ascii="Times New Roman" w:hAnsi="Times New Roman" w:cs="Times New Roman"/>
           <w:noProof/>
-          <w:sz w:val="28"/>
+          <w:sz w:val="24"/>
           <w:lang w:val="tr-TR"/>
         </w:rPr>
         <w:t>Bu pozisyon için gerekli olan özel eğitim düzeyini belirleyiniz (</w:t>
@@ -6703,7 +6703,7 @@
         <w:rPr>
           <w:rFonts w:ascii="Times New Roman" w:hAnsi="Times New Roman" w:cs="Times New Roman"/>
           <w:noProof/>
-          <w:sz w:val="28"/>
+          <w:sz w:val="24"/>
           <w:lang w:val="tr-TR"/>
         </w:rPr>
         <w:t>mesleki</w:t>
@@ -6712,7 +6712,7 @@
         <w:rPr>
           <w:rFonts w:ascii="Times New Roman" w:hAnsi="Times New Roman" w:cs="Times New Roman"/>
           <w:noProof/>
-          <w:sz w:val="28"/>
+          <w:sz w:val="24"/>
           <w:lang w:val="tr-TR"/>
         </w:rPr>
         <w:t xml:space="preserve"> eğitim, üniversite, master veya bu işin doğru bir şekilde yapılması için ihtiyaç duyulan eğitimler ve düzeyi)</w:t>
@@ -6750,7 +6750,7 @@
         <w:rPr>
           <w:rFonts w:ascii="Times New Roman" w:hAnsi="Times New Roman" w:cs="Times New Roman"/>
           <w:noProof/>
-          <w:sz w:val="28"/>
+          <w:sz w:val="24"/>
           <w:lang w:val="tr-TR"/>
         </w:rPr>
       </w:pPr>
@@ -6762,15 +6762,15 @@
         <w:rPr>
           <w:rFonts w:ascii="Times New Roman" w:hAnsi="Times New Roman" w:cs="Times New Roman"/>
           <w:noProof/>
-          <w:sz w:val="28"/>
-          <w:lang w:val="tr-TR"/>
-        </w:rPr>
-      </w:pPr>
-      <w:r>
-        <w:rPr>
-          <w:rFonts w:ascii="Times New Roman" w:hAnsi="Times New Roman" w:cs="Times New Roman"/>
-          <w:noProof/>
-          <w:sz w:val="28"/>
+          <w:sz w:val="24"/>
+          <w:lang w:val="tr-TR"/>
+        </w:rPr>
+      </w:pPr>
+      <w:r>
+        <w:rPr>
+          <w:rFonts w:ascii="Times New Roman" w:hAnsi="Times New Roman" w:cs="Times New Roman"/>
+          <w:noProof/>
+          <w:sz w:val="24"/>
           <w:lang w:val="tr-TR"/>
         </w:rPr>
         <w:t>4.2.</w:t>
@@ -6779,7 +6779,7 @@
         <w:rPr>
           <w:rFonts w:ascii="Times New Roman" w:hAnsi="Times New Roman" w:cs="Times New Roman"/>
           <w:noProof/>
-          <w:sz w:val="28"/>
+          <w:sz w:val="24"/>
           <w:lang w:val="tr-TR"/>
         </w:rPr>
         <w:t>Bu pozisyonu</w:t>
@@ -6788,7 +6788,7 @@
         <w:rPr>
           <w:rFonts w:ascii="Times New Roman" w:hAnsi="Times New Roman" w:cs="Times New Roman"/>
           <w:noProof/>
-          <w:sz w:val="28"/>
+          <w:sz w:val="24"/>
           <w:lang w:val="tr-TR"/>
         </w:rPr>
         <w:t>n</w:t>
@@ -6797,7 +6797,7 @@
         <w:rPr>
           <w:rFonts w:ascii="Times New Roman" w:hAnsi="Times New Roman" w:cs="Times New Roman"/>
           <w:noProof/>
-          <w:sz w:val="28"/>
+          <w:sz w:val="24"/>
           <w:lang w:val="tr-TR"/>
         </w:rPr>
         <w:t xml:space="preserve"> iyi bir şekilde </w:t>
@@ -6806,7 +6806,7 @@
         <w:rPr>
           <w:rFonts w:ascii="Times New Roman" w:hAnsi="Times New Roman" w:cs="Times New Roman"/>
           <w:noProof/>
-          <w:sz w:val="28"/>
+          <w:sz w:val="24"/>
           <w:lang w:val="tr-TR"/>
         </w:rPr>
         <w:t xml:space="preserve">doldurulması </w:t>
@@ -6815,7 +6815,7 @@
         <w:rPr>
           <w:rFonts w:ascii="Times New Roman" w:hAnsi="Times New Roman" w:cs="Times New Roman"/>
           <w:noProof/>
-          <w:sz w:val="28"/>
+          <w:sz w:val="24"/>
           <w:lang w:val="tr-TR"/>
         </w:rPr>
         <w:t xml:space="preserve">için gerekli olan lisans veya sertifikalar nelerdir? </w:t>
@@ -6853,7 +6853,7 @@
         <w:rPr>
           <w:rFonts w:ascii="Times New Roman" w:hAnsi="Times New Roman" w:cs="Times New Roman"/>
           <w:noProof/>
-          <w:sz w:val="28"/>
+          <w:sz w:val="24"/>
           <w:lang w:val="tr-TR"/>
         </w:rPr>
       </w:pPr>
@@ -6865,15 +6865,15 @@
         <w:rPr>
           <w:rFonts w:ascii="Times New Roman" w:hAnsi="Times New Roman" w:cs="Times New Roman"/>
           <w:noProof/>
-          <w:sz w:val="28"/>
-          <w:lang w:val="tr-TR"/>
-        </w:rPr>
-      </w:pPr>
-      <w:r>
-        <w:rPr>
-          <w:rFonts w:ascii="Times New Roman" w:hAnsi="Times New Roman" w:cs="Times New Roman"/>
-          <w:noProof/>
-          <w:sz w:val="28"/>
+          <w:sz w:val="24"/>
+          <w:lang w:val="tr-TR"/>
+        </w:rPr>
+      </w:pPr>
+      <w:r>
+        <w:rPr>
+          <w:rFonts w:ascii="Times New Roman" w:hAnsi="Times New Roman" w:cs="Times New Roman"/>
+          <w:noProof/>
+          <w:sz w:val="24"/>
           <w:lang w:val="tr-TR"/>
         </w:rPr>
         <w:t>4.3.</w:t>
@@ -6882,7 +6882,7 @@
         <w:rPr>
           <w:rFonts w:ascii="Times New Roman" w:hAnsi="Times New Roman" w:cs="Times New Roman"/>
           <w:noProof/>
-          <w:sz w:val="28"/>
+          <w:sz w:val="24"/>
           <w:lang w:val="tr-TR"/>
         </w:rPr>
         <w:t xml:space="preserve">Bu pozisyonun görevlerini yerine getirmek için gerekli olan diğer bilgi, beceri veya kabiliyetler nelerdir? </w:t>
@@ -6920,48 +6920,48 @@
         <w:rPr>
           <w:rFonts w:ascii="Times New Roman" w:hAnsi="Times New Roman" w:cs="Times New Roman"/>
           <w:noProof/>
-          <w:sz w:val="28"/>
-          <w:lang w:val="tr-TR"/>
-        </w:rPr>
-      </w:pPr>
-    </w:p>
-    <w:p>
-      <w:pPr>
-        <w:jc w:val="both"/>
-        <w:rPr>
-          <w:rFonts w:ascii="Times New Roman" w:hAnsi="Times New Roman" w:cs="Times New Roman"/>
-          <w:noProof/>
-          <w:sz w:val="28"/>
-          <w:lang w:val="tr-TR"/>
-        </w:rPr>
-      </w:pPr>
-    </w:p>
-    <w:p>
-      <w:pPr>
-        <w:jc w:val="both"/>
-        <w:rPr>
-          <w:rFonts w:ascii="Times New Roman" w:hAnsi="Times New Roman" w:cs="Times New Roman"/>
-          <w:noProof/>
-          <w:sz w:val="28"/>
-          <w:lang w:val="tr-TR"/>
-        </w:rPr>
-      </w:pPr>
-    </w:p>
-    <w:p>
-      <w:pPr>
-        <w:jc w:val="both"/>
-        <w:rPr>
-          <w:rFonts w:ascii="Times New Roman" w:hAnsi="Times New Roman" w:cs="Times New Roman"/>
-          <w:noProof/>
-          <w:sz w:val="28"/>
-          <w:lang w:val="tr-TR"/>
-        </w:rPr>
-      </w:pPr>
-      <w:r>
-        <w:rPr>
-          <w:rFonts w:ascii="Times New Roman" w:hAnsi="Times New Roman" w:cs="Times New Roman"/>
-          <w:noProof/>
-          <w:sz w:val="28"/>
+          <w:sz w:val="24"/>
+          <w:lang w:val="tr-TR"/>
+        </w:rPr>
+      </w:pPr>
+    </w:p>
+    <w:p>
+      <w:pPr>
+        <w:jc w:val="both"/>
+        <w:rPr>
+          <w:rFonts w:ascii="Times New Roman" w:hAnsi="Times New Roman" w:cs="Times New Roman"/>
+          <w:noProof/>
+          <w:sz w:val="24"/>
+          <w:lang w:val="tr-TR"/>
+        </w:rPr>
+      </w:pPr>
+    </w:p>
+    <w:p>
+      <w:pPr>
+        <w:jc w:val="both"/>
+        <w:rPr>
+          <w:rFonts w:ascii="Times New Roman" w:hAnsi="Times New Roman" w:cs="Times New Roman"/>
+          <w:noProof/>
+          <w:sz w:val="24"/>
+          <w:lang w:val="tr-TR"/>
+        </w:rPr>
+      </w:pPr>
+    </w:p>
+    <w:p>
+      <w:pPr>
+        <w:jc w:val="both"/>
+        <w:rPr>
+          <w:rFonts w:ascii="Times New Roman" w:hAnsi="Times New Roman" w:cs="Times New Roman"/>
+          <w:noProof/>
+          <w:sz w:val="24"/>
+          <w:lang w:val="tr-TR"/>
+        </w:rPr>
+      </w:pPr>
+      <w:r>
+        <w:rPr>
+          <w:rFonts w:ascii="Times New Roman" w:hAnsi="Times New Roman" w:cs="Times New Roman"/>
+          <w:noProof/>
+          <w:sz w:val="24"/>
           <w:lang w:val="tr-TR"/>
         </w:rPr>
         <w:t xml:space="preserve">      4.4.</w:t>
@@ -6970,7 +6970,7 @@
         <w:rPr>
           <w:rFonts w:ascii="Times New Roman" w:hAnsi="Times New Roman" w:cs="Times New Roman"/>
           <w:noProof/>
-          <w:sz w:val="28"/>
+          <w:sz w:val="24"/>
           <w:lang w:val="tr-TR"/>
         </w:rPr>
         <w:t xml:space="preserve">Bu görevde kullanılması gereken makine, teçhizat, ofis teçhizatları vb. Sıralayınız. </w:t>
@@ -7009,29 +7009,29 @@
         <w:rPr>
           <w:rFonts w:ascii="Times New Roman" w:hAnsi="Times New Roman" w:cs="Times New Roman"/>
           <w:noProof/>
-          <w:sz w:val="28"/>
-          <w:szCs w:val="28"/>
-          <w:lang w:val="tr-TR"/>
-        </w:rPr>
-      </w:pPr>
-    </w:p>
-    <w:p>
-      <w:pPr>
-        <w:jc w:val="both"/>
-        <w:rPr>
-          <w:rFonts w:ascii="Times New Roman" w:hAnsi="Times New Roman" w:cs="Times New Roman"/>
-          <w:noProof/>
-          <w:sz w:val="28"/>
-          <w:szCs w:val="28"/>
-          <w:lang w:val="tr-TR"/>
-        </w:rPr>
-      </w:pPr>
-      <w:r>
-        <w:rPr>
-          <w:rFonts w:ascii="Times New Roman" w:hAnsi="Times New Roman" w:cs="Times New Roman"/>
-          <w:noProof/>
-          <w:sz w:val="28"/>
-          <w:szCs w:val="28"/>
+          <w:sz w:val="24"/>
+          <w:szCs w:val="24"/>
+          <w:lang w:val="tr-TR"/>
+        </w:rPr>
+      </w:pPr>
+    </w:p>
+    <w:p>
+      <w:pPr>
+        <w:jc w:val="both"/>
+        <w:rPr>
+          <w:rFonts w:ascii="Times New Roman" w:hAnsi="Times New Roman" w:cs="Times New Roman"/>
+          <w:noProof/>
+          <w:sz w:val="24"/>
+          <w:szCs w:val="24"/>
+          <w:lang w:val="tr-TR"/>
+        </w:rPr>
+      </w:pPr>
+      <w:r>
+        <w:rPr>
+          <w:rFonts w:ascii="Times New Roman" w:hAnsi="Times New Roman" w:cs="Times New Roman"/>
+          <w:noProof/>
+          <w:sz w:val="24"/>
+          <w:szCs w:val="24"/>
           <w:lang w:val="tr-TR"/>
         </w:rPr>
         <w:t xml:space="preserve">      4.5.</w:t>
@@ -7040,8 +7040,8 @@
         <w:rPr>
           <w:rFonts w:ascii="Times New Roman" w:hAnsi="Times New Roman" w:cs="Times New Roman"/>
           <w:noProof/>
-          <w:sz w:val="28"/>
-          <w:szCs w:val="28"/>
+          <w:sz w:val="24"/>
+          <w:szCs w:val="24"/>
           <w:lang w:val="tr-TR"/>
         </w:rPr>
         <w:t xml:space="preserve">Bu pozisyonun görevlerini yerine getirmek için ihtiyaç duyulan çalışmaların nerede </w:t>
@@ -7050,8 +7050,8 @@
         <w:rPr>
           <w:rFonts w:ascii="Times New Roman" w:hAnsi="Times New Roman" w:cs="Times New Roman"/>
           <w:noProof/>
-          <w:sz w:val="28"/>
-          <w:szCs w:val="28"/>
+          <w:sz w:val="24"/>
+          <w:szCs w:val="24"/>
           <w:lang w:val="tr-TR"/>
         </w:rPr>
         <w:t xml:space="preserve"> </w:t>
@@ -7063,17 +7063,17 @@
         <w:rPr>
           <w:rFonts w:ascii="Times New Roman" w:hAnsi="Times New Roman" w:cs="Times New Roman"/>
           <w:noProof/>
-          <w:sz w:val="28"/>
-          <w:szCs w:val="28"/>
-          <w:lang w:val="tr-TR"/>
-        </w:rPr>
-      </w:pPr>
-      <w:r>
-        <w:rPr>
-          <w:rFonts w:ascii="Times New Roman" w:hAnsi="Times New Roman" w:cs="Times New Roman"/>
-          <w:noProof/>
-          <w:sz w:val="28"/>
-          <w:szCs w:val="28"/>
+          <w:sz w:val="24"/>
+          <w:szCs w:val="24"/>
+          <w:lang w:val="tr-TR"/>
+        </w:rPr>
+      </w:pPr>
+      <w:r>
+        <w:rPr>
+          <w:rFonts w:ascii="Times New Roman" w:hAnsi="Times New Roman" w:cs="Times New Roman"/>
+          <w:noProof/>
+          <w:sz w:val="24"/>
+          <w:szCs w:val="24"/>
           <w:lang w:val="tr-TR"/>
         </w:rPr>
         <w:t xml:space="preserve">      </w:t>
@@ -7082,8 +7082,8 @@
         <w:rPr>
           <w:rFonts w:ascii="Times New Roman" w:hAnsi="Times New Roman" w:cs="Times New Roman"/>
           <w:noProof/>
-          <w:sz w:val="28"/>
-          <w:szCs w:val="28"/>
+          <w:sz w:val="24"/>
+          <w:szCs w:val="24"/>
           <w:lang w:val="tr-TR"/>
         </w:rPr>
         <w:t>yapılması gerektiğini tahmini yüzdelerle yazınız?</w:t>
@@ -7096,8 +7096,8 @@
         <w:rPr>
           <w:rFonts w:ascii="Times New Roman" w:hAnsi="Times New Roman" w:cs="Times New Roman"/>
           <w:noProof/>
-          <w:sz w:val="28"/>
-          <w:szCs w:val="28"/>
+          <w:sz w:val="24"/>
+          <w:szCs w:val="24"/>
           <w:lang w:val="tr-TR"/>
         </w:rPr>
       </w:pPr>
@@ -7109,8 +7109,8 @@
         <w:rPr>
           <w:rFonts w:ascii="Times New Roman" w:hAnsi="Times New Roman" w:cs="Times New Roman"/>
           <w:noProof/>
-          <w:sz w:val="28"/>
-          <w:szCs w:val="28"/>
+          <w:sz w:val="24"/>
+          <w:szCs w:val="24"/>
           <w:lang w:val="tr-TR"/>
         </w:rPr>
       </w:pPr>
@@ -7122,17 +7122,17 @@
         <w:rPr>
           <w:rFonts w:ascii="Times New Roman" w:hAnsi="Times New Roman" w:cs="Times New Roman"/>
           <w:noProof/>
-          <w:sz w:val="28"/>
-          <w:szCs w:val="28"/>
-          <w:lang w:val="tr-TR"/>
-        </w:rPr>
-      </w:pPr>
-      <w:r>
-        <w:rPr>
-          <w:rFonts w:ascii="Times New Roman" w:hAnsi="Times New Roman" w:cs="Times New Roman"/>
-          <w:noProof/>
-          <w:sz w:val="28"/>
-          <w:szCs w:val="28"/>
+          <w:sz w:val="24"/>
+          <w:szCs w:val="24"/>
+          <w:lang w:val="tr-TR"/>
+        </w:rPr>
+      </w:pPr>
+      <w:r>
+        <w:rPr>
+          <w:rFonts w:ascii="Times New Roman" w:hAnsi="Times New Roman" w:cs="Times New Roman"/>
+          <w:noProof/>
+          <w:sz w:val="24"/>
+          <w:szCs w:val="24"/>
           <w:lang w:val="tr-TR"/>
         </w:rPr>
         <w:t>Aylık ortalama</w:t>
@@ -7164,8 +7164,8 @@
               <w:rPr>
                 <w:rFonts w:ascii="Times New Roman" w:hAnsi="Times New Roman" w:cs="Times New Roman"/>
                 <w:noProof/>
-                <w:sz w:val="28"/>
-                <w:szCs w:val="28"/>
+                <w:sz w:val="24"/>
+                <w:szCs w:val="24"/>
                 <w:lang w:val="tr-TR"/>
               </w:rPr>
             </w:pPr>
@@ -7177,8 +7177,8 @@
               <w:rPr>
                 <w:rFonts w:ascii="Times New Roman" w:hAnsi="Times New Roman" w:cs="Times New Roman"/>
                 <w:noProof/>
-                <w:sz w:val="28"/>
-                <w:szCs w:val="28"/>
+                <w:sz w:val="24"/>
+                <w:szCs w:val="24"/>
                 <w:lang w:val="tr-TR"/>
               </w:rPr>
             </w:pPr>
@@ -7186,8 +7186,8 @@
               <w:rPr>
                 <w:rFonts w:ascii="Times New Roman" w:hAnsi="Times New Roman" w:cs="Times New Roman"/>
                 <w:noProof/>
-                <w:sz w:val="28"/>
-                <w:szCs w:val="28"/>
+                <w:sz w:val="24"/>
+                <w:szCs w:val="24"/>
                 <w:lang w:val="tr-TR"/>
               </w:rPr>
               <w:t xml:space="preserve">Ofis Ortamında  Masa Başında            % </w:t>
@@ -7213,8 +7213,8 @@
               <w:rPr>
                 <w:rFonts w:ascii="Times New Roman" w:hAnsi="Times New Roman" w:cs="Times New Roman"/>
                 <w:noProof/>
-                <w:sz w:val="28"/>
-                <w:szCs w:val="28"/>
+                <w:sz w:val="24"/>
+                <w:szCs w:val="24"/>
                 <w:lang w:val="tr-TR"/>
               </w:rPr>
             </w:pPr>
@@ -7226,8 +7226,8 @@
               <w:rPr>
                 <w:rFonts w:ascii="Times New Roman" w:hAnsi="Times New Roman" w:cs="Times New Roman"/>
                 <w:noProof/>
-                <w:sz w:val="28"/>
-                <w:szCs w:val="28"/>
+                <w:sz w:val="24"/>
+                <w:szCs w:val="24"/>
                 <w:lang w:val="tr-TR"/>
               </w:rPr>
             </w:pPr>
@@ -7235,8 +7235,8 @@
               <w:rPr>
                 <w:rFonts w:ascii="Times New Roman" w:hAnsi="Times New Roman" w:cs="Times New Roman"/>
                 <w:noProof/>
-                <w:sz w:val="28"/>
-                <w:szCs w:val="28"/>
+                <w:sz w:val="24"/>
+                <w:szCs w:val="24"/>
                 <w:lang w:val="tr-TR"/>
               </w:rPr>
               <w:t xml:space="preserve">Ofis Ortamında Bölümler Arasında     % </w:t>
@@ -7262,8 +7262,8 @@
               <w:rPr>
                 <w:rFonts w:ascii="Times New Roman" w:hAnsi="Times New Roman" w:cs="Times New Roman"/>
                 <w:noProof/>
-                <w:sz w:val="28"/>
-                <w:szCs w:val="28"/>
+                <w:sz w:val="24"/>
+                <w:szCs w:val="24"/>
                 <w:lang w:val="tr-TR"/>
               </w:rPr>
             </w:pPr>
@@ -7275,8 +7275,8 @@
               <w:rPr>
                 <w:rFonts w:ascii="Times New Roman" w:hAnsi="Times New Roman" w:cs="Times New Roman"/>
                 <w:noProof/>
-                <w:sz w:val="28"/>
-                <w:szCs w:val="28"/>
+                <w:sz w:val="24"/>
+                <w:szCs w:val="24"/>
                 <w:lang w:val="tr-TR"/>
               </w:rPr>
             </w:pPr>
@@ -7284,8 +7284,8 @@
               <w:rPr>
                 <w:rFonts w:ascii="Times New Roman" w:hAnsi="Times New Roman" w:cs="Times New Roman"/>
                 <w:noProof/>
-                <w:sz w:val="28"/>
-                <w:szCs w:val="28"/>
+                <w:sz w:val="24"/>
+                <w:szCs w:val="24"/>
                 <w:lang w:val="tr-TR"/>
               </w:rPr>
               <w:t xml:space="preserve">Ofis Ortamı Dışında Mobil                  % </w:t>
@@ -7322,8 +7322,8 @@
               <w:rPr>
                 <w:rFonts w:ascii="Times New Roman" w:hAnsi="Times New Roman" w:cs="Times New Roman"/>
                 <w:noProof/>
-                <w:sz w:val="28"/>
-                <w:szCs w:val="28"/>
+                <w:sz w:val="24"/>
+                <w:szCs w:val="24"/>
                 <w:lang w:val="tr-TR"/>
               </w:rPr>
             </w:pPr>
@@ -7334,8 +7334,8 @@
               <w:rPr>
                 <w:rFonts w:ascii="Times New Roman" w:hAnsi="Times New Roman" w:cs="Times New Roman"/>
                 <w:noProof/>
-                <w:sz w:val="28"/>
-                <w:szCs w:val="28"/>
+                <w:sz w:val="24"/>
+                <w:szCs w:val="24"/>
                 <w:lang w:val="tr-TR"/>
               </w:rPr>
             </w:pPr>
@@ -7343,8 +7343,8 @@
               <w:rPr>
                 <w:rFonts w:ascii="Times New Roman" w:hAnsi="Times New Roman" w:cs="Times New Roman"/>
                 <w:noProof/>
-                <w:sz w:val="28"/>
-                <w:szCs w:val="28"/>
+                <w:sz w:val="24"/>
+                <w:szCs w:val="24"/>
                 <w:lang w:val="tr-TR"/>
               </w:rPr>
               <w:t>TOPLAM                                             %    100</w:t>
@@ -7360,7 +7360,7 @@
           <w:rFonts w:ascii="Times New Roman" w:hAnsi="Times New Roman" w:cs="Times New Roman"/>
           <w:bCs w:val="0"/>
           <w:noProof/>
-          <w:szCs w:val="28"/>
+          <w:szCs w:val="24"/>
           <w:lang w:val="tr-TR"/>
         </w:rPr>
       </w:pPr>
@@ -7374,8 +7374,8 @@
         <w:rPr>
           <w:rFonts w:ascii="Times New Roman" w:hAnsi="Times New Roman" w:cs="Times New Roman"/>
           <w:color w:val="auto"/>
-          <w:sz w:val="28"/>
-          <w:szCs w:val="28"/>
+          <w:sz w:val="24"/>
+          <w:szCs w:val="24"/>
           <w:lang w:val="tr-TR" w:eastAsia="tr-TR"/>
         </w:rPr>
       </w:pPr>
@@ -7384,8 +7384,8 @@
           <w:rFonts w:ascii="Times New Roman" w:hAnsi="Times New Roman" w:cs="Times New Roman"/>
           <w:b/>
           <w:color w:val="auto"/>
-          <w:sz w:val="28"/>
-          <w:szCs w:val="28"/>
+          <w:sz w:val="24"/>
+          <w:szCs w:val="24"/>
           <w:lang w:val="tr-TR" w:eastAsia="tr-TR"/>
         </w:rPr>
         <w:t xml:space="preserve">    </w:t>
@@ -7394,8 +7394,8 @@
         <w:rPr>
           <w:rFonts w:ascii="Times New Roman" w:hAnsi="Times New Roman" w:cs="Times New Roman"/>
           <w:color w:val="auto"/>
-          <w:sz w:val="28"/>
-          <w:szCs w:val="28"/>
+          <w:sz w:val="24"/>
+          <w:szCs w:val="24"/>
           <w:lang w:val="tr-TR" w:eastAsia="tr-TR"/>
         </w:rPr>
         <w:t>4.6.</w:t>
@@ -7404,8 +7404,8 @@
         <w:rPr>
           <w:rFonts w:ascii="Times New Roman" w:hAnsi="Times New Roman" w:cs="Times New Roman"/>
           <w:color w:val="auto"/>
-          <w:sz w:val="28"/>
-          <w:szCs w:val="28"/>
+          <w:sz w:val="24"/>
+          <w:szCs w:val="24"/>
           <w:lang w:val="tr-TR" w:eastAsia="tr-TR"/>
         </w:rPr>
         <w:t xml:space="preserve">Çalışma yerinizdeki oturma düzeniniz işinizi kolaylaştırıyor mu? Cevabınız hayır ise; </w:t>
@@ -7420,17 +7420,17 @@
         <w:rPr>
           <w:rFonts w:ascii="Times New Roman" w:hAnsi="Times New Roman" w:cs="Times New Roman"/>
           <w:color w:val="auto"/>
-          <w:sz w:val="28"/>
-          <w:szCs w:val="28"/>
-          <w:lang w:val="tr-TR" w:eastAsia="tr-TR"/>
-        </w:rPr>
-      </w:pPr>
-      <w:r>
-        <w:rPr>
-          <w:rFonts w:ascii="Times New Roman" w:hAnsi="Times New Roman" w:cs="Times New Roman"/>
-          <w:color w:val="auto"/>
-          <w:sz w:val="28"/>
-          <w:szCs w:val="28"/>
+          <w:sz w:val="24"/>
+          <w:szCs w:val="24"/>
+          <w:lang w:val="tr-TR" w:eastAsia="tr-TR"/>
+        </w:rPr>
+      </w:pPr>
+      <w:r>
+        <w:rPr>
+          <w:rFonts w:ascii="Times New Roman" w:hAnsi="Times New Roman" w:cs="Times New Roman"/>
+          <w:color w:val="auto"/>
+          <w:sz w:val="24"/>
+          <w:szCs w:val="24"/>
           <w:lang w:val="tr-TR" w:eastAsia="tr-TR"/>
         </w:rPr>
         <w:t xml:space="preserve">    </w:t>
@@ -7439,8 +7439,8 @@
         <w:rPr>
           <w:rFonts w:ascii="Times New Roman" w:hAnsi="Times New Roman" w:cs="Times New Roman"/>
           <w:color w:val="auto"/>
-          <w:sz w:val="28"/>
-          <w:szCs w:val="28"/>
+          <w:sz w:val="24"/>
+          <w:szCs w:val="24"/>
           <w:lang w:val="tr-TR" w:eastAsia="tr-TR"/>
         </w:rPr>
         <w:t>önerileriniz nelerdir?</w:t>
@@ -7457,19 +7457,19 @@
           <w:rFonts w:ascii="Times New Roman" w:hAnsi="Times New Roman" w:cs="Times New Roman"/>
           <w:b/>
           <w:color w:val="auto"/>
-          <w:sz w:val="28"/>
-          <w:szCs w:val="28"/>
-          <w:lang w:val="tr-TR" w:eastAsia="tr-TR"/>
-        </w:rPr>
-      </w:pPr>
-    </w:p>
-    <w:p>
-      <w:pPr>
-        <w:rPr>
-          <w:rFonts w:ascii="Times New Roman" w:hAnsi="Times New Roman" w:cs="Times New Roman"/>
-          <w:color w:val="auto"/>
-          <w:sz w:val="28"/>
-          <w:szCs w:val="28"/>
+          <w:sz w:val="24"/>
+          <w:szCs w:val="24"/>
+          <w:lang w:val="tr-TR" w:eastAsia="tr-TR"/>
+        </w:rPr>
+      </w:pPr>
+    </w:p>
+    <w:p>
+      <w:pPr>
+        <w:rPr>
+          <w:rFonts w:ascii="Times New Roman" w:hAnsi="Times New Roman" w:cs="Times New Roman"/>
+          <w:color w:val="auto"/>
+          <w:sz w:val="24"/>
+          <w:szCs w:val="24"/>
           <w:lang w:val="tr-TR" w:eastAsia="tr-TR"/>
         </w:rPr>
       </w:pPr>
@@ -7480,28 +7480,28 @@
           <w:rFonts w:ascii="Times New Roman" w:hAnsi="Times New Roman" w:cs="Times New Roman"/>
           <w:b/>
           <w:color w:val="auto"/>
-          <w:sz w:val="28"/>
-          <w:szCs w:val="28"/>
-          <w:lang w:val="tr-TR" w:eastAsia="tr-TR"/>
-        </w:rPr>
-      </w:pPr>
-    </w:p>
-    <w:p>
-      <w:pPr>
-        <w:rPr>
-          <w:rFonts w:ascii="Times New Roman" w:hAnsi="Times New Roman" w:cs="Times New Roman"/>
-          <w:color w:val="auto"/>
-          <w:sz w:val="28"/>
-          <w:szCs w:val="28"/>
-          <w:lang w:val="tr-TR" w:eastAsia="tr-TR"/>
-        </w:rPr>
-      </w:pPr>
-      <w:r>
-        <w:rPr>
-          <w:rFonts w:ascii="Times New Roman" w:hAnsi="Times New Roman" w:cs="Times New Roman"/>
-          <w:color w:val="auto"/>
-          <w:sz w:val="28"/>
-          <w:szCs w:val="28"/>
+          <w:sz w:val="24"/>
+          <w:szCs w:val="24"/>
+          <w:lang w:val="tr-TR" w:eastAsia="tr-TR"/>
+        </w:rPr>
+      </w:pPr>
+    </w:p>
+    <w:p>
+      <w:pPr>
+        <w:rPr>
+          <w:rFonts w:ascii="Times New Roman" w:hAnsi="Times New Roman" w:cs="Times New Roman"/>
+          <w:color w:val="auto"/>
+          <w:sz w:val="24"/>
+          <w:szCs w:val="24"/>
+          <w:lang w:val="tr-TR" w:eastAsia="tr-TR"/>
+        </w:rPr>
+      </w:pPr>
+      <w:r>
+        <w:rPr>
+          <w:rFonts w:ascii="Times New Roman" w:hAnsi="Times New Roman" w:cs="Times New Roman"/>
+          <w:color w:val="auto"/>
+          <w:sz w:val="24"/>
+          <w:szCs w:val="24"/>
           <w:lang w:val="tr-TR" w:eastAsia="tr-TR"/>
         </w:rPr>
         <w:t xml:space="preserve">         4.6.1</w:t>
@@ -7511,8 +7511,8 @@
           <w:rFonts w:ascii="Times New Roman" w:hAnsi="Times New Roman" w:cs="Times New Roman"/>
           <w:b/>
           <w:color w:val="auto"/>
-          <w:sz w:val="28"/>
-          <w:szCs w:val="28"/>
+          <w:sz w:val="24"/>
+          <w:szCs w:val="24"/>
           <w:lang w:val="tr-TR" w:eastAsia="tr-TR"/>
         </w:rPr>
         <w:t>.</w:t>
@@ -7521,8 +7521,8 @@
         <w:rPr>
           <w:rFonts w:ascii="Times New Roman" w:hAnsi="Times New Roman" w:cs="Times New Roman"/>
           <w:color w:val="auto"/>
-          <w:sz w:val="28"/>
-          <w:szCs w:val="28"/>
+          <w:sz w:val="24"/>
+          <w:szCs w:val="24"/>
           <w:lang w:val="tr-TR" w:eastAsia="tr-TR"/>
         </w:rPr>
         <w:t>Yapılan İş Hangi Fiziksel Ortamda Gerçekleşmektedir</w:t>
@@ -7531,8 +7531,8 @@
         <w:rPr>
           <w:rFonts w:ascii="Times New Roman" w:hAnsi="Times New Roman" w:cs="Times New Roman"/>
           <w:color w:val="auto"/>
-          <w:sz w:val="28"/>
-          <w:szCs w:val="28"/>
+          <w:sz w:val="24"/>
+          <w:szCs w:val="24"/>
           <w:lang w:val="tr-TR" w:eastAsia="tr-TR"/>
         </w:rPr>
         <w:t>?</w:t>
@@ -7543,41 +7543,41 @@
         <w:rPr>
           <w:rFonts w:ascii="Times New Roman" w:hAnsi="Times New Roman" w:cs="Times New Roman"/>
           <w:color w:val="auto"/>
-          <w:sz w:val="28"/>
-          <w:szCs w:val="28"/>
-          <w:lang w:val="tr-TR" w:eastAsia="tr-TR"/>
-        </w:rPr>
-      </w:pPr>
-    </w:p>
-    <w:p>
-      <w:pPr>
-        <w:rPr>
-          <w:rFonts w:ascii="Times New Roman" w:hAnsi="Times New Roman" w:cs="Times New Roman"/>
-          <w:color w:val="auto"/>
-          <w:sz w:val="28"/>
-          <w:szCs w:val="28"/>
-          <w:lang w:val="tr-TR" w:eastAsia="tr-TR"/>
-        </w:rPr>
-      </w:pPr>
-    </w:p>
-    <w:p>
-      <w:pPr>
-        <w:rPr>
-          <w:rFonts w:ascii="Times New Roman" w:hAnsi="Times New Roman" w:cs="Times New Roman"/>
-          <w:color w:val="auto"/>
-          <w:sz w:val="28"/>
-          <w:szCs w:val="28"/>
-          <w:lang w:val="tr-TR" w:eastAsia="tr-TR"/>
-        </w:rPr>
-      </w:pPr>
-    </w:p>
-    <w:p>
-      <w:pPr>
-        <w:rPr>
-          <w:rFonts w:ascii="Times New Roman" w:hAnsi="Times New Roman" w:cs="Times New Roman"/>
-          <w:color w:val="auto"/>
-          <w:sz w:val="28"/>
-          <w:szCs w:val="28"/>
+          <w:sz w:val="24"/>
+          <w:szCs w:val="24"/>
+          <w:lang w:val="tr-TR" w:eastAsia="tr-TR"/>
+        </w:rPr>
+      </w:pPr>
+    </w:p>
+    <w:p>
+      <w:pPr>
+        <w:rPr>
+          <w:rFonts w:ascii="Times New Roman" w:hAnsi="Times New Roman" w:cs="Times New Roman"/>
+          <w:color w:val="auto"/>
+          <w:sz w:val="24"/>
+          <w:szCs w:val="24"/>
+          <w:lang w:val="tr-TR" w:eastAsia="tr-TR"/>
+        </w:rPr>
+      </w:pPr>
+    </w:p>
+    <w:p>
+      <w:pPr>
+        <w:rPr>
+          <w:rFonts w:ascii="Times New Roman" w:hAnsi="Times New Roman" w:cs="Times New Roman"/>
+          <w:color w:val="auto"/>
+          <w:sz w:val="24"/>
+          <w:szCs w:val="24"/>
+          <w:lang w:val="tr-TR" w:eastAsia="tr-TR"/>
+        </w:rPr>
+      </w:pPr>
+    </w:p>
+    <w:p>
+      <w:pPr>
+        <w:rPr>
+          <w:rFonts w:ascii="Times New Roman" w:hAnsi="Times New Roman" w:cs="Times New Roman"/>
+          <w:color w:val="auto"/>
+          <w:sz w:val="24"/>
+          <w:szCs w:val="24"/>
           <w:lang w:val="tr-TR" w:eastAsia="tr-TR"/>
         </w:rPr>
       </w:pPr>
@@ -7589,17 +7589,17 @@
         <w:rPr>
           <w:rFonts w:ascii="Times New Roman" w:hAnsi="Times New Roman" w:cs="Times New Roman"/>
           <w:color w:val="auto"/>
-          <w:sz w:val="28"/>
-          <w:szCs w:val="28"/>
-          <w:lang w:val="tr-TR" w:eastAsia="tr-TR"/>
-        </w:rPr>
-      </w:pPr>
-      <w:r>
-        <w:rPr>
-          <w:rFonts w:ascii="Times New Roman" w:hAnsi="Times New Roman" w:cs="Times New Roman"/>
-          <w:color w:val="auto"/>
-          <w:sz w:val="28"/>
-          <w:szCs w:val="28"/>
+          <w:sz w:val="24"/>
+          <w:szCs w:val="24"/>
+          <w:lang w:val="tr-TR" w:eastAsia="tr-TR"/>
+        </w:rPr>
+      </w:pPr>
+      <w:r>
+        <w:rPr>
+          <w:rFonts w:ascii="Times New Roman" w:hAnsi="Times New Roman" w:cs="Times New Roman"/>
+          <w:color w:val="auto"/>
+          <w:sz w:val="24"/>
+          <w:szCs w:val="24"/>
           <w:lang w:val="tr-TR" w:eastAsia="tr-TR"/>
         </w:rPr>
         <w:t xml:space="preserve">      </w:t>
@@ -7608,8 +7608,8 @@
         <w:rPr>
           <w:rFonts w:ascii="Times New Roman" w:hAnsi="Times New Roman" w:cs="Times New Roman"/>
           <w:color w:val="auto"/>
-          <w:sz w:val="28"/>
-          <w:szCs w:val="28"/>
+          <w:sz w:val="24"/>
+          <w:szCs w:val="24"/>
           <w:lang w:val="tr-TR" w:eastAsia="tr-TR"/>
         </w:rPr>
         <w:t xml:space="preserve"> </w:t>
@@ -7618,8 +7618,8 @@
         <w:rPr>
           <w:rFonts w:ascii="Times New Roman" w:hAnsi="Times New Roman" w:cs="Times New Roman"/>
           <w:color w:val="auto"/>
-          <w:sz w:val="28"/>
-          <w:szCs w:val="28"/>
+          <w:sz w:val="24"/>
+          <w:szCs w:val="24"/>
           <w:lang w:val="tr-TR" w:eastAsia="tr-TR"/>
         </w:rPr>
         <w:t>4.6.2</w:t>
@@ -7628,8 +7628,8 @@
         <w:rPr>
           <w:rFonts w:ascii="Times New Roman" w:hAnsi="Times New Roman" w:cs="Times New Roman"/>
           <w:color w:val="auto"/>
-          <w:sz w:val="28"/>
-          <w:szCs w:val="28"/>
+          <w:sz w:val="24"/>
+          <w:szCs w:val="24"/>
           <w:lang w:val="tr-TR" w:eastAsia="tr-TR"/>
         </w:rPr>
         <w:t xml:space="preserve"> Varsa çalışma ortamında yaşadığınız sosyal sorunlar nelerdir? (Ayrımcılık, alay, küçük </w:t>
@@ -7642,17 +7642,17 @@
         <w:rPr>
           <w:rFonts w:ascii="Times New Roman" w:hAnsi="Times New Roman" w:cs="Times New Roman"/>
           <w:color w:val="auto"/>
-          <w:sz w:val="28"/>
-          <w:szCs w:val="28"/>
-          <w:lang w:val="tr-TR" w:eastAsia="tr-TR"/>
-        </w:rPr>
-      </w:pPr>
-      <w:r>
-        <w:rPr>
-          <w:rFonts w:ascii="Times New Roman" w:hAnsi="Times New Roman" w:cs="Times New Roman"/>
-          <w:color w:val="auto"/>
-          <w:sz w:val="28"/>
-          <w:szCs w:val="28"/>
+          <w:sz w:val="24"/>
+          <w:szCs w:val="24"/>
+          <w:lang w:val="tr-TR" w:eastAsia="tr-TR"/>
+        </w:rPr>
+      </w:pPr>
+      <w:r>
+        <w:rPr>
+          <w:rFonts w:ascii="Times New Roman" w:hAnsi="Times New Roman" w:cs="Times New Roman"/>
+          <w:color w:val="auto"/>
+          <w:sz w:val="24"/>
+          <w:szCs w:val="24"/>
           <w:lang w:val="tr-TR" w:eastAsia="tr-TR"/>
         </w:rPr>
         <w:t xml:space="preserve">       </w:t>
@@ -7661,8 +7661,8 @@
         <w:rPr>
           <w:rFonts w:ascii="Times New Roman" w:hAnsi="Times New Roman" w:cs="Times New Roman"/>
           <w:color w:val="auto"/>
-          <w:sz w:val="28"/>
-          <w:szCs w:val="28"/>
+          <w:sz w:val="24"/>
+          <w:szCs w:val="24"/>
           <w:lang w:val="tr-TR" w:eastAsia="tr-TR"/>
         </w:rPr>
         <w:t>düşürme, mobbing vs)</w:t>
@@ -7678,8 +7678,8 @@
           <w:rFonts w:ascii="Times New Roman" w:hAnsi="Times New Roman" w:cs="Times New Roman"/>
           <w:b/>
           <w:color w:val="auto"/>
-          <w:sz w:val="28"/>
-          <w:szCs w:val="28"/>
+          <w:sz w:val="24"/>
+          <w:szCs w:val="24"/>
           <w:lang w:val="tr-TR" w:eastAsia="tr-TR"/>
         </w:rPr>
       </w:pPr>
@@ -7731,8 +7731,8 @@
                 <w:rFonts w:ascii="Times New Roman" w:hAnsi="Times New Roman" w:cs="Times New Roman"/>
                 <w:b/>
                 <w:color w:val="auto"/>
-                <w:sz w:val="28"/>
-                <w:szCs w:val="28"/>
+                <w:sz w:val="24"/>
+                <w:szCs w:val="24"/>
                 <w:lang w:val="tr-TR" w:eastAsia="tr-TR"/>
               </w:rPr>
             </w:pPr>
@@ -7743,8 +7743,8 @@
                 <w:rFonts w:ascii="Times New Roman" w:hAnsi="Times New Roman" w:cs="Times New Roman"/>
                 <w:b/>
                 <w:color w:val="auto"/>
-                <w:sz w:val="28"/>
-                <w:szCs w:val="28"/>
+                <w:sz w:val="24"/>
+                <w:szCs w:val="24"/>
                 <w:lang w:val="tr-TR" w:eastAsia="tr-TR"/>
               </w:rPr>
             </w:pPr>
@@ -7755,8 +7755,8 @@
                 <w:rFonts w:ascii="Times New Roman" w:hAnsi="Times New Roman" w:cs="Times New Roman"/>
                 <w:b/>
                 <w:color w:val="auto"/>
-                <w:sz w:val="28"/>
-                <w:szCs w:val="28"/>
+                <w:sz w:val="24"/>
+                <w:szCs w:val="24"/>
                 <w:lang w:val="tr-TR" w:eastAsia="tr-TR"/>
               </w:rPr>
             </w:pPr>
@@ -7767,8 +7767,8 @@
                 <w:rFonts w:ascii="Times New Roman" w:hAnsi="Times New Roman" w:cs="Times New Roman"/>
                 <w:b/>
                 <w:color w:val="auto"/>
-                <w:sz w:val="28"/>
-                <w:szCs w:val="28"/>
+                <w:sz w:val="24"/>
+                <w:szCs w:val="24"/>
                 <w:lang w:val="tr-TR" w:eastAsia="tr-TR"/>
               </w:rPr>
             </w:pPr>
@@ -7777,8 +7777,8 @@
                 <w:rFonts w:ascii="Times New Roman" w:hAnsi="Times New Roman" w:cs="Times New Roman"/>
                 <w:b/>
                 <w:color w:val="auto"/>
-                <w:sz w:val="28"/>
-                <w:szCs w:val="28"/>
+                <w:sz w:val="24"/>
+                <w:szCs w:val="24"/>
                 <w:lang w:val="tr-TR" w:eastAsia="tr-TR"/>
               </w:rPr>
               <w:t>ÇALIŞMA ORTAMI</w:t>
@@ -7804,8 +7804,8 @@
                 <w:rFonts w:ascii="Times New Roman" w:hAnsi="Times New Roman" w:cs="Times New Roman"/>
                 <w:b/>
                 <w:color w:val="auto"/>
-                <w:sz w:val="28"/>
-                <w:szCs w:val="28"/>
+                <w:sz w:val="24"/>
+                <w:szCs w:val="24"/>
                 <w:lang w:val="tr-TR" w:eastAsia="tr-TR"/>
               </w:rPr>
             </w:pPr>
@@ -7814,8 +7814,8 @@
                 <w:rFonts w:ascii="Times New Roman" w:hAnsi="Times New Roman" w:cs="Times New Roman"/>
                 <w:b/>
                 <w:color w:val="auto"/>
-                <w:sz w:val="28"/>
-                <w:szCs w:val="28"/>
+                <w:sz w:val="24"/>
+                <w:szCs w:val="24"/>
                 <w:lang w:val="tr-TR" w:eastAsia="tr-TR"/>
               </w:rPr>
               <w:t>MARUZ KALANAN FAKTÖR</w:t>
@@ -7847,8 +7847,8 @@
                 <w:rFonts w:ascii="Times New Roman" w:hAnsi="Times New Roman" w:cs="Times New Roman"/>
                 <w:b/>
                 <w:color w:val="auto"/>
-                <w:sz w:val="28"/>
-                <w:szCs w:val="28"/>
+                <w:sz w:val="24"/>
+                <w:szCs w:val="24"/>
                 <w:lang w:val="tr-TR" w:eastAsia="tr-TR"/>
               </w:rPr>
             </w:pPr>
@@ -7872,8 +7872,8 @@
               <w:rPr>
                 <w:rFonts w:ascii="Times New Roman" w:hAnsi="Times New Roman" w:cs="Times New Roman"/>
                 <w:color w:val="auto"/>
-                <w:sz w:val="28"/>
-                <w:szCs w:val="28"/>
+                <w:sz w:val="24"/>
+                <w:szCs w:val="24"/>
                 <w:lang w:val="tr-TR" w:eastAsia="tr-TR"/>
               </w:rPr>
             </w:pPr>
@@ -7884,8 +7884,8 @@
               <w:rPr>
                 <w:rFonts w:ascii="Times New Roman" w:hAnsi="Times New Roman" w:cs="Times New Roman"/>
                 <w:color w:val="auto"/>
-                <w:sz w:val="28"/>
-                <w:szCs w:val="28"/>
+                <w:sz w:val="24"/>
+                <w:szCs w:val="24"/>
                 <w:lang w:val="tr-TR" w:eastAsia="tr-TR"/>
               </w:rPr>
             </w:pPr>
@@ -7893,8 +7893,8 @@
               <w:rPr>
                 <w:rFonts w:ascii="Times New Roman" w:hAnsi="Times New Roman" w:cs="Times New Roman"/>
                 <w:color w:val="auto"/>
-                <w:sz w:val="28"/>
-                <w:szCs w:val="28"/>
+                <w:sz w:val="24"/>
+                <w:szCs w:val="24"/>
                 <w:lang w:val="tr-TR" w:eastAsia="tr-TR"/>
               </w:rPr>
               <w:t>Gürültü</w:t>
@@ -7919,8 +7919,8 @@
               <w:rPr>
                 <w:rFonts w:ascii="Times New Roman" w:hAnsi="Times New Roman" w:cs="Times New Roman"/>
                 <w:color w:val="auto"/>
-                <w:sz w:val="28"/>
-                <w:szCs w:val="28"/>
+                <w:sz w:val="24"/>
+                <w:szCs w:val="24"/>
                 <w:lang w:val="tr-TR" w:eastAsia="tr-TR"/>
               </w:rPr>
             </w:pPr>
@@ -7928,8 +7928,8 @@
               <w:rPr>
                 <w:rFonts w:ascii="Times New Roman" w:hAnsi="Times New Roman" w:cs="Times New Roman"/>
                 <w:color w:val="auto"/>
-                <w:sz w:val="28"/>
-                <w:szCs w:val="28"/>
+                <w:sz w:val="24"/>
+                <w:szCs w:val="24"/>
                 <w:lang w:val="tr-TR" w:eastAsia="tr-TR"/>
               </w:rPr>
               <w:t>Kötü Aydınlatma</w:t>
@@ -7954,8 +7954,8 @@
               <w:rPr>
                 <w:rFonts w:ascii="Times New Roman" w:hAnsi="Times New Roman" w:cs="Times New Roman"/>
                 <w:color w:val="auto"/>
-                <w:sz w:val="28"/>
-                <w:szCs w:val="28"/>
+                <w:sz w:val="24"/>
+                <w:szCs w:val="24"/>
                 <w:lang w:val="tr-TR" w:eastAsia="tr-TR"/>
               </w:rPr>
             </w:pPr>
@@ -7963,8 +7963,8 @@
               <w:rPr>
                 <w:rFonts w:ascii="Times New Roman" w:hAnsi="Times New Roman" w:cs="Times New Roman"/>
                 <w:color w:val="auto"/>
-                <w:sz w:val="28"/>
-                <w:szCs w:val="28"/>
+                <w:sz w:val="24"/>
+                <w:szCs w:val="24"/>
                 <w:lang w:val="tr-TR" w:eastAsia="tr-TR"/>
               </w:rPr>
               <w:t>Sıcak</w:t>
@@ -7989,8 +7989,8 @@
               <w:rPr>
                 <w:rFonts w:ascii="Times New Roman" w:hAnsi="Times New Roman" w:cs="Times New Roman"/>
                 <w:color w:val="auto"/>
-                <w:sz w:val="28"/>
-                <w:szCs w:val="28"/>
+                <w:sz w:val="24"/>
+                <w:szCs w:val="24"/>
                 <w:lang w:val="tr-TR" w:eastAsia="tr-TR"/>
               </w:rPr>
             </w:pPr>
@@ -7998,8 +7998,8 @@
               <w:rPr>
                 <w:rFonts w:ascii="Times New Roman" w:hAnsi="Times New Roman" w:cs="Times New Roman"/>
                 <w:color w:val="auto"/>
-                <w:sz w:val="28"/>
-                <w:szCs w:val="28"/>
+                <w:sz w:val="24"/>
+                <w:szCs w:val="24"/>
                 <w:lang w:val="tr-TR" w:eastAsia="tr-TR"/>
               </w:rPr>
               <w:t>Soğuk</w:t>
@@ -8024,8 +8024,8 @@
               <w:rPr>
                 <w:rFonts w:ascii="Times New Roman" w:hAnsi="Times New Roman" w:cs="Times New Roman"/>
                 <w:color w:val="auto"/>
-                <w:sz w:val="28"/>
-                <w:szCs w:val="28"/>
+                <w:sz w:val="24"/>
+                <w:szCs w:val="24"/>
                 <w:lang w:val="tr-TR" w:eastAsia="tr-TR"/>
               </w:rPr>
             </w:pPr>
@@ -8033,8 +8033,8 @@
               <w:rPr>
                 <w:rFonts w:ascii="Times New Roman" w:hAnsi="Times New Roman" w:cs="Times New Roman"/>
                 <w:color w:val="auto"/>
-                <w:sz w:val="28"/>
-                <w:szCs w:val="28"/>
+                <w:sz w:val="24"/>
+                <w:szCs w:val="24"/>
                 <w:lang w:val="tr-TR" w:eastAsia="tr-TR"/>
               </w:rPr>
               <w:t>Nem</w:t>
@@ -8059,8 +8059,8 @@
               <w:rPr>
                 <w:rFonts w:ascii="Times New Roman" w:hAnsi="Times New Roman" w:cs="Times New Roman"/>
                 <w:color w:val="auto"/>
-                <w:sz w:val="28"/>
-                <w:szCs w:val="28"/>
+                <w:sz w:val="24"/>
+                <w:szCs w:val="24"/>
                 <w:lang w:val="tr-TR" w:eastAsia="tr-TR"/>
               </w:rPr>
             </w:pPr>
@@ -8068,8 +8068,8 @@
               <w:rPr>
                 <w:rFonts w:ascii="Times New Roman" w:hAnsi="Times New Roman" w:cs="Times New Roman"/>
                 <w:color w:val="auto"/>
-                <w:sz w:val="28"/>
-                <w:szCs w:val="28"/>
+                <w:sz w:val="24"/>
+                <w:szCs w:val="24"/>
                 <w:lang w:val="tr-TR" w:eastAsia="tr-TR"/>
               </w:rPr>
               <w:t xml:space="preserve">Toz </w:t>
@@ -8094,8 +8094,8 @@
               <w:rPr>
                 <w:rFonts w:ascii="Times New Roman" w:hAnsi="Times New Roman" w:cs="Times New Roman"/>
                 <w:color w:val="auto"/>
-                <w:sz w:val="28"/>
-                <w:szCs w:val="28"/>
+                <w:sz w:val="24"/>
+                <w:szCs w:val="24"/>
                 <w:lang w:val="tr-TR" w:eastAsia="tr-TR"/>
               </w:rPr>
             </w:pPr>
@@ -8103,8 +8103,8 @@
               <w:rPr>
                 <w:rFonts w:ascii="Times New Roman" w:hAnsi="Times New Roman" w:cs="Times New Roman"/>
                 <w:color w:val="auto"/>
-                <w:sz w:val="28"/>
-                <w:szCs w:val="28"/>
+                <w:sz w:val="24"/>
+                <w:szCs w:val="24"/>
                 <w:lang w:val="tr-TR" w:eastAsia="tr-TR"/>
               </w:rPr>
               <w:t>Kötü  koku</w:t>
@@ -8129,8 +8129,8 @@
               <w:rPr>
                 <w:rFonts w:ascii="Times New Roman" w:hAnsi="Times New Roman" w:cs="Times New Roman"/>
                 <w:color w:val="auto"/>
-                <w:sz w:val="28"/>
-                <w:szCs w:val="28"/>
+                <w:sz w:val="24"/>
+                <w:szCs w:val="24"/>
                 <w:lang w:val="tr-TR" w:eastAsia="tr-TR"/>
               </w:rPr>
             </w:pPr>
@@ -8138,8 +8138,8 @@
               <w:rPr>
                 <w:rFonts w:ascii="Times New Roman" w:hAnsi="Times New Roman" w:cs="Times New Roman"/>
                 <w:color w:val="auto"/>
-                <w:sz w:val="28"/>
-                <w:szCs w:val="28"/>
+                <w:sz w:val="24"/>
+                <w:szCs w:val="24"/>
                 <w:lang w:val="tr-TR" w:eastAsia="tr-TR"/>
               </w:rPr>
               <w:t>Ergonomik olmayan masa  sandalye</w:t>
@@ -8164,8 +8164,8 @@
               <w:rPr>
                 <w:rFonts w:ascii="Times New Roman" w:hAnsi="Times New Roman" w:cs="Times New Roman"/>
                 <w:color w:val="auto"/>
-                <w:sz w:val="28"/>
-                <w:szCs w:val="28"/>
+                <w:sz w:val="24"/>
+                <w:szCs w:val="24"/>
                 <w:lang w:val="tr-TR" w:eastAsia="tr-TR"/>
               </w:rPr>
             </w:pPr>
@@ -8173,8 +8173,8 @@
               <w:rPr>
                 <w:rFonts w:ascii="Times New Roman" w:hAnsi="Times New Roman" w:cs="Times New Roman"/>
                 <w:color w:val="auto"/>
-                <w:sz w:val="28"/>
-                <w:szCs w:val="28"/>
+                <w:sz w:val="24"/>
+                <w:szCs w:val="24"/>
                 <w:lang w:val="tr-TR" w:eastAsia="tr-TR"/>
               </w:rPr>
               <w:t>Havalandırma</w:t>
@@ -8199,8 +8199,8 @@
               <w:rPr>
                 <w:rFonts w:ascii="Times New Roman" w:hAnsi="Times New Roman" w:cs="Times New Roman"/>
                 <w:color w:val="auto"/>
-                <w:sz w:val="28"/>
-                <w:szCs w:val="28"/>
+                <w:sz w:val="24"/>
+                <w:szCs w:val="24"/>
                 <w:lang w:val="tr-TR" w:eastAsia="tr-TR"/>
               </w:rPr>
             </w:pPr>
@@ -8208,8 +8208,8 @@
               <w:rPr>
                 <w:rFonts w:ascii="Times New Roman" w:hAnsi="Times New Roman" w:cs="Times New Roman"/>
                 <w:color w:val="auto"/>
-                <w:sz w:val="28"/>
-                <w:szCs w:val="28"/>
+                <w:sz w:val="24"/>
+                <w:szCs w:val="24"/>
                 <w:lang w:val="tr-TR" w:eastAsia="tr-TR"/>
               </w:rPr>
               <w:t>Kimyasal Madde</w:t>
@@ -8234,8 +8234,8 @@
               <w:rPr>
                 <w:rFonts w:ascii="Times New Roman" w:hAnsi="Times New Roman" w:cs="Times New Roman"/>
                 <w:color w:val="auto"/>
-                <w:sz w:val="28"/>
-                <w:szCs w:val="28"/>
+                <w:sz w:val="24"/>
+                <w:szCs w:val="24"/>
                 <w:lang w:val="tr-TR" w:eastAsia="tr-TR"/>
               </w:rPr>
             </w:pPr>
@@ -8243,8 +8243,8 @@
               <w:rPr>
                 <w:rFonts w:ascii="Times New Roman" w:hAnsi="Times New Roman" w:cs="Times New Roman"/>
                 <w:color w:val="auto"/>
-                <w:sz w:val="28"/>
-                <w:szCs w:val="28"/>
+                <w:sz w:val="24"/>
+                <w:szCs w:val="24"/>
                 <w:lang w:val="tr-TR" w:eastAsia="tr-TR"/>
               </w:rPr>
               <w:t>Diğer Açıklayınız</w:t>
@@ -8272,8 +8272,8 @@
               <w:rPr>
                 <w:rFonts w:ascii="Times New Roman" w:hAnsi="Times New Roman" w:cs="Times New Roman"/>
                 <w:color w:val="auto"/>
-                <w:sz w:val="28"/>
-                <w:szCs w:val="28"/>
+                <w:sz w:val="24"/>
+                <w:szCs w:val="24"/>
                 <w:lang w:val="tr-TR" w:eastAsia="tr-TR"/>
               </w:rPr>
             </w:pPr>
@@ -8281,8 +8281,8 @@
               <w:rPr>
                 <w:rFonts w:ascii="Times New Roman" w:hAnsi="Times New Roman" w:cs="Times New Roman"/>
                 <w:color w:val="auto"/>
-                <w:sz w:val="28"/>
-                <w:szCs w:val="28"/>
+                <w:sz w:val="24"/>
+                <w:szCs w:val="24"/>
                 <w:lang w:val="tr-TR" w:eastAsia="tr-TR"/>
               </w:rPr>
               <w:t>Büro</w:t>
@@ -8486,8 +8486,8 @@
               <w:rPr>
                 <w:rFonts w:ascii="Times New Roman" w:hAnsi="Times New Roman" w:cs="Times New Roman"/>
                 <w:color w:val="auto"/>
-                <w:sz w:val="28"/>
-                <w:szCs w:val="28"/>
+                <w:sz w:val="24"/>
+                <w:szCs w:val="24"/>
                 <w:lang w:val="tr-TR" w:eastAsia="tr-TR"/>
               </w:rPr>
             </w:pPr>
@@ -8495,8 +8495,8 @@
               <w:rPr>
                 <w:rFonts w:ascii="Times New Roman" w:hAnsi="Times New Roman" w:cs="Times New Roman"/>
                 <w:color w:val="auto"/>
-                <w:sz w:val="28"/>
-                <w:szCs w:val="28"/>
+                <w:sz w:val="24"/>
+                <w:szCs w:val="24"/>
                 <w:lang w:val="tr-TR" w:eastAsia="tr-TR"/>
               </w:rPr>
               <w:t>Atölye</w:t>
@@ -8700,8 +8700,8 @@
               <w:rPr>
                 <w:rFonts w:ascii="Times New Roman" w:hAnsi="Times New Roman" w:cs="Times New Roman"/>
                 <w:color w:val="auto"/>
-                <w:sz w:val="28"/>
-                <w:szCs w:val="28"/>
+                <w:sz w:val="24"/>
+                <w:szCs w:val="24"/>
                 <w:lang w:val="tr-TR" w:eastAsia="tr-TR"/>
               </w:rPr>
             </w:pPr>
@@ -8709,8 +8709,8 @@
               <w:rPr>
                 <w:rFonts w:ascii="Times New Roman" w:hAnsi="Times New Roman" w:cs="Times New Roman"/>
                 <w:color w:val="auto"/>
-                <w:sz w:val="28"/>
-                <w:szCs w:val="28"/>
+                <w:sz w:val="24"/>
+                <w:szCs w:val="24"/>
                 <w:lang w:val="tr-TR" w:eastAsia="tr-TR"/>
               </w:rPr>
               <w:t>Dış Ortam</w:t>
@@ -8914,8 +8914,8 @@
               <w:rPr>
                 <w:rFonts w:ascii="Times New Roman" w:hAnsi="Times New Roman" w:cs="Times New Roman"/>
                 <w:color w:val="auto"/>
-                <w:sz w:val="28"/>
-                <w:szCs w:val="28"/>
+                <w:sz w:val="24"/>
+                <w:szCs w:val="24"/>
                 <w:lang w:val="tr-TR" w:eastAsia="tr-TR"/>
               </w:rPr>
             </w:pPr>
@@ -8923,8 +8923,8 @@
               <w:rPr>
                 <w:rFonts w:ascii="Times New Roman" w:hAnsi="Times New Roman" w:cs="Times New Roman"/>
                 <w:color w:val="auto"/>
-                <w:sz w:val="28"/>
-                <w:szCs w:val="28"/>
+                <w:sz w:val="24"/>
+                <w:szCs w:val="24"/>
                 <w:lang w:val="tr-TR" w:eastAsia="tr-TR"/>
               </w:rPr>
               <w:t>Laboratuvar</w:t>
@@ -9128,8 +9128,8 @@
               <w:rPr>
                 <w:rFonts w:ascii="Times New Roman" w:hAnsi="Times New Roman" w:cs="Times New Roman"/>
                 <w:color w:val="auto"/>
-                <w:sz w:val="28"/>
-                <w:szCs w:val="28"/>
+                <w:sz w:val="24"/>
+                <w:szCs w:val="24"/>
                 <w:lang w:val="tr-TR" w:eastAsia="tr-TR"/>
               </w:rPr>
             </w:pPr>
@@ -9137,8 +9137,8 @@
               <w:rPr>
                 <w:rFonts w:ascii="Times New Roman" w:hAnsi="Times New Roman" w:cs="Times New Roman"/>
                 <w:color w:val="auto"/>
-                <w:sz w:val="28"/>
-                <w:szCs w:val="28"/>
+                <w:sz w:val="24"/>
+                <w:szCs w:val="24"/>
                 <w:lang w:val="tr-TR" w:eastAsia="tr-TR"/>
               </w:rPr>
               <w:t>Depo</w:t>
@@ -9342,8 +9342,8 @@
               <w:rPr>
                 <w:rFonts w:ascii="Times New Roman" w:hAnsi="Times New Roman" w:cs="Times New Roman"/>
                 <w:color w:val="auto"/>
-                <w:sz w:val="28"/>
-                <w:szCs w:val="28"/>
+                <w:sz w:val="24"/>
+                <w:szCs w:val="24"/>
                 <w:lang w:val="tr-TR" w:eastAsia="tr-TR"/>
               </w:rPr>
             </w:pPr>
@@ -9351,8 +9351,8 @@
               <w:rPr>
                 <w:rFonts w:ascii="Times New Roman" w:hAnsi="Times New Roman" w:cs="Times New Roman"/>
                 <w:color w:val="auto"/>
-                <w:sz w:val="28"/>
-                <w:szCs w:val="28"/>
+                <w:sz w:val="24"/>
+                <w:szCs w:val="24"/>
                 <w:lang w:val="tr-TR" w:eastAsia="tr-TR"/>
               </w:rPr>
               <w:t>Bilgisayar</w:t>
@@ -9556,8 +9556,8 @@
               <w:rPr>
                 <w:rFonts w:ascii="Times New Roman" w:hAnsi="Times New Roman" w:cs="Times New Roman"/>
                 <w:color w:val="auto"/>
-                <w:sz w:val="28"/>
-                <w:szCs w:val="28"/>
+                <w:sz w:val="24"/>
+                <w:szCs w:val="24"/>
                 <w:lang w:val="tr-TR" w:eastAsia="tr-TR"/>
               </w:rPr>
             </w:pPr>
@@ -9565,8 +9565,8 @@
               <w:rPr>
                 <w:rFonts w:ascii="Times New Roman" w:hAnsi="Times New Roman" w:cs="Times New Roman"/>
                 <w:color w:val="auto"/>
-                <w:sz w:val="28"/>
-                <w:szCs w:val="28"/>
+                <w:sz w:val="24"/>
+                <w:szCs w:val="24"/>
                 <w:lang w:val="tr-TR" w:eastAsia="tr-TR"/>
               </w:rPr>
               <w:t xml:space="preserve">Diğer </w:t>
@@ -9575,8 +9575,8 @@
               <w:rPr>
                 <w:rFonts w:ascii="Times New Roman" w:hAnsi="Times New Roman" w:cs="Times New Roman"/>
                 <w:color w:val="auto"/>
-                <w:sz w:val="28"/>
-                <w:szCs w:val="28"/>
+                <w:sz w:val="24"/>
+                <w:szCs w:val="24"/>
                 <w:lang w:val="tr-TR" w:eastAsia="tr-TR"/>
               </w:rPr>
               <w:t>(Açıklayınız</w:t>
@@ -9585,8 +9585,8 @@
               <w:rPr>
                 <w:rFonts w:ascii="Times New Roman" w:hAnsi="Times New Roman" w:cs="Times New Roman"/>
                 <w:color w:val="auto"/>
-                <w:sz w:val="28"/>
-                <w:szCs w:val="28"/>
+                <w:sz w:val="24"/>
+                <w:szCs w:val="24"/>
                 <w:lang w:val="tr-TR" w:eastAsia="tr-TR"/>
               </w:rPr>
               <w:t>)</w:t>
@@ -9798,17 +9798,17 @@
         <w:rPr>
           <w:rFonts w:ascii="Times New Roman" w:hAnsi="Times New Roman" w:cs="Times New Roman"/>
           <w:color w:val="auto"/>
-          <w:sz w:val="28"/>
-          <w:szCs w:val="28"/>
-          <w:lang w:val="tr-TR" w:eastAsia="tr-TR"/>
-        </w:rPr>
-      </w:pPr>
-      <w:r>
-        <w:rPr>
-          <w:rFonts w:ascii="Times New Roman" w:hAnsi="Times New Roman" w:cs="Times New Roman"/>
-          <w:color w:val="auto"/>
-          <w:sz w:val="28"/>
-          <w:szCs w:val="28"/>
+          <w:sz w:val="24"/>
+          <w:szCs w:val="24"/>
+          <w:lang w:val="tr-TR" w:eastAsia="tr-TR"/>
+        </w:rPr>
+      </w:pPr>
+      <w:r>
+        <w:rPr>
+          <w:rFonts w:ascii="Times New Roman" w:hAnsi="Times New Roman" w:cs="Times New Roman"/>
+          <w:color w:val="auto"/>
+          <w:sz w:val="24"/>
+          <w:szCs w:val="24"/>
           <w:lang w:val="tr-TR" w:eastAsia="tr-TR"/>
         </w:rPr>
         <w:t>Yaptığınız işle ilgili aşağıdaki risklerden hangisi vardır? Cevabınız EVET ise; risklerin şiddeti ve sıklığı nedir? Belirtiniz</w:t>
@@ -9817,8 +9817,8 @@
         <w:rPr>
           <w:rFonts w:ascii="Times New Roman" w:hAnsi="Times New Roman" w:cs="Times New Roman"/>
           <w:color w:val="FF0000"/>
-          <w:sz w:val="28"/>
-          <w:szCs w:val="28"/>
+          <w:sz w:val="24"/>
+          <w:szCs w:val="24"/>
           <w:lang w:val="tr-TR" w:eastAsia="tr-TR"/>
         </w:rPr>
         <w:t>.</w:t>
@@ -9829,8 +9829,8 @@
         <w:rPr>
           <w:rFonts w:ascii="Times New Roman" w:hAnsi="Times New Roman" w:cs="Times New Roman"/>
           <w:color w:val="FF0000"/>
-          <w:sz w:val="28"/>
-          <w:szCs w:val="28"/>
+          <w:sz w:val="24"/>
+          <w:szCs w:val="24"/>
           <w:lang w:val="tr-TR" w:eastAsia="tr-TR"/>
         </w:rPr>
       </w:pPr>
@@ -9878,8 +9878,8 @@
               <w:rPr>
                 <w:rFonts w:ascii="Times New Roman" w:hAnsi="Times New Roman" w:cs="Times New Roman"/>
                 <w:color w:val="auto"/>
-                <w:sz w:val="28"/>
-                <w:szCs w:val="28"/>
+                <w:sz w:val="24"/>
+                <w:szCs w:val="24"/>
                 <w:lang w:val="tr-TR" w:eastAsia="tr-TR"/>
               </w:rPr>
             </w:pPr>
@@ -9887,8 +9887,8 @@
               <w:rPr>
                 <w:rFonts w:ascii="Times New Roman" w:hAnsi="Times New Roman" w:cs="Times New Roman"/>
                 <w:color w:val="auto"/>
-                <w:sz w:val="28"/>
-                <w:szCs w:val="28"/>
+                <w:sz w:val="24"/>
+                <w:szCs w:val="24"/>
                 <w:lang w:val="tr-TR" w:eastAsia="tr-TR"/>
               </w:rPr>
               <w:t>RİSKİN TÜRÜ</w:t>
@@ -9916,8 +9916,8 @@
               <w:rPr>
                 <w:rFonts w:ascii="Times New Roman" w:hAnsi="Times New Roman" w:cs="Times New Roman"/>
                 <w:color w:val="auto"/>
-                <w:sz w:val="28"/>
-                <w:szCs w:val="28"/>
+                <w:sz w:val="24"/>
+                <w:szCs w:val="24"/>
                 <w:lang w:val="tr-TR" w:eastAsia="tr-TR"/>
               </w:rPr>
             </w:pPr>
@@ -9925,8 +9925,8 @@
               <w:rPr>
                 <w:rFonts w:ascii="Times New Roman" w:hAnsi="Times New Roman" w:cs="Times New Roman"/>
                 <w:color w:val="auto"/>
-                <w:sz w:val="28"/>
-                <w:szCs w:val="28"/>
+                <w:sz w:val="24"/>
+                <w:szCs w:val="24"/>
                 <w:lang w:val="tr-TR" w:eastAsia="tr-TR"/>
               </w:rPr>
               <w:t>Yok</w:t>
@@ -9952,8 +9952,8 @@
               <w:rPr>
                 <w:rFonts w:ascii="Times New Roman" w:hAnsi="Times New Roman" w:cs="Times New Roman"/>
                 <w:color w:val="auto"/>
-                <w:sz w:val="28"/>
-                <w:szCs w:val="28"/>
+                <w:sz w:val="24"/>
+                <w:szCs w:val="24"/>
                 <w:lang w:val="tr-TR" w:eastAsia="tr-TR"/>
               </w:rPr>
             </w:pPr>
@@ -9961,8 +9961,8 @@
               <w:rPr>
                 <w:rFonts w:ascii="Times New Roman" w:hAnsi="Times New Roman" w:cs="Times New Roman"/>
                 <w:color w:val="auto"/>
-                <w:sz w:val="28"/>
-                <w:szCs w:val="28"/>
+                <w:sz w:val="24"/>
+                <w:szCs w:val="24"/>
                 <w:lang w:val="tr-TR" w:eastAsia="tr-TR"/>
               </w:rPr>
               <w:t>RİSKİN ŞİDDETİ</w:t>
@@ -9988,8 +9988,8 @@
               <w:rPr>
                 <w:rFonts w:ascii="Times New Roman" w:hAnsi="Times New Roman" w:cs="Times New Roman"/>
                 <w:color w:val="auto"/>
-                <w:sz w:val="28"/>
-                <w:szCs w:val="28"/>
+                <w:sz w:val="24"/>
+                <w:szCs w:val="24"/>
                 <w:lang w:val="tr-TR" w:eastAsia="tr-TR"/>
               </w:rPr>
             </w:pPr>
@@ -9997,8 +9997,8 @@
               <w:rPr>
                 <w:rFonts w:ascii="Times New Roman" w:hAnsi="Times New Roman" w:cs="Times New Roman"/>
                 <w:color w:val="auto"/>
-                <w:sz w:val="28"/>
-                <w:szCs w:val="28"/>
+                <w:sz w:val="24"/>
+                <w:szCs w:val="24"/>
                 <w:lang w:val="tr-TR" w:eastAsia="tr-TR"/>
               </w:rPr>
               <w:t>RİSKİN SIKLIĞI</w:t>
@@ -10028,8 +10028,8 @@
               <w:rPr>
                 <w:rFonts w:ascii="Times New Roman" w:hAnsi="Times New Roman" w:cs="Times New Roman"/>
                 <w:color w:val="auto"/>
-                <w:sz w:val="28"/>
-                <w:szCs w:val="28"/>
+                <w:sz w:val="24"/>
+                <w:szCs w:val="24"/>
                 <w:lang w:val="tr-TR" w:eastAsia="tr-TR"/>
               </w:rPr>
             </w:pPr>
@@ -10037,8 +10037,8 @@
               <w:rPr>
                 <w:rFonts w:ascii="Times New Roman" w:hAnsi="Times New Roman" w:cs="Times New Roman"/>
                 <w:color w:val="auto"/>
-                <w:sz w:val="28"/>
-                <w:szCs w:val="28"/>
+                <w:sz w:val="24"/>
+                <w:szCs w:val="24"/>
                 <w:lang w:val="tr-TR" w:eastAsia="tr-TR"/>
               </w:rPr>
               <w:t>İş Kazası Riski var</w:t>
@@ -10200,8 +10200,8 @@
               <w:rPr>
                 <w:rFonts w:ascii="Times New Roman" w:hAnsi="Times New Roman" w:cs="Times New Roman"/>
                 <w:color w:val="auto"/>
-                <w:sz w:val="28"/>
-                <w:szCs w:val="28"/>
+                <w:sz w:val="24"/>
+                <w:szCs w:val="24"/>
                 <w:lang w:val="tr-TR" w:eastAsia="tr-TR"/>
               </w:rPr>
             </w:pPr>
@@ -10209,8 +10209,8 @@
               <w:rPr>
                 <w:rFonts w:ascii="Times New Roman" w:hAnsi="Times New Roman" w:cs="Times New Roman"/>
                 <w:color w:val="auto"/>
-                <w:sz w:val="28"/>
-                <w:szCs w:val="28"/>
+                <w:sz w:val="24"/>
+                <w:szCs w:val="24"/>
                 <w:lang w:val="tr-TR" w:eastAsia="tr-TR"/>
               </w:rPr>
               <w:t>İş seyahatleri Nedeniyle Trafik Kazası Riski Var</w:t>
@@ -10351,8 +10351,8 @@
               <w:rPr>
                 <w:rFonts w:ascii="Times New Roman" w:hAnsi="Times New Roman" w:cs="Times New Roman"/>
                 <w:color w:val="auto"/>
-                <w:sz w:val="28"/>
-                <w:szCs w:val="28"/>
+                <w:sz w:val="24"/>
+                <w:szCs w:val="24"/>
                 <w:lang w:val="tr-TR" w:eastAsia="tr-TR"/>
               </w:rPr>
             </w:pPr>
@@ -10360,8 +10360,8 @@
               <w:rPr>
                 <w:rFonts w:ascii="Times New Roman" w:hAnsi="Times New Roman" w:cs="Times New Roman"/>
                 <w:color w:val="auto"/>
-                <w:sz w:val="28"/>
-                <w:szCs w:val="28"/>
+                <w:sz w:val="24"/>
+                <w:szCs w:val="24"/>
                 <w:lang w:val="tr-TR" w:eastAsia="tr-TR"/>
               </w:rPr>
               <w:t>Meslek Hastalıklarına Yakalanma Riski Var</w:t>
@@ -10487,52 +10487,52 @@
         <w:rPr>
           <w:rFonts w:ascii="Times New Roman" w:hAnsi="Times New Roman" w:cs="Times New Roman"/>
           <w:color w:val="auto"/>
-          <w:sz w:val="28"/>
-          <w:szCs w:val="28"/>
-          <w:lang w:val="tr-TR" w:eastAsia="tr-TR"/>
-        </w:rPr>
-      </w:pPr>
-    </w:p>
-    <w:p>
-      <w:pPr>
-        <w:rPr>
-          <w:rFonts w:ascii="Times New Roman" w:hAnsi="Times New Roman" w:cs="Times New Roman"/>
-          <w:color w:val="auto"/>
-          <w:sz w:val="28"/>
-          <w:szCs w:val="28"/>
-          <w:lang w:val="tr-TR" w:eastAsia="tr-TR"/>
-        </w:rPr>
-      </w:pPr>
-    </w:p>
-    <w:p>
-      <w:pPr>
-        <w:rPr>
-          <w:rFonts w:ascii="Times New Roman" w:hAnsi="Times New Roman" w:cs="Times New Roman"/>
-          <w:color w:val="auto"/>
-          <w:sz w:val="28"/>
-          <w:szCs w:val="28"/>
-          <w:lang w:val="tr-TR" w:eastAsia="tr-TR"/>
-        </w:rPr>
-      </w:pPr>
-    </w:p>
-    <w:p>
-      <w:pPr>
-        <w:rPr>
-          <w:rFonts w:ascii="Times New Roman" w:hAnsi="Times New Roman" w:cs="Times New Roman"/>
-          <w:color w:val="auto"/>
-          <w:sz w:val="28"/>
-          <w:szCs w:val="28"/>
-          <w:lang w:val="tr-TR" w:eastAsia="tr-TR"/>
-        </w:rPr>
-      </w:pPr>
-    </w:p>
-    <w:p>
-      <w:pPr>
-        <w:rPr>
-          <w:rFonts w:ascii="Times New Roman" w:hAnsi="Times New Roman" w:cs="Times New Roman"/>
-          <w:color w:val="auto"/>
-          <w:sz w:val="28"/>
-          <w:szCs w:val="28"/>
+          <w:sz w:val="24"/>
+          <w:szCs w:val="24"/>
+          <w:lang w:val="tr-TR" w:eastAsia="tr-TR"/>
+        </w:rPr>
+      </w:pPr>
+    </w:p>
+    <w:p>
+      <w:pPr>
+        <w:rPr>
+          <w:rFonts w:ascii="Times New Roman" w:hAnsi="Times New Roman" w:cs="Times New Roman"/>
+          <w:color w:val="auto"/>
+          <w:sz w:val="24"/>
+          <w:szCs w:val="24"/>
+          <w:lang w:val="tr-TR" w:eastAsia="tr-TR"/>
+        </w:rPr>
+      </w:pPr>
+    </w:p>
+    <w:p>
+      <w:pPr>
+        <w:rPr>
+          <w:rFonts w:ascii="Times New Roman" w:hAnsi="Times New Roman" w:cs="Times New Roman"/>
+          <w:color w:val="auto"/>
+          <w:sz w:val="24"/>
+          <w:szCs w:val="24"/>
+          <w:lang w:val="tr-TR" w:eastAsia="tr-TR"/>
+        </w:rPr>
+      </w:pPr>
+    </w:p>
+    <w:p>
+      <w:pPr>
+        <w:rPr>
+          <w:rFonts w:ascii="Times New Roman" w:hAnsi="Times New Roman" w:cs="Times New Roman"/>
+          <w:color w:val="auto"/>
+          <w:sz w:val="24"/>
+          <w:szCs w:val="24"/>
+          <w:lang w:val="tr-TR" w:eastAsia="tr-TR"/>
+        </w:rPr>
+      </w:pPr>
+    </w:p>
+    <w:p>
+      <w:pPr>
+        <w:rPr>
+          <w:rFonts w:ascii="Times New Roman" w:hAnsi="Times New Roman" w:cs="Times New Roman"/>
+          <w:color w:val="auto"/>
+          <w:sz w:val="24"/>
+          <w:szCs w:val="24"/>
           <w:lang w:val="tr-TR" w:eastAsia="tr-TR"/>
         </w:rPr>
       </w:pPr>
@@ -10543,8 +10543,8 @@
         <w:rPr>
           <w:rFonts w:ascii="Times New Roman" w:hAnsi="Times New Roman" w:cs="Times New Roman"/>
           <w:color w:val="auto"/>
-          <w:sz w:val="28"/>
-          <w:szCs w:val="28"/>
+          <w:sz w:val="24"/>
+          <w:szCs w:val="24"/>
           <w:lang w:val="tr-TR" w:eastAsia="tr-TR"/>
         </w:rPr>
       </w:pPr>
@@ -10555,8 +10555,8 @@
         <w:rPr>
           <w:rFonts w:ascii="Times New Roman" w:hAnsi="Times New Roman" w:cs="Times New Roman"/>
           <w:color w:val="auto"/>
-          <w:sz w:val="28"/>
-          <w:szCs w:val="28"/>
+          <w:sz w:val="24"/>
+          <w:szCs w:val="24"/>
           <w:lang w:val="tr-TR" w:eastAsia="tr-TR"/>
         </w:rPr>
       </w:pPr>
@@ -10567,8 +10567,8 @@
         <w:rPr>
           <w:rFonts w:ascii="Times New Roman" w:hAnsi="Times New Roman" w:cs="Times New Roman"/>
           <w:color w:val="auto"/>
-          <w:sz w:val="28"/>
-          <w:szCs w:val="28"/>
+          <w:sz w:val="24"/>
+          <w:szCs w:val="24"/>
           <w:lang w:val="tr-TR" w:eastAsia="tr-TR"/>
         </w:rPr>
       </w:pPr>
@@ -10577,8 +10577,8 @@
           <w:rFonts w:ascii="Times New Roman" w:hAnsi="Times New Roman" w:cs="Times New Roman"/>
           <w:b/>
           <w:color w:val="auto"/>
-          <w:sz w:val="28"/>
-          <w:szCs w:val="28"/>
+          <w:sz w:val="24"/>
+          <w:szCs w:val="24"/>
           <w:lang w:val="tr-TR" w:eastAsia="tr-TR"/>
         </w:rPr>
         <w:t>4.7.</w:t>
@@ -10587,8 +10587,8 @@
         <w:rPr>
           <w:rFonts w:ascii="Times New Roman" w:hAnsi="Times New Roman" w:cs="Times New Roman"/>
           <w:color w:val="auto"/>
-          <w:sz w:val="28"/>
-          <w:szCs w:val="28"/>
+          <w:sz w:val="24"/>
+          <w:szCs w:val="24"/>
           <w:lang w:val="tr-TR" w:eastAsia="tr-TR"/>
         </w:rPr>
         <w:t xml:space="preserve"> İşinizle ilgili gizlenmesi gereken bilgiler varsa bunların konusu ve kullanılma sıklığı nedir? Bu bilgilerin hatalı durum nedeniyle ortaya çıkmasının sakıncaları nelerdir?</w:t>
@@ -10599,19 +10599,19 @@
         <w:rPr>
           <w:rFonts w:ascii="Times New Roman" w:hAnsi="Times New Roman" w:cs="Times New Roman"/>
           <w:color w:val="auto"/>
-          <w:sz w:val="28"/>
-          <w:szCs w:val="28"/>
-          <w:lang w:val="tr-TR" w:eastAsia="tr-TR"/>
-        </w:rPr>
-      </w:pPr>
-    </w:p>
-    <w:p>
-      <w:pPr>
-        <w:rPr>
-          <w:rFonts w:ascii="Times New Roman" w:hAnsi="Times New Roman" w:cs="Times New Roman"/>
-          <w:color w:val="auto"/>
-          <w:sz w:val="28"/>
-          <w:szCs w:val="28"/>
+          <w:sz w:val="24"/>
+          <w:szCs w:val="24"/>
+          <w:lang w:val="tr-TR" w:eastAsia="tr-TR"/>
+        </w:rPr>
+      </w:pPr>
+    </w:p>
+    <w:p>
+      <w:pPr>
+        <w:rPr>
+          <w:rFonts w:ascii="Times New Roman" w:hAnsi="Times New Roman" w:cs="Times New Roman"/>
+          <w:color w:val="auto"/>
+          <w:sz w:val="24"/>
+          <w:szCs w:val="24"/>
           <w:lang w:val="tr-TR" w:eastAsia="tr-TR"/>
         </w:rPr>
       </w:pPr>
@@ -10653,8 +10653,8 @@
                 <w:rFonts w:ascii="Times New Roman" w:hAnsi="Times New Roman" w:cs="Times New Roman"/>
                 <w:b/>
                 <w:color w:val="auto"/>
-                <w:sz w:val="28"/>
-                <w:szCs w:val="28"/>
+                <w:sz w:val="24"/>
+                <w:szCs w:val="24"/>
                 <w:u w:val="single"/>
                 <w:lang w:val="tr-TR" w:eastAsia="tr-TR"/>
               </w:rPr>
@@ -10664,8 +10664,8 @@
                 <w:rFonts w:ascii="Times New Roman" w:hAnsi="Times New Roman" w:cs="Times New Roman"/>
                 <w:b/>
                 <w:color w:val="auto"/>
-                <w:sz w:val="28"/>
-                <w:szCs w:val="28"/>
+                <w:sz w:val="24"/>
+                <w:szCs w:val="24"/>
                 <w:u w:val="single"/>
                 <w:lang w:val="tr-TR" w:eastAsia="tr-TR"/>
               </w:rPr>
@@ -10691,8 +10691,8 @@
                 <w:rFonts w:ascii="Times New Roman" w:hAnsi="Times New Roman" w:cs="Times New Roman"/>
                 <w:b/>
                 <w:color w:val="auto"/>
-                <w:sz w:val="28"/>
-                <w:szCs w:val="28"/>
+                <w:sz w:val="24"/>
+                <w:szCs w:val="24"/>
                 <w:u w:val="single"/>
                 <w:lang w:val="tr-TR" w:eastAsia="tr-TR"/>
               </w:rPr>
@@ -10702,8 +10702,8 @@
                 <w:rFonts w:ascii="Times New Roman" w:hAnsi="Times New Roman" w:cs="Times New Roman"/>
                 <w:b/>
                 <w:color w:val="auto"/>
-                <w:sz w:val="28"/>
-                <w:szCs w:val="28"/>
+                <w:sz w:val="24"/>
+                <w:szCs w:val="24"/>
                 <w:u w:val="single"/>
                 <w:lang w:val="tr-TR" w:eastAsia="tr-TR"/>
               </w:rPr>
@@ -10729,8 +10729,8 @@
                 <w:rFonts w:ascii="Times New Roman" w:hAnsi="Times New Roman" w:cs="Times New Roman"/>
                 <w:b/>
                 <w:color w:val="auto"/>
-                <w:sz w:val="28"/>
-                <w:szCs w:val="28"/>
+                <w:sz w:val="24"/>
+                <w:szCs w:val="24"/>
                 <w:u w:val="single"/>
                 <w:lang w:val="tr-TR" w:eastAsia="tr-TR"/>
               </w:rPr>
@@ -10740,8 +10740,8 @@
                 <w:rFonts w:ascii="Times New Roman" w:hAnsi="Times New Roman" w:cs="Times New Roman"/>
                 <w:b/>
                 <w:color w:val="auto"/>
-                <w:sz w:val="28"/>
-                <w:szCs w:val="28"/>
+                <w:sz w:val="24"/>
+                <w:szCs w:val="24"/>
                 <w:u w:val="single"/>
                 <w:lang w:val="tr-TR" w:eastAsia="tr-TR"/>
               </w:rPr>
@@ -10806,63 +10806,63 @@
         <w:rPr>
           <w:rFonts w:ascii="Times New Roman" w:hAnsi="Times New Roman" w:cs="Times New Roman"/>
           <w:color w:val="auto"/>
-          <w:sz w:val="28"/>
-          <w:szCs w:val="28"/>
-          <w:lang w:val="tr-TR" w:eastAsia="tr-TR"/>
-        </w:rPr>
-      </w:pPr>
-    </w:p>
-    <w:p>
-      <w:pPr>
-        <w:rPr>
-          <w:rFonts w:ascii="Times New Roman" w:hAnsi="Times New Roman" w:cs="Times New Roman"/>
-          <w:color w:val="auto"/>
-          <w:sz w:val="28"/>
-          <w:szCs w:val="28"/>
-          <w:lang w:val="tr-TR" w:eastAsia="tr-TR"/>
-        </w:rPr>
-      </w:pPr>
-    </w:p>
-    <w:p>
-      <w:pPr>
-        <w:rPr>
-          <w:rFonts w:ascii="Times New Roman" w:hAnsi="Times New Roman" w:cs="Times New Roman"/>
-          <w:color w:val="auto"/>
-          <w:sz w:val="28"/>
-          <w:szCs w:val="28"/>
-          <w:lang w:val="tr-TR" w:eastAsia="tr-TR"/>
-        </w:rPr>
-      </w:pPr>
-    </w:p>
-    <w:p>
-      <w:pPr>
-        <w:rPr>
-          <w:rFonts w:ascii="Times New Roman" w:hAnsi="Times New Roman" w:cs="Times New Roman"/>
-          <w:color w:val="auto"/>
-          <w:sz w:val="28"/>
-          <w:szCs w:val="28"/>
-          <w:lang w:val="tr-TR" w:eastAsia="tr-TR"/>
-        </w:rPr>
-      </w:pPr>
-    </w:p>
-    <w:p>
-      <w:pPr>
-        <w:rPr>
-          <w:rFonts w:ascii="Times New Roman" w:hAnsi="Times New Roman" w:cs="Times New Roman"/>
-          <w:color w:val="auto"/>
-          <w:sz w:val="28"/>
-          <w:szCs w:val="28"/>
-          <w:lang w:val="tr-TR" w:eastAsia="tr-TR"/>
-        </w:rPr>
-      </w:pPr>
-    </w:p>
-    <w:p>
-      <w:pPr>
-        <w:rPr>
-          <w:rFonts w:ascii="Times New Roman" w:hAnsi="Times New Roman" w:cs="Times New Roman"/>
-          <w:color w:val="auto"/>
-          <w:sz w:val="28"/>
-          <w:szCs w:val="28"/>
+          <w:sz w:val="24"/>
+          <w:szCs w:val="24"/>
+          <w:lang w:val="tr-TR" w:eastAsia="tr-TR"/>
+        </w:rPr>
+      </w:pPr>
+    </w:p>
+    <w:p>
+      <w:pPr>
+        <w:rPr>
+          <w:rFonts w:ascii="Times New Roman" w:hAnsi="Times New Roman" w:cs="Times New Roman"/>
+          <w:color w:val="auto"/>
+          <w:sz w:val="24"/>
+          <w:szCs w:val="24"/>
+          <w:lang w:val="tr-TR" w:eastAsia="tr-TR"/>
+        </w:rPr>
+      </w:pPr>
+    </w:p>
+    <w:p>
+      <w:pPr>
+        <w:rPr>
+          <w:rFonts w:ascii="Times New Roman" w:hAnsi="Times New Roman" w:cs="Times New Roman"/>
+          <w:color w:val="auto"/>
+          <w:sz w:val="24"/>
+          <w:szCs w:val="24"/>
+          <w:lang w:val="tr-TR" w:eastAsia="tr-TR"/>
+        </w:rPr>
+      </w:pPr>
+    </w:p>
+    <w:p>
+      <w:pPr>
+        <w:rPr>
+          <w:rFonts w:ascii="Times New Roman" w:hAnsi="Times New Roman" w:cs="Times New Roman"/>
+          <w:color w:val="auto"/>
+          <w:sz w:val="24"/>
+          <w:szCs w:val="24"/>
+          <w:lang w:val="tr-TR" w:eastAsia="tr-TR"/>
+        </w:rPr>
+      </w:pPr>
+    </w:p>
+    <w:p>
+      <w:pPr>
+        <w:rPr>
+          <w:rFonts w:ascii="Times New Roman" w:hAnsi="Times New Roman" w:cs="Times New Roman"/>
+          <w:color w:val="auto"/>
+          <w:sz w:val="24"/>
+          <w:szCs w:val="24"/>
+          <w:lang w:val="tr-TR" w:eastAsia="tr-TR"/>
+        </w:rPr>
+      </w:pPr>
+    </w:p>
+    <w:p>
+      <w:pPr>
+        <w:rPr>
+          <w:rFonts w:ascii="Times New Roman" w:hAnsi="Times New Roman" w:cs="Times New Roman"/>
+          <w:color w:val="auto"/>
+          <w:sz w:val="24"/>
+          <w:szCs w:val="24"/>
           <w:lang w:val="tr-TR" w:eastAsia="tr-TR"/>
         </w:rPr>
       </w:pPr>
@@ -10873,177 +10873,177 @@
         <w:rPr>
           <w:rFonts w:ascii="Times New Roman" w:hAnsi="Times New Roman" w:cs="Times New Roman"/>
           <w:noProof/>
-          <w:szCs w:val="28"/>
-          <w:lang w:val="tr-TR"/>
-        </w:rPr>
-      </w:pPr>
-    </w:p>
-    <w:p>
-      <w:pPr>
-        <w:rPr>
-          <w:rFonts w:ascii="Times New Roman" w:hAnsi="Times New Roman" w:cs="Times New Roman"/>
-          <w:sz w:val="28"/>
-          <w:szCs w:val="28"/>
-          <w:lang w:val="tr-TR"/>
-        </w:rPr>
-      </w:pPr>
-    </w:p>
-    <w:p>
-      <w:pPr>
-        <w:rPr>
-          <w:rFonts w:ascii="Times New Roman" w:hAnsi="Times New Roman" w:cs="Times New Roman"/>
-          <w:sz w:val="28"/>
-          <w:szCs w:val="28"/>
-          <w:lang w:val="tr-TR"/>
-        </w:rPr>
-      </w:pPr>
-    </w:p>
-    <w:p>
-      <w:pPr>
-        <w:rPr>
-          <w:rFonts w:ascii="Times New Roman" w:hAnsi="Times New Roman" w:cs="Times New Roman"/>
-          <w:sz w:val="28"/>
-          <w:szCs w:val="28"/>
-          <w:lang w:val="tr-TR"/>
-        </w:rPr>
-      </w:pPr>
-    </w:p>
-    <w:p>
-      <w:pPr>
-        <w:rPr>
-          <w:rFonts w:ascii="Times New Roman" w:hAnsi="Times New Roman" w:cs="Times New Roman"/>
-          <w:sz w:val="28"/>
-          <w:szCs w:val="28"/>
-          <w:lang w:val="tr-TR"/>
-        </w:rPr>
-      </w:pPr>
-    </w:p>
-    <w:p>
-      <w:pPr>
-        <w:rPr>
-          <w:rFonts w:ascii="Times New Roman" w:hAnsi="Times New Roman" w:cs="Times New Roman"/>
-          <w:sz w:val="28"/>
-          <w:szCs w:val="28"/>
-          <w:lang w:val="tr-TR"/>
-        </w:rPr>
-      </w:pPr>
-    </w:p>
-    <w:p>
-      <w:pPr>
-        <w:rPr>
-          <w:rFonts w:ascii="Times New Roman" w:hAnsi="Times New Roman" w:cs="Times New Roman"/>
-          <w:sz w:val="28"/>
-          <w:szCs w:val="28"/>
-          <w:lang w:val="tr-TR"/>
-        </w:rPr>
-      </w:pPr>
-    </w:p>
-    <w:p>
-      <w:pPr>
-        <w:rPr>
-          <w:rFonts w:ascii="Times New Roman" w:hAnsi="Times New Roman" w:cs="Times New Roman"/>
-          <w:sz w:val="28"/>
-          <w:szCs w:val="28"/>
-          <w:lang w:val="tr-TR"/>
-        </w:rPr>
-      </w:pPr>
-    </w:p>
-    <w:p>
-      <w:pPr>
-        <w:rPr>
-          <w:rFonts w:ascii="Times New Roman" w:hAnsi="Times New Roman" w:cs="Times New Roman"/>
-          <w:sz w:val="28"/>
-          <w:szCs w:val="28"/>
-          <w:lang w:val="tr-TR"/>
-        </w:rPr>
-      </w:pPr>
-    </w:p>
-    <w:p>
-      <w:pPr>
-        <w:rPr>
-          <w:rFonts w:ascii="Times New Roman" w:hAnsi="Times New Roman" w:cs="Times New Roman"/>
-          <w:sz w:val="28"/>
-          <w:szCs w:val="28"/>
-          <w:lang w:val="tr-TR"/>
-        </w:rPr>
-      </w:pPr>
-    </w:p>
-    <w:p>
-      <w:pPr>
-        <w:rPr>
-          <w:rFonts w:ascii="Times New Roman" w:hAnsi="Times New Roman" w:cs="Times New Roman"/>
-          <w:sz w:val="28"/>
-          <w:szCs w:val="28"/>
-          <w:lang w:val="tr-TR"/>
-        </w:rPr>
-      </w:pPr>
-    </w:p>
-    <w:p>
-      <w:pPr>
-        <w:rPr>
-          <w:rFonts w:ascii="Times New Roman" w:hAnsi="Times New Roman" w:cs="Times New Roman"/>
-          <w:sz w:val="28"/>
-          <w:szCs w:val="28"/>
-          <w:lang w:val="tr-TR"/>
-        </w:rPr>
-      </w:pPr>
-    </w:p>
-    <w:p>
-      <w:pPr>
-        <w:rPr>
-          <w:rFonts w:ascii="Times New Roman" w:hAnsi="Times New Roman" w:cs="Times New Roman"/>
-          <w:sz w:val="28"/>
-          <w:szCs w:val="28"/>
-          <w:lang w:val="tr-TR"/>
-        </w:rPr>
-      </w:pPr>
-    </w:p>
-    <w:p>
-      <w:pPr>
-        <w:rPr>
-          <w:rFonts w:ascii="Times New Roman" w:hAnsi="Times New Roman" w:cs="Times New Roman"/>
-          <w:sz w:val="28"/>
-          <w:szCs w:val="28"/>
-          <w:lang w:val="tr-TR"/>
-        </w:rPr>
-      </w:pPr>
-    </w:p>
-    <w:p>
-      <w:pPr>
-        <w:rPr>
-          <w:rFonts w:ascii="Times New Roman" w:hAnsi="Times New Roman" w:cs="Times New Roman"/>
-          <w:sz w:val="28"/>
-          <w:szCs w:val="28"/>
-          <w:lang w:val="tr-TR"/>
-        </w:rPr>
-      </w:pPr>
-    </w:p>
-    <w:p>
-      <w:pPr>
-        <w:rPr>
-          <w:rFonts w:ascii="Times New Roman" w:hAnsi="Times New Roman" w:cs="Times New Roman"/>
-          <w:sz w:val="28"/>
-          <w:szCs w:val="28"/>
-          <w:lang w:val="tr-TR"/>
-        </w:rPr>
-      </w:pPr>
-    </w:p>
-    <w:p>
-      <w:pPr>
-        <w:rPr>
-          <w:rFonts w:ascii="Times New Roman" w:hAnsi="Times New Roman" w:cs="Times New Roman"/>
-          <w:sz w:val="28"/>
-          <w:szCs w:val="28"/>
-          <w:lang w:val="tr-TR"/>
-        </w:rPr>
-      </w:pPr>
-    </w:p>
-    <w:p>
-      <w:pPr>
-        <w:rPr>
-          <w:rFonts w:ascii="Times New Roman" w:hAnsi="Times New Roman" w:cs="Times New Roman"/>
-          <w:sz w:val="28"/>
-          <w:szCs w:val="28"/>
+          <w:szCs w:val="24"/>
+          <w:lang w:val="tr-TR"/>
+        </w:rPr>
+      </w:pPr>
+    </w:p>
+    <w:p>
+      <w:pPr>
+        <w:rPr>
+          <w:rFonts w:ascii="Times New Roman" w:hAnsi="Times New Roman" w:cs="Times New Roman"/>
+          <w:sz w:val="24"/>
+          <w:szCs w:val="24"/>
+          <w:lang w:val="tr-TR"/>
+        </w:rPr>
+      </w:pPr>
+    </w:p>
+    <w:p>
+      <w:pPr>
+        <w:rPr>
+          <w:rFonts w:ascii="Times New Roman" w:hAnsi="Times New Roman" w:cs="Times New Roman"/>
+          <w:sz w:val="24"/>
+          <w:szCs w:val="24"/>
+          <w:lang w:val="tr-TR"/>
+        </w:rPr>
+      </w:pPr>
+    </w:p>
+    <w:p>
+      <w:pPr>
+        <w:rPr>
+          <w:rFonts w:ascii="Times New Roman" w:hAnsi="Times New Roman" w:cs="Times New Roman"/>
+          <w:sz w:val="24"/>
+          <w:szCs w:val="24"/>
+          <w:lang w:val="tr-TR"/>
+        </w:rPr>
+      </w:pPr>
+    </w:p>
+    <w:p>
+      <w:pPr>
+        <w:rPr>
+          <w:rFonts w:ascii="Times New Roman" w:hAnsi="Times New Roman" w:cs="Times New Roman"/>
+          <w:sz w:val="24"/>
+          <w:szCs w:val="24"/>
+          <w:lang w:val="tr-TR"/>
+        </w:rPr>
+      </w:pPr>
+    </w:p>
+    <w:p>
+      <w:pPr>
+        <w:rPr>
+          <w:rFonts w:ascii="Times New Roman" w:hAnsi="Times New Roman" w:cs="Times New Roman"/>
+          <w:sz w:val="24"/>
+          <w:szCs w:val="24"/>
+          <w:lang w:val="tr-TR"/>
+        </w:rPr>
+      </w:pPr>
+    </w:p>
+    <w:p>
+      <w:pPr>
+        <w:rPr>
+          <w:rFonts w:ascii="Times New Roman" w:hAnsi="Times New Roman" w:cs="Times New Roman"/>
+          <w:sz w:val="24"/>
+          <w:szCs w:val="24"/>
+          <w:lang w:val="tr-TR"/>
+        </w:rPr>
+      </w:pPr>
+    </w:p>
+    <w:p>
+      <w:pPr>
+        <w:rPr>
+          <w:rFonts w:ascii="Times New Roman" w:hAnsi="Times New Roman" w:cs="Times New Roman"/>
+          <w:sz w:val="24"/>
+          <w:szCs w:val="24"/>
+          <w:lang w:val="tr-TR"/>
+        </w:rPr>
+      </w:pPr>
+    </w:p>
+    <w:p>
+      <w:pPr>
+        <w:rPr>
+          <w:rFonts w:ascii="Times New Roman" w:hAnsi="Times New Roman" w:cs="Times New Roman"/>
+          <w:sz w:val="24"/>
+          <w:szCs w:val="24"/>
+          <w:lang w:val="tr-TR"/>
+        </w:rPr>
+      </w:pPr>
+    </w:p>
+    <w:p>
+      <w:pPr>
+        <w:rPr>
+          <w:rFonts w:ascii="Times New Roman" w:hAnsi="Times New Roman" w:cs="Times New Roman"/>
+          <w:sz w:val="24"/>
+          <w:szCs w:val="24"/>
+          <w:lang w:val="tr-TR"/>
+        </w:rPr>
+      </w:pPr>
+    </w:p>
+    <w:p>
+      <w:pPr>
+        <w:rPr>
+          <w:rFonts w:ascii="Times New Roman" w:hAnsi="Times New Roman" w:cs="Times New Roman"/>
+          <w:sz w:val="24"/>
+          <w:szCs w:val="24"/>
+          <w:lang w:val="tr-TR"/>
+        </w:rPr>
+      </w:pPr>
+    </w:p>
+    <w:p>
+      <w:pPr>
+        <w:rPr>
+          <w:rFonts w:ascii="Times New Roman" w:hAnsi="Times New Roman" w:cs="Times New Roman"/>
+          <w:sz w:val="24"/>
+          <w:szCs w:val="24"/>
+          <w:lang w:val="tr-TR"/>
+        </w:rPr>
+      </w:pPr>
+    </w:p>
+    <w:p>
+      <w:pPr>
+        <w:rPr>
+          <w:rFonts w:ascii="Times New Roman" w:hAnsi="Times New Roman" w:cs="Times New Roman"/>
+          <w:sz w:val="24"/>
+          <w:szCs w:val="24"/>
+          <w:lang w:val="tr-TR"/>
+        </w:rPr>
+      </w:pPr>
+    </w:p>
+    <w:p>
+      <w:pPr>
+        <w:rPr>
+          <w:rFonts w:ascii="Times New Roman" w:hAnsi="Times New Roman" w:cs="Times New Roman"/>
+          <w:sz w:val="24"/>
+          <w:szCs w:val="24"/>
+          <w:lang w:val="tr-TR"/>
+        </w:rPr>
+      </w:pPr>
+    </w:p>
+    <w:p>
+      <w:pPr>
+        <w:rPr>
+          <w:rFonts w:ascii="Times New Roman" w:hAnsi="Times New Roman" w:cs="Times New Roman"/>
+          <w:sz w:val="24"/>
+          <w:szCs w:val="24"/>
+          <w:lang w:val="tr-TR"/>
+        </w:rPr>
+      </w:pPr>
+    </w:p>
+    <w:p>
+      <w:pPr>
+        <w:rPr>
+          <w:rFonts w:ascii="Times New Roman" w:hAnsi="Times New Roman" w:cs="Times New Roman"/>
+          <w:sz w:val="24"/>
+          <w:szCs w:val="24"/>
+          <w:lang w:val="tr-TR"/>
+        </w:rPr>
+      </w:pPr>
+    </w:p>
+    <w:p>
+      <w:pPr>
+        <w:rPr>
+          <w:rFonts w:ascii="Times New Roman" w:hAnsi="Times New Roman" w:cs="Times New Roman"/>
+          <w:sz w:val="24"/>
+          <w:szCs w:val="24"/>
+          <w:lang w:val="tr-TR"/>
+        </w:rPr>
+      </w:pPr>
+    </w:p>
+    <w:p>
+      <w:pPr>
+        <w:rPr>
+          <w:rFonts w:ascii="Times New Roman" w:hAnsi="Times New Roman" w:cs="Times New Roman"/>
+          <w:sz w:val="24"/>
+          <w:szCs w:val="24"/>
           <w:lang w:val="tr-TR"/>
         </w:rPr>
       </w:pPr>
@@ -11053,7 +11053,7 @@
         <w:pStyle w:val="Balk4"/>
         <w:rPr>
           <w:rFonts w:ascii="Times New Roman" w:hAnsi="Times New Roman" w:cs="Times New Roman"/>
-          <w:szCs w:val="28"/>
+          <w:szCs w:val="24"/>
           <w:lang w:val="tr-TR"/>
         </w:rPr>
       </w:pPr>
@@ -11072,16 +11072,16 @@
           <w:rFonts w:ascii="Times New Roman" w:hAnsi="Times New Roman" w:cs="Times New Roman"/>
           <w:b/>
           <w:color w:val="auto"/>
-          <w:sz w:val="28"/>
-          <w:szCs w:val="28"/>
-          <w:lang w:val="tr-TR" w:eastAsia="tr-TR"/>
-        </w:rPr>
-      </w:pPr>
-      <w:r>
-        <w:rPr>
-          <w:rFonts w:ascii="Times New Roman" w:hAnsi="Times New Roman" w:cs="Times New Roman"/>
-          <w:sz w:val="28"/>
-          <w:szCs w:val="28"/>
+          <w:sz w:val="24"/>
+          <w:szCs w:val="24"/>
+          <w:lang w:val="tr-TR" w:eastAsia="tr-TR"/>
+        </w:rPr>
+      </w:pPr>
+      <w:r>
+        <w:rPr>
+          <w:rFonts w:ascii="Times New Roman" w:hAnsi="Times New Roman" w:cs="Times New Roman"/>
+          <w:sz w:val="24"/>
+          <w:szCs w:val="24"/>
           <w:lang w:val="tr-TR"/>
         </w:rPr>
         <w:t>4.7.1.</w:t>
@@ -11089,8 +11089,8 @@
       <w:r>
         <w:rPr>
           <w:rFonts w:ascii="Times New Roman" w:hAnsi="Times New Roman" w:cs="Times New Roman"/>
-          <w:sz w:val="28"/>
-          <w:szCs w:val="28"/>
+          <w:sz w:val="24"/>
+          <w:szCs w:val="24"/>
           <w:lang w:val="tr-TR"/>
         </w:rPr>
         <w:tab/>
@@ -11100,8 +11100,8 @@
           <w:rFonts w:ascii="Times New Roman" w:hAnsi="Times New Roman" w:cs="Times New Roman"/>
           <w:b/>
           <w:color w:val="auto"/>
-          <w:sz w:val="28"/>
-          <w:szCs w:val="28"/>
+          <w:sz w:val="24"/>
+          <w:szCs w:val="24"/>
           <w:lang w:val="tr-TR" w:eastAsia="tr-TR"/>
         </w:rPr>
         <w:t>Çalışma sırasında yapılabilecek hatalar nelerdir? Olası hata kim tarafından fark edilmelidir? Bu hatalar ne tür sorunlar</w:t>
@@ -11111,8 +11111,8 @@
           <w:rFonts w:ascii="Times New Roman" w:hAnsi="Times New Roman" w:cs="Times New Roman"/>
           <w:b/>
           <w:color w:val="auto"/>
-          <w:sz w:val="28"/>
-          <w:szCs w:val="28"/>
+          <w:sz w:val="24"/>
+          <w:szCs w:val="24"/>
           <w:lang w:val="tr-TR" w:eastAsia="tr-TR"/>
         </w:rPr>
         <w:t>a ya da zararlara yol açabilir?</w:t>
@@ -11180,8 +11180,8 @@
               <w:rPr>
                 <w:rFonts w:ascii="Times New Roman" w:hAnsi="Times New Roman" w:cs="Times New Roman"/>
                 <w:color w:val="auto"/>
-                <w:sz w:val="28"/>
-                <w:szCs w:val="28"/>
+                <w:sz w:val="24"/>
+                <w:szCs w:val="24"/>
                 <w:lang w:val="tr-TR" w:eastAsia="tr-TR"/>
               </w:rPr>
             </w:pPr>
@@ -11193,8 +11193,8 @@
               <w:rPr>
                 <w:rFonts w:ascii="Times New Roman" w:hAnsi="Times New Roman" w:cs="Times New Roman"/>
                 <w:color w:val="auto"/>
-                <w:sz w:val="28"/>
-                <w:szCs w:val="28"/>
+                <w:sz w:val="24"/>
+                <w:szCs w:val="24"/>
                 <w:lang w:val="tr-TR" w:eastAsia="tr-TR"/>
               </w:rPr>
             </w:pPr>
@@ -11206,8 +11206,8 @@
               <w:rPr>
                 <w:rFonts w:ascii="Times New Roman" w:hAnsi="Times New Roman" w:cs="Times New Roman"/>
                 <w:color w:val="auto"/>
-                <w:sz w:val="28"/>
-                <w:szCs w:val="28"/>
+                <w:sz w:val="24"/>
+                <w:szCs w:val="24"/>
                 <w:lang w:val="tr-TR" w:eastAsia="tr-TR"/>
               </w:rPr>
             </w:pPr>
@@ -11219,8 +11219,8 @@
               <w:rPr>
                 <w:rFonts w:ascii="Times New Roman" w:hAnsi="Times New Roman" w:cs="Times New Roman"/>
                 <w:color w:val="auto"/>
-                <w:sz w:val="28"/>
-                <w:szCs w:val="28"/>
+                <w:sz w:val="24"/>
+                <w:szCs w:val="24"/>
                 <w:lang w:val="tr-TR" w:eastAsia="tr-TR"/>
               </w:rPr>
             </w:pPr>
@@ -11233,8 +11233,8 @@
                 <w:rFonts w:ascii="Times New Roman" w:hAnsi="Times New Roman" w:cs="Times New Roman"/>
                 <w:b/>
                 <w:color w:val="auto"/>
-                <w:sz w:val="28"/>
-                <w:szCs w:val="28"/>
+                <w:sz w:val="24"/>
+                <w:szCs w:val="24"/>
                 <w:lang w:val="tr-TR" w:eastAsia="tr-TR"/>
               </w:rPr>
             </w:pPr>
@@ -11243,8 +11243,8 @@
                 <w:rFonts w:ascii="Times New Roman" w:hAnsi="Times New Roman" w:cs="Times New Roman"/>
                 <w:b/>
                 <w:color w:val="auto"/>
-                <w:sz w:val="28"/>
-                <w:szCs w:val="28"/>
+                <w:sz w:val="24"/>
+                <w:szCs w:val="24"/>
                 <w:lang w:val="tr-TR" w:eastAsia="tr-TR"/>
               </w:rPr>
               <w:t>OLASI HATALAR</w:t>
@@ -11272,8 +11272,8 @@
                 <w:b/>
                 <w:bCs/>
                 <w:color w:val="auto"/>
-                <w:sz w:val="28"/>
-                <w:szCs w:val="28"/>
+                <w:sz w:val="24"/>
+                <w:szCs w:val="24"/>
                 <w:lang w:val="tr-TR" w:eastAsia="tr-TR"/>
               </w:rPr>
             </w:pPr>
@@ -11288,8 +11288,8 @@
                 <w:rFonts w:ascii="Times New Roman" w:hAnsi="Times New Roman" w:cs="Times New Roman"/>
                 <w:bCs/>
                 <w:color w:val="auto"/>
-                <w:sz w:val="28"/>
-                <w:szCs w:val="28"/>
+                <w:sz w:val="24"/>
+                <w:szCs w:val="24"/>
                 <w:lang w:val="tr-TR" w:eastAsia="tr-TR"/>
               </w:rPr>
             </w:pPr>
@@ -11305,8 +11305,8 @@
                 <w:b/>
                 <w:bCs/>
                 <w:color w:val="auto"/>
-                <w:sz w:val="28"/>
-                <w:szCs w:val="28"/>
+                <w:sz w:val="24"/>
+                <w:szCs w:val="24"/>
                 <w:lang w:val="tr-TR" w:eastAsia="tr-TR"/>
               </w:rPr>
             </w:pPr>
@@ -11316,8 +11316,8 @@
                 <w:b/>
                 <w:bCs/>
                 <w:color w:val="auto"/>
-                <w:sz w:val="28"/>
-                <w:szCs w:val="28"/>
+                <w:sz w:val="24"/>
+                <w:szCs w:val="24"/>
                 <w:lang w:val="tr-TR" w:eastAsia="tr-TR"/>
               </w:rPr>
               <w:t>FARKEDİLME YERİ</w:t>
@@ -11330,8 +11330,8 @@
               <w:rPr>
                 <w:rFonts w:ascii="Times New Roman" w:hAnsi="Times New Roman" w:cs="Times New Roman"/>
                 <w:color w:val="auto"/>
-                <w:sz w:val="28"/>
-                <w:szCs w:val="28"/>
+                <w:sz w:val="24"/>
+                <w:szCs w:val="24"/>
                 <w:lang w:val="tr-TR" w:eastAsia="tr-TR"/>
               </w:rPr>
             </w:pPr>
@@ -11343,8 +11343,8 @@
                 <w:rFonts w:ascii="Times New Roman" w:hAnsi="Times New Roman" w:cs="Times New Roman"/>
                 <w:b/>
                 <w:color w:val="auto"/>
-                <w:sz w:val="28"/>
-                <w:szCs w:val="28"/>
+                <w:sz w:val="24"/>
+                <w:szCs w:val="24"/>
                 <w:lang w:val="tr-TR" w:eastAsia="tr-TR"/>
               </w:rPr>
             </w:pPr>
@@ -11366,8 +11366,8 @@
               <w:rPr>
                 <w:rFonts w:ascii="Times New Roman" w:hAnsi="Times New Roman" w:cs="Times New Roman"/>
                 <w:color w:val="auto"/>
-                <w:sz w:val="28"/>
-                <w:szCs w:val="28"/>
+                <w:sz w:val="24"/>
+                <w:szCs w:val="24"/>
                 <w:lang w:val="tr-TR" w:eastAsia="tr-TR"/>
               </w:rPr>
             </w:pPr>
@@ -11380,8 +11380,8 @@
                 <w:rFonts w:ascii="Times New Roman" w:hAnsi="Times New Roman" w:cs="Times New Roman"/>
                 <w:b/>
                 <w:color w:val="auto"/>
-                <w:sz w:val="28"/>
-                <w:szCs w:val="28"/>
+                <w:sz w:val="24"/>
+                <w:szCs w:val="24"/>
                 <w:lang w:val="tr-TR" w:eastAsia="tr-TR"/>
               </w:rPr>
             </w:pPr>
@@ -11390,8 +11390,8 @@
                 <w:rFonts w:ascii="Times New Roman" w:hAnsi="Times New Roman" w:cs="Times New Roman"/>
                 <w:b/>
                 <w:color w:val="auto"/>
-                <w:sz w:val="28"/>
-                <w:szCs w:val="28"/>
+                <w:sz w:val="24"/>
+                <w:szCs w:val="24"/>
                 <w:lang w:val="tr-TR" w:eastAsia="tr-TR"/>
               </w:rPr>
               <w:t>YOL AÇTIĞI SORUNLAR/ ZARARLAR</w:t>
@@ -11417,8 +11417,8 @@
                 <w:rFonts w:ascii="Times New Roman" w:hAnsi="Times New Roman" w:cs="Times New Roman"/>
                 <w:b/>
                 <w:color w:val="auto"/>
-                <w:sz w:val="28"/>
-                <w:szCs w:val="28"/>
+                <w:sz w:val="24"/>
+                <w:szCs w:val="24"/>
                 <w:lang w:val="tr-TR" w:eastAsia="tr-TR"/>
               </w:rPr>
             </w:pPr>
@@ -11431,8 +11431,8 @@
                 <w:rFonts w:ascii="Times New Roman" w:hAnsi="Times New Roman" w:cs="Times New Roman"/>
                 <w:b/>
                 <w:color w:val="auto"/>
-                <w:sz w:val="28"/>
-                <w:szCs w:val="28"/>
+                <w:sz w:val="24"/>
+                <w:szCs w:val="24"/>
                 <w:lang w:val="tr-TR" w:eastAsia="tr-TR"/>
               </w:rPr>
             </w:pPr>
@@ -11441,8 +11441,8 @@
                 <w:rFonts w:ascii="Times New Roman" w:hAnsi="Times New Roman" w:cs="Times New Roman"/>
                 <w:b/>
                 <w:color w:val="auto"/>
-                <w:sz w:val="28"/>
-                <w:szCs w:val="28"/>
+                <w:sz w:val="24"/>
+                <w:szCs w:val="24"/>
                 <w:lang w:val="tr-TR" w:eastAsia="tr-TR"/>
               </w:rPr>
               <w:t xml:space="preserve">HATA </w:t>
@@ -11456,8 +11456,8 @@
                 <w:rFonts w:ascii="Times New Roman" w:hAnsi="Times New Roman" w:cs="Times New Roman"/>
                 <w:b/>
                 <w:color w:val="auto"/>
-                <w:sz w:val="28"/>
-                <w:szCs w:val="28"/>
+                <w:sz w:val="24"/>
+                <w:szCs w:val="24"/>
                 <w:lang w:val="tr-TR" w:eastAsia="tr-TR"/>
               </w:rPr>
             </w:pPr>
@@ -11466,8 +11466,8 @@
                 <w:rFonts w:ascii="Times New Roman" w:hAnsi="Times New Roman" w:cs="Times New Roman"/>
                 <w:b/>
                 <w:color w:val="auto"/>
-                <w:sz w:val="28"/>
-                <w:szCs w:val="28"/>
+                <w:sz w:val="24"/>
+                <w:szCs w:val="24"/>
                 <w:lang w:val="tr-TR" w:eastAsia="tr-TR"/>
               </w:rPr>
               <w:t>GİDERİLEBİLİR Mİ?</w:t>
@@ -11499,8 +11499,8 @@
                 <w:rFonts w:ascii="Times New Roman" w:hAnsi="Times New Roman" w:cs="Times New Roman"/>
                 <w:b/>
                 <w:color w:val="auto"/>
-                <w:sz w:val="28"/>
-                <w:szCs w:val="28"/>
+                <w:sz w:val="24"/>
+                <w:szCs w:val="24"/>
                 <w:lang w:val="tr-TR" w:eastAsia="tr-TR"/>
               </w:rPr>
             </w:pPr>
@@ -11531,8 +11531,8 @@
                 <w:i/>
                 <w:iCs/>
                 <w:color w:val="404040"/>
-                <w:sz w:val="28"/>
-                <w:szCs w:val="28"/>
+                <w:sz w:val="24"/>
+                <w:szCs w:val="24"/>
                 <w:lang w:val="tr-TR" w:eastAsia="tr-TR"/>
               </w:rPr>
             </w:pPr>
@@ -11543,8 +11543,8 @@
                 <w:i/>
                 <w:iCs/>
                 <w:color w:val="404040"/>
-                <w:sz w:val="28"/>
-                <w:szCs w:val="28"/>
+                <w:sz w:val="24"/>
+                <w:szCs w:val="24"/>
                 <w:lang w:val="tr-TR" w:eastAsia="tr-TR"/>
               </w:rPr>
               <w:t xml:space="preserve">  Kendisi</w:t>
@@ -11571,8 +11571,8 @@
                 <w:rFonts w:ascii="Times New Roman" w:hAnsi="Times New Roman" w:cs="Times New Roman"/>
                 <w:b/>
                 <w:color w:val="auto"/>
-                <w:sz w:val="28"/>
-                <w:szCs w:val="28"/>
+                <w:sz w:val="24"/>
+                <w:szCs w:val="24"/>
                 <w:lang w:val="tr-TR" w:eastAsia="tr-TR"/>
               </w:rPr>
             </w:pPr>
@@ -11581,8 +11581,8 @@
                 <w:rFonts w:ascii="Times New Roman" w:hAnsi="Times New Roman" w:cs="Times New Roman"/>
                 <w:b/>
                 <w:color w:val="auto"/>
-                <w:sz w:val="28"/>
-                <w:szCs w:val="28"/>
+                <w:sz w:val="24"/>
+                <w:szCs w:val="24"/>
                 <w:lang w:val="tr-TR" w:eastAsia="tr-TR"/>
               </w:rPr>
               <w:t>Eşit Düzey</w:t>
@@ -11609,8 +11609,8 @@
                 <w:rFonts w:ascii="Times New Roman" w:hAnsi="Times New Roman" w:cs="Times New Roman"/>
                 <w:b/>
                 <w:color w:val="auto"/>
-                <w:sz w:val="28"/>
-                <w:szCs w:val="28"/>
+                <w:sz w:val="24"/>
+                <w:szCs w:val="24"/>
                 <w:lang w:val="tr-TR" w:eastAsia="tr-TR"/>
               </w:rPr>
             </w:pPr>
@@ -11619,8 +11619,8 @@
                 <w:rFonts w:ascii="Times New Roman" w:hAnsi="Times New Roman" w:cs="Times New Roman"/>
                 <w:b/>
                 <w:color w:val="auto"/>
-                <w:sz w:val="28"/>
-                <w:szCs w:val="28"/>
+                <w:sz w:val="24"/>
+                <w:szCs w:val="24"/>
                 <w:lang w:val="tr-TR" w:eastAsia="tr-TR"/>
               </w:rPr>
               <w:t>Üst Düzey</w:t>
@@ -11647,8 +11647,8 @@
                 <w:rFonts w:ascii="Times New Roman" w:hAnsi="Times New Roman" w:cs="Times New Roman"/>
                 <w:b/>
                 <w:color w:val="auto"/>
-                <w:sz w:val="28"/>
-                <w:szCs w:val="28"/>
+                <w:sz w:val="24"/>
+                <w:szCs w:val="24"/>
                 <w:lang w:val="tr-TR" w:eastAsia="tr-TR"/>
               </w:rPr>
             </w:pPr>
@@ -11657,8 +11657,8 @@
                 <w:rFonts w:ascii="Times New Roman" w:hAnsi="Times New Roman" w:cs="Times New Roman"/>
                 <w:b/>
                 <w:color w:val="auto"/>
-                <w:sz w:val="28"/>
-                <w:szCs w:val="28"/>
+                <w:sz w:val="24"/>
+                <w:szCs w:val="24"/>
                 <w:lang w:val="tr-TR" w:eastAsia="tr-TR"/>
               </w:rPr>
               <w:t>Diğer Birim/ Bölüm</w:t>
@@ -11685,8 +11685,8 @@
                 <w:rFonts w:ascii="Times New Roman" w:hAnsi="Times New Roman" w:cs="Times New Roman"/>
                 <w:b/>
                 <w:color w:val="auto"/>
-                <w:sz w:val="28"/>
-                <w:szCs w:val="28"/>
+                <w:sz w:val="24"/>
+                <w:szCs w:val="24"/>
                 <w:lang w:val="tr-TR" w:eastAsia="tr-TR"/>
               </w:rPr>
             </w:pPr>
@@ -11695,8 +11695,8 @@
                 <w:rFonts w:ascii="Times New Roman" w:hAnsi="Times New Roman" w:cs="Times New Roman"/>
                 <w:b/>
                 <w:color w:val="auto"/>
-                <w:sz w:val="28"/>
-                <w:szCs w:val="28"/>
+                <w:sz w:val="24"/>
+                <w:szCs w:val="24"/>
                 <w:lang w:val="tr-TR" w:eastAsia="tr-TR"/>
               </w:rPr>
               <w:t>Kurum Dışı</w:t>
@@ -11721,8 +11721,8 @@
                 <w:rFonts w:ascii="Times New Roman" w:hAnsi="Times New Roman" w:cs="Times New Roman"/>
                 <w:b/>
                 <w:color w:val="auto"/>
-                <w:sz w:val="28"/>
-                <w:szCs w:val="28"/>
+                <w:sz w:val="24"/>
+                <w:szCs w:val="24"/>
                 <w:lang w:val="tr-TR" w:eastAsia="tr-TR"/>
               </w:rPr>
             </w:pPr>
@@ -11746,8 +11746,8 @@
                 <w:rFonts w:ascii="Times New Roman" w:hAnsi="Times New Roman" w:cs="Times New Roman"/>
                 <w:b/>
                 <w:color w:val="auto"/>
-                <w:sz w:val="28"/>
-                <w:szCs w:val="28"/>
+                <w:sz w:val="24"/>
+                <w:szCs w:val="24"/>
                 <w:lang w:val="tr-TR" w:eastAsia="tr-TR"/>
               </w:rPr>
             </w:pPr>
@@ -11760,8 +11760,8 @@
                 <w:rFonts w:ascii="Times New Roman" w:hAnsi="Times New Roman" w:cs="Times New Roman"/>
                 <w:b/>
                 <w:color w:val="auto"/>
-                <w:sz w:val="28"/>
-                <w:szCs w:val="28"/>
+                <w:sz w:val="24"/>
+                <w:szCs w:val="24"/>
                 <w:lang w:val="tr-TR" w:eastAsia="tr-TR"/>
               </w:rPr>
             </w:pPr>
@@ -11770,8 +11770,8 @@
                 <w:rFonts w:ascii="Times New Roman" w:hAnsi="Times New Roman" w:cs="Times New Roman"/>
                 <w:b/>
                 <w:color w:val="auto"/>
-                <w:sz w:val="28"/>
-                <w:szCs w:val="28"/>
+                <w:sz w:val="24"/>
+                <w:szCs w:val="24"/>
                 <w:lang w:val="tr-TR" w:eastAsia="tr-TR"/>
               </w:rPr>
               <w:t>Evet</w:t>
@@ -11796,8 +11796,8 @@
                 <w:rFonts w:ascii="Times New Roman" w:hAnsi="Times New Roman" w:cs="Times New Roman"/>
                 <w:b/>
                 <w:color w:val="auto"/>
-                <w:sz w:val="28"/>
-                <w:szCs w:val="28"/>
+                <w:sz w:val="24"/>
+                <w:szCs w:val="24"/>
                 <w:lang w:val="tr-TR" w:eastAsia="tr-TR"/>
               </w:rPr>
             </w:pPr>
@@ -11810,8 +11810,8 @@
                 <w:rFonts w:ascii="Times New Roman" w:hAnsi="Times New Roman" w:cs="Times New Roman"/>
                 <w:b/>
                 <w:color w:val="auto"/>
-                <w:sz w:val="28"/>
-                <w:szCs w:val="28"/>
+                <w:sz w:val="24"/>
+                <w:szCs w:val="24"/>
                 <w:lang w:val="tr-TR" w:eastAsia="tr-TR"/>
               </w:rPr>
             </w:pPr>
@@ -11820,8 +11820,8 @@
                 <w:rFonts w:ascii="Times New Roman" w:hAnsi="Times New Roman" w:cs="Times New Roman"/>
                 <w:b/>
                 <w:color w:val="auto"/>
-                <w:sz w:val="28"/>
-                <w:szCs w:val="28"/>
+                <w:sz w:val="24"/>
+                <w:szCs w:val="24"/>
                 <w:lang w:val="tr-TR" w:eastAsia="tr-TR"/>
               </w:rPr>
               <w:t>Hayır</w:t>
@@ -12015,8 +12015,8 @@
           <w:rFonts w:ascii="Times New Roman" w:hAnsi="Times New Roman" w:cs="Times New Roman"/>
           <w:b/>
           <w:color w:val="auto"/>
-          <w:sz w:val="28"/>
-          <w:szCs w:val="28"/>
+          <w:sz w:val="24"/>
+          <w:szCs w:val="24"/>
           <w:lang w:val="tr-TR" w:eastAsia="tr-TR"/>
         </w:rPr>
       </w:pPr>
@@ -12025,8 +12025,8 @@
           <w:rFonts w:ascii="Times New Roman" w:hAnsi="Times New Roman" w:cs="Times New Roman"/>
           <w:b/>
           <w:color w:val="auto"/>
-          <w:sz w:val="28"/>
-          <w:szCs w:val="28"/>
+          <w:sz w:val="24"/>
+          <w:szCs w:val="24"/>
           <w:lang w:val="tr-TR" w:eastAsia="tr-TR"/>
         </w:rPr>
         <w:t>4.7.2.</w:t>
@@ -12036,8 +12036,8 @@
           <w:rFonts w:ascii="Times New Roman" w:hAnsi="Times New Roman" w:cs="Times New Roman"/>
           <w:b/>
           <w:color w:val="auto"/>
-          <w:sz w:val="28"/>
-          <w:szCs w:val="28"/>
+          <w:sz w:val="24"/>
+          <w:szCs w:val="24"/>
           <w:lang w:val="tr-TR" w:eastAsia="tr-TR"/>
         </w:rPr>
         <w:t>Biriminizde yürütülen faaliyetlerin ve hizmetlerin daha etkili, verimli, kaliteli ve daha az maliyetle gerçekleştirilmesi için önerileriniz nelerdir?</w:t>
@@ -12054,8 +12054,8 @@
           <w:rFonts w:ascii="Times New Roman" w:hAnsi="Times New Roman" w:cs="Times New Roman"/>
           <w:b/>
           <w:color w:val="auto"/>
-          <w:sz w:val="28"/>
-          <w:szCs w:val="28"/>
+          <w:sz w:val="24"/>
+          <w:szCs w:val="24"/>
           <w:lang w:val="tr-TR" w:eastAsia="tr-TR"/>
         </w:rPr>
       </w:pPr>
@@ -12102,8 +12102,8 @@
           <w:rFonts w:ascii="Times New Roman" w:hAnsi="Times New Roman" w:cs="Times New Roman"/>
           <w:b/>
           <w:color w:val="auto"/>
-          <w:sz w:val="28"/>
-          <w:szCs w:val="28"/>
+          <w:sz w:val="24"/>
+          <w:szCs w:val="24"/>
           <w:lang w:val="tr-TR" w:eastAsia="tr-TR"/>
         </w:rPr>
       </w:pPr>
@@ -12112,8 +12112,8 @@
           <w:rFonts w:ascii="Times New Roman" w:hAnsi="Times New Roman" w:cs="Times New Roman"/>
           <w:b/>
           <w:color w:val="auto"/>
-          <w:sz w:val="28"/>
-          <w:szCs w:val="28"/>
+          <w:sz w:val="24"/>
+          <w:szCs w:val="24"/>
           <w:lang w:val="tr-TR" w:eastAsia="tr-TR"/>
         </w:rPr>
         <w:t>4.8.</w:t>
@@ -12123,8 +12123,8 @@
           <w:rFonts w:ascii="Times New Roman" w:hAnsi="Times New Roman" w:cs="Times New Roman"/>
           <w:b/>
           <w:color w:val="auto"/>
-          <w:sz w:val="28"/>
-          <w:szCs w:val="28"/>
+          <w:sz w:val="24"/>
+          <w:szCs w:val="24"/>
           <w:lang w:val="tr-TR" w:eastAsia="tr-TR"/>
         </w:rPr>
         <w:t>Göreviniz/İşiniz gereği seyahat ediyorsanız, bunun amacı ve sıklığı nedir?</w:t>
@@ -12141,8 +12141,8 @@
           <w:rFonts w:ascii="Times New Roman" w:hAnsi="Times New Roman" w:cs="Times New Roman"/>
           <w:b/>
           <w:color w:val="auto"/>
-          <w:sz w:val="28"/>
-          <w:szCs w:val="28"/>
+          <w:sz w:val="24"/>
+          <w:szCs w:val="24"/>
           <w:lang w:val="tr-TR" w:eastAsia="tr-TR"/>
         </w:rPr>
       </w:pPr>
@@ -12154,8 +12154,8 @@
           <w:rFonts w:ascii="Times New Roman" w:hAnsi="Times New Roman" w:cs="Times New Roman"/>
           <w:b/>
           <w:color w:val="auto"/>
-          <w:sz w:val="28"/>
-          <w:szCs w:val="28"/>
+          <w:sz w:val="24"/>
+          <w:szCs w:val="24"/>
           <w:lang w:val="tr-TR" w:eastAsia="tr-TR"/>
         </w:rPr>
       </w:pPr>
@@ -12167,8 +12167,8 @@
           <w:rFonts w:ascii="Times New Roman" w:hAnsi="Times New Roman" w:cs="Times New Roman"/>
           <w:b/>
           <w:color w:val="auto"/>
-          <w:sz w:val="28"/>
-          <w:szCs w:val="28"/>
+          <w:sz w:val="24"/>
+          <w:szCs w:val="24"/>
           <w:lang w:val="tr-TR" w:eastAsia="tr-TR"/>
         </w:rPr>
       </w:pPr>
@@ -12180,8 +12180,8 @@
           <w:rFonts w:ascii="Times New Roman" w:hAnsi="Times New Roman" w:cs="Times New Roman"/>
           <w:b/>
           <w:color w:val="auto"/>
-          <w:sz w:val="28"/>
-          <w:szCs w:val="28"/>
+          <w:sz w:val="24"/>
+          <w:szCs w:val="24"/>
           <w:lang w:val="tr-TR" w:eastAsia="tr-TR"/>
         </w:rPr>
       </w:pPr>
@@ -12190,8 +12190,8 @@
           <w:rFonts w:ascii="Times New Roman" w:hAnsi="Times New Roman" w:cs="Times New Roman"/>
           <w:b/>
           <w:color w:val="auto"/>
-          <w:sz w:val="28"/>
-          <w:szCs w:val="28"/>
+          <w:sz w:val="24"/>
+          <w:szCs w:val="24"/>
           <w:lang w:val="tr-TR" w:eastAsia="tr-TR"/>
         </w:rPr>
         <w:t>4.9 İşinizle ilgili olarak varsa açıklanmasında yarar gördüğünüz konular nelerd</w:t>
@@ -12201,8 +12201,8 @@
           <w:rFonts w:ascii="Times New Roman" w:hAnsi="Times New Roman" w:cs="Times New Roman"/>
           <w:b/>
           <w:color w:val="auto"/>
-          <w:sz w:val="28"/>
-          <w:szCs w:val="28"/>
+          <w:sz w:val="24"/>
+          <w:szCs w:val="24"/>
           <w:lang w:val="tr-TR" w:eastAsia="tr-TR"/>
         </w:rPr>
         <w:t>ir?</w:t>
@@ -12219,20 +12219,20 @@
           <w:rFonts w:ascii="Times New Roman" w:hAnsi="Times New Roman" w:cs="Times New Roman"/>
           <w:b/>
           <w:color w:val="auto"/>
-          <w:sz w:val="28"/>
-          <w:szCs w:val="28"/>
-          <w:lang w:val="tr-TR" w:eastAsia="tr-TR"/>
-        </w:rPr>
-      </w:pPr>
-    </w:p>
-    <w:p>
-      <w:pPr>
-        <w:jc w:val="both"/>
-        <w:rPr>
-          <w:rFonts w:ascii="Times New Roman" w:hAnsi="Times New Roman" w:cs="Times New Roman"/>
-          <w:color w:val="auto"/>
-          <w:sz w:val="28"/>
-          <w:szCs w:val="28"/>
+          <w:sz w:val="24"/>
+          <w:szCs w:val="24"/>
+          <w:lang w:val="tr-TR" w:eastAsia="tr-TR"/>
+        </w:rPr>
+      </w:pPr>
+    </w:p>
+    <w:p>
+      <w:pPr>
+        <w:jc w:val="both"/>
+        <w:rPr>
+          <w:rFonts w:ascii="Times New Roman" w:hAnsi="Times New Roman" w:cs="Times New Roman"/>
+          <w:color w:val="auto"/>
+          <w:sz w:val="24"/>
+          <w:szCs w:val="24"/>
           <w:lang w:val="tr-TR" w:eastAsia="tr-TR"/>
         </w:rPr>
       </w:pPr>
@@ -12244,8 +12244,8 @@
           <w:rFonts w:ascii="Times New Roman" w:hAnsi="Times New Roman" w:cs="Times New Roman"/>
           <w:b/>
           <w:color w:val="auto"/>
-          <w:sz w:val="28"/>
-          <w:szCs w:val="28"/>
+          <w:sz w:val="24"/>
+          <w:szCs w:val="24"/>
           <w:lang w:val="tr-TR" w:eastAsia="tr-TR"/>
         </w:rPr>
       </w:pPr>
@@ -12254,8 +12254,8 @@
           <w:rFonts w:ascii="Times New Roman" w:hAnsi="Times New Roman" w:cs="Times New Roman"/>
           <w:b/>
           <w:color w:val="auto"/>
-          <w:sz w:val="28"/>
-          <w:szCs w:val="28"/>
+          <w:sz w:val="24"/>
+          <w:szCs w:val="24"/>
           <w:lang w:val="tr-TR" w:eastAsia="tr-TR"/>
         </w:rPr>
         <w:t xml:space="preserve">5. </w:t>
@@ -12265,8 +12265,8 @@
           <w:rFonts w:ascii="Times New Roman" w:hAnsi="Times New Roman" w:cs="Times New Roman"/>
           <w:b/>
           <w:color w:val="auto"/>
-          <w:sz w:val="28"/>
-          <w:szCs w:val="28"/>
+          <w:sz w:val="24"/>
+          <w:szCs w:val="24"/>
           <w:u w:val="single"/>
           <w:lang w:val="tr-TR" w:eastAsia="tr-TR"/>
         </w:rPr>
@@ -12279,20 +12279,20 @@
         <w:rPr>
           <w:rFonts w:ascii="Times New Roman" w:hAnsi="Times New Roman" w:cs="Times New Roman"/>
           <w:color w:val="auto"/>
-          <w:sz w:val="28"/>
-          <w:szCs w:val="28"/>
-          <w:lang w:val="tr-TR" w:eastAsia="tr-TR"/>
-        </w:rPr>
-      </w:pPr>
-    </w:p>
-    <w:p>
-      <w:pPr>
-        <w:jc w:val="both"/>
-        <w:rPr>
-          <w:rFonts w:ascii="Times New Roman" w:hAnsi="Times New Roman" w:cs="Times New Roman"/>
-          <w:color w:val="auto"/>
-          <w:sz w:val="28"/>
-          <w:szCs w:val="28"/>
+          <w:sz w:val="24"/>
+          <w:szCs w:val="24"/>
+          <w:lang w:val="tr-TR" w:eastAsia="tr-TR"/>
+        </w:rPr>
+      </w:pPr>
+    </w:p>
+    <w:p>
+      <w:pPr>
+        <w:jc w:val="both"/>
+        <w:rPr>
+          <w:rFonts w:ascii="Times New Roman" w:hAnsi="Times New Roman" w:cs="Times New Roman"/>
+          <w:color w:val="auto"/>
+          <w:sz w:val="24"/>
+          <w:szCs w:val="24"/>
           <w:lang w:val="tr-TR" w:eastAsia="tr-TR"/>
         </w:rPr>
       </w:pPr>
@@ -12301,8 +12301,8 @@
           <w:rFonts w:ascii="Times New Roman" w:hAnsi="Times New Roman" w:cs="Times New Roman"/>
           <w:b/>
           <w:color w:val="auto"/>
-          <w:sz w:val="28"/>
-          <w:szCs w:val="28"/>
+          <w:sz w:val="24"/>
+          <w:szCs w:val="24"/>
           <w:lang w:val="tr-TR" w:eastAsia="tr-TR"/>
         </w:rPr>
         <w:t>5.1</w:t>
@@ -12311,8 +12311,8 @@
         <w:rPr>
           <w:rFonts w:ascii="Times New Roman" w:hAnsi="Times New Roman" w:cs="Times New Roman"/>
           <w:color w:val="auto"/>
-          <w:sz w:val="28"/>
-          <w:szCs w:val="28"/>
+          <w:sz w:val="24"/>
+          <w:szCs w:val="24"/>
           <w:lang w:val="tr-TR" w:eastAsia="tr-TR"/>
         </w:rPr>
         <w:t xml:space="preserve"> Sizin tarafınızdan </w:t>
@@ -12323,8 +12323,8 @@
           <w:b/>
           <w:i/>
           <w:color w:val="auto"/>
-          <w:sz w:val="28"/>
-          <w:szCs w:val="28"/>
+          <w:sz w:val="24"/>
+          <w:szCs w:val="24"/>
           <w:u w:val="single"/>
           <w:lang w:val="tr-TR" w:eastAsia="tr-TR"/>
         </w:rPr>
@@ -12334,8 +12334,8 @@
         <w:rPr>
           <w:rFonts w:ascii="Times New Roman" w:hAnsi="Times New Roman" w:cs="Times New Roman"/>
           <w:color w:val="auto"/>
-          <w:sz w:val="28"/>
-          <w:szCs w:val="28"/>
+          <w:sz w:val="24"/>
+          <w:szCs w:val="24"/>
           <w:lang w:val="tr-TR" w:eastAsia="tr-TR"/>
         </w:rPr>
         <w:t xml:space="preserve">ancak sizce </w:t>
@@ -12345,8 +12345,8 @@
           <w:rFonts w:ascii="Times New Roman" w:hAnsi="Times New Roman" w:cs="Times New Roman"/>
           <w:b/>
           <w:color w:val="auto"/>
-          <w:sz w:val="28"/>
-          <w:szCs w:val="28"/>
+          <w:sz w:val="24"/>
+          <w:szCs w:val="24"/>
           <w:u w:val="single"/>
           <w:lang w:val="tr-TR" w:eastAsia="tr-TR"/>
         </w:rPr>
@@ -12356,8 +12356,8 @@
         <w:rPr>
           <w:rFonts w:ascii="Times New Roman" w:hAnsi="Times New Roman" w:cs="Times New Roman"/>
           <w:color w:val="auto"/>
-          <w:sz w:val="28"/>
-          <w:szCs w:val="28"/>
+          <w:sz w:val="24"/>
+          <w:szCs w:val="24"/>
           <w:lang w:val="tr-TR" w:eastAsia="tr-TR"/>
         </w:rPr>
         <w:t xml:space="preserve"> işler var mıdır? Varsa işlerin, yapılma nedenlerini ve hangi kadro unvanı tarafından yapılması gerektiğini belirtiniz?</w:t>
@@ -12401,8 +12401,8 @@
                 <w:rFonts w:ascii="Times New Roman" w:hAnsi="Times New Roman" w:cs="Times New Roman"/>
                 <w:b/>
                 <w:color w:val="auto"/>
-                <w:sz w:val="28"/>
-                <w:szCs w:val="28"/>
+                <w:sz w:val="24"/>
+                <w:szCs w:val="24"/>
                 <w:lang w:val="tr-TR" w:eastAsia="tr-TR"/>
               </w:rPr>
             </w:pPr>
@@ -12411,8 +12411,8 @@
                 <w:rFonts w:ascii="Times New Roman" w:hAnsi="Times New Roman" w:cs="Times New Roman"/>
                 <w:b/>
                 <w:color w:val="auto"/>
-                <w:sz w:val="28"/>
-                <w:szCs w:val="28"/>
+                <w:sz w:val="24"/>
+                <w:szCs w:val="24"/>
                 <w:lang w:val="tr-TR" w:eastAsia="tr-TR"/>
               </w:rPr>
               <w:t>YAPILMAMASI GEREKEN İŞLER</w:t>
@@ -12437,8 +12437,8 @@
                 <w:rFonts w:ascii="Times New Roman" w:hAnsi="Times New Roman" w:cs="Times New Roman"/>
                 <w:b/>
                 <w:color w:val="auto"/>
-                <w:sz w:val="28"/>
-                <w:szCs w:val="28"/>
+                <w:sz w:val="24"/>
+                <w:szCs w:val="24"/>
                 <w:lang w:val="tr-TR" w:eastAsia="tr-TR"/>
               </w:rPr>
             </w:pPr>
@@ -12447,8 +12447,8 @@
                 <w:rFonts w:ascii="Times New Roman" w:hAnsi="Times New Roman" w:cs="Times New Roman"/>
                 <w:b/>
                 <w:color w:val="auto"/>
-                <w:sz w:val="28"/>
-                <w:szCs w:val="28"/>
+                <w:sz w:val="24"/>
+                <w:szCs w:val="24"/>
                 <w:lang w:val="tr-TR" w:eastAsia="tr-TR"/>
               </w:rPr>
               <w:t>YAPILMA NEDENİ</w:t>
@@ -12473,8 +12473,8 @@
                 <w:rFonts w:ascii="Times New Roman" w:hAnsi="Times New Roman" w:cs="Times New Roman"/>
                 <w:b/>
                 <w:color w:val="auto"/>
-                <w:sz w:val="28"/>
-                <w:szCs w:val="28"/>
+                <w:sz w:val="24"/>
+                <w:szCs w:val="24"/>
                 <w:lang w:val="tr-TR" w:eastAsia="tr-TR"/>
               </w:rPr>
             </w:pPr>
@@ -12483,8 +12483,8 @@
                 <w:rFonts w:ascii="Times New Roman" w:hAnsi="Times New Roman" w:cs="Times New Roman"/>
                 <w:b/>
                 <w:color w:val="auto"/>
-                <w:sz w:val="28"/>
-                <w:szCs w:val="28"/>
+                <w:sz w:val="24"/>
+                <w:szCs w:val="24"/>
                 <w:lang w:val="tr-TR" w:eastAsia="tr-TR"/>
               </w:rPr>
               <w:t>HANGİ KADRO TARAFINDAN YAPILMASI GEREKİR.</w:t>
@@ -12548,96 +12548,96 @@
         <w:rPr>
           <w:rFonts w:ascii="Times New Roman" w:hAnsi="Times New Roman" w:cs="Times New Roman"/>
           <w:color w:val="auto"/>
-          <w:sz w:val="28"/>
-          <w:szCs w:val="28"/>
-          <w:lang w:val="tr-TR" w:eastAsia="tr-TR"/>
-        </w:rPr>
-      </w:pPr>
-    </w:p>
-    <w:p>
-      <w:pPr>
-        <w:rPr>
-          <w:rFonts w:ascii="Times New Roman" w:hAnsi="Times New Roman" w:cs="Times New Roman"/>
-          <w:color w:val="auto"/>
-          <w:sz w:val="28"/>
-          <w:szCs w:val="28"/>
-          <w:lang w:val="tr-TR" w:eastAsia="tr-TR"/>
-        </w:rPr>
-      </w:pPr>
-    </w:p>
-    <w:p>
-      <w:pPr>
-        <w:rPr>
-          <w:rFonts w:ascii="Times New Roman" w:hAnsi="Times New Roman" w:cs="Times New Roman"/>
-          <w:color w:val="auto"/>
-          <w:sz w:val="28"/>
-          <w:szCs w:val="28"/>
-          <w:lang w:val="tr-TR" w:eastAsia="tr-TR"/>
-        </w:rPr>
-      </w:pPr>
-    </w:p>
-    <w:p>
-      <w:pPr>
-        <w:rPr>
-          <w:rFonts w:ascii="Times New Roman" w:hAnsi="Times New Roman" w:cs="Times New Roman"/>
-          <w:color w:val="auto"/>
-          <w:sz w:val="28"/>
-          <w:szCs w:val="28"/>
-          <w:lang w:val="tr-TR" w:eastAsia="tr-TR"/>
-        </w:rPr>
-      </w:pPr>
-    </w:p>
-    <w:p>
-      <w:pPr>
-        <w:rPr>
-          <w:rFonts w:ascii="Times New Roman" w:hAnsi="Times New Roman" w:cs="Times New Roman"/>
-          <w:color w:val="auto"/>
-          <w:sz w:val="28"/>
-          <w:szCs w:val="28"/>
-          <w:lang w:val="tr-TR" w:eastAsia="tr-TR"/>
-        </w:rPr>
-      </w:pPr>
-    </w:p>
-    <w:p>
-      <w:pPr>
-        <w:rPr>
-          <w:rFonts w:ascii="Times New Roman" w:hAnsi="Times New Roman" w:cs="Times New Roman"/>
-          <w:color w:val="auto"/>
-          <w:sz w:val="28"/>
-          <w:szCs w:val="28"/>
-          <w:lang w:val="tr-TR" w:eastAsia="tr-TR"/>
-        </w:rPr>
-      </w:pPr>
-    </w:p>
-    <w:p>
-      <w:pPr>
-        <w:rPr>
-          <w:rFonts w:ascii="Times New Roman" w:hAnsi="Times New Roman" w:cs="Times New Roman"/>
-          <w:color w:val="auto"/>
-          <w:sz w:val="28"/>
-          <w:szCs w:val="28"/>
-          <w:lang w:val="tr-TR" w:eastAsia="tr-TR"/>
-        </w:rPr>
-      </w:pPr>
-    </w:p>
-    <w:p>
-      <w:pPr>
-        <w:rPr>
-          <w:rFonts w:ascii="Times New Roman" w:hAnsi="Times New Roman" w:cs="Times New Roman"/>
-          <w:color w:val="auto"/>
-          <w:sz w:val="28"/>
-          <w:szCs w:val="28"/>
-          <w:lang w:val="tr-TR" w:eastAsia="tr-TR"/>
-        </w:rPr>
-      </w:pPr>
-    </w:p>
-    <w:p>
-      <w:pPr>
-        <w:rPr>
-          <w:rFonts w:ascii="Times New Roman" w:hAnsi="Times New Roman" w:cs="Times New Roman"/>
-          <w:color w:val="auto"/>
-          <w:sz w:val="28"/>
-          <w:szCs w:val="28"/>
+          <w:sz w:val="24"/>
+          <w:szCs w:val="24"/>
+          <w:lang w:val="tr-TR" w:eastAsia="tr-TR"/>
+        </w:rPr>
+      </w:pPr>
+    </w:p>
+    <w:p>
+      <w:pPr>
+        <w:rPr>
+          <w:rFonts w:ascii="Times New Roman" w:hAnsi="Times New Roman" w:cs="Times New Roman"/>
+          <w:color w:val="auto"/>
+          <w:sz w:val="24"/>
+          <w:szCs w:val="24"/>
+          <w:lang w:val="tr-TR" w:eastAsia="tr-TR"/>
+        </w:rPr>
+      </w:pPr>
+    </w:p>
+    <w:p>
+      <w:pPr>
+        <w:rPr>
+          <w:rFonts w:ascii="Times New Roman" w:hAnsi="Times New Roman" w:cs="Times New Roman"/>
+          <w:color w:val="auto"/>
+          <w:sz w:val="24"/>
+          <w:szCs w:val="24"/>
+          <w:lang w:val="tr-TR" w:eastAsia="tr-TR"/>
+        </w:rPr>
+      </w:pPr>
+    </w:p>
+    <w:p>
+      <w:pPr>
+        <w:rPr>
+          <w:rFonts w:ascii="Times New Roman" w:hAnsi="Times New Roman" w:cs="Times New Roman"/>
+          <w:color w:val="auto"/>
+          <w:sz w:val="24"/>
+          <w:szCs w:val="24"/>
+          <w:lang w:val="tr-TR" w:eastAsia="tr-TR"/>
+        </w:rPr>
+      </w:pPr>
+    </w:p>
+    <w:p>
+      <w:pPr>
+        <w:rPr>
+          <w:rFonts w:ascii="Times New Roman" w:hAnsi="Times New Roman" w:cs="Times New Roman"/>
+          <w:color w:val="auto"/>
+          <w:sz w:val="24"/>
+          <w:szCs w:val="24"/>
+          <w:lang w:val="tr-TR" w:eastAsia="tr-TR"/>
+        </w:rPr>
+      </w:pPr>
+    </w:p>
+    <w:p>
+      <w:pPr>
+        <w:rPr>
+          <w:rFonts w:ascii="Times New Roman" w:hAnsi="Times New Roman" w:cs="Times New Roman"/>
+          <w:color w:val="auto"/>
+          <w:sz w:val="24"/>
+          <w:szCs w:val="24"/>
+          <w:lang w:val="tr-TR" w:eastAsia="tr-TR"/>
+        </w:rPr>
+      </w:pPr>
+    </w:p>
+    <w:p>
+      <w:pPr>
+        <w:rPr>
+          <w:rFonts w:ascii="Times New Roman" w:hAnsi="Times New Roman" w:cs="Times New Roman"/>
+          <w:color w:val="auto"/>
+          <w:sz w:val="24"/>
+          <w:szCs w:val="24"/>
+          <w:lang w:val="tr-TR" w:eastAsia="tr-TR"/>
+        </w:rPr>
+      </w:pPr>
+    </w:p>
+    <w:p>
+      <w:pPr>
+        <w:rPr>
+          <w:rFonts w:ascii="Times New Roman" w:hAnsi="Times New Roman" w:cs="Times New Roman"/>
+          <w:color w:val="auto"/>
+          <w:sz w:val="24"/>
+          <w:szCs w:val="24"/>
+          <w:lang w:val="tr-TR" w:eastAsia="tr-TR"/>
+        </w:rPr>
+      </w:pPr>
+    </w:p>
+    <w:p>
+      <w:pPr>
+        <w:rPr>
+          <w:rFonts w:ascii="Times New Roman" w:hAnsi="Times New Roman" w:cs="Times New Roman"/>
+          <w:color w:val="auto"/>
+          <w:sz w:val="24"/>
+          <w:szCs w:val="24"/>
           <w:lang w:val="tr-TR" w:eastAsia="tr-TR"/>
         </w:rPr>
       </w:pPr>
@@ -12970,8 +12970,8 @@
           <w:rFonts w:ascii="Times New Roman" w:hAnsi="Times New Roman" w:cs="Times New Roman"/>
           <w:b/>
           <w:color w:val="auto"/>
-          <w:sz w:val="28"/>
-          <w:szCs w:val="28"/>
+          <w:sz w:val="24"/>
+          <w:szCs w:val="24"/>
           <w:lang w:val="tr-TR" w:eastAsia="tr-TR"/>
         </w:rPr>
       </w:pPr>
@@ -12983,8 +12983,8 @@
           <w:rFonts w:ascii="Times New Roman" w:hAnsi="Times New Roman" w:cs="Times New Roman"/>
           <w:b/>
           <w:color w:val="auto"/>
-          <w:sz w:val="28"/>
-          <w:szCs w:val="28"/>
+          <w:sz w:val="24"/>
+          <w:szCs w:val="24"/>
           <w:lang w:val="tr-TR" w:eastAsia="tr-TR"/>
         </w:rPr>
       </w:pPr>
@@ -12996,8 +12996,8 @@
           <w:rFonts w:ascii="Times New Roman" w:hAnsi="Times New Roman" w:cs="Times New Roman"/>
           <w:b/>
           <w:color w:val="auto"/>
-          <w:sz w:val="28"/>
-          <w:szCs w:val="28"/>
+          <w:sz w:val="24"/>
+          <w:szCs w:val="24"/>
           <w:lang w:val="tr-TR" w:eastAsia="tr-TR"/>
         </w:rPr>
       </w:pPr>
@@ -13009,8 +13009,8 @@
           <w:rFonts w:ascii="Times New Roman" w:hAnsi="Times New Roman" w:cs="Times New Roman"/>
           <w:b/>
           <w:color w:val="auto"/>
-          <w:sz w:val="28"/>
-          <w:szCs w:val="28"/>
+          <w:sz w:val="24"/>
+          <w:szCs w:val="24"/>
           <w:lang w:val="tr-TR" w:eastAsia="tr-TR"/>
         </w:rPr>
       </w:pPr>
@@ -13022,8 +13022,8 @@
           <w:rFonts w:ascii="Times New Roman" w:hAnsi="Times New Roman" w:cs="Times New Roman"/>
           <w:b/>
           <w:color w:val="auto"/>
-          <w:sz w:val="28"/>
-          <w:szCs w:val="28"/>
+          <w:sz w:val="24"/>
+          <w:szCs w:val="24"/>
           <w:lang w:val="tr-TR" w:eastAsia="tr-TR"/>
         </w:rPr>
       </w:pPr>
@@ -13035,8 +13035,8 @@
           <w:rFonts w:ascii="Times New Roman" w:hAnsi="Times New Roman" w:cs="Times New Roman"/>
           <w:b/>
           <w:color w:val="auto"/>
-          <w:sz w:val="28"/>
-          <w:szCs w:val="28"/>
+          <w:sz w:val="24"/>
+          <w:szCs w:val="24"/>
           <w:lang w:val="tr-TR" w:eastAsia="tr-TR"/>
         </w:rPr>
       </w:pPr>
@@ -13048,8 +13048,8 @@
           <w:rFonts w:ascii="Times New Roman" w:hAnsi="Times New Roman" w:cs="Times New Roman"/>
           <w:b/>
           <w:color w:val="auto"/>
-          <w:sz w:val="28"/>
-          <w:szCs w:val="28"/>
+          <w:sz w:val="24"/>
+          <w:szCs w:val="24"/>
           <w:lang w:val="tr-TR" w:eastAsia="tr-TR"/>
         </w:rPr>
       </w:pPr>
@@ -13061,8 +13061,8 @@
           <w:rFonts w:ascii="Times New Roman" w:hAnsi="Times New Roman" w:cs="Times New Roman"/>
           <w:b/>
           <w:color w:val="auto"/>
-          <w:sz w:val="28"/>
-          <w:szCs w:val="28"/>
+          <w:sz w:val="24"/>
+          <w:szCs w:val="24"/>
           <w:lang w:val="tr-TR" w:eastAsia="tr-TR"/>
         </w:rPr>
       </w:pPr>
@@ -13074,8 +13074,8 @@
           <w:rFonts w:ascii="Times New Roman" w:hAnsi="Times New Roman" w:cs="Times New Roman"/>
           <w:b/>
           <w:color w:val="auto"/>
-          <w:sz w:val="28"/>
-          <w:szCs w:val="28"/>
+          <w:sz w:val="24"/>
+          <w:szCs w:val="24"/>
           <w:lang w:val="tr-TR" w:eastAsia="tr-TR"/>
         </w:rPr>
       </w:pPr>
@@ -13087,8 +13087,8 @@
           <w:rFonts w:ascii="Times New Roman" w:hAnsi="Times New Roman" w:cs="Times New Roman"/>
           <w:b/>
           <w:color w:val="auto"/>
-          <w:sz w:val="28"/>
-          <w:szCs w:val="28"/>
+          <w:sz w:val="24"/>
+          <w:szCs w:val="24"/>
           <w:lang w:val="tr-TR" w:eastAsia="tr-TR"/>
         </w:rPr>
       </w:pPr>
@@ -13100,8 +13100,8 @@
           <w:rFonts w:ascii="Times New Roman" w:hAnsi="Times New Roman" w:cs="Times New Roman"/>
           <w:b/>
           <w:color w:val="auto"/>
-          <w:sz w:val="28"/>
-          <w:szCs w:val="28"/>
+          <w:sz w:val="24"/>
+          <w:szCs w:val="24"/>
           <w:lang w:val="tr-TR" w:eastAsia="tr-TR"/>
         </w:rPr>
       </w:pPr>
@@ -13113,20 +13113,20 @@
           <w:rFonts w:ascii="Times New Roman" w:hAnsi="Times New Roman" w:cs="Times New Roman"/>
           <w:b/>
           <w:color w:val="auto"/>
-          <w:sz w:val="28"/>
-          <w:szCs w:val="28"/>
-          <w:lang w:val="tr-TR" w:eastAsia="tr-TR"/>
-        </w:rPr>
-      </w:pPr>
-    </w:p>
-    <w:p>
-      <w:pPr>
-        <w:jc w:val="both"/>
-        <w:rPr>
-          <w:rFonts w:ascii="Times New Roman" w:hAnsi="Times New Roman" w:cs="Times New Roman"/>
-          <w:color w:val="auto"/>
-          <w:sz w:val="28"/>
-          <w:szCs w:val="28"/>
+          <w:sz w:val="24"/>
+          <w:szCs w:val="24"/>
+          <w:lang w:val="tr-TR" w:eastAsia="tr-TR"/>
+        </w:rPr>
+      </w:pPr>
+    </w:p>
+    <w:p>
+      <w:pPr>
+        <w:jc w:val="both"/>
+        <w:rPr>
+          <w:rFonts w:ascii="Times New Roman" w:hAnsi="Times New Roman" w:cs="Times New Roman"/>
+          <w:color w:val="auto"/>
+          <w:sz w:val="24"/>
+          <w:szCs w:val="24"/>
           <w:lang w:val="tr-TR" w:eastAsia="tr-TR"/>
         </w:rPr>
       </w:pPr>
@@ -13135,8 +13135,8 @@
           <w:rFonts w:ascii="Times New Roman" w:hAnsi="Times New Roman" w:cs="Times New Roman"/>
           <w:b/>
           <w:color w:val="auto"/>
-          <w:sz w:val="28"/>
-          <w:szCs w:val="28"/>
+          <w:sz w:val="24"/>
+          <w:szCs w:val="24"/>
           <w:lang w:val="tr-TR" w:eastAsia="tr-TR"/>
         </w:rPr>
         <w:t>5.2</w:t>
@@ -13145,8 +13145,8 @@
         <w:rPr>
           <w:rFonts w:ascii="Times New Roman" w:hAnsi="Times New Roman" w:cs="Times New Roman"/>
           <w:color w:val="auto"/>
-          <w:sz w:val="28"/>
-          <w:szCs w:val="28"/>
+          <w:sz w:val="24"/>
+          <w:szCs w:val="24"/>
           <w:lang w:val="tr-TR" w:eastAsia="tr-TR"/>
         </w:rPr>
         <w:t xml:space="preserve"> Sizin tarafınızdan </w:t>
@@ -13157,8 +13157,8 @@
           <w:b/>
           <w:i/>
           <w:color w:val="auto"/>
-          <w:sz w:val="28"/>
-          <w:szCs w:val="28"/>
+          <w:sz w:val="24"/>
+          <w:szCs w:val="24"/>
           <w:u w:val="single"/>
           <w:lang w:val="tr-TR" w:eastAsia="tr-TR"/>
         </w:rPr>
@@ -13168,8 +13168,8 @@
         <w:rPr>
           <w:rFonts w:ascii="Times New Roman" w:hAnsi="Times New Roman" w:cs="Times New Roman"/>
           <w:color w:val="auto"/>
-          <w:sz w:val="28"/>
-          <w:szCs w:val="28"/>
+          <w:sz w:val="24"/>
+          <w:szCs w:val="24"/>
           <w:lang w:val="tr-TR" w:eastAsia="tr-TR"/>
         </w:rPr>
         <w:t xml:space="preserve">ancak </w:t>
@@ -13179,8 +13179,8 @@
           <w:rFonts w:ascii="Times New Roman" w:hAnsi="Times New Roman" w:cs="Times New Roman"/>
           <w:b/>
           <w:color w:val="auto"/>
-          <w:sz w:val="28"/>
-          <w:szCs w:val="28"/>
+          <w:sz w:val="24"/>
+          <w:szCs w:val="24"/>
           <w:u w:val="single"/>
           <w:lang w:val="tr-TR" w:eastAsia="tr-TR"/>
         </w:rPr>
@@ -13190,8 +13190,8 @@
         <w:rPr>
           <w:rFonts w:ascii="Times New Roman" w:hAnsi="Times New Roman" w:cs="Times New Roman"/>
           <w:color w:val="auto"/>
-          <w:sz w:val="28"/>
-          <w:szCs w:val="28"/>
+          <w:sz w:val="24"/>
+          <w:szCs w:val="24"/>
           <w:lang w:val="tr-TR" w:eastAsia="tr-TR"/>
         </w:rPr>
         <w:t>işler var mıdır? Varsa işlerin, yapılmama nedenlerini ve hangi kadro unvanı tarafından yapılması gerektiğini belirtiniz?</w:t>
@@ -13207,64 +13207,64 @@
         <w:rPr>
           <w:rFonts w:ascii="Times New Roman" w:hAnsi="Times New Roman" w:cs="Times New Roman"/>
           <w:color w:val="auto"/>
-          <w:sz w:val="28"/>
-          <w:szCs w:val="28"/>
-          <w:lang w:val="tr-TR" w:eastAsia="tr-TR"/>
-        </w:rPr>
-      </w:pPr>
-    </w:p>
-    <w:p>
-      <w:pPr>
-        <w:jc w:val="both"/>
-        <w:rPr>
-          <w:rFonts w:ascii="Times New Roman" w:hAnsi="Times New Roman" w:cs="Times New Roman"/>
-          <w:color w:val="auto"/>
-          <w:sz w:val="28"/>
-          <w:szCs w:val="28"/>
-          <w:lang w:val="tr-TR" w:eastAsia="tr-TR"/>
-        </w:rPr>
-      </w:pPr>
-    </w:p>
-    <w:p>
-      <w:pPr>
-        <w:rPr>
-          <w:rFonts w:ascii="Times New Roman" w:hAnsi="Times New Roman" w:cs="Times New Roman"/>
-          <w:color w:val="auto"/>
-          <w:sz w:val="28"/>
-          <w:szCs w:val="28"/>
-          <w:lang w:val="tr-TR" w:eastAsia="tr-TR"/>
-        </w:rPr>
-      </w:pPr>
-    </w:p>
-    <w:p>
-      <w:pPr>
-        <w:rPr>
-          <w:rFonts w:ascii="Times New Roman" w:hAnsi="Times New Roman" w:cs="Times New Roman"/>
-          <w:color w:val="auto"/>
-          <w:sz w:val="28"/>
-          <w:szCs w:val="28"/>
-          <w:lang w:val="tr-TR" w:eastAsia="tr-TR"/>
-        </w:rPr>
-      </w:pPr>
-    </w:p>
-    <w:p>
-      <w:pPr>
-        <w:rPr>
-          <w:rFonts w:ascii="Times New Roman" w:hAnsi="Times New Roman" w:cs="Times New Roman"/>
-          <w:color w:val="auto"/>
-          <w:sz w:val="28"/>
-          <w:szCs w:val="28"/>
-          <w:lang w:val="tr-TR" w:eastAsia="tr-TR"/>
-        </w:rPr>
-      </w:pPr>
-    </w:p>
-    <w:p>
-      <w:pPr>
-        <w:rPr>
-          <w:rFonts w:ascii="Times New Roman" w:hAnsi="Times New Roman" w:cs="Times New Roman"/>
-          <w:color w:val="auto"/>
-          <w:sz w:val="28"/>
-          <w:szCs w:val="28"/>
+          <w:sz w:val="24"/>
+          <w:szCs w:val="24"/>
+          <w:lang w:val="tr-TR" w:eastAsia="tr-TR"/>
+        </w:rPr>
+      </w:pPr>
+    </w:p>
+    <w:p>
+      <w:pPr>
+        <w:jc w:val="both"/>
+        <w:rPr>
+          <w:rFonts w:ascii="Times New Roman" w:hAnsi="Times New Roman" w:cs="Times New Roman"/>
+          <w:color w:val="auto"/>
+          <w:sz w:val="24"/>
+          <w:szCs w:val="24"/>
+          <w:lang w:val="tr-TR" w:eastAsia="tr-TR"/>
+        </w:rPr>
+      </w:pPr>
+    </w:p>
+    <w:p>
+      <w:pPr>
+        <w:rPr>
+          <w:rFonts w:ascii="Times New Roman" w:hAnsi="Times New Roman" w:cs="Times New Roman"/>
+          <w:color w:val="auto"/>
+          <w:sz w:val="24"/>
+          <w:szCs w:val="24"/>
+          <w:lang w:val="tr-TR" w:eastAsia="tr-TR"/>
+        </w:rPr>
+      </w:pPr>
+    </w:p>
+    <w:p>
+      <w:pPr>
+        <w:rPr>
+          <w:rFonts w:ascii="Times New Roman" w:hAnsi="Times New Roman" w:cs="Times New Roman"/>
+          <w:color w:val="auto"/>
+          <w:sz w:val="24"/>
+          <w:szCs w:val="24"/>
+          <w:lang w:val="tr-TR" w:eastAsia="tr-TR"/>
+        </w:rPr>
+      </w:pPr>
+    </w:p>
+    <w:p>
+      <w:pPr>
+        <w:rPr>
+          <w:rFonts w:ascii="Times New Roman" w:hAnsi="Times New Roman" w:cs="Times New Roman"/>
+          <w:color w:val="auto"/>
+          <w:sz w:val="24"/>
+          <w:szCs w:val="24"/>
+          <w:lang w:val="tr-TR" w:eastAsia="tr-TR"/>
+        </w:rPr>
+      </w:pPr>
+    </w:p>
+    <w:p>
+      <w:pPr>
+        <w:rPr>
+          <w:rFonts w:ascii="Times New Roman" w:hAnsi="Times New Roman" w:cs="Times New Roman"/>
+          <w:color w:val="auto"/>
+          <w:sz w:val="24"/>
+          <w:szCs w:val="24"/>
           <w:lang w:val="tr-TR" w:eastAsia="tr-TR"/>
         </w:rPr>
       </w:pPr>
@@ -13275,8 +13275,8 @@
           <w:rFonts w:ascii="Times New Roman" w:hAnsi="Times New Roman" w:cs="Times New Roman"/>
           <w:b/>
           <w:color w:val="auto"/>
-          <w:sz w:val="28"/>
-          <w:szCs w:val="28"/>
+          <w:sz w:val="24"/>
+          <w:szCs w:val="24"/>
           <w:lang w:val="tr-TR" w:eastAsia="tr-TR"/>
         </w:rPr>
       </w:pPr>
@@ -13287,8 +13287,8 @@
           <w:rFonts w:ascii="Times New Roman" w:hAnsi="Times New Roman" w:cs="Times New Roman"/>
           <w:b/>
           <w:color w:val="auto"/>
-          <w:sz w:val="28"/>
-          <w:szCs w:val="28"/>
+          <w:sz w:val="24"/>
+          <w:szCs w:val="24"/>
           <w:lang w:val="tr-TR" w:eastAsia="tr-TR"/>
         </w:rPr>
       </w:pPr>
@@ -13300,8 +13300,8 @@
         <w:rPr>
           <w:rFonts w:ascii="Times New Roman" w:hAnsi="Times New Roman" w:cs="Times New Roman"/>
           <w:color w:val="auto"/>
-          <w:sz w:val="28"/>
-          <w:szCs w:val="28"/>
+          <w:sz w:val="24"/>
+          <w:szCs w:val="24"/>
           <w:lang w:val="tr-TR" w:eastAsia="tr-TR"/>
         </w:rPr>
       </w:pPr>
@@ -13310,8 +13310,8 @@
           <w:rFonts w:ascii="Times New Roman" w:hAnsi="Times New Roman" w:cs="Times New Roman"/>
           <w:b/>
           <w:color w:val="auto"/>
-          <w:sz w:val="28"/>
-          <w:szCs w:val="28"/>
+          <w:sz w:val="24"/>
+          <w:szCs w:val="24"/>
           <w:lang w:val="tr-TR" w:eastAsia="tr-TR"/>
         </w:rPr>
         <w:t>5.3</w:t>
@@ -13320,8 +13320,8 @@
         <w:rPr>
           <w:rFonts w:ascii="Times New Roman" w:hAnsi="Times New Roman" w:cs="Times New Roman"/>
           <w:color w:val="auto"/>
-          <w:sz w:val="28"/>
-          <w:szCs w:val="28"/>
+          <w:sz w:val="24"/>
+          <w:szCs w:val="24"/>
           <w:lang w:val="tr-TR" w:eastAsia="tr-TR"/>
         </w:rPr>
         <w:t xml:space="preserve"> Biriminizde şu ana kadar </w:t>
@@ -13332,8 +13332,8 @@
           <w:b/>
           <w:i/>
           <w:color w:val="auto"/>
-          <w:sz w:val="28"/>
-          <w:szCs w:val="28"/>
+          <w:sz w:val="24"/>
+          <w:szCs w:val="24"/>
           <w:u w:val="single"/>
           <w:lang w:val="tr-TR" w:eastAsia="tr-TR"/>
         </w:rPr>
@@ -13344,8 +13344,8 @@
           <w:rFonts w:ascii="Times New Roman" w:hAnsi="Times New Roman" w:cs="Times New Roman"/>
           <w:b/>
           <w:color w:val="auto"/>
-          <w:sz w:val="28"/>
-          <w:szCs w:val="28"/>
+          <w:sz w:val="24"/>
+          <w:szCs w:val="24"/>
           <w:lang w:val="tr-TR" w:eastAsia="tr-TR"/>
         </w:rPr>
         <w:t xml:space="preserve"> </w:t>
@@ -13354,8 +13354,8 @@
         <w:rPr>
           <w:rFonts w:ascii="Times New Roman" w:hAnsi="Times New Roman" w:cs="Times New Roman"/>
           <w:color w:val="auto"/>
-          <w:sz w:val="28"/>
-          <w:szCs w:val="28"/>
+          <w:sz w:val="24"/>
+          <w:szCs w:val="24"/>
           <w:lang w:val="tr-TR" w:eastAsia="tr-TR"/>
         </w:rPr>
         <w:t xml:space="preserve">fakat yapılmasında yarar gördüğünüz </w:t>
@@ -13365,8 +13365,8 @@
           <w:rFonts w:ascii="Times New Roman" w:hAnsi="Times New Roman" w:cs="Times New Roman"/>
           <w:b/>
           <w:color w:val="auto"/>
-          <w:sz w:val="28"/>
-          <w:szCs w:val="28"/>
+          <w:sz w:val="24"/>
+          <w:szCs w:val="24"/>
           <w:u w:val="single"/>
           <w:lang w:val="tr-TR" w:eastAsia="tr-TR"/>
         </w:rPr>
@@ -13376,8 +13376,8 @@
         <w:rPr>
           <w:rFonts w:ascii="Times New Roman" w:hAnsi="Times New Roman" w:cs="Times New Roman"/>
           <w:color w:val="auto"/>
-          <w:sz w:val="28"/>
-          <w:szCs w:val="28"/>
+          <w:sz w:val="24"/>
+          <w:szCs w:val="24"/>
           <w:lang w:val="tr-TR" w:eastAsia="tr-TR"/>
         </w:rPr>
         <w:t xml:space="preserve"> olduğunu düşünüyorsanız yazınız.</w:t>
@@ -13419,8 +13419,8 @@
                 <w:rFonts w:ascii="Times New Roman" w:hAnsi="Times New Roman" w:cs="Times New Roman"/>
                 <w:b/>
                 <w:color w:val="auto"/>
-                <w:sz w:val="28"/>
-                <w:szCs w:val="28"/>
+                <w:sz w:val="24"/>
+                <w:szCs w:val="24"/>
                 <w:u w:val="single"/>
                 <w:lang w:val="tr-TR" w:eastAsia="tr-TR"/>
               </w:rPr>
@@ -13430,8 +13430,8 @@
                 <w:rFonts w:ascii="Times New Roman" w:hAnsi="Times New Roman" w:cs="Times New Roman"/>
                 <w:b/>
                 <w:color w:val="auto"/>
-                <w:sz w:val="28"/>
-                <w:szCs w:val="28"/>
+                <w:sz w:val="24"/>
+                <w:szCs w:val="24"/>
                 <w:u w:val="single"/>
                 <w:lang w:val="tr-TR" w:eastAsia="tr-TR"/>
               </w:rPr>
@@ -13457,8 +13457,8 @@
                 <w:rFonts w:ascii="Times New Roman" w:hAnsi="Times New Roman" w:cs="Times New Roman"/>
                 <w:b/>
                 <w:color w:val="auto"/>
-                <w:sz w:val="28"/>
-                <w:szCs w:val="28"/>
+                <w:sz w:val="24"/>
+                <w:szCs w:val="24"/>
                 <w:u w:val="single"/>
                 <w:lang w:val="tr-TR" w:eastAsia="tr-TR"/>
               </w:rPr>
@@ -13468,8 +13468,8 @@
                 <w:rFonts w:ascii="Times New Roman" w:hAnsi="Times New Roman" w:cs="Times New Roman"/>
                 <w:b/>
                 <w:color w:val="auto"/>
-                <w:sz w:val="28"/>
-                <w:szCs w:val="28"/>
+                <w:sz w:val="24"/>
+                <w:szCs w:val="24"/>
                 <w:u w:val="single"/>
                 <w:lang w:val="tr-TR" w:eastAsia="tr-TR"/>
               </w:rPr>
@@ -13519,8 +13519,8 @@
           <w:rFonts w:ascii="Times New Roman" w:hAnsi="Times New Roman" w:cs="Times New Roman"/>
           <w:b/>
           <w:color w:val="auto"/>
-          <w:sz w:val="28"/>
-          <w:szCs w:val="28"/>
+          <w:sz w:val="24"/>
+          <w:szCs w:val="24"/>
           <w:lang w:val="tr-TR" w:eastAsia="tr-TR"/>
         </w:rPr>
       </w:pPr>
@@ -13531,8 +13531,8 @@
           <w:rFonts w:ascii="Times New Roman" w:hAnsi="Times New Roman" w:cs="Times New Roman"/>
           <w:b/>
           <w:color w:val="auto"/>
-          <w:sz w:val="28"/>
-          <w:szCs w:val="28"/>
+          <w:sz w:val="24"/>
+          <w:szCs w:val="24"/>
           <w:lang w:val="tr-TR" w:eastAsia="tr-TR"/>
         </w:rPr>
       </w:pPr>
@@ -13543,8 +13543,8 @@
           <w:rFonts w:ascii="Times New Roman" w:hAnsi="Times New Roman" w:cs="Times New Roman"/>
           <w:b/>
           <w:color w:val="auto"/>
-          <w:sz w:val="28"/>
-          <w:szCs w:val="28"/>
+          <w:sz w:val="24"/>
+          <w:szCs w:val="24"/>
           <w:lang w:val="tr-TR" w:eastAsia="tr-TR"/>
         </w:rPr>
       </w:pPr>
@@ -13555,8 +13555,8 @@
           <w:rFonts w:ascii="Times New Roman" w:hAnsi="Times New Roman" w:cs="Times New Roman"/>
           <w:b/>
           <w:color w:val="auto"/>
-          <w:sz w:val="28"/>
-          <w:szCs w:val="28"/>
+          <w:sz w:val="24"/>
+          <w:szCs w:val="24"/>
           <w:lang w:val="tr-TR" w:eastAsia="tr-TR"/>
         </w:rPr>
       </w:pPr>
@@ -13567,8 +13567,8 @@
           <w:rFonts w:ascii="Times New Roman" w:hAnsi="Times New Roman" w:cs="Times New Roman"/>
           <w:b/>
           <w:color w:val="auto"/>
-          <w:sz w:val="28"/>
-          <w:szCs w:val="28"/>
+          <w:sz w:val="24"/>
+          <w:szCs w:val="24"/>
           <w:lang w:val="tr-TR" w:eastAsia="tr-TR"/>
         </w:rPr>
       </w:pPr>
@@ -13581,8 +13581,8 @@
           <w:rFonts w:ascii="Times New Roman" w:hAnsi="Times New Roman" w:cs="Times New Roman"/>
           <w:b/>
           <w:color w:val="auto"/>
-          <w:sz w:val="28"/>
-          <w:szCs w:val="28"/>
+          <w:sz w:val="24"/>
+          <w:szCs w:val="24"/>
           <w:lang w:val="tr-TR" w:eastAsia="tr-TR"/>
         </w:rPr>
       </w:pPr>
@@ -13625,8 +13625,8 @@
                 <w:rFonts w:ascii="Times New Roman" w:hAnsi="Times New Roman" w:cs="Times New Roman"/>
                 <w:b/>
                 <w:color w:val="auto"/>
-                <w:sz w:val="28"/>
-                <w:szCs w:val="28"/>
+                <w:sz w:val="24"/>
+                <w:szCs w:val="24"/>
                 <w:lang w:val="tr-TR" w:eastAsia="tr-TR"/>
               </w:rPr>
             </w:pPr>
@@ -13635,8 +13635,8 @@
                 <w:rFonts w:ascii="Times New Roman" w:hAnsi="Times New Roman" w:cs="Times New Roman"/>
                 <w:b/>
                 <w:color w:val="auto"/>
-                <w:sz w:val="28"/>
-                <w:szCs w:val="28"/>
+                <w:sz w:val="24"/>
+                <w:szCs w:val="24"/>
                 <w:lang w:val="tr-TR" w:eastAsia="tr-TR"/>
               </w:rPr>
               <w:t>YAPILMAMASI GEREKEN İŞLER</w:t>
@@ -13661,8 +13661,8 @@
                 <w:rFonts w:ascii="Times New Roman" w:hAnsi="Times New Roman" w:cs="Times New Roman"/>
                 <w:b/>
                 <w:color w:val="auto"/>
-                <w:sz w:val="28"/>
-                <w:szCs w:val="28"/>
+                <w:sz w:val="24"/>
+                <w:szCs w:val="24"/>
                 <w:lang w:val="tr-TR" w:eastAsia="tr-TR"/>
               </w:rPr>
             </w:pPr>
@@ -13671,8 +13671,8 @@
                 <w:rFonts w:ascii="Times New Roman" w:hAnsi="Times New Roman" w:cs="Times New Roman"/>
                 <w:b/>
                 <w:color w:val="auto"/>
-                <w:sz w:val="28"/>
-                <w:szCs w:val="28"/>
+                <w:sz w:val="24"/>
+                <w:szCs w:val="24"/>
                 <w:lang w:val="tr-TR" w:eastAsia="tr-TR"/>
               </w:rPr>
               <w:t>YAPILMA NEDENİ</w:t>
@@ -13697,8 +13697,8 @@
                 <w:rFonts w:ascii="Times New Roman" w:hAnsi="Times New Roman" w:cs="Times New Roman"/>
                 <w:b/>
                 <w:color w:val="auto"/>
-                <w:sz w:val="28"/>
-                <w:szCs w:val="28"/>
+                <w:sz w:val="24"/>
+                <w:szCs w:val="24"/>
                 <w:lang w:val="tr-TR" w:eastAsia="tr-TR"/>
               </w:rPr>
             </w:pPr>
@@ -13707,8 +13707,8 @@
                 <w:rFonts w:ascii="Times New Roman" w:hAnsi="Times New Roman" w:cs="Times New Roman"/>
                 <w:b/>
                 <w:color w:val="auto"/>
-                <w:sz w:val="28"/>
-                <w:szCs w:val="28"/>
+                <w:sz w:val="24"/>
+                <w:szCs w:val="24"/>
                 <w:lang w:val="tr-TR" w:eastAsia="tr-TR"/>
               </w:rPr>
               <w:t>MEVCUT DURUMDA HANGİ KADRO ÜNVANI TARAFINDAN YAPILMAKTADIR</w:t>
@@ -13775,8 +13775,8 @@
           <w:rFonts w:ascii="Times New Roman" w:hAnsi="Times New Roman" w:cs="Times New Roman"/>
           <w:b/>
           <w:color w:val="auto"/>
-          <w:sz w:val="28"/>
-          <w:szCs w:val="28"/>
+          <w:sz w:val="24"/>
+          <w:szCs w:val="24"/>
           <w:lang w:val="tr-TR" w:eastAsia="tr-TR"/>
         </w:rPr>
       </w:pPr>
@@ -13789,8 +13789,8 @@
           <w:rFonts w:ascii="Times New Roman" w:hAnsi="Times New Roman" w:cs="Times New Roman"/>
           <w:b/>
           <w:color w:val="auto"/>
-          <w:sz w:val="28"/>
-          <w:szCs w:val="28"/>
+          <w:sz w:val="24"/>
+          <w:szCs w:val="24"/>
           <w:lang w:val="tr-TR" w:eastAsia="tr-TR"/>
         </w:rPr>
       </w:pPr>
@@ -13803,8 +13803,8 @@
           <w:rFonts w:ascii="Times New Roman" w:hAnsi="Times New Roman" w:cs="Times New Roman"/>
           <w:b/>
           <w:color w:val="auto"/>
-          <w:sz w:val="28"/>
-          <w:szCs w:val="28"/>
+          <w:sz w:val="24"/>
+          <w:szCs w:val="24"/>
           <w:lang w:val="tr-TR" w:eastAsia="tr-TR"/>
         </w:rPr>
       </w:pPr>
@@ -13817,8 +13817,8 @@
           <w:rFonts w:ascii="Times New Roman" w:hAnsi="Times New Roman" w:cs="Times New Roman"/>
           <w:b/>
           <w:color w:val="auto"/>
-          <w:sz w:val="28"/>
-          <w:szCs w:val="28"/>
+          <w:sz w:val="24"/>
+          <w:szCs w:val="24"/>
           <w:lang w:val="tr-TR" w:eastAsia="tr-TR"/>
         </w:rPr>
       </w:pPr>
@@ -13831,8 +13831,8 @@
           <w:rFonts w:ascii="Times New Roman" w:hAnsi="Times New Roman" w:cs="Times New Roman"/>
           <w:b/>
           <w:color w:val="auto"/>
-          <w:sz w:val="28"/>
-          <w:szCs w:val="28"/>
+          <w:sz w:val="24"/>
+          <w:szCs w:val="24"/>
           <w:lang w:val="tr-TR" w:eastAsia="tr-TR"/>
         </w:rPr>
       </w:pPr>
@@ -13845,8 +13845,8 @@
           <w:rFonts w:ascii="Times New Roman" w:hAnsi="Times New Roman" w:cs="Times New Roman"/>
           <w:b/>
           <w:color w:val="auto"/>
-          <w:sz w:val="28"/>
-          <w:szCs w:val="28"/>
+          <w:sz w:val="24"/>
+          <w:szCs w:val="24"/>
           <w:lang w:val="tr-TR" w:eastAsia="tr-TR"/>
         </w:rPr>
       </w:pPr>
@@ -13859,8 +13859,8 @@
           <w:rFonts w:ascii="Times New Roman" w:hAnsi="Times New Roman" w:cs="Times New Roman"/>
           <w:b/>
           <w:color w:val="auto"/>
-          <w:sz w:val="28"/>
-          <w:szCs w:val="28"/>
+          <w:sz w:val="24"/>
+          <w:szCs w:val="24"/>
           <w:lang w:val="tr-TR" w:eastAsia="tr-TR"/>
         </w:rPr>
       </w:pPr>
@@ -13873,8 +13873,8 @@
           <w:rFonts w:ascii="Times New Roman" w:hAnsi="Times New Roman" w:cs="Times New Roman"/>
           <w:b/>
           <w:color w:val="auto"/>
-          <w:sz w:val="28"/>
-          <w:szCs w:val="28"/>
+          <w:sz w:val="24"/>
+          <w:szCs w:val="24"/>
           <w:lang w:val="tr-TR" w:eastAsia="tr-TR"/>
         </w:rPr>
       </w:pPr>
@@ -13887,8 +13887,8 @@
           <w:rFonts w:ascii="Times New Roman" w:hAnsi="Times New Roman" w:cs="Times New Roman"/>
           <w:b/>
           <w:color w:val="auto"/>
-          <w:sz w:val="28"/>
-          <w:szCs w:val="28"/>
+          <w:sz w:val="24"/>
+          <w:szCs w:val="24"/>
           <w:lang w:val="tr-TR" w:eastAsia="tr-TR"/>
         </w:rPr>
       </w:pPr>
@@ -13901,8 +13901,8 @@
           <w:rFonts w:ascii="Times New Roman" w:hAnsi="Times New Roman" w:cs="Times New Roman"/>
           <w:b/>
           <w:color w:val="auto"/>
-          <w:sz w:val="28"/>
-          <w:szCs w:val="28"/>
+          <w:sz w:val="24"/>
+          <w:szCs w:val="24"/>
           <w:lang w:val="tr-TR" w:eastAsia="tr-TR"/>
         </w:rPr>
       </w:pPr>
@@ -13914,8 +13914,8 @@
         <w:rPr>
           <w:rFonts w:ascii="Times New Roman" w:hAnsi="Times New Roman" w:cs="Times New Roman"/>
           <w:color w:val="auto"/>
-          <w:sz w:val="28"/>
-          <w:szCs w:val="28"/>
+          <w:sz w:val="24"/>
+          <w:szCs w:val="24"/>
           <w:lang w:val="tr-TR" w:eastAsia="tr-TR"/>
         </w:rPr>
       </w:pPr>
@@ -13924,8 +13924,8 @@
           <w:rFonts w:ascii="Times New Roman" w:hAnsi="Times New Roman" w:cs="Times New Roman"/>
           <w:b/>
           <w:color w:val="auto"/>
-          <w:sz w:val="28"/>
-          <w:szCs w:val="28"/>
+          <w:sz w:val="24"/>
+          <w:szCs w:val="24"/>
           <w:lang w:val="tr-TR" w:eastAsia="tr-TR"/>
         </w:rPr>
         <w:t>5.4</w:t>
@@ -13934,8 +13934,8 @@
         <w:rPr>
           <w:rFonts w:ascii="Times New Roman" w:hAnsi="Times New Roman" w:cs="Times New Roman"/>
           <w:color w:val="auto"/>
-          <w:sz w:val="28"/>
-          <w:szCs w:val="28"/>
+          <w:sz w:val="24"/>
+          <w:szCs w:val="24"/>
           <w:lang w:val="tr-TR" w:eastAsia="tr-TR"/>
         </w:rPr>
         <w:t xml:space="preserve"> Biriminizde şu ana kadar yapılan fakat </w:t>
@@ -13946,8 +13946,8 @@
           <w:b/>
           <w:i/>
           <w:color w:val="auto"/>
-          <w:sz w:val="28"/>
-          <w:szCs w:val="28"/>
+          <w:sz w:val="24"/>
+          <w:szCs w:val="24"/>
           <w:u w:val="single"/>
           <w:lang w:val="tr-TR" w:eastAsia="tr-TR"/>
         </w:rPr>
@@ -13957,8 +13957,8 @@
         <w:rPr>
           <w:rFonts w:ascii="Times New Roman" w:hAnsi="Times New Roman" w:cs="Times New Roman"/>
           <w:color w:val="auto"/>
-          <w:sz w:val="28"/>
-          <w:szCs w:val="28"/>
+          <w:sz w:val="24"/>
+          <w:szCs w:val="24"/>
           <w:lang w:val="tr-TR" w:eastAsia="tr-TR"/>
         </w:rPr>
         <w:t xml:space="preserve"> hizmetler ve faaliyetler nelerdir aşağıya yazınız.</w:t>
@@ -13970,20 +13970,20 @@
         <w:rPr>
           <w:rFonts w:ascii="Times New Roman" w:hAnsi="Times New Roman" w:cs="Times New Roman"/>
           <w:color w:val="auto"/>
-          <w:sz w:val="28"/>
-          <w:szCs w:val="28"/>
-          <w:lang w:val="tr-TR" w:eastAsia="tr-TR"/>
-        </w:rPr>
-      </w:pPr>
-    </w:p>
-    <w:p>
-      <w:pPr>
-        <w:jc w:val="both"/>
-        <w:rPr>
-          <w:rFonts w:ascii="Times New Roman" w:hAnsi="Times New Roman" w:cs="Times New Roman"/>
-          <w:color w:val="auto"/>
-          <w:sz w:val="28"/>
-          <w:szCs w:val="28"/>
+          <w:sz w:val="24"/>
+          <w:szCs w:val="24"/>
+          <w:lang w:val="tr-TR" w:eastAsia="tr-TR"/>
+        </w:rPr>
+      </w:pPr>
+    </w:p>
+    <w:p>
+      <w:pPr>
+        <w:jc w:val="both"/>
+        <w:rPr>
+          <w:rFonts w:ascii="Times New Roman" w:hAnsi="Times New Roman" w:cs="Times New Roman"/>
+          <w:color w:val="auto"/>
+          <w:sz w:val="24"/>
+          <w:szCs w:val="24"/>
           <w:lang w:val="tr-TR" w:eastAsia="tr-TR"/>
         </w:rPr>
       </w:pPr>
@@ -14024,8 +14024,8 @@
                 <w:rFonts w:ascii="Times New Roman" w:hAnsi="Times New Roman" w:cs="Times New Roman"/>
                 <w:b/>
                 <w:color w:val="auto"/>
-                <w:sz w:val="28"/>
-                <w:szCs w:val="28"/>
+                <w:sz w:val="24"/>
+                <w:szCs w:val="24"/>
                 <w:u w:val="single"/>
                 <w:lang w:val="tr-TR" w:eastAsia="tr-TR"/>
               </w:rPr>
@@ -14035,8 +14035,8 @@
                 <w:rFonts w:ascii="Times New Roman" w:hAnsi="Times New Roman" w:cs="Times New Roman"/>
                 <w:b/>
                 <w:color w:val="auto"/>
-                <w:sz w:val="28"/>
-                <w:szCs w:val="28"/>
+                <w:sz w:val="24"/>
+                <w:szCs w:val="24"/>
                 <w:u w:val="single"/>
                 <w:lang w:val="tr-TR" w:eastAsia="tr-TR"/>
               </w:rPr>
@@ -14062,8 +14062,8 @@
                 <w:rFonts w:ascii="Times New Roman" w:hAnsi="Times New Roman" w:cs="Times New Roman"/>
                 <w:b/>
                 <w:color w:val="auto"/>
-                <w:sz w:val="28"/>
-                <w:szCs w:val="28"/>
+                <w:sz w:val="24"/>
+                <w:szCs w:val="24"/>
                 <w:u w:val="single"/>
                 <w:lang w:val="tr-TR" w:eastAsia="tr-TR"/>
               </w:rPr>
@@ -14073,8 +14073,8 @@
                 <w:rFonts w:ascii="Times New Roman" w:hAnsi="Times New Roman" w:cs="Times New Roman"/>
                 <w:b/>
                 <w:color w:val="auto"/>
-                <w:sz w:val="28"/>
-                <w:szCs w:val="28"/>
+                <w:sz w:val="24"/>
+                <w:szCs w:val="24"/>
                 <w:u w:val="single"/>
                 <w:lang w:val="tr-TR" w:eastAsia="tr-TR"/>
               </w:rPr>
@@ -14126,8 +14126,8 @@
           <w:rFonts w:ascii="Times New Roman" w:hAnsi="Times New Roman" w:cs="Times New Roman"/>
           <w:b/>
           <w:color w:val="auto"/>
-          <w:sz w:val="28"/>
-          <w:szCs w:val="28"/>
+          <w:sz w:val="24"/>
+          <w:szCs w:val="24"/>
           <w:lang w:val="tr-TR" w:eastAsia="tr-TR"/>
         </w:rPr>
       </w:pPr>
@@ -14140,8 +14140,8 @@
           <w:rFonts w:ascii="Times New Roman" w:hAnsi="Times New Roman" w:cs="Times New Roman"/>
           <w:b/>
           <w:color w:val="auto"/>
-          <w:sz w:val="28"/>
-          <w:szCs w:val="28"/>
+          <w:sz w:val="24"/>
+          <w:szCs w:val="24"/>
           <w:lang w:val="tr-TR" w:eastAsia="tr-TR"/>
         </w:rPr>
       </w:pPr>
@@ -14154,8 +14154,8 @@
           <w:rFonts w:ascii="Times New Roman" w:hAnsi="Times New Roman" w:cs="Times New Roman"/>
           <w:b/>
           <w:color w:val="auto"/>
-          <w:sz w:val="28"/>
-          <w:szCs w:val="28"/>
+          <w:sz w:val="24"/>
+          <w:szCs w:val="24"/>
           <w:lang w:val="tr-TR" w:eastAsia="tr-TR"/>
         </w:rPr>
       </w:pPr>
@@ -14164,8 +14164,8 @@
           <w:rFonts w:ascii="Times New Roman" w:hAnsi="Times New Roman" w:cs="Times New Roman"/>
           <w:b/>
           <w:color w:val="auto"/>
-          <w:sz w:val="28"/>
-          <w:szCs w:val="28"/>
+          <w:sz w:val="24"/>
+          <w:szCs w:val="24"/>
           <w:lang w:val="tr-TR" w:eastAsia="tr-TR"/>
         </w:rPr>
         <w:t>5.5 Uygun bir koordinasyon sağlanamadığı için YAPILMASI GEREKTİĞİ HALDE Kurumumuzda YAPILAMAYAN faaliyetler varsa belirtiniz.</w:t>
@@ -14179,8 +14179,8 @@
           <w:rFonts w:ascii="Times New Roman" w:hAnsi="Times New Roman" w:cs="Times New Roman"/>
           <w:b/>
           <w:color w:val="auto"/>
-          <w:sz w:val="28"/>
-          <w:szCs w:val="28"/>
+          <w:sz w:val="24"/>
+          <w:szCs w:val="24"/>
           <w:lang w:val="tr-TR" w:eastAsia="tr-TR"/>
         </w:rPr>
       </w:pPr>
@@ -14222,8 +14222,8 @@
                 <w:rFonts w:ascii="Times New Roman" w:hAnsi="Times New Roman" w:cs="Times New Roman"/>
                 <w:b/>
                 <w:color w:val="auto"/>
-                <w:sz w:val="28"/>
-                <w:szCs w:val="28"/>
+                <w:sz w:val="24"/>
+                <w:szCs w:val="24"/>
                 <w:u w:val="single"/>
                 <w:lang w:val="tr-TR" w:eastAsia="tr-TR"/>
               </w:rPr>
@@ -14233,8 +14233,8 @@
                 <w:rFonts w:ascii="Times New Roman" w:hAnsi="Times New Roman" w:cs="Times New Roman"/>
                 <w:b/>
                 <w:color w:val="auto"/>
-                <w:sz w:val="28"/>
-                <w:szCs w:val="28"/>
+                <w:sz w:val="24"/>
+                <w:szCs w:val="24"/>
                 <w:u w:val="single"/>
                 <w:lang w:val="tr-TR" w:eastAsia="tr-TR"/>
               </w:rPr>
@@ -14259,8 +14259,8 @@
                 <w:rFonts w:ascii="Times New Roman" w:hAnsi="Times New Roman" w:cs="Times New Roman"/>
                 <w:b/>
                 <w:color w:val="auto"/>
-                <w:sz w:val="28"/>
-                <w:szCs w:val="28"/>
+                <w:sz w:val="24"/>
+                <w:szCs w:val="24"/>
                 <w:u w:val="single"/>
                 <w:lang w:val="tr-TR" w:eastAsia="tr-TR"/>
               </w:rPr>
@@ -14270,8 +14270,8 @@
                 <w:rFonts w:ascii="Times New Roman" w:hAnsi="Times New Roman" w:cs="Times New Roman"/>
                 <w:b/>
                 <w:color w:val="auto"/>
-                <w:sz w:val="28"/>
-                <w:szCs w:val="28"/>
+                <w:sz w:val="24"/>
+                <w:szCs w:val="24"/>
                 <w:u w:val="single"/>
                 <w:lang w:val="tr-TR" w:eastAsia="tr-TR"/>
               </w:rPr>
@@ -14296,8 +14296,8 @@
                 <w:rFonts w:ascii="Times New Roman" w:hAnsi="Times New Roman" w:cs="Times New Roman"/>
                 <w:b/>
                 <w:color w:val="auto"/>
-                <w:sz w:val="28"/>
-                <w:szCs w:val="28"/>
+                <w:sz w:val="24"/>
+                <w:szCs w:val="24"/>
                 <w:u w:val="single"/>
                 <w:lang w:val="tr-TR" w:eastAsia="tr-TR"/>
               </w:rPr>
@@ -14307,8 +14307,8 @@
                 <w:rFonts w:ascii="Times New Roman" w:hAnsi="Times New Roman" w:cs="Times New Roman"/>
                 <w:b/>
                 <w:color w:val="auto"/>
-                <w:sz w:val="28"/>
-                <w:szCs w:val="28"/>
+                <w:sz w:val="24"/>
+                <w:szCs w:val="24"/>
                 <w:u w:val="single"/>
                 <w:lang w:val="tr-TR" w:eastAsia="tr-TR"/>
               </w:rPr>
@@ -14374,8 +14374,8 @@
           <w:rFonts w:ascii="Times New Roman" w:hAnsi="Times New Roman" w:cs="Times New Roman"/>
           <w:b/>
           <w:color w:val="auto"/>
-          <w:sz w:val="28"/>
-          <w:szCs w:val="28"/>
+          <w:sz w:val="24"/>
+          <w:szCs w:val="24"/>
           <w:lang w:val="tr-TR" w:eastAsia="tr-TR"/>
         </w:rPr>
       </w:pPr>
@@ -14386,8 +14386,8 @@
           <w:rFonts w:ascii="Times New Roman" w:hAnsi="Times New Roman" w:cs="Times New Roman"/>
           <w:b/>
           <w:color w:val="auto"/>
-          <w:sz w:val="28"/>
-          <w:szCs w:val="28"/>
+          <w:sz w:val="24"/>
+          <w:szCs w:val="24"/>
           <w:lang w:val="tr-TR" w:eastAsia="tr-TR"/>
         </w:rPr>
       </w:pPr>
@@ -14398,8 +14398,8 @@
           <w:rFonts w:ascii="Times New Roman" w:hAnsi="Times New Roman" w:cs="Times New Roman"/>
           <w:b/>
           <w:color w:val="auto"/>
-          <w:sz w:val="28"/>
-          <w:szCs w:val="28"/>
+          <w:sz w:val="24"/>
+          <w:szCs w:val="24"/>
           <w:lang w:val="tr-TR" w:eastAsia="tr-TR"/>
         </w:rPr>
       </w:pPr>
@@ -14410,8 +14410,8 @@
           <w:rFonts w:ascii="Times New Roman" w:hAnsi="Times New Roman" w:cs="Times New Roman"/>
           <w:b/>
           <w:color w:val="auto"/>
-          <w:sz w:val="28"/>
-          <w:szCs w:val="28"/>
+          <w:sz w:val="24"/>
+          <w:szCs w:val="24"/>
           <w:lang w:val="tr-TR" w:eastAsia="tr-TR"/>
         </w:rPr>
       </w:pPr>
@@ -14428,8 +14428,8 @@
           <w:rFonts w:ascii="Times New Roman" w:hAnsi="Times New Roman" w:cs="Times New Roman"/>
           <w:b/>
           <w:color w:val="auto"/>
-          <w:sz w:val="28"/>
-          <w:szCs w:val="28"/>
+          <w:sz w:val="24"/>
+          <w:szCs w:val="24"/>
           <w:lang w:val="tr-TR" w:eastAsia="tr-TR"/>
         </w:rPr>
       </w:pPr>
@@ -14438,8 +14438,8 @@
           <w:rFonts w:ascii="Times New Roman" w:hAnsi="Times New Roman" w:cs="Times New Roman"/>
           <w:b/>
           <w:color w:val="auto"/>
-          <w:sz w:val="28"/>
-          <w:szCs w:val="28"/>
+          <w:sz w:val="24"/>
+          <w:szCs w:val="24"/>
           <w:lang w:val="tr-TR" w:eastAsia="tr-TR"/>
         </w:rPr>
         <w:t>Yaptığınız işle ilgili memnuniyet dereceleriniz aşağıdaki 5’li ölçeğe göre işaretleyiniz</w:t>
@@ -14451,20 +14451,20 @@
         <w:rPr>
           <w:rFonts w:ascii="Times New Roman" w:hAnsi="Times New Roman" w:cs="Times New Roman"/>
           <w:color w:val="auto"/>
-          <w:sz w:val="28"/>
-          <w:szCs w:val="28"/>
-          <w:lang w:val="tr-TR" w:eastAsia="tr-TR"/>
-        </w:rPr>
-      </w:pPr>
-    </w:p>
-    <w:p>
-      <w:pPr>
-        <w:jc w:val="both"/>
-        <w:rPr>
-          <w:rFonts w:ascii="Times New Roman" w:hAnsi="Times New Roman" w:cs="Times New Roman"/>
-          <w:color w:val="auto"/>
-          <w:sz w:val="28"/>
-          <w:szCs w:val="28"/>
+          <w:sz w:val="24"/>
+          <w:szCs w:val="24"/>
+          <w:lang w:val="tr-TR" w:eastAsia="tr-TR"/>
+        </w:rPr>
+      </w:pPr>
+    </w:p>
+    <w:p>
+      <w:pPr>
+        <w:jc w:val="both"/>
+        <w:rPr>
+          <w:rFonts w:ascii="Times New Roman" w:hAnsi="Times New Roman" w:cs="Times New Roman"/>
+          <w:color w:val="auto"/>
+          <w:sz w:val="24"/>
+          <w:szCs w:val="24"/>
           <w:lang w:val="tr-TR" w:eastAsia="tr-TR"/>
         </w:rPr>
       </w:pPr>
@@ -14476,17 +14476,17 @@
         <w:rPr>
           <w:rFonts w:ascii="Times New Roman" w:hAnsi="Times New Roman" w:cs="Times New Roman"/>
           <w:color w:val="auto"/>
-          <w:sz w:val="28"/>
-          <w:szCs w:val="28"/>
-          <w:lang w:val="tr-TR" w:eastAsia="tr-TR"/>
-        </w:rPr>
-      </w:pPr>
-      <w:r>
-        <w:rPr>
-          <w:rFonts w:ascii="Times New Roman" w:hAnsi="Times New Roman" w:cs="Times New Roman"/>
-          <w:color w:val="auto"/>
-          <w:sz w:val="28"/>
-          <w:szCs w:val="28"/>
+          <w:sz w:val="24"/>
+          <w:szCs w:val="24"/>
+          <w:lang w:val="tr-TR" w:eastAsia="tr-TR"/>
+        </w:rPr>
+      </w:pPr>
+      <w:r>
+        <w:rPr>
+          <w:rFonts w:ascii="Times New Roman" w:hAnsi="Times New Roman" w:cs="Times New Roman"/>
+          <w:color w:val="auto"/>
+          <w:sz w:val="24"/>
+          <w:szCs w:val="24"/>
           <w:lang w:val="tr-TR" w:eastAsia="tr-TR"/>
         </w:rPr>
         <w:t>1                         2</w:t>
@@ -14495,8 +14495,8 @@
         <w:rPr>
           <w:rFonts w:ascii="Times New Roman" w:hAnsi="Times New Roman" w:cs="Times New Roman"/>
           <w:color w:val="auto"/>
-          <w:sz w:val="28"/>
-          <w:szCs w:val="28"/>
+          <w:sz w:val="24"/>
+          <w:szCs w:val="24"/>
           <w:lang w:val="tr-TR" w:eastAsia="tr-TR"/>
         </w:rPr>
         <w:tab/>
@@ -14506,8 +14506,8 @@
         <w:rPr>
           <w:rFonts w:ascii="Times New Roman" w:hAnsi="Times New Roman" w:cs="Times New Roman"/>
           <w:color w:val="auto"/>
-          <w:sz w:val="28"/>
-          <w:szCs w:val="28"/>
+          <w:sz w:val="24"/>
+          <w:szCs w:val="24"/>
           <w:lang w:val="tr-TR" w:eastAsia="tr-TR"/>
         </w:rPr>
         <w:tab/>
@@ -14517,8 +14517,8 @@
         <w:rPr>
           <w:rFonts w:ascii="Times New Roman" w:hAnsi="Times New Roman" w:cs="Times New Roman"/>
           <w:color w:val="auto"/>
-          <w:sz w:val="28"/>
-          <w:szCs w:val="28"/>
+          <w:sz w:val="24"/>
+          <w:szCs w:val="24"/>
           <w:lang w:val="tr-TR" w:eastAsia="tr-TR"/>
         </w:rPr>
         <w:tab/>
@@ -14527,8 +14527,8 @@
         <w:rPr>
           <w:rFonts w:ascii="Times New Roman" w:hAnsi="Times New Roman" w:cs="Times New Roman"/>
           <w:color w:val="auto"/>
-          <w:sz w:val="28"/>
-          <w:szCs w:val="28"/>
+          <w:sz w:val="24"/>
+          <w:szCs w:val="24"/>
           <w:lang w:val="tr-TR" w:eastAsia="tr-TR"/>
         </w:rPr>
         <w:tab/>
@@ -14538,8 +14538,8 @@
         <w:rPr>
           <w:rFonts w:ascii="Times New Roman" w:hAnsi="Times New Roman" w:cs="Times New Roman"/>
           <w:color w:val="auto"/>
-          <w:sz w:val="28"/>
-          <w:szCs w:val="28"/>
+          <w:sz w:val="24"/>
+          <w:szCs w:val="24"/>
           <w:lang w:val="tr-TR" w:eastAsia="tr-TR"/>
         </w:rPr>
         <w:tab/>
@@ -14548,8 +14548,8 @@
         <w:rPr>
           <w:rFonts w:ascii="Times New Roman" w:hAnsi="Times New Roman" w:cs="Times New Roman"/>
           <w:color w:val="auto"/>
-          <w:sz w:val="28"/>
-          <w:szCs w:val="28"/>
+          <w:sz w:val="24"/>
+          <w:szCs w:val="24"/>
           <w:lang w:val="tr-TR" w:eastAsia="tr-TR"/>
         </w:rPr>
         <w:tab/>
@@ -14558,8 +14558,8 @@
         <w:rPr>
           <w:rFonts w:ascii="Times New Roman" w:hAnsi="Times New Roman" w:cs="Times New Roman"/>
           <w:color w:val="auto"/>
-          <w:sz w:val="28"/>
-          <w:szCs w:val="28"/>
+          <w:sz w:val="24"/>
+          <w:szCs w:val="24"/>
           <w:lang w:val="tr-TR" w:eastAsia="tr-TR"/>
         </w:rPr>
         <w:tab/>
@@ -14573,8 +14573,8 @@
         <w:rPr>
           <w:rFonts w:ascii="Times New Roman" w:hAnsi="Times New Roman" w:cs="Times New Roman"/>
           <w:color w:val="auto"/>
-          <w:sz w:val="28"/>
-          <w:szCs w:val="28"/>
+          <w:sz w:val="24"/>
+          <w:szCs w:val="24"/>
           <w:lang w:val="tr-TR" w:eastAsia="tr-TR"/>
         </w:rPr>
       </w:pPr>
@@ -14586,17 +14586,17 @@
         <w:rPr>
           <w:rFonts w:ascii="Times New Roman" w:hAnsi="Times New Roman" w:cs="Times New Roman"/>
           <w:color w:val="auto"/>
-          <w:sz w:val="28"/>
-          <w:szCs w:val="28"/>
-          <w:lang w:val="tr-TR" w:eastAsia="tr-TR"/>
-        </w:rPr>
-      </w:pPr>
-      <w:r>
-        <w:rPr>
-          <w:rFonts w:ascii="Times New Roman" w:hAnsi="Times New Roman" w:cs="Times New Roman"/>
-          <w:color w:val="auto"/>
-          <w:sz w:val="28"/>
-          <w:szCs w:val="28"/>
+          <w:sz w:val="24"/>
+          <w:szCs w:val="24"/>
+          <w:lang w:val="tr-TR" w:eastAsia="tr-TR"/>
+        </w:rPr>
+      </w:pPr>
+      <w:r>
+        <w:rPr>
+          <w:rFonts w:ascii="Times New Roman" w:hAnsi="Times New Roman" w:cs="Times New Roman"/>
+          <w:color w:val="auto"/>
+          <w:sz w:val="24"/>
+          <w:szCs w:val="24"/>
           <w:lang w:val="tr-TR" w:eastAsia="tr-TR"/>
         </w:rPr>
         <w:t>Memnun değilim</w:t>
@@ -14605,8 +14605,8 @@
         <w:rPr>
           <w:rFonts w:ascii="Times New Roman" w:hAnsi="Times New Roman" w:cs="Times New Roman"/>
           <w:color w:val="auto"/>
-          <w:sz w:val="28"/>
-          <w:szCs w:val="28"/>
+          <w:sz w:val="24"/>
+          <w:szCs w:val="24"/>
           <w:lang w:val="tr-TR" w:eastAsia="tr-TR"/>
         </w:rPr>
         <w:tab/>
@@ -14615,8 +14615,8 @@
         <w:rPr>
           <w:rFonts w:ascii="Times New Roman" w:hAnsi="Times New Roman" w:cs="Times New Roman"/>
           <w:color w:val="auto"/>
-          <w:sz w:val="28"/>
-          <w:szCs w:val="28"/>
+          <w:sz w:val="24"/>
+          <w:szCs w:val="24"/>
           <w:lang w:val="tr-TR" w:eastAsia="tr-TR"/>
         </w:rPr>
         <w:tab/>
@@ -14625,8 +14625,8 @@
         <w:rPr>
           <w:rFonts w:ascii="Times New Roman" w:hAnsi="Times New Roman" w:cs="Times New Roman"/>
           <w:color w:val="auto"/>
-          <w:sz w:val="28"/>
-          <w:szCs w:val="28"/>
+          <w:sz w:val="24"/>
+          <w:szCs w:val="24"/>
           <w:lang w:val="tr-TR" w:eastAsia="tr-TR"/>
         </w:rPr>
         <w:tab/>
@@ -14635,8 +14635,8 @@
         <w:rPr>
           <w:rFonts w:ascii="Times New Roman" w:hAnsi="Times New Roman" w:cs="Times New Roman"/>
           <w:color w:val="auto"/>
-          <w:sz w:val="28"/>
-          <w:szCs w:val="28"/>
+          <w:sz w:val="24"/>
+          <w:szCs w:val="24"/>
           <w:lang w:val="tr-TR" w:eastAsia="tr-TR"/>
         </w:rPr>
         <w:tab/>
@@ -14645,8 +14645,8 @@
         <w:rPr>
           <w:rFonts w:ascii="Times New Roman" w:hAnsi="Times New Roman" w:cs="Times New Roman"/>
           <w:color w:val="auto"/>
-          <w:sz w:val="28"/>
-          <w:szCs w:val="28"/>
+          <w:sz w:val="24"/>
+          <w:szCs w:val="24"/>
           <w:lang w:val="tr-TR" w:eastAsia="tr-TR"/>
         </w:rPr>
         <w:tab/>
@@ -14655,8 +14655,8 @@
         <w:rPr>
           <w:rFonts w:ascii="Times New Roman" w:hAnsi="Times New Roman" w:cs="Times New Roman"/>
           <w:color w:val="auto"/>
-          <w:sz w:val="28"/>
-          <w:szCs w:val="28"/>
+          <w:sz w:val="24"/>
+          <w:szCs w:val="24"/>
           <w:lang w:val="tr-TR" w:eastAsia="tr-TR"/>
         </w:rPr>
         <w:tab/>
@@ -14665,8 +14665,8 @@
         <w:rPr>
           <w:rFonts w:ascii="Times New Roman" w:hAnsi="Times New Roman" w:cs="Times New Roman"/>
           <w:color w:val="auto"/>
-          <w:sz w:val="28"/>
-          <w:szCs w:val="28"/>
+          <w:sz w:val="24"/>
+          <w:szCs w:val="24"/>
           <w:lang w:val="tr-TR" w:eastAsia="tr-TR"/>
         </w:rPr>
         <w:tab/>
@@ -14675,8 +14675,8 @@
         <w:rPr>
           <w:rFonts w:ascii="Times New Roman" w:hAnsi="Times New Roman" w:cs="Times New Roman"/>
           <w:color w:val="auto"/>
-          <w:sz w:val="28"/>
-          <w:szCs w:val="28"/>
+          <w:sz w:val="24"/>
+          <w:szCs w:val="24"/>
           <w:lang w:val="tr-TR" w:eastAsia="tr-TR"/>
         </w:rPr>
         <w:tab/>
@@ -14694,8 +14694,8 @@
         <w:rPr>
           <w:rFonts w:ascii="Times New Roman" w:hAnsi="Times New Roman" w:cs="Times New Roman"/>
           <w:color w:val="auto"/>
-          <w:sz w:val="28"/>
-          <w:szCs w:val="28"/>
+          <w:sz w:val="24"/>
+          <w:szCs w:val="24"/>
           <w:lang w:val="tr-TR" w:eastAsia="tr-TR"/>
         </w:rPr>
       </w:pPr>
@@ -14707,8 +14707,8 @@
         <w:rPr>
           <w:rFonts w:ascii="Times New Roman" w:hAnsi="Times New Roman" w:cs="Times New Roman"/>
           <w:color w:val="auto"/>
-          <w:sz w:val="28"/>
-          <w:szCs w:val="28"/>
+          <w:sz w:val="24"/>
+          <w:szCs w:val="24"/>
           <w:lang w:val="tr-TR" w:eastAsia="tr-TR"/>
         </w:rPr>
       </w:pPr>
@@ -14720,8 +14720,8 @@
         <w:rPr>
           <w:rFonts w:ascii="Times New Roman" w:hAnsi="Times New Roman" w:cs="Times New Roman"/>
           <w:color w:val="auto"/>
-          <w:sz w:val="28"/>
-          <w:szCs w:val="28"/>
+          <w:sz w:val="24"/>
+          <w:szCs w:val="24"/>
           <w:lang w:val="tr-TR" w:eastAsia="tr-TR"/>
         </w:rPr>
       </w:pPr>
@@ -14733,8 +14733,8 @@
         <w:rPr>
           <w:rFonts w:ascii="Times New Roman" w:hAnsi="Times New Roman" w:cs="Times New Roman"/>
           <w:color w:val="auto"/>
-          <w:sz w:val="28"/>
-          <w:szCs w:val="28"/>
+          <w:sz w:val="24"/>
+          <w:szCs w:val="24"/>
           <w:lang w:val="tr-TR" w:eastAsia="tr-TR"/>
         </w:rPr>
       </w:pPr>
@@ -14746,8 +14746,8 @@
         <w:rPr>
           <w:rFonts w:ascii="Times New Roman" w:hAnsi="Times New Roman" w:cs="Times New Roman"/>
           <w:color w:val="auto"/>
-          <w:sz w:val="28"/>
-          <w:szCs w:val="28"/>
+          <w:sz w:val="24"/>
+          <w:szCs w:val="24"/>
           <w:lang w:val="tr-TR" w:eastAsia="tr-TR"/>
         </w:rPr>
       </w:pPr>
@@ -14763,8 +14763,8 @@
           <w:rFonts w:ascii="Times New Roman" w:hAnsi="Times New Roman" w:cs="Times New Roman"/>
           <w:b/>
           <w:color w:val="auto"/>
-          <w:sz w:val="28"/>
-          <w:szCs w:val="28"/>
+          <w:sz w:val="24"/>
+          <w:szCs w:val="24"/>
           <w:lang w:val="tr-TR" w:eastAsia="tr-TR"/>
         </w:rPr>
       </w:pPr>
@@ -14773,8 +14773,8 @@
           <w:rFonts w:ascii="Times New Roman" w:hAnsi="Times New Roman" w:cs="Times New Roman"/>
           <w:b/>
           <w:color w:val="auto"/>
-          <w:sz w:val="28"/>
-          <w:szCs w:val="28"/>
+          <w:sz w:val="24"/>
+          <w:szCs w:val="24"/>
           <w:lang w:val="tr-TR" w:eastAsia="tr-TR"/>
         </w:rPr>
         <w:t xml:space="preserve">     </w:t>
@@ -14784,8 +14784,8 @@
           <w:rFonts w:ascii="Times New Roman" w:hAnsi="Times New Roman" w:cs="Times New Roman"/>
           <w:b/>
           <w:color w:val="auto"/>
-          <w:sz w:val="28"/>
-          <w:szCs w:val="28"/>
+          <w:sz w:val="24"/>
+          <w:szCs w:val="24"/>
           <w:lang w:val="tr-TR" w:eastAsia="tr-TR"/>
         </w:rPr>
         <w:t>Sizce bu işte kaç kişi çalışmalıdır? Gerekçesini (nedeni) yazınız?</w:t>
@@ -14802,8 +14802,8 @@
           <w:rFonts w:ascii="Times New Roman" w:hAnsi="Times New Roman" w:cs="Times New Roman"/>
           <w:b/>
           <w:color w:val="auto"/>
-          <w:sz w:val="28"/>
-          <w:szCs w:val="28"/>
+          <w:sz w:val="24"/>
+          <w:szCs w:val="24"/>
           <w:lang w:val="tr-TR" w:eastAsia="tr-TR"/>
         </w:rPr>
       </w:pPr>
@@ -14815,8 +14815,8 @@
           <w:rFonts w:ascii="Times New Roman" w:hAnsi="Times New Roman" w:cs="Times New Roman"/>
           <w:b/>
           <w:color w:val="auto"/>
-          <w:sz w:val="28"/>
-          <w:szCs w:val="28"/>
+          <w:sz w:val="24"/>
+          <w:szCs w:val="24"/>
           <w:lang w:val="tr-TR" w:eastAsia="tr-TR"/>
         </w:rPr>
       </w:pPr>
@@ -14827,8 +14827,8 @@
           <w:rFonts w:ascii="Times New Roman" w:hAnsi="Times New Roman" w:cs="Times New Roman"/>
           <w:b/>
           <w:color w:val="auto"/>
-          <w:sz w:val="28"/>
-          <w:szCs w:val="28"/>
+          <w:sz w:val="24"/>
+          <w:szCs w:val="24"/>
           <w:lang w:val="tr-TR" w:eastAsia="tr-TR"/>
         </w:rPr>
       </w:pPr>
@@ -14846,8 +14846,8 @@
           <w:rFonts w:ascii="Times New Roman" w:hAnsi="Times New Roman" w:cs="Times New Roman"/>
           <w:b/>
           <w:color w:val="auto"/>
-          <w:sz w:val="28"/>
-          <w:szCs w:val="28"/>
+          <w:sz w:val="24"/>
+          <w:szCs w:val="24"/>
           <w:lang w:val="tr-TR" w:eastAsia="tr-TR"/>
         </w:rPr>
       </w:pPr>
@@ -14856,8 +14856,8 @@
           <w:rFonts w:ascii="Times New Roman" w:hAnsi="Times New Roman" w:cs="Times New Roman"/>
           <w:b/>
           <w:color w:val="auto"/>
-          <w:sz w:val="28"/>
-          <w:szCs w:val="28"/>
+          <w:sz w:val="24"/>
+          <w:szCs w:val="24"/>
           <w:lang w:val="tr-TR" w:eastAsia="tr-TR"/>
         </w:rPr>
         <w:t>Faaliyetlerin yapılmasında personel sıkıntısı çekiyor musunuz?  Hangi faaliyetlerde ve kadro unvanlarında sıkıntı çekiyorsunuz. Yeni personel alımına dair öneriniz varsa lütfen yazınız.</w:t>
@@ -14875,8 +14875,8 @@
           <w:rFonts w:ascii="Times New Roman" w:hAnsi="Times New Roman" w:cs="Times New Roman"/>
           <w:b/>
           <w:color w:val="auto"/>
-          <w:sz w:val="28"/>
-          <w:szCs w:val="28"/>
+          <w:sz w:val="24"/>
+          <w:szCs w:val="24"/>
           <w:lang w:val="tr-TR" w:eastAsia="tr-TR"/>
         </w:rPr>
       </w:pPr>
@@ -14888,8 +14888,8 @@
         <w:rPr>
           <w:rFonts w:ascii="Times New Roman" w:hAnsi="Times New Roman" w:cs="Times New Roman"/>
           <w:color w:val="auto"/>
-          <w:sz w:val="28"/>
-          <w:szCs w:val="28"/>
+          <w:sz w:val="24"/>
+          <w:szCs w:val="24"/>
           <w:lang w:val="tr-TR" w:eastAsia="tr-TR"/>
         </w:rPr>
       </w:pPr>
@@ -14901,8 +14901,8 @@
         <w:rPr>
           <w:rFonts w:ascii="Times New Roman" w:hAnsi="Times New Roman" w:cs="Times New Roman"/>
           <w:color w:val="auto"/>
-          <w:sz w:val="28"/>
-          <w:szCs w:val="28"/>
+          <w:sz w:val="24"/>
+          <w:szCs w:val="24"/>
           <w:lang w:val="tr-TR" w:eastAsia="tr-TR"/>
         </w:rPr>
       </w:pPr>
@@ -14919,8 +14919,8 @@
           <w:rFonts w:ascii="Times New Roman" w:hAnsi="Times New Roman" w:cs="Times New Roman"/>
           <w:b/>
           <w:color w:val="auto"/>
-          <w:sz w:val="28"/>
-          <w:szCs w:val="28"/>
+          <w:sz w:val="24"/>
+          <w:szCs w:val="24"/>
           <w:lang w:val="tr-TR" w:eastAsia="tr-TR"/>
         </w:rPr>
       </w:pPr>
@@ -14929,8 +14929,8 @@
           <w:rFonts w:ascii="Times New Roman" w:hAnsi="Times New Roman" w:cs="Times New Roman"/>
           <w:b/>
           <w:color w:val="auto"/>
-          <w:sz w:val="28"/>
-          <w:szCs w:val="28"/>
+          <w:sz w:val="24"/>
+          <w:szCs w:val="24"/>
           <w:lang w:val="tr-TR" w:eastAsia="tr-TR"/>
         </w:rPr>
         <w:t xml:space="preserve">Eleman sayınız yeterli mi? Yeterli olduğu halde az iş çıktığına inanıyorsanız, sebebini yazınız. </w:t>
@@ -14947,8 +14947,8 @@
         <w:rPr>
           <w:rFonts w:ascii="Times New Roman" w:hAnsi="Times New Roman" w:cs="Times New Roman"/>
           <w:color w:val="auto"/>
-          <w:sz w:val="28"/>
-          <w:szCs w:val="28"/>
+          <w:sz w:val="24"/>
+          <w:szCs w:val="24"/>
           <w:lang w:val="tr-TR" w:eastAsia="tr-TR"/>
         </w:rPr>
       </w:pPr>
@@ -14960,8 +14960,8 @@
         <w:rPr>
           <w:rFonts w:ascii="Times New Roman" w:hAnsi="Times New Roman" w:cs="Times New Roman"/>
           <w:color w:val="auto"/>
-          <w:sz w:val="28"/>
-          <w:szCs w:val="28"/>
+          <w:sz w:val="24"/>
+          <w:szCs w:val="24"/>
           <w:lang w:val="tr-TR" w:eastAsia="tr-TR"/>
         </w:rPr>
       </w:pPr>
@@ -14973,8 +14973,8 @@
         <w:rPr>
           <w:rFonts w:ascii="Times New Roman" w:hAnsi="Times New Roman" w:cs="Times New Roman"/>
           <w:color w:val="auto"/>
-          <w:sz w:val="28"/>
-          <w:szCs w:val="28"/>
+          <w:sz w:val="24"/>
+          <w:szCs w:val="24"/>
           <w:lang w:val="tr-TR" w:eastAsia="tr-TR"/>
         </w:rPr>
       </w:pPr>
@@ -14991,8 +14991,8 @@
           <w:rFonts w:ascii="Times New Roman" w:hAnsi="Times New Roman" w:cs="Times New Roman"/>
           <w:b/>
           <w:color w:val="auto"/>
-          <w:sz w:val="28"/>
-          <w:szCs w:val="28"/>
+          <w:sz w:val="24"/>
+          <w:szCs w:val="24"/>
           <w:lang w:val="tr-TR" w:eastAsia="tr-TR"/>
         </w:rPr>
       </w:pPr>
@@ -15001,8 +15001,8 @@
           <w:rFonts w:ascii="Times New Roman" w:hAnsi="Times New Roman" w:cs="Times New Roman"/>
           <w:b/>
           <w:color w:val="auto"/>
-          <w:sz w:val="28"/>
-          <w:szCs w:val="28"/>
+          <w:sz w:val="24"/>
+          <w:szCs w:val="24"/>
           <w:lang w:val="tr-TR" w:eastAsia="tr-TR"/>
         </w:rPr>
         <w:t>Kurumunuzdaki faaliyetlerin daha etkili, verimli, kaliteli, daha az maliyetle gerçekleştirilmesi için önerileriniz var mı? Varsa belirtiniz.</w:t>
@@ -15020,8 +15020,8 @@
           <w:rFonts w:ascii="Times New Roman" w:hAnsi="Times New Roman" w:cs="Times New Roman"/>
           <w:b/>
           <w:color w:val="auto"/>
-          <w:sz w:val="28"/>
-          <w:szCs w:val="28"/>
+          <w:sz w:val="24"/>
+          <w:szCs w:val="24"/>
           <w:lang w:val="tr-TR" w:eastAsia="tr-TR"/>
         </w:rPr>
       </w:pPr>
@@ -15034,8 +15034,8 @@
           <w:rFonts w:ascii="Times New Roman" w:hAnsi="Times New Roman" w:cs="Times New Roman"/>
           <w:b/>
           <w:color w:val="auto"/>
-          <w:sz w:val="28"/>
-          <w:szCs w:val="28"/>
+          <w:sz w:val="24"/>
+          <w:szCs w:val="24"/>
           <w:lang w:val="tr-TR" w:eastAsia="tr-TR"/>
         </w:rPr>
       </w:pPr>
@@ -15046,8 +15046,8 @@
           <w:rFonts w:ascii="Times New Roman" w:hAnsi="Times New Roman" w:cs="Times New Roman"/>
           <w:b/>
           <w:color w:val="auto"/>
-          <w:sz w:val="28"/>
-          <w:szCs w:val="28"/>
+          <w:sz w:val="24"/>
+          <w:szCs w:val="24"/>
           <w:lang w:val="tr-TR" w:eastAsia="tr-TR"/>
         </w:rPr>
       </w:pPr>
@@ -15064,8 +15064,8 @@
           <w:rFonts w:ascii="Times New Roman" w:hAnsi="Times New Roman" w:cs="Times New Roman"/>
           <w:b/>
           <w:color w:val="auto"/>
-          <w:sz w:val="28"/>
-          <w:szCs w:val="28"/>
+          <w:sz w:val="24"/>
+          <w:szCs w:val="24"/>
           <w:lang w:val="tr-TR" w:eastAsia="tr-TR"/>
         </w:rPr>
       </w:pPr>
@@ -15074,8 +15074,8 @@
           <w:rFonts w:ascii="Times New Roman" w:hAnsi="Times New Roman" w:cs="Times New Roman"/>
           <w:b/>
           <w:color w:val="auto"/>
-          <w:sz w:val="28"/>
-          <w:szCs w:val="28"/>
+          <w:sz w:val="24"/>
+          <w:szCs w:val="24"/>
           <w:lang w:val="tr-TR" w:eastAsia="tr-TR"/>
         </w:rPr>
         <w:t>Faaliyetlerinizin ya da çalışanlarınızın performansını artırmak için önerileriniz nelerdir?</w:t>
@@ -15092,8 +15092,8 @@
         <w:rPr>
           <w:rFonts w:ascii="Times New Roman" w:hAnsi="Times New Roman" w:cs="Times New Roman"/>
           <w:color w:val="auto"/>
-          <w:sz w:val="28"/>
-          <w:szCs w:val="28"/>
+          <w:sz w:val="24"/>
+          <w:szCs w:val="24"/>
           <w:lang w:val="tr-TR" w:eastAsia="tr-TR"/>
         </w:rPr>
       </w:pPr>
@@ -15110,8 +15110,8 @@
           <w:rFonts w:ascii="Times New Roman" w:hAnsi="Times New Roman" w:cs="Times New Roman"/>
           <w:b/>
           <w:color w:val="auto"/>
-          <w:sz w:val="28"/>
-          <w:szCs w:val="28"/>
+          <w:sz w:val="24"/>
+          <w:szCs w:val="24"/>
           <w:lang w:val="tr-TR" w:eastAsia="tr-TR"/>
         </w:rPr>
       </w:pPr>
@@ -15120,8 +15120,8 @@
           <w:rFonts w:ascii="Times New Roman" w:hAnsi="Times New Roman" w:cs="Times New Roman"/>
           <w:b/>
           <w:color w:val="auto"/>
-          <w:sz w:val="28"/>
-          <w:szCs w:val="28"/>
+          <w:sz w:val="24"/>
+          <w:szCs w:val="24"/>
           <w:lang w:val="tr-TR" w:eastAsia="tr-TR"/>
         </w:rPr>
         <w:t>Faaliyetlerinizin iyileştirilmesini zorlaştıran engeller var mıdır? Varsa zorlaştıran engelleri belirtiniz.</w:t>
@@ -15138,8 +15138,8 @@
           <w:rFonts w:ascii="Times New Roman" w:hAnsi="Times New Roman" w:cs="Times New Roman"/>
           <w:b/>
           <w:color w:val="auto"/>
-          <w:sz w:val="28"/>
-          <w:szCs w:val="28"/>
+          <w:sz w:val="24"/>
+          <w:szCs w:val="24"/>
           <w:lang w:val="tr-TR" w:eastAsia="tr-TR"/>
         </w:rPr>
       </w:pPr>
@@ -15153,8 +15153,8 @@
           <w:rFonts w:ascii="Times New Roman" w:hAnsi="Times New Roman" w:cs="Times New Roman"/>
           <w:b/>
           <w:color w:val="auto"/>
-          <w:sz w:val="28"/>
-          <w:szCs w:val="28"/>
+          <w:sz w:val="24"/>
+          <w:szCs w:val="24"/>
           <w:lang w:val="tr-TR" w:eastAsia="tr-TR"/>
         </w:rPr>
       </w:pPr>
@@ -15166,8 +15166,8 @@
         <w:rPr>
           <w:rFonts w:ascii="Times New Roman" w:hAnsi="Times New Roman" w:cs="Times New Roman"/>
           <w:color w:val="auto"/>
-          <w:sz w:val="28"/>
-          <w:szCs w:val="28"/>
+          <w:sz w:val="24"/>
+          <w:szCs w:val="24"/>
           <w:lang w:val="tr-TR" w:eastAsia="tr-TR"/>
         </w:rPr>
       </w:pPr>
@@ -15180,8 +15180,8 @@
           <w:rFonts w:ascii="Times New Roman" w:hAnsi="Times New Roman" w:cs="Times New Roman"/>
           <w:b/>
           <w:color w:val="auto"/>
-          <w:sz w:val="28"/>
-          <w:szCs w:val="28"/>
+          <w:sz w:val="24"/>
+          <w:szCs w:val="24"/>
           <w:lang w:val="tr-TR" w:eastAsia="tr-TR"/>
         </w:rPr>
       </w:pPr>
@@ -15190,8 +15190,8 @@
           <w:rFonts w:ascii="Times New Roman" w:hAnsi="Times New Roman" w:cs="Times New Roman"/>
           <w:b/>
           <w:color w:val="auto"/>
-          <w:sz w:val="28"/>
-          <w:szCs w:val="28"/>
+          <w:sz w:val="24"/>
+          <w:szCs w:val="24"/>
           <w:lang w:val="tr-TR" w:eastAsia="tr-TR"/>
         </w:rPr>
         <w:t>5.13</w:t>
@@ -15200,8 +15200,8 @@
         <w:rPr>
           <w:rFonts w:ascii="Times New Roman" w:hAnsi="Times New Roman" w:cs="Times New Roman"/>
           <w:color w:val="auto"/>
-          <w:sz w:val="28"/>
-          <w:szCs w:val="28"/>
+          <w:sz w:val="24"/>
+          <w:szCs w:val="24"/>
           <w:lang w:val="tr-TR" w:eastAsia="tr-TR"/>
         </w:rPr>
         <w:t xml:space="preserve"> </w:t>
@@ -15211,8 +15211,8 @@
           <w:rFonts w:ascii="Times New Roman" w:hAnsi="Times New Roman" w:cs="Times New Roman"/>
           <w:b/>
           <w:color w:val="auto"/>
-          <w:sz w:val="28"/>
-          <w:szCs w:val="28"/>
+          <w:sz w:val="24"/>
+          <w:szCs w:val="24"/>
           <w:lang w:val="tr-TR" w:eastAsia="tr-TR"/>
         </w:rPr>
         <w:t>Faaliyetlerinizin daha etkili ve verimli olması için birim organizasyon şemanızda değişikliğe ihtiyaç var mıdır? Varsa değişiklik önerilerinizi belirtiniz.</w:t>
@@ -15275,7 +15275,7 @@
           <w:rFonts w:ascii="Times New Roman" w:hAnsi="Times New Roman" w:cs="Times New Roman"/>
           <w:b/>
           <w:noProof/>
-          <w:sz w:val="28"/>
+          <w:sz w:val="24"/>
           <w:lang w:val="tr-TR"/>
         </w:rPr>
       </w:pPr>
@@ -15288,7 +15288,7 @@
           <w:rFonts w:ascii="Times New Roman" w:hAnsi="Times New Roman" w:cs="Times New Roman"/>
           <w:bCs/>
           <w:noProof/>
-          <w:sz w:val="28"/>
+          <w:sz w:val="24"/>
           <w:lang w:val="tr-TR"/>
         </w:rPr>
       </w:pPr>
@@ -15297,7 +15297,7 @@
           <w:rFonts w:ascii="Times New Roman" w:hAnsi="Times New Roman" w:cs="Times New Roman"/>
           <w:bCs/>
           <w:noProof/>
-          <w:sz w:val="28"/>
+          <w:sz w:val="24"/>
           <w:lang w:val="tr-TR"/>
         </w:rPr>
         <w:t>6.1.</w:t>
@@ -15307,7 +15307,7 @@
           <w:rFonts w:ascii="Times New Roman" w:hAnsi="Times New Roman" w:cs="Times New Roman"/>
           <w:bCs/>
           <w:noProof/>
-          <w:sz w:val="28"/>
+          <w:sz w:val="24"/>
           <w:lang w:val="tr-TR"/>
         </w:rPr>
         <w:t>Lütfen bu pozisyona yeni başlayacak personelin sahip olması gereken deneyimlerin ne olması gerektiğini ve deneyim süresini yazınız. Lütfen bu pozisyon için gereken asgari özellikleri tanımlarken kendi yetkinliklerinizi göz önüne almayın.</w:t>
@@ -15345,7 +15345,7 @@
         <w:rPr>
           <w:rFonts w:ascii="Times New Roman" w:hAnsi="Times New Roman" w:cs="Times New Roman"/>
           <w:noProof/>
-          <w:sz w:val="28"/>
+          <w:sz w:val="24"/>
           <w:lang w:val="tr-TR"/>
         </w:rPr>
       </w:pPr>
@@ -15357,15 +15357,15 @@
         <w:rPr>
           <w:rFonts w:ascii="Times New Roman" w:hAnsi="Times New Roman" w:cs="Times New Roman"/>
           <w:noProof/>
-          <w:sz w:val="28"/>
-          <w:lang w:val="tr-TR"/>
-        </w:rPr>
-      </w:pPr>
-      <w:r>
-        <w:rPr>
-          <w:rFonts w:ascii="Times New Roman" w:hAnsi="Times New Roman" w:cs="Times New Roman"/>
-          <w:noProof/>
-          <w:sz w:val="28"/>
+          <w:sz w:val="24"/>
+          <w:lang w:val="tr-TR"/>
+        </w:rPr>
+      </w:pPr>
+      <w:r>
+        <w:rPr>
+          <w:rFonts w:ascii="Times New Roman" w:hAnsi="Times New Roman" w:cs="Times New Roman"/>
+          <w:noProof/>
+          <w:sz w:val="24"/>
           <w:lang w:val="tr-TR"/>
         </w:rPr>
         <w:t>6.2.</w:t>
@@ -15374,7 +15374,7 @@
         <w:rPr>
           <w:rFonts w:ascii="Times New Roman" w:hAnsi="Times New Roman" w:cs="Times New Roman"/>
           <w:noProof/>
-          <w:sz w:val="28"/>
+          <w:sz w:val="24"/>
           <w:lang w:val="tr-TR"/>
         </w:rPr>
         <w:t>Bu pozisyona yeni biri atanacağı zaman tüm ana görevleri tam anlamı ile yapabilmesi için ne kadarlık bir deneyime ve iş başı eğitime ihtiyaç var?</w:t>
@@ -15413,7 +15413,7 @@
         <w:rPr>
           <w:rFonts w:ascii="Times New Roman" w:hAnsi="Times New Roman" w:cs="Times New Roman"/>
           <w:noProof/>
-          <w:sz w:val="28"/>
+          <w:sz w:val="24"/>
           <w:lang w:val="tr-TR"/>
         </w:rPr>
       </w:pPr>
@@ -15425,7 +15425,7 @@
         <w:rPr>
           <w:rFonts w:ascii="Times New Roman" w:hAnsi="Times New Roman" w:cs="Times New Roman"/>
           <w:noProof/>
-          <w:sz w:val="28"/>
+          <w:sz w:val="24"/>
           <w:lang w:val="tr-TR"/>
         </w:rPr>
       </w:pPr>
@@ -15437,7 +15437,7 @@
         <w:rPr>
           <w:rFonts w:ascii="Times New Roman" w:hAnsi="Times New Roman" w:cs="Times New Roman"/>
           <w:noProof/>
-          <w:sz w:val="28"/>
+          <w:sz w:val="24"/>
           <w:lang w:val="tr-TR"/>
         </w:rPr>
       </w:pPr>
@@ -15484,15 +15484,15 @@
         <w:rPr>
           <w:rFonts w:ascii="Times New Roman" w:hAnsi="Times New Roman" w:cs="Times New Roman"/>
           <w:noProof/>
-          <w:sz w:val="28"/>
-          <w:lang w:val="tr-TR"/>
-        </w:rPr>
-      </w:pPr>
-      <w:r>
-        <w:rPr>
-          <w:rFonts w:ascii="Times New Roman" w:hAnsi="Times New Roman" w:cs="Times New Roman"/>
-          <w:noProof/>
-          <w:sz w:val="28"/>
+          <w:sz w:val="24"/>
+          <w:lang w:val="tr-TR"/>
+        </w:rPr>
+      </w:pPr>
+      <w:r>
+        <w:rPr>
+          <w:rFonts w:ascii="Times New Roman" w:hAnsi="Times New Roman" w:cs="Times New Roman"/>
+          <w:noProof/>
+          <w:sz w:val="24"/>
           <w:lang w:val="tr-TR"/>
         </w:rPr>
         <w:t>Bu sorular pozisyonunuzun gerek duyduğu problem çözme ve yaratıcılık düzeyini ölçmek içindir.</w:t>
@@ -15505,7 +15505,7 @@
         <w:rPr>
           <w:rFonts w:ascii="Times New Roman" w:hAnsi="Times New Roman" w:cs="Times New Roman"/>
           <w:noProof/>
-          <w:sz w:val="28"/>
+          <w:sz w:val="24"/>
           <w:lang w:val="tr-TR"/>
         </w:rPr>
       </w:pPr>
@@ -15517,15 +15517,15 @@
         <w:rPr>
           <w:rFonts w:ascii="Times New Roman" w:hAnsi="Times New Roman" w:cs="Times New Roman"/>
           <w:noProof/>
-          <w:sz w:val="28"/>
-          <w:lang w:val="tr-TR"/>
-        </w:rPr>
-      </w:pPr>
-      <w:r>
-        <w:rPr>
-          <w:rFonts w:ascii="Times New Roman" w:hAnsi="Times New Roman" w:cs="Times New Roman"/>
-          <w:noProof/>
-          <w:sz w:val="28"/>
+          <w:sz w:val="24"/>
+          <w:lang w:val="tr-TR"/>
+        </w:rPr>
+      </w:pPr>
+      <w:r>
+        <w:rPr>
+          <w:rFonts w:ascii="Times New Roman" w:hAnsi="Times New Roman" w:cs="Times New Roman"/>
+          <w:noProof/>
+          <w:sz w:val="24"/>
           <w:lang w:val="tr-TR"/>
         </w:rPr>
         <w:t>7.1.</w:t>
@@ -15534,7 +15534,7 @@
         <w:rPr>
           <w:rFonts w:ascii="Times New Roman" w:hAnsi="Times New Roman" w:cs="Times New Roman"/>
           <w:noProof/>
-          <w:sz w:val="28"/>
+          <w:sz w:val="24"/>
           <w:lang w:val="tr-TR"/>
         </w:rPr>
         <w:t xml:space="preserve"> Cevaplarınızda geçmiş 12 ay içerisinde karşılaştığınız ve çözmek zorunda kaldığınız kompleks görev/proje/problemler ile ilgili bir </w:t>
@@ -15543,7 +15543,7 @@
         <w:rPr>
           <w:rFonts w:ascii="Times New Roman" w:hAnsi="Times New Roman" w:cs="Times New Roman"/>
           <w:noProof/>
-          <w:sz w:val="28"/>
+          <w:sz w:val="24"/>
           <w:lang w:val="tr-TR"/>
         </w:rPr>
         <w:t xml:space="preserve">kaç </w:t>
@@ -15552,7 +15552,7 @@
         <w:rPr>
           <w:rFonts w:ascii="Times New Roman" w:hAnsi="Times New Roman" w:cs="Times New Roman"/>
           <w:noProof/>
-          <w:sz w:val="28"/>
+          <w:sz w:val="24"/>
           <w:lang w:val="tr-TR"/>
         </w:rPr>
         <w:t xml:space="preserve">örnek veriniz. Problemleri çözerken size rehber olan politikalar, prosedürler ve standartlar hakkında ve ayrıca geliştirdiğiniz metotlar, fikirler, prosedürler ve teknikler hakkında bilgi veriniz. </w:t>
@@ -15591,7 +15591,7 @@
         <w:rPr>
           <w:rFonts w:ascii="Times New Roman" w:hAnsi="Times New Roman" w:cs="Times New Roman"/>
           <w:noProof/>
-          <w:sz w:val="28"/>
+          <w:sz w:val="24"/>
           <w:lang w:val="tr-TR"/>
         </w:rPr>
       </w:pPr>
@@ -15603,7 +15603,7 @@
         <w:rPr>
           <w:rFonts w:ascii="Times New Roman" w:hAnsi="Times New Roman" w:cs="Times New Roman"/>
           <w:noProof/>
-          <w:sz w:val="28"/>
+          <w:sz w:val="24"/>
           <w:lang w:val="tr-TR"/>
         </w:rPr>
       </w:pPr>
@@ -15615,15 +15615,15 @@
         <w:rPr>
           <w:rFonts w:ascii="Times New Roman" w:hAnsi="Times New Roman" w:cs="Times New Roman"/>
           <w:noProof/>
-          <w:sz w:val="28"/>
-          <w:lang w:val="tr-TR"/>
-        </w:rPr>
-      </w:pPr>
-      <w:r>
-        <w:rPr>
-          <w:rFonts w:ascii="Times New Roman" w:hAnsi="Times New Roman" w:cs="Times New Roman"/>
-          <w:noProof/>
-          <w:sz w:val="28"/>
+          <w:sz w:val="24"/>
+          <w:lang w:val="tr-TR"/>
+        </w:rPr>
+      </w:pPr>
+      <w:r>
+        <w:rPr>
+          <w:rFonts w:ascii="Times New Roman" w:hAnsi="Times New Roman" w:cs="Times New Roman"/>
+          <w:noProof/>
+          <w:sz w:val="24"/>
           <w:lang w:val="tr-TR"/>
         </w:rPr>
         <w:t>7.2</w:t>
@@ -15632,7 +15632,7 @@
         <w:rPr>
           <w:rFonts w:ascii="Times New Roman" w:hAnsi="Times New Roman" w:cs="Times New Roman"/>
           <w:noProof/>
-          <w:sz w:val="28"/>
+          <w:sz w:val="24"/>
           <w:lang w:val="tr-TR"/>
         </w:rPr>
         <w:t xml:space="preserve">. </w:t>
@@ -15641,7 +15641,7 @@
         <w:rPr>
           <w:rFonts w:ascii="Times New Roman" w:hAnsi="Times New Roman" w:cs="Times New Roman"/>
           <w:noProof/>
-          <w:sz w:val="28"/>
+          <w:sz w:val="24"/>
           <w:lang w:val="tr-TR"/>
         </w:rPr>
         <w:t>İşi kolaylaştırmak için sizin g</w:t>
@@ -15650,7 +15650,7 @@
         <w:rPr>
           <w:rFonts w:ascii="Times New Roman" w:hAnsi="Times New Roman" w:cs="Times New Roman"/>
           <w:noProof/>
-          <w:sz w:val="28"/>
+          <w:sz w:val="24"/>
           <w:lang w:val="tr-TR"/>
         </w:rPr>
         <w:t>eliştirdiğiniz metotlar, prosedürler, fikirler ve teknikler nelerdir;</w:t>
@@ -15707,15 +15707,15 @@
         <w:rPr>
           <w:rFonts w:ascii="Times New Roman" w:hAnsi="Times New Roman" w:cs="Times New Roman"/>
           <w:noProof/>
-          <w:sz w:val="28"/>
-          <w:lang w:val="tr-TR"/>
-        </w:rPr>
-      </w:pPr>
-      <w:r>
-        <w:rPr>
-          <w:rFonts w:ascii="Times New Roman" w:hAnsi="Times New Roman" w:cs="Times New Roman"/>
-          <w:noProof/>
-          <w:sz w:val="28"/>
+          <w:sz w:val="24"/>
+          <w:lang w:val="tr-TR"/>
+        </w:rPr>
+      </w:pPr>
+      <w:r>
+        <w:rPr>
+          <w:rFonts w:ascii="Times New Roman" w:hAnsi="Times New Roman" w:cs="Times New Roman"/>
+          <w:noProof/>
+          <w:sz w:val="24"/>
           <w:lang w:val="tr-TR"/>
         </w:rPr>
         <w:t>7.3.</w:t>
@@ -15724,7 +15724,7 @@
         <w:rPr>
           <w:rFonts w:ascii="Times New Roman" w:hAnsi="Times New Roman" w:cs="Times New Roman"/>
           <w:noProof/>
-          <w:sz w:val="28"/>
+          <w:sz w:val="24"/>
           <w:lang w:val="tr-TR"/>
         </w:rPr>
         <w:t xml:space="preserve"> Bu pozisyonda gerekli olan tanımlı politikalar (örneğin satın alma, müşteri ilişkileri vb.politikaları), iç prosedürler (ödeme yöntemi, teklif yöntemi vb.) veya yasalar nelerdir;</w:t>
@@ -15737,7 +15737,7 @@
         <w:rPr>
           <w:rFonts w:ascii="Times New Roman" w:hAnsi="Times New Roman" w:cs="Times New Roman"/>
           <w:noProof/>
-          <w:sz w:val="28"/>
+          <w:sz w:val="24"/>
           <w:lang w:val="tr-TR"/>
         </w:rPr>
       </w:pPr>
@@ -15830,15 +15830,15 @@
         <w:rPr>
           <w:rFonts w:ascii="Times New Roman" w:hAnsi="Times New Roman" w:cs="Times New Roman"/>
           <w:noProof/>
-          <w:sz w:val="28"/>
-          <w:lang w:val="tr-TR"/>
-        </w:rPr>
-      </w:pPr>
-      <w:r>
-        <w:rPr>
-          <w:rFonts w:ascii="Times New Roman" w:hAnsi="Times New Roman" w:cs="Times New Roman"/>
-          <w:noProof/>
-          <w:sz w:val="28"/>
+          <w:sz w:val="24"/>
+          <w:lang w:val="tr-TR"/>
+        </w:rPr>
+      </w:pPr>
+      <w:r>
+        <w:rPr>
+          <w:rFonts w:ascii="Times New Roman" w:hAnsi="Times New Roman" w:cs="Times New Roman"/>
+          <w:noProof/>
+          <w:sz w:val="24"/>
           <w:lang w:val="tr-TR"/>
         </w:rPr>
         <w:t>Görevinizi yerine getirirken sonuç almak için içerde ve dışarda görüştüğünüz kontakları düşünün. Bu görüşmeler idari, teknik ve yasal konular olabilir.</w:t>
@@ -15850,7 +15850,7 @@
         <w:rPr>
           <w:rFonts w:ascii="Times New Roman" w:hAnsi="Times New Roman" w:cs="Times New Roman"/>
           <w:noProof/>
-          <w:sz w:val="28"/>
+          <w:sz w:val="24"/>
           <w:lang w:val="tr-TR"/>
         </w:rPr>
       </w:pPr>
@@ -15862,15 +15862,15 @@
         <w:rPr>
           <w:rFonts w:ascii="Times New Roman" w:hAnsi="Times New Roman" w:cs="Times New Roman"/>
           <w:noProof/>
-          <w:sz w:val="28"/>
-          <w:lang w:val="tr-TR"/>
-        </w:rPr>
-      </w:pPr>
-      <w:r>
-        <w:rPr>
-          <w:rFonts w:ascii="Times New Roman" w:hAnsi="Times New Roman" w:cs="Times New Roman"/>
-          <w:noProof/>
-          <w:sz w:val="28"/>
+          <w:sz w:val="24"/>
+          <w:lang w:val="tr-TR"/>
+        </w:rPr>
+      </w:pPr>
+      <w:r>
+        <w:rPr>
+          <w:rFonts w:ascii="Times New Roman" w:hAnsi="Times New Roman" w:cs="Times New Roman"/>
+          <w:noProof/>
+          <w:sz w:val="24"/>
           <w:lang w:val="tr-TR"/>
         </w:rPr>
         <w:t>8.1.</w:t>
@@ -15879,7 +15879,7 @@
         <w:rPr>
           <w:rFonts w:ascii="Times New Roman" w:hAnsi="Times New Roman" w:cs="Times New Roman"/>
           <w:noProof/>
-          <w:sz w:val="28"/>
+          <w:sz w:val="24"/>
           <w:lang w:val="tr-TR"/>
         </w:rPr>
         <w:t xml:space="preserve"> Görevinizi yerine getirirken firma içerisinde sürekli iletişim içinde bulunduğunuz kişiler kimlerdir?</w:t>
@@ -15888,7 +15888,7 @@
         <w:rPr>
           <w:rFonts w:ascii="Times New Roman" w:hAnsi="Times New Roman" w:cs="Times New Roman"/>
           <w:noProof/>
-          <w:sz w:val="28"/>
+          <w:sz w:val="24"/>
           <w:lang w:val="tr-TR"/>
         </w:rPr>
         <w:t xml:space="preserve"> (örneğin Muhasebe</w:t>
@@ -15897,7 +15897,7 @@
         <w:rPr>
           <w:rFonts w:ascii="Times New Roman" w:hAnsi="Times New Roman" w:cs="Times New Roman"/>
           <w:noProof/>
-          <w:sz w:val="28"/>
+          <w:sz w:val="24"/>
           <w:lang w:val="tr-TR"/>
         </w:rPr>
         <w:t xml:space="preserve">, </w:t>
@@ -15906,7 +15906,7 @@
         <w:rPr>
           <w:rFonts w:ascii="Times New Roman" w:hAnsi="Times New Roman" w:cs="Times New Roman"/>
           <w:noProof/>
-          <w:sz w:val="28"/>
+          <w:sz w:val="24"/>
           <w:lang w:val="tr-TR"/>
         </w:rPr>
         <w:t>İç Denetim</w:t>
@@ -15915,7 +15915,7 @@
         <w:rPr>
           <w:rFonts w:ascii="Times New Roman" w:hAnsi="Times New Roman" w:cs="Times New Roman"/>
           <w:noProof/>
-          <w:sz w:val="28"/>
+          <w:sz w:val="24"/>
           <w:lang w:val="tr-TR"/>
         </w:rPr>
         <w:t xml:space="preserve"> vb.) Hangi konularda? Iletişim hangi sıklıkta? (günlük, haftalık, aylık vb.) Lütfen aşağıda belli başlı iletişimlerinizi listeleyin. </w:t>
@@ -15947,15 +15947,15 @@
         <w:rPr>
           <w:rFonts w:ascii="Times New Roman" w:hAnsi="Times New Roman" w:cs="Times New Roman"/>
           <w:noProof/>
-          <w:sz w:val="28"/>
-          <w:lang w:val="tr-TR"/>
-        </w:rPr>
-      </w:pPr>
-      <w:r>
-        <w:rPr>
-          <w:rFonts w:ascii="Times New Roman" w:hAnsi="Times New Roman" w:cs="Times New Roman"/>
-          <w:noProof/>
-          <w:sz w:val="28"/>
+          <w:sz w:val="24"/>
+          <w:lang w:val="tr-TR"/>
+        </w:rPr>
+      </w:pPr>
+      <w:r>
+        <w:rPr>
+          <w:rFonts w:ascii="Times New Roman" w:hAnsi="Times New Roman" w:cs="Times New Roman"/>
+          <w:noProof/>
+          <w:sz w:val="24"/>
           <w:u w:val="single"/>
           <w:lang w:val="tr-TR"/>
         </w:rPr>
@@ -15965,7 +15965,7 @@
         <w:rPr>
           <w:rFonts w:ascii="Times New Roman" w:hAnsi="Times New Roman" w:cs="Times New Roman"/>
           <w:noProof/>
-          <w:sz w:val="28"/>
+          <w:sz w:val="24"/>
           <w:lang w:val="tr-TR"/>
         </w:rPr>
         <w:tab/>
@@ -15974,7 +15974,7 @@
         <w:rPr>
           <w:rFonts w:ascii="Times New Roman" w:hAnsi="Times New Roman" w:cs="Times New Roman"/>
           <w:noProof/>
-          <w:sz w:val="28"/>
+          <w:sz w:val="24"/>
           <w:lang w:val="tr-TR"/>
         </w:rPr>
         <w:tab/>
@@ -15983,7 +15983,7 @@
         <w:rPr>
           <w:rFonts w:ascii="Times New Roman" w:hAnsi="Times New Roman" w:cs="Times New Roman"/>
           <w:noProof/>
-          <w:sz w:val="28"/>
+          <w:sz w:val="24"/>
           <w:lang w:val="tr-TR"/>
         </w:rPr>
         <w:tab/>
@@ -15992,7 +15992,7 @@
         <w:rPr>
           <w:rFonts w:ascii="Times New Roman" w:hAnsi="Times New Roman" w:cs="Times New Roman"/>
           <w:noProof/>
-          <w:sz w:val="28"/>
+          <w:sz w:val="24"/>
           <w:u w:val="single"/>
           <w:lang w:val="tr-TR"/>
         </w:rPr>
@@ -16002,7 +16002,7 @@
         <w:rPr>
           <w:rFonts w:ascii="Times New Roman" w:hAnsi="Times New Roman" w:cs="Times New Roman"/>
           <w:noProof/>
-          <w:sz w:val="28"/>
+          <w:sz w:val="24"/>
           <w:lang w:val="tr-TR"/>
         </w:rPr>
         <w:tab/>
@@ -16011,7 +16011,7 @@
         <w:rPr>
           <w:rFonts w:ascii="Times New Roman" w:hAnsi="Times New Roman" w:cs="Times New Roman"/>
           <w:noProof/>
-          <w:sz w:val="28"/>
+          <w:sz w:val="24"/>
           <w:lang w:val="tr-TR"/>
         </w:rPr>
         <w:tab/>
@@ -16020,7 +16020,7 @@
         <w:rPr>
           <w:rFonts w:ascii="Times New Roman" w:hAnsi="Times New Roman" w:cs="Times New Roman"/>
           <w:noProof/>
-          <w:sz w:val="28"/>
+          <w:sz w:val="24"/>
           <w:lang w:val="tr-TR"/>
         </w:rPr>
         <w:tab/>
@@ -16029,7 +16029,7 @@
         <w:rPr>
           <w:rFonts w:ascii="Times New Roman" w:hAnsi="Times New Roman" w:cs="Times New Roman"/>
           <w:noProof/>
-          <w:sz w:val="28"/>
+          <w:sz w:val="24"/>
           <w:lang w:val="tr-TR"/>
         </w:rPr>
         <w:tab/>
@@ -16038,7 +16038,7 @@
         <w:rPr>
           <w:rFonts w:ascii="Times New Roman" w:hAnsi="Times New Roman" w:cs="Times New Roman"/>
           <w:noProof/>
-          <w:sz w:val="28"/>
+          <w:sz w:val="24"/>
           <w:lang w:val="tr-TR"/>
         </w:rPr>
         <w:tab/>
@@ -16047,7 +16047,7 @@
         <w:rPr>
           <w:rFonts w:ascii="Times New Roman" w:hAnsi="Times New Roman" w:cs="Times New Roman"/>
           <w:noProof/>
-          <w:sz w:val="28"/>
+          <w:sz w:val="24"/>
           <w:u w:val="single"/>
           <w:lang w:val="tr-TR"/>
         </w:rPr>
@@ -16114,7 +16114,7 @@
           <w:b/>
           <w:bCs/>
           <w:noProof/>
-          <w:sz w:val="28"/>
+          <w:sz w:val="24"/>
           <w:lang w:val="tr-TR"/>
         </w:rPr>
       </w:pPr>
@@ -16124,7 +16124,7 @@
           <w:b/>
           <w:bCs/>
           <w:noProof/>
-          <w:sz w:val="28"/>
+          <w:sz w:val="24"/>
           <w:lang w:val="tr-TR"/>
         </w:rPr>
         <w:t xml:space="preserve">            </w:t>
@@ -16137,15 +16137,15 @@
         <w:rPr>
           <w:rFonts w:ascii="Times New Roman" w:hAnsi="Times New Roman" w:cs="Times New Roman"/>
           <w:noProof/>
-          <w:sz w:val="28"/>
-          <w:lang w:val="tr-TR"/>
-        </w:rPr>
-      </w:pPr>
-      <w:r>
-        <w:rPr>
-          <w:rFonts w:ascii="Times New Roman" w:hAnsi="Times New Roman" w:cs="Times New Roman"/>
-          <w:noProof/>
-          <w:sz w:val="28"/>
+          <w:sz w:val="24"/>
+          <w:lang w:val="tr-TR"/>
+        </w:rPr>
+      </w:pPr>
+      <w:r>
+        <w:rPr>
+          <w:rFonts w:ascii="Times New Roman" w:hAnsi="Times New Roman" w:cs="Times New Roman"/>
+          <w:noProof/>
+          <w:sz w:val="24"/>
           <w:lang w:val="tr-TR"/>
         </w:rPr>
         <w:t>8.2.</w:t>
@@ -16154,7 +16154,7 @@
         <w:rPr>
           <w:rFonts w:ascii="Times New Roman" w:hAnsi="Times New Roman" w:cs="Times New Roman"/>
           <w:noProof/>
-          <w:sz w:val="28"/>
+          <w:sz w:val="24"/>
           <w:lang w:val="tr-TR"/>
         </w:rPr>
         <w:t xml:space="preserve"> Görevinizi yerine getirirken firma dışında sürekli iletişim içinde bulunduğunuz kişiler kimlerdir? (örneğin Avukat</w:t>
@@ -16163,7 +16163,7 @@
         <w:rPr>
           <w:rFonts w:ascii="Times New Roman" w:hAnsi="Times New Roman" w:cs="Times New Roman"/>
           <w:noProof/>
-          <w:sz w:val="28"/>
+          <w:sz w:val="24"/>
           <w:lang w:val="tr-TR"/>
         </w:rPr>
         <w:t>, Bankalar</w:t>
@@ -16172,7 +16172,7 @@
         <w:rPr>
           <w:rFonts w:ascii="Times New Roman" w:hAnsi="Times New Roman" w:cs="Times New Roman"/>
           <w:noProof/>
-          <w:sz w:val="28"/>
+          <w:sz w:val="24"/>
           <w:lang w:val="tr-TR"/>
         </w:rPr>
         <w:t xml:space="preserve"> vb.) Hangi konularda? Iletişim hangi sıklıkta? (günlük, haftalık, aylık vb.) Lütfen aşağıda belli başlı iletişimlerinizi listeleyin. </w:t>
@@ -16194,15 +16194,15 @@
         <w:rPr>
           <w:rFonts w:ascii="Times New Roman" w:hAnsi="Times New Roman" w:cs="Times New Roman"/>
           <w:noProof/>
-          <w:sz w:val="28"/>
-          <w:lang w:val="tr-TR"/>
-        </w:rPr>
-      </w:pPr>
-      <w:r>
-        <w:rPr>
-          <w:rFonts w:ascii="Times New Roman" w:hAnsi="Times New Roman" w:cs="Times New Roman"/>
-          <w:noProof/>
-          <w:sz w:val="28"/>
+          <w:sz w:val="24"/>
+          <w:lang w:val="tr-TR"/>
+        </w:rPr>
+      </w:pPr>
+      <w:r>
+        <w:rPr>
+          <w:rFonts w:ascii="Times New Roman" w:hAnsi="Times New Roman" w:cs="Times New Roman"/>
+          <w:noProof/>
+          <w:sz w:val="24"/>
           <w:u w:val="single"/>
           <w:lang w:val="tr-TR"/>
         </w:rPr>
@@ -16212,7 +16212,7 @@
         <w:rPr>
           <w:rFonts w:ascii="Times New Roman" w:hAnsi="Times New Roman" w:cs="Times New Roman"/>
           <w:noProof/>
-          <w:sz w:val="28"/>
+          <w:sz w:val="24"/>
           <w:lang w:val="tr-TR"/>
         </w:rPr>
         <w:tab/>
@@ -16221,7 +16221,7 @@
         <w:rPr>
           <w:rFonts w:ascii="Times New Roman" w:hAnsi="Times New Roman" w:cs="Times New Roman"/>
           <w:noProof/>
-          <w:sz w:val="28"/>
+          <w:sz w:val="24"/>
           <w:lang w:val="tr-TR"/>
         </w:rPr>
         <w:tab/>
@@ -16230,7 +16230,7 @@
         <w:rPr>
           <w:rFonts w:ascii="Times New Roman" w:hAnsi="Times New Roman" w:cs="Times New Roman"/>
           <w:noProof/>
-          <w:sz w:val="28"/>
+          <w:sz w:val="24"/>
           <w:lang w:val="tr-TR"/>
         </w:rPr>
         <w:tab/>
@@ -16239,7 +16239,7 @@
         <w:rPr>
           <w:rFonts w:ascii="Times New Roman" w:hAnsi="Times New Roman" w:cs="Times New Roman"/>
           <w:noProof/>
-          <w:sz w:val="28"/>
+          <w:sz w:val="24"/>
           <w:u w:val="single"/>
           <w:lang w:val="tr-TR"/>
         </w:rPr>
@@ -16249,7 +16249,7 @@
         <w:rPr>
           <w:rFonts w:ascii="Times New Roman" w:hAnsi="Times New Roman" w:cs="Times New Roman"/>
           <w:noProof/>
-          <w:sz w:val="28"/>
+          <w:sz w:val="24"/>
           <w:lang w:val="tr-TR"/>
         </w:rPr>
         <w:tab/>
@@ -16258,7 +16258,7 @@
         <w:rPr>
           <w:rFonts w:ascii="Times New Roman" w:hAnsi="Times New Roman" w:cs="Times New Roman"/>
           <w:noProof/>
-          <w:sz w:val="28"/>
+          <w:sz w:val="24"/>
           <w:lang w:val="tr-TR"/>
         </w:rPr>
         <w:tab/>
@@ -16267,7 +16267,7 @@
         <w:rPr>
           <w:rFonts w:ascii="Times New Roman" w:hAnsi="Times New Roman" w:cs="Times New Roman"/>
           <w:noProof/>
-          <w:sz w:val="28"/>
+          <w:sz w:val="24"/>
           <w:lang w:val="tr-TR"/>
         </w:rPr>
         <w:tab/>
@@ -16276,7 +16276,7 @@
         <w:rPr>
           <w:rFonts w:ascii="Times New Roman" w:hAnsi="Times New Roman" w:cs="Times New Roman"/>
           <w:noProof/>
-          <w:sz w:val="28"/>
+          <w:sz w:val="24"/>
           <w:lang w:val="tr-TR"/>
         </w:rPr>
         <w:tab/>
@@ -16285,7 +16285,7 @@
         <w:rPr>
           <w:rFonts w:ascii="Times New Roman" w:hAnsi="Times New Roman" w:cs="Times New Roman"/>
           <w:noProof/>
-          <w:sz w:val="28"/>
+          <w:sz w:val="24"/>
           <w:lang w:val="tr-TR"/>
         </w:rPr>
         <w:tab/>
@@ -16294,7 +16294,7 @@
         <w:rPr>
           <w:rFonts w:ascii="Times New Roman" w:hAnsi="Times New Roman" w:cs="Times New Roman"/>
           <w:noProof/>
-          <w:sz w:val="28"/>
+          <w:sz w:val="24"/>
           <w:u w:val="single"/>
           <w:lang w:val="tr-TR"/>
         </w:rPr>
@@ -16377,15 +16377,15 @@
         <w:rPr>
           <w:rFonts w:ascii="Times New Roman" w:hAnsi="Times New Roman" w:cs="Times New Roman"/>
           <w:noProof/>
-          <w:sz w:val="28"/>
-          <w:lang w:val="tr-TR"/>
-        </w:rPr>
-      </w:pPr>
-      <w:r>
-        <w:rPr>
-          <w:rFonts w:ascii="Times New Roman" w:hAnsi="Times New Roman" w:cs="Times New Roman"/>
-          <w:noProof/>
-          <w:sz w:val="28"/>
+          <w:sz w:val="24"/>
+          <w:lang w:val="tr-TR"/>
+        </w:rPr>
+      </w:pPr>
+      <w:r>
+        <w:rPr>
+          <w:rFonts w:ascii="Times New Roman" w:hAnsi="Times New Roman" w:cs="Times New Roman"/>
+          <w:noProof/>
+          <w:sz w:val="24"/>
           <w:lang w:val="tr-TR"/>
         </w:rPr>
         <w:t>8.3.</w:t>
@@ -16394,7 +16394,7 @@
         <w:rPr>
           <w:rFonts w:ascii="Times New Roman" w:hAnsi="Times New Roman" w:cs="Times New Roman"/>
           <w:noProof/>
-          <w:sz w:val="28"/>
+          <w:sz w:val="24"/>
           <w:lang w:val="tr-TR"/>
         </w:rPr>
         <w:t xml:space="preserve"> Görevinizi yerine getirirken ihtiyacınız olan bilgilerin size gelişi yeterli ve zamanında mı?  </w:t>
@@ -16407,7 +16407,7 @@
         <w:rPr>
           <w:rFonts w:ascii="Times New Roman" w:hAnsi="Times New Roman" w:cs="Times New Roman"/>
           <w:noProof/>
-          <w:sz w:val="28"/>
+          <w:sz w:val="24"/>
           <w:lang w:val="tr-TR"/>
         </w:rPr>
       </w:pPr>
@@ -16419,7 +16419,7 @@
         <w:rPr>
           <w:rFonts w:ascii="Times New Roman" w:hAnsi="Times New Roman" w:cs="Times New Roman"/>
           <w:noProof/>
-          <w:sz w:val="28"/>
+          <w:sz w:val="24"/>
           <w:lang w:val="tr-TR"/>
         </w:rPr>
       </w:pPr>
@@ -16430,7 +16430,7 @@
         <w:rPr>
           <w:rFonts w:ascii="Times New Roman" w:hAnsi="Times New Roman" w:cs="Times New Roman"/>
           <w:noProof/>
-          <w:sz w:val="28"/>
+          <w:sz w:val="24"/>
           <w:lang w:val="tr-TR"/>
         </w:rPr>
         <w:tab/>
@@ -16440,7 +16440,7 @@
         <w:rPr>
           <w:rFonts w:ascii="Times New Roman" w:hAnsi="Times New Roman" w:cs="Times New Roman"/>
           <w:noProof/>
-          <w:sz w:val="28"/>
+          <w:sz w:val="24"/>
           <w:lang w:val="tr-TR"/>
         </w:rPr>
         <w:tab/>
@@ -16449,7 +16449,7 @@
         <w:rPr>
           <w:rFonts w:ascii="Times New Roman" w:hAnsi="Times New Roman" w:cs="Times New Roman"/>
           <w:noProof/>
-          <w:sz w:val="28"/>
+          <w:sz w:val="24"/>
           <w:lang w:val="tr-TR"/>
         </w:rPr>
         <w:tab/>
@@ -16462,7 +16462,7 @@
         <w:rPr>
           <w:rFonts w:ascii="Times New Roman" w:hAnsi="Times New Roman" w:cs="Times New Roman"/>
           <w:noProof/>
-          <w:sz w:val="28"/>
+          <w:sz w:val="24"/>
           <w:lang w:val="tr-TR"/>
         </w:rPr>
       </w:pPr>
@@ -16473,7 +16473,7 @@
         <w:rPr>
           <w:rFonts w:ascii="Times New Roman" w:hAnsi="Times New Roman" w:cs="Times New Roman"/>
           <w:noProof/>
-          <w:sz w:val="28"/>
+          <w:sz w:val="24"/>
           <w:lang w:val="tr-TR"/>
         </w:rPr>
         <w:t xml:space="preserve">Hayır___ </w:t>
@@ -16482,7 +16482,7 @@
         <w:rPr>
           <w:rFonts w:ascii="Times New Roman" w:hAnsi="Times New Roman" w:cs="Times New Roman"/>
           <w:noProof/>
-          <w:sz w:val="28"/>
+          <w:sz w:val="24"/>
           <w:lang w:val="tr-TR"/>
         </w:rPr>
         <w:tab/>
@@ -16495,7 +16495,7 @@
         <w:rPr>
           <w:rFonts w:ascii="Times New Roman" w:hAnsi="Times New Roman" w:cs="Times New Roman"/>
           <w:noProof/>
-          <w:sz w:val="28"/>
+          <w:sz w:val="24"/>
           <w:lang w:val="tr-TR"/>
         </w:rPr>
       </w:pPr>
@@ -16507,15 +16507,15 @@
         <w:rPr>
           <w:rFonts w:ascii="Times New Roman" w:hAnsi="Times New Roman" w:cs="Times New Roman"/>
           <w:noProof/>
-          <w:sz w:val="28"/>
-          <w:lang w:val="tr-TR"/>
-        </w:rPr>
-      </w:pPr>
-      <w:r>
-        <w:rPr>
-          <w:rFonts w:ascii="Times New Roman" w:hAnsi="Times New Roman" w:cs="Times New Roman"/>
-          <w:noProof/>
-          <w:sz w:val="28"/>
+          <w:sz w:val="24"/>
+          <w:lang w:val="tr-TR"/>
+        </w:rPr>
+      </w:pPr>
+      <w:r>
+        <w:rPr>
+          <w:rFonts w:ascii="Times New Roman" w:hAnsi="Times New Roman" w:cs="Times New Roman"/>
+          <w:noProof/>
+          <w:sz w:val="24"/>
           <w:lang w:val="tr-TR"/>
         </w:rPr>
         <w:t>Cevabınız hayır ise aşağıya neler olduğunu yazınız?</w:t>
@@ -16528,7 +16528,7 @@
         <w:rPr>
           <w:rFonts w:ascii="Times New Roman" w:hAnsi="Times New Roman" w:cs="Times New Roman"/>
           <w:noProof/>
-          <w:sz w:val="28"/>
+          <w:sz w:val="24"/>
           <w:lang w:val="tr-TR"/>
         </w:rPr>
       </w:pPr>
@@ -16539,15 +16539,15 @@
         <w:rPr>
           <w:rFonts w:ascii="Times New Roman" w:hAnsi="Times New Roman" w:cs="Times New Roman"/>
           <w:noProof/>
-          <w:sz w:val="28"/>
-          <w:lang w:val="tr-TR"/>
-        </w:rPr>
-      </w:pPr>
-      <w:r>
-        <w:rPr>
-          <w:rFonts w:ascii="Times New Roman" w:hAnsi="Times New Roman" w:cs="Times New Roman"/>
-          <w:noProof/>
-          <w:sz w:val="28"/>
+          <w:sz w:val="24"/>
+          <w:lang w:val="tr-TR"/>
+        </w:rPr>
+      </w:pPr>
+      <w:r>
+        <w:rPr>
+          <w:rFonts w:ascii="Times New Roman" w:hAnsi="Times New Roman" w:cs="Times New Roman"/>
+          <w:noProof/>
+          <w:sz w:val="24"/>
           <w:u w:val="single"/>
           <w:lang w:val="tr-TR"/>
         </w:rPr>
@@ -16557,7 +16557,7 @@
         <w:rPr>
           <w:rFonts w:ascii="Times New Roman" w:hAnsi="Times New Roman" w:cs="Times New Roman"/>
           <w:noProof/>
-          <w:sz w:val="28"/>
+          <w:sz w:val="24"/>
           <w:lang w:val="tr-TR"/>
         </w:rPr>
         <w:tab/>
@@ -16566,7 +16566,7 @@
         <w:rPr>
           <w:rFonts w:ascii="Times New Roman" w:hAnsi="Times New Roman" w:cs="Times New Roman"/>
           <w:noProof/>
-          <w:sz w:val="28"/>
+          <w:sz w:val="24"/>
           <w:lang w:val="tr-TR"/>
         </w:rPr>
         <w:tab/>
@@ -16575,7 +16575,7 @@
         <w:rPr>
           <w:rFonts w:ascii="Times New Roman" w:hAnsi="Times New Roman" w:cs="Times New Roman"/>
           <w:noProof/>
-          <w:sz w:val="28"/>
+          <w:sz w:val="24"/>
           <w:lang w:val="tr-TR"/>
         </w:rPr>
         <w:tab/>
@@ -16584,7 +16584,7 @@
         <w:rPr>
           <w:rFonts w:ascii="Times New Roman" w:hAnsi="Times New Roman" w:cs="Times New Roman"/>
           <w:noProof/>
-          <w:sz w:val="28"/>
+          <w:sz w:val="24"/>
           <w:u w:val="single"/>
           <w:lang w:val="tr-TR"/>
         </w:rPr>
@@ -16594,7 +16594,7 @@
         <w:rPr>
           <w:rFonts w:ascii="Times New Roman" w:hAnsi="Times New Roman" w:cs="Times New Roman"/>
           <w:noProof/>
-          <w:sz w:val="28"/>
+          <w:sz w:val="24"/>
           <w:lang w:val="tr-TR"/>
         </w:rPr>
         <w:tab/>
@@ -16603,7 +16603,7 @@
         <w:rPr>
           <w:rFonts w:ascii="Times New Roman" w:hAnsi="Times New Roman" w:cs="Times New Roman"/>
           <w:noProof/>
-          <w:sz w:val="28"/>
+          <w:sz w:val="24"/>
           <w:lang w:val="tr-TR"/>
         </w:rPr>
         <w:tab/>
@@ -16612,7 +16612,7 @@
         <w:rPr>
           <w:rFonts w:ascii="Times New Roman" w:hAnsi="Times New Roman" w:cs="Times New Roman"/>
           <w:noProof/>
-          <w:sz w:val="28"/>
+          <w:sz w:val="24"/>
           <w:lang w:val="tr-TR"/>
         </w:rPr>
         <w:tab/>
@@ -16621,7 +16621,7 @@
         <w:rPr>
           <w:rFonts w:ascii="Times New Roman" w:hAnsi="Times New Roman" w:cs="Times New Roman"/>
           <w:noProof/>
-          <w:sz w:val="28"/>
+          <w:sz w:val="24"/>
           <w:lang w:val="tr-TR"/>
         </w:rPr>
         <w:tab/>
@@ -16630,7 +16630,7 @@
         <w:rPr>
           <w:rFonts w:ascii="Times New Roman" w:hAnsi="Times New Roman" w:cs="Times New Roman"/>
           <w:noProof/>
-          <w:sz w:val="28"/>
+          <w:sz w:val="24"/>
           <w:lang w:val="tr-TR"/>
         </w:rPr>
         <w:tab/>
@@ -16639,7 +16639,7 @@
         <w:rPr>
           <w:rFonts w:ascii="Times New Roman" w:hAnsi="Times New Roman" w:cs="Times New Roman"/>
           <w:noProof/>
-          <w:sz w:val="28"/>
+          <w:sz w:val="24"/>
           <w:u w:val="single"/>
           <w:lang w:val="tr-TR"/>
         </w:rPr>
@@ -16715,7 +16715,7 @@
         <w:rPr>
           <w:rFonts w:ascii="Times New Roman" w:hAnsi="Times New Roman" w:cs="Times New Roman"/>
           <w:noProof/>
-          <w:sz w:val="28"/>
+          <w:sz w:val="24"/>
           <w:lang w:val="tr-TR"/>
         </w:rPr>
       </w:pPr>
@@ -16727,15 +16727,15 @@
         <w:rPr>
           <w:rFonts w:ascii="Times New Roman" w:hAnsi="Times New Roman" w:cs="Times New Roman"/>
           <w:noProof/>
-          <w:sz w:val="28"/>
-          <w:lang w:val="tr-TR"/>
-        </w:rPr>
-      </w:pPr>
-      <w:r>
-        <w:rPr>
-          <w:rFonts w:ascii="Times New Roman" w:hAnsi="Times New Roman" w:cs="Times New Roman"/>
-          <w:noProof/>
-          <w:sz w:val="28"/>
+          <w:sz w:val="24"/>
+          <w:lang w:val="tr-TR"/>
+        </w:rPr>
+      </w:pPr>
+      <w:r>
+        <w:rPr>
+          <w:rFonts w:ascii="Times New Roman" w:hAnsi="Times New Roman" w:cs="Times New Roman"/>
+          <w:noProof/>
+          <w:sz w:val="24"/>
           <w:lang w:val="tr-TR"/>
         </w:rPr>
         <w:t>8.4.</w:t>
@@ -16744,7 +16744,7 @@
         <w:rPr>
           <w:rFonts w:ascii="Times New Roman" w:hAnsi="Times New Roman" w:cs="Times New Roman"/>
           <w:noProof/>
-          <w:sz w:val="28"/>
+          <w:sz w:val="24"/>
           <w:lang w:val="tr-TR"/>
         </w:rPr>
         <w:t xml:space="preserve"> Görevinizi yerine getirirken yaptığınız yanlış bir işten kimler/hangi bölümler etkilenir?  </w:t>
@@ -16757,7 +16757,7 @@
         <w:rPr>
           <w:rFonts w:ascii="Times New Roman" w:hAnsi="Times New Roman" w:cs="Times New Roman"/>
           <w:noProof/>
-          <w:sz w:val="28"/>
+          <w:sz w:val="24"/>
           <w:lang w:val="tr-TR"/>
         </w:rPr>
       </w:pPr>
@@ -16768,15 +16768,15 @@
         <w:rPr>
           <w:rFonts w:ascii="Times New Roman" w:hAnsi="Times New Roman" w:cs="Times New Roman"/>
           <w:noProof/>
-          <w:sz w:val="28"/>
-          <w:lang w:val="tr-TR"/>
-        </w:rPr>
-      </w:pPr>
-      <w:r>
-        <w:rPr>
-          <w:rFonts w:ascii="Times New Roman" w:hAnsi="Times New Roman" w:cs="Times New Roman"/>
-          <w:noProof/>
-          <w:sz w:val="28"/>
+          <w:sz w:val="24"/>
+          <w:lang w:val="tr-TR"/>
+        </w:rPr>
+      </w:pPr>
+      <w:r>
+        <w:rPr>
+          <w:rFonts w:ascii="Times New Roman" w:hAnsi="Times New Roman" w:cs="Times New Roman"/>
+          <w:noProof/>
+          <w:sz w:val="24"/>
           <w:u w:val="single"/>
           <w:lang w:val="tr-TR"/>
         </w:rPr>
@@ -16786,7 +16786,7 @@
         <w:rPr>
           <w:rFonts w:ascii="Times New Roman" w:hAnsi="Times New Roman" w:cs="Times New Roman"/>
           <w:noProof/>
-          <w:sz w:val="28"/>
+          <w:sz w:val="24"/>
           <w:lang w:val="tr-TR"/>
         </w:rPr>
         <w:tab/>
@@ -16795,7 +16795,7 @@
         <w:rPr>
           <w:rFonts w:ascii="Times New Roman" w:hAnsi="Times New Roman" w:cs="Times New Roman"/>
           <w:noProof/>
-          <w:sz w:val="28"/>
+          <w:sz w:val="24"/>
           <w:lang w:val="tr-TR"/>
         </w:rPr>
         <w:tab/>
@@ -16804,7 +16804,7 @@
         <w:rPr>
           <w:rFonts w:ascii="Times New Roman" w:hAnsi="Times New Roman" w:cs="Times New Roman"/>
           <w:noProof/>
-          <w:sz w:val="28"/>
+          <w:sz w:val="24"/>
           <w:lang w:val="tr-TR"/>
         </w:rPr>
         <w:tab/>
@@ -16813,7 +16813,7 @@
         <w:rPr>
           <w:rFonts w:ascii="Times New Roman" w:hAnsi="Times New Roman" w:cs="Times New Roman"/>
           <w:noProof/>
-          <w:sz w:val="28"/>
+          <w:sz w:val="24"/>
           <w:lang w:val="tr-TR"/>
         </w:rPr>
         <w:tab/>
@@ -16822,7 +16822,7 @@
         <w:rPr>
           <w:rFonts w:ascii="Times New Roman" w:hAnsi="Times New Roman" w:cs="Times New Roman"/>
           <w:noProof/>
-          <w:sz w:val="28"/>
+          <w:sz w:val="24"/>
           <w:u w:val="single"/>
           <w:lang w:val="tr-TR"/>
         </w:rPr>
@@ -16832,7 +16832,7 @@
         <w:rPr>
           <w:rFonts w:ascii="Times New Roman" w:hAnsi="Times New Roman" w:cs="Times New Roman"/>
           <w:noProof/>
-          <w:sz w:val="28"/>
+          <w:sz w:val="24"/>
           <w:lang w:val="tr-TR"/>
         </w:rPr>
         <w:tab/>
@@ -16841,7 +16841,7 @@
         <w:rPr>
           <w:rFonts w:ascii="Times New Roman" w:hAnsi="Times New Roman" w:cs="Times New Roman"/>
           <w:noProof/>
-          <w:sz w:val="28"/>
+          <w:sz w:val="24"/>
           <w:lang w:val="tr-TR"/>
         </w:rPr>
         <w:tab/>
@@ -16850,7 +16850,7 @@
         <w:rPr>
           <w:rFonts w:ascii="Times New Roman" w:hAnsi="Times New Roman" w:cs="Times New Roman"/>
           <w:noProof/>
-          <w:sz w:val="28"/>
+          <w:sz w:val="24"/>
           <w:lang w:val="tr-TR"/>
         </w:rPr>
         <w:tab/>
@@ -16859,7 +16859,7 @@
         <w:rPr>
           <w:rFonts w:ascii="Times New Roman" w:hAnsi="Times New Roman" w:cs="Times New Roman"/>
           <w:noProof/>
-          <w:sz w:val="28"/>
+          <w:sz w:val="24"/>
           <w:lang w:val="tr-TR"/>
         </w:rPr>
         <w:tab/>
@@ -16868,7 +16868,7 @@
         <w:rPr>
           <w:rFonts w:ascii="Times New Roman" w:hAnsi="Times New Roman" w:cs="Times New Roman"/>
           <w:noProof/>
-          <w:sz w:val="28"/>
+          <w:sz w:val="24"/>
           <w:lang w:val="tr-TR"/>
         </w:rPr>
         <w:tab/>
@@ -16877,7 +16877,7 @@
         <w:rPr>
           <w:rFonts w:ascii="Times New Roman" w:hAnsi="Times New Roman" w:cs="Times New Roman"/>
           <w:noProof/>
-          <w:sz w:val="28"/>
+          <w:sz w:val="24"/>
           <w:u w:val="single"/>
           <w:lang w:val="tr-TR"/>
         </w:rPr>
@@ -16978,26 +16978,26 @@
         <w:rPr>
           <w:rFonts w:ascii="Times New Roman" w:hAnsi="Times New Roman" w:cs="Times New Roman"/>
           <w:noProof/>
-          <w:sz w:val="28"/>
-          <w:lang w:val="tr-TR"/>
-        </w:rPr>
-      </w:pPr>
-    </w:p>
-    <w:p>
-      <w:pPr>
-        <w:jc w:val="both"/>
-        <w:rPr>
-          <w:rFonts w:ascii="Times New Roman" w:hAnsi="Times New Roman" w:cs="Times New Roman"/>
-          <w:noProof/>
-          <w:sz w:val="28"/>
-          <w:lang w:val="tr-TR"/>
-        </w:rPr>
-      </w:pPr>
-      <w:r>
-        <w:rPr>
-          <w:rFonts w:ascii="Times New Roman" w:hAnsi="Times New Roman" w:cs="Times New Roman"/>
-          <w:noProof/>
-          <w:sz w:val="28"/>
+          <w:sz w:val="24"/>
+          <w:lang w:val="tr-TR"/>
+        </w:rPr>
+      </w:pPr>
+    </w:p>
+    <w:p>
+      <w:pPr>
+        <w:jc w:val="both"/>
+        <w:rPr>
+          <w:rFonts w:ascii="Times New Roman" w:hAnsi="Times New Roman" w:cs="Times New Roman"/>
+          <w:noProof/>
+          <w:sz w:val="24"/>
+          <w:lang w:val="tr-TR"/>
+        </w:rPr>
+      </w:pPr>
+      <w:r>
+        <w:rPr>
+          <w:rFonts w:ascii="Times New Roman" w:hAnsi="Times New Roman" w:cs="Times New Roman"/>
+          <w:noProof/>
+          <w:sz w:val="24"/>
           <w:lang w:val="tr-TR"/>
         </w:rPr>
         <w:t xml:space="preserve"> 9.1</w:t>
@@ -17006,7 +17006,7 @@
         <w:rPr>
           <w:rFonts w:ascii="Times New Roman" w:hAnsi="Times New Roman" w:cs="Times New Roman"/>
           <w:noProof/>
-          <w:sz w:val="28"/>
+          <w:sz w:val="24"/>
           <w:lang w:val="tr-TR"/>
         </w:rPr>
         <w:t>.  Size bağlı personel bulunmakta mıdır?</w:t>
@@ -17019,7 +17019,7 @@
         <w:rPr>
           <w:rFonts w:ascii="Times New Roman" w:hAnsi="Times New Roman" w:cs="Times New Roman"/>
           <w:noProof/>
-          <w:sz w:val="28"/>
+          <w:sz w:val="24"/>
           <w:lang w:val="tr-TR"/>
         </w:rPr>
       </w:pPr>
@@ -17031,7 +17031,7 @@
         <w:rPr>
           <w:rFonts w:ascii="Times New Roman" w:hAnsi="Times New Roman" w:cs="Times New Roman"/>
           <w:noProof/>
-          <w:sz w:val="28"/>
+          <w:sz w:val="24"/>
           <w:lang w:val="tr-TR"/>
         </w:rPr>
       </w:pPr>
@@ -17042,7 +17042,7 @@
         <w:rPr>
           <w:rFonts w:ascii="Times New Roman" w:hAnsi="Times New Roman" w:cs="Times New Roman"/>
           <w:noProof/>
-          <w:sz w:val="28"/>
+          <w:sz w:val="24"/>
           <w:lang w:val="tr-TR"/>
         </w:rPr>
         <w:tab/>
@@ -17052,7 +17052,7 @@
         <w:rPr>
           <w:rFonts w:ascii="Times New Roman" w:hAnsi="Times New Roman" w:cs="Times New Roman"/>
           <w:noProof/>
-          <w:sz w:val="28"/>
+          <w:sz w:val="24"/>
           <w:lang w:val="tr-TR"/>
         </w:rPr>
         <w:tab/>
@@ -17061,7 +17061,7 @@
         <w:rPr>
           <w:rFonts w:ascii="Times New Roman" w:hAnsi="Times New Roman" w:cs="Times New Roman"/>
           <w:noProof/>
-          <w:sz w:val="28"/>
+          <w:sz w:val="24"/>
           <w:lang w:val="tr-TR"/>
         </w:rPr>
         <w:tab/>
@@ -17074,7 +17074,7 @@
         <w:rPr>
           <w:rFonts w:ascii="Times New Roman" w:hAnsi="Times New Roman" w:cs="Times New Roman"/>
           <w:noProof/>
-          <w:sz w:val="28"/>
+          <w:sz w:val="24"/>
           <w:lang w:val="tr-TR"/>
         </w:rPr>
       </w:pPr>
@@ -17085,7 +17085,7 @@
         <w:rPr>
           <w:rFonts w:ascii="Times New Roman" w:hAnsi="Times New Roman" w:cs="Times New Roman"/>
           <w:noProof/>
-          <w:sz w:val="28"/>
+          <w:sz w:val="24"/>
           <w:lang w:val="tr-TR"/>
         </w:rPr>
         <w:t xml:space="preserve">Hayır___ </w:t>
@@ -17094,7 +17094,7 @@
         <w:rPr>
           <w:rFonts w:ascii="Times New Roman" w:hAnsi="Times New Roman" w:cs="Times New Roman"/>
           <w:noProof/>
-          <w:sz w:val="28"/>
+          <w:sz w:val="24"/>
           <w:lang w:val="tr-TR"/>
         </w:rPr>
         <w:tab/>
@@ -17108,26 +17108,26 @@
         <w:rPr>
           <w:rFonts w:ascii="Times New Roman" w:hAnsi="Times New Roman" w:cs="Times New Roman"/>
           <w:noProof/>
-          <w:sz w:val="28"/>
-          <w:lang w:val="tr-TR"/>
-        </w:rPr>
-      </w:pPr>
-    </w:p>
-    <w:p>
-      <w:pPr>
-        <w:jc w:val="both"/>
-        <w:rPr>
-          <w:rFonts w:ascii="Times New Roman" w:hAnsi="Times New Roman" w:cs="Times New Roman"/>
-          <w:noProof/>
-          <w:sz w:val="28"/>
-          <w:lang w:val="tr-TR"/>
-        </w:rPr>
-      </w:pPr>
-      <w:r>
-        <w:rPr>
-          <w:rFonts w:ascii="Times New Roman" w:hAnsi="Times New Roman" w:cs="Times New Roman"/>
-          <w:noProof/>
-          <w:sz w:val="28"/>
+          <w:sz w:val="24"/>
+          <w:lang w:val="tr-TR"/>
+        </w:rPr>
+      </w:pPr>
+    </w:p>
+    <w:p>
+      <w:pPr>
+        <w:jc w:val="both"/>
+        <w:rPr>
+          <w:rFonts w:ascii="Times New Roman" w:hAnsi="Times New Roman" w:cs="Times New Roman"/>
+          <w:noProof/>
+          <w:sz w:val="24"/>
+          <w:lang w:val="tr-TR"/>
+        </w:rPr>
+      </w:pPr>
+      <w:r>
+        <w:rPr>
+          <w:rFonts w:ascii="Times New Roman" w:hAnsi="Times New Roman" w:cs="Times New Roman"/>
+          <w:noProof/>
+          <w:sz w:val="24"/>
           <w:lang w:val="tr-TR"/>
         </w:rPr>
         <w:t xml:space="preserve"> 9.2.</w:t>
@@ -17136,7 +17136,7 @@
         <w:rPr>
           <w:rFonts w:ascii="Times New Roman" w:hAnsi="Times New Roman" w:cs="Times New Roman"/>
           <w:noProof/>
-          <w:sz w:val="28"/>
+          <w:sz w:val="24"/>
           <w:lang w:val="tr-TR"/>
         </w:rPr>
         <w:t xml:space="preserve">Diğer kişileri yönetirken kısaca sorumluluğunuzu özetleyiniz. Personelinizin eğitimi, iş </w:t>
@@ -17145,7 +17145,7 @@
         <w:rPr>
           <w:rFonts w:ascii="Times New Roman" w:hAnsi="Times New Roman" w:cs="Times New Roman"/>
           <w:noProof/>
-          <w:sz w:val="28"/>
+          <w:sz w:val="24"/>
           <w:lang w:val="tr-TR"/>
         </w:rPr>
         <w:t xml:space="preserve">  </w:t>
@@ -17157,15 +17157,15 @@
         <w:rPr>
           <w:rFonts w:ascii="Times New Roman" w:hAnsi="Times New Roman" w:cs="Times New Roman"/>
           <w:noProof/>
-          <w:sz w:val="28"/>
-          <w:lang w:val="tr-TR"/>
-        </w:rPr>
-      </w:pPr>
-      <w:r>
-        <w:rPr>
-          <w:rFonts w:ascii="Times New Roman" w:hAnsi="Times New Roman" w:cs="Times New Roman"/>
-          <w:noProof/>
-          <w:sz w:val="28"/>
+          <w:sz w:val="24"/>
+          <w:lang w:val="tr-TR"/>
+        </w:rPr>
+      </w:pPr>
+      <w:r>
+        <w:rPr>
+          <w:rFonts w:ascii="Times New Roman" w:hAnsi="Times New Roman" w:cs="Times New Roman"/>
+          <w:noProof/>
+          <w:sz w:val="24"/>
           <w:lang w:val="tr-TR"/>
         </w:rPr>
         <w:t xml:space="preserve">       </w:t>
@@ -17174,7 +17174,7 @@
         <w:rPr>
           <w:rFonts w:ascii="Times New Roman" w:hAnsi="Times New Roman" w:cs="Times New Roman"/>
           <w:noProof/>
-          <w:sz w:val="28"/>
+          <w:sz w:val="24"/>
           <w:lang w:val="tr-TR"/>
         </w:rPr>
         <w:t xml:space="preserve">faaliyetlerinin koordinasyonu, performans gözden geçirmeler, disiplin faaliyetleri gibi </w:t>
@@ -17186,15 +17186,15 @@
         <w:rPr>
           <w:rFonts w:ascii="Times New Roman" w:hAnsi="Times New Roman" w:cs="Times New Roman"/>
           <w:noProof/>
-          <w:sz w:val="28"/>
-          <w:lang w:val="tr-TR"/>
-        </w:rPr>
-      </w:pPr>
-      <w:r>
-        <w:rPr>
-          <w:rFonts w:ascii="Times New Roman" w:hAnsi="Times New Roman" w:cs="Times New Roman"/>
-          <w:noProof/>
-          <w:sz w:val="28"/>
+          <w:sz w:val="24"/>
+          <w:lang w:val="tr-TR"/>
+        </w:rPr>
+      </w:pPr>
+      <w:r>
+        <w:rPr>
+          <w:rFonts w:ascii="Times New Roman" w:hAnsi="Times New Roman" w:cs="Times New Roman"/>
+          <w:noProof/>
+          <w:sz w:val="24"/>
           <w:lang w:val="tr-TR"/>
         </w:rPr>
         <w:t xml:space="preserve">       </w:t>
@@ -17203,7 +17203,7 @@
         <w:rPr>
           <w:rFonts w:ascii="Times New Roman" w:hAnsi="Times New Roman" w:cs="Times New Roman"/>
           <w:noProof/>
-          <w:sz w:val="28"/>
+          <w:sz w:val="24"/>
           <w:lang w:val="tr-TR"/>
         </w:rPr>
         <w:t xml:space="preserve">alanları tanımlayınız. Ilgili alanlardaki yetkilerinizi tanımlayınız.  </w:t>
@@ -17246,26 +17246,26 @@
         <w:rPr>
           <w:rFonts w:ascii="Times New Roman" w:hAnsi="Times New Roman" w:cs="Times New Roman"/>
           <w:noProof/>
-          <w:sz w:val="28"/>
-          <w:lang w:val="tr-TR"/>
-        </w:rPr>
-      </w:pPr>
-    </w:p>
-    <w:p>
-      <w:pPr>
-        <w:jc w:val="both"/>
-        <w:rPr>
-          <w:rFonts w:ascii="Times New Roman" w:hAnsi="Times New Roman" w:cs="Times New Roman"/>
-          <w:noProof/>
-          <w:sz w:val="28"/>
-          <w:lang w:val="tr-TR"/>
-        </w:rPr>
-      </w:pPr>
-      <w:r>
-        <w:rPr>
-          <w:rFonts w:ascii="Times New Roman" w:hAnsi="Times New Roman" w:cs="Times New Roman"/>
-          <w:noProof/>
-          <w:sz w:val="28"/>
+          <w:sz w:val="24"/>
+          <w:lang w:val="tr-TR"/>
+        </w:rPr>
+      </w:pPr>
+    </w:p>
+    <w:p>
+      <w:pPr>
+        <w:jc w:val="both"/>
+        <w:rPr>
+          <w:rFonts w:ascii="Times New Roman" w:hAnsi="Times New Roman" w:cs="Times New Roman"/>
+          <w:noProof/>
+          <w:sz w:val="24"/>
+          <w:lang w:val="tr-TR"/>
+        </w:rPr>
+      </w:pPr>
+      <w:r>
+        <w:rPr>
+          <w:rFonts w:ascii="Times New Roman" w:hAnsi="Times New Roman" w:cs="Times New Roman"/>
+          <w:noProof/>
+          <w:sz w:val="24"/>
           <w:lang w:val="tr-TR"/>
         </w:rPr>
         <w:t>9.3.</w:t>
@@ -17274,7 +17274,7 @@
         <w:rPr>
           <w:rFonts w:ascii="Times New Roman" w:hAnsi="Times New Roman" w:cs="Times New Roman"/>
           <w:noProof/>
-          <w:sz w:val="28"/>
+          <w:sz w:val="24"/>
           <w:lang w:val="tr-TR"/>
         </w:rPr>
         <w:t>Bağlı personel sayısı kaç kişi? ______________(çalışmaları hakkında doğrudan ve dolaylı raporlama yapan personel sayısını ayırarak aşağıya yazınız)</w:t>
@@ -17287,7 +17287,7 @@
         <w:rPr>
           <w:rFonts w:ascii="Times New Roman" w:hAnsi="Times New Roman" w:cs="Times New Roman"/>
           <w:noProof/>
-          <w:sz w:val="28"/>
+          <w:sz w:val="24"/>
           <w:lang w:val="tr-TR"/>
         </w:rPr>
       </w:pPr>
@@ -17299,15 +17299,15 @@
         <w:rPr>
           <w:rFonts w:ascii="Times New Roman" w:hAnsi="Times New Roman" w:cs="Times New Roman"/>
           <w:noProof/>
-          <w:sz w:val="28"/>
-          <w:lang w:val="tr-TR"/>
-        </w:rPr>
-      </w:pPr>
-      <w:r>
-        <w:rPr>
-          <w:rFonts w:ascii="Times New Roman" w:hAnsi="Times New Roman" w:cs="Times New Roman"/>
-          <w:noProof/>
-          <w:sz w:val="28"/>
+          <w:sz w:val="24"/>
+          <w:lang w:val="tr-TR"/>
+        </w:rPr>
+      </w:pPr>
+      <w:r>
+        <w:rPr>
+          <w:rFonts w:ascii="Times New Roman" w:hAnsi="Times New Roman" w:cs="Times New Roman"/>
+          <w:noProof/>
+          <w:sz w:val="24"/>
           <w:lang w:val="tr-TR"/>
         </w:rPr>
         <w:tab/>
@@ -17317,7 +17317,7 @@
         <w:rPr>
           <w:rFonts w:ascii="Times New Roman" w:hAnsi="Times New Roman" w:cs="Times New Roman"/>
           <w:noProof/>
-          <w:sz w:val="28"/>
+          <w:sz w:val="24"/>
           <w:lang w:val="tr-TR"/>
         </w:rPr>
         <w:tab/>
@@ -17327,7 +17327,7 @@
         <w:rPr>
           <w:rFonts w:ascii="Times New Roman" w:hAnsi="Times New Roman" w:cs="Times New Roman"/>
           <w:noProof/>
-          <w:sz w:val="28"/>
+          <w:sz w:val="24"/>
           <w:lang w:val="tr-TR"/>
         </w:rPr>
         <w:tab/>
@@ -17336,7 +17336,7 @@
         <w:rPr>
           <w:rFonts w:ascii="Times New Roman" w:hAnsi="Times New Roman" w:cs="Times New Roman"/>
           <w:noProof/>
-          <w:sz w:val="28"/>
+          <w:sz w:val="24"/>
           <w:lang w:val="tr-TR"/>
         </w:rPr>
         <w:tab/>
@@ -17353,15 +17353,15 @@
         <w:rPr>
           <w:rFonts w:ascii="Times New Roman" w:hAnsi="Times New Roman" w:cs="Times New Roman"/>
           <w:noProof/>
-          <w:sz w:val="28"/>
-          <w:lang w:val="tr-TR"/>
-        </w:rPr>
-      </w:pPr>
-      <w:r>
-        <w:rPr>
-          <w:rFonts w:ascii="Times New Roman" w:hAnsi="Times New Roman" w:cs="Times New Roman"/>
-          <w:noProof/>
-          <w:sz w:val="28"/>
+          <w:sz w:val="24"/>
+          <w:lang w:val="tr-TR"/>
+        </w:rPr>
+      </w:pPr>
+      <w:r>
+        <w:rPr>
+          <w:rFonts w:ascii="Times New Roman" w:hAnsi="Times New Roman" w:cs="Times New Roman"/>
+          <w:noProof/>
+          <w:sz w:val="24"/>
           <w:lang w:val="tr-TR"/>
         </w:rPr>
         <w:t>Dolaylı</w:t>
@@ -17370,7 +17370,7 @@
         <w:rPr>
           <w:rFonts w:ascii="Times New Roman" w:hAnsi="Times New Roman" w:cs="Times New Roman"/>
           <w:noProof/>
-          <w:sz w:val="28"/>
+          <w:sz w:val="24"/>
           <w:lang w:val="tr-TR"/>
         </w:rPr>
         <w:tab/>
@@ -17380,7 +17380,7 @@
         <w:rPr>
           <w:rFonts w:ascii="Times New Roman" w:hAnsi="Times New Roman" w:cs="Times New Roman"/>
           <w:noProof/>
-          <w:sz w:val="28"/>
+          <w:sz w:val="24"/>
           <w:lang w:val="tr-TR"/>
         </w:rPr>
         <w:tab/>
@@ -17396,26 +17396,26 @@
         <w:rPr>
           <w:rFonts w:ascii="Times New Roman" w:hAnsi="Times New Roman" w:cs="Times New Roman"/>
           <w:noProof/>
-          <w:sz w:val="28"/>
-          <w:lang w:val="tr-TR"/>
-        </w:rPr>
-      </w:pPr>
-    </w:p>
-    <w:p>
-      <w:pPr>
-        <w:jc w:val="both"/>
-        <w:rPr>
-          <w:rFonts w:ascii="Times New Roman" w:hAnsi="Times New Roman" w:cs="Times New Roman"/>
-          <w:noProof/>
-          <w:sz w:val="28"/>
-          <w:lang w:val="tr-TR"/>
-        </w:rPr>
-      </w:pPr>
-      <w:r>
-        <w:rPr>
-          <w:rFonts w:ascii="Times New Roman" w:hAnsi="Times New Roman" w:cs="Times New Roman"/>
-          <w:noProof/>
-          <w:sz w:val="28"/>
+          <w:sz w:val="24"/>
+          <w:lang w:val="tr-TR"/>
+        </w:rPr>
+      </w:pPr>
+    </w:p>
+    <w:p>
+      <w:pPr>
+        <w:jc w:val="both"/>
+        <w:rPr>
+          <w:rFonts w:ascii="Times New Roman" w:hAnsi="Times New Roman" w:cs="Times New Roman"/>
+          <w:noProof/>
+          <w:sz w:val="24"/>
+          <w:lang w:val="tr-TR"/>
+        </w:rPr>
+      </w:pPr>
+      <w:r>
+        <w:rPr>
+          <w:rFonts w:ascii="Times New Roman" w:hAnsi="Times New Roman" w:cs="Times New Roman"/>
+          <w:noProof/>
+          <w:sz w:val="24"/>
           <w:lang w:val="tr-TR"/>
         </w:rPr>
         <w:t>9.4.</w:t>
@@ -17424,7 +17424,7 @@
         <w:rPr>
           <w:rFonts w:ascii="Times New Roman" w:hAnsi="Times New Roman" w:cs="Times New Roman"/>
           <w:noProof/>
-          <w:sz w:val="28"/>
+          <w:sz w:val="24"/>
           <w:lang w:val="tr-TR"/>
         </w:rPr>
         <w:t>Doğrudan yönettiğiniz personelin ünvanlarını listeleyin ve karşısında sayısını yazınız.</w:t>
@@ -17439,15 +17439,15 @@
           <w:b/>
           <w:bCs/>
           <w:noProof/>
-          <w:sz w:val="28"/>
-          <w:lang w:val="tr-TR"/>
-        </w:rPr>
-      </w:pPr>
-      <w:r>
-        <w:rPr>
-          <w:rFonts w:ascii="Times New Roman" w:hAnsi="Times New Roman" w:cs="Times New Roman"/>
-          <w:noProof/>
-          <w:sz w:val="28"/>
+          <w:sz w:val="24"/>
+          <w:lang w:val="tr-TR"/>
+        </w:rPr>
+      </w:pPr>
+      <w:r>
+        <w:rPr>
+          <w:rFonts w:ascii="Times New Roman" w:hAnsi="Times New Roman" w:cs="Times New Roman"/>
+          <w:noProof/>
+          <w:sz w:val="24"/>
           <w:lang w:val="tr-TR"/>
         </w:rPr>
         <w:t xml:space="preserve"> </w:t>
@@ -17458,7 +17458,7 @@
           <w:b/>
           <w:bCs/>
           <w:noProof/>
-          <w:sz w:val="28"/>
+          <w:sz w:val="24"/>
           <w:u w:val="single"/>
           <w:lang w:val="tr-TR"/>
         </w:rPr>
@@ -17470,7 +17470,7 @@
           <w:b/>
           <w:bCs/>
           <w:noProof/>
-          <w:sz w:val="28"/>
+          <w:sz w:val="24"/>
           <w:lang w:val="tr-TR"/>
         </w:rPr>
         <w:tab/>
@@ -17481,7 +17481,7 @@
           <w:b/>
           <w:bCs/>
           <w:noProof/>
-          <w:sz w:val="28"/>
+          <w:sz w:val="24"/>
           <w:lang w:val="tr-TR"/>
         </w:rPr>
         <w:tab/>
@@ -17492,7 +17492,7 @@
           <w:b/>
           <w:bCs/>
           <w:noProof/>
-          <w:sz w:val="28"/>
+          <w:sz w:val="24"/>
           <w:lang w:val="tr-TR"/>
         </w:rPr>
         <w:tab/>
@@ -17503,7 +17503,7 @@
           <w:b/>
           <w:bCs/>
           <w:noProof/>
-          <w:sz w:val="28"/>
+          <w:sz w:val="24"/>
           <w:lang w:val="tr-TR"/>
         </w:rPr>
         <w:tab/>
@@ -17514,7 +17514,7 @@
           <w:b/>
           <w:bCs/>
           <w:noProof/>
-          <w:sz w:val="28"/>
+          <w:sz w:val="24"/>
           <w:lang w:val="tr-TR"/>
         </w:rPr>
         <w:tab/>
@@ -17525,7 +17525,7 @@
           <w:b/>
           <w:bCs/>
           <w:noProof/>
-          <w:sz w:val="28"/>
+          <w:sz w:val="24"/>
           <w:lang w:val="tr-TR"/>
         </w:rPr>
         <w:tab/>
@@ -17536,7 +17536,7 @@
           <w:b/>
           <w:bCs/>
           <w:noProof/>
-          <w:sz w:val="28"/>
+          <w:sz w:val="24"/>
           <w:lang w:val="tr-TR"/>
         </w:rPr>
         <w:tab/>
@@ -17547,7 +17547,7 @@
           <w:b/>
           <w:bCs/>
           <w:noProof/>
-          <w:sz w:val="28"/>
+          <w:sz w:val="24"/>
           <w:u w:val="single"/>
           <w:lang w:val="tr-TR"/>
         </w:rPr>
@@ -17602,7 +17602,7 @@
         <w:rPr>
           <w:rFonts w:ascii="Times New Roman" w:hAnsi="Times New Roman" w:cs="Times New Roman"/>
           <w:noProof/>
-          <w:sz w:val="28"/>
+          <w:sz w:val="24"/>
           <w:lang w:val="tr-TR"/>
         </w:rPr>
       </w:pPr>
@@ -17660,15 +17660,15 @@
         <w:rPr>
           <w:rFonts w:ascii="Times New Roman" w:hAnsi="Times New Roman" w:cs="Times New Roman"/>
           <w:noProof/>
-          <w:sz w:val="28"/>
-          <w:lang w:val="tr-TR"/>
-        </w:rPr>
-      </w:pPr>
-      <w:r>
-        <w:rPr>
-          <w:rFonts w:ascii="Times New Roman" w:hAnsi="Times New Roman" w:cs="Times New Roman"/>
-          <w:noProof/>
-          <w:sz w:val="28"/>
+          <w:sz w:val="24"/>
+          <w:lang w:val="tr-TR"/>
+        </w:rPr>
+      </w:pPr>
+      <w:r>
+        <w:rPr>
+          <w:rFonts w:ascii="Times New Roman" w:hAnsi="Times New Roman" w:cs="Times New Roman"/>
+          <w:noProof/>
+          <w:sz w:val="24"/>
           <w:lang w:val="tr-TR"/>
         </w:rPr>
         <w:t>İş Tanımınızda olmadığı halde yaptığınız işler</w:t>
@@ -17677,7 +17677,7 @@
         <w:rPr>
           <w:rFonts w:ascii="Times New Roman" w:hAnsi="Times New Roman" w:cs="Times New Roman"/>
           <w:noProof/>
-          <w:sz w:val="28"/>
+          <w:sz w:val="24"/>
           <w:lang w:val="tr-TR"/>
         </w:rPr>
         <w:t xml:space="preserve"> nelerdir?</w:t>
@@ -17689,7 +17689,7 @@
         <w:rPr>
           <w:rFonts w:ascii="Times New Roman" w:hAnsi="Times New Roman" w:cs="Times New Roman"/>
           <w:noProof/>
-          <w:sz w:val="28"/>
+          <w:sz w:val="24"/>
           <w:lang w:val="tr-TR"/>
         </w:rPr>
       </w:pPr>
@@ -17729,7 +17729,7 @@
         <w:rPr>
           <w:rFonts w:ascii="Times New Roman" w:hAnsi="Times New Roman" w:cs="Times New Roman"/>
           <w:noProof/>
-          <w:sz w:val="28"/>
+          <w:sz w:val="24"/>
           <w:lang w:val="tr-TR"/>
         </w:rPr>
       </w:pPr>
@@ -17787,7 +17787,7 @@
           <w:rFonts w:ascii="Times New Roman" w:hAnsi="Times New Roman" w:cs="Times New Roman"/>
           <w:b/>
           <w:noProof/>
-          <w:sz w:val="28"/>
+          <w:sz w:val="24"/>
           <w:lang w:val="tr-TR"/>
         </w:rPr>
       </w:pPr>
@@ -17805,7 +17805,7 @@
         <w:rPr>
           <w:rFonts w:ascii="Times New Roman" w:hAnsi="Times New Roman" w:cs="Times New Roman"/>
           <w:noProof/>
-          <w:sz w:val="28"/>
+          <w:sz w:val="24"/>
           <w:lang w:val="tr-TR"/>
         </w:rPr>
         <w:tab/>
@@ -17815,7 +17815,7 @@
         <w:rPr>
           <w:rFonts w:ascii="Times New Roman" w:hAnsi="Times New Roman" w:cs="Times New Roman"/>
           <w:noProof/>
-          <w:sz w:val="28"/>
+          <w:sz w:val="24"/>
           <w:lang w:val="tr-TR"/>
         </w:rPr>
         <w:tab/>
@@ -17824,7 +17824,7 @@
         <w:rPr>
           <w:rFonts w:ascii="Times New Roman" w:hAnsi="Times New Roman" w:cs="Times New Roman"/>
           <w:noProof/>
-          <w:sz w:val="28"/>
+          <w:sz w:val="24"/>
           <w:lang w:val="tr-TR"/>
         </w:rPr>
         <w:tab/>
@@ -17833,7 +17833,7 @@
         <w:rPr>
           <w:rFonts w:ascii="Times New Roman" w:hAnsi="Times New Roman" w:cs="Times New Roman"/>
           <w:noProof/>
-          <w:sz w:val="28"/>
+          <w:sz w:val="24"/>
           <w:lang w:val="tr-TR"/>
         </w:rPr>
         <w:tab/>
@@ -17842,7 +17842,7 @@
         <w:rPr>
           <w:rFonts w:ascii="Times New Roman" w:hAnsi="Times New Roman" w:cs="Times New Roman"/>
           <w:noProof/>
-          <w:sz w:val="28"/>
+          <w:sz w:val="24"/>
           <w:lang w:val="tr-TR"/>
         </w:rPr>
         <w:tab/>
@@ -17851,7 +17851,7 @@
         <w:rPr>
           <w:rFonts w:ascii="Times New Roman" w:hAnsi="Times New Roman" w:cs="Times New Roman"/>
           <w:noProof/>
-          <w:sz w:val="28"/>
+          <w:sz w:val="24"/>
           <w:lang w:val="tr-TR"/>
         </w:rPr>
         <w:tab/>
@@ -17860,7 +17860,7 @@
         <w:rPr>
           <w:rFonts w:ascii="Times New Roman" w:hAnsi="Times New Roman" w:cs="Times New Roman"/>
           <w:noProof/>
-          <w:sz w:val="28"/>
+          <w:sz w:val="24"/>
           <w:lang w:val="tr-TR"/>
         </w:rPr>
         <w:tab/>
@@ -17869,7 +17869,7 @@
         <w:rPr>
           <w:rFonts w:ascii="Times New Roman" w:hAnsi="Times New Roman" w:cs="Times New Roman"/>
           <w:noProof/>
-          <w:sz w:val="28"/>
+          <w:sz w:val="24"/>
           <w:lang w:val="tr-TR"/>
         </w:rPr>
         <w:t xml:space="preserve">            </w:t>
@@ -17878,7 +17878,7 @@
         <w:rPr>
           <w:rFonts w:ascii="Times New Roman" w:hAnsi="Times New Roman" w:cs="Times New Roman"/>
           <w:noProof/>
-          <w:sz w:val="28"/>
+          <w:sz w:val="24"/>
           <w:lang w:val="tr-TR"/>
         </w:rPr>
         <w:t>NİÇİN?</w:t>
@@ -17940,7 +17940,7 @@
         <w:rPr>
           <w:rFonts w:ascii="Times New Roman" w:hAnsi="Times New Roman" w:cs="Times New Roman"/>
           <w:noProof/>
-          <w:sz w:val="28"/>
+          <w:sz w:val="24"/>
           <w:lang w:val="tr-TR"/>
         </w:rPr>
       </w:pPr>
@@ -17952,7 +17952,7 @@
         <w:rPr>
           <w:rFonts w:ascii="Times New Roman" w:hAnsi="Times New Roman" w:cs="Times New Roman"/>
           <w:noProof/>
-          <w:sz w:val="28"/>
+          <w:sz w:val="24"/>
           <w:lang w:val="tr-TR"/>
         </w:rPr>
       </w:pPr>
@@ -17964,15 +17964,15 @@
         <w:rPr>
           <w:rFonts w:ascii="Times New Roman" w:hAnsi="Times New Roman" w:cs="Times New Roman"/>
           <w:noProof/>
-          <w:sz w:val="28"/>
-          <w:lang w:val="tr-TR"/>
-        </w:rPr>
-      </w:pPr>
-      <w:r>
-        <w:rPr>
-          <w:rFonts w:ascii="Times New Roman" w:hAnsi="Times New Roman" w:cs="Times New Roman"/>
-          <w:noProof/>
-          <w:sz w:val="28"/>
+          <w:sz w:val="24"/>
+          <w:lang w:val="tr-TR"/>
+        </w:rPr>
+      </w:pPr>
+      <w:r>
+        <w:rPr>
+          <w:rFonts w:ascii="Times New Roman" w:hAnsi="Times New Roman" w:cs="Times New Roman"/>
+          <w:noProof/>
+          <w:sz w:val="24"/>
           <w:lang w:val="tr-TR"/>
         </w:rPr>
         <w:t>TARİH</w:t>
@@ -18014,7 +18014,7 @@
         <w:rPr>
           <w:rFonts w:ascii="Times New Roman" w:hAnsi="Times New Roman" w:cs="Times New Roman"/>
           <w:noProof/>
-          <w:sz w:val="28"/>
+          <w:sz w:val="24"/>
           <w:lang w:val="tr-TR"/>
         </w:rPr>
       </w:pPr>

--- a/assets/IsAnaliziForm-template.docx
+++ b/assets/IsAnaliziForm-template.docx
@@ -959,7 +959,7 @@
     </w:p>
     <w:p>
       <w:pPr>
-        <w:pStyle w:val="Balk3"/>
+        <w:pStyle w:val="Balk1"/>
         <w:numPr>
           <w:ilvl w:val="0"/>
           <w:numId w:val="27"/>
@@ -968,6 +968,9 @@
           <w:rFonts w:ascii="Times New Roman" w:hAnsi="Times New Roman" w:cs="Times New Roman"/>
           <w:noProof/>
           <w:lang w:val="tr-TR"/>
+          <w:b/>
+          <w:sz w:val="28"/>
+          <w:szCs w:val="28"/>
         </w:rPr>
       </w:pPr>
       <w:r>
@@ -977,6 +980,8 @@
           <w:bCs/>
           <w:noProof/>
           <w:lang w:val="tr-TR"/>
+          <w:sz w:val="28"/>
+          <w:szCs w:val="28"/>
         </w:rPr>
         <w:t>GENE</w:t>
       </w:r>
@@ -987,6 +992,8 @@
           <w:bCs/>
           <w:noProof/>
           <w:lang w:val="tr-TR"/>
+          <w:sz w:val="28"/>
+          <w:szCs w:val="28"/>
         </w:rPr>
         <w:t>L</w:t>
       </w:r>
@@ -997,6 +1004,8 @@
           <w:bCs/>
           <w:noProof/>
           <w:lang w:val="tr-TR"/>
+          <w:sz w:val="28"/>
+          <w:szCs w:val="28"/>
         </w:rPr>
         <w:t xml:space="preserve"> </w:t>
       </w:r>
@@ -1007,6 +1016,8 @@
           <w:bCs/>
           <w:noProof/>
           <w:lang w:val="tr-TR"/>
+          <w:sz w:val="28"/>
+          <w:szCs w:val="28"/>
         </w:rPr>
         <w:t>BİLGİLER</w:t>
       </w:r>
@@ -2384,6 +2395,30 @@
     </w:p>
     <w:p>
       <w:pPr>
+        <w:pStyle w:val="Balk1"/>
+        <w:rPr>
+          <w:rFonts w:ascii="Times New Roman" w:hAnsi="Times New Roman" w:cs="Times New Roman"/>
+          <w:b/>
+          <w:sz w:val="28"/>
+          <w:szCs w:val="28"/>
+          <w:noProof/>
+          <w:lang w:val="tr-TR"/>
+        </w:rPr>
+      </w:pPr>
+      <w:r>
+        <w:rPr>
+          <w:rFonts w:ascii="Times New Roman" w:hAnsi="Times New Roman" w:cs="Times New Roman"/>
+          <w:b/>
+          <w:sz w:val="28"/>
+          <w:szCs w:val="28"/>
+          <w:noProof/>
+          <w:lang w:val="tr-TR"/>
+        </w:rPr>
+        <w:t xml:space="preserve">2. POZİSYON ÖZETİ</w:t>
+      </w:r>
+    </w:p>
+    <w:p>
+      <w:pPr>
         <w:pStyle w:val="GvdeMetniGirintisi"/>
         <w:rPr>
           <w:rFonts w:ascii="Times New Roman" w:hAnsi="Times New Roman" w:cs="Times New Roman"/>
@@ -4046,6 +4081,30 @@
           <w:lang w:val="tr-TR" w:eastAsia="tr-TR"/>
         </w:rPr>
       </w:pPr>
+    </w:p>
+    <w:p>
+      <w:pPr>
+        <w:pStyle w:val="Balk1"/>
+        <w:rPr>
+          <w:rFonts w:ascii="Times New Roman" w:hAnsi="Times New Roman" w:cs="Times New Roman"/>
+          <w:b/>
+          <w:sz w:val="28"/>
+          <w:szCs w:val="28"/>
+          <w:noProof/>
+          <w:lang w:val="tr-TR"/>
+        </w:rPr>
+      </w:pPr>
+      <w:r>
+        <w:rPr>
+          <w:rFonts w:ascii="Times New Roman" w:hAnsi="Times New Roman" w:cs="Times New Roman"/>
+          <w:b/>
+          <w:sz w:val="28"/>
+          <w:szCs w:val="28"/>
+          <w:noProof/>
+          <w:lang w:val="tr-TR"/>
+        </w:rPr>
+        <w:t xml:space="preserve">3. DİĞER BİLGİLER</w:t>
+      </w:r>
     </w:p>
     <w:p>
       <w:pPr>
@@ -6170,7 +6229,7 @@
     </w:tbl>
     <w:p>
       <w:pPr>
-        <w:pStyle w:val="Balk4"/>
+        <w:pStyle w:val="Normal"/>
         <w:rPr>
           <w:rFonts w:ascii="Times New Roman" w:hAnsi="Times New Roman" w:cs="Times New Roman"/>
           <w:noProof/>
@@ -6635,18 +6694,24 @@
     </w:p>
     <w:p>
       <w:pPr>
-        <w:pStyle w:val="Balk4"/>
-        <w:rPr>
-          <w:rFonts w:ascii="Times New Roman" w:hAnsi="Times New Roman" w:cs="Times New Roman"/>
-          <w:noProof/>
-          <w:lang w:val="tr-TR"/>
-        </w:rPr>
-      </w:pPr>
-      <w:r>
-        <w:rPr>
-          <w:rFonts w:ascii="Times New Roman" w:hAnsi="Times New Roman" w:cs="Times New Roman"/>
-          <w:noProof/>
-          <w:lang w:val="tr-TR"/>
+        <w:pStyle w:val="Balk1"/>
+        <w:rPr>
+          <w:rFonts w:ascii="Times New Roman" w:hAnsi="Times New Roman" w:cs="Times New Roman"/>
+          <w:noProof/>
+          <w:lang w:val="tr-TR"/>
+          <w:b/>
+          <w:sz w:val="28"/>
+          <w:szCs w:val="28"/>
+        </w:rPr>
+      </w:pPr>
+      <w:r>
+        <w:rPr>
+          <w:rFonts w:ascii="Times New Roman" w:hAnsi="Times New Roman" w:cs="Times New Roman"/>
+          <w:noProof/>
+          <w:lang w:val="tr-TR"/>
+          <w:b/>
+          <w:sz w:val="28"/>
+          <w:szCs w:val="28"/>
         </w:rPr>
         <w:t>4</w:t>
       </w:r>
@@ -6655,6 +6720,9 @@
           <w:rFonts w:ascii="Times New Roman" w:hAnsi="Times New Roman" w:cs="Times New Roman"/>
           <w:noProof/>
           <w:lang w:val="tr-TR"/>
+          <w:b/>
+          <w:sz w:val="28"/>
+          <w:szCs w:val="28"/>
         </w:rPr>
         <w:t>. BİLGİ ve BECERİ</w:t>
       </w:r>
@@ -7355,7 +7423,7 @@
     </w:tbl>
     <w:p>
       <w:pPr>
-        <w:pStyle w:val="Balk4"/>
+        <w:pStyle w:val="Normal"/>
         <w:rPr>
           <w:rFonts w:ascii="Times New Roman" w:hAnsi="Times New Roman" w:cs="Times New Roman"/>
           <w:bCs w:val="0"/>
@@ -10869,188 +10937,188 @@
     </w:p>
     <w:p>
       <w:pPr>
-        <w:pStyle w:val="Balk4"/>
-        <w:rPr>
-          <w:rFonts w:ascii="Times New Roman" w:hAnsi="Times New Roman" w:cs="Times New Roman"/>
-          <w:noProof/>
-          <w:szCs w:val="24"/>
-          <w:lang w:val="tr-TR"/>
-        </w:rPr>
-      </w:pPr>
-    </w:p>
-    <w:p>
-      <w:pPr>
-        <w:rPr>
-          <w:rFonts w:ascii="Times New Roman" w:hAnsi="Times New Roman" w:cs="Times New Roman"/>
-          <w:sz w:val="24"/>
-          <w:szCs w:val="24"/>
-          <w:lang w:val="tr-TR"/>
-        </w:rPr>
-      </w:pPr>
-    </w:p>
-    <w:p>
-      <w:pPr>
-        <w:rPr>
-          <w:rFonts w:ascii="Times New Roman" w:hAnsi="Times New Roman" w:cs="Times New Roman"/>
-          <w:sz w:val="24"/>
-          <w:szCs w:val="24"/>
-          <w:lang w:val="tr-TR"/>
-        </w:rPr>
-      </w:pPr>
-    </w:p>
-    <w:p>
-      <w:pPr>
-        <w:rPr>
-          <w:rFonts w:ascii="Times New Roman" w:hAnsi="Times New Roman" w:cs="Times New Roman"/>
-          <w:sz w:val="24"/>
-          <w:szCs w:val="24"/>
-          <w:lang w:val="tr-TR"/>
-        </w:rPr>
-      </w:pPr>
-    </w:p>
-    <w:p>
-      <w:pPr>
-        <w:rPr>
-          <w:rFonts w:ascii="Times New Roman" w:hAnsi="Times New Roman" w:cs="Times New Roman"/>
-          <w:sz w:val="24"/>
-          <w:szCs w:val="24"/>
-          <w:lang w:val="tr-TR"/>
-        </w:rPr>
-      </w:pPr>
-    </w:p>
-    <w:p>
-      <w:pPr>
-        <w:rPr>
-          <w:rFonts w:ascii="Times New Roman" w:hAnsi="Times New Roman" w:cs="Times New Roman"/>
-          <w:sz w:val="24"/>
-          <w:szCs w:val="24"/>
-          <w:lang w:val="tr-TR"/>
-        </w:rPr>
-      </w:pPr>
-    </w:p>
-    <w:p>
-      <w:pPr>
-        <w:rPr>
-          <w:rFonts w:ascii="Times New Roman" w:hAnsi="Times New Roman" w:cs="Times New Roman"/>
-          <w:sz w:val="24"/>
-          <w:szCs w:val="24"/>
-          <w:lang w:val="tr-TR"/>
-        </w:rPr>
-      </w:pPr>
-    </w:p>
-    <w:p>
-      <w:pPr>
-        <w:rPr>
-          <w:rFonts w:ascii="Times New Roman" w:hAnsi="Times New Roman" w:cs="Times New Roman"/>
-          <w:sz w:val="24"/>
-          <w:szCs w:val="24"/>
-          <w:lang w:val="tr-TR"/>
-        </w:rPr>
-      </w:pPr>
-    </w:p>
-    <w:p>
-      <w:pPr>
-        <w:rPr>
-          <w:rFonts w:ascii="Times New Roman" w:hAnsi="Times New Roman" w:cs="Times New Roman"/>
-          <w:sz w:val="24"/>
-          <w:szCs w:val="24"/>
-          <w:lang w:val="tr-TR"/>
-        </w:rPr>
-      </w:pPr>
-    </w:p>
-    <w:p>
-      <w:pPr>
-        <w:rPr>
-          <w:rFonts w:ascii="Times New Roman" w:hAnsi="Times New Roman" w:cs="Times New Roman"/>
-          <w:sz w:val="24"/>
-          <w:szCs w:val="24"/>
-          <w:lang w:val="tr-TR"/>
-        </w:rPr>
-      </w:pPr>
-    </w:p>
-    <w:p>
-      <w:pPr>
-        <w:rPr>
-          <w:rFonts w:ascii="Times New Roman" w:hAnsi="Times New Roman" w:cs="Times New Roman"/>
-          <w:sz w:val="24"/>
-          <w:szCs w:val="24"/>
-          <w:lang w:val="tr-TR"/>
-        </w:rPr>
-      </w:pPr>
-    </w:p>
-    <w:p>
-      <w:pPr>
-        <w:rPr>
-          <w:rFonts w:ascii="Times New Roman" w:hAnsi="Times New Roman" w:cs="Times New Roman"/>
-          <w:sz w:val="24"/>
-          <w:szCs w:val="24"/>
-          <w:lang w:val="tr-TR"/>
-        </w:rPr>
-      </w:pPr>
-    </w:p>
-    <w:p>
-      <w:pPr>
-        <w:rPr>
-          <w:rFonts w:ascii="Times New Roman" w:hAnsi="Times New Roman" w:cs="Times New Roman"/>
-          <w:sz w:val="24"/>
-          <w:szCs w:val="24"/>
-          <w:lang w:val="tr-TR"/>
-        </w:rPr>
-      </w:pPr>
-    </w:p>
-    <w:p>
-      <w:pPr>
-        <w:rPr>
-          <w:rFonts w:ascii="Times New Roman" w:hAnsi="Times New Roman" w:cs="Times New Roman"/>
-          <w:sz w:val="24"/>
-          <w:szCs w:val="24"/>
-          <w:lang w:val="tr-TR"/>
-        </w:rPr>
-      </w:pPr>
-    </w:p>
-    <w:p>
-      <w:pPr>
-        <w:rPr>
-          <w:rFonts w:ascii="Times New Roman" w:hAnsi="Times New Roman" w:cs="Times New Roman"/>
-          <w:sz w:val="24"/>
-          <w:szCs w:val="24"/>
-          <w:lang w:val="tr-TR"/>
-        </w:rPr>
-      </w:pPr>
-    </w:p>
-    <w:p>
-      <w:pPr>
-        <w:rPr>
-          <w:rFonts w:ascii="Times New Roman" w:hAnsi="Times New Roman" w:cs="Times New Roman"/>
-          <w:sz w:val="24"/>
-          <w:szCs w:val="24"/>
-          <w:lang w:val="tr-TR"/>
-        </w:rPr>
-      </w:pPr>
-    </w:p>
-    <w:p>
-      <w:pPr>
-        <w:rPr>
-          <w:rFonts w:ascii="Times New Roman" w:hAnsi="Times New Roman" w:cs="Times New Roman"/>
-          <w:sz w:val="24"/>
-          <w:szCs w:val="24"/>
-          <w:lang w:val="tr-TR"/>
-        </w:rPr>
-      </w:pPr>
-    </w:p>
-    <w:p>
-      <w:pPr>
-        <w:rPr>
-          <w:rFonts w:ascii="Times New Roman" w:hAnsi="Times New Roman" w:cs="Times New Roman"/>
-          <w:sz w:val="24"/>
-          <w:szCs w:val="24"/>
-          <w:lang w:val="tr-TR"/>
-        </w:rPr>
-      </w:pPr>
-    </w:p>
-    <w:p>
-      <w:pPr>
-        <w:pStyle w:val="Balk4"/>
+        <w:pStyle w:val="Normal"/>
+        <w:rPr>
+          <w:rFonts w:ascii="Times New Roman" w:hAnsi="Times New Roman" w:cs="Times New Roman"/>
+          <w:noProof/>
+          <w:szCs w:val="24"/>
+          <w:lang w:val="tr-TR"/>
+        </w:rPr>
+      </w:pPr>
+    </w:p>
+    <w:p>
+      <w:pPr>
+        <w:rPr>
+          <w:rFonts w:ascii="Times New Roman" w:hAnsi="Times New Roman" w:cs="Times New Roman"/>
+          <w:sz w:val="24"/>
+          <w:szCs w:val="24"/>
+          <w:lang w:val="tr-TR"/>
+        </w:rPr>
+      </w:pPr>
+    </w:p>
+    <w:p>
+      <w:pPr>
+        <w:rPr>
+          <w:rFonts w:ascii="Times New Roman" w:hAnsi="Times New Roman" w:cs="Times New Roman"/>
+          <w:sz w:val="24"/>
+          <w:szCs w:val="24"/>
+          <w:lang w:val="tr-TR"/>
+        </w:rPr>
+      </w:pPr>
+    </w:p>
+    <w:p>
+      <w:pPr>
+        <w:rPr>
+          <w:rFonts w:ascii="Times New Roman" w:hAnsi="Times New Roman" w:cs="Times New Roman"/>
+          <w:sz w:val="24"/>
+          <w:szCs w:val="24"/>
+          <w:lang w:val="tr-TR"/>
+        </w:rPr>
+      </w:pPr>
+    </w:p>
+    <w:p>
+      <w:pPr>
+        <w:rPr>
+          <w:rFonts w:ascii="Times New Roman" w:hAnsi="Times New Roman" w:cs="Times New Roman"/>
+          <w:sz w:val="24"/>
+          <w:szCs w:val="24"/>
+          <w:lang w:val="tr-TR"/>
+        </w:rPr>
+      </w:pPr>
+    </w:p>
+    <w:p>
+      <w:pPr>
+        <w:rPr>
+          <w:rFonts w:ascii="Times New Roman" w:hAnsi="Times New Roman" w:cs="Times New Roman"/>
+          <w:sz w:val="24"/>
+          <w:szCs w:val="24"/>
+          <w:lang w:val="tr-TR"/>
+        </w:rPr>
+      </w:pPr>
+    </w:p>
+    <w:p>
+      <w:pPr>
+        <w:rPr>
+          <w:rFonts w:ascii="Times New Roman" w:hAnsi="Times New Roman" w:cs="Times New Roman"/>
+          <w:sz w:val="24"/>
+          <w:szCs w:val="24"/>
+          <w:lang w:val="tr-TR"/>
+        </w:rPr>
+      </w:pPr>
+    </w:p>
+    <w:p>
+      <w:pPr>
+        <w:rPr>
+          <w:rFonts w:ascii="Times New Roman" w:hAnsi="Times New Roman" w:cs="Times New Roman"/>
+          <w:sz w:val="24"/>
+          <w:szCs w:val="24"/>
+          <w:lang w:val="tr-TR"/>
+        </w:rPr>
+      </w:pPr>
+    </w:p>
+    <w:p>
+      <w:pPr>
+        <w:rPr>
+          <w:rFonts w:ascii="Times New Roman" w:hAnsi="Times New Roman" w:cs="Times New Roman"/>
+          <w:sz w:val="24"/>
+          <w:szCs w:val="24"/>
+          <w:lang w:val="tr-TR"/>
+        </w:rPr>
+      </w:pPr>
+    </w:p>
+    <w:p>
+      <w:pPr>
+        <w:rPr>
+          <w:rFonts w:ascii="Times New Roman" w:hAnsi="Times New Roman" w:cs="Times New Roman"/>
+          <w:sz w:val="24"/>
+          <w:szCs w:val="24"/>
+          <w:lang w:val="tr-TR"/>
+        </w:rPr>
+      </w:pPr>
+    </w:p>
+    <w:p>
+      <w:pPr>
+        <w:rPr>
+          <w:rFonts w:ascii="Times New Roman" w:hAnsi="Times New Roman" w:cs="Times New Roman"/>
+          <w:sz w:val="24"/>
+          <w:szCs w:val="24"/>
+          <w:lang w:val="tr-TR"/>
+        </w:rPr>
+      </w:pPr>
+    </w:p>
+    <w:p>
+      <w:pPr>
+        <w:rPr>
+          <w:rFonts w:ascii="Times New Roman" w:hAnsi="Times New Roman" w:cs="Times New Roman"/>
+          <w:sz w:val="24"/>
+          <w:szCs w:val="24"/>
+          <w:lang w:val="tr-TR"/>
+        </w:rPr>
+      </w:pPr>
+    </w:p>
+    <w:p>
+      <w:pPr>
+        <w:rPr>
+          <w:rFonts w:ascii="Times New Roman" w:hAnsi="Times New Roman" w:cs="Times New Roman"/>
+          <w:sz w:val="24"/>
+          <w:szCs w:val="24"/>
+          <w:lang w:val="tr-TR"/>
+        </w:rPr>
+      </w:pPr>
+    </w:p>
+    <w:p>
+      <w:pPr>
+        <w:rPr>
+          <w:rFonts w:ascii="Times New Roman" w:hAnsi="Times New Roman" w:cs="Times New Roman"/>
+          <w:sz w:val="24"/>
+          <w:szCs w:val="24"/>
+          <w:lang w:val="tr-TR"/>
+        </w:rPr>
+      </w:pPr>
+    </w:p>
+    <w:p>
+      <w:pPr>
+        <w:rPr>
+          <w:rFonts w:ascii="Times New Roman" w:hAnsi="Times New Roman" w:cs="Times New Roman"/>
+          <w:sz w:val="24"/>
+          <w:szCs w:val="24"/>
+          <w:lang w:val="tr-TR"/>
+        </w:rPr>
+      </w:pPr>
+    </w:p>
+    <w:p>
+      <w:pPr>
+        <w:rPr>
+          <w:rFonts w:ascii="Times New Roman" w:hAnsi="Times New Roman" w:cs="Times New Roman"/>
+          <w:sz w:val="24"/>
+          <w:szCs w:val="24"/>
+          <w:lang w:val="tr-TR"/>
+        </w:rPr>
+      </w:pPr>
+    </w:p>
+    <w:p>
+      <w:pPr>
+        <w:rPr>
+          <w:rFonts w:ascii="Times New Roman" w:hAnsi="Times New Roman" w:cs="Times New Roman"/>
+          <w:sz w:val="24"/>
+          <w:szCs w:val="24"/>
+          <w:lang w:val="tr-TR"/>
+        </w:rPr>
+      </w:pPr>
+    </w:p>
+    <w:p>
+      <w:pPr>
+        <w:rPr>
+          <w:rFonts w:ascii="Times New Roman" w:hAnsi="Times New Roman" w:cs="Times New Roman"/>
+          <w:sz w:val="24"/>
+          <w:szCs w:val="24"/>
+          <w:lang w:val="tr-TR"/>
+        </w:rPr>
+      </w:pPr>
+    </w:p>
+    <w:p>
+      <w:pPr>
+        <w:pStyle w:val="Normal"/>
         <w:rPr>
           <w:rFonts w:ascii="Times New Roman" w:hAnsi="Times New Roman" w:cs="Times New Roman"/>
           <w:szCs w:val="24"/>
@@ -12287,6 +12355,30 @@
     </w:p>
     <w:p>
       <w:pPr>
+        <w:pStyle w:val="Balk1"/>
+        <w:rPr>
+          <w:rFonts w:ascii="Times New Roman" w:hAnsi="Times New Roman" w:cs="Times New Roman"/>
+          <w:b/>
+          <w:sz w:val="28"/>
+          <w:szCs w:val="28"/>
+          <w:noProof/>
+          <w:lang w:val="tr-TR"/>
+        </w:rPr>
+      </w:pPr>
+      <w:r>
+        <w:rPr>
+          <w:rFonts w:ascii="Times New Roman" w:hAnsi="Times New Roman" w:cs="Times New Roman"/>
+          <w:b/>
+          <w:sz w:val="28"/>
+          <w:szCs w:val="28"/>
+          <w:noProof/>
+          <w:lang w:val="tr-TR"/>
+        </w:rPr>
+        <w:t xml:space="preserve">5. İŞİN ANALİZİ</w:t>
+      </w:r>
+    </w:p>
+    <w:p>
+      <w:pPr>
         <w:jc w:val="both"/>
         <w:rPr>
           <w:rFonts w:ascii="Times New Roman" w:hAnsi="Times New Roman" w:cs="Times New Roman"/>
@@ -15224,7 +15316,7 @@
     </w:p>
     <w:p>
       <w:pPr>
-        <w:pStyle w:val="Balk4"/>
+        <w:pStyle w:val="Normal"/>
         <w:rPr>
           <w:rFonts w:ascii="Times New Roman" w:hAnsi="Times New Roman" w:cs="Times New Roman"/>
           <w:noProof/>
@@ -15241,12 +15333,15 @@
     </w:p>
     <w:p>
       <w:pPr>
-        <w:pStyle w:val="Balk4"/>
+        <w:pStyle w:val="Balk1"/>
         <w:rPr>
           <w:rFonts w:ascii="Times New Roman" w:hAnsi="Times New Roman" w:cs="Times New Roman"/>
           <w:bCs w:val="0"/>
           <w:noProof/>
           <w:lang w:val="tr-TR"/>
+          <w:b/>
+          <w:sz w:val="28"/>
+          <w:szCs w:val="28"/>
         </w:rPr>
       </w:pPr>
       <w:r>
@@ -15255,6 +15350,9 @@
           <w:bCs w:val="0"/>
           <w:noProof/>
           <w:lang w:val="tr-TR"/>
+          <w:b/>
+          <w:sz w:val="28"/>
+          <w:szCs w:val="28"/>
         </w:rPr>
         <w:t>6</w:t>
       </w:r>
@@ -15264,6 +15362,9 @@
           <w:bCs w:val="0"/>
           <w:noProof/>
           <w:lang w:val="tr-TR"/>
+          <w:b/>
+          <w:sz w:val="28"/>
+          <w:szCs w:val="28"/>
         </w:rPr>
         <w:t>.  DENEYİM</w:t>
       </w:r>
@@ -15444,18 +15545,24 @@
     </w:p>
     <w:p>
       <w:pPr>
-        <w:pStyle w:val="Balk4"/>
-        <w:rPr>
-          <w:rFonts w:ascii="Times New Roman" w:hAnsi="Times New Roman" w:cs="Times New Roman"/>
-          <w:noProof/>
-          <w:lang w:val="tr-TR"/>
-        </w:rPr>
-      </w:pPr>
-      <w:r>
-        <w:rPr>
-          <w:rFonts w:ascii="Times New Roman" w:hAnsi="Times New Roman" w:cs="Times New Roman"/>
-          <w:noProof/>
-          <w:lang w:val="tr-TR"/>
+        <w:pStyle w:val="Balk1"/>
+        <w:rPr>
+          <w:rFonts w:ascii="Times New Roman" w:hAnsi="Times New Roman" w:cs="Times New Roman"/>
+          <w:noProof/>
+          <w:lang w:val="tr-TR"/>
+          <w:b/>
+          <w:sz w:val="28"/>
+          <w:szCs w:val="28"/>
+        </w:rPr>
+      </w:pPr>
+      <w:r>
+        <w:rPr>
+          <w:rFonts w:ascii="Times New Roman" w:hAnsi="Times New Roman" w:cs="Times New Roman"/>
+          <w:noProof/>
+          <w:lang w:val="tr-TR"/>
+          <w:b/>
+          <w:sz w:val="28"/>
+          <w:szCs w:val="28"/>
         </w:rPr>
         <w:t>7</w:t>
       </w:r>
@@ -15464,6 +15571,9 @@
           <w:rFonts w:ascii="Times New Roman" w:hAnsi="Times New Roman" w:cs="Times New Roman"/>
           <w:noProof/>
           <w:lang w:val="tr-TR"/>
+          <w:b/>
+          <w:sz w:val="28"/>
+          <w:szCs w:val="28"/>
         </w:rPr>
         <w:t>. GÜÇLÜK VE YARATICILIK</w:t>
       </w:r>
@@ -15788,20 +15898,26 @@
     </w:p>
     <w:p>
       <w:pPr>
-        <w:pStyle w:val="Balk9"/>
+        <w:pStyle w:val="Balk1"/>
         <w:ind w:left="0"/>
         <w:jc w:val="left"/>
         <w:rPr>
           <w:rFonts w:ascii="Times New Roman" w:hAnsi="Times New Roman" w:cs="Times New Roman"/>
           <w:noProof/>
           <w:lang w:val="tr-TR"/>
-        </w:rPr>
-      </w:pPr>
-      <w:r>
-        <w:rPr>
-          <w:rFonts w:ascii="Times New Roman" w:hAnsi="Times New Roman" w:cs="Times New Roman"/>
-          <w:noProof/>
-          <w:lang w:val="tr-TR"/>
+          <w:b/>
+          <w:sz w:val="28"/>
+          <w:szCs w:val="28"/>
+        </w:rPr>
+      </w:pPr>
+      <w:r>
+        <w:rPr>
+          <w:rFonts w:ascii="Times New Roman" w:hAnsi="Times New Roman" w:cs="Times New Roman"/>
+          <w:noProof/>
+          <w:lang w:val="tr-TR"/>
+          <w:b/>
+          <w:sz w:val="28"/>
+          <w:szCs w:val="28"/>
         </w:rPr>
         <w:t>8.</w:t>
       </w:r>
@@ -15810,6 +15926,9 @@
           <w:rFonts w:ascii="Times New Roman" w:hAnsi="Times New Roman" w:cs="Times New Roman"/>
           <w:noProof/>
           <w:lang w:val="tr-TR"/>
+          <w:b/>
+          <w:sz w:val="28"/>
+          <w:szCs w:val="28"/>
         </w:rPr>
         <w:t xml:space="preserve"> IÇ VE DIŞ KONTAKLAR</w:t>
       </w:r>
@@ -16355,7 +16474,7 @@
     </w:tbl>
     <w:p>
       <w:pPr>
-        <w:pStyle w:val="Balk4"/>
+        <w:pStyle w:val="Normal"/>
         <w:rPr>
           <w:rFonts w:ascii="Times New Roman" w:hAnsi="Times New Roman" w:cs="Times New Roman"/>
           <w:noProof/>
@@ -16700,7 +16819,7 @@
     </w:tbl>
     <w:p>
       <w:pPr>
-        <w:pStyle w:val="Balk4"/>
+        <w:pStyle w:val="Normal"/>
         <w:rPr>
           <w:rFonts w:ascii="Times New Roman" w:hAnsi="Times New Roman" w:cs="Times New Roman"/>
           <w:noProof/>
@@ -16938,28 +17057,34 @@
     </w:tbl>
     <w:p>
       <w:pPr>
-        <w:pStyle w:val="Balk4"/>
-        <w:rPr>
-          <w:rFonts w:ascii="Times New Roman" w:hAnsi="Times New Roman" w:cs="Times New Roman"/>
-          <w:noProof/>
-          <w:lang w:val="tr-TR"/>
-        </w:rPr>
-      </w:pPr>
-    </w:p>
-    <w:p>
-      <w:pPr>
-        <w:pStyle w:val="Balk4"/>
-        <w:rPr>
-          <w:rFonts w:ascii="Times New Roman" w:hAnsi="Times New Roman" w:cs="Times New Roman"/>
-          <w:noProof/>
-          <w:lang w:val="tr-TR"/>
-        </w:rPr>
-      </w:pPr>
-      <w:r>
-        <w:rPr>
-          <w:rFonts w:ascii="Times New Roman" w:hAnsi="Times New Roman" w:cs="Times New Roman"/>
-          <w:noProof/>
-          <w:lang w:val="tr-TR"/>
+        <w:pStyle w:val="Normal"/>
+        <w:rPr>
+          <w:rFonts w:ascii="Times New Roman" w:hAnsi="Times New Roman" w:cs="Times New Roman"/>
+          <w:noProof/>
+          <w:lang w:val="tr-TR"/>
+        </w:rPr>
+      </w:pPr>
+    </w:p>
+    <w:p>
+      <w:pPr>
+        <w:pStyle w:val="Balk1"/>
+        <w:rPr>
+          <w:rFonts w:ascii="Times New Roman" w:hAnsi="Times New Roman" w:cs="Times New Roman"/>
+          <w:noProof/>
+          <w:lang w:val="tr-TR"/>
+          <w:b/>
+          <w:sz w:val="28"/>
+          <w:szCs w:val="28"/>
+        </w:rPr>
+      </w:pPr>
+      <w:r>
+        <w:rPr>
+          <w:rFonts w:ascii="Times New Roman" w:hAnsi="Times New Roman" w:cs="Times New Roman"/>
+          <w:noProof/>
+          <w:lang w:val="tr-TR"/>
+          <w:b/>
+          <w:sz w:val="28"/>
+          <w:szCs w:val="28"/>
         </w:rPr>
         <w:t>9</w:t>
       </w:r>
@@ -16968,6 +17093,9 @@
           <w:rFonts w:ascii="Times New Roman" w:hAnsi="Times New Roman" w:cs="Times New Roman"/>
           <w:noProof/>
           <w:lang w:val="tr-TR"/>
+          <w:b/>
+          <w:sz w:val="28"/>
+          <w:szCs w:val="28"/>
         </w:rPr>
         <w:t>. LİDERLİK</w:t>
       </w:r>
@@ -17618,20 +17746,26 @@
     </w:p>
     <w:p>
       <w:pPr>
-        <w:pStyle w:val="Balk9"/>
+        <w:pStyle w:val="Balk1"/>
         <w:ind w:left="0"/>
         <w:jc w:val="left"/>
         <w:rPr>
           <w:rFonts w:ascii="Times New Roman" w:hAnsi="Times New Roman" w:cs="Times New Roman"/>
           <w:noProof/>
           <w:lang w:val="tr-TR"/>
-        </w:rPr>
-      </w:pPr>
-      <w:r>
-        <w:rPr>
-          <w:rFonts w:ascii="Times New Roman" w:hAnsi="Times New Roman" w:cs="Times New Roman"/>
-          <w:noProof/>
-          <w:lang w:val="tr-TR"/>
+          <w:b/>
+          <w:sz w:val="28"/>
+          <w:szCs w:val="28"/>
+        </w:rPr>
+      </w:pPr>
+      <w:r>
+        <w:rPr>
+          <w:rFonts w:ascii="Times New Roman" w:hAnsi="Times New Roman" w:cs="Times New Roman"/>
+          <w:noProof/>
+          <w:lang w:val="tr-TR"/>
+          <w:b/>
+          <w:sz w:val="28"/>
+          <w:szCs w:val="28"/>
         </w:rPr>
         <w:t>10</w:t>
       </w:r>
@@ -17640,6 +17774,9 @@
           <w:rFonts w:ascii="Times New Roman" w:hAnsi="Times New Roman" w:cs="Times New Roman"/>
           <w:noProof/>
           <w:lang w:val="tr-TR"/>
+          <w:b/>
+          <w:sz w:val="28"/>
+          <w:szCs w:val="28"/>
         </w:rPr>
         <w:t>. GÖREVİNİZ HARİCİNDEKİ İŞLER</w:t>
       </w:r>
@@ -17745,20 +17882,26 @@
     </w:p>
     <w:p>
       <w:pPr>
-        <w:pStyle w:val="Balk9"/>
+        <w:pStyle w:val="Balk1"/>
         <w:ind w:left="0"/>
         <w:jc w:val="left"/>
         <w:rPr>
           <w:rFonts w:ascii="Times New Roman" w:hAnsi="Times New Roman" w:cs="Times New Roman"/>
           <w:noProof/>
           <w:lang w:val="tr-TR"/>
-        </w:rPr>
-      </w:pPr>
-      <w:r>
-        <w:rPr>
-          <w:rFonts w:ascii="Times New Roman" w:hAnsi="Times New Roman" w:cs="Times New Roman"/>
-          <w:noProof/>
-          <w:lang w:val="tr-TR"/>
+          <w:b/>
+          <w:sz w:val="28"/>
+          <w:szCs w:val="28"/>
+        </w:rPr>
+      </w:pPr>
+      <w:r>
+        <w:rPr>
+          <w:rFonts w:ascii="Times New Roman" w:hAnsi="Times New Roman" w:cs="Times New Roman"/>
+          <w:noProof/>
+          <w:lang w:val="tr-TR"/>
+          <w:b/>
+          <w:sz w:val="28"/>
+          <w:szCs w:val="28"/>
         </w:rPr>
         <w:t>11</w:t>
       </w:r>
@@ -17767,6 +17910,9 @@
           <w:rFonts w:ascii="Times New Roman" w:hAnsi="Times New Roman" w:cs="Times New Roman"/>
           <w:noProof/>
           <w:lang w:val="tr-TR"/>
+          <w:b/>
+          <w:sz w:val="28"/>
+          <w:szCs w:val="28"/>
         </w:rPr>
         <w:t xml:space="preserve">. İŞİNİZİN EN ZOR VE KARMAŞIK YANI NELERDİR? </w:t>
       </w:r>
@@ -17959,21 +18105,26 @@
     </w:p>
     <w:p>
       <w:pPr>
+        <w:pStyle w:val="Balk1"/>
         <w:ind w:left="720"/>
         <w:jc w:val="both"/>
         <w:rPr>
           <w:rFonts w:ascii="Times New Roman" w:hAnsi="Times New Roman" w:cs="Times New Roman"/>
           <w:noProof/>
-          <w:sz w:val="24"/>
-          <w:lang w:val="tr-TR"/>
-        </w:rPr>
-      </w:pPr>
-      <w:r>
-        <w:rPr>
-          <w:rFonts w:ascii="Times New Roman" w:hAnsi="Times New Roman" w:cs="Times New Roman"/>
-          <w:noProof/>
-          <w:sz w:val="24"/>
-          <w:lang w:val="tr-TR"/>
+          <w:lang w:val="tr-TR"/>
+          <w:b/>
+          <w:sz w:val="28"/>
+          <w:szCs w:val="28"/>
+        </w:rPr>
+      </w:pPr>
+      <w:r>
+        <w:rPr>
+          <w:rFonts w:ascii="Times New Roman" w:hAnsi="Times New Roman" w:cs="Times New Roman"/>
+          <w:noProof/>
+          <w:lang w:val="tr-TR"/>
+          <w:b/>
+          <w:sz w:val="28"/>
+          <w:szCs w:val="28"/>
         </w:rPr>
         <w:t>TARİH</w:t>
       </w:r>

--- a/assets/IsAnaliziForm-template.docx
+++ b/assets/IsAnaliziForm-template.docx
@@ -2587,7 +2587,6 @@
     </w:p>
     <w:tbl>
       <w:tblPr>
-        <w:tblpPr w:leftFromText="180" w:rightFromText="180" w:vertAnchor="text" w:horzAnchor="margin" w:tblpY="43"/>
         <w:tblW w:w="0" w:type="auto"/>
         <w:tblBorders>
           <w:top w:val="single" w:sz="4" w:space="0" w:color="auto"/>
@@ -2610,6 +2609,7 @@
       </w:tblGrid>
       <w:tr>
         <w:trPr>
+          <w:tblHeader/>
           <w:cantSplit/>
           <w:trHeight w:val="1134"/>
         </w:trPr>

--- a/assets/IsAnaliziForm-template.docx
+++ b/assets/IsAnaliziForm-template.docx
@@ -14,7 +14,6 @@
     </w:p>
     <w:tbl>
       <w:tblPr>
-        <w:tblpPr w:leftFromText="187" w:rightFromText="187" w:horzAnchor="margin" w:tblpXSpec="center" w:tblpY="2881"/>
         <w:tblW w:w="4000" w:type="pct"/>
         <w:tblBorders>
           <w:left w:val="single" w:sz="18" w:space="0" w:color="4F81BD"/>
@@ -7754,7 +7753,6 @@
     </w:p>
     <w:tbl>
       <w:tblPr>
-        <w:tblpPr w:leftFromText="141" w:rightFromText="141" w:vertAnchor="text" w:tblpY="45"/>
         <w:tblW w:w="11165" w:type="dxa"/>
         <w:tblBorders>
           <w:top w:val="single" w:sz="4" w:space="0" w:color="auto"/>
@@ -7782,6 +7780,9 @@
         <w:gridCol w:w="1814"/>
       </w:tblGrid>
       <w:tr>
+        <w:trPr>
+          <w:tblHeader/>
+        </w:trPr>
         <w:tc>
           <w:tcPr>
             <w:tcW w:w="1668" w:type="dxa"/>
@@ -10686,7 +10687,6 @@
     </w:p>
     <w:tbl>
       <w:tblPr>
-        <w:tblpPr w:leftFromText="141" w:rightFromText="141" w:vertAnchor="text" w:horzAnchor="margin" w:tblpY="8"/>
         <w:tblW w:w="0" w:type="auto"/>
         <w:tblBorders>
           <w:top w:val="single" w:sz="4" w:space="0" w:color="auto"/>
@@ -10704,6 +10704,9 @@
         <w:gridCol w:w="3354"/>
       </w:tblGrid>
       <w:tr>
+        <w:trPr>
+          <w:tblHeader/>
+        </w:trPr>
         <w:tc>
           <w:tcPr>
             <w:tcW w:w="3353" w:type="dxa"/>
@@ -12457,7 +12460,6 @@
     </w:p>
     <w:tbl>
       <w:tblPr>
-        <w:tblpPr w:leftFromText="141" w:rightFromText="141" w:vertAnchor="page" w:horzAnchor="margin" w:tblpY="3043"/>
         <w:tblW w:w="0" w:type="auto"/>
         <w:tblBorders>
           <w:top w:val="single" w:sz="4" w:space="0" w:color="auto"/>
@@ -12475,6 +12477,9 @@
         <w:gridCol w:w="3354"/>
       </w:tblGrid>
       <w:tr>
+        <w:trPr>
+          <w:tblHeader/>
+        </w:trPr>
         <w:tc>
           <w:tcPr>
             <w:tcW w:w="3353" w:type="dxa"/>
@@ -13681,7 +13686,6 @@
     </w:p>
     <w:tbl>
       <w:tblPr>
-        <w:tblpPr w:leftFromText="141" w:rightFromText="141" w:vertAnchor="page" w:horzAnchor="margin" w:tblpY="541"/>
         <w:tblW w:w="0" w:type="auto"/>
         <w:tblBorders>
           <w:top w:val="single" w:sz="4" w:space="0" w:color="auto"/>
@@ -13699,6 +13703,9 @@
         <w:gridCol w:w="3354"/>
       </w:tblGrid>
       <w:tr>
+        <w:trPr>
+          <w:tblHeader/>
+        </w:trPr>
         <w:tc>
           <w:tcPr>
             <w:tcW w:w="3353" w:type="dxa"/>

--- a/assets/IsAnaliziForm-template.docx
+++ b/assets/IsAnaliziForm-template.docx
@@ -879,78 +879,6 @@
           <w:lang w:val="tr-TR"/>
         </w:rPr>
         <w:t>Form Doldurulma TARİHİ</w:t>
-      </w:r>
-      <w:r>
-        <w:rPr>
-          <w:rFonts w:ascii="Times New Roman" w:hAnsi="Times New Roman" w:cs="Times New Roman"/>
-          <w:b/>
-          <w:bCs/>
-          <w:iCs/>
-          <w:noProof/>
-          <w:sz w:val="24"/>
-          <w:lang w:val="tr-TR"/>
-        </w:rPr>
-        <w:t>___</w:t>
-      </w:r>
-      <w:r>
-        <w:rPr>
-          <w:rFonts w:ascii="Times New Roman" w:hAnsi="Times New Roman" w:cs="Times New Roman"/>
-          <w:b/>
-          <w:bCs/>
-          <w:iCs/>
-          <w:noProof/>
-          <w:sz w:val="24"/>
-          <w:lang w:val="tr-TR"/>
-        </w:rPr>
-        <w:t>_</w:t>
-      </w:r>
-      <w:r>
-        <w:rPr>
-          <w:rFonts w:ascii="Times New Roman" w:hAnsi="Times New Roman" w:cs="Times New Roman"/>
-          <w:b/>
-          <w:bCs/>
-          <w:iCs/>
-          <w:noProof/>
-          <w:sz w:val="24"/>
-          <w:lang w:val="tr-TR"/>
-        </w:rPr>
-        <w:t>/___</w:t>
-      </w:r>
-      <w:r>
-        <w:rPr>
-          <w:rFonts w:ascii="Times New Roman" w:hAnsi="Times New Roman" w:cs="Times New Roman"/>
-          <w:b/>
-          <w:bCs/>
-          <w:iCs/>
-          <w:noProof/>
-          <w:sz w:val="24"/>
-          <w:lang w:val="tr-TR"/>
-        </w:rPr>
-        <w:t>_</w:t>
-      </w:r>
-      <w:r>
-        <w:rPr>
-          <w:rFonts w:ascii="Times New Roman" w:hAnsi="Times New Roman" w:cs="Times New Roman"/>
-          <w:b/>
-          <w:bCs/>
-          <w:iCs/>
-          <w:noProof/>
-          <w:sz w:val="24"/>
-          <w:lang w:val="tr-TR"/>
-        </w:rPr>
-        <w:t>/___</w:t>
-      </w:r>
-      <w:r>
-        <w:rPr>
-          <w:rFonts w:ascii="Times New Roman" w:hAnsi="Times New Roman" w:cs="Times New Roman"/>
-          <w:b/>
-          <w:bCs/>
-          <w:iCs/>
-          <w:noProof/>
-          <w:sz w:val="24"/>
-          <w:lang w:val="tr-TR"/>
-        </w:rPr>
-        <w:t>____</w:t>
       </w:r>
       <w:r>
         <w:t xml:space="preserve"> {{form_tarihi}}</w:t>

--- a/assets/IsAnaliziForm-template.docx
+++ b/assets/IsAnaliziForm-template.docx
@@ -738,8 +738,8 @@
           <w:b/>
           <w:iCs/>
           <w:noProof/>
-          <w:sz w:val="24"/>
-          <w:szCs w:val="24"/>
+          <w:sz w:val="28"/>
+          <w:szCs w:val="28"/>
           <w:lang w:val="tr-TR"/>
         </w:rPr>
         <w:t xml:space="preserve">KILIÇ HOLDİNG </w:t>
@@ -750,8 +750,8 @@
           <w:b/>
           <w:iCs/>
           <w:noProof/>
-          <w:sz w:val="24"/>
-          <w:szCs w:val="24"/>
+          <w:sz w:val="28"/>
+          <w:szCs w:val="28"/>
           <w:lang w:val="tr-TR"/>
         </w:rPr>
         <w:t>İnsan Kaynakları Departmanı</w:t>
@@ -814,7 +814,7 @@
           <w:i/>
           <w:iCs/>
           <w:noProof/>
-          <w:sz w:val="24"/>
+          <w:sz w:val="28"/>
           <w:lang w:val="tr-TR"/>
         </w:rPr>
       </w:pPr>
@@ -827,7 +827,7 @@
           <w:i/>
           <w:iCs/>
           <w:noProof/>
-          <w:sz w:val="24"/>
+          <w:sz w:val="28"/>
           <w:lang w:val="tr-TR"/>
         </w:rPr>
       </w:pPr>
@@ -837,7 +837,7 @@
           <w:i/>
           <w:iCs/>
           <w:noProof/>
-          <w:sz w:val="24"/>
+          <w:sz w:val="28"/>
           <w:lang w:val="tr-TR"/>
         </w:rPr>
         <w:t>Lütfen yukarıdaki hatırlatmaları dikkate alarak formu doldurunuz.</w:t>
@@ -852,7 +852,7 @@
           <w:bCs/>
           <w:iCs/>
           <w:noProof/>
-          <w:sz w:val="24"/>
+          <w:sz w:val="28"/>
           <w:lang w:val="tr-TR"/>
         </w:rPr>
       </w:pPr>
@@ -866,7 +866,7 @@
           <w:bCs/>
           <w:iCs/>
           <w:noProof/>
-          <w:sz w:val="24"/>
+          <w:sz w:val="28"/>
           <w:lang w:val="tr-TR"/>
         </w:rPr>
       </w:pPr>
@@ -954,15 +954,15 @@
         <w:rPr>
           <w:rFonts w:ascii="Times New Roman" w:hAnsi="Times New Roman" w:cs="Times New Roman"/>
           <w:noProof/>
-          <w:sz w:val="24"/>
-          <w:lang w:val="tr-TR"/>
-        </w:rPr>
-      </w:pPr>
-      <w:r>
-        <w:rPr>
-          <w:rFonts w:ascii="Times New Roman" w:hAnsi="Times New Roman" w:cs="Times New Roman"/>
-          <w:noProof/>
-          <w:sz w:val="24"/>
+          <w:sz w:val="28"/>
+          <w:lang w:val="tr-TR"/>
+        </w:rPr>
+      </w:pPr>
+      <w:r>
+        <w:rPr>
+          <w:rFonts w:ascii="Times New Roman" w:hAnsi="Times New Roman" w:cs="Times New Roman"/>
+          <w:noProof/>
+          <w:sz w:val="28"/>
           <w:lang w:val="tr-TR"/>
         </w:rPr>
         <w:tab/>
@@ -1952,15 +1952,15 @@
         <w:rPr>
           <w:rFonts w:ascii="Times New Roman" w:hAnsi="Times New Roman" w:cs="Times New Roman"/>
           <w:noProof/>
-          <w:sz w:val="24"/>
-          <w:lang w:val="tr-TR"/>
-        </w:rPr>
-      </w:pPr>
-      <w:r>
-        <w:rPr>
-          <w:rFonts w:ascii="Times New Roman" w:hAnsi="Times New Roman" w:cs="Times New Roman"/>
-          <w:noProof/>
-          <w:sz w:val="24"/>
+          <w:sz w:val="28"/>
+          <w:lang w:val="tr-TR"/>
+        </w:rPr>
+      </w:pPr>
+      <w:r>
+        <w:rPr>
+          <w:rFonts w:ascii="Times New Roman" w:hAnsi="Times New Roman" w:cs="Times New Roman"/>
+          <w:noProof/>
+          <w:sz w:val="28"/>
           <w:lang w:val="tr-TR"/>
         </w:rPr>
         <w:tab/>
@@ -2153,66 +2153,6 @@
         <w:br/>
         <w:t xml:space="preserve">{{vekalet_edilen}}</w:t>
       </w:r>
-    </w:p>
-    <w:p>
-      <w:pPr>
-        <w:tabs>
-          <w:tab w:val="left" w:pos="426"/>
-          <w:tab w:val="left" w:pos="851"/>
-          <w:tab w:val="left" w:pos="993"/>
-        </w:tabs>
-        <w:rPr>
-          <w:rFonts w:ascii="Times New Roman" w:hAnsi="Times New Roman" w:cs="Times New Roman"/>
-          <w:b/>
-          <w:color w:val="auto"/>
-          <w:lang w:val="tr-TR" w:eastAsia="tr-TR"/>
-        </w:rPr>
-      </w:pPr>
-    </w:p>
-    <w:p>
-      <w:pPr>
-        <w:tabs>
-          <w:tab w:val="left" w:pos="426"/>
-          <w:tab w:val="left" w:pos="851"/>
-          <w:tab w:val="left" w:pos="993"/>
-        </w:tabs>
-        <w:rPr>
-          <w:rFonts w:ascii="Times New Roman" w:hAnsi="Times New Roman" w:cs="Times New Roman"/>
-          <w:b/>
-          <w:color w:val="auto"/>
-          <w:lang w:val="tr-TR" w:eastAsia="tr-TR"/>
-        </w:rPr>
-      </w:pPr>
-    </w:p>
-    <w:p>
-      <w:pPr>
-        <w:tabs>
-          <w:tab w:val="left" w:pos="426"/>
-          <w:tab w:val="left" w:pos="851"/>
-          <w:tab w:val="left" w:pos="993"/>
-        </w:tabs>
-        <w:rPr>
-          <w:rFonts w:ascii="Times New Roman" w:hAnsi="Times New Roman" w:cs="Times New Roman"/>
-          <w:b/>
-          <w:color w:val="auto"/>
-          <w:lang w:val="tr-TR" w:eastAsia="tr-TR"/>
-        </w:rPr>
-      </w:pPr>
-    </w:p>
-    <w:p>
-      <w:pPr>
-        <w:tabs>
-          <w:tab w:val="left" w:pos="426"/>
-          <w:tab w:val="left" w:pos="851"/>
-          <w:tab w:val="left" w:pos="993"/>
-        </w:tabs>
-        <w:rPr>
-          <w:rFonts w:ascii="Times New Roman" w:hAnsi="Times New Roman" w:cs="Times New Roman"/>
-          <w:b/>
-          <w:color w:val="auto"/>
-          <w:lang w:val="tr-TR" w:eastAsia="tr-TR"/>
-        </w:rPr>
-      </w:pPr>
     </w:p>
     <w:p>
       <w:pPr>
@@ -2283,8 +2223,8 @@
           <w:b/>
           <w:bCs/>
           <w:noProof/>
-          <w:sz w:val="24"/>
-          <w:szCs w:val="24"/>
+          <w:sz w:val="28"/>
+          <w:szCs w:val="28"/>
           <w:lang w:val="tr-TR"/>
         </w:rPr>
         <w:t>PO</w:t>
@@ -2295,8 +2235,8 @@
           <w:b/>
           <w:bCs/>
           <w:noProof/>
-          <w:sz w:val="24"/>
-          <w:szCs w:val="24"/>
+          <w:sz w:val="28"/>
+          <w:szCs w:val="28"/>
           <w:lang w:val="tr-TR"/>
         </w:rPr>
         <w:t>ZİSYON ÖZETİ</w:t>
@@ -2390,7 +2330,7 @@
           <w:rFonts w:ascii="Times New Roman" w:hAnsi="Times New Roman" w:cs="Times New Roman"/>
           <w:b/>
           <w:noProof/>
-          <w:szCs w:val="24"/>
+          <w:szCs w:val="28"/>
           <w:lang w:val="tr-TR"/>
         </w:rPr>
         <w:t>2.1.</w:t>
@@ -2400,7 +2340,7 @@
           <w:rFonts w:ascii="Times New Roman" w:hAnsi="Times New Roman" w:cs="Times New Roman"/>
           <w:b/>
           <w:noProof/>
-          <w:szCs w:val="24"/>
+          <w:szCs w:val="28"/>
           <w:lang w:val="tr-TR"/>
         </w:rPr>
         <w:t xml:space="preserve">Pozisyonunuzun getirdiği görev ve sorumlulukları önem derecesine göre sıralayınız ve açıklayınız. </w:t>
@@ -2553,8 +2493,8 @@
                 <w:b/>
                 <w:bCs/>
                 <w:noProof/>
-                <w:sz w:val="24"/>
-                <w:szCs w:val="24"/>
+                <w:sz w:val="28"/>
+                <w:szCs w:val="28"/>
                 <w:u w:val="single"/>
                 <w:lang w:val="tr-TR"/>
               </w:rPr>
@@ -2565,8 +2505,8 @@
                 <w:b/>
                 <w:bCs/>
                 <w:noProof/>
-                <w:sz w:val="24"/>
-                <w:szCs w:val="24"/>
+                <w:sz w:val="28"/>
+                <w:szCs w:val="28"/>
                 <w:u w:val="single"/>
                 <w:lang w:val="tr-TR"/>
               </w:rPr>
@@ -2587,8 +2527,8 @@
                 <w:b/>
                 <w:bCs/>
                 <w:noProof/>
-                <w:sz w:val="24"/>
-                <w:szCs w:val="24"/>
+                <w:sz w:val="28"/>
+                <w:szCs w:val="28"/>
                 <w:u w:val="single"/>
                 <w:lang w:val="tr-TR"/>
               </w:rPr>
@@ -2599,8 +2539,8 @@
                 <w:b/>
                 <w:bCs/>
                 <w:noProof/>
-                <w:sz w:val="24"/>
-                <w:szCs w:val="24"/>
+                <w:sz w:val="28"/>
+                <w:szCs w:val="28"/>
                 <w:u w:val="single"/>
                 <w:lang w:val="tr-TR"/>
               </w:rPr>
@@ -2621,8 +2561,8 @@
                 <w:b/>
                 <w:bCs/>
                 <w:noProof/>
-                <w:sz w:val="24"/>
-                <w:szCs w:val="24"/>
+                <w:sz w:val="28"/>
+                <w:szCs w:val="28"/>
                 <w:u w:val="single"/>
                 <w:lang w:val="tr-TR"/>
               </w:rPr>
@@ -2633,8 +2573,8 @@
                 <w:b/>
                 <w:bCs/>
                 <w:noProof/>
-                <w:sz w:val="24"/>
-                <w:szCs w:val="24"/>
+                <w:sz w:val="28"/>
+                <w:szCs w:val="28"/>
                 <w:u w:val="single"/>
                 <w:lang w:val="tr-TR"/>
               </w:rPr>
@@ -2895,136 +2835,6 @@
           <w:rFonts w:ascii="Times New Roman" w:hAnsi="Times New Roman" w:cs="Times New Roman"/>
           <w:b/>
           <w:bCs/>
-          <w:noProof/>
-          <w:lang w:val="tr-TR"/>
-        </w:rPr>
-      </w:pPr>
-    </w:p>
-    <w:p>
-      <w:pPr>
-        <w:jc w:val="both"/>
-        <w:rPr>
-          <w:rFonts w:ascii="Times New Roman" w:hAnsi="Times New Roman" w:cs="Times New Roman"/>
-          <w:noProof/>
-          <w:lang w:val="tr-TR"/>
-        </w:rPr>
-      </w:pPr>
-    </w:p>
-    <w:p>
-      <w:pPr>
-        <w:jc w:val="both"/>
-        <w:rPr>
-          <w:rFonts w:ascii="Times New Roman" w:hAnsi="Times New Roman" w:cs="Times New Roman"/>
-          <w:noProof/>
-          <w:lang w:val="tr-TR"/>
-        </w:rPr>
-      </w:pPr>
-    </w:p>
-    <w:p>
-      <w:pPr>
-        <w:jc w:val="both"/>
-        <w:rPr>
-          <w:rFonts w:ascii="Times New Roman" w:hAnsi="Times New Roman" w:cs="Times New Roman"/>
-          <w:noProof/>
-          <w:lang w:val="tr-TR"/>
-        </w:rPr>
-      </w:pPr>
-    </w:p>
-    <w:p>
-      <w:pPr>
-        <w:jc w:val="both"/>
-        <w:rPr>
-          <w:rFonts w:ascii="Times New Roman" w:hAnsi="Times New Roman" w:cs="Times New Roman"/>
-          <w:noProof/>
-          <w:lang w:val="tr-TR"/>
-        </w:rPr>
-      </w:pPr>
-    </w:p>
-    <w:p>
-      <w:pPr>
-        <w:jc w:val="both"/>
-        <w:rPr>
-          <w:rFonts w:ascii="Times New Roman" w:hAnsi="Times New Roman" w:cs="Times New Roman"/>
-          <w:noProof/>
-          <w:lang w:val="tr-TR"/>
-        </w:rPr>
-      </w:pPr>
-    </w:p>
-    <w:p>
-      <w:pPr>
-        <w:jc w:val="both"/>
-        <w:rPr>
-          <w:rFonts w:ascii="Times New Roman" w:hAnsi="Times New Roman" w:cs="Times New Roman"/>
-          <w:noProof/>
-          <w:lang w:val="tr-TR"/>
-        </w:rPr>
-      </w:pPr>
-    </w:p>
-    <w:p>
-      <w:pPr>
-        <w:jc w:val="both"/>
-        <w:rPr>
-          <w:rFonts w:ascii="Times New Roman" w:hAnsi="Times New Roman" w:cs="Times New Roman"/>
-          <w:noProof/>
-          <w:lang w:val="tr-TR"/>
-        </w:rPr>
-      </w:pPr>
-    </w:p>
-    <w:p>
-      <w:pPr>
-        <w:jc w:val="both"/>
-        <w:rPr>
-          <w:rFonts w:ascii="Times New Roman" w:hAnsi="Times New Roman" w:cs="Times New Roman"/>
-          <w:noProof/>
-          <w:lang w:val="tr-TR"/>
-        </w:rPr>
-      </w:pPr>
-    </w:p>
-    <w:p>
-      <w:pPr>
-        <w:jc w:val="both"/>
-        <w:rPr>
-          <w:rFonts w:ascii="Times New Roman" w:hAnsi="Times New Roman" w:cs="Times New Roman"/>
-          <w:noProof/>
-          <w:lang w:val="tr-TR"/>
-        </w:rPr>
-      </w:pPr>
-    </w:p>
-    <w:p>
-      <w:pPr>
-        <w:jc w:val="both"/>
-        <w:rPr>
-          <w:rFonts w:ascii="Times New Roman" w:hAnsi="Times New Roman" w:cs="Times New Roman"/>
-          <w:noProof/>
-          <w:lang w:val="tr-TR"/>
-        </w:rPr>
-      </w:pPr>
-    </w:p>
-    <w:p>
-      <w:pPr>
-        <w:jc w:val="both"/>
-        <w:rPr>
-          <w:rFonts w:ascii="Times New Roman" w:hAnsi="Times New Roman" w:cs="Times New Roman"/>
-          <w:noProof/>
-          <w:lang w:val="tr-TR"/>
-        </w:rPr>
-      </w:pPr>
-    </w:p>
-    <w:p>
-      <w:pPr>
-        <w:jc w:val="both"/>
-        <w:rPr>
-          <w:rFonts w:ascii="Times New Roman" w:hAnsi="Times New Roman" w:cs="Times New Roman"/>
-          <w:noProof/>
-          <w:lang w:val="tr-TR"/>
-        </w:rPr>
-      </w:pPr>
-    </w:p>
-    <w:p>
-      <w:pPr>
-        <w:jc w:val="both"/>
-        <w:rPr>
-          <w:rFonts w:ascii="Times New Roman" w:hAnsi="Times New Roman" w:cs="Times New Roman"/>
           <w:noProof/>
           <w:lang w:val="tr-TR"/>
         </w:rPr>
@@ -3168,8 +2978,8 @@
           <w:rFonts w:ascii="Times New Roman" w:hAnsi="Times New Roman" w:cs="Times New Roman"/>
           <w:b/>
           <w:color w:val="auto"/>
-          <w:sz w:val="24"/>
-          <w:szCs w:val="24"/>
+          <w:sz w:val="28"/>
+          <w:szCs w:val="28"/>
           <w:lang w:val="tr-TR" w:eastAsia="tr-TR"/>
         </w:rPr>
       </w:pPr>
@@ -3184,17 +2994,17 @@
         <w:rPr>
           <w:rFonts w:ascii="Times New Roman" w:hAnsi="Times New Roman" w:cs="Times New Roman"/>
           <w:color w:val="auto"/>
-          <w:sz w:val="24"/>
-          <w:szCs w:val="24"/>
-          <w:lang w:val="tr-TR" w:eastAsia="tr-TR"/>
-        </w:rPr>
-      </w:pPr>
-      <w:r>
-        <w:rPr>
-          <w:rFonts w:ascii="Times New Roman" w:hAnsi="Times New Roman" w:cs="Times New Roman"/>
-          <w:color w:val="auto"/>
-          <w:sz w:val="24"/>
-          <w:szCs w:val="24"/>
+          <w:sz w:val="28"/>
+          <w:szCs w:val="28"/>
+          <w:lang w:val="tr-TR" w:eastAsia="tr-TR"/>
+        </w:rPr>
+      </w:pPr>
+      <w:r>
+        <w:rPr>
+          <w:rFonts w:ascii="Times New Roman" w:hAnsi="Times New Roman" w:cs="Times New Roman"/>
+          <w:color w:val="auto"/>
+          <w:sz w:val="28"/>
+          <w:szCs w:val="28"/>
           <w:lang w:val="tr-TR" w:eastAsia="tr-TR"/>
         </w:rPr>
         <w:t xml:space="preserve"> 2.4.</w:t>
@@ -3203,8 +3013,8 @@
         <w:rPr>
           <w:rFonts w:ascii="Times New Roman" w:hAnsi="Times New Roman" w:cs="Times New Roman"/>
           <w:color w:val="auto"/>
-          <w:sz w:val="24"/>
-          <w:szCs w:val="24"/>
+          <w:sz w:val="28"/>
+          <w:szCs w:val="28"/>
           <w:lang w:val="tr-TR" w:eastAsia="tr-TR"/>
         </w:rPr>
         <w:t>Bu faaliyetleri yapmak için hangi girdiler gerekmektedir? Bunları hangi birim/bölüm sağlamaktadır?</w:t>
@@ -3220,96 +3030,30 @@
           <w:rFonts w:ascii="Times New Roman" w:hAnsi="Times New Roman" w:cs="Times New Roman"/>
           <w:b/>
           <w:color w:val="auto"/>
-          <w:sz w:val="24"/>
-          <w:szCs w:val="24"/>
-          <w:lang w:val="tr-TR" w:eastAsia="tr-TR"/>
-        </w:rPr>
-      </w:pPr>
-    </w:p>
-    <w:p>
-      <w:pPr>
-        <w:rPr>
-          <w:rFonts w:ascii="Times New Roman" w:hAnsi="Times New Roman" w:cs="Times New Roman"/>
-          <w:color w:val="auto"/>
-          <w:sz w:val="24"/>
-          <w:szCs w:val="24"/>
-          <w:lang w:val="tr-TR" w:eastAsia="tr-TR"/>
-        </w:rPr>
-      </w:pPr>
-    </w:p>
-    <w:p>
-      <w:pPr>
-        <w:rPr>
-          <w:rFonts w:ascii="Times New Roman" w:hAnsi="Times New Roman" w:cs="Times New Roman"/>
-          <w:color w:val="auto"/>
-          <w:sz w:val="24"/>
-          <w:szCs w:val="24"/>
-          <w:lang w:val="tr-TR" w:eastAsia="tr-TR"/>
-        </w:rPr>
-      </w:pPr>
-    </w:p>
-    <w:p>
-      <w:pPr>
-        <w:rPr>
-          <w:rFonts w:ascii="Times New Roman" w:hAnsi="Times New Roman" w:cs="Times New Roman"/>
-          <w:color w:val="auto"/>
-          <w:sz w:val="24"/>
-          <w:szCs w:val="24"/>
-          <w:lang w:val="tr-TR" w:eastAsia="tr-TR"/>
-        </w:rPr>
-      </w:pPr>
-    </w:p>
-    <w:p>
-      <w:pPr>
-        <w:rPr>
-          <w:rFonts w:ascii="Times New Roman" w:hAnsi="Times New Roman" w:cs="Times New Roman"/>
-          <w:color w:val="auto"/>
-          <w:sz w:val="24"/>
-          <w:szCs w:val="24"/>
-          <w:lang w:val="tr-TR" w:eastAsia="tr-TR"/>
-        </w:rPr>
-      </w:pPr>
-    </w:p>
-    <w:p>
-      <w:pPr>
-        <w:rPr>
-          <w:rFonts w:ascii="Times New Roman" w:hAnsi="Times New Roman" w:cs="Times New Roman"/>
-          <w:color w:val="auto"/>
-          <w:sz w:val="24"/>
-          <w:szCs w:val="24"/>
-          <w:lang w:val="tr-TR" w:eastAsia="tr-TR"/>
-        </w:rPr>
-      </w:pPr>
-    </w:p>
-    <w:p>
-      <w:pPr>
-        <w:rPr>
-          <w:rFonts w:ascii="Times New Roman" w:hAnsi="Times New Roman" w:cs="Times New Roman"/>
-          <w:color w:val="auto"/>
-          <w:sz w:val="24"/>
-          <w:szCs w:val="24"/>
-          <w:lang w:val="tr-TR" w:eastAsia="tr-TR"/>
-        </w:rPr>
-      </w:pPr>
-    </w:p>
-    <w:p>
-      <w:pPr>
-        <w:rPr>
-          <w:rFonts w:ascii="Times New Roman" w:hAnsi="Times New Roman" w:cs="Times New Roman"/>
-          <w:color w:val="auto"/>
-          <w:sz w:val="24"/>
-          <w:szCs w:val="24"/>
-          <w:lang w:val="tr-TR" w:eastAsia="tr-TR"/>
-        </w:rPr>
-      </w:pPr>
-    </w:p>
-    <w:p>
-      <w:pPr>
-        <w:rPr>
-          <w:rFonts w:ascii="Times New Roman" w:hAnsi="Times New Roman" w:cs="Times New Roman"/>
-          <w:color w:val="auto"/>
-          <w:sz w:val="24"/>
-          <w:szCs w:val="24"/>
+          <w:sz w:val="28"/>
+          <w:szCs w:val="28"/>
+          <w:lang w:val="tr-TR" w:eastAsia="tr-TR"/>
+        </w:rPr>
+      </w:pPr>
+    </w:p>
+    <w:p>
+      <w:pPr>
+        <w:rPr>
+          <w:rFonts w:ascii="Times New Roman" w:hAnsi="Times New Roman" w:cs="Times New Roman"/>
+          <w:color w:val="auto"/>
+          <w:sz w:val="28"/>
+          <w:szCs w:val="28"/>
+          <w:lang w:val="tr-TR" w:eastAsia="tr-TR"/>
+        </w:rPr>
+      </w:pPr>
+    </w:p>
+    <w:p>
+      <w:pPr>
+        <w:rPr>
+          <w:rFonts w:ascii="Times New Roman" w:hAnsi="Times New Roman" w:cs="Times New Roman"/>
+          <w:color w:val="auto"/>
+          <w:sz w:val="28"/>
+          <w:szCs w:val="28"/>
           <w:lang w:val="tr-TR" w:eastAsia="tr-TR"/>
         </w:rPr>
       </w:pPr>
@@ -3324,17 +3068,17 @@
         <w:rPr>
           <w:rFonts w:ascii="Times New Roman" w:hAnsi="Times New Roman" w:cs="Times New Roman"/>
           <w:color w:val="auto"/>
-          <w:sz w:val="24"/>
-          <w:szCs w:val="24"/>
-          <w:lang w:val="tr-TR" w:eastAsia="tr-TR"/>
-        </w:rPr>
-      </w:pPr>
-      <w:r>
-        <w:rPr>
-          <w:rFonts w:ascii="Times New Roman" w:hAnsi="Times New Roman" w:cs="Times New Roman"/>
-          <w:color w:val="auto"/>
-          <w:sz w:val="24"/>
-          <w:szCs w:val="24"/>
+          <w:sz w:val="28"/>
+          <w:szCs w:val="28"/>
+          <w:lang w:val="tr-TR" w:eastAsia="tr-TR"/>
+        </w:rPr>
+      </w:pPr>
+      <w:r>
+        <w:rPr>
+          <w:rFonts w:ascii="Times New Roman" w:hAnsi="Times New Roman" w:cs="Times New Roman"/>
+          <w:color w:val="auto"/>
+          <w:sz w:val="28"/>
+          <w:szCs w:val="28"/>
           <w:lang w:val="tr-TR" w:eastAsia="tr-TR"/>
         </w:rPr>
         <w:t>2.5.</w:t>
@@ -3343,8 +3087,8 @@
         <w:rPr>
           <w:rFonts w:ascii="Times New Roman" w:hAnsi="Times New Roman" w:cs="Times New Roman"/>
           <w:color w:val="auto"/>
-          <w:sz w:val="24"/>
-          <w:szCs w:val="24"/>
+          <w:sz w:val="28"/>
+          <w:szCs w:val="28"/>
           <w:lang w:val="tr-TR" w:eastAsia="tr-TR"/>
         </w:rPr>
         <w:t>Bu faaliyetler sonunda hangi çıktılar üretilmektedir ve bunlar nereye gider?</w:t>
@@ -3359,8 +3103,8 @@
         <w:rPr>
           <w:rFonts w:ascii="Times New Roman" w:hAnsi="Times New Roman" w:cs="Times New Roman"/>
           <w:color w:val="auto"/>
-          <w:sz w:val="24"/>
-          <w:szCs w:val="24"/>
+          <w:sz w:val="28"/>
+          <w:szCs w:val="28"/>
           <w:lang w:val="tr-TR" w:eastAsia="tr-TR"/>
         </w:rPr>
       </w:pPr>
@@ -3371,8 +3115,8 @@
           <w:rFonts w:ascii="Times New Roman" w:hAnsi="Times New Roman" w:cs="Times New Roman"/>
           <w:b/>
           <w:color w:val="auto"/>
-          <w:sz w:val="24"/>
-          <w:szCs w:val="24"/>
+          <w:sz w:val="28"/>
+          <w:szCs w:val="28"/>
           <w:lang w:val="tr-TR" w:eastAsia="tr-TR"/>
         </w:rPr>
       </w:pPr>
@@ -3383,31 +3127,8 @@
           <w:rFonts w:ascii="Times New Roman" w:hAnsi="Times New Roman" w:cs="Times New Roman"/>
           <w:b/>
           <w:color w:val="auto"/>
-          <w:sz w:val="24"/>
-          <w:szCs w:val="24"/>
-          <w:lang w:val="tr-TR" w:eastAsia="tr-TR"/>
-        </w:rPr>
-      </w:pPr>
-    </w:p>
-    <w:p>
-      <w:pPr>
-        <w:rPr>
-          <w:rFonts w:ascii="Times New Roman" w:hAnsi="Times New Roman" w:cs="Times New Roman"/>
-          <w:b/>
-          <w:color w:val="auto"/>
-          <w:sz w:val="24"/>
-          <w:szCs w:val="24"/>
-          <w:lang w:val="tr-TR" w:eastAsia="tr-TR"/>
-        </w:rPr>
-      </w:pPr>
-    </w:p>
-    <w:p>
-      <w:pPr>
-        <w:rPr>
-          <w:rFonts w:ascii="Times New Roman" w:hAnsi="Times New Roman" w:cs="Times New Roman"/>
-          <w:color w:val="auto"/>
-          <w:sz w:val="24"/>
-          <w:szCs w:val="24"/>
+          <w:sz w:val="28"/>
+          <w:szCs w:val="28"/>
           <w:lang w:val="tr-TR" w:eastAsia="tr-TR"/>
         </w:rPr>
       </w:pPr>
@@ -3422,17 +3143,17 @@
         <w:rPr>
           <w:rFonts w:ascii="Times New Roman" w:hAnsi="Times New Roman" w:cs="Times New Roman"/>
           <w:color w:val="auto"/>
-          <w:sz w:val="24"/>
-          <w:szCs w:val="24"/>
-          <w:lang w:val="tr-TR" w:eastAsia="tr-TR"/>
-        </w:rPr>
-      </w:pPr>
-      <w:r>
-        <w:rPr>
-          <w:rFonts w:ascii="Times New Roman" w:hAnsi="Times New Roman" w:cs="Times New Roman"/>
-          <w:color w:val="auto"/>
-          <w:sz w:val="24"/>
-          <w:szCs w:val="24"/>
+          <w:sz w:val="28"/>
+          <w:szCs w:val="28"/>
+          <w:lang w:val="tr-TR" w:eastAsia="tr-TR"/>
+        </w:rPr>
+      </w:pPr>
+      <w:r>
+        <w:rPr>
+          <w:rFonts w:ascii="Times New Roman" w:hAnsi="Times New Roman" w:cs="Times New Roman"/>
+          <w:color w:val="auto"/>
+          <w:sz w:val="28"/>
+          <w:szCs w:val="28"/>
           <w:lang w:val="tr-TR" w:eastAsia="tr-TR"/>
         </w:rPr>
         <w:t>2.6.</w:t>
@@ -3441,8 +3162,8 @@
         <w:rPr>
           <w:rFonts w:ascii="Times New Roman" w:hAnsi="Times New Roman" w:cs="Times New Roman"/>
           <w:color w:val="auto"/>
-          <w:sz w:val="24"/>
-          <w:szCs w:val="24"/>
+          <w:sz w:val="28"/>
+          <w:szCs w:val="28"/>
           <w:lang w:val="tr-TR" w:eastAsia="tr-TR"/>
         </w:rPr>
         <w:t>Faaliyetleri gerçekleştirirken hangi sistemler kullanılmaktadır?</w:t>
@@ -3458,8 +3179,8 @@
           <w:rFonts w:ascii="Times New Roman" w:hAnsi="Times New Roman" w:cs="Times New Roman"/>
           <w:b/>
           <w:color w:val="auto"/>
-          <w:sz w:val="24"/>
-          <w:szCs w:val="24"/>
+          <w:sz w:val="28"/>
+          <w:szCs w:val="28"/>
           <w:lang w:val="tr-TR" w:eastAsia="tr-TR"/>
         </w:rPr>
       </w:pPr>
@@ -3470,8 +3191,8 @@
           <w:rFonts w:ascii="Times New Roman" w:hAnsi="Times New Roman" w:cs="Times New Roman"/>
           <w:b/>
           <w:color w:val="auto"/>
-          <w:sz w:val="24"/>
-          <w:szCs w:val="24"/>
+          <w:sz w:val="28"/>
+          <w:szCs w:val="28"/>
           <w:lang w:val="tr-TR" w:eastAsia="tr-TR"/>
         </w:rPr>
       </w:pPr>
@@ -3482,32 +3203,8 @@
           <w:rFonts w:ascii="Times New Roman" w:hAnsi="Times New Roman" w:cs="Times New Roman"/>
           <w:b/>
           <w:color w:val="auto"/>
-          <w:sz w:val="24"/>
-          <w:szCs w:val="24"/>
-          <w:lang w:val="tr-TR" w:eastAsia="tr-TR"/>
-        </w:rPr>
-      </w:pPr>
-    </w:p>
-    <w:p>
-      <w:pPr>
-        <w:rPr>
-          <w:rFonts w:ascii="Times New Roman" w:hAnsi="Times New Roman" w:cs="Times New Roman"/>
-          <w:b/>
-          <w:color w:val="auto"/>
-          <w:sz w:val="24"/>
-          <w:szCs w:val="24"/>
-          <w:lang w:val="tr-TR" w:eastAsia="tr-TR"/>
-        </w:rPr>
-      </w:pPr>
-    </w:p>
-    <w:p>
-      <w:pPr>
-        <w:rPr>
-          <w:rFonts w:ascii="Times New Roman" w:hAnsi="Times New Roman" w:cs="Times New Roman"/>
-          <w:b/>
-          <w:color w:val="auto"/>
-          <w:sz w:val="24"/>
-          <w:szCs w:val="24"/>
+          <w:sz w:val="28"/>
+          <w:szCs w:val="28"/>
           <w:lang w:val="tr-TR" w:eastAsia="tr-TR"/>
         </w:rPr>
       </w:pPr>
@@ -3524,17 +3221,17 @@
         <w:rPr>
           <w:rFonts w:ascii="Times New Roman" w:hAnsi="Times New Roman" w:cs="Times New Roman"/>
           <w:color w:val="auto"/>
-          <w:sz w:val="24"/>
-          <w:szCs w:val="24"/>
-          <w:lang w:val="tr-TR" w:eastAsia="tr-TR"/>
-        </w:rPr>
-      </w:pPr>
-      <w:r>
-        <w:rPr>
-          <w:rFonts w:ascii="Times New Roman" w:hAnsi="Times New Roman" w:cs="Times New Roman"/>
-          <w:color w:val="auto"/>
-          <w:sz w:val="24"/>
-          <w:szCs w:val="24"/>
+          <w:sz w:val="28"/>
+          <w:szCs w:val="28"/>
+          <w:lang w:val="tr-TR" w:eastAsia="tr-TR"/>
+        </w:rPr>
+      </w:pPr>
+      <w:r>
+        <w:rPr>
+          <w:rFonts w:ascii="Times New Roman" w:hAnsi="Times New Roman" w:cs="Times New Roman"/>
+          <w:color w:val="auto"/>
+          <w:sz w:val="28"/>
+          <w:szCs w:val="28"/>
           <w:lang w:val="tr-TR" w:eastAsia="tr-TR"/>
         </w:rPr>
         <w:t>2.7.</w:t>
@@ -3543,8 +3240,8 @@
         <w:rPr>
           <w:rFonts w:ascii="Times New Roman" w:hAnsi="Times New Roman" w:cs="Times New Roman"/>
           <w:color w:val="auto"/>
-          <w:sz w:val="24"/>
-          <w:szCs w:val="24"/>
+          <w:sz w:val="28"/>
+          <w:szCs w:val="28"/>
           <w:lang w:val="tr-TR" w:eastAsia="tr-TR"/>
         </w:rPr>
         <w:t xml:space="preserve">Faaliyetlerinizi gerçekleştirmek için kullandığınız girdiler ( hammadde, bilgi, hedef, malzeme, insan </w:t>
@@ -3554,8 +3251,8 @@
         <w:rPr>
           <w:rFonts w:ascii="Times New Roman" w:hAnsi="Times New Roman" w:cs="Times New Roman"/>
           <w:color w:val="auto"/>
-          <w:sz w:val="24"/>
-          <w:szCs w:val="24"/>
+          <w:sz w:val="28"/>
+          <w:szCs w:val="28"/>
           <w:lang w:val="tr-TR" w:eastAsia="tr-TR"/>
         </w:rPr>
         <w:t>vb</w:t>
@@ -3565,8 +3262,8 @@
         <w:rPr>
           <w:rFonts w:ascii="Times New Roman" w:hAnsi="Times New Roman" w:cs="Times New Roman"/>
           <w:color w:val="auto"/>
-          <w:sz w:val="24"/>
-          <w:szCs w:val="24"/>
+          <w:sz w:val="28"/>
+          <w:szCs w:val="28"/>
           <w:lang w:val="tr-TR" w:eastAsia="tr-TR"/>
         </w:rPr>
         <w:t>) nelerdir?</w:t>
@@ -3590,8 +3287,8 @@
           <w:rFonts w:ascii="Times New Roman" w:hAnsi="Times New Roman" w:cs="Times New Roman"/>
           <w:b/>
           <w:color w:val="auto"/>
-          <w:sz w:val="24"/>
-          <w:szCs w:val="24"/>
+          <w:sz w:val="28"/>
+          <w:szCs w:val="28"/>
           <w:lang w:val="tr-TR" w:eastAsia="tr-TR"/>
         </w:rPr>
       </w:pPr>
@@ -3610,8 +3307,8 @@
           <w:rFonts w:ascii="Times New Roman" w:hAnsi="Times New Roman" w:cs="Times New Roman"/>
           <w:b/>
           <w:color w:val="auto"/>
-          <w:sz w:val="24"/>
-          <w:szCs w:val="24"/>
+          <w:sz w:val="28"/>
+          <w:szCs w:val="28"/>
           <w:lang w:val="tr-TR" w:eastAsia="tr-TR"/>
         </w:rPr>
       </w:pPr>
@@ -3630,28 +3327,8 @@
           <w:rFonts w:ascii="Times New Roman" w:hAnsi="Times New Roman" w:cs="Times New Roman"/>
           <w:b/>
           <w:color w:val="auto"/>
-          <w:sz w:val="24"/>
-          <w:szCs w:val="24"/>
-          <w:lang w:val="tr-TR" w:eastAsia="tr-TR"/>
-        </w:rPr>
-      </w:pPr>
-    </w:p>
-    <w:p>
-      <w:pPr>
-        <w:tabs>
-          <w:tab w:val="left" w:pos="426"/>
-          <w:tab w:val="left" w:pos="851"/>
-          <w:tab w:val="left" w:pos="993"/>
-        </w:tabs>
-        <w:spacing w:line="360" w:lineRule="auto"/>
-        <w:ind w:left="360"/>
-        <w:jc w:val="both"/>
-        <w:rPr>
-          <w:rFonts w:ascii="Times New Roman" w:hAnsi="Times New Roman" w:cs="Times New Roman"/>
-          <w:b/>
-          <w:color w:val="auto"/>
-          <w:sz w:val="24"/>
-          <w:szCs w:val="24"/>
+          <w:sz w:val="28"/>
+          <w:szCs w:val="28"/>
           <w:lang w:val="tr-TR" w:eastAsia="tr-TR"/>
         </w:rPr>
       </w:pPr>
@@ -3668,17 +3345,17 @@
         <w:rPr>
           <w:rFonts w:ascii="Times New Roman" w:hAnsi="Times New Roman" w:cs="Times New Roman"/>
           <w:color w:val="auto"/>
-          <w:sz w:val="24"/>
-          <w:szCs w:val="24"/>
-          <w:lang w:val="tr-TR" w:eastAsia="tr-TR"/>
-        </w:rPr>
-      </w:pPr>
-      <w:r>
-        <w:rPr>
-          <w:rFonts w:ascii="Times New Roman" w:hAnsi="Times New Roman" w:cs="Times New Roman"/>
-          <w:color w:val="auto"/>
-          <w:sz w:val="24"/>
-          <w:szCs w:val="24"/>
+          <w:sz w:val="28"/>
+          <w:szCs w:val="28"/>
+          <w:lang w:val="tr-TR" w:eastAsia="tr-TR"/>
+        </w:rPr>
+      </w:pPr>
+      <w:r>
+        <w:rPr>
+          <w:rFonts w:ascii="Times New Roman" w:hAnsi="Times New Roman" w:cs="Times New Roman"/>
+          <w:color w:val="auto"/>
+          <w:sz w:val="28"/>
+          <w:szCs w:val="28"/>
           <w:lang w:val="tr-TR" w:eastAsia="tr-TR"/>
         </w:rPr>
         <w:t>2.8.</w:t>
@@ -3687,8 +3364,8 @@
         <w:rPr>
           <w:rFonts w:ascii="Times New Roman" w:hAnsi="Times New Roman" w:cs="Times New Roman"/>
           <w:color w:val="auto"/>
-          <w:sz w:val="24"/>
-          <w:szCs w:val="24"/>
+          <w:sz w:val="28"/>
+          <w:szCs w:val="28"/>
           <w:lang w:val="tr-TR" w:eastAsia="tr-TR"/>
         </w:rPr>
         <w:t xml:space="preserve">Faaliyet sonuçlarınızı (çıktılarınızı) hedefe ulaşma açısından performansınızı ölçüyor musunuz? </w:t>
@@ -3712,8 +3389,8 @@
           <w:rFonts w:ascii="Times New Roman" w:hAnsi="Times New Roman" w:cs="Times New Roman"/>
           <w:b/>
           <w:color w:val="auto"/>
-          <w:sz w:val="24"/>
-          <w:szCs w:val="24"/>
+          <w:sz w:val="28"/>
+          <w:szCs w:val="28"/>
           <w:lang w:val="tr-TR" w:eastAsia="tr-TR"/>
         </w:rPr>
       </w:pPr>
@@ -3731,17 +3408,17 @@
         <w:rPr>
           <w:rFonts w:ascii="Times New Roman" w:hAnsi="Times New Roman" w:cs="Times New Roman"/>
           <w:color w:val="auto"/>
-          <w:sz w:val="24"/>
-          <w:szCs w:val="24"/>
-          <w:lang w:val="tr-TR" w:eastAsia="tr-TR"/>
-        </w:rPr>
-      </w:pPr>
-      <w:r>
-        <w:rPr>
-          <w:rFonts w:ascii="Times New Roman" w:hAnsi="Times New Roman" w:cs="Times New Roman"/>
-          <w:color w:val="auto"/>
-          <w:sz w:val="24"/>
-          <w:szCs w:val="24"/>
+          <w:sz w:val="28"/>
+          <w:szCs w:val="28"/>
+          <w:lang w:val="tr-TR" w:eastAsia="tr-TR"/>
+        </w:rPr>
+      </w:pPr>
+      <w:r>
+        <w:rPr>
+          <w:rFonts w:ascii="Times New Roman" w:hAnsi="Times New Roman" w:cs="Times New Roman"/>
+          <w:color w:val="auto"/>
+          <w:sz w:val="28"/>
+          <w:szCs w:val="28"/>
           <w:lang w:val="tr-TR" w:eastAsia="tr-TR"/>
         </w:rPr>
         <w:t>2.8.1.</w:t>
@@ -3750,8 +3427,8 @@
         <w:rPr>
           <w:rFonts w:ascii="Times New Roman" w:hAnsi="Times New Roman" w:cs="Times New Roman"/>
           <w:color w:val="auto"/>
-          <w:sz w:val="24"/>
-          <w:szCs w:val="24"/>
+          <w:sz w:val="28"/>
+          <w:szCs w:val="28"/>
           <w:lang w:val="tr-TR" w:eastAsia="tr-TR"/>
         </w:rPr>
         <w:t xml:space="preserve">Faaliyetlerinizin mevcut performansı nedir? </w:t>
@@ -3775,8 +3452,8 @@
           <w:rFonts w:ascii="Times New Roman" w:hAnsi="Times New Roman" w:cs="Times New Roman"/>
           <w:b/>
           <w:color w:val="auto"/>
-          <w:sz w:val="24"/>
-          <w:szCs w:val="24"/>
+          <w:sz w:val="28"/>
+          <w:szCs w:val="28"/>
           <w:lang w:val="tr-TR" w:eastAsia="tr-TR"/>
         </w:rPr>
       </w:pPr>
@@ -3795,8 +3472,8 @@
           <w:rFonts w:ascii="Times New Roman" w:hAnsi="Times New Roman" w:cs="Times New Roman"/>
           <w:b/>
           <w:color w:val="auto"/>
-          <w:sz w:val="24"/>
-          <w:szCs w:val="24"/>
+          <w:sz w:val="28"/>
+          <w:szCs w:val="28"/>
           <w:lang w:val="tr-TR" w:eastAsia="tr-TR"/>
         </w:rPr>
       </w:pPr>
@@ -3815,8 +3492,8 @@
           <w:rFonts w:ascii="Times New Roman" w:hAnsi="Times New Roman" w:cs="Times New Roman"/>
           <w:b/>
           <w:color w:val="auto"/>
-          <w:sz w:val="24"/>
-          <w:szCs w:val="24"/>
+          <w:sz w:val="28"/>
+          <w:szCs w:val="28"/>
           <w:lang w:val="tr-TR" w:eastAsia="tr-TR"/>
         </w:rPr>
       </w:pPr>
@@ -3834,17 +3511,17 @@
         <w:rPr>
           <w:rFonts w:ascii="Times New Roman" w:hAnsi="Times New Roman" w:cs="Times New Roman"/>
           <w:color w:val="auto"/>
-          <w:sz w:val="24"/>
-          <w:szCs w:val="24"/>
-          <w:lang w:val="tr-TR" w:eastAsia="tr-TR"/>
-        </w:rPr>
-      </w:pPr>
-      <w:r>
-        <w:rPr>
-          <w:rFonts w:ascii="Times New Roman" w:hAnsi="Times New Roman" w:cs="Times New Roman"/>
-          <w:color w:val="auto"/>
-          <w:sz w:val="24"/>
-          <w:szCs w:val="24"/>
+          <w:sz w:val="28"/>
+          <w:szCs w:val="28"/>
+          <w:lang w:val="tr-TR" w:eastAsia="tr-TR"/>
+        </w:rPr>
+      </w:pPr>
+      <w:r>
+        <w:rPr>
+          <w:rFonts w:ascii="Times New Roman" w:hAnsi="Times New Roman" w:cs="Times New Roman"/>
+          <w:color w:val="auto"/>
+          <w:sz w:val="28"/>
+          <w:szCs w:val="28"/>
           <w:lang w:val="tr-TR" w:eastAsia="tr-TR"/>
         </w:rPr>
         <w:t>2.8.2.</w:t>
@@ -3853,8 +3530,8 @@
         <w:rPr>
           <w:rFonts w:ascii="Times New Roman" w:hAnsi="Times New Roman" w:cs="Times New Roman"/>
           <w:color w:val="auto"/>
-          <w:sz w:val="24"/>
-          <w:szCs w:val="24"/>
+          <w:sz w:val="28"/>
+          <w:szCs w:val="28"/>
           <w:lang w:val="tr-TR" w:eastAsia="tr-TR"/>
         </w:rPr>
         <w:t xml:space="preserve">Hangi göstergelerle (miktar, sayı, performans, oran, maliyet </w:t>
@@ -3864,8 +3541,8 @@
         <w:rPr>
           <w:rFonts w:ascii="Times New Roman" w:hAnsi="Times New Roman" w:cs="Times New Roman"/>
           <w:color w:val="auto"/>
-          <w:sz w:val="24"/>
-          <w:szCs w:val="24"/>
+          <w:sz w:val="28"/>
+          <w:szCs w:val="28"/>
           <w:lang w:val="tr-TR" w:eastAsia="tr-TR"/>
         </w:rPr>
         <w:t>vb</w:t>
@@ -3875,8 +3552,8 @@
         <w:rPr>
           <w:rFonts w:ascii="Times New Roman" w:hAnsi="Times New Roman" w:cs="Times New Roman"/>
           <w:color w:val="auto"/>
-          <w:sz w:val="24"/>
-          <w:szCs w:val="24"/>
+          <w:sz w:val="28"/>
+          <w:szCs w:val="28"/>
           <w:lang w:val="tr-TR" w:eastAsia="tr-TR"/>
         </w:rPr>
         <w:t xml:space="preserve">) ölçüyorsunuz.  </w:t>
@@ -3891,63 +3568,30 @@
         <w:rPr>
           <w:rFonts w:ascii="Times New Roman" w:hAnsi="Times New Roman" w:cs="Times New Roman"/>
           <w:color w:val="auto"/>
-          <w:sz w:val="24"/>
-          <w:szCs w:val="24"/>
-          <w:lang w:val="tr-TR" w:eastAsia="tr-TR"/>
-        </w:rPr>
-      </w:pPr>
-    </w:p>
-    <w:p>
-      <w:pPr>
-        <w:rPr>
-          <w:rFonts w:ascii="Times New Roman" w:hAnsi="Times New Roman" w:cs="Times New Roman"/>
-          <w:color w:val="auto"/>
-          <w:sz w:val="24"/>
-          <w:szCs w:val="24"/>
-          <w:lang w:val="tr-TR" w:eastAsia="tr-TR"/>
-        </w:rPr>
-      </w:pPr>
-    </w:p>
-    <w:p>
-      <w:pPr>
-        <w:rPr>
-          <w:rFonts w:ascii="Times New Roman" w:hAnsi="Times New Roman" w:cs="Times New Roman"/>
-          <w:color w:val="auto"/>
-          <w:sz w:val="24"/>
-          <w:szCs w:val="24"/>
-          <w:lang w:val="tr-TR" w:eastAsia="tr-TR"/>
-        </w:rPr>
-      </w:pPr>
-    </w:p>
-    <w:p>
-      <w:pPr>
-        <w:rPr>
-          <w:rFonts w:ascii="Times New Roman" w:hAnsi="Times New Roman" w:cs="Times New Roman"/>
-          <w:color w:val="auto"/>
-          <w:sz w:val="24"/>
-          <w:szCs w:val="24"/>
-          <w:lang w:val="tr-TR" w:eastAsia="tr-TR"/>
-        </w:rPr>
-      </w:pPr>
-    </w:p>
-    <w:p>
-      <w:pPr>
-        <w:rPr>
-          <w:rFonts w:ascii="Times New Roman" w:hAnsi="Times New Roman" w:cs="Times New Roman"/>
-          <w:color w:val="auto"/>
-          <w:sz w:val="24"/>
-          <w:szCs w:val="24"/>
-          <w:lang w:val="tr-TR" w:eastAsia="tr-TR"/>
-        </w:rPr>
-      </w:pPr>
-    </w:p>
-    <w:p>
-      <w:pPr>
-        <w:rPr>
-          <w:rFonts w:ascii="Times New Roman" w:hAnsi="Times New Roman" w:cs="Times New Roman"/>
-          <w:color w:val="auto"/>
-          <w:sz w:val="24"/>
-          <w:szCs w:val="24"/>
+          <w:sz w:val="28"/>
+          <w:szCs w:val="28"/>
+          <w:lang w:val="tr-TR" w:eastAsia="tr-TR"/>
+        </w:rPr>
+      </w:pPr>
+    </w:p>
+    <w:p>
+      <w:pPr>
+        <w:rPr>
+          <w:rFonts w:ascii="Times New Roman" w:hAnsi="Times New Roman" w:cs="Times New Roman"/>
+          <w:color w:val="auto"/>
+          <w:sz w:val="28"/>
+          <w:szCs w:val="28"/>
+          <w:lang w:val="tr-TR" w:eastAsia="tr-TR"/>
+        </w:rPr>
+      </w:pPr>
+    </w:p>
+    <w:p>
+      <w:pPr>
+        <w:rPr>
+          <w:rFonts w:ascii="Times New Roman" w:hAnsi="Times New Roman" w:cs="Times New Roman"/>
+          <w:color w:val="auto"/>
+          <w:sz w:val="28"/>
+          <w:szCs w:val="28"/>
           <w:lang w:val="tr-TR" w:eastAsia="tr-TR"/>
         </w:rPr>
       </w:pPr>
@@ -3965,8 +3609,8 @@
           <w:b/>
           <w:iCs/>
           <w:color w:val="auto"/>
-          <w:sz w:val="24"/>
-          <w:szCs w:val="24"/>
+          <w:sz w:val="28"/>
+          <w:szCs w:val="28"/>
           <w:u w:val="single"/>
           <w:lang w:val="tr-TR" w:eastAsia="tr-TR"/>
         </w:rPr>
@@ -3977,8 +3621,8 @@
           <w:b/>
           <w:iCs/>
           <w:color w:val="auto"/>
-          <w:sz w:val="24"/>
-          <w:szCs w:val="24"/>
+          <w:sz w:val="28"/>
+          <w:szCs w:val="28"/>
           <w:u w:val="single"/>
           <w:lang w:val="tr-TR" w:eastAsia="tr-TR"/>
         </w:rPr>
@@ -3990,8 +3634,8 @@
           <w:b/>
           <w:iCs/>
           <w:color w:val="auto"/>
-          <w:sz w:val="24"/>
-          <w:szCs w:val="24"/>
+          <w:sz w:val="28"/>
+          <w:szCs w:val="28"/>
           <w:u w:val="single"/>
           <w:lang w:val="tr-TR" w:eastAsia="tr-TR"/>
         </w:rPr>
@@ -4003,8 +3647,8 @@
         <w:rPr>
           <w:rFonts w:ascii="Times New Roman" w:hAnsi="Times New Roman" w:cs="Times New Roman"/>
           <w:color w:val="auto"/>
-          <w:sz w:val="24"/>
-          <w:szCs w:val="24"/>
+          <w:sz w:val="28"/>
+          <w:szCs w:val="28"/>
           <w:lang w:val="tr-TR" w:eastAsia="tr-TR"/>
         </w:rPr>
       </w:pPr>
@@ -4051,8 +3695,8 @@
           <w:i/>
           <w:iCs/>
           <w:color w:val="auto"/>
-          <w:sz w:val="24"/>
-          <w:szCs w:val="24"/>
+          <w:sz w:val="28"/>
+          <w:szCs w:val="28"/>
           <w:lang w:val="tr-TR" w:eastAsia="tr-TR"/>
         </w:rPr>
       </w:pPr>
@@ -4062,8 +3706,8 @@
           <w:i/>
           <w:iCs/>
           <w:color w:val="auto"/>
-          <w:sz w:val="24"/>
-          <w:szCs w:val="24"/>
+          <w:sz w:val="28"/>
+          <w:szCs w:val="28"/>
           <w:lang w:val="tr-TR" w:eastAsia="tr-TR"/>
         </w:rPr>
         <w:t xml:space="preserve">İşle ilgili hazırlanan, kontrol edilen veya onaylanan form, doküman ve raporlar nelerdir? </w:t>
@@ -4078,8 +3722,8 @@
         <w:rPr>
           <w:rFonts w:ascii="Times New Roman" w:hAnsi="Times New Roman" w:cs="Times New Roman"/>
           <w:color w:val="auto"/>
-          <w:sz w:val="24"/>
-          <w:szCs w:val="24"/>
+          <w:sz w:val="28"/>
+          <w:szCs w:val="28"/>
           <w:lang w:val="tr-TR" w:eastAsia="tr-TR"/>
         </w:rPr>
       </w:pPr>
@@ -4098,8 +3742,8 @@
           <w:bCs/>
           <w:iCs/>
           <w:color w:val="auto"/>
-          <w:sz w:val="24"/>
-          <w:szCs w:val="24"/>
+          <w:sz w:val="28"/>
+          <w:szCs w:val="28"/>
           <w:lang w:val="tr-TR" w:eastAsia="tr-TR"/>
         </w:rPr>
       </w:pPr>
@@ -4109,8 +3753,8 @@
           <w:bCs/>
           <w:iCs/>
           <w:color w:val="auto"/>
-          <w:sz w:val="24"/>
-          <w:szCs w:val="24"/>
+          <w:sz w:val="28"/>
+          <w:szCs w:val="28"/>
           <w:lang w:val="tr-TR" w:eastAsia="tr-TR"/>
         </w:rPr>
         <w:t>Gelen Belgeler ve Sözlü Talimatlar</w:t>
@@ -4121,8 +3765,8 @@
         <w:rPr>
           <w:rFonts w:ascii="Times New Roman" w:hAnsi="Times New Roman" w:cs="Times New Roman"/>
           <w:color w:val="auto"/>
-          <w:sz w:val="24"/>
-          <w:szCs w:val="24"/>
+          <w:sz w:val="28"/>
+          <w:szCs w:val="28"/>
           <w:lang w:val="tr-TR" w:eastAsia="tr-TR"/>
         </w:rPr>
       </w:pPr>
@@ -4176,8 +3820,8 @@
                 <w:rFonts w:ascii="Times New Roman" w:hAnsi="Times New Roman" w:cs="Times New Roman"/>
                 <w:b/>
                 <w:color w:val="auto"/>
-                <w:sz w:val="24"/>
-                <w:szCs w:val="24"/>
+                <w:sz w:val="28"/>
+                <w:szCs w:val="28"/>
                 <w:lang w:val="tr-TR" w:eastAsia="tr-TR"/>
               </w:rPr>
             </w:pPr>
@@ -4186,8 +3830,8 @@
                 <w:rFonts w:ascii="Times New Roman" w:hAnsi="Times New Roman" w:cs="Times New Roman"/>
                 <w:b/>
                 <w:color w:val="auto"/>
-                <w:sz w:val="24"/>
-                <w:szCs w:val="24"/>
+                <w:sz w:val="28"/>
+                <w:szCs w:val="28"/>
                 <w:lang w:val="tr-TR" w:eastAsia="tr-TR"/>
               </w:rPr>
               <w:t>BELGELER ve TALİMATLAR</w:t>
@@ -4215,8 +3859,8 @@
                 <w:b/>
                 <w:bCs/>
                 <w:color w:val="auto"/>
-                <w:sz w:val="24"/>
-                <w:szCs w:val="24"/>
+                <w:sz w:val="28"/>
+                <w:szCs w:val="28"/>
                 <w:lang w:val="tr-TR" w:eastAsia="tr-TR"/>
               </w:rPr>
             </w:pPr>
@@ -4231,8 +3875,8 @@
                 <w:b/>
                 <w:bCs/>
                 <w:color w:val="auto"/>
-                <w:sz w:val="24"/>
-                <w:szCs w:val="24"/>
+                <w:sz w:val="28"/>
+                <w:szCs w:val="28"/>
                 <w:lang w:val="tr-TR" w:eastAsia="tr-TR"/>
               </w:rPr>
             </w:pPr>
@@ -4247,8 +3891,8 @@
                 <w:b/>
                 <w:bCs/>
                 <w:color w:val="auto"/>
-                <w:sz w:val="24"/>
-                <w:szCs w:val="24"/>
+                <w:sz w:val="28"/>
+                <w:szCs w:val="28"/>
                 <w:lang w:val="tr-TR" w:eastAsia="tr-TR"/>
               </w:rPr>
             </w:pPr>
@@ -4258,8 +3902,8 @@
                 <w:b/>
                 <w:bCs/>
                 <w:color w:val="auto"/>
-                <w:sz w:val="24"/>
-                <w:szCs w:val="24"/>
+                <w:sz w:val="28"/>
+                <w:szCs w:val="28"/>
                 <w:lang w:val="tr-TR" w:eastAsia="tr-TR"/>
               </w:rPr>
               <w:t>GELDİĞİ</w:t>
@@ -4275,8 +3919,8 @@
                 <w:b/>
                 <w:bCs/>
                 <w:color w:val="auto"/>
-                <w:sz w:val="24"/>
-                <w:szCs w:val="24"/>
+                <w:sz w:val="28"/>
+                <w:szCs w:val="28"/>
                 <w:lang w:val="tr-TR" w:eastAsia="tr-TR"/>
               </w:rPr>
             </w:pPr>
@@ -4286,8 +3930,8 @@
                 <w:b/>
                 <w:bCs/>
                 <w:color w:val="auto"/>
-                <w:sz w:val="24"/>
-                <w:szCs w:val="24"/>
+                <w:sz w:val="28"/>
+                <w:szCs w:val="28"/>
                 <w:lang w:val="tr-TR" w:eastAsia="tr-TR"/>
               </w:rPr>
               <w:t>BÖLÜM</w:t>
@@ -4300,8 +3944,8 @@
                 <w:rFonts w:ascii="Times New Roman" w:hAnsi="Times New Roman" w:cs="Times New Roman"/>
                 <w:b/>
                 <w:color w:val="auto"/>
-                <w:sz w:val="24"/>
-                <w:szCs w:val="24"/>
+                <w:sz w:val="28"/>
+                <w:szCs w:val="28"/>
                 <w:lang w:val="tr-TR" w:eastAsia="tr-TR"/>
               </w:rPr>
             </w:pPr>
@@ -4329,8 +3973,8 @@
                 <w:b/>
                 <w:bCs/>
                 <w:color w:val="auto"/>
-                <w:sz w:val="24"/>
-                <w:szCs w:val="24"/>
+                <w:sz w:val="28"/>
+                <w:szCs w:val="28"/>
                 <w:lang w:val="tr-TR" w:eastAsia="tr-TR"/>
               </w:rPr>
             </w:pPr>
@@ -4340,8 +3984,8 @@
                 <w:b/>
                 <w:bCs/>
                 <w:color w:val="auto"/>
-                <w:sz w:val="24"/>
-                <w:szCs w:val="24"/>
+                <w:sz w:val="28"/>
+                <w:szCs w:val="28"/>
                 <w:lang w:val="tr-TR" w:eastAsia="tr-TR"/>
               </w:rPr>
               <w:t>YAPILAN</w:t>
@@ -4357,8 +4001,8 @@
                 <w:b/>
                 <w:bCs/>
                 <w:color w:val="auto"/>
-                <w:sz w:val="24"/>
-                <w:szCs w:val="24"/>
+                <w:sz w:val="28"/>
+                <w:szCs w:val="28"/>
                 <w:lang w:val="tr-TR" w:eastAsia="tr-TR"/>
               </w:rPr>
             </w:pPr>
@@ -4368,8 +4012,8 @@
                 <w:b/>
                 <w:bCs/>
                 <w:color w:val="auto"/>
-                <w:sz w:val="24"/>
-                <w:szCs w:val="24"/>
+                <w:sz w:val="28"/>
+                <w:szCs w:val="28"/>
                 <w:lang w:val="tr-TR" w:eastAsia="tr-TR"/>
               </w:rPr>
               <w:t>İŞLEM</w:t>
@@ -4399,8 +4043,8 @@
                 <w:b/>
                 <w:bCs/>
                 <w:color w:val="auto"/>
-                <w:sz w:val="24"/>
-                <w:szCs w:val="24"/>
+                <w:sz w:val="28"/>
+                <w:szCs w:val="28"/>
                 <w:lang w:val="tr-TR" w:eastAsia="tr-TR"/>
               </w:rPr>
             </w:pPr>
@@ -4410,8 +4054,8 @@
                 <w:b/>
                 <w:bCs/>
                 <w:color w:val="auto"/>
-                <w:sz w:val="24"/>
-                <w:szCs w:val="24"/>
+                <w:sz w:val="28"/>
+                <w:szCs w:val="28"/>
                 <w:lang w:val="tr-TR" w:eastAsia="tr-TR"/>
               </w:rPr>
               <w:t>SIKLIK</w:t>
@@ -4424,8 +4068,8 @@
                 <w:rFonts w:ascii="Times New Roman" w:hAnsi="Times New Roman" w:cs="Times New Roman"/>
                 <w:b/>
                 <w:color w:val="auto"/>
-                <w:sz w:val="24"/>
-                <w:szCs w:val="24"/>
+                <w:sz w:val="28"/>
+                <w:szCs w:val="28"/>
                 <w:lang w:val="tr-TR" w:eastAsia="tr-TR"/>
               </w:rPr>
             </w:pPr>
@@ -4434,8 +4078,8 @@
                 <w:rFonts w:ascii="Times New Roman" w:hAnsi="Times New Roman" w:cs="Times New Roman"/>
                 <w:b/>
                 <w:color w:val="auto"/>
-                <w:sz w:val="24"/>
-                <w:szCs w:val="24"/>
+                <w:sz w:val="28"/>
+                <w:szCs w:val="28"/>
                 <w:lang w:val="tr-TR" w:eastAsia="tr-TR"/>
               </w:rPr>
               <w:t>(kez/ay)</w:t>
@@ -4461,8 +4105,8 @@
                 <w:rFonts w:ascii="Times New Roman" w:hAnsi="Times New Roman" w:cs="Times New Roman"/>
                 <w:b/>
                 <w:color w:val="auto"/>
-                <w:sz w:val="24"/>
-                <w:szCs w:val="24"/>
+                <w:sz w:val="28"/>
+                <w:szCs w:val="28"/>
                 <w:lang w:val="tr-TR" w:eastAsia="tr-TR"/>
               </w:rPr>
             </w:pPr>
@@ -4471,8 +4115,8 @@
                 <w:rFonts w:ascii="Times New Roman" w:hAnsi="Times New Roman" w:cs="Times New Roman"/>
                 <w:b/>
                 <w:color w:val="auto"/>
-                <w:sz w:val="24"/>
-                <w:szCs w:val="24"/>
+                <w:sz w:val="28"/>
+                <w:szCs w:val="28"/>
                 <w:lang w:val="tr-TR" w:eastAsia="tr-TR"/>
               </w:rPr>
               <w:t xml:space="preserve">HARCANAN SÜRE </w:t>
@@ -4485,8 +4129,8 @@
                 <w:rFonts w:ascii="Times New Roman" w:hAnsi="Times New Roman" w:cs="Times New Roman"/>
                 <w:b/>
                 <w:color w:val="auto"/>
-                <w:sz w:val="24"/>
-                <w:szCs w:val="24"/>
+                <w:sz w:val="28"/>
+                <w:szCs w:val="28"/>
                 <w:lang w:val="tr-TR" w:eastAsia="tr-TR"/>
               </w:rPr>
             </w:pPr>
@@ -4495,8 +4139,8 @@
                 <w:rFonts w:ascii="Times New Roman" w:hAnsi="Times New Roman" w:cs="Times New Roman"/>
                 <w:b/>
                 <w:color w:val="auto"/>
-                <w:sz w:val="24"/>
-                <w:szCs w:val="24"/>
+                <w:sz w:val="28"/>
+                <w:szCs w:val="28"/>
                 <w:lang w:val="tr-TR" w:eastAsia="tr-TR"/>
               </w:rPr>
               <w:t>(Saat / Dakika)</w:t>
@@ -4629,62 +4273,6 @@
     </w:p>
     <w:p>
       <w:pPr>
-        <w:rPr>
-          <w:rFonts w:ascii="Times New Roman" w:hAnsi="Times New Roman" w:cs="Times New Roman"/>
-          <w:color w:val="auto"/>
-          <w:lang w:val="tr-TR" w:eastAsia="tr-TR"/>
-        </w:rPr>
-      </w:pPr>
-    </w:p>
-    <w:p>
-      <w:pPr>
-        <w:rPr>
-          <w:rFonts w:ascii="Times New Roman" w:hAnsi="Times New Roman" w:cs="Times New Roman"/>
-          <w:color w:val="auto"/>
-          <w:lang w:val="tr-TR" w:eastAsia="tr-TR"/>
-        </w:rPr>
-      </w:pPr>
-    </w:p>
-    <w:p>
-      <w:pPr>
-        <w:rPr>
-          <w:rFonts w:ascii="Times New Roman" w:hAnsi="Times New Roman" w:cs="Times New Roman"/>
-          <w:color w:val="auto"/>
-          <w:lang w:val="tr-TR" w:eastAsia="tr-TR"/>
-        </w:rPr>
-      </w:pPr>
-    </w:p>
-    <w:p>
-      <w:pPr>
-        <w:rPr>
-          <w:rFonts w:ascii="Times New Roman" w:hAnsi="Times New Roman" w:cs="Times New Roman"/>
-          <w:color w:val="auto"/>
-          <w:lang w:val="tr-TR" w:eastAsia="tr-TR"/>
-        </w:rPr>
-      </w:pPr>
-    </w:p>
-    <w:p>
-      <w:pPr>
-        <w:rPr>
-          <w:rFonts w:ascii="Times New Roman" w:hAnsi="Times New Roman" w:cs="Times New Roman"/>
-          <w:color w:val="auto"/>
-          <w:lang w:val="tr-TR" w:eastAsia="tr-TR"/>
-        </w:rPr>
-      </w:pPr>
-    </w:p>
-    <w:p>
-      <w:pPr>
-        <w:rPr>
-          <w:rFonts w:ascii="Times New Roman" w:hAnsi="Times New Roman" w:cs="Times New Roman"/>
-          <w:color w:val="auto"/>
-          <w:sz w:val="24"/>
-          <w:szCs w:val="24"/>
-          <w:lang w:val="tr-TR" w:eastAsia="tr-TR"/>
-        </w:rPr>
-      </w:pPr>
-    </w:p>
-    <w:p>
-      <w:pPr>
         <w:numPr>
           <w:ilvl w:val="2"/>
           <w:numId w:val="23"/>
@@ -4693,17 +4281,17 @@
         <w:rPr>
           <w:rFonts w:ascii="Times New Roman" w:hAnsi="Times New Roman" w:cs="Times New Roman"/>
           <w:color w:val="auto"/>
-          <w:sz w:val="24"/>
-          <w:szCs w:val="24"/>
-          <w:lang w:val="tr-TR" w:eastAsia="tr-TR"/>
-        </w:rPr>
-      </w:pPr>
-      <w:r>
-        <w:rPr>
-          <w:rFonts w:ascii="Times New Roman" w:hAnsi="Times New Roman" w:cs="Times New Roman"/>
-          <w:color w:val="auto"/>
-          <w:sz w:val="24"/>
-          <w:szCs w:val="24"/>
+          <w:sz w:val="28"/>
+          <w:szCs w:val="28"/>
+          <w:lang w:val="tr-TR" w:eastAsia="tr-TR"/>
+        </w:rPr>
+      </w:pPr>
+      <w:r>
+        <w:rPr>
+          <w:rFonts w:ascii="Times New Roman" w:hAnsi="Times New Roman" w:cs="Times New Roman"/>
+          <w:color w:val="auto"/>
+          <w:sz w:val="28"/>
+          <w:szCs w:val="28"/>
           <w:lang w:val="tr-TR" w:eastAsia="tr-TR"/>
         </w:rPr>
         <w:t>Giden Belgeler ve Sözlü Talimatlar</w:t>
@@ -4715,8 +4303,8 @@
           <w:rFonts w:ascii="Times New Roman" w:hAnsi="Times New Roman" w:cs="Times New Roman"/>
           <w:b/>
           <w:color w:val="auto"/>
-          <w:sz w:val="24"/>
-          <w:szCs w:val="24"/>
+          <w:sz w:val="28"/>
+          <w:szCs w:val="28"/>
           <w:lang w:val="tr-TR" w:eastAsia="tr-TR"/>
         </w:rPr>
       </w:pPr>
@@ -4769,8 +4357,8 @@
                 <w:rFonts w:ascii="Times New Roman" w:hAnsi="Times New Roman" w:cs="Times New Roman"/>
                 <w:b/>
                 <w:color w:val="auto"/>
-                <w:sz w:val="24"/>
-                <w:szCs w:val="24"/>
+                <w:sz w:val="28"/>
+                <w:szCs w:val="28"/>
                 <w:lang w:val="tr-TR" w:eastAsia="tr-TR"/>
               </w:rPr>
             </w:pPr>
@@ -4779,8 +4367,8 @@
                 <w:rFonts w:ascii="Times New Roman" w:hAnsi="Times New Roman" w:cs="Times New Roman"/>
                 <w:b/>
                 <w:color w:val="auto"/>
-                <w:sz w:val="24"/>
-                <w:szCs w:val="24"/>
+                <w:sz w:val="28"/>
+                <w:szCs w:val="28"/>
                 <w:lang w:val="tr-TR" w:eastAsia="tr-TR"/>
               </w:rPr>
               <w:t>BELGE ADI</w:t>
@@ -4809,8 +4397,8 @@
                 <w:b/>
                 <w:bCs/>
                 <w:color w:val="auto"/>
-                <w:sz w:val="24"/>
-                <w:szCs w:val="24"/>
+                <w:sz w:val="28"/>
+                <w:szCs w:val="28"/>
                 <w:lang w:val="tr-TR" w:eastAsia="tr-TR"/>
               </w:rPr>
             </w:pPr>
@@ -4820,8 +4408,8 @@
                 <w:b/>
                 <w:bCs/>
                 <w:color w:val="auto"/>
-                <w:sz w:val="24"/>
-                <w:szCs w:val="24"/>
+                <w:sz w:val="28"/>
+                <w:szCs w:val="28"/>
                 <w:lang w:val="tr-TR" w:eastAsia="tr-TR"/>
               </w:rPr>
               <w:t>GÖNDERİLDİĞİ YER</w:t>
@@ -4837,8 +4425,8 @@
                 <w:b/>
                 <w:bCs/>
                 <w:color w:val="auto"/>
-                <w:sz w:val="24"/>
-                <w:szCs w:val="24"/>
+                <w:sz w:val="28"/>
+                <w:szCs w:val="28"/>
                 <w:lang w:val="tr-TR" w:eastAsia="tr-TR"/>
               </w:rPr>
             </w:pPr>
@@ -4848,8 +4436,8 @@
                 <w:b/>
                 <w:bCs/>
                 <w:color w:val="auto"/>
-                <w:sz w:val="24"/>
-                <w:szCs w:val="24"/>
+                <w:sz w:val="28"/>
+                <w:szCs w:val="28"/>
                 <w:lang w:val="tr-TR" w:eastAsia="tr-TR"/>
               </w:rPr>
               <w:t>VE AMACI</w:t>
@@ -4879,8 +4467,8 @@
                 <w:b/>
                 <w:bCs/>
                 <w:color w:val="auto"/>
-                <w:sz w:val="24"/>
-                <w:szCs w:val="24"/>
+                <w:sz w:val="28"/>
+                <w:szCs w:val="28"/>
                 <w:lang w:val="tr-TR" w:eastAsia="tr-TR"/>
               </w:rPr>
             </w:pPr>
@@ -4890,8 +4478,8 @@
                 <w:b/>
                 <w:bCs/>
                 <w:color w:val="auto"/>
-                <w:sz w:val="24"/>
-                <w:szCs w:val="24"/>
+                <w:sz w:val="28"/>
+                <w:szCs w:val="28"/>
                 <w:lang w:val="tr-TR" w:eastAsia="tr-TR"/>
               </w:rPr>
               <w:t>SIKLIK</w:t>
@@ -4917,8 +4505,8 @@
                 <w:rFonts w:ascii="Times New Roman" w:hAnsi="Times New Roman" w:cs="Times New Roman"/>
                 <w:b/>
                 <w:color w:val="auto"/>
-                <w:sz w:val="24"/>
-                <w:szCs w:val="24"/>
+                <w:sz w:val="28"/>
+                <w:szCs w:val="28"/>
                 <w:lang w:val="tr-TR" w:eastAsia="tr-TR"/>
               </w:rPr>
             </w:pPr>
@@ -4927,8 +4515,8 @@
                 <w:rFonts w:ascii="Times New Roman" w:hAnsi="Times New Roman" w:cs="Times New Roman"/>
                 <w:b/>
                 <w:color w:val="auto"/>
-                <w:sz w:val="24"/>
-                <w:szCs w:val="24"/>
+                <w:sz w:val="28"/>
+                <w:szCs w:val="28"/>
                 <w:lang w:val="tr-TR" w:eastAsia="tr-TR"/>
               </w:rPr>
               <w:t>HARCANAN SÜRE (Saat / Dakika)</w:t>
@@ -5010,18 +4598,18 @@
       <w:pPr>
         <w:rPr>
           <w:rFonts w:ascii="Times New Roman" w:hAnsi="Times New Roman" w:cs="Times New Roman"/>
-          <w:sz w:val="24"/>
-          <w:szCs w:val="24"/>
-          <w:lang w:val="tr-TR"/>
-        </w:rPr>
-      </w:pPr>
-    </w:p>
-    <w:p>
-      <w:pPr>
-        <w:rPr>
-          <w:rFonts w:ascii="Times New Roman" w:hAnsi="Times New Roman" w:cs="Times New Roman"/>
-          <w:sz w:val="24"/>
-          <w:szCs w:val="24"/>
+          <w:sz w:val="28"/>
+          <w:szCs w:val="28"/>
+          <w:lang w:val="tr-TR"/>
+        </w:rPr>
+      </w:pPr>
+    </w:p>
+    <w:p>
+      <w:pPr>
+        <w:rPr>
+          <w:rFonts w:ascii="Times New Roman" w:hAnsi="Times New Roman" w:cs="Times New Roman"/>
+          <w:sz w:val="28"/>
+          <w:szCs w:val="28"/>
           <w:lang w:val="tr-TR"/>
         </w:rPr>
       </w:pPr>
@@ -5040,8 +4628,8 @@
           <w:rFonts w:ascii="Times New Roman" w:hAnsi="Times New Roman" w:cs="Times New Roman"/>
           <w:b/>
           <w:color w:val="auto"/>
-          <w:sz w:val="24"/>
-          <w:szCs w:val="24"/>
+          <w:sz w:val="28"/>
+          <w:szCs w:val="28"/>
           <w:lang w:val="tr-TR" w:eastAsia="tr-TR"/>
         </w:rPr>
       </w:pPr>
@@ -5050,8 +4638,8 @@
           <w:rFonts w:ascii="Times New Roman" w:hAnsi="Times New Roman" w:cs="Times New Roman"/>
           <w:b/>
           <w:color w:val="auto"/>
-          <w:sz w:val="24"/>
-          <w:szCs w:val="24"/>
+          <w:sz w:val="28"/>
+          <w:szCs w:val="28"/>
           <w:lang w:val="tr-TR" w:eastAsia="tr-TR"/>
         </w:rPr>
         <w:t>İş esnasında sizin tarafınızdan yapılan kontroller nelerdir? Hangi sıklıkta yapılır?</w:t>
@@ -5063,8 +4651,8 @@
           <w:rFonts w:ascii="Times New Roman" w:hAnsi="Times New Roman" w:cs="Times New Roman"/>
           <w:b/>
           <w:color w:val="auto"/>
-          <w:sz w:val="24"/>
-          <w:szCs w:val="24"/>
+          <w:sz w:val="28"/>
+          <w:szCs w:val="28"/>
           <w:lang w:val="tr-TR" w:eastAsia="tr-TR"/>
         </w:rPr>
       </w:pPr>
@@ -5116,8 +4704,8 @@
                 <w:rFonts w:ascii="Times New Roman" w:hAnsi="Times New Roman" w:cs="Times New Roman"/>
                 <w:b/>
                 <w:color w:val="auto"/>
-                <w:sz w:val="24"/>
-                <w:szCs w:val="24"/>
+                <w:sz w:val="28"/>
+                <w:szCs w:val="28"/>
                 <w:lang w:val="tr-TR" w:eastAsia="tr-TR"/>
               </w:rPr>
             </w:pPr>
@@ -5126,8 +4714,8 @@
                 <w:rFonts w:ascii="Times New Roman" w:hAnsi="Times New Roman" w:cs="Times New Roman"/>
                 <w:b/>
                 <w:color w:val="auto"/>
-                <w:sz w:val="24"/>
-                <w:szCs w:val="24"/>
+                <w:sz w:val="28"/>
+                <w:szCs w:val="28"/>
                 <w:lang w:val="tr-TR" w:eastAsia="tr-TR"/>
               </w:rPr>
               <w:t>KONTROL / ONAY TÜRÜ</w:t>
@@ -5153,8 +4741,8 @@
                 <w:rFonts w:ascii="Times New Roman" w:hAnsi="Times New Roman" w:cs="Times New Roman"/>
                 <w:b/>
                 <w:color w:val="auto"/>
-                <w:sz w:val="24"/>
-                <w:szCs w:val="24"/>
+                <w:sz w:val="28"/>
+                <w:szCs w:val="28"/>
                 <w:lang w:val="tr-TR" w:eastAsia="tr-TR"/>
               </w:rPr>
             </w:pPr>
@@ -5163,8 +4751,8 @@
                 <w:rFonts w:ascii="Times New Roman" w:hAnsi="Times New Roman" w:cs="Times New Roman"/>
                 <w:b/>
                 <w:color w:val="auto"/>
-                <w:sz w:val="24"/>
-                <w:szCs w:val="24"/>
+                <w:sz w:val="28"/>
+                <w:szCs w:val="28"/>
                 <w:lang w:val="tr-TR" w:eastAsia="tr-TR"/>
               </w:rPr>
               <w:t>SIKLIK</w:t>
@@ -5190,8 +4778,8 @@
                 <w:rFonts w:ascii="Times New Roman" w:hAnsi="Times New Roman" w:cs="Times New Roman"/>
                 <w:b/>
                 <w:color w:val="auto"/>
-                <w:sz w:val="24"/>
-                <w:szCs w:val="24"/>
+                <w:sz w:val="28"/>
+                <w:szCs w:val="28"/>
                 <w:lang w:val="tr-TR" w:eastAsia="tr-TR"/>
               </w:rPr>
             </w:pPr>
@@ -5200,8 +4788,8 @@
                 <w:rFonts w:ascii="Times New Roman" w:hAnsi="Times New Roman" w:cs="Times New Roman"/>
                 <w:b/>
                 <w:color w:val="auto"/>
-                <w:sz w:val="24"/>
-                <w:szCs w:val="24"/>
+                <w:sz w:val="28"/>
+                <w:szCs w:val="28"/>
                 <w:lang w:val="tr-TR" w:eastAsia="tr-TR"/>
               </w:rPr>
               <w:t>HARCANAN SÜRE (</w:t>
@@ -5212,8 +4800,8 @@
                 <w:rFonts w:ascii="Times New Roman" w:hAnsi="Times New Roman" w:cs="Times New Roman"/>
                 <w:b/>
                 <w:color w:val="auto"/>
-                <w:sz w:val="24"/>
-                <w:szCs w:val="24"/>
+                <w:sz w:val="28"/>
+                <w:szCs w:val="28"/>
                 <w:lang w:val="tr-TR" w:eastAsia="tr-TR"/>
               </w:rPr>
               <w:t>dak</w:t>
@@ -5224,8 +4812,8 @@
                 <w:rFonts w:ascii="Times New Roman" w:hAnsi="Times New Roman" w:cs="Times New Roman"/>
                 <w:b/>
                 <w:color w:val="auto"/>
-                <w:sz w:val="24"/>
-                <w:szCs w:val="24"/>
+                <w:sz w:val="28"/>
+                <w:szCs w:val="28"/>
                 <w:lang w:val="tr-TR" w:eastAsia="tr-TR"/>
               </w:rPr>
               <w:t>.)</w:t>
@@ -5293,8 +4881,8 @@
         <w:rPr>
           <w:rFonts w:ascii="Times New Roman" w:hAnsi="Times New Roman" w:cs="Times New Roman"/>
           <w:color w:val="auto"/>
-          <w:sz w:val="24"/>
-          <w:szCs w:val="24"/>
+          <w:sz w:val="28"/>
+          <w:szCs w:val="28"/>
           <w:lang w:val="tr-TR" w:eastAsia="tr-TR"/>
         </w:rPr>
       </w:pPr>
@@ -5316,8 +4904,8 @@
           <w:rFonts w:ascii="Times New Roman" w:hAnsi="Times New Roman" w:cs="Times New Roman"/>
           <w:b/>
           <w:color w:val="auto"/>
-          <w:sz w:val="24"/>
-          <w:szCs w:val="24"/>
+          <w:sz w:val="28"/>
+          <w:szCs w:val="28"/>
           <w:lang w:val="tr-TR" w:eastAsia="tr-TR"/>
         </w:rPr>
       </w:pPr>
@@ -5326,8 +4914,8 @@
           <w:rFonts w:ascii="Times New Roman" w:hAnsi="Times New Roman" w:cs="Times New Roman"/>
           <w:b/>
           <w:color w:val="auto"/>
-          <w:sz w:val="24"/>
-          <w:szCs w:val="24"/>
+          <w:sz w:val="28"/>
+          <w:szCs w:val="28"/>
           <w:lang w:val="tr-TR" w:eastAsia="tr-TR"/>
         </w:rPr>
         <w:t>Yapılan görev/ işin gerektirdiği ağırlıklı çaba ne kadardır?</w:t>
@@ -5345,8 +4933,8 @@
           <w:rFonts w:ascii="Times New Roman" w:hAnsi="Times New Roman" w:cs="Times New Roman"/>
           <w:b/>
           <w:color w:val="auto"/>
-          <w:sz w:val="24"/>
-          <w:szCs w:val="24"/>
+          <w:sz w:val="28"/>
+          <w:szCs w:val="28"/>
           <w:lang w:val="tr-TR" w:eastAsia="tr-TR"/>
         </w:rPr>
       </w:pPr>
@@ -5401,8 +4989,8 @@
                 <w:b/>
                 <w:bCs/>
                 <w:color w:val="auto"/>
-                <w:sz w:val="24"/>
-                <w:szCs w:val="24"/>
+                <w:sz w:val="28"/>
+                <w:szCs w:val="28"/>
                 <w:lang w:val="tr-TR" w:eastAsia="tr-TR"/>
               </w:rPr>
             </w:pPr>
@@ -5412,8 +5000,8 @@
                 <w:b/>
                 <w:bCs/>
                 <w:color w:val="auto"/>
-                <w:sz w:val="24"/>
-                <w:szCs w:val="24"/>
+                <w:sz w:val="28"/>
+                <w:szCs w:val="28"/>
                 <w:lang w:val="tr-TR" w:eastAsia="tr-TR"/>
               </w:rPr>
               <w:t>AĞIRLIKLI ÇABA TÜRÜ</w:t>
@@ -5443,8 +5031,8 @@
                 <w:b/>
                 <w:bCs/>
                 <w:color w:val="auto"/>
-                <w:sz w:val="24"/>
-                <w:szCs w:val="24"/>
+                <w:sz w:val="28"/>
+                <w:szCs w:val="28"/>
                 <w:lang w:val="tr-TR" w:eastAsia="tr-TR"/>
               </w:rPr>
             </w:pPr>
@@ -5454,8 +5042,8 @@
                 <w:b/>
                 <w:bCs/>
                 <w:color w:val="auto"/>
-                <w:sz w:val="24"/>
-                <w:szCs w:val="24"/>
+                <w:sz w:val="28"/>
+                <w:szCs w:val="28"/>
                 <w:lang w:val="tr-TR" w:eastAsia="tr-TR"/>
               </w:rPr>
               <w:t>%</w:t>
@@ -5482,8 +5070,8 @@
                 <w:rFonts w:ascii="Times New Roman" w:hAnsi="Times New Roman" w:cs="Times New Roman"/>
                 <w:b/>
                 <w:color w:val="auto"/>
-                <w:sz w:val="24"/>
-                <w:szCs w:val="24"/>
+                <w:sz w:val="28"/>
+                <w:szCs w:val="28"/>
                 <w:lang w:val="tr-TR" w:eastAsia="tr-TR"/>
               </w:rPr>
             </w:pPr>
@@ -5492,8 +5080,8 @@
                 <w:rFonts w:ascii="Times New Roman" w:hAnsi="Times New Roman" w:cs="Times New Roman"/>
                 <w:b/>
                 <w:color w:val="auto"/>
-                <w:sz w:val="24"/>
-                <w:szCs w:val="24"/>
+                <w:sz w:val="28"/>
+                <w:szCs w:val="28"/>
                 <w:lang w:val="tr-TR" w:eastAsia="tr-TR"/>
               </w:rPr>
               <w:t>AÇIKLAMA</w:t>
@@ -5522,8 +5110,8 @@
               <w:rPr>
                 <w:rFonts w:ascii="Times New Roman" w:hAnsi="Times New Roman" w:cs="Times New Roman"/>
                 <w:color w:val="auto"/>
-                <w:sz w:val="24"/>
-                <w:szCs w:val="24"/>
+                <w:sz w:val="28"/>
+                <w:szCs w:val="28"/>
                 <w:lang w:val="tr-TR" w:eastAsia="tr-TR"/>
               </w:rPr>
             </w:pPr>
@@ -5531,8 +5119,8 @@
               <w:rPr>
                 <w:rFonts w:ascii="Times New Roman" w:hAnsi="Times New Roman" w:cs="Times New Roman"/>
                 <w:color w:val="auto"/>
-                <w:sz w:val="24"/>
-                <w:szCs w:val="24"/>
+                <w:sz w:val="28"/>
+                <w:szCs w:val="28"/>
                 <w:lang w:val="tr-TR" w:eastAsia="tr-TR"/>
               </w:rPr>
               <w:t xml:space="preserve"> Zihinsel çaba                                       </w:t>
@@ -5593,8 +5181,8 @@
               <w:rPr>
                 <w:rFonts w:ascii="Times New Roman" w:hAnsi="Times New Roman" w:cs="Times New Roman"/>
                 <w:color w:val="auto"/>
-                <w:sz w:val="24"/>
-                <w:szCs w:val="24"/>
+                <w:sz w:val="28"/>
+                <w:szCs w:val="28"/>
                 <w:lang w:val="tr-TR" w:eastAsia="tr-TR"/>
               </w:rPr>
             </w:pPr>
@@ -5602,8 +5190,8 @@
               <w:rPr>
                 <w:rFonts w:ascii="Times New Roman" w:hAnsi="Times New Roman" w:cs="Times New Roman"/>
                 <w:color w:val="auto"/>
-                <w:sz w:val="24"/>
-                <w:szCs w:val="24"/>
+                <w:sz w:val="28"/>
+                <w:szCs w:val="28"/>
                 <w:lang w:val="tr-TR" w:eastAsia="tr-TR"/>
               </w:rPr>
               <w:t xml:space="preserve">Fiziksel çaba                             </w:t>
@@ -5649,19 +5237,19 @@
         <w:rPr>
           <w:rFonts w:ascii="Times New Roman" w:hAnsi="Times New Roman" w:cs="Times New Roman"/>
           <w:color w:val="auto"/>
-          <w:sz w:val="24"/>
-          <w:szCs w:val="24"/>
-          <w:lang w:val="tr-TR" w:eastAsia="tr-TR"/>
-        </w:rPr>
-      </w:pPr>
-    </w:p>
-    <w:p>
-      <w:pPr>
-        <w:rPr>
-          <w:rFonts w:ascii="Times New Roman" w:hAnsi="Times New Roman" w:cs="Times New Roman"/>
-          <w:color w:val="auto"/>
-          <w:sz w:val="24"/>
-          <w:szCs w:val="24"/>
+          <w:sz w:val="28"/>
+          <w:szCs w:val="28"/>
+          <w:lang w:val="tr-TR" w:eastAsia="tr-TR"/>
+        </w:rPr>
+      </w:pPr>
+    </w:p>
+    <w:p>
+      <w:pPr>
+        <w:rPr>
+          <w:rFonts w:ascii="Times New Roman" w:hAnsi="Times New Roman" w:cs="Times New Roman"/>
+          <w:color w:val="auto"/>
+          <w:sz w:val="28"/>
+          <w:szCs w:val="28"/>
           <w:lang w:val="tr-TR" w:eastAsia="tr-TR"/>
         </w:rPr>
       </w:pPr>
@@ -5681,8 +5269,8 @@
           <w:rFonts w:ascii="Times New Roman" w:hAnsi="Times New Roman" w:cs="Times New Roman"/>
           <w:b/>
           <w:color w:val="auto"/>
-          <w:sz w:val="24"/>
-          <w:szCs w:val="24"/>
+          <w:sz w:val="28"/>
+          <w:szCs w:val="28"/>
           <w:lang w:val="tr-TR" w:eastAsia="tr-TR"/>
         </w:rPr>
       </w:pPr>
@@ -5691,8 +5279,8 @@
           <w:rFonts w:ascii="Times New Roman" w:hAnsi="Times New Roman" w:cs="Times New Roman"/>
           <w:b/>
           <w:color w:val="auto"/>
-          <w:sz w:val="24"/>
-          <w:szCs w:val="24"/>
+          <w:sz w:val="28"/>
+          <w:szCs w:val="28"/>
           <w:lang w:val="tr-TR" w:eastAsia="tr-TR"/>
         </w:rPr>
         <w:t>Yaptığınız işler, nasıl ve kim tarafından kontrol ediliyor ya da onaylanıyor?</w:t>
@@ -5703,8 +5291,8 @@
         <w:rPr>
           <w:rFonts w:ascii="Times New Roman" w:hAnsi="Times New Roman" w:cs="Times New Roman"/>
           <w:color w:val="auto"/>
-          <w:sz w:val="24"/>
-          <w:szCs w:val="24"/>
+          <w:sz w:val="28"/>
+          <w:szCs w:val="28"/>
           <w:lang w:val="tr-TR" w:eastAsia="tr-TR"/>
         </w:rPr>
       </w:pPr>
@@ -5762,8 +5350,8 @@
                 <w:b/>
                 <w:bCs/>
                 <w:color w:val="auto"/>
-                <w:sz w:val="24"/>
-                <w:szCs w:val="24"/>
+                <w:sz w:val="28"/>
+                <w:szCs w:val="28"/>
                 <w:lang w:val="tr-TR" w:eastAsia="tr-TR"/>
               </w:rPr>
             </w:pPr>
@@ -5773,8 +5361,8 @@
                 <w:b/>
                 <w:bCs/>
                 <w:color w:val="auto"/>
-                <w:sz w:val="24"/>
-                <w:szCs w:val="24"/>
+                <w:sz w:val="28"/>
+                <w:szCs w:val="28"/>
                 <w:lang w:val="tr-TR" w:eastAsia="tr-TR"/>
               </w:rPr>
               <w:t>YAPILAN İŞ</w:t>
@@ -5801,8 +5389,8 @@
                 <w:rFonts w:ascii="Times New Roman" w:hAnsi="Times New Roman" w:cs="Times New Roman"/>
                 <w:b/>
                 <w:color w:val="auto"/>
-                <w:sz w:val="24"/>
-                <w:szCs w:val="24"/>
+                <w:sz w:val="28"/>
+                <w:szCs w:val="28"/>
                 <w:lang w:val="tr-TR" w:eastAsia="tr-TR"/>
               </w:rPr>
             </w:pPr>
@@ -5811,8 +5399,8 @@
                 <w:rFonts w:ascii="Times New Roman" w:hAnsi="Times New Roman" w:cs="Times New Roman"/>
                 <w:b/>
                 <w:color w:val="auto"/>
-                <w:sz w:val="24"/>
-                <w:szCs w:val="24"/>
+                <w:sz w:val="28"/>
+                <w:szCs w:val="28"/>
                 <w:lang w:val="tr-TR" w:eastAsia="tr-TR"/>
               </w:rPr>
               <w:t>KONTROL AMACI</w:t>
@@ -5839,8 +5427,8 @@
                 <w:rFonts w:ascii="Times New Roman" w:hAnsi="Times New Roman" w:cs="Times New Roman"/>
                 <w:b/>
                 <w:color w:val="auto"/>
-                <w:sz w:val="24"/>
-                <w:szCs w:val="24"/>
+                <w:sz w:val="28"/>
+                <w:szCs w:val="28"/>
                 <w:lang w:val="tr-TR" w:eastAsia="tr-TR"/>
               </w:rPr>
             </w:pPr>
@@ -5849,8 +5437,8 @@
                 <w:rFonts w:ascii="Times New Roman" w:hAnsi="Times New Roman" w:cs="Times New Roman"/>
                 <w:b/>
                 <w:color w:val="auto"/>
-                <w:sz w:val="24"/>
-                <w:szCs w:val="24"/>
+                <w:sz w:val="28"/>
+                <w:szCs w:val="28"/>
                 <w:lang w:val="tr-TR" w:eastAsia="tr-TR"/>
               </w:rPr>
               <w:t>KONTROL EDEN/ONAYLANAN</w:t>
@@ -5877,8 +5465,8 @@
               <w:rPr>
                 <w:rFonts w:ascii="Times New Roman" w:hAnsi="Times New Roman" w:cs="Times New Roman"/>
                 <w:color w:val="auto"/>
-                <w:sz w:val="24"/>
-                <w:szCs w:val="24"/>
+                <w:sz w:val="28"/>
+                <w:szCs w:val="28"/>
                 <w:lang w:val="tr-TR" w:eastAsia="tr-TR"/>
               </w:rPr>
             </w:pPr>
@@ -5903,8 +5491,8 @@
                 <w:rFonts w:ascii="Times New Roman" w:hAnsi="Times New Roman" w:cs="Times New Roman"/>
                 <w:b/>
                 <w:color w:val="auto"/>
-                <w:sz w:val="24"/>
-                <w:szCs w:val="24"/>
+                <w:sz w:val="28"/>
+                <w:szCs w:val="28"/>
                 <w:lang w:val="tr-TR" w:eastAsia="tr-TR"/>
               </w:rPr>
             </w:pPr>
@@ -5928,8 +5516,8 @@
                 <w:rFonts w:ascii="Times New Roman" w:hAnsi="Times New Roman" w:cs="Times New Roman"/>
                 <w:b/>
                 <w:color w:val="auto"/>
-                <w:sz w:val="24"/>
-                <w:szCs w:val="24"/>
+                <w:sz w:val="28"/>
+                <w:szCs w:val="28"/>
                 <w:lang w:val="tr-TR" w:eastAsia="tr-TR"/>
               </w:rPr>
             </w:pPr>
@@ -5938,8 +5526,8 @@
                 <w:rFonts w:ascii="Times New Roman" w:hAnsi="Times New Roman" w:cs="Times New Roman"/>
                 <w:b/>
                 <w:color w:val="auto"/>
-                <w:sz w:val="24"/>
-                <w:szCs w:val="24"/>
+                <w:sz w:val="28"/>
+                <w:szCs w:val="28"/>
                 <w:lang w:val="tr-TR" w:eastAsia="tr-TR"/>
               </w:rPr>
               <w:t>Kontrol</w:t>
@@ -5964,8 +5552,8 @@
                 <w:rFonts w:ascii="Times New Roman" w:hAnsi="Times New Roman" w:cs="Times New Roman"/>
                 <w:b/>
                 <w:color w:val="auto"/>
-                <w:sz w:val="24"/>
-                <w:szCs w:val="24"/>
+                <w:sz w:val="28"/>
+                <w:szCs w:val="28"/>
                 <w:lang w:val="tr-TR" w:eastAsia="tr-TR"/>
               </w:rPr>
             </w:pPr>
@@ -5974,8 +5562,8 @@
                 <w:rFonts w:ascii="Times New Roman" w:hAnsi="Times New Roman" w:cs="Times New Roman"/>
                 <w:b/>
                 <w:color w:val="auto"/>
-                <w:sz w:val="24"/>
-                <w:szCs w:val="24"/>
+                <w:sz w:val="28"/>
+                <w:szCs w:val="28"/>
                 <w:lang w:val="tr-TR" w:eastAsia="tr-TR"/>
               </w:rPr>
               <w:t>Paraf</w:t>
@@ -6000,8 +5588,8 @@
                 <w:rFonts w:ascii="Times New Roman" w:hAnsi="Times New Roman" w:cs="Times New Roman"/>
                 <w:b/>
                 <w:color w:val="auto"/>
-                <w:sz w:val="24"/>
-                <w:szCs w:val="24"/>
+                <w:sz w:val="28"/>
+                <w:szCs w:val="28"/>
                 <w:lang w:val="tr-TR" w:eastAsia="tr-TR"/>
               </w:rPr>
             </w:pPr>
@@ -6010,8 +5598,8 @@
                 <w:rFonts w:ascii="Times New Roman" w:hAnsi="Times New Roman" w:cs="Times New Roman"/>
                 <w:b/>
                 <w:color w:val="auto"/>
-                <w:sz w:val="24"/>
-                <w:szCs w:val="24"/>
+                <w:sz w:val="28"/>
+                <w:szCs w:val="28"/>
                 <w:lang w:val="tr-TR" w:eastAsia="tr-TR"/>
               </w:rPr>
               <w:t>İmza</w:t>
@@ -6036,8 +5624,8 @@
                 <w:rFonts w:ascii="Times New Roman" w:hAnsi="Times New Roman" w:cs="Times New Roman"/>
                 <w:b/>
                 <w:color w:val="auto"/>
-                <w:sz w:val="24"/>
-                <w:szCs w:val="24"/>
+                <w:sz w:val="28"/>
+                <w:szCs w:val="28"/>
                 <w:lang w:val="tr-TR" w:eastAsia="tr-TR"/>
               </w:rPr>
             </w:pPr>
@@ -6046,8 +5634,8 @@
                 <w:rFonts w:ascii="Times New Roman" w:hAnsi="Times New Roman" w:cs="Times New Roman"/>
                 <w:b/>
                 <w:color w:val="auto"/>
-                <w:sz w:val="24"/>
-                <w:szCs w:val="24"/>
+                <w:sz w:val="28"/>
+                <w:szCs w:val="28"/>
                 <w:lang w:val="tr-TR" w:eastAsia="tr-TR"/>
               </w:rPr>
               <w:t>Makam Onay</w:t>
@@ -6160,7 +5748,7 @@
         <w:rPr>
           <w:rFonts w:ascii="Times New Roman" w:hAnsi="Times New Roman" w:cs="Times New Roman"/>
           <w:noProof/>
-          <w:szCs w:val="24"/>
+          <w:szCs w:val="28"/>
           <w:lang w:val="tr-TR"/>
         </w:rPr>
       </w:pPr>
@@ -6180,8 +5768,8 @@
           <w:rFonts w:ascii="Times New Roman" w:hAnsi="Times New Roman" w:cs="Times New Roman"/>
           <w:b/>
           <w:color w:val="auto"/>
-          <w:sz w:val="24"/>
-          <w:szCs w:val="24"/>
+          <w:sz w:val="28"/>
+          <w:szCs w:val="28"/>
           <w:lang w:val="tr-TR" w:eastAsia="tr-TR"/>
         </w:rPr>
       </w:pPr>
@@ -6190,8 +5778,8 @@
           <w:rFonts w:ascii="Times New Roman" w:hAnsi="Times New Roman" w:cs="Times New Roman"/>
           <w:b/>
           <w:color w:val="auto"/>
-          <w:sz w:val="24"/>
-          <w:szCs w:val="24"/>
+          <w:sz w:val="28"/>
+          <w:szCs w:val="28"/>
           <w:lang w:val="tr-TR" w:eastAsia="tr-TR"/>
         </w:rPr>
         <w:t>İş Yapanın Yetkileri Nelerdir?</w:t>
@@ -6202,8 +5790,8 @@
         <w:rPr>
           <w:rFonts w:ascii="Times New Roman" w:hAnsi="Times New Roman" w:cs="Times New Roman"/>
           <w:color w:val="auto"/>
-          <w:sz w:val="24"/>
-          <w:szCs w:val="24"/>
+          <w:sz w:val="28"/>
+          <w:szCs w:val="28"/>
           <w:lang w:val="tr-TR" w:eastAsia="tr-TR"/>
         </w:rPr>
       </w:pPr>
@@ -6214,8 +5802,8 @@
         <w:rPr>
           <w:rFonts w:ascii="Times New Roman" w:hAnsi="Times New Roman" w:cs="Times New Roman"/>
           <w:color w:val="auto"/>
-          <w:sz w:val="24"/>
-          <w:szCs w:val="24"/>
+          <w:sz w:val="28"/>
+          <w:szCs w:val="28"/>
           <w:lang w:val="tr-TR" w:eastAsia="tr-TR"/>
         </w:rPr>
       </w:pPr>
@@ -6226,8 +5814,8 @@
         <w:rPr>
           <w:rFonts w:ascii="Times New Roman" w:hAnsi="Times New Roman" w:cs="Times New Roman"/>
           <w:color w:val="auto"/>
-          <w:sz w:val="24"/>
-          <w:szCs w:val="24"/>
+          <w:sz w:val="28"/>
+          <w:szCs w:val="28"/>
           <w:lang w:val="tr-TR" w:eastAsia="tr-TR"/>
         </w:rPr>
         <w:tab/>
@@ -6240,8 +5828,8 @@
         <w:rPr>
           <w:rFonts w:ascii="Times New Roman" w:hAnsi="Times New Roman" w:cs="Times New Roman"/>
           <w:color w:val="auto"/>
-          <w:sz w:val="24"/>
-          <w:szCs w:val="24"/>
+          <w:sz w:val="28"/>
+          <w:szCs w:val="28"/>
           <w:lang w:val="tr-TR" w:eastAsia="tr-TR"/>
         </w:rPr>
       </w:pPr>
@@ -6252,8 +5840,8 @@
         <w:rPr>
           <w:rFonts w:ascii="Times New Roman" w:hAnsi="Times New Roman" w:cs="Times New Roman"/>
           <w:color w:val="auto"/>
-          <w:sz w:val="24"/>
-          <w:szCs w:val="24"/>
+          <w:sz w:val="28"/>
+          <w:szCs w:val="28"/>
           <w:lang w:val="tr-TR" w:eastAsia="tr-TR"/>
         </w:rPr>
         <w:tab/>
@@ -6266,8 +5854,8 @@
         <w:rPr>
           <w:rFonts w:ascii="Times New Roman" w:hAnsi="Times New Roman" w:cs="Times New Roman"/>
           <w:color w:val="auto"/>
-          <w:sz w:val="24"/>
-          <w:szCs w:val="24"/>
+          <w:sz w:val="28"/>
+          <w:szCs w:val="28"/>
           <w:lang w:val="tr-TR" w:eastAsia="tr-TR"/>
         </w:rPr>
       </w:pPr>
@@ -6278,8 +5866,8 @@
         <w:rPr>
           <w:rFonts w:ascii="Times New Roman" w:hAnsi="Times New Roman" w:cs="Times New Roman"/>
           <w:color w:val="auto"/>
-          <w:sz w:val="24"/>
-          <w:szCs w:val="24"/>
+          <w:sz w:val="28"/>
+          <w:szCs w:val="28"/>
           <w:lang w:val="tr-TR" w:eastAsia="tr-TR"/>
         </w:rPr>
         <w:tab/>
@@ -6292,8 +5880,8 @@
         <w:rPr>
           <w:rFonts w:ascii="Times New Roman" w:hAnsi="Times New Roman" w:cs="Times New Roman"/>
           <w:color w:val="auto"/>
-          <w:sz w:val="24"/>
-          <w:szCs w:val="24"/>
+          <w:sz w:val="28"/>
+          <w:szCs w:val="28"/>
           <w:lang w:val="tr-TR" w:eastAsia="tr-TR"/>
         </w:rPr>
       </w:pPr>
@@ -6304,8 +5892,8 @@
         <w:rPr>
           <w:rFonts w:ascii="Times New Roman" w:hAnsi="Times New Roman" w:cs="Times New Roman"/>
           <w:color w:val="auto"/>
-          <w:sz w:val="24"/>
-          <w:szCs w:val="24"/>
+          <w:sz w:val="28"/>
+          <w:szCs w:val="28"/>
           <w:lang w:val="tr-TR" w:eastAsia="tr-TR"/>
         </w:rPr>
         <w:tab/>
@@ -6318,8 +5906,8 @@
         <w:rPr>
           <w:rFonts w:ascii="Times New Roman" w:hAnsi="Times New Roman" w:cs="Times New Roman"/>
           <w:color w:val="auto"/>
-          <w:sz w:val="24"/>
-          <w:szCs w:val="24"/>
+          <w:sz w:val="28"/>
+          <w:szCs w:val="28"/>
           <w:lang w:val="tr-TR" w:eastAsia="tr-TR"/>
         </w:rPr>
       </w:pPr>
@@ -6330,8 +5918,8 @@
         <w:rPr>
           <w:rFonts w:ascii="Times New Roman" w:hAnsi="Times New Roman" w:cs="Times New Roman"/>
           <w:color w:val="auto"/>
-          <w:sz w:val="24"/>
-          <w:szCs w:val="24"/>
+          <w:sz w:val="28"/>
+          <w:szCs w:val="28"/>
           <w:lang w:val="tr-TR" w:eastAsia="tr-TR"/>
         </w:rPr>
         <w:tab/>
@@ -6344,8 +5932,8 @@
         <w:rPr>
           <w:rFonts w:ascii="Times New Roman" w:hAnsi="Times New Roman" w:cs="Times New Roman"/>
           <w:color w:val="auto"/>
-          <w:sz w:val="24"/>
-          <w:szCs w:val="24"/>
+          <w:sz w:val="28"/>
+          <w:szCs w:val="28"/>
           <w:lang w:val="tr-TR" w:eastAsia="tr-TR"/>
         </w:rPr>
       </w:pPr>
@@ -6356,8 +5944,8 @@
         <w:rPr>
           <w:rFonts w:ascii="Times New Roman" w:hAnsi="Times New Roman" w:cs="Times New Roman"/>
           <w:color w:val="auto"/>
-          <w:sz w:val="24"/>
-          <w:szCs w:val="24"/>
+          <w:sz w:val="28"/>
+          <w:szCs w:val="28"/>
           <w:lang w:val="tr-TR" w:eastAsia="tr-TR"/>
         </w:rPr>
         <w:tab/>
@@ -6370,8 +5958,8 @@
         <w:rPr>
           <w:rFonts w:ascii="Times New Roman" w:hAnsi="Times New Roman" w:cs="Times New Roman"/>
           <w:color w:val="auto"/>
-          <w:sz w:val="24"/>
-          <w:szCs w:val="24"/>
+          <w:sz w:val="28"/>
+          <w:szCs w:val="28"/>
           <w:lang w:val="tr-TR" w:eastAsia="tr-TR"/>
         </w:rPr>
       </w:pPr>
@@ -6382,8 +5970,8 @@
         <w:rPr>
           <w:rFonts w:ascii="Times New Roman" w:hAnsi="Times New Roman" w:cs="Times New Roman"/>
           <w:color w:val="auto"/>
-          <w:sz w:val="24"/>
-          <w:szCs w:val="24"/>
+          <w:sz w:val="28"/>
+          <w:szCs w:val="28"/>
           <w:lang w:val="tr-TR" w:eastAsia="tr-TR"/>
         </w:rPr>
         <w:tab/>
@@ -6396,8 +5984,8 @@
         <w:rPr>
           <w:rFonts w:ascii="Times New Roman" w:hAnsi="Times New Roman" w:cs="Times New Roman"/>
           <w:color w:val="auto"/>
-          <w:sz w:val="24"/>
-          <w:szCs w:val="24"/>
+          <w:sz w:val="28"/>
+          <w:szCs w:val="28"/>
           <w:lang w:val="tr-TR" w:eastAsia="tr-TR"/>
         </w:rPr>
       </w:pPr>
@@ -6408,8 +5996,8 @@
         <w:rPr>
           <w:rFonts w:ascii="Times New Roman" w:hAnsi="Times New Roman" w:cs="Times New Roman"/>
           <w:color w:val="auto"/>
-          <w:sz w:val="24"/>
-          <w:szCs w:val="24"/>
+          <w:sz w:val="28"/>
+          <w:szCs w:val="28"/>
           <w:lang w:val="tr-TR" w:eastAsia="tr-TR"/>
         </w:rPr>
         <w:tab/>
@@ -6422,8 +6010,8 @@
         <w:rPr>
           <w:rFonts w:ascii="Times New Roman" w:hAnsi="Times New Roman" w:cs="Times New Roman"/>
           <w:color w:val="auto"/>
-          <w:sz w:val="24"/>
-          <w:szCs w:val="24"/>
+          <w:sz w:val="28"/>
+          <w:szCs w:val="28"/>
           <w:lang w:val="tr-TR" w:eastAsia="tr-TR"/>
         </w:rPr>
       </w:pPr>
@@ -6434,8 +6022,8 @@
         <w:rPr>
           <w:rFonts w:ascii="Times New Roman" w:hAnsi="Times New Roman" w:cs="Times New Roman"/>
           <w:color w:val="auto"/>
-          <w:sz w:val="24"/>
-          <w:szCs w:val="24"/>
+          <w:sz w:val="28"/>
+          <w:szCs w:val="28"/>
           <w:lang w:val="tr-TR" w:eastAsia="tr-TR"/>
         </w:rPr>
         <w:tab/>
@@ -6448,8 +6036,8 @@
         <w:rPr>
           <w:rFonts w:ascii="Times New Roman" w:hAnsi="Times New Roman" w:cs="Times New Roman"/>
           <w:color w:val="auto"/>
-          <w:sz w:val="24"/>
-          <w:szCs w:val="24"/>
+          <w:sz w:val="28"/>
+          <w:szCs w:val="28"/>
           <w:lang w:val="tr-TR" w:eastAsia="tr-TR"/>
         </w:rPr>
       </w:pPr>
@@ -6460,8 +6048,8 @@
         <w:rPr>
           <w:rFonts w:ascii="Times New Roman" w:hAnsi="Times New Roman" w:cs="Times New Roman"/>
           <w:color w:val="auto"/>
-          <w:sz w:val="24"/>
-          <w:szCs w:val="24"/>
+          <w:sz w:val="28"/>
+          <w:szCs w:val="28"/>
           <w:lang w:val="tr-TR" w:eastAsia="tr-TR"/>
         </w:rPr>
         <w:tab/>
@@ -6474,8 +6062,8 @@
         <w:rPr>
           <w:rFonts w:ascii="Times New Roman" w:hAnsi="Times New Roman" w:cs="Times New Roman"/>
           <w:color w:val="auto"/>
-          <w:sz w:val="24"/>
-          <w:szCs w:val="24"/>
+          <w:sz w:val="28"/>
+          <w:szCs w:val="28"/>
           <w:lang w:val="tr-TR" w:eastAsia="tr-TR"/>
         </w:rPr>
       </w:pPr>
@@ -6486,8 +6074,8 @@
         <w:rPr>
           <w:rFonts w:ascii="Times New Roman" w:hAnsi="Times New Roman" w:cs="Times New Roman"/>
           <w:color w:val="auto"/>
-          <w:sz w:val="24"/>
-          <w:szCs w:val="24"/>
+          <w:sz w:val="28"/>
+          <w:szCs w:val="28"/>
           <w:lang w:val="tr-TR" w:eastAsia="tr-TR"/>
         </w:rPr>
         <w:tab/>
@@ -6500,8 +6088,8 @@
         <w:rPr>
           <w:rFonts w:ascii="Times New Roman" w:hAnsi="Times New Roman" w:cs="Times New Roman"/>
           <w:color w:val="auto"/>
-          <w:sz w:val="24"/>
-          <w:szCs w:val="24"/>
+          <w:sz w:val="28"/>
+          <w:szCs w:val="28"/>
           <w:lang w:val="tr-TR" w:eastAsia="tr-TR"/>
         </w:rPr>
       </w:pPr>
@@ -6512,8 +6100,8 @@
         <w:rPr>
           <w:rFonts w:ascii="Times New Roman" w:hAnsi="Times New Roman" w:cs="Times New Roman"/>
           <w:color w:val="auto"/>
-          <w:sz w:val="24"/>
-          <w:szCs w:val="24"/>
+          <w:sz w:val="28"/>
+          <w:szCs w:val="28"/>
           <w:lang w:val="tr-TR" w:eastAsia="tr-TR"/>
         </w:rPr>
         <w:tab/>
@@ -6526,8 +6114,8 @@
         <w:rPr>
           <w:rFonts w:ascii="Times New Roman" w:hAnsi="Times New Roman" w:cs="Times New Roman"/>
           <w:color w:val="auto"/>
-          <w:sz w:val="24"/>
-          <w:szCs w:val="24"/>
+          <w:sz w:val="28"/>
+          <w:szCs w:val="28"/>
           <w:lang w:val="tr-TR" w:eastAsia="tr-TR"/>
         </w:rPr>
       </w:pPr>
@@ -6538,8 +6126,8 @@
         <w:rPr>
           <w:rFonts w:ascii="Times New Roman" w:hAnsi="Times New Roman" w:cs="Times New Roman"/>
           <w:color w:val="auto"/>
-          <w:sz w:val="24"/>
-          <w:szCs w:val="24"/>
+          <w:sz w:val="28"/>
+          <w:szCs w:val="28"/>
           <w:lang w:val="tr-TR" w:eastAsia="tr-TR"/>
         </w:rPr>
         <w:tab/>
@@ -6552,8 +6140,8 @@
         <w:rPr>
           <w:rFonts w:ascii="Times New Roman" w:hAnsi="Times New Roman" w:cs="Times New Roman"/>
           <w:color w:val="auto"/>
-          <w:sz w:val="24"/>
-          <w:szCs w:val="24"/>
+          <w:sz w:val="28"/>
+          <w:szCs w:val="28"/>
           <w:lang w:val="tr-TR" w:eastAsia="tr-TR"/>
         </w:rPr>
       </w:pPr>
@@ -6564,8 +6152,8 @@
         <w:rPr>
           <w:rFonts w:ascii="Times New Roman" w:hAnsi="Times New Roman" w:cs="Times New Roman"/>
           <w:color w:val="auto"/>
-          <w:sz w:val="24"/>
-          <w:szCs w:val="24"/>
+          <w:sz w:val="28"/>
+          <w:szCs w:val="28"/>
           <w:lang w:val="tr-TR" w:eastAsia="tr-TR"/>
         </w:rPr>
         <w:tab/>
@@ -6578,8 +6166,8 @@
         <w:rPr>
           <w:rFonts w:ascii="Times New Roman" w:hAnsi="Times New Roman" w:cs="Times New Roman"/>
           <w:color w:val="auto"/>
-          <w:sz w:val="24"/>
-          <w:szCs w:val="24"/>
+          <w:sz w:val="28"/>
+          <w:szCs w:val="28"/>
           <w:lang w:val="tr-TR" w:eastAsia="tr-TR"/>
         </w:rPr>
       </w:pPr>
@@ -6590,8 +6178,8 @@
         <w:rPr>
           <w:rFonts w:ascii="Times New Roman" w:hAnsi="Times New Roman" w:cs="Times New Roman"/>
           <w:color w:val="auto"/>
-          <w:sz w:val="24"/>
-          <w:szCs w:val="24"/>
+          <w:sz w:val="28"/>
+          <w:szCs w:val="28"/>
           <w:lang w:val="tr-TR" w:eastAsia="tr-TR"/>
         </w:rPr>
         <w:tab/>
@@ -6601,7 +6189,7 @@
         <w:rPr>
           <w:rFonts w:ascii="Times New Roman" w:hAnsi="Times New Roman" w:cs="Times New Roman"/>
           <w:noProof/>
-          <w:szCs w:val="24"/>
+          <w:szCs w:val="28"/>
           <w:lang w:val="tr-TR"/>
         </w:rPr>
         <w:br w:type="page"/>
@@ -6660,7 +6248,7 @@
         <w:rPr>
           <w:rFonts w:ascii="Times New Roman" w:hAnsi="Times New Roman" w:cs="Times New Roman"/>
           <w:noProof/>
-          <w:sz w:val="24"/>
+          <w:sz w:val="28"/>
           <w:lang w:val="tr-TR"/>
         </w:rPr>
       </w:pPr>
@@ -6672,15 +6260,15 @@
         <w:rPr>
           <w:rFonts w:ascii="Times New Roman" w:hAnsi="Times New Roman" w:cs="Times New Roman"/>
           <w:noProof/>
-          <w:sz w:val="24"/>
-          <w:lang w:val="tr-TR"/>
-        </w:rPr>
-      </w:pPr>
-      <w:r>
-        <w:rPr>
-          <w:rFonts w:ascii="Times New Roman" w:hAnsi="Times New Roman" w:cs="Times New Roman"/>
-          <w:noProof/>
-          <w:sz w:val="24"/>
+          <w:sz w:val="28"/>
+          <w:lang w:val="tr-TR"/>
+        </w:rPr>
+      </w:pPr>
+      <w:r>
+        <w:rPr>
+          <w:rFonts w:ascii="Times New Roman" w:hAnsi="Times New Roman" w:cs="Times New Roman"/>
+          <w:noProof/>
+          <w:sz w:val="28"/>
           <w:lang w:val="tr-TR"/>
         </w:rPr>
         <w:t>4.1.</w:t>
@@ -6689,7 +6277,7 @@
         <w:rPr>
           <w:rFonts w:ascii="Times New Roman" w:hAnsi="Times New Roman" w:cs="Times New Roman"/>
           <w:noProof/>
-          <w:sz w:val="24"/>
+          <w:sz w:val="28"/>
           <w:lang w:val="tr-TR"/>
         </w:rPr>
         <w:t>Bu pozisyon için gerekli olan özel eğitim düzeyini belirleyiniz (</w:t>
@@ -6698,7 +6286,7 @@
         <w:rPr>
           <w:rFonts w:ascii="Times New Roman" w:hAnsi="Times New Roman" w:cs="Times New Roman"/>
           <w:noProof/>
-          <w:sz w:val="24"/>
+          <w:sz w:val="28"/>
           <w:lang w:val="tr-TR"/>
         </w:rPr>
         <w:t>mesleki</w:t>
@@ -6707,7 +6295,7 @@
         <w:rPr>
           <w:rFonts w:ascii="Times New Roman" w:hAnsi="Times New Roman" w:cs="Times New Roman"/>
           <w:noProof/>
-          <w:sz w:val="24"/>
+          <w:sz w:val="28"/>
           <w:lang w:val="tr-TR"/>
         </w:rPr>
         <w:t xml:space="preserve"> eğitim, üniversite, master veya bu işin doğru bir şekilde yapılması için ihtiyaç duyulan eğitimler ve düzeyi)</w:t>
@@ -6745,7 +6333,7 @@
         <w:rPr>
           <w:rFonts w:ascii="Times New Roman" w:hAnsi="Times New Roman" w:cs="Times New Roman"/>
           <w:noProof/>
-          <w:sz w:val="24"/>
+          <w:sz w:val="28"/>
           <w:lang w:val="tr-TR"/>
         </w:rPr>
       </w:pPr>
@@ -6757,15 +6345,15 @@
         <w:rPr>
           <w:rFonts w:ascii="Times New Roman" w:hAnsi="Times New Roman" w:cs="Times New Roman"/>
           <w:noProof/>
-          <w:sz w:val="24"/>
-          <w:lang w:val="tr-TR"/>
-        </w:rPr>
-      </w:pPr>
-      <w:r>
-        <w:rPr>
-          <w:rFonts w:ascii="Times New Roman" w:hAnsi="Times New Roman" w:cs="Times New Roman"/>
-          <w:noProof/>
-          <w:sz w:val="24"/>
+          <w:sz w:val="28"/>
+          <w:lang w:val="tr-TR"/>
+        </w:rPr>
+      </w:pPr>
+      <w:r>
+        <w:rPr>
+          <w:rFonts w:ascii="Times New Roman" w:hAnsi="Times New Roman" w:cs="Times New Roman"/>
+          <w:noProof/>
+          <w:sz w:val="28"/>
           <w:lang w:val="tr-TR"/>
         </w:rPr>
         <w:t>4.2.</w:t>
@@ -6774,7 +6362,7 @@
         <w:rPr>
           <w:rFonts w:ascii="Times New Roman" w:hAnsi="Times New Roman" w:cs="Times New Roman"/>
           <w:noProof/>
-          <w:sz w:val="24"/>
+          <w:sz w:val="28"/>
           <w:lang w:val="tr-TR"/>
         </w:rPr>
         <w:t>Bu pozisyonu</w:t>
@@ -6783,7 +6371,7 @@
         <w:rPr>
           <w:rFonts w:ascii="Times New Roman" w:hAnsi="Times New Roman" w:cs="Times New Roman"/>
           <w:noProof/>
-          <w:sz w:val="24"/>
+          <w:sz w:val="28"/>
           <w:lang w:val="tr-TR"/>
         </w:rPr>
         <w:t>n</w:t>
@@ -6792,7 +6380,7 @@
         <w:rPr>
           <w:rFonts w:ascii="Times New Roman" w:hAnsi="Times New Roman" w:cs="Times New Roman"/>
           <w:noProof/>
-          <w:sz w:val="24"/>
+          <w:sz w:val="28"/>
           <w:lang w:val="tr-TR"/>
         </w:rPr>
         <w:t xml:space="preserve"> iyi bir şekilde </w:t>
@@ -6801,7 +6389,7 @@
         <w:rPr>
           <w:rFonts w:ascii="Times New Roman" w:hAnsi="Times New Roman" w:cs="Times New Roman"/>
           <w:noProof/>
-          <w:sz w:val="24"/>
+          <w:sz w:val="28"/>
           <w:lang w:val="tr-TR"/>
         </w:rPr>
         <w:t xml:space="preserve">doldurulması </w:t>
@@ -6810,7 +6398,7 @@
         <w:rPr>
           <w:rFonts w:ascii="Times New Roman" w:hAnsi="Times New Roman" w:cs="Times New Roman"/>
           <w:noProof/>
-          <w:sz w:val="24"/>
+          <w:sz w:val="28"/>
           <w:lang w:val="tr-TR"/>
         </w:rPr>
         <w:t xml:space="preserve">için gerekli olan lisans veya sertifikalar nelerdir? </w:t>
@@ -6848,7 +6436,7 @@
         <w:rPr>
           <w:rFonts w:ascii="Times New Roman" w:hAnsi="Times New Roman" w:cs="Times New Roman"/>
           <w:noProof/>
-          <w:sz w:val="24"/>
+          <w:sz w:val="28"/>
           <w:lang w:val="tr-TR"/>
         </w:rPr>
       </w:pPr>
@@ -6860,15 +6448,15 @@
         <w:rPr>
           <w:rFonts w:ascii="Times New Roman" w:hAnsi="Times New Roman" w:cs="Times New Roman"/>
           <w:noProof/>
-          <w:sz w:val="24"/>
-          <w:lang w:val="tr-TR"/>
-        </w:rPr>
-      </w:pPr>
-      <w:r>
-        <w:rPr>
-          <w:rFonts w:ascii="Times New Roman" w:hAnsi="Times New Roman" w:cs="Times New Roman"/>
-          <w:noProof/>
-          <w:sz w:val="24"/>
+          <w:sz w:val="28"/>
+          <w:lang w:val="tr-TR"/>
+        </w:rPr>
+      </w:pPr>
+      <w:r>
+        <w:rPr>
+          <w:rFonts w:ascii="Times New Roman" w:hAnsi="Times New Roman" w:cs="Times New Roman"/>
+          <w:noProof/>
+          <w:sz w:val="28"/>
           <w:lang w:val="tr-TR"/>
         </w:rPr>
         <w:t>4.3.</w:t>
@@ -6877,7 +6465,7 @@
         <w:rPr>
           <w:rFonts w:ascii="Times New Roman" w:hAnsi="Times New Roman" w:cs="Times New Roman"/>
           <w:noProof/>
-          <w:sz w:val="24"/>
+          <w:sz w:val="28"/>
           <w:lang w:val="tr-TR"/>
         </w:rPr>
         <w:t xml:space="preserve">Bu pozisyonun görevlerini yerine getirmek için gerekli olan diğer bilgi, beceri veya kabiliyetler nelerdir? </w:t>
@@ -6915,7 +6503,7 @@
         <w:rPr>
           <w:rFonts w:ascii="Times New Roman" w:hAnsi="Times New Roman" w:cs="Times New Roman"/>
           <w:noProof/>
-          <w:sz w:val="24"/>
+          <w:sz w:val="28"/>
           <w:lang w:val="tr-TR"/>
         </w:rPr>
       </w:pPr>
@@ -6926,7 +6514,7 @@
         <w:rPr>
           <w:rFonts w:ascii="Times New Roman" w:hAnsi="Times New Roman" w:cs="Times New Roman"/>
           <w:noProof/>
-          <w:sz w:val="24"/>
+          <w:sz w:val="28"/>
           <w:lang w:val="tr-TR"/>
         </w:rPr>
       </w:pPr>
@@ -6937,7 +6525,7 @@
         <w:rPr>
           <w:rFonts w:ascii="Times New Roman" w:hAnsi="Times New Roman" w:cs="Times New Roman"/>
           <w:noProof/>
-          <w:sz w:val="24"/>
+          <w:sz w:val="28"/>
           <w:lang w:val="tr-TR"/>
         </w:rPr>
       </w:pPr>
@@ -6948,15 +6536,15 @@
         <w:rPr>
           <w:rFonts w:ascii="Times New Roman" w:hAnsi="Times New Roman" w:cs="Times New Roman"/>
           <w:noProof/>
-          <w:sz w:val="24"/>
-          <w:lang w:val="tr-TR"/>
-        </w:rPr>
-      </w:pPr>
-      <w:r>
-        <w:rPr>
-          <w:rFonts w:ascii="Times New Roman" w:hAnsi="Times New Roman" w:cs="Times New Roman"/>
-          <w:noProof/>
-          <w:sz w:val="24"/>
+          <w:sz w:val="28"/>
+          <w:lang w:val="tr-TR"/>
+        </w:rPr>
+      </w:pPr>
+      <w:r>
+        <w:rPr>
+          <w:rFonts w:ascii="Times New Roman" w:hAnsi="Times New Roman" w:cs="Times New Roman"/>
+          <w:noProof/>
+          <w:sz w:val="28"/>
           <w:lang w:val="tr-TR"/>
         </w:rPr>
         <w:t xml:space="preserve">      4.4.</w:t>
@@ -6965,7 +6553,7 @@
         <w:rPr>
           <w:rFonts w:ascii="Times New Roman" w:hAnsi="Times New Roman" w:cs="Times New Roman"/>
           <w:noProof/>
-          <w:sz w:val="24"/>
+          <w:sz w:val="28"/>
           <w:lang w:val="tr-TR"/>
         </w:rPr>
         <w:t xml:space="preserve">Bu görevde kullanılması gereken makine, teçhizat, ofis teçhizatları vb. Sıralayınız. </w:t>
@@ -7004,8 +6592,8 @@
         <w:rPr>
           <w:rFonts w:ascii="Times New Roman" w:hAnsi="Times New Roman" w:cs="Times New Roman"/>
           <w:noProof/>
-          <w:sz w:val="24"/>
-          <w:szCs w:val="24"/>
+          <w:sz w:val="28"/>
+          <w:szCs w:val="28"/>
           <w:lang w:val="tr-TR"/>
         </w:rPr>
       </w:pPr>
@@ -7016,17 +6604,17 @@
         <w:rPr>
           <w:rFonts w:ascii="Times New Roman" w:hAnsi="Times New Roman" w:cs="Times New Roman"/>
           <w:noProof/>
-          <w:sz w:val="24"/>
-          <w:szCs w:val="24"/>
-          <w:lang w:val="tr-TR"/>
-        </w:rPr>
-      </w:pPr>
-      <w:r>
-        <w:rPr>
-          <w:rFonts w:ascii="Times New Roman" w:hAnsi="Times New Roman" w:cs="Times New Roman"/>
-          <w:noProof/>
-          <w:sz w:val="24"/>
-          <w:szCs w:val="24"/>
+          <w:sz w:val="28"/>
+          <w:szCs w:val="28"/>
+          <w:lang w:val="tr-TR"/>
+        </w:rPr>
+      </w:pPr>
+      <w:r>
+        <w:rPr>
+          <w:rFonts w:ascii="Times New Roman" w:hAnsi="Times New Roman" w:cs="Times New Roman"/>
+          <w:noProof/>
+          <w:sz w:val="28"/>
+          <w:szCs w:val="28"/>
           <w:lang w:val="tr-TR"/>
         </w:rPr>
         <w:t xml:space="preserve">      4.5.</w:t>
@@ -7035,8 +6623,8 @@
         <w:rPr>
           <w:rFonts w:ascii="Times New Roman" w:hAnsi="Times New Roman" w:cs="Times New Roman"/>
           <w:noProof/>
-          <w:sz w:val="24"/>
-          <w:szCs w:val="24"/>
+          <w:sz w:val="28"/>
+          <w:szCs w:val="28"/>
           <w:lang w:val="tr-TR"/>
         </w:rPr>
         <w:t xml:space="preserve">Bu pozisyonun görevlerini yerine getirmek için ihtiyaç duyulan çalışmaların nerede </w:t>
@@ -7045,8 +6633,8 @@
         <w:rPr>
           <w:rFonts w:ascii="Times New Roman" w:hAnsi="Times New Roman" w:cs="Times New Roman"/>
           <w:noProof/>
-          <w:sz w:val="24"/>
-          <w:szCs w:val="24"/>
+          <w:sz w:val="28"/>
+          <w:szCs w:val="28"/>
           <w:lang w:val="tr-TR"/>
         </w:rPr>
         <w:t xml:space="preserve"> </w:t>
@@ -7058,17 +6646,17 @@
         <w:rPr>
           <w:rFonts w:ascii="Times New Roman" w:hAnsi="Times New Roman" w:cs="Times New Roman"/>
           <w:noProof/>
-          <w:sz w:val="24"/>
-          <w:szCs w:val="24"/>
-          <w:lang w:val="tr-TR"/>
-        </w:rPr>
-      </w:pPr>
-      <w:r>
-        <w:rPr>
-          <w:rFonts w:ascii="Times New Roman" w:hAnsi="Times New Roman" w:cs="Times New Roman"/>
-          <w:noProof/>
-          <w:sz w:val="24"/>
-          <w:szCs w:val="24"/>
+          <w:sz w:val="28"/>
+          <w:szCs w:val="28"/>
+          <w:lang w:val="tr-TR"/>
+        </w:rPr>
+      </w:pPr>
+      <w:r>
+        <w:rPr>
+          <w:rFonts w:ascii="Times New Roman" w:hAnsi="Times New Roman" w:cs="Times New Roman"/>
+          <w:noProof/>
+          <w:sz w:val="28"/>
+          <w:szCs w:val="28"/>
           <w:lang w:val="tr-TR"/>
         </w:rPr>
         <w:t xml:space="preserve">      </w:t>
@@ -7077,8 +6665,8 @@
         <w:rPr>
           <w:rFonts w:ascii="Times New Roman" w:hAnsi="Times New Roman" w:cs="Times New Roman"/>
           <w:noProof/>
-          <w:sz w:val="24"/>
-          <w:szCs w:val="24"/>
+          <w:sz w:val="28"/>
+          <w:szCs w:val="28"/>
           <w:lang w:val="tr-TR"/>
         </w:rPr>
         <w:t>yapılması gerektiğini tahmini yüzdelerle yazınız?</w:t>
@@ -7091,8 +6679,8 @@
         <w:rPr>
           <w:rFonts w:ascii="Times New Roman" w:hAnsi="Times New Roman" w:cs="Times New Roman"/>
           <w:noProof/>
-          <w:sz w:val="24"/>
-          <w:szCs w:val="24"/>
+          <w:sz w:val="28"/>
+          <w:szCs w:val="28"/>
           <w:lang w:val="tr-TR"/>
         </w:rPr>
       </w:pPr>
@@ -7104,8 +6692,8 @@
         <w:rPr>
           <w:rFonts w:ascii="Times New Roman" w:hAnsi="Times New Roman" w:cs="Times New Roman"/>
           <w:noProof/>
-          <w:sz w:val="24"/>
-          <w:szCs w:val="24"/>
+          <w:sz w:val="28"/>
+          <w:szCs w:val="28"/>
           <w:lang w:val="tr-TR"/>
         </w:rPr>
       </w:pPr>
@@ -7117,17 +6705,17 @@
         <w:rPr>
           <w:rFonts w:ascii="Times New Roman" w:hAnsi="Times New Roman" w:cs="Times New Roman"/>
           <w:noProof/>
-          <w:sz w:val="24"/>
-          <w:szCs w:val="24"/>
-          <w:lang w:val="tr-TR"/>
-        </w:rPr>
-      </w:pPr>
-      <w:r>
-        <w:rPr>
-          <w:rFonts w:ascii="Times New Roman" w:hAnsi="Times New Roman" w:cs="Times New Roman"/>
-          <w:noProof/>
-          <w:sz w:val="24"/>
-          <w:szCs w:val="24"/>
+          <w:sz w:val="28"/>
+          <w:szCs w:val="28"/>
+          <w:lang w:val="tr-TR"/>
+        </w:rPr>
+      </w:pPr>
+      <w:r>
+        <w:rPr>
+          <w:rFonts w:ascii="Times New Roman" w:hAnsi="Times New Roman" w:cs="Times New Roman"/>
+          <w:noProof/>
+          <w:sz w:val="28"/>
+          <w:szCs w:val="28"/>
           <w:lang w:val="tr-TR"/>
         </w:rPr>
         <w:t>Aylık ortalama</w:t>
@@ -7159,8 +6747,8 @@
               <w:rPr>
                 <w:rFonts w:ascii="Times New Roman" w:hAnsi="Times New Roman" w:cs="Times New Roman"/>
                 <w:noProof/>
-                <w:sz w:val="24"/>
-                <w:szCs w:val="24"/>
+                <w:sz w:val="28"/>
+                <w:szCs w:val="28"/>
                 <w:lang w:val="tr-TR"/>
               </w:rPr>
             </w:pPr>
@@ -7172,8 +6760,8 @@
               <w:rPr>
                 <w:rFonts w:ascii="Times New Roman" w:hAnsi="Times New Roman" w:cs="Times New Roman"/>
                 <w:noProof/>
-                <w:sz w:val="24"/>
-                <w:szCs w:val="24"/>
+                <w:sz w:val="28"/>
+                <w:szCs w:val="28"/>
                 <w:lang w:val="tr-TR"/>
               </w:rPr>
             </w:pPr>
@@ -7181,8 +6769,8 @@
               <w:rPr>
                 <w:rFonts w:ascii="Times New Roman" w:hAnsi="Times New Roman" w:cs="Times New Roman"/>
                 <w:noProof/>
-                <w:sz w:val="24"/>
-                <w:szCs w:val="24"/>
+                <w:sz w:val="28"/>
+                <w:szCs w:val="28"/>
                 <w:lang w:val="tr-TR"/>
               </w:rPr>
               <w:t xml:space="preserve">Ofis Ortamında  Masa Başında            % </w:t>
@@ -7208,8 +6796,8 @@
               <w:rPr>
                 <w:rFonts w:ascii="Times New Roman" w:hAnsi="Times New Roman" w:cs="Times New Roman"/>
                 <w:noProof/>
-                <w:sz w:val="24"/>
-                <w:szCs w:val="24"/>
+                <w:sz w:val="28"/>
+                <w:szCs w:val="28"/>
                 <w:lang w:val="tr-TR"/>
               </w:rPr>
             </w:pPr>
@@ -7221,8 +6809,8 @@
               <w:rPr>
                 <w:rFonts w:ascii="Times New Roman" w:hAnsi="Times New Roman" w:cs="Times New Roman"/>
                 <w:noProof/>
-                <w:sz w:val="24"/>
-                <w:szCs w:val="24"/>
+                <w:sz w:val="28"/>
+                <w:szCs w:val="28"/>
                 <w:lang w:val="tr-TR"/>
               </w:rPr>
             </w:pPr>
@@ -7230,8 +6818,8 @@
               <w:rPr>
                 <w:rFonts w:ascii="Times New Roman" w:hAnsi="Times New Roman" w:cs="Times New Roman"/>
                 <w:noProof/>
-                <w:sz w:val="24"/>
-                <w:szCs w:val="24"/>
+                <w:sz w:val="28"/>
+                <w:szCs w:val="28"/>
                 <w:lang w:val="tr-TR"/>
               </w:rPr>
               <w:t xml:space="preserve">Ofis Ortamında Bölümler Arasında     % </w:t>
@@ -7257,8 +6845,8 @@
               <w:rPr>
                 <w:rFonts w:ascii="Times New Roman" w:hAnsi="Times New Roman" w:cs="Times New Roman"/>
                 <w:noProof/>
-                <w:sz w:val="24"/>
-                <w:szCs w:val="24"/>
+                <w:sz w:val="28"/>
+                <w:szCs w:val="28"/>
                 <w:lang w:val="tr-TR"/>
               </w:rPr>
             </w:pPr>
@@ -7270,8 +6858,8 @@
               <w:rPr>
                 <w:rFonts w:ascii="Times New Roman" w:hAnsi="Times New Roman" w:cs="Times New Roman"/>
                 <w:noProof/>
-                <w:sz w:val="24"/>
-                <w:szCs w:val="24"/>
+                <w:sz w:val="28"/>
+                <w:szCs w:val="28"/>
                 <w:lang w:val="tr-TR"/>
               </w:rPr>
             </w:pPr>
@@ -7279,8 +6867,8 @@
               <w:rPr>
                 <w:rFonts w:ascii="Times New Roman" w:hAnsi="Times New Roman" w:cs="Times New Roman"/>
                 <w:noProof/>
-                <w:sz w:val="24"/>
-                <w:szCs w:val="24"/>
+                <w:sz w:val="28"/>
+                <w:szCs w:val="28"/>
                 <w:lang w:val="tr-TR"/>
               </w:rPr>
               <w:t xml:space="preserve">Ofis Ortamı Dışında Mobil                  % </w:t>
@@ -7317,8 +6905,8 @@
               <w:rPr>
                 <w:rFonts w:ascii="Times New Roman" w:hAnsi="Times New Roman" w:cs="Times New Roman"/>
                 <w:noProof/>
-                <w:sz w:val="24"/>
-                <w:szCs w:val="24"/>
+                <w:sz w:val="28"/>
+                <w:szCs w:val="28"/>
                 <w:lang w:val="tr-TR"/>
               </w:rPr>
             </w:pPr>
@@ -7329,8 +6917,8 @@
               <w:rPr>
                 <w:rFonts w:ascii="Times New Roman" w:hAnsi="Times New Roman" w:cs="Times New Roman"/>
                 <w:noProof/>
-                <w:sz w:val="24"/>
-                <w:szCs w:val="24"/>
+                <w:sz w:val="28"/>
+                <w:szCs w:val="28"/>
                 <w:lang w:val="tr-TR"/>
               </w:rPr>
             </w:pPr>
@@ -7338,8 +6926,8 @@
               <w:rPr>
                 <w:rFonts w:ascii="Times New Roman" w:hAnsi="Times New Roman" w:cs="Times New Roman"/>
                 <w:noProof/>
-                <w:sz w:val="24"/>
-                <w:szCs w:val="24"/>
+                <w:sz w:val="28"/>
+                <w:szCs w:val="28"/>
                 <w:lang w:val="tr-TR"/>
               </w:rPr>
               <w:t>TOPLAM                                             %    100</w:t>
@@ -7355,7 +6943,7 @@
           <w:rFonts w:ascii="Times New Roman" w:hAnsi="Times New Roman" w:cs="Times New Roman"/>
           <w:bCs w:val="0"/>
           <w:noProof/>
-          <w:szCs w:val="24"/>
+          <w:szCs w:val="28"/>
           <w:lang w:val="tr-TR"/>
         </w:rPr>
       </w:pPr>
@@ -7369,8 +6957,8 @@
         <w:rPr>
           <w:rFonts w:ascii="Times New Roman" w:hAnsi="Times New Roman" w:cs="Times New Roman"/>
           <w:color w:val="auto"/>
-          <w:sz w:val="24"/>
-          <w:szCs w:val="24"/>
+          <w:sz w:val="28"/>
+          <w:szCs w:val="28"/>
           <w:lang w:val="tr-TR" w:eastAsia="tr-TR"/>
         </w:rPr>
       </w:pPr>
@@ -7379,8 +6967,8 @@
           <w:rFonts w:ascii="Times New Roman" w:hAnsi="Times New Roman" w:cs="Times New Roman"/>
           <w:b/>
           <w:color w:val="auto"/>
-          <w:sz w:val="24"/>
-          <w:szCs w:val="24"/>
+          <w:sz w:val="28"/>
+          <w:szCs w:val="28"/>
           <w:lang w:val="tr-TR" w:eastAsia="tr-TR"/>
         </w:rPr>
         <w:t xml:space="preserve">    </w:t>
@@ -7389,8 +6977,8 @@
         <w:rPr>
           <w:rFonts w:ascii="Times New Roman" w:hAnsi="Times New Roman" w:cs="Times New Roman"/>
           <w:color w:val="auto"/>
-          <w:sz w:val="24"/>
-          <w:szCs w:val="24"/>
+          <w:sz w:val="28"/>
+          <w:szCs w:val="28"/>
           <w:lang w:val="tr-TR" w:eastAsia="tr-TR"/>
         </w:rPr>
         <w:t>4.6.</w:t>
@@ -7399,8 +6987,8 @@
         <w:rPr>
           <w:rFonts w:ascii="Times New Roman" w:hAnsi="Times New Roman" w:cs="Times New Roman"/>
           <w:color w:val="auto"/>
-          <w:sz w:val="24"/>
-          <w:szCs w:val="24"/>
+          <w:sz w:val="28"/>
+          <w:szCs w:val="28"/>
           <w:lang w:val="tr-TR" w:eastAsia="tr-TR"/>
         </w:rPr>
         <w:t xml:space="preserve">Çalışma yerinizdeki oturma düzeniniz işinizi kolaylaştırıyor mu? Cevabınız hayır ise; </w:t>
@@ -7415,17 +7003,17 @@
         <w:rPr>
           <w:rFonts w:ascii="Times New Roman" w:hAnsi="Times New Roman" w:cs="Times New Roman"/>
           <w:color w:val="auto"/>
-          <w:sz w:val="24"/>
-          <w:szCs w:val="24"/>
-          <w:lang w:val="tr-TR" w:eastAsia="tr-TR"/>
-        </w:rPr>
-      </w:pPr>
-      <w:r>
-        <w:rPr>
-          <w:rFonts w:ascii="Times New Roman" w:hAnsi="Times New Roman" w:cs="Times New Roman"/>
-          <w:color w:val="auto"/>
-          <w:sz w:val="24"/>
-          <w:szCs w:val="24"/>
+          <w:sz w:val="28"/>
+          <w:szCs w:val="28"/>
+          <w:lang w:val="tr-TR" w:eastAsia="tr-TR"/>
+        </w:rPr>
+      </w:pPr>
+      <w:r>
+        <w:rPr>
+          <w:rFonts w:ascii="Times New Roman" w:hAnsi="Times New Roman" w:cs="Times New Roman"/>
+          <w:color w:val="auto"/>
+          <w:sz w:val="28"/>
+          <w:szCs w:val="28"/>
           <w:lang w:val="tr-TR" w:eastAsia="tr-TR"/>
         </w:rPr>
         <w:t xml:space="preserve">    </w:t>
@@ -7434,8 +7022,8 @@
         <w:rPr>
           <w:rFonts w:ascii="Times New Roman" w:hAnsi="Times New Roman" w:cs="Times New Roman"/>
           <w:color w:val="auto"/>
-          <w:sz w:val="24"/>
-          <w:szCs w:val="24"/>
+          <w:sz w:val="28"/>
+          <w:szCs w:val="28"/>
           <w:lang w:val="tr-TR" w:eastAsia="tr-TR"/>
         </w:rPr>
         <w:t>önerileriniz nelerdir?</w:t>
@@ -7452,19 +7040,19 @@
           <w:rFonts w:ascii="Times New Roman" w:hAnsi="Times New Roman" w:cs="Times New Roman"/>
           <w:b/>
           <w:color w:val="auto"/>
-          <w:sz w:val="24"/>
-          <w:szCs w:val="24"/>
-          <w:lang w:val="tr-TR" w:eastAsia="tr-TR"/>
-        </w:rPr>
-      </w:pPr>
-    </w:p>
-    <w:p>
-      <w:pPr>
-        <w:rPr>
-          <w:rFonts w:ascii="Times New Roman" w:hAnsi="Times New Roman" w:cs="Times New Roman"/>
-          <w:color w:val="auto"/>
-          <w:sz w:val="24"/>
-          <w:szCs w:val="24"/>
+          <w:sz w:val="28"/>
+          <w:szCs w:val="28"/>
+          <w:lang w:val="tr-TR" w:eastAsia="tr-TR"/>
+        </w:rPr>
+      </w:pPr>
+    </w:p>
+    <w:p>
+      <w:pPr>
+        <w:rPr>
+          <w:rFonts w:ascii="Times New Roman" w:hAnsi="Times New Roman" w:cs="Times New Roman"/>
+          <w:color w:val="auto"/>
+          <w:sz w:val="28"/>
+          <w:szCs w:val="28"/>
           <w:lang w:val="tr-TR" w:eastAsia="tr-TR"/>
         </w:rPr>
       </w:pPr>
@@ -7475,28 +7063,28 @@
           <w:rFonts w:ascii="Times New Roman" w:hAnsi="Times New Roman" w:cs="Times New Roman"/>
           <w:b/>
           <w:color w:val="auto"/>
-          <w:sz w:val="24"/>
-          <w:szCs w:val="24"/>
-          <w:lang w:val="tr-TR" w:eastAsia="tr-TR"/>
-        </w:rPr>
-      </w:pPr>
-    </w:p>
-    <w:p>
-      <w:pPr>
-        <w:rPr>
-          <w:rFonts w:ascii="Times New Roman" w:hAnsi="Times New Roman" w:cs="Times New Roman"/>
-          <w:color w:val="auto"/>
-          <w:sz w:val="24"/>
-          <w:szCs w:val="24"/>
-          <w:lang w:val="tr-TR" w:eastAsia="tr-TR"/>
-        </w:rPr>
-      </w:pPr>
-      <w:r>
-        <w:rPr>
-          <w:rFonts w:ascii="Times New Roman" w:hAnsi="Times New Roman" w:cs="Times New Roman"/>
-          <w:color w:val="auto"/>
-          <w:sz w:val="24"/>
-          <w:szCs w:val="24"/>
+          <w:sz w:val="28"/>
+          <w:szCs w:val="28"/>
+          <w:lang w:val="tr-TR" w:eastAsia="tr-TR"/>
+        </w:rPr>
+      </w:pPr>
+    </w:p>
+    <w:p>
+      <w:pPr>
+        <w:rPr>
+          <w:rFonts w:ascii="Times New Roman" w:hAnsi="Times New Roman" w:cs="Times New Roman"/>
+          <w:color w:val="auto"/>
+          <w:sz w:val="28"/>
+          <w:szCs w:val="28"/>
+          <w:lang w:val="tr-TR" w:eastAsia="tr-TR"/>
+        </w:rPr>
+      </w:pPr>
+      <w:r>
+        <w:rPr>
+          <w:rFonts w:ascii="Times New Roman" w:hAnsi="Times New Roman" w:cs="Times New Roman"/>
+          <w:color w:val="auto"/>
+          <w:sz w:val="28"/>
+          <w:szCs w:val="28"/>
           <w:lang w:val="tr-TR" w:eastAsia="tr-TR"/>
         </w:rPr>
         <w:t xml:space="preserve">         4.6.1</w:t>
@@ -7506,8 +7094,8 @@
           <w:rFonts w:ascii="Times New Roman" w:hAnsi="Times New Roman" w:cs="Times New Roman"/>
           <w:b/>
           <w:color w:val="auto"/>
-          <w:sz w:val="24"/>
-          <w:szCs w:val="24"/>
+          <w:sz w:val="28"/>
+          <w:szCs w:val="28"/>
           <w:lang w:val="tr-TR" w:eastAsia="tr-TR"/>
         </w:rPr>
         <w:t>.</w:t>
@@ -7516,8 +7104,8 @@
         <w:rPr>
           <w:rFonts w:ascii="Times New Roman" w:hAnsi="Times New Roman" w:cs="Times New Roman"/>
           <w:color w:val="auto"/>
-          <w:sz w:val="24"/>
-          <w:szCs w:val="24"/>
+          <w:sz w:val="28"/>
+          <w:szCs w:val="28"/>
           <w:lang w:val="tr-TR" w:eastAsia="tr-TR"/>
         </w:rPr>
         <w:t>Yapılan İş Hangi Fiziksel Ortamda Gerçekleşmektedir</w:t>
@@ -7526,8 +7114,8 @@
         <w:rPr>
           <w:rFonts w:ascii="Times New Roman" w:hAnsi="Times New Roman" w:cs="Times New Roman"/>
           <w:color w:val="auto"/>
-          <w:sz w:val="24"/>
-          <w:szCs w:val="24"/>
+          <w:sz w:val="28"/>
+          <w:szCs w:val="28"/>
           <w:lang w:val="tr-TR" w:eastAsia="tr-TR"/>
         </w:rPr>
         <w:t>?</w:t>
@@ -7538,41 +7126,41 @@
         <w:rPr>
           <w:rFonts w:ascii="Times New Roman" w:hAnsi="Times New Roman" w:cs="Times New Roman"/>
           <w:color w:val="auto"/>
-          <w:sz w:val="24"/>
-          <w:szCs w:val="24"/>
-          <w:lang w:val="tr-TR" w:eastAsia="tr-TR"/>
-        </w:rPr>
-      </w:pPr>
-    </w:p>
-    <w:p>
-      <w:pPr>
-        <w:rPr>
-          <w:rFonts w:ascii="Times New Roman" w:hAnsi="Times New Roman" w:cs="Times New Roman"/>
-          <w:color w:val="auto"/>
-          <w:sz w:val="24"/>
-          <w:szCs w:val="24"/>
-          <w:lang w:val="tr-TR" w:eastAsia="tr-TR"/>
-        </w:rPr>
-      </w:pPr>
-    </w:p>
-    <w:p>
-      <w:pPr>
-        <w:rPr>
-          <w:rFonts w:ascii="Times New Roman" w:hAnsi="Times New Roman" w:cs="Times New Roman"/>
-          <w:color w:val="auto"/>
-          <w:sz w:val="24"/>
-          <w:szCs w:val="24"/>
-          <w:lang w:val="tr-TR" w:eastAsia="tr-TR"/>
-        </w:rPr>
-      </w:pPr>
-    </w:p>
-    <w:p>
-      <w:pPr>
-        <w:rPr>
-          <w:rFonts w:ascii="Times New Roman" w:hAnsi="Times New Roman" w:cs="Times New Roman"/>
-          <w:color w:val="auto"/>
-          <w:sz w:val="24"/>
-          <w:szCs w:val="24"/>
+          <w:sz w:val="28"/>
+          <w:szCs w:val="28"/>
+          <w:lang w:val="tr-TR" w:eastAsia="tr-TR"/>
+        </w:rPr>
+      </w:pPr>
+    </w:p>
+    <w:p>
+      <w:pPr>
+        <w:rPr>
+          <w:rFonts w:ascii="Times New Roman" w:hAnsi="Times New Roman" w:cs="Times New Roman"/>
+          <w:color w:val="auto"/>
+          <w:sz w:val="28"/>
+          <w:szCs w:val="28"/>
+          <w:lang w:val="tr-TR" w:eastAsia="tr-TR"/>
+        </w:rPr>
+      </w:pPr>
+    </w:p>
+    <w:p>
+      <w:pPr>
+        <w:rPr>
+          <w:rFonts w:ascii="Times New Roman" w:hAnsi="Times New Roman" w:cs="Times New Roman"/>
+          <w:color w:val="auto"/>
+          <w:sz w:val="28"/>
+          <w:szCs w:val="28"/>
+          <w:lang w:val="tr-TR" w:eastAsia="tr-TR"/>
+        </w:rPr>
+      </w:pPr>
+    </w:p>
+    <w:p>
+      <w:pPr>
+        <w:rPr>
+          <w:rFonts w:ascii="Times New Roman" w:hAnsi="Times New Roman" w:cs="Times New Roman"/>
+          <w:color w:val="auto"/>
+          <w:sz w:val="28"/>
+          <w:szCs w:val="28"/>
           <w:lang w:val="tr-TR" w:eastAsia="tr-TR"/>
         </w:rPr>
       </w:pPr>
@@ -7584,17 +7172,17 @@
         <w:rPr>
           <w:rFonts w:ascii="Times New Roman" w:hAnsi="Times New Roman" w:cs="Times New Roman"/>
           <w:color w:val="auto"/>
-          <w:sz w:val="24"/>
-          <w:szCs w:val="24"/>
-          <w:lang w:val="tr-TR" w:eastAsia="tr-TR"/>
-        </w:rPr>
-      </w:pPr>
-      <w:r>
-        <w:rPr>
-          <w:rFonts w:ascii="Times New Roman" w:hAnsi="Times New Roman" w:cs="Times New Roman"/>
-          <w:color w:val="auto"/>
-          <w:sz w:val="24"/>
-          <w:szCs w:val="24"/>
+          <w:sz w:val="28"/>
+          <w:szCs w:val="28"/>
+          <w:lang w:val="tr-TR" w:eastAsia="tr-TR"/>
+        </w:rPr>
+      </w:pPr>
+      <w:r>
+        <w:rPr>
+          <w:rFonts w:ascii="Times New Roman" w:hAnsi="Times New Roman" w:cs="Times New Roman"/>
+          <w:color w:val="auto"/>
+          <w:sz w:val="28"/>
+          <w:szCs w:val="28"/>
           <w:lang w:val="tr-TR" w:eastAsia="tr-TR"/>
         </w:rPr>
         <w:t xml:space="preserve">      </w:t>
@@ -7603,8 +7191,8 @@
         <w:rPr>
           <w:rFonts w:ascii="Times New Roman" w:hAnsi="Times New Roman" w:cs="Times New Roman"/>
           <w:color w:val="auto"/>
-          <w:sz w:val="24"/>
-          <w:szCs w:val="24"/>
+          <w:sz w:val="28"/>
+          <w:szCs w:val="28"/>
           <w:lang w:val="tr-TR" w:eastAsia="tr-TR"/>
         </w:rPr>
         <w:t xml:space="preserve"> </w:t>
@@ -7613,8 +7201,8 @@
         <w:rPr>
           <w:rFonts w:ascii="Times New Roman" w:hAnsi="Times New Roman" w:cs="Times New Roman"/>
           <w:color w:val="auto"/>
-          <w:sz w:val="24"/>
-          <w:szCs w:val="24"/>
+          <w:sz w:val="28"/>
+          <w:szCs w:val="28"/>
           <w:lang w:val="tr-TR" w:eastAsia="tr-TR"/>
         </w:rPr>
         <w:t>4.6.2</w:t>
@@ -7623,8 +7211,8 @@
         <w:rPr>
           <w:rFonts w:ascii="Times New Roman" w:hAnsi="Times New Roman" w:cs="Times New Roman"/>
           <w:color w:val="auto"/>
-          <w:sz w:val="24"/>
-          <w:szCs w:val="24"/>
+          <w:sz w:val="28"/>
+          <w:szCs w:val="28"/>
           <w:lang w:val="tr-TR" w:eastAsia="tr-TR"/>
         </w:rPr>
         <w:t xml:space="preserve"> Varsa çalışma ortamında yaşadığınız sosyal sorunlar nelerdir? (Ayrımcılık, alay, küçük </w:t>
@@ -7637,17 +7225,17 @@
         <w:rPr>
           <w:rFonts w:ascii="Times New Roman" w:hAnsi="Times New Roman" w:cs="Times New Roman"/>
           <w:color w:val="auto"/>
-          <w:sz w:val="24"/>
-          <w:szCs w:val="24"/>
-          <w:lang w:val="tr-TR" w:eastAsia="tr-TR"/>
-        </w:rPr>
-      </w:pPr>
-      <w:r>
-        <w:rPr>
-          <w:rFonts w:ascii="Times New Roman" w:hAnsi="Times New Roman" w:cs="Times New Roman"/>
-          <w:color w:val="auto"/>
-          <w:sz w:val="24"/>
-          <w:szCs w:val="24"/>
+          <w:sz w:val="28"/>
+          <w:szCs w:val="28"/>
+          <w:lang w:val="tr-TR" w:eastAsia="tr-TR"/>
+        </w:rPr>
+      </w:pPr>
+      <w:r>
+        <w:rPr>
+          <w:rFonts w:ascii="Times New Roman" w:hAnsi="Times New Roman" w:cs="Times New Roman"/>
+          <w:color w:val="auto"/>
+          <w:sz w:val="28"/>
+          <w:szCs w:val="28"/>
           <w:lang w:val="tr-TR" w:eastAsia="tr-TR"/>
         </w:rPr>
         <w:t xml:space="preserve">       </w:t>
@@ -7656,8 +7244,8 @@
         <w:rPr>
           <w:rFonts w:ascii="Times New Roman" w:hAnsi="Times New Roman" w:cs="Times New Roman"/>
           <w:color w:val="auto"/>
-          <w:sz w:val="24"/>
-          <w:szCs w:val="24"/>
+          <w:sz w:val="28"/>
+          <w:szCs w:val="28"/>
           <w:lang w:val="tr-TR" w:eastAsia="tr-TR"/>
         </w:rPr>
         <w:t>düşürme, mobbing vs)</w:t>
@@ -7673,8 +7261,8 @@
           <w:rFonts w:ascii="Times New Roman" w:hAnsi="Times New Roman" w:cs="Times New Roman"/>
           <w:b/>
           <w:color w:val="auto"/>
-          <w:sz w:val="24"/>
-          <w:szCs w:val="24"/>
+          <w:sz w:val="28"/>
+          <w:szCs w:val="28"/>
           <w:lang w:val="tr-TR" w:eastAsia="tr-TR"/>
         </w:rPr>
       </w:pPr>
@@ -7728,8 +7316,8 @@
                 <w:rFonts w:ascii="Times New Roman" w:hAnsi="Times New Roman" w:cs="Times New Roman"/>
                 <w:b/>
                 <w:color w:val="auto"/>
-                <w:sz w:val="24"/>
-                <w:szCs w:val="24"/>
+                <w:sz w:val="28"/>
+                <w:szCs w:val="28"/>
                 <w:lang w:val="tr-TR" w:eastAsia="tr-TR"/>
               </w:rPr>
             </w:pPr>
@@ -7740,8 +7328,8 @@
                 <w:rFonts w:ascii="Times New Roman" w:hAnsi="Times New Roman" w:cs="Times New Roman"/>
                 <w:b/>
                 <w:color w:val="auto"/>
-                <w:sz w:val="24"/>
-                <w:szCs w:val="24"/>
+                <w:sz w:val="28"/>
+                <w:szCs w:val="28"/>
                 <w:lang w:val="tr-TR" w:eastAsia="tr-TR"/>
               </w:rPr>
             </w:pPr>
@@ -7752,8 +7340,8 @@
                 <w:rFonts w:ascii="Times New Roman" w:hAnsi="Times New Roman" w:cs="Times New Roman"/>
                 <w:b/>
                 <w:color w:val="auto"/>
-                <w:sz w:val="24"/>
-                <w:szCs w:val="24"/>
+                <w:sz w:val="28"/>
+                <w:szCs w:val="28"/>
                 <w:lang w:val="tr-TR" w:eastAsia="tr-TR"/>
               </w:rPr>
             </w:pPr>
@@ -7764,8 +7352,8 @@
                 <w:rFonts w:ascii="Times New Roman" w:hAnsi="Times New Roman" w:cs="Times New Roman"/>
                 <w:b/>
                 <w:color w:val="auto"/>
-                <w:sz w:val="24"/>
-                <w:szCs w:val="24"/>
+                <w:sz w:val="28"/>
+                <w:szCs w:val="28"/>
                 <w:lang w:val="tr-TR" w:eastAsia="tr-TR"/>
               </w:rPr>
             </w:pPr>
@@ -7774,8 +7362,8 @@
                 <w:rFonts w:ascii="Times New Roman" w:hAnsi="Times New Roman" w:cs="Times New Roman"/>
                 <w:b/>
                 <w:color w:val="auto"/>
-                <w:sz w:val="24"/>
-                <w:szCs w:val="24"/>
+                <w:sz w:val="28"/>
+                <w:szCs w:val="28"/>
                 <w:lang w:val="tr-TR" w:eastAsia="tr-TR"/>
               </w:rPr>
               <w:t>ÇALIŞMA ORTAMI</w:t>
@@ -7801,8 +7389,8 @@
                 <w:rFonts w:ascii="Times New Roman" w:hAnsi="Times New Roman" w:cs="Times New Roman"/>
                 <w:b/>
                 <w:color w:val="auto"/>
-                <w:sz w:val="24"/>
-                <w:szCs w:val="24"/>
+                <w:sz w:val="28"/>
+                <w:szCs w:val="28"/>
                 <w:lang w:val="tr-TR" w:eastAsia="tr-TR"/>
               </w:rPr>
             </w:pPr>
@@ -7811,8 +7399,8 @@
                 <w:rFonts w:ascii="Times New Roman" w:hAnsi="Times New Roman" w:cs="Times New Roman"/>
                 <w:b/>
                 <w:color w:val="auto"/>
-                <w:sz w:val="24"/>
-                <w:szCs w:val="24"/>
+                <w:sz w:val="28"/>
+                <w:szCs w:val="28"/>
                 <w:lang w:val="tr-TR" w:eastAsia="tr-TR"/>
               </w:rPr>
               <w:t>MARUZ KALANAN FAKTÖR</w:t>
@@ -7844,8 +7432,8 @@
                 <w:rFonts w:ascii="Times New Roman" w:hAnsi="Times New Roman" w:cs="Times New Roman"/>
                 <w:b/>
                 <w:color w:val="auto"/>
-                <w:sz w:val="24"/>
-                <w:szCs w:val="24"/>
+                <w:sz w:val="28"/>
+                <w:szCs w:val="28"/>
                 <w:lang w:val="tr-TR" w:eastAsia="tr-TR"/>
               </w:rPr>
             </w:pPr>
@@ -7869,8 +7457,8 @@
               <w:rPr>
                 <w:rFonts w:ascii="Times New Roman" w:hAnsi="Times New Roman" w:cs="Times New Roman"/>
                 <w:color w:val="auto"/>
-                <w:sz w:val="24"/>
-                <w:szCs w:val="24"/>
+                <w:sz w:val="28"/>
+                <w:szCs w:val="28"/>
                 <w:lang w:val="tr-TR" w:eastAsia="tr-TR"/>
               </w:rPr>
             </w:pPr>
@@ -7881,8 +7469,8 @@
               <w:rPr>
                 <w:rFonts w:ascii="Times New Roman" w:hAnsi="Times New Roman" w:cs="Times New Roman"/>
                 <w:color w:val="auto"/>
-                <w:sz w:val="24"/>
-                <w:szCs w:val="24"/>
+                <w:sz w:val="28"/>
+                <w:szCs w:val="28"/>
                 <w:lang w:val="tr-TR" w:eastAsia="tr-TR"/>
               </w:rPr>
             </w:pPr>
@@ -7890,8 +7478,8 @@
               <w:rPr>
                 <w:rFonts w:ascii="Times New Roman" w:hAnsi="Times New Roman" w:cs="Times New Roman"/>
                 <w:color w:val="auto"/>
-                <w:sz w:val="24"/>
-                <w:szCs w:val="24"/>
+                <w:sz w:val="28"/>
+                <w:szCs w:val="28"/>
                 <w:lang w:val="tr-TR" w:eastAsia="tr-TR"/>
               </w:rPr>
               <w:t>Gürültü</w:t>
@@ -7916,8 +7504,8 @@
               <w:rPr>
                 <w:rFonts w:ascii="Times New Roman" w:hAnsi="Times New Roman" w:cs="Times New Roman"/>
                 <w:color w:val="auto"/>
-                <w:sz w:val="24"/>
-                <w:szCs w:val="24"/>
+                <w:sz w:val="28"/>
+                <w:szCs w:val="28"/>
                 <w:lang w:val="tr-TR" w:eastAsia="tr-TR"/>
               </w:rPr>
             </w:pPr>
@@ -7925,8 +7513,8 @@
               <w:rPr>
                 <w:rFonts w:ascii="Times New Roman" w:hAnsi="Times New Roman" w:cs="Times New Roman"/>
                 <w:color w:val="auto"/>
-                <w:sz w:val="24"/>
-                <w:szCs w:val="24"/>
+                <w:sz w:val="28"/>
+                <w:szCs w:val="28"/>
                 <w:lang w:val="tr-TR" w:eastAsia="tr-TR"/>
               </w:rPr>
               <w:t>Kötü Aydınlatma</w:t>
@@ -7951,8 +7539,8 @@
               <w:rPr>
                 <w:rFonts w:ascii="Times New Roman" w:hAnsi="Times New Roman" w:cs="Times New Roman"/>
                 <w:color w:val="auto"/>
-                <w:sz w:val="24"/>
-                <w:szCs w:val="24"/>
+                <w:sz w:val="28"/>
+                <w:szCs w:val="28"/>
                 <w:lang w:val="tr-TR" w:eastAsia="tr-TR"/>
               </w:rPr>
             </w:pPr>
@@ -7960,8 +7548,8 @@
               <w:rPr>
                 <w:rFonts w:ascii="Times New Roman" w:hAnsi="Times New Roman" w:cs="Times New Roman"/>
                 <w:color w:val="auto"/>
-                <w:sz w:val="24"/>
-                <w:szCs w:val="24"/>
+                <w:sz w:val="28"/>
+                <w:szCs w:val="28"/>
                 <w:lang w:val="tr-TR" w:eastAsia="tr-TR"/>
               </w:rPr>
               <w:t>Sıcak</w:t>
@@ -7986,8 +7574,8 @@
               <w:rPr>
                 <w:rFonts w:ascii="Times New Roman" w:hAnsi="Times New Roman" w:cs="Times New Roman"/>
                 <w:color w:val="auto"/>
-                <w:sz w:val="24"/>
-                <w:szCs w:val="24"/>
+                <w:sz w:val="28"/>
+                <w:szCs w:val="28"/>
                 <w:lang w:val="tr-TR" w:eastAsia="tr-TR"/>
               </w:rPr>
             </w:pPr>
@@ -7995,8 +7583,8 @@
               <w:rPr>
                 <w:rFonts w:ascii="Times New Roman" w:hAnsi="Times New Roman" w:cs="Times New Roman"/>
                 <w:color w:val="auto"/>
-                <w:sz w:val="24"/>
-                <w:szCs w:val="24"/>
+                <w:sz w:val="28"/>
+                <w:szCs w:val="28"/>
                 <w:lang w:val="tr-TR" w:eastAsia="tr-TR"/>
               </w:rPr>
               <w:t>Soğuk</w:t>
@@ -8021,8 +7609,8 @@
               <w:rPr>
                 <w:rFonts w:ascii="Times New Roman" w:hAnsi="Times New Roman" w:cs="Times New Roman"/>
                 <w:color w:val="auto"/>
-                <w:sz w:val="24"/>
-                <w:szCs w:val="24"/>
+                <w:sz w:val="28"/>
+                <w:szCs w:val="28"/>
                 <w:lang w:val="tr-TR" w:eastAsia="tr-TR"/>
               </w:rPr>
             </w:pPr>
@@ -8030,8 +7618,8 @@
               <w:rPr>
                 <w:rFonts w:ascii="Times New Roman" w:hAnsi="Times New Roman" w:cs="Times New Roman"/>
                 <w:color w:val="auto"/>
-                <w:sz w:val="24"/>
-                <w:szCs w:val="24"/>
+                <w:sz w:val="28"/>
+                <w:szCs w:val="28"/>
                 <w:lang w:val="tr-TR" w:eastAsia="tr-TR"/>
               </w:rPr>
               <w:t>Nem</w:t>
@@ -8056,8 +7644,8 @@
               <w:rPr>
                 <w:rFonts w:ascii="Times New Roman" w:hAnsi="Times New Roman" w:cs="Times New Roman"/>
                 <w:color w:val="auto"/>
-                <w:sz w:val="24"/>
-                <w:szCs w:val="24"/>
+                <w:sz w:val="28"/>
+                <w:szCs w:val="28"/>
                 <w:lang w:val="tr-TR" w:eastAsia="tr-TR"/>
               </w:rPr>
             </w:pPr>
@@ -8065,8 +7653,8 @@
               <w:rPr>
                 <w:rFonts w:ascii="Times New Roman" w:hAnsi="Times New Roman" w:cs="Times New Roman"/>
                 <w:color w:val="auto"/>
-                <w:sz w:val="24"/>
-                <w:szCs w:val="24"/>
+                <w:sz w:val="28"/>
+                <w:szCs w:val="28"/>
                 <w:lang w:val="tr-TR" w:eastAsia="tr-TR"/>
               </w:rPr>
               <w:t xml:space="preserve">Toz </w:t>
@@ -8091,8 +7679,8 @@
               <w:rPr>
                 <w:rFonts w:ascii="Times New Roman" w:hAnsi="Times New Roman" w:cs="Times New Roman"/>
                 <w:color w:val="auto"/>
-                <w:sz w:val="24"/>
-                <w:szCs w:val="24"/>
+                <w:sz w:val="28"/>
+                <w:szCs w:val="28"/>
                 <w:lang w:val="tr-TR" w:eastAsia="tr-TR"/>
               </w:rPr>
             </w:pPr>
@@ -8100,8 +7688,8 @@
               <w:rPr>
                 <w:rFonts w:ascii="Times New Roman" w:hAnsi="Times New Roman" w:cs="Times New Roman"/>
                 <w:color w:val="auto"/>
-                <w:sz w:val="24"/>
-                <w:szCs w:val="24"/>
+                <w:sz w:val="28"/>
+                <w:szCs w:val="28"/>
                 <w:lang w:val="tr-TR" w:eastAsia="tr-TR"/>
               </w:rPr>
               <w:t>Kötü  koku</w:t>
@@ -8126,8 +7714,8 @@
               <w:rPr>
                 <w:rFonts w:ascii="Times New Roman" w:hAnsi="Times New Roman" w:cs="Times New Roman"/>
                 <w:color w:val="auto"/>
-                <w:sz w:val="24"/>
-                <w:szCs w:val="24"/>
+                <w:sz w:val="28"/>
+                <w:szCs w:val="28"/>
                 <w:lang w:val="tr-TR" w:eastAsia="tr-TR"/>
               </w:rPr>
             </w:pPr>
@@ -8135,8 +7723,8 @@
               <w:rPr>
                 <w:rFonts w:ascii="Times New Roman" w:hAnsi="Times New Roman" w:cs="Times New Roman"/>
                 <w:color w:val="auto"/>
-                <w:sz w:val="24"/>
-                <w:szCs w:val="24"/>
+                <w:sz w:val="28"/>
+                <w:szCs w:val="28"/>
                 <w:lang w:val="tr-TR" w:eastAsia="tr-TR"/>
               </w:rPr>
               <w:t>Ergonomik olmayan masa  sandalye</w:t>
@@ -8161,8 +7749,8 @@
               <w:rPr>
                 <w:rFonts w:ascii="Times New Roman" w:hAnsi="Times New Roman" w:cs="Times New Roman"/>
                 <w:color w:val="auto"/>
-                <w:sz w:val="24"/>
-                <w:szCs w:val="24"/>
+                <w:sz w:val="28"/>
+                <w:szCs w:val="28"/>
                 <w:lang w:val="tr-TR" w:eastAsia="tr-TR"/>
               </w:rPr>
             </w:pPr>
@@ -8170,8 +7758,8 @@
               <w:rPr>
                 <w:rFonts w:ascii="Times New Roman" w:hAnsi="Times New Roman" w:cs="Times New Roman"/>
                 <w:color w:val="auto"/>
-                <w:sz w:val="24"/>
-                <w:szCs w:val="24"/>
+                <w:sz w:val="28"/>
+                <w:szCs w:val="28"/>
                 <w:lang w:val="tr-TR" w:eastAsia="tr-TR"/>
               </w:rPr>
               <w:t>Havalandırma</w:t>
@@ -8196,8 +7784,8 @@
               <w:rPr>
                 <w:rFonts w:ascii="Times New Roman" w:hAnsi="Times New Roman" w:cs="Times New Roman"/>
                 <w:color w:val="auto"/>
-                <w:sz w:val="24"/>
-                <w:szCs w:val="24"/>
+                <w:sz w:val="28"/>
+                <w:szCs w:val="28"/>
                 <w:lang w:val="tr-TR" w:eastAsia="tr-TR"/>
               </w:rPr>
             </w:pPr>
@@ -8205,8 +7793,8 @@
               <w:rPr>
                 <w:rFonts w:ascii="Times New Roman" w:hAnsi="Times New Roman" w:cs="Times New Roman"/>
                 <w:color w:val="auto"/>
-                <w:sz w:val="24"/>
-                <w:szCs w:val="24"/>
+                <w:sz w:val="28"/>
+                <w:szCs w:val="28"/>
                 <w:lang w:val="tr-TR" w:eastAsia="tr-TR"/>
               </w:rPr>
               <w:t>Kimyasal Madde</w:t>
@@ -8231,8 +7819,8 @@
               <w:rPr>
                 <w:rFonts w:ascii="Times New Roman" w:hAnsi="Times New Roman" w:cs="Times New Roman"/>
                 <w:color w:val="auto"/>
-                <w:sz w:val="24"/>
-                <w:szCs w:val="24"/>
+                <w:sz w:val="28"/>
+                <w:szCs w:val="28"/>
                 <w:lang w:val="tr-TR" w:eastAsia="tr-TR"/>
               </w:rPr>
             </w:pPr>
@@ -8240,8 +7828,8 @@
               <w:rPr>
                 <w:rFonts w:ascii="Times New Roman" w:hAnsi="Times New Roman" w:cs="Times New Roman"/>
                 <w:color w:val="auto"/>
-                <w:sz w:val="24"/>
-                <w:szCs w:val="24"/>
+                <w:sz w:val="28"/>
+                <w:szCs w:val="28"/>
                 <w:lang w:val="tr-TR" w:eastAsia="tr-TR"/>
               </w:rPr>
               <w:t>Diğer Açıklayınız</w:t>
@@ -8269,8 +7857,8 @@
               <w:rPr>
                 <w:rFonts w:ascii="Times New Roman" w:hAnsi="Times New Roman" w:cs="Times New Roman"/>
                 <w:color w:val="auto"/>
-                <w:sz w:val="24"/>
-                <w:szCs w:val="24"/>
+                <w:sz w:val="28"/>
+                <w:szCs w:val="28"/>
                 <w:lang w:val="tr-TR" w:eastAsia="tr-TR"/>
               </w:rPr>
             </w:pPr>
@@ -8278,8 +7866,8 @@
               <w:rPr>
                 <w:rFonts w:ascii="Times New Roman" w:hAnsi="Times New Roman" w:cs="Times New Roman"/>
                 <w:color w:val="auto"/>
-                <w:sz w:val="24"/>
-                <w:szCs w:val="24"/>
+                <w:sz w:val="28"/>
+                <w:szCs w:val="28"/>
                 <w:lang w:val="tr-TR" w:eastAsia="tr-TR"/>
               </w:rPr>
               <w:t>Büro</w:t>
@@ -8483,8 +8071,8 @@
               <w:rPr>
                 <w:rFonts w:ascii="Times New Roman" w:hAnsi="Times New Roman" w:cs="Times New Roman"/>
                 <w:color w:val="auto"/>
-                <w:sz w:val="24"/>
-                <w:szCs w:val="24"/>
+                <w:sz w:val="28"/>
+                <w:szCs w:val="28"/>
                 <w:lang w:val="tr-TR" w:eastAsia="tr-TR"/>
               </w:rPr>
             </w:pPr>
@@ -8492,8 +8080,8 @@
               <w:rPr>
                 <w:rFonts w:ascii="Times New Roman" w:hAnsi="Times New Roman" w:cs="Times New Roman"/>
                 <w:color w:val="auto"/>
-                <w:sz w:val="24"/>
-                <w:szCs w:val="24"/>
+                <w:sz w:val="28"/>
+                <w:szCs w:val="28"/>
                 <w:lang w:val="tr-TR" w:eastAsia="tr-TR"/>
               </w:rPr>
               <w:t>Atölye</w:t>
@@ -8697,8 +8285,8 @@
               <w:rPr>
                 <w:rFonts w:ascii="Times New Roman" w:hAnsi="Times New Roman" w:cs="Times New Roman"/>
                 <w:color w:val="auto"/>
-                <w:sz w:val="24"/>
-                <w:szCs w:val="24"/>
+                <w:sz w:val="28"/>
+                <w:szCs w:val="28"/>
                 <w:lang w:val="tr-TR" w:eastAsia="tr-TR"/>
               </w:rPr>
             </w:pPr>
@@ -8706,8 +8294,8 @@
               <w:rPr>
                 <w:rFonts w:ascii="Times New Roman" w:hAnsi="Times New Roman" w:cs="Times New Roman"/>
                 <w:color w:val="auto"/>
-                <w:sz w:val="24"/>
-                <w:szCs w:val="24"/>
+                <w:sz w:val="28"/>
+                <w:szCs w:val="28"/>
                 <w:lang w:val="tr-TR" w:eastAsia="tr-TR"/>
               </w:rPr>
               <w:t>Dış Ortam</w:t>
@@ -8911,8 +8499,8 @@
               <w:rPr>
                 <w:rFonts w:ascii="Times New Roman" w:hAnsi="Times New Roman" w:cs="Times New Roman"/>
                 <w:color w:val="auto"/>
-                <w:sz w:val="24"/>
-                <w:szCs w:val="24"/>
+                <w:sz w:val="28"/>
+                <w:szCs w:val="28"/>
                 <w:lang w:val="tr-TR" w:eastAsia="tr-TR"/>
               </w:rPr>
             </w:pPr>
@@ -8920,8 +8508,8 @@
               <w:rPr>
                 <w:rFonts w:ascii="Times New Roman" w:hAnsi="Times New Roman" w:cs="Times New Roman"/>
                 <w:color w:val="auto"/>
-                <w:sz w:val="24"/>
-                <w:szCs w:val="24"/>
+                <w:sz w:val="28"/>
+                <w:szCs w:val="28"/>
                 <w:lang w:val="tr-TR" w:eastAsia="tr-TR"/>
               </w:rPr>
               <w:t>Laboratuvar</w:t>
@@ -9125,8 +8713,8 @@
               <w:rPr>
                 <w:rFonts w:ascii="Times New Roman" w:hAnsi="Times New Roman" w:cs="Times New Roman"/>
                 <w:color w:val="auto"/>
-                <w:sz w:val="24"/>
-                <w:szCs w:val="24"/>
+                <w:sz w:val="28"/>
+                <w:szCs w:val="28"/>
                 <w:lang w:val="tr-TR" w:eastAsia="tr-TR"/>
               </w:rPr>
             </w:pPr>
@@ -9134,8 +8722,8 @@
               <w:rPr>
                 <w:rFonts w:ascii="Times New Roman" w:hAnsi="Times New Roman" w:cs="Times New Roman"/>
                 <w:color w:val="auto"/>
-                <w:sz w:val="24"/>
-                <w:szCs w:val="24"/>
+                <w:sz w:val="28"/>
+                <w:szCs w:val="28"/>
                 <w:lang w:val="tr-TR" w:eastAsia="tr-TR"/>
               </w:rPr>
               <w:t>Depo</w:t>
@@ -9339,8 +8927,8 @@
               <w:rPr>
                 <w:rFonts w:ascii="Times New Roman" w:hAnsi="Times New Roman" w:cs="Times New Roman"/>
                 <w:color w:val="auto"/>
-                <w:sz w:val="24"/>
-                <w:szCs w:val="24"/>
+                <w:sz w:val="28"/>
+                <w:szCs w:val="28"/>
                 <w:lang w:val="tr-TR" w:eastAsia="tr-TR"/>
               </w:rPr>
             </w:pPr>
@@ -9348,8 +8936,8 @@
               <w:rPr>
                 <w:rFonts w:ascii="Times New Roman" w:hAnsi="Times New Roman" w:cs="Times New Roman"/>
                 <w:color w:val="auto"/>
-                <w:sz w:val="24"/>
-                <w:szCs w:val="24"/>
+                <w:sz w:val="28"/>
+                <w:szCs w:val="28"/>
                 <w:lang w:val="tr-TR" w:eastAsia="tr-TR"/>
               </w:rPr>
               <w:t>Bilgisayar</w:t>
@@ -9553,8 +9141,8 @@
               <w:rPr>
                 <w:rFonts w:ascii="Times New Roman" w:hAnsi="Times New Roman" w:cs="Times New Roman"/>
                 <w:color w:val="auto"/>
-                <w:sz w:val="24"/>
-                <w:szCs w:val="24"/>
+                <w:sz w:val="28"/>
+                <w:szCs w:val="28"/>
                 <w:lang w:val="tr-TR" w:eastAsia="tr-TR"/>
               </w:rPr>
             </w:pPr>
@@ -9562,8 +9150,8 @@
               <w:rPr>
                 <w:rFonts w:ascii="Times New Roman" w:hAnsi="Times New Roman" w:cs="Times New Roman"/>
                 <w:color w:val="auto"/>
-                <w:sz w:val="24"/>
-                <w:szCs w:val="24"/>
+                <w:sz w:val="28"/>
+                <w:szCs w:val="28"/>
                 <w:lang w:val="tr-TR" w:eastAsia="tr-TR"/>
               </w:rPr>
               <w:t xml:space="preserve">Diğer </w:t>
@@ -9572,8 +9160,8 @@
               <w:rPr>
                 <w:rFonts w:ascii="Times New Roman" w:hAnsi="Times New Roman" w:cs="Times New Roman"/>
                 <w:color w:val="auto"/>
-                <w:sz w:val="24"/>
-                <w:szCs w:val="24"/>
+                <w:sz w:val="28"/>
+                <w:szCs w:val="28"/>
                 <w:lang w:val="tr-TR" w:eastAsia="tr-TR"/>
               </w:rPr>
               <w:t>(Açıklayınız</w:t>
@@ -9582,8 +9170,8 @@
               <w:rPr>
                 <w:rFonts w:ascii="Times New Roman" w:hAnsi="Times New Roman" w:cs="Times New Roman"/>
                 <w:color w:val="auto"/>
-                <w:sz w:val="24"/>
-                <w:szCs w:val="24"/>
+                <w:sz w:val="28"/>
+                <w:szCs w:val="28"/>
                 <w:lang w:val="tr-TR" w:eastAsia="tr-TR"/>
               </w:rPr>
               <w:t>)</w:t>
@@ -9795,17 +9383,17 @@
         <w:rPr>
           <w:rFonts w:ascii="Times New Roman" w:hAnsi="Times New Roman" w:cs="Times New Roman"/>
           <w:color w:val="auto"/>
-          <w:sz w:val="24"/>
-          <w:szCs w:val="24"/>
-          <w:lang w:val="tr-TR" w:eastAsia="tr-TR"/>
-        </w:rPr>
-      </w:pPr>
-      <w:r>
-        <w:rPr>
-          <w:rFonts w:ascii="Times New Roman" w:hAnsi="Times New Roman" w:cs="Times New Roman"/>
-          <w:color w:val="auto"/>
-          <w:sz w:val="24"/>
-          <w:szCs w:val="24"/>
+          <w:sz w:val="28"/>
+          <w:szCs w:val="28"/>
+          <w:lang w:val="tr-TR" w:eastAsia="tr-TR"/>
+        </w:rPr>
+      </w:pPr>
+      <w:r>
+        <w:rPr>
+          <w:rFonts w:ascii="Times New Roman" w:hAnsi="Times New Roman" w:cs="Times New Roman"/>
+          <w:color w:val="auto"/>
+          <w:sz w:val="28"/>
+          <w:szCs w:val="28"/>
           <w:lang w:val="tr-TR" w:eastAsia="tr-TR"/>
         </w:rPr>
         <w:t>Yaptığınız işle ilgili aşağıdaki risklerden hangisi vardır? Cevabınız EVET ise; risklerin şiddeti ve sıklığı nedir? Belirtiniz</w:t>
@@ -9814,8 +9402,8 @@
         <w:rPr>
           <w:rFonts w:ascii="Times New Roman" w:hAnsi="Times New Roman" w:cs="Times New Roman"/>
           <w:color w:val="FF0000"/>
-          <w:sz w:val="24"/>
-          <w:szCs w:val="24"/>
+          <w:sz w:val="28"/>
+          <w:szCs w:val="28"/>
           <w:lang w:val="tr-TR" w:eastAsia="tr-TR"/>
         </w:rPr>
         <w:t>.</w:t>
@@ -9826,8 +9414,8 @@
         <w:rPr>
           <w:rFonts w:ascii="Times New Roman" w:hAnsi="Times New Roman" w:cs="Times New Roman"/>
           <w:color w:val="FF0000"/>
-          <w:sz w:val="24"/>
-          <w:szCs w:val="24"/>
+          <w:sz w:val="28"/>
+          <w:szCs w:val="28"/>
           <w:lang w:val="tr-TR" w:eastAsia="tr-TR"/>
         </w:rPr>
       </w:pPr>
@@ -9875,8 +9463,8 @@
               <w:rPr>
                 <w:rFonts w:ascii="Times New Roman" w:hAnsi="Times New Roman" w:cs="Times New Roman"/>
                 <w:color w:val="auto"/>
-                <w:sz w:val="24"/>
-                <w:szCs w:val="24"/>
+                <w:sz w:val="28"/>
+                <w:szCs w:val="28"/>
                 <w:lang w:val="tr-TR" w:eastAsia="tr-TR"/>
               </w:rPr>
             </w:pPr>
@@ -9884,8 +9472,8 @@
               <w:rPr>
                 <w:rFonts w:ascii="Times New Roman" w:hAnsi="Times New Roman" w:cs="Times New Roman"/>
                 <w:color w:val="auto"/>
-                <w:sz w:val="24"/>
-                <w:szCs w:val="24"/>
+                <w:sz w:val="28"/>
+                <w:szCs w:val="28"/>
                 <w:lang w:val="tr-TR" w:eastAsia="tr-TR"/>
               </w:rPr>
               <w:t>RİSKİN TÜRÜ</w:t>
@@ -9913,8 +9501,8 @@
               <w:rPr>
                 <w:rFonts w:ascii="Times New Roman" w:hAnsi="Times New Roman" w:cs="Times New Roman"/>
                 <w:color w:val="auto"/>
-                <w:sz w:val="24"/>
-                <w:szCs w:val="24"/>
+                <w:sz w:val="28"/>
+                <w:szCs w:val="28"/>
                 <w:lang w:val="tr-TR" w:eastAsia="tr-TR"/>
               </w:rPr>
             </w:pPr>
@@ -9922,8 +9510,8 @@
               <w:rPr>
                 <w:rFonts w:ascii="Times New Roman" w:hAnsi="Times New Roman" w:cs="Times New Roman"/>
                 <w:color w:val="auto"/>
-                <w:sz w:val="24"/>
-                <w:szCs w:val="24"/>
+                <w:sz w:val="28"/>
+                <w:szCs w:val="28"/>
                 <w:lang w:val="tr-TR" w:eastAsia="tr-TR"/>
               </w:rPr>
               <w:t>Yok</w:t>
@@ -9949,8 +9537,8 @@
               <w:rPr>
                 <w:rFonts w:ascii="Times New Roman" w:hAnsi="Times New Roman" w:cs="Times New Roman"/>
                 <w:color w:val="auto"/>
-                <w:sz w:val="24"/>
-                <w:szCs w:val="24"/>
+                <w:sz w:val="28"/>
+                <w:szCs w:val="28"/>
                 <w:lang w:val="tr-TR" w:eastAsia="tr-TR"/>
               </w:rPr>
             </w:pPr>
@@ -9958,8 +9546,8 @@
               <w:rPr>
                 <w:rFonts w:ascii="Times New Roman" w:hAnsi="Times New Roman" w:cs="Times New Roman"/>
                 <w:color w:val="auto"/>
-                <w:sz w:val="24"/>
-                <w:szCs w:val="24"/>
+                <w:sz w:val="28"/>
+                <w:szCs w:val="28"/>
                 <w:lang w:val="tr-TR" w:eastAsia="tr-TR"/>
               </w:rPr>
               <w:t>RİSKİN ŞİDDETİ</w:t>
@@ -9985,8 +9573,8 @@
               <w:rPr>
                 <w:rFonts w:ascii="Times New Roman" w:hAnsi="Times New Roman" w:cs="Times New Roman"/>
                 <w:color w:val="auto"/>
-                <w:sz w:val="24"/>
-                <w:szCs w:val="24"/>
+                <w:sz w:val="28"/>
+                <w:szCs w:val="28"/>
                 <w:lang w:val="tr-TR" w:eastAsia="tr-TR"/>
               </w:rPr>
             </w:pPr>
@@ -9994,8 +9582,8 @@
               <w:rPr>
                 <w:rFonts w:ascii="Times New Roman" w:hAnsi="Times New Roman" w:cs="Times New Roman"/>
                 <w:color w:val="auto"/>
-                <w:sz w:val="24"/>
-                <w:szCs w:val="24"/>
+                <w:sz w:val="28"/>
+                <w:szCs w:val="28"/>
                 <w:lang w:val="tr-TR" w:eastAsia="tr-TR"/>
               </w:rPr>
               <w:t>RİSKİN SIKLIĞI</w:t>
@@ -10025,8 +9613,8 @@
               <w:rPr>
                 <w:rFonts w:ascii="Times New Roman" w:hAnsi="Times New Roman" w:cs="Times New Roman"/>
                 <w:color w:val="auto"/>
-                <w:sz w:val="24"/>
-                <w:szCs w:val="24"/>
+                <w:sz w:val="28"/>
+                <w:szCs w:val="28"/>
                 <w:lang w:val="tr-TR" w:eastAsia="tr-TR"/>
               </w:rPr>
             </w:pPr>
@@ -10034,8 +9622,8 @@
               <w:rPr>
                 <w:rFonts w:ascii="Times New Roman" w:hAnsi="Times New Roman" w:cs="Times New Roman"/>
                 <w:color w:val="auto"/>
-                <w:sz w:val="24"/>
-                <w:szCs w:val="24"/>
+                <w:sz w:val="28"/>
+                <w:szCs w:val="28"/>
                 <w:lang w:val="tr-TR" w:eastAsia="tr-TR"/>
               </w:rPr>
               <w:t>İş Kazası Riski var</w:t>
@@ -10197,8 +9785,8 @@
               <w:rPr>
                 <w:rFonts w:ascii="Times New Roman" w:hAnsi="Times New Roman" w:cs="Times New Roman"/>
                 <w:color w:val="auto"/>
-                <w:sz w:val="24"/>
-                <w:szCs w:val="24"/>
+                <w:sz w:val="28"/>
+                <w:szCs w:val="28"/>
                 <w:lang w:val="tr-TR" w:eastAsia="tr-TR"/>
               </w:rPr>
             </w:pPr>
@@ -10206,8 +9794,8 @@
               <w:rPr>
                 <w:rFonts w:ascii="Times New Roman" w:hAnsi="Times New Roman" w:cs="Times New Roman"/>
                 <w:color w:val="auto"/>
-                <w:sz w:val="24"/>
-                <w:szCs w:val="24"/>
+                <w:sz w:val="28"/>
+                <w:szCs w:val="28"/>
                 <w:lang w:val="tr-TR" w:eastAsia="tr-TR"/>
               </w:rPr>
               <w:t>İş seyahatleri Nedeniyle Trafik Kazası Riski Var</w:t>
@@ -10348,8 +9936,8 @@
               <w:rPr>
                 <w:rFonts w:ascii="Times New Roman" w:hAnsi="Times New Roman" w:cs="Times New Roman"/>
                 <w:color w:val="auto"/>
-                <w:sz w:val="24"/>
-                <w:szCs w:val="24"/>
+                <w:sz w:val="28"/>
+                <w:szCs w:val="28"/>
                 <w:lang w:val="tr-TR" w:eastAsia="tr-TR"/>
               </w:rPr>
             </w:pPr>
@@ -10357,8 +9945,8 @@
               <w:rPr>
                 <w:rFonts w:ascii="Times New Roman" w:hAnsi="Times New Roman" w:cs="Times New Roman"/>
                 <w:color w:val="auto"/>
-                <w:sz w:val="24"/>
-                <w:szCs w:val="24"/>
+                <w:sz w:val="28"/>
+                <w:szCs w:val="28"/>
                 <w:lang w:val="tr-TR" w:eastAsia="tr-TR"/>
               </w:rPr>
               <w:t>Meslek Hastalıklarına Yakalanma Riski Var</w:t>
@@ -10484,52 +10072,41 @@
         <w:rPr>
           <w:rFonts w:ascii="Times New Roman" w:hAnsi="Times New Roman" w:cs="Times New Roman"/>
           <w:color w:val="auto"/>
-          <w:sz w:val="24"/>
-          <w:szCs w:val="24"/>
-          <w:lang w:val="tr-TR" w:eastAsia="tr-TR"/>
-        </w:rPr>
-      </w:pPr>
-    </w:p>
-    <w:p>
-      <w:pPr>
-        <w:rPr>
-          <w:rFonts w:ascii="Times New Roman" w:hAnsi="Times New Roman" w:cs="Times New Roman"/>
-          <w:color w:val="auto"/>
-          <w:sz w:val="24"/>
-          <w:szCs w:val="24"/>
-          <w:lang w:val="tr-TR" w:eastAsia="tr-TR"/>
-        </w:rPr>
-      </w:pPr>
-    </w:p>
-    <w:p>
-      <w:pPr>
-        <w:rPr>
-          <w:rFonts w:ascii="Times New Roman" w:hAnsi="Times New Roman" w:cs="Times New Roman"/>
-          <w:color w:val="auto"/>
-          <w:sz w:val="24"/>
-          <w:szCs w:val="24"/>
-          <w:lang w:val="tr-TR" w:eastAsia="tr-TR"/>
-        </w:rPr>
-      </w:pPr>
-    </w:p>
-    <w:p>
-      <w:pPr>
-        <w:rPr>
-          <w:rFonts w:ascii="Times New Roman" w:hAnsi="Times New Roman" w:cs="Times New Roman"/>
-          <w:color w:val="auto"/>
-          <w:sz w:val="24"/>
-          <w:szCs w:val="24"/>
-          <w:lang w:val="tr-TR" w:eastAsia="tr-TR"/>
-        </w:rPr>
-      </w:pPr>
-    </w:p>
-    <w:p>
-      <w:pPr>
-        <w:rPr>
-          <w:rFonts w:ascii="Times New Roman" w:hAnsi="Times New Roman" w:cs="Times New Roman"/>
-          <w:color w:val="auto"/>
-          <w:sz w:val="24"/>
-          <w:szCs w:val="24"/>
+          <w:sz w:val="28"/>
+          <w:szCs w:val="28"/>
+          <w:lang w:val="tr-TR" w:eastAsia="tr-TR"/>
+        </w:rPr>
+      </w:pPr>
+    </w:p>
+    <w:p>
+      <w:pPr>
+        <w:rPr>
+          <w:rFonts w:ascii="Times New Roman" w:hAnsi="Times New Roman" w:cs="Times New Roman"/>
+          <w:color w:val="auto"/>
+          <w:sz w:val="28"/>
+          <w:szCs w:val="28"/>
+          <w:lang w:val="tr-TR" w:eastAsia="tr-TR"/>
+        </w:rPr>
+      </w:pPr>
+    </w:p>
+    <w:p>
+      <w:pPr>
+        <w:rPr>
+          <w:rFonts w:ascii="Times New Roman" w:hAnsi="Times New Roman" w:cs="Times New Roman"/>
+          <w:color w:val="auto"/>
+          <w:sz w:val="28"/>
+          <w:szCs w:val="28"/>
+          <w:lang w:val="tr-TR" w:eastAsia="tr-TR"/>
+        </w:rPr>
+      </w:pPr>
+    </w:p>
+    <w:p>
+      <w:pPr>
+        <w:rPr>
+          <w:rFonts w:ascii="Times New Roman" w:hAnsi="Times New Roman" w:cs="Times New Roman"/>
+          <w:color w:val="auto"/>
+          <w:sz w:val="28"/>
+          <w:szCs w:val="28"/>
           <w:lang w:val="tr-TR" w:eastAsia="tr-TR"/>
         </w:rPr>
       </w:pPr>
@@ -10540,32 +10117,8 @@
         <w:rPr>
           <w:rFonts w:ascii="Times New Roman" w:hAnsi="Times New Roman" w:cs="Times New Roman"/>
           <w:color w:val="auto"/>
-          <w:sz w:val="24"/>
-          <w:szCs w:val="24"/>
-          <w:lang w:val="tr-TR" w:eastAsia="tr-TR"/>
-        </w:rPr>
-      </w:pPr>
-    </w:p>
-    <w:p>
-      <w:pPr>
-        <w:spacing w:line="360" w:lineRule="auto"/>
-        <w:rPr>
-          <w:rFonts w:ascii="Times New Roman" w:hAnsi="Times New Roman" w:cs="Times New Roman"/>
-          <w:color w:val="auto"/>
-          <w:sz w:val="24"/>
-          <w:szCs w:val="24"/>
-          <w:lang w:val="tr-TR" w:eastAsia="tr-TR"/>
-        </w:rPr>
-      </w:pPr>
-    </w:p>
-    <w:p>
-      <w:pPr>
-        <w:spacing w:line="360" w:lineRule="auto"/>
-        <w:rPr>
-          <w:rFonts w:ascii="Times New Roman" w:hAnsi="Times New Roman" w:cs="Times New Roman"/>
-          <w:color w:val="auto"/>
-          <w:sz w:val="24"/>
-          <w:szCs w:val="24"/>
+          <w:sz w:val="28"/>
+          <w:szCs w:val="28"/>
           <w:lang w:val="tr-TR" w:eastAsia="tr-TR"/>
         </w:rPr>
       </w:pPr>
@@ -10574,8 +10127,8 @@
           <w:rFonts w:ascii="Times New Roman" w:hAnsi="Times New Roman" w:cs="Times New Roman"/>
           <w:b/>
           <w:color w:val="auto"/>
-          <w:sz w:val="24"/>
-          <w:szCs w:val="24"/>
+          <w:sz w:val="28"/>
+          <w:szCs w:val="28"/>
           <w:lang w:val="tr-TR" w:eastAsia="tr-TR"/>
         </w:rPr>
         <w:t>4.7.</w:t>
@@ -10584,8 +10137,8 @@
         <w:rPr>
           <w:rFonts w:ascii="Times New Roman" w:hAnsi="Times New Roman" w:cs="Times New Roman"/>
           <w:color w:val="auto"/>
-          <w:sz w:val="24"/>
-          <w:szCs w:val="24"/>
+          <w:sz w:val="28"/>
+          <w:szCs w:val="28"/>
           <w:lang w:val="tr-TR" w:eastAsia="tr-TR"/>
         </w:rPr>
         <w:t xml:space="preserve"> İşinizle ilgili gizlenmesi gereken bilgiler varsa bunların konusu ve kullanılma sıklığı nedir? Bu bilgilerin hatalı durum nedeniyle ortaya çıkmasının sakıncaları nelerdir?</w:t>
@@ -10596,19 +10149,19 @@
         <w:rPr>
           <w:rFonts w:ascii="Times New Roman" w:hAnsi="Times New Roman" w:cs="Times New Roman"/>
           <w:color w:val="auto"/>
-          <w:sz w:val="24"/>
-          <w:szCs w:val="24"/>
-          <w:lang w:val="tr-TR" w:eastAsia="tr-TR"/>
-        </w:rPr>
-      </w:pPr>
-    </w:p>
-    <w:p>
-      <w:pPr>
-        <w:rPr>
-          <w:rFonts w:ascii="Times New Roman" w:hAnsi="Times New Roman" w:cs="Times New Roman"/>
-          <w:color w:val="auto"/>
-          <w:sz w:val="24"/>
-          <w:szCs w:val="24"/>
+          <w:sz w:val="28"/>
+          <w:szCs w:val="28"/>
+          <w:lang w:val="tr-TR" w:eastAsia="tr-TR"/>
+        </w:rPr>
+      </w:pPr>
+    </w:p>
+    <w:p>
+      <w:pPr>
+        <w:rPr>
+          <w:rFonts w:ascii="Times New Roman" w:hAnsi="Times New Roman" w:cs="Times New Roman"/>
+          <w:color w:val="auto"/>
+          <w:sz w:val="28"/>
+          <w:szCs w:val="28"/>
           <w:lang w:val="tr-TR" w:eastAsia="tr-TR"/>
         </w:rPr>
       </w:pPr>
@@ -10652,8 +10205,8 @@
                 <w:rFonts w:ascii="Times New Roman" w:hAnsi="Times New Roman" w:cs="Times New Roman"/>
                 <w:b/>
                 <w:color w:val="auto"/>
-                <w:sz w:val="24"/>
-                <w:szCs w:val="24"/>
+                <w:sz w:val="28"/>
+                <w:szCs w:val="28"/>
                 <w:u w:val="single"/>
                 <w:lang w:val="tr-TR" w:eastAsia="tr-TR"/>
               </w:rPr>
@@ -10663,8 +10216,8 @@
                 <w:rFonts w:ascii="Times New Roman" w:hAnsi="Times New Roman" w:cs="Times New Roman"/>
                 <w:b/>
                 <w:color w:val="auto"/>
-                <w:sz w:val="24"/>
-                <w:szCs w:val="24"/>
+                <w:sz w:val="28"/>
+                <w:szCs w:val="28"/>
                 <w:u w:val="single"/>
                 <w:lang w:val="tr-TR" w:eastAsia="tr-TR"/>
               </w:rPr>
@@ -10690,8 +10243,8 @@
                 <w:rFonts w:ascii="Times New Roman" w:hAnsi="Times New Roman" w:cs="Times New Roman"/>
                 <w:b/>
                 <w:color w:val="auto"/>
-                <w:sz w:val="24"/>
-                <w:szCs w:val="24"/>
+                <w:sz w:val="28"/>
+                <w:szCs w:val="28"/>
                 <w:u w:val="single"/>
                 <w:lang w:val="tr-TR" w:eastAsia="tr-TR"/>
               </w:rPr>
@@ -10701,8 +10254,8 @@
                 <w:rFonts w:ascii="Times New Roman" w:hAnsi="Times New Roman" w:cs="Times New Roman"/>
                 <w:b/>
                 <w:color w:val="auto"/>
-                <w:sz w:val="24"/>
-                <w:szCs w:val="24"/>
+                <w:sz w:val="28"/>
+                <w:szCs w:val="28"/>
                 <w:u w:val="single"/>
                 <w:lang w:val="tr-TR" w:eastAsia="tr-TR"/>
               </w:rPr>
@@ -10728,8 +10281,8 @@
                 <w:rFonts w:ascii="Times New Roman" w:hAnsi="Times New Roman" w:cs="Times New Roman"/>
                 <w:b/>
                 <w:color w:val="auto"/>
-                <w:sz w:val="24"/>
-                <w:szCs w:val="24"/>
+                <w:sz w:val="28"/>
+                <w:szCs w:val="28"/>
                 <w:u w:val="single"/>
                 <w:lang w:val="tr-TR" w:eastAsia="tr-TR"/>
               </w:rPr>
@@ -10739,8 +10292,8 @@
                 <w:rFonts w:ascii="Times New Roman" w:hAnsi="Times New Roman" w:cs="Times New Roman"/>
                 <w:b/>
                 <w:color w:val="auto"/>
-                <w:sz w:val="24"/>
-                <w:szCs w:val="24"/>
+                <w:sz w:val="28"/>
+                <w:szCs w:val="28"/>
                 <w:u w:val="single"/>
                 <w:lang w:val="tr-TR" w:eastAsia="tr-TR"/>
               </w:rPr>
@@ -10805,255 +10358,42 @@
         <w:rPr>
           <w:rFonts w:ascii="Times New Roman" w:hAnsi="Times New Roman" w:cs="Times New Roman"/>
           <w:color w:val="auto"/>
-          <w:sz w:val="24"/>
-          <w:szCs w:val="24"/>
-          <w:lang w:val="tr-TR" w:eastAsia="tr-TR"/>
-        </w:rPr>
-      </w:pPr>
-    </w:p>
-    <w:p>
-      <w:pPr>
-        <w:rPr>
-          <w:rFonts w:ascii="Times New Roman" w:hAnsi="Times New Roman" w:cs="Times New Roman"/>
-          <w:color w:val="auto"/>
-          <w:sz w:val="24"/>
-          <w:szCs w:val="24"/>
-          <w:lang w:val="tr-TR" w:eastAsia="tr-TR"/>
-        </w:rPr>
-      </w:pPr>
-    </w:p>
-    <w:p>
-      <w:pPr>
-        <w:rPr>
-          <w:rFonts w:ascii="Times New Roman" w:hAnsi="Times New Roman" w:cs="Times New Roman"/>
-          <w:color w:val="auto"/>
-          <w:sz w:val="24"/>
-          <w:szCs w:val="24"/>
-          <w:lang w:val="tr-TR" w:eastAsia="tr-TR"/>
-        </w:rPr>
-      </w:pPr>
-    </w:p>
-    <w:p>
-      <w:pPr>
-        <w:rPr>
-          <w:rFonts w:ascii="Times New Roman" w:hAnsi="Times New Roman" w:cs="Times New Roman"/>
-          <w:color w:val="auto"/>
-          <w:sz w:val="24"/>
-          <w:szCs w:val="24"/>
-          <w:lang w:val="tr-TR" w:eastAsia="tr-TR"/>
-        </w:rPr>
-      </w:pPr>
-    </w:p>
-    <w:p>
-      <w:pPr>
-        <w:rPr>
-          <w:rFonts w:ascii="Times New Roman" w:hAnsi="Times New Roman" w:cs="Times New Roman"/>
-          <w:color w:val="auto"/>
-          <w:sz w:val="24"/>
-          <w:szCs w:val="24"/>
-          <w:lang w:val="tr-TR" w:eastAsia="tr-TR"/>
-        </w:rPr>
-      </w:pPr>
-    </w:p>
-    <w:p>
-      <w:pPr>
-        <w:rPr>
-          <w:rFonts w:ascii="Times New Roman" w:hAnsi="Times New Roman" w:cs="Times New Roman"/>
-          <w:color w:val="auto"/>
-          <w:sz w:val="24"/>
-          <w:szCs w:val="24"/>
-          <w:lang w:val="tr-TR" w:eastAsia="tr-TR"/>
-        </w:rPr>
-      </w:pPr>
-    </w:p>
-    <w:p>
-      <w:pPr>
-        <w:pStyle w:val="Normal"/>
-        <w:rPr>
-          <w:rFonts w:ascii="Times New Roman" w:hAnsi="Times New Roman" w:cs="Times New Roman"/>
-          <w:noProof/>
-          <w:szCs w:val="24"/>
-          <w:lang w:val="tr-TR"/>
-        </w:rPr>
-      </w:pPr>
-    </w:p>
-    <w:p>
-      <w:pPr>
-        <w:rPr>
-          <w:rFonts w:ascii="Times New Roman" w:hAnsi="Times New Roman" w:cs="Times New Roman"/>
-          <w:sz w:val="24"/>
-          <w:szCs w:val="24"/>
-          <w:lang w:val="tr-TR"/>
-        </w:rPr>
-      </w:pPr>
-    </w:p>
-    <w:p>
-      <w:pPr>
-        <w:rPr>
-          <w:rFonts w:ascii="Times New Roman" w:hAnsi="Times New Roman" w:cs="Times New Roman"/>
-          <w:sz w:val="24"/>
-          <w:szCs w:val="24"/>
-          <w:lang w:val="tr-TR"/>
-        </w:rPr>
-      </w:pPr>
-    </w:p>
-    <w:p>
-      <w:pPr>
-        <w:rPr>
-          <w:rFonts w:ascii="Times New Roman" w:hAnsi="Times New Roman" w:cs="Times New Roman"/>
-          <w:sz w:val="24"/>
-          <w:szCs w:val="24"/>
-          <w:lang w:val="tr-TR"/>
-        </w:rPr>
-      </w:pPr>
-    </w:p>
-    <w:p>
-      <w:pPr>
-        <w:rPr>
-          <w:rFonts w:ascii="Times New Roman" w:hAnsi="Times New Roman" w:cs="Times New Roman"/>
-          <w:sz w:val="24"/>
-          <w:szCs w:val="24"/>
-          <w:lang w:val="tr-TR"/>
-        </w:rPr>
-      </w:pPr>
-    </w:p>
-    <w:p>
-      <w:pPr>
-        <w:rPr>
-          <w:rFonts w:ascii="Times New Roman" w:hAnsi="Times New Roman" w:cs="Times New Roman"/>
-          <w:sz w:val="24"/>
-          <w:szCs w:val="24"/>
-          <w:lang w:val="tr-TR"/>
-        </w:rPr>
-      </w:pPr>
-    </w:p>
-    <w:p>
-      <w:pPr>
-        <w:rPr>
-          <w:rFonts w:ascii="Times New Roman" w:hAnsi="Times New Roman" w:cs="Times New Roman"/>
-          <w:sz w:val="24"/>
-          <w:szCs w:val="24"/>
-          <w:lang w:val="tr-TR"/>
-        </w:rPr>
-      </w:pPr>
-    </w:p>
-    <w:p>
-      <w:pPr>
-        <w:rPr>
-          <w:rFonts w:ascii="Times New Roman" w:hAnsi="Times New Roman" w:cs="Times New Roman"/>
-          <w:sz w:val="24"/>
-          <w:szCs w:val="24"/>
-          <w:lang w:val="tr-TR"/>
-        </w:rPr>
-      </w:pPr>
-    </w:p>
-    <w:p>
-      <w:pPr>
-        <w:rPr>
-          <w:rFonts w:ascii="Times New Roman" w:hAnsi="Times New Roman" w:cs="Times New Roman"/>
-          <w:sz w:val="24"/>
-          <w:szCs w:val="24"/>
-          <w:lang w:val="tr-TR"/>
-        </w:rPr>
-      </w:pPr>
-    </w:p>
-    <w:p>
-      <w:pPr>
-        <w:rPr>
-          <w:rFonts w:ascii="Times New Roman" w:hAnsi="Times New Roman" w:cs="Times New Roman"/>
-          <w:sz w:val="24"/>
-          <w:szCs w:val="24"/>
-          <w:lang w:val="tr-TR"/>
-        </w:rPr>
-      </w:pPr>
-    </w:p>
-    <w:p>
-      <w:pPr>
-        <w:rPr>
-          <w:rFonts w:ascii="Times New Roman" w:hAnsi="Times New Roman" w:cs="Times New Roman"/>
-          <w:sz w:val="24"/>
-          <w:szCs w:val="24"/>
-          <w:lang w:val="tr-TR"/>
-        </w:rPr>
-      </w:pPr>
-    </w:p>
-    <w:p>
-      <w:pPr>
-        <w:rPr>
-          <w:rFonts w:ascii="Times New Roman" w:hAnsi="Times New Roman" w:cs="Times New Roman"/>
-          <w:sz w:val="24"/>
-          <w:szCs w:val="24"/>
-          <w:lang w:val="tr-TR"/>
-        </w:rPr>
-      </w:pPr>
-    </w:p>
-    <w:p>
-      <w:pPr>
-        <w:rPr>
-          <w:rFonts w:ascii="Times New Roman" w:hAnsi="Times New Roman" w:cs="Times New Roman"/>
-          <w:sz w:val="24"/>
-          <w:szCs w:val="24"/>
-          <w:lang w:val="tr-TR"/>
-        </w:rPr>
-      </w:pPr>
-    </w:p>
-    <w:p>
-      <w:pPr>
-        <w:rPr>
-          <w:rFonts w:ascii="Times New Roman" w:hAnsi="Times New Roman" w:cs="Times New Roman"/>
-          <w:sz w:val="24"/>
-          <w:szCs w:val="24"/>
-          <w:lang w:val="tr-TR"/>
-        </w:rPr>
-      </w:pPr>
-    </w:p>
-    <w:p>
-      <w:pPr>
-        <w:rPr>
-          <w:rFonts w:ascii="Times New Roman" w:hAnsi="Times New Roman" w:cs="Times New Roman"/>
-          <w:sz w:val="24"/>
-          <w:szCs w:val="24"/>
-          <w:lang w:val="tr-TR"/>
-        </w:rPr>
-      </w:pPr>
-    </w:p>
-    <w:p>
-      <w:pPr>
-        <w:rPr>
-          <w:rFonts w:ascii="Times New Roman" w:hAnsi="Times New Roman" w:cs="Times New Roman"/>
-          <w:sz w:val="24"/>
-          <w:szCs w:val="24"/>
-          <w:lang w:val="tr-TR"/>
-        </w:rPr>
-      </w:pPr>
-    </w:p>
-    <w:p>
-      <w:pPr>
-        <w:rPr>
-          <w:rFonts w:ascii="Times New Roman" w:hAnsi="Times New Roman" w:cs="Times New Roman"/>
-          <w:sz w:val="24"/>
-          <w:szCs w:val="24"/>
-          <w:lang w:val="tr-TR"/>
-        </w:rPr>
-      </w:pPr>
-    </w:p>
-    <w:p>
-      <w:pPr>
-        <w:rPr>
-          <w:rFonts w:ascii="Times New Roman" w:hAnsi="Times New Roman" w:cs="Times New Roman"/>
-          <w:sz w:val="24"/>
-          <w:szCs w:val="24"/>
-          <w:lang w:val="tr-TR"/>
-        </w:rPr>
-      </w:pPr>
-    </w:p>
-    <w:p>
-      <w:pPr>
-        <w:pStyle w:val="Normal"/>
-        <w:rPr>
-          <w:rFonts w:ascii="Times New Roman" w:hAnsi="Times New Roman" w:cs="Times New Roman"/>
-          <w:szCs w:val="24"/>
-          <w:lang w:val="tr-TR"/>
+          <w:sz w:val="28"/>
+          <w:szCs w:val="28"/>
+          <w:lang w:val="tr-TR" w:eastAsia="tr-TR"/>
+        </w:rPr>
+      </w:pPr>
+    </w:p>
+    <w:p>
+      <w:pPr>
+        <w:rPr>
+          <w:rFonts w:ascii="Times New Roman" w:hAnsi="Times New Roman" w:cs="Times New Roman"/>
+          <w:color w:val="auto"/>
+          <w:sz w:val="28"/>
+          <w:szCs w:val="28"/>
+          <w:lang w:val="tr-TR" w:eastAsia="tr-TR"/>
+        </w:rPr>
+      </w:pPr>
+    </w:p>
+    <w:p>
+      <w:pPr>
+        <w:rPr>
+          <w:rFonts w:ascii="Times New Roman" w:hAnsi="Times New Roman" w:cs="Times New Roman"/>
+          <w:color w:val="auto"/>
+          <w:sz w:val="28"/>
+          <w:szCs w:val="28"/>
+          <w:lang w:val="tr-TR" w:eastAsia="tr-TR"/>
+        </w:rPr>
+      </w:pPr>
+    </w:p>
+    <w:p>
+      <w:pPr>
+        <w:rPr>
+          <w:rFonts w:ascii="Times New Roman" w:hAnsi="Times New Roman" w:cs="Times New Roman"/>
+          <w:color w:val="auto"/>
+          <w:sz w:val="28"/>
+          <w:szCs w:val="28"/>
+          <w:lang w:val="tr-TR" w:eastAsia="tr-TR"/>
         </w:rPr>
       </w:pPr>
     </w:p>
@@ -11071,16 +10411,16 @@
           <w:rFonts w:ascii="Times New Roman" w:hAnsi="Times New Roman" w:cs="Times New Roman"/>
           <w:b/>
           <w:color w:val="auto"/>
-          <w:sz w:val="24"/>
-          <w:szCs w:val="24"/>
-          <w:lang w:val="tr-TR" w:eastAsia="tr-TR"/>
-        </w:rPr>
-      </w:pPr>
-      <w:r>
-        <w:rPr>
-          <w:rFonts w:ascii="Times New Roman" w:hAnsi="Times New Roman" w:cs="Times New Roman"/>
-          <w:sz w:val="24"/>
-          <w:szCs w:val="24"/>
+          <w:sz w:val="28"/>
+          <w:szCs w:val="28"/>
+          <w:lang w:val="tr-TR" w:eastAsia="tr-TR"/>
+        </w:rPr>
+      </w:pPr>
+      <w:r>
+        <w:rPr>
+          <w:rFonts w:ascii="Times New Roman" w:hAnsi="Times New Roman" w:cs="Times New Roman"/>
+          <w:sz w:val="28"/>
+          <w:szCs w:val="28"/>
           <w:lang w:val="tr-TR"/>
         </w:rPr>
         <w:t>4.7.1.</w:t>
@@ -11088,8 +10428,8 @@
       <w:r>
         <w:rPr>
           <w:rFonts w:ascii="Times New Roman" w:hAnsi="Times New Roman" w:cs="Times New Roman"/>
-          <w:sz w:val="24"/>
-          <w:szCs w:val="24"/>
+          <w:sz w:val="28"/>
+          <w:szCs w:val="28"/>
           <w:lang w:val="tr-TR"/>
         </w:rPr>
         <w:tab/>
@@ -11099,8 +10439,8 @@
           <w:rFonts w:ascii="Times New Roman" w:hAnsi="Times New Roman" w:cs="Times New Roman"/>
           <w:b/>
           <w:color w:val="auto"/>
-          <w:sz w:val="24"/>
-          <w:szCs w:val="24"/>
+          <w:sz w:val="28"/>
+          <w:szCs w:val="28"/>
           <w:lang w:val="tr-TR" w:eastAsia="tr-TR"/>
         </w:rPr>
         <w:t>Çalışma sırasında yapılabilecek hatalar nelerdir? Olası hata kim tarafından fark edilmelidir? Bu hatalar ne tür sorunlar</w:t>
@@ -11110,8 +10450,8 @@
           <w:rFonts w:ascii="Times New Roman" w:hAnsi="Times New Roman" w:cs="Times New Roman"/>
           <w:b/>
           <w:color w:val="auto"/>
-          <w:sz w:val="24"/>
-          <w:szCs w:val="24"/>
+          <w:sz w:val="28"/>
+          <w:szCs w:val="28"/>
           <w:lang w:val="tr-TR" w:eastAsia="tr-TR"/>
         </w:rPr>
         <w:t>a ya da zararlara yol açabilir?</w:t>
@@ -11179,8 +10519,8 @@
               <w:rPr>
                 <w:rFonts w:ascii="Times New Roman" w:hAnsi="Times New Roman" w:cs="Times New Roman"/>
                 <w:color w:val="auto"/>
-                <w:sz w:val="24"/>
-                <w:szCs w:val="24"/>
+                <w:sz w:val="28"/>
+                <w:szCs w:val="28"/>
                 <w:lang w:val="tr-TR" w:eastAsia="tr-TR"/>
               </w:rPr>
             </w:pPr>
@@ -11192,8 +10532,8 @@
               <w:rPr>
                 <w:rFonts w:ascii="Times New Roman" w:hAnsi="Times New Roman" w:cs="Times New Roman"/>
                 <w:color w:val="auto"/>
-                <w:sz w:val="24"/>
-                <w:szCs w:val="24"/>
+                <w:sz w:val="28"/>
+                <w:szCs w:val="28"/>
                 <w:lang w:val="tr-TR" w:eastAsia="tr-TR"/>
               </w:rPr>
             </w:pPr>
@@ -11205,8 +10545,8 @@
               <w:rPr>
                 <w:rFonts w:ascii="Times New Roman" w:hAnsi="Times New Roman" w:cs="Times New Roman"/>
                 <w:color w:val="auto"/>
-                <w:sz w:val="24"/>
-                <w:szCs w:val="24"/>
+                <w:sz w:val="28"/>
+                <w:szCs w:val="28"/>
                 <w:lang w:val="tr-TR" w:eastAsia="tr-TR"/>
               </w:rPr>
             </w:pPr>
@@ -11218,8 +10558,8 @@
               <w:rPr>
                 <w:rFonts w:ascii="Times New Roman" w:hAnsi="Times New Roman" w:cs="Times New Roman"/>
                 <w:color w:val="auto"/>
-                <w:sz w:val="24"/>
-                <w:szCs w:val="24"/>
+                <w:sz w:val="28"/>
+                <w:szCs w:val="28"/>
                 <w:lang w:val="tr-TR" w:eastAsia="tr-TR"/>
               </w:rPr>
             </w:pPr>
@@ -11232,8 +10572,8 @@
                 <w:rFonts w:ascii="Times New Roman" w:hAnsi="Times New Roman" w:cs="Times New Roman"/>
                 <w:b/>
                 <w:color w:val="auto"/>
-                <w:sz w:val="24"/>
-                <w:szCs w:val="24"/>
+                <w:sz w:val="28"/>
+                <w:szCs w:val="28"/>
                 <w:lang w:val="tr-TR" w:eastAsia="tr-TR"/>
               </w:rPr>
             </w:pPr>
@@ -11242,8 +10582,8 @@
                 <w:rFonts w:ascii="Times New Roman" w:hAnsi="Times New Roman" w:cs="Times New Roman"/>
                 <w:b/>
                 <w:color w:val="auto"/>
-                <w:sz w:val="24"/>
-                <w:szCs w:val="24"/>
+                <w:sz w:val="28"/>
+                <w:szCs w:val="28"/>
                 <w:lang w:val="tr-TR" w:eastAsia="tr-TR"/>
               </w:rPr>
               <w:t>OLASI HATALAR</w:t>
@@ -11271,8 +10611,8 @@
                 <w:b/>
                 <w:bCs/>
                 <w:color w:val="auto"/>
-                <w:sz w:val="24"/>
-                <w:szCs w:val="24"/>
+                <w:sz w:val="28"/>
+                <w:szCs w:val="28"/>
                 <w:lang w:val="tr-TR" w:eastAsia="tr-TR"/>
               </w:rPr>
             </w:pPr>
@@ -11287,8 +10627,8 @@
                 <w:rFonts w:ascii="Times New Roman" w:hAnsi="Times New Roman" w:cs="Times New Roman"/>
                 <w:bCs/>
                 <w:color w:val="auto"/>
-                <w:sz w:val="24"/>
-                <w:szCs w:val="24"/>
+                <w:sz w:val="28"/>
+                <w:szCs w:val="28"/>
                 <w:lang w:val="tr-TR" w:eastAsia="tr-TR"/>
               </w:rPr>
             </w:pPr>
@@ -11304,8 +10644,8 @@
                 <w:b/>
                 <w:bCs/>
                 <w:color w:val="auto"/>
-                <w:sz w:val="24"/>
-                <w:szCs w:val="24"/>
+                <w:sz w:val="28"/>
+                <w:szCs w:val="28"/>
                 <w:lang w:val="tr-TR" w:eastAsia="tr-TR"/>
               </w:rPr>
             </w:pPr>
@@ -11315,8 +10655,8 @@
                 <w:b/>
                 <w:bCs/>
                 <w:color w:val="auto"/>
-                <w:sz w:val="24"/>
-                <w:szCs w:val="24"/>
+                <w:sz w:val="28"/>
+                <w:szCs w:val="28"/>
                 <w:lang w:val="tr-TR" w:eastAsia="tr-TR"/>
               </w:rPr>
               <w:t>FARKEDİLME YERİ</w:t>
@@ -11329,8 +10669,8 @@
               <w:rPr>
                 <w:rFonts w:ascii="Times New Roman" w:hAnsi="Times New Roman" w:cs="Times New Roman"/>
                 <w:color w:val="auto"/>
-                <w:sz w:val="24"/>
-                <w:szCs w:val="24"/>
+                <w:sz w:val="28"/>
+                <w:szCs w:val="28"/>
                 <w:lang w:val="tr-TR" w:eastAsia="tr-TR"/>
               </w:rPr>
             </w:pPr>
@@ -11342,8 +10682,8 @@
                 <w:rFonts w:ascii="Times New Roman" w:hAnsi="Times New Roman" w:cs="Times New Roman"/>
                 <w:b/>
                 <w:color w:val="auto"/>
-                <w:sz w:val="24"/>
-                <w:szCs w:val="24"/>
+                <w:sz w:val="28"/>
+                <w:szCs w:val="28"/>
                 <w:lang w:val="tr-TR" w:eastAsia="tr-TR"/>
               </w:rPr>
             </w:pPr>
@@ -11365,8 +10705,8 @@
               <w:rPr>
                 <w:rFonts w:ascii="Times New Roman" w:hAnsi="Times New Roman" w:cs="Times New Roman"/>
                 <w:color w:val="auto"/>
-                <w:sz w:val="24"/>
-                <w:szCs w:val="24"/>
+                <w:sz w:val="28"/>
+                <w:szCs w:val="28"/>
                 <w:lang w:val="tr-TR" w:eastAsia="tr-TR"/>
               </w:rPr>
             </w:pPr>
@@ -11379,8 +10719,8 @@
                 <w:rFonts w:ascii="Times New Roman" w:hAnsi="Times New Roman" w:cs="Times New Roman"/>
                 <w:b/>
                 <w:color w:val="auto"/>
-                <w:sz w:val="24"/>
-                <w:szCs w:val="24"/>
+                <w:sz w:val="28"/>
+                <w:szCs w:val="28"/>
                 <w:lang w:val="tr-TR" w:eastAsia="tr-TR"/>
               </w:rPr>
             </w:pPr>
@@ -11389,8 +10729,8 @@
                 <w:rFonts w:ascii="Times New Roman" w:hAnsi="Times New Roman" w:cs="Times New Roman"/>
                 <w:b/>
                 <w:color w:val="auto"/>
-                <w:sz w:val="24"/>
-                <w:szCs w:val="24"/>
+                <w:sz w:val="28"/>
+                <w:szCs w:val="28"/>
                 <w:lang w:val="tr-TR" w:eastAsia="tr-TR"/>
               </w:rPr>
               <w:t>YOL AÇTIĞI SORUNLAR/ ZARARLAR</w:t>
@@ -11416,8 +10756,8 @@
                 <w:rFonts w:ascii="Times New Roman" w:hAnsi="Times New Roman" w:cs="Times New Roman"/>
                 <w:b/>
                 <w:color w:val="auto"/>
-                <w:sz w:val="24"/>
-                <w:szCs w:val="24"/>
+                <w:sz w:val="28"/>
+                <w:szCs w:val="28"/>
                 <w:lang w:val="tr-TR" w:eastAsia="tr-TR"/>
               </w:rPr>
             </w:pPr>
@@ -11430,8 +10770,8 @@
                 <w:rFonts w:ascii="Times New Roman" w:hAnsi="Times New Roman" w:cs="Times New Roman"/>
                 <w:b/>
                 <w:color w:val="auto"/>
-                <w:sz w:val="24"/>
-                <w:szCs w:val="24"/>
+                <w:sz w:val="28"/>
+                <w:szCs w:val="28"/>
                 <w:lang w:val="tr-TR" w:eastAsia="tr-TR"/>
               </w:rPr>
             </w:pPr>
@@ -11440,8 +10780,8 @@
                 <w:rFonts w:ascii="Times New Roman" w:hAnsi="Times New Roman" w:cs="Times New Roman"/>
                 <w:b/>
                 <w:color w:val="auto"/>
-                <w:sz w:val="24"/>
-                <w:szCs w:val="24"/>
+                <w:sz w:val="28"/>
+                <w:szCs w:val="28"/>
                 <w:lang w:val="tr-TR" w:eastAsia="tr-TR"/>
               </w:rPr>
               <w:t xml:space="preserve">HATA </w:t>
@@ -11455,8 +10795,8 @@
                 <w:rFonts w:ascii="Times New Roman" w:hAnsi="Times New Roman" w:cs="Times New Roman"/>
                 <w:b/>
                 <w:color w:val="auto"/>
-                <w:sz w:val="24"/>
-                <w:szCs w:val="24"/>
+                <w:sz w:val="28"/>
+                <w:szCs w:val="28"/>
                 <w:lang w:val="tr-TR" w:eastAsia="tr-TR"/>
               </w:rPr>
             </w:pPr>
@@ -11465,8 +10805,8 @@
                 <w:rFonts w:ascii="Times New Roman" w:hAnsi="Times New Roman" w:cs="Times New Roman"/>
                 <w:b/>
                 <w:color w:val="auto"/>
-                <w:sz w:val="24"/>
-                <w:szCs w:val="24"/>
+                <w:sz w:val="28"/>
+                <w:szCs w:val="28"/>
                 <w:lang w:val="tr-TR" w:eastAsia="tr-TR"/>
               </w:rPr>
               <w:t>GİDERİLEBİLİR Mİ?</w:t>
@@ -11498,8 +10838,8 @@
                 <w:rFonts w:ascii="Times New Roman" w:hAnsi="Times New Roman" w:cs="Times New Roman"/>
                 <w:b/>
                 <w:color w:val="auto"/>
-                <w:sz w:val="24"/>
-                <w:szCs w:val="24"/>
+                <w:sz w:val="28"/>
+                <w:szCs w:val="28"/>
                 <w:lang w:val="tr-TR" w:eastAsia="tr-TR"/>
               </w:rPr>
             </w:pPr>
@@ -11530,8 +10870,8 @@
                 <w:i/>
                 <w:iCs/>
                 <w:color w:val="404040"/>
-                <w:sz w:val="24"/>
-                <w:szCs w:val="24"/>
+                <w:sz w:val="28"/>
+                <w:szCs w:val="28"/>
                 <w:lang w:val="tr-TR" w:eastAsia="tr-TR"/>
               </w:rPr>
             </w:pPr>
@@ -11542,8 +10882,8 @@
                 <w:i/>
                 <w:iCs/>
                 <w:color w:val="404040"/>
-                <w:sz w:val="24"/>
-                <w:szCs w:val="24"/>
+                <w:sz w:val="28"/>
+                <w:szCs w:val="28"/>
                 <w:lang w:val="tr-TR" w:eastAsia="tr-TR"/>
               </w:rPr>
               <w:t xml:space="preserve">  Kendisi</w:t>
@@ -11570,8 +10910,8 @@
                 <w:rFonts w:ascii="Times New Roman" w:hAnsi="Times New Roman" w:cs="Times New Roman"/>
                 <w:b/>
                 <w:color w:val="auto"/>
-                <w:sz w:val="24"/>
-                <w:szCs w:val="24"/>
+                <w:sz w:val="28"/>
+                <w:szCs w:val="28"/>
                 <w:lang w:val="tr-TR" w:eastAsia="tr-TR"/>
               </w:rPr>
             </w:pPr>
@@ -11580,8 +10920,8 @@
                 <w:rFonts w:ascii="Times New Roman" w:hAnsi="Times New Roman" w:cs="Times New Roman"/>
                 <w:b/>
                 <w:color w:val="auto"/>
-                <w:sz w:val="24"/>
-                <w:szCs w:val="24"/>
+                <w:sz w:val="28"/>
+                <w:szCs w:val="28"/>
                 <w:lang w:val="tr-TR" w:eastAsia="tr-TR"/>
               </w:rPr>
               <w:t>Eşit Düzey</w:t>
@@ -11608,8 +10948,8 @@
                 <w:rFonts w:ascii="Times New Roman" w:hAnsi="Times New Roman" w:cs="Times New Roman"/>
                 <w:b/>
                 <w:color w:val="auto"/>
-                <w:sz w:val="24"/>
-                <w:szCs w:val="24"/>
+                <w:sz w:val="28"/>
+                <w:szCs w:val="28"/>
                 <w:lang w:val="tr-TR" w:eastAsia="tr-TR"/>
               </w:rPr>
             </w:pPr>
@@ -11618,8 +10958,8 @@
                 <w:rFonts w:ascii="Times New Roman" w:hAnsi="Times New Roman" w:cs="Times New Roman"/>
                 <w:b/>
                 <w:color w:val="auto"/>
-                <w:sz w:val="24"/>
-                <w:szCs w:val="24"/>
+                <w:sz w:val="28"/>
+                <w:szCs w:val="28"/>
                 <w:lang w:val="tr-TR" w:eastAsia="tr-TR"/>
               </w:rPr>
               <w:t>Üst Düzey</w:t>
@@ -11646,8 +10986,8 @@
                 <w:rFonts w:ascii="Times New Roman" w:hAnsi="Times New Roman" w:cs="Times New Roman"/>
                 <w:b/>
                 <w:color w:val="auto"/>
-                <w:sz w:val="24"/>
-                <w:szCs w:val="24"/>
+                <w:sz w:val="28"/>
+                <w:szCs w:val="28"/>
                 <w:lang w:val="tr-TR" w:eastAsia="tr-TR"/>
               </w:rPr>
             </w:pPr>
@@ -11656,8 +10996,8 @@
                 <w:rFonts w:ascii="Times New Roman" w:hAnsi="Times New Roman" w:cs="Times New Roman"/>
                 <w:b/>
                 <w:color w:val="auto"/>
-                <w:sz w:val="24"/>
-                <w:szCs w:val="24"/>
+                <w:sz w:val="28"/>
+                <w:szCs w:val="28"/>
                 <w:lang w:val="tr-TR" w:eastAsia="tr-TR"/>
               </w:rPr>
               <w:t>Diğer Birim/ Bölüm</w:t>
@@ -11684,8 +11024,8 @@
                 <w:rFonts w:ascii="Times New Roman" w:hAnsi="Times New Roman" w:cs="Times New Roman"/>
                 <w:b/>
                 <w:color w:val="auto"/>
-                <w:sz w:val="24"/>
-                <w:szCs w:val="24"/>
+                <w:sz w:val="28"/>
+                <w:szCs w:val="28"/>
                 <w:lang w:val="tr-TR" w:eastAsia="tr-TR"/>
               </w:rPr>
             </w:pPr>
@@ -11694,8 +11034,8 @@
                 <w:rFonts w:ascii="Times New Roman" w:hAnsi="Times New Roman" w:cs="Times New Roman"/>
                 <w:b/>
                 <w:color w:val="auto"/>
-                <w:sz w:val="24"/>
-                <w:szCs w:val="24"/>
+                <w:sz w:val="28"/>
+                <w:szCs w:val="28"/>
                 <w:lang w:val="tr-TR" w:eastAsia="tr-TR"/>
               </w:rPr>
               <w:t>Kurum Dışı</w:t>
@@ -11720,8 +11060,8 @@
                 <w:rFonts w:ascii="Times New Roman" w:hAnsi="Times New Roman" w:cs="Times New Roman"/>
                 <w:b/>
                 <w:color w:val="auto"/>
-                <w:sz w:val="24"/>
-                <w:szCs w:val="24"/>
+                <w:sz w:val="28"/>
+                <w:szCs w:val="28"/>
                 <w:lang w:val="tr-TR" w:eastAsia="tr-TR"/>
               </w:rPr>
             </w:pPr>
@@ -11745,8 +11085,8 @@
                 <w:rFonts w:ascii="Times New Roman" w:hAnsi="Times New Roman" w:cs="Times New Roman"/>
                 <w:b/>
                 <w:color w:val="auto"/>
-                <w:sz w:val="24"/>
-                <w:szCs w:val="24"/>
+                <w:sz w:val="28"/>
+                <w:szCs w:val="28"/>
                 <w:lang w:val="tr-TR" w:eastAsia="tr-TR"/>
               </w:rPr>
             </w:pPr>
@@ -11759,8 +11099,8 @@
                 <w:rFonts w:ascii="Times New Roman" w:hAnsi="Times New Roman" w:cs="Times New Roman"/>
                 <w:b/>
                 <w:color w:val="auto"/>
-                <w:sz w:val="24"/>
-                <w:szCs w:val="24"/>
+                <w:sz w:val="28"/>
+                <w:szCs w:val="28"/>
                 <w:lang w:val="tr-TR" w:eastAsia="tr-TR"/>
               </w:rPr>
             </w:pPr>
@@ -11769,8 +11109,8 @@
                 <w:rFonts w:ascii="Times New Roman" w:hAnsi="Times New Roman" w:cs="Times New Roman"/>
                 <w:b/>
                 <w:color w:val="auto"/>
-                <w:sz w:val="24"/>
-                <w:szCs w:val="24"/>
+                <w:sz w:val="28"/>
+                <w:szCs w:val="28"/>
                 <w:lang w:val="tr-TR" w:eastAsia="tr-TR"/>
               </w:rPr>
               <w:t>Evet</w:t>
@@ -11795,8 +11135,8 @@
                 <w:rFonts w:ascii="Times New Roman" w:hAnsi="Times New Roman" w:cs="Times New Roman"/>
                 <w:b/>
                 <w:color w:val="auto"/>
-                <w:sz w:val="24"/>
-                <w:szCs w:val="24"/>
+                <w:sz w:val="28"/>
+                <w:szCs w:val="28"/>
                 <w:lang w:val="tr-TR" w:eastAsia="tr-TR"/>
               </w:rPr>
             </w:pPr>
@@ -11809,8 +11149,8 @@
                 <w:rFonts w:ascii="Times New Roman" w:hAnsi="Times New Roman" w:cs="Times New Roman"/>
                 <w:b/>
                 <w:color w:val="auto"/>
-                <w:sz w:val="24"/>
-                <w:szCs w:val="24"/>
+                <w:sz w:val="28"/>
+                <w:szCs w:val="28"/>
                 <w:lang w:val="tr-TR" w:eastAsia="tr-TR"/>
               </w:rPr>
             </w:pPr>
@@ -11819,8 +11159,8 @@
                 <w:rFonts w:ascii="Times New Roman" w:hAnsi="Times New Roman" w:cs="Times New Roman"/>
                 <w:b/>
                 <w:color w:val="auto"/>
-                <w:sz w:val="24"/>
-                <w:szCs w:val="24"/>
+                <w:sz w:val="28"/>
+                <w:szCs w:val="28"/>
                 <w:lang w:val="tr-TR" w:eastAsia="tr-TR"/>
               </w:rPr>
               <w:t>Hayır</w:t>
@@ -12014,8 +11354,8 @@
           <w:rFonts w:ascii="Times New Roman" w:hAnsi="Times New Roman" w:cs="Times New Roman"/>
           <w:b/>
           <w:color w:val="auto"/>
-          <w:sz w:val="24"/>
-          <w:szCs w:val="24"/>
+          <w:sz w:val="28"/>
+          <w:szCs w:val="28"/>
           <w:lang w:val="tr-TR" w:eastAsia="tr-TR"/>
         </w:rPr>
       </w:pPr>
@@ -12024,8 +11364,8 @@
           <w:rFonts w:ascii="Times New Roman" w:hAnsi="Times New Roman" w:cs="Times New Roman"/>
           <w:b/>
           <w:color w:val="auto"/>
-          <w:sz w:val="24"/>
-          <w:szCs w:val="24"/>
+          <w:sz w:val="28"/>
+          <w:szCs w:val="28"/>
           <w:lang w:val="tr-TR" w:eastAsia="tr-TR"/>
         </w:rPr>
         <w:t>4.7.2.</w:t>
@@ -12035,8 +11375,8 @@
           <w:rFonts w:ascii="Times New Roman" w:hAnsi="Times New Roman" w:cs="Times New Roman"/>
           <w:b/>
           <w:color w:val="auto"/>
-          <w:sz w:val="24"/>
-          <w:szCs w:val="24"/>
+          <w:sz w:val="28"/>
+          <w:szCs w:val="28"/>
           <w:lang w:val="tr-TR" w:eastAsia="tr-TR"/>
         </w:rPr>
         <w:t>Biriminizde yürütülen faaliyetlerin ve hizmetlerin daha etkili, verimli, kaliteli ve daha az maliyetle gerçekleştirilmesi için önerileriniz nelerdir?</w:t>
@@ -12053,8 +11393,8 @@
           <w:rFonts w:ascii="Times New Roman" w:hAnsi="Times New Roman" w:cs="Times New Roman"/>
           <w:b/>
           <w:color w:val="auto"/>
-          <w:sz w:val="24"/>
-          <w:szCs w:val="24"/>
+          <w:sz w:val="28"/>
+          <w:szCs w:val="28"/>
           <w:lang w:val="tr-TR" w:eastAsia="tr-TR"/>
         </w:rPr>
       </w:pPr>
@@ -12090,40 +11430,29 @@
           <w:rFonts w:ascii="Times New Roman" w:hAnsi="Times New Roman" w:cs="Times New Roman"/>
           <w:b/>
           <w:color w:val="auto"/>
-          <w:lang w:val="tr-TR" w:eastAsia="tr-TR"/>
-        </w:rPr>
-      </w:pPr>
-    </w:p>
-    <w:p>
-      <w:pPr>
-        <w:jc w:val="both"/>
+          <w:sz w:val="28"/>
+          <w:szCs w:val="28"/>
+          <w:lang w:val="tr-TR" w:eastAsia="tr-TR"/>
+        </w:rPr>
+      </w:pPr>
+      <w:r>
         <w:rPr>
           <w:rFonts w:ascii="Times New Roman" w:hAnsi="Times New Roman" w:cs="Times New Roman"/>
           <w:b/>
           <w:color w:val="auto"/>
-          <w:sz w:val="24"/>
-          <w:szCs w:val="24"/>
-          <w:lang w:val="tr-TR" w:eastAsia="tr-TR"/>
-        </w:rPr>
-      </w:pPr>
+          <w:sz w:val="28"/>
+          <w:szCs w:val="28"/>
+          <w:lang w:val="tr-TR" w:eastAsia="tr-TR"/>
+        </w:rPr>
+        <w:t>4.8.</w:t>
+      </w:r>
       <w:r>
         <w:rPr>
           <w:rFonts w:ascii="Times New Roman" w:hAnsi="Times New Roman" w:cs="Times New Roman"/>
           <w:b/>
           <w:color w:val="auto"/>
-          <w:sz w:val="24"/>
-          <w:szCs w:val="24"/>
-          <w:lang w:val="tr-TR" w:eastAsia="tr-TR"/>
-        </w:rPr>
-        <w:t>4.8.</w:t>
-      </w:r>
-      <w:r>
-        <w:rPr>
-          <w:rFonts w:ascii="Times New Roman" w:hAnsi="Times New Roman" w:cs="Times New Roman"/>
-          <w:b/>
-          <w:color w:val="auto"/>
-          <w:sz w:val="24"/>
-          <w:szCs w:val="24"/>
+          <w:sz w:val="28"/>
+          <w:szCs w:val="28"/>
           <w:lang w:val="tr-TR" w:eastAsia="tr-TR"/>
         </w:rPr>
         <w:t>Göreviniz/İşiniz gereği seyahat ediyorsanız, bunun amacı ve sıklığı nedir?</w:t>
@@ -12140,8 +11469,8 @@
           <w:rFonts w:ascii="Times New Roman" w:hAnsi="Times New Roman" w:cs="Times New Roman"/>
           <w:b/>
           <w:color w:val="auto"/>
-          <w:sz w:val="24"/>
-          <w:szCs w:val="24"/>
+          <w:sz w:val="28"/>
+          <w:szCs w:val="28"/>
           <w:lang w:val="tr-TR" w:eastAsia="tr-TR"/>
         </w:rPr>
       </w:pPr>
@@ -12153,8 +11482,8 @@
           <w:rFonts w:ascii="Times New Roman" w:hAnsi="Times New Roman" w:cs="Times New Roman"/>
           <w:b/>
           <w:color w:val="auto"/>
-          <w:sz w:val="24"/>
-          <w:szCs w:val="24"/>
+          <w:sz w:val="28"/>
+          <w:szCs w:val="28"/>
           <w:lang w:val="tr-TR" w:eastAsia="tr-TR"/>
         </w:rPr>
       </w:pPr>
@@ -12166,8 +11495,8 @@
           <w:rFonts w:ascii="Times New Roman" w:hAnsi="Times New Roman" w:cs="Times New Roman"/>
           <w:b/>
           <w:color w:val="auto"/>
-          <w:sz w:val="24"/>
-          <w:szCs w:val="24"/>
+          <w:sz w:val="28"/>
+          <w:szCs w:val="28"/>
           <w:lang w:val="tr-TR" w:eastAsia="tr-TR"/>
         </w:rPr>
       </w:pPr>
@@ -12179,8 +11508,8 @@
           <w:rFonts w:ascii="Times New Roman" w:hAnsi="Times New Roman" w:cs="Times New Roman"/>
           <w:b/>
           <w:color w:val="auto"/>
-          <w:sz w:val="24"/>
-          <w:szCs w:val="24"/>
+          <w:sz w:val="28"/>
+          <w:szCs w:val="28"/>
           <w:lang w:val="tr-TR" w:eastAsia="tr-TR"/>
         </w:rPr>
       </w:pPr>
@@ -12189,8 +11518,8 @@
           <w:rFonts w:ascii="Times New Roman" w:hAnsi="Times New Roman" w:cs="Times New Roman"/>
           <w:b/>
           <w:color w:val="auto"/>
-          <w:sz w:val="24"/>
-          <w:szCs w:val="24"/>
+          <w:sz w:val="28"/>
+          <w:szCs w:val="28"/>
           <w:lang w:val="tr-TR" w:eastAsia="tr-TR"/>
         </w:rPr>
         <w:t>4.9 İşinizle ilgili olarak varsa açıklanmasında yarar gördüğünüz konular nelerd</w:t>
@@ -12200,8 +11529,8 @@
           <w:rFonts w:ascii="Times New Roman" w:hAnsi="Times New Roman" w:cs="Times New Roman"/>
           <w:b/>
           <w:color w:val="auto"/>
-          <w:sz w:val="24"/>
-          <w:szCs w:val="24"/>
+          <w:sz w:val="28"/>
+          <w:szCs w:val="28"/>
           <w:lang w:val="tr-TR" w:eastAsia="tr-TR"/>
         </w:rPr>
         <w:t>ir?</w:t>
@@ -12218,8 +11547,8 @@
           <w:rFonts w:ascii="Times New Roman" w:hAnsi="Times New Roman" w:cs="Times New Roman"/>
           <w:b/>
           <w:color w:val="auto"/>
-          <w:sz w:val="24"/>
-          <w:szCs w:val="24"/>
+          <w:sz w:val="28"/>
+          <w:szCs w:val="28"/>
           <w:lang w:val="tr-TR" w:eastAsia="tr-TR"/>
         </w:rPr>
       </w:pPr>
@@ -12230,8 +11559,8 @@
         <w:rPr>
           <w:rFonts w:ascii="Times New Roman" w:hAnsi="Times New Roman" w:cs="Times New Roman"/>
           <w:color w:val="auto"/>
-          <w:sz w:val="24"/>
-          <w:szCs w:val="24"/>
+          <w:sz w:val="28"/>
+          <w:szCs w:val="28"/>
           <w:lang w:val="tr-TR" w:eastAsia="tr-TR"/>
         </w:rPr>
       </w:pPr>
@@ -12243,8 +11572,8 @@
           <w:rFonts w:ascii="Times New Roman" w:hAnsi="Times New Roman" w:cs="Times New Roman"/>
           <w:b/>
           <w:color w:val="auto"/>
-          <w:sz w:val="24"/>
-          <w:szCs w:val="24"/>
+          <w:sz w:val="28"/>
+          <w:szCs w:val="28"/>
           <w:lang w:val="tr-TR" w:eastAsia="tr-TR"/>
         </w:rPr>
       </w:pPr>
@@ -12253,8 +11582,8 @@
           <w:rFonts w:ascii="Times New Roman" w:hAnsi="Times New Roman" w:cs="Times New Roman"/>
           <w:b/>
           <w:color w:val="auto"/>
-          <w:sz w:val="24"/>
-          <w:szCs w:val="24"/>
+          <w:sz w:val="28"/>
+          <w:szCs w:val="28"/>
           <w:lang w:val="tr-TR" w:eastAsia="tr-TR"/>
         </w:rPr>
         <w:t xml:space="preserve">5. </w:t>
@@ -12264,8 +11593,8 @@
           <w:rFonts w:ascii="Times New Roman" w:hAnsi="Times New Roman" w:cs="Times New Roman"/>
           <w:b/>
           <w:color w:val="auto"/>
-          <w:sz w:val="24"/>
-          <w:szCs w:val="24"/>
+          <w:sz w:val="28"/>
+          <w:szCs w:val="28"/>
           <w:u w:val="single"/>
           <w:lang w:val="tr-TR" w:eastAsia="tr-TR"/>
         </w:rPr>
@@ -12278,8 +11607,8 @@
         <w:rPr>
           <w:rFonts w:ascii="Times New Roman" w:hAnsi="Times New Roman" w:cs="Times New Roman"/>
           <w:color w:val="auto"/>
-          <w:sz w:val="24"/>
-          <w:szCs w:val="24"/>
+          <w:sz w:val="28"/>
+          <w:szCs w:val="28"/>
           <w:lang w:val="tr-TR" w:eastAsia="tr-TR"/>
         </w:rPr>
       </w:pPr>
@@ -12314,8 +11643,8 @@
         <w:rPr>
           <w:rFonts w:ascii="Times New Roman" w:hAnsi="Times New Roman" w:cs="Times New Roman"/>
           <w:color w:val="auto"/>
-          <w:sz w:val="24"/>
-          <w:szCs w:val="24"/>
+          <w:sz w:val="28"/>
+          <w:szCs w:val="28"/>
           <w:lang w:val="tr-TR" w:eastAsia="tr-TR"/>
         </w:rPr>
       </w:pPr>
@@ -12324,8 +11653,8 @@
           <w:rFonts w:ascii="Times New Roman" w:hAnsi="Times New Roman" w:cs="Times New Roman"/>
           <w:b/>
           <w:color w:val="auto"/>
-          <w:sz w:val="24"/>
-          <w:szCs w:val="24"/>
+          <w:sz w:val="28"/>
+          <w:szCs w:val="28"/>
           <w:lang w:val="tr-TR" w:eastAsia="tr-TR"/>
         </w:rPr>
         <w:t>5.1</w:t>
@@ -12334,8 +11663,8 @@
         <w:rPr>
           <w:rFonts w:ascii="Times New Roman" w:hAnsi="Times New Roman" w:cs="Times New Roman"/>
           <w:color w:val="auto"/>
-          <w:sz w:val="24"/>
-          <w:szCs w:val="24"/>
+          <w:sz w:val="28"/>
+          <w:szCs w:val="28"/>
           <w:lang w:val="tr-TR" w:eastAsia="tr-TR"/>
         </w:rPr>
         <w:t xml:space="preserve"> Sizin tarafınızdan </w:t>
@@ -12346,8 +11675,8 @@
           <w:b/>
           <w:i/>
           <w:color w:val="auto"/>
-          <w:sz w:val="24"/>
-          <w:szCs w:val="24"/>
+          <w:sz w:val="28"/>
+          <w:szCs w:val="28"/>
           <w:u w:val="single"/>
           <w:lang w:val="tr-TR" w:eastAsia="tr-TR"/>
         </w:rPr>
@@ -12357,8 +11686,8 @@
         <w:rPr>
           <w:rFonts w:ascii="Times New Roman" w:hAnsi="Times New Roman" w:cs="Times New Roman"/>
           <w:color w:val="auto"/>
-          <w:sz w:val="24"/>
-          <w:szCs w:val="24"/>
+          <w:sz w:val="28"/>
+          <w:szCs w:val="28"/>
           <w:lang w:val="tr-TR" w:eastAsia="tr-TR"/>
         </w:rPr>
         <w:t xml:space="preserve">ancak sizce </w:t>
@@ -12368,8 +11697,8 @@
           <w:rFonts w:ascii="Times New Roman" w:hAnsi="Times New Roman" w:cs="Times New Roman"/>
           <w:b/>
           <w:color w:val="auto"/>
-          <w:sz w:val="24"/>
-          <w:szCs w:val="24"/>
+          <w:sz w:val="28"/>
+          <w:szCs w:val="28"/>
           <w:u w:val="single"/>
           <w:lang w:val="tr-TR" w:eastAsia="tr-TR"/>
         </w:rPr>
@@ -12379,8 +11708,8 @@
         <w:rPr>
           <w:rFonts w:ascii="Times New Roman" w:hAnsi="Times New Roman" w:cs="Times New Roman"/>
           <w:color w:val="auto"/>
-          <w:sz w:val="24"/>
-          <w:szCs w:val="24"/>
+          <w:sz w:val="28"/>
+          <w:szCs w:val="28"/>
           <w:lang w:val="tr-TR" w:eastAsia="tr-TR"/>
         </w:rPr>
         <w:t xml:space="preserve"> işler var mıdır? Varsa işlerin, yapılma nedenlerini ve hangi kadro unvanı tarafından yapılması gerektiğini belirtiniz?</w:t>
@@ -12426,8 +11755,8 @@
                 <w:rFonts w:ascii="Times New Roman" w:hAnsi="Times New Roman" w:cs="Times New Roman"/>
                 <w:b/>
                 <w:color w:val="auto"/>
-                <w:sz w:val="24"/>
-                <w:szCs w:val="24"/>
+                <w:sz w:val="28"/>
+                <w:szCs w:val="28"/>
                 <w:lang w:val="tr-TR" w:eastAsia="tr-TR"/>
               </w:rPr>
             </w:pPr>
@@ -12436,8 +11765,8 @@
                 <w:rFonts w:ascii="Times New Roman" w:hAnsi="Times New Roman" w:cs="Times New Roman"/>
                 <w:b/>
                 <w:color w:val="auto"/>
-                <w:sz w:val="24"/>
-                <w:szCs w:val="24"/>
+                <w:sz w:val="28"/>
+                <w:szCs w:val="28"/>
                 <w:lang w:val="tr-TR" w:eastAsia="tr-TR"/>
               </w:rPr>
               <w:t>YAPILMAMASI GEREKEN İŞLER</w:t>
@@ -12462,8 +11791,8 @@
                 <w:rFonts w:ascii="Times New Roman" w:hAnsi="Times New Roman" w:cs="Times New Roman"/>
                 <w:b/>
                 <w:color w:val="auto"/>
-                <w:sz w:val="24"/>
-                <w:szCs w:val="24"/>
+                <w:sz w:val="28"/>
+                <w:szCs w:val="28"/>
                 <w:lang w:val="tr-TR" w:eastAsia="tr-TR"/>
               </w:rPr>
             </w:pPr>
@@ -12472,8 +11801,8 @@
                 <w:rFonts w:ascii="Times New Roman" w:hAnsi="Times New Roman" w:cs="Times New Roman"/>
                 <w:b/>
                 <w:color w:val="auto"/>
-                <w:sz w:val="24"/>
-                <w:szCs w:val="24"/>
+                <w:sz w:val="28"/>
+                <w:szCs w:val="28"/>
                 <w:lang w:val="tr-TR" w:eastAsia="tr-TR"/>
               </w:rPr>
               <w:t>YAPILMA NEDENİ</w:t>
@@ -12498,8 +11827,8 @@
                 <w:rFonts w:ascii="Times New Roman" w:hAnsi="Times New Roman" w:cs="Times New Roman"/>
                 <w:b/>
                 <w:color w:val="auto"/>
-                <w:sz w:val="24"/>
-                <w:szCs w:val="24"/>
+                <w:sz w:val="28"/>
+                <w:szCs w:val="28"/>
                 <w:lang w:val="tr-TR" w:eastAsia="tr-TR"/>
               </w:rPr>
             </w:pPr>
@@ -12508,8 +11837,8 @@
                 <w:rFonts w:ascii="Times New Roman" w:hAnsi="Times New Roman" w:cs="Times New Roman"/>
                 <w:b/>
                 <w:color w:val="auto"/>
-                <w:sz w:val="24"/>
-                <w:szCs w:val="24"/>
+                <w:sz w:val="28"/>
+                <w:szCs w:val="28"/>
                 <w:lang w:val="tr-TR" w:eastAsia="tr-TR"/>
               </w:rPr>
               <w:t>HANGİ KADRO TARAFINDAN YAPILMASI GEREKİR.</w:t>
@@ -12573,186 +11902,41 @@
         <w:rPr>
           <w:rFonts w:ascii="Times New Roman" w:hAnsi="Times New Roman" w:cs="Times New Roman"/>
           <w:color w:val="auto"/>
-          <w:sz w:val="24"/>
-          <w:szCs w:val="24"/>
-          <w:lang w:val="tr-TR" w:eastAsia="tr-TR"/>
-        </w:rPr>
-      </w:pPr>
-    </w:p>
-    <w:p>
-      <w:pPr>
-        <w:rPr>
-          <w:rFonts w:ascii="Times New Roman" w:hAnsi="Times New Roman" w:cs="Times New Roman"/>
-          <w:color w:val="auto"/>
-          <w:sz w:val="24"/>
-          <w:szCs w:val="24"/>
-          <w:lang w:val="tr-TR" w:eastAsia="tr-TR"/>
-        </w:rPr>
-      </w:pPr>
-    </w:p>
-    <w:p>
-      <w:pPr>
-        <w:rPr>
-          <w:rFonts w:ascii="Times New Roman" w:hAnsi="Times New Roman" w:cs="Times New Roman"/>
-          <w:color w:val="auto"/>
-          <w:sz w:val="24"/>
-          <w:szCs w:val="24"/>
-          <w:lang w:val="tr-TR" w:eastAsia="tr-TR"/>
-        </w:rPr>
-      </w:pPr>
-    </w:p>
-    <w:p>
-      <w:pPr>
-        <w:rPr>
-          <w:rFonts w:ascii="Times New Roman" w:hAnsi="Times New Roman" w:cs="Times New Roman"/>
-          <w:color w:val="auto"/>
-          <w:sz w:val="24"/>
-          <w:szCs w:val="24"/>
-          <w:lang w:val="tr-TR" w:eastAsia="tr-TR"/>
-        </w:rPr>
-      </w:pPr>
-    </w:p>
-    <w:p>
-      <w:pPr>
-        <w:rPr>
-          <w:rFonts w:ascii="Times New Roman" w:hAnsi="Times New Roman" w:cs="Times New Roman"/>
-          <w:color w:val="auto"/>
-          <w:sz w:val="24"/>
-          <w:szCs w:val="24"/>
-          <w:lang w:val="tr-TR" w:eastAsia="tr-TR"/>
-        </w:rPr>
-      </w:pPr>
-    </w:p>
-    <w:p>
-      <w:pPr>
-        <w:rPr>
-          <w:rFonts w:ascii="Times New Roman" w:hAnsi="Times New Roman" w:cs="Times New Roman"/>
-          <w:color w:val="auto"/>
-          <w:sz w:val="24"/>
-          <w:szCs w:val="24"/>
-          <w:lang w:val="tr-TR" w:eastAsia="tr-TR"/>
-        </w:rPr>
-      </w:pPr>
-    </w:p>
-    <w:p>
-      <w:pPr>
-        <w:rPr>
-          <w:rFonts w:ascii="Times New Roman" w:hAnsi="Times New Roman" w:cs="Times New Roman"/>
-          <w:color w:val="auto"/>
-          <w:sz w:val="24"/>
-          <w:szCs w:val="24"/>
-          <w:lang w:val="tr-TR" w:eastAsia="tr-TR"/>
-        </w:rPr>
-      </w:pPr>
-    </w:p>
-    <w:p>
-      <w:pPr>
-        <w:rPr>
-          <w:rFonts w:ascii="Times New Roman" w:hAnsi="Times New Roman" w:cs="Times New Roman"/>
-          <w:color w:val="auto"/>
-          <w:sz w:val="24"/>
-          <w:szCs w:val="24"/>
-          <w:lang w:val="tr-TR" w:eastAsia="tr-TR"/>
-        </w:rPr>
-      </w:pPr>
-    </w:p>
-    <w:p>
-      <w:pPr>
-        <w:rPr>
-          <w:rFonts w:ascii="Times New Roman" w:hAnsi="Times New Roman" w:cs="Times New Roman"/>
-          <w:color w:val="auto"/>
-          <w:sz w:val="24"/>
-          <w:szCs w:val="24"/>
-          <w:lang w:val="tr-TR" w:eastAsia="tr-TR"/>
-        </w:rPr>
-      </w:pPr>
-    </w:p>
-    <w:p>
-      <w:pPr>
-        <w:rPr>
-          <w:rFonts w:ascii="Times New Roman" w:hAnsi="Times New Roman" w:cs="Times New Roman"/>
-          <w:color w:val="auto"/>
-          <w:lang w:val="tr-TR" w:eastAsia="tr-TR"/>
-        </w:rPr>
-      </w:pPr>
-    </w:p>
-    <w:p>
-      <w:pPr>
-        <w:rPr>
-          <w:rFonts w:ascii="Times New Roman" w:hAnsi="Times New Roman" w:cs="Times New Roman"/>
-          <w:color w:val="auto"/>
-          <w:lang w:val="tr-TR" w:eastAsia="tr-TR"/>
-        </w:rPr>
-      </w:pPr>
-    </w:p>
-    <w:p>
-      <w:pPr>
-        <w:rPr>
-          <w:rFonts w:ascii="Times New Roman" w:hAnsi="Times New Roman" w:cs="Times New Roman"/>
-          <w:color w:val="auto"/>
-          <w:lang w:val="tr-TR" w:eastAsia="tr-TR"/>
-        </w:rPr>
-      </w:pPr>
-    </w:p>
-    <w:p>
-      <w:pPr>
-        <w:rPr>
-          <w:rFonts w:ascii="Times New Roman" w:hAnsi="Times New Roman" w:cs="Times New Roman"/>
-          <w:color w:val="auto"/>
-          <w:lang w:val="tr-TR" w:eastAsia="tr-TR"/>
-        </w:rPr>
-      </w:pPr>
-    </w:p>
-    <w:p>
-      <w:pPr>
-        <w:rPr>
-          <w:rFonts w:ascii="Times New Roman" w:hAnsi="Times New Roman" w:cs="Times New Roman"/>
-          <w:color w:val="auto"/>
-          <w:lang w:val="tr-TR" w:eastAsia="tr-TR"/>
-        </w:rPr>
-      </w:pPr>
-    </w:p>
-    <w:p>
-      <w:pPr>
-        <w:rPr>
-          <w:rFonts w:ascii="Times New Roman" w:hAnsi="Times New Roman" w:cs="Times New Roman"/>
-          <w:color w:val="auto"/>
-          <w:lang w:val="tr-TR" w:eastAsia="tr-TR"/>
-        </w:rPr>
-      </w:pPr>
-    </w:p>
-    <w:p>
-      <w:pPr>
-        <w:rPr>
-          <w:rFonts w:ascii="Times New Roman" w:hAnsi="Times New Roman" w:cs="Times New Roman"/>
-          <w:color w:val="auto"/>
-          <w:lang w:val="tr-TR" w:eastAsia="tr-TR"/>
-        </w:rPr>
-      </w:pPr>
-    </w:p>
-    <w:p>
-      <w:pPr>
-        <w:rPr>
-          <w:rFonts w:ascii="Times New Roman" w:hAnsi="Times New Roman" w:cs="Times New Roman"/>
-          <w:color w:val="auto"/>
-          <w:lang w:val="tr-TR" w:eastAsia="tr-TR"/>
-        </w:rPr>
-      </w:pPr>
-    </w:p>
-    <w:p>
-      <w:pPr>
-        <w:rPr>
-          <w:rFonts w:ascii="Times New Roman" w:hAnsi="Times New Roman" w:cs="Times New Roman"/>
-          <w:color w:val="auto"/>
-          <w:lang w:val="tr-TR" w:eastAsia="tr-TR"/>
-        </w:rPr>
-      </w:pPr>
-    </w:p>
-    <w:p>
-      <w:pPr>
-        <w:rPr>
-          <w:rFonts w:ascii="Times New Roman" w:hAnsi="Times New Roman" w:cs="Times New Roman"/>
-          <w:color w:val="auto"/>
+          <w:sz w:val="28"/>
+          <w:szCs w:val="28"/>
+          <w:lang w:val="tr-TR" w:eastAsia="tr-TR"/>
+        </w:rPr>
+      </w:pPr>
+    </w:p>
+    <w:p>
+      <w:pPr>
+        <w:rPr>
+          <w:rFonts w:ascii="Times New Roman" w:hAnsi="Times New Roman" w:cs="Times New Roman"/>
+          <w:color w:val="auto"/>
+          <w:sz w:val="28"/>
+          <w:szCs w:val="28"/>
+          <w:lang w:val="tr-TR" w:eastAsia="tr-TR"/>
+        </w:rPr>
+      </w:pPr>
+    </w:p>
+    <w:p>
+      <w:pPr>
+        <w:rPr>
+          <w:rFonts w:ascii="Times New Roman" w:hAnsi="Times New Roman" w:cs="Times New Roman"/>
+          <w:color w:val="auto"/>
+          <w:sz w:val="28"/>
+          <w:szCs w:val="28"/>
+          <w:lang w:val="tr-TR" w:eastAsia="tr-TR"/>
+        </w:rPr>
+      </w:pPr>
+    </w:p>
+    <w:p>
+      <w:pPr>
+        <w:rPr>
+          <w:rFonts w:ascii="Times New Roman" w:hAnsi="Times New Roman" w:cs="Times New Roman"/>
+          <w:color w:val="auto"/>
+          <w:sz w:val="28"/>
+          <w:szCs w:val="28"/>
           <w:lang w:val="tr-TR" w:eastAsia="tr-TR"/>
         </w:rPr>
       </w:pPr>
@@ -12762,406 +11946,19 @@
         <w:jc w:val="both"/>
         <w:rPr>
           <w:rFonts w:ascii="Times New Roman" w:hAnsi="Times New Roman" w:cs="Times New Roman"/>
+          <w:color w:val="auto"/>
+          <w:sz w:val="28"/>
+          <w:szCs w:val="28"/>
+          <w:lang w:val="tr-TR" w:eastAsia="tr-TR"/>
+        </w:rPr>
+      </w:pPr>
+      <w:r>
+        <w:rPr>
+          <w:rFonts w:ascii="Times New Roman" w:hAnsi="Times New Roman" w:cs="Times New Roman"/>
           <w:b/>
           <w:color w:val="auto"/>
-          <w:lang w:val="tr-TR" w:eastAsia="tr-TR"/>
-        </w:rPr>
-      </w:pPr>
-    </w:p>
-    <w:p>
-      <w:pPr>
-        <w:jc w:val="both"/>
-        <w:rPr>
-          <w:rFonts w:ascii="Times New Roman" w:hAnsi="Times New Roman" w:cs="Times New Roman"/>
-          <w:b/>
-          <w:color w:val="auto"/>
-          <w:lang w:val="tr-TR" w:eastAsia="tr-TR"/>
-        </w:rPr>
-      </w:pPr>
-    </w:p>
-    <w:p>
-      <w:pPr>
-        <w:jc w:val="both"/>
-        <w:rPr>
-          <w:rFonts w:ascii="Times New Roman" w:hAnsi="Times New Roman" w:cs="Times New Roman"/>
-          <w:b/>
-          <w:color w:val="auto"/>
-          <w:lang w:val="tr-TR" w:eastAsia="tr-TR"/>
-        </w:rPr>
-      </w:pPr>
-    </w:p>
-    <w:p>
-      <w:pPr>
-        <w:jc w:val="both"/>
-        <w:rPr>
-          <w:rFonts w:ascii="Times New Roman" w:hAnsi="Times New Roman" w:cs="Times New Roman"/>
-          <w:b/>
-          <w:color w:val="auto"/>
-          <w:lang w:val="tr-TR" w:eastAsia="tr-TR"/>
-        </w:rPr>
-      </w:pPr>
-    </w:p>
-    <w:p>
-      <w:pPr>
-        <w:jc w:val="both"/>
-        <w:rPr>
-          <w:rFonts w:ascii="Times New Roman" w:hAnsi="Times New Roman" w:cs="Times New Roman"/>
-          <w:b/>
-          <w:color w:val="auto"/>
-          <w:lang w:val="tr-TR" w:eastAsia="tr-TR"/>
-        </w:rPr>
-      </w:pPr>
-    </w:p>
-    <w:p>
-      <w:pPr>
-        <w:jc w:val="both"/>
-        <w:rPr>
-          <w:rFonts w:ascii="Times New Roman" w:hAnsi="Times New Roman" w:cs="Times New Roman"/>
-          <w:b/>
-          <w:color w:val="auto"/>
-          <w:lang w:val="tr-TR" w:eastAsia="tr-TR"/>
-        </w:rPr>
-      </w:pPr>
-    </w:p>
-    <w:p>
-      <w:pPr>
-        <w:jc w:val="both"/>
-        <w:rPr>
-          <w:rFonts w:ascii="Times New Roman" w:hAnsi="Times New Roman" w:cs="Times New Roman"/>
-          <w:b/>
-          <w:color w:val="auto"/>
-          <w:lang w:val="tr-TR" w:eastAsia="tr-TR"/>
-        </w:rPr>
-      </w:pPr>
-    </w:p>
-    <w:p>
-      <w:pPr>
-        <w:jc w:val="both"/>
-        <w:rPr>
-          <w:rFonts w:ascii="Times New Roman" w:hAnsi="Times New Roman" w:cs="Times New Roman"/>
-          <w:b/>
-          <w:color w:val="auto"/>
-          <w:lang w:val="tr-TR" w:eastAsia="tr-TR"/>
-        </w:rPr>
-      </w:pPr>
-    </w:p>
-    <w:p>
-      <w:pPr>
-        <w:jc w:val="both"/>
-        <w:rPr>
-          <w:rFonts w:ascii="Times New Roman" w:hAnsi="Times New Roman" w:cs="Times New Roman"/>
-          <w:b/>
-          <w:color w:val="auto"/>
-          <w:lang w:val="tr-TR" w:eastAsia="tr-TR"/>
-        </w:rPr>
-      </w:pPr>
-    </w:p>
-    <w:p>
-      <w:pPr>
-        <w:jc w:val="both"/>
-        <w:rPr>
-          <w:rFonts w:ascii="Times New Roman" w:hAnsi="Times New Roman" w:cs="Times New Roman"/>
-          <w:b/>
-          <w:color w:val="auto"/>
-          <w:lang w:val="tr-TR" w:eastAsia="tr-TR"/>
-        </w:rPr>
-      </w:pPr>
-    </w:p>
-    <w:p>
-      <w:pPr>
-        <w:jc w:val="both"/>
-        <w:rPr>
-          <w:rFonts w:ascii="Times New Roman" w:hAnsi="Times New Roman" w:cs="Times New Roman"/>
-          <w:b/>
-          <w:color w:val="auto"/>
-          <w:lang w:val="tr-TR" w:eastAsia="tr-TR"/>
-        </w:rPr>
-      </w:pPr>
-    </w:p>
-    <w:p>
-      <w:pPr>
-        <w:jc w:val="both"/>
-        <w:rPr>
-          <w:rFonts w:ascii="Times New Roman" w:hAnsi="Times New Roman" w:cs="Times New Roman"/>
-          <w:b/>
-          <w:color w:val="auto"/>
-          <w:lang w:val="tr-TR" w:eastAsia="tr-TR"/>
-        </w:rPr>
-      </w:pPr>
-    </w:p>
-    <w:p>
-      <w:pPr>
-        <w:jc w:val="both"/>
-        <w:rPr>
-          <w:rFonts w:ascii="Times New Roman" w:hAnsi="Times New Roman" w:cs="Times New Roman"/>
-          <w:b/>
-          <w:color w:val="auto"/>
-          <w:lang w:val="tr-TR" w:eastAsia="tr-TR"/>
-        </w:rPr>
-      </w:pPr>
-    </w:p>
-    <w:p>
-      <w:pPr>
-        <w:jc w:val="both"/>
-        <w:rPr>
-          <w:rFonts w:ascii="Times New Roman" w:hAnsi="Times New Roman" w:cs="Times New Roman"/>
-          <w:b/>
-          <w:color w:val="auto"/>
-          <w:lang w:val="tr-TR" w:eastAsia="tr-TR"/>
-        </w:rPr>
-      </w:pPr>
-    </w:p>
-    <w:p>
-      <w:pPr>
-        <w:jc w:val="both"/>
-        <w:rPr>
-          <w:rFonts w:ascii="Times New Roman" w:hAnsi="Times New Roman" w:cs="Times New Roman"/>
-          <w:b/>
-          <w:color w:val="auto"/>
-          <w:lang w:val="tr-TR" w:eastAsia="tr-TR"/>
-        </w:rPr>
-      </w:pPr>
-    </w:p>
-    <w:p>
-      <w:pPr>
-        <w:jc w:val="both"/>
-        <w:rPr>
-          <w:rFonts w:ascii="Times New Roman" w:hAnsi="Times New Roman" w:cs="Times New Roman"/>
-          <w:b/>
-          <w:color w:val="auto"/>
-          <w:lang w:val="tr-TR" w:eastAsia="tr-TR"/>
-        </w:rPr>
-      </w:pPr>
-    </w:p>
-    <w:p>
-      <w:pPr>
-        <w:jc w:val="both"/>
-        <w:rPr>
-          <w:rFonts w:ascii="Times New Roman" w:hAnsi="Times New Roman" w:cs="Times New Roman"/>
-          <w:b/>
-          <w:color w:val="auto"/>
-          <w:lang w:val="tr-TR" w:eastAsia="tr-TR"/>
-        </w:rPr>
-      </w:pPr>
-    </w:p>
-    <w:p>
-      <w:pPr>
-        <w:jc w:val="both"/>
-        <w:rPr>
-          <w:rFonts w:ascii="Times New Roman" w:hAnsi="Times New Roman" w:cs="Times New Roman"/>
-          <w:b/>
-          <w:color w:val="auto"/>
-          <w:lang w:val="tr-TR" w:eastAsia="tr-TR"/>
-        </w:rPr>
-      </w:pPr>
-    </w:p>
-    <w:p>
-      <w:pPr>
-        <w:jc w:val="both"/>
-        <w:rPr>
-          <w:rFonts w:ascii="Times New Roman" w:hAnsi="Times New Roman" w:cs="Times New Roman"/>
-          <w:b/>
-          <w:color w:val="auto"/>
-          <w:lang w:val="tr-TR" w:eastAsia="tr-TR"/>
-        </w:rPr>
-      </w:pPr>
-    </w:p>
-    <w:p>
-      <w:pPr>
-        <w:jc w:val="both"/>
-        <w:rPr>
-          <w:rFonts w:ascii="Times New Roman" w:hAnsi="Times New Roman" w:cs="Times New Roman"/>
-          <w:b/>
-          <w:color w:val="auto"/>
-          <w:lang w:val="tr-TR" w:eastAsia="tr-TR"/>
-        </w:rPr>
-      </w:pPr>
-    </w:p>
-    <w:p>
-      <w:pPr>
-        <w:jc w:val="both"/>
-        <w:rPr>
-          <w:rFonts w:ascii="Times New Roman" w:hAnsi="Times New Roman" w:cs="Times New Roman"/>
-          <w:b/>
-          <w:color w:val="auto"/>
-          <w:lang w:val="tr-TR" w:eastAsia="tr-TR"/>
-        </w:rPr>
-      </w:pPr>
-    </w:p>
-    <w:p>
-      <w:pPr>
-        <w:jc w:val="both"/>
-        <w:rPr>
-          <w:rFonts w:ascii="Times New Roman" w:hAnsi="Times New Roman" w:cs="Times New Roman"/>
-          <w:b/>
-          <w:color w:val="auto"/>
-          <w:sz w:val="24"/>
-          <w:szCs w:val="24"/>
-          <w:lang w:val="tr-TR" w:eastAsia="tr-TR"/>
-        </w:rPr>
-      </w:pPr>
-    </w:p>
-    <w:p>
-      <w:pPr>
-        <w:jc w:val="both"/>
-        <w:rPr>
-          <w:rFonts w:ascii="Times New Roman" w:hAnsi="Times New Roman" w:cs="Times New Roman"/>
-          <w:b/>
-          <w:color w:val="auto"/>
-          <w:sz w:val="24"/>
-          <w:szCs w:val="24"/>
-          <w:lang w:val="tr-TR" w:eastAsia="tr-TR"/>
-        </w:rPr>
-      </w:pPr>
-    </w:p>
-    <w:p>
-      <w:pPr>
-        <w:jc w:val="both"/>
-        <w:rPr>
-          <w:rFonts w:ascii="Times New Roman" w:hAnsi="Times New Roman" w:cs="Times New Roman"/>
-          <w:b/>
-          <w:color w:val="auto"/>
-          <w:sz w:val="24"/>
-          <w:szCs w:val="24"/>
-          <w:lang w:val="tr-TR" w:eastAsia="tr-TR"/>
-        </w:rPr>
-      </w:pPr>
-    </w:p>
-    <w:p>
-      <w:pPr>
-        <w:jc w:val="both"/>
-        <w:rPr>
-          <w:rFonts w:ascii="Times New Roman" w:hAnsi="Times New Roman" w:cs="Times New Roman"/>
-          <w:b/>
-          <w:color w:val="auto"/>
-          <w:sz w:val="24"/>
-          <w:szCs w:val="24"/>
-          <w:lang w:val="tr-TR" w:eastAsia="tr-TR"/>
-        </w:rPr>
-      </w:pPr>
-    </w:p>
-    <w:p>
-      <w:pPr>
-        <w:jc w:val="both"/>
-        <w:rPr>
-          <w:rFonts w:ascii="Times New Roman" w:hAnsi="Times New Roman" w:cs="Times New Roman"/>
-          <w:b/>
-          <w:color w:val="auto"/>
-          <w:sz w:val="24"/>
-          <w:szCs w:val="24"/>
-          <w:lang w:val="tr-TR" w:eastAsia="tr-TR"/>
-        </w:rPr>
-      </w:pPr>
-    </w:p>
-    <w:p>
-      <w:pPr>
-        <w:jc w:val="both"/>
-        <w:rPr>
-          <w:rFonts w:ascii="Times New Roman" w:hAnsi="Times New Roman" w:cs="Times New Roman"/>
-          <w:b/>
-          <w:color w:val="auto"/>
-          <w:sz w:val="24"/>
-          <w:szCs w:val="24"/>
-          <w:lang w:val="tr-TR" w:eastAsia="tr-TR"/>
-        </w:rPr>
-      </w:pPr>
-    </w:p>
-    <w:p>
-      <w:pPr>
-        <w:jc w:val="both"/>
-        <w:rPr>
-          <w:rFonts w:ascii="Times New Roman" w:hAnsi="Times New Roman" w:cs="Times New Roman"/>
-          <w:b/>
-          <w:color w:val="auto"/>
-          <w:sz w:val="24"/>
-          <w:szCs w:val="24"/>
-          <w:lang w:val="tr-TR" w:eastAsia="tr-TR"/>
-        </w:rPr>
-      </w:pPr>
-    </w:p>
-    <w:p>
-      <w:pPr>
-        <w:jc w:val="both"/>
-        <w:rPr>
-          <w:rFonts w:ascii="Times New Roman" w:hAnsi="Times New Roman" w:cs="Times New Roman"/>
-          <w:b/>
-          <w:color w:val="auto"/>
-          <w:sz w:val="24"/>
-          <w:szCs w:val="24"/>
-          <w:lang w:val="tr-TR" w:eastAsia="tr-TR"/>
-        </w:rPr>
-      </w:pPr>
-    </w:p>
-    <w:p>
-      <w:pPr>
-        <w:jc w:val="both"/>
-        <w:rPr>
-          <w:rFonts w:ascii="Times New Roman" w:hAnsi="Times New Roman" w:cs="Times New Roman"/>
-          <w:b/>
-          <w:color w:val="auto"/>
-          <w:sz w:val="24"/>
-          <w:szCs w:val="24"/>
-          <w:lang w:val="tr-TR" w:eastAsia="tr-TR"/>
-        </w:rPr>
-      </w:pPr>
-    </w:p>
-    <w:p>
-      <w:pPr>
-        <w:jc w:val="both"/>
-        <w:rPr>
-          <w:rFonts w:ascii="Times New Roman" w:hAnsi="Times New Roman" w:cs="Times New Roman"/>
-          <w:b/>
-          <w:color w:val="auto"/>
-          <w:sz w:val="24"/>
-          <w:szCs w:val="24"/>
-          <w:lang w:val="tr-TR" w:eastAsia="tr-TR"/>
-        </w:rPr>
-      </w:pPr>
-    </w:p>
-    <w:p>
-      <w:pPr>
-        <w:jc w:val="both"/>
-        <w:rPr>
-          <w:rFonts w:ascii="Times New Roman" w:hAnsi="Times New Roman" w:cs="Times New Roman"/>
-          <w:b/>
-          <w:color w:val="auto"/>
-          <w:sz w:val="24"/>
-          <w:szCs w:val="24"/>
-          <w:lang w:val="tr-TR" w:eastAsia="tr-TR"/>
-        </w:rPr>
-      </w:pPr>
-    </w:p>
-    <w:p>
-      <w:pPr>
-        <w:jc w:val="both"/>
-        <w:rPr>
-          <w:rFonts w:ascii="Times New Roman" w:hAnsi="Times New Roman" w:cs="Times New Roman"/>
-          <w:b/>
-          <w:color w:val="auto"/>
-          <w:sz w:val="24"/>
-          <w:szCs w:val="24"/>
-          <w:lang w:val="tr-TR" w:eastAsia="tr-TR"/>
-        </w:rPr>
-      </w:pPr>
-    </w:p>
-    <w:p>
-      <w:pPr>
-        <w:jc w:val="both"/>
-        <w:rPr>
-          <w:rFonts w:ascii="Times New Roman" w:hAnsi="Times New Roman" w:cs="Times New Roman"/>
-          <w:color w:val="auto"/>
-          <w:sz w:val="24"/>
-          <w:szCs w:val="24"/>
-          <w:lang w:val="tr-TR" w:eastAsia="tr-TR"/>
-        </w:rPr>
-      </w:pPr>
-      <w:r>
-        <w:rPr>
-          <w:rFonts w:ascii="Times New Roman" w:hAnsi="Times New Roman" w:cs="Times New Roman"/>
-          <w:b/>
-          <w:color w:val="auto"/>
-          <w:sz w:val="24"/>
-          <w:szCs w:val="24"/>
+          <w:sz w:val="28"/>
+          <w:szCs w:val="28"/>
           <w:lang w:val="tr-TR" w:eastAsia="tr-TR"/>
         </w:rPr>
         <w:t>5.2</w:t>
@@ -13170,8 +11967,8 @@
         <w:rPr>
           <w:rFonts w:ascii="Times New Roman" w:hAnsi="Times New Roman" w:cs="Times New Roman"/>
           <w:color w:val="auto"/>
-          <w:sz w:val="24"/>
-          <w:szCs w:val="24"/>
+          <w:sz w:val="28"/>
+          <w:szCs w:val="28"/>
           <w:lang w:val="tr-TR" w:eastAsia="tr-TR"/>
         </w:rPr>
         <w:t xml:space="preserve"> Sizin tarafınızdan </w:t>
@@ -13182,8 +11979,8 @@
           <w:b/>
           <w:i/>
           <w:color w:val="auto"/>
-          <w:sz w:val="24"/>
-          <w:szCs w:val="24"/>
+          <w:sz w:val="28"/>
+          <w:szCs w:val="28"/>
           <w:u w:val="single"/>
           <w:lang w:val="tr-TR" w:eastAsia="tr-TR"/>
         </w:rPr>
@@ -13193,8 +11990,8 @@
         <w:rPr>
           <w:rFonts w:ascii="Times New Roman" w:hAnsi="Times New Roman" w:cs="Times New Roman"/>
           <w:color w:val="auto"/>
-          <w:sz w:val="24"/>
-          <w:szCs w:val="24"/>
+          <w:sz w:val="28"/>
+          <w:szCs w:val="28"/>
           <w:lang w:val="tr-TR" w:eastAsia="tr-TR"/>
         </w:rPr>
         <w:t xml:space="preserve">ancak </w:t>
@@ -13204,8 +12001,8 @@
           <w:rFonts w:ascii="Times New Roman" w:hAnsi="Times New Roman" w:cs="Times New Roman"/>
           <w:b/>
           <w:color w:val="auto"/>
-          <w:sz w:val="24"/>
-          <w:szCs w:val="24"/>
+          <w:sz w:val="28"/>
+          <w:szCs w:val="28"/>
           <w:u w:val="single"/>
           <w:lang w:val="tr-TR" w:eastAsia="tr-TR"/>
         </w:rPr>
@@ -13215,8 +12012,8 @@
         <w:rPr>
           <w:rFonts w:ascii="Times New Roman" w:hAnsi="Times New Roman" w:cs="Times New Roman"/>
           <w:color w:val="auto"/>
-          <w:sz w:val="24"/>
-          <w:szCs w:val="24"/>
+          <w:sz w:val="28"/>
+          <w:szCs w:val="28"/>
           <w:lang w:val="tr-TR" w:eastAsia="tr-TR"/>
         </w:rPr>
         <w:t>işler var mıdır? Varsa işlerin, yapılmama nedenlerini ve hangi kadro unvanı tarafından yapılması gerektiğini belirtiniz?</w:t>
@@ -13232,8 +12029,8 @@
         <w:rPr>
           <w:rFonts w:ascii="Times New Roman" w:hAnsi="Times New Roman" w:cs="Times New Roman"/>
           <w:color w:val="auto"/>
-          <w:sz w:val="24"/>
-          <w:szCs w:val="24"/>
+          <w:sz w:val="28"/>
+          <w:szCs w:val="28"/>
           <w:lang w:val="tr-TR" w:eastAsia="tr-TR"/>
         </w:rPr>
       </w:pPr>
@@ -13244,76 +12041,19 @@
         <w:rPr>
           <w:rFonts w:ascii="Times New Roman" w:hAnsi="Times New Roman" w:cs="Times New Roman"/>
           <w:color w:val="auto"/>
-          <w:sz w:val="24"/>
-          <w:szCs w:val="24"/>
-          <w:lang w:val="tr-TR" w:eastAsia="tr-TR"/>
-        </w:rPr>
-      </w:pPr>
-    </w:p>
-    <w:p>
-      <w:pPr>
-        <w:rPr>
-          <w:rFonts w:ascii="Times New Roman" w:hAnsi="Times New Roman" w:cs="Times New Roman"/>
-          <w:color w:val="auto"/>
-          <w:sz w:val="24"/>
-          <w:szCs w:val="24"/>
-          <w:lang w:val="tr-TR" w:eastAsia="tr-TR"/>
-        </w:rPr>
-      </w:pPr>
-    </w:p>
-    <w:p>
-      <w:pPr>
-        <w:rPr>
-          <w:rFonts w:ascii="Times New Roman" w:hAnsi="Times New Roman" w:cs="Times New Roman"/>
-          <w:color w:val="auto"/>
-          <w:sz w:val="24"/>
-          <w:szCs w:val="24"/>
-          <w:lang w:val="tr-TR" w:eastAsia="tr-TR"/>
-        </w:rPr>
-      </w:pPr>
-    </w:p>
-    <w:p>
-      <w:pPr>
-        <w:rPr>
-          <w:rFonts w:ascii="Times New Roman" w:hAnsi="Times New Roman" w:cs="Times New Roman"/>
-          <w:color w:val="auto"/>
-          <w:sz w:val="24"/>
-          <w:szCs w:val="24"/>
-          <w:lang w:val="tr-TR" w:eastAsia="tr-TR"/>
-        </w:rPr>
-      </w:pPr>
-    </w:p>
-    <w:p>
-      <w:pPr>
-        <w:rPr>
-          <w:rFonts w:ascii="Times New Roman" w:hAnsi="Times New Roman" w:cs="Times New Roman"/>
-          <w:color w:val="auto"/>
-          <w:sz w:val="24"/>
-          <w:szCs w:val="24"/>
-          <w:lang w:val="tr-TR" w:eastAsia="tr-TR"/>
-        </w:rPr>
-      </w:pPr>
-    </w:p>
-    <w:p>
-      <w:pPr>
-        <w:rPr>
-          <w:rFonts w:ascii="Times New Roman" w:hAnsi="Times New Roman" w:cs="Times New Roman"/>
-          <w:b/>
-          <w:color w:val="auto"/>
-          <w:sz w:val="24"/>
-          <w:szCs w:val="24"/>
-          <w:lang w:val="tr-TR" w:eastAsia="tr-TR"/>
-        </w:rPr>
-      </w:pPr>
-    </w:p>
-    <w:p>
-      <w:pPr>
-        <w:rPr>
-          <w:rFonts w:ascii="Times New Roman" w:hAnsi="Times New Roman" w:cs="Times New Roman"/>
-          <w:b/>
-          <w:color w:val="auto"/>
-          <w:sz w:val="24"/>
-          <w:szCs w:val="24"/>
+          <w:sz w:val="28"/>
+          <w:szCs w:val="28"/>
+          <w:lang w:val="tr-TR" w:eastAsia="tr-TR"/>
+        </w:rPr>
+      </w:pPr>
+    </w:p>
+    <w:p>
+      <w:pPr>
+        <w:rPr>
+          <w:rFonts w:ascii="Times New Roman" w:hAnsi="Times New Roman" w:cs="Times New Roman"/>
+          <w:color w:val="auto"/>
+          <w:sz w:val="28"/>
+          <w:szCs w:val="28"/>
           <w:lang w:val="tr-TR" w:eastAsia="tr-TR"/>
         </w:rPr>
       </w:pPr>
@@ -13325,8 +12065,8 @@
         <w:rPr>
           <w:rFonts w:ascii="Times New Roman" w:hAnsi="Times New Roman" w:cs="Times New Roman"/>
           <w:color w:val="auto"/>
-          <w:sz w:val="24"/>
-          <w:szCs w:val="24"/>
+          <w:sz w:val="28"/>
+          <w:szCs w:val="28"/>
           <w:lang w:val="tr-TR" w:eastAsia="tr-TR"/>
         </w:rPr>
       </w:pPr>
@@ -13335,8 +12075,8 @@
           <w:rFonts w:ascii="Times New Roman" w:hAnsi="Times New Roman" w:cs="Times New Roman"/>
           <w:b/>
           <w:color w:val="auto"/>
-          <w:sz w:val="24"/>
-          <w:szCs w:val="24"/>
+          <w:sz w:val="28"/>
+          <w:szCs w:val="28"/>
           <w:lang w:val="tr-TR" w:eastAsia="tr-TR"/>
         </w:rPr>
         <w:t>5.3</w:t>
@@ -13345,8 +12085,8 @@
         <w:rPr>
           <w:rFonts w:ascii="Times New Roman" w:hAnsi="Times New Roman" w:cs="Times New Roman"/>
           <w:color w:val="auto"/>
-          <w:sz w:val="24"/>
-          <w:szCs w:val="24"/>
+          <w:sz w:val="28"/>
+          <w:szCs w:val="28"/>
           <w:lang w:val="tr-TR" w:eastAsia="tr-TR"/>
         </w:rPr>
         <w:t xml:space="preserve"> Biriminizde şu ana kadar </w:t>
@@ -13357,8 +12097,8 @@
           <w:b/>
           <w:i/>
           <w:color w:val="auto"/>
-          <w:sz w:val="24"/>
-          <w:szCs w:val="24"/>
+          <w:sz w:val="28"/>
+          <w:szCs w:val="28"/>
           <w:u w:val="single"/>
           <w:lang w:val="tr-TR" w:eastAsia="tr-TR"/>
         </w:rPr>
@@ -13369,8 +12109,8 @@
           <w:rFonts w:ascii="Times New Roman" w:hAnsi="Times New Roman" w:cs="Times New Roman"/>
           <w:b/>
           <w:color w:val="auto"/>
-          <w:sz w:val="24"/>
-          <w:szCs w:val="24"/>
+          <w:sz w:val="28"/>
+          <w:szCs w:val="28"/>
           <w:lang w:val="tr-TR" w:eastAsia="tr-TR"/>
         </w:rPr>
         <w:t xml:space="preserve"> </w:t>
@@ -13379,8 +12119,8 @@
         <w:rPr>
           <w:rFonts w:ascii="Times New Roman" w:hAnsi="Times New Roman" w:cs="Times New Roman"/>
           <w:color w:val="auto"/>
-          <w:sz w:val="24"/>
-          <w:szCs w:val="24"/>
+          <w:sz w:val="28"/>
+          <w:szCs w:val="28"/>
           <w:lang w:val="tr-TR" w:eastAsia="tr-TR"/>
         </w:rPr>
         <w:t xml:space="preserve">fakat yapılmasında yarar gördüğünüz </w:t>
@@ -13390,8 +12130,8 @@
           <w:rFonts w:ascii="Times New Roman" w:hAnsi="Times New Roman" w:cs="Times New Roman"/>
           <w:b/>
           <w:color w:val="auto"/>
-          <w:sz w:val="24"/>
-          <w:szCs w:val="24"/>
+          <w:sz w:val="28"/>
+          <w:szCs w:val="28"/>
           <w:u w:val="single"/>
           <w:lang w:val="tr-TR" w:eastAsia="tr-TR"/>
         </w:rPr>
@@ -13401,8 +12141,8 @@
         <w:rPr>
           <w:rFonts w:ascii="Times New Roman" w:hAnsi="Times New Roman" w:cs="Times New Roman"/>
           <w:color w:val="auto"/>
-          <w:sz w:val="24"/>
-          <w:szCs w:val="24"/>
+          <w:sz w:val="28"/>
+          <w:szCs w:val="28"/>
           <w:lang w:val="tr-TR" w:eastAsia="tr-TR"/>
         </w:rPr>
         <w:t xml:space="preserve"> olduğunu düşünüyorsanız yazınız.</w:t>
@@ -13444,8 +12184,8 @@
                 <w:rFonts w:ascii="Times New Roman" w:hAnsi="Times New Roman" w:cs="Times New Roman"/>
                 <w:b/>
                 <w:color w:val="auto"/>
-                <w:sz w:val="24"/>
-                <w:szCs w:val="24"/>
+                <w:sz w:val="28"/>
+                <w:szCs w:val="28"/>
                 <w:u w:val="single"/>
                 <w:lang w:val="tr-TR" w:eastAsia="tr-TR"/>
               </w:rPr>
@@ -13455,8 +12195,8 @@
                 <w:rFonts w:ascii="Times New Roman" w:hAnsi="Times New Roman" w:cs="Times New Roman"/>
                 <w:b/>
                 <w:color w:val="auto"/>
-                <w:sz w:val="24"/>
-                <w:szCs w:val="24"/>
+                <w:sz w:val="28"/>
+                <w:szCs w:val="28"/>
                 <w:u w:val="single"/>
                 <w:lang w:val="tr-TR" w:eastAsia="tr-TR"/>
               </w:rPr>
@@ -13482,8 +12222,8 @@
                 <w:rFonts w:ascii="Times New Roman" w:hAnsi="Times New Roman" w:cs="Times New Roman"/>
                 <w:b/>
                 <w:color w:val="auto"/>
-                <w:sz w:val="24"/>
-                <w:szCs w:val="24"/>
+                <w:sz w:val="28"/>
+                <w:szCs w:val="28"/>
                 <w:u w:val="single"/>
                 <w:lang w:val="tr-TR" w:eastAsia="tr-TR"/>
               </w:rPr>
@@ -13493,8 +12233,8 @@
                 <w:rFonts w:ascii="Times New Roman" w:hAnsi="Times New Roman" w:cs="Times New Roman"/>
                 <w:b/>
                 <w:color w:val="auto"/>
-                <w:sz w:val="24"/>
-                <w:szCs w:val="24"/>
+                <w:sz w:val="28"/>
+                <w:szCs w:val="28"/>
                 <w:u w:val="single"/>
                 <w:lang w:val="tr-TR" w:eastAsia="tr-TR"/>
               </w:rPr>
@@ -13544,8 +12284,8 @@
           <w:rFonts w:ascii="Times New Roman" w:hAnsi="Times New Roman" w:cs="Times New Roman"/>
           <w:b/>
           <w:color w:val="auto"/>
-          <w:sz w:val="24"/>
-          <w:szCs w:val="24"/>
+          <w:sz w:val="28"/>
+          <w:szCs w:val="28"/>
           <w:lang w:val="tr-TR" w:eastAsia="tr-TR"/>
         </w:rPr>
       </w:pPr>
@@ -13556,8 +12296,8 @@
           <w:rFonts w:ascii="Times New Roman" w:hAnsi="Times New Roman" w:cs="Times New Roman"/>
           <w:b/>
           <w:color w:val="auto"/>
-          <w:sz w:val="24"/>
-          <w:szCs w:val="24"/>
+          <w:sz w:val="28"/>
+          <w:szCs w:val="28"/>
           <w:lang w:val="tr-TR" w:eastAsia="tr-TR"/>
         </w:rPr>
       </w:pPr>
@@ -13568,8 +12308,8 @@
           <w:rFonts w:ascii="Times New Roman" w:hAnsi="Times New Roman" w:cs="Times New Roman"/>
           <w:b/>
           <w:color w:val="auto"/>
-          <w:sz w:val="24"/>
-          <w:szCs w:val="24"/>
+          <w:sz w:val="28"/>
+          <w:szCs w:val="28"/>
           <w:lang w:val="tr-TR" w:eastAsia="tr-TR"/>
         </w:rPr>
       </w:pPr>
@@ -13580,34 +12320,8 @@
           <w:rFonts w:ascii="Times New Roman" w:hAnsi="Times New Roman" w:cs="Times New Roman"/>
           <w:b/>
           <w:color w:val="auto"/>
-          <w:sz w:val="24"/>
-          <w:szCs w:val="24"/>
-          <w:lang w:val="tr-TR" w:eastAsia="tr-TR"/>
-        </w:rPr>
-      </w:pPr>
-    </w:p>
-    <w:p>
-      <w:pPr>
-        <w:rPr>
-          <w:rFonts w:ascii="Times New Roman" w:hAnsi="Times New Roman" w:cs="Times New Roman"/>
-          <w:b/>
-          <w:color w:val="auto"/>
-          <w:sz w:val="24"/>
-          <w:szCs w:val="24"/>
-          <w:lang w:val="tr-TR" w:eastAsia="tr-TR"/>
-        </w:rPr>
-      </w:pPr>
-    </w:p>
-    <w:p>
-      <w:pPr>
-        <w:spacing w:line="360" w:lineRule="auto"/>
-        <w:jc w:val="both"/>
-        <w:rPr>
-          <w:rFonts w:ascii="Times New Roman" w:hAnsi="Times New Roman" w:cs="Times New Roman"/>
-          <w:b/>
-          <w:color w:val="auto"/>
-          <w:sz w:val="24"/>
-          <w:szCs w:val="24"/>
+          <w:sz w:val="28"/>
+          <w:szCs w:val="28"/>
           <w:lang w:val="tr-TR" w:eastAsia="tr-TR"/>
         </w:rPr>
       </w:pPr>
@@ -13652,8 +12366,8 @@
                 <w:rFonts w:ascii="Times New Roman" w:hAnsi="Times New Roman" w:cs="Times New Roman"/>
                 <w:b/>
                 <w:color w:val="auto"/>
-                <w:sz w:val="24"/>
-                <w:szCs w:val="24"/>
+                <w:sz w:val="28"/>
+                <w:szCs w:val="28"/>
                 <w:lang w:val="tr-TR" w:eastAsia="tr-TR"/>
               </w:rPr>
             </w:pPr>
@@ -13662,8 +12376,8 @@
                 <w:rFonts w:ascii="Times New Roman" w:hAnsi="Times New Roman" w:cs="Times New Roman"/>
                 <w:b/>
                 <w:color w:val="auto"/>
-                <w:sz w:val="24"/>
-                <w:szCs w:val="24"/>
+                <w:sz w:val="28"/>
+                <w:szCs w:val="28"/>
                 <w:lang w:val="tr-TR" w:eastAsia="tr-TR"/>
               </w:rPr>
               <w:t>YAPILMAMASI GEREKEN İŞLER</w:t>
@@ -13688,8 +12402,8 @@
                 <w:rFonts w:ascii="Times New Roman" w:hAnsi="Times New Roman" w:cs="Times New Roman"/>
                 <w:b/>
                 <w:color w:val="auto"/>
-                <w:sz w:val="24"/>
-                <w:szCs w:val="24"/>
+                <w:sz w:val="28"/>
+                <w:szCs w:val="28"/>
                 <w:lang w:val="tr-TR" w:eastAsia="tr-TR"/>
               </w:rPr>
             </w:pPr>
@@ -13698,8 +12412,8 @@
                 <w:rFonts w:ascii="Times New Roman" w:hAnsi="Times New Roman" w:cs="Times New Roman"/>
                 <w:b/>
                 <w:color w:val="auto"/>
-                <w:sz w:val="24"/>
-                <w:szCs w:val="24"/>
+                <w:sz w:val="28"/>
+                <w:szCs w:val="28"/>
                 <w:lang w:val="tr-TR" w:eastAsia="tr-TR"/>
               </w:rPr>
               <w:t>YAPILMA NEDENİ</w:t>
@@ -13724,8 +12438,8 @@
                 <w:rFonts w:ascii="Times New Roman" w:hAnsi="Times New Roman" w:cs="Times New Roman"/>
                 <w:b/>
                 <w:color w:val="auto"/>
-                <w:sz w:val="24"/>
-                <w:szCs w:val="24"/>
+                <w:sz w:val="28"/>
+                <w:szCs w:val="28"/>
                 <w:lang w:val="tr-TR" w:eastAsia="tr-TR"/>
               </w:rPr>
             </w:pPr>
@@ -13734,8 +12448,8 @@
                 <w:rFonts w:ascii="Times New Roman" w:hAnsi="Times New Roman" w:cs="Times New Roman"/>
                 <w:b/>
                 <w:color w:val="auto"/>
-                <w:sz w:val="24"/>
-                <w:szCs w:val="24"/>
+                <w:sz w:val="28"/>
+                <w:szCs w:val="28"/>
                 <w:lang w:val="tr-TR" w:eastAsia="tr-TR"/>
               </w:rPr>
               <w:t>MEVCUT DURUMDA HANGİ KADRO ÜNVANI TARAFINDAN YAPILMAKTADIR</w:t>
@@ -13802,8 +12516,8 @@
           <w:rFonts w:ascii="Times New Roman" w:hAnsi="Times New Roman" w:cs="Times New Roman"/>
           <w:b/>
           <w:color w:val="auto"/>
-          <w:sz w:val="24"/>
-          <w:szCs w:val="24"/>
+          <w:sz w:val="28"/>
+          <w:szCs w:val="28"/>
           <w:lang w:val="tr-TR" w:eastAsia="tr-TR"/>
         </w:rPr>
       </w:pPr>
@@ -13816,8 +12530,8 @@
           <w:rFonts w:ascii="Times New Roman" w:hAnsi="Times New Roman" w:cs="Times New Roman"/>
           <w:b/>
           <w:color w:val="auto"/>
-          <w:sz w:val="24"/>
-          <w:szCs w:val="24"/>
+          <w:sz w:val="28"/>
+          <w:szCs w:val="28"/>
           <w:lang w:val="tr-TR" w:eastAsia="tr-TR"/>
         </w:rPr>
       </w:pPr>
@@ -13830,8 +12544,8 @@
           <w:rFonts w:ascii="Times New Roman" w:hAnsi="Times New Roman" w:cs="Times New Roman"/>
           <w:b/>
           <w:color w:val="auto"/>
-          <w:sz w:val="24"/>
-          <w:szCs w:val="24"/>
+          <w:sz w:val="28"/>
+          <w:szCs w:val="28"/>
           <w:lang w:val="tr-TR" w:eastAsia="tr-TR"/>
         </w:rPr>
       </w:pPr>
@@ -13844,8 +12558,8 @@
           <w:rFonts w:ascii="Times New Roman" w:hAnsi="Times New Roman" w:cs="Times New Roman"/>
           <w:b/>
           <w:color w:val="auto"/>
-          <w:sz w:val="24"/>
-          <w:szCs w:val="24"/>
+          <w:sz w:val="28"/>
+          <w:szCs w:val="28"/>
           <w:lang w:val="tr-TR" w:eastAsia="tr-TR"/>
         </w:rPr>
       </w:pPr>
@@ -13856,103 +12570,19 @@
         <w:jc w:val="both"/>
         <w:rPr>
           <w:rFonts w:ascii="Times New Roman" w:hAnsi="Times New Roman" w:cs="Times New Roman"/>
+          <w:color w:val="auto"/>
+          <w:sz w:val="28"/>
+          <w:szCs w:val="28"/>
+          <w:lang w:val="tr-TR" w:eastAsia="tr-TR"/>
+        </w:rPr>
+      </w:pPr>
+      <w:r>
+        <w:rPr>
+          <w:rFonts w:ascii="Times New Roman" w:hAnsi="Times New Roman" w:cs="Times New Roman"/>
           <w:b/>
           <w:color w:val="auto"/>
-          <w:sz w:val="24"/>
-          <w:szCs w:val="24"/>
-          <w:lang w:val="tr-TR" w:eastAsia="tr-TR"/>
-        </w:rPr>
-      </w:pPr>
-    </w:p>
-    <w:p>
-      <w:pPr>
-        <w:spacing w:line="360" w:lineRule="auto"/>
-        <w:jc w:val="both"/>
-        <w:rPr>
-          <w:rFonts w:ascii="Times New Roman" w:hAnsi="Times New Roman" w:cs="Times New Roman"/>
-          <w:b/>
-          <w:color w:val="auto"/>
-          <w:sz w:val="24"/>
-          <w:szCs w:val="24"/>
-          <w:lang w:val="tr-TR" w:eastAsia="tr-TR"/>
-        </w:rPr>
-      </w:pPr>
-    </w:p>
-    <w:p>
-      <w:pPr>
-        <w:spacing w:line="360" w:lineRule="auto"/>
-        <w:jc w:val="both"/>
-        <w:rPr>
-          <w:rFonts w:ascii="Times New Roman" w:hAnsi="Times New Roman" w:cs="Times New Roman"/>
-          <w:b/>
-          <w:color w:val="auto"/>
-          <w:sz w:val="24"/>
-          <w:szCs w:val="24"/>
-          <w:lang w:val="tr-TR" w:eastAsia="tr-TR"/>
-        </w:rPr>
-      </w:pPr>
-    </w:p>
-    <w:p>
-      <w:pPr>
-        <w:spacing w:line="360" w:lineRule="auto"/>
-        <w:jc w:val="both"/>
-        <w:rPr>
-          <w:rFonts w:ascii="Times New Roman" w:hAnsi="Times New Roman" w:cs="Times New Roman"/>
-          <w:b/>
-          <w:color w:val="auto"/>
-          <w:sz w:val="24"/>
-          <w:szCs w:val="24"/>
-          <w:lang w:val="tr-TR" w:eastAsia="tr-TR"/>
-        </w:rPr>
-      </w:pPr>
-    </w:p>
-    <w:p>
-      <w:pPr>
-        <w:spacing w:line="360" w:lineRule="auto"/>
-        <w:jc w:val="both"/>
-        <w:rPr>
-          <w:rFonts w:ascii="Times New Roman" w:hAnsi="Times New Roman" w:cs="Times New Roman"/>
-          <w:b/>
-          <w:color w:val="auto"/>
-          <w:sz w:val="24"/>
-          <w:szCs w:val="24"/>
-          <w:lang w:val="tr-TR" w:eastAsia="tr-TR"/>
-        </w:rPr>
-      </w:pPr>
-    </w:p>
-    <w:p>
-      <w:pPr>
-        <w:spacing w:line="360" w:lineRule="auto"/>
-        <w:jc w:val="both"/>
-        <w:rPr>
-          <w:rFonts w:ascii="Times New Roman" w:hAnsi="Times New Roman" w:cs="Times New Roman"/>
-          <w:b/>
-          <w:color w:val="auto"/>
-          <w:sz w:val="24"/>
-          <w:szCs w:val="24"/>
-          <w:lang w:val="tr-TR" w:eastAsia="tr-TR"/>
-        </w:rPr>
-      </w:pPr>
-    </w:p>
-    <w:p>
-      <w:pPr>
-        <w:spacing w:line="360" w:lineRule="auto"/>
-        <w:jc w:val="both"/>
-        <w:rPr>
-          <w:rFonts w:ascii="Times New Roman" w:hAnsi="Times New Roman" w:cs="Times New Roman"/>
-          <w:color w:val="auto"/>
-          <w:sz w:val="24"/>
-          <w:szCs w:val="24"/>
-          <w:lang w:val="tr-TR" w:eastAsia="tr-TR"/>
-        </w:rPr>
-      </w:pPr>
-      <w:r>
-        <w:rPr>
-          <w:rFonts w:ascii="Times New Roman" w:hAnsi="Times New Roman" w:cs="Times New Roman"/>
-          <w:b/>
-          <w:color w:val="auto"/>
-          <w:sz w:val="24"/>
-          <w:szCs w:val="24"/>
+          <w:sz w:val="28"/>
+          <w:szCs w:val="28"/>
           <w:lang w:val="tr-TR" w:eastAsia="tr-TR"/>
         </w:rPr>
         <w:t>5.4</w:t>
@@ -13961,8 +12591,8 @@
         <w:rPr>
           <w:rFonts w:ascii="Times New Roman" w:hAnsi="Times New Roman" w:cs="Times New Roman"/>
           <w:color w:val="auto"/>
-          <w:sz w:val="24"/>
-          <w:szCs w:val="24"/>
+          <w:sz w:val="28"/>
+          <w:szCs w:val="28"/>
           <w:lang w:val="tr-TR" w:eastAsia="tr-TR"/>
         </w:rPr>
         <w:t xml:space="preserve"> Biriminizde şu ana kadar yapılan fakat </w:t>
@@ -13973,8 +12603,8 @@
           <w:b/>
           <w:i/>
           <w:color w:val="auto"/>
-          <w:sz w:val="24"/>
-          <w:szCs w:val="24"/>
+          <w:sz w:val="28"/>
+          <w:szCs w:val="28"/>
           <w:u w:val="single"/>
           <w:lang w:val="tr-TR" w:eastAsia="tr-TR"/>
         </w:rPr>
@@ -13984,8 +12614,8 @@
         <w:rPr>
           <w:rFonts w:ascii="Times New Roman" w:hAnsi="Times New Roman" w:cs="Times New Roman"/>
           <w:color w:val="auto"/>
-          <w:sz w:val="24"/>
-          <w:szCs w:val="24"/>
+          <w:sz w:val="28"/>
+          <w:szCs w:val="28"/>
           <w:lang w:val="tr-TR" w:eastAsia="tr-TR"/>
         </w:rPr>
         <w:t xml:space="preserve"> hizmetler ve faaliyetler nelerdir aşağıya yazınız.</w:t>
@@ -13997,8 +12627,8 @@
         <w:rPr>
           <w:rFonts w:ascii="Times New Roman" w:hAnsi="Times New Roman" w:cs="Times New Roman"/>
           <w:color w:val="auto"/>
-          <w:sz w:val="24"/>
-          <w:szCs w:val="24"/>
+          <w:sz w:val="28"/>
+          <w:szCs w:val="28"/>
           <w:lang w:val="tr-TR" w:eastAsia="tr-TR"/>
         </w:rPr>
       </w:pPr>
@@ -14009,8 +12639,8 @@
         <w:rPr>
           <w:rFonts w:ascii="Times New Roman" w:hAnsi="Times New Roman" w:cs="Times New Roman"/>
           <w:color w:val="auto"/>
-          <w:sz w:val="24"/>
-          <w:szCs w:val="24"/>
+          <w:sz w:val="28"/>
+          <w:szCs w:val="28"/>
           <w:lang w:val="tr-TR" w:eastAsia="tr-TR"/>
         </w:rPr>
       </w:pPr>
@@ -14051,8 +12681,8 @@
                 <w:rFonts w:ascii="Times New Roman" w:hAnsi="Times New Roman" w:cs="Times New Roman"/>
                 <w:b/>
                 <w:color w:val="auto"/>
-                <w:sz w:val="24"/>
-                <w:szCs w:val="24"/>
+                <w:sz w:val="28"/>
+                <w:szCs w:val="28"/>
                 <w:u w:val="single"/>
                 <w:lang w:val="tr-TR" w:eastAsia="tr-TR"/>
               </w:rPr>
@@ -14062,8 +12692,8 @@
                 <w:rFonts w:ascii="Times New Roman" w:hAnsi="Times New Roman" w:cs="Times New Roman"/>
                 <w:b/>
                 <w:color w:val="auto"/>
-                <w:sz w:val="24"/>
-                <w:szCs w:val="24"/>
+                <w:sz w:val="28"/>
+                <w:szCs w:val="28"/>
                 <w:u w:val="single"/>
                 <w:lang w:val="tr-TR" w:eastAsia="tr-TR"/>
               </w:rPr>
@@ -14089,8 +12719,8 @@
                 <w:rFonts w:ascii="Times New Roman" w:hAnsi="Times New Roman" w:cs="Times New Roman"/>
                 <w:b/>
                 <w:color w:val="auto"/>
-                <w:sz w:val="24"/>
-                <w:szCs w:val="24"/>
+                <w:sz w:val="28"/>
+                <w:szCs w:val="28"/>
                 <w:u w:val="single"/>
                 <w:lang w:val="tr-TR" w:eastAsia="tr-TR"/>
               </w:rPr>
@@ -14100,8 +12730,8 @@
                 <w:rFonts w:ascii="Times New Roman" w:hAnsi="Times New Roman" w:cs="Times New Roman"/>
                 <w:b/>
                 <w:color w:val="auto"/>
-                <w:sz w:val="24"/>
-                <w:szCs w:val="24"/>
+                <w:sz w:val="28"/>
+                <w:szCs w:val="28"/>
                 <w:u w:val="single"/>
                 <w:lang w:val="tr-TR" w:eastAsia="tr-TR"/>
               </w:rPr>
@@ -14153,8 +12783,8 @@
           <w:rFonts w:ascii="Times New Roman" w:hAnsi="Times New Roman" w:cs="Times New Roman"/>
           <w:b/>
           <w:color w:val="auto"/>
-          <w:sz w:val="24"/>
-          <w:szCs w:val="24"/>
+          <w:sz w:val="28"/>
+          <w:szCs w:val="28"/>
           <w:lang w:val="tr-TR" w:eastAsia="tr-TR"/>
         </w:rPr>
       </w:pPr>
@@ -14167,8 +12797,8 @@
           <w:rFonts w:ascii="Times New Roman" w:hAnsi="Times New Roman" w:cs="Times New Roman"/>
           <w:b/>
           <w:color w:val="auto"/>
-          <w:sz w:val="24"/>
-          <w:szCs w:val="24"/>
+          <w:sz w:val="28"/>
+          <w:szCs w:val="28"/>
           <w:lang w:val="tr-TR" w:eastAsia="tr-TR"/>
         </w:rPr>
       </w:pPr>
@@ -14181,8 +12811,8 @@
           <w:rFonts w:ascii="Times New Roman" w:hAnsi="Times New Roman" w:cs="Times New Roman"/>
           <w:b/>
           <w:color w:val="auto"/>
-          <w:sz w:val="24"/>
-          <w:szCs w:val="24"/>
+          <w:sz w:val="28"/>
+          <w:szCs w:val="28"/>
           <w:lang w:val="tr-TR" w:eastAsia="tr-TR"/>
         </w:rPr>
       </w:pPr>
@@ -14191,8 +12821,8 @@
           <w:rFonts w:ascii="Times New Roman" w:hAnsi="Times New Roman" w:cs="Times New Roman"/>
           <w:b/>
           <w:color w:val="auto"/>
-          <w:sz w:val="24"/>
-          <w:szCs w:val="24"/>
+          <w:sz w:val="28"/>
+          <w:szCs w:val="28"/>
           <w:lang w:val="tr-TR" w:eastAsia="tr-TR"/>
         </w:rPr>
         <w:t>5.5 Uygun bir koordinasyon sağlanamadığı için YAPILMASI GEREKTİĞİ HALDE Kurumumuzda YAPILAMAYAN faaliyetler varsa belirtiniz.</w:t>
@@ -14206,8 +12836,8 @@
           <w:rFonts w:ascii="Times New Roman" w:hAnsi="Times New Roman" w:cs="Times New Roman"/>
           <w:b/>
           <w:color w:val="auto"/>
-          <w:sz w:val="24"/>
-          <w:szCs w:val="24"/>
+          <w:sz w:val="28"/>
+          <w:szCs w:val="28"/>
           <w:lang w:val="tr-TR" w:eastAsia="tr-TR"/>
         </w:rPr>
       </w:pPr>
@@ -14249,8 +12879,8 @@
                 <w:rFonts w:ascii="Times New Roman" w:hAnsi="Times New Roman" w:cs="Times New Roman"/>
                 <w:b/>
                 <w:color w:val="auto"/>
-                <w:sz w:val="24"/>
-                <w:szCs w:val="24"/>
+                <w:sz w:val="28"/>
+                <w:szCs w:val="28"/>
                 <w:u w:val="single"/>
                 <w:lang w:val="tr-TR" w:eastAsia="tr-TR"/>
               </w:rPr>
@@ -14260,8 +12890,8 @@
                 <w:rFonts w:ascii="Times New Roman" w:hAnsi="Times New Roman" w:cs="Times New Roman"/>
                 <w:b/>
                 <w:color w:val="auto"/>
-                <w:sz w:val="24"/>
-                <w:szCs w:val="24"/>
+                <w:sz w:val="28"/>
+                <w:szCs w:val="28"/>
                 <w:u w:val="single"/>
                 <w:lang w:val="tr-TR" w:eastAsia="tr-TR"/>
               </w:rPr>
@@ -14286,8 +12916,8 @@
                 <w:rFonts w:ascii="Times New Roman" w:hAnsi="Times New Roman" w:cs="Times New Roman"/>
                 <w:b/>
                 <w:color w:val="auto"/>
-                <w:sz w:val="24"/>
-                <w:szCs w:val="24"/>
+                <w:sz w:val="28"/>
+                <w:szCs w:val="28"/>
                 <w:u w:val="single"/>
                 <w:lang w:val="tr-TR" w:eastAsia="tr-TR"/>
               </w:rPr>
@@ -14297,8 +12927,8 @@
                 <w:rFonts w:ascii="Times New Roman" w:hAnsi="Times New Roman" w:cs="Times New Roman"/>
                 <w:b/>
                 <w:color w:val="auto"/>
-                <w:sz w:val="24"/>
-                <w:szCs w:val="24"/>
+                <w:sz w:val="28"/>
+                <w:szCs w:val="28"/>
                 <w:u w:val="single"/>
                 <w:lang w:val="tr-TR" w:eastAsia="tr-TR"/>
               </w:rPr>
@@ -14323,8 +12953,8 @@
                 <w:rFonts w:ascii="Times New Roman" w:hAnsi="Times New Roman" w:cs="Times New Roman"/>
                 <w:b/>
                 <w:color w:val="auto"/>
-                <w:sz w:val="24"/>
-                <w:szCs w:val="24"/>
+                <w:sz w:val="28"/>
+                <w:szCs w:val="28"/>
                 <w:u w:val="single"/>
                 <w:lang w:val="tr-TR" w:eastAsia="tr-TR"/>
               </w:rPr>
@@ -14334,8 +12964,8 @@
                 <w:rFonts w:ascii="Times New Roman" w:hAnsi="Times New Roman" w:cs="Times New Roman"/>
                 <w:b/>
                 <w:color w:val="auto"/>
-                <w:sz w:val="24"/>
-                <w:szCs w:val="24"/>
+                <w:sz w:val="28"/>
+                <w:szCs w:val="28"/>
                 <w:u w:val="single"/>
                 <w:lang w:val="tr-TR" w:eastAsia="tr-TR"/>
               </w:rPr>
@@ -14401,8 +13031,8 @@
           <w:rFonts w:ascii="Times New Roman" w:hAnsi="Times New Roman" w:cs="Times New Roman"/>
           <w:b/>
           <w:color w:val="auto"/>
-          <w:sz w:val="24"/>
-          <w:szCs w:val="24"/>
+          <w:sz w:val="28"/>
+          <w:szCs w:val="28"/>
           <w:lang w:val="tr-TR" w:eastAsia="tr-TR"/>
         </w:rPr>
       </w:pPr>
@@ -14413,8 +13043,8 @@
           <w:rFonts w:ascii="Times New Roman" w:hAnsi="Times New Roman" w:cs="Times New Roman"/>
           <w:b/>
           <w:color w:val="auto"/>
-          <w:sz w:val="24"/>
-          <w:szCs w:val="24"/>
+          <w:sz w:val="28"/>
+          <w:szCs w:val="28"/>
           <w:lang w:val="tr-TR" w:eastAsia="tr-TR"/>
         </w:rPr>
       </w:pPr>
@@ -14425,8 +13055,8 @@
           <w:rFonts w:ascii="Times New Roman" w:hAnsi="Times New Roman" w:cs="Times New Roman"/>
           <w:b/>
           <w:color w:val="auto"/>
-          <w:sz w:val="24"/>
-          <w:szCs w:val="24"/>
+          <w:sz w:val="28"/>
+          <w:szCs w:val="28"/>
           <w:lang w:val="tr-TR" w:eastAsia="tr-TR"/>
         </w:rPr>
       </w:pPr>
@@ -14437,8 +13067,8 @@
           <w:rFonts w:ascii="Times New Roman" w:hAnsi="Times New Roman" w:cs="Times New Roman"/>
           <w:b/>
           <w:color w:val="auto"/>
-          <w:sz w:val="24"/>
-          <w:szCs w:val="24"/>
+          <w:sz w:val="28"/>
+          <w:szCs w:val="28"/>
           <w:lang w:val="tr-TR" w:eastAsia="tr-TR"/>
         </w:rPr>
       </w:pPr>
@@ -14455,8 +13085,8 @@
           <w:rFonts w:ascii="Times New Roman" w:hAnsi="Times New Roman" w:cs="Times New Roman"/>
           <w:b/>
           <w:color w:val="auto"/>
-          <w:sz w:val="24"/>
-          <w:szCs w:val="24"/>
+          <w:sz w:val="28"/>
+          <w:szCs w:val="28"/>
           <w:lang w:val="tr-TR" w:eastAsia="tr-TR"/>
         </w:rPr>
       </w:pPr>
@@ -14465,8 +13095,8 @@
           <w:rFonts w:ascii="Times New Roman" w:hAnsi="Times New Roman" w:cs="Times New Roman"/>
           <w:b/>
           <w:color w:val="auto"/>
-          <w:sz w:val="24"/>
-          <w:szCs w:val="24"/>
+          <w:sz w:val="28"/>
+          <w:szCs w:val="28"/>
           <w:lang w:val="tr-TR" w:eastAsia="tr-TR"/>
         </w:rPr>
         <w:t>Yaptığınız işle ilgili memnuniyet dereceleriniz aşağıdaki 5’li ölçeğe göre işaretleyiniz</w:t>
@@ -14478,8 +13108,8 @@
         <w:rPr>
           <w:rFonts w:ascii="Times New Roman" w:hAnsi="Times New Roman" w:cs="Times New Roman"/>
           <w:color w:val="auto"/>
-          <w:sz w:val="24"/>
-          <w:szCs w:val="24"/>
+          <w:sz w:val="28"/>
+          <w:szCs w:val="28"/>
           <w:lang w:val="tr-TR" w:eastAsia="tr-TR"/>
         </w:rPr>
       </w:pPr>
@@ -14490,8 +13120,8 @@
         <w:rPr>
           <w:rFonts w:ascii="Times New Roman" w:hAnsi="Times New Roman" w:cs="Times New Roman"/>
           <w:color w:val="auto"/>
-          <w:sz w:val="24"/>
-          <w:szCs w:val="24"/>
+          <w:sz w:val="28"/>
+          <w:szCs w:val="28"/>
           <w:lang w:val="tr-TR" w:eastAsia="tr-TR"/>
         </w:rPr>
       </w:pPr>
@@ -14503,17 +13133,17 @@
         <w:rPr>
           <w:rFonts w:ascii="Times New Roman" w:hAnsi="Times New Roman" w:cs="Times New Roman"/>
           <w:color w:val="auto"/>
-          <w:sz w:val="24"/>
-          <w:szCs w:val="24"/>
-          <w:lang w:val="tr-TR" w:eastAsia="tr-TR"/>
-        </w:rPr>
-      </w:pPr>
-      <w:r>
-        <w:rPr>
-          <w:rFonts w:ascii="Times New Roman" w:hAnsi="Times New Roman" w:cs="Times New Roman"/>
-          <w:color w:val="auto"/>
-          <w:sz w:val="24"/>
-          <w:szCs w:val="24"/>
+          <w:sz w:val="28"/>
+          <w:szCs w:val="28"/>
+          <w:lang w:val="tr-TR" w:eastAsia="tr-TR"/>
+        </w:rPr>
+      </w:pPr>
+      <w:r>
+        <w:rPr>
+          <w:rFonts w:ascii="Times New Roman" w:hAnsi="Times New Roman" w:cs="Times New Roman"/>
+          <w:color w:val="auto"/>
+          <w:sz w:val="28"/>
+          <w:szCs w:val="28"/>
           <w:lang w:val="tr-TR" w:eastAsia="tr-TR"/>
         </w:rPr>
         <w:t>1                         2</w:t>
@@ -14522,8 +13152,8 @@
         <w:rPr>
           <w:rFonts w:ascii="Times New Roman" w:hAnsi="Times New Roman" w:cs="Times New Roman"/>
           <w:color w:val="auto"/>
-          <w:sz w:val="24"/>
-          <w:szCs w:val="24"/>
+          <w:sz w:val="28"/>
+          <w:szCs w:val="28"/>
           <w:lang w:val="tr-TR" w:eastAsia="tr-TR"/>
         </w:rPr>
         <w:tab/>
@@ -14533,8 +13163,8 @@
         <w:rPr>
           <w:rFonts w:ascii="Times New Roman" w:hAnsi="Times New Roman" w:cs="Times New Roman"/>
           <w:color w:val="auto"/>
-          <w:sz w:val="24"/>
-          <w:szCs w:val="24"/>
+          <w:sz w:val="28"/>
+          <w:szCs w:val="28"/>
           <w:lang w:val="tr-TR" w:eastAsia="tr-TR"/>
         </w:rPr>
         <w:tab/>
@@ -14544,8 +13174,8 @@
         <w:rPr>
           <w:rFonts w:ascii="Times New Roman" w:hAnsi="Times New Roman" w:cs="Times New Roman"/>
           <w:color w:val="auto"/>
-          <w:sz w:val="24"/>
-          <w:szCs w:val="24"/>
+          <w:sz w:val="28"/>
+          <w:szCs w:val="28"/>
           <w:lang w:val="tr-TR" w:eastAsia="tr-TR"/>
         </w:rPr>
         <w:tab/>
@@ -14554,8 +13184,8 @@
         <w:rPr>
           <w:rFonts w:ascii="Times New Roman" w:hAnsi="Times New Roman" w:cs="Times New Roman"/>
           <w:color w:val="auto"/>
-          <w:sz w:val="24"/>
-          <w:szCs w:val="24"/>
+          <w:sz w:val="28"/>
+          <w:szCs w:val="28"/>
           <w:lang w:val="tr-TR" w:eastAsia="tr-TR"/>
         </w:rPr>
         <w:tab/>
@@ -14565,8 +13195,8 @@
         <w:rPr>
           <w:rFonts w:ascii="Times New Roman" w:hAnsi="Times New Roman" w:cs="Times New Roman"/>
           <w:color w:val="auto"/>
-          <w:sz w:val="24"/>
-          <w:szCs w:val="24"/>
+          <w:sz w:val="28"/>
+          <w:szCs w:val="28"/>
           <w:lang w:val="tr-TR" w:eastAsia="tr-TR"/>
         </w:rPr>
         <w:tab/>
@@ -14575,8 +13205,8 @@
         <w:rPr>
           <w:rFonts w:ascii="Times New Roman" w:hAnsi="Times New Roman" w:cs="Times New Roman"/>
           <w:color w:val="auto"/>
-          <w:sz w:val="24"/>
-          <w:szCs w:val="24"/>
+          <w:sz w:val="28"/>
+          <w:szCs w:val="28"/>
           <w:lang w:val="tr-TR" w:eastAsia="tr-TR"/>
         </w:rPr>
         <w:tab/>
@@ -14585,8 +13215,8 @@
         <w:rPr>
           <w:rFonts w:ascii="Times New Roman" w:hAnsi="Times New Roman" w:cs="Times New Roman"/>
           <w:color w:val="auto"/>
-          <w:sz w:val="24"/>
-          <w:szCs w:val="24"/>
+          <w:sz w:val="28"/>
+          <w:szCs w:val="28"/>
           <w:lang w:val="tr-TR" w:eastAsia="tr-TR"/>
         </w:rPr>
         <w:tab/>
@@ -14600,8 +13230,8 @@
         <w:rPr>
           <w:rFonts w:ascii="Times New Roman" w:hAnsi="Times New Roman" w:cs="Times New Roman"/>
           <w:color w:val="auto"/>
-          <w:sz w:val="24"/>
-          <w:szCs w:val="24"/>
+          <w:sz w:val="28"/>
+          <w:szCs w:val="28"/>
           <w:lang w:val="tr-TR" w:eastAsia="tr-TR"/>
         </w:rPr>
       </w:pPr>
@@ -14613,17 +13243,17 @@
         <w:rPr>
           <w:rFonts w:ascii="Times New Roman" w:hAnsi="Times New Roman" w:cs="Times New Roman"/>
           <w:color w:val="auto"/>
-          <w:sz w:val="24"/>
-          <w:szCs w:val="24"/>
-          <w:lang w:val="tr-TR" w:eastAsia="tr-TR"/>
-        </w:rPr>
-      </w:pPr>
-      <w:r>
-        <w:rPr>
-          <w:rFonts w:ascii="Times New Roman" w:hAnsi="Times New Roman" w:cs="Times New Roman"/>
-          <w:color w:val="auto"/>
-          <w:sz w:val="24"/>
-          <w:szCs w:val="24"/>
+          <w:sz w:val="28"/>
+          <w:szCs w:val="28"/>
+          <w:lang w:val="tr-TR" w:eastAsia="tr-TR"/>
+        </w:rPr>
+      </w:pPr>
+      <w:r>
+        <w:rPr>
+          <w:rFonts w:ascii="Times New Roman" w:hAnsi="Times New Roman" w:cs="Times New Roman"/>
+          <w:color w:val="auto"/>
+          <w:sz w:val="28"/>
+          <w:szCs w:val="28"/>
           <w:lang w:val="tr-TR" w:eastAsia="tr-TR"/>
         </w:rPr>
         <w:t>Memnun değilim</w:t>
@@ -14632,8 +13262,8 @@
         <w:rPr>
           <w:rFonts w:ascii="Times New Roman" w:hAnsi="Times New Roman" w:cs="Times New Roman"/>
           <w:color w:val="auto"/>
-          <w:sz w:val="24"/>
-          <w:szCs w:val="24"/>
+          <w:sz w:val="28"/>
+          <w:szCs w:val="28"/>
           <w:lang w:val="tr-TR" w:eastAsia="tr-TR"/>
         </w:rPr>
         <w:tab/>
@@ -14642,8 +13272,8 @@
         <w:rPr>
           <w:rFonts w:ascii="Times New Roman" w:hAnsi="Times New Roman" w:cs="Times New Roman"/>
           <w:color w:val="auto"/>
-          <w:sz w:val="24"/>
-          <w:szCs w:val="24"/>
+          <w:sz w:val="28"/>
+          <w:szCs w:val="28"/>
           <w:lang w:val="tr-TR" w:eastAsia="tr-TR"/>
         </w:rPr>
         <w:tab/>
@@ -14652,8 +13282,8 @@
         <w:rPr>
           <w:rFonts w:ascii="Times New Roman" w:hAnsi="Times New Roman" w:cs="Times New Roman"/>
           <w:color w:val="auto"/>
-          <w:sz w:val="24"/>
-          <w:szCs w:val="24"/>
+          <w:sz w:val="28"/>
+          <w:szCs w:val="28"/>
           <w:lang w:val="tr-TR" w:eastAsia="tr-TR"/>
         </w:rPr>
         <w:tab/>
@@ -14662,8 +13292,8 @@
         <w:rPr>
           <w:rFonts w:ascii="Times New Roman" w:hAnsi="Times New Roman" w:cs="Times New Roman"/>
           <w:color w:val="auto"/>
-          <w:sz w:val="24"/>
-          <w:szCs w:val="24"/>
+          <w:sz w:val="28"/>
+          <w:szCs w:val="28"/>
           <w:lang w:val="tr-TR" w:eastAsia="tr-TR"/>
         </w:rPr>
         <w:tab/>
@@ -14672,8 +13302,8 @@
         <w:rPr>
           <w:rFonts w:ascii="Times New Roman" w:hAnsi="Times New Roman" w:cs="Times New Roman"/>
           <w:color w:val="auto"/>
-          <w:sz w:val="24"/>
-          <w:szCs w:val="24"/>
+          <w:sz w:val="28"/>
+          <w:szCs w:val="28"/>
           <w:lang w:val="tr-TR" w:eastAsia="tr-TR"/>
         </w:rPr>
         <w:tab/>
@@ -14682,8 +13312,8 @@
         <w:rPr>
           <w:rFonts w:ascii="Times New Roman" w:hAnsi="Times New Roman" w:cs="Times New Roman"/>
           <w:color w:val="auto"/>
-          <w:sz w:val="24"/>
-          <w:szCs w:val="24"/>
+          <w:sz w:val="28"/>
+          <w:szCs w:val="28"/>
           <w:lang w:val="tr-TR" w:eastAsia="tr-TR"/>
         </w:rPr>
         <w:tab/>
@@ -14692,8 +13322,8 @@
         <w:rPr>
           <w:rFonts w:ascii="Times New Roman" w:hAnsi="Times New Roman" w:cs="Times New Roman"/>
           <w:color w:val="auto"/>
-          <w:sz w:val="24"/>
-          <w:szCs w:val="24"/>
+          <w:sz w:val="28"/>
+          <w:szCs w:val="28"/>
           <w:lang w:val="tr-TR" w:eastAsia="tr-TR"/>
         </w:rPr>
         <w:tab/>
@@ -14702,8 +13332,8 @@
         <w:rPr>
           <w:rFonts w:ascii="Times New Roman" w:hAnsi="Times New Roman" w:cs="Times New Roman"/>
           <w:color w:val="auto"/>
-          <w:sz w:val="24"/>
-          <w:szCs w:val="24"/>
+          <w:sz w:val="28"/>
+          <w:szCs w:val="28"/>
           <w:lang w:val="tr-TR" w:eastAsia="tr-TR"/>
         </w:rPr>
         <w:tab/>
@@ -14721,8 +13351,8 @@
         <w:rPr>
           <w:rFonts w:ascii="Times New Roman" w:hAnsi="Times New Roman" w:cs="Times New Roman"/>
           <w:color w:val="auto"/>
-          <w:sz w:val="24"/>
-          <w:szCs w:val="24"/>
+          <w:sz w:val="28"/>
+          <w:szCs w:val="28"/>
           <w:lang w:val="tr-TR" w:eastAsia="tr-TR"/>
         </w:rPr>
       </w:pPr>
@@ -14734,8 +13364,8 @@
         <w:rPr>
           <w:rFonts w:ascii="Times New Roman" w:hAnsi="Times New Roman" w:cs="Times New Roman"/>
           <w:color w:val="auto"/>
-          <w:sz w:val="24"/>
-          <w:szCs w:val="24"/>
+          <w:sz w:val="28"/>
+          <w:szCs w:val="28"/>
           <w:lang w:val="tr-TR" w:eastAsia="tr-TR"/>
         </w:rPr>
       </w:pPr>
@@ -14747,34 +13377,8 @@
         <w:rPr>
           <w:rFonts w:ascii="Times New Roman" w:hAnsi="Times New Roman" w:cs="Times New Roman"/>
           <w:color w:val="auto"/>
-          <w:sz w:val="24"/>
-          <w:szCs w:val="24"/>
-          <w:lang w:val="tr-TR" w:eastAsia="tr-TR"/>
-        </w:rPr>
-      </w:pPr>
-    </w:p>
-    <w:p>
-      <w:pPr>
-        <w:ind w:left="360"/>
-        <w:jc w:val="both"/>
-        <w:rPr>
-          <w:rFonts w:ascii="Times New Roman" w:hAnsi="Times New Roman" w:cs="Times New Roman"/>
-          <w:color w:val="auto"/>
-          <w:sz w:val="24"/>
-          <w:szCs w:val="24"/>
-          <w:lang w:val="tr-TR" w:eastAsia="tr-TR"/>
-        </w:rPr>
-      </w:pPr>
-    </w:p>
-    <w:p>
-      <w:pPr>
-        <w:ind w:left="360"/>
-        <w:jc w:val="both"/>
-        <w:rPr>
-          <w:rFonts w:ascii="Times New Roman" w:hAnsi="Times New Roman" w:cs="Times New Roman"/>
-          <w:color w:val="auto"/>
-          <w:sz w:val="24"/>
-          <w:szCs w:val="24"/>
+          <w:sz w:val="28"/>
+          <w:szCs w:val="28"/>
           <w:lang w:val="tr-TR" w:eastAsia="tr-TR"/>
         </w:rPr>
       </w:pPr>
@@ -14790,8 +13394,8 @@
           <w:rFonts w:ascii="Times New Roman" w:hAnsi="Times New Roman" w:cs="Times New Roman"/>
           <w:b/>
           <w:color w:val="auto"/>
-          <w:sz w:val="24"/>
-          <w:szCs w:val="24"/>
+          <w:sz w:val="28"/>
+          <w:szCs w:val="28"/>
           <w:lang w:val="tr-TR" w:eastAsia="tr-TR"/>
         </w:rPr>
       </w:pPr>
@@ -14800,8 +13404,8 @@
           <w:rFonts w:ascii="Times New Roman" w:hAnsi="Times New Roman" w:cs="Times New Roman"/>
           <w:b/>
           <w:color w:val="auto"/>
-          <w:sz w:val="24"/>
-          <w:szCs w:val="24"/>
+          <w:sz w:val="28"/>
+          <w:szCs w:val="28"/>
           <w:lang w:val="tr-TR" w:eastAsia="tr-TR"/>
         </w:rPr>
         <w:t xml:space="preserve">     </w:t>
@@ -14811,8 +13415,8 @@
           <w:rFonts w:ascii="Times New Roman" w:hAnsi="Times New Roman" w:cs="Times New Roman"/>
           <w:b/>
           <w:color w:val="auto"/>
-          <w:sz w:val="24"/>
-          <w:szCs w:val="24"/>
+          <w:sz w:val="28"/>
+          <w:szCs w:val="28"/>
           <w:lang w:val="tr-TR" w:eastAsia="tr-TR"/>
         </w:rPr>
         <w:t>Sizce bu işte kaç kişi çalışmalıdır? Gerekçesini (nedeni) yazınız?</w:t>
@@ -14829,8 +13433,8 @@
           <w:rFonts w:ascii="Times New Roman" w:hAnsi="Times New Roman" w:cs="Times New Roman"/>
           <w:b/>
           <w:color w:val="auto"/>
-          <w:sz w:val="24"/>
-          <w:szCs w:val="24"/>
+          <w:sz w:val="28"/>
+          <w:szCs w:val="28"/>
           <w:lang w:val="tr-TR" w:eastAsia="tr-TR"/>
         </w:rPr>
       </w:pPr>
@@ -14842,8 +13446,8 @@
           <w:rFonts w:ascii="Times New Roman" w:hAnsi="Times New Roman" w:cs="Times New Roman"/>
           <w:b/>
           <w:color w:val="auto"/>
-          <w:sz w:val="24"/>
-          <w:szCs w:val="24"/>
+          <w:sz w:val="28"/>
+          <w:szCs w:val="28"/>
           <w:lang w:val="tr-TR" w:eastAsia="tr-TR"/>
         </w:rPr>
       </w:pPr>
@@ -14854,8 +13458,8 @@
           <w:rFonts w:ascii="Times New Roman" w:hAnsi="Times New Roman" w:cs="Times New Roman"/>
           <w:b/>
           <w:color w:val="auto"/>
-          <w:sz w:val="24"/>
-          <w:szCs w:val="24"/>
+          <w:sz w:val="28"/>
+          <w:szCs w:val="28"/>
           <w:lang w:val="tr-TR" w:eastAsia="tr-TR"/>
         </w:rPr>
       </w:pPr>
@@ -14873,8 +13477,8 @@
           <w:rFonts w:ascii="Times New Roman" w:hAnsi="Times New Roman" w:cs="Times New Roman"/>
           <w:b/>
           <w:color w:val="auto"/>
-          <w:sz w:val="24"/>
-          <w:szCs w:val="24"/>
+          <w:sz w:val="28"/>
+          <w:szCs w:val="28"/>
           <w:lang w:val="tr-TR" w:eastAsia="tr-TR"/>
         </w:rPr>
       </w:pPr>
@@ -14883,8 +13487,8 @@
           <w:rFonts w:ascii="Times New Roman" w:hAnsi="Times New Roman" w:cs="Times New Roman"/>
           <w:b/>
           <w:color w:val="auto"/>
-          <w:sz w:val="24"/>
-          <w:szCs w:val="24"/>
+          <w:sz w:val="28"/>
+          <w:szCs w:val="28"/>
           <w:lang w:val="tr-TR" w:eastAsia="tr-TR"/>
         </w:rPr>
         <w:t>Faaliyetlerin yapılmasında personel sıkıntısı çekiyor musunuz?  Hangi faaliyetlerde ve kadro unvanlarında sıkıntı çekiyorsunuz. Yeni personel alımına dair öneriniz varsa lütfen yazınız.</w:t>
@@ -14902,8 +13506,8 @@
           <w:rFonts w:ascii="Times New Roman" w:hAnsi="Times New Roman" w:cs="Times New Roman"/>
           <w:b/>
           <w:color w:val="auto"/>
-          <w:sz w:val="24"/>
-          <w:szCs w:val="24"/>
+          <w:sz w:val="28"/>
+          <w:szCs w:val="28"/>
           <w:lang w:val="tr-TR" w:eastAsia="tr-TR"/>
         </w:rPr>
       </w:pPr>
@@ -14915,8 +13519,8 @@
         <w:rPr>
           <w:rFonts w:ascii="Times New Roman" w:hAnsi="Times New Roman" w:cs="Times New Roman"/>
           <w:color w:val="auto"/>
-          <w:sz w:val="24"/>
-          <w:szCs w:val="24"/>
+          <w:sz w:val="28"/>
+          <w:szCs w:val="28"/>
           <w:lang w:val="tr-TR" w:eastAsia="tr-TR"/>
         </w:rPr>
       </w:pPr>
@@ -14928,8 +13532,8 @@
         <w:rPr>
           <w:rFonts w:ascii="Times New Roman" w:hAnsi="Times New Roman" w:cs="Times New Roman"/>
           <w:color w:val="auto"/>
-          <w:sz w:val="24"/>
-          <w:szCs w:val="24"/>
+          <w:sz w:val="28"/>
+          <w:szCs w:val="28"/>
           <w:lang w:val="tr-TR" w:eastAsia="tr-TR"/>
         </w:rPr>
       </w:pPr>
@@ -14946,8 +13550,8 @@
           <w:rFonts w:ascii="Times New Roman" w:hAnsi="Times New Roman" w:cs="Times New Roman"/>
           <w:b/>
           <w:color w:val="auto"/>
-          <w:sz w:val="24"/>
-          <w:szCs w:val="24"/>
+          <w:sz w:val="28"/>
+          <w:szCs w:val="28"/>
           <w:lang w:val="tr-TR" w:eastAsia="tr-TR"/>
         </w:rPr>
       </w:pPr>
@@ -14956,8 +13560,8 @@
           <w:rFonts w:ascii="Times New Roman" w:hAnsi="Times New Roman" w:cs="Times New Roman"/>
           <w:b/>
           <w:color w:val="auto"/>
-          <w:sz w:val="24"/>
-          <w:szCs w:val="24"/>
+          <w:sz w:val="28"/>
+          <w:szCs w:val="28"/>
           <w:lang w:val="tr-TR" w:eastAsia="tr-TR"/>
         </w:rPr>
         <w:t xml:space="preserve">Eleman sayınız yeterli mi? Yeterli olduğu halde az iş çıktığına inanıyorsanız, sebebini yazınız. </w:t>
@@ -14974,8 +13578,8 @@
         <w:rPr>
           <w:rFonts w:ascii="Times New Roman" w:hAnsi="Times New Roman" w:cs="Times New Roman"/>
           <w:color w:val="auto"/>
-          <w:sz w:val="24"/>
-          <w:szCs w:val="24"/>
+          <w:sz w:val="28"/>
+          <w:szCs w:val="28"/>
           <w:lang w:val="tr-TR" w:eastAsia="tr-TR"/>
         </w:rPr>
       </w:pPr>
@@ -14987,8 +13591,8 @@
         <w:rPr>
           <w:rFonts w:ascii="Times New Roman" w:hAnsi="Times New Roman" w:cs="Times New Roman"/>
           <w:color w:val="auto"/>
-          <w:sz w:val="24"/>
-          <w:szCs w:val="24"/>
+          <w:sz w:val="28"/>
+          <w:szCs w:val="28"/>
           <w:lang w:val="tr-TR" w:eastAsia="tr-TR"/>
         </w:rPr>
       </w:pPr>
@@ -15000,8 +13604,8 @@
         <w:rPr>
           <w:rFonts w:ascii="Times New Roman" w:hAnsi="Times New Roman" w:cs="Times New Roman"/>
           <w:color w:val="auto"/>
-          <w:sz w:val="24"/>
-          <w:szCs w:val="24"/>
+          <w:sz w:val="28"/>
+          <w:szCs w:val="28"/>
           <w:lang w:val="tr-TR" w:eastAsia="tr-TR"/>
         </w:rPr>
       </w:pPr>
@@ -15018,8 +13622,8 @@
           <w:rFonts w:ascii="Times New Roman" w:hAnsi="Times New Roman" w:cs="Times New Roman"/>
           <w:b/>
           <w:color w:val="auto"/>
-          <w:sz w:val="24"/>
-          <w:szCs w:val="24"/>
+          <w:sz w:val="28"/>
+          <w:szCs w:val="28"/>
           <w:lang w:val="tr-TR" w:eastAsia="tr-TR"/>
         </w:rPr>
       </w:pPr>
@@ -15028,8 +13632,8 @@
           <w:rFonts w:ascii="Times New Roman" w:hAnsi="Times New Roman" w:cs="Times New Roman"/>
           <w:b/>
           <w:color w:val="auto"/>
-          <w:sz w:val="24"/>
-          <w:szCs w:val="24"/>
+          <w:sz w:val="28"/>
+          <w:szCs w:val="28"/>
           <w:lang w:val="tr-TR" w:eastAsia="tr-TR"/>
         </w:rPr>
         <w:t>Kurumunuzdaki faaliyetlerin daha etkili, verimli, kaliteli, daha az maliyetle gerçekleştirilmesi için önerileriniz var mı? Varsa belirtiniz.</w:t>
@@ -15047,8 +13651,8 @@
           <w:rFonts w:ascii="Times New Roman" w:hAnsi="Times New Roman" w:cs="Times New Roman"/>
           <w:b/>
           <w:color w:val="auto"/>
-          <w:sz w:val="24"/>
-          <w:szCs w:val="24"/>
+          <w:sz w:val="28"/>
+          <w:szCs w:val="28"/>
           <w:lang w:val="tr-TR" w:eastAsia="tr-TR"/>
         </w:rPr>
       </w:pPr>
@@ -15061,8 +13665,8 @@
           <w:rFonts w:ascii="Times New Roman" w:hAnsi="Times New Roman" w:cs="Times New Roman"/>
           <w:b/>
           <w:color w:val="auto"/>
-          <w:sz w:val="24"/>
-          <w:szCs w:val="24"/>
+          <w:sz w:val="28"/>
+          <w:szCs w:val="28"/>
           <w:lang w:val="tr-TR" w:eastAsia="tr-TR"/>
         </w:rPr>
       </w:pPr>
@@ -15073,8 +13677,8 @@
           <w:rFonts w:ascii="Times New Roman" w:hAnsi="Times New Roman" w:cs="Times New Roman"/>
           <w:b/>
           <w:color w:val="auto"/>
-          <w:sz w:val="24"/>
-          <w:szCs w:val="24"/>
+          <w:sz w:val="28"/>
+          <w:szCs w:val="28"/>
           <w:lang w:val="tr-TR" w:eastAsia="tr-TR"/>
         </w:rPr>
       </w:pPr>
@@ -15091,8 +13695,8 @@
           <w:rFonts w:ascii="Times New Roman" w:hAnsi="Times New Roman" w:cs="Times New Roman"/>
           <w:b/>
           <w:color w:val="auto"/>
-          <w:sz w:val="24"/>
-          <w:szCs w:val="24"/>
+          <w:sz w:val="28"/>
+          <w:szCs w:val="28"/>
           <w:lang w:val="tr-TR" w:eastAsia="tr-TR"/>
         </w:rPr>
       </w:pPr>
@@ -15101,8 +13705,8 @@
           <w:rFonts w:ascii="Times New Roman" w:hAnsi="Times New Roman" w:cs="Times New Roman"/>
           <w:b/>
           <w:color w:val="auto"/>
-          <w:sz w:val="24"/>
-          <w:szCs w:val="24"/>
+          <w:sz w:val="28"/>
+          <w:szCs w:val="28"/>
           <w:lang w:val="tr-TR" w:eastAsia="tr-TR"/>
         </w:rPr>
         <w:t>Faaliyetlerinizin ya da çalışanlarınızın performansını artırmak için önerileriniz nelerdir?</w:t>
@@ -15119,8 +13723,8 @@
         <w:rPr>
           <w:rFonts w:ascii="Times New Roman" w:hAnsi="Times New Roman" w:cs="Times New Roman"/>
           <w:color w:val="auto"/>
-          <w:sz w:val="24"/>
-          <w:szCs w:val="24"/>
+          <w:sz w:val="28"/>
+          <w:szCs w:val="28"/>
           <w:lang w:val="tr-TR" w:eastAsia="tr-TR"/>
         </w:rPr>
       </w:pPr>
@@ -15137,8 +13741,8 @@
           <w:rFonts w:ascii="Times New Roman" w:hAnsi="Times New Roman" w:cs="Times New Roman"/>
           <w:b/>
           <w:color w:val="auto"/>
-          <w:sz w:val="24"/>
-          <w:szCs w:val="24"/>
+          <w:sz w:val="28"/>
+          <w:szCs w:val="28"/>
           <w:lang w:val="tr-TR" w:eastAsia="tr-TR"/>
         </w:rPr>
       </w:pPr>
@@ -15147,8 +13751,8 @@
           <w:rFonts w:ascii="Times New Roman" w:hAnsi="Times New Roman" w:cs="Times New Roman"/>
           <w:b/>
           <w:color w:val="auto"/>
-          <w:sz w:val="24"/>
-          <w:szCs w:val="24"/>
+          <w:sz w:val="28"/>
+          <w:szCs w:val="28"/>
           <w:lang w:val="tr-TR" w:eastAsia="tr-TR"/>
         </w:rPr>
         <w:t>Faaliyetlerinizin iyileştirilmesini zorlaştıran engeller var mıdır? Varsa zorlaştıran engelleri belirtiniz.</w:t>
@@ -15165,8 +13769,8 @@
           <w:rFonts w:ascii="Times New Roman" w:hAnsi="Times New Roman" w:cs="Times New Roman"/>
           <w:b/>
           <w:color w:val="auto"/>
-          <w:sz w:val="24"/>
-          <w:szCs w:val="24"/>
+          <w:sz w:val="28"/>
+          <w:szCs w:val="28"/>
           <w:lang w:val="tr-TR" w:eastAsia="tr-TR"/>
         </w:rPr>
       </w:pPr>
@@ -15180,8 +13784,8 @@
           <w:rFonts w:ascii="Times New Roman" w:hAnsi="Times New Roman" w:cs="Times New Roman"/>
           <w:b/>
           <w:color w:val="auto"/>
-          <w:sz w:val="24"/>
-          <w:szCs w:val="24"/>
+          <w:sz w:val="28"/>
+          <w:szCs w:val="28"/>
           <w:lang w:val="tr-TR" w:eastAsia="tr-TR"/>
         </w:rPr>
       </w:pPr>
@@ -15193,8 +13797,8 @@
         <w:rPr>
           <w:rFonts w:ascii="Times New Roman" w:hAnsi="Times New Roman" w:cs="Times New Roman"/>
           <w:color w:val="auto"/>
-          <w:sz w:val="24"/>
-          <w:szCs w:val="24"/>
+          <w:sz w:val="28"/>
+          <w:szCs w:val="28"/>
           <w:lang w:val="tr-TR" w:eastAsia="tr-TR"/>
         </w:rPr>
       </w:pPr>
@@ -15207,8 +13811,8 @@
           <w:rFonts w:ascii="Times New Roman" w:hAnsi="Times New Roman" w:cs="Times New Roman"/>
           <w:b/>
           <w:color w:val="auto"/>
-          <w:sz w:val="24"/>
-          <w:szCs w:val="24"/>
+          <w:sz w:val="28"/>
+          <w:szCs w:val="28"/>
           <w:lang w:val="tr-TR" w:eastAsia="tr-TR"/>
         </w:rPr>
       </w:pPr>
@@ -15217,8 +13821,8 @@
           <w:rFonts w:ascii="Times New Roman" w:hAnsi="Times New Roman" w:cs="Times New Roman"/>
           <w:b/>
           <w:color w:val="auto"/>
-          <w:sz w:val="24"/>
-          <w:szCs w:val="24"/>
+          <w:sz w:val="28"/>
+          <w:szCs w:val="28"/>
           <w:lang w:val="tr-TR" w:eastAsia="tr-TR"/>
         </w:rPr>
         <w:t>5.13</w:t>
@@ -15227,8 +13831,8 @@
         <w:rPr>
           <w:rFonts w:ascii="Times New Roman" w:hAnsi="Times New Roman" w:cs="Times New Roman"/>
           <w:color w:val="auto"/>
-          <w:sz w:val="24"/>
-          <w:szCs w:val="24"/>
+          <w:sz w:val="28"/>
+          <w:szCs w:val="28"/>
           <w:lang w:val="tr-TR" w:eastAsia="tr-TR"/>
         </w:rPr>
         <w:t xml:space="preserve"> </w:t>
@@ -15238,8 +13842,8 @@
           <w:rFonts w:ascii="Times New Roman" w:hAnsi="Times New Roman" w:cs="Times New Roman"/>
           <w:b/>
           <w:color w:val="auto"/>
-          <w:sz w:val="24"/>
-          <w:szCs w:val="24"/>
+          <w:sz w:val="28"/>
+          <w:szCs w:val="28"/>
           <w:lang w:val="tr-TR" w:eastAsia="tr-TR"/>
         </w:rPr>
         <w:t>Faaliyetlerinizin daha etkili ve verimli olması için birim organizasyon şemanızda değişikliğe ihtiyaç var mıdır? Varsa değişiklik önerilerinizi belirtiniz.</w:t>
@@ -15311,7 +13915,7 @@
           <w:rFonts w:ascii="Times New Roman" w:hAnsi="Times New Roman" w:cs="Times New Roman"/>
           <w:b/>
           <w:noProof/>
-          <w:sz w:val="24"/>
+          <w:sz w:val="28"/>
           <w:lang w:val="tr-TR"/>
         </w:rPr>
       </w:pPr>
@@ -15324,7 +13928,7 @@
           <w:rFonts w:ascii="Times New Roman" w:hAnsi="Times New Roman" w:cs="Times New Roman"/>
           <w:bCs/>
           <w:noProof/>
-          <w:sz w:val="24"/>
+          <w:sz w:val="28"/>
           <w:lang w:val="tr-TR"/>
         </w:rPr>
       </w:pPr>
@@ -15333,7 +13937,7 @@
           <w:rFonts w:ascii="Times New Roman" w:hAnsi="Times New Roman" w:cs="Times New Roman"/>
           <w:bCs/>
           <w:noProof/>
-          <w:sz w:val="24"/>
+          <w:sz w:val="28"/>
           <w:lang w:val="tr-TR"/>
         </w:rPr>
         <w:t>6.1.</w:t>
@@ -15343,7 +13947,7 @@
           <w:rFonts w:ascii="Times New Roman" w:hAnsi="Times New Roman" w:cs="Times New Roman"/>
           <w:bCs/>
           <w:noProof/>
-          <w:sz w:val="24"/>
+          <w:sz w:val="28"/>
           <w:lang w:val="tr-TR"/>
         </w:rPr>
         <w:t>Lütfen bu pozisyona yeni başlayacak personelin sahip olması gereken deneyimlerin ne olması gerektiğini ve deneyim süresini yazınız. Lütfen bu pozisyon için gereken asgari özellikleri tanımlarken kendi yetkinliklerinizi göz önüne almayın.</w:t>
@@ -15381,7 +13985,7 @@
         <w:rPr>
           <w:rFonts w:ascii="Times New Roman" w:hAnsi="Times New Roman" w:cs="Times New Roman"/>
           <w:noProof/>
-          <w:sz w:val="24"/>
+          <w:sz w:val="28"/>
           <w:lang w:val="tr-TR"/>
         </w:rPr>
       </w:pPr>
@@ -15393,15 +13997,15 @@
         <w:rPr>
           <w:rFonts w:ascii="Times New Roman" w:hAnsi="Times New Roman" w:cs="Times New Roman"/>
           <w:noProof/>
-          <w:sz w:val="24"/>
-          <w:lang w:val="tr-TR"/>
-        </w:rPr>
-      </w:pPr>
-      <w:r>
-        <w:rPr>
-          <w:rFonts w:ascii="Times New Roman" w:hAnsi="Times New Roman" w:cs="Times New Roman"/>
-          <w:noProof/>
-          <w:sz w:val="24"/>
+          <w:sz w:val="28"/>
+          <w:lang w:val="tr-TR"/>
+        </w:rPr>
+      </w:pPr>
+      <w:r>
+        <w:rPr>
+          <w:rFonts w:ascii="Times New Roman" w:hAnsi="Times New Roman" w:cs="Times New Roman"/>
+          <w:noProof/>
+          <w:sz w:val="28"/>
           <w:lang w:val="tr-TR"/>
         </w:rPr>
         <w:t>6.2.</w:t>
@@ -15410,7 +14014,7 @@
         <w:rPr>
           <w:rFonts w:ascii="Times New Roman" w:hAnsi="Times New Roman" w:cs="Times New Roman"/>
           <w:noProof/>
-          <w:sz w:val="24"/>
+          <w:sz w:val="28"/>
           <w:lang w:val="tr-TR"/>
         </w:rPr>
         <w:t>Bu pozisyona yeni biri atanacağı zaman tüm ana görevleri tam anlamı ile yapabilmesi için ne kadarlık bir deneyime ve iş başı eğitime ihtiyaç var?</w:t>
@@ -15449,7 +14053,7 @@
         <w:rPr>
           <w:rFonts w:ascii="Times New Roman" w:hAnsi="Times New Roman" w:cs="Times New Roman"/>
           <w:noProof/>
-          <w:sz w:val="24"/>
+          <w:sz w:val="28"/>
           <w:lang w:val="tr-TR"/>
         </w:rPr>
       </w:pPr>
@@ -15461,7 +14065,7 @@
         <w:rPr>
           <w:rFonts w:ascii="Times New Roman" w:hAnsi="Times New Roman" w:cs="Times New Roman"/>
           <w:noProof/>
-          <w:sz w:val="24"/>
+          <w:sz w:val="28"/>
           <w:lang w:val="tr-TR"/>
         </w:rPr>
       </w:pPr>
@@ -15473,7 +14077,7 @@
         <w:rPr>
           <w:rFonts w:ascii="Times New Roman" w:hAnsi="Times New Roman" w:cs="Times New Roman"/>
           <w:noProof/>
-          <w:sz w:val="24"/>
+          <w:sz w:val="28"/>
           <w:lang w:val="tr-TR"/>
         </w:rPr>
       </w:pPr>
@@ -15529,15 +14133,15 @@
         <w:rPr>
           <w:rFonts w:ascii="Times New Roman" w:hAnsi="Times New Roman" w:cs="Times New Roman"/>
           <w:noProof/>
-          <w:sz w:val="24"/>
-          <w:lang w:val="tr-TR"/>
-        </w:rPr>
-      </w:pPr>
-      <w:r>
-        <w:rPr>
-          <w:rFonts w:ascii="Times New Roman" w:hAnsi="Times New Roman" w:cs="Times New Roman"/>
-          <w:noProof/>
-          <w:sz w:val="24"/>
+          <w:sz w:val="28"/>
+          <w:lang w:val="tr-TR"/>
+        </w:rPr>
+      </w:pPr>
+      <w:r>
+        <w:rPr>
+          <w:rFonts w:ascii="Times New Roman" w:hAnsi="Times New Roman" w:cs="Times New Roman"/>
+          <w:noProof/>
+          <w:sz w:val="28"/>
           <w:lang w:val="tr-TR"/>
         </w:rPr>
         <w:t>Bu sorular pozisyonunuzun gerek duyduğu problem çözme ve yaratıcılık düzeyini ölçmek içindir.</w:t>
@@ -15550,7 +14154,7 @@
         <w:rPr>
           <w:rFonts w:ascii="Times New Roman" w:hAnsi="Times New Roman" w:cs="Times New Roman"/>
           <w:noProof/>
-          <w:sz w:val="24"/>
+          <w:sz w:val="28"/>
           <w:lang w:val="tr-TR"/>
         </w:rPr>
       </w:pPr>
@@ -15562,15 +14166,15 @@
         <w:rPr>
           <w:rFonts w:ascii="Times New Roman" w:hAnsi="Times New Roman" w:cs="Times New Roman"/>
           <w:noProof/>
-          <w:sz w:val="24"/>
-          <w:lang w:val="tr-TR"/>
-        </w:rPr>
-      </w:pPr>
-      <w:r>
-        <w:rPr>
-          <w:rFonts w:ascii="Times New Roman" w:hAnsi="Times New Roman" w:cs="Times New Roman"/>
-          <w:noProof/>
-          <w:sz w:val="24"/>
+          <w:sz w:val="28"/>
+          <w:lang w:val="tr-TR"/>
+        </w:rPr>
+      </w:pPr>
+      <w:r>
+        <w:rPr>
+          <w:rFonts w:ascii="Times New Roman" w:hAnsi="Times New Roman" w:cs="Times New Roman"/>
+          <w:noProof/>
+          <w:sz w:val="28"/>
           <w:lang w:val="tr-TR"/>
         </w:rPr>
         <w:t>7.1.</w:t>
@@ -15579,7 +14183,7 @@
         <w:rPr>
           <w:rFonts w:ascii="Times New Roman" w:hAnsi="Times New Roman" w:cs="Times New Roman"/>
           <w:noProof/>
-          <w:sz w:val="24"/>
+          <w:sz w:val="28"/>
           <w:lang w:val="tr-TR"/>
         </w:rPr>
         <w:t xml:space="preserve"> Cevaplarınızda geçmiş 12 ay içerisinde karşılaştığınız ve çözmek zorunda kaldığınız kompleks görev/proje/problemler ile ilgili bir </w:t>
@@ -15588,7 +14192,7 @@
         <w:rPr>
           <w:rFonts w:ascii="Times New Roman" w:hAnsi="Times New Roman" w:cs="Times New Roman"/>
           <w:noProof/>
-          <w:sz w:val="24"/>
+          <w:sz w:val="28"/>
           <w:lang w:val="tr-TR"/>
         </w:rPr>
         <w:t xml:space="preserve">kaç </w:t>
@@ -15597,7 +14201,7 @@
         <w:rPr>
           <w:rFonts w:ascii="Times New Roman" w:hAnsi="Times New Roman" w:cs="Times New Roman"/>
           <w:noProof/>
-          <w:sz w:val="24"/>
+          <w:sz w:val="28"/>
           <w:lang w:val="tr-TR"/>
         </w:rPr>
         <w:t xml:space="preserve">örnek veriniz. Problemleri çözerken size rehber olan politikalar, prosedürler ve standartlar hakkında ve ayrıca geliştirdiğiniz metotlar, fikirler, prosedürler ve teknikler hakkında bilgi veriniz. </w:t>
@@ -15636,7 +14240,7 @@
         <w:rPr>
           <w:rFonts w:ascii="Times New Roman" w:hAnsi="Times New Roman" w:cs="Times New Roman"/>
           <w:noProof/>
-          <w:sz w:val="24"/>
+          <w:sz w:val="28"/>
           <w:lang w:val="tr-TR"/>
         </w:rPr>
       </w:pPr>
@@ -15648,7 +14252,7 @@
         <w:rPr>
           <w:rFonts w:ascii="Times New Roman" w:hAnsi="Times New Roman" w:cs="Times New Roman"/>
           <w:noProof/>
-          <w:sz w:val="24"/>
+          <w:sz w:val="28"/>
           <w:lang w:val="tr-TR"/>
         </w:rPr>
       </w:pPr>
@@ -15660,15 +14264,15 @@
         <w:rPr>
           <w:rFonts w:ascii="Times New Roman" w:hAnsi="Times New Roman" w:cs="Times New Roman"/>
           <w:noProof/>
-          <w:sz w:val="24"/>
-          <w:lang w:val="tr-TR"/>
-        </w:rPr>
-      </w:pPr>
-      <w:r>
-        <w:rPr>
-          <w:rFonts w:ascii="Times New Roman" w:hAnsi="Times New Roman" w:cs="Times New Roman"/>
-          <w:noProof/>
-          <w:sz w:val="24"/>
+          <w:sz w:val="28"/>
+          <w:lang w:val="tr-TR"/>
+        </w:rPr>
+      </w:pPr>
+      <w:r>
+        <w:rPr>
+          <w:rFonts w:ascii="Times New Roman" w:hAnsi="Times New Roman" w:cs="Times New Roman"/>
+          <w:noProof/>
+          <w:sz w:val="28"/>
           <w:lang w:val="tr-TR"/>
         </w:rPr>
         <w:t>7.2</w:t>
@@ -15677,7 +14281,7 @@
         <w:rPr>
           <w:rFonts w:ascii="Times New Roman" w:hAnsi="Times New Roman" w:cs="Times New Roman"/>
           <w:noProof/>
-          <w:sz w:val="24"/>
+          <w:sz w:val="28"/>
           <w:lang w:val="tr-TR"/>
         </w:rPr>
         <w:t xml:space="preserve">. </w:t>
@@ -15686,7 +14290,7 @@
         <w:rPr>
           <w:rFonts w:ascii="Times New Roman" w:hAnsi="Times New Roman" w:cs="Times New Roman"/>
           <w:noProof/>
-          <w:sz w:val="24"/>
+          <w:sz w:val="28"/>
           <w:lang w:val="tr-TR"/>
         </w:rPr>
         <w:t>İşi kolaylaştırmak için sizin g</w:t>
@@ -15695,7 +14299,7 @@
         <w:rPr>
           <w:rFonts w:ascii="Times New Roman" w:hAnsi="Times New Roman" w:cs="Times New Roman"/>
           <w:noProof/>
-          <w:sz w:val="24"/>
+          <w:sz w:val="28"/>
           <w:lang w:val="tr-TR"/>
         </w:rPr>
         <w:t>eliştirdiğiniz metotlar, prosedürler, fikirler ve teknikler nelerdir;</w:t>
@@ -15752,15 +14356,15 @@
         <w:rPr>
           <w:rFonts w:ascii="Times New Roman" w:hAnsi="Times New Roman" w:cs="Times New Roman"/>
           <w:noProof/>
-          <w:sz w:val="24"/>
-          <w:lang w:val="tr-TR"/>
-        </w:rPr>
-      </w:pPr>
-      <w:r>
-        <w:rPr>
-          <w:rFonts w:ascii="Times New Roman" w:hAnsi="Times New Roman" w:cs="Times New Roman"/>
-          <w:noProof/>
-          <w:sz w:val="24"/>
+          <w:sz w:val="28"/>
+          <w:lang w:val="tr-TR"/>
+        </w:rPr>
+      </w:pPr>
+      <w:r>
+        <w:rPr>
+          <w:rFonts w:ascii="Times New Roman" w:hAnsi="Times New Roman" w:cs="Times New Roman"/>
+          <w:noProof/>
+          <w:sz w:val="28"/>
           <w:lang w:val="tr-TR"/>
         </w:rPr>
         <w:t>7.3.</w:t>
@@ -15769,7 +14373,7 @@
         <w:rPr>
           <w:rFonts w:ascii="Times New Roman" w:hAnsi="Times New Roman" w:cs="Times New Roman"/>
           <w:noProof/>
-          <w:sz w:val="24"/>
+          <w:sz w:val="28"/>
           <w:lang w:val="tr-TR"/>
         </w:rPr>
         <w:t xml:space="preserve"> Bu pozisyonda gerekli olan tanımlı politikalar (örneğin satın alma, müşteri ilişkileri vb.politikaları), iç prosedürler (ödeme yöntemi, teklif yöntemi vb.) veya yasalar nelerdir;</w:t>
@@ -15782,7 +14386,7 @@
         <w:rPr>
           <w:rFonts w:ascii="Times New Roman" w:hAnsi="Times New Roman" w:cs="Times New Roman"/>
           <w:noProof/>
-          <w:sz w:val="24"/>
+          <w:sz w:val="28"/>
           <w:lang w:val="tr-TR"/>
         </w:rPr>
       </w:pPr>
@@ -15884,15 +14488,15 @@
         <w:rPr>
           <w:rFonts w:ascii="Times New Roman" w:hAnsi="Times New Roman" w:cs="Times New Roman"/>
           <w:noProof/>
-          <w:sz w:val="24"/>
-          <w:lang w:val="tr-TR"/>
-        </w:rPr>
-      </w:pPr>
-      <w:r>
-        <w:rPr>
-          <w:rFonts w:ascii="Times New Roman" w:hAnsi="Times New Roman" w:cs="Times New Roman"/>
-          <w:noProof/>
-          <w:sz w:val="24"/>
+          <w:sz w:val="28"/>
+          <w:lang w:val="tr-TR"/>
+        </w:rPr>
+      </w:pPr>
+      <w:r>
+        <w:rPr>
+          <w:rFonts w:ascii="Times New Roman" w:hAnsi="Times New Roman" w:cs="Times New Roman"/>
+          <w:noProof/>
+          <w:sz w:val="28"/>
           <w:lang w:val="tr-TR"/>
         </w:rPr>
         <w:t>Görevinizi yerine getirirken sonuç almak için içerde ve dışarda görüştüğünüz kontakları düşünün. Bu görüşmeler idari, teknik ve yasal konular olabilir.</w:t>
@@ -15904,7 +14508,7 @@
         <w:rPr>
           <w:rFonts w:ascii="Times New Roman" w:hAnsi="Times New Roman" w:cs="Times New Roman"/>
           <w:noProof/>
-          <w:sz w:val="24"/>
+          <w:sz w:val="28"/>
           <w:lang w:val="tr-TR"/>
         </w:rPr>
       </w:pPr>
@@ -15916,15 +14520,15 @@
         <w:rPr>
           <w:rFonts w:ascii="Times New Roman" w:hAnsi="Times New Roman" w:cs="Times New Roman"/>
           <w:noProof/>
-          <w:sz w:val="24"/>
-          <w:lang w:val="tr-TR"/>
-        </w:rPr>
-      </w:pPr>
-      <w:r>
-        <w:rPr>
-          <w:rFonts w:ascii="Times New Roman" w:hAnsi="Times New Roman" w:cs="Times New Roman"/>
-          <w:noProof/>
-          <w:sz w:val="24"/>
+          <w:sz w:val="28"/>
+          <w:lang w:val="tr-TR"/>
+        </w:rPr>
+      </w:pPr>
+      <w:r>
+        <w:rPr>
+          <w:rFonts w:ascii="Times New Roman" w:hAnsi="Times New Roman" w:cs="Times New Roman"/>
+          <w:noProof/>
+          <w:sz w:val="28"/>
           <w:lang w:val="tr-TR"/>
         </w:rPr>
         <w:t>8.1.</w:t>
@@ -15933,7 +14537,7 @@
         <w:rPr>
           <w:rFonts w:ascii="Times New Roman" w:hAnsi="Times New Roman" w:cs="Times New Roman"/>
           <w:noProof/>
-          <w:sz w:val="24"/>
+          <w:sz w:val="28"/>
           <w:lang w:val="tr-TR"/>
         </w:rPr>
         <w:t xml:space="preserve"> Görevinizi yerine getirirken firma içerisinde sürekli iletişim içinde bulunduğunuz kişiler kimlerdir?</w:t>
@@ -15942,7 +14546,7 @@
         <w:rPr>
           <w:rFonts w:ascii="Times New Roman" w:hAnsi="Times New Roman" w:cs="Times New Roman"/>
           <w:noProof/>
-          <w:sz w:val="24"/>
+          <w:sz w:val="28"/>
           <w:lang w:val="tr-TR"/>
         </w:rPr>
         <w:t xml:space="preserve"> (örneğin Muhasebe</w:t>
@@ -15951,7 +14555,7 @@
         <w:rPr>
           <w:rFonts w:ascii="Times New Roman" w:hAnsi="Times New Roman" w:cs="Times New Roman"/>
           <w:noProof/>
-          <w:sz w:val="24"/>
+          <w:sz w:val="28"/>
           <w:lang w:val="tr-TR"/>
         </w:rPr>
         <w:t xml:space="preserve">, </w:t>
@@ -15960,7 +14564,7 @@
         <w:rPr>
           <w:rFonts w:ascii="Times New Roman" w:hAnsi="Times New Roman" w:cs="Times New Roman"/>
           <w:noProof/>
-          <w:sz w:val="24"/>
+          <w:sz w:val="28"/>
           <w:lang w:val="tr-TR"/>
         </w:rPr>
         <w:t>İç Denetim</w:t>
@@ -15969,7 +14573,7 @@
         <w:rPr>
           <w:rFonts w:ascii="Times New Roman" w:hAnsi="Times New Roman" w:cs="Times New Roman"/>
           <w:noProof/>
-          <w:sz w:val="24"/>
+          <w:sz w:val="28"/>
           <w:lang w:val="tr-TR"/>
         </w:rPr>
         <w:t xml:space="preserve"> vb.) Hangi konularda? Iletişim hangi sıklıkta? (günlük, haftalık, aylık vb.) Lütfen aşağıda belli başlı iletişimlerinizi listeleyin. </w:t>
@@ -16001,15 +14605,15 @@
         <w:rPr>
           <w:rFonts w:ascii="Times New Roman" w:hAnsi="Times New Roman" w:cs="Times New Roman"/>
           <w:noProof/>
-          <w:sz w:val="24"/>
-          <w:lang w:val="tr-TR"/>
-        </w:rPr>
-      </w:pPr>
-      <w:r>
-        <w:rPr>
-          <w:rFonts w:ascii="Times New Roman" w:hAnsi="Times New Roman" w:cs="Times New Roman"/>
-          <w:noProof/>
-          <w:sz w:val="24"/>
+          <w:sz w:val="28"/>
+          <w:lang w:val="tr-TR"/>
+        </w:rPr>
+      </w:pPr>
+      <w:r>
+        <w:rPr>
+          <w:rFonts w:ascii="Times New Roman" w:hAnsi="Times New Roman" w:cs="Times New Roman"/>
+          <w:noProof/>
+          <w:sz w:val="28"/>
           <w:u w:val="single"/>
           <w:lang w:val="tr-TR"/>
         </w:rPr>
@@ -16019,7 +14623,7 @@
         <w:rPr>
           <w:rFonts w:ascii="Times New Roman" w:hAnsi="Times New Roman" w:cs="Times New Roman"/>
           <w:noProof/>
-          <w:sz w:val="24"/>
+          <w:sz w:val="28"/>
           <w:lang w:val="tr-TR"/>
         </w:rPr>
         <w:tab/>
@@ -16028,7 +14632,7 @@
         <w:rPr>
           <w:rFonts w:ascii="Times New Roman" w:hAnsi="Times New Roman" w:cs="Times New Roman"/>
           <w:noProof/>
-          <w:sz w:val="24"/>
+          <w:sz w:val="28"/>
           <w:lang w:val="tr-TR"/>
         </w:rPr>
         <w:tab/>
@@ -16037,7 +14641,7 @@
         <w:rPr>
           <w:rFonts w:ascii="Times New Roman" w:hAnsi="Times New Roman" w:cs="Times New Roman"/>
           <w:noProof/>
-          <w:sz w:val="24"/>
+          <w:sz w:val="28"/>
           <w:lang w:val="tr-TR"/>
         </w:rPr>
         <w:tab/>
@@ -16046,7 +14650,7 @@
         <w:rPr>
           <w:rFonts w:ascii="Times New Roman" w:hAnsi="Times New Roman" w:cs="Times New Roman"/>
           <w:noProof/>
-          <w:sz w:val="24"/>
+          <w:sz w:val="28"/>
           <w:u w:val="single"/>
           <w:lang w:val="tr-TR"/>
         </w:rPr>
@@ -16056,7 +14660,7 @@
         <w:rPr>
           <w:rFonts w:ascii="Times New Roman" w:hAnsi="Times New Roman" w:cs="Times New Roman"/>
           <w:noProof/>
-          <w:sz w:val="24"/>
+          <w:sz w:val="28"/>
           <w:lang w:val="tr-TR"/>
         </w:rPr>
         <w:tab/>
@@ -16065,7 +14669,7 @@
         <w:rPr>
           <w:rFonts w:ascii="Times New Roman" w:hAnsi="Times New Roman" w:cs="Times New Roman"/>
           <w:noProof/>
-          <w:sz w:val="24"/>
+          <w:sz w:val="28"/>
           <w:lang w:val="tr-TR"/>
         </w:rPr>
         <w:tab/>
@@ -16074,7 +14678,7 @@
         <w:rPr>
           <w:rFonts w:ascii="Times New Roman" w:hAnsi="Times New Roman" w:cs="Times New Roman"/>
           <w:noProof/>
-          <w:sz w:val="24"/>
+          <w:sz w:val="28"/>
           <w:lang w:val="tr-TR"/>
         </w:rPr>
         <w:tab/>
@@ -16083,7 +14687,7 @@
         <w:rPr>
           <w:rFonts w:ascii="Times New Roman" w:hAnsi="Times New Roman" w:cs="Times New Roman"/>
           <w:noProof/>
-          <w:sz w:val="24"/>
+          <w:sz w:val="28"/>
           <w:lang w:val="tr-TR"/>
         </w:rPr>
         <w:tab/>
@@ -16092,7 +14696,7 @@
         <w:rPr>
           <w:rFonts w:ascii="Times New Roman" w:hAnsi="Times New Roman" w:cs="Times New Roman"/>
           <w:noProof/>
-          <w:sz w:val="24"/>
+          <w:sz w:val="28"/>
           <w:lang w:val="tr-TR"/>
         </w:rPr>
         <w:tab/>
@@ -16101,7 +14705,7 @@
         <w:rPr>
           <w:rFonts w:ascii="Times New Roman" w:hAnsi="Times New Roman" w:cs="Times New Roman"/>
           <w:noProof/>
-          <w:sz w:val="24"/>
+          <w:sz w:val="28"/>
           <w:u w:val="single"/>
           <w:lang w:val="tr-TR"/>
         </w:rPr>
@@ -16168,7 +14772,7 @@
           <w:b/>
           <w:bCs/>
           <w:noProof/>
-          <w:sz w:val="24"/>
+          <w:sz w:val="28"/>
           <w:lang w:val="tr-TR"/>
         </w:rPr>
       </w:pPr>
@@ -16178,7 +14782,7 @@
           <w:b/>
           <w:bCs/>
           <w:noProof/>
-          <w:sz w:val="24"/>
+          <w:sz w:val="28"/>
           <w:lang w:val="tr-TR"/>
         </w:rPr>
         <w:t xml:space="preserve">            </w:t>
@@ -16191,15 +14795,15 @@
         <w:rPr>
           <w:rFonts w:ascii="Times New Roman" w:hAnsi="Times New Roman" w:cs="Times New Roman"/>
           <w:noProof/>
-          <w:sz w:val="24"/>
-          <w:lang w:val="tr-TR"/>
-        </w:rPr>
-      </w:pPr>
-      <w:r>
-        <w:rPr>
-          <w:rFonts w:ascii="Times New Roman" w:hAnsi="Times New Roman" w:cs="Times New Roman"/>
-          <w:noProof/>
-          <w:sz w:val="24"/>
+          <w:sz w:val="28"/>
+          <w:lang w:val="tr-TR"/>
+        </w:rPr>
+      </w:pPr>
+      <w:r>
+        <w:rPr>
+          <w:rFonts w:ascii="Times New Roman" w:hAnsi="Times New Roman" w:cs="Times New Roman"/>
+          <w:noProof/>
+          <w:sz w:val="28"/>
           <w:lang w:val="tr-TR"/>
         </w:rPr>
         <w:t>8.2.</w:t>
@@ -16208,7 +14812,7 @@
         <w:rPr>
           <w:rFonts w:ascii="Times New Roman" w:hAnsi="Times New Roman" w:cs="Times New Roman"/>
           <w:noProof/>
-          <w:sz w:val="24"/>
+          <w:sz w:val="28"/>
           <w:lang w:val="tr-TR"/>
         </w:rPr>
         <w:t xml:space="preserve"> Görevinizi yerine getirirken firma dışında sürekli iletişim içinde bulunduğunuz kişiler kimlerdir? (örneğin Avukat</w:t>
@@ -16217,7 +14821,7 @@
         <w:rPr>
           <w:rFonts w:ascii="Times New Roman" w:hAnsi="Times New Roman" w:cs="Times New Roman"/>
           <w:noProof/>
-          <w:sz w:val="24"/>
+          <w:sz w:val="28"/>
           <w:lang w:val="tr-TR"/>
         </w:rPr>
         <w:t>, Bankalar</w:t>
@@ -16226,7 +14830,7 @@
         <w:rPr>
           <w:rFonts w:ascii="Times New Roman" w:hAnsi="Times New Roman" w:cs="Times New Roman"/>
           <w:noProof/>
-          <w:sz w:val="24"/>
+          <w:sz w:val="28"/>
           <w:lang w:val="tr-TR"/>
         </w:rPr>
         <w:t xml:space="preserve"> vb.) Hangi konularda? Iletişim hangi sıklıkta? (günlük, haftalık, aylık vb.) Lütfen aşağıda belli başlı iletişimlerinizi listeleyin. </w:t>
@@ -16248,15 +14852,15 @@
         <w:rPr>
           <w:rFonts w:ascii="Times New Roman" w:hAnsi="Times New Roman" w:cs="Times New Roman"/>
           <w:noProof/>
-          <w:sz w:val="24"/>
-          <w:lang w:val="tr-TR"/>
-        </w:rPr>
-      </w:pPr>
-      <w:r>
-        <w:rPr>
-          <w:rFonts w:ascii="Times New Roman" w:hAnsi="Times New Roman" w:cs="Times New Roman"/>
-          <w:noProof/>
-          <w:sz w:val="24"/>
+          <w:sz w:val="28"/>
+          <w:lang w:val="tr-TR"/>
+        </w:rPr>
+      </w:pPr>
+      <w:r>
+        <w:rPr>
+          <w:rFonts w:ascii="Times New Roman" w:hAnsi="Times New Roman" w:cs="Times New Roman"/>
+          <w:noProof/>
+          <w:sz w:val="28"/>
           <w:u w:val="single"/>
           <w:lang w:val="tr-TR"/>
         </w:rPr>
@@ -16266,7 +14870,7 @@
         <w:rPr>
           <w:rFonts w:ascii="Times New Roman" w:hAnsi="Times New Roman" w:cs="Times New Roman"/>
           <w:noProof/>
-          <w:sz w:val="24"/>
+          <w:sz w:val="28"/>
           <w:lang w:val="tr-TR"/>
         </w:rPr>
         <w:tab/>
@@ -16275,7 +14879,7 @@
         <w:rPr>
           <w:rFonts w:ascii="Times New Roman" w:hAnsi="Times New Roman" w:cs="Times New Roman"/>
           <w:noProof/>
-          <w:sz w:val="24"/>
+          <w:sz w:val="28"/>
           <w:lang w:val="tr-TR"/>
         </w:rPr>
         <w:tab/>
@@ -16284,7 +14888,7 @@
         <w:rPr>
           <w:rFonts w:ascii="Times New Roman" w:hAnsi="Times New Roman" w:cs="Times New Roman"/>
           <w:noProof/>
-          <w:sz w:val="24"/>
+          <w:sz w:val="28"/>
           <w:lang w:val="tr-TR"/>
         </w:rPr>
         <w:tab/>
@@ -16293,7 +14897,7 @@
         <w:rPr>
           <w:rFonts w:ascii="Times New Roman" w:hAnsi="Times New Roman" w:cs="Times New Roman"/>
           <w:noProof/>
-          <w:sz w:val="24"/>
+          <w:sz w:val="28"/>
           <w:u w:val="single"/>
           <w:lang w:val="tr-TR"/>
         </w:rPr>
@@ -16303,7 +14907,7 @@
         <w:rPr>
           <w:rFonts w:ascii="Times New Roman" w:hAnsi="Times New Roman" w:cs="Times New Roman"/>
           <w:noProof/>
-          <w:sz w:val="24"/>
+          <w:sz w:val="28"/>
           <w:lang w:val="tr-TR"/>
         </w:rPr>
         <w:tab/>
@@ -16312,7 +14916,7 @@
         <w:rPr>
           <w:rFonts w:ascii="Times New Roman" w:hAnsi="Times New Roman" w:cs="Times New Roman"/>
           <w:noProof/>
-          <w:sz w:val="24"/>
+          <w:sz w:val="28"/>
           <w:lang w:val="tr-TR"/>
         </w:rPr>
         <w:tab/>
@@ -16321,7 +14925,7 @@
         <w:rPr>
           <w:rFonts w:ascii="Times New Roman" w:hAnsi="Times New Roman" w:cs="Times New Roman"/>
           <w:noProof/>
-          <w:sz w:val="24"/>
+          <w:sz w:val="28"/>
           <w:lang w:val="tr-TR"/>
         </w:rPr>
         <w:tab/>
@@ -16330,7 +14934,7 @@
         <w:rPr>
           <w:rFonts w:ascii="Times New Roman" w:hAnsi="Times New Roman" w:cs="Times New Roman"/>
           <w:noProof/>
-          <w:sz w:val="24"/>
+          <w:sz w:val="28"/>
           <w:lang w:val="tr-TR"/>
         </w:rPr>
         <w:tab/>
@@ -16339,7 +14943,7 @@
         <w:rPr>
           <w:rFonts w:ascii="Times New Roman" w:hAnsi="Times New Roman" w:cs="Times New Roman"/>
           <w:noProof/>
-          <w:sz w:val="24"/>
+          <w:sz w:val="28"/>
           <w:lang w:val="tr-TR"/>
         </w:rPr>
         <w:tab/>
@@ -16348,7 +14952,7 @@
         <w:rPr>
           <w:rFonts w:ascii="Times New Roman" w:hAnsi="Times New Roman" w:cs="Times New Roman"/>
           <w:noProof/>
-          <w:sz w:val="24"/>
+          <w:sz w:val="28"/>
           <w:u w:val="single"/>
           <w:lang w:val="tr-TR"/>
         </w:rPr>
@@ -16431,15 +15035,15 @@
         <w:rPr>
           <w:rFonts w:ascii="Times New Roman" w:hAnsi="Times New Roman" w:cs="Times New Roman"/>
           <w:noProof/>
-          <w:sz w:val="24"/>
-          <w:lang w:val="tr-TR"/>
-        </w:rPr>
-      </w:pPr>
-      <w:r>
-        <w:rPr>
-          <w:rFonts w:ascii="Times New Roman" w:hAnsi="Times New Roman" w:cs="Times New Roman"/>
-          <w:noProof/>
-          <w:sz w:val="24"/>
+          <w:sz w:val="28"/>
+          <w:lang w:val="tr-TR"/>
+        </w:rPr>
+      </w:pPr>
+      <w:r>
+        <w:rPr>
+          <w:rFonts w:ascii="Times New Roman" w:hAnsi="Times New Roman" w:cs="Times New Roman"/>
+          <w:noProof/>
+          <w:sz w:val="28"/>
           <w:lang w:val="tr-TR"/>
         </w:rPr>
         <w:t>8.3.</w:t>
@@ -16448,7 +15052,7 @@
         <w:rPr>
           <w:rFonts w:ascii="Times New Roman" w:hAnsi="Times New Roman" w:cs="Times New Roman"/>
           <w:noProof/>
-          <w:sz w:val="24"/>
+          <w:sz w:val="28"/>
           <w:lang w:val="tr-TR"/>
         </w:rPr>
         <w:t xml:space="preserve"> Görevinizi yerine getirirken ihtiyacınız olan bilgilerin size gelişi yeterli ve zamanında mı?  </w:t>
@@ -16461,7 +15065,7 @@
         <w:rPr>
           <w:rFonts w:ascii="Times New Roman" w:hAnsi="Times New Roman" w:cs="Times New Roman"/>
           <w:noProof/>
-          <w:sz w:val="24"/>
+          <w:sz w:val="28"/>
           <w:lang w:val="tr-TR"/>
         </w:rPr>
       </w:pPr>
@@ -16473,7 +15077,7 @@
         <w:rPr>
           <w:rFonts w:ascii="Times New Roman" w:hAnsi="Times New Roman" w:cs="Times New Roman"/>
           <w:noProof/>
-          <w:sz w:val="24"/>
+          <w:sz w:val="28"/>
           <w:lang w:val="tr-TR"/>
         </w:rPr>
       </w:pPr>
@@ -16484,7 +15088,7 @@
         <w:rPr>
           <w:rFonts w:ascii="Times New Roman" w:hAnsi="Times New Roman" w:cs="Times New Roman"/>
           <w:noProof/>
-          <w:sz w:val="24"/>
+          <w:sz w:val="28"/>
           <w:lang w:val="tr-TR"/>
         </w:rPr>
         <w:tab/>
@@ -16494,7 +15098,7 @@
         <w:rPr>
           <w:rFonts w:ascii="Times New Roman" w:hAnsi="Times New Roman" w:cs="Times New Roman"/>
           <w:noProof/>
-          <w:sz w:val="24"/>
+          <w:sz w:val="28"/>
           <w:lang w:val="tr-TR"/>
         </w:rPr>
         <w:tab/>
@@ -16503,7 +15107,7 @@
         <w:rPr>
           <w:rFonts w:ascii="Times New Roman" w:hAnsi="Times New Roman" w:cs="Times New Roman"/>
           <w:noProof/>
-          <w:sz w:val="24"/>
+          <w:sz w:val="28"/>
           <w:lang w:val="tr-TR"/>
         </w:rPr>
         <w:tab/>
@@ -16516,7 +15120,7 @@
         <w:rPr>
           <w:rFonts w:ascii="Times New Roman" w:hAnsi="Times New Roman" w:cs="Times New Roman"/>
           <w:noProof/>
-          <w:sz w:val="24"/>
+          <w:sz w:val="28"/>
           <w:lang w:val="tr-TR"/>
         </w:rPr>
       </w:pPr>
@@ -16527,7 +15131,7 @@
         <w:rPr>
           <w:rFonts w:ascii="Times New Roman" w:hAnsi="Times New Roman" w:cs="Times New Roman"/>
           <w:noProof/>
-          <w:sz w:val="24"/>
+          <w:sz w:val="28"/>
           <w:lang w:val="tr-TR"/>
         </w:rPr>
         <w:t xml:space="preserve">Hayır___ </w:t>
@@ -16536,7 +15140,7 @@
         <w:rPr>
           <w:rFonts w:ascii="Times New Roman" w:hAnsi="Times New Roman" w:cs="Times New Roman"/>
           <w:noProof/>
-          <w:sz w:val="24"/>
+          <w:sz w:val="28"/>
           <w:lang w:val="tr-TR"/>
         </w:rPr>
         <w:tab/>
@@ -16549,7 +15153,7 @@
         <w:rPr>
           <w:rFonts w:ascii="Times New Roman" w:hAnsi="Times New Roman" w:cs="Times New Roman"/>
           <w:noProof/>
-          <w:sz w:val="24"/>
+          <w:sz w:val="28"/>
           <w:lang w:val="tr-TR"/>
         </w:rPr>
       </w:pPr>
@@ -16561,15 +15165,15 @@
         <w:rPr>
           <w:rFonts w:ascii="Times New Roman" w:hAnsi="Times New Roman" w:cs="Times New Roman"/>
           <w:noProof/>
-          <w:sz w:val="24"/>
-          <w:lang w:val="tr-TR"/>
-        </w:rPr>
-      </w:pPr>
-      <w:r>
-        <w:rPr>
-          <w:rFonts w:ascii="Times New Roman" w:hAnsi="Times New Roman" w:cs="Times New Roman"/>
-          <w:noProof/>
-          <w:sz w:val="24"/>
+          <w:sz w:val="28"/>
+          <w:lang w:val="tr-TR"/>
+        </w:rPr>
+      </w:pPr>
+      <w:r>
+        <w:rPr>
+          <w:rFonts w:ascii="Times New Roman" w:hAnsi="Times New Roman" w:cs="Times New Roman"/>
+          <w:noProof/>
+          <w:sz w:val="28"/>
           <w:lang w:val="tr-TR"/>
         </w:rPr>
         <w:t>Cevabınız hayır ise aşağıya neler olduğunu yazınız?</w:t>
@@ -16582,7 +15186,7 @@
         <w:rPr>
           <w:rFonts w:ascii="Times New Roman" w:hAnsi="Times New Roman" w:cs="Times New Roman"/>
           <w:noProof/>
-          <w:sz w:val="24"/>
+          <w:sz w:val="28"/>
           <w:lang w:val="tr-TR"/>
         </w:rPr>
       </w:pPr>
@@ -16593,15 +15197,15 @@
         <w:rPr>
           <w:rFonts w:ascii="Times New Roman" w:hAnsi="Times New Roman" w:cs="Times New Roman"/>
           <w:noProof/>
-          <w:sz w:val="24"/>
-          <w:lang w:val="tr-TR"/>
-        </w:rPr>
-      </w:pPr>
-      <w:r>
-        <w:rPr>
-          <w:rFonts w:ascii="Times New Roman" w:hAnsi="Times New Roman" w:cs="Times New Roman"/>
-          <w:noProof/>
-          <w:sz w:val="24"/>
+          <w:sz w:val="28"/>
+          <w:lang w:val="tr-TR"/>
+        </w:rPr>
+      </w:pPr>
+      <w:r>
+        <w:rPr>
+          <w:rFonts w:ascii="Times New Roman" w:hAnsi="Times New Roman" w:cs="Times New Roman"/>
+          <w:noProof/>
+          <w:sz w:val="28"/>
           <w:u w:val="single"/>
           <w:lang w:val="tr-TR"/>
         </w:rPr>
@@ -16611,7 +15215,7 @@
         <w:rPr>
           <w:rFonts w:ascii="Times New Roman" w:hAnsi="Times New Roman" w:cs="Times New Roman"/>
           <w:noProof/>
-          <w:sz w:val="24"/>
+          <w:sz w:val="28"/>
           <w:lang w:val="tr-TR"/>
         </w:rPr>
         <w:tab/>
@@ -16620,7 +15224,7 @@
         <w:rPr>
           <w:rFonts w:ascii="Times New Roman" w:hAnsi="Times New Roman" w:cs="Times New Roman"/>
           <w:noProof/>
-          <w:sz w:val="24"/>
+          <w:sz w:val="28"/>
           <w:lang w:val="tr-TR"/>
         </w:rPr>
         <w:tab/>
@@ -16629,7 +15233,7 @@
         <w:rPr>
           <w:rFonts w:ascii="Times New Roman" w:hAnsi="Times New Roman" w:cs="Times New Roman"/>
           <w:noProof/>
-          <w:sz w:val="24"/>
+          <w:sz w:val="28"/>
           <w:lang w:val="tr-TR"/>
         </w:rPr>
         <w:tab/>
@@ -16638,7 +15242,7 @@
         <w:rPr>
           <w:rFonts w:ascii="Times New Roman" w:hAnsi="Times New Roman" w:cs="Times New Roman"/>
           <w:noProof/>
-          <w:sz w:val="24"/>
+          <w:sz w:val="28"/>
           <w:u w:val="single"/>
           <w:lang w:val="tr-TR"/>
         </w:rPr>
@@ -16648,7 +15252,7 @@
         <w:rPr>
           <w:rFonts w:ascii="Times New Roman" w:hAnsi="Times New Roman" w:cs="Times New Roman"/>
           <w:noProof/>
-          <w:sz w:val="24"/>
+          <w:sz w:val="28"/>
           <w:lang w:val="tr-TR"/>
         </w:rPr>
         <w:tab/>
@@ -16657,7 +15261,7 @@
         <w:rPr>
           <w:rFonts w:ascii="Times New Roman" w:hAnsi="Times New Roman" w:cs="Times New Roman"/>
           <w:noProof/>
-          <w:sz w:val="24"/>
+          <w:sz w:val="28"/>
           <w:lang w:val="tr-TR"/>
         </w:rPr>
         <w:tab/>
@@ -16666,7 +15270,7 @@
         <w:rPr>
           <w:rFonts w:ascii="Times New Roman" w:hAnsi="Times New Roman" w:cs="Times New Roman"/>
           <w:noProof/>
-          <w:sz w:val="24"/>
+          <w:sz w:val="28"/>
           <w:lang w:val="tr-TR"/>
         </w:rPr>
         <w:tab/>
@@ -16675,7 +15279,7 @@
         <w:rPr>
           <w:rFonts w:ascii="Times New Roman" w:hAnsi="Times New Roman" w:cs="Times New Roman"/>
           <w:noProof/>
-          <w:sz w:val="24"/>
+          <w:sz w:val="28"/>
           <w:lang w:val="tr-TR"/>
         </w:rPr>
         <w:tab/>
@@ -16684,7 +15288,7 @@
         <w:rPr>
           <w:rFonts w:ascii="Times New Roman" w:hAnsi="Times New Roman" w:cs="Times New Roman"/>
           <w:noProof/>
-          <w:sz w:val="24"/>
+          <w:sz w:val="28"/>
           <w:lang w:val="tr-TR"/>
         </w:rPr>
         <w:tab/>
@@ -16693,7 +15297,7 @@
         <w:rPr>
           <w:rFonts w:ascii="Times New Roman" w:hAnsi="Times New Roman" w:cs="Times New Roman"/>
           <w:noProof/>
-          <w:sz w:val="24"/>
+          <w:sz w:val="28"/>
           <w:u w:val="single"/>
           <w:lang w:val="tr-TR"/>
         </w:rPr>
@@ -16769,7 +15373,7 @@
         <w:rPr>
           <w:rFonts w:ascii="Times New Roman" w:hAnsi="Times New Roman" w:cs="Times New Roman"/>
           <w:noProof/>
-          <w:sz w:val="24"/>
+          <w:sz w:val="28"/>
           <w:lang w:val="tr-TR"/>
         </w:rPr>
       </w:pPr>
@@ -16781,15 +15385,15 @@
         <w:rPr>
           <w:rFonts w:ascii="Times New Roman" w:hAnsi="Times New Roman" w:cs="Times New Roman"/>
           <w:noProof/>
-          <w:sz w:val="24"/>
-          <w:lang w:val="tr-TR"/>
-        </w:rPr>
-      </w:pPr>
-      <w:r>
-        <w:rPr>
-          <w:rFonts w:ascii="Times New Roman" w:hAnsi="Times New Roman" w:cs="Times New Roman"/>
-          <w:noProof/>
-          <w:sz w:val="24"/>
+          <w:sz w:val="28"/>
+          <w:lang w:val="tr-TR"/>
+        </w:rPr>
+      </w:pPr>
+      <w:r>
+        <w:rPr>
+          <w:rFonts w:ascii="Times New Roman" w:hAnsi="Times New Roman" w:cs="Times New Roman"/>
+          <w:noProof/>
+          <w:sz w:val="28"/>
           <w:lang w:val="tr-TR"/>
         </w:rPr>
         <w:t>8.4.</w:t>
@@ -16798,7 +15402,7 @@
         <w:rPr>
           <w:rFonts w:ascii="Times New Roman" w:hAnsi="Times New Roman" w:cs="Times New Roman"/>
           <w:noProof/>
-          <w:sz w:val="24"/>
+          <w:sz w:val="28"/>
           <w:lang w:val="tr-TR"/>
         </w:rPr>
         <w:t xml:space="preserve"> Görevinizi yerine getirirken yaptığınız yanlış bir işten kimler/hangi bölümler etkilenir?  </w:t>
@@ -16811,7 +15415,7 @@
         <w:rPr>
           <w:rFonts w:ascii="Times New Roman" w:hAnsi="Times New Roman" w:cs="Times New Roman"/>
           <w:noProof/>
-          <w:sz w:val="24"/>
+          <w:sz w:val="28"/>
           <w:lang w:val="tr-TR"/>
         </w:rPr>
       </w:pPr>
@@ -16822,15 +15426,15 @@
         <w:rPr>
           <w:rFonts w:ascii="Times New Roman" w:hAnsi="Times New Roman" w:cs="Times New Roman"/>
           <w:noProof/>
-          <w:sz w:val="24"/>
-          <w:lang w:val="tr-TR"/>
-        </w:rPr>
-      </w:pPr>
-      <w:r>
-        <w:rPr>
-          <w:rFonts w:ascii="Times New Roman" w:hAnsi="Times New Roman" w:cs="Times New Roman"/>
-          <w:noProof/>
-          <w:sz w:val="24"/>
+          <w:sz w:val="28"/>
+          <w:lang w:val="tr-TR"/>
+        </w:rPr>
+      </w:pPr>
+      <w:r>
+        <w:rPr>
+          <w:rFonts w:ascii="Times New Roman" w:hAnsi="Times New Roman" w:cs="Times New Roman"/>
+          <w:noProof/>
+          <w:sz w:val="28"/>
           <w:u w:val="single"/>
           <w:lang w:val="tr-TR"/>
         </w:rPr>
@@ -16840,7 +15444,7 @@
         <w:rPr>
           <w:rFonts w:ascii="Times New Roman" w:hAnsi="Times New Roman" w:cs="Times New Roman"/>
           <w:noProof/>
-          <w:sz w:val="24"/>
+          <w:sz w:val="28"/>
           <w:lang w:val="tr-TR"/>
         </w:rPr>
         <w:tab/>
@@ -16849,7 +15453,7 @@
         <w:rPr>
           <w:rFonts w:ascii="Times New Roman" w:hAnsi="Times New Roman" w:cs="Times New Roman"/>
           <w:noProof/>
-          <w:sz w:val="24"/>
+          <w:sz w:val="28"/>
           <w:lang w:val="tr-TR"/>
         </w:rPr>
         <w:tab/>
@@ -16858,7 +15462,7 @@
         <w:rPr>
           <w:rFonts w:ascii="Times New Roman" w:hAnsi="Times New Roman" w:cs="Times New Roman"/>
           <w:noProof/>
-          <w:sz w:val="24"/>
+          <w:sz w:val="28"/>
           <w:lang w:val="tr-TR"/>
         </w:rPr>
         <w:tab/>
@@ -16867,7 +15471,7 @@
         <w:rPr>
           <w:rFonts w:ascii="Times New Roman" w:hAnsi="Times New Roman" w:cs="Times New Roman"/>
           <w:noProof/>
-          <w:sz w:val="24"/>
+          <w:sz w:val="28"/>
           <w:lang w:val="tr-TR"/>
         </w:rPr>
         <w:tab/>
@@ -16876,7 +15480,7 @@
         <w:rPr>
           <w:rFonts w:ascii="Times New Roman" w:hAnsi="Times New Roman" w:cs="Times New Roman"/>
           <w:noProof/>
-          <w:sz w:val="24"/>
+          <w:sz w:val="28"/>
           <w:u w:val="single"/>
           <w:lang w:val="tr-TR"/>
         </w:rPr>
@@ -16886,7 +15490,7 @@
         <w:rPr>
           <w:rFonts w:ascii="Times New Roman" w:hAnsi="Times New Roman" w:cs="Times New Roman"/>
           <w:noProof/>
-          <w:sz w:val="24"/>
+          <w:sz w:val="28"/>
           <w:lang w:val="tr-TR"/>
         </w:rPr>
         <w:tab/>
@@ -16895,7 +15499,7 @@
         <w:rPr>
           <w:rFonts w:ascii="Times New Roman" w:hAnsi="Times New Roman" w:cs="Times New Roman"/>
           <w:noProof/>
-          <w:sz w:val="24"/>
+          <w:sz w:val="28"/>
           <w:lang w:val="tr-TR"/>
         </w:rPr>
         <w:tab/>
@@ -16904,7 +15508,7 @@
         <w:rPr>
           <w:rFonts w:ascii="Times New Roman" w:hAnsi="Times New Roman" w:cs="Times New Roman"/>
           <w:noProof/>
-          <w:sz w:val="24"/>
+          <w:sz w:val="28"/>
           <w:lang w:val="tr-TR"/>
         </w:rPr>
         <w:tab/>
@@ -16913,7 +15517,7 @@
         <w:rPr>
           <w:rFonts w:ascii="Times New Roman" w:hAnsi="Times New Roman" w:cs="Times New Roman"/>
           <w:noProof/>
-          <w:sz w:val="24"/>
+          <w:sz w:val="28"/>
           <w:lang w:val="tr-TR"/>
         </w:rPr>
         <w:tab/>
@@ -16922,7 +15526,7 @@
         <w:rPr>
           <w:rFonts w:ascii="Times New Roman" w:hAnsi="Times New Roman" w:cs="Times New Roman"/>
           <w:noProof/>
-          <w:sz w:val="24"/>
+          <w:sz w:val="28"/>
           <w:lang w:val="tr-TR"/>
         </w:rPr>
         <w:tab/>
@@ -16931,7 +15535,7 @@
         <w:rPr>
           <w:rFonts w:ascii="Times New Roman" w:hAnsi="Times New Roman" w:cs="Times New Roman"/>
           <w:noProof/>
-          <w:sz w:val="24"/>
+          <w:sz w:val="28"/>
           <w:u w:val="single"/>
           <w:lang w:val="tr-TR"/>
         </w:rPr>
@@ -17041,7 +15645,7 @@
         <w:rPr>
           <w:rFonts w:ascii="Times New Roman" w:hAnsi="Times New Roman" w:cs="Times New Roman"/>
           <w:noProof/>
-          <w:sz w:val="24"/>
+          <w:sz w:val="28"/>
           <w:lang w:val="tr-TR"/>
         </w:rPr>
       </w:pPr>
@@ -17052,15 +15656,15 @@
         <w:rPr>
           <w:rFonts w:ascii="Times New Roman" w:hAnsi="Times New Roman" w:cs="Times New Roman"/>
           <w:noProof/>
-          <w:sz w:val="24"/>
-          <w:lang w:val="tr-TR"/>
-        </w:rPr>
-      </w:pPr>
-      <w:r>
-        <w:rPr>
-          <w:rFonts w:ascii="Times New Roman" w:hAnsi="Times New Roman" w:cs="Times New Roman"/>
-          <w:noProof/>
-          <w:sz w:val="24"/>
+          <w:sz w:val="28"/>
+          <w:lang w:val="tr-TR"/>
+        </w:rPr>
+      </w:pPr>
+      <w:r>
+        <w:rPr>
+          <w:rFonts w:ascii="Times New Roman" w:hAnsi="Times New Roman" w:cs="Times New Roman"/>
+          <w:noProof/>
+          <w:sz w:val="28"/>
           <w:lang w:val="tr-TR"/>
         </w:rPr>
         <w:t xml:space="preserve"> 9.1</w:t>
@@ -17069,7 +15673,7 @@
         <w:rPr>
           <w:rFonts w:ascii="Times New Roman" w:hAnsi="Times New Roman" w:cs="Times New Roman"/>
           <w:noProof/>
-          <w:sz w:val="24"/>
+          <w:sz w:val="28"/>
           <w:lang w:val="tr-TR"/>
         </w:rPr>
         <w:t>.  Size bağlı personel bulunmakta mıdır?</w:t>
@@ -17082,7 +15686,7 @@
         <w:rPr>
           <w:rFonts w:ascii="Times New Roman" w:hAnsi="Times New Roman" w:cs="Times New Roman"/>
           <w:noProof/>
-          <w:sz w:val="24"/>
+          <w:sz w:val="28"/>
           <w:lang w:val="tr-TR"/>
         </w:rPr>
       </w:pPr>
@@ -17094,7 +15698,7 @@
         <w:rPr>
           <w:rFonts w:ascii="Times New Roman" w:hAnsi="Times New Roman" w:cs="Times New Roman"/>
           <w:noProof/>
-          <w:sz w:val="24"/>
+          <w:sz w:val="28"/>
           <w:lang w:val="tr-TR"/>
         </w:rPr>
       </w:pPr>
@@ -17105,7 +15709,7 @@
         <w:rPr>
           <w:rFonts w:ascii="Times New Roman" w:hAnsi="Times New Roman" w:cs="Times New Roman"/>
           <w:noProof/>
-          <w:sz w:val="24"/>
+          <w:sz w:val="28"/>
           <w:lang w:val="tr-TR"/>
         </w:rPr>
         <w:tab/>
@@ -17115,7 +15719,7 @@
         <w:rPr>
           <w:rFonts w:ascii="Times New Roman" w:hAnsi="Times New Roman" w:cs="Times New Roman"/>
           <w:noProof/>
-          <w:sz w:val="24"/>
+          <w:sz w:val="28"/>
           <w:lang w:val="tr-TR"/>
         </w:rPr>
         <w:tab/>
@@ -17124,7 +15728,7 @@
         <w:rPr>
           <w:rFonts w:ascii="Times New Roman" w:hAnsi="Times New Roman" w:cs="Times New Roman"/>
           <w:noProof/>
-          <w:sz w:val="24"/>
+          <w:sz w:val="28"/>
           <w:lang w:val="tr-TR"/>
         </w:rPr>
         <w:tab/>
@@ -17137,7 +15741,7 @@
         <w:rPr>
           <w:rFonts w:ascii="Times New Roman" w:hAnsi="Times New Roman" w:cs="Times New Roman"/>
           <w:noProof/>
-          <w:sz w:val="24"/>
+          <w:sz w:val="28"/>
           <w:lang w:val="tr-TR"/>
         </w:rPr>
       </w:pPr>
@@ -17148,7 +15752,7 @@
         <w:rPr>
           <w:rFonts w:ascii="Times New Roman" w:hAnsi="Times New Roman" w:cs="Times New Roman"/>
           <w:noProof/>
-          <w:sz w:val="24"/>
+          <w:sz w:val="28"/>
           <w:lang w:val="tr-TR"/>
         </w:rPr>
         <w:t xml:space="preserve">Hayır___ </w:t>
@@ -17157,7 +15761,7 @@
         <w:rPr>
           <w:rFonts w:ascii="Times New Roman" w:hAnsi="Times New Roman" w:cs="Times New Roman"/>
           <w:noProof/>
-          <w:sz w:val="24"/>
+          <w:sz w:val="28"/>
           <w:lang w:val="tr-TR"/>
         </w:rPr>
         <w:tab/>
@@ -17171,7 +15775,7 @@
         <w:rPr>
           <w:rFonts w:ascii="Times New Roman" w:hAnsi="Times New Roman" w:cs="Times New Roman"/>
           <w:noProof/>
-          <w:sz w:val="24"/>
+          <w:sz w:val="28"/>
           <w:lang w:val="tr-TR"/>
         </w:rPr>
       </w:pPr>
@@ -17182,15 +15786,15 @@
         <w:rPr>
           <w:rFonts w:ascii="Times New Roman" w:hAnsi="Times New Roman" w:cs="Times New Roman"/>
           <w:noProof/>
-          <w:sz w:val="24"/>
-          <w:lang w:val="tr-TR"/>
-        </w:rPr>
-      </w:pPr>
-      <w:r>
-        <w:rPr>
-          <w:rFonts w:ascii="Times New Roman" w:hAnsi="Times New Roman" w:cs="Times New Roman"/>
-          <w:noProof/>
-          <w:sz w:val="24"/>
+          <w:sz w:val="28"/>
+          <w:lang w:val="tr-TR"/>
+        </w:rPr>
+      </w:pPr>
+      <w:r>
+        <w:rPr>
+          <w:rFonts w:ascii="Times New Roman" w:hAnsi="Times New Roman" w:cs="Times New Roman"/>
+          <w:noProof/>
+          <w:sz w:val="28"/>
           <w:lang w:val="tr-TR"/>
         </w:rPr>
         <w:t xml:space="preserve"> 9.2.</w:t>
@@ -17199,7 +15803,7 @@
         <w:rPr>
           <w:rFonts w:ascii="Times New Roman" w:hAnsi="Times New Roman" w:cs="Times New Roman"/>
           <w:noProof/>
-          <w:sz w:val="24"/>
+          <w:sz w:val="28"/>
           <w:lang w:val="tr-TR"/>
         </w:rPr>
         <w:t xml:space="preserve">Diğer kişileri yönetirken kısaca sorumluluğunuzu özetleyiniz. Personelinizin eğitimi, iş </w:t>
@@ -17208,7 +15812,7 @@
         <w:rPr>
           <w:rFonts w:ascii="Times New Roman" w:hAnsi="Times New Roman" w:cs="Times New Roman"/>
           <w:noProof/>
-          <w:sz w:val="24"/>
+          <w:sz w:val="28"/>
           <w:lang w:val="tr-TR"/>
         </w:rPr>
         <w:t xml:space="preserve">  </w:t>
@@ -17220,15 +15824,15 @@
         <w:rPr>
           <w:rFonts w:ascii="Times New Roman" w:hAnsi="Times New Roman" w:cs="Times New Roman"/>
           <w:noProof/>
-          <w:sz w:val="24"/>
-          <w:lang w:val="tr-TR"/>
-        </w:rPr>
-      </w:pPr>
-      <w:r>
-        <w:rPr>
-          <w:rFonts w:ascii="Times New Roman" w:hAnsi="Times New Roman" w:cs="Times New Roman"/>
-          <w:noProof/>
-          <w:sz w:val="24"/>
+          <w:sz w:val="28"/>
+          <w:lang w:val="tr-TR"/>
+        </w:rPr>
+      </w:pPr>
+      <w:r>
+        <w:rPr>
+          <w:rFonts w:ascii="Times New Roman" w:hAnsi="Times New Roman" w:cs="Times New Roman"/>
+          <w:noProof/>
+          <w:sz w:val="28"/>
           <w:lang w:val="tr-TR"/>
         </w:rPr>
         <w:t xml:space="preserve">       </w:t>
@@ -17237,7 +15841,7 @@
         <w:rPr>
           <w:rFonts w:ascii="Times New Roman" w:hAnsi="Times New Roman" w:cs="Times New Roman"/>
           <w:noProof/>
-          <w:sz w:val="24"/>
+          <w:sz w:val="28"/>
           <w:lang w:val="tr-TR"/>
         </w:rPr>
         <w:t xml:space="preserve">faaliyetlerinin koordinasyonu, performans gözden geçirmeler, disiplin faaliyetleri gibi </w:t>
@@ -17249,15 +15853,15 @@
         <w:rPr>
           <w:rFonts w:ascii="Times New Roman" w:hAnsi="Times New Roman" w:cs="Times New Roman"/>
           <w:noProof/>
-          <w:sz w:val="24"/>
-          <w:lang w:val="tr-TR"/>
-        </w:rPr>
-      </w:pPr>
-      <w:r>
-        <w:rPr>
-          <w:rFonts w:ascii="Times New Roman" w:hAnsi="Times New Roman" w:cs="Times New Roman"/>
-          <w:noProof/>
-          <w:sz w:val="24"/>
+          <w:sz w:val="28"/>
+          <w:lang w:val="tr-TR"/>
+        </w:rPr>
+      </w:pPr>
+      <w:r>
+        <w:rPr>
+          <w:rFonts w:ascii="Times New Roman" w:hAnsi="Times New Roman" w:cs="Times New Roman"/>
+          <w:noProof/>
+          <w:sz w:val="28"/>
           <w:lang w:val="tr-TR"/>
         </w:rPr>
         <w:t xml:space="preserve">       </w:t>
@@ -17266,7 +15870,7 @@
         <w:rPr>
           <w:rFonts w:ascii="Times New Roman" w:hAnsi="Times New Roman" w:cs="Times New Roman"/>
           <w:noProof/>
-          <w:sz w:val="24"/>
+          <w:sz w:val="28"/>
           <w:lang w:val="tr-TR"/>
         </w:rPr>
         <w:t xml:space="preserve">alanları tanımlayınız. Ilgili alanlardaki yetkilerinizi tanımlayınız.  </w:t>
@@ -17309,7 +15913,7 @@
         <w:rPr>
           <w:rFonts w:ascii="Times New Roman" w:hAnsi="Times New Roman" w:cs="Times New Roman"/>
           <w:noProof/>
-          <w:sz w:val="24"/>
+          <w:sz w:val="28"/>
           <w:lang w:val="tr-TR"/>
         </w:rPr>
       </w:pPr>
@@ -17320,15 +15924,15 @@
         <w:rPr>
           <w:rFonts w:ascii="Times New Roman" w:hAnsi="Times New Roman" w:cs="Times New Roman"/>
           <w:noProof/>
-          <w:sz w:val="24"/>
-          <w:lang w:val="tr-TR"/>
-        </w:rPr>
-      </w:pPr>
-      <w:r>
-        <w:rPr>
-          <w:rFonts w:ascii="Times New Roman" w:hAnsi="Times New Roman" w:cs="Times New Roman"/>
-          <w:noProof/>
-          <w:sz w:val="24"/>
+          <w:sz w:val="28"/>
+          <w:lang w:val="tr-TR"/>
+        </w:rPr>
+      </w:pPr>
+      <w:r>
+        <w:rPr>
+          <w:rFonts w:ascii="Times New Roman" w:hAnsi="Times New Roman" w:cs="Times New Roman"/>
+          <w:noProof/>
+          <w:sz w:val="28"/>
           <w:lang w:val="tr-TR"/>
         </w:rPr>
         <w:t>9.3.</w:t>
@@ -17337,7 +15941,7 @@
         <w:rPr>
           <w:rFonts w:ascii="Times New Roman" w:hAnsi="Times New Roman" w:cs="Times New Roman"/>
           <w:noProof/>
-          <w:sz w:val="24"/>
+          <w:sz w:val="28"/>
           <w:lang w:val="tr-TR"/>
         </w:rPr>
         <w:t>Bağlı personel sayısı kaç kişi? ______________(çalışmaları hakkında doğrudan ve dolaylı raporlama yapan personel sayısını ayırarak aşağıya yazınız)</w:t>
@@ -17350,7 +15954,7 @@
         <w:rPr>
           <w:rFonts w:ascii="Times New Roman" w:hAnsi="Times New Roman" w:cs="Times New Roman"/>
           <w:noProof/>
-          <w:sz w:val="24"/>
+          <w:sz w:val="28"/>
           <w:lang w:val="tr-TR"/>
         </w:rPr>
       </w:pPr>
@@ -17362,15 +15966,15 @@
         <w:rPr>
           <w:rFonts w:ascii="Times New Roman" w:hAnsi="Times New Roman" w:cs="Times New Roman"/>
           <w:noProof/>
-          <w:sz w:val="24"/>
-          <w:lang w:val="tr-TR"/>
-        </w:rPr>
-      </w:pPr>
-      <w:r>
-        <w:rPr>
-          <w:rFonts w:ascii="Times New Roman" w:hAnsi="Times New Roman" w:cs="Times New Roman"/>
-          <w:noProof/>
-          <w:sz w:val="24"/>
+          <w:sz w:val="28"/>
+          <w:lang w:val="tr-TR"/>
+        </w:rPr>
+      </w:pPr>
+      <w:r>
+        <w:rPr>
+          <w:rFonts w:ascii="Times New Roman" w:hAnsi="Times New Roman" w:cs="Times New Roman"/>
+          <w:noProof/>
+          <w:sz w:val="28"/>
           <w:lang w:val="tr-TR"/>
         </w:rPr>
         <w:tab/>
@@ -17380,7 +15984,7 @@
         <w:rPr>
           <w:rFonts w:ascii="Times New Roman" w:hAnsi="Times New Roman" w:cs="Times New Roman"/>
           <w:noProof/>
-          <w:sz w:val="24"/>
+          <w:sz w:val="28"/>
           <w:lang w:val="tr-TR"/>
         </w:rPr>
         <w:tab/>
@@ -17390,7 +15994,7 @@
         <w:rPr>
           <w:rFonts w:ascii="Times New Roman" w:hAnsi="Times New Roman" w:cs="Times New Roman"/>
           <w:noProof/>
-          <w:sz w:val="24"/>
+          <w:sz w:val="28"/>
           <w:lang w:val="tr-TR"/>
         </w:rPr>
         <w:tab/>
@@ -17399,7 +16003,7 @@
         <w:rPr>
           <w:rFonts w:ascii="Times New Roman" w:hAnsi="Times New Roman" w:cs="Times New Roman"/>
           <w:noProof/>
-          <w:sz w:val="24"/>
+          <w:sz w:val="28"/>
           <w:lang w:val="tr-TR"/>
         </w:rPr>
         <w:tab/>
@@ -17416,15 +16020,15 @@
         <w:rPr>
           <w:rFonts w:ascii="Times New Roman" w:hAnsi="Times New Roman" w:cs="Times New Roman"/>
           <w:noProof/>
-          <w:sz w:val="24"/>
-          <w:lang w:val="tr-TR"/>
-        </w:rPr>
-      </w:pPr>
-      <w:r>
-        <w:rPr>
-          <w:rFonts w:ascii="Times New Roman" w:hAnsi="Times New Roman" w:cs="Times New Roman"/>
-          <w:noProof/>
-          <w:sz w:val="24"/>
+          <w:sz w:val="28"/>
+          <w:lang w:val="tr-TR"/>
+        </w:rPr>
+      </w:pPr>
+      <w:r>
+        <w:rPr>
+          <w:rFonts w:ascii="Times New Roman" w:hAnsi="Times New Roman" w:cs="Times New Roman"/>
+          <w:noProof/>
+          <w:sz w:val="28"/>
           <w:lang w:val="tr-TR"/>
         </w:rPr>
         <w:t>Dolaylı</w:t>
@@ -17433,7 +16037,7 @@
         <w:rPr>
           <w:rFonts w:ascii="Times New Roman" w:hAnsi="Times New Roman" w:cs="Times New Roman"/>
           <w:noProof/>
-          <w:sz w:val="24"/>
+          <w:sz w:val="28"/>
           <w:lang w:val="tr-TR"/>
         </w:rPr>
         <w:tab/>
@@ -17443,7 +16047,7 @@
         <w:rPr>
           <w:rFonts w:ascii="Times New Roman" w:hAnsi="Times New Roman" w:cs="Times New Roman"/>
           <w:noProof/>
-          <w:sz w:val="24"/>
+          <w:sz w:val="28"/>
           <w:lang w:val="tr-TR"/>
         </w:rPr>
         <w:tab/>
@@ -17459,7 +16063,7 @@
         <w:rPr>
           <w:rFonts w:ascii="Times New Roman" w:hAnsi="Times New Roman" w:cs="Times New Roman"/>
           <w:noProof/>
-          <w:sz w:val="24"/>
+          <w:sz w:val="28"/>
           <w:lang w:val="tr-TR"/>
         </w:rPr>
       </w:pPr>
@@ -17470,15 +16074,15 @@
         <w:rPr>
           <w:rFonts w:ascii="Times New Roman" w:hAnsi="Times New Roman" w:cs="Times New Roman"/>
           <w:noProof/>
-          <w:sz w:val="24"/>
-          <w:lang w:val="tr-TR"/>
-        </w:rPr>
-      </w:pPr>
-      <w:r>
-        <w:rPr>
-          <w:rFonts w:ascii="Times New Roman" w:hAnsi="Times New Roman" w:cs="Times New Roman"/>
-          <w:noProof/>
-          <w:sz w:val="24"/>
+          <w:sz w:val="28"/>
+          <w:lang w:val="tr-TR"/>
+        </w:rPr>
+      </w:pPr>
+      <w:r>
+        <w:rPr>
+          <w:rFonts w:ascii="Times New Roman" w:hAnsi="Times New Roman" w:cs="Times New Roman"/>
+          <w:noProof/>
+          <w:sz w:val="28"/>
           <w:lang w:val="tr-TR"/>
         </w:rPr>
         <w:t>9.4.</w:t>
@@ -17487,7 +16091,7 @@
         <w:rPr>
           <w:rFonts w:ascii="Times New Roman" w:hAnsi="Times New Roman" w:cs="Times New Roman"/>
           <w:noProof/>
-          <w:sz w:val="24"/>
+          <w:sz w:val="28"/>
           <w:lang w:val="tr-TR"/>
         </w:rPr>
         <w:t>Doğrudan yönettiğiniz personelin ünvanlarını listeleyin ve karşısında sayısını yazınız.</w:t>
@@ -17502,15 +16106,15 @@
           <w:b/>
           <w:bCs/>
           <w:noProof/>
-          <w:sz w:val="24"/>
-          <w:lang w:val="tr-TR"/>
-        </w:rPr>
-      </w:pPr>
-      <w:r>
-        <w:rPr>
-          <w:rFonts w:ascii="Times New Roman" w:hAnsi="Times New Roman" w:cs="Times New Roman"/>
-          <w:noProof/>
-          <w:sz w:val="24"/>
+          <w:sz w:val="28"/>
+          <w:lang w:val="tr-TR"/>
+        </w:rPr>
+      </w:pPr>
+      <w:r>
+        <w:rPr>
+          <w:rFonts w:ascii="Times New Roman" w:hAnsi="Times New Roman" w:cs="Times New Roman"/>
+          <w:noProof/>
+          <w:sz w:val="28"/>
           <w:lang w:val="tr-TR"/>
         </w:rPr>
         <w:t xml:space="preserve"> </w:t>
@@ -17521,7 +16125,7 @@
           <w:b/>
           <w:bCs/>
           <w:noProof/>
-          <w:sz w:val="24"/>
+          <w:sz w:val="28"/>
           <w:u w:val="single"/>
           <w:lang w:val="tr-TR"/>
         </w:rPr>
@@ -17533,7 +16137,7 @@
           <w:b/>
           <w:bCs/>
           <w:noProof/>
-          <w:sz w:val="24"/>
+          <w:sz w:val="28"/>
           <w:lang w:val="tr-TR"/>
         </w:rPr>
         <w:tab/>
@@ -17544,7 +16148,7 @@
           <w:b/>
           <w:bCs/>
           <w:noProof/>
-          <w:sz w:val="24"/>
+          <w:sz w:val="28"/>
           <w:lang w:val="tr-TR"/>
         </w:rPr>
         <w:tab/>
@@ -17555,7 +16159,7 @@
           <w:b/>
           <w:bCs/>
           <w:noProof/>
-          <w:sz w:val="24"/>
+          <w:sz w:val="28"/>
           <w:lang w:val="tr-TR"/>
         </w:rPr>
         <w:tab/>
@@ -17566,7 +16170,7 @@
           <w:b/>
           <w:bCs/>
           <w:noProof/>
-          <w:sz w:val="24"/>
+          <w:sz w:val="28"/>
           <w:lang w:val="tr-TR"/>
         </w:rPr>
         <w:tab/>
@@ -17577,7 +16181,7 @@
           <w:b/>
           <w:bCs/>
           <w:noProof/>
-          <w:sz w:val="24"/>
+          <w:sz w:val="28"/>
           <w:lang w:val="tr-TR"/>
         </w:rPr>
         <w:tab/>
@@ -17588,7 +16192,7 @@
           <w:b/>
           <w:bCs/>
           <w:noProof/>
-          <w:sz w:val="24"/>
+          <w:sz w:val="28"/>
           <w:lang w:val="tr-TR"/>
         </w:rPr>
         <w:tab/>
@@ -17599,7 +16203,7 @@
           <w:b/>
           <w:bCs/>
           <w:noProof/>
-          <w:sz w:val="24"/>
+          <w:sz w:val="28"/>
           <w:lang w:val="tr-TR"/>
         </w:rPr>
         <w:tab/>
@@ -17610,7 +16214,7 @@
           <w:b/>
           <w:bCs/>
           <w:noProof/>
-          <w:sz w:val="24"/>
+          <w:sz w:val="28"/>
           <w:u w:val="single"/>
           <w:lang w:val="tr-TR"/>
         </w:rPr>
@@ -17665,7 +16269,7 @@
         <w:rPr>
           <w:rFonts w:ascii="Times New Roman" w:hAnsi="Times New Roman" w:cs="Times New Roman"/>
           <w:noProof/>
-          <w:sz w:val="24"/>
+          <w:sz w:val="28"/>
           <w:lang w:val="tr-TR"/>
         </w:rPr>
       </w:pPr>
@@ -17732,15 +16336,15 @@
         <w:rPr>
           <w:rFonts w:ascii="Times New Roman" w:hAnsi="Times New Roman" w:cs="Times New Roman"/>
           <w:noProof/>
-          <w:sz w:val="24"/>
-          <w:lang w:val="tr-TR"/>
-        </w:rPr>
-      </w:pPr>
-      <w:r>
-        <w:rPr>
-          <w:rFonts w:ascii="Times New Roman" w:hAnsi="Times New Roman" w:cs="Times New Roman"/>
-          <w:noProof/>
-          <w:sz w:val="24"/>
+          <w:sz w:val="28"/>
+          <w:lang w:val="tr-TR"/>
+        </w:rPr>
+      </w:pPr>
+      <w:r>
+        <w:rPr>
+          <w:rFonts w:ascii="Times New Roman" w:hAnsi="Times New Roman" w:cs="Times New Roman"/>
+          <w:noProof/>
+          <w:sz w:val="28"/>
           <w:lang w:val="tr-TR"/>
         </w:rPr>
         <w:t>İş Tanımınızda olmadığı halde yaptığınız işler</w:t>
@@ -17749,7 +16353,7 @@
         <w:rPr>
           <w:rFonts w:ascii="Times New Roman" w:hAnsi="Times New Roman" w:cs="Times New Roman"/>
           <w:noProof/>
-          <w:sz w:val="24"/>
+          <w:sz w:val="28"/>
           <w:lang w:val="tr-TR"/>
         </w:rPr>
         <w:t xml:space="preserve"> nelerdir?</w:t>
@@ -17761,7 +16365,7 @@
         <w:rPr>
           <w:rFonts w:ascii="Times New Roman" w:hAnsi="Times New Roman" w:cs="Times New Roman"/>
           <w:noProof/>
-          <w:sz w:val="24"/>
+          <w:sz w:val="28"/>
           <w:lang w:val="tr-TR"/>
         </w:rPr>
       </w:pPr>
@@ -17801,7 +16405,7 @@
         <w:rPr>
           <w:rFonts w:ascii="Times New Roman" w:hAnsi="Times New Roman" w:cs="Times New Roman"/>
           <w:noProof/>
-          <w:sz w:val="24"/>
+          <w:sz w:val="28"/>
           <w:lang w:val="tr-TR"/>
         </w:rPr>
       </w:pPr>
@@ -17868,7 +16472,7 @@
           <w:rFonts w:ascii="Times New Roman" w:hAnsi="Times New Roman" w:cs="Times New Roman"/>
           <w:b/>
           <w:noProof/>
-          <w:sz w:val="24"/>
+          <w:sz w:val="28"/>
           <w:lang w:val="tr-TR"/>
         </w:rPr>
       </w:pPr>
@@ -17886,7 +16490,7 @@
         <w:rPr>
           <w:rFonts w:ascii="Times New Roman" w:hAnsi="Times New Roman" w:cs="Times New Roman"/>
           <w:noProof/>
-          <w:sz w:val="24"/>
+          <w:sz w:val="28"/>
           <w:lang w:val="tr-TR"/>
         </w:rPr>
         <w:tab/>
@@ -17896,7 +16500,7 @@
         <w:rPr>
           <w:rFonts w:ascii="Times New Roman" w:hAnsi="Times New Roman" w:cs="Times New Roman"/>
           <w:noProof/>
-          <w:sz w:val="24"/>
+          <w:sz w:val="28"/>
           <w:lang w:val="tr-TR"/>
         </w:rPr>
         <w:tab/>
@@ -17905,7 +16509,7 @@
         <w:rPr>
           <w:rFonts w:ascii="Times New Roman" w:hAnsi="Times New Roman" w:cs="Times New Roman"/>
           <w:noProof/>
-          <w:sz w:val="24"/>
+          <w:sz w:val="28"/>
           <w:lang w:val="tr-TR"/>
         </w:rPr>
         <w:tab/>
@@ -17914,7 +16518,7 @@
         <w:rPr>
           <w:rFonts w:ascii="Times New Roman" w:hAnsi="Times New Roman" w:cs="Times New Roman"/>
           <w:noProof/>
-          <w:sz w:val="24"/>
+          <w:sz w:val="28"/>
           <w:lang w:val="tr-TR"/>
         </w:rPr>
         <w:tab/>
@@ -17923,7 +16527,7 @@
         <w:rPr>
           <w:rFonts w:ascii="Times New Roman" w:hAnsi="Times New Roman" w:cs="Times New Roman"/>
           <w:noProof/>
-          <w:sz w:val="24"/>
+          <w:sz w:val="28"/>
           <w:lang w:val="tr-TR"/>
         </w:rPr>
         <w:tab/>
@@ -17932,7 +16536,7 @@
         <w:rPr>
           <w:rFonts w:ascii="Times New Roman" w:hAnsi="Times New Roman" w:cs="Times New Roman"/>
           <w:noProof/>
-          <w:sz w:val="24"/>
+          <w:sz w:val="28"/>
           <w:lang w:val="tr-TR"/>
         </w:rPr>
         <w:tab/>
@@ -17941,7 +16545,7 @@
         <w:rPr>
           <w:rFonts w:ascii="Times New Roman" w:hAnsi="Times New Roman" w:cs="Times New Roman"/>
           <w:noProof/>
-          <w:sz w:val="24"/>
+          <w:sz w:val="28"/>
           <w:lang w:val="tr-TR"/>
         </w:rPr>
         <w:tab/>
@@ -17950,7 +16554,7 @@
         <w:rPr>
           <w:rFonts w:ascii="Times New Roman" w:hAnsi="Times New Roman" w:cs="Times New Roman"/>
           <w:noProof/>
-          <w:sz w:val="24"/>
+          <w:sz w:val="28"/>
           <w:lang w:val="tr-TR"/>
         </w:rPr>
         <w:t xml:space="preserve">            </w:t>
@@ -17959,7 +16563,7 @@
         <w:rPr>
           <w:rFonts w:ascii="Times New Roman" w:hAnsi="Times New Roman" w:cs="Times New Roman"/>
           <w:noProof/>
-          <w:sz w:val="24"/>
+          <w:sz w:val="28"/>
           <w:lang w:val="tr-TR"/>
         </w:rPr>
         <w:t>NİÇİN?</w:t>
@@ -18021,7 +16625,7 @@
         <w:rPr>
           <w:rFonts w:ascii="Times New Roman" w:hAnsi="Times New Roman" w:cs="Times New Roman"/>
           <w:noProof/>
-          <w:sz w:val="24"/>
+          <w:sz w:val="28"/>
           <w:lang w:val="tr-TR"/>
         </w:rPr>
       </w:pPr>
@@ -18033,7 +16637,7 @@
         <w:rPr>
           <w:rFonts w:ascii="Times New Roman" w:hAnsi="Times New Roman" w:cs="Times New Roman"/>
           <w:noProof/>
-          <w:sz w:val="24"/>
+          <w:sz w:val="28"/>
           <w:lang w:val="tr-TR"/>
         </w:rPr>
       </w:pPr>
@@ -18100,7 +16704,7 @@
         <w:rPr>
           <w:rFonts w:ascii="Times New Roman" w:hAnsi="Times New Roman" w:cs="Times New Roman"/>
           <w:noProof/>
-          <w:sz w:val="24"/>
+          <w:sz w:val="28"/>
           <w:lang w:val="tr-TR"/>
         </w:rPr>
       </w:pPr>
@@ -18278,15 +16882,6 @@
       </w:rPr>
       <w:fldChar w:fldCharType="end"/>
     </w:r>
-  </w:p>
-  <w:p>
-    <w:pPr>
-      <w:pStyle w:val="Altbilgi"/>
-      <w:pBdr>
-        <w:top w:val="single" w:sz="4" w:space="1" w:color="auto"/>
-      </w:pBdr>
-      <w:ind w:right="360"/>
-    </w:pPr>
   </w:p>
 </w:ftr>
 </file>
@@ -22332,8 +20927,8 @@
     <w:rPr>
       <w:rFonts w:cs="Arial"/>
       <w:color w:val="000000"/>
-      <w:sz w:val="24"/>
-      <w:szCs w:val="24"/>
+      <w:sz w:val="28"/>
+      <w:szCs w:val="28"/>
     </w:rPr>
   </w:style>
   <w:style w:type="paragraph" w:styleId="Balk1">

--- a/assets/IsAnaliziForm-template.docx
+++ b/assets/IsAnaliziForm-template.docx
@@ -16683,16 +16683,27 @@
         <w:tblLook w:val="01E0" w:firstRow="1" w:lastRow="1" w:firstColumn="1" w:lastColumn="1" w:noHBand="0" w:noVBand="0"/>
       </w:tblPr>
       <w:tblGrid>
-        <w:gridCol w:w="10112"/>
+        <w:gridCol w:w="5056"/>
+        <w:gridCol w:w="5056"/>
       </w:tblGrid>
       <w:tr>
         <w:tc>
           <w:tcPr>
-            <w:tcW w:w="4642" w:type="dxa"/>
-          </w:tcPr>
-          <w:p>
-            <w:r>
-              <w:t xml:space="preserve">{{imza_tarih}}</w:t>
+            <w:tcW w:w="5056" w:type="dxa"/>
+          </w:tcPr>
+          <w:p>
+            <w:r>
+              <w:t xml:space="preserve">Tarih: {{imza_tarih}}</w:t>
+            </w:r>
+          </w:p>
+        </w:tc>
+        <w:tc>
+          <w:tcPr>
+            <w:tcW w:w="5056" w:type="dxa"/>
+          </w:tcPr>
+          <w:p>
+            <w:r>
+              <w:t xml:space="preserve">İmza: {{imza_ad}}</w:t>
             </w:r>
           </w:p>
         </w:tc>

--- a/assets/IsAnaliziForm-template.docx
+++ b/assets/IsAnaliziForm-template.docx
@@ -2596,8 +2596,8 @@
                 <w:b/>
                 <w:bCs/>
                 <w:noProof/>
-                <w:sz w:val="22"/>
-                <w:szCs w:val="22"/>
+                <w:sz w:val="28"/>
+                <w:szCs w:val="28"/>
                 <w:u w:val="single"/>
                 <w:lang w:val="tr-TR"/>
               </w:rPr>
@@ -2608,8 +2608,8 @@
                 <w:b/>
                 <w:bCs/>
                 <w:noProof/>
-                <w:sz w:val="22"/>
-                <w:szCs w:val="22"/>
+                <w:sz w:val="28"/>
+                <w:szCs w:val="28"/>
                 <w:u w:val="single"/>
                 <w:lang w:val="tr-TR"/>
               </w:rPr>
@@ -2631,8 +2631,8 @@
                 <w:b/>
                 <w:bCs/>
                 <w:noProof/>
-                <w:sz w:val="22"/>
-                <w:szCs w:val="22"/>
+                <w:sz w:val="28"/>
+                <w:szCs w:val="28"/>
                 <w:u w:val="single"/>
                 <w:lang w:val="tr-TR"/>
               </w:rPr>
@@ -2643,8 +2643,8 @@
                 <w:b/>
                 <w:bCs/>
                 <w:noProof/>
-                <w:sz w:val="22"/>
-                <w:szCs w:val="22"/>
+                <w:sz w:val="28"/>
+                <w:szCs w:val="28"/>
                 <w:u w:val="single"/>
                 <w:lang w:val="tr-TR"/>
               </w:rPr>
@@ -2666,8 +2666,8 @@
                 <w:b/>
                 <w:bCs/>
                 <w:noProof/>
-                <w:sz w:val="22"/>
-                <w:szCs w:val="22"/>
+                <w:sz w:val="28"/>
+                <w:szCs w:val="28"/>
                 <w:u w:val="single"/>
                 <w:lang w:val="tr-TR"/>
               </w:rPr>
@@ -2678,8 +2678,8 @@
                 <w:b/>
                 <w:bCs/>
                 <w:noProof/>
-                <w:sz w:val="22"/>
-                <w:szCs w:val="22"/>
+                <w:sz w:val="28"/>
+                <w:szCs w:val="28"/>
                 <w:u w:val="single"/>
                 <w:lang w:val="tr-TR"/>
               </w:rPr>
@@ -2701,8 +2701,8 @@
                 <w:b/>
                 <w:bCs/>
                 <w:noProof/>
-                <w:sz w:val="22"/>
-                <w:szCs w:val="22"/>
+                <w:sz w:val="28"/>
+                <w:szCs w:val="28"/>
                 <w:u w:val="single"/>
                 <w:lang w:val="tr-TR"/>
               </w:rPr>
@@ -2713,8 +2713,8 @@
                 <w:b/>
                 <w:bCs/>
                 <w:noProof/>
-                <w:sz w:val="22"/>
-                <w:szCs w:val="22"/>
+                <w:sz w:val="28"/>
+                <w:szCs w:val="28"/>
                 <w:u w:val="single"/>
                 <w:lang w:val="tr-TR"/>
               </w:rPr>

--- a/assets/IsAnaliziForm-template.docx
+++ b/assets/IsAnaliziForm-template.docx
@@ -1947,27 +1947,6 @@
     </w:tbl>
     <w:p>
       <w:pPr>
-        <w:ind w:left="360"/>
-        <w:jc w:val="both"/>
-        <w:rPr>
-          <w:rFonts w:ascii="Times New Roman" w:hAnsi="Times New Roman" w:cs="Times New Roman"/>
-          <w:noProof/>
-          <w:sz w:val="28"/>
-          <w:lang w:val="tr-TR"/>
-        </w:rPr>
-      </w:pPr>
-      <w:r>
-        <w:rPr>
-          <w:rFonts w:ascii="Times New Roman" w:hAnsi="Times New Roman" w:cs="Times New Roman"/>
-          <w:noProof/>
-          <w:sz w:val="28"/>
-          <w:lang w:val="tr-TR"/>
-        </w:rPr>
-        <w:tab/>
-      </w:r>
-    </w:p>
-    <w:p>
-      <w:pPr>
         <w:spacing w:line="600" w:lineRule="auto"/>
         <w:rPr>
           <w:rFonts w:ascii="Times New Roman" w:hAnsi="Times New Roman" w:cs="Times New Roman"/>
@@ -2153,51 +2132,6 @@
         <w:br/>
         <w:t xml:space="preserve">{{vekalet_edilen}}</w:t>
       </w:r>
-    </w:p>
-    <w:p>
-      <w:pPr>
-        <w:tabs>
-          <w:tab w:val="left" w:pos="426"/>
-          <w:tab w:val="left" w:pos="851"/>
-          <w:tab w:val="left" w:pos="993"/>
-        </w:tabs>
-        <w:rPr>
-          <w:rFonts w:ascii="Times New Roman" w:hAnsi="Times New Roman" w:cs="Times New Roman"/>
-          <w:b/>
-          <w:color w:val="auto"/>
-          <w:lang w:val="tr-TR" w:eastAsia="tr-TR"/>
-        </w:rPr>
-      </w:pPr>
-    </w:p>
-    <w:p>
-      <w:pPr>
-        <w:tabs>
-          <w:tab w:val="left" w:pos="426"/>
-          <w:tab w:val="left" w:pos="851"/>
-          <w:tab w:val="left" w:pos="993"/>
-        </w:tabs>
-        <w:rPr>
-          <w:rFonts w:ascii="Times New Roman" w:hAnsi="Times New Roman" w:cs="Times New Roman"/>
-          <w:b/>
-          <w:color w:val="auto"/>
-          <w:lang w:val="tr-TR" w:eastAsia="tr-TR"/>
-        </w:rPr>
-      </w:pPr>
-    </w:p>
-    <w:p>
-      <w:pPr>
-        <w:tabs>
-          <w:tab w:val="left" w:pos="426"/>
-          <w:tab w:val="left" w:pos="851"/>
-          <w:tab w:val="left" w:pos="993"/>
-        </w:tabs>
-        <w:rPr>
-          <w:rFonts w:ascii="Times New Roman" w:hAnsi="Times New Roman" w:cs="Times New Roman"/>
-          <w:b/>
-          <w:color w:val="auto"/>
-          <w:lang w:val="tr-TR" w:eastAsia="tr-TR"/>
-        </w:rPr>
-      </w:pPr>
     </w:p>
     <w:p>
       <w:pPr>
@@ -2305,16 +2239,6 @@
         <w:br/>
         <w:t xml:space="preserve">{{rol_amaci}}</w:t>
       </w:r>
-    </w:p>
-    <w:p>
-      <w:pPr>
-        <w:pStyle w:val="GvdeMetniGirintisi"/>
-        <w:rPr>
-          <w:rFonts w:ascii="Times New Roman" w:hAnsi="Times New Roman" w:cs="Times New Roman"/>
-          <w:noProof/>
-          <w:lang w:val="tr-TR"/>
-        </w:rPr>
-      </w:pPr>
     </w:p>
     <w:p>
       <w:pPr>
@@ -2803,55 +2727,6 @@
     </w:tbl>
     <w:p>
       <w:pPr>
-        <w:ind w:left="720"/>
-        <w:jc w:val="both"/>
-        <w:rPr>
-          <w:rFonts w:ascii="Times New Roman" w:hAnsi="Times New Roman" w:cs="Times New Roman"/>
-          <w:b/>
-          <w:bCs/>
-          <w:noProof/>
-          <w:lang w:val="tr-TR"/>
-        </w:rPr>
-      </w:pPr>
-    </w:p>
-    <w:p>
-      <w:pPr>
-        <w:ind w:left="720"/>
-        <w:jc w:val="both"/>
-        <w:rPr>
-          <w:rFonts w:ascii="Times New Roman" w:hAnsi="Times New Roman" w:cs="Times New Roman"/>
-          <w:b/>
-          <w:bCs/>
-          <w:noProof/>
-          <w:lang w:val="tr-TR"/>
-        </w:rPr>
-      </w:pPr>
-    </w:p>
-    <w:p>
-      <w:pPr>
-        <w:ind w:left="720"/>
-        <w:jc w:val="both"/>
-        <w:rPr>
-          <w:rFonts w:ascii="Times New Roman" w:hAnsi="Times New Roman" w:cs="Times New Roman"/>
-          <w:b/>
-          <w:bCs/>
-          <w:noProof/>
-          <w:lang w:val="tr-TR"/>
-        </w:rPr>
-      </w:pPr>
-    </w:p>
-    <w:p>
-      <w:pPr>
-        <w:jc w:val="both"/>
-        <w:rPr>
-          <w:rFonts w:ascii="Times New Roman" w:hAnsi="Times New Roman" w:cs="Times New Roman"/>
-          <w:noProof/>
-          <w:lang w:val="tr-TR"/>
-        </w:rPr>
-      </w:pPr>
-    </w:p>
-    <w:p>
-      <w:pPr>
         <w:pStyle w:val="GvdeMetniGirintisi"/>
         <w:rPr>
           <w:rFonts w:ascii="Times New Roman" w:hAnsi="Times New Roman" w:cs="Times New Roman"/>
@@ -2976,13 +2851,36 @@
         </w:tabs>
         <w:rPr>
           <w:rFonts w:ascii="Times New Roman" w:hAnsi="Times New Roman" w:cs="Times New Roman"/>
-          <w:b/>
-          <w:color w:val="auto"/>
-          <w:sz w:val="28"/>
-          <w:szCs w:val="28"/>
-          <w:lang w:val="tr-TR" w:eastAsia="tr-TR"/>
-        </w:rPr>
-      </w:pPr>
+          <w:color w:val="auto"/>
+          <w:sz w:val="28"/>
+          <w:szCs w:val="28"/>
+          <w:lang w:val="tr-TR" w:eastAsia="tr-TR"/>
+        </w:rPr>
+      </w:pPr>
+      <w:r>
+        <w:rPr>
+          <w:rFonts w:ascii="Times New Roman" w:hAnsi="Times New Roman" w:cs="Times New Roman"/>
+          <w:color w:val="auto"/>
+          <w:sz w:val="28"/>
+          <w:szCs w:val="28"/>
+          <w:lang w:val="tr-TR" w:eastAsia="tr-TR"/>
+        </w:rPr>
+        <w:t xml:space="preserve"> 2.4.</w:t>
+      </w:r>
+      <w:r>
+        <w:rPr>
+          <w:rFonts w:ascii="Times New Roman" w:hAnsi="Times New Roman" w:cs="Times New Roman"/>
+          <w:color w:val="auto"/>
+          <w:sz w:val="28"/>
+          <w:szCs w:val="28"/>
+          <w:lang w:val="tr-TR" w:eastAsia="tr-TR"/>
+        </w:rPr>
+        <w:t>Bu faaliyetleri yapmak için hangi girdiler gerekmektedir? Bunları hangi birim/bölüm sağlamaktadır?</w:t>
+      </w:r>
+      <w:r>
+        <w:br/>
+        <w:t xml:space="preserve">{{girdiler_birimler}}</w:t>
+      </w:r>
     </w:p>
     <w:p>
       <w:pPr>
@@ -3007,56 +2905,22 @@
           <w:szCs w:val="28"/>
           <w:lang w:val="tr-TR" w:eastAsia="tr-TR"/>
         </w:rPr>
-        <w:t xml:space="preserve"> 2.4.</w:t>
-      </w:r>
-      <w:r>
-        <w:rPr>
-          <w:rFonts w:ascii="Times New Roman" w:hAnsi="Times New Roman" w:cs="Times New Roman"/>
-          <w:color w:val="auto"/>
-          <w:sz w:val="28"/>
-          <w:szCs w:val="28"/>
-          <w:lang w:val="tr-TR" w:eastAsia="tr-TR"/>
-        </w:rPr>
-        <w:t>Bu faaliyetleri yapmak için hangi girdiler gerekmektedir? Bunları hangi birim/bölüm sağlamaktadır?</w:t>
+        <w:t>2.5.</w:t>
+      </w:r>
+      <w:r>
+        <w:rPr>
+          <w:rFonts w:ascii="Times New Roman" w:hAnsi="Times New Roman" w:cs="Times New Roman"/>
+          <w:color w:val="auto"/>
+          <w:sz w:val="28"/>
+          <w:szCs w:val="28"/>
+          <w:lang w:val="tr-TR" w:eastAsia="tr-TR"/>
+        </w:rPr>
+        <w:t>Bu faaliyetler sonunda hangi çıktılar üretilmektedir ve bunlar nereye gider?</w:t>
       </w:r>
       <w:r>
         <w:br/>
-        <w:t xml:space="preserve">{{girdiler_birimler}}</w:t>
-      </w:r>
-    </w:p>
-    <w:p>
-      <w:pPr>
-        <w:rPr>
-          <w:rFonts w:ascii="Times New Roman" w:hAnsi="Times New Roman" w:cs="Times New Roman"/>
-          <w:b/>
-          <w:color w:val="auto"/>
-          <w:sz w:val="28"/>
-          <w:szCs w:val="28"/>
-          <w:lang w:val="tr-TR" w:eastAsia="tr-TR"/>
-        </w:rPr>
-      </w:pPr>
-    </w:p>
-    <w:p>
-      <w:pPr>
-        <w:rPr>
-          <w:rFonts w:ascii="Times New Roman" w:hAnsi="Times New Roman" w:cs="Times New Roman"/>
-          <w:color w:val="auto"/>
-          <w:sz w:val="28"/>
-          <w:szCs w:val="28"/>
-          <w:lang w:val="tr-TR" w:eastAsia="tr-TR"/>
-        </w:rPr>
-      </w:pPr>
-    </w:p>
-    <w:p>
-      <w:pPr>
-        <w:rPr>
-          <w:rFonts w:ascii="Times New Roman" w:hAnsi="Times New Roman" w:cs="Times New Roman"/>
-          <w:color w:val="auto"/>
-          <w:sz w:val="28"/>
-          <w:szCs w:val="28"/>
-          <w:lang w:val="tr-TR" w:eastAsia="tr-TR"/>
-        </w:rPr>
-      </w:pPr>
+        <w:t xml:space="preserve">{{ciktilar}}</w:t>
+      </w:r>
     </w:p>
     <w:p>
       <w:pPr>
@@ -3081,81 +2945,6 @@
           <w:szCs w:val="28"/>
           <w:lang w:val="tr-TR" w:eastAsia="tr-TR"/>
         </w:rPr>
-        <w:t>2.5.</w:t>
-      </w:r>
-      <w:r>
-        <w:rPr>
-          <w:rFonts w:ascii="Times New Roman" w:hAnsi="Times New Roman" w:cs="Times New Roman"/>
-          <w:color w:val="auto"/>
-          <w:sz w:val="28"/>
-          <w:szCs w:val="28"/>
-          <w:lang w:val="tr-TR" w:eastAsia="tr-TR"/>
-        </w:rPr>
-        <w:t>Bu faaliyetler sonunda hangi çıktılar üretilmektedir ve bunlar nereye gider?</w:t>
-      </w:r>
-      <w:r>
-        <w:br/>
-        <w:t xml:space="preserve">{{ciktilar}}</w:t>
-      </w:r>
-    </w:p>
-    <w:p>
-      <w:pPr>
-        <w:rPr>
-          <w:rFonts w:ascii="Times New Roman" w:hAnsi="Times New Roman" w:cs="Times New Roman"/>
-          <w:color w:val="auto"/>
-          <w:sz w:val="28"/>
-          <w:szCs w:val="28"/>
-          <w:lang w:val="tr-TR" w:eastAsia="tr-TR"/>
-        </w:rPr>
-      </w:pPr>
-    </w:p>
-    <w:p>
-      <w:pPr>
-        <w:rPr>
-          <w:rFonts w:ascii="Times New Roman" w:hAnsi="Times New Roman" w:cs="Times New Roman"/>
-          <w:b/>
-          <w:color w:val="auto"/>
-          <w:sz w:val="28"/>
-          <w:szCs w:val="28"/>
-          <w:lang w:val="tr-TR" w:eastAsia="tr-TR"/>
-        </w:rPr>
-      </w:pPr>
-    </w:p>
-    <w:p>
-      <w:pPr>
-        <w:rPr>
-          <w:rFonts w:ascii="Times New Roman" w:hAnsi="Times New Roman" w:cs="Times New Roman"/>
-          <w:b/>
-          <w:color w:val="auto"/>
-          <w:sz w:val="28"/>
-          <w:szCs w:val="28"/>
-          <w:lang w:val="tr-TR" w:eastAsia="tr-TR"/>
-        </w:rPr>
-      </w:pPr>
-    </w:p>
-    <w:p>
-      <w:pPr>
-        <w:tabs>
-          <w:tab w:val="left" w:pos="426"/>
-          <w:tab w:val="left" w:pos="851"/>
-          <w:tab w:val="left" w:pos="993"/>
-        </w:tabs>
-        <w:rPr>
-          <w:rFonts w:ascii="Times New Roman" w:hAnsi="Times New Roman" w:cs="Times New Roman"/>
-          <w:color w:val="auto"/>
-          <w:sz w:val="28"/>
-          <w:szCs w:val="28"/>
-          <w:lang w:val="tr-TR" w:eastAsia="tr-TR"/>
-        </w:rPr>
-      </w:pPr>
-      <w:r>
-        <w:rPr>
-          <w:rFonts w:ascii="Times New Roman" w:hAnsi="Times New Roman" w:cs="Times New Roman"/>
-          <w:color w:val="auto"/>
-          <w:sz w:val="28"/>
-          <w:szCs w:val="28"/>
-          <w:lang w:val="tr-TR" w:eastAsia="tr-TR"/>
-        </w:rPr>
         <w:t>2.6.</w:t>
       </w:r>
       <w:r>
@@ -3172,42 +2961,6 @@
         <w:br/>
         <w:t xml:space="preserve">{{sistemler}}</w:t>
       </w:r>
-    </w:p>
-    <w:p>
-      <w:pPr>
-        <w:rPr>
-          <w:rFonts w:ascii="Times New Roman" w:hAnsi="Times New Roman" w:cs="Times New Roman"/>
-          <w:b/>
-          <w:color w:val="auto"/>
-          <w:sz w:val="28"/>
-          <w:szCs w:val="28"/>
-          <w:lang w:val="tr-TR" w:eastAsia="tr-TR"/>
-        </w:rPr>
-      </w:pPr>
-    </w:p>
-    <w:p>
-      <w:pPr>
-        <w:rPr>
-          <w:rFonts w:ascii="Times New Roman" w:hAnsi="Times New Roman" w:cs="Times New Roman"/>
-          <w:b/>
-          <w:color w:val="auto"/>
-          <w:sz w:val="28"/>
-          <w:szCs w:val="28"/>
-          <w:lang w:val="tr-TR" w:eastAsia="tr-TR"/>
-        </w:rPr>
-      </w:pPr>
-    </w:p>
-    <w:p>
-      <w:pPr>
-        <w:rPr>
-          <w:rFonts w:ascii="Times New Roman" w:hAnsi="Times New Roman" w:cs="Times New Roman"/>
-          <w:b/>
-          <w:color w:val="auto"/>
-          <w:sz w:val="28"/>
-          <w:szCs w:val="28"/>
-          <w:lang w:val="tr-TR" w:eastAsia="tr-TR"/>
-        </w:rPr>
-      </w:pPr>
     </w:p>
     <w:p>
       <w:pPr>
@@ -3281,66 +3034,6 @@
           <w:tab w:val="left" w:pos="993"/>
         </w:tabs>
         <w:spacing w:line="360" w:lineRule="auto"/>
-        <w:ind w:left="360"/>
-        <w:jc w:val="both"/>
-        <w:rPr>
-          <w:rFonts w:ascii="Times New Roman" w:hAnsi="Times New Roman" w:cs="Times New Roman"/>
-          <w:b/>
-          <w:color w:val="auto"/>
-          <w:sz w:val="28"/>
-          <w:szCs w:val="28"/>
-          <w:lang w:val="tr-TR" w:eastAsia="tr-TR"/>
-        </w:rPr>
-      </w:pPr>
-    </w:p>
-    <w:p>
-      <w:pPr>
-        <w:tabs>
-          <w:tab w:val="left" w:pos="426"/>
-          <w:tab w:val="left" w:pos="851"/>
-          <w:tab w:val="left" w:pos="993"/>
-        </w:tabs>
-        <w:spacing w:line="360" w:lineRule="auto"/>
-        <w:ind w:left="360"/>
-        <w:jc w:val="both"/>
-        <w:rPr>
-          <w:rFonts w:ascii="Times New Roman" w:hAnsi="Times New Roman" w:cs="Times New Roman"/>
-          <w:b/>
-          <w:color w:val="auto"/>
-          <w:sz w:val="28"/>
-          <w:szCs w:val="28"/>
-          <w:lang w:val="tr-TR" w:eastAsia="tr-TR"/>
-        </w:rPr>
-      </w:pPr>
-    </w:p>
-    <w:p>
-      <w:pPr>
-        <w:tabs>
-          <w:tab w:val="left" w:pos="426"/>
-          <w:tab w:val="left" w:pos="851"/>
-          <w:tab w:val="left" w:pos="993"/>
-        </w:tabs>
-        <w:spacing w:line="360" w:lineRule="auto"/>
-        <w:ind w:left="360"/>
-        <w:jc w:val="both"/>
-        <w:rPr>
-          <w:rFonts w:ascii="Times New Roman" w:hAnsi="Times New Roman" w:cs="Times New Roman"/>
-          <w:b/>
-          <w:color w:val="auto"/>
-          <w:sz w:val="28"/>
-          <w:szCs w:val="28"/>
-          <w:lang w:val="tr-TR" w:eastAsia="tr-TR"/>
-        </w:rPr>
-      </w:pPr>
-    </w:p>
-    <w:p>
-      <w:pPr>
-        <w:tabs>
-          <w:tab w:val="left" w:pos="426"/>
-          <w:tab w:val="left" w:pos="851"/>
-          <w:tab w:val="left" w:pos="993"/>
-        </w:tabs>
-        <w:spacing w:line="360" w:lineRule="auto"/>
         <w:jc w:val="both"/>
         <w:rPr>
           <w:rFonts w:ascii="Times New Roman" w:hAnsi="Times New Roman" w:cs="Times New Roman"/>
@@ -3374,26 +3067,6 @@
         <w:br/>
         <w:t xml:space="preserve">{{performans_olcum}}</w:t>
       </w:r>
-    </w:p>
-    <w:p>
-      <w:pPr>
-        <w:tabs>
-          <w:tab w:val="left" w:pos="426"/>
-          <w:tab w:val="left" w:pos="851"/>
-          <w:tab w:val="left" w:pos="993"/>
-        </w:tabs>
-        <w:spacing w:line="360" w:lineRule="auto"/>
-        <w:ind w:left="1440"/>
-        <w:jc w:val="both"/>
-        <w:rPr>
-          <w:rFonts w:ascii="Times New Roman" w:hAnsi="Times New Roman" w:cs="Times New Roman"/>
-          <w:b/>
-          <w:color w:val="auto"/>
-          <w:sz w:val="28"/>
-          <w:szCs w:val="28"/>
-          <w:lang w:val="tr-TR" w:eastAsia="tr-TR"/>
-        </w:rPr>
-      </w:pPr>
     </w:p>
     <w:p>
       <w:pPr>
@@ -3446,66 +3119,6 @@
           <w:tab w:val="left" w:pos="993"/>
         </w:tabs>
         <w:spacing w:line="360" w:lineRule="auto"/>
-        <w:ind w:left="1440"/>
-        <w:jc w:val="both"/>
-        <w:rPr>
-          <w:rFonts w:ascii="Times New Roman" w:hAnsi="Times New Roman" w:cs="Times New Roman"/>
-          <w:b/>
-          <w:color w:val="auto"/>
-          <w:sz w:val="28"/>
-          <w:szCs w:val="28"/>
-          <w:lang w:val="tr-TR" w:eastAsia="tr-TR"/>
-        </w:rPr>
-      </w:pPr>
-    </w:p>
-    <w:p>
-      <w:pPr>
-        <w:tabs>
-          <w:tab w:val="left" w:pos="426"/>
-          <w:tab w:val="left" w:pos="851"/>
-          <w:tab w:val="left" w:pos="993"/>
-        </w:tabs>
-        <w:spacing w:line="360" w:lineRule="auto"/>
-        <w:ind w:left="1440"/>
-        <w:jc w:val="both"/>
-        <w:rPr>
-          <w:rFonts w:ascii="Times New Roman" w:hAnsi="Times New Roman" w:cs="Times New Roman"/>
-          <w:b/>
-          <w:color w:val="auto"/>
-          <w:sz w:val="28"/>
-          <w:szCs w:val="28"/>
-          <w:lang w:val="tr-TR" w:eastAsia="tr-TR"/>
-        </w:rPr>
-      </w:pPr>
-    </w:p>
-    <w:p>
-      <w:pPr>
-        <w:tabs>
-          <w:tab w:val="left" w:pos="426"/>
-          <w:tab w:val="left" w:pos="851"/>
-          <w:tab w:val="left" w:pos="993"/>
-        </w:tabs>
-        <w:spacing w:line="360" w:lineRule="auto"/>
-        <w:ind w:left="1440"/>
-        <w:jc w:val="both"/>
-        <w:rPr>
-          <w:rFonts w:ascii="Times New Roman" w:hAnsi="Times New Roman" w:cs="Times New Roman"/>
-          <w:b/>
-          <w:color w:val="auto"/>
-          <w:sz w:val="28"/>
-          <w:szCs w:val="28"/>
-          <w:lang w:val="tr-TR" w:eastAsia="tr-TR"/>
-        </w:rPr>
-      </w:pPr>
-    </w:p>
-    <w:p>
-      <w:pPr>
-        <w:tabs>
-          <w:tab w:val="left" w:pos="426"/>
-          <w:tab w:val="left" w:pos="851"/>
-          <w:tab w:val="left" w:pos="993"/>
-        </w:tabs>
-        <w:spacing w:line="360" w:lineRule="auto"/>
         <w:ind w:left="720"/>
         <w:jc w:val="both"/>
         <w:rPr>
@@ -3562,39 +3175,6 @@
         <w:br/>
         <w:t xml:space="preserve">{{performans_gostergeleri}}</w:t>
       </w:r>
-    </w:p>
-    <w:p>
-      <w:pPr>
-        <w:rPr>
-          <w:rFonts w:ascii="Times New Roman" w:hAnsi="Times New Roman" w:cs="Times New Roman"/>
-          <w:color w:val="auto"/>
-          <w:sz w:val="28"/>
-          <w:szCs w:val="28"/>
-          <w:lang w:val="tr-TR" w:eastAsia="tr-TR"/>
-        </w:rPr>
-      </w:pPr>
-    </w:p>
-    <w:p>
-      <w:pPr>
-        <w:rPr>
-          <w:rFonts w:ascii="Times New Roman" w:hAnsi="Times New Roman" w:cs="Times New Roman"/>
-          <w:color w:val="auto"/>
-          <w:sz w:val="28"/>
-          <w:szCs w:val="28"/>
-          <w:lang w:val="tr-TR" w:eastAsia="tr-TR"/>
-        </w:rPr>
-      </w:pPr>
-    </w:p>
-    <w:p>
-      <w:pPr>
-        <w:rPr>
-          <w:rFonts w:ascii="Times New Roman" w:hAnsi="Times New Roman" w:cs="Times New Roman"/>
-          <w:color w:val="auto"/>
-          <w:sz w:val="28"/>
-          <w:szCs w:val="28"/>
-          <w:lang w:val="tr-TR" w:eastAsia="tr-TR"/>
-        </w:rPr>
-      </w:pPr>
     </w:p>
     <w:p>
       <w:pPr>
@@ -3716,17 +3296,6 @@
         <w:br/>
         <w:t xml:space="preserve">{{hazirlanan_dokumanlar}}</w:t>
       </w:r>
-    </w:p>
-    <w:p>
-      <w:pPr>
-        <w:rPr>
-          <w:rFonts w:ascii="Times New Roman" w:hAnsi="Times New Roman" w:cs="Times New Roman"/>
-          <w:color w:val="auto"/>
-          <w:sz w:val="28"/>
-          <w:szCs w:val="28"/>
-          <w:lang w:val="tr-TR" w:eastAsia="tr-TR"/>
-        </w:rPr>
-      </w:pPr>
     </w:p>
     <w:p>
       <w:pPr>
@@ -4237,42 +3806,6 @@
     </w:tbl>
     <w:p>
       <w:pPr>
-        <w:rPr>
-          <w:rFonts w:ascii="Times New Roman" w:hAnsi="Times New Roman" w:cs="Times New Roman"/>
-          <w:color w:val="auto"/>
-          <w:lang w:val="tr-TR" w:eastAsia="tr-TR"/>
-        </w:rPr>
-      </w:pPr>
-    </w:p>
-    <w:p>
-      <w:pPr>
-        <w:rPr>
-          <w:rFonts w:ascii="Times New Roman" w:hAnsi="Times New Roman" w:cs="Times New Roman"/>
-          <w:color w:val="auto"/>
-          <w:lang w:val="tr-TR" w:eastAsia="tr-TR"/>
-        </w:rPr>
-      </w:pPr>
-    </w:p>
-    <w:p>
-      <w:pPr>
-        <w:rPr>
-          <w:rFonts w:ascii="Times New Roman" w:hAnsi="Times New Roman" w:cs="Times New Roman"/>
-          <w:color w:val="auto"/>
-          <w:lang w:val="tr-TR" w:eastAsia="tr-TR"/>
-        </w:rPr>
-      </w:pPr>
-    </w:p>
-    <w:p>
-      <w:pPr>
-        <w:rPr>
-          <w:rFonts w:ascii="Times New Roman" w:hAnsi="Times New Roman" w:cs="Times New Roman"/>
-          <w:color w:val="auto"/>
-          <w:lang w:val="tr-TR" w:eastAsia="tr-TR"/>
-        </w:rPr>
-      </w:pPr>
-    </w:p>
-    <w:p>
-      <w:pPr>
         <w:numPr>
           <w:ilvl w:val="2"/>
           <w:numId w:val="23"/>
@@ -4596,26 +4129,6 @@
     </w:tbl>
     <w:p>
       <w:pPr>
-        <w:rPr>
-          <w:rFonts w:ascii="Times New Roman" w:hAnsi="Times New Roman" w:cs="Times New Roman"/>
-          <w:sz w:val="28"/>
-          <w:szCs w:val="28"/>
-          <w:lang w:val="tr-TR"/>
-        </w:rPr>
-      </w:pPr>
-    </w:p>
-    <w:p>
-      <w:pPr>
-        <w:rPr>
-          <w:rFonts w:ascii="Times New Roman" w:hAnsi="Times New Roman" w:cs="Times New Roman"/>
-          <w:sz w:val="28"/>
-          <w:szCs w:val="28"/>
-          <w:lang w:val="tr-TR"/>
-        </w:rPr>
-      </w:pPr>
-    </w:p>
-    <w:p>
-      <w:pPr>
         <w:numPr>
           <w:ilvl w:val="1"/>
           <w:numId w:val="23"/>
@@ -4878,17 +4391,6 @@
     </w:tbl>
     <w:p>
       <w:pPr>
-        <w:rPr>
-          <w:rFonts w:ascii="Times New Roman" w:hAnsi="Times New Roman" w:cs="Times New Roman"/>
-          <w:color w:val="auto"/>
-          <w:sz w:val="28"/>
-          <w:szCs w:val="28"/>
-          <w:lang w:val="tr-TR" w:eastAsia="tr-TR"/>
-        </w:rPr>
-      </w:pPr>
-    </w:p>
-    <w:p>
-      <w:pPr>
         <w:numPr>
           <w:ilvl w:val="1"/>
           <w:numId w:val="24"/>
@@ -5232,28 +4734,6 @@
         </w:tc>
       </w:tr>
     </w:tbl>
-    <w:p>
-      <w:pPr>
-        <w:rPr>
-          <w:rFonts w:ascii="Times New Roman" w:hAnsi="Times New Roman" w:cs="Times New Roman"/>
-          <w:color w:val="auto"/>
-          <w:sz w:val="28"/>
-          <w:szCs w:val="28"/>
-          <w:lang w:val="tr-TR" w:eastAsia="tr-TR"/>
-        </w:rPr>
-      </w:pPr>
-    </w:p>
-    <w:p>
-      <w:pPr>
-        <w:rPr>
-          <w:rFonts w:ascii="Times New Roman" w:hAnsi="Times New Roman" w:cs="Times New Roman"/>
-          <w:color w:val="auto"/>
-          <w:sz w:val="28"/>
-          <w:szCs w:val="28"/>
-          <w:lang w:val="tr-TR" w:eastAsia="tr-TR"/>
-        </w:rPr>
-      </w:pPr>
-    </w:p>
     <w:p>
       <w:pPr>
         <w:numPr>
@@ -5744,17 +5224,6 @@
     </w:tbl>
     <w:p>
       <w:pPr>
-        <w:pStyle w:val="Normal"/>
-        <w:rPr>
-          <w:rFonts w:ascii="Times New Roman" w:hAnsi="Times New Roman" w:cs="Times New Roman"/>
-          <w:noProof/>
-          <w:szCs w:val="28"/>
-          <w:lang w:val="tr-TR"/>
-        </w:rPr>
-      </w:pPr>
-    </w:p>
-    <w:p>
-      <w:pPr>
         <w:numPr>
           <w:ilvl w:val="1"/>
           <w:numId w:val="24"/>
@@ -6329,17 +5798,6 @@
     </w:tbl>
     <w:p>
       <w:pPr>
-        <w:jc w:val="both"/>
-        <w:rPr>
-          <w:rFonts w:ascii="Times New Roman" w:hAnsi="Times New Roman" w:cs="Times New Roman"/>
-          <w:noProof/>
-          <w:sz w:val="28"/>
-          <w:lang w:val="tr-TR"/>
-        </w:rPr>
-      </w:pPr>
-    </w:p>
-    <w:p>
-      <w:pPr>
         <w:ind w:left="720"/>
         <w:jc w:val="both"/>
         <w:rPr>
@@ -6432,17 +5890,6 @@
     </w:tbl>
     <w:p>
       <w:pPr>
-        <w:jc w:val="both"/>
-        <w:rPr>
-          <w:rFonts w:ascii="Times New Roman" w:hAnsi="Times New Roman" w:cs="Times New Roman"/>
-          <w:noProof/>
-          <w:sz w:val="28"/>
-          <w:lang w:val="tr-TR"/>
-        </w:rPr>
-      </w:pPr>
-    </w:p>
-    <w:p>
-      <w:pPr>
         <w:ind w:left="720"/>
         <w:jc w:val="both"/>
         <w:rPr>
@@ -6507,39 +5954,6 @@
           <w:lang w:val="tr-TR"/>
         </w:rPr>
       </w:pPr>
-    </w:p>
-    <w:p>
-      <w:pPr>
-        <w:jc w:val="both"/>
-        <w:rPr>
-          <w:rFonts w:ascii="Times New Roman" w:hAnsi="Times New Roman" w:cs="Times New Roman"/>
-          <w:noProof/>
-          <w:sz w:val="28"/>
-          <w:lang w:val="tr-TR"/>
-        </w:rPr>
-      </w:pPr>
-    </w:p>
-    <w:p>
-      <w:pPr>
-        <w:jc w:val="both"/>
-        <w:rPr>
-          <w:rFonts w:ascii="Times New Roman" w:hAnsi="Times New Roman" w:cs="Times New Roman"/>
-          <w:noProof/>
-          <w:sz w:val="28"/>
-          <w:lang w:val="tr-TR"/>
-        </w:rPr>
-      </w:pPr>
-    </w:p>
-    <w:p>
-      <w:pPr>
-        <w:jc w:val="both"/>
-        <w:rPr>
-          <w:rFonts w:ascii="Times New Roman" w:hAnsi="Times New Roman" w:cs="Times New Roman"/>
-          <w:noProof/>
-          <w:sz w:val="28"/>
-          <w:lang w:val="tr-TR"/>
-        </w:rPr>
-      </w:pPr>
       <w:r>
         <w:rPr>
           <w:rFonts w:ascii="Times New Roman" w:hAnsi="Times New Roman" w:cs="Times New Roman"/>
@@ -6587,19 +6001,6 @@
     </w:tbl>
     <w:p>
       <w:pPr>
-        <w:ind w:left="360"/>
-        <w:jc w:val="both"/>
-        <w:rPr>
-          <w:rFonts w:ascii="Times New Roman" w:hAnsi="Times New Roman" w:cs="Times New Roman"/>
-          <w:noProof/>
-          <w:sz w:val="28"/>
-          <w:szCs w:val="28"/>
-          <w:lang w:val="tr-TR"/>
-        </w:rPr>
-      </w:pPr>
-    </w:p>
-    <w:p>
-      <w:pPr>
         <w:jc w:val="both"/>
         <w:rPr>
           <w:rFonts w:ascii="Times New Roman" w:hAnsi="Times New Roman" w:cs="Times New Roman"/>
@@ -6938,18 +6339,6 @@
     </w:tbl>
     <w:p>
       <w:pPr>
-        <w:pStyle w:val="Normal"/>
-        <w:rPr>
-          <w:rFonts w:ascii="Times New Roman" w:hAnsi="Times New Roman" w:cs="Times New Roman"/>
-          <w:bCs w:val="0"/>
-          <w:noProof/>
-          <w:szCs w:val="28"/>
-          <w:lang w:val="tr-TR"/>
-        </w:rPr>
-      </w:pPr>
-    </w:p>
-    <w:p>
-      <w:pPr>
         <w:tabs>
           <w:tab w:val="left" w:pos="567"/>
         </w:tabs>
@@ -7035,42 +6424,6 @@
     </w:p>
     <w:p>
       <w:pPr>
-        <w:jc w:val="both"/>
-        <w:rPr>
-          <w:rFonts w:ascii="Times New Roman" w:hAnsi="Times New Roman" w:cs="Times New Roman"/>
-          <w:b/>
-          <w:color w:val="auto"/>
-          <w:sz w:val="28"/>
-          <w:szCs w:val="28"/>
-          <w:lang w:val="tr-TR" w:eastAsia="tr-TR"/>
-        </w:rPr>
-      </w:pPr>
-    </w:p>
-    <w:p>
-      <w:pPr>
-        <w:rPr>
-          <w:rFonts w:ascii="Times New Roman" w:hAnsi="Times New Roman" w:cs="Times New Roman"/>
-          <w:color w:val="auto"/>
-          <w:sz w:val="28"/>
-          <w:szCs w:val="28"/>
-          <w:lang w:val="tr-TR" w:eastAsia="tr-TR"/>
-        </w:rPr>
-      </w:pPr>
-    </w:p>
-    <w:p>
-      <w:pPr>
-        <w:rPr>
-          <w:rFonts w:ascii="Times New Roman" w:hAnsi="Times New Roman" w:cs="Times New Roman"/>
-          <w:b/>
-          <w:color w:val="auto"/>
-          <w:sz w:val="28"/>
-          <w:szCs w:val="28"/>
-          <w:lang w:val="tr-TR" w:eastAsia="tr-TR"/>
-        </w:rPr>
-      </w:pPr>
-    </w:p>
-    <w:p>
-      <w:pPr>
         <w:rPr>
           <w:rFonts w:ascii="Times New Roman" w:hAnsi="Times New Roman" w:cs="Times New Roman"/>
           <w:color w:val="auto"/>
@@ -7254,18 +6607,6 @@
         <w:br/>
         <w:t xml:space="preserve">{{sosyal_sorunlar}}</w:t>
       </w:r>
-    </w:p>
-    <w:p>
-      <w:pPr>
-        <w:rPr>
-          <w:rFonts w:ascii="Times New Roman" w:hAnsi="Times New Roman" w:cs="Times New Roman"/>
-          <w:b/>
-          <w:color w:val="auto"/>
-          <w:sz w:val="28"/>
-          <w:szCs w:val="28"/>
-          <w:lang w:val="tr-TR" w:eastAsia="tr-TR"/>
-        </w:rPr>
-      </w:pPr>
     </w:p>
     <w:tbl>
       <w:tblPr>
@@ -9368,18 +8709,6 @@
     </w:tbl>
     <w:p>
       <w:pPr>
-        <w:spacing w:line="360" w:lineRule="auto"/>
-        <w:jc w:val="both"/>
-        <w:rPr>
-          <w:rFonts w:ascii="Times New Roman" w:hAnsi="Times New Roman" w:cs="Times New Roman"/>
-          <w:b/>
-          <w:color w:val="auto"/>
-          <w:lang w:val="tr-TR" w:eastAsia="tr-TR"/>
-        </w:rPr>
-      </w:pPr>
-    </w:p>
-    <w:p>
-      <w:pPr>
         <w:rPr>
           <w:rFonts w:ascii="Times New Roman" w:hAnsi="Times New Roman" w:cs="Times New Roman"/>
           <w:color w:val="auto"/>
@@ -10069,50 +9398,6 @@
     </w:tbl>
     <w:p>
       <w:pPr>
-        <w:rPr>
-          <w:rFonts w:ascii="Times New Roman" w:hAnsi="Times New Roman" w:cs="Times New Roman"/>
-          <w:color w:val="auto"/>
-          <w:sz w:val="28"/>
-          <w:szCs w:val="28"/>
-          <w:lang w:val="tr-TR" w:eastAsia="tr-TR"/>
-        </w:rPr>
-      </w:pPr>
-    </w:p>
-    <w:p>
-      <w:pPr>
-        <w:rPr>
-          <w:rFonts w:ascii="Times New Roman" w:hAnsi="Times New Roman" w:cs="Times New Roman"/>
-          <w:color w:val="auto"/>
-          <w:sz w:val="28"/>
-          <w:szCs w:val="28"/>
-          <w:lang w:val="tr-TR" w:eastAsia="tr-TR"/>
-        </w:rPr>
-      </w:pPr>
-    </w:p>
-    <w:p>
-      <w:pPr>
-        <w:rPr>
-          <w:rFonts w:ascii="Times New Roman" w:hAnsi="Times New Roman" w:cs="Times New Roman"/>
-          <w:color w:val="auto"/>
-          <w:sz w:val="28"/>
-          <w:szCs w:val="28"/>
-          <w:lang w:val="tr-TR" w:eastAsia="tr-TR"/>
-        </w:rPr>
-      </w:pPr>
-    </w:p>
-    <w:p>
-      <w:pPr>
-        <w:rPr>
-          <w:rFonts w:ascii="Times New Roman" w:hAnsi="Times New Roman" w:cs="Times New Roman"/>
-          <w:color w:val="auto"/>
-          <w:sz w:val="28"/>
-          <w:szCs w:val="28"/>
-          <w:lang w:val="tr-TR" w:eastAsia="tr-TR"/>
-        </w:rPr>
-      </w:pPr>
-    </w:p>
-    <w:p>
-      <w:pPr>
         <w:spacing w:line="360" w:lineRule="auto"/>
         <w:rPr>
           <w:rFonts w:ascii="Times New Roman" w:hAnsi="Times New Roman" w:cs="Times New Roman"/>
@@ -10353,50 +9638,6 @@
         </w:tc>
       </w:tr>
     </w:tbl>
-    <w:p>
-      <w:pPr>
-        <w:rPr>
-          <w:rFonts w:ascii="Times New Roman" w:hAnsi="Times New Roman" w:cs="Times New Roman"/>
-          <w:color w:val="auto"/>
-          <w:sz w:val="28"/>
-          <w:szCs w:val="28"/>
-          <w:lang w:val="tr-TR" w:eastAsia="tr-TR"/>
-        </w:rPr>
-      </w:pPr>
-    </w:p>
-    <w:p>
-      <w:pPr>
-        <w:rPr>
-          <w:rFonts w:ascii="Times New Roman" w:hAnsi="Times New Roman" w:cs="Times New Roman"/>
-          <w:color w:val="auto"/>
-          <w:sz w:val="28"/>
-          <w:szCs w:val="28"/>
-          <w:lang w:val="tr-TR" w:eastAsia="tr-TR"/>
-        </w:rPr>
-      </w:pPr>
-    </w:p>
-    <w:p>
-      <w:pPr>
-        <w:rPr>
-          <w:rFonts w:ascii="Times New Roman" w:hAnsi="Times New Roman" w:cs="Times New Roman"/>
-          <w:color w:val="auto"/>
-          <w:sz w:val="28"/>
-          <w:szCs w:val="28"/>
-          <w:lang w:val="tr-TR" w:eastAsia="tr-TR"/>
-        </w:rPr>
-      </w:pPr>
-    </w:p>
-    <w:p>
-      <w:pPr>
-        <w:rPr>
-          <w:rFonts w:ascii="Times New Roman" w:hAnsi="Times New Roman" w:cs="Times New Roman"/>
-          <w:color w:val="auto"/>
-          <w:sz w:val="28"/>
-          <w:szCs w:val="28"/>
-          <w:lang w:val="tr-TR" w:eastAsia="tr-TR"/>
-        </w:rPr>
-      </w:pPr>
-    </w:p>
     <w:p>
       <w:pPr>
         <w:tabs>
@@ -11333,17 +10574,6 @@
     </w:tbl>
     <w:p>
       <w:pPr>
-        <w:ind w:left="360"/>
-        <w:jc w:val="both"/>
-        <w:rPr>
-          <w:rFonts w:ascii="Times New Roman" w:hAnsi="Times New Roman" w:cs="Times New Roman"/>
-          <w:color w:val="auto"/>
-          <w:lang w:val="tr-TR" w:eastAsia="tr-TR"/>
-        </w:rPr>
-      </w:pPr>
-    </w:p>
-    <w:p>
-      <w:pPr>
         <w:tabs>
           <w:tab w:val="left" w:pos="426"/>
           <w:tab w:val="left" w:pos="709"/>
@@ -11398,43 +10628,6 @@
           <w:lang w:val="tr-TR" w:eastAsia="tr-TR"/>
         </w:rPr>
       </w:pPr>
-    </w:p>
-    <w:p>
-      <w:pPr>
-        <w:ind w:left="360"/>
-        <w:jc w:val="both"/>
-        <w:rPr>
-          <w:rFonts w:ascii="Times New Roman" w:hAnsi="Times New Roman" w:cs="Times New Roman"/>
-          <w:b/>
-          <w:color w:val="auto"/>
-          <w:lang w:val="tr-TR" w:eastAsia="tr-TR"/>
-        </w:rPr>
-      </w:pPr>
-    </w:p>
-    <w:p>
-      <w:pPr>
-        <w:ind w:left="360"/>
-        <w:jc w:val="both"/>
-        <w:rPr>
-          <w:rFonts w:ascii="Times New Roman" w:hAnsi="Times New Roman" w:cs="Times New Roman"/>
-          <w:b/>
-          <w:color w:val="auto"/>
-          <w:lang w:val="tr-TR" w:eastAsia="tr-TR"/>
-        </w:rPr>
-      </w:pPr>
-    </w:p>
-    <w:p>
-      <w:pPr>
-        <w:jc w:val="both"/>
-        <w:rPr>
-          <w:rFonts w:ascii="Times New Roman" w:hAnsi="Times New Roman" w:cs="Times New Roman"/>
-          <w:b/>
-          <w:color w:val="auto"/>
-          <w:sz w:val="28"/>
-          <w:szCs w:val="28"/>
-          <w:lang w:val="tr-TR" w:eastAsia="tr-TR"/>
-        </w:rPr>
-      </w:pPr>
       <w:r>
         <w:rPr>
           <w:rFonts w:ascii="Times New Roman" w:hAnsi="Times New Roman" w:cs="Times New Roman"/>
@@ -11474,45 +10667,6 @@
           <w:lang w:val="tr-TR" w:eastAsia="tr-TR"/>
         </w:rPr>
       </w:pPr>
-    </w:p>
-    <w:p>
-      <w:pPr>
-        <w:jc w:val="both"/>
-        <w:rPr>
-          <w:rFonts w:ascii="Times New Roman" w:hAnsi="Times New Roman" w:cs="Times New Roman"/>
-          <w:b/>
-          <w:color w:val="auto"/>
-          <w:sz w:val="28"/>
-          <w:szCs w:val="28"/>
-          <w:lang w:val="tr-TR" w:eastAsia="tr-TR"/>
-        </w:rPr>
-      </w:pPr>
-    </w:p>
-    <w:p>
-      <w:pPr>
-        <w:jc w:val="both"/>
-        <w:rPr>
-          <w:rFonts w:ascii="Times New Roman" w:hAnsi="Times New Roman" w:cs="Times New Roman"/>
-          <w:b/>
-          <w:color w:val="auto"/>
-          <w:sz w:val="28"/>
-          <w:szCs w:val="28"/>
-          <w:lang w:val="tr-TR" w:eastAsia="tr-TR"/>
-        </w:rPr>
-      </w:pPr>
-    </w:p>
-    <w:p>
-      <w:pPr>
-        <w:jc w:val="both"/>
-        <w:rPr>
-          <w:rFonts w:ascii="Times New Roman" w:hAnsi="Times New Roman" w:cs="Times New Roman"/>
-          <w:b/>
-          <w:color w:val="auto"/>
-          <w:sz w:val="28"/>
-          <w:szCs w:val="28"/>
-          <w:lang w:val="tr-TR" w:eastAsia="tr-TR"/>
-        </w:rPr>
-      </w:pPr>
       <w:r>
         <w:rPr>
           <w:rFonts w:ascii="Times New Roman" w:hAnsi="Times New Roman" w:cs="Times New Roman"/>
@@ -11539,31 +10693,6 @@
         <w:br/>
         <w:t xml:space="preserve">{{aciklama_yararli}}</w:t>
       </w:r>
-    </w:p>
-    <w:p>
-      <w:pPr>
-        <w:jc w:val="both"/>
-        <w:rPr>
-          <w:rFonts w:ascii="Times New Roman" w:hAnsi="Times New Roman" w:cs="Times New Roman"/>
-          <w:b/>
-          <w:color w:val="auto"/>
-          <w:sz w:val="28"/>
-          <w:szCs w:val="28"/>
-          <w:lang w:val="tr-TR" w:eastAsia="tr-TR"/>
-        </w:rPr>
-      </w:pPr>
-    </w:p>
-    <w:p>
-      <w:pPr>
-        <w:jc w:val="both"/>
-        <w:rPr>
-          <w:rFonts w:ascii="Times New Roman" w:hAnsi="Times New Roman" w:cs="Times New Roman"/>
-          <w:color w:val="auto"/>
-          <w:sz w:val="28"/>
-          <w:szCs w:val="28"/>
-          <w:lang w:val="tr-TR" w:eastAsia="tr-TR"/>
-        </w:rPr>
-      </w:pPr>
     </w:p>
     <w:p>
       <w:pPr>
@@ -11899,50 +11028,6 @@
     </w:tbl>
     <w:p>
       <w:pPr>
-        <w:rPr>
-          <w:rFonts w:ascii="Times New Roman" w:hAnsi="Times New Roman" w:cs="Times New Roman"/>
-          <w:color w:val="auto"/>
-          <w:sz w:val="28"/>
-          <w:szCs w:val="28"/>
-          <w:lang w:val="tr-TR" w:eastAsia="tr-TR"/>
-        </w:rPr>
-      </w:pPr>
-    </w:p>
-    <w:p>
-      <w:pPr>
-        <w:rPr>
-          <w:rFonts w:ascii="Times New Roman" w:hAnsi="Times New Roman" w:cs="Times New Roman"/>
-          <w:color w:val="auto"/>
-          <w:sz w:val="28"/>
-          <w:szCs w:val="28"/>
-          <w:lang w:val="tr-TR" w:eastAsia="tr-TR"/>
-        </w:rPr>
-      </w:pPr>
-    </w:p>
-    <w:p>
-      <w:pPr>
-        <w:rPr>
-          <w:rFonts w:ascii="Times New Roman" w:hAnsi="Times New Roman" w:cs="Times New Roman"/>
-          <w:color w:val="auto"/>
-          <w:sz w:val="28"/>
-          <w:szCs w:val="28"/>
-          <w:lang w:val="tr-TR" w:eastAsia="tr-TR"/>
-        </w:rPr>
-      </w:pPr>
-    </w:p>
-    <w:p>
-      <w:pPr>
-        <w:rPr>
-          <w:rFonts w:ascii="Times New Roman" w:hAnsi="Times New Roman" w:cs="Times New Roman"/>
-          <w:color w:val="auto"/>
-          <w:sz w:val="28"/>
-          <w:szCs w:val="28"/>
-          <w:lang w:val="tr-TR" w:eastAsia="tr-TR"/>
-        </w:rPr>
-      </w:pPr>
-    </w:p>
-    <w:p>
-      <w:pPr>
         <w:jc w:val="both"/>
         <w:rPr>
           <w:rFonts w:ascii="Times New Roman" w:hAnsi="Times New Roman" w:cs="Times New Roman"/>
@@ -12022,41 +11107,6 @@
         <w:br/>
         <w:t xml:space="preserve">{{yapilamayan_isler}}</w:t>
       </w:r>
-    </w:p>
-    <w:p>
-      <w:pPr>
-        <w:jc w:val="both"/>
-        <w:rPr>
-          <w:rFonts w:ascii="Times New Roman" w:hAnsi="Times New Roman" w:cs="Times New Roman"/>
-          <w:color w:val="auto"/>
-          <w:sz w:val="28"/>
-          <w:szCs w:val="28"/>
-          <w:lang w:val="tr-TR" w:eastAsia="tr-TR"/>
-        </w:rPr>
-      </w:pPr>
-    </w:p>
-    <w:p>
-      <w:pPr>
-        <w:jc w:val="both"/>
-        <w:rPr>
-          <w:rFonts w:ascii="Times New Roman" w:hAnsi="Times New Roman" w:cs="Times New Roman"/>
-          <w:color w:val="auto"/>
-          <w:sz w:val="28"/>
-          <w:szCs w:val="28"/>
-          <w:lang w:val="tr-TR" w:eastAsia="tr-TR"/>
-        </w:rPr>
-      </w:pPr>
-    </w:p>
-    <w:p>
-      <w:pPr>
-        <w:rPr>
-          <w:rFonts w:ascii="Times New Roman" w:hAnsi="Times New Roman" w:cs="Times New Roman"/>
-          <w:color w:val="auto"/>
-          <w:sz w:val="28"/>
-          <w:szCs w:val="28"/>
-          <w:lang w:val="tr-TR" w:eastAsia="tr-TR"/>
-        </w:rPr>
-      </w:pPr>
     </w:p>
     <w:p>
       <w:pPr>
@@ -12278,54 +11328,6 @@
         </w:tc>
       </w:tr>
     </w:tbl>
-    <w:p>
-      <w:pPr>
-        <w:rPr>
-          <w:rFonts w:ascii="Times New Roman" w:hAnsi="Times New Roman" w:cs="Times New Roman"/>
-          <w:b/>
-          <w:color w:val="auto"/>
-          <w:sz w:val="28"/>
-          <w:szCs w:val="28"/>
-          <w:lang w:val="tr-TR" w:eastAsia="tr-TR"/>
-        </w:rPr>
-      </w:pPr>
-    </w:p>
-    <w:p>
-      <w:pPr>
-        <w:rPr>
-          <w:rFonts w:ascii="Times New Roman" w:hAnsi="Times New Roman" w:cs="Times New Roman"/>
-          <w:b/>
-          <w:color w:val="auto"/>
-          <w:sz w:val="28"/>
-          <w:szCs w:val="28"/>
-          <w:lang w:val="tr-TR" w:eastAsia="tr-TR"/>
-        </w:rPr>
-      </w:pPr>
-    </w:p>
-    <w:p>
-      <w:pPr>
-        <w:rPr>
-          <w:rFonts w:ascii="Times New Roman" w:hAnsi="Times New Roman" w:cs="Times New Roman"/>
-          <w:b/>
-          <w:color w:val="auto"/>
-          <w:sz w:val="28"/>
-          <w:szCs w:val="28"/>
-          <w:lang w:val="tr-TR" w:eastAsia="tr-TR"/>
-        </w:rPr>
-      </w:pPr>
-    </w:p>
-    <w:p>
-      <w:pPr>
-        <w:rPr>
-          <w:rFonts w:ascii="Times New Roman" w:hAnsi="Times New Roman" w:cs="Times New Roman"/>
-          <w:b/>
-          <w:color w:val="auto"/>
-          <w:sz w:val="28"/>
-          <w:szCs w:val="28"/>
-          <w:lang w:val="tr-TR" w:eastAsia="tr-TR"/>
-        </w:rPr>
-      </w:pPr>
-    </w:p>
     <w:tbl>
       <w:tblPr>
         <w:tblW w:w="0" w:type="auto"/>
@@ -12514,62 +11516,6 @@
         <w:jc w:val="both"/>
         <w:rPr>
           <w:rFonts w:ascii="Times New Roman" w:hAnsi="Times New Roman" w:cs="Times New Roman"/>
-          <w:b/>
-          <w:color w:val="auto"/>
-          <w:sz w:val="28"/>
-          <w:szCs w:val="28"/>
-          <w:lang w:val="tr-TR" w:eastAsia="tr-TR"/>
-        </w:rPr>
-      </w:pPr>
-    </w:p>
-    <w:p>
-      <w:pPr>
-        <w:spacing w:line="360" w:lineRule="auto"/>
-        <w:jc w:val="both"/>
-        <w:rPr>
-          <w:rFonts w:ascii="Times New Roman" w:hAnsi="Times New Roman" w:cs="Times New Roman"/>
-          <w:b/>
-          <w:color w:val="auto"/>
-          <w:sz w:val="28"/>
-          <w:szCs w:val="28"/>
-          <w:lang w:val="tr-TR" w:eastAsia="tr-TR"/>
-        </w:rPr>
-      </w:pPr>
-    </w:p>
-    <w:p>
-      <w:pPr>
-        <w:spacing w:line="360" w:lineRule="auto"/>
-        <w:jc w:val="both"/>
-        <w:rPr>
-          <w:rFonts w:ascii="Times New Roman" w:hAnsi="Times New Roman" w:cs="Times New Roman"/>
-          <w:b/>
-          <w:color w:val="auto"/>
-          <w:sz w:val="28"/>
-          <w:szCs w:val="28"/>
-          <w:lang w:val="tr-TR" w:eastAsia="tr-TR"/>
-        </w:rPr>
-      </w:pPr>
-    </w:p>
-    <w:p>
-      <w:pPr>
-        <w:spacing w:line="360" w:lineRule="auto"/>
-        <w:jc w:val="both"/>
-        <w:rPr>
-          <w:rFonts w:ascii="Times New Roman" w:hAnsi="Times New Roman" w:cs="Times New Roman"/>
-          <w:b/>
-          <w:color w:val="auto"/>
-          <w:sz w:val="28"/>
-          <w:szCs w:val="28"/>
-          <w:lang w:val="tr-TR" w:eastAsia="tr-TR"/>
-        </w:rPr>
-      </w:pPr>
-    </w:p>
-    <w:p>
-      <w:pPr>
-        <w:spacing w:line="360" w:lineRule="auto"/>
-        <w:jc w:val="both"/>
-        <w:rPr>
-          <w:rFonts w:ascii="Times New Roman" w:hAnsi="Times New Roman" w:cs="Times New Roman"/>
           <w:color w:val="auto"/>
           <w:sz w:val="28"/>
           <w:szCs w:val="28"/>
@@ -12775,34 +11721,6 @@
         </w:tc>
       </w:tr>
     </w:tbl>
-    <w:p>
-      <w:pPr>
-        <w:spacing w:line="360" w:lineRule="auto"/>
-        <w:jc w:val="both"/>
-        <w:rPr>
-          <w:rFonts w:ascii="Times New Roman" w:hAnsi="Times New Roman" w:cs="Times New Roman"/>
-          <w:b/>
-          <w:color w:val="auto"/>
-          <w:sz w:val="28"/>
-          <w:szCs w:val="28"/>
-          <w:lang w:val="tr-TR" w:eastAsia="tr-TR"/>
-        </w:rPr>
-      </w:pPr>
-    </w:p>
-    <w:p>
-      <w:pPr>
-        <w:spacing w:line="360" w:lineRule="auto"/>
-        <w:jc w:val="both"/>
-        <w:rPr>
-          <w:rFonts w:ascii="Times New Roman" w:hAnsi="Times New Roman" w:cs="Times New Roman"/>
-          <w:b/>
-          <w:color w:val="auto"/>
-          <w:sz w:val="28"/>
-          <w:szCs w:val="28"/>
-          <w:lang w:val="tr-TR" w:eastAsia="tr-TR"/>
-        </w:rPr>
-      </w:pPr>
-    </w:p>
     <w:p>
       <w:pPr>
         <w:spacing w:line="360" w:lineRule="auto"/>
@@ -13027,54 +11945,6 @@
     </w:tbl>
     <w:p>
       <w:pPr>
-        <w:rPr>
-          <w:rFonts w:ascii="Times New Roman" w:hAnsi="Times New Roman" w:cs="Times New Roman"/>
-          <w:b/>
-          <w:color w:val="auto"/>
-          <w:sz w:val="28"/>
-          <w:szCs w:val="28"/>
-          <w:lang w:val="tr-TR" w:eastAsia="tr-TR"/>
-        </w:rPr>
-      </w:pPr>
-    </w:p>
-    <w:p>
-      <w:pPr>
-        <w:rPr>
-          <w:rFonts w:ascii="Times New Roman" w:hAnsi="Times New Roman" w:cs="Times New Roman"/>
-          <w:b/>
-          <w:color w:val="auto"/>
-          <w:sz w:val="28"/>
-          <w:szCs w:val="28"/>
-          <w:lang w:val="tr-TR" w:eastAsia="tr-TR"/>
-        </w:rPr>
-      </w:pPr>
-    </w:p>
-    <w:p>
-      <w:pPr>
-        <w:rPr>
-          <w:rFonts w:ascii="Times New Roman" w:hAnsi="Times New Roman" w:cs="Times New Roman"/>
-          <w:b/>
-          <w:color w:val="auto"/>
-          <w:sz w:val="28"/>
-          <w:szCs w:val="28"/>
-          <w:lang w:val="tr-TR" w:eastAsia="tr-TR"/>
-        </w:rPr>
-      </w:pPr>
-    </w:p>
-    <w:p>
-      <w:pPr>
-        <w:rPr>
-          <w:rFonts w:ascii="Times New Roman" w:hAnsi="Times New Roman" w:cs="Times New Roman"/>
-          <w:b/>
-          <w:color w:val="auto"/>
-          <w:sz w:val="28"/>
-          <w:szCs w:val="28"/>
-          <w:lang w:val="tr-TR" w:eastAsia="tr-TR"/>
-        </w:rPr>
-      </w:pPr>
-    </w:p>
-    <w:p>
-      <w:pPr>
         <w:numPr>
           <w:ilvl w:val="1"/>
           <w:numId w:val="26"/>
@@ -13346,45 +12216,6 @@
     </w:p>
     <w:p>
       <w:pPr>
-        <w:ind w:left="360"/>
-        <w:jc w:val="both"/>
-        <w:rPr>
-          <w:rFonts w:ascii="Times New Roman" w:hAnsi="Times New Roman" w:cs="Times New Roman"/>
-          <w:color w:val="auto"/>
-          <w:sz w:val="28"/>
-          <w:szCs w:val="28"/>
-          <w:lang w:val="tr-TR" w:eastAsia="tr-TR"/>
-        </w:rPr>
-      </w:pPr>
-    </w:p>
-    <w:p>
-      <w:pPr>
-        <w:ind w:left="360"/>
-        <w:jc w:val="both"/>
-        <w:rPr>
-          <w:rFonts w:ascii="Times New Roman" w:hAnsi="Times New Roman" w:cs="Times New Roman"/>
-          <w:color w:val="auto"/>
-          <w:sz w:val="28"/>
-          <w:szCs w:val="28"/>
-          <w:lang w:val="tr-TR" w:eastAsia="tr-TR"/>
-        </w:rPr>
-      </w:pPr>
-    </w:p>
-    <w:p>
-      <w:pPr>
-        <w:ind w:left="360"/>
-        <w:jc w:val="both"/>
-        <w:rPr>
-          <w:rFonts w:ascii="Times New Roman" w:hAnsi="Times New Roman" w:cs="Times New Roman"/>
-          <w:color w:val="auto"/>
-          <w:sz w:val="28"/>
-          <w:szCs w:val="28"/>
-          <w:lang w:val="tr-TR" w:eastAsia="tr-TR"/>
-        </w:rPr>
-      </w:pPr>
-    </w:p>
-    <w:p>
-      <w:pPr>
         <w:numPr>
           <w:ilvl w:val="1"/>
           <w:numId w:val="26"/>
@@ -13425,44 +12256,6 @@
         <w:br/>
         <w:t xml:space="preserve">{{kac_kisi}}</w:t>
       </w:r>
-    </w:p>
-    <w:p>
-      <w:pPr>
-        <w:jc w:val="both"/>
-        <w:rPr>
-          <w:rFonts w:ascii="Times New Roman" w:hAnsi="Times New Roman" w:cs="Times New Roman"/>
-          <w:b/>
-          <w:color w:val="auto"/>
-          <w:sz w:val="28"/>
-          <w:szCs w:val="28"/>
-          <w:lang w:val="tr-TR" w:eastAsia="tr-TR"/>
-        </w:rPr>
-      </w:pPr>
-    </w:p>
-    <w:p>
-      <w:pPr>
-        <w:jc w:val="both"/>
-        <w:rPr>
-          <w:rFonts w:ascii="Times New Roman" w:hAnsi="Times New Roman" w:cs="Times New Roman"/>
-          <w:b/>
-          <w:color w:val="auto"/>
-          <w:sz w:val="28"/>
-          <w:szCs w:val="28"/>
-          <w:lang w:val="tr-TR" w:eastAsia="tr-TR"/>
-        </w:rPr>
-      </w:pPr>
-    </w:p>
-    <w:p>
-      <w:pPr>
-        <w:rPr>
-          <w:rFonts w:ascii="Times New Roman" w:hAnsi="Times New Roman" w:cs="Times New Roman"/>
-          <w:b/>
-          <w:color w:val="auto"/>
-          <w:sz w:val="28"/>
-          <w:szCs w:val="28"/>
-          <w:lang w:val="tr-TR" w:eastAsia="tr-TR"/>
-        </w:rPr>
-      </w:pPr>
     </w:p>
     <w:p>
       <w:pPr>
@@ -13500,46 +12293,6 @@
     </w:p>
     <w:p>
       <w:pPr>
-        <w:spacing w:line="360" w:lineRule="auto"/>
-        <w:jc w:val="both"/>
-        <w:rPr>
-          <w:rFonts w:ascii="Times New Roman" w:hAnsi="Times New Roman" w:cs="Times New Roman"/>
-          <w:b/>
-          <w:color w:val="auto"/>
-          <w:sz w:val="28"/>
-          <w:szCs w:val="28"/>
-          <w:lang w:val="tr-TR" w:eastAsia="tr-TR"/>
-        </w:rPr>
-      </w:pPr>
-    </w:p>
-    <w:p>
-      <w:pPr>
-        <w:spacing w:line="360" w:lineRule="auto"/>
-        <w:jc w:val="both"/>
-        <w:rPr>
-          <w:rFonts w:ascii="Times New Roman" w:hAnsi="Times New Roman" w:cs="Times New Roman"/>
-          <w:color w:val="auto"/>
-          <w:sz w:val="28"/>
-          <w:szCs w:val="28"/>
-          <w:lang w:val="tr-TR" w:eastAsia="tr-TR"/>
-        </w:rPr>
-      </w:pPr>
-    </w:p>
-    <w:p>
-      <w:pPr>
-        <w:spacing w:line="360" w:lineRule="auto"/>
-        <w:jc w:val="both"/>
-        <w:rPr>
-          <w:rFonts w:ascii="Times New Roman" w:hAnsi="Times New Roman" w:cs="Times New Roman"/>
-          <w:color w:val="auto"/>
-          <w:sz w:val="28"/>
-          <w:szCs w:val="28"/>
-          <w:lang w:val="tr-TR" w:eastAsia="tr-TR"/>
-        </w:rPr>
-      </w:pPr>
-    </w:p>
-    <w:p>
-      <w:pPr>
         <w:numPr>
           <w:ilvl w:val="1"/>
           <w:numId w:val="26"/>
@@ -13573,45 +12326,6 @@
     </w:p>
     <w:p>
       <w:pPr>
-        <w:spacing w:line="360" w:lineRule="auto"/>
-        <w:jc w:val="both"/>
-        <w:rPr>
-          <w:rFonts w:ascii="Times New Roman" w:hAnsi="Times New Roman" w:cs="Times New Roman"/>
-          <w:color w:val="auto"/>
-          <w:sz w:val="28"/>
-          <w:szCs w:val="28"/>
-          <w:lang w:val="tr-TR" w:eastAsia="tr-TR"/>
-        </w:rPr>
-      </w:pPr>
-    </w:p>
-    <w:p>
-      <w:pPr>
-        <w:spacing w:line="360" w:lineRule="auto"/>
-        <w:jc w:val="both"/>
-        <w:rPr>
-          <w:rFonts w:ascii="Times New Roman" w:hAnsi="Times New Roman" w:cs="Times New Roman"/>
-          <w:color w:val="auto"/>
-          <w:sz w:val="28"/>
-          <w:szCs w:val="28"/>
-          <w:lang w:val="tr-TR" w:eastAsia="tr-TR"/>
-        </w:rPr>
-      </w:pPr>
-    </w:p>
-    <w:p>
-      <w:pPr>
-        <w:spacing w:line="360" w:lineRule="auto"/>
-        <w:jc w:val="both"/>
-        <w:rPr>
-          <w:rFonts w:ascii="Times New Roman" w:hAnsi="Times New Roman" w:cs="Times New Roman"/>
-          <w:color w:val="auto"/>
-          <w:sz w:val="28"/>
-          <w:szCs w:val="28"/>
-          <w:lang w:val="tr-TR" w:eastAsia="tr-TR"/>
-        </w:rPr>
-      </w:pPr>
-    </w:p>
-    <w:p>
-      <w:pPr>
         <w:numPr>
           <w:ilvl w:val="1"/>
           <w:numId w:val="26"/>
@@ -13645,46 +12359,6 @@
     </w:p>
     <w:p>
       <w:pPr>
-        <w:spacing w:line="360" w:lineRule="auto"/>
-        <w:jc w:val="both"/>
-        <w:rPr>
-          <w:rFonts w:ascii="Times New Roman" w:hAnsi="Times New Roman" w:cs="Times New Roman"/>
-          <w:b/>
-          <w:color w:val="auto"/>
-          <w:sz w:val="28"/>
-          <w:szCs w:val="28"/>
-          <w:lang w:val="tr-TR" w:eastAsia="tr-TR"/>
-        </w:rPr>
-      </w:pPr>
-    </w:p>
-    <w:p>
-      <w:pPr>
-        <w:spacing w:line="360" w:lineRule="auto"/>
-        <w:jc w:val="both"/>
-        <w:rPr>
-          <w:rFonts w:ascii="Times New Roman" w:hAnsi="Times New Roman" w:cs="Times New Roman"/>
-          <w:b/>
-          <w:color w:val="auto"/>
-          <w:sz w:val="28"/>
-          <w:szCs w:val="28"/>
-          <w:lang w:val="tr-TR" w:eastAsia="tr-TR"/>
-        </w:rPr>
-      </w:pPr>
-    </w:p>
-    <w:p>
-      <w:pPr>
-        <w:rPr>
-          <w:rFonts w:ascii="Times New Roman" w:hAnsi="Times New Roman" w:cs="Times New Roman"/>
-          <w:b/>
-          <w:color w:val="auto"/>
-          <w:sz w:val="28"/>
-          <w:szCs w:val="28"/>
-          <w:lang w:val="tr-TR" w:eastAsia="tr-TR"/>
-        </w:rPr>
-      </w:pPr>
-    </w:p>
-    <w:p>
-      <w:pPr>
         <w:numPr>
           <w:ilvl w:val="1"/>
           <w:numId w:val="26"/>
@@ -13718,19 +12392,6 @@
     </w:p>
     <w:p>
       <w:pPr>
-        <w:spacing w:line="360" w:lineRule="auto"/>
-        <w:jc w:val="both"/>
-        <w:rPr>
-          <w:rFonts w:ascii="Times New Roman" w:hAnsi="Times New Roman" w:cs="Times New Roman"/>
-          <w:color w:val="auto"/>
-          <w:sz w:val="28"/>
-          <w:szCs w:val="28"/>
-          <w:lang w:val="tr-TR" w:eastAsia="tr-TR"/>
-        </w:rPr>
-      </w:pPr>
-    </w:p>
-    <w:p>
-      <w:pPr>
         <w:numPr>
           <w:ilvl w:val="1"/>
           <w:numId w:val="26"/>
@@ -13761,47 +12422,6 @@
         <w:br/>
         <w:t xml:space="preserve">{{iyilestirme_engelleri}}</w:t>
       </w:r>
-    </w:p>
-    <w:p>
-      <w:pPr>
-        <w:pStyle w:val="ListeParagraf"/>
-        <w:rPr>
-          <w:rFonts w:ascii="Times New Roman" w:hAnsi="Times New Roman" w:cs="Times New Roman"/>
-          <w:b/>
-          <w:color w:val="auto"/>
-          <w:sz w:val="28"/>
-          <w:szCs w:val="28"/>
-          <w:lang w:val="tr-TR" w:eastAsia="tr-TR"/>
-        </w:rPr>
-      </w:pPr>
-    </w:p>
-    <w:p>
-      <w:pPr>
-        <w:spacing w:line="360" w:lineRule="auto"/>
-        <w:ind w:left="360"/>
-        <w:jc w:val="both"/>
-        <w:rPr>
-          <w:rFonts w:ascii="Times New Roman" w:hAnsi="Times New Roman" w:cs="Times New Roman"/>
-          <w:b/>
-          <w:color w:val="auto"/>
-          <w:sz w:val="28"/>
-          <w:szCs w:val="28"/>
-          <w:lang w:val="tr-TR" w:eastAsia="tr-TR"/>
-        </w:rPr>
-      </w:pPr>
-    </w:p>
-    <w:p>
-      <w:pPr>
-        <w:spacing w:line="360" w:lineRule="auto"/>
-        <w:jc w:val="both"/>
-        <w:rPr>
-          <w:rFonts w:ascii="Times New Roman" w:hAnsi="Times New Roman" w:cs="Times New Roman"/>
-          <w:color w:val="auto"/>
-          <w:sz w:val="28"/>
-          <w:szCs w:val="28"/>
-          <w:lang w:val="tr-TR" w:eastAsia="tr-TR"/>
-        </w:rPr>
-      </w:pPr>
     </w:p>
     <w:p>
       <w:pPr>
@@ -13981,17 +12601,6 @@
     </w:tbl>
     <w:p>
       <w:pPr>
-        <w:jc w:val="both"/>
-        <w:rPr>
-          <w:rFonts w:ascii="Times New Roman" w:hAnsi="Times New Roman" w:cs="Times New Roman"/>
-          <w:noProof/>
-          <w:sz w:val="28"/>
-          <w:lang w:val="tr-TR"/>
-        </w:rPr>
-      </w:pPr>
-    </w:p>
-    <w:p>
-      <w:pPr>
         <w:ind w:left="360"/>
         <w:jc w:val="both"/>
         <w:rPr>
@@ -14048,42 +12657,6 @@
     </w:tbl>
     <w:p>
       <w:pPr>
-        <w:ind w:left="720"/>
-        <w:jc w:val="both"/>
-        <w:rPr>
-          <w:rFonts w:ascii="Times New Roman" w:hAnsi="Times New Roman" w:cs="Times New Roman"/>
-          <w:noProof/>
-          <w:sz w:val="28"/>
-          <w:lang w:val="tr-TR"/>
-        </w:rPr>
-      </w:pPr>
-    </w:p>
-    <w:p>
-      <w:pPr>
-        <w:ind w:left="720"/>
-        <w:jc w:val="both"/>
-        <w:rPr>
-          <w:rFonts w:ascii="Times New Roman" w:hAnsi="Times New Roman" w:cs="Times New Roman"/>
-          <w:noProof/>
-          <w:sz w:val="28"/>
-          <w:lang w:val="tr-TR"/>
-        </w:rPr>
-      </w:pPr>
-    </w:p>
-    <w:p>
-      <w:pPr>
-        <w:ind w:left="720"/>
-        <w:jc w:val="both"/>
-        <w:rPr>
-          <w:rFonts w:ascii="Times New Roman" w:hAnsi="Times New Roman" w:cs="Times New Roman"/>
-          <w:noProof/>
-          <w:sz w:val="28"/>
-          <w:lang w:val="tr-TR"/>
-        </w:rPr>
-      </w:pPr>
-    </w:p>
-    <w:p>
-      <w:pPr>
         <w:pStyle w:val="Balk1"/>
         <w:rPr>
           <w:rFonts w:ascii="Times New Roman" w:hAnsi="Times New Roman" w:cs="Times New Roman"/>
@@ -14235,30 +12808,6 @@
     </w:tbl>
     <w:p>
       <w:pPr>
-        <w:ind w:left="720"/>
-        <w:jc w:val="both"/>
-        <w:rPr>
-          <w:rFonts w:ascii="Times New Roman" w:hAnsi="Times New Roman" w:cs="Times New Roman"/>
-          <w:noProof/>
-          <w:sz w:val="28"/>
-          <w:lang w:val="tr-TR"/>
-        </w:rPr>
-      </w:pPr>
-    </w:p>
-    <w:p>
-      <w:pPr>
-        <w:ind w:left="720"/>
-        <w:jc w:val="both"/>
-        <w:rPr>
-          <w:rFonts w:ascii="Times New Roman" w:hAnsi="Times New Roman" w:cs="Times New Roman"/>
-          <w:noProof/>
-          <w:sz w:val="28"/>
-          <w:lang w:val="tr-TR"/>
-        </w:rPr>
-      </w:pPr>
-    </w:p>
-    <w:p>
-      <w:pPr>
         <w:ind w:left="720" w:hanging="360"/>
         <w:jc w:val="both"/>
         <w:rPr>
@@ -14333,24 +12882,6 @@
     </w:tbl>
     <w:p>
       <w:pPr>
-        <w:rPr>
-          <w:rFonts w:ascii="Times New Roman" w:hAnsi="Times New Roman" w:cs="Times New Roman"/>
-          <w:noProof/>
-          <w:lang w:val="tr-TR"/>
-        </w:rPr>
-      </w:pPr>
-    </w:p>
-    <w:p>
-      <w:pPr>
-        <w:rPr>
-          <w:rFonts w:ascii="Times New Roman" w:hAnsi="Times New Roman" w:cs="Times New Roman"/>
-          <w:noProof/>
-          <w:lang w:val="tr-TR"/>
-        </w:rPr>
-      </w:pPr>
-    </w:p>
-    <w:p>
-      <w:pPr>
         <w:ind w:left="720" w:hanging="360"/>
         <w:jc w:val="both"/>
         <w:rPr>
@@ -14417,24 +12948,6 @@
         </w:tc>
       </w:tr>
     </w:tbl>
-    <w:p>
-      <w:pPr>
-        <w:rPr>
-          <w:rFonts w:ascii="Times New Roman" w:hAnsi="Times New Roman" w:cs="Times New Roman"/>
-          <w:noProof/>
-          <w:lang w:val="tr-TR"/>
-        </w:rPr>
-      </w:pPr>
-    </w:p>
-    <w:p>
-      <w:pPr>
-        <w:rPr>
-          <w:rFonts w:ascii="Times New Roman" w:hAnsi="Times New Roman" w:cs="Times New Roman"/>
-          <w:noProof/>
-          <w:lang w:val="tr-TR"/>
-        </w:rPr>
-      </w:pPr>
-    </w:p>
     <w:p>
       <w:pPr>
         <w:pStyle w:val="Balk1"/>
@@ -14766,30 +13279,6 @@
     </w:tbl>
     <w:p>
       <w:pPr>
-        <w:jc w:val="both"/>
-        <w:rPr>
-          <w:rFonts w:ascii="Times New Roman" w:hAnsi="Times New Roman" w:cs="Times New Roman"/>
-          <w:b/>
-          <w:bCs/>
-          <w:noProof/>
-          <w:sz w:val="28"/>
-          <w:lang w:val="tr-TR"/>
-        </w:rPr>
-      </w:pPr>
-      <w:r>
-        <w:rPr>
-          <w:rFonts w:ascii="Times New Roman" w:hAnsi="Times New Roman" w:cs="Times New Roman"/>
-          <w:b/>
-          <w:bCs/>
-          <w:noProof/>
-          <w:sz w:val="28"/>
-          <w:lang w:val="tr-TR"/>
-        </w:rPr>
-        <w:t xml:space="preserve">            </w:t>
-      </w:r>
-    </w:p>
-    <w:p>
-      <w:pPr>
         <w:ind w:left="720" w:hanging="360"/>
         <w:jc w:val="both"/>
         <w:rPr>
@@ -15013,23 +13502,6 @@
     </w:tbl>
     <w:p>
       <w:pPr>
-        <w:pStyle w:val="Normal"/>
-        <w:rPr>
-          <w:rFonts w:ascii="Times New Roman" w:hAnsi="Times New Roman" w:cs="Times New Roman"/>
-          <w:noProof/>
-          <w:lang w:val="tr-TR"/>
-        </w:rPr>
-      </w:pPr>
-    </w:p>
-    <w:p>
-      <w:pPr>
-        <w:rPr>
-          <w:lang w:val="tr-TR"/>
-        </w:rPr>
-      </w:pPr>
-    </w:p>
-    <w:p>
-      <w:pPr>
         <w:ind w:left="720" w:hanging="360"/>
         <w:jc w:val="both"/>
         <w:rPr>
@@ -15145,18 +13617,6 @@
         </w:rPr>
         <w:tab/>
       </w:r>
-    </w:p>
-    <w:p>
-      <w:pPr>
-        <w:ind w:left="720"/>
-        <w:jc w:val="both"/>
-        <w:rPr>
-          <w:rFonts w:ascii="Times New Roman" w:hAnsi="Times New Roman" w:cs="Times New Roman"/>
-          <w:noProof/>
-          <w:sz w:val="28"/>
-          <w:lang w:val="tr-TR"/>
-        </w:rPr>
-      </w:pPr>
     </w:p>
     <w:p>
       <w:pPr>
@@ -15358,28 +13818,6 @@
     </w:tbl>
     <w:p>
       <w:pPr>
-        <w:pStyle w:val="Normal"/>
-        <w:rPr>
-          <w:rFonts w:ascii="Times New Roman" w:hAnsi="Times New Roman" w:cs="Times New Roman"/>
-          <w:noProof/>
-          <w:lang w:val="tr-TR"/>
-        </w:rPr>
-      </w:pPr>
-    </w:p>
-    <w:p>
-      <w:pPr>
-        <w:ind w:left="720"/>
-        <w:jc w:val="both"/>
-        <w:rPr>
-          <w:rFonts w:ascii="Times New Roman" w:hAnsi="Times New Roman" w:cs="Times New Roman"/>
-          <w:noProof/>
-          <w:sz w:val="28"/>
-          <w:lang w:val="tr-TR"/>
-        </w:rPr>
-      </w:pPr>
-    </w:p>
-    <w:p>
-      <w:pPr>
         <w:ind w:left="720" w:hanging="360"/>
         <w:jc w:val="both"/>
         <w:rPr>
@@ -15596,16 +14034,6 @@
     </w:tbl>
     <w:p>
       <w:pPr>
-        <w:pStyle w:val="Normal"/>
-        <w:rPr>
-          <w:rFonts w:ascii="Times New Roman" w:hAnsi="Times New Roman" w:cs="Times New Roman"/>
-          <w:noProof/>
-          <w:lang w:val="tr-TR"/>
-        </w:rPr>
-      </w:pPr>
-    </w:p>
-    <w:p>
-      <w:pPr>
         <w:pStyle w:val="Balk1"/>
         <w:rPr>
           <w:rFonts w:ascii="Times New Roman" w:hAnsi="Times New Roman" w:cs="Times New Roman"/>
@@ -15767,18 +14195,6 @@
         <w:tab/>
         <w:t>(Eğer cevabınız hayır ise aşağıdaki maddeleri geçiniz)</w:t>
       </w:r>
-    </w:p>
-    <w:p>
-      <w:pPr>
-        <w:ind w:left="720"/>
-        <w:jc w:val="both"/>
-        <w:rPr>
-          <w:rFonts w:ascii="Times New Roman" w:hAnsi="Times New Roman" w:cs="Times New Roman"/>
-          <w:noProof/>
-          <w:sz w:val="28"/>
-          <w:lang w:val="tr-TR"/>
-        </w:rPr>
-      </w:pPr>
     </w:p>
     <w:p>
       <w:pPr>
@@ -15917,17 +14333,6 @@
           <w:lang w:val="tr-TR"/>
         </w:rPr>
       </w:pPr>
-    </w:p>
-    <w:p>
-      <w:pPr>
-        <w:jc w:val="both"/>
-        <w:rPr>
-          <w:rFonts w:ascii="Times New Roman" w:hAnsi="Times New Roman" w:cs="Times New Roman"/>
-          <w:noProof/>
-          <w:sz w:val="28"/>
-          <w:lang w:val="tr-TR"/>
-        </w:rPr>
-      </w:pPr>
       <w:r>
         <w:rPr>
           <w:rFonts w:ascii="Times New Roman" w:hAnsi="Times New Roman" w:cs="Times New Roman"/>
@@ -16056,17 +14461,6 @@
         <w:br/>
         <w:t xml:space="preserve">{{dolayli_sayi}}</w:t>
       </w:r>
-    </w:p>
-    <w:p>
-      <w:pPr>
-        <w:jc w:val="both"/>
-        <w:rPr>
-          <w:rFonts w:ascii="Times New Roman" w:hAnsi="Times New Roman" w:cs="Times New Roman"/>
-          <w:noProof/>
-          <w:sz w:val="28"/>
-          <w:lang w:val="tr-TR"/>
-        </w:rPr>
-      </w:pPr>
     </w:p>
     <w:p>
       <w:pPr>
@@ -16264,27 +14658,6 @@
     </w:tbl>
     <w:p>
       <w:pPr>
-        <w:ind w:left="720"/>
-        <w:jc w:val="both"/>
-        <w:rPr>
-          <w:rFonts w:ascii="Times New Roman" w:hAnsi="Times New Roman" w:cs="Times New Roman"/>
-          <w:noProof/>
-          <w:sz w:val="28"/>
-          <w:lang w:val="tr-TR"/>
-        </w:rPr>
-      </w:pPr>
-    </w:p>
-    <w:p>
-      <w:pPr>
-        <w:rPr>
-          <w:rFonts w:ascii="Times New Roman" w:hAnsi="Times New Roman" w:cs="Times New Roman"/>
-          <w:noProof/>
-          <w:lang w:val="tr-TR"/>
-        </w:rPr>
-      </w:pPr>
-    </w:p>
-    <w:p>
-      <w:pPr>
         <w:pStyle w:val="Balk1"/>
         <w:ind w:left="0"/>
         <w:jc w:val="left"/>
@@ -16398,27 +14771,6 @@
         </w:tc>
       </w:tr>
     </w:tbl>
-    <w:p>
-      <w:pPr>
-        <w:ind w:left="720"/>
-        <w:jc w:val="both"/>
-        <w:rPr>
-          <w:rFonts w:ascii="Times New Roman" w:hAnsi="Times New Roman" w:cs="Times New Roman"/>
-          <w:noProof/>
-          <w:sz w:val="28"/>
-          <w:lang w:val="tr-TR"/>
-        </w:rPr>
-      </w:pPr>
-    </w:p>
-    <w:p>
-      <w:pPr>
-        <w:rPr>
-          <w:rFonts w:ascii="Times New Roman" w:hAnsi="Times New Roman" w:cs="Times New Roman"/>
-          <w:noProof/>
-          <w:lang w:val="tr-TR"/>
-        </w:rPr>
-      </w:pPr>
-    </w:p>
     <w:p>
       <w:pPr>
         <w:pStyle w:val="Balk1"/>
@@ -16620,30 +14972,6 @@
     </w:tbl>
     <w:p>
       <w:pPr>
-        <w:ind w:left="720"/>
-        <w:jc w:val="both"/>
-        <w:rPr>
-          <w:rFonts w:ascii="Times New Roman" w:hAnsi="Times New Roman" w:cs="Times New Roman"/>
-          <w:noProof/>
-          <w:sz w:val="28"/>
-          <w:lang w:val="tr-TR"/>
-        </w:rPr>
-      </w:pPr>
-    </w:p>
-    <w:p>
-      <w:pPr>
-        <w:ind w:left="720"/>
-        <w:jc w:val="both"/>
-        <w:rPr>
-          <w:rFonts w:ascii="Times New Roman" w:hAnsi="Times New Roman" w:cs="Times New Roman"/>
-          <w:noProof/>
-          <w:sz w:val="28"/>
-          <w:lang w:val="tr-TR"/>
-        </w:rPr>
-      </w:pPr>
-    </w:p>
-    <w:p>
-      <w:pPr>
         <w:pStyle w:val="Balk1"/>
         <w:ind w:left="720"/>
         <w:jc w:val="both"/>
@@ -16709,17 +15037,6 @@
         </w:tc>
       </w:tr>
     </w:tbl>
-    <w:p>
-      <w:pPr>
-        <w:jc w:val="both"/>
-        <w:rPr>
-          <w:rFonts w:ascii="Times New Roman" w:hAnsi="Times New Roman" w:cs="Times New Roman"/>
-          <w:noProof/>
-          <w:sz w:val="28"/>
-          <w:lang w:val="tr-TR"/>
-        </w:rPr>
-      </w:pPr>
-    </w:p>
     <w:sectPr>
       <w:footerReference w:type="even" r:id="rId8"/>
       <w:footerReference w:type="default" r:id="rId9"/>

--- a/assets/IsAnaliziForm-template.docx
+++ b/assets/IsAnaliziForm-template.docx
@@ -1947,6 +1947,27 @@
     </w:tbl>
     <w:p>
       <w:pPr>
+        <w:ind w:left="360"/>
+        <w:jc w:val="both"/>
+        <w:rPr>
+          <w:rFonts w:ascii="Times New Roman" w:hAnsi="Times New Roman" w:cs="Times New Roman"/>
+          <w:noProof/>
+          <w:sz w:val="28"/>
+          <w:lang w:val="tr-TR"/>
+        </w:rPr>
+      </w:pPr>
+      <w:r>
+        <w:rPr>
+          <w:rFonts w:ascii="Times New Roman" w:hAnsi="Times New Roman" w:cs="Times New Roman"/>
+          <w:noProof/>
+          <w:sz w:val="28"/>
+          <w:lang w:val="tr-TR"/>
+        </w:rPr>
+        <w:tab/>
+      </w:r>
+    </w:p>
+    <w:p>
+      <w:pPr>
         <w:spacing w:line="600" w:lineRule="auto"/>
         <w:rPr>
           <w:rFonts w:ascii="Times New Roman" w:hAnsi="Times New Roman" w:cs="Times New Roman"/>
@@ -2132,6 +2153,51 @@
         <w:br/>
         <w:t xml:space="preserve">{{vekalet_edilen}}</w:t>
       </w:r>
+    </w:p>
+    <w:p>
+      <w:pPr>
+        <w:tabs>
+          <w:tab w:val="left" w:pos="426"/>
+          <w:tab w:val="left" w:pos="851"/>
+          <w:tab w:val="left" w:pos="993"/>
+        </w:tabs>
+        <w:rPr>
+          <w:rFonts w:ascii="Times New Roman" w:hAnsi="Times New Roman" w:cs="Times New Roman"/>
+          <w:b/>
+          <w:color w:val="auto"/>
+          <w:lang w:val="tr-TR" w:eastAsia="tr-TR"/>
+        </w:rPr>
+      </w:pPr>
+    </w:p>
+    <w:p>
+      <w:pPr>
+        <w:tabs>
+          <w:tab w:val="left" w:pos="426"/>
+          <w:tab w:val="left" w:pos="851"/>
+          <w:tab w:val="left" w:pos="993"/>
+        </w:tabs>
+        <w:rPr>
+          <w:rFonts w:ascii="Times New Roman" w:hAnsi="Times New Roman" w:cs="Times New Roman"/>
+          <w:b/>
+          <w:color w:val="auto"/>
+          <w:lang w:val="tr-TR" w:eastAsia="tr-TR"/>
+        </w:rPr>
+      </w:pPr>
+    </w:p>
+    <w:p>
+      <w:pPr>
+        <w:tabs>
+          <w:tab w:val="left" w:pos="426"/>
+          <w:tab w:val="left" w:pos="851"/>
+          <w:tab w:val="left" w:pos="993"/>
+        </w:tabs>
+        <w:rPr>
+          <w:rFonts w:ascii="Times New Roman" w:hAnsi="Times New Roman" w:cs="Times New Roman"/>
+          <w:b/>
+          <w:color w:val="auto"/>
+          <w:lang w:val="tr-TR" w:eastAsia="tr-TR"/>
+        </w:rPr>
+      </w:pPr>
     </w:p>
     <w:p>
       <w:pPr>
@@ -2239,6 +2305,16 @@
         <w:br/>
         <w:t xml:space="preserve">{{rol_amaci}}</w:t>
       </w:r>
+    </w:p>
+    <w:p>
+      <w:pPr>
+        <w:pStyle w:val="GvdeMetniGirintisi"/>
+        <w:rPr>
+          <w:rFonts w:ascii="Times New Roman" w:hAnsi="Times New Roman" w:cs="Times New Roman"/>
+          <w:noProof/>
+          <w:lang w:val="tr-TR"/>
+        </w:rPr>
+      </w:pPr>
     </w:p>
     <w:p>
       <w:pPr>
@@ -2727,6 +2803,55 @@
     </w:tbl>
     <w:p>
       <w:pPr>
+        <w:ind w:left="720"/>
+        <w:jc w:val="both"/>
+        <w:rPr>
+          <w:rFonts w:ascii="Times New Roman" w:hAnsi="Times New Roman" w:cs="Times New Roman"/>
+          <w:b/>
+          <w:bCs/>
+          <w:noProof/>
+          <w:lang w:val="tr-TR"/>
+        </w:rPr>
+      </w:pPr>
+    </w:p>
+    <w:p>
+      <w:pPr>
+        <w:ind w:left="720"/>
+        <w:jc w:val="both"/>
+        <w:rPr>
+          <w:rFonts w:ascii="Times New Roman" w:hAnsi="Times New Roman" w:cs="Times New Roman"/>
+          <w:b/>
+          <w:bCs/>
+          <w:noProof/>
+          <w:lang w:val="tr-TR"/>
+        </w:rPr>
+      </w:pPr>
+    </w:p>
+    <w:p>
+      <w:pPr>
+        <w:ind w:left="720"/>
+        <w:jc w:val="both"/>
+        <w:rPr>
+          <w:rFonts w:ascii="Times New Roman" w:hAnsi="Times New Roman" w:cs="Times New Roman"/>
+          <w:b/>
+          <w:bCs/>
+          <w:noProof/>
+          <w:lang w:val="tr-TR"/>
+        </w:rPr>
+      </w:pPr>
+    </w:p>
+    <w:p>
+      <w:pPr>
+        <w:jc w:val="both"/>
+        <w:rPr>
+          <w:rFonts w:ascii="Times New Roman" w:hAnsi="Times New Roman" w:cs="Times New Roman"/>
+          <w:noProof/>
+          <w:lang w:val="tr-TR"/>
+        </w:rPr>
+      </w:pPr>
+    </w:p>
+    <w:p>
+      <w:pPr>
         <w:pStyle w:val="GvdeMetniGirintisi"/>
         <w:rPr>
           <w:rFonts w:ascii="Times New Roman" w:hAnsi="Times New Roman" w:cs="Times New Roman"/>
@@ -2851,36 +2976,13 @@
         </w:tabs>
         <w:rPr>
           <w:rFonts w:ascii="Times New Roman" w:hAnsi="Times New Roman" w:cs="Times New Roman"/>
-          <w:color w:val="auto"/>
-          <w:sz w:val="28"/>
-          <w:szCs w:val="28"/>
-          <w:lang w:val="tr-TR" w:eastAsia="tr-TR"/>
-        </w:rPr>
-      </w:pPr>
-      <w:r>
-        <w:rPr>
-          <w:rFonts w:ascii="Times New Roman" w:hAnsi="Times New Roman" w:cs="Times New Roman"/>
-          <w:color w:val="auto"/>
-          <w:sz w:val="28"/>
-          <w:szCs w:val="28"/>
-          <w:lang w:val="tr-TR" w:eastAsia="tr-TR"/>
-        </w:rPr>
-        <w:t xml:space="preserve"> 2.4.</w:t>
-      </w:r>
-      <w:r>
-        <w:rPr>
-          <w:rFonts w:ascii="Times New Roman" w:hAnsi="Times New Roman" w:cs="Times New Roman"/>
-          <w:color w:val="auto"/>
-          <w:sz w:val="28"/>
-          <w:szCs w:val="28"/>
-          <w:lang w:val="tr-TR" w:eastAsia="tr-TR"/>
-        </w:rPr>
-        <w:t>Bu faaliyetleri yapmak için hangi girdiler gerekmektedir? Bunları hangi birim/bölüm sağlamaktadır?</w:t>
-      </w:r>
-      <w:r>
-        <w:br/>
-        <w:t xml:space="preserve">{{girdiler_birimler}}</w:t>
-      </w:r>
+          <w:b/>
+          <w:color w:val="auto"/>
+          <w:sz w:val="28"/>
+          <w:szCs w:val="28"/>
+          <w:lang w:val="tr-TR" w:eastAsia="tr-TR"/>
+        </w:rPr>
+      </w:pPr>
     </w:p>
     <w:p>
       <w:pPr>
@@ -2905,22 +3007,56 @@
           <w:szCs w:val="28"/>
           <w:lang w:val="tr-TR" w:eastAsia="tr-TR"/>
         </w:rPr>
-        <w:t>2.5.</w:t>
-      </w:r>
-      <w:r>
-        <w:rPr>
-          <w:rFonts w:ascii="Times New Roman" w:hAnsi="Times New Roman" w:cs="Times New Roman"/>
-          <w:color w:val="auto"/>
-          <w:sz w:val="28"/>
-          <w:szCs w:val="28"/>
-          <w:lang w:val="tr-TR" w:eastAsia="tr-TR"/>
-        </w:rPr>
-        <w:t>Bu faaliyetler sonunda hangi çıktılar üretilmektedir ve bunlar nereye gider?</w:t>
+        <w:t xml:space="preserve"> 2.4.</w:t>
+      </w:r>
+      <w:r>
+        <w:rPr>
+          <w:rFonts w:ascii="Times New Roman" w:hAnsi="Times New Roman" w:cs="Times New Roman"/>
+          <w:color w:val="auto"/>
+          <w:sz w:val="28"/>
+          <w:szCs w:val="28"/>
+          <w:lang w:val="tr-TR" w:eastAsia="tr-TR"/>
+        </w:rPr>
+        <w:t>Bu faaliyetleri yapmak için hangi girdiler gerekmektedir? Bunları hangi birim/bölüm sağlamaktadır?</w:t>
       </w:r>
       <w:r>
         <w:br/>
-        <w:t xml:space="preserve">{{ciktilar}}</w:t>
-      </w:r>
+        <w:t xml:space="preserve">{{girdiler_birimler}}</w:t>
+      </w:r>
+    </w:p>
+    <w:p>
+      <w:pPr>
+        <w:rPr>
+          <w:rFonts w:ascii="Times New Roman" w:hAnsi="Times New Roman" w:cs="Times New Roman"/>
+          <w:b/>
+          <w:color w:val="auto"/>
+          <w:sz w:val="28"/>
+          <w:szCs w:val="28"/>
+          <w:lang w:val="tr-TR" w:eastAsia="tr-TR"/>
+        </w:rPr>
+      </w:pPr>
+    </w:p>
+    <w:p>
+      <w:pPr>
+        <w:rPr>
+          <w:rFonts w:ascii="Times New Roman" w:hAnsi="Times New Roman" w:cs="Times New Roman"/>
+          <w:color w:val="auto"/>
+          <w:sz w:val="28"/>
+          <w:szCs w:val="28"/>
+          <w:lang w:val="tr-TR" w:eastAsia="tr-TR"/>
+        </w:rPr>
+      </w:pPr>
+    </w:p>
+    <w:p>
+      <w:pPr>
+        <w:rPr>
+          <w:rFonts w:ascii="Times New Roman" w:hAnsi="Times New Roman" w:cs="Times New Roman"/>
+          <w:color w:val="auto"/>
+          <w:sz w:val="28"/>
+          <w:szCs w:val="28"/>
+          <w:lang w:val="tr-TR" w:eastAsia="tr-TR"/>
+        </w:rPr>
+      </w:pPr>
     </w:p>
     <w:p>
       <w:pPr>
@@ -2945,6 +3081,81 @@
           <w:szCs w:val="28"/>
           <w:lang w:val="tr-TR" w:eastAsia="tr-TR"/>
         </w:rPr>
+        <w:t>2.5.</w:t>
+      </w:r>
+      <w:r>
+        <w:rPr>
+          <w:rFonts w:ascii="Times New Roman" w:hAnsi="Times New Roman" w:cs="Times New Roman"/>
+          <w:color w:val="auto"/>
+          <w:sz w:val="28"/>
+          <w:szCs w:val="28"/>
+          <w:lang w:val="tr-TR" w:eastAsia="tr-TR"/>
+        </w:rPr>
+        <w:t>Bu faaliyetler sonunda hangi çıktılar üretilmektedir ve bunlar nereye gider?</w:t>
+      </w:r>
+      <w:r>
+        <w:br/>
+        <w:t xml:space="preserve">{{ciktilar}}</w:t>
+      </w:r>
+    </w:p>
+    <w:p>
+      <w:pPr>
+        <w:rPr>
+          <w:rFonts w:ascii="Times New Roman" w:hAnsi="Times New Roman" w:cs="Times New Roman"/>
+          <w:color w:val="auto"/>
+          <w:sz w:val="28"/>
+          <w:szCs w:val="28"/>
+          <w:lang w:val="tr-TR" w:eastAsia="tr-TR"/>
+        </w:rPr>
+      </w:pPr>
+    </w:p>
+    <w:p>
+      <w:pPr>
+        <w:rPr>
+          <w:rFonts w:ascii="Times New Roman" w:hAnsi="Times New Roman" w:cs="Times New Roman"/>
+          <w:b/>
+          <w:color w:val="auto"/>
+          <w:sz w:val="28"/>
+          <w:szCs w:val="28"/>
+          <w:lang w:val="tr-TR" w:eastAsia="tr-TR"/>
+        </w:rPr>
+      </w:pPr>
+    </w:p>
+    <w:p>
+      <w:pPr>
+        <w:rPr>
+          <w:rFonts w:ascii="Times New Roman" w:hAnsi="Times New Roman" w:cs="Times New Roman"/>
+          <w:b/>
+          <w:color w:val="auto"/>
+          <w:sz w:val="28"/>
+          <w:szCs w:val="28"/>
+          <w:lang w:val="tr-TR" w:eastAsia="tr-TR"/>
+        </w:rPr>
+      </w:pPr>
+    </w:p>
+    <w:p>
+      <w:pPr>
+        <w:tabs>
+          <w:tab w:val="left" w:pos="426"/>
+          <w:tab w:val="left" w:pos="851"/>
+          <w:tab w:val="left" w:pos="993"/>
+        </w:tabs>
+        <w:rPr>
+          <w:rFonts w:ascii="Times New Roman" w:hAnsi="Times New Roman" w:cs="Times New Roman"/>
+          <w:color w:val="auto"/>
+          <w:sz w:val="28"/>
+          <w:szCs w:val="28"/>
+          <w:lang w:val="tr-TR" w:eastAsia="tr-TR"/>
+        </w:rPr>
+      </w:pPr>
+      <w:r>
+        <w:rPr>
+          <w:rFonts w:ascii="Times New Roman" w:hAnsi="Times New Roman" w:cs="Times New Roman"/>
+          <w:color w:val="auto"/>
+          <w:sz w:val="28"/>
+          <w:szCs w:val="28"/>
+          <w:lang w:val="tr-TR" w:eastAsia="tr-TR"/>
+        </w:rPr>
         <w:t>2.6.</w:t>
       </w:r>
       <w:r>
@@ -2961,6 +3172,42 @@
         <w:br/>
         <w:t xml:space="preserve">{{sistemler}}</w:t>
       </w:r>
+    </w:p>
+    <w:p>
+      <w:pPr>
+        <w:rPr>
+          <w:rFonts w:ascii="Times New Roman" w:hAnsi="Times New Roman" w:cs="Times New Roman"/>
+          <w:b/>
+          <w:color w:val="auto"/>
+          <w:sz w:val="28"/>
+          <w:szCs w:val="28"/>
+          <w:lang w:val="tr-TR" w:eastAsia="tr-TR"/>
+        </w:rPr>
+      </w:pPr>
+    </w:p>
+    <w:p>
+      <w:pPr>
+        <w:rPr>
+          <w:rFonts w:ascii="Times New Roman" w:hAnsi="Times New Roman" w:cs="Times New Roman"/>
+          <w:b/>
+          <w:color w:val="auto"/>
+          <w:sz w:val="28"/>
+          <w:szCs w:val="28"/>
+          <w:lang w:val="tr-TR" w:eastAsia="tr-TR"/>
+        </w:rPr>
+      </w:pPr>
+    </w:p>
+    <w:p>
+      <w:pPr>
+        <w:rPr>
+          <w:rFonts w:ascii="Times New Roman" w:hAnsi="Times New Roman" w:cs="Times New Roman"/>
+          <w:b/>
+          <w:color w:val="auto"/>
+          <w:sz w:val="28"/>
+          <w:szCs w:val="28"/>
+          <w:lang w:val="tr-TR" w:eastAsia="tr-TR"/>
+        </w:rPr>
+      </w:pPr>
     </w:p>
     <w:p>
       <w:pPr>
@@ -3034,6 +3281,66 @@
           <w:tab w:val="left" w:pos="993"/>
         </w:tabs>
         <w:spacing w:line="360" w:lineRule="auto"/>
+        <w:ind w:left="360"/>
+        <w:jc w:val="both"/>
+        <w:rPr>
+          <w:rFonts w:ascii="Times New Roman" w:hAnsi="Times New Roman" w:cs="Times New Roman"/>
+          <w:b/>
+          <w:color w:val="auto"/>
+          <w:sz w:val="28"/>
+          <w:szCs w:val="28"/>
+          <w:lang w:val="tr-TR" w:eastAsia="tr-TR"/>
+        </w:rPr>
+      </w:pPr>
+    </w:p>
+    <w:p>
+      <w:pPr>
+        <w:tabs>
+          <w:tab w:val="left" w:pos="426"/>
+          <w:tab w:val="left" w:pos="851"/>
+          <w:tab w:val="left" w:pos="993"/>
+        </w:tabs>
+        <w:spacing w:line="360" w:lineRule="auto"/>
+        <w:ind w:left="360"/>
+        <w:jc w:val="both"/>
+        <w:rPr>
+          <w:rFonts w:ascii="Times New Roman" w:hAnsi="Times New Roman" w:cs="Times New Roman"/>
+          <w:b/>
+          <w:color w:val="auto"/>
+          <w:sz w:val="28"/>
+          <w:szCs w:val="28"/>
+          <w:lang w:val="tr-TR" w:eastAsia="tr-TR"/>
+        </w:rPr>
+      </w:pPr>
+    </w:p>
+    <w:p>
+      <w:pPr>
+        <w:tabs>
+          <w:tab w:val="left" w:pos="426"/>
+          <w:tab w:val="left" w:pos="851"/>
+          <w:tab w:val="left" w:pos="993"/>
+        </w:tabs>
+        <w:spacing w:line="360" w:lineRule="auto"/>
+        <w:ind w:left="360"/>
+        <w:jc w:val="both"/>
+        <w:rPr>
+          <w:rFonts w:ascii="Times New Roman" w:hAnsi="Times New Roman" w:cs="Times New Roman"/>
+          <w:b/>
+          <w:color w:val="auto"/>
+          <w:sz w:val="28"/>
+          <w:szCs w:val="28"/>
+          <w:lang w:val="tr-TR" w:eastAsia="tr-TR"/>
+        </w:rPr>
+      </w:pPr>
+    </w:p>
+    <w:p>
+      <w:pPr>
+        <w:tabs>
+          <w:tab w:val="left" w:pos="426"/>
+          <w:tab w:val="left" w:pos="851"/>
+          <w:tab w:val="left" w:pos="993"/>
+        </w:tabs>
+        <w:spacing w:line="360" w:lineRule="auto"/>
         <w:jc w:val="both"/>
         <w:rPr>
           <w:rFonts w:ascii="Times New Roman" w:hAnsi="Times New Roman" w:cs="Times New Roman"/>
@@ -3067,6 +3374,26 @@
         <w:br/>
         <w:t xml:space="preserve">{{performans_olcum}}</w:t>
       </w:r>
+    </w:p>
+    <w:p>
+      <w:pPr>
+        <w:tabs>
+          <w:tab w:val="left" w:pos="426"/>
+          <w:tab w:val="left" w:pos="851"/>
+          <w:tab w:val="left" w:pos="993"/>
+        </w:tabs>
+        <w:spacing w:line="360" w:lineRule="auto"/>
+        <w:ind w:left="1440"/>
+        <w:jc w:val="both"/>
+        <w:rPr>
+          <w:rFonts w:ascii="Times New Roman" w:hAnsi="Times New Roman" w:cs="Times New Roman"/>
+          <w:b/>
+          <w:color w:val="auto"/>
+          <w:sz w:val="28"/>
+          <w:szCs w:val="28"/>
+          <w:lang w:val="tr-TR" w:eastAsia="tr-TR"/>
+        </w:rPr>
+      </w:pPr>
     </w:p>
     <w:p>
       <w:pPr>
@@ -3119,6 +3446,66 @@
           <w:tab w:val="left" w:pos="993"/>
         </w:tabs>
         <w:spacing w:line="360" w:lineRule="auto"/>
+        <w:ind w:left="1440"/>
+        <w:jc w:val="both"/>
+        <w:rPr>
+          <w:rFonts w:ascii="Times New Roman" w:hAnsi="Times New Roman" w:cs="Times New Roman"/>
+          <w:b/>
+          <w:color w:val="auto"/>
+          <w:sz w:val="28"/>
+          <w:szCs w:val="28"/>
+          <w:lang w:val="tr-TR" w:eastAsia="tr-TR"/>
+        </w:rPr>
+      </w:pPr>
+    </w:p>
+    <w:p>
+      <w:pPr>
+        <w:tabs>
+          <w:tab w:val="left" w:pos="426"/>
+          <w:tab w:val="left" w:pos="851"/>
+          <w:tab w:val="left" w:pos="993"/>
+        </w:tabs>
+        <w:spacing w:line="360" w:lineRule="auto"/>
+        <w:ind w:left="1440"/>
+        <w:jc w:val="both"/>
+        <w:rPr>
+          <w:rFonts w:ascii="Times New Roman" w:hAnsi="Times New Roman" w:cs="Times New Roman"/>
+          <w:b/>
+          <w:color w:val="auto"/>
+          <w:sz w:val="28"/>
+          <w:szCs w:val="28"/>
+          <w:lang w:val="tr-TR" w:eastAsia="tr-TR"/>
+        </w:rPr>
+      </w:pPr>
+    </w:p>
+    <w:p>
+      <w:pPr>
+        <w:tabs>
+          <w:tab w:val="left" w:pos="426"/>
+          <w:tab w:val="left" w:pos="851"/>
+          <w:tab w:val="left" w:pos="993"/>
+        </w:tabs>
+        <w:spacing w:line="360" w:lineRule="auto"/>
+        <w:ind w:left="1440"/>
+        <w:jc w:val="both"/>
+        <w:rPr>
+          <w:rFonts w:ascii="Times New Roman" w:hAnsi="Times New Roman" w:cs="Times New Roman"/>
+          <w:b/>
+          <w:color w:val="auto"/>
+          <w:sz w:val="28"/>
+          <w:szCs w:val="28"/>
+          <w:lang w:val="tr-TR" w:eastAsia="tr-TR"/>
+        </w:rPr>
+      </w:pPr>
+    </w:p>
+    <w:p>
+      <w:pPr>
+        <w:tabs>
+          <w:tab w:val="left" w:pos="426"/>
+          <w:tab w:val="left" w:pos="851"/>
+          <w:tab w:val="left" w:pos="993"/>
+        </w:tabs>
+        <w:spacing w:line="360" w:lineRule="auto"/>
         <w:ind w:left="720"/>
         <w:jc w:val="both"/>
         <w:rPr>
@@ -3175,6 +3562,39 @@
         <w:br/>
         <w:t xml:space="preserve">{{performans_gostergeleri}}</w:t>
       </w:r>
+    </w:p>
+    <w:p>
+      <w:pPr>
+        <w:rPr>
+          <w:rFonts w:ascii="Times New Roman" w:hAnsi="Times New Roman" w:cs="Times New Roman"/>
+          <w:color w:val="auto"/>
+          <w:sz w:val="28"/>
+          <w:szCs w:val="28"/>
+          <w:lang w:val="tr-TR" w:eastAsia="tr-TR"/>
+        </w:rPr>
+      </w:pPr>
+    </w:p>
+    <w:p>
+      <w:pPr>
+        <w:rPr>
+          <w:rFonts w:ascii="Times New Roman" w:hAnsi="Times New Roman" w:cs="Times New Roman"/>
+          <w:color w:val="auto"/>
+          <w:sz w:val="28"/>
+          <w:szCs w:val="28"/>
+          <w:lang w:val="tr-TR" w:eastAsia="tr-TR"/>
+        </w:rPr>
+      </w:pPr>
+    </w:p>
+    <w:p>
+      <w:pPr>
+        <w:rPr>
+          <w:rFonts w:ascii="Times New Roman" w:hAnsi="Times New Roman" w:cs="Times New Roman"/>
+          <w:color w:val="auto"/>
+          <w:sz w:val="28"/>
+          <w:szCs w:val="28"/>
+          <w:lang w:val="tr-TR" w:eastAsia="tr-TR"/>
+        </w:rPr>
+      </w:pPr>
     </w:p>
     <w:p>
       <w:pPr>
@@ -3296,6 +3716,17 @@
         <w:br/>
         <w:t xml:space="preserve">{{hazirlanan_dokumanlar}}</w:t>
       </w:r>
+    </w:p>
+    <w:p>
+      <w:pPr>
+        <w:rPr>
+          <w:rFonts w:ascii="Times New Roman" w:hAnsi="Times New Roman" w:cs="Times New Roman"/>
+          <w:color w:val="auto"/>
+          <w:sz w:val="28"/>
+          <w:szCs w:val="28"/>
+          <w:lang w:val="tr-TR" w:eastAsia="tr-TR"/>
+        </w:rPr>
+      </w:pPr>
     </w:p>
     <w:p>
       <w:pPr>
@@ -3806,6 +4237,42 @@
     </w:tbl>
     <w:p>
       <w:pPr>
+        <w:rPr>
+          <w:rFonts w:ascii="Times New Roman" w:hAnsi="Times New Roman" w:cs="Times New Roman"/>
+          <w:color w:val="auto"/>
+          <w:lang w:val="tr-TR" w:eastAsia="tr-TR"/>
+        </w:rPr>
+      </w:pPr>
+    </w:p>
+    <w:p>
+      <w:pPr>
+        <w:rPr>
+          <w:rFonts w:ascii="Times New Roman" w:hAnsi="Times New Roman" w:cs="Times New Roman"/>
+          <w:color w:val="auto"/>
+          <w:lang w:val="tr-TR" w:eastAsia="tr-TR"/>
+        </w:rPr>
+      </w:pPr>
+    </w:p>
+    <w:p>
+      <w:pPr>
+        <w:rPr>
+          <w:rFonts w:ascii="Times New Roman" w:hAnsi="Times New Roman" w:cs="Times New Roman"/>
+          <w:color w:val="auto"/>
+          <w:lang w:val="tr-TR" w:eastAsia="tr-TR"/>
+        </w:rPr>
+      </w:pPr>
+    </w:p>
+    <w:p>
+      <w:pPr>
+        <w:rPr>
+          <w:rFonts w:ascii="Times New Roman" w:hAnsi="Times New Roman" w:cs="Times New Roman"/>
+          <w:color w:val="auto"/>
+          <w:lang w:val="tr-TR" w:eastAsia="tr-TR"/>
+        </w:rPr>
+      </w:pPr>
+    </w:p>
+    <w:p>
+      <w:pPr>
         <w:numPr>
           <w:ilvl w:val="2"/>
           <w:numId w:val="23"/>
@@ -4129,6 +4596,26 @@
     </w:tbl>
     <w:p>
       <w:pPr>
+        <w:rPr>
+          <w:rFonts w:ascii="Times New Roman" w:hAnsi="Times New Roman" w:cs="Times New Roman"/>
+          <w:sz w:val="28"/>
+          <w:szCs w:val="28"/>
+          <w:lang w:val="tr-TR"/>
+        </w:rPr>
+      </w:pPr>
+    </w:p>
+    <w:p>
+      <w:pPr>
+        <w:rPr>
+          <w:rFonts w:ascii="Times New Roman" w:hAnsi="Times New Roman" w:cs="Times New Roman"/>
+          <w:sz w:val="28"/>
+          <w:szCs w:val="28"/>
+          <w:lang w:val="tr-TR"/>
+        </w:rPr>
+      </w:pPr>
+    </w:p>
+    <w:p>
+      <w:pPr>
         <w:numPr>
           <w:ilvl w:val="1"/>
           <w:numId w:val="23"/>
@@ -4391,6 +4878,17 @@
     </w:tbl>
     <w:p>
       <w:pPr>
+        <w:rPr>
+          <w:rFonts w:ascii="Times New Roman" w:hAnsi="Times New Roman" w:cs="Times New Roman"/>
+          <w:color w:val="auto"/>
+          <w:sz w:val="28"/>
+          <w:szCs w:val="28"/>
+          <w:lang w:val="tr-TR" w:eastAsia="tr-TR"/>
+        </w:rPr>
+      </w:pPr>
+    </w:p>
+    <w:p>
+      <w:pPr>
         <w:numPr>
           <w:ilvl w:val="1"/>
           <w:numId w:val="24"/>
@@ -4734,6 +5232,28 @@
         </w:tc>
       </w:tr>
     </w:tbl>
+    <w:p>
+      <w:pPr>
+        <w:rPr>
+          <w:rFonts w:ascii="Times New Roman" w:hAnsi="Times New Roman" w:cs="Times New Roman"/>
+          <w:color w:val="auto"/>
+          <w:sz w:val="28"/>
+          <w:szCs w:val="28"/>
+          <w:lang w:val="tr-TR" w:eastAsia="tr-TR"/>
+        </w:rPr>
+      </w:pPr>
+    </w:p>
+    <w:p>
+      <w:pPr>
+        <w:rPr>
+          <w:rFonts w:ascii="Times New Roman" w:hAnsi="Times New Roman" w:cs="Times New Roman"/>
+          <w:color w:val="auto"/>
+          <w:sz w:val="28"/>
+          <w:szCs w:val="28"/>
+          <w:lang w:val="tr-TR" w:eastAsia="tr-TR"/>
+        </w:rPr>
+      </w:pPr>
+    </w:p>
     <w:p>
       <w:pPr>
         <w:numPr>
@@ -5224,6 +5744,17 @@
     </w:tbl>
     <w:p>
       <w:pPr>
+        <w:pStyle w:val="Normal"/>
+        <w:rPr>
+          <w:rFonts w:ascii="Times New Roman" w:hAnsi="Times New Roman" w:cs="Times New Roman"/>
+          <w:noProof/>
+          <w:szCs w:val="28"/>
+          <w:lang w:val="tr-TR"/>
+        </w:rPr>
+      </w:pPr>
+    </w:p>
+    <w:p>
+      <w:pPr>
         <w:numPr>
           <w:ilvl w:val="1"/>
           <w:numId w:val="24"/>
@@ -5798,6 +6329,17 @@
     </w:tbl>
     <w:p>
       <w:pPr>
+        <w:jc w:val="both"/>
+        <w:rPr>
+          <w:rFonts w:ascii="Times New Roman" w:hAnsi="Times New Roman" w:cs="Times New Roman"/>
+          <w:noProof/>
+          <w:sz w:val="28"/>
+          <w:lang w:val="tr-TR"/>
+        </w:rPr>
+      </w:pPr>
+    </w:p>
+    <w:p>
+      <w:pPr>
         <w:ind w:left="720"/>
         <w:jc w:val="both"/>
         <w:rPr>
@@ -5890,6 +6432,17 @@
     </w:tbl>
     <w:p>
       <w:pPr>
+        <w:jc w:val="both"/>
+        <w:rPr>
+          <w:rFonts w:ascii="Times New Roman" w:hAnsi="Times New Roman" w:cs="Times New Roman"/>
+          <w:noProof/>
+          <w:sz w:val="28"/>
+          <w:lang w:val="tr-TR"/>
+        </w:rPr>
+      </w:pPr>
+    </w:p>
+    <w:p>
+      <w:pPr>
         <w:ind w:left="720"/>
         <w:jc w:val="both"/>
         <w:rPr>
@@ -5954,6 +6507,39 @@
           <w:lang w:val="tr-TR"/>
         </w:rPr>
       </w:pPr>
+    </w:p>
+    <w:p>
+      <w:pPr>
+        <w:jc w:val="both"/>
+        <w:rPr>
+          <w:rFonts w:ascii="Times New Roman" w:hAnsi="Times New Roman" w:cs="Times New Roman"/>
+          <w:noProof/>
+          <w:sz w:val="28"/>
+          <w:lang w:val="tr-TR"/>
+        </w:rPr>
+      </w:pPr>
+    </w:p>
+    <w:p>
+      <w:pPr>
+        <w:jc w:val="both"/>
+        <w:rPr>
+          <w:rFonts w:ascii="Times New Roman" w:hAnsi="Times New Roman" w:cs="Times New Roman"/>
+          <w:noProof/>
+          <w:sz w:val="28"/>
+          <w:lang w:val="tr-TR"/>
+        </w:rPr>
+      </w:pPr>
+    </w:p>
+    <w:p>
+      <w:pPr>
+        <w:jc w:val="both"/>
+        <w:rPr>
+          <w:rFonts w:ascii="Times New Roman" w:hAnsi="Times New Roman" w:cs="Times New Roman"/>
+          <w:noProof/>
+          <w:sz w:val="28"/>
+          <w:lang w:val="tr-TR"/>
+        </w:rPr>
+      </w:pPr>
       <w:r>
         <w:rPr>
           <w:rFonts w:ascii="Times New Roman" w:hAnsi="Times New Roman" w:cs="Times New Roman"/>
@@ -6001,6 +6587,19 @@
     </w:tbl>
     <w:p>
       <w:pPr>
+        <w:ind w:left="360"/>
+        <w:jc w:val="both"/>
+        <w:rPr>
+          <w:rFonts w:ascii="Times New Roman" w:hAnsi="Times New Roman" w:cs="Times New Roman"/>
+          <w:noProof/>
+          <w:sz w:val="28"/>
+          <w:szCs w:val="28"/>
+          <w:lang w:val="tr-TR"/>
+        </w:rPr>
+      </w:pPr>
+    </w:p>
+    <w:p>
+      <w:pPr>
         <w:jc w:val="both"/>
         <w:rPr>
           <w:rFonts w:ascii="Times New Roman" w:hAnsi="Times New Roman" w:cs="Times New Roman"/>
@@ -6339,6 +6938,18 @@
     </w:tbl>
     <w:p>
       <w:pPr>
+        <w:pStyle w:val="Normal"/>
+        <w:rPr>
+          <w:rFonts w:ascii="Times New Roman" w:hAnsi="Times New Roman" w:cs="Times New Roman"/>
+          <w:bCs w:val="0"/>
+          <w:noProof/>
+          <w:szCs w:val="28"/>
+          <w:lang w:val="tr-TR"/>
+        </w:rPr>
+      </w:pPr>
+    </w:p>
+    <w:p>
+      <w:pPr>
         <w:tabs>
           <w:tab w:val="left" w:pos="567"/>
         </w:tabs>
@@ -6424,6 +7035,42 @@
     </w:p>
     <w:p>
       <w:pPr>
+        <w:jc w:val="both"/>
+        <w:rPr>
+          <w:rFonts w:ascii="Times New Roman" w:hAnsi="Times New Roman" w:cs="Times New Roman"/>
+          <w:b/>
+          <w:color w:val="auto"/>
+          <w:sz w:val="28"/>
+          <w:szCs w:val="28"/>
+          <w:lang w:val="tr-TR" w:eastAsia="tr-TR"/>
+        </w:rPr>
+      </w:pPr>
+    </w:p>
+    <w:p>
+      <w:pPr>
+        <w:rPr>
+          <w:rFonts w:ascii="Times New Roman" w:hAnsi="Times New Roman" w:cs="Times New Roman"/>
+          <w:color w:val="auto"/>
+          <w:sz w:val="28"/>
+          <w:szCs w:val="28"/>
+          <w:lang w:val="tr-TR" w:eastAsia="tr-TR"/>
+        </w:rPr>
+      </w:pPr>
+    </w:p>
+    <w:p>
+      <w:pPr>
+        <w:rPr>
+          <w:rFonts w:ascii="Times New Roman" w:hAnsi="Times New Roman" w:cs="Times New Roman"/>
+          <w:b/>
+          <w:color w:val="auto"/>
+          <w:sz w:val="28"/>
+          <w:szCs w:val="28"/>
+          <w:lang w:val="tr-TR" w:eastAsia="tr-TR"/>
+        </w:rPr>
+      </w:pPr>
+    </w:p>
+    <w:p>
+      <w:pPr>
         <w:rPr>
           <w:rFonts w:ascii="Times New Roman" w:hAnsi="Times New Roman" w:cs="Times New Roman"/>
           <w:color w:val="auto"/>
@@ -6607,6 +7254,18 @@
         <w:br/>
         <w:t xml:space="preserve">{{sosyal_sorunlar}}</w:t>
       </w:r>
+    </w:p>
+    <w:p>
+      <w:pPr>
+        <w:rPr>
+          <w:rFonts w:ascii="Times New Roman" w:hAnsi="Times New Roman" w:cs="Times New Roman"/>
+          <w:b/>
+          <w:color w:val="auto"/>
+          <w:sz w:val="28"/>
+          <w:szCs w:val="28"/>
+          <w:lang w:val="tr-TR" w:eastAsia="tr-TR"/>
+        </w:rPr>
+      </w:pPr>
     </w:p>
     <w:tbl>
       <w:tblPr>
@@ -8709,6 +9368,18 @@
     </w:tbl>
     <w:p>
       <w:pPr>
+        <w:spacing w:line="360" w:lineRule="auto"/>
+        <w:jc w:val="both"/>
+        <w:rPr>
+          <w:rFonts w:ascii="Times New Roman" w:hAnsi="Times New Roman" w:cs="Times New Roman"/>
+          <w:b/>
+          <w:color w:val="auto"/>
+          <w:lang w:val="tr-TR" w:eastAsia="tr-TR"/>
+        </w:rPr>
+      </w:pPr>
+    </w:p>
+    <w:p>
+      <w:pPr>
         <w:rPr>
           <w:rFonts w:ascii="Times New Roman" w:hAnsi="Times New Roman" w:cs="Times New Roman"/>
           <w:color w:val="auto"/>
@@ -9398,6 +10069,50 @@
     </w:tbl>
     <w:p>
       <w:pPr>
+        <w:rPr>
+          <w:rFonts w:ascii="Times New Roman" w:hAnsi="Times New Roman" w:cs="Times New Roman"/>
+          <w:color w:val="auto"/>
+          <w:sz w:val="28"/>
+          <w:szCs w:val="28"/>
+          <w:lang w:val="tr-TR" w:eastAsia="tr-TR"/>
+        </w:rPr>
+      </w:pPr>
+    </w:p>
+    <w:p>
+      <w:pPr>
+        <w:rPr>
+          <w:rFonts w:ascii="Times New Roman" w:hAnsi="Times New Roman" w:cs="Times New Roman"/>
+          <w:color w:val="auto"/>
+          <w:sz w:val="28"/>
+          <w:szCs w:val="28"/>
+          <w:lang w:val="tr-TR" w:eastAsia="tr-TR"/>
+        </w:rPr>
+      </w:pPr>
+    </w:p>
+    <w:p>
+      <w:pPr>
+        <w:rPr>
+          <w:rFonts w:ascii="Times New Roman" w:hAnsi="Times New Roman" w:cs="Times New Roman"/>
+          <w:color w:val="auto"/>
+          <w:sz w:val="28"/>
+          <w:szCs w:val="28"/>
+          <w:lang w:val="tr-TR" w:eastAsia="tr-TR"/>
+        </w:rPr>
+      </w:pPr>
+    </w:p>
+    <w:p>
+      <w:pPr>
+        <w:rPr>
+          <w:rFonts w:ascii="Times New Roman" w:hAnsi="Times New Roman" w:cs="Times New Roman"/>
+          <w:color w:val="auto"/>
+          <w:sz w:val="28"/>
+          <w:szCs w:val="28"/>
+          <w:lang w:val="tr-TR" w:eastAsia="tr-TR"/>
+        </w:rPr>
+      </w:pPr>
+    </w:p>
+    <w:p>
+      <w:pPr>
         <w:spacing w:line="360" w:lineRule="auto"/>
         <w:rPr>
           <w:rFonts w:ascii="Times New Roman" w:hAnsi="Times New Roman" w:cs="Times New Roman"/>
@@ -9638,6 +10353,50 @@
         </w:tc>
       </w:tr>
     </w:tbl>
+    <w:p>
+      <w:pPr>
+        <w:rPr>
+          <w:rFonts w:ascii="Times New Roman" w:hAnsi="Times New Roman" w:cs="Times New Roman"/>
+          <w:color w:val="auto"/>
+          <w:sz w:val="28"/>
+          <w:szCs w:val="28"/>
+          <w:lang w:val="tr-TR" w:eastAsia="tr-TR"/>
+        </w:rPr>
+      </w:pPr>
+    </w:p>
+    <w:p>
+      <w:pPr>
+        <w:rPr>
+          <w:rFonts w:ascii="Times New Roman" w:hAnsi="Times New Roman" w:cs="Times New Roman"/>
+          <w:color w:val="auto"/>
+          <w:sz w:val="28"/>
+          <w:szCs w:val="28"/>
+          <w:lang w:val="tr-TR" w:eastAsia="tr-TR"/>
+        </w:rPr>
+      </w:pPr>
+    </w:p>
+    <w:p>
+      <w:pPr>
+        <w:rPr>
+          <w:rFonts w:ascii="Times New Roman" w:hAnsi="Times New Roman" w:cs="Times New Roman"/>
+          <w:color w:val="auto"/>
+          <w:sz w:val="28"/>
+          <w:szCs w:val="28"/>
+          <w:lang w:val="tr-TR" w:eastAsia="tr-TR"/>
+        </w:rPr>
+      </w:pPr>
+    </w:p>
+    <w:p>
+      <w:pPr>
+        <w:rPr>
+          <w:rFonts w:ascii="Times New Roman" w:hAnsi="Times New Roman" w:cs="Times New Roman"/>
+          <w:color w:val="auto"/>
+          <w:sz w:val="28"/>
+          <w:szCs w:val="28"/>
+          <w:lang w:val="tr-TR" w:eastAsia="tr-TR"/>
+        </w:rPr>
+      </w:pPr>
+    </w:p>
     <w:p>
       <w:pPr>
         <w:tabs>
@@ -10574,6 +11333,17 @@
     </w:tbl>
     <w:p>
       <w:pPr>
+        <w:ind w:left="360"/>
+        <w:jc w:val="both"/>
+        <w:rPr>
+          <w:rFonts w:ascii="Times New Roman" w:hAnsi="Times New Roman" w:cs="Times New Roman"/>
+          <w:color w:val="auto"/>
+          <w:lang w:val="tr-TR" w:eastAsia="tr-TR"/>
+        </w:rPr>
+      </w:pPr>
+    </w:p>
+    <w:p>
+      <w:pPr>
         <w:tabs>
           <w:tab w:val="left" w:pos="426"/>
           <w:tab w:val="left" w:pos="709"/>
@@ -10628,6 +11398,43 @@
           <w:lang w:val="tr-TR" w:eastAsia="tr-TR"/>
         </w:rPr>
       </w:pPr>
+    </w:p>
+    <w:p>
+      <w:pPr>
+        <w:ind w:left="360"/>
+        <w:jc w:val="both"/>
+        <w:rPr>
+          <w:rFonts w:ascii="Times New Roman" w:hAnsi="Times New Roman" w:cs="Times New Roman"/>
+          <w:b/>
+          <w:color w:val="auto"/>
+          <w:lang w:val="tr-TR" w:eastAsia="tr-TR"/>
+        </w:rPr>
+      </w:pPr>
+    </w:p>
+    <w:p>
+      <w:pPr>
+        <w:ind w:left="360"/>
+        <w:jc w:val="both"/>
+        <w:rPr>
+          <w:rFonts w:ascii="Times New Roman" w:hAnsi="Times New Roman" w:cs="Times New Roman"/>
+          <w:b/>
+          <w:color w:val="auto"/>
+          <w:lang w:val="tr-TR" w:eastAsia="tr-TR"/>
+        </w:rPr>
+      </w:pPr>
+    </w:p>
+    <w:p>
+      <w:pPr>
+        <w:jc w:val="both"/>
+        <w:rPr>
+          <w:rFonts w:ascii="Times New Roman" w:hAnsi="Times New Roman" w:cs="Times New Roman"/>
+          <w:b/>
+          <w:color w:val="auto"/>
+          <w:sz w:val="28"/>
+          <w:szCs w:val="28"/>
+          <w:lang w:val="tr-TR" w:eastAsia="tr-TR"/>
+        </w:rPr>
+      </w:pPr>
       <w:r>
         <w:rPr>
           <w:rFonts w:ascii="Times New Roman" w:hAnsi="Times New Roman" w:cs="Times New Roman"/>
@@ -10667,6 +11474,45 @@
           <w:lang w:val="tr-TR" w:eastAsia="tr-TR"/>
         </w:rPr>
       </w:pPr>
+    </w:p>
+    <w:p>
+      <w:pPr>
+        <w:jc w:val="both"/>
+        <w:rPr>
+          <w:rFonts w:ascii="Times New Roman" w:hAnsi="Times New Roman" w:cs="Times New Roman"/>
+          <w:b/>
+          <w:color w:val="auto"/>
+          <w:sz w:val="28"/>
+          <w:szCs w:val="28"/>
+          <w:lang w:val="tr-TR" w:eastAsia="tr-TR"/>
+        </w:rPr>
+      </w:pPr>
+    </w:p>
+    <w:p>
+      <w:pPr>
+        <w:jc w:val="both"/>
+        <w:rPr>
+          <w:rFonts w:ascii="Times New Roman" w:hAnsi="Times New Roman" w:cs="Times New Roman"/>
+          <w:b/>
+          <w:color w:val="auto"/>
+          <w:sz w:val="28"/>
+          <w:szCs w:val="28"/>
+          <w:lang w:val="tr-TR" w:eastAsia="tr-TR"/>
+        </w:rPr>
+      </w:pPr>
+    </w:p>
+    <w:p>
+      <w:pPr>
+        <w:jc w:val="both"/>
+        <w:rPr>
+          <w:rFonts w:ascii="Times New Roman" w:hAnsi="Times New Roman" w:cs="Times New Roman"/>
+          <w:b/>
+          <w:color w:val="auto"/>
+          <w:sz w:val="28"/>
+          <w:szCs w:val="28"/>
+          <w:lang w:val="tr-TR" w:eastAsia="tr-TR"/>
+        </w:rPr>
+      </w:pPr>
       <w:r>
         <w:rPr>
           <w:rFonts w:ascii="Times New Roman" w:hAnsi="Times New Roman" w:cs="Times New Roman"/>
@@ -10693,6 +11539,31 @@
         <w:br/>
         <w:t xml:space="preserve">{{aciklama_yararli}}</w:t>
       </w:r>
+    </w:p>
+    <w:p>
+      <w:pPr>
+        <w:jc w:val="both"/>
+        <w:rPr>
+          <w:rFonts w:ascii="Times New Roman" w:hAnsi="Times New Roman" w:cs="Times New Roman"/>
+          <w:b/>
+          <w:color w:val="auto"/>
+          <w:sz w:val="28"/>
+          <w:szCs w:val="28"/>
+          <w:lang w:val="tr-TR" w:eastAsia="tr-TR"/>
+        </w:rPr>
+      </w:pPr>
+    </w:p>
+    <w:p>
+      <w:pPr>
+        <w:jc w:val="both"/>
+        <w:rPr>
+          <w:rFonts w:ascii="Times New Roman" w:hAnsi="Times New Roman" w:cs="Times New Roman"/>
+          <w:color w:val="auto"/>
+          <w:sz w:val="28"/>
+          <w:szCs w:val="28"/>
+          <w:lang w:val="tr-TR" w:eastAsia="tr-TR"/>
+        </w:rPr>
+      </w:pPr>
     </w:p>
     <w:p>
       <w:pPr>
@@ -11028,6 +11899,50 @@
     </w:tbl>
     <w:p>
       <w:pPr>
+        <w:rPr>
+          <w:rFonts w:ascii="Times New Roman" w:hAnsi="Times New Roman" w:cs="Times New Roman"/>
+          <w:color w:val="auto"/>
+          <w:sz w:val="28"/>
+          <w:szCs w:val="28"/>
+          <w:lang w:val="tr-TR" w:eastAsia="tr-TR"/>
+        </w:rPr>
+      </w:pPr>
+    </w:p>
+    <w:p>
+      <w:pPr>
+        <w:rPr>
+          <w:rFonts w:ascii="Times New Roman" w:hAnsi="Times New Roman" w:cs="Times New Roman"/>
+          <w:color w:val="auto"/>
+          <w:sz w:val="28"/>
+          <w:szCs w:val="28"/>
+          <w:lang w:val="tr-TR" w:eastAsia="tr-TR"/>
+        </w:rPr>
+      </w:pPr>
+    </w:p>
+    <w:p>
+      <w:pPr>
+        <w:rPr>
+          <w:rFonts w:ascii="Times New Roman" w:hAnsi="Times New Roman" w:cs="Times New Roman"/>
+          <w:color w:val="auto"/>
+          <w:sz w:val="28"/>
+          <w:szCs w:val="28"/>
+          <w:lang w:val="tr-TR" w:eastAsia="tr-TR"/>
+        </w:rPr>
+      </w:pPr>
+    </w:p>
+    <w:p>
+      <w:pPr>
+        <w:rPr>
+          <w:rFonts w:ascii="Times New Roman" w:hAnsi="Times New Roman" w:cs="Times New Roman"/>
+          <w:color w:val="auto"/>
+          <w:sz w:val="28"/>
+          <w:szCs w:val="28"/>
+          <w:lang w:val="tr-TR" w:eastAsia="tr-TR"/>
+        </w:rPr>
+      </w:pPr>
+    </w:p>
+    <w:p>
+      <w:pPr>
         <w:jc w:val="both"/>
         <w:rPr>
           <w:rFonts w:ascii="Times New Roman" w:hAnsi="Times New Roman" w:cs="Times New Roman"/>
@@ -11107,6 +12022,41 @@
         <w:br/>
         <w:t xml:space="preserve">{{yapilamayan_isler}}</w:t>
       </w:r>
+    </w:p>
+    <w:p>
+      <w:pPr>
+        <w:jc w:val="both"/>
+        <w:rPr>
+          <w:rFonts w:ascii="Times New Roman" w:hAnsi="Times New Roman" w:cs="Times New Roman"/>
+          <w:color w:val="auto"/>
+          <w:sz w:val="28"/>
+          <w:szCs w:val="28"/>
+          <w:lang w:val="tr-TR" w:eastAsia="tr-TR"/>
+        </w:rPr>
+      </w:pPr>
+    </w:p>
+    <w:p>
+      <w:pPr>
+        <w:jc w:val="both"/>
+        <w:rPr>
+          <w:rFonts w:ascii="Times New Roman" w:hAnsi="Times New Roman" w:cs="Times New Roman"/>
+          <w:color w:val="auto"/>
+          <w:sz w:val="28"/>
+          <w:szCs w:val="28"/>
+          <w:lang w:val="tr-TR" w:eastAsia="tr-TR"/>
+        </w:rPr>
+      </w:pPr>
+    </w:p>
+    <w:p>
+      <w:pPr>
+        <w:rPr>
+          <w:rFonts w:ascii="Times New Roman" w:hAnsi="Times New Roman" w:cs="Times New Roman"/>
+          <w:color w:val="auto"/>
+          <w:sz w:val="28"/>
+          <w:szCs w:val="28"/>
+          <w:lang w:val="tr-TR" w:eastAsia="tr-TR"/>
+        </w:rPr>
+      </w:pPr>
     </w:p>
     <w:p>
       <w:pPr>
@@ -11328,6 +12278,54 @@
         </w:tc>
       </w:tr>
     </w:tbl>
+    <w:p>
+      <w:pPr>
+        <w:rPr>
+          <w:rFonts w:ascii="Times New Roman" w:hAnsi="Times New Roman" w:cs="Times New Roman"/>
+          <w:b/>
+          <w:color w:val="auto"/>
+          <w:sz w:val="28"/>
+          <w:szCs w:val="28"/>
+          <w:lang w:val="tr-TR" w:eastAsia="tr-TR"/>
+        </w:rPr>
+      </w:pPr>
+    </w:p>
+    <w:p>
+      <w:pPr>
+        <w:rPr>
+          <w:rFonts w:ascii="Times New Roman" w:hAnsi="Times New Roman" w:cs="Times New Roman"/>
+          <w:b/>
+          <w:color w:val="auto"/>
+          <w:sz w:val="28"/>
+          <w:szCs w:val="28"/>
+          <w:lang w:val="tr-TR" w:eastAsia="tr-TR"/>
+        </w:rPr>
+      </w:pPr>
+    </w:p>
+    <w:p>
+      <w:pPr>
+        <w:rPr>
+          <w:rFonts w:ascii="Times New Roman" w:hAnsi="Times New Roman" w:cs="Times New Roman"/>
+          <w:b/>
+          <w:color w:val="auto"/>
+          <w:sz w:val="28"/>
+          <w:szCs w:val="28"/>
+          <w:lang w:val="tr-TR" w:eastAsia="tr-TR"/>
+        </w:rPr>
+      </w:pPr>
+    </w:p>
+    <w:p>
+      <w:pPr>
+        <w:rPr>
+          <w:rFonts w:ascii="Times New Roman" w:hAnsi="Times New Roman" w:cs="Times New Roman"/>
+          <w:b/>
+          <w:color w:val="auto"/>
+          <w:sz w:val="28"/>
+          <w:szCs w:val="28"/>
+          <w:lang w:val="tr-TR" w:eastAsia="tr-TR"/>
+        </w:rPr>
+      </w:pPr>
+    </w:p>
     <w:tbl>
       <w:tblPr>
         <w:tblW w:w="0" w:type="auto"/>
@@ -11516,6 +12514,62 @@
         <w:jc w:val="both"/>
         <w:rPr>
           <w:rFonts w:ascii="Times New Roman" w:hAnsi="Times New Roman" w:cs="Times New Roman"/>
+          <w:b/>
+          <w:color w:val="auto"/>
+          <w:sz w:val="28"/>
+          <w:szCs w:val="28"/>
+          <w:lang w:val="tr-TR" w:eastAsia="tr-TR"/>
+        </w:rPr>
+      </w:pPr>
+    </w:p>
+    <w:p>
+      <w:pPr>
+        <w:spacing w:line="360" w:lineRule="auto"/>
+        <w:jc w:val="both"/>
+        <w:rPr>
+          <w:rFonts w:ascii="Times New Roman" w:hAnsi="Times New Roman" w:cs="Times New Roman"/>
+          <w:b/>
+          <w:color w:val="auto"/>
+          <w:sz w:val="28"/>
+          <w:szCs w:val="28"/>
+          <w:lang w:val="tr-TR" w:eastAsia="tr-TR"/>
+        </w:rPr>
+      </w:pPr>
+    </w:p>
+    <w:p>
+      <w:pPr>
+        <w:spacing w:line="360" w:lineRule="auto"/>
+        <w:jc w:val="both"/>
+        <w:rPr>
+          <w:rFonts w:ascii="Times New Roman" w:hAnsi="Times New Roman" w:cs="Times New Roman"/>
+          <w:b/>
+          <w:color w:val="auto"/>
+          <w:sz w:val="28"/>
+          <w:szCs w:val="28"/>
+          <w:lang w:val="tr-TR" w:eastAsia="tr-TR"/>
+        </w:rPr>
+      </w:pPr>
+    </w:p>
+    <w:p>
+      <w:pPr>
+        <w:spacing w:line="360" w:lineRule="auto"/>
+        <w:jc w:val="both"/>
+        <w:rPr>
+          <w:rFonts w:ascii="Times New Roman" w:hAnsi="Times New Roman" w:cs="Times New Roman"/>
+          <w:b/>
+          <w:color w:val="auto"/>
+          <w:sz w:val="28"/>
+          <w:szCs w:val="28"/>
+          <w:lang w:val="tr-TR" w:eastAsia="tr-TR"/>
+        </w:rPr>
+      </w:pPr>
+    </w:p>
+    <w:p>
+      <w:pPr>
+        <w:spacing w:line="360" w:lineRule="auto"/>
+        <w:jc w:val="both"/>
+        <w:rPr>
+          <w:rFonts w:ascii="Times New Roman" w:hAnsi="Times New Roman" w:cs="Times New Roman"/>
           <w:color w:val="auto"/>
           <w:sz w:val="28"/>
           <w:szCs w:val="28"/>
@@ -11721,6 +12775,34 @@
         </w:tc>
       </w:tr>
     </w:tbl>
+    <w:p>
+      <w:pPr>
+        <w:spacing w:line="360" w:lineRule="auto"/>
+        <w:jc w:val="both"/>
+        <w:rPr>
+          <w:rFonts w:ascii="Times New Roman" w:hAnsi="Times New Roman" w:cs="Times New Roman"/>
+          <w:b/>
+          <w:color w:val="auto"/>
+          <w:sz w:val="28"/>
+          <w:szCs w:val="28"/>
+          <w:lang w:val="tr-TR" w:eastAsia="tr-TR"/>
+        </w:rPr>
+      </w:pPr>
+    </w:p>
+    <w:p>
+      <w:pPr>
+        <w:spacing w:line="360" w:lineRule="auto"/>
+        <w:jc w:val="both"/>
+        <w:rPr>
+          <w:rFonts w:ascii="Times New Roman" w:hAnsi="Times New Roman" w:cs="Times New Roman"/>
+          <w:b/>
+          <w:color w:val="auto"/>
+          <w:sz w:val="28"/>
+          <w:szCs w:val="28"/>
+          <w:lang w:val="tr-TR" w:eastAsia="tr-TR"/>
+        </w:rPr>
+      </w:pPr>
+    </w:p>
     <w:p>
       <w:pPr>
         <w:spacing w:line="360" w:lineRule="auto"/>
@@ -11945,6 +13027,54 @@
     </w:tbl>
     <w:p>
       <w:pPr>
+        <w:rPr>
+          <w:rFonts w:ascii="Times New Roman" w:hAnsi="Times New Roman" w:cs="Times New Roman"/>
+          <w:b/>
+          <w:color w:val="auto"/>
+          <w:sz w:val="28"/>
+          <w:szCs w:val="28"/>
+          <w:lang w:val="tr-TR" w:eastAsia="tr-TR"/>
+        </w:rPr>
+      </w:pPr>
+    </w:p>
+    <w:p>
+      <w:pPr>
+        <w:rPr>
+          <w:rFonts w:ascii="Times New Roman" w:hAnsi="Times New Roman" w:cs="Times New Roman"/>
+          <w:b/>
+          <w:color w:val="auto"/>
+          <w:sz w:val="28"/>
+          <w:szCs w:val="28"/>
+          <w:lang w:val="tr-TR" w:eastAsia="tr-TR"/>
+        </w:rPr>
+      </w:pPr>
+    </w:p>
+    <w:p>
+      <w:pPr>
+        <w:rPr>
+          <w:rFonts w:ascii="Times New Roman" w:hAnsi="Times New Roman" w:cs="Times New Roman"/>
+          <w:b/>
+          <w:color w:val="auto"/>
+          <w:sz w:val="28"/>
+          <w:szCs w:val="28"/>
+          <w:lang w:val="tr-TR" w:eastAsia="tr-TR"/>
+        </w:rPr>
+      </w:pPr>
+    </w:p>
+    <w:p>
+      <w:pPr>
+        <w:rPr>
+          <w:rFonts w:ascii="Times New Roman" w:hAnsi="Times New Roman" w:cs="Times New Roman"/>
+          <w:b/>
+          <w:color w:val="auto"/>
+          <w:sz w:val="28"/>
+          <w:szCs w:val="28"/>
+          <w:lang w:val="tr-TR" w:eastAsia="tr-TR"/>
+        </w:rPr>
+      </w:pPr>
+    </w:p>
+    <w:p>
+      <w:pPr>
         <w:numPr>
           <w:ilvl w:val="1"/>
           <w:numId w:val="26"/>
@@ -12216,6 +13346,45 @@
     </w:p>
     <w:p>
       <w:pPr>
+        <w:ind w:left="360"/>
+        <w:jc w:val="both"/>
+        <w:rPr>
+          <w:rFonts w:ascii="Times New Roman" w:hAnsi="Times New Roman" w:cs="Times New Roman"/>
+          <w:color w:val="auto"/>
+          <w:sz w:val="28"/>
+          <w:szCs w:val="28"/>
+          <w:lang w:val="tr-TR" w:eastAsia="tr-TR"/>
+        </w:rPr>
+      </w:pPr>
+    </w:p>
+    <w:p>
+      <w:pPr>
+        <w:ind w:left="360"/>
+        <w:jc w:val="both"/>
+        <w:rPr>
+          <w:rFonts w:ascii="Times New Roman" w:hAnsi="Times New Roman" w:cs="Times New Roman"/>
+          <w:color w:val="auto"/>
+          <w:sz w:val="28"/>
+          <w:szCs w:val="28"/>
+          <w:lang w:val="tr-TR" w:eastAsia="tr-TR"/>
+        </w:rPr>
+      </w:pPr>
+    </w:p>
+    <w:p>
+      <w:pPr>
+        <w:ind w:left="360"/>
+        <w:jc w:val="both"/>
+        <w:rPr>
+          <w:rFonts w:ascii="Times New Roman" w:hAnsi="Times New Roman" w:cs="Times New Roman"/>
+          <w:color w:val="auto"/>
+          <w:sz w:val="28"/>
+          <w:szCs w:val="28"/>
+          <w:lang w:val="tr-TR" w:eastAsia="tr-TR"/>
+        </w:rPr>
+      </w:pPr>
+    </w:p>
+    <w:p>
+      <w:pPr>
         <w:numPr>
           <w:ilvl w:val="1"/>
           <w:numId w:val="26"/>
@@ -12256,6 +13425,44 @@
         <w:br/>
         <w:t xml:space="preserve">{{kac_kisi}}</w:t>
       </w:r>
+    </w:p>
+    <w:p>
+      <w:pPr>
+        <w:jc w:val="both"/>
+        <w:rPr>
+          <w:rFonts w:ascii="Times New Roman" w:hAnsi="Times New Roman" w:cs="Times New Roman"/>
+          <w:b/>
+          <w:color w:val="auto"/>
+          <w:sz w:val="28"/>
+          <w:szCs w:val="28"/>
+          <w:lang w:val="tr-TR" w:eastAsia="tr-TR"/>
+        </w:rPr>
+      </w:pPr>
+    </w:p>
+    <w:p>
+      <w:pPr>
+        <w:jc w:val="both"/>
+        <w:rPr>
+          <w:rFonts w:ascii="Times New Roman" w:hAnsi="Times New Roman" w:cs="Times New Roman"/>
+          <w:b/>
+          <w:color w:val="auto"/>
+          <w:sz w:val="28"/>
+          <w:szCs w:val="28"/>
+          <w:lang w:val="tr-TR" w:eastAsia="tr-TR"/>
+        </w:rPr>
+      </w:pPr>
+    </w:p>
+    <w:p>
+      <w:pPr>
+        <w:rPr>
+          <w:rFonts w:ascii="Times New Roman" w:hAnsi="Times New Roman" w:cs="Times New Roman"/>
+          <w:b/>
+          <w:color w:val="auto"/>
+          <w:sz w:val="28"/>
+          <w:szCs w:val="28"/>
+          <w:lang w:val="tr-TR" w:eastAsia="tr-TR"/>
+        </w:rPr>
+      </w:pPr>
     </w:p>
     <w:p>
       <w:pPr>
@@ -12293,6 +13500,46 @@
     </w:p>
     <w:p>
       <w:pPr>
+        <w:spacing w:line="360" w:lineRule="auto"/>
+        <w:jc w:val="both"/>
+        <w:rPr>
+          <w:rFonts w:ascii="Times New Roman" w:hAnsi="Times New Roman" w:cs="Times New Roman"/>
+          <w:b/>
+          <w:color w:val="auto"/>
+          <w:sz w:val="28"/>
+          <w:szCs w:val="28"/>
+          <w:lang w:val="tr-TR" w:eastAsia="tr-TR"/>
+        </w:rPr>
+      </w:pPr>
+    </w:p>
+    <w:p>
+      <w:pPr>
+        <w:spacing w:line="360" w:lineRule="auto"/>
+        <w:jc w:val="both"/>
+        <w:rPr>
+          <w:rFonts w:ascii="Times New Roman" w:hAnsi="Times New Roman" w:cs="Times New Roman"/>
+          <w:color w:val="auto"/>
+          <w:sz w:val="28"/>
+          <w:szCs w:val="28"/>
+          <w:lang w:val="tr-TR" w:eastAsia="tr-TR"/>
+        </w:rPr>
+      </w:pPr>
+    </w:p>
+    <w:p>
+      <w:pPr>
+        <w:spacing w:line="360" w:lineRule="auto"/>
+        <w:jc w:val="both"/>
+        <w:rPr>
+          <w:rFonts w:ascii="Times New Roman" w:hAnsi="Times New Roman" w:cs="Times New Roman"/>
+          <w:color w:val="auto"/>
+          <w:sz w:val="28"/>
+          <w:szCs w:val="28"/>
+          <w:lang w:val="tr-TR" w:eastAsia="tr-TR"/>
+        </w:rPr>
+      </w:pPr>
+    </w:p>
+    <w:p>
+      <w:pPr>
         <w:numPr>
           <w:ilvl w:val="1"/>
           <w:numId w:val="26"/>
@@ -12326,6 +13573,45 @@
     </w:p>
     <w:p>
       <w:pPr>
+        <w:spacing w:line="360" w:lineRule="auto"/>
+        <w:jc w:val="both"/>
+        <w:rPr>
+          <w:rFonts w:ascii="Times New Roman" w:hAnsi="Times New Roman" w:cs="Times New Roman"/>
+          <w:color w:val="auto"/>
+          <w:sz w:val="28"/>
+          <w:szCs w:val="28"/>
+          <w:lang w:val="tr-TR" w:eastAsia="tr-TR"/>
+        </w:rPr>
+      </w:pPr>
+    </w:p>
+    <w:p>
+      <w:pPr>
+        <w:spacing w:line="360" w:lineRule="auto"/>
+        <w:jc w:val="both"/>
+        <w:rPr>
+          <w:rFonts w:ascii="Times New Roman" w:hAnsi="Times New Roman" w:cs="Times New Roman"/>
+          <w:color w:val="auto"/>
+          <w:sz w:val="28"/>
+          <w:szCs w:val="28"/>
+          <w:lang w:val="tr-TR" w:eastAsia="tr-TR"/>
+        </w:rPr>
+      </w:pPr>
+    </w:p>
+    <w:p>
+      <w:pPr>
+        <w:spacing w:line="360" w:lineRule="auto"/>
+        <w:jc w:val="both"/>
+        <w:rPr>
+          <w:rFonts w:ascii="Times New Roman" w:hAnsi="Times New Roman" w:cs="Times New Roman"/>
+          <w:color w:val="auto"/>
+          <w:sz w:val="28"/>
+          <w:szCs w:val="28"/>
+          <w:lang w:val="tr-TR" w:eastAsia="tr-TR"/>
+        </w:rPr>
+      </w:pPr>
+    </w:p>
+    <w:p>
+      <w:pPr>
         <w:numPr>
           <w:ilvl w:val="1"/>
           <w:numId w:val="26"/>
@@ -12359,6 +13645,46 @@
     </w:p>
     <w:p>
       <w:pPr>
+        <w:spacing w:line="360" w:lineRule="auto"/>
+        <w:jc w:val="both"/>
+        <w:rPr>
+          <w:rFonts w:ascii="Times New Roman" w:hAnsi="Times New Roman" w:cs="Times New Roman"/>
+          <w:b/>
+          <w:color w:val="auto"/>
+          <w:sz w:val="28"/>
+          <w:szCs w:val="28"/>
+          <w:lang w:val="tr-TR" w:eastAsia="tr-TR"/>
+        </w:rPr>
+      </w:pPr>
+    </w:p>
+    <w:p>
+      <w:pPr>
+        <w:spacing w:line="360" w:lineRule="auto"/>
+        <w:jc w:val="both"/>
+        <w:rPr>
+          <w:rFonts w:ascii="Times New Roman" w:hAnsi="Times New Roman" w:cs="Times New Roman"/>
+          <w:b/>
+          <w:color w:val="auto"/>
+          <w:sz w:val="28"/>
+          <w:szCs w:val="28"/>
+          <w:lang w:val="tr-TR" w:eastAsia="tr-TR"/>
+        </w:rPr>
+      </w:pPr>
+    </w:p>
+    <w:p>
+      <w:pPr>
+        <w:rPr>
+          <w:rFonts w:ascii="Times New Roman" w:hAnsi="Times New Roman" w:cs="Times New Roman"/>
+          <w:b/>
+          <w:color w:val="auto"/>
+          <w:sz w:val="28"/>
+          <w:szCs w:val="28"/>
+          <w:lang w:val="tr-TR" w:eastAsia="tr-TR"/>
+        </w:rPr>
+      </w:pPr>
+    </w:p>
+    <w:p>
+      <w:pPr>
         <w:numPr>
           <w:ilvl w:val="1"/>
           <w:numId w:val="26"/>
@@ -12392,6 +13718,19 @@
     </w:p>
     <w:p>
       <w:pPr>
+        <w:spacing w:line="360" w:lineRule="auto"/>
+        <w:jc w:val="both"/>
+        <w:rPr>
+          <w:rFonts w:ascii="Times New Roman" w:hAnsi="Times New Roman" w:cs="Times New Roman"/>
+          <w:color w:val="auto"/>
+          <w:sz w:val="28"/>
+          <w:szCs w:val="28"/>
+          <w:lang w:val="tr-TR" w:eastAsia="tr-TR"/>
+        </w:rPr>
+      </w:pPr>
+    </w:p>
+    <w:p>
+      <w:pPr>
         <w:numPr>
           <w:ilvl w:val="1"/>
           <w:numId w:val="26"/>
@@ -12422,6 +13761,47 @@
         <w:br/>
         <w:t xml:space="preserve">{{iyilestirme_engelleri}}</w:t>
       </w:r>
+    </w:p>
+    <w:p>
+      <w:pPr>
+        <w:pStyle w:val="ListeParagraf"/>
+        <w:rPr>
+          <w:rFonts w:ascii="Times New Roman" w:hAnsi="Times New Roman" w:cs="Times New Roman"/>
+          <w:b/>
+          <w:color w:val="auto"/>
+          <w:sz w:val="28"/>
+          <w:szCs w:val="28"/>
+          <w:lang w:val="tr-TR" w:eastAsia="tr-TR"/>
+        </w:rPr>
+      </w:pPr>
+    </w:p>
+    <w:p>
+      <w:pPr>
+        <w:spacing w:line="360" w:lineRule="auto"/>
+        <w:ind w:left="360"/>
+        <w:jc w:val="both"/>
+        <w:rPr>
+          <w:rFonts w:ascii="Times New Roman" w:hAnsi="Times New Roman" w:cs="Times New Roman"/>
+          <w:b/>
+          <w:color w:val="auto"/>
+          <w:sz w:val="28"/>
+          <w:szCs w:val="28"/>
+          <w:lang w:val="tr-TR" w:eastAsia="tr-TR"/>
+        </w:rPr>
+      </w:pPr>
+    </w:p>
+    <w:p>
+      <w:pPr>
+        <w:spacing w:line="360" w:lineRule="auto"/>
+        <w:jc w:val="both"/>
+        <w:rPr>
+          <w:rFonts w:ascii="Times New Roman" w:hAnsi="Times New Roman" w:cs="Times New Roman"/>
+          <w:color w:val="auto"/>
+          <w:sz w:val="28"/>
+          <w:szCs w:val="28"/>
+          <w:lang w:val="tr-TR" w:eastAsia="tr-TR"/>
+        </w:rPr>
+      </w:pPr>
     </w:p>
     <w:p>
       <w:pPr>
@@ -12601,6 +13981,17 @@
     </w:tbl>
     <w:p>
       <w:pPr>
+        <w:jc w:val="both"/>
+        <w:rPr>
+          <w:rFonts w:ascii="Times New Roman" w:hAnsi="Times New Roman" w:cs="Times New Roman"/>
+          <w:noProof/>
+          <w:sz w:val="28"/>
+          <w:lang w:val="tr-TR"/>
+        </w:rPr>
+      </w:pPr>
+    </w:p>
+    <w:p>
+      <w:pPr>
         <w:ind w:left="360"/>
         <w:jc w:val="both"/>
         <w:rPr>
@@ -12657,6 +14048,42 @@
     </w:tbl>
     <w:p>
       <w:pPr>
+        <w:ind w:left="720"/>
+        <w:jc w:val="both"/>
+        <w:rPr>
+          <w:rFonts w:ascii="Times New Roman" w:hAnsi="Times New Roman" w:cs="Times New Roman"/>
+          <w:noProof/>
+          <w:sz w:val="28"/>
+          <w:lang w:val="tr-TR"/>
+        </w:rPr>
+      </w:pPr>
+    </w:p>
+    <w:p>
+      <w:pPr>
+        <w:ind w:left="720"/>
+        <w:jc w:val="both"/>
+        <w:rPr>
+          <w:rFonts w:ascii="Times New Roman" w:hAnsi="Times New Roman" w:cs="Times New Roman"/>
+          <w:noProof/>
+          <w:sz w:val="28"/>
+          <w:lang w:val="tr-TR"/>
+        </w:rPr>
+      </w:pPr>
+    </w:p>
+    <w:p>
+      <w:pPr>
+        <w:ind w:left="720"/>
+        <w:jc w:val="both"/>
+        <w:rPr>
+          <w:rFonts w:ascii="Times New Roman" w:hAnsi="Times New Roman" w:cs="Times New Roman"/>
+          <w:noProof/>
+          <w:sz w:val="28"/>
+          <w:lang w:val="tr-TR"/>
+        </w:rPr>
+      </w:pPr>
+    </w:p>
+    <w:p>
+      <w:pPr>
         <w:pStyle w:val="Balk1"/>
         <w:rPr>
           <w:rFonts w:ascii="Times New Roman" w:hAnsi="Times New Roman" w:cs="Times New Roman"/>
@@ -12808,6 +14235,30 @@
     </w:tbl>
     <w:p>
       <w:pPr>
+        <w:ind w:left="720"/>
+        <w:jc w:val="both"/>
+        <w:rPr>
+          <w:rFonts w:ascii="Times New Roman" w:hAnsi="Times New Roman" w:cs="Times New Roman"/>
+          <w:noProof/>
+          <w:sz w:val="28"/>
+          <w:lang w:val="tr-TR"/>
+        </w:rPr>
+      </w:pPr>
+    </w:p>
+    <w:p>
+      <w:pPr>
+        <w:ind w:left="720"/>
+        <w:jc w:val="both"/>
+        <w:rPr>
+          <w:rFonts w:ascii="Times New Roman" w:hAnsi="Times New Roman" w:cs="Times New Roman"/>
+          <w:noProof/>
+          <w:sz w:val="28"/>
+          <w:lang w:val="tr-TR"/>
+        </w:rPr>
+      </w:pPr>
+    </w:p>
+    <w:p>
+      <w:pPr>
         <w:ind w:left="720" w:hanging="360"/>
         <w:jc w:val="both"/>
         <w:rPr>
@@ -12882,6 +14333,24 @@
     </w:tbl>
     <w:p>
       <w:pPr>
+        <w:rPr>
+          <w:rFonts w:ascii="Times New Roman" w:hAnsi="Times New Roman" w:cs="Times New Roman"/>
+          <w:noProof/>
+          <w:lang w:val="tr-TR"/>
+        </w:rPr>
+      </w:pPr>
+    </w:p>
+    <w:p>
+      <w:pPr>
+        <w:rPr>
+          <w:rFonts w:ascii="Times New Roman" w:hAnsi="Times New Roman" w:cs="Times New Roman"/>
+          <w:noProof/>
+          <w:lang w:val="tr-TR"/>
+        </w:rPr>
+      </w:pPr>
+    </w:p>
+    <w:p>
+      <w:pPr>
         <w:ind w:left="720" w:hanging="360"/>
         <w:jc w:val="both"/>
         <w:rPr>
@@ -12948,6 +14417,24 @@
         </w:tc>
       </w:tr>
     </w:tbl>
+    <w:p>
+      <w:pPr>
+        <w:rPr>
+          <w:rFonts w:ascii="Times New Roman" w:hAnsi="Times New Roman" w:cs="Times New Roman"/>
+          <w:noProof/>
+          <w:lang w:val="tr-TR"/>
+        </w:rPr>
+      </w:pPr>
+    </w:p>
+    <w:p>
+      <w:pPr>
+        <w:rPr>
+          <w:rFonts w:ascii="Times New Roman" w:hAnsi="Times New Roman" w:cs="Times New Roman"/>
+          <w:noProof/>
+          <w:lang w:val="tr-TR"/>
+        </w:rPr>
+      </w:pPr>
+    </w:p>
     <w:p>
       <w:pPr>
         <w:pStyle w:val="Balk1"/>
@@ -13279,6 +14766,30 @@
     </w:tbl>
     <w:p>
       <w:pPr>
+        <w:jc w:val="both"/>
+        <w:rPr>
+          <w:rFonts w:ascii="Times New Roman" w:hAnsi="Times New Roman" w:cs="Times New Roman"/>
+          <w:b/>
+          <w:bCs/>
+          <w:noProof/>
+          <w:sz w:val="28"/>
+          <w:lang w:val="tr-TR"/>
+        </w:rPr>
+      </w:pPr>
+      <w:r>
+        <w:rPr>
+          <w:rFonts w:ascii="Times New Roman" w:hAnsi="Times New Roman" w:cs="Times New Roman"/>
+          <w:b/>
+          <w:bCs/>
+          <w:noProof/>
+          <w:sz w:val="28"/>
+          <w:lang w:val="tr-TR"/>
+        </w:rPr>
+        <w:t xml:space="preserve">            </w:t>
+      </w:r>
+    </w:p>
+    <w:p>
+      <w:pPr>
         <w:ind w:left="720" w:hanging="360"/>
         <w:jc w:val="both"/>
         <w:rPr>
@@ -13502,6 +15013,23 @@
     </w:tbl>
     <w:p>
       <w:pPr>
+        <w:pStyle w:val="Normal"/>
+        <w:rPr>
+          <w:rFonts w:ascii="Times New Roman" w:hAnsi="Times New Roman" w:cs="Times New Roman"/>
+          <w:noProof/>
+          <w:lang w:val="tr-TR"/>
+        </w:rPr>
+      </w:pPr>
+    </w:p>
+    <w:p>
+      <w:pPr>
+        <w:rPr>
+          <w:lang w:val="tr-TR"/>
+        </w:rPr>
+      </w:pPr>
+    </w:p>
+    <w:p>
+      <w:pPr>
         <w:ind w:left="720" w:hanging="360"/>
         <w:jc w:val="both"/>
         <w:rPr>
@@ -13617,6 +15145,18 @@
         </w:rPr>
         <w:tab/>
       </w:r>
+    </w:p>
+    <w:p>
+      <w:pPr>
+        <w:ind w:left="720"/>
+        <w:jc w:val="both"/>
+        <w:rPr>
+          <w:rFonts w:ascii="Times New Roman" w:hAnsi="Times New Roman" w:cs="Times New Roman"/>
+          <w:noProof/>
+          <w:sz w:val="28"/>
+          <w:lang w:val="tr-TR"/>
+        </w:rPr>
+      </w:pPr>
     </w:p>
     <w:p>
       <w:pPr>
@@ -13818,6 +15358,28 @@
     </w:tbl>
     <w:p>
       <w:pPr>
+        <w:pStyle w:val="Normal"/>
+        <w:rPr>
+          <w:rFonts w:ascii="Times New Roman" w:hAnsi="Times New Roman" w:cs="Times New Roman"/>
+          <w:noProof/>
+          <w:lang w:val="tr-TR"/>
+        </w:rPr>
+      </w:pPr>
+    </w:p>
+    <w:p>
+      <w:pPr>
+        <w:ind w:left="720"/>
+        <w:jc w:val="both"/>
+        <w:rPr>
+          <w:rFonts w:ascii="Times New Roman" w:hAnsi="Times New Roman" w:cs="Times New Roman"/>
+          <w:noProof/>
+          <w:sz w:val="28"/>
+          <w:lang w:val="tr-TR"/>
+        </w:rPr>
+      </w:pPr>
+    </w:p>
+    <w:p>
+      <w:pPr>
         <w:ind w:left="720" w:hanging="360"/>
         <w:jc w:val="both"/>
         <w:rPr>
@@ -14034,6 +15596,16 @@
     </w:tbl>
     <w:p>
       <w:pPr>
+        <w:pStyle w:val="Normal"/>
+        <w:rPr>
+          <w:rFonts w:ascii="Times New Roman" w:hAnsi="Times New Roman" w:cs="Times New Roman"/>
+          <w:noProof/>
+          <w:lang w:val="tr-TR"/>
+        </w:rPr>
+      </w:pPr>
+    </w:p>
+    <w:p>
+      <w:pPr>
         <w:pStyle w:val="Balk1"/>
         <w:rPr>
           <w:rFonts w:ascii="Times New Roman" w:hAnsi="Times New Roman" w:cs="Times New Roman"/>
@@ -14195,6 +15767,18 @@
         <w:tab/>
         <w:t>(Eğer cevabınız hayır ise aşağıdaki maddeleri geçiniz)</w:t>
       </w:r>
+    </w:p>
+    <w:p>
+      <w:pPr>
+        <w:ind w:left="720"/>
+        <w:jc w:val="both"/>
+        <w:rPr>
+          <w:rFonts w:ascii="Times New Roman" w:hAnsi="Times New Roman" w:cs="Times New Roman"/>
+          <w:noProof/>
+          <w:sz w:val="28"/>
+          <w:lang w:val="tr-TR"/>
+        </w:rPr>
+      </w:pPr>
     </w:p>
     <w:p>
       <w:pPr>
@@ -14333,6 +15917,17 @@
           <w:lang w:val="tr-TR"/>
         </w:rPr>
       </w:pPr>
+    </w:p>
+    <w:p>
+      <w:pPr>
+        <w:jc w:val="both"/>
+        <w:rPr>
+          <w:rFonts w:ascii="Times New Roman" w:hAnsi="Times New Roman" w:cs="Times New Roman"/>
+          <w:noProof/>
+          <w:sz w:val="28"/>
+          <w:lang w:val="tr-TR"/>
+        </w:rPr>
+      </w:pPr>
       <w:r>
         <w:rPr>
           <w:rFonts w:ascii="Times New Roman" w:hAnsi="Times New Roman" w:cs="Times New Roman"/>
@@ -14461,6 +16056,17 @@
         <w:br/>
         <w:t xml:space="preserve">{{dolayli_sayi}}</w:t>
       </w:r>
+    </w:p>
+    <w:p>
+      <w:pPr>
+        <w:jc w:val="both"/>
+        <w:rPr>
+          <w:rFonts w:ascii="Times New Roman" w:hAnsi="Times New Roman" w:cs="Times New Roman"/>
+          <w:noProof/>
+          <w:sz w:val="28"/>
+          <w:lang w:val="tr-TR"/>
+        </w:rPr>
+      </w:pPr>
     </w:p>
     <w:p>
       <w:pPr>
@@ -14658,6 +16264,27 @@
     </w:tbl>
     <w:p>
       <w:pPr>
+        <w:ind w:left="720"/>
+        <w:jc w:val="both"/>
+        <w:rPr>
+          <w:rFonts w:ascii="Times New Roman" w:hAnsi="Times New Roman" w:cs="Times New Roman"/>
+          <w:noProof/>
+          <w:sz w:val="28"/>
+          <w:lang w:val="tr-TR"/>
+        </w:rPr>
+      </w:pPr>
+    </w:p>
+    <w:p>
+      <w:pPr>
+        <w:rPr>
+          <w:rFonts w:ascii="Times New Roman" w:hAnsi="Times New Roman" w:cs="Times New Roman"/>
+          <w:noProof/>
+          <w:lang w:val="tr-TR"/>
+        </w:rPr>
+      </w:pPr>
+    </w:p>
+    <w:p>
+      <w:pPr>
         <w:pStyle w:val="Balk1"/>
         <w:ind w:left="0"/>
         <w:jc w:val="left"/>
@@ -14771,6 +16398,27 @@
         </w:tc>
       </w:tr>
     </w:tbl>
+    <w:p>
+      <w:pPr>
+        <w:ind w:left="720"/>
+        <w:jc w:val="both"/>
+        <w:rPr>
+          <w:rFonts w:ascii="Times New Roman" w:hAnsi="Times New Roman" w:cs="Times New Roman"/>
+          <w:noProof/>
+          <w:sz w:val="28"/>
+          <w:lang w:val="tr-TR"/>
+        </w:rPr>
+      </w:pPr>
+    </w:p>
+    <w:p>
+      <w:pPr>
+        <w:rPr>
+          <w:rFonts w:ascii="Times New Roman" w:hAnsi="Times New Roman" w:cs="Times New Roman"/>
+          <w:noProof/>
+          <w:lang w:val="tr-TR"/>
+        </w:rPr>
+      </w:pPr>
+    </w:p>
     <w:p>
       <w:pPr>
         <w:pStyle w:val="Balk1"/>
@@ -14972,6 +16620,30 @@
     </w:tbl>
     <w:p>
       <w:pPr>
+        <w:ind w:left="720"/>
+        <w:jc w:val="both"/>
+        <w:rPr>
+          <w:rFonts w:ascii="Times New Roman" w:hAnsi="Times New Roman" w:cs="Times New Roman"/>
+          <w:noProof/>
+          <w:sz w:val="28"/>
+          <w:lang w:val="tr-TR"/>
+        </w:rPr>
+      </w:pPr>
+    </w:p>
+    <w:p>
+      <w:pPr>
+        <w:ind w:left="720"/>
+        <w:jc w:val="both"/>
+        <w:rPr>
+          <w:rFonts w:ascii="Times New Roman" w:hAnsi="Times New Roman" w:cs="Times New Roman"/>
+          <w:noProof/>
+          <w:sz w:val="28"/>
+          <w:lang w:val="tr-TR"/>
+        </w:rPr>
+      </w:pPr>
+    </w:p>
+    <w:p>
+      <w:pPr>
         <w:pStyle w:val="Balk1"/>
         <w:ind w:left="720"/>
         <w:jc w:val="both"/>
@@ -15037,6 +16709,17 @@
         </w:tc>
       </w:tr>
     </w:tbl>
+    <w:p>
+      <w:pPr>
+        <w:jc w:val="both"/>
+        <w:rPr>
+          <w:rFonts w:ascii="Times New Roman" w:hAnsi="Times New Roman" w:cs="Times New Roman"/>
+          <w:noProof/>
+          <w:sz w:val="28"/>
+          <w:lang w:val="tr-TR"/>
+        </w:rPr>
+      </w:pPr>
+    </w:p>
     <w:sectPr>
       <w:footerReference w:type="even" r:id="rId8"/>
       <w:footerReference w:type="default" r:id="rId9"/>

--- a/assets/IsAnaliziForm-template.docx
+++ b/assets/IsAnaliziForm-template.docx
@@ -1053,6 +1053,10 @@
           </w:tcPr>
           <w:p>
             <w:r>
+              <w:rPr>
+                <w:sz w:val="24"/>
+                <w:szCs w:val="24"/>
+              </w:rPr>
               <w:t xml:space="preserve">{{personel_ismi}}</w:t>
             </w:r>
           </w:p>
@@ -1162,6 +1166,10 @@
           </w:tcPr>
           <w:p>
             <w:r>
+              <w:rPr>
+                <w:sz w:val="24"/>
+                <w:szCs w:val="24"/>
+              </w:rPr>
               <w:t xml:space="preserve">{{unvan_pozisyon}}</w:t>
             </w:r>
           </w:p>
@@ -1264,6 +1272,10 @@
           </w:tcPr>
           <w:p>
             <w:r>
+              <w:rPr>
+                <w:sz w:val="24"/>
+                <w:szCs w:val="24"/>
+              </w:rPr>
               <w:t xml:space="preserve">{{bolum}}</w:t>
             </w:r>
           </w:p>
@@ -1312,6 +1324,10 @@
           </w:tcPr>
           <w:p>
             <w:r>
+              <w:rPr>
+                <w:sz w:val="24"/>
+                <w:szCs w:val="24"/>
+              </w:rPr>
               <w:t xml:space="preserve">{{departman}}</w:t>
             </w:r>
           </w:p>
@@ -1371,6 +1387,10 @@
           </w:tcPr>
           <w:p>
             <w:r>
+              <w:rPr>
+                <w:sz w:val="24"/>
+                <w:szCs w:val="24"/>
+              </w:rPr>
               <w:t xml:space="preserve">{{ust_amir_ismi}}</w:t>
             </w:r>
           </w:p>
@@ -1430,6 +1450,10 @@
           </w:tcPr>
           <w:p>
             <w:r>
+              <w:rPr>
+                <w:sz w:val="24"/>
+                <w:szCs w:val="24"/>
+              </w:rPr>
               <w:t xml:space="preserve">{{ust_amir_pozisyonu}}</w:t>
             </w:r>
           </w:p>
@@ -1489,6 +1513,10 @@
           </w:tcPr>
           <w:p>
             <w:r>
+              <w:rPr>
+                <w:sz w:val="24"/>
+                <w:szCs w:val="24"/>
+              </w:rPr>
               <w:t xml:space="preserve">{{ust_amir_bolum}}</w:t>
             </w:r>
           </w:p>
@@ -1545,6 +1573,10 @@
           </w:tcPr>
           <w:p>
             <w:r>
+              <w:rPr>
+                <w:sz w:val="24"/>
+                <w:szCs w:val="24"/>
+              </w:rPr>
               <w:t xml:space="preserve">{{ust_amir_departman}}</w:t>
             </w:r>
           </w:p>
@@ -1724,6 +1756,10 @@
           </w:tcPr>
           <w:p>
             <w:r>
+              <w:rPr>
+                <w:sz w:val="24"/>
+                <w:szCs w:val="24"/>
+              </w:rPr>
               <w:t xml:space="preserve">{{#diger_iletisim}}{{kisi}}</w:t>
             </w:r>
           </w:p>
@@ -1740,6 +1776,10 @@
           </w:tcPr>
           <w:p>
             <w:r>
+              <w:rPr>
+                <w:sz w:val="24"/>
+                <w:szCs w:val="24"/>
+              </w:rPr>
               <w:t xml:space="preserve">{{pozisyon}}{{/diger_iletisim}}</w:t>
             </w:r>
           </w:p>
@@ -1840,6 +1880,10 @@
           </w:tcPr>
           <w:p>
             <w:r>
+              <w:rPr>
+                <w:sz w:val="24"/>
+                <w:szCs w:val="24"/>
+              </w:rPr>
               <w:t xml:space="preserve">{{calisma_yil}}</w:t>
             </w:r>
           </w:p>
@@ -1887,6 +1931,10 @@
           </w:tcPr>
           <w:p>
             <w:r>
+              <w:rPr>
+                <w:sz w:val="24"/>
+                <w:szCs w:val="24"/>
+              </w:rPr>
               <w:t xml:space="preserve">{{calisma_ay}}</w:t>
             </w:r>
           </w:p>
@@ -2734,6 +2782,10 @@
           </w:tcPr>
           <w:p>
             <w:r>
+              <w:rPr>
+                <w:sz w:val="24"/>
+                <w:szCs w:val="24"/>
+              </w:rPr>
               <w:t xml:space="preserve">{{#gorevler}}{{gorev}}</w:t>
             </w:r>
           </w:p>
@@ -2745,6 +2797,10 @@
           </w:tcPr>
           <w:p>
             <w:r>
+              <w:rPr>
+                <w:sz w:val="24"/>
+                <w:szCs w:val="24"/>
+              </w:rPr>
               <w:t xml:space="preserve">{{yuzde}}</w:t>
             </w:r>
           </w:p>
@@ -2755,6 +2811,10 @@
           </w:tcPr>
           <w:p>
             <w:r>
+              <w:rPr>
+                <w:sz w:val="24"/>
+                <w:szCs w:val="24"/>
+              </w:rPr>
               <w:t xml:space="preserve">{{sa}}</w:t>
             </w:r>
           </w:p>
@@ -2765,6 +2825,10 @@
           </w:tcPr>
           <w:p>
             <w:r>
+              <w:rPr>
+                <w:sz w:val="24"/>
+                <w:szCs w:val="24"/>
+              </w:rPr>
               <w:t xml:space="preserve">{{gunluk}}</w:t>
             </w:r>
           </w:p>
@@ -2775,6 +2839,10 @@
           </w:tcPr>
           <w:p>
             <w:r>
+              <w:rPr>
+                <w:sz w:val="24"/>
+                <w:szCs w:val="24"/>
+              </w:rPr>
               <w:t xml:space="preserve">{{belirli}}</w:t>
             </w:r>
           </w:p>
@@ -2785,6 +2853,10 @@
           </w:tcPr>
           <w:p>
             <w:r>
+              <w:rPr>
+                <w:sz w:val="24"/>
+                <w:szCs w:val="24"/>
+              </w:rPr>
               <w:t xml:space="preserve">{{duzensiz}}</w:t>
             </w:r>
           </w:p>
@@ -2795,6 +2867,10 @@
           </w:tcPr>
           <w:p>
             <w:r>
+              <w:rPr>
+                <w:sz w:val="24"/>
+                <w:szCs w:val="24"/>
+              </w:rPr>
               <w:t xml:space="preserve">{{adet}}{{/gorevler}}</w:t>
             </w:r>
           </w:p>
@@ -2905,6 +2981,10 @@
           </w:tcPr>
           <w:p>
             <w:r>
+              <w:rPr>
+                <w:sz w:val="24"/>
+                <w:szCs w:val="24"/>
+              </w:rPr>
               <w:t xml:space="preserve">{{#mevcut_yetkiler}}{{satir}}{{/mevcut_yetkiler}}</w:t>
             </w:r>
           </w:p>
@@ -2961,6 +3041,10 @@
           </w:tcPr>
           <w:p>
             <w:r>
+              <w:rPr>
+                <w:sz w:val="24"/>
+                <w:szCs w:val="24"/>
+              </w:rPr>
               <w:t xml:space="preserve">{{#gereken_yetkiler}}{{satir}}{{/gereken_yetkiler}}</w:t>
             </w:r>
           </w:p>
@@ -4165,6 +4249,10 @@
           </w:tcPr>
           <w:p>
             <w:r>
+              <w:rPr>
+                <w:sz w:val="24"/>
+                <w:szCs w:val="24"/>
+              </w:rPr>
               <w:t xml:space="preserve">{{#gelen_belgeler}}{{belge}}</w:t>
             </w:r>
           </w:p>
@@ -4181,6 +4269,10 @@
           </w:tcPr>
           <w:p>
             <w:r>
+              <w:rPr>
+                <w:sz w:val="24"/>
+                <w:szCs w:val="24"/>
+              </w:rPr>
               <w:t xml:space="preserve">{{bolum}}</w:t>
             </w:r>
           </w:p>
@@ -4197,6 +4289,10 @@
           </w:tcPr>
           <w:p>
             <w:r>
+              <w:rPr>
+                <w:sz w:val="24"/>
+                <w:szCs w:val="24"/>
+              </w:rPr>
               <w:t xml:space="preserve">{{islem}}</w:t>
             </w:r>
           </w:p>
@@ -4213,6 +4309,10 @@
           </w:tcPr>
           <w:p>
             <w:r>
+              <w:rPr>
+                <w:sz w:val="24"/>
+                <w:szCs w:val="24"/>
+              </w:rPr>
               <w:t xml:space="preserve">{{siklik}}</w:t>
             </w:r>
           </w:p>
@@ -4229,6 +4329,10 @@
           </w:tcPr>
           <w:p>
             <w:r>
+              <w:rPr>
+                <w:sz w:val="24"/>
+                <w:szCs w:val="24"/>
+              </w:rPr>
               <w:t xml:space="preserve">{{sure}}{{/gelen_belgeler}}</w:t>
             </w:r>
           </w:p>
@@ -4540,6 +4644,10 @@
           </w:tcPr>
           <w:p>
             <w:r>
+              <w:rPr>
+                <w:sz w:val="24"/>
+                <w:szCs w:val="24"/>
+              </w:rPr>
               <w:t xml:space="preserve">{{#giden_belgeler}}{{belge}}</w:t>
             </w:r>
           </w:p>
@@ -4556,6 +4664,10 @@
           </w:tcPr>
           <w:p>
             <w:r>
+              <w:rPr>
+                <w:sz w:val="24"/>
+                <w:szCs w:val="24"/>
+              </w:rPr>
               <w:t xml:space="preserve">{{yer_amac}}</w:t>
             </w:r>
           </w:p>
@@ -4572,6 +4684,10 @@
           </w:tcPr>
           <w:p>
             <w:r>
+              <w:rPr>
+                <w:sz w:val="24"/>
+                <w:szCs w:val="24"/>
+              </w:rPr>
               <w:t xml:space="preserve">{{siklik}}</w:t>
             </w:r>
           </w:p>
@@ -4588,6 +4704,10 @@
           </w:tcPr>
           <w:p>
             <w:r>
+              <w:rPr>
+                <w:sz w:val="24"/>
+                <w:szCs w:val="24"/>
+              </w:rPr>
               <w:t xml:space="preserve">{{sure}}{{/giden_belgeler}}</w:t>
             </w:r>
           </w:p>
@@ -4838,6 +4958,10 @@
           </w:tcPr>
           <w:p>
             <w:r>
+              <w:rPr>
+                <w:sz w:val="24"/>
+                <w:szCs w:val="24"/>
+              </w:rPr>
               <w:t xml:space="preserve">{{#is_kontrolleri}}{{tur}}</w:t>
             </w:r>
           </w:p>
@@ -4854,6 +4978,10 @@
           </w:tcPr>
           <w:p>
             <w:r>
+              <w:rPr>
+                <w:sz w:val="24"/>
+                <w:szCs w:val="24"/>
+              </w:rPr>
               <w:t xml:space="preserve">{{siklik}}</w:t>
             </w:r>
           </w:p>
@@ -4870,6 +4998,10 @@
           </w:tcPr>
           <w:p>
             <w:r>
+              <w:rPr>
+                <w:sz w:val="24"/>
+                <w:szCs w:val="24"/>
+              </w:rPr>
               <w:t xml:space="preserve">{{sure}}{{/is_kontrolleri}}</w:t>
             </w:r>
           </w:p>
@@ -5139,6 +5271,10 @@
           </w:tcPr>
           <w:p>
             <w:r>
+              <w:rPr>
+                <w:sz w:val="24"/>
+                <w:szCs w:val="24"/>
+              </w:rPr>
               <w:t xml:space="preserve">{{caba_zihinsel_yuzde}}</w:t>
             </w:r>
           </w:p>
@@ -5155,6 +5291,10 @@
           </w:tcPr>
           <w:p>
             <w:r>
+              <w:rPr>
+                <w:sz w:val="24"/>
+                <w:szCs w:val="24"/>
+              </w:rPr>
               <w:t xml:space="preserve">{{caba_zihinsel_aciklama}}</w:t>
             </w:r>
           </w:p>
@@ -5210,6 +5350,10 @@
           </w:tcPr>
           <w:p>
             <w:r>
+              <w:rPr>
+                <w:sz w:val="24"/>
+                <w:szCs w:val="24"/>
+              </w:rPr>
               <w:t xml:space="preserve">{{caba_fiziksel_yuzde}}</w:t>
             </w:r>
           </w:p>
@@ -5226,6 +5370,10 @@
           </w:tcPr>
           <w:p>
             <w:r>
+              <w:rPr>
+                <w:sz w:val="24"/>
+                <w:szCs w:val="24"/>
+              </w:rPr>
               <w:t xml:space="preserve">{{caba_fiziksel_aciklama}}</w:t>
             </w:r>
           </w:p>
@@ -5656,6 +5804,10 @@
           </w:tcPr>
           <w:p>
             <w:r>
+              <w:rPr>
+                <w:sz w:val="24"/>
+                <w:szCs w:val="24"/>
+              </w:rPr>
               <w:t xml:space="preserve">{{#kontrol_tablosu}}{{is}}</w:t>
             </w:r>
           </w:p>
@@ -5672,6 +5824,10 @@
           </w:tcPr>
           <w:p>
             <w:r>
+              <w:rPr>
+                <w:sz w:val="24"/>
+                <w:szCs w:val="24"/>
+              </w:rPr>
               <w:t xml:space="preserve">{{amac}}</w:t>
             </w:r>
           </w:p>
@@ -5688,6 +5844,10 @@
           </w:tcPr>
           <w:p>
             <w:r>
+              <w:rPr>
+                <w:sz w:val="24"/>
+                <w:szCs w:val="24"/>
+              </w:rPr>
               <w:t xml:space="preserve">{{kontrol}}</w:t>
             </w:r>
           </w:p>
@@ -5704,6 +5864,10 @@
           </w:tcPr>
           <w:p>
             <w:r>
+              <w:rPr>
+                <w:sz w:val="24"/>
+                <w:szCs w:val="24"/>
+              </w:rPr>
               <w:t xml:space="preserve">{{paraf}}</w:t>
             </w:r>
           </w:p>
@@ -5720,6 +5884,10 @@
           </w:tcPr>
           <w:p>
             <w:r>
+              <w:rPr>
+                <w:sz w:val="24"/>
+                <w:szCs w:val="24"/>
+              </w:rPr>
               <w:t xml:space="preserve">{{imza}}</w:t>
             </w:r>
           </w:p>
@@ -5736,6 +5904,10 @@
           </w:tcPr>
           <w:p>
             <w:r>
+              <w:rPr>
+                <w:sz w:val="24"/>
+                <w:szCs w:val="24"/>
+              </w:rPr>
               <w:t xml:space="preserve">{{makam}}{{/kontrol_tablosu}}</w:t>
             </w:r>
           </w:p>
@@ -6321,6 +6493,10 @@
           </w:tcPr>
           <w:p>
             <w:r>
+              <w:rPr>
+                <w:sz w:val="24"/>
+                <w:szCs w:val="24"/>
+              </w:rPr>
               <w:t xml:space="preserve">{{#egitim}}{{satir}}{{/egitim}}</w:t>
             </w:r>
           </w:p>
@@ -6424,6 +6600,10 @@
           </w:tcPr>
           <w:p>
             <w:r>
+              <w:rPr>
+                <w:sz w:val="24"/>
+                <w:szCs w:val="24"/>
+              </w:rPr>
               <w:t xml:space="preserve">{{#lisans_sertifikalar}}{{satir}}{{/lisans_sertifikalar}}</w:t>
             </w:r>
           </w:p>
@@ -6491,6 +6671,10 @@
           </w:tcPr>
           <w:p>
             <w:r>
+              <w:rPr>
+                <w:sz w:val="24"/>
+                <w:szCs w:val="24"/>
+              </w:rPr>
               <w:t xml:space="preserve">{{#diger_bilgi_beceri}}{{satir}}{{/diger_bilgi_beceri}}</w:t>
             </w:r>
           </w:p>
@@ -6579,6 +6763,10 @@
           </w:tcPr>
           <w:p>
             <w:r>
+              <w:rPr>
+                <w:sz w:val="24"/>
+                <w:szCs w:val="24"/>
+              </w:rPr>
               <w:t xml:space="preserve">{{#araclar}}{{satir}}{{/araclar}}</w:t>
             </w:r>
           </w:p>
@@ -6776,6 +6964,10 @@
               <w:t xml:space="preserve">Ofis Ortamında  Masa Başında            % </w:t>
             </w:r>
             <w:r>
+              <w:rPr>
+                <w:sz w:val="24"/>
+                <w:szCs w:val="24"/>
+              </w:rPr>
               <w:t xml:space="preserve"> {{yuzde_masa}}</w:t>
             </w:r>
           </w:p>
@@ -6825,6 +7017,10 @@
               <w:t xml:space="preserve">Ofis Ortamında Bölümler Arasında     % </w:t>
             </w:r>
             <w:r>
+              <w:rPr>
+                <w:sz w:val="24"/>
+                <w:szCs w:val="24"/>
+              </w:rPr>
               <w:t xml:space="preserve"> {{yuzde_bolumler}}</w:t>
             </w:r>
           </w:p>
@@ -6874,6 +7070,10 @@
               <w:t xml:space="preserve">Ofis Ortamı Dışında Mobil                  % </w:t>
             </w:r>
             <w:r>
+              <w:rPr>
+                <w:sz w:val="24"/>
+                <w:szCs w:val="24"/>
+              </w:rPr>
               <w:t xml:space="preserve"> {{yuzde_mobil}}</w:t>
             </w:r>
           </w:p>
@@ -7886,6 +8086,10 @@
           </w:tcPr>
           <w:p>
             <w:r>
+              <w:rPr>
+                <w:sz w:val="24"/>
+                <w:szCs w:val="24"/>
+              </w:rPr>
               <w:t xml:space="preserve">{{m_buro_gurultu}}</w:t>
             </w:r>
           </w:p>
@@ -7902,6 +8106,10 @@
           </w:tcPr>
           <w:p>
             <w:r>
+              <w:rPr>
+                <w:sz w:val="24"/>
+                <w:szCs w:val="24"/>
+              </w:rPr>
               <w:t xml:space="preserve">{{m_buro_aydinlatma}}</w:t>
             </w:r>
           </w:p>
@@ -7918,6 +8126,10 @@
           </w:tcPr>
           <w:p>
             <w:r>
+              <w:rPr>
+                <w:sz w:val="24"/>
+                <w:szCs w:val="24"/>
+              </w:rPr>
               <w:t xml:space="preserve">{{m_buro_sicak}}</w:t>
             </w:r>
           </w:p>
@@ -7934,6 +8146,10 @@
           </w:tcPr>
           <w:p>
             <w:r>
+              <w:rPr>
+                <w:sz w:val="24"/>
+                <w:szCs w:val="24"/>
+              </w:rPr>
               <w:t xml:space="preserve">{{m_buro_soguk}}</w:t>
             </w:r>
           </w:p>
@@ -7950,6 +8166,10 @@
           </w:tcPr>
           <w:p>
             <w:r>
+              <w:rPr>
+                <w:sz w:val="24"/>
+                <w:szCs w:val="24"/>
+              </w:rPr>
               <w:t xml:space="preserve">{{m_buro_nem}}</w:t>
             </w:r>
           </w:p>
@@ -7966,6 +8186,10 @@
           </w:tcPr>
           <w:p>
             <w:r>
+              <w:rPr>
+                <w:sz w:val="24"/>
+                <w:szCs w:val="24"/>
+              </w:rPr>
               <w:t xml:space="preserve">{{m_buro_toz}}</w:t>
             </w:r>
           </w:p>
@@ -7982,6 +8206,10 @@
           </w:tcPr>
           <w:p>
             <w:r>
+              <w:rPr>
+                <w:sz w:val="24"/>
+                <w:szCs w:val="24"/>
+              </w:rPr>
               <w:t xml:space="preserve">{{m_buro_koku}}</w:t>
             </w:r>
           </w:p>
@@ -7998,6 +8226,10 @@
           </w:tcPr>
           <w:p>
             <w:r>
+              <w:rPr>
+                <w:sz w:val="24"/>
+                <w:szCs w:val="24"/>
+              </w:rPr>
               <w:t xml:space="preserve">{{m_buro_ergonomi}}</w:t>
             </w:r>
           </w:p>
@@ -8014,6 +8246,10 @@
           </w:tcPr>
           <w:p>
             <w:r>
+              <w:rPr>
+                <w:sz w:val="24"/>
+                <w:szCs w:val="24"/>
+              </w:rPr>
               <w:t xml:space="preserve">{{m_buro_havalandirma}}</w:t>
             </w:r>
           </w:p>
@@ -8030,6 +8266,10 @@
           </w:tcPr>
           <w:p>
             <w:r>
+              <w:rPr>
+                <w:sz w:val="24"/>
+                <w:szCs w:val="24"/>
+              </w:rPr>
               <w:t xml:space="preserve">{{m_buro_kimyasal}}</w:t>
             </w:r>
           </w:p>
@@ -8046,6 +8286,10 @@
           </w:tcPr>
           <w:p>
             <w:r>
+              <w:rPr>
+                <w:sz w:val="24"/>
+                <w:szCs w:val="24"/>
+              </w:rPr>
               <w:t xml:space="preserve">{{m_buro_diger}}</w:t>
             </w:r>
           </w:p>
@@ -8100,6 +8344,10 @@
           </w:tcPr>
           <w:p>
             <w:r>
+              <w:rPr>
+                <w:sz w:val="24"/>
+                <w:szCs w:val="24"/>
+              </w:rPr>
               <w:t xml:space="preserve">{{m_atolye_gurultu}}</w:t>
             </w:r>
           </w:p>
@@ -8116,6 +8364,10 @@
           </w:tcPr>
           <w:p>
             <w:r>
+              <w:rPr>
+                <w:sz w:val="24"/>
+                <w:szCs w:val="24"/>
+              </w:rPr>
               <w:t xml:space="preserve">{{m_atolye_aydinlatma}}</w:t>
             </w:r>
           </w:p>
@@ -8132,6 +8384,10 @@
           </w:tcPr>
           <w:p>
             <w:r>
+              <w:rPr>
+                <w:sz w:val="24"/>
+                <w:szCs w:val="24"/>
+              </w:rPr>
               <w:t xml:space="preserve">{{m_atolye_sicak}}</w:t>
             </w:r>
           </w:p>
@@ -8148,6 +8404,10 @@
           </w:tcPr>
           <w:p>
             <w:r>
+              <w:rPr>
+                <w:sz w:val="24"/>
+                <w:szCs w:val="24"/>
+              </w:rPr>
               <w:t xml:space="preserve">{{m_atolye_soguk}}</w:t>
             </w:r>
           </w:p>
@@ -8164,6 +8424,10 @@
           </w:tcPr>
           <w:p>
             <w:r>
+              <w:rPr>
+                <w:sz w:val="24"/>
+                <w:szCs w:val="24"/>
+              </w:rPr>
               <w:t xml:space="preserve">{{m_atolye_nem}}</w:t>
             </w:r>
           </w:p>
@@ -8180,6 +8444,10 @@
           </w:tcPr>
           <w:p>
             <w:r>
+              <w:rPr>
+                <w:sz w:val="24"/>
+                <w:szCs w:val="24"/>
+              </w:rPr>
               <w:t xml:space="preserve">{{m_atolye_toz}}</w:t>
             </w:r>
           </w:p>
@@ -8196,6 +8464,10 @@
           </w:tcPr>
           <w:p>
             <w:r>
+              <w:rPr>
+                <w:sz w:val="24"/>
+                <w:szCs w:val="24"/>
+              </w:rPr>
               <w:t xml:space="preserve">{{m_atolye_koku}}</w:t>
             </w:r>
           </w:p>
@@ -8212,6 +8484,10 @@
           </w:tcPr>
           <w:p>
             <w:r>
+              <w:rPr>
+                <w:sz w:val="24"/>
+                <w:szCs w:val="24"/>
+              </w:rPr>
               <w:t xml:space="preserve">{{m_atolye_ergonomi}}</w:t>
             </w:r>
           </w:p>
@@ -8228,6 +8504,10 @@
           </w:tcPr>
           <w:p>
             <w:r>
+              <w:rPr>
+                <w:sz w:val="24"/>
+                <w:szCs w:val="24"/>
+              </w:rPr>
               <w:t xml:space="preserve">{{m_atolye_havalandirma}}</w:t>
             </w:r>
           </w:p>
@@ -8244,6 +8524,10 @@
           </w:tcPr>
           <w:p>
             <w:r>
+              <w:rPr>
+                <w:sz w:val="24"/>
+                <w:szCs w:val="24"/>
+              </w:rPr>
               <w:t xml:space="preserve">{{m_atolye_kimyasal}}</w:t>
             </w:r>
           </w:p>
@@ -8260,6 +8544,10 @@
           </w:tcPr>
           <w:p>
             <w:r>
+              <w:rPr>
+                <w:sz w:val="24"/>
+                <w:szCs w:val="24"/>
+              </w:rPr>
               <w:t xml:space="preserve">{{m_atolye_diger}}</w:t>
             </w:r>
           </w:p>
@@ -8314,6 +8602,10 @@
           </w:tcPr>
           <w:p>
             <w:r>
+              <w:rPr>
+                <w:sz w:val="24"/>
+                <w:szCs w:val="24"/>
+              </w:rPr>
               <w:t xml:space="preserve">{{m_dis_gurultu}}</w:t>
             </w:r>
           </w:p>
@@ -8330,6 +8622,10 @@
           </w:tcPr>
           <w:p>
             <w:r>
+              <w:rPr>
+                <w:sz w:val="24"/>
+                <w:szCs w:val="24"/>
+              </w:rPr>
               <w:t xml:space="preserve">{{m_dis_aydinlatma}}</w:t>
             </w:r>
           </w:p>
@@ -8346,6 +8642,10 @@
           </w:tcPr>
           <w:p>
             <w:r>
+              <w:rPr>
+                <w:sz w:val="24"/>
+                <w:szCs w:val="24"/>
+              </w:rPr>
               <w:t xml:space="preserve">{{m_dis_sicak}}</w:t>
             </w:r>
           </w:p>
@@ -8362,6 +8662,10 @@
           </w:tcPr>
           <w:p>
             <w:r>
+              <w:rPr>
+                <w:sz w:val="24"/>
+                <w:szCs w:val="24"/>
+              </w:rPr>
               <w:t xml:space="preserve">{{m_dis_soguk}}</w:t>
             </w:r>
           </w:p>
@@ -8378,6 +8682,10 @@
           </w:tcPr>
           <w:p>
             <w:r>
+              <w:rPr>
+                <w:sz w:val="24"/>
+                <w:szCs w:val="24"/>
+              </w:rPr>
               <w:t xml:space="preserve">{{m_dis_nem}}</w:t>
             </w:r>
           </w:p>
@@ -8394,6 +8702,10 @@
           </w:tcPr>
           <w:p>
             <w:r>
+              <w:rPr>
+                <w:sz w:val="24"/>
+                <w:szCs w:val="24"/>
+              </w:rPr>
               <w:t xml:space="preserve">{{m_dis_toz}}</w:t>
             </w:r>
           </w:p>
@@ -8410,6 +8722,10 @@
           </w:tcPr>
           <w:p>
             <w:r>
+              <w:rPr>
+                <w:sz w:val="24"/>
+                <w:szCs w:val="24"/>
+              </w:rPr>
               <w:t xml:space="preserve">{{m_dis_koku}}</w:t>
             </w:r>
           </w:p>
@@ -8426,6 +8742,10 @@
           </w:tcPr>
           <w:p>
             <w:r>
+              <w:rPr>
+                <w:sz w:val="24"/>
+                <w:szCs w:val="24"/>
+              </w:rPr>
               <w:t xml:space="preserve">{{m_dis_ergonomi}}</w:t>
             </w:r>
           </w:p>
@@ -8442,6 +8762,10 @@
           </w:tcPr>
           <w:p>
             <w:r>
+              <w:rPr>
+                <w:sz w:val="24"/>
+                <w:szCs w:val="24"/>
+              </w:rPr>
               <w:t xml:space="preserve">{{m_dis_havalandirma}}</w:t>
             </w:r>
           </w:p>
@@ -8458,6 +8782,10 @@
           </w:tcPr>
           <w:p>
             <w:r>
+              <w:rPr>
+                <w:sz w:val="24"/>
+                <w:szCs w:val="24"/>
+              </w:rPr>
               <w:t xml:space="preserve">{{m_dis_kimyasal}}</w:t>
             </w:r>
           </w:p>
@@ -8474,6 +8802,10 @@
           </w:tcPr>
           <w:p>
             <w:r>
+              <w:rPr>
+                <w:sz w:val="24"/>
+                <w:szCs w:val="24"/>
+              </w:rPr>
               <w:t xml:space="preserve">{{m_dis_diger}}</w:t>
             </w:r>
           </w:p>
@@ -8528,6 +8860,10 @@
           </w:tcPr>
           <w:p>
             <w:r>
+              <w:rPr>
+                <w:sz w:val="24"/>
+                <w:szCs w:val="24"/>
+              </w:rPr>
               <w:t xml:space="preserve">{{m_lab_gurultu}}</w:t>
             </w:r>
           </w:p>
@@ -8544,6 +8880,10 @@
           </w:tcPr>
           <w:p>
             <w:r>
+              <w:rPr>
+                <w:sz w:val="24"/>
+                <w:szCs w:val="24"/>
+              </w:rPr>
               <w:t xml:space="preserve">{{m_lab_aydinlatma}}</w:t>
             </w:r>
           </w:p>
@@ -8560,6 +8900,10 @@
           </w:tcPr>
           <w:p>
             <w:r>
+              <w:rPr>
+                <w:sz w:val="24"/>
+                <w:szCs w:val="24"/>
+              </w:rPr>
               <w:t xml:space="preserve">{{m_lab_sicak}}</w:t>
             </w:r>
           </w:p>
@@ -8576,6 +8920,10 @@
           </w:tcPr>
           <w:p>
             <w:r>
+              <w:rPr>
+                <w:sz w:val="24"/>
+                <w:szCs w:val="24"/>
+              </w:rPr>
               <w:t xml:space="preserve">{{m_lab_soguk}}</w:t>
             </w:r>
           </w:p>
@@ -8592,6 +8940,10 @@
           </w:tcPr>
           <w:p>
             <w:r>
+              <w:rPr>
+                <w:sz w:val="24"/>
+                <w:szCs w:val="24"/>
+              </w:rPr>
               <w:t xml:space="preserve">{{m_lab_nem}}</w:t>
             </w:r>
           </w:p>
@@ -8608,6 +8960,10 @@
           </w:tcPr>
           <w:p>
             <w:r>
+              <w:rPr>
+                <w:sz w:val="24"/>
+                <w:szCs w:val="24"/>
+              </w:rPr>
               <w:t xml:space="preserve">{{m_lab_toz}}</w:t>
             </w:r>
           </w:p>
@@ -8624,6 +8980,10 @@
           </w:tcPr>
           <w:p>
             <w:r>
+              <w:rPr>
+                <w:sz w:val="24"/>
+                <w:szCs w:val="24"/>
+              </w:rPr>
               <w:t xml:space="preserve">{{m_lab_koku}}</w:t>
             </w:r>
           </w:p>
@@ -8640,6 +9000,10 @@
           </w:tcPr>
           <w:p>
             <w:r>
+              <w:rPr>
+                <w:sz w:val="24"/>
+                <w:szCs w:val="24"/>
+              </w:rPr>
               <w:t xml:space="preserve">{{m_lab_ergonomi}}</w:t>
             </w:r>
           </w:p>
@@ -8656,6 +9020,10 @@
           </w:tcPr>
           <w:p>
             <w:r>
+              <w:rPr>
+                <w:sz w:val="24"/>
+                <w:szCs w:val="24"/>
+              </w:rPr>
               <w:t xml:space="preserve">{{m_lab_havalandirma}}</w:t>
             </w:r>
           </w:p>
@@ -8672,6 +9040,10 @@
           </w:tcPr>
           <w:p>
             <w:r>
+              <w:rPr>
+                <w:sz w:val="24"/>
+                <w:szCs w:val="24"/>
+              </w:rPr>
               <w:t xml:space="preserve">{{m_lab_kimyasal}}</w:t>
             </w:r>
           </w:p>
@@ -8688,6 +9060,10 @@
           </w:tcPr>
           <w:p>
             <w:r>
+              <w:rPr>
+                <w:sz w:val="24"/>
+                <w:szCs w:val="24"/>
+              </w:rPr>
               <w:t xml:space="preserve">{{m_lab_diger}}</w:t>
             </w:r>
           </w:p>
@@ -8742,6 +9118,10 @@
           </w:tcPr>
           <w:p>
             <w:r>
+              <w:rPr>
+                <w:sz w:val="24"/>
+                <w:szCs w:val="24"/>
+              </w:rPr>
               <w:t xml:space="preserve">{{m_depo_gurultu}}</w:t>
             </w:r>
           </w:p>
@@ -8758,6 +9138,10 @@
           </w:tcPr>
           <w:p>
             <w:r>
+              <w:rPr>
+                <w:sz w:val="24"/>
+                <w:szCs w:val="24"/>
+              </w:rPr>
               <w:t xml:space="preserve">{{m_depo_aydinlatma}}</w:t>
             </w:r>
           </w:p>
@@ -8774,6 +9158,10 @@
           </w:tcPr>
           <w:p>
             <w:r>
+              <w:rPr>
+                <w:sz w:val="24"/>
+                <w:szCs w:val="24"/>
+              </w:rPr>
               <w:t xml:space="preserve">{{m_depo_sicak}}</w:t>
             </w:r>
           </w:p>
@@ -8790,6 +9178,10 @@
           </w:tcPr>
           <w:p>
             <w:r>
+              <w:rPr>
+                <w:sz w:val="24"/>
+                <w:szCs w:val="24"/>
+              </w:rPr>
               <w:t xml:space="preserve">{{m_depo_soguk}}</w:t>
             </w:r>
           </w:p>
@@ -8806,6 +9198,10 @@
           </w:tcPr>
           <w:p>
             <w:r>
+              <w:rPr>
+                <w:sz w:val="24"/>
+                <w:szCs w:val="24"/>
+              </w:rPr>
               <w:t xml:space="preserve">{{m_depo_nem}}</w:t>
             </w:r>
           </w:p>
@@ -8822,6 +9218,10 @@
           </w:tcPr>
           <w:p>
             <w:r>
+              <w:rPr>
+                <w:sz w:val="24"/>
+                <w:szCs w:val="24"/>
+              </w:rPr>
               <w:t xml:space="preserve">{{m_depo_toz}}</w:t>
             </w:r>
           </w:p>
@@ -8838,6 +9238,10 @@
           </w:tcPr>
           <w:p>
             <w:r>
+              <w:rPr>
+                <w:sz w:val="24"/>
+                <w:szCs w:val="24"/>
+              </w:rPr>
               <w:t xml:space="preserve">{{m_depo_koku}}</w:t>
             </w:r>
           </w:p>
@@ -8854,6 +9258,10 @@
           </w:tcPr>
           <w:p>
             <w:r>
+              <w:rPr>
+                <w:sz w:val="24"/>
+                <w:szCs w:val="24"/>
+              </w:rPr>
               <w:t xml:space="preserve">{{m_depo_ergonomi}}</w:t>
             </w:r>
           </w:p>
@@ -8870,6 +9278,10 @@
           </w:tcPr>
           <w:p>
             <w:r>
+              <w:rPr>
+                <w:sz w:val="24"/>
+                <w:szCs w:val="24"/>
+              </w:rPr>
               <w:t xml:space="preserve">{{m_depo_havalandirma}}</w:t>
             </w:r>
           </w:p>
@@ -8886,6 +9298,10 @@
           </w:tcPr>
           <w:p>
             <w:r>
+              <w:rPr>
+                <w:sz w:val="24"/>
+                <w:szCs w:val="24"/>
+              </w:rPr>
               <w:t xml:space="preserve">{{m_depo_kimyasal}}</w:t>
             </w:r>
           </w:p>
@@ -8902,6 +9318,10 @@
           </w:tcPr>
           <w:p>
             <w:r>
+              <w:rPr>
+                <w:sz w:val="24"/>
+                <w:szCs w:val="24"/>
+              </w:rPr>
               <w:t xml:space="preserve">{{m_depo_diger}}</w:t>
             </w:r>
           </w:p>
@@ -8956,6 +9376,10 @@
           </w:tcPr>
           <w:p>
             <w:r>
+              <w:rPr>
+                <w:sz w:val="24"/>
+                <w:szCs w:val="24"/>
+              </w:rPr>
               <w:t xml:space="preserve">{{m_pc_gurultu}}</w:t>
             </w:r>
           </w:p>
@@ -8972,6 +9396,10 @@
           </w:tcPr>
           <w:p>
             <w:r>
+              <w:rPr>
+                <w:sz w:val="24"/>
+                <w:szCs w:val="24"/>
+              </w:rPr>
               <w:t xml:space="preserve">{{m_pc_aydinlatma}}</w:t>
             </w:r>
           </w:p>
@@ -8988,6 +9416,10 @@
           </w:tcPr>
           <w:p>
             <w:r>
+              <w:rPr>
+                <w:sz w:val="24"/>
+                <w:szCs w:val="24"/>
+              </w:rPr>
               <w:t xml:space="preserve">{{m_pc_sicak}}</w:t>
             </w:r>
           </w:p>
@@ -9004,6 +9436,10 @@
           </w:tcPr>
           <w:p>
             <w:r>
+              <w:rPr>
+                <w:sz w:val="24"/>
+                <w:szCs w:val="24"/>
+              </w:rPr>
               <w:t xml:space="preserve">{{m_pc_soguk}}</w:t>
             </w:r>
           </w:p>
@@ -9020,6 +9456,10 @@
           </w:tcPr>
           <w:p>
             <w:r>
+              <w:rPr>
+                <w:sz w:val="24"/>
+                <w:szCs w:val="24"/>
+              </w:rPr>
               <w:t xml:space="preserve">{{m_pc_nem}}</w:t>
             </w:r>
           </w:p>
@@ -9036,6 +9476,10 @@
           </w:tcPr>
           <w:p>
             <w:r>
+              <w:rPr>
+                <w:sz w:val="24"/>
+                <w:szCs w:val="24"/>
+              </w:rPr>
               <w:t xml:space="preserve">{{m_pc_toz}}</w:t>
             </w:r>
           </w:p>
@@ -9052,6 +9496,10 @@
           </w:tcPr>
           <w:p>
             <w:r>
+              <w:rPr>
+                <w:sz w:val="24"/>
+                <w:szCs w:val="24"/>
+              </w:rPr>
               <w:t xml:space="preserve">{{m_pc_koku}}</w:t>
             </w:r>
           </w:p>
@@ -9068,6 +9516,10 @@
           </w:tcPr>
           <w:p>
             <w:r>
+              <w:rPr>
+                <w:sz w:val="24"/>
+                <w:szCs w:val="24"/>
+              </w:rPr>
               <w:t xml:space="preserve">{{m_pc_ergonomi}}</w:t>
             </w:r>
           </w:p>
@@ -9084,6 +9536,10 @@
           </w:tcPr>
           <w:p>
             <w:r>
+              <w:rPr>
+                <w:sz w:val="24"/>
+                <w:szCs w:val="24"/>
+              </w:rPr>
               <w:t xml:space="preserve">{{m_pc_havalandirma}}</w:t>
             </w:r>
           </w:p>
@@ -9100,6 +9556,10 @@
           </w:tcPr>
           <w:p>
             <w:r>
+              <w:rPr>
+                <w:sz w:val="24"/>
+                <w:szCs w:val="24"/>
+              </w:rPr>
               <w:t xml:space="preserve">{{m_pc_kimyasal}}</w:t>
             </w:r>
           </w:p>
@@ -9116,6 +9576,10 @@
           </w:tcPr>
           <w:p>
             <w:r>
+              <w:rPr>
+                <w:sz w:val="24"/>
+                <w:szCs w:val="24"/>
+              </w:rPr>
               <w:t xml:space="preserve">{{m_pc_diger}}</w:t>
             </w:r>
           </w:p>
@@ -9190,6 +9654,10 @@
           </w:tcPr>
           <w:p>
             <w:r>
+              <w:rPr>
+                <w:sz w:val="24"/>
+                <w:szCs w:val="24"/>
+              </w:rPr>
               <w:t xml:space="preserve">{{m_diger_gurultu}}</w:t>
             </w:r>
           </w:p>
@@ -9206,6 +9674,10 @@
           </w:tcPr>
           <w:p>
             <w:r>
+              <w:rPr>
+                <w:sz w:val="24"/>
+                <w:szCs w:val="24"/>
+              </w:rPr>
               <w:t xml:space="preserve">{{m_diger_aydinlatma}}</w:t>
             </w:r>
           </w:p>
@@ -9222,6 +9694,10 @@
           </w:tcPr>
           <w:p>
             <w:r>
+              <w:rPr>
+                <w:sz w:val="24"/>
+                <w:szCs w:val="24"/>
+              </w:rPr>
               <w:t xml:space="preserve">{{m_diger_sicak}}</w:t>
             </w:r>
           </w:p>
@@ -9238,6 +9714,10 @@
           </w:tcPr>
           <w:p>
             <w:r>
+              <w:rPr>
+                <w:sz w:val="24"/>
+                <w:szCs w:val="24"/>
+              </w:rPr>
               <w:t xml:space="preserve">{{m_diger_soguk}}</w:t>
             </w:r>
           </w:p>
@@ -9254,6 +9734,10 @@
           </w:tcPr>
           <w:p>
             <w:r>
+              <w:rPr>
+                <w:sz w:val="24"/>
+                <w:szCs w:val="24"/>
+              </w:rPr>
               <w:t xml:space="preserve">{{m_diger_nem}}</w:t>
             </w:r>
           </w:p>
@@ -9270,6 +9754,10 @@
           </w:tcPr>
           <w:p>
             <w:r>
+              <w:rPr>
+                <w:sz w:val="24"/>
+                <w:szCs w:val="24"/>
+              </w:rPr>
               <w:t xml:space="preserve">{{m_diger_toz}}</w:t>
             </w:r>
           </w:p>
@@ -9286,6 +9774,10 @@
           </w:tcPr>
           <w:p>
             <w:r>
+              <w:rPr>
+                <w:sz w:val="24"/>
+                <w:szCs w:val="24"/>
+              </w:rPr>
               <w:t xml:space="preserve">{{m_diger_koku}}</w:t>
             </w:r>
           </w:p>
@@ -9302,6 +9794,10 @@
           </w:tcPr>
           <w:p>
             <w:r>
+              <w:rPr>
+                <w:sz w:val="24"/>
+                <w:szCs w:val="24"/>
+              </w:rPr>
               <w:t xml:space="preserve">{{m_diger_ergonomi}}</w:t>
             </w:r>
           </w:p>
@@ -9318,6 +9814,10 @@
           </w:tcPr>
           <w:p>
             <w:r>
+              <w:rPr>
+                <w:sz w:val="24"/>
+                <w:szCs w:val="24"/>
+              </w:rPr>
               <w:t xml:space="preserve">{{m_diger_havalandirma}}</w:t>
             </w:r>
           </w:p>
@@ -9334,6 +9834,10 @@
           </w:tcPr>
           <w:p>
             <w:r>
+              <w:rPr>
+                <w:sz w:val="24"/>
+                <w:szCs w:val="24"/>
+              </w:rPr>
               <w:t xml:space="preserve">{{m_diger_kimyasal}}</w:t>
             </w:r>
           </w:p>
@@ -9350,16 +9854,28 @@
           </w:tcPr>
           <w:p>
             <w:r>
+              <w:rPr>
+                <w:sz w:val="24"/>
+                <w:szCs w:val="24"/>
+              </w:rPr>
               <w:t xml:space="preserve">{{m_diger_diger}}</w:t>
             </w:r>
           </w:p>
           <w:p>
             <w:r>
+              <w:rPr>
+                <w:sz w:val="24"/>
+                <w:szCs w:val="24"/>
+              </w:rPr>
               <w:t xml:space="preserve">{{ortam_diger_aciklama}}</w:t>
             </w:r>
           </w:p>
           <w:p>
             <w:r>
+              <w:rPr>
+                <w:sz w:val="24"/>
+                <w:szCs w:val="24"/>
+              </w:rPr>
               <w:t xml:space="preserve">{{faktor_diger_aciklama}}</w:t>
             </w:r>
           </w:p>
@@ -9645,6 +10161,10 @@
           </w:tcPr>
           <w:p>
             <w:r>
+              <w:rPr>
+                <w:sz w:val="24"/>
+                <w:szCs w:val="24"/>
+              </w:rPr>
               <w:t xml:space="preserve">{{r_kaza_yok}}</w:t>
             </w:r>
           </w:p>
@@ -9664,6 +10184,10 @@
           </w:tcPr>
           <w:p>
             <w:r>
+              <w:rPr>
+                <w:sz w:val="24"/>
+                <w:szCs w:val="24"/>
+              </w:rPr>
               <w:t xml:space="preserve">{{r_kaza_s_dusuk}}</w:t>
             </w:r>
           </w:p>
@@ -9683,6 +10207,10 @@
           </w:tcPr>
           <w:p>
             <w:r>
+              <w:rPr>
+                <w:sz w:val="24"/>
+                <w:szCs w:val="24"/>
+              </w:rPr>
               <w:t xml:space="preserve">{{r_kaza_s_orta}}</w:t>
             </w:r>
           </w:p>
@@ -9702,6 +10230,10 @@
           </w:tcPr>
           <w:p>
             <w:r>
+              <w:rPr>
+                <w:sz w:val="24"/>
+                <w:szCs w:val="24"/>
+              </w:rPr>
               <w:t xml:space="preserve">{{r_kaza_s_yuksek}}</w:t>
             </w:r>
           </w:p>
@@ -9721,6 +10253,10 @@
           </w:tcPr>
           <w:p>
             <w:r>
+              <w:rPr>
+                <w:sz w:val="24"/>
+                <w:szCs w:val="24"/>
+              </w:rPr>
               <w:t xml:space="preserve">{{r_kaza_f_dusuk}}</w:t>
             </w:r>
           </w:p>
@@ -9740,6 +10276,10 @@
           </w:tcPr>
           <w:p>
             <w:r>
+              <w:rPr>
+                <w:sz w:val="24"/>
+                <w:szCs w:val="24"/>
+              </w:rPr>
               <w:t xml:space="preserve">{{r_kaza_f_orta}}</w:t>
             </w:r>
           </w:p>
@@ -9759,6 +10299,10 @@
           </w:tcPr>
           <w:p>
             <w:r>
+              <w:rPr>
+                <w:sz w:val="24"/>
+                <w:szCs w:val="24"/>
+              </w:rPr>
               <w:t xml:space="preserve">{{r_kaza_f_yuksek}}</w:t>
             </w:r>
           </w:p>
@@ -9814,6 +10358,10 @@
           </w:tcPr>
           <w:p>
             <w:r>
+              <w:rPr>
+                <w:sz w:val="24"/>
+                <w:szCs w:val="24"/>
+              </w:rPr>
               <w:t xml:space="preserve">{{r_trafik_yok}}</w:t>
             </w:r>
           </w:p>
@@ -9830,6 +10378,10 @@
           </w:tcPr>
           <w:p>
             <w:r>
+              <w:rPr>
+                <w:sz w:val="24"/>
+                <w:szCs w:val="24"/>
+              </w:rPr>
               <w:t xml:space="preserve">{{r_trafik_s_dusuk}}</w:t>
             </w:r>
           </w:p>
@@ -9846,6 +10398,10 @@
           </w:tcPr>
           <w:p>
             <w:r>
+              <w:rPr>
+                <w:sz w:val="24"/>
+                <w:szCs w:val="24"/>
+              </w:rPr>
               <w:t xml:space="preserve">{{r_trafik_s_orta}}</w:t>
             </w:r>
           </w:p>
@@ -9862,6 +10418,10 @@
           </w:tcPr>
           <w:p>
             <w:r>
+              <w:rPr>
+                <w:sz w:val="24"/>
+                <w:szCs w:val="24"/>
+              </w:rPr>
               <w:t xml:space="preserve">{{r_trafik_s_yuksek}}</w:t>
             </w:r>
           </w:p>
@@ -9878,6 +10438,10 @@
           </w:tcPr>
           <w:p>
             <w:r>
+              <w:rPr>
+                <w:sz w:val="24"/>
+                <w:szCs w:val="24"/>
+              </w:rPr>
               <w:t xml:space="preserve">{{r_trafik_f_dusuk}}</w:t>
             </w:r>
           </w:p>
@@ -9894,6 +10458,10 @@
           </w:tcPr>
           <w:p>
             <w:r>
+              <w:rPr>
+                <w:sz w:val="24"/>
+                <w:szCs w:val="24"/>
+              </w:rPr>
               <w:t xml:space="preserve">{{r_trafik_f_orta}}</w:t>
             </w:r>
           </w:p>
@@ -9910,6 +10478,10 @@
           </w:tcPr>
           <w:p>
             <w:r>
+              <w:rPr>
+                <w:sz w:val="24"/>
+                <w:szCs w:val="24"/>
+              </w:rPr>
               <w:t xml:space="preserve">{{r_trafik_f_yuksek}}</w:t>
             </w:r>
           </w:p>
@@ -9965,6 +10537,10 @@
           </w:tcPr>
           <w:p>
             <w:r>
+              <w:rPr>
+                <w:sz w:val="24"/>
+                <w:szCs w:val="24"/>
+              </w:rPr>
               <w:t xml:space="preserve">{{r_meslek_yok}}</w:t>
             </w:r>
           </w:p>
@@ -9981,6 +10557,10 @@
           </w:tcPr>
           <w:p>
             <w:r>
+              <w:rPr>
+                <w:sz w:val="24"/>
+                <w:szCs w:val="24"/>
+              </w:rPr>
               <w:t xml:space="preserve">{{r_meslek_s_dusuk}}</w:t>
             </w:r>
           </w:p>
@@ -9997,6 +10577,10 @@
           </w:tcPr>
           <w:p>
             <w:r>
+              <w:rPr>
+                <w:sz w:val="24"/>
+                <w:szCs w:val="24"/>
+              </w:rPr>
               <w:t xml:space="preserve">{{r_meslek_s_orta}}</w:t>
             </w:r>
           </w:p>
@@ -10013,6 +10597,10 @@
           </w:tcPr>
           <w:p>
             <w:r>
+              <w:rPr>
+                <w:sz w:val="24"/>
+                <w:szCs w:val="24"/>
+              </w:rPr>
               <w:t xml:space="preserve">{{r_meslek_s_yuksek}}</w:t>
             </w:r>
           </w:p>
@@ -10029,6 +10617,10 @@
           </w:tcPr>
           <w:p>
             <w:r>
+              <w:rPr>
+                <w:sz w:val="24"/>
+                <w:szCs w:val="24"/>
+              </w:rPr>
               <w:t xml:space="preserve">{{r_meslek_f_dusuk}}</w:t>
             </w:r>
           </w:p>
@@ -10045,6 +10637,10 @@
           </w:tcPr>
           <w:p>
             <w:r>
+              <w:rPr>
+                <w:sz w:val="24"/>
+                <w:szCs w:val="24"/>
+              </w:rPr>
               <w:t xml:space="preserve">{{r_meslek_f_orta}}</w:t>
             </w:r>
           </w:p>
@@ -10061,6 +10657,10 @@
           </w:tcPr>
           <w:p>
             <w:r>
+              <w:rPr>
+                <w:sz w:val="24"/>
+                <w:szCs w:val="24"/>
+              </w:rPr>
               <w:t xml:space="preserve">{{r_meslek_f_yuksek}}</w:t>
             </w:r>
           </w:p>
@@ -10315,6 +10915,10 @@
           </w:tcPr>
           <w:p>
             <w:r>
+              <w:rPr>
+                <w:sz w:val="24"/>
+                <w:szCs w:val="24"/>
+              </w:rPr>
               <w:t xml:space="preserve">{{#gizli_bilgiler}}{{konu}}</w:t>
             </w:r>
           </w:p>
@@ -10331,6 +10935,10 @@
           </w:tcPr>
           <w:p>
             <w:r>
+              <w:rPr>
+                <w:sz w:val="24"/>
+                <w:szCs w:val="24"/>
+              </w:rPr>
               <w:t xml:space="preserve">{{siklik}}</w:t>
             </w:r>
           </w:p>
@@ -10347,6 +10955,10 @@
           </w:tcPr>
           <w:p>
             <w:r>
+              <w:rPr>
+                <w:sz w:val="24"/>
+                <w:szCs w:val="24"/>
+              </w:rPr>
               <w:t xml:space="preserve">{{sakinca}}{{/gizli_bilgiler}}</w:t>
             </w:r>
           </w:p>
@@ -11182,6 +11794,10 @@
           </w:tcPr>
           <w:p>
             <w:r>
+              <w:rPr>
+                <w:sz w:val="24"/>
+                <w:szCs w:val="24"/>
+              </w:rPr>
               <w:t xml:space="preserve">{{#olasi_hatalar}}{{hata}}</w:t>
             </w:r>
           </w:p>
@@ -11200,6 +11816,10 @@
           </w:tcPr>
           <w:p>
             <w:r>
+              <w:rPr>
+                <w:sz w:val="24"/>
+                <w:szCs w:val="24"/>
+              </w:rPr>
               <w:t xml:space="preserve">{{kendisi}}</w:t>
             </w:r>
           </w:p>
@@ -11218,6 +11838,10 @@
           </w:tcPr>
           <w:p>
             <w:r>
+              <w:rPr>
+                <w:sz w:val="24"/>
+                <w:szCs w:val="24"/>
+              </w:rPr>
               <w:t xml:space="preserve">{{esit}}</w:t>
             </w:r>
           </w:p>
@@ -11236,6 +11860,10 @@
           </w:tcPr>
           <w:p>
             <w:r>
+              <w:rPr>
+                <w:sz w:val="24"/>
+                <w:szCs w:val="24"/>
+              </w:rPr>
               <w:t xml:space="preserve">{{ust}}</w:t>
             </w:r>
           </w:p>
@@ -11254,6 +11882,10 @@
           </w:tcPr>
           <w:p>
             <w:r>
+              <w:rPr>
+                <w:sz w:val="24"/>
+                <w:szCs w:val="24"/>
+              </w:rPr>
               <w:t xml:space="preserve">{{birim}}</w:t>
             </w:r>
           </w:p>
@@ -11272,6 +11904,10 @@
           </w:tcPr>
           <w:p>
             <w:r>
+              <w:rPr>
+                <w:sz w:val="24"/>
+                <w:szCs w:val="24"/>
+              </w:rPr>
               <w:t xml:space="preserve">{{disi}}</w:t>
             </w:r>
           </w:p>
@@ -11289,6 +11925,10 @@
           </w:tcPr>
           <w:p>
             <w:r>
+              <w:rPr>
+                <w:sz w:val="24"/>
+                <w:szCs w:val="24"/>
+              </w:rPr>
               <w:t xml:space="preserve">{{sorun}}</w:t>
             </w:r>
           </w:p>
@@ -11307,6 +11947,10 @@
           </w:tcPr>
           <w:p>
             <w:r>
+              <w:rPr>
+                <w:sz w:val="24"/>
+                <w:szCs w:val="24"/>
+              </w:rPr>
               <w:t xml:space="preserve">{{gevet}}</w:t>
             </w:r>
           </w:p>
@@ -11325,6 +11969,10 @@
           </w:tcPr>
           <w:p>
             <w:r>
+              <w:rPr>
+                <w:sz w:val="24"/>
+                <w:szCs w:val="24"/>
+              </w:rPr>
               <w:t xml:space="preserve">{{ghayir}}{{/olasi_hatalar}}</w:t>
             </w:r>
           </w:p>
@@ -11859,6 +12507,10 @@
           </w:tcPr>
           <w:p>
             <w:r>
+              <w:rPr>
+                <w:sz w:val="24"/>
+                <w:szCs w:val="24"/>
+              </w:rPr>
               <w:t xml:space="preserve">{{#yapilmamasi}}{{is}}</w:t>
             </w:r>
           </w:p>
@@ -11875,6 +12527,10 @@
           </w:tcPr>
           <w:p>
             <w:r>
+              <w:rPr>
+                <w:sz w:val="24"/>
+                <w:szCs w:val="24"/>
+              </w:rPr>
               <w:t xml:space="preserve">{{neden}}</w:t>
             </w:r>
           </w:p>
@@ -11891,6 +12547,10 @@
           </w:tcPr>
           <w:p>
             <w:r>
+              <w:rPr>
+                <w:sz w:val="24"/>
+                <w:szCs w:val="24"/>
+              </w:rPr>
               <w:t xml:space="preserve">{{kadro}}{{/yapilmamasi}}</w:t>
             </w:r>
           </w:p>
@@ -12256,6 +12916,10 @@
           </w:tcPr>
           <w:p>
             <w:r>
+              <w:rPr>
+                <w:sz w:val="24"/>
+                <w:szCs w:val="24"/>
+              </w:rPr>
               <w:t xml:space="preserve">{{#yeni_hizmetler}}{{hizmet}}</w:t>
             </w:r>
           </w:p>
@@ -12272,6 +12936,10 @@
           </w:tcPr>
           <w:p>
             <w:r>
+              <w:rPr>
+                <w:sz w:val="24"/>
+                <w:szCs w:val="24"/>
+              </w:rPr>
               <w:t xml:space="preserve">{{neden}}{{/yeni_hizmetler}}</w:t>
             </w:r>
           </w:p>
@@ -12470,6 +13138,10 @@
           </w:tcPr>
           <w:p>
             <w:r>
+              <w:rPr>
+                <w:sz w:val="24"/>
+                <w:szCs w:val="24"/>
+              </w:rPr>
               <w:t xml:space="preserve">{{#mevcut_kadro_isleri}}{{is}}</w:t>
             </w:r>
           </w:p>
@@ -12486,6 +13158,10 @@
           </w:tcPr>
           <w:p>
             <w:r>
+              <w:rPr>
+                <w:sz w:val="24"/>
+                <w:szCs w:val="24"/>
+              </w:rPr>
               <w:t xml:space="preserve">{{neden}}</w:t>
             </w:r>
           </w:p>
@@ -12502,6 +13178,10 @@
           </w:tcPr>
           <w:p>
             <w:r>
+              <w:rPr>
+                <w:sz w:val="24"/>
+                <w:szCs w:val="24"/>
+              </w:rPr>
               <w:t xml:space="preserve">{{kadro}}{{/mevcut_kadro_isleri}}</w:t>
             </w:r>
           </w:p>
@@ -12753,6 +13433,10 @@
           </w:tcPr>
           <w:p>
             <w:r>
+              <w:rPr>
+                <w:sz w:val="24"/>
+                <w:szCs w:val="24"/>
+              </w:rPr>
               <w:t xml:space="preserve">{{#birim_yapilmamasi}}{{hizmet}}</w:t>
             </w:r>
           </w:p>
@@ -12769,6 +13453,10 @@
           </w:tcPr>
           <w:p>
             <w:r>
+              <w:rPr>
+                <w:sz w:val="24"/>
+                <w:szCs w:val="24"/>
+              </w:rPr>
               <w:t xml:space="preserve">{{neden}}{{/birim_yapilmamasi}}</w:t>
             </w:r>
           </w:p>
@@ -12987,6 +13675,10 @@
           </w:tcPr>
           <w:p>
             <w:r>
+              <w:rPr>
+                <w:sz w:val="24"/>
+                <w:szCs w:val="24"/>
+              </w:rPr>
               <w:t xml:space="preserve">{{#koordinasyon}}{{faaliyet}}</w:t>
             </w:r>
           </w:p>
@@ -13003,6 +13695,10 @@
           </w:tcPr>
           <w:p>
             <w:r>
+              <w:rPr>
+                <w:sz w:val="24"/>
+                <w:szCs w:val="24"/>
+              </w:rPr>
               <w:t xml:space="preserve">{{neden}}</w:t>
             </w:r>
           </w:p>
@@ -13019,6 +13715,10 @@
           </w:tcPr>
           <w:p>
             <w:r>
+              <w:rPr>
+                <w:sz w:val="24"/>
+                <w:szCs w:val="24"/>
+              </w:rPr>
               <w:t xml:space="preserve">{{cozum}}{{/koordinasyon}}</w:t>
             </w:r>
           </w:p>
@@ -13973,6 +14673,10 @@
           </w:tcPr>
           <w:p>
             <w:r>
+              <w:rPr>
+                <w:sz w:val="24"/>
+                <w:szCs w:val="24"/>
+              </w:rPr>
               <w:t xml:space="preserve">{{#yeni_deneyim}}{{satir}}{{/yeni_deneyim}}</w:t>
             </w:r>
           </w:p>
@@ -14040,6 +14744,10 @@
           </w:tcPr>
           <w:p>
             <w:r>
+              <w:rPr>
+                <w:sz w:val="24"/>
+                <w:szCs w:val="24"/>
+              </w:rPr>
               <w:t xml:space="preserve">{{#yetkinlik_suresi}}{{satir}}{{/yetkinlik_suresi}}</w:t>
             </w:r>
           </w:p>
@@ -14227,6 +14935,10 @@
           </w:tcPr>
           <w:p>
             <w:r>
+              <w:rPr>
+                <w:sz w:val="24"/>
+                <w:szCs w:val="24"/>
+              </w:rPr>
               <w:t xml:space="preserve">{{#kompleks_ornekler}}{{satir}}{{/kompleks_ornekler}}</w:t>
             </w:r>
           </w:p>
@@ -14325,6 +15037,10 @@
           </w:tcPr>
           <w:p>
             <w:r>
+              <w:rPr>
+                <w:sz w:val="24"/>
+                <w:szCs w:val="24"/>
+              </w:rPr>
               <w:t xml:space="preserve">{{#gelistirilen_metotlar}}{{satir}}{{/gelistirilen_metotlar}}</w:t>
             </w:r>
           </w:p>
@@ -14411,6 +15127,10 @@
           </w:tcPr>
           <w:p>
             <w:r>
+              <w:rPr>
+                <w:sz w:val="24"/>
+                <w:szCs w:val="24"/>
+              </w:rPr>
               <w:t xml:space="preserve">{{#politika_prosedur}}{{satir}}{{/politika_prosedur}}</w:t>
             </w:r>
           </w:p>
@@ -14738,6 +15458,10 @@
           </w:tcPr>
           <w:p>
             <w:r>
+              <w:rPr>
+                <w:sz w:val="24"/>
+                <w:szCs w:val="24"/>
+              </w:rPr>
               <w:t xml:space="preserve">{{#ic_kontaklar}}{{kisi}}</w:t>
             </w:r>
           </w:p>
@@ -14748,6 +15472,10 @@
           </w:tcPr>
           <w:p>
             <w:r>
+              <w:rPr>
+                <w:sz w:val="24"/>
+                <w:szCs w:val="24"/>
+              </w:rPr>
               <w:t xml:space="preserve">{{konu}}</w:t>
             </w:r>
           </w:p>
@@ -14758,6 +15486,10 @@
           </w:tcPr>
           <w:p>
             <w:r>
+              <w:rPr>
+                <w:sz w:val="24"/>
+                <w:szCs w:val="24"/>
+              </w:rPr>
               <w:t xml:space="preserve">{{siklik}}{{/ic_kontaklar}}</w:t>
             </w:r>
           </w:p>
@@ -14985,6 +15717,10 @@
           </w:tcPr>
           <w:p>
             <w:r>
+              <w:rPr>
+                <w:sz w:val="24"/>
+                <w:szCs w:val="24"/>
+              </w:rPr>
               <w:t xml:space="preserve">{{#dis_kontaklar}}{{kisi}}</w:t>
             </w:r>
           </w:p>
@@ -14995,6 +15731,10 @@
           </w:tcPr>
           <w:p>
             <w:r>
+              <w:rPr>
+                <w:sz w:val="24"/>
+                <w:szCs w:val="24"/>
+              </w:rPr>
               <w:t xml:space="preserve">{{konu}}</w:t>
             </w:r>
           </w:p>
@@ -15005,6 +15745,10 @@
           </w:tcPr>
           <w:p>
             <w:r>
+              <w:rPr>
+                <w:sz w:val="24"/>
+                <w:szCs w:val="24"/>
+              </w:rPr>
               <w:t xml:space="preserve">{{siklik}}{{/dis_kontaklar}}</w:t>
             </w:r>
           </w:p>
@@ -15330,6 +16074,10 @@
           </w:tcPr>
           <w:p>
             <w:r>
+              <w:rPr>
+                <w:sz w:val="24"/>
+                <w:szCs w:val="24"/>
+              </w:rPr>
               <w:t xml:space="preserve">{{#bilgi_problemleri}}{{nereden}}</w:t>
             </w:r>
           </w:p>
@@ -15340,6 +16088,10 @@
           </w:tcPr>
           <w:p>
             <w:r>
+              <w:rPr>
+                <w:sz w:val="24"/>
+                <w:szCs w:val="24"/>
+              </w:rPr>
               <w:t xml:space="preserve">{{bilgi}}</w:t>
             </w:r>
           </w:p>
@@ -15350,6 +16102,10 @@
           </w:tcPr>
           <w:p>
             <w:r>
+              <w:rPr>
+                <w:sz w:val="24"/>
+                <w:szCs w:val="24"/>
+              </w:rPr>
               <w:t xml:space="preserve">{{problem}}{{/bilgi_problemleri}}</w:t>
             </w:r>
           </w:p>
@@ -15568,6 +16324,10 @@
           </w:tcPr>
           <w:p>
             <w:r>
+              <w:rPr>
+                <w:sz w:val="24"/>
+                <w:szCs w:val="24"/>
+              </w:rPr>
               <w:t xml:space="preserve">{{#etkilenenler}}{{is}}</w:t>
             </w:r>
           </w:p>
@@ -15578,6 +16338,10 @@
           </w:tcPr>
           <w:p>
             <w:r>
+              <w:rPr>
+                <w:sz w:val="24"/>
+                <w:szCs w:val="24"/>
+              </w:rPr>
               <w:t xml:space="preserve">{{bolum}}</w:t>
             </w:r>
           </w:p>
@@ -15588,6 +16352,10 @@
           </w:tcPr>
           <w:p>
             <w:r>
+              <w:rPr>
+                <w:sz w:val="24"/>
+                <w:szCs w:val="24"/>
+              </w:rPr>
               <w:t xml:space="preserve">{{nasil}}{{/etkilenenler}}</w:t>
             </w:r>
           </w:p>
@@ -15901,6 +16669,10 @@
           </w:tcPr>
           <w:p>
             <w:r>
+              <w:rPr>
+                <w:sz w:val="24"/>
+                <w:szCs w:val="24"/>
+              </w:rPr>
               <w:t xml:space="preserve">{{#yonetim_sorumlulugu}}{{satir}}{{/yonetim_sorumlulugu}}</w:t>
             </w:r>
           </w:p>
@@ -16246,6 +17018,10 @@
           </w:tcPr>
           <w:p>
             <w:r>
+              <w:rPr>
+                <w:sz w:val="24"/>
+                <w:szCs w:val="24"/>
+              </w:rPr>
               <w:t xml:space="preserve">{{#personel_unvanlar}}{{unvan}}</w:t>
             </w:r>
           </w:p>
@@ -16256,6 +17032,10 @@
           </w:tcPr>
           <w:p>
             <w:r>
+              <w:rPr>
+                <w:sz w:val="24"/>
+                <w:szCs w:val="24"/>
+              </w:rPr>
               <w:t xml:space="preserve">{{sayi}}{{/personel_unvanlar}}</w:t>
             </w:r>
           </w:p>
@@ -16392,6 +17172,10 @@
           </w:tcPr>
           <w:p>
             <w:r>
+              <w:rPr>
+                <w:sz w:val="24"/>
+                <w:szCs w:val="24"/>
+              </w:rPr>
               <w:t xml:space="preserve">{{#harici_isler}}{{satir}}{{/harici_isler}}</w:t>
             </w:r>
           </w:p>
@@ -16598,6 +17382,10 @@
           </w:tcPr>
           <w:p>
             <w:r>
+              <w:rPr>
+                <w:sz w:val="24"/>
+                <w:szCs w:val="24"/>
+              </w:rPr>
               <w:t xml:space="preserve">{{#zor_yanlar}}{{konu}}</w:t>
             </w:r>
           </w:p>
@@ -16612,6 +17400,10 @@
           </w:tcPr>
           <w:p>
             <w:r>
+              <w:rPr>
+                <w:sz w:val="24"/>
+                <w:szCs w:val="24"/>
+              </w:rPr>
               <w:t xml:space="preserve">{{neden}}{{/zor_yanlar}}</w:t>
             </w:r>
           </w:p>
@@ -16693,7 +17485,14 @@
           </w:tcPr>
           <w:p>
             <w:r>
-              <w:t xml:space="preserve">Tarih: {{imza_tarih}}</w:t>
+              <w:t xml:space="preserve">Tarih: </w:t>
+            </w:r>
+            <w:r>
+              <w:rPr>
+                <w:sz w:val="24"/>
+                <w:szCs w:val="24"/>
+              </w:rPr>
+              <w:t>{{imza_tarih}}</w:t>
             </w:r>
           </w:p>
         </w:tc>
@@ -16703,7 +17502,14 @@
           </w:tcPr>
           <w:p>
             <w:r>
-              <w:t xml:space="preserve">İmza: {{imza_ad}}</w:t>
+              <w:t xml:space="preserve">İmza: </w:t>
+            </w:r>
+            <w:r>
+              <w:rPr>
+                <w:sz w:val="24"/>
+                <w:szCs w:val="24"/>
+              </w:rPr>
+              <w:t>{{imza_ad}}</w:t>
             </w:r>
           </w:p>
         </w:tc>

--- a/assets/IsAnaliziForm-template.docx
+++ b/assets/IsAnaliziForm-template.docx
@@ -189,6 +189,8 @@
         <w:rPr>
           <w:rFonts w:ascii="Times New Roman" w:hAnsi="Times New Roman" w:cs="Times New Roman"/>
           <w:noProof/>
+          <w:sz w:val="24"/>
+          <w:szCs w:val="24"/>
           <w:lang w:val="tr-TR"/>
         </w:rPr>
         <w:t>Şirketlerde optimum organizasyon yapısının belirlenebilmesi için çalışanlar ve yapılan işler, bölüm, birim ve departman gibi çeşitli gruplara ayrılmışlardır. Şirket faaliyetlerinin etkinliği açısından bu grupların sınırlarının çizilmesi, özelliklerinin bilinmesi ve görevlerinin tanımlanması, Şirketin hedeflerine ulaşmaları ve İnsan Kaynakları Sistemlerinin bu doğrultuda yapılandırılmalarında kritik bir önem taşımaktadır. Bunun için her birimde gerçekleştirilen işler, pozisyonların gereklilikleri (yetkinlik ve yeterlilikleri), departmanların birbirleri ile olan yatay ve dikey ilişkilerinin net olarak ortaya konması gerekmektedir.</w:t>
@@ -197,6 +199,8 @@
         <w:rPr>
           <w:rFonts w:ascii="Times New Roman" w:hAnsi="Times New Roman" w:cs="Times New Roman"/>
           <w:noProof/>
+          <w:sz w:val="24"/>
+          <w:szCs w:val="24"/>
           <w:lang w:val="tr-TR"/>
         </w:rPr>
         <w:t xml:space="preserve"> İnsan Kaynakları açısından önemli olan bu çalışmanın adı “İş Analizi Çalışması”dır.</w:t>
@@ -229,6 +233,8 @@
           <w:rFonts w:ascii="Times New Roman" w:hAnsi="Times New Roman" w:cs="Times New Roman"/>
           <w:b/>
           <w:noProof/>
+          <w:sz w:val="24"/>
+          <w:szCs w:val="24"/>
           <w:lang w:val="tr-TR"/>
         </w:rPr>
         <w:t>İş Analizi bir işin unsurları ile onun çeşitli faktörler bakımından içinde bulunduğu durumu ve öteki işlerden farklılığını ortaya koyan bilimsel ve teknik bir çalışmadır. Diğer bir deyişle iş analizi bir işin içeriğinin, gerekliliklerinin niçin ve nasıl yapıldığının, saptanması işlemi olarak tanımlanabilir.</w:t>
@@ -259,6 +265,8 @@
         <w:rPr>
           <w:rFonts w:ascii="Times New Roman" w:hAnsi="Times New Roman" w:cs="Times New Roman"/>
           <w:noProof/>
+          <w:sz w:val="24"/>
+          <w:szCs w:val="24"/>
           <w:lang w:val="tr-TR"/>
         </w:rPr>
         <w:t>İş Analizinin amaçları şunlardır;</w:t>
@@ -292,6 +300,8 @@
         <w:rPr>
           <w:rFonts w:ascii="Times New Roman" w:hAnsi="Times New Roman" w:cs="Times New Roman"/>
           <w:noProof/>
+          <w:sz w:val="24"/>
+          <w:szCs w:val="24"/>
           <w:lang w:val="tr-TR"/>
         </w:rPr>
         <w:t xml:space="preserve">Gelecekte duyulabilecek çalışan ihtiyacını ve bu çalışanların ihtiyaçlarını saptayarak insan kaynakları planlamasına yardımcı olmak. </w:t>
@@ -315,6 +325,8 @@
         <w:rPr>
           <w:rFonts w:ascii="Times New Roman" w:hAnsi="Times New Roman" w:cs="Times New Roman"/>
           <w:noProof/>
+          <w:sz w:val="24"/>
+          <w:szCs w:val="24"/>
           <w:lang w:val="tr-TR"/>
         </w:rPr>
         <w:t xml:space="preserve">İşe alımdaki açık ve kesin kriterleri oluşturmak. </w:t>
@@ -338,6 +350,8 @@
         <w:rPr>
           <w:rFonts w:ascii="Times New Roman" w:hAnsi="Times New Roman" w:cs="Times New Roman"/>
           <w:noProof/>
+          <w:sz w:val="24"/>
+          <w:szCs w:val="24"/>
           <w:lang w:val="tr-TR"/>
         </w:rPr>
         <w:t xml:space="preserve">Şu andaki ya da gelecekte ortaya çıkabilecek eğitim ihtiyacını tespit etmek. </w:t>
@@ -361,6 +375,8 @@
         <w:rPr>
           <w:rFonts w:ascii="Times New Roman" w:hAnsi="Times New Roman" w:cs="Times New Roman"/>
           <w:noProof/>
+          <w:sz w:val="24"/>
+          <w:szCs w:val="24"/>
           <w:lang w:val="tr-TR"/>
         </w:rPr>
         <w:t xml:space="preserve">Performans standartlarını belirlemek. </w:t>
@@ -384,6 +400,8 @@
         <w:rPr>
           <w:rFonts w:ascii="Times New Roman" w:hAnsi="Times New Roman" w:cs="Times New Roman"/>
           <w:noProof/>
+          <w:sz w:val="24"/>
+          <w:szCs w:val="24"/>
           <w:lang w:val="tr-TR"/>
         </w:rPr>
         <w:t xml:space="preserve">Kariyer planının sağlıklı bir şekilde yapılmasını sağlamak. </w:t>
@@ -407,6 +425,8 @@
         <w:rPr>
           <w:rFonts w:ascii="Times New Roman" w:hAnsi="Times New Roman" w:cs="Times New Roman"/>
           <w:noProof/>
+          <w:sz w:val="24"/>
+          <w:szCs w:val="24"/>
           <w:lang w:val="tr-TR"/>
         </w:rPr>
         <w:t xml:space="preserve">Olumsuz çalışma koşullarını ortadan kaldırmak. </w:t>
@@ -430,6 +450,8 @@
         <w:rPr>
           <w:rFonts w:ascii="Times New Roman" w:hAnsi="Times New Roman" w:cs="Times New Roman"/>
           <w:noProof/>
+          <w:sz w:val="24"/>
+          <w:szCs w:val="24"/>
           <w:lang w:val="tr-TR"/>
         </w:rPr>
         <w:t xml:space="preserve">İş değerlemesi için her bir işin göreceli önemini ortaya koymayı sağlayacak temel bilgilere ulaşmak. </w:t>
@@ -462,6 +484,8 @@
           <w:rFonts w:ascii="Times New Roman" w:hAnsi="Times New Roman" w:cs="Times New Roman"/>
           <w:iCs/>
           <w:noProof/>
+          <w:sz w:val="24"/>
+          <w:szCs w:val="24"/>
           <w:lang w:val="tr-TR"/>
         </w:rPr>
         <w:t xml:space="preserve">Ekli 12 sayfalık formda, size işinizle ilgili bazı sorular sorulmaktadır. Bu sorular size kişisel olarak değerlendirmeye değil, amaç işinizin </w:t>
@@ -471,6 +495,8 @@
           <w:rFonts w:ascii="Times New Roman" w:hAnsi="Times New Roman" w:cs="Times New Roman"/>
           <w:iCs/>
           <w:noProof/>
+          <w:sz w:val="24"/>
+          <w:szCs w:val="24"/>
           <w:lang w:val="tr-TR"/>
         </w:rPr>
         <w:t>yapılması için gerekli olan nitelikleri ve işinizin hangi koşullarda yapıldığını analiz etmeye yöneliktir.</w:t>
@@ -502,6 +528,8 @@
           <w:rFonts w:ascii="Times New Roman" w:hAnsi="Times New Roman" w:cs="Times New Roman"/>
           <w:iCs/>
           <w:noProof/>
+          <w:sz w:val="24"/>
+          <w:szCs w:val="24"/>
           <w:lang w:val="tr-TR"/>
         </w:rPr>
         <w:t>Bu soruları yanıtlarken;</w:t>
@@ -536,6 +564,8 @@
         <w:rPr>
           <w:rFonts w:ascii="Times New Roman" w:hAnsi="Times New Roman" w:cs="Times New Roman"/>
           <w:noProof/>
+          <w:sz w:val="24"/>
+          <w:szCs w:val="24"/>
           <w:lang w:val="tr-TR"/>
         </w:rPr>
         <w:t>İşinizi yaparken gün içerisinde karşılaştığınız tüm farklı olay ve durumları düşünerek yanıtlayınız.</w:t>
@@ -559,6 +589,8 @@
         <w:rPr>
           <w:rFonts w:ascii="Times New Roman" w:hAnsi="Times New Roman" w:cs="Times New Roman"/>
           <w:noProof/>
+          <w:sz w:val="24"/>
+          <w:szCs w:val="24"/>
           <w:lang w:val="tr-TR"/>
         </w:rPr>
         <w:t>İşinizi en iyi bilen sizsiniz… İşi daha iyi yapabilmeniz için ne tür iyileştirmeler gerektiğini belirtiniz.</w:t>
@@ -582,6 +614,8 @@
         <w:rPr>
           <w:rFonts w:ascii="Times New Roman" w:hAnsi="Times New Roman" w:cs="Times New Roman"/>
           <w:noProof/>
+          <w:sz w:val="24"/>
+          <w:szCs w:val="24"/>
           <w:lang w:val="tr-TR"/>
         </w:rPr>
         <w:t>İç ve dış müşterilerinizle olan bilgi alış verişi önemlidir. Bunları detaylandırınız.</w:t>
@@ -605,6 +639,8 @@
         <w:rPr>
           <w:rFonts w:ascii="Times New Roman" w:hAnsi="Times New Roman" w:cs="Times New Roman"/>
           <w:noProof/>
+          <w:sz w:val="24"/>
+          <w:szCs w:val="24"/>
           <w:lang w:val="tr-TR"/>
         </w:rPr>
         <w:t xml:space="preserve">Olabildiğince somut ve ölçülebilir parametreler kullanarak yanıt veriniz. Örneğin zaman, adet, kişi, </w:t>
@@ -613,6 +649,8 @@
         <w:rPr>
           <w:rFonts w:ascii="Times New Roman" w:hAnsi="Times New Roman" w:cs="Times New Roman"/>
           <w:noProof/>
+          <w:sz w:val="24"/>
+          <w:szCs w:val="24"/>
           <w:lang w:val="tr-TR"/>
         </w:rPr>
         <w:t>kurum adı vs</w:t>
@@ -621,6 +659,8 @@
         <w:rPr>
           <w:rFonts w:ascii="Times New Roman" w:hAnsi="Times New Roman" w:cs="Times New Roman"/>
           <w:noProof/>
+          <w:sz w:val="24"/>
+          <w:szCs w:val="24"/>
           <w:lang w:val="tr-TR"/>
         </w:rPr>
         <w:t>.</w:t>
@@ -644,6 +684,8 @@
         <w:rPr>
           <w:rFonts w:ascii="Times New Roman" w:hAnsi="Times New Roman" w:cs="Times New Roman"/>
           <w:noProof/>
+          <w:sz w:val="24"/>
+          <w:szCs w:val="24"/>
           <w:lang w:val="tr-TR"/>
         </w:rPr>
         <w:t>Formun doldurulması için belirli bir sure tanımlanmamıştır. Önemli olan en doğru detayları forma aktarabilmektir. Dolayısıyla acele etmeyiniz, gerekiyorsa mesai saatleri dışında sakin bir zamanda doldurunuz.</w:t>
@@ -667,6 +709,8 @@
         <w:rPr>
           <w:rFonts w:ascii="Times New Roman" w:hAnsi="Times New Roman" w:cs="Times New Roman"/>
           <w:noProof/>
+          <w:sz w:val="24"/>
+          <w:szCs w:val="24"/>
           <w:lang w:val="tr-TR"/>
         </w:rPr>
         <w:t>Formu doldurduktan sonra imzalayarak İnsan Kaynakları Departmanına teslim ediniz.</w:t>
@@ -693,6 +737,8 @@
         <w:rPr>
           <w:rFonts w:ascii="Times New Roman" w:hAnsi="Times New Roman" w:cs="Times New Roman"/>
           <w:noProof/>
+          <w:sz w:val="24"/>
+          <w:szCs w:val="24"/>
           <w:lang w:val="tr-TR"/>
         </w:rPr>
         <w:t>Bu çalışmanın ikinci safhasında İnsan Kaynakları Departmanından bir görevli, analizi tamamlayabilmek amacıyla</w:t>
@@ -702,6 +748,8 @@
           <w:rFonts w:ascii="Times New Roman" w:hAnsi="Times New Roman" w:cs="Times New Roman"/>
           <w:iCs/>
           <w:noProof/>
+          <w:sz w:val="24"/>
+          <w:szCs w:val="24"/>
           <w:lang w:val="tr-TR"/>
         </w:rPr>
         <w:t xml:space="preserve"> sizinle sohbet edecektir.</w:t>
@@ -837,7 +885,8 @@
           <w:i/>
           <w:iCs/>
           <w:noProof/>
-          <w:sz w:val="28"/>
+          <w:sz w:val="24"/>
+          <w:szCs w:val="24"/>
           <w:lang w:val="tr-TR"/>
         </w:rPr>
         <w:t>Lütfen yukarıdaki hatırlatmaları dikkate alarak formu doldurunuz.</w:t>
@@ -876,11 +925,17 @@
           <w:bCs/>
           <w:iCs/>
           <w:noProof/>
+          <w:sz w:val="24"/>
+          <w:szCs w:val="24"/>
           <w:lang w:val="tr-TR"/>
         </w:rPr>
         <w:t>Form Doldurulma TARİHİ</w:t>
       </w:r>
       <w:r>
+        <w:rPr>
+          <w:sz w:val="24"/>
+          <w:szCs w:val="24"/>
+        </w:rPr>
         <w:t xml:space="preserve"> {{form_tarihi}}</w:t>
       </w:r>
     </w:p>

--- a/assets/IsAnaliziForm-template.docx
+++ b/assets/IsAnaliziForm-template.docx
@@ -15507,6 +15507,120 @@
         <w:gridCol w:w="2192"/>
       </w:tblGrid>
       <w:tr>
+        <w:trPr>
+          <w:tblHeader/>
+          <w:cantSplit/>
+        </w:trPr>
+        <w:tc>
+          <w:tcPr>
+            <w:tcW w:w="2818" w:type="dxa"/>
+            <w:tcBorders>
+              <w:top w:val="single" w:sz="4" w:space="0" w:color="auto"/>
+              <w:left w:val="single" w:sz="4" w:space="0" w:color="auto"/>
+              <w:bottom w:val="single" w:sz="4" w:space="0" w:color="auto"/>
+              <w:right w:val="single" w:sz="4" w:space="0" w:color="auto"/>
+            </w:tcBorders>
+            <w:vAlign w:val="center"/>
+          </w:tcPr>
+          <w:p>
+            <w:pPr>
+              <w:jc w:val="center"/>
+              <w:rPr>
+                <w:rFonts w:ascii="Times New Roman" w:hAnsi="Times New Roman" w:cs="Times New Roman"/>
+                <w:b/>
+                <w:color w:val="auto"/>
+                <w:sz w:val="28"/>
+                <w:szCs w:val="28"/>
+                <w:lang w:val="tr-TR" w:eastAsia="tr-TR"/>
+              </w:rPr>
+            </w:pPr>
+            <w:r>
+              <w:rPr>
+                <w:rFonts w:ascii="Times New Roman" w:hAnsi="Times New Roman" w:cs="Times New Roman"/>
+                <w:b/>
+                <w:color w:val="auto"/>
+                <w:sz w:val="28"/>
+                <w:szCs w:val="28"/>
+                <w:lang w:val="tr-TR" w:eastAsia="tr-TR"/>
+              </w:rPr>
+              <w:t>Kiminle</w:t>
+            </w:r>
+          </w:p>
+        </w:tc>
+        <w:tc>
+          <w:tcPr>
+            <w:tcW w:w="5102" w:type="dxa"/>
+            <w:tcBorders>
+              <w:top w:val="single" w:sz="4" w:space="0" w:color="auto"/>
+              <w:left w:val="single" w:sz="4" w:space="0" w:color="auto"/>
+              <w:bottom w:val="single" w:sz="4" w:space="0" w:color="auto"/>
+              <w:right w:val="single" w:sz="4" w:space="0" w:color="auto"/>
+            </w:tcBorders>
+            <w:vAlign w:val="center"/>
+          </w:tcPr>
+          <w:p>
+            <w:pPr>
+              <w:jc w:val="center"/>
+              <w:rPr>
+                <w:rFonts w:ascii="Times New Roman" w:hAnsi="Times New Roman" w:cs="Times New Roman"/>
+                <w:b/>
+                <w:color w:val="auto"/>
+                <w:sz w:val="28"/>
+                <w:szCs w:val="28"/>
+                <w:lang w:val="tr-TR" w:eastAsia="tr-TR"/>
+              </w:rPr>
+            </w:pPr>
+            <w:r>
+              <w:rPr>
+                <w:rFonts w:ascii="Times New Roman" w:hAnsi="Times New Roman" w:cs="Times New Roman"/>
+                <w:b/>
+                <w:color w:val="auto"/>
+                <w:sz w:val="28"/>
+                <w:szCs w:val="28"/>
+                <w:lang w:val="tr-TR" w:eastAsia="tr-TR"/>
+              </w:rPr>
+              <w:t>Görüşülecek Konu</w:t>
+            </w:r>
+          </w:p>
+        </w:tc>
+        <w:tc>
+          <w:tcPr>
+            <w:tcW w:w="2192" w:type="dxa"/>
+            <w:tcBorders>
+              <w:top w:val="single" w:sz="4" w:space="0" w:color="auto"/>
+              <w:left w:val="single" w:sz="4" w:space="0" w:color="auto"/>
+              <w:bottom w:val="single" w:sz="4" w:space="0" w:color="auto"/>
+              <w:right w:val="single" w:sz="4" w:space="0" w:color="auto"/>
+            </w:tcBorders>
+            <w:vAlign w:val="center"/>
+          </w:tcPr>
+          <w:p>
+            <w:pPr>
+              <w:jc w:val="center"/>
+              <w:rPr>
+                <w:rFonts w:ascii="Times New Roman" w:hAnsi="Times New Roman" w:cs="Times New Roman"/>
+                <w:b/>
+                <w:color w:val="auto"/>
+                <w:sz w:val="28"/>
+                <w:szCs w:val="28"/>
+                <w:lang w:val="tr-TR" w:eastAsia="tr-TR"/>
+              </w:rPr>
+            </w:pPr>
+            <w:r>
+              <w:rPr>
+                <w:rFonts w:ascii="Times New Roman" w:hAnsi="Times New Roman" w:cs="Times New Roman"/>
+                <w:b/>
+                <w:color w:val="auto"/>
+                <w:sz w:val="28"/>
+                <w:szCs w:val="28"/>
+                <w:lang w:val="tr-TR" w:eastAsia="tr-TR"/>
+              </w:rPr>
+              <w:t>Sıklık</w:t>
+            </w:r>
+          </w:p>
+        </w:tc>
+      </w:tr>
+      <w:tr>
         <w:tc>
           <w:tcPr>
             <w:tcW w:w="2818" w:type="dxa"/>
@@ -15766,6 +15880,120 @@
         <w:gridCol w:w="2192"/>
       </w:tblGrid>
       <w:tr>
+        <w:trPr>
+          <w:tblHeader/>
+          <w:cantSplit/>
+        </w:trPr>
+        <w:tc>
+          <w:tcPr>
+            <w:tcW w:w="2818" w:type="dxa"/>
+            <w:tcBorders>
+              <w:top w:val="single" w:sz="4" w:space="0" w:color="auto"/>
+              <w:left w:val="single" w:sz="4" w:space="0" w:color="auto"/>
+              <w:bottom w:val="single" w:sz="4" w:space="0" w:color="auto"/>
+              <w:right w:val="single" w:sz="4" w:space="0" w:color="auto"/>
+            </w:tcBorders>
+            <w:vAlign w:val="center"/>
+          </w:tcPr>
+          <w:p>
+            <w:pPr>
+              <w:jc w:val="center"/>
+              <w:rPr>
+                <w:rFonts w:ascii="Times New Roman" w:hAnsi="Times New Roman" w:cs="Times New Roman"/>
+                <w:b/>
+                <w:color w:val="auto"/>
+                <w:sz w:val="28"/>
+                <w:szCs w:val="28"/>
+                <w:lang w:val="tr-TR" w:eastAsia="tr-TR"/>
+              </w:rPr>
+            </w:pPr>
+            <w:r>
+              <w:rPr>
+                <w:rFonts w:ascii="Times New Roman" w:hAnsi="Times New Roman" w:cs="Times New Roman"/>
+                <w:b/>
+                <w:color w:val="auto"/>
+                <w:sz w:val="28"/>
+                <w:szCs w:val="28"/>
+                <w:lang w:val="tr-TR" w:eastAsia="tr-TR"/>
+              </w:rPr>
+              <w:t>Kiminle</w:t>
+            </w:r>
+          </w:p>
+        </w:tc>
+        <w:tc>
+          <w:tcPr>
+            <w:tcW w:w="5102" w:type="dxa"/>
+            <w:tcBorders>
+              <w:top w:val="single" w:sz="4" w:space="0" w:color="auto"/>
+              <w:left w:val="single" w:sz="4" w:space="0" w:color="auto"/>
+              <w:bottom w:val="single" w:sz="4" w:space="0" w:color="auto"/>
+              <w:right w:val="single" w:sz="4" w:space="0" w:color="auto"/>
+            </w:tcBorders>
+            <w:vAlign w:val="center"/>
+          </w:tcPr>
+          <w:p>
+            <w:pPr>
+              <w:jc w:val="center"/>
+              <w:rPr>
+                <w:rFonts w:ascii="Times New Roman" w:hAnsi="Times New Roman" w:cs="Times New Roman"/>
+                <w:b/>
+                <w:color w:val="auto"/>
+                <w:sz w:val="28"/>
+                <w:szCs w:val="28"/>
+                <w:lang w:val="tr-TR" w:eastAsia="tr-TR"/>
+              </w:rPr>
+            </w:pPr>
+            <w:r>
+              <w:rPr>
+                <w:rFonts w:ascii="Times New Roman" w:hAnsi="Times New Roman" w:cs="Times New Roman"/>
+                <w:b/>
+                <w:color w:val="auto"/>
+                <w:sz w:val="28"/>
+                <w:szCs w:val="28"/>
+                <w:lang w:val="tr-TR" w:eastAsia="tr-TR"/>
+              </w:rPr>
+              <w:t>Görüşülecek Konu</w:t>
+            </w:r>
+          </w:p>
+        </w:tc>
+        <w:tc>
+          <w:tcPr>
+            <w:tcW w:w="2192" w:type="dxa"/>
+            <w:tcBorders>
+              <w:top w:val="single" w:sz="4" w:space="0" w:color="auto"/>
+              <w:left w:val="single" w:sz="4" w:space="0" w:color="auto"/>
+              <w:bottom w:val="single" w:sz="4" w:space="0" w:color="auto"/>
+              <w:right w:val="single" w:sz="4" w:space="0" w:color="auto"/>
+            </w:tcBorders>
+            <w:vAlign w:val="center"/>
+          </w:tcPr>
+          <w:p>
+            <w:pPr>
+              <w:jc w:val="center"/>
+              <w:rPr>
+                <w:rFonts w:ascii="Times New Roman" w:hAnsi="Times New Roman" w:cs="Times New Roman"/>
+                <w:b/>
+                <w:color w:val="auto"/>
+                <w:sz w:val="28"/>
+                <w:szCs w:val="28"/>
+                <w:lang w:val="tr-TR" w:eastAsia="tr-TR"/>
+              </w:rPr>
+            </w:pPr>
+            <w:r>
+              <w:rPr>
+                <w:rFonts w:ascii="Times New Roman" w:hAnsi="Times New Roman" w:cs="Times New Roman"/>
+                <w:b/>
+                <w:color w:val="auto"/>
+                <w:sz w:val="28"/>
+                <w:szCs w:val="28"/>
+                <w:lang w:val="tr-TR" w:eastAsia="tr-TR"/>
+              </w:rPr>
+              <w:t>Sıklık</w:t>
+            </w:r>
+          </w:p>
+        </w:tc>
+      </w:tr>
+      <w:tr>
         <w:tc>
           <w:tcPr>
             <w:tcW w:w="2818" w:type="dxa"/>
@@ -16123,6 +16351,120 @@
         <w:gridCol w:w="2912"/>
       </w:tblGrid>
       <w:tr>
+        <w:trPr>
+          <w:tblHeader/>
+          <w:cantSplit/>
+        </w:trPr>
+        <w:tc>
+          <w:tcPr>
+            <w:tcW w:w="2818" w:type="dxa"/>
+            <w:tcBorders>
+              <w:top w:val="single" w:sz="4" w:space="0" w:color="auto"/>
+              <w:left w:val="single" w:sz="4" w:space="0" w:color="auto"/>
+              <w:bottom w:val="single" w:sz="4" w:space="0" w:color="auto"/>
+              <w:right w:val="single" w:sz="4" w:space="0" w:color="auto"/>
+            </w:tcBorders>
+            <w:vAlign w:val="center"/>
+          </w:tcPr>
+          <w:p>
+            <w:pPr>
+              <w:jc w:val="center"/>
+              <w:rPr>
+                <w:rFonts w:ascii="Times New Roman" w:hAnsi="Times New Roman" w:cs="Times New Roman"/>
+                <w:b/>
+                <w:color w:val="auto"/>
+                <w:sz w:val="28"/>
+                <w:szCs w:val="28"/>
+                <w:lang w:val="tr-TR" w:eastAsia="tr-TR"/>
+              </w:rPr>
+            </w:pPr>
+            <w:r>
+              <w:rPr>
+                <w:rFonts w:ascii="Times New Roman" w:hAnsi="Times New Roman" w:cs="Times New Roman"/>
+                <w:b/>
+                <w:color w:val="auto"/>
+                <w:sz w:val="28"/>
+                <w:szCs w:val="28"/>
+                <w:lang w:val="tr-TR" w:eastAsia="tr-TR"/>
+              </w:rPr>
+              <w:t>Nereden</w:t>
+            </w:r>
+          </w:p>
+        </w:tc>
+        <w:tc>
+          <w:tcPr>
+            <w:tcW w:w="4382" w:type="dxa"/>
+            <w:tcBorders>
+              <w:top w:val="single" w:sz="4" w:space="0" w:color="auto"/>
+              <w:left w:val="single" w:sz="4" w:space="0" w:color="auto"/>
+              <w:bottom w:val="single" w:sz="4" w:space="0" w:color="auto"/>
+              <w:right w:val="single" w:sz="4" w:space="0" w:color="auto"/>
+            </w:tcBorders>
+            <w:vAlign w:val="center"/>
+          </w:tcPr>
+          <w:p>
+            <w:pPr>
+              <w:jc w:val="center"/>
+              <w:rPr>
+                <w:rFonts w:ascii="Times New Roman" w:hAnsi="Times New Roman" w:cs="Times New Roman"/>
+                <w:b/>
+                <w:color w:val="auto"/>
+                <w:sz w:val="28"/>
+                <w:szCs w:val="28"/>
+                <w:lang w:val="tr-TR" w:eastAsia="tr-TR"/>
+              </w:rPr>
+            </w:pPr>
+            <w:r>
+              <w:rPr>
+                <w:rFonts w:ascii="Times New Roman" w:hAnsi="Times New Roman" w:cs="Times New Roman"/>
+                <w:b/>
+                <w:color w:val="auto"/>
+                <w:sz w:val="28"/>
+                <w:szCs w:val="28"/>
+                <w:lang w:val="tr-TR" w:eastAsia="tr-TR"/>
+              </w:rPr>
+              <w:t>Hangi Bilgi</w:t>
+            </w:r>
+          </w:p>
+        </w:tc>
+        <w:tc>
+          <w:tcPr>
+            <w:tcW w:w="2912" w:type="dxa"/>
+            <w:tcBorders>
+              <w:top w:val="single" w:sz="4" w:space="0" w:color="auto"/>
+              <w:left w:val="single" w:sz="4" w:space="0" w:color="auto"/>
+              <w:bottom w:val="single" w:sz="4" w:space="0" w:color="auto"/>
+              <w:right w:val="single" w:sz="4" w:space="0" w:color="auto"/>
+            </w:tcBorders>
+            <w:vAlign w:val="center"/>
+          </w:tcPr>
+          <w:p>
+            <w:pPr>
+              <w:jc w:val="center"/>
+              <w:rPr>
+                <w:rFonts w:ascii="Times New Roman" w:hAnsi="Times New Roman" w:cs="Times New Roman"/>
+                <w:b/>
+                <w:color w:val="auto"/>
+                <w:sz w:val="28"/>
+                <w:szCs w:val="28"/>
+                <w:lang w:val="tr-TR" w:eastAsia="tr-TR"/>
+              </w:rPr>
+            </w:pPr>
+            <w:r>
+              <w:rPr>
+                <w:rFonts w:ascii="Times New Roman" w:hAnsi="Times New Roman" w:cs="Times New Roman"/>
+                <w:b/>
+                <w:color w:val="auto"/>
+                <w:sz w:val="28"/>
+                <w:szCs w:val="28"/>
+                <w:lang w:val="tr-TR" w:eastAsia="tr-TR"/>
+              </w:rPr>
+              <w:t>Problem Ne?</w:t>
+            </w:r>
+          </w:p>
+        </w:tc>
+      </w:tr>
+      <w:tr>
         <w:tc>
           <w:tcPr>
             <w:tcW w:w="2818" w:type="dxa"/>
@@ -16372,6 +16714,120 @@
         <w:gridCol w:w="4382"/>
         <w:gridCol w:w="2912"/>
       </w:tblGrid>
+      <w:tr>
+        <w:trPr>
+          <w:tblHeader/>
+          <w:cantSplit/>
+        </w:trPr>
+        <w:tc>
+          <w:tcPr>
+            <w:tcW w:w="2818" w:type="dxa"/>
+            <w:tcBorders>
+              <w:top w:val="single" w:sz="4" w:space="0" w:color="auto"/>
+              <w:left w:val="single" w:sz="4" w:space="0" w:color="auto"/>
+              <w:bottom w:val="single" w:sz="4" w:space="0" w:color="auto"/>
+              <w:right w:val="single" w:sz="4" w:space="0" w:color="auto"/>
+            </w:tcBorders>
+            <w:vAlign w:val="center"/>
+          </w:tcPr>
+          <w:p>
+            <w:pPr>
+              <w:jc w:val="center"/>
+              <w:rPr>
+                <w:rFonts w:ascii="Times New Roman" w:hAnsi="Times New Roman" w:cs="Times New Roman"/>
+                <w:b/>
+                <w:color w:val="auto"/>
+                <w:sz w:val="28"/>
+                <w:szCs w:val="28"/>
+                <w:lang w:val="tr-TR" w:eastAsia="tr-TR"/>
+              </w:rPr>
+            </w:pPr>
+            <w:r>
+              <w:rPr>
+                <w:rFonts w:ascii="Times New Roman" w:hAnsi="Times New Roman" w:cs="Times New Roman"/>
+                <w:b/>
+                <w:color w:val="auto"/>
+                <w:sz w:val="28"/>
+                <w:szCs w:val="28"/>
+                <w:lang w:val="tr-TR" w:eastAsia="tr-TR"/>
+              </w:rPr>
+              <w:t>İş</w:t>
+            </w:r>
+          </w:p>
+        </w:tc>
+        <w:tc>
+          <w:tcPr>
+            <w:tcW w:w="4382" w:type="dxa"/>
+            <w:tcBorders>
+              <w:top w:val="single" w:sz="4" w:space="0" w:color="auto"/>
+              <w:left w:val="single" w:sz="4" w:space="0" w:color="auto"/>
+              <w:bottom w:val="single" w:sz="4" w:space="0" w:color="auto"/>
+              <w:right w:val="single" w:sz="4" w:space="0" w:color="auto"/>
+            </w:tcBorders>
+            <w:vAlign w:val="center"/>
+          </w:tcPr>
+          <w:p>
+            <w:pPr>
+              <w:jc w:val="center"/>
+              <w:rPr>
+                <w:rFonts w:ascii="Times New Roman" w:hAnsi="Times New Roman" w:cs="Times New Roman"/>
+                <w:b/>
+                <w:color w:val="auto"/>
+                <w:sz w:val="28"/>
+                <w:szCs w:val="28"/>
+                <w:lang w:val="tr-TR" w:eastAsia="tr-TR"/>
+              </w:rPr>
+            </w:pPr>
+            <w:r>
+              <w:rPr>
+                <w:rFonts w:ascii="Times New Roman" w:hAnsi="Times New Roman" w:cs="Times New Roman"/>
+                <w:b/>
+                <w:color w:val="auto"/>
+                <w:sz w:val="28"/>
+                <w:szCs w:val="28"/>
+                <w:lang w:val="tr-TR" w:eastAsia="tr-TR"/>
+              </w:rPr>
+              <w:t>Bölüm / Kişi</w:t>
+            </w:r>
+          </w:p>
+        </w:tc>
+        <w:tc>
+          <w:tcPr>
+            <w:tcW w:w="2912" w:type="dxa"/>
+            <w:tcBorders>
+              <w:top w:val="single" w:sz="4" w:space="0" w:color="auto"/>
+              <w:left w:val="single" w:sz="4" w:space="0" w:color="auto"/>
+              <w:bottom w:val="single" w:sz="4" w:space="0" w:color="auto"/>
+              <w:right w:val="single" w:sz="4" w:space="0" w:color="auto"/>
+            </w:tcBorders>
+            <w:vAlign w:val="center"/>
+          </w:tcPr>
+          <w:p>
+            <w:pPr>
+              <w:jc w:val="center"/>
+              <w:rPr>
+                <w:rFonts w:ascii="Times New Roman" w:hAnsi="Times New Roman" w:cs="Times New Roman"/>
+                <w:b/>
+                <w:color w:val="auto"/>
+                <w:sz w:val="28"/>
+                <w:szCs w:val="28"/>
+                <w:lang w:val="tr-TR" w:eastAsia="tr-TR"/>
+              </w:rPr>
+            </w:pPr>
+            <w:r>
+              <w:rPr>
+                <w:rFonts w:ascii="Times New Roman" w:hAnsi="Times New Roman" w:cs="Times New Roman"/>
+                <w:b/>
+                <w:color w:val="auto"/>
+                <w:sz w:val="28"/>
+                <w:szCs w:val="28"/>
+                <w:lang w:val="tr-TR" w:eastAsia="tr-TR"/>
+              </w:rPr>
+              <w:t>Nasıl?</w:t>
+            </w:r>
+          </w:p>
+        </w:tc>
+      </w:tr>
       <w:tr>
         <w:tc>
           <w:tcPr>

--- a/assets/IsAnaliziForm-template.docx
+++ b/assets/IsAnaliziForm-template.docx
@@ -16067,119 +16067,6 @@
         </w:rPr>
       </w:pPr>
     </w:p>
-    <w:p>
-      <w:pPr>
-        <w:ind w:left="720"/>
-        <w:rPr>
-          <w:rFonts w:ascii="Times New Roman" w:hAnsi="Times New Roman" w:cs="Times New Roman"/>
-          <w:noProof/>
-          <w:sz w:val="24"/>
-          <w:lang w:val="tr-TR"/>
-        </w:rPr>
-      </w:pPr>
-      <w:r>
-        <w:rPr>
-          <w:rFonts w:ascii="Times New Roman" w:hAnsi="Times New Roman" w:cs="Times New Roman"/>
-          <w:noProof/>
-          <w:sz w:val="24"/>
-          <w:u w:val="single"/>
-          <w:lang w:val="tr-TR"/>
-        </w:rPr>
-        <w:t>Kiminle</w:t>
-      </w:r>
-      <w:r>
-        <w:rPr>
-          <w:rFonts w:ascii="Times New Roman" w:hAnsi="Times New Roman" w:cs="Times New Roman"/>
-          <w:noProof/>
-          <w:sz w:val="24"/>
-          <w:lang w:val="tr-TR"/>
-        </w:rPr>
-        <w:tab/>
-      </w:r>
-      <w:r>
-        <w:rPr>
-          <w:rFonts w:ascii="Times New Roman" w:hAnsi="Times New Roman" w:cs="Times New Roman"/>
-          <w:noProof/>
-          <w:sz w:val="24"/>
-          <w:lang w:val="tr-TR"/>
-        </w:rPr>
-        <w:tab/>
-      </w:r>
-      <w:r>
-        <w:rPr>
-          <w:rFonts w:ascii="Times New Roman" w:hAnsi="Times New Roman" w:cs="Times New Roman"/>
-          <w:noProof/>
-          <w:sz w:val="24"/>
-          <w:lang w:val="tr-TR"/>
-        </w:rPr>
-        <w:tab/>
-      </w:r>
-      <w:r>
-        <w:rPr>
-          <w:rFonts w:ascii="Times New Roman" w:hAnsi="Times New Roman" w:cs="Times New Roman"/>
-          <w:noProof/>
-          <w:sz w:val="24"/>
-          <w:u w:val="single"/>
-          <w:lang w:val="tr-TR"/>
-        </w:rPr>
-        <w:t>Görüşülecek Konu</w:t>
-      </w:r>
-      <w:r>
-        <w:rPr>
-          <w:rFonts w:ascii="Times New Roman" w:hAnsi="Times New Roman" w:cs="Times New Roman"/>
-          <w:noProof/>
-          <w:sz w:val="24"/>
-          <w:lang w:val="tr-TR"/>
-        </w:rPr>
-        <w:tab/>
-      </w:r>
-      <w:r>
-        <w:rPr>
-          <w:rFonts w:ascii="Times New Roman" w:hAnsi="Times New Roman" w:cs="Times New Roman"/>
-          <w:noProof/>
-          <w:sz w:val="24"/>
-          <w:lang w:val="tr-TR"/>
-        </w:rPr>
-        <w:tab/>
-      </w:r>
-      <w:r>
-        <w:rPr>
-          <w:rFonts w:ascii="Times New Roman" w:hAnsi="Times New Roman" w:cs="Times New Roman"/>
-          <w:noProof/>
-          <w:sz w:val="24"/>
-          <w:lang w:val="tr-TR"/>
-        </w:rPr>
-        <w:tab/>
-      </w:r>
-      <w:r>
-        <w:rPr>
-          <w:rFonts w:ascii="Times New Roman" w:hAnsi="Times New Roman" w:cs="Times New Roman"/>
-          <w:noProof/>
-          <w:sz w:val="24"/>
-          <w:lang w:val="tr-TR"/>
-        </w:rPr>
-        <w:tab/>
-      </w:r>
-      <w:r>
-        <w:rPr>
-          <w:rFonts w:ascii="Times New Roman" w:hAnsi="Times New Roman" w:cs="Times New Roman"/>
-          <w:noProof/>
-          <w:sz w:val="24"/>
-          <w:lang w:val="tr-TR"/>
-        </w:rPr>
-        <w:tab/>
-      </w:r>
-      <w:r>
-        <w:rPr>
-          <w:rFonts w:ascii="Times New Roman" w:hAnsi="Times New Roman" w:cs="Times New Roman"/>
-          <w:noProof/>
-          <w:sz w:val="24"/>
-          <w:u w:val="single"/>
-          <w:lang w:val="tr-TR"/>
-        </w:rPr>
-        <w:t>Sıklık</w:t>
-      </w:r>
-    </w:p>
     <w:tbl>
       <w:tblPr>
         <w:tblW w:w="0" w:type="auto"/>
@@ -16200,6 +16087,121 @@
         <w:gridCol w:w="2192"/>
       </w:tblGrid>
       <w:tr>
+        <w:trPr>
+          <w:tblHeader/>
+          <w:cantSplit/>
+          <w:trHeight w:val="1233"/>
+        </w:trPr>
+        <w:tc>
+          <w:tcPr>
+            <w:tcW w:w="2818" w:type="dxa"/>
+            <w:tcBorders>
+              <w:top w:val="single" w:sz="4" w:space="0" w:color="auto"/>
+              <w:left w:val="single" w:sz="4" w:space="0" w:color="auto"/>
+              <w:bottom w:val="single" w:sz="4" w:space="0" w:color="auto"/>
+              <w:right w:val="single" w:sz="4" w:space="0" w:color="auto"/>
+            </w:tcBorders>
+            <w:vAlign w:val="center"/>
+          </w:tcPr>
+          <w:p>
+            <w:pPr>
+              <w:jc w:val="center"/>
+              <w:rPr>
+                <w:rFonts w:ascii="Times New Roman" w:hAnsi="Times New Roman" w:cs="Times New Roman"/>
+                <w:b/>
+                <w:color w:val="auto"/>
+                <w:sz w:val="24"/>
+                <w:szCs w:val="24"/>
+                <w:lang w:val="tr-TR" w:eastAsia="tr-TR"/>
+              </w:rPr>
+            </w:pPr>
+            <w:r>
+              <w:rPr>
+                <w:rFonts w:ascii="Times New Roman" w:hAnsi="Times New Roman" w:cs="Times New Roman"/>
+                <w:b/>
+                <w:color w:val="auto"/>
+                <w:sz w:val="24"/>
+                <w:szCs w:val="24"/>
+                <w:lang w:val="tr-TR" w:eastAsia="tr-TR"/>
+              </w:rPr>
+              <w:t>Kiminle</w:t>
+            </w:r>
+          </w:p>
+        </w:tc>
+        <w:tc>
+          <w:tcPr>
+            <w:tcW w:w="5102" w:type="dxa"/>
+            <w:tcBorders>
+              <w:top w:val="single" w:sz="4" w:space="0" w:color="auto"/>
+              <w:left w:val="single" w:sz="4" w:space="0" w:color="auto"/>
+              <w:bottom w:val="single" w:sz="4" w:space="0" w:color="auto"/>
+              <w:right w:val="single" w:sz="4" w:space="0" w:color="auto"/>
+            </w:tcBorders>
+            <w:vAlign w:val="center"/>
+          </w:tcPr>
+          <w:p>
+            <w:pPr>
+              <w:jc w:val="center"/>
+              <w:rPr>
+                <w:rFonts w:ascii="Times New Roman" w:hAnsi="Times New Roman" w:cs="Times New Roman"/>
+                <w:b/>
+                <w:color w:val="auto"/>
+                <w:sz w:val="24"/>
+                <w:szCs w:val="24"/>
+                <w:lang w:val="tr-TR" w:eastAsia="tr-TR"/>
+              </w:rPr>
+            </w:pPr>
+            <w:r>
+              <w:rPr>
+                <w:rFonts w:ascii="Times New Roman" w:hAnsi="Times New Roman" w:cs="Times New Roman"/>
+                <w:b/>
+                <w:color w:val="auto"/>
+                <w:sz w:val="24"/>
+                <w:szCs w:val="24"/>
+                <w:lang w:val="tr-TR" w:eastAsia="tr-TR"/>
+              </w:rPr>
+              <w:t>Görüşülecek Konu</w:t>
+            </w:r>
+          </w:p>
+        </w:tc>
+        <w:tc>
+          <w:tcPr>
+            <w:tcW w:w="2192" w:type="dxa"/>
+            <w:tcBorders>
+              <w:top w:val="single" w:sz="4" w:space="0" w:color="auto"/>
+              <w:left w:val="single" w:sz="4" w:space="0" w:color="auto"/>
+              <w:bottom w:val="single" w:sz="4" w:space="0" w:color="auto"/>
+              <w:right w:val="single" w:sz="4" w:space="0" w:color="auto"/>
+            </w:tcBorders>
+            <w:vAlign w:val="center"/>
+          </w:tcPr>
+          <w:p>
+            <w:pPr>
+              <w:jc w:val="center"/>
+              <w:rPr>
+                <w:rFonts w:ascii="Times New Roman" w:hAnsi="Times New Roman" w:cs="Times New Roman"/>
+                <w:b/>
+                <w:color w:val="auto"/>
+                <w:sz w:val="24"/>
+                <w:szCs w:val="24"/>
+                <w:lang w:val="tr-TR" w:eastAsia="tr-TR"/>
+              </w:rPr>
+            </w:pPr>
+            <w:r>
+              <w:rPr>
+                <w:rFonts w:ascii="Times New Roman" w:hAnsi="Times New Roman" w:cs="Times New Roman"/>
+                <w:b/>
+                <w:color w:val="auto"/>
+                <w:sz w:val="24"/>
+                <w:szCs w:val="24"/>
+                <w:lang w:val="tr-TR" w:eastAsia="tr-TR"/>
+              </w:rPr>
+              <w:t>Sıklık</w:t>
+            </w:r>
+          </w:p>
+        </w:tc>
+      </w:tr>
+      <w:tr>
         <w:tc>
           <w:tcPr>
             <w:tcW w:w="2818" w:type="dxa"/>
@@ -16313,119 +16315,6 @@
           <w:lang w:val="tr-TR"/>
         </w:rPr>
       </w:pPr>
-    </w:p>
-    <w:p>
-      <w:pPr>
-        <w:ind w:left="720"/>
-        <w:rPr>
-          <w:rFonts w:ascii="Times New Roman" w:hAnsi="Times New Roman" w:cs="Times New Roman"/>
-          <w:noProof/>
-          <w:sz w:val="24"/>
-          <w:lang w:val="tr-TR"/>
-        </w:rPr>
-      </w:pPr>
-      <w:r>
-        <w:rPr>
-          <w:rFonts w:ascii="Times New Roman" w:hAnsi="Times New Roman" w:cs="Times New Roman"/>
-          <w:noProof/>
-          <w:sz w:val="24"/>
-          <w:u w:val="single"/>
-          <w:lang w:val="tr-TR"/>
-        </w:rPr>
-        <w:t>Kiminle</w:t>
-      </w:r>
-      <w:r>
-        <w:rPr>
-          <w:rFonts w:ascii="Times New Roman" w:hAnsi="Times New Roman" w:cs="Times New Roman"/>
-          <w:noProof/>
-          <w:sz w:val="24"/>
-          <w:lang w:val="tr-TR"/>
-        </w:rPr>
-        <w:tab/>
-      </w:r>
-      <w:r>
-        <w:rPr>
-          <w:rFonts w:ascii="Times New Roman" w:hAnsi="Times New Roman" w:cs="Times New Roman"/>
-          <w:noProof/>
-          <w:sz w:val="24"/>
-          <w:lang w:val="tr-TR"/>
-        </w:rPr>
-        <w:tab/>
-      </w:r>
-      <w:r>
-        <w:rPr>
-          <w:rFonts w:ascii="Times New Roman" w:hAnsi="Times New Roman" w:cs="Times New Roman"/>
-          <w:noProof/>
-          <w:sz w:val="24"/>
-          <w:lang w:val="tr-TR"/>
-        </w:rPr>
-        <w:tab/>
-      </w:r>
-      <w:r>
-        <w:rPr>
-          <w:rFonts w:ascii="Times New Roman" w:hAnsi="Times New Roman" w:cs="Times New Roman"/>
-          <w:noProof/>
-          <w:sz w:val="24"/>
-          <w:u w:val="single"/>
-          <w:lang w:val="tr-TR"/>
-        </w:rPr>
-        <w:t>Görüşülecek Konu</w:t>
-      </w:r>
-      <w:r>
-        <w:rPr>
-          <w:rFonts w:ascii="Times New Roman" w:hAnsi="Times New Roman" w:cs="Times New Roman"/>
-          <w:noProof/>
-          <w:sz w:val="24"/>
-          <w:lang w:val="tr-TR"/>
-        </w:rPr>
-        <w:tab/>
-      </w:r>
-      <w:r>
-        <w:rPr>
-          <w:rFonts w:ascii="Times New Roman" w:hAnsi="Times New Roman" w:cs="Times New Roman"/>
-          <w:noProof/>
-          <w:sz w:val="24"/>
-          <w:lang w:val="tr-TR"/>
-        </w:rPr>
-        <w:tab/>
-      </w:r>
-      <w:r>
-        <w:rPr>
-          <w:rFonts w:ascii="Times New Roman" w:hAnsi="Times New Roman" w:cs="Times New Roman"/>
-          <w:noProof/>
-          <w:sz w:val="24"/>
-          <w:lang w:val="tr-TR"/>
-        </w:rPr>
-        <w:tab/>
-      </w:r>
-      <w:r>
-        <w:rPr>
-          <w:rFonts w:ascii="Times New Roman" w:hAnsi="Times New Roman" w:cs="Times New Roman"/>
-          <w:noProof/>
-          <w:sz w:val="24"/>
-          <w:lang w:val="tr-TR"/>
-        </w:rPr>
-        <w:tab/>
-      </w:r>
-      <w:r>
-        <w:rPr>
-          <w:rFonts w:ascii="Times New Roman" w:hAnsi="Times New Roman" w:cs="Times New Roman"/>
-          <w:noProof/>
-          <w:sz w:val="24"/>
-          <w:lang w:val="tr-TR"/>
-        </w:rPr>
-        <w:tab/>
-      </w:r>
-      <w:r>
-        <w:rPr>
-          <w:rFonts w:ascii="Times New Roman" w:hAnsi="Times New Roman" w:cs="Times New Roman"/>
-          <w:noProof/>
-          <w:sz w:val="24"/>
-          <w:u w:val="single"/>
-          <w:lang w:val="tr-TR"/>
-        </w:rPr>
-        <w:t>Sıklık</w:t>
-      </w:r>
     </w:p>
     <w:tbl>
       <w:tblPr>
@@ -16447,6 +16336,121 @@
         <w:gridCol w:w="2192"/>
       </w:tblGrid>
       <w:tr>
+        <w:trPr>
+          <w:tblHeader/>
+          <w:cantSplit/>
+          <w:trHeight w:val="1233"/>
+        </w:trPr>
+        <w:tc>
+          <w:tcPr>
+            <w:tcW w:w="2818" w:type="dxa"/>
+            <w:tcBorders>
+              <w:top w:val="single" w:sz="4" w:space="0" w:color="auto"/>
+              <w:left w:val="single" w:sz="4" w:space="0" w:color="auto"/>
+              <w:bottom w:val="single" w:sz="4" w:space="0" w:color="auto"/>
+              <w:right w:val="single" w:sz="4" w:space="0" w:color="auto"/>
+            </w:tcBorders>
+            <w:vAlign w:val="center"/>
+          </w:tcPr>
+          <w:p>
+            <w:pPr>
+              <w:jc w:val="center"/>
+              <w:rPr>
+                <w:rFonts w:ascii="Times New Roman" w:hAnsi="Times New Roman" w:cs="Times New Roman"/>
+                <w:b/>
+                <w:color w:val="auto"/>
+                <w:sz w:val="24"/>
+                <w:szCs w:val="24"/>
+                <w:lang w:val="tr-TR" w:eastAsia="tr-TR"/>
+              </w:rPr>
+            </w:pPr>
+            <w:r>
+              <w:rPr>
+                <w:rFonts w:ascii="Times New Roman" w:hAnsi="Times New Roman" w:cs="Times New Roman"/>
+                <w:b/>
+                <w:color w:val="auto"/>
+                <w:sz w:val="24"/>
+                <w:szCs w:val="24"/>
+                <w:lang w:val="tr-TR" w:eastAsia="tr-TR"/>
+              </w:rPr>
+              <w:t>Kiminle</w:t>
+            </w:r>
+          </w:p>
+        </w:tc>
+        <w:tc>
+          <w:tcPr>
+            <w:tcW w:w="5102" w:type="dxa"/>
+            <w:tcBorders>
+              <w:top w:val="single" w:sz="4" w:space="0" w:color="auto"/>
+              <w:left w:val="single" w:sz="4" w:space="0" w:color="auto"/>
+              <w:bottom w:val="single" w:sz="4" w:space="0" w:color="auto"/>
+              <w:right w:val="single" w:sz="4" w:space="0" w:color="auto"/>
+            </w:tcBorders>
+            <w:vAlign w:val="center"/>
+          </w:tcPr>
+          <w:p>
+            <w:pPr>
+              <w:jc w:val="center"/>
+              <w:rPr>
+                <w:rFonts w:ascii="Times New Roman" w:hAnsi="Times New Roman" w:cs="Times New Roman"/>
+                <w:b/>
+                <w:color w:val="auto"/>
+                <w:sz w:val="24"/>
+                <w:szCs w:val="24"/>
+                <w:lang w:val="tr-TR" w:eastAsia="tr-TR"/>
+              </w:rPr>
+            </w:pPr>
+            <w:r>
+              <w:rPr>
+                <w:rFonts w:ascii="Times New Roman" w:hAnsi="Times New Roman" w:cs="Times New Roman"/>
+                <w:b/>
+                <w:color w:val="auto"/>
+                <w:sz w:val="24"/>
+                <w:szCs w:val="24"/>
+                <w:lang w:val="tr-TR" w:eastAsia="tr-TR"/>
+              </w:rPr>
+              <w:t>Görüşülecek Konu</w:t>
+            </w:r>
+          </w:p>
+        </w:tc>
+        <w:tc>
+          <w:tcPr>
+            <w:tcW w:w="2192" w:type="dxa"/>
+            <w:tcBorders>
+              <w:top w:val="single" w:sz="4" w:space="0" w:color="auto"/>
+              <w:left w:val="single" w:sz="4" w:space="0" w:color="auto"/>
+              <w:bottom w:val="single" w:sz="4" w:space="0" w:color="auto"/>
+              <w:right w:val="single" w:sz="4" w:space="0" w:color="auto"/>
+            </w:tcBorders>
+            <w:vAlign w:val="center"/>
+          </w:tcPr>
+          <w:p>
+            <w:pPr>
+              <w:jc w:val="center"/>
+              <w:rPr>
+                <w:rFonts w:ascii="Times New Roman" w:hAnsi="Times New Roman" w:cs="Times New Roman"/>
+                <w:b/>
+                <w:color w:val="auto"/>
+                <w:sz w:val="24"/>
+                <w:szCs w:val="24"/>
+                <w:lang w:val="tr-TR" w:eastAsia="tr-TR"/>
+              </w:rPr>
+            </w:pPr>
+            <w:r>
+              <w:rPr>
+                <w:rFonts w:ascii="Times New Roman" w:hAnsi="Times New Roman" w:cs="Times New Roman"/>
+                <w:b/>
+                <w:color w:val="auto"/>
+                <w:sz w:val="24"/>
+                <w:szCs w:val="24"/>
+                <w:lang w:val="tr-TR" w:eastAsia="tr-TR"/>
+              </w:rPr>
+              <w:t>Sıklık</w:t>
+            </w:r>
+          </w:p>
+        </w:tc>
+      </w:tr>
+      <w:tr>
         <w:tc>
           <w:tcPr>
             <w:tcW w:w="2818" w:type="dxa"/>
@@ -16658,119 +16662,6 @@
           <w:lang w:val="tr-TR"/>
         </w:rPr>
       </w:pPr>
-    </w:p>
-    <w:p>
-      <w:pPr>
-        <w:ind w:left="720"/>
-        <w:rPr>
-          <w:rFonts w:ascii="Times New Roman" w:hAnsi="Times New Roman" w:cs="Times New Roman"/>
-          <w:noProof/>
-          <w:sz w:val="24"/>
-          <w:lang w:val="tr-TR"/>
-        </w:rPr>
-      </w:pPr>
-      <w:r>
-        <w:rPr>
-          <w:rFonts w:ascii="Times New Roman" w:hAnsi="Times New Roman" w:cs="Times New Roman"/>
-          <w:noProof/>
-          <w:sz w:val="24"/>
-          <w:u w:val="single"/>
-          <w:lang w:val="tr-TR"/>
-        </w:rPr>
-        <w:t>Nereden</w:t>
-      </w:r>
-      <w:r>
-        <w:rPr>
-          <w:rFonts w:ascii="Times New Roman" w:hAnsi="Times New Roman" w:cs="Times New Roman"/>
-          <w:noProof/>
-          <w:sz w:val="24"/>
-          <w:lang w:val="tr-TR"/>
-        </w:rPr>
-        <w:tab/>
-      </w:r>
-      <w:r>
-        <w:rPr>
-          <w:rFonts w:ascii="Times New Roman" w:hAnsi="Times New Roman" w:cs="Times New Roman"/>
-          <w:noProof/>
-          <w:sz w:val="24"/>
-          <w:lang w:val="tr-TR"/>
-        </w:rPr>
-        <w:tab/>
-      </w:r>
-      <w:r>
-        <w:rPr>
-          <w:rFonts w:ascii="Times New Roman" w:hAnsi="Times New Roman" w:cs="Times New Roman"/>
-          <w:noProof/>
-          <w:sz w:val="24"/>
-          <w:lang w:val="tr-TR"/>
-        </w:rPr>
-        <w:tab/>
-      </w:r>
-      <w:r>
-        <w:rPr>
-          <w:rFonts w:ascii="Times New Roman" w:hAnsi="Times New Roman" w:cs="Times New Roman"/>
-          <w:noProof/>
-          <w:sz w:val="24"/>
-          <w:u w:val="single"/>
-          <w:lang w:val="tr-TR"/>
-        </w:rPr>
-        <w:t>Hangi Bilgi</w:t>
-      </w:r>
-      <w:r>
-        <w:rPr>
-          <w:rFonts w:ascii="Times New Roman" w:hAnsi="Times New Roman" w:cs="Times New Roman"/>
-          <w:noProof/>
-          <w:sz w:val="24"/>
-          <w:lang w:val="tr-TR"/>
-        </w:rPr>
-        <w:tab/>
-      </w:r>
-      <w:r>
-        <w:rPr>
-          <w:rFonts w:ascii="Times New Roman" w:hAnsi="Times New Roman" w:cs="Times New Roman"/>
-          <w:noProof/>
-          <w:sz w:val="24"/>
-          <w:lang w:val="tr-TR"/>
-        </w:rPr>
-        <w:tab/>
-      </w:r>
-      <w:r>
-        <w:rPr>
-          <w:rFonts w:ascii="Times New Roman" w:hAnsi="Times New Roman" w:cs="Times New Roman"/>
-          <w:noProof/>
-          <w:sz w:val="24"/>
-          <w:lang w:val="tr-TR"/>
-        </w:rPr>
-        <w:tab/>
-      </w:r>
-      <w:r>
-        <w:rPr>
-          <w:rFonts w:ascii="Times New Roman" w:hAnsi="Times New Roman" w:cs="Times New Roman"/>
-          <w:noProof/>
-          <w:sz w:val="24"/>
-          <w:lang w:val="tr-TR"/>
-        </w:rPr>
-        <w:tab/>
-      </w:r>
-      <w:r>
-        <w:rPr>
-          <w:rFonts w:ascii="Times New Roman" w:hAnsi="Times New Roman" w:cs="Times New Roman"/>
-          <w:noProof/>
-          <w:sz w:val="24"/>
-          <w:lang w:val="tr-TR"/>
-        </w:rPr>
-        <w:tab/>
-      </w:r>
-      <w:r>
-        <w:rPr>
-          <w:rFonts w:ascii="Times New Roman" w:hAnsi="Times New Roman" w:cs="Times New Roman"/>
-          <w:noProof/>
-          <w:sz w:val="24"/>
-          <w:u w:val="single"/>
-          <w:lang w:val="tr-TR"/>
-        </w:rPr>
-        <w:t>Problem Ne?</w:t>
-      </w:r>
     </w:p>
     <w:tbl>
       <w:tblPr>
@@ -16792,6 +16683,121 @@
         <w:gridCol w:w="2912"/>
       </w:tblGrid>
       <w:tr>
+        <w:trPr>
+          <w:tblHeader/>
+          <w:cantSplit/>
+          <w:trHeight w:val="1233"/>
+        </w:trPr>
+        <w:tc>
+          <w:tcPr>
+            <w:tcW w:w="2818" w:type="dxa"/>
+            <w:tcBorders>
+              <w:top w:val="single" w:sz="4" w:space="0" w:color="auto"/>
+              <w:left w:val="single" w:sz="4" w:space="0" w:color="auto"/>
+              <w:bottom w:val="single" w:sz="4" w:space="0" w:color="auto"/>
+              <w:right w:val="single" w:sz="4" w:space="0" w:color="auto"/>
+            </w:tcBorders>
+            <w:vAlign w:val="center"/>
+          </w:tcPr>
+          <w:p>
+            <w:pPr>
+              <w:jc w:val="center"/>
+              <w:rPr>
+                <w:rFonts w:ascii="Times New Roman" w:hAnsi="Times New Roman" w:cs="Times New Roman"/>
+                <w:b/>
+                <w:color w:val="auto"/>
+                <w:sz w:val="24"/>
+                <w:szCs w:val="24"/>
+                <w:lang w:val="tr-TR" w:eastAsia="tr-TR"/>
+              </w:rPr>
+            </w:pPr>
+            <w:r>
+              <w:rPr>
+                <w:rFonts w:ascii="Times New Roman" w:hAnsi="Times New Roman" w:cs="Times New Roman"/>
+                <w:b/>
+                <w:color w:val="auto"/>
+                <w:sz w:val="24"/>
+                <w:szCs w:val="24"/>
+                <w:lang w:val="tr-TR" w:eastAsia="tr-TR"/>
+              </w:rPr>
+              <w:t>Nereden</w:t>
+            </w:r>
+          </w:p>
+        </w:tc>
+        <w:tc>
+          <w:tcPr>
+            <w:tcW w:w="4382" w:type="dxa"/>
+            <w:tcBorders>
+              <w:top w:val="single" w:sz="4" w:space="0" w:color="auto"/>
+              <w:left w:val="single" w:sz="4" w:space="0" w:color="auto"/>
+              <w:bottom w:val="single" w:sz="4" w:space="0" w:color="auto"/>
+              <w:right w:val="single" w:sz="4" w:space="0" w:color="auto"/>
+            </w:tcBorders>
+            <w:vAlign w:val="center"/>
+          </w:tcPr>
+          <w:p>
+            <w:pPr>
+              <w:jc w:val="center"/>
+              <w:rPr>
+                <w:rFonts w:ascii="Times New Roman" w:hAnsi="Times New Roman" w:cs="Times New Roman"/>
+                <w:b/>
+                <w:color w:val="auto"/>
+                <w:sz w:val="24"/>
+                <w:szCs w:val="24"/>
+                <w:lang w:val="tr-TR" w:eastAsia="tr-TR"/>
+              </w:rPr>
+            </w:pPr>
+            <w:r>
+              <w:rPr>
+                <w:rFonts w:ascii="Times New Roman" w:hAnsi="Times New Roman" w:cs="Times New Roman"/>
+                <w:b/>
+                <w:color w:val="auto"/>
+                <w:sz w:val="24"/>
+                <w:szCs w:val="24"/>
+                <w:lang w:val="tr-TR" w:eastAsia="tr-TR"/>
+              </w:rPr>
+              <w:t>Hangi Bilgi</w:t>
+            </w:r>
+          </w:p>
+        </w:tc>
+        <w:tc>
+          <w:tcPr>
+            <w:tcW w:w="2912" w:type="dxa"/>
+            <w:tcBorders>
+              <w:top w:val="single" w:sz="4" w:space="0" w:color="auto"/>
+              <w:left w:val="single" w:sz="4" w:space="0" w:color="auto"/>
+              <w:bottom w:val="single" w:sz="4" w:space="0" w:color="auto"/>
+              <w:right w:val="single" w:sz="4" w:space="0" w:color="auto"/>
+            </w:tcBorders>
+            <w:vAlign w:val="center"/>
+          </w:tcPr>
+          <w:p>
+            <w:pPr>
+              <w:jc w:val="center"/>
+              <w:rPr>
+                <w:rFonts w:ascii="Times New Roman" w:hAnsi="Times New Roman" w:cs="Times New Roman"/>
+                <w:b/>
+                <w:color w:val="auto"/>
+                <w:sz w:val="24"/>
+                <w:szCs w:val="24"/>
+                <w:lang w:val="tr-TR" w:eastAsia="tr-TR"/>
+              </w:rPr>
+            </w:pPr>
+            <w:r>
+              <w:rPr>
+                <w:rFonts w:ascii="Times New Roman" w:hAnsi="Times New Roman" w:cs="Times New Roman"/>
+                <w:b/>
+                <w:color w:val="auto"/>
+                <w:sz w:val="24"/>
+                <w:szCs w:val="24"/>
+                <w:lang w:val="tr-TR" w:eastAsia="tr-TR"/>
+              </w:rPr>
+              <w:t>Problem Ne?</w:t>
+            </w:r>
+          </w:p>
+        </w:tc>
+      </w:tr>
+      <w:tr>
         <w:tc>
           <w:tcPr>
             <w:tcW w:w="2818" w:type="dxa"/>
@@ -17029,6 +17035,121 @@
         <w:gridCol w:w="4382"/>
         <w:gridCol w:w="2912"/>
       </w:tblGrid>
+      <w:tr>
+        <w:trPr>
+          <w:tblHeader/>
+          <w:cantSplit/>
+          <w:trHeight w:val="1233"/>
+        </w:trPr>
+        <w:tc>
+          <w:tcPr>
+            <w:tcW w:w="2818" w:type="dxa"/>
+            <w:tcBorders>
+              <w:top w:val="single" w:sz="4" w:space="0" w:color="auto"/>
+              <w:left w:val="single" w:sz="4" w:space="0" w:color="auto"/>
+              <w:bottom w:val="single" w:sz="4" w:space="0" w:color="auto"/>
+              <w:right w:val="single" w:sz="4" w:space="0" w:color="auto"/>
+            </w:tcBorders>
+            <w:vAlign w:val="center"/>
+          </w:tcPr>
+          <w:p>
+            <w:pPr>
+              <w:jc w:val="center"/>
+              <w:rPr>
+                <w:rFonts w:ascii="Times New Roman" w:hAnsi="Times New Roman" w:cs="Times New Roman"/>
+                <w:b/>
+                <w:color w:val="auto"/>
+                <w:sz w:val="24"/>
+                <w:szCs w:val="24"/>
+                <w:lang w:val="tr-TR" w:eastAsia="tr-TR"/>
+              </w:rPr>
+            </w:pPr>
+            <w:r>
+              <w:rPr>
+                <w:rFonts w:ascii="Times New Roman" w:hAnsi="Times New Roman" w:cs="Times New Roman"/>
+                <w:b/>
+                <w:color w:val="auto"/>
+                <w:sz w:val="24"/>
+                <w:szCs w:val="24"/>
+                <w:lang w:val="tr-TR" w:eastAsia="tr-TR"/>
+              </w:rPr>
+              <w:t>İş</w:t>
+            </w:r>
+          </w:p>
+        </w:tc>
+        <w:tc>
+          <w:tcPr>
+            <w:tcW w:w="4382" w:type="dxa"/>
+            <w:tcBorders>
+              <w:top w:val="single" w:sz="4" w:space="0" w:color="auto"/>
+              <w:left w:val="single" w:sz="4" w:space="0" w:color="auto"/>
+              <w:bottom w:val="single" w:sz="4" w:space="0" w:color="auto"/>
+              <w:right w:val="single" w:sz="4" w:space="0" w:color="auto"/>
+            </w:tcBorders>
+            <w:vAlign w:val="center"/>
+          </w:tcPr>
+          <w:p>
+            <w:pPr>
+              <w:jc w:val="center"/>
+              <w:rPr>
+                <w:rFonts w:ascii="Times New Roman" w:hAnsi="Times New Roman" w:cs="Times New Roman"/>
+                <w:b/>
+                <w:color w:val="auto"/>
+                <w:sz w:val="24"/>
+                <w:szCs w:val="24"/>
+                <w:lang w:val="tr-TR" w:eastAsia="tr-TR"/>
+              </w:rPr>
+            </w:pPr>
+            <w:r>
+              <w:rPr>
+                <w:rFonts w:ascii="Times New Roman" w:hAnsi="Times New Roman" w:cs="Times New Roman"/>
+                <w:b/>
+                <w:color w:val="auto"/>
+                <w:sz w:val="24"/>
+                <w:szCs w:val="24"/>
+                <w:lang w:val="tr-TR" w:eastAsia="tr-TR"/>
+              </w:rPr>
+              <w:t>Bölüm / Kişi</w:t>
+            </w:r>
+          </w:p>
+        </w:tc>
+        <w:tc>
+          <w:tcPr>
+            <w:tcW w:w="2912" w:type="dxa"/>
+            <w:tcBorders>
+              <w:top w:val="single" w:sz="4" w:space="0" w:color="auto"/>
+              <w:left w:val="single" w:sz="4" w:space="0" w:color="auto"/>
+              <w:bottom w:val="single" w:sz="4" w:space="0" w:color="auto"/>
+              <w:right w:val="single" w:sz="4" w:space="0" w:color="auto"/>
+            </w:tcBorders>
+            <w:vAlign w:val="center"/>
+          </w:tcPr>
+          <w:p>
+            <w:pPr>
+              <w:jc w:val="center"/>
+              <w:rPr>
+                <w:rFonts w:ascii="Times New Roman" w:hAnsi="Times New Roman" w:cs="Times New Roman"/>
+                <w:b/>
+                <w:color w:val="auto"/>
+                <w:sz w:val="24"/>
+                <w:szCs w:val="24"/>
+                <w:lang w:val="tr-TR" w:eastAsia="tr-TR"/>
+              </w:rPr>
+            </w:pPr>
+            <w:r>
+              <w:rPr>
+                <w:rFonts w:ascii="Times New Roman" w:hAnsi="Times New Roman" w:cs="Times New Roman"/>
+                <w:b/>
+                <w:color w:val="auto"/>
+                <w:sz w:val="24"/>
+                <w:szCs w:val="24"/>
+                <w:lang w:val="tr-TR" w:eastAsia="tr-TR"/>
+              </w:rPr>
+              <w:t>Nasıl?</w:t>
+            </w:r>
+          </w:p>
+        </w:tc>
+      </w:tr>
       <w:tr>
         <w:tc>
           <w:tcPr>

--- a/assets/IsAnaliziForm-template.docx
+++ b/assets/IsAnaliziForm-template.docx
@@ -16893,128 +16893,6 @@
           <w:lang w:val="tr-TR"/>
         </w:rPr>
       </w:pPr>
-    </w:p>
-    <w:p>
-      <w:pPr>
-        <w:ind w:left="720"/>
-        <w:rPr>
-          <w:rFonts w:ascii="Times New Roman" w:hAnsi="Times New Roman" w:cs="Times New Roman"/>
-          <w:noProof/>
-          <w:sz w:val="24"/>
-          <w:lang w:val="tr-TR"/>
-        </w:rPr>
-      </w:pPr>
-      <w:r>
-        <w:rPr>
-          <w:rFonts w:ascii="Times New Roman" w:hAnsi="Times New Roman" w:cs="Times New Roman"/>
-          <w:noProof/>
-          <w:sz w:val="24"/>
-          <w:u w:val="single"/>
-          <w:lang w:val="tr-TR"/>
-        </w:rPr>
-        <w:t>İş</w:t>
-      </w:r>
-      <w:r>
-        <w:rPr>
-          <w:rFonts w:ascii="Times New Roman" w:hAnsi="Times New Roman" w:cs="Times New Roman"/>
-          <w:noProof/>
-          <w:sz w:val="24"/>
-          <w:lang w:val="tr-TR"/>
-        </w:rPr>
-        <w:tab/>
-      </w:r>
-      <w:r>
-        <w:rPr>
-          <w:rFonts w:ascii="Times New Roman" w:hAnsi="Times New Roman" w:cs="Times New Roman"/>
-          <w:noProof/>
-          <w:sz w:val="24"/>
-          <w:lang w:val="tr-TR"/>
-        </w:rPr>
-        <w:tab/>
-      </w:r>
-      <w:r>
-        <w:rPr>
-          <w:rFonts w:ascii="Times New Roman" w:hAnsi="Times New Roman" w:cs="Times New Roman"/>
-          <w:noProof/>
-          <w:sz w:val="24"/>
-          <w:lang w:val="tr-TR"/>
-        </w:rPr>
-        <w:tab/>
-      </w:r>
-      <w:r>
-        <w:rPr>
-          <w:rFonts w:ascii="Times New Roman" w:hAnsi="Times New Roman" w:cs="Times New Roman"/>
-          <w:noProof/>
-          <w:sz w:val="24"/>
-          <w:lang w:val="tr-TR"/>
-        </w:rPr>
-        <w:tab/>
-      </w:r>
-      <w:r>
-        <w:rPr>
-          <w:rFonts w:ascii="Times New Roman" w:hAnsi="Times New Roman" w:cs="Times New Roman"/>
-          <w:noProof/>
-          <w:sz w:val="24"/>
-          <w:u w:val="single"/>
-          <w:lang w:val="tr-TR"/>
-        </w:rPr>
-        <w:t>Bölüm/Kişi</w:t>
-      </w:r>
-      <w:r>
-        <w:rPr>
-          <w:rFonts w:ascii="Times New Roman" w:hAnsi="Times New Roman" w:cs="Times New Roman"/>
-          <w:noProof/>
-          <w:sz w:val="24"/>
-          <w:lang w:val="tr-TR"/>
-        </w:rPr>
-        <w:tab/>
-      </w:r>
-      <w:r>
-        <w:rPr>
-          <w:rFonts w:ascii="Times New Roman" w:hAnsi="Times New Roman" w:cs="Times New Roman"/>
-          <w:noProof/>
-          <w:sz w:val="24"/>
-          <w:lang w:val="tr-TR"/>
-        </w:rPr>
-        <w:tab/>
-      </w:r>
-      <w:r>
-        <w:rPr>
-          <w:rFonts w:ascii="Times New Roman" w:hAnsi="Times New Roman" w:cs="Times New Roman"/>
-          <w:noProof/>
-          <w:sz w:val="24"/>
-          <w:lang w:val="tr-TR"/>
-        </w:rPr>
-        <w:tab/>
-      </w:r>
-      <w:r>
-        <w:rPr>
-          <w:rFonts w:ascii="Times New Roman" w:hAnsi="Times New Roman" w:cs="Times New Roman"/>
-          <w:noProof/>
-          <w:sz w:val="24"/>
-          <w:lang w:val="tr-TR"/>
-        </w:rPr>
-        <w:tab/>
-      </w:r>
-      <w:r>
-        <w:rPr>
-          <w:rFonts w:ascii="Times New Roman" w:hAnsi="Times New Roman" w:cs="Times New Roman"/>
-          <w:noProof/>
-          <w:sz w:val="24"/>
-          <w:lang w:val="tr-TR"/>
-        </w:rPr>
-        <w:tab/>
-      </w:r>
-      <w:r>
-        <w:rPr>
-          <w:rFonts w:ascii="Times New Roman" w:hAnsi="Times New Roman" w:cs="Times New Roman"/>
-          <w:noProof/>
-          <w:sz w:val="24"/>
-          <w:u w:val="single"/>
-          <w:lang w:val="tr-TR"/>
-        </w:rPr>
-        <w:t>Nasıl?</w:t>
-      </w:r>
     </w:p>
     <w:tbl>
       <w:tblPr>

--- a/assets/IsAnaliziForm-template.docx
+++ b/assets/IsAnaliziForm-template.docx
@@ -18150,16 +18150,27 @@
         <w:tblLook w:val="01E0" w:firstRow="1" w:lastRow="1" w:firstColumn="1" w:lastColumn="1" w:noHBand="0" w:noVBand="0"/>
       </w:tblPr>
       <w:tblGrid>
-        <w:gridCol w:w="10112"/>
+        <w:gridCol w:w="5056"/>
+        <w:gridCol w:w="5056"/>
       </w:tblGrid>
       <w:tr>
         <w:tc>
           <w:tcPr>
-            <w:tcW w:w="4642" w:type="dxa"/>
-          </w:tcPr>
-          <w:p>
-            <w:r>
-              <w:t xml:space="preserve">{{imza_tarih}}</w:t>
+            <w:tcW w:w="5056" w:type="dxa"/>
+          </w:tcPr>
+          <w:p>
+            <w:r>
+              <w:t xml:space="preserve">Tarih: {{imza_tarih}}</w:t>
+            </w:r>
+          </w:p>
+        </w:tc>
+        <w:tc>
+          <w:tcPr>
+            <w:tcW w:w="5056" w:type="dxa"/>
+          </w:tcPr>
+          <w:p>
+            <w:r>
+              <w:t xml:space="preserve">İmza: {{imza_ad}}</w:t>
             </w:r>
           </w:p>
         </w:tc>

--- a/assets/IsAnaliziForm-template.docx
+++ b/assets/IsAnaliziForm-template.docx
@@ -17932,110 +17932,6 @@
         </w:rPr>
       </w:pPr>
     </w:p>
-    <w:p>
-      <w:pPr>
-        <w:jc w:val="both"/>
-        <w:rPr>
-          <w:rFonts w:ascii="Times New Roman" w:hAnsi="Times New Roman" w:cs="Times New Roman"/>
-          <w:b/>
-          <w:noProof/>
-          <w:sz w:val="24"/>
-          <w:lang w:val="tr-TR"/>
-        </w:rPr>
-      </w:pPr>
-      <w:r>
-        <w:rPr>
-          <w:rFonts w:ascii="Times New Roman" w:hAnsi="Times New Roman" w:cs="Times New Roman"/>
-          <w:noProof/>
-          <w:lang w:val="tr-TR" w:eastAsia="tr-TR"/>
-        </w:rPr>
-        <w:pict w14:anchorId="12382CE2">
-          <v:line id="_x0000_s1070" style="position:absolute;left:0;text-align:left;flip:y;z-index:251650048" from="324pt,15.1pt" to="324pt,249.1pt"/>
-        </w:pict>
-      </w:r>
-      <w:r>
-        <w:rPr>
-          <w:rFonts w:ascii="Times New Roman" w:hAnsi="Times New Roman" w:cs="Times New Roman"/>
-          <w:noProof/>
-          <w:sz w:val="24"/>
-          <w:lang w:val="tr-TR"/>
-        </w:rPr>
-        <w:tab/>
-        <w:t>KONULAR?</w:t>
-      </w:r>
-      <w:r>
-        <w:rPr>
-          <w:rFonts w:ascii="Times New Roman" w:hAnsi="Times New Roman" w:cs="Times New Roman"/>
-          <w:noProof/>
-          <w:sz w:val="24"/>
-          <w:lang w:val="tr-TR"/>
-        </w:rPr>
-        <w:tab/>
-      </w:r>
-      <w:r>
-        <w:rPr>
-          <w:rFonts w:ascii="Times New Roman" w:hAnsi="Times New Roman" w:cs="Times New Roman"/>
-          <w:noProof/>
-          <w:sz w:val="24"/>
-          <w:lang w:val="tr-TR"/>
-        </w:rPr>
-        <w:tab/>
-      </w:r>
-      <w:r>
-        <w:rPr>
-          <w:rFonts w:ascii="Times New Roman" w:hAnsi="Times New Roman" w:cs="Times New Roman"/>
-          <w:noProof/>
-          <w:sz w:val="24"/>
-          <w:lang w:val="tr-TR"/>
-        </w:rPr>
-        <w:tab/>
-      </w:r>
-      <w:r>
-        <w:rPr>
-          <w:rFonts w:ascii="Times New Roman" w:hAnsi="Times New Roman" w:cs="Times New Roman"/>
-          <w:noProof/>
-          <w:sz w:val="24"/>
-          <w:lang w:val="tr-TR"/>
-        </w:rPr>
-        <w:tab/>
-      </w:r>
-      <w:r>
-        <w:rPr>
-          <w:rFonts w:ascii="Times New Roman" w:hAnsi="Times New Roman" w:cs="Times New Roman"/>
-          <w:noProof/>
-          <w:sz w:val="24"/>
-          <w:lang w:val="tr-TR"/>
-        </w:rPr>
-        <w:tab/>
-      </w:r>
-      <w:r>
-        <w:rPr>
-          <w:rFonts w:ascii="Times New Roman" w:hAnsi="Times New Roman" w:cs="Times New Roman"/>
-          <w:noProof/>
-          <w:sz w:val="24"/>
-          <w:lang w:val="tr-TR"/>
-        </w:rPr>
-        <w:tab/>
-      </w:r>
-      <w:r>
-        <w:rPr>
-          <w:rFonts w:ascii="Times New Roman" w:hAnsi="Times New Roman" w:cs="Times New Roman"/>
-          <w:noProof/>
-          <w:sz w:val="24"/>
-          <w:lang w:val="tr-TR"/>
-        </w:rPr>
-        <w:t xml:space="preserve">            </w:t>
-      </w:r>
-      <w:r>
-        <w:rPr>
-          <w:rFonts w:ascii="Times New Roman" w:hAnsi="Times New Roman" w:cs="Times New Roman"/>
-          <w:noProof/>
-          <w:sz w:val="24"/>
-          <w:lang w:val="tr-TR"/>
-        </w:rPr>
-        <w:t>NİÇİN?</w:t>
-      </w:r>
-    </w:p>
     <w:tbl>
       <w:tblPr>
         <w:tblW w:w="0" w:type="auto"/>
@@ -18054,6 +17950,84 @@
         <w:gridCol w:w="5056"/>
         <w:gridCol w:w="5056"/>
       </w:tblGrid>
+      <w:tr>
+        <w:trPr>
+          <w:tblHeader/>
+          <w:cantSplit/>
+        </w:trPr>
+        <w:tc>
+          <w:tcPr>
+            <w:tcW w:w="10112" w:type="dxa"/>
+            <w:tcBorders>
+              <w:top w:val="single" w:sz="4" w:space="0" w:color="auto"/>
+              <w:left w:val="single" w:sz="4" w:space="0" w:color="auto"/>
+              <w:bottom w:val="single" w:sz="4" w:space="0" w:color="auto"/>
+              <w:right w:val="single" w:sz="4" w:space="0" w:color="auto"/>
+            </w:tcBorders>
+            <w:vAlign w:val="center"/>
+          </w:tcPr>
+          <w:p>
+            <w:pPr>
+              <w:jc w:val="center"/>
+              <w:rPr>
+                <w:rFonts w:ascii="Times New Roman" w:hAnsi="Times New Roman" w:cs="Times New Roman"/>
+                <w:b/>
+                <w:color w:val="auto"/>
+                <w:sz w:val="24"/>
+                <w:szCs w:val="24"/>
+                <w:lang w:val="tr-TR" w:eastAsia="tr-TR"/>
+              </w:rPr>
+            </w:pPr>
+            <w:r>
+              <w:rPr>
+                <w:rFonts w:ascii="Times New Roman" w:hAnsi="Times New Roman" w:cs="Times New Roman"/>
+                <w:b/>
+                <w:color w:val="auto"/>
+                <w:sz w:val="24"/>
+                <w:szCs w:val="24"/>
+                <w:lang w:val="tr-TR" w:eastAsia="tr-TR"/>
+              </w:rPr>
+              <w:t>Konu</w:t>
+            </w:r>
+          </w:p>
+        </w:tc>
+        <w:tc>
+          <w:tcPr>
+            <w:tcW w:w="10112" w:type="dxa"/>
+            <w:tcBorders>
+              <w:top w:val="single" w:sz="4" w:space="0" w:color="auto"/>
+              <w:left w:val="single" w:sz="4" w:space="0" w:color="auto"/>
+              <w:bottom w:val="single" w:sz="4" w:space="0" w:color="auto"/>
+              <w:right w:val="single" w:sz="4" w:space="0" w:color="auto"/>
+            </w:tcBorders>
+            <w:vAlign w:val="center"/>
+          </w:tcPr>
+          <w:p>
+            <w:pPr>
+              <w:jc w:val="center"/>
+              <w:rPr>
+                <w:rFonts w:ascii="Times New Roman" w:hAnsi="Times New Roman" w:cs="Times New Roman"/>
+                <w:b/>
+                <w:color w:val="auto"/>
+                <w:sz w:val="24"/>
+                <w:szCs w:val="24"/>
+                <w:lang w:val="tr-TR" w:eastAsia="tr-TR"/>
+              </w:rPr>
+            </w:pPr>
+            <w:r>
+              <w:rPr>
+                <w:rFonts w:ascii="Times New Roman" w:hAnsi="Times New Roman" w:cs="Times New Roman"/>
+                <w:b/>
+                <w:color w:val="auto"/>
+                <w:sz w:val="24"/>
+                <w:szCs w:val="24"/>
+                <w:lang w:val="tr-TR" w:eastAsia="tr-TR"/>
+              </w:rPr>
+              <w:t>Niçin?</w:t>
+            </w:r>
+          </w:p>
+        </w:tc>
+      </w:tr>
       <w:tr>
         <w:tc>
           <w:tcPr>
